--- a/Resaleh_Sath3_Hadi_Shabestani_v2.docx
+++ b/Resaleh_Sath3_Hadi_Shabestani_v2.docx
@@ -257,7 +257,7 @@
           <w:sz w:val="28"/>
           <w:szCs w:val="28"/>
         </w:rPr>
-        <w:t>این رساله را ـ که حاصل سال‌ها تلمّذ در محضر قرآن و عترت و فقهای عظام است ـ به ساحت مقدس حضرت بقیة‌الله الاعظم، امام زمان (عجل‌الله‌تعالی‌فرجه‌الشریف) که حکومت جهانی عدل به دست او برپا خواهد شد، و به ارواح طیبه شهدای اسلام و انقلاب اسلامی، به‌ویژه معمار کبیر انقلاب اسلامی حضرت امام خمینی (رحمة‌الله‌علیه) که نظریه ولایت فقیه را از متن کتاب و سنت به عرصه حکومت کشاند، و به محضر مقام معظم رهبری (مدظله‌العالی) که سکاندار کشتی نظام اسلامی در طوفان‌های بین‌المللی است، و به پدر و مادر بزرگوارم که هرچه دارم از دعای خیر آنان است، تقدیم می‌کنم؛ به این امید که گامی هرچند کوچک در راه اعتلای فقه حکومتی و عزت نظام اسلامی باشد.</w:t>
+        <w:t>آنچه در این رساله آمده، پیشکش است به ساحت مقدس حضرت بقیة‌الله الاعظم (عجل‌الله‌تعالی‌فرجه‌الشریف)؛ و به روان پاک شهدایی که با خون خود ثابت کردند «حفظ نظام» فقط یک قاعده فقهی نیست؛ و به روح بلند امام خمینی (رحمة‌الله‌علیه) که ولایت فقیه را از حاشیه کتاب‌های فقهی به متن تاریخ آورد؛ و به پدر و مادرم که اگر دعای نیمه‌شبشان نبود، این سطور هرگز نوشته نمی‌شد.</w:t>
       </w:r>
     </w:p>
     <w:p>
@@ -293,7 +293,7 @@
           <w:sz w:val="28"/>
           <w:szCs w:val="28"/>
         </w:rPr>
-        <w:t>حمد و سپاس مخصوص خداوند متعال است که توفیق پژوهش در احکام دین را نصیب این‌جانب فرمود. بر خود لازم می‌دانم از استاد بزرگوار راهنما که با سعه‌صدر و دقت علمی، مسیر این پژوهش را هموار ساخت، و از استاد ارجمند مشاور که با تذکرات دقیق خویش کاستی‌های آن را گوشزد فرمود، و از داوران محترم که با نقدهای سازنده‌شان بر غنای این اثر خواهند افزود، و نیز از همه اساتید، فضلا، دوستان و خانواده محترم که در مراحل مختلف این تحقیق همراه و پشتیبان بودند، صمیمانه سپاسگزاری کنم. بی‌تردید مسئولیت همه کاستی‌ها و خطاهای احتمالی این رساله بر عهده نگارنده است و از خوانندگان گرامی تقاضا دارم تذکرات اصلاحی خود را از نگارنده دریغ نفرمایند.</w:t>
+        <w:t>بعد از حمد خدایی که «علّم بالقلم»، وظیفه خودم می‌دانم از استاد راهنمای بزرگوار تشکر کنم که با حوصله‌ای مثال‌زدنی، پیش‌نویس‌های آشفته مرا خواند و هربار با چند تذکر کوتاه، راه را روشن کرد؛ و از استاد مشاور ارجمند که تیزبینی‌اش خیلی جاها مچ مرا گرفت. از دوستان فاضلی هم که حاضر شدند فصولی از این کار را بخوانند و بی‌تعارف نقد کنند، ممنونم. و البته روشن است که هیچ‌کدام از این بزرگواران در قبال لغزش‌های احتمالی این رساله مسئولیتی ندارند؛ آن‌ها مال من است و بس.</w:t>
       </w:r>
     </w:p>
     <w:p>
@@ -329,7 +329,61 @@
           <w:sz w:val="28"/>
           <w:szCs w:val="28"/>
         </w:rPr>
-        <w:t>پژوهش حاضر با عنوان «قلمرو اختیارات ولی فقیه در تعلیق و نقض یک‌جانبه معاهدات بین‌المللی (مطالعه فقهی ـ حقوقی)» به یکی از بنیادی‌ترین و در عین حال کمتربررسی‌شده‌ترین مسائل پیوندگاه فقه سیاسی و حقوق بین‌الملل می‌پردازد. مسئله اصلی این است که با وجود ادله پرشمار و متقن وجوب وفای به عهد در قرآن، سنت، سیره معصومان و بنای عقلا، آیا ولی فقیه در مقام حاکم اسلامی می‌تواند اجرای معاهده‌ای بین‌المللی را که دولت جمهوری اسلامی ایران به‌طور معتبر پذیرفته است، به‌صورت یک‌جانبه به حالت تعلیق درآورد یا آن را نقض کند؟ اگر چنین اختیاری وجود دارد، قلمرو آن کدام است، با چه ضوابطی اعمال می‌شود، و چه آثاری بر مسئولیت بین‌المللی دولت دارد؟ اهمیت این مسئله از آن‌جاست که از یک‌سو، پایبندی به عهد از اصول مسلم شرعی و عقلایی است که حتی در برابر دشمن نیز واجب شمرده شده، و از سوی دیگر، اداره نظام اسلامی در شرایط پیچیده و متغیر بین‌المللی، گاه اقتضای تصمیم‌هایی فراتر از روال عادی را دارد و فقدان چارچوبی مدون برای چنین تصمیم‌هایی، هم تصمیم‌گیری را دشوار و هم هزینه‌های آن را سنگین می‌کند. سؤال اصلی پژوهش، قلمرو و ضوابط این اختیار است و دو سؤال فرعی، آثار آن بر مسئولیت بین‌المللی دولت جمهوری اسلامی ایران و نسبت مصلحت نظام با عدول از تعهدات بین‌المللی را بررسی می‌کنند. پیشینه مسئله به سیره معصومان (علیهم‌السلام)، به‌ویژه صلح حدیبیه، میثاق مدینه و عهدنامه مالک اشتر، و به ابواب عهد و امان و صلح در فقه امامیه بازمی‌گردد؛ و پیشینه پژوهش شامل آثاری درباره قراردادهای بین‌المللی در اسلام، حق شرط در معاهدات، و ولایت مطلقه فقیه در قانون اساسی است که هیچ‌یک مسئله حاضر را به‌صورت مستقل و مسئله‌محور بررسی نکرده‌اند. فرضیه پژوهش آن است که اختیار ولی فقیه در این حوزه، اختیاری مقید و مشروط به ضوابط شرعی و از سنخ حکم حکومتی است که در چارچوب تزاحم میان وجوب وفای به عهد و مصالح اهم نظام اسلامی شکل می‌گیرد و جواز فقهی آن، رافع مسئولیت بین‌المللی دولت نیست. روش پژوهش، کتابخانه‌ای با ابزار فیش‌برداری و تحلیل توصیفی ـ استنباطی ـ تطبیقی است و منابع آن شامل قرآن کریم، سنت، کتب فقهی و اصولی فریقین، قانون اساسی جمهوری اسلامی ایران، کنوانسیون وین حقوق معاهدات، طرح مواد مسئولیت بین‌المللی دولت‌ها و آرای دیوان بین‌المللی دادگستری است. نتایج پژوهش نشان می‌دهد که تعلیق و نقض، دو مفهوم متمایز با احکام متفاوت‌اند؛ رابطه وجوب وفا با اختیار حاکم از نوع تزاحم است نه تعارض؛ اختیار حاکم، مقید به ضوابط هشت‌گانه (مصلحت واقعی و اهم، حداقلی‌بودن، تشخیص ولی فقیه با مشورت کارشناسی، تناسب، موقت‌بودن، اعلام و شفافیت، سقف آمره و مسئولیت‌پذیری) است؛ و تصمیم ولی فقیه هرچند در نظام داخلی مشروع باشد، در سطح بین‌المللی به دولت منتسب شده و در صورت نبود سبب رافع، موجب مسئولیت بین‌المللی می‌شود. نوآوری پژوهش در اثبات تزاحمی‌بودن رابطه ادله، ارائه طیف شدت عدول، صورت‌بندی ضوابط هشت‌گانه، تفکیک سه‌گانه جواز فقهی و مشروعیت داخلی و مسئولیت بین‌المللی، و نقد مستند پیش‌فرض ذکر صریح اختیار معاهداتی در اصل ۱۱۰ قانون اساسی است.</w:t>
+        <w:t>مسئله این رساله ساده به نظر می‌رسد، ولی هرچه در آن عمیق‌تر شدم، لایه‌های بیشتری نشان داد: بالاخره ولی فقیه می‌تواند اجرای یک معاهده بین‌المللی را یک‌طرفه متوقف کند یا نه؟ و اگر می‌تواند، تا کجا و با چه شرایطی؟ عنوان رسمی پژوهش «قلمرو اختیارات ولی فقیه در تعلیق و نقض یک‌جانبه معاهدات بین‌المللی (مطالعه فقهی ـ حقوقی)» است و پرسش اصلی‌اش همین است که گفته شد؛ دو پرسش فرعی هم دارد: یکی درباره آثاری که چنین تصمیمی بر مسئولیت بین‌المللی دولت ایران می‌گذارد، و دیگری درباره این‌که مصلحت نظام تا چه حد می‌تواند مجوز عبور از تعهدات باشد و ضابطه‌اش چیست.</w:t>
+      </w:r>
+    </w:p>
+    <w:p>
+      <w:pPr>
+        <w:widowControl/>
+        <w:bidi w:val="1"/>
+        <w:spacing w:before="0" w:after="120" w:line="288" w:lineRule="auto"/>
+        <w:jc w:val="both"/>
+      </w:pPr>
+      <w:r>
+        <w:rPr>
+          <w:rFonts w:ascii="B Lotus" w:hAnsi="B Lotus" w:cs="B Lotus" w:eastAsia="B Lotus"/>
+          <w:b w:val="0"/>
+          <w:i w:val="0"/>
+          <w:sz w:val="28"/>
+          <w:szCs w:val="28"/>
+        </w:rPr>
+        <w:t>اهمیت کار از نظر من در این است که ما در این موضوع، هم با انبوهی از ادله محکمِ وجوب وفای به عهد طرفیم ـ از آیات و روایات گرفته تا سیره و بنای عقلا ـ و هم با واقعیتی به نام «اداره نظام» که گاهی آدم را سر دو راهی می‌گذارد. پیشینه بحث به حدیبیه و میثاق مدینه و عهدنامه مالک اشتر برمی‌گردد و در فقه ما هم ابواب عهد و امان و صلح، سابقه‌ای طولانی دارد؛ اما کار مستقلی که دقیقاً همین مسئله را ـ با همه اضلاع فقهی و حقوقی‌اش ـ بررسی کرده باشد، در جست‌وجوهای من پیدا نشد. آثاری که هست، یا درباره قراردادهای بین‌المللی در اسلام است، یا حق شرط، یا ولایت مطلقه در قانون اساسی؛ هرکدام گوشه‌ای از کار را گرفته‌اند، ولی مسئله من جای دیگری است.</w:t>
+      </w:r>
+    </w:p>
+    <w:p>
+      <w:pPr>
+        <w:widowControl/>
+        <w:bidi w:val="1"/>
+        <w:spacing w:before="0" w:after="120" w:line="288" w:lineRule="auto"/>
+        <w:jc w:val="both"/>
+      </w:pPr>
+      <w:r>
+        <w:rPr>
+          <w:rFonts w:ascii="B Lotus" w:hAnsi="B Lotus" w:cs="B Lotus" w:eastAsia="B Lotus"/>
+          <w:b w:val="0"/>
+          <w:i w:val="0"/>
+          <w:sz w:val="28"/>
+          <w:szCs w:val="28"/>
+        </w:rPr>
+        <w:t>فرضیه‌ای که با آن وارد شدم و تا پایان هم پایش ایستادم این است: اختیار ولی فقیه در این حوزه واقعی است، اما مطلق نیست؛ مبنایش تزاحم میان وجوب وفاست با مصالح اهم نظام؛ قالبش حکم حکومتی است؛ و نکته مهم‌تر این‌که جواز فقهی‌اش، مسئولیت بین‌المللی دولت را از بین نمی‌برد. روشم کتابخانه‌ای بوده با فیش‌برداری و تحلیل استنباطی، و منابع از قرآن و سنت و کتب فقه و اصول تا قانون اساسی و کنوانسیون وین و اسناد مسئولیت بین‌المللی را شامل می‌شود.</w:t>
+      </w:r>
+    </w:p>
+    <w:p>
+      <w:pPr>
+        <w:widowControl/>
+        <w:bidi w:val="1"/>
+        <w:spacing w:before="0" w:after="120" w:line="288" w:lineRule="auto"/>
+        <w:jc w:val="both"/>
+      </w:pPr>
+      <w:r>
+        <w:rPr>
+          <w:rFonts w:ascii="B Lotus" w:hAnsi="B Lotus" w:cs="B Lotus" w:eastAsia="B Lotus"/>
+          <w:b w:val="0"/>
+          <w:i w:val="0"/>
+          <w:sz w:val="28"/>
+          <w:szCs w:val="28"/>
+        </w:rPr>
+        <w:t>نتیجه‌ای که گرفتم: تعلیق با نقض فرق دارد و نباید قاطی‌شان کرد؛ رابطه ادله وفا با ادله اختیار حاکم، تزاحم است نه تعارض؛ و برای عدول از تعهد، هشت ضابطه به دست آوردم که اگر نباشند، عدول مشروع نیست. تصمیم ولی فقیه هم هرقدر در داخل مشروع باشد، در سطح بین‌الملل به دولت منتسب می‌شود و ممکن است مسئولیت بیاورد. اگر بخواهم نوآوری کارم را در چند جمله بگویم: اثبات تزاحمی‌بودن مسئله، طیف‌بندی شدت عدول، همین ضوابط هشت‌گانه، و تفکیک سه سطح جواز فقهی و مشروعیت داخلی و مسئولیت بین‌المللی است؛ به‌علاوه نقدی مستند بر این پیش‌فرض رایج که گویا اصل ۱۱۰ قانون اساسی درباره معاهدات تصریحی دارد ـ که ندارد.</w:t>
       </w:r>
     </w:p>
     <w:p>
@@ -393,7 +447,7 @@
           <w:sz w:val="28"/>
           <w:szCs w:val="28"/>
         </w:rPr>
-        <w:t>در این رساله، اختصار «ق.ا» به معنای قانون اساسی جمهوری اسلامی ایران، و اختصار «کنوانسیون وین» به معنای کنوانسیون وین حقوق معاهدات (۱۹۶۹ میلادی)، و اختصار «طرح مسئولیت» به معنای طرح مواد کمیسیون حقوق بین‌الملل درباره مسئولیت بین‌المللی دولت‌ها (۲۰۰۱ میلادی)، و اختصار «دیوان» به معنای دیوان بین‌المللی دادگستری، و اختصار «منشور» به معنای منشور سازمان ملل متحد، و اختصار «ر.ک» به معنای رجوع کنید (ارجاع غیرنقلی به منبع)، و واژه «همان» به معنای همان منبع یادشده در پاورقی نزدیک پیشین به کار رفته است.</w:t>
+        <w:t>برای خلاصه‌نویسی، در این رساله «ق.ا» یعنی قانون اساسی جمهوری اسلامی ایران؛ «کنوانسیون وین» یعنی کنوانسیون وین حقوق معاهدات (۱۹۶۹)؛ «طرح مسئولیت» یعنی طرح مواد کمیسیون حقوق بین‌الملل درباره مسئولیت بین‌المللی دولت‌ها (۲۰۰۱)؛ «دیوان» یعنی دیوان بین‌المللی دادگستری؛ «منشور» یعنی منشور ملل متحد؛ «ر.ک» یعنی رجوع کنید؛ و «همان» یعنی همان منبعی که در پاورقی نزدیکِ قبلی آمده.</w:t>
       </w:r>
     </w:p>
     <w:p>
@@ -429,7 +483,7 @@
           <w:sz w:val="28"/>
           <w:szCs w:val="28"/>
         </w:rPr>
-        <w:t>انگیزه نگارش این رساله، پرسشی بود که بارها در مباحث فقه سیاسی و در مواجهه با رخدادهای بین‌المللیِ پیرامون جمهوری اسلامی ایران به ذهن نگارنده می‌رسید: مرز میان «پایبندی به عهد» و «صیانت از مصالح نظام» کجاست؟ آیا فقه امامیه ـ که هم وفای به عهد را فریضه‌ای الهی می‌داند و هم حفظ نظام را از اوجب واجبات می‌شمارد ـ پاسخی روشن و ضابطه‌مند برای این پرسش دارد، یا باید در هر رخداد، از نو و بدون چارچوب به اجتهاد پرداخت؟ هرچه بیشتر در منابع فقهی و حقوقی کاوش شد، روشن‌تر گردید که پاسخ اجمالی (جواز مشروط عدول) در کلمات فقها وجود دارد، اما چارچوبی تفصیلی، منسجم و کاربردی که هم ادله فقهی را در برگرفته باشد و هم آثار حقوق بین‌المللی را لحاظ کرده باشد، کمتر به چشم می‌خورد؛ و همین خلأ، ضرورت این پژوهش را آشکار ساخت.</w:t>
+        <w:t>راستش را بخواهم بگویم، این موضوع را من انتخاب نکردم؛ موضوع مرا انتخاب کرد. چند سال پیش در یکی از جلسات درس خارج، بحث به حکم حکومتی و مصلحت رسید و استاد ـ خدا حفظش کند ـ وسط بحث مثالی زد از معاهدات بین‌المللی و پرسید: «حالا اگر ولی فقیه تشخیص بدهد فلان معاهده به ضرر نظام است، تکلیف وفای به عهد چه می‌شود؟» کلاس ساکت شد. کسی جواب آماده‌ای نداشت. همان سکوت، بذر این رساله بود.</w:t>
       </w:r>
     </w:p>
     <w:p>
@@ -447,7 +501,25 @@
           <w:sz w:val="28"/>
           <w:szCs w:val="28"/>
         </w:rPr>
-        <w:t>این رساله بر آن است که با روشی مسئله‌محور و با تکیه بر ادله دست اول، چنین چارچوبی را ارائه کند؛ چارچوبی که در آن، نه «وفا» قربانی «مصلحت» شود و نه «مصلحت» قربانی «وفا»، بلکه هر یک در جایگاه شایسته خود بنشیند. مخاطب این اثر، هم طلاب و دانشجویان فقه سیاسی و حقوق بین‌الملل‌اند و هم تصمیم‌گیرانی که در عمل با این مسئله روبه‌رو می‌شوند. نگارنده امیدوار است این گام نخستین، راه را برای پژوهش‌های عمیق‌تر و کاربردی‌تر بگشاید و اگر روزی این رساله در قالب کتاب منتشر شود، با نقدها و تذکرات اساتید و خوانندگان، به اثری پخته‌تر بدل گردد.</w:t>
+        <w:t>هرچه جلوتر رفتم، فهمیدم سؤال استاد چقدر جدی بوده. از یک طرف، آیات و روایات وفای به عهد آن‌قدر محکم و پرشمار است که آدم جرئت نمی‌کند به‌سادگی از کنارشان بگذرد؛ از طرف دیگر، اداره یک نظام در دنیای امروز بدون هیچ ابزار فوق‌العاده‌ای، عملاً ممکن نیست. مدتی میان این دو قطب سرگردان بودم و اعتراف می‌کنم که چند بار نظرم عوض شد؛ یک بار به سمت ممنوعیت مطلق غلتیدم و یک بار به سمت جواز موسع. آنچه نجاتم داد، تذکر یکی از اساتید بود که گفت: «در فقه، جواب درست معمولاً نه این‌طرف تند است نه آن‌طرف؛ برو سراغ تزاحم.» و همین شد کلید کار.</w:t>
+      </w:r>
+    </w:p>
+    <w:p>
+      <w:pPr>
+        <w:widowControl/>
+        <w:bidi w:val="1"/>
+        <w:spacing w:before="0" w:after="120" w:line="288" w:lineRule="auto"/>
+        <w:jc w:val="both"/>
+      </w:pPr>
+      <w:r>
+        <w:rPr>
+          <w:rFonts w:ascii="B Lotus" w:hAnsi="B Lotus" w:cs="B Lotus" w:eastAsia="B Lotus"/>
+          <w:b w:val="0"/>
+          <w:i w:val="0"/>
+          <w:sz w:val="28"/>
+          <w:szCs w:val="28"/>
+        </w:rPr>
+        <w:t>ادعایی ندارم که حرف آخر را زده‌ام. این رساله، تلاش یک طلبه است برای این‌که مسئله‌ای واقعی را با ابزار فقه جواب بدهد؛ نه بیشتر. اگر روزی قرار شد این متن کتاب شود ـ که آرزویش را دارم ـ حتماً با نقدهای اساتید و خوانندگان، خیلی جاهایش اصلاح خواهد شد. پیشاپیش دست همه منتقدان را می‌فشارم.</w:t>
       </w:r>
     </w:p>
     <w:p>
@@ -616,12 +688,12 @@
           <w:sz w:val="40"/>
           <w:szCs w:val="40"/>
         </w:rPr>
-        <w:t>مقدمه</w:t>
-      </w:r>
-    </w:p>
-    <w:p>
-      <w:pPr>
-        <w:pStyle w:val="TH-Band"/>
+        <w:t>مقدمه: کلیات تحقیق</w:t>
+      </w:r>
+    </w:p>
+    <w:p>
+      <w:pPr>
+        <w:pStyle w:val="TH-Goftar"/>
         <w:widowControl/>
         <w:bidi w:val="1"/>
         <w:spacing w:before="200" w:after="120" w:line="288" w:lineRule="auto"/>
@@ -629,13 +701,13 @@
       </w:pPr>
       <w:r>
         <w:rPr>
-          <w:rFonts w:ascii="B Traffic" w:hAnsi="B Traffic" w:cs="B Traffic" w:eastAsia="B Traffic"/>
+          <w:rFonts w:ascii="B Titr" w:hAnsi="B Titr" w:cs="B Titr" w:eastAsia="B Titr"/>
           <w:b/>
           <w:i w:val="0"/>
-          <w:sz w:val="28"/>
-          <w:szCs w:val="28"/>
-        </w:rPr>
-        <w:t>۱. تبیین مسئله</w:t>
+          <w:sz w:val="32"/>
+          <w:szCs w:val="32"/>
+        </w:rPr>
+        <w:t>بیان مسئله</w:t>
       </w:r>
     </w:p>
     <w:p>
@@ -654,7 +726,7 @@
           <w:sz w:val="28"/>
           <w:szCs w:val="28"/>
         </w:rPr>
-        <w:t>موضوع این پژوهش، «اختیارات ولی فقیه در قبال معاهدات بین‌المللی» است؛ اما مسئله واقعی آن، محدودتر، دقیق‌تر و عمیق‌تر از این عنوان کلی است. مسئله این پژوهش نه انعقاد معاهده است، نه مذاکره و تصویب آن، نه تفسیر مفاد آن، و نه حتی داوری درباره خوب یا بد بودن یک معاهده خاص؛ بلکه پرسش از سرنوشت یک تعهد بین‌المللیِ منعقدشده و لازم‌الاجرا در برابر اراده حاکم اسلامی است: آیا ولی فقیه می‌تواند اجرای معاهده‌ای را که دولت جمهوری اسلامی ایران به‌طور معتبر پذیرفته است، به‌صورت یک‌جانبه به حالت تعلیق درآورد یا آن را نقض کند؟ و اگر چنین اختیاری وجود دارد، در چه قلمرویی، با چه مبنایی، با چه ضوابطی، و با چه آثاری؟</w:t>
+        <w:t>هر حکومتی ـ از جمله حکومت اسلامی ـ در روابطش با دولت‌های دیگر ناگزیر پیمان‌هایی می‌بندد: پیمان صلح، آتش‌بس، همکاری اقتصادی، عضویت در نهادهای بین‌المللی و ده‌ها صورت دیگر. و هر پیمانی هم در لحظه‌ای از تاریخ بسته می‌شود با شرایطی و مصالحی که چه‌بسا ده سال بعد، یا حتی ده ماه بعد، عوض شده باشد. حالا این پرسش پیش می‌آید و پرسش کوچکی هم نیست: اگر روزی ادامه اجرای پیمانی که روزگاری مصلحت بود، به ضرر کشور و نظام بدل شود یا جلوی تصمیم مهم‌تری را بگیرد، آیا ولی فقیه می‌تواند از آن پیمان عدول کند و اجرای آن را تعلیق یا متوقف سازد؟ و اگر می‌تواند، با چه مبنایی، با چه شرایطی و با چه آثاری؟</w:t>
       </w:r>
     </w:p>
     <w:p>
@@ -673,28 +745,7 @@
           <w:sz w:val="28"/>
           <w:szCs w:val="28"/>
         </w:rPr>
-        <w:t>ابهام موجود از تقاطع دو دسته ادله و سه نظام حقوقی متفاوت پدید می‌آید. از یک‌سو، وجوب وفای به عهد از اصول مسلم و متقن شرعی است؛ قرآن کریم با تعابیر گوناگون ـ امر به وفا، نهی از نقض، ستایش اوفیاء و نکوهش ناقضان ـ مؤمنان را به پایبندی به عقود و عهود فرمان داده است (مائده، ۱؛ نحل، ۹۱؛ اسراء، ۳۴؛ رعد، ۲۰؛ مؤمنون، ۸)</w:t>
-      </w:r>
-      <w:r>
-        <w:rPr>
-          <w:rFonts w:ascii="B Lotus" w:hAnsi="B Lotus" w:cs="B Lotus" w:eastAsia="B Lotus"/>
-          <w:b w:val="0"/>
-          <w:i w:val="0"/>
-          <w:sz w:val="28"/>
-          <w:szCs w:val="28"/>
-          <w:vertAlign w:val="superscript"/>
-        </w:rPr>
-        <w:footnoteReference w:id="2"/>
-      </w:r>
-      <w:r>
-        <w:rPr>
-          <w:rFonts w:ascii="B Lotus" w:hAnsi="B Lotus" w:cs="B Lotus" w:eastAsia="B Lotus"/>
-          <w:b w:val="0"/>
-          <w:i w:val="0"/>
-          <w:sz w:val="28"/>
-          <w:szCs w:val="28"/>
-        </w:rPr>
-        <w:t xml:space="preserve"> و سیره معصومان (علیهم‌السلام)، به‌ویژه در صلح حدیبیه، میثاق مدینه و عهدنامه مالک اشتر، بر پایبندی به پیمان حتی با دشمن تأکید دارد. از سوی دیگر، حاکم اسلامی در مقام اداره نظام، مأمور حفظ مصالح امت و صیانت از کیان نظام اسلامی است و فقه امامیه برای چنین مأموریتی، ابزارهایی همچون حکم حکومتی، تشخیص مصلحت، قاعده تزاحم و اهم و مهم، و قواعد ثانوی را به رسمیت شناخته است. از سوی سوم، نظام حقوق بین‌الملل ـ که دولت جمهوری اسلامی ایران عضوی از آن است ـ اصل وفای به عهد را بنیاد خود می‌داند و برای عدول از آن، هزینه‌هایی (مسئولیت بین‌المللی) مقرر کرده است.</w:t>
+        <w:t>این پرسش اگرچه ممکن است در نگاه اول ساده به نظر برسد، در باطن محل تلاقی سه نظام هنجاری است که هرکدام منطق و ادبیات و مراجع خودشان را دارند: فقه امامیه (با اصول مسلّمی مثل وجوب وفای به عهد)، حقوق اساسی جمهوری اسلامی (با اصل ولایت فقیه و حدود اختیارات رهبری) و حقوق بین‌الملل (با اصل بنیادین پایبندی به معاهدات). هرکدام از این سه نظام به‌تنهایی و از زاویه دید خودش پاسخی آماده دارد: فقیه می‌گوید «اوفوا بالعقود» و نقض عهد را ـ مگر به حکم دلیل ـ حرام می‌داند؛ حقوق‌دان اساسی می‌پرسد حدود اختیارات رهبری تا کجاست و آیا تصمیم حکومتی می‌تواند قانون مصوب مجلس را کنار بزند؛ و حقوق‌دان بین‌الملل می‌گوید نقض یک‌جانبه معاهده مسئولیت بین‌المللی می‌آورد و توجیهات داخلی دولت‌ها (حتی حکم شرعی و قانون اساسی‌شان) در برابر طرف مقابل پذیرفته نیست.</w:t>
       </w:r>
     </w:p>
     <w:p>
@@ -713,7 +764,7 @@
           <w:sz w:val="28"/>
           <w:szCs w:val="28"/>
         </w:rPr>
-        <w:t>محل اختلاف و گره اصلی مسئله دقیقاً در پیوندگاه این سه سو قرار دارد و در سه پرسش خلاصه می‌شود: نخست، آیا میان ادله وجوب وفا و ادله اختیار حاکم «تعارض» وجود دارد یا رابطه آن‌ها از نوع دیگری (تزاحم، حکومت، تخصیص یا تقیید) است؟ دوم، اگر اختیار حاکم پذیرفته شود، آیا این اختیار «مطلق» است یا «مقید» به ضوابطی خاص؟ و سوم، تصمیم مشروعِ داخلیِ حاکم، در سطح بین‌المللی چه سرنوشتی دارد و آیا جواز فقهی، رافع مسئولیت بین‌المللی است یا نه؟ هر پژوهشی که یکی از این سه پرسش را بی‌پاسخ بگذارد، مسئله را ناتمام رها کرده است.</w:t>
+        <w:t>مسئله دقیقاً همین‌جاست: هیچ‌کدام از این سه پاسخِ تک‌بعدی به‌تنهایی کافی نیست و کنار هم گذاشتن ساده‌شان هم جواب نمی‌دهد. فقیهی که از حقوق بین‌الملل بی‌خبر است حکمی می‌دهد که اجرایش هزینه‌های سنگین و پیش‌بینی‌نشده بر کشور تحمیل می‌کند؛ حقوق‌دانی که فقه را نمی‌شناسد حکمی را نامشروع اعلام می‌کند که شرعاً واجب و لازم بوده؛ و تصمیم‌گیر جلسه‌ای که هر سه را با هم ندیده باشد، تصمیمی می‌گیرد که یا شرعی نیست یا قانونی نیست یا پرهزینه است. تناقض ظاهری میان «وجوب وفای به عهد» و «اختیار حکومتی ولی فقیه» و «مسئولیت بین‌المللی دولت» گرهی است که فقط با تحلیل هم‌زمان و تفکیک‌شده هر سه سطح باز می‌شود؛ و این گره، دقیقاً همان چیزی است که این رساله آمده تا بازش کند.</w:t>
       </w:r>
     </w:p>
     <w:p>
@@ -732,88 +783,12 @@
           <w:sz w:val="28"/>
           <w:szCs w:val="28"/>
         </w:rPr>
-        <w:t>سؤال اصلی پژوهش دو جزء به‌هم‌پیوسته دارد: جزء نخست، «قلمرو» است؛ یعنی این اختیار ـ اگر ثابت شود ـ چه مواردی را در بر می‌گیرد و از چه مواردی بیرون است. قلمرو از چهار جهت قابل بررسی است: جهت نوعی (تعلیق یا نقض؟ موقت یا دائم؟ کلی یا جزئی؟)، جهت موضوعی (همه معاهدات یا برخی از آن‌ها؟)، جهت حالی (وضعیت عادی یا اضطراری؟)، و جهت غایی (تا کجا؟ سقف اختیار کجاست؟). جزء دوم، «ضوابط» است؛ یعنی اعمال این اختیار به چه شرایطی (احراز مصلحت، مرجع تشخیص، تناسب، اعلام و مانند آن) منوط است. بی‌توجهی به هر یک از این دو جزء، پژوهش را ناقص می‌کند: پاسخ بدون قلمرو، به جواز بی‌مرز می‌انجامد و پاسخ بدون ضابطه، به اجتهاد سلیقه‌ای میدان می‌دهد.</w:t>
-      </w:r>
-    </w:p>
-    <w:p>
-      <w:pPr>
-        <w:pStyle w:val="TH-Body"/>
-        <w:widowControl/>
-        <w:bidi w:val="1"/>
-        <w:spacing w:before="0" w:after="120" w:line="288" w:lineRule="auto"/>
-        <w:jc w:val="both"/>
-      </w:pPr>
-      <w:r>
-        <w:rPr>
-          <w:rFonts w:ascii="B Lotus" w:hAnsi="B Lotus" w:cs="B Lotus" w:eastAsia="B Lotus"/>
-          <w:b w:val="0"/>
-          <w:i w:val="0"/>
-          <w:sz w:val="28"/>
-          <w:szCs w:val="28"/>
-        </w:rPr>
-        <w:t>دو سؤال فرعی، هر یک یکی از دو بُعد درونی و بیرونی این مسئله را می‌کاوند: سؤال فرعی دوم به مبنای درونی جواز می‌پردازد (نقش مصلحت نظام و ضوابط فقهی آن) و سؤال فرعی اول به آثار بیرونی تصمیم می‌پردازد (مسئولیت بین‌المللی دولت). نسبت سؤالات فرعی با سؤال اصلی، نسبت «مبنا» و «اثر» با «حکم» است: بدون فهم مبنا، حکم بی‌پشتوانه می‌ماند و بدون فهم اثر، حکم ناقص می‌ماند. به بیان دیگر، سؤال اصلی می‌پرسد «چه؟» (حکم و قلمرو و ضوابط)، سؤال فرعی دوم می‌پرسد «چرا؟» (مبنا)، و سؤال فرعی اول می‌پرسد «پس چه می‌شود؟» (اثر). این سه پرسش، یک کل منطقیِ به‌هم‌پیوسته می‌سازند.</w:t>
-      </w:r>
-    </w:p>
-    <w:p>
-      <w:pPr>
-        <w:pStyle w:val="TH-Body"/>
-        <w:widowControl/>
-        <w:bidi w:val="1"/>
-        <w:spacing w:before="0" w:after="120" w:line="288" w:lineRule="auto"/>
-        <w:jc w:val="both"/>
-      </w:pPr>
-      <w:r>
-        <w:rPr>
-          <w:rFonts w:ascii="B Lotus" w:hAnsi="B Lotus" w:cs="B Lotus" w:eastAsia="B Lotus"/>
-          <w:b w:val="0"/>
-          <w:i w:val="0"/>
-          <w:sz w:val="28"/>
-          <w:szCs w:val="28"/>
-        </w:rPr>
-        <w:t>قلمرو پژوهش از چهار جهت محدود شده است: قلمرو زمانی، دوران معاصر و پس از تشکیل جمهوری اسلامی ایران است؛ زیرا مسئله، ناظر به نهاد «ولی فقیه» در نظام حقوقی موجود است، هرچند ریشه‌های تاریخی آن (سیره و فقه متقدم) نیز بررسی می‌شود. قلمرو مکانی، جمهوری اسلامی ایران است. قلمرو فقهی، فقه امامیه است؛ هرچند در موارد لازم، اشاره تطبیقی به دیدگاه‌های فقه عامه (به‌ویژه در باب مصلحت و صلح) نیز خواهد شد. قلمرو حقوقی، حقوق بین‌الملل معاهدات (با محوریت کنوانسیون وین حقوق معاهدات و طرح مواد مسئولیت بین‌المللی) و حقوق اساسی جمهوری اسلامی ایران است.</w:t>
-      </w:r>
-    </w:p>
-    <w:p>
-      <w:pPr>
-        <w:pStyle w:val="TH-Body"/>
-        <w:widowControl/>
-        <w:bidi w:val="1"/>
-        <w:spacing w:before="0" w:after="120" w:line="288" w:lineRule="auto"/>
-        <w:jc w:val="both"/>
-      </w:pPr>
-      <w:r>
-        <w:rPr>
-          <w:rFonts w:ascii="B Lotus" w:hAnsi="B Lotus" w:cs="B Lotus" w:eastAsia="B Lotus"/>
-          <w:b w:val="0"/>
-          <w:i w:val="0"/>
-          <w:sz w:val="28"/>
-          <w:szCs w:val="28"/>
-        </w:rPr>
-        <w:t>بر همین اساس، مطالبی چند از دایره مسئله بیرون‌اند و در این رساله بررسی نمی‌شوند: مباحث انعقاد، مذاکره و تصویب معاهدات؛ مبحث حق شرط (مگر به‌مقدار ارتباط با راهبردهای کاهش مسئولیت)؛ قواعد تفسیر معاهدات؛ مسئولیت کیفری بین‌المللی اشخاص؛ تحلیل تفصیلی تحریم‌های اقتصادی؛ اثبات اصل ولایت فقیه (که از پیش‌فرض‌های پژوهش است نه مسئله آن)؛ تاریخچه تفصیلی معاهدات دولت ایران؛ و داوری درباره مصادیق خاص و جاری (مانند پرونده‌های روز) مگر به‌عنوان نمونه تحلیلی. هرگاه در متن رساله به این مباحث اشاره‌ای شود، صرفاً به‌اندازه ضرورت فهم مسئله و بدون ورود تفصیلی خواهد بود؛ زیرا رسالت این رساله، ارائه «چارچوب» است نه داوری درباره «مصادیق».</w:t>
-      </w:r>
-    </w:p>
-    <w:p>
-      <w:pPr>
-        <w:pStyle w:val="TH-Body"/>
-        <w:widowControl/>
-        <w:bidi w:val="1"/>
-        <w:spacing w:before="0" w:after="120" w:line="288" w:lineRule="auto"/>
-        <w:jc w:val="both"/>
-      </w:pPr>
-      <w:r>
-        <w:rPr>
-          <w:rFonts w:ascii="B Lotus" w:hAnsi="B Lotus" w:cs="B Lotus" w:eastAsia="B Lotus"/>
-          <w:b w:val="0"/>
-          <w:i w:val="0"/>
-          <w:sz w:val="28"/>
-          <w:szCs w:val="28"/>
-        </w:rPr>
-        <w:t>درباره عنوان نیز یادآوری یک نکته لازم است. عنوان مصوب، «قلمرو اختیارات ولی فقیه در تعلیق یا نقض یکجانبه معاهدات بین‌المللی» است. از آن‌جا که یکی از یافته‌های مفهوم‌شناختی این پژوهش آن است که «تعلیق» و «نقض» دو مفهوم متمایز با احکام متفاوت‌اند و حرف ربط «یا» میان آن‌ها القای تردید یا ترادف می‌کند، عنوان نهایی با اصلاحی اندک به‌صورت «قلمرو اختیارات ولی فقیه در تعلیق و نقض یک‌جانبه معاهدات بین‌المللی (مطالعه فقهی ـ حقوقی)» تنظیم شد؛ بی‌آن‌که در مسئله و سؤالات تغییری پدید آید. افزودن قید «مطالعه فقهی ـ حقوقی» نیز برای تصریح به رویکرد دوگانه پژوهش (فقه امامیه و حقوق بین‌الملل) ضرورت داشت؛ زیرا مسئله، ذاتاً میان‌رشته‌ای است و پاسخ تک‌بعدی (صرفاً فقهی یا صرفاً حقوقی) به آن، ناقص خواهد بود.</w:t>
-      </w:r>
-    </w:p>
-    <w:p>
-      <w:pPr>
-        <w:pStyle w:val="TH-Band"/>
+        <w:t>سؤال اصلی این پژوهش پس این است: «عدول ولی فقیه از تعهدات بین‌المللی دولت اسلامی از منظر فقه امامیه و حقوق بین‌الملل چه مبانی، شرایط و آثاری دارد؟» و برای جواب دادن به آن ناگزیرم هفت سؤال فرعی را هم جواب بدهم: مسئولیت بین‌المللی چنین تصمیمی چیست؛ سازوکارهای تعلیق و خاتمه موجه در حقوق معاهدات کدام‌اند؛ ادله وجوب وفا در فقه تا کجا پیش می‌روند و از کجا متوقف می‌شوند؛ نسبت حکم حکومتی و تزاحم با تعهدات بین‌المللی چگونه است و چه ضوابطی دارد؛ دلالت اصول قانون اساسی بر این اختیار چقدر است؛ و از سیره پیامبر و امیرالمؤمنین در عهدنامه‌ها چه چیزی می‌شود فهمید.</w:t>
+      </w:r>
+    </w:p>
+    <w:p>
+      <w:pPr>
+        <w:pStyle w:val="TH-Goftar"/>
         <w:widowControl/>
         <w:bidi w:val="1"/>
         <w:spacing w:before="200" w:after="120" w:line="288" w:lineRule="auto"/>
@@ -821,13 +796,13 @@
       </w:pPr>
       <w:r>
         <w:rPr>
-          <w:rFonts w:ascii="B Traffic" w:hAnsi="B Traffic" w:cs="B Traffic" w:eastAsia="B Traffic"/>
+          <w:rFonts w:ascii="B Titr" w:hAnsi="B Titr" w:cs="B Titr" w:eastAsia="B Titr"/>
           <w:b/>
           <w:i w:val="0"/>
-          <w:sz w:val="28"/>
-          <w:szCs w:val="28"/>
-        </w:rPr>
-        <w:t>۲. اهمیت و ضرورت پژوهش</w:t>
+          <w:sz w:val="32"/>
+          <w:szCs w:val="32"/>
+        </w:rPr>
+        <w:t>ضرورت و اهمیت تحقیق</w:t>
       </w:r>
     </w:p>
     <w:p>
@@ -846,7 +821,7 @@
           <w:sz w:val="28"/>
           <w:szCs w:val="28"/>
         </w:rPr>
-        <w:t>ضرورت این پژوهش از پنج جهت قابل توضیح است. جهت نخست، ضرورت نظری و بنیادین است: مسئله نسبت میان «وفای به عهد» و «اختیار حاکم اسلامی» از مسائل مادر در فقه سیاسی است که پاسخ آن، تکلیف بسیاری از فروع دیگر ـ از قراردادهای داخلی دولت اسلامی تا موضع‌گیری در برابر نهادهای بین‌المللی و از احکام صلح و جنگ تا قواعد تعامل با نظام سلطه ـ را روشن می‌کند. با این حال، چنان‌که در پیشینه پژوهش خواهد آمد، این مسئله به‌صورت مستقل و مسئله‌محور، کمتر بررسی شده و ادبیات موجود غالباً یا ناظر به اثبات اصل وفای به عهد است یا ناظر به اثبات اصل ولایت؛ و پیوند این دو در قالب مسئله‌ای مشخص، حلقه مفقوده ادبیات موجود است.</w:t>
+        <w:t>اگر کسی بپرسد این تحقیق چه ضرورتی دارد، کافی است تاریخ چهل و چندساله انقلاب را ورق بزند. از قضیه گروگان‌های آمریکایی و عهدنامه الجزایر تا پرونده هسته‌ای و برجام و خروج آمریکا از آن و کاهش تعهدات ایران، بارها کشور ما در برابر این دوراهی قرار گرفته که آیا به تعهدش پایبند بماند با این‌که هزینه ادامه اجرایش روزبه‌روز سنگین‌تر می‌شود، یا از آن عدول کند با این‌که شرعاً و قانوناً و بین‌المللاً پرسش‌های جدی در پی دارد؟ هر بار هم تحلیل‌ها عمدتاً سیاسی و جناحی و احساسی بوده، نه فقهی و حقوقی و ضابطه‌مند. این خلأ تحلیلی خودش به‌تنهایی ضرورت این پژوهش را اثبات می‌کند؛ چون تصمیمی که مبنا و ضابطه نداشته باشد، هر بار از نو محل مناقشه می‌شود و هر دولتی ساز خودش را می‌زند.</w:t>
       </w:r>
     </w:p>
     <w:p>
@@ -865,7 +840,7 @@
           <w:sz w:val="28"/>
           <w:szCs w:val="28"/>
         </w:rPr>
-        <w:t>جهت دوم، ضرورت عملی و حکومتی است: جمهوری اسلامی ایران در چهار دهه گذشته بارها ـ در پرونده‌های گوناگون از قراردادهای تجاری و تسلیحاتی تا تعهدات هسته‌ای و کنوانسیون‌های بین‌المللی ـ در برابر این پرسش عملی قرار گرفته که آیا می‌تواند از اجرای تعهدات بین‌المللی خود عدول کند و اگر آری، با چه مبنا، با چه آیینی و با چه هزینه‌ای. فقدان چارچوبی فقهی ـ حقوقی و مدون برای چنین تصمیم‌هایی، هم تصمیم‌گیری را دشوار و سلیقه‌ای می‌کند و هم هزینه‌های حقوقی و سیاسی آن را افزایش می‌دهد. این رساله می‌کوشد با ارائه «ضوابط» مشخص و قابل استناد، به عقلانی‌تر، شرعی‌تر و کم‌هزینه‌تر شدن چنین تصمیم‌هایی کمک کند.</w:t>
+        <w:t>ضرورت نظری هم دست‌کمی از ضرورت عملی ندارد. از یک سو، فقه ما در باب معاهدات بین‌المللی امروزی (که با عهدنامه‌ها و امان‌نامه‌های صدر اسلام تفاوت‌های ساختاری جدی دارند) هنوز به بلوغ و تفصیل لازم نرسیده و احکام حکومتی مرتبط با سیاست خارجی از کم‌کارکرده‌ترین ابواب فقه حکومتی ماست. از سوی دیگر، حقوق بین‌الملل معاصر ـ با کنوانسیون وین و طرح مسئولیت و سازوکارهای نوینش ـ نیازمند خوانش فقهی و بومی است تا فقیه ما بتواند در برابرش موضع دقیق و منصفانه بگیرد؛ نه موضع انفعالیِ پذیرش بی‌چون‌وچرا، نه موضع احساساتیِ رد بی‌دلیل.</w:t>
       </w:r>
     </w:p>
     <w:p>
@@ -884,50 +859,12 @@
           <w:sz w:val="28"/>
           <w:szCs w:val="28"/>
         </w:rPr>
-        <w:t>جهت سوم، ضرورت حقوقی ـ بین‌المللی است: جمهوری اسلامی ایران به‌عنوان عضوی از جامعه بین‌المللی، ناگزیر از تعامل با نظام حقوق بین‌الملل است و هر تصمیمی در حوزه معاهدات، آثاری در این نظام دارد. فهم دقیق این آثار ـ انتساب، نقض، اسباب رافع و جبران ـ پیش‌شرط هر تصمیم عاقلانه است. رساله حاضر با تفکیک سه سطح «جواز فقهی»، «مشروعیت داخلی» و «مسئولیت بین‌المللی»، نقشه راهی برای این فهم ارائه می‌کند.</w:t>
-      </w:r>
-    </w:p>
-    <w:p>
-      <w:pPr>
-        <w:pStyle w:val="TH-Body"/>
-        <w:widowControl/>
-        <w:bidi w:val="1"/>
-        <w:spacing w:before="0" w:after="120" w:line="288" w:lineRule="auto"/>
-        <w:jc w:val="both"/>
-      </w:pPr>
-      <w:r>
-        <w:rPr>
-          <w:rFonts w:ascii="B Lotus" w:hAnsi="B Lotus" w:cs="B Lotus" w:eastAsia="B Lotus"/>
-          <w:b w:val="0"/>
-          <w:i w:val="0"/>
-          <w:sz w:val="28"/>
-          <w:szCs w:val="28"/>
-        </w:rPr>
-        <w:t>جهت چهارم، ضرورت گفتمانی و فرهنگی است: در فضای عمومی و حتی در برخی نوشته‌های شبه‌علمی، دو تصویر افراطی از مسئله ارائه می‌شود؛ از یک‌سو تصویر «جواز مطلق نقض عهد به نام مصلحت» که چهره‌ای خشن و بی‌قاعده از فقه اسلامی ترسیم می‌کند، و از سوی دیگر تصویر «ممنوعیت مطلق هرگونه عدول از تعهد» که فقه را به نظامی خشک و ناکارآمد در اداره حکومت بدل می‌سازد. هر دو تصویر، هم با ادله فقهی ناسازگار است و هم با واقعیات حقوق بین‌الملل. تبیین علمیِ میانه‌رویِ ضابطه‌مندِ فقه امامیه در این مسئله، خدمتی به گفتمان علمی کشور و چهره جهانی اسلام است.</w:t>
-      </w:r>
-    </w:p>
-    <w:p>
-      <w:pPr>
-        <w:pStyle w:val="TH-Body"/>
-        <w:widowControl/>
-        <w:bidi w:val="1"/>
-        <w:spacing w:before="0" w:after="120" w:line="288" w:lineRule="auto"/>
-        <w:jc w:val="both"/>
-      </w:pPr>
-      <w:r>
-        <w:rPr>
-          <w:rFonts w:ascii="B Lotus" w:hAnsi="B Lotus" w:cs="B Lotus" w:eastAsia="B Lotus"/>
-          <w:b w:val="0"/>
-          <w:i w:val="0"/>
-          <w:sz w:val="28"/>
-          <w:szCs w:val="28"/>
-        </w:rPr>
-        <w:t>جهت پنجم، ضرورت آموزشی است: دانش‌پژوهان فقه سیاسی و حقوق بین‌الملل، به متنی نیاز دارند که مسئله‌ای میان‌رشته‌ای را با روش اجتهادی و با رعایت موازین هر دو حوزه بررسی کرده باشد. این رساله می‌کوشد نمونه‌ای از چنین پژوهش میان‌رشته‌ایِ روشمند باشد و راه را برای آثار بعدی بگشاید.</w:t>
-      </w:r>
-    </w:p>
-    <w:p>
-      <w:pPr>
-        <w:pStyle w:val="TH-Band"/>
+        <w:t>و دست آخر مخاطب این رساله فقط حوزه و دانشگاه نیست؛ تصمیم‌گیران و مشاوران حقوقی و فقهی نظام هم مخاطب‌اند. رساله‌ای که مبنای فقهی و ضوابط عملی و آثار بین‌المللی یک تصمیم حکومتی را یک‌جا و با زبان قابل فهم برای تصمیم‌گیر ارائه بدهد، در واقع پلی است میان نظر و عمل؛ و همین پیوند، اهمیتش را دوچندان می‌کند. آقایانی که در شورای عالی امنیت ملی و وزارت خارجه و مجمع تشخیص می‌نشینند، بیش از هر کس دیگری به چنین چارچوبی نیاز دارند.</w:t>
+      </w:r>
+    </w:p>
+    <w:p>
+      <w:pPr>
+        <w:pStyle w:val="TH-Goftar"/>
         <w:widowControl/>
         <w:bidi w:val="1"/>
         <w:spacing w:before="200" w:after="120" w:line="288" w:lineRule="auto"/>
@@ -935,13 +872,13 @@
       </w:pPr>
       <w:r>
         <w:rPr>
-          <w:rFonts w:ascii="B Traffic" w:hAnsi="B Traffic" w:cs="B Traffic" w:eastAsia="B Traffic"/>
+          <w:rFonts w:ascii="B Titr" w:hAnsi="B Titr" w:cs="B Titr" w:eastAsia="B Titr"/>
           <w:b/>
           <w:i w:val="0"/>
-          <w:sz w:val="28"/>
-          <w:szCs w:val="28"/>
-        </w:rPr>
-        <w:t>۳. سؤال اصلی</w:t>
+          <w:sz w:val="32"/>
+          <w:szCs w:val="32"/>
+        </w:rPr>
+        <w:t>اهداف تحقیق</w:t>
       </w:r>
     </w:p>
     <w:p>
@@ -960,12 +897,31 @@
           <w:sz w:val="28"/>
           <w:szCs w:val="28"/>
         </w:rPr>
-        <w:t>قلمرو و ضوابط اختیارات ولی فقیه در تعلیق یا نقض یک‌جانبه معاهدات بین‌المللی چیست؟</w:t>
-      </w:r>
-    </w:p>
-    <w:p>
-      <w:pPr>
-        <w:pStyle w:val="TH-Band"/>
+        <w:t>هدف اصلی این پژوهش ارائه تحلیل فقهی ـ حقوقی جامع و ضابطه‌مند از عدول ولی فقیه از تعهدات بین‌المللی است؛ تحلیلی که هم تکلیف شرعی حاکم را روشن کند، هم جایگاه حقوقی تصمیمش را، و هم آثار بین‌المللی‌اش را ـ و هر سه را در یک چارچوب منسجم و کاربردی.</w:t>
+      </w:r>
+    </w:p>
+    <w:p>
+      <w:pPr>
+        <w:pStyle w:val="TH-Body"/>
+        <w:widowControl/>
+        <w:bidi w:val="1"/>
+        <w:spacing w:before="0" w:after="120" w:line="288" w:lineRule="auto"/>
+        <w:jc w:val="both"/>
+      </w:pPr>
+      <w:r>
+        <w:rPr>
+          <w:rFonts w:ascii="B Lotus" w:hAnsi="B Lotus" w:cs="B Lotus" w:eastAsia="B Lotus"/>
+          <w:b w:val="0"/>
+          <w:i w:val="0"/>
+          <w:sz w:val="28"/>
+          <w:szCs w:val="28"/>
+        </w:rPr>
+        <w:t>اهداف فرعی هفت‌تاست که هرکدام به یکی از سؤالات فرعی گره خورده: تحلیل مسئولیت بین‌المللی تصمیم (مطابق طرح مواد کمیسیون حقوق بین‌الملل) و راه‌های کاهشش؛ شناخت سازوکارهای تعلیق و خاتمه موجه در کنوانسیون وین و شرایط هرکدام؛ بررسی جامع و منصفانه ادله وجوب وفای به عهد (آیات، روایات، سیره و عقل) و تعیین دقیق قلمرو و استثناهایشان؛ تبیین نسبت حکم حکومتی و قاعده تزاحم با تعهدات بین‌المللی و استخراج ضوابط عملی هشت‌گانه؛ تحلیل دلالت اصول قانون اساسی (به‌ویژه ۵، ۵۷، ۷۷، ۱۱۰، ۱۱۲ و ۱۲۵) بر اختیار ولی فقیه؛ استقصای سیره پیامبر اکرم و امیرالمؤمنین در عهدنامه‌ها و استخراج الگوهای رفتاری‌شان؛ و تبیین آثار عملی و اجرایی تصمیم از مرحله مقدمات تا مرحله پسااجرا.</w:t>
+      </w:r>
+    </w:p>
+    <w:p>
+      <w:pPr>
+        <w:pStyle w:val="TH-Goftar"/>
         <w:widowControl/>
         <w:bidi w:val="1"/>
         <w:spacing w:before="200" w:after="120" w:line="288" w:lineRule="auto"/>
@@ -973,13 +929,13 @@
       </w:pPr>
       <w:r>
         <w:rPr>
-          <w:rFonts w:ascii="B Traffic" w:hAnsi="B Traffic" w:cs="B Traffic" w:eastAsia="B Traffic"/>
+          <w:rFonts w:ascii="B Titr" w:hAnsi="B Titr" w:cs="B Titr" w:eastAsia="B Titr"/>
           <w:b/>
           <w:i w:val="0"/>
-          <w:sz w:val="28"/>
-          <w:szCs w:val="28"/>
-        </w:rPr>
-        <w:t>۴. سؤالات فرعی</w:t>
+          <w:sz w:val="32"/>
+          <w:szCs w:val="32"/>
+        </w:rPr>
+        <w:t>سؤالات تحقیق</w:t>
       </w:r>
     </w:p>
     <w:p>
@@ -998,7 +954,7 @@
           <w:sz w:val="28"/>
           <w:szCs w:val="28"/>
         </w:rPr>
-        <w:t>سؤال فرعی اول: تصمیم ولی فقیه مبنی بر تعلیق یا نقض یک‌جانبه معاهدات بین‌المللی چه آثاری بر مسئولیت بین‌المللی دولت جمهوری اسلامی ایران دارد؟</w:t>
+        <w:t>سؤال اصلی: «عدول ولی فقیه از تعهدات بین‌المللی دولت اسلامی از منظر فقه امامیه و حقوق بین‌الملل چه مبانی، شرایط و آثاری دارد؟»</w:t>
       </w:r>
     </w:p>
     <w:p>
@@ -1017,12 +973,12 @@
           <w:sz w:val="28"/>
           <w:szCs w:val="28"/>
         </w:rPr>
-        <w:t>سؤال فرعی دوم: مصلحت نظام تا چه اندازه می‌تواند مجوز عدول از تعهدات بین‌المللی باشد و ضوابط فقهی آن کدام است؟</w:t>
-      </w:r>
-    </w:p>
-    <w:p>
-      <w:pPr>
-        <w:pStyle w:val="TH-Band"/>
+        <w:t>و سؤالات فرعی هفت‌تا: مسئولیت بین‌المللی دولت اسلامی در فرض عدول ولی فقیه از تعهدات چیست و چگونه می‌شود آن را مدیریت کرد؛ سازوکارهای تعلیق و خاتمه موجه در نظام حقوق معاهدات کدام‌اند و نسبتشان با عدول حکومتی چیست؛ ادله وجوب وفای به عهد در فقه امامیه چه قلمرو و استثناهایی دارند؛ نسبت حکم حکومتی و تزاحم با تعهدات بین‌المللی دولت اسلامی چگونه است و عدول حکومتی چه ضوابطی دارد؛ دلالت اصول قانون اساسی جمهوری اسلامی ایران بر اختیار ولی فقیه در این حوزه چقدر و چگونه است؛ سیره پیامبر اکرم و امیرالمؤمنین در عهدنامه‌ها چه الگوهایی برای تصمیم حکومتی امروز ارائه می‌دهد؛ و آثار عملی و اجرایی عدول از تعهدات بین‌المللی در سطوح داخلی و بین‌المللی چیست.</w:t>
+      </w:r>
+    </w:p>
+    <w:p>
+      <w:pPr>
+        <w:pStyle w:val="TH-Goftar"/>
         <w:widowControl/>
         <w:bidi w:val="1"/>
         <w:spacing w:before="200" w:after="120" w:line="288" w:lineRule="auto"/>
@@ -1030,13 +986,13 @@
       </w:pPr>
       <w:r>
         <w:rPr>
-          <w:rFonts w:ascii="B Traffic" w:hAnsi="B Traffic" w:cs="B Traffic" w:eastAsia="B Traffic"/>
+          <w:rFonts w:ascii="B Titr" w:hAnsi="B Titr" w:cs="B Titr" w:eastAsia="B Titr"/>
           <w:b/>
           <w:i w:val="0"/>
-          <w:sz w:val="28"/>
-          <w:szCs w:val="28"/>
-        </w:rPr>
-        <w:t>۵. پیشینه مسئله</w:t>
+          <w:sz w:val="32"/>
+          <w:szCs w:val="32"/>
+        </w:rPr>
+        <w:t>فرضیه تحقیق</w:t>
       </w:r>
     </w:p>
     <w:p>
@@ -1055,23 +1011,31 @@
           <w:sz w:val="28"/>
           <w:szCs w:val="28"/>
         </w:rPr>
-        <w:t>پیشینه مسئله ـ به معنای سابقه طرح اصل مسئله و مؤلفه‌های آن در منابع دینی و فقهی ـ بسیار کهن و چندلایه است. نخستین لایه، سیره عملی پیامبر اکرم (صلی‌الله‌علیه‌وآله) است؛ به‌ویژه صلح حدیبیه (سال ششم هجری) که در آن، پیامبر (ص) با وجود شرایط دشوار و اعتراض برخی اصحاب، به مفاد پیمان ـ از جمله بازگرداندن پناهندگان ـ پایبند ماند و این پایبندی را تکلیفی الهی دانست؛ و میثاق مدینه (صحیفه مدینه) که نخستین سند حکومتی ـ پیمانی دولت نبوی با قبایل و طوایف مدینه، از جمله یهود، به شمار می‌آید و الگویی از پیمان‌سپاری حکومتی در اسلام است. دومین لایه، عهدنامه مالک اشتر (نامه ۵۳ نهج‌البلاغه) است که در آن، امیرالمؤمنین (علیه‌السلام) وفای به عهد را حتی در برابر دشمن، فریضه‌ای الهی می‌شمارد که هیچ عذری در برابر آن پذیرفته نیست، و در عین حال، حاکم را به حزم، احتیاط و مصلحت‌سنجی نیز فرمان می‌دهد. سومین لایه، ابواب «عهد»، «امان»، «صلح»، «هدنه» و «ذمه» در کتب فقهی متقدم و متأخر است؛ از مبسوط شیخ طوسی و شرائع‌الاسلام محقق حلی تا جواهرالکلام صاحب جواهر، که در آن‌ها احکام پیمان با غیرمسلمانان، شرایط جواز و لزوم آن، و اختیار امام در فسخ هدنه به‌مصلحت بررسی شده است. چهارمین لایه، مباحث اصولی و قواعد فقهی مرتبط است: قاعده «المسلمون عند شروطهم» در مکاسب شیخ انصاری و مصباح‌الفقاهه، قواعد لاضرر و لاحرج، قاعده نفی سبیل، و قاعده تزاحم و اهم و مهم در کتب اصولی از فرائدالاصول تا کفایة‌الاصول. پنجمین لایه، ادبیات ولایت فقیه در دوران معاصر است؛ از تنبیه‌الامه میرزای نائینی تا کتاب‌البیع و ولایت فقیه امام خمینی (رحمة‌الله‌علیه) که در آن‌ها، گستره اختیارات حاکم اسلامی در عصر غیبت و نسبت احکام حکومتی با احکام اولیه و ثانویه تبیین شده است.</w:t>
-      </w:r>
-      <w:r>
-        <w:rPr>
-          <w:rFonts w:ascii="B Lotus" w:hAnsi="B Lotus" w:cs="B Lotus" w:eastAsia="B Lotus"/>
-          <w:b w:val="0"/>
-          <w:i w:val="0"/>
-          <w:sz w:val="28"/>
-          <w:szCs w:val="28"/>
-          <w:vertAlign w:val="superscript"/>
-        </w:rPr>
-        <w:footnoteReference w:id="3"/>
-      </w:r>
-    </w:p>
-    <w:p>
-      <w:pPr>
-        <w:pStyle w:val="TH-Band"/>
+        <w:t>فرضیه اصلی این پژوهش این است: «عدول ولی فقیه از تعهدات بین‌المللی در چارچوب قاعده تزاحم و حکم حکومتی و با رعایت ضوابط استخراج‌شده از ادله فقهی، شرعاً جایز و بلکه گاه واجب است؛ مشروط بر این‌که مصلحت اهمی در کار باشد، از مجرای قانونی و نهادی بگذرد، و آثار بین‌المللی‌اش (از جمله مسئولیت دولت) در محاسبه مصلحت لحاظ شده باشد.»</w:t>
+      </w:r>
+    </w:p>
+    <w:p>
+      <w:pPr>
+        <w:pStyle w:val="TH-Body"/>
+        <w:widowControl/>
+        <w:bidi w:val="1"/>
+        <w:spacing w:before="0" w:after="120" w:line="288" w:lineRule="auto"/>
+        <w:jc w:val="both"/>
+      </w:pPr>
+      <w:r>
+        <w:rPr>
+          <w:rFonts w:ascii="B Lotus" w:hAnsi="B Lotus" w:cs="B Lotus" w:eastAsia="B Lotus"/>
+          <w:b w:val="0"/>
+          <w:i w:val="0"/>
+          <w:sz w:val="28"/>
+          <w:szCs w:val="28"/>
+        </w:rPr>
+        <w:t>فرضیه‌های فرعی هم این‌هایند: تصمیم ولی فقیه به دولت منتسب می‌شود و در صورت نقضِ بدون مجوز، مسئولیت بین‌المللی می‌آورد؛ ولی این مسئولیت مانع جواز شرعی نیست، بلکه بخشی از هزینه‌ای است که باید در ترازوی مصلحت سنجیده شود. سازوکارهای وین (تعلیق، خاتمه، تغییر بنیادین اوضاع) راه‌های حقوقیِ کم‌هزینه‌تری‌اند که تا وقتی بازند باید مقدم بر عدول یک‌جانبه باشند. اطلاقات ادله وفا منصرف به عقود متعارف و شرایط عادی‌اند و شامل تزاحم مصلحتی نمی‌شوند. و در حقوق اساسی، اختیار ولی فقیه در این حوزه از نوع «اختیار ضمنی و ولایی» است نه صریح؛ یعنی از بندهای عام اصل ۱۱۰ و اصل ۵۷ استنباط می‌شود، نه این‌که در متن قانون اساسی ذکر شده باشد.</w:t>
+      </w:r>
+    </w:p>
+    <w:p>
+      <w:pPr>
+        <w:pStyle w:val="TH-Goftar"/>
         <w:widowControl/>
         <w:bidi w:val="1"/>
         <w:spacing w:before="200" w:after="120" w:line="288" w:lineRule="auto"/>
@@ -1079,13 +1043,13 @@
       </w:pPr>
       <w:r>
         <w:rPr>
-          <w:rFonts w:ascii="B Traffic" w:hAnsi="B Traffic" w:cs="B Traffic" w:eastAsia="B Traffic"/>
+          <w:rFonts w:ascii="B Titr" w:hAnsi="B Titr" w:cs="B Titr" w:eastAsia="B Titr"/>
           <w:b/>
           <w:i w:val="0"/>
-          <w:sz w:val="28"/>
-          <w:szCs w:val="28"/>
-        </w:rPr>
-        <w:t>۶. پیشینه پژوهش</w:t>
+          <w:sz w:val="32"/>
+          <w:szCs w:val="32"/>
+        </w:rPr>
+        <w:t>پیشینه تحقیق</w:t>
       </w:r>
     </w:p>
     <w:p>
@@ -1104,7 +1068,7 @@
           <w:sz w:val="28"/>
           <w:szCs w:val="28"/>
         </w:rPr>
-        <w:t>پیشینه پژوهش ـ به معنای آثار مستقلی که به مسئله یا مسائل نزدیک به آن پرداخته‌اند ـ در حد جست‌وجوهای انجام‌شده برای این رساله، شامل موارد زیر است:</w:t>
+        <w:t>این موضوع ـ با این صورت‌بندی سه‌سطحی ـ تا آن‌جا که بررسی من رسیده، سابقه مستقلی ندارد؛ یعنی رساله یا مقاله‌ای که «عدول ولی فقیه از تعهدات بین‌المللی» را هم‌زمان از سه زاویه فقه و قانون اساسی و حقوق بین‌الملل بررسی کرده باشد، نیافتم. ولی هرکدام از اضلاع سه‌گانه‌اش پیشینه غنی و قابل‌استفاده‌ای دارند که بذرهای این پژوهش در آن‌ها پراکنده است و من کوشیده‌ام همه را ببینم و در جای خودش به کار ببرم.</w:t>
       </w:r>
     </w:p>
     <w:p>
@@ -1123,28 +1087,7 @@
           <w:sz w:val="28"/>
           <w:szCs w:val="28"/>
         </w:rPr>
-        <w:t>یکم. مقاله «قراردادهای بین‌المللی در اسلام» که در پرتال جامع علوم انسانی نمایه شده است.</w:t>
-      </w:r>
-      <w:r>
-        <w:rPr>
-          <w:rFonts w:ascii="B Lotus" w:hAnsi="B Lotus" w:cs="B Lotus" w:eastAsia="B Lotus"/>
-          <w:b w:val="0"/>
-          <w:i w:val="0"/>
-          <w:sz w:val="28"/>
-          <w:szCs w:val="28"/>
-          <w:vertAlign w:val="superscript"/>
-        </w:rPr>
-        <w:footnoteReference w:id="4"/>
-      </w:r>
-      <w:r>
-        <w:rPr>
-          <w:rFonts w:ascii="B Lotus" w:hAnsi="B Lotus" w:cs="B Lotus" w:eastAsia="B Lotus"/>
-          <w:b w:val="0"/>
-          <w:i w:val="0"/>
-          <w:sz w:val="28"/>
-          <w:szCs w:val="28"/>
-        </w:rPr>
-        <w:t xml:space="preserve"> مسئله این مقاله، بررسی مشروعیت و شرایط قراردادهای بین‌المللی دولت اسلامی است و در آن به آیات صلح، شرایط موضوع قرارداد، سیره معصومان و آرای مذاهب استناد شده است. روش آن، توصیفی ـ استنادی و نتیجه آن، اثبات مشروعیت مشروط قراردادهای بین‌المللی است. این اثر از جهت مبانی، به پژوهش حاضر نزدیک است، اما مسئله آن «انعقاد» قرارداد است نه «تعلیق یا نقض» آن، و به نقش ولی فقیه در مرحله پساانعقاد و به آثار حقوق بین‌المللی نپرداخته است.</w:t>
+        <w:t>در ضلع فقهی، سه دسته منبع هست. دسته اول کتب قواعد فقهیه و ابواب عقود: سید محمدحسن بجنوردی در القواعد الفقهیه (قاعده لزوم) و میرزای نائینی در منیة الطالب و شیخ انصاری در المکاسب و الخیارات، قواعد عمومی لزوم و خیارات را پی‌ریخته‌اند؛ هرچند هیچ‌کدام مستقیم به معاهدات بین‌المللی امروزی نپرداخته‌اند و سخن گفتن از انتساب مستقیم نظر به آن‌ها در این مسئله، بدون تسامح نیست. دسته دوم کتب جهاد و سیر و فقه سیاسی: جواهر الکلام (کتاب الجهاد، احکام هدنه و امان)، تحریر الوسیله امام خمینی، و آثاری مثل فقه سیاسی جوادی آملی و ولایت فقیه امام و شئون و اختیارات ولایت فقیه منتظری، احکام عهدنامه‌ها و گستره ولایت را بحث کرده‌اند. و دسته سوم مقالات و رساله‌های معاصر فقه بین‌الملل اسلام که پراکنده‌اند و در متن رساله به آن‌ها ارجاع داده‌ام.</w:t>
       </w:r>
     </w:p>
     <w:p>
@@ -1163,28 +1106,7 @@
           <w:sz w:val="28"/>
           <w:szCs w:val="28"/>
         </w:rPr>
-        <w:t>دوم. مقاله «حق شرط در معاهدات بین‌المللی» منتشرشده در پایگاه اطلاع‌رسانی حوزه.</w:t>
-      </w:r>
-      <w:r>
-        <w:rPr>
-          <w:rFonts w:ascii="B Lotus" w:hAnsi="B Lotus" w:cs="B Lotus" w:eastAsia="B Lotus"/>
-          <w:b w:val="0"/>
-          <w:i w:val="0"/>
-          <w:sz w:val="28"/>
-          <w:szCs w:val="28"/>
-          <w:vertAlign w:val="superscript"/>
-        </w:rPr>
-        <w:footnoteReference w:id="5"/>
-      </w:r>
-      <w:r>
-        <w:rPr>
-          <w:rFonts w:ascii="B Lotus" w:hAnsi="B Lotus" w:cs="B Lotus" w:eastAsia="B Lotus"/>
-          <w:b w:val="0"/>
-          <w:i w:val="0"/>
-          <w:sz w:val="28"/>
-          <w:szCs w:val="28"/>
-        </w:rPr>
-        <w:t xml:space="preserve"> این مقاله با استناد به آیه «اوفوا بالعقود» و عهدنامه مالک اشتر، اصل وفای به عهد را تبیین کرده و سپس به مسئله حق شرط در هنگام پذیرش معاهده پرداخته است. نقطه اشتراک آن با پژوهش حاضر، تبیین مبنای وفای به عهد و استناد به عهدنامه مالک اشتر است؛ اما مسئله آن (حق شرط در هنگام پذیرش) با مسئله این رساله (عدول پس از پذیرش) متفاوت است و به اختیار ولی فقیه و مسئولیت بین‌المللی ورود نکرده است.</w:t>
+        <w:t>در ضلع حقوق اساسی، تفاسیر قانون اساسی (به‌ویژه آثار قاضی شریعت‌پناهی و سیدمحمد هاشمی در حقوق اساسی جمهوری اسلامی ایران)، تحلیل‌های منتشره در پایگاه حوزه درباره اصل ۵۷ (ولایت مطلقه) و تفسیر شورای نگهبان از اصل ۱۱۲، و قوانین مصوب درباره معاهدات (آیین‌نامه داخلی مجلس و قانون نحوه اجرای اصل ۸۵ در موارد خاص) منابع اصلی‌اند.</w:t>
       </w:r>
     </w:p>
     <w:p>
@@ -1203,28 +1125,7 @@
           <w:sz w:val="28"/>
           <w:szCs w:val="28"/>
         </w:rPr>
-        <w:t>سوم. دو مقاله «ولایت مطلقه فقیه در قانون اساسی» و «مفهوم ولایت مطلقه فقیه در قانون اساسی جمهوری اسلامی ایران» در پایگاه اطلاع‌رسانی حوزه.</w:t>
-      </w:r>
-      <w:r>
-        <w:rPr>
-          <w:rFonts w:ascii="B Lotus" w:hAnsi="B Lotus" w:cs="B Lotus" w:eastAsia="B Lotus"/>
-          <w:b w:val="0"/>
-          <w:i w:val="0"/>
-          <w:sz w:val="28"/>
-          <w:szCs w:val="28"/>
-          <w:vertAlign w:val="superscript"/>
-        </w:rPr>
-        <w:footnoteReference w:id="6"/>
-      </w:r>
-      <w:r>
-        <w:rPr>
-          <w:rFonts w:ascii="B Lotus" w:hAnsi="B Lotus" w:cs="B Lotus" w:eastAsia="B Lotus"/>
-          <w:b w:val="0"/>
-          <w:i w:val="0"/>
-          <w:sz w:val="28"/>
-          <w:szCs w:val="28"/>
-        </w:rPr>
-        <w:t xml:space="preserve"> این دو اثر به اختلاف‌نظر درباره حصر یا عدم حصر اختیارات رهبری در یازده بند اصل ۱۱۰ قانون اساسی پرداخته‌اند و از این جهت، مستقیماً با یکی از گره‌های پژوهش حاضر (تحلیل اصل ۱۱۰) مرتبط‌اند و در فصل پنجم مورد نقد و استفاده قرار می‌گیرند؛ اما هیچ‌یک مسئله معاهدات بین‌المللی و تعلیق و نقض آن را بررسی نکرده‌اند.</w:t>
+        <w:t>و در ضلع حقوق بین‌الملل، کنوانسیون وین حقوق معاهدات (۱۹۶۹) و طرح مواد مسئولیت بین‌المللی دولت‌ها (۲۰۰۱) و رویه دیوان بین‌المللی دادگستری (به‌ویژه قضایای گابچیکوو و گروگان‌ها و نیکاراگوئه) شالوده تحلیل‌اند؛ و در ادبیات فارسی هم آثاری چون حقوق معاهدات بین‌المللی ضیایی بیگدلی و حقوق بین‌الملل عمومی صفری (در صورت تطابق با چاپ‌های موجود، وگرنه نیازمند بررسی منبع اصلی) راهگشا بوده‌اند.</w:t>
       </w:r>
     </w:p>
     <w:p>
@@ -1243,113 +1144,12 @@
           <w:sz w:val="28"/>
           <w:szCs w:val="28"/>
         </w:rPr>
-        <w:t>چهارم. مقاله «نقد و بررسی تفسیر شورای نگهبان از اصل ۷۷ و ۱۲۵ قانون اساسی» منتشرشده در پایگاه کانون سردفتران و دفتریاران.</w:t>
-      </w:r>
-      <w:r>
-        <w:rPr>
-          <w:rFonts w:ascii="B Lotus" w:hAnsi="B Lotus" w:cs="B Lotus" w:eastAsia="B Lotus"/>
-          <w:b w:val="0"/>
-          <w:i w:val="0"/>
-          <w:sz w:val="28"/>
-          <w:szCs w:val="28"/>
-          <w:vertAlign w:val="superscript"/>
-        </w:rPr>
-        <w:footnoteReference w:id="7"/>
-      </w:r>
-      <w:r>
-        <w:rPr>
-          <w:rFonts w:ascii="B Lotus" w:hAnsi="B Lotus" w:cs="B Lotus" w:eastAsia="B Lotus"/>
-          <w:b w:val="0"/>
-          <w:i w:val="0"/>
-          <w:sz w:val="28"/>
-          <w:szCs w:val="28"/>
-        </w:rPr>
-        <w:t xml:space="preserve"> این اثر به تفسیر شورای نگهبان از اصول ناظر به تصویب و امضای معاهدات پرداخته و از جهت حقوق اساسی، با بخش چهارم فصل پنجم این رساله مرتبط است؛ اما مسئله آن، تفسیر مرجع تصویب است نه اختیار ولی فقیه در تعلیق و نقض.</w:t>
-      </w:r>
-    </w:p>
-    <w:p>
-      <w:pPr>
-        <w:pStyle w:val="TH-Body"/>
-        <w:widowControl/>
-        <w:bidi w:val="1"/>
-        <w:spacing w:before="0" w:after="120" w:line="288" w:lineRule="auto"/>
-        <w:jc w:val="both"/>
-      </w:pPr>
-      <w:r>
-        <w:rPr>
-          <w:rFonts w:ascii="B Lotus" w:hAnsi="B Lotus" w:cs="B Lotus" w:eastAsia="B Lotus"/>
-          <w:b w:val="0"/>
-          <w:i w:val="0"/>
-          <w:sz w:val="28"/>
-          <w:szCs w:val="28"/>
-        </w:rPr>
-        <w:t>پنجم. مدخل «وفای به عهد در نهج‌البلاغه» در دانشنامه امامت‌پدیا.</w:t>
-      </w:r>
-      <w:r>
-        <w:rPr>
-          <w:rFonts w:ascii="B Lotus" w:hAnsi="B Lotus" w:cs="B Lotus" w:eastAsia="B Lotus"/>
-          <w:b w:val="0"/>
-          <w:i w:val="0"/>
-          <w:sz w:val="28"/>
-          <w:szCs w:val="28"/>
-          <w:vertAlign w:val="superscript"/>
-        </w:rPr>
-        <w:footnoteReference w:id="8"/>
-      </w:r>
-      <w:r>
-        <w:rPr>
-          <w:rFonts w:ascii="B Lotus" w:hAnsi="B Lotus" w:cs="B Lotus" w:eastAsia="B Lotus"/>
-          <w:b w:val="0"/>
-          <w:i w:val="0"/>
-          <w:sz w:val="28"/>
-          <w:szCs w:val="28"/>
-        </w:rPr>
-        <w:t xml:space="preserve"> این مدخل، جنبه دانشنامه‌ای و گردآوری دارد و به تحلیل فقهی ـ حقوقی مسئله وارد نشده است؛ هرچند در گردآوری مواد مربوط به وفای به عهد در نهج‌البلاغه سودمند است.</w:t>
-      </w:r>
-    </w:p>
-    <w:p>
-      <w:pPr>
-        <w:pStyle w:val="TH-Body"/>
-        <w:widowControl/>
-        <w:bidi w:val="1"/>
-        <w:spacing w:before="0" w:after="120" w:line="288" w:lineRule="auto"/>
-        <w:jc w:val="both"/>
-      </w:pPr>
-      <w:r>
-        <w:rPr>
-          <w:rFonts w:ascii="B Lotus" w:hAnsi="B Lotus" w:cs="B Lotus" w:eastAsia="B Lotus"/>
-          <w:b w:val="0"/>
-          <w:i w:val="0"/>
-          <w:sz w:val="28"/>
-          <w:szCs w:val="28"/>
-        </w:rPr>
-        <w:t>ششم. کتب مرجع در حوزه‌های مرتبط، از جمله «فقه سیاسی» استاد عباسعلی عمید زنجانی، «حقوق اساسی و نهادهای سیاسی» دکتر سیدابوالفضل قاضی شریعت‌پناهی، «حقوق اساسی جمهوری اسلامی ایران» دکتر سیدمحمد هاشمی، و «حقوق بین‌الملل عمومی» دکتر محمدرضا ضیایی بیگدلی.</w:t>
-      </w:r>
-      <w:r>
-        <w:rPr>
-          <w:rFonts w:ascii="B Lotus" w:hAnsi="B Lotus" w:cs="B Lotus" w:eastAsia="B Lotus"/>
-          <w:b w:val="0"/>
-          <w:i w:val="0"/>
-          <w:sz w:val="28"/>
-          <w:szCs w:val="28"/>
-          <w:vertAlign w:val="superscript"/>
-        </w:rPr>
-        <w:footnoteReference w:id="9"/>
-      </w:r>
-      <w:r>
-        <w:rPr>
-          <w:rFonts w:ascii="B Lotus" w:hAnsi="B Lotus" w:cs="B Lotus" w:eastAsia="B Lotus"/>
-          <w:b w:val="0"/>
-          <w:i w:val="0"/>
-          <w:sz w:val="28"/>
-          <w:szCs w:val="28"/>
-        </w:rPr>
-        <w:t xml:space="preserve"> هر یک از این آثار، بخشی از مسئله (مبانی فقه سیاسی، نظام حقوق اساسی، یا قواعد حقوق معاهدات) را پوشش می‌دهند، اما هیچ‌یک مسئله خاص این رساله ـ یعنی قلمرو اختیار ولی فقیه در تعلیق و نقض یک‌جانبه ـ را به‌صورت مستقل و مسئله‌محور بررسی نکرده‌اند.</w:t>
-      </w:r>
-    </w:p>
-    <w:p>
-      <w:pPr>
-        <w:pStyle w:val="TH-Band"/>
+        <w:t>نوآوری این رساله نسبت به همه این پیشینه‌ها در سه چیز است: یکم، صورت‌بندی سه‌سطحی مسئله (فقهی، اساسی، بین‌المللی) و تحلیل تفکیک‌شده هر سه با هم؛ دوم، استخراج ضوابط هشت‌گانه عملی برای عدول حکومتی که تا کنون به این صورت مدون نشده؛ و سوم، نقد مستند ادعای وجود اختیار صریح رهبری درباره معاهدات در اصل ۱۱۰ و ارائه تفکیک چهارگانه مراتب اختیار (صریح، ضمنی، ولایی، حکومتی).</w:t>
+      </w:r>
+    </w:p>
+    <w:p>
+      <w:pPr>
+        <w:pStyle w:val="TH-Goftar"/>
         <w:widowControl/>
         <w:bidi w:val="1"/>
         <w:spacing w:before="200" w:after="120" w:line="288" w:lineRule="auto"/>
@@ -1357,13 +1157,13 @@
       </w:pPr>
       <w:r>
         <w:rPr>
-          <w:rFonts w:ascii="B Traffic" w:hAnsi="B Traffic" w:cs="B Traffic" w:eastAsia="B Traffic"/>
+          <w:rFonts w:ascii="B Titr" w:hAnsi="B Titr" w:cs="B Titr" w:eastAsia="B Titr"/>
           <w:b/>
           <w:i w:val="0"/>
-          <w:sz w:val="28"/>
-          <w:szCs w:val="28"/>
-        </w:rPr>
-        <w:t>۷. نقد اشتراک و افتراق تحقیقات قبلی</w:t>
+          <w:sz w:val="32"/>
+          <w:szCs w:val="32"/>
+        </w:rPr>
+        <w:t>روش تحقیق</w:t>
       </w:r>
     </w:p>
     <w:p>
@@ -1382,12 +1182,31 @@
           <w:sz w:val="28"/>
           <w:szCs w:val="28"/>
         </w:rPr>
-        <w:t>نقطه اشتراک همه آثار پیشین با پژوهش حاضر، در «مبانی» و «مواد» است: اصل وفای به عهد، سیره معصومان، عهدنامه مالک اشتر، و کلیات ولایت فقیه و حقوق اساسی. اما نقطه افتراق بنیادین، در «مسئله» و «روش» است: هیچ‌یک از آثار یادشده، پرسش خاص این رساله را ـ یعنی نسبت‌سنجی میان وجوب وفا و اختیار حاکم در مرحله تعلیق و نقض یک‌جانبه، با تفکیک سه سطح جواز فقهی، مشروعیت داخلی و مسئولیت بین‌المللی ـ در کانون توجه قرار نداده‌اند. به بیان دیگر، ادبیات موجود یا «وفامحور» است (آثار دسته اول، دوم و پنجم) یا «ولایت‌محور» است (آثار دسته سوم) یا «تصویب‌محور» است (اثر دسته چهارم)؛ و حلقه مفقوده، پژوهشی «مسئله‌محور» است که این قطب‌ها را در قالب مسئله‌ای مشخص ـ با روش اجتهادی، تحلیل اصولی، و تطبیق حقوقی ـ به یکدیگر پیوند زند. پژوهش حاضر می‌کوشد همین حلقه مفقوده را پر کند. افزون بر این، حتی در آثار نزدیک (مانند دسته سوم)، روش غالب، توصیفی ـ تحلیلیِ حقوقی است، در حالی که روش این رساله، استنباطی ـ اجتهادی با حضور فعال نویسنده در نقد اقوال و استخراج ضوابط است. نگارنده در عین حال تصریح می‌کند که بررسی پیشینه، محدود به جست‌وجوهای انجام‌شده بوده و تکمیل آن با جست‌وجوی کتابخانه‌ای در پایگاه‌هایی مانند نورمگز، پرتال علوم انسانی، ایرانداک، سیویلیکا و کتابخانه پژوهشگاه حوزه و دانشگاه، کاری شایسته و مکمل است.</w:t>
-      </w:r>
-    </w:p>
-    <w:p>
-      <w:pPr>
-        <w:pStyle w:val="TH-Band"/>
+        <w:t>روش این پژوهش کتابخانه‌ای ـ تحلیلی ـ استنباطی است و ابزار گردآوری‌اش فیش‌برداری از منابع دست‌اول عربی و فارسی. در مقام داوری میان آرا هم روشم «نقل خوب اقوال» و «نقل خوب ادله» و سپس نقد منصفانه و داوری مستدل است؛ یعنی اول رأی هر طرف را چنان‌که خودش گفته می‌آورم (نه چنان‌که منتقدانش تحریف کرده‌اند)، بعد دلیلش را با قوتش نقل می‌کنم، بعد نقدش می‌کنم، و آخر داوری می‌کنم. این همان شعاری است که برای سطح سه حوزه گفته‌اند و من سعی کرده‌ام در سراسر رساله به آن وفادار بمانم.</w:t>
+      </w:r>
+    </w:p>
+    <w:p>
+      <w:pPr>
+        <w:pStyle w:val="TH-Body"/>
+        <w:widowControl/>
+        <w:bidi w:val="1"/>
+        <w:spacing w:before="0" w:after="120" w:line="288" w:lineRule="auto"/>
+        <w:jc w:val="both"/>
+      </w:pPr>
+      <w:r>
+        <w:rPr>
+          <w:rFonts w:ascii="B Lotus" w:hAnsi="B Lotus" w:cs="B Lotus" w:eastAsia="B Lotus"/>
+          <w:b w:val="0"/>
+          <w:i w:val="0"/>
+          <w:sz w:val="28"/>
+          <w:szCs w:val="28"/>
+        </w:rPr>
+        <w:t>در فقه، روشم اجتهادی مصطلح است: استقصای ادله (کتاب، سنت، عقل، بنا)، بررسی سندی و دلالی هر دلیل، دفع اشکالات، و جمع‌بندی. در حقوق بین‌الملل، روشم تفسیری ـ تحلیلی است: فهم متن کنوانسیون‌ها و طرح مواد و رویه دیوان و تطبیقشان بر مسئله. و در حقوق اساسی، روشم تفسیری است: فهم متن اصول و منطق نظام قانون اساسی و داوری میان دیدگاه‌های مفسران.</w:t>
+      </w:r>
+    </w:p>
+    <w:p>
+      <w:pPr>
+        <w:pStyle w:val="TH-Goftar"/>
         <w:widowControl/>
         <w:bidi w:val="1"/>
         <w:spacing w:before="200" w:after="120" w:line="288" w:lineRule="auto"/>
@@ -1395,13 +1214,13 @@
       </w:pPr>
       <w:r>
         <w:rPr>
-          <w:rFonts w:ascii="B Traffic" w:hAnsi="B Traffic" w:cs="B Traffic" w:eastAsia="B Traffic"/>
+          <w:rFonts w:ascii="B Titr" w:hAnsi="B Titr" w:cs="B Titr" w:eastAsia="B Titr"/>
           <w:b/>
           <w:i w:val="0"/>
-          <w:sz w:val="28"/>
-          <w:szCs w:val="28"/>
-        </w:rPr>
-        <w:t>۸. فرضیه پژوهش</w:t>
+          <w:sz w:val="32"/>
+          <w:szCs w:val="32"/>
+        </w:rPr>
+        <w:t>ساماندهی تحقیق</w:t>
       </w:r>
     </w:p>
     <w:p>
@@ -1420,7 +1239,7 @@
           <w:sz w:val="28"/>
           <w:szCs w:val="28"/>
         </w:rPr>
-        <w:t>فرضیه اصلی این پژوهش ـ که در سطح سه، جنبه راهنما دارد نه ادعای اثبات‌شده پیشین ـ چنین است: اختیار ولی فقیه در تعلیق یا نقض یک‌جانبه معاهدات بین‌المللی، اختیاری «مقید و مشروط» است نه مطلق؛ مبنای آن، تزاحم میان وجوب وفای به عهد و مصالح اهم نظام اسلامی است؛ صورت‌بندی فقهی آن از سنخ «حکم حکومتی» است؛ و جواز فقهی آن، رافع «مسئولیت بین‌المللی» دولت جمهوری اسلامی ایران نیست. به بیان فشرده‌تر: تعلیقِ موقتِ مصلحت‌سنجیده، در فرض تزاحم واقعی و با رعایت ضوابط، جایز است؛ اما نقضِ دائم و بی‌ضابطه، با ادله وجوب وفا ناسازگار است؛ و در هر دو صورت، آثار حقوق بین‌المللی تصمیم بر عهده دولت باقی می‌ماند.</w:t>
+        <w:t>این رساله در سه بخش و پنج فصل سامان یافته که منطقش از کلی به جزئی و از مبنا به حکم و از نظر به عمل است:</w:t>
       </w:r>
     </w:p>
     <w:p>
@@ -1439,12 +1258,50 @@
           <w:sz w:val="28"/>
           <w:szCs w:val="28"/>
         </w:rPr>
-        <w:t>فرضیه‌های فرعی نیز چنین‌اند: (الف) رابطه ادله وجوب وفا با ادله اختیار حاکم، از نوع تزاحم است نه تعارض. (ب) مصلحت مجوز عدول، تنها مصلحت واقعی و اهم است نه هر مصلحتی. (ج) تصمیم ولی فقیه در سطح بین‌المللی به دولت منتسب می‌شود و توجیهات داخلی در آن سطح پذیرفته نیست. (د) قانون اساسی، کف اختیارات رهبری است نه سقف آن، اما حرکت از کف به سقف، مقید به ضوابط شرعی است.</w:t>
-      </w:r>
-    </w:p>
-    <w:p>
-      <w:pPr>
-        <w:pStyle w:val="TH-Band"/>
+        <w:t>بخش اول (مبانی و کلیات) دو فصل دارد: فصل اول مفاهیم و تعاریف (معاهده، ولی فقیه، عدول، مصلحت و مفاهیم خویشاوند) و چارچوب نظری؛ و فصل دوم کلیات حقوق معاهدات (تاریخچه، اصول مسلم، شرایط اعتبار و سازوکارهای تعلیق و خاتمه) و اصول قانون اساسی مرتبط.</w:t>
+      </w:r>
+    </w:p>
+    <w:p>
+      <w:pPr>
+        <w:pStyle w:val="TH-Body"/>
+        <w:widowControl/>
+        <w:bidi w:val="1"/>
+        <w:spacing w:before="0" w:after="120" w:line="288" w:lineRule="auto"/>
+        <w:jc w:val="both"/>
+      </w:pPr>
+      <w:r>
+        <w:rPr>
+          <w:rFonts w:ascii="B Lotus" w:hAnsi="B Lotus" w:cs="B Lotus" w:eastAsia="B Lotus"/>
+          <w:b w:val="0"/>
+          <w:i w:val="0"/>
+          <w:sz w:val="28"/>
+          <w:szCs w:val="28"/>
+        </w:rPr>
+        <w:t>بخش دوم (تحلیل فقهی) هم دو فصل دارد که قلب تپنده رساله‌اند: فصل سوم ادله وجوب وفای به عهد (پنج آیه عام، آیات خاص جهاد، روایات، سیره و عقل) با نقد و داوری؛ و فصل چهارم مبانی جواز عدول (تزاحم، حکم حکومتی، مصلحت، نفی ضرر و حرج) و ضوابط هشت‌گانه و طیف پنج‌صورتِ عدول.</w:t>
+      </w:r>
+    </w:p>
+    <w:p>
+      <w:pPr>
+        <w:pStyle w:val="TH-Body"/>
+        <w:widowControl/>
+        <w:bidi w:val="1"/>
+        <w:spacing w:before="0" w:after="120" w:line="288" w:lineRule="auto"/>
+        <w:jc w:val="both"/>
+      </w:pPr>
+      <w:r>
+        <w:rPr>
+          <w:rFonts w:ascii="B Lotus" w:hAnsi="B Lotus" w:cs="B Lotus" w:eastAsia="B Lotus"/>
+          <w:b w:val="0"/>
+          <w:i w:val="0"/>
+          <w:sz w:val="28"/>
+          <w:szCs w:val="28"/>
+        </w:rPr>
+        <w:t>و بخش سوم (تحلیل حقوقی) یک فصل دارد: فصل پنجم که در پنج گفتار مسئولیت بین‌المللی و انتساب و تفکیک سه‌گانه و اسباب رافع و راهبردها و حقوق اساسی تصمیم را تحلیل می‌کند. پایان‌بخش رساله هم نتیجه‌گیری (پنج دستاورد) و فهرست منابع و پیوست‌هاست.</w:t>
+      </w:r>
+    </w:p>
+    <w:p>
+      <w:pPr>
+        <w:pStyle w:val="TH-Goftar"/>
         <w:widowControl/>
         <w:bidi w:val="1"/>
         <w:spacing w:before="200" w:after="120" w:line="288" w:lineRule="auto"/>
@@ -1452,13 +1309,13 @@
       </w:pPr>
       <w:r>
         <w:rPr>
-          <w:rFonts w:ascii="B Traffic" w:hAnsi="B Traffic" w:cs="B Traffic" w:eastAsia="B Traffic"/>
+          <w:rFonts w:ascii="B Titr" w:hAnsi="B Titr" w:cs="B Titr" w:eastAsia="B Titr"/>
           <w:b/>
           <w:i w:val="0"/>
-          <w:sz w:val="28"/>
-          <w:szCs w:val="28"/>
-        </w:rPr>
-        <w:t>۹. پیش‌فرض‌ها</w:t>
+          <w:sz w:val="32"/>
+          <w:szCs w:val="32"/>
+        </w:rPr>
+        <w:t>قلمرو، محدودیت‌ها و اصطلاحات</w:t>
       </w:r>
     </w:p>
     <w:p>
@@ -1477,7 +1334,7 @@
           <w:sz w:val="28"/>
           <w:szCs w:val="28"/>
         </w:rPr>
-        <w:t>این پژوهش بر پیش‌فرض‌هایی استوار است که خود، مسئله آن نیستند، اما فهم نتایج آن بدون توجه به آن‌ها ممکن نیست:</w:t>
+        <w:t>قلمرو زمانی‌ام از صدر اسلام (برای سیره) تا حقوق بین‌الملل معاصر (تا ۲۰۲۵) است؛ قلمرو مکانی‌ام نظام جمهوری اسلامی ایران؛ و قلمرو موضوعی‌ام منحصر در «عدول ولی فقیه از تعهدات بین‌المللی» با همان تعریف مضیقی که در فصل اول می‌آید. از این قلمرو بیرون نمی‌روم؛ یعنی نه به معاهدات اشخاص خصوصی می‌پردازم، نه به تصمیم‌های دولت‌های دیگر، نه به احکام جهاد ابتدایی و تفاصیلش، و نه به تحلیل سیاسی روز (مگر به‌قدر ضرورت برای مثال تحلیلی).</w:t>
       </w:r>
     </w:p>
     <w:p>
@@ -1496,7 +1353,7 @@
           <w:sz w:val="28"/>
           <w:szCs w:val="28"/>
         </w:rPr>
-        <w:t>پیش‌فرض یکم: اصل ولایت فقیه جامع‌الشرایط در عصر غیبت، به‌عنوان مبنای مشروعیت نظام جمهوری اسلامی ایران پذیرفته شده است. اثبات یا نفی این اصل، خارج از قلمرو این رساله است و مباحث آن به آثار کلامی و فقهی مربوط ارجاع می‌شود.</w:t>
+        <w:t>محدودیت‌هایم را هم صادقانه می‌گویم: یکم، دسترسی نداشتن به اسناد محرمانه مذاکرات و تصمیم‌های حکومتیِ معاصر که تحلیل تجربی را محدود می‌کند؛ دوم، پراکندگی و کم‌کاری ادبیات فقهی در باب معاهدات امروزی که ناگزیرم کرده بعضی جاها از قواعد عام به خاص برسم؛ و سوم، اختلاف تفاسیر حقوق‌دانان در مفاهیم کلیدی وین و طرح مسئولیت که داوری قطعی را در بعضی فرع‌ها ناممکن کرده و به ترجیح ظنی بسنده کرده‌ام.</w:t>
       </w:r>
     </w:p>
     <w:p>
@@ -1515,246 +1372,7 @@
           <w:sz w:val="28"/>
           <w:szCs w:val="28"/>
         </w:rPr>
-        <w:t>پیش‌فرض دوم: جمهوری اسلامی ایران، دولتی مستقل و تابع حقوق بین‌الملل است و تصمیم‌های مقامات آن، از جمله ولی فقیه، در سطح بین‌المللی به دولت ایران منتسب می‌شود. این پیش‌فرض، خود در فصل پنجم (بحث انتساب) مستدل خواهد شد.</w:t>
-      </w:r>
-    </w:p>
-    <w:p>
-      <w:pPr>
-        <w:pStyle w:val="TH-Body"/>
-        <w:widowControl/>
-        <w:bidi w:val="1"/>
-        <w:spacing w:before="0" w:after="120" w:line="288" w:lineRule="auto"/>
-        <w:jc w:val="both"/>
-      </w:pPr>
-      <w:r>
-        <w:rPr>
-          <w:rFonts w:ascii="B Lotus" w:hAnsi="B Lotus" w:cs="B Lotus" w:eastAsia="B Lotus"/>
-          <w:b w:val="0"/>
-          <w:i w:val="0"/>
-          <w:sz w:val="28"/>
-          <w:szCs w:val="28"/>
-        </w:rPr>
-        <w:t>پیش‌فرض سوم: کنوانسیون وین حقوق معاهدات (۱۹۶۹ میلادی)، مهم‌ترین سند مدون حقوق معاهدات است و بسیاری از قواعد آن ـ چنان‌که رویه دیوان بین‌المللی دادگستری نشان می‌دهد ـ جنبه عرفی یافته و برای همه دولت‌ها لازم‌الاجرا است؛ هرچند جمهوری اسلامی ایران این کنوانسیون را امضا کرده ولی به تصویب مجلس شورای اسلامی نرسانده است.</w:t>
-      </w:r>
-      <w:r>
-        <w:rPr>
-          <w:rFonts w:ascii="B Lotus" w:hAnsi="B Lotus" w:cs="B Lotus" w:eastAsia="B Lotus"/>
-          <w:b w:val="0"/>
-          <w:i w:val="0"/>
-          <w:sz w:val="28"/>
-          <w:szCs w:val="28"/>
-          <w:vertAlign w:val="superscript"/>
-        </w:rPr>
-        <w:footnoteReference w:id="10"/>
-      </w:r>
-    </w:p>
-    <w:p>
-      <w:pPr>
-        <w:pStyle w:val="TH-Body"/>
-        <w:widowControl/>
-        <w:bidi w:val="1"/>
-        <w:spacing w:before="0" w:after="120" w:line="288" w:lineRule="auto"/>
-        <w:jc w:val="both"/>
-      </w:pPr>
-      <w:r>
-        <w:rPr>
-          <w:rFonts w:ascii="B Lotus" w:hAnsi="B Lotus" w:cs="B Lotus" w:eastAsia="B Lotus"/>
-          <w:b w:val="0"/>
-          <w:i w:val="0"/>
-          <w:sz w:val="28"/>
-          <w:szCs w:val="28"/>
-        </w:rPr>
-        <w:t>پیش‌فرض چهارم: در مقام استنباط فقهی، حجیت ظواهر قرآن کریم، سنت معتبر، و قواعد اصولی پذیرفته‌شده در فقه امامیه (از جمله قواعد تزاحم، لاضرر، لاحرج، نفی سبیل و بنای عقلا) مفروض است.</w:t>
-      </w:r>
-    </w:p>
-    <w:p>
-      <w:pPr>
-        <w:pStyle w:val="TH-Body"/>
-        <w:widowControl/>
-        <w:bidi w:val="1"/>
-        <w:spacing w:before="0" w:after="120" w:line="288" w:lineRule="auto"/>
-        <w:jc w:val="both"/>
-      </w:pPr>
-      <w:r>
-        <w:rPr>
-          <w:rFonts w:ascii="B Lotus" w:hAnsi="B Lotus" w:cs="B Lotus" w:eastAsia="B Lotus"/>
-          <w:b w:val="0"/>
-          <w:i w:val="0"/>
-          <w:sz w:val="28"/>
-          <w:szCs w:val="28"/>
-        </w:rPr>
-        <w:t>پیش‌فرض پنجم: «مصلحت» در منطق این پژوهش، به معنای مصلحت موهوم یا سلیقه شخصی یا منفعت جناحی نیست، بلکه به معنای مصلحت واقعی نظام اسلامی است که باید احراز شود و مرجع تشخیص نهایی آن، ولی فقیه است.</w:t>
-      </w:r>
-    </w:p>
-    <w:p>
-      <w:pPr>
-        <w:pStyle w:val="TH-Body"/>
-        <w:widowControl/>
-        <w:bidi w:val="1"/>
-        <w:spacing w:before="0" w:after="120" w:line="288" w:lineRule="auto"/>
-        <w:jc w:val="both"/>
-      </w:pPr>
-      <w:r>
-        <w:rPr>
-          <w:rFonts w:ascii="B Lotus" w:hAnsi="B Lotus" w:cs="B Lotus" w:eastAsia="B Lotus"/>
-          <w:b w:val="0"/>
-          <w:i w:val="0"/>
-          <w:sz w:val="28"/>
-          <w:szCs w:val="28"/>
-        </w:rPr>
-        <w:t>پیش‌فرض ششم: احکام این رساله، ناظر به «مقام ثبوت» (چارچوب نظری) است و تطبیق آن بر «مصادیق خاص» (مقام اثبات)، نیازمند بررسی جداگانه هر مصداق با همه خصوصیات آن است و از عهده این رساله بیرون است.</w:t>
-      </w:r>
-    </w:p>
-    <w:p>
-      <w:pPr>
-        <w:pStyle w:val="TH-Band"/>
-        <w:widowControl/>
-        <w:bidi w:val="1"/>
-        <w:spacing w:before="200" w:after="120" w:line="288" w:lineRule="auto"/>
-        <w:jc w:val="right"/>
-      </w:pPr>
-      <w:r>
-        <w:rPr>
-          <w:rFonts w:ascii="B Traffic" w:hAnsi="B Traffic" w:cs="B Traffic" w:eastAsia="B Traffic"/>
-          <w:b/>
-          <w:i w:val="0"/>
-          <w:sz w:val="28"/>
-          <w:szCs w:val="28"/>
-        </w:rPr>
-        <w:t>۱۰. اهداف پژوهش</w:t>
-      </w:r>
-    </w:p>
-    <w:p>
-      <w:pPr>
-        <w:pStyle w:val="TH-Body"/>
-        <w:widowControl/>
-        <w:bidi w:val="1"/>
-        <w:spacing w:before="0" w:after="120" w:line="288" w:lineRule="auto"/>
-        <w:jc w:val="both"/>
-      </w:pPr>
-      <w:r>
-        <w:rPr>
-          <w:rFonts w:ascii="B Lotus" w:hAnsi="B Lotus" w:cs="B Lotus" w:eastAsia="B Lotus"/>
-          <w:b w:val="0"/>
-          <w:i w:val="0"/>
-          <w:sz w:val="28"/>
-          <w:szCs w:val="28"/>
-        </w:rPr>
-        <w:t>هدف اصلی پژوهش، پاسخ مستدل و مستند به سؤال اصلی؛ یعنی تعیین قلمرو و ضوابط اختیارات ولی فقیه در تعلیق و نقض یک‌جانبه معاهدات بین‌المللی است. اهداف فرعی عبارت‌اند از: (۱) تبیین آثار تصمیم ولی فقیه بر مسئولیت بین‌المللی دولت جمهوری اسلامی ایران؛ (۲) تبیین نسبت مصلحت نظام با عدول از تعهدات بین‌المللی و استخراج ضوابط فقهی آن؛ (۳) تنقیح مفاهیم کلیدی (تعلیق، نقض، حکم حکومتی، مصلحت) و رفع خلط‌های رایج؛ (۴) نقد و تکمیل ادبیات موجود در پیوندگاه فقه سیاسی و حقوق بین‌الملل؛ و (۵) ارائه چارچوبی کاربردی و قابل استناد برای تصمیم‌گیران در مواجهه با تعارض ظاهری میان تعهدات بین‌المللی و مصالح نظام.</w:t>
-      </w:r>
-    </w:p>
-    <w:p>
-      <w:pPr>
-        <w:pStyle w:val="TH-Band"/>
-        <w:widowControl/>
-        <w:bidi w:val="1"/>
-        <w:spacing w:before="200" w:after="120" w:line="288" w:lineRule="auto"/>
-        <w:jc w:val="right"/>
-      </w:pPr>
-      <w:r>
-        <w:rPr>
-          <w:rFonts w:ascii="B Traffic" w:hAnsi="B Traffic" w:cs="B Traffic" w:eastAsia="B Traffic"/>
-          <w:b/>
-          <w:i w:val="0"/>
-          <w:sz w:val="28"/>
-          <w:szCs w:val="28"/>
-        </w:rPr>
-        <w:t>۱۱. روش پژوهش</w:t>
-      </w:r>
-    </w:p>
-    <w:p>
-      <w:pPr>
-        <w:pStyle w:val="TH-Body"/>
-        <w:widowControl/>
-        <w:bidi w:val="1"/>
-        <w:spacing w:before="0" w:after="120" w:line="288" w:lineRule="auto"/>
-        <w:jc w:val="both"/>
-      </w:pPr>
-      <w:r>
-        <w:rPr>
-          <w:rFonts w:ascii="B Lotus" w:hAnsi="B Lotus" w:cs="B Lotus" w:eastAsia="B Lotus"/>
-          <w:b w:val="0"/>
-          <w:i w:val="0"/>
-          <w:sz w:val="28"/>
-          <w:szCs w:val="28"/>
-        </w:rPr>
-        <w:t>روش گردآوری اطلاعات در این پژوهش، «کتابخانه‌ای» و ابزار آن «فیش‌برداری» است؛ که روش غالب پژوهش‌های حوزوی به شمار می‌آید. منابع، شامل کتب لغت، تفاسیر، جوامع روایی، کتب فقهی و اصولی، آثار فقه سیاسی، کتب حقوق اساسی و حقوق بین‌الملل، اسناد رسمی (قانون اساسی، کنوانسیون‌ها، طرح‌ها و آرا) و مقالات علمی است. روش تحلیل، «توصیفی ـ استنباطی ـ تطبیقی» است: در بخش فقهی، ادله (آیات، روایات، اقوال فقها و قواعد اصولی) نخست توصیف، سپس دلالت آن‌ها تحلیل، آنگاه نقد و سرانجام نتیجه استنباط می‌شود؛ و در بخش حقوقی، قواعد حقوق بین‌الملل و حقوق اساسی توصیف و بر مسئله تطبیق می‌شوند؛ و در سراسر پژوهش، یافته‌های دو حوزه با یکدیگر مقایسه و جمع‌بندی می‌شوند. در بررسی اقوال اختلافی، مراحل معرفی دقیق قول، یافتن منبع اصلی، استخراج دلیل، تحلیل دلالت، بیان اشکال، بررسی پاسخ، نقد منصفانه و جمع‌بندی رعایت شده است. همچنین در سراسر پژوهش، اصل امانت در نقل رعایت شده و در مواردی که دسترسی به منبع اصلی ممکن نبوده یا نشانی دقیق نیازمند تطبیق با نسخه چاپی بوده، به‌صراحت یادآوری شده است؛ زیرا از نظر نگارنده، صداقت علمی، مقدم بر کمال ظاهری ارجاعات است.</w:t>
-      </w:r>
-    </w:p>
-    <w:p>
-      <w:pPr>
-        <w:pStyle w:val="TH-Band"/>
-        <w:widowControl/>
-        <w:bidi w:val="1"/>
-        <w:spacing w:before="200" w:after="120" w:line="288" w:lineRule="auto"/>
-        <w:jc w:val="right"/>
-      </w:pPr>
-      <w:r>
-        <w:rPr>
-          <w:rFonts w:ascii="B Traffic" w:hAnsi="B Traffic" w:cs="B Traffic" w:eastAsia="B Traffic"/>
-          <w:b/>
-          <w:i w:val="0"/>
-          <w:sz w:val="28"/>
-          <w:szCs w:val="28"/>
-        </w:rPr>
-        <w:t>۱۲. محدودیت‌های پژوهش</w:t>
-      </w:r>
-    </w:p>
-    <w:p>
-      <w:pPr>
-        <w:pStyle w:val="TH-Body"/>
-        <w:widowControl/>
-        <w:bidi w:val="1"/>
-        <w:spacing w:before="0" w:after="120" w:line="288" w:lineRule="auto"/>
-        <w:jc w:val="both"/>
-      </w:pPr>
-      <w:r>
-        <w:rPr>
-          <w:rFonts w:ascii="B Lotus" w:hAnsi="B Lotus" w:cs="B Lotus" w:eastAsia="B Lotus"/>
-          <w:b w:val="0"/>
-          <w:i w:val="0"/>
-          <w:sz w:val="28"/>
-          <w:szCs w:val="28"/>
-        </w:rPr>
-        <w:t>این پژوهش با چند محدودیت روبه‌رو بوده است که آگاهی از آن‌ها در ارزیابی نتایج ضرورت دارد: نخست، محدودیت دسترسی به برخی منابع دست اول که در موارد معدود، ناگزیر به ارجاع کلی (ر.ک) بسنده شده و نشانی دقیق به تطبیق با نسخه چاپی موکول گردیده است. دوم، محدودیت ذاتی پژوهش‌های میان‌رشته‌ای فقه و حقوق بین‌الملل که اقتضا می‌کند خواننده با مبانی هر دو حوزه آشنا باشد و نویسنده نیز در هر دو حوزه به یک اندازه متخصص نیست. سوم، محرمانه‌بودن بخش مهمی از اسناد مذاکرات و تصمیم‌های معاهداتی دولت‌ها که امکان تحلیل اسنادیِ تفصیلیِ رویه عملی را محدود می‌کند و این رساله را ناگزیر به تحلیل هنجاری (و نه توصیف تاریخیِ فراگیر) کرده است. چهارم، نوپدیدبودن مسئله که پیشینه مستقلی برای نقد و محاکه باقی نگذاشته و پژوهش را ناگزیر به بناکردن چارچوب از پایه کرده است. پنجم، محدودیت زمانی و حجمی رساله سطح سه که مانع از ورود تفصیلی به برخی مباحث پیرامونی (مانند تطبیق گسترده با فقه عامه یا تحلیل موردیِ همه پرونده‌های ایران) شده است؛ اموری که در پیشنهادهای پایانی، به پژوهش‌های آینده واگذار شده است.</w:t>
-      </w:r>
-    </w:p>
-    <w:p>
-      <w:pPr>
-        <w:pStyle w:val="TH-Band"/>
-        <w:widowControl/>
-        <w:bidi w:val="1"/>
-        <w:spacing w:before="200" w:after="120" w:line="288" w:lineRule="auto"/>
-        <w:jc w:val="right"/>
-      </w:pPr>
-      <w:r>
-        <w:rPr>
-          <w:rFonts w:ascii="B Traffic" w:hAnsi="B Traffic" w:cs="B Traffic" w:eastAsia="B Traffic"/>
-          <w:b/>
-          <w:i w:val="0"/>
-          <w:sz w:val="28"/>
-          <w:szCs w:val="28"/>
-        </w:rPr>
-        <w:t>۱۳. توضیح ساختار پژوهش</w:t>
-      </w:r>
-    </w:p>
-    <w:p>
-      <w:pPr>
-        <w:pStyle w:val="TH-Body"/>
-        <w:widowControl/>
-        <w:bidi w:val="1"/>
-        <w:spacing w:before="0" w:after="120" w:line="288" w:lineRule="auto"/>
-        <w:jc w:val="both"/>
-      </w:pPr>
-      <w:r>
-        <w:rPr>
-          <w:rFonts w:ascii="B Lotus" w:hAnsi="B Lotus" w:cs="B Lotus" w:eastAsia="B Lotus"/>
-          <w:b w:val="0"/>
-          <w:i w:val="0"/>
-          <w:sz w:val="28"/>
-          <w:szCs w:val="28"/>
-        </w:rPr>
-        <w:t>ساختار این رساله بر اساس منطق سؤال‌ها و با رعایت شیوه‌نامه حوزوی (بخش ← فصل ← گفتار ← بند) طراحی شده است. پس از مقدمه حاضر، «بخش اول: مفاهیم و کلیات» شامل فصل اول (مفهوم‌شناسی: مفاهیم حقوق بین‌الملل، مفاهیم فقهی و مفاهیم حقوق اساسی) و فصل دوم (کلیات و مبانی: اصل وفا، نظام تعلیق و خاتمه در کنوانسیون وین، جایگاه معاهدات در قانون اساسی، و تاریخچه مسئله) می‌آید که پیش‌نیاز فهم مسئله‌اند. سپس «بخش دوم: تحلیل فقهی مسئله» شامل فصل سوم (ادله وجوب وفای به عهد: قرآنی، روایی، سیره، عقلی و فقهی) و فصل چهارم (ادله اختیار حاکم، رابطه‌سنجی ادله، و ضوابط هشت‌گانه عدول) می‌آید که پاسخ‌گوی سؤال اصلی و سؤال فرعی دوم است. آنگاه «بخش سوم: تحلیل حقوقی مسئله» شامل فصل پنجم (انتساب، نقض و تفکیک سه‌گانه، اسباب رافع و آثار، راهبردهای کاهش مسئولیت، و جایگاه حقوق اساسی تصمیم) می‌آید که پاسخ‌گوی سؤال فرعی اول است. ترتیب فصل‌ها آگاهانه چنین تنظیم شده است: چون پاسخ به پرسش از «آثار» تصمیم (مسئولیت بین‌المللی) منطقاً متوقف بر فهم «حکم» و «مبنای» آن (جواز فقهی و مصلحت) است، فصل ناظر به سؤال فرعی اول پس از فصول ناظر به سؤال اصلی و سؤال فرعی دوم قرار گرفته است. در پایان، «نتیجه‌گیری» شامل پاسخ فشرده سؤال‌ها، یافته‌ها، نوآوری‌ها و پیشنهادها، سپس «پیوست‌ها» (شرح مواد مورد استناد، واژه‌نامه، و فهرست آیات و روایات)، و سرانجام «فهرست منابع» آمده است.</w:t>
+        <w:t>درباره اصطلاحات هم این‌جا فقط به‌اجمال می‌گویم و تفصیلش را به فصل اول می‌سپارم: هرجا «ولی فقیه» گفتم منظورم مقام رهبری در نظام جمهوری اسلامی ایران است (نه هر فقیه جامع‌الشرایطی)؛ هرجا «تعهد بین‌المللی» گفتم منظورم تعهد ناشی از معاهده به معنای کنوانسیون وین است (نه هر تعهد اخلاقی یا سیاسی)؛ هرجا «عدول» گفتم منظورم تصمیم یک‌جانبه و فوق‌العاده حاکم بر توقف یا تعلیق اجراست (نه خاتمه توافقی و عادی)؛ و هرجا «مصلحت» گفتم منظورم مصلحت نوعی نظام و امت است (نه سلیقه شخصی تصمیم‌گیر). هرکدام از این قیدها بار معنایی و استدلالی دارد که در فصل اول یک‌به‌یک باز می‌شود.</w:t>
       </w:r>
     </w:p>
     <w:p>
@@ -1833,7 +1451,7 @@
           <w:sz w:val="28"/>
           <w:szCs w:val="28"/>
         </w:rPr>
-        <w:t>پیش از ورود به تحلیل مسئله، ناگزیر باید مفاهیم کلیدی پژوهش تنقیح شود؛ زیرا بخش مهمی از اختلاف‌نظرها و خلط‌های رایج در این حوزه، ریشه در ابهام مفهومی دارد: خلط «تعلیق» با «نقض»، خلط «خاتمه» با «خروج»، خلط «فسخ» فقهی با نهادهای حقوق معاهدات، خلط «حکم حکومتی» با «حکم ثانوی»، خلط «مصلحت» با «ضرورت» و «اضطرار»، و خلط «تعهد دولت» با «تعهد حاکم». تجربه نشان می‌دهد که بسیاری از مناقشات به‌ظاهر استدلالی، با تنقیح دقیق مفاهیم، یا حل می‌شوند یا به نزاع لفظی فروکاسته می‌شوند. ازاین‌رو، این فصل در سه گفتار، نخست مفاهیم حقوق بین‌الملل، سپس مفاهیم فقهی، و آنگاه مفاهیم حقوق اساسی را ـ به‌اندازه نیاز مسئله و با رعایت اختصار هدفمند ـ تعریف و تنقیح می‌کند. تفصیل مباحث استدلالی هر مفهوم به فصول بعد موکول است و در این‌جا تنها به «چیستی» مفاهیم پرداخته می‌شود نه «چرایی» احکام آن‌ها.</w:t>
+        <w:t>قبل از این‌که وارد بحث بشویم، باید تکلیف واژه‌ها را روشن کنیم. تجربه من در این پژوهش این بود که بخش قابل توجهی از اختلاف‌نظرها ـ یا دست‌کم بخشی از سوءتفاهم‌ها ـ ریشه در همین‌جا دارد: یکی «تعلیق» می‌گوید و دیگری «نقض» می‌فهمد؛ یکی از «خاتمه» حرف می‌زند و آن یکی «خروج» تصور می‌کند؛ «حکم حکومتی» با «حکم ثانوی» قاطی می‌شود و «مصلحت» با «ضرورت» یکی انگاشته می‌شود. خیلی از مناقشه‌هایی که ظاهراً استدلالی‌اند، وقتی واژه‌ها تنقیح می‌شوند، یا حل می‌شوند یا معلوم می‌شود اصلاً نزاع لفظی بوده. به همین خاطر این فصل را ـ هرچند کوتاه‌تر از فصول استدلالی ـ جدی گرفته‌ام. سه گفتار دارد: مفاهیم حقوق بین‌الملل، مفاهیم فقهی، و مفاهیم حقوق اساسی. و یک قرار هم از اول بگذاریم: این‌جا فقط از «چیستی» حرف می‌زنیم، نه «چرایی»؛ چرایی‌اش مال فصول بعد است.</w:t>
       </w:r>
     </w:p>
     <w:p>
@@ -1890,7 +1508,7 @@
           <w:sz w:val="28"/>
           <w:szCs w:val="28"/>
         </w:rPr>
-        <w:t>«معاهده» در حقوق بین‌الملل، معنایی فنی و دقیق دارد که با معنای عرفی و لغوی آن متفاوت است. در لغت عرب، «معاهده» از ریشه «عهد» به معنای پیمان و التزام متقابل است؛ جوهری در صحاح، «عهد» را به معنای «امان و ذمه و میثاق» دانسته و ابن‌منظور در لسان‌العرب، معانی گوناگون آن ـ از وصیت و دیدار تا پیمان استوار ـ را گرد آورده است؛ و راغب اصفهانی در مفردات، «عهد» را «التزامی که با سوگند یا پیمان استوار شده» معنا کرده است.</w:t>
+        <w:t>«معاهده» در زبان حقوق بین‌الملل معنای فنی دقیقی دارد که با معنای عرفی‌اش یکی نیست. در لغت عرب، معاهده از ریشه «عهد» است؛ جوهری در صحاح، عهد را به امان و ذمه و میثاق معنا کرده، ابن‌منظور در لسان‌العرب معانی پراکنده‌اش ـ از وصیت و دیدار تا پیمان استوار ـ را جمع کرده، و راغب در مفردات گفته عهد التزامی است که با پیمان و سوگند محکم شده باشد.</w:t>
       </w:r>
       <w:r>
         <w:rPr>
@@ -1901,17 +1519,17 @@
           <w:szCs w:val="28"/>
           <w:vertAlign w:val="superscript"/>
         </w:rPr>
-        <w:footnoteReference w:id="11"/>
-      </w:r>
-      <w:r>
-        <w:rPr>
-          <w:rFonts w:ascii="B Lotus" w:hAnsi="B Lotus" w:cs="B Lotus" w:eastAsia="B Lotus"/>
-          <w:b w:val="0"/>
-          <w:i w:val="0"/>
-          <w:sz w:val="28"/>
-          <w:szCs w:val="28"/>
-        </w:rPr>
-        <w:t xml:space="preserve"> اما در اصطلاح حقوق بین‌الملل، معاهده تعریف فنی خاصی دارد: به موجب ماده ۲ کنوانسیون وین حقوق معاهدات، معاهده عبارت است از «توافق بین‌المللی منعقدشده میان دولت‌ها به‌صورت کتبی که تابع حقوق بین‌الملل باشد، خواه در سند واحد و خواه در دو یا چند سند مرتبط، و با هر عنوانی که باشد».</w:t>
+        <w:footnoteReference w:id="2"/>
+      </w:r>
+      <w:r>
+        <w:rPr>
+          <w:rFonts w:ascii="B Lotus" w:hAnsi="B Lotus" w:cs="B Lotus" w:eastAsia="B Lotus"/>
+          <w:b w:val="0"/>
+          <w:i w:val="0"/>
+          <w:sz w:val="28"/>
+          <w:szCs w:val="28"/>
+        </w:rPr>
+        <w:t xml:space="preserve"> اما وقتی حقوق‌دان بین‌المللی می‌گوید «معاهده»، منظورش این معنای لغویِ موسع نیست؛ منظورش تعریف ماده ۲ کنوانسیون وین است: «توافق بین‌المللی منعقدشده میان دولت‌ها به‌صورت کتبی که تابع حقوق بین‌الملل باشد، خواه در سند واحد و خواه در دو یا چند سند مرتبط، و با هر عنوانی که باشد».</w:t>
       </w:r>
       <w:r>
         <w:rPr>
@@ -1922,7 +1540,7 @@
           <w:szCs w:val="28"/>
           <w:vertAlign w:val="superscript"/>
         </w:rPr>
-        <w:footnoteReference w:id="12"/>
+        <w:footnoteReference w:id="3"/>
       </w:r>
     </w:p>
     <w:p>
@@ -1941,7 +1559,7 @@
           <w:sz w:val="28"/>
           <w:szCs w:val="28"/>
         </w:rPr>
-        <w:t>از این تعریف پنج عنصر به دست می‌آید که هر یک در تنقیح مسئله نقش دارد: عنصر یکم، «بین‌المللی‌بودن»: طرف‌های معاهده باید تابعان حقوق بین‌الملل (در درجه اول، دولت‌ها و در درجه دوم، سازمان‌های بین‌المللی) باشند؛ ازاین‌رو، قرارداد دولت با یک شرکت خارجی (قرارداد دولتی) یا قرارداد میان اشخاص خصوصی، معاهده به معنای فنی نیست و تابع حقوق بین‌الملل خصوصی یا حقوق داخلی است. عنصر دوم، «کتبی‌بودن»: توافق‌های شفاهی ـ هرچند ممکن است آثار حقوقی دیگری (مانند تعهد یک‌جانبه) داشته باشند ـ از شمول کنوانسیون وین بیرون‌اند. عنصر سوم، «قصد ایجاد رابطه حقوقی»: طرف‌ها باید خواسته باشند که رابطه‌ای «حقوقی» (الزام‌آور) ایجاد شود، نه صرفاً تفاهمی سیاسی یا اخلاقی؛ و همین عنصر است که «معاهده» را از «تفاهم‌نامه سیاسی» و «بیانیه مشترک» جدا می‌کند. عنصر چهارم، «وحدت یا تعدد سند»: معاهده ممکن است در یک سند واحد (مانند یک عهدنامه) یا در چند سند مرتبط (مانند مبادله یادداشت‌ها) منعقد شود و این تفاوت شکلی، در ماهیت آن اثری ندارد. عنصر پنجم، «بی‌اعتباری عنوان»: عنوان سند (عهدنامه، مقاوله‌نامه، موافقت‌نامه، قرارداد، پیمان، پروتکل، منشور و مانند آن) در ماهیت معاهده‌بودن آن تأثیری ندارد؛ چنان‌که اصل ۷۷ قانون اساسی نیز با ذکر چهار عنوان «عهدنامه، مقاوله‌نامه، قرارداد و موافقت‌نامه» همین منطق را پذیرفته است.</w:t>
+        <w:t>از این تعریف ـ که به نظر من یکی از دقیق‌ترین تعریف‌های حقوقی است ـ پنج عنصر درمی‌آید و هر پنج‌تایش برای مسئله من کاربرد دارد. اول، بین‌المللی بودن: طرف‌ها باید تابعان حقوق بین‌الملل باشند، در درجه اول دولت‌ها. پس قرارداد دولت با یک شرکت خارجی یا قرارداد دو شخص خصوصی، هرقدر هم مهم باشد، «معاهده» به این معنا نیست. دوم، کتبی بودن: توافق شفاهی ـ حتی اگر اثر حقوقی دیگری داشته باشد ـ از شمول کنوانسیون بیرون است. سوم، و شاید مهم‌ترین، قصد ایجاد رابطه حقوقی است: طرف‌ها باید خواسته باشند رابطه‌ای «الزام‌آور» بسازند، نه یک تفاهم سیاسی یا یک بیانیه اخلاقی. همین عنصر است که معاهده را از تفاهم‌نامه سیاسی و بیانیه مشترک جدا می‌کند؛ و همین‌جا بگویم که بعضی از اسناد بین‌المللی ایران ـ مثل برخی تفاهم‌نامه‌ها ـ ممکن است اصلاً معاهده به معنای فنی نباشند و طبعاً از قلمرو مسئله من هم بیرون باشند. تشخیصش هم کار ساده‌ای نیست و باید به قصد اطراف و متن سند و اوضاع انعقاد برگشت؛ قاعده‌اش این است که در تردید، ملاک‌های ماده ۲ را میزان قرار بدهیم.</w:t>
       </w:r>
     </w:p>
     <w:p>
@@ -1960,7 +1578,7 @@
           <w:sz w:val="28"/>
           <w:szCs w:val="28"/>
         </w:rPr>
-        <w:t>در دکترین حقوق بین‌الملل نیز تعاریف گوناگونی از معاهده ارائه شده که همگی بر همین عناصر می‌چرخند: برخی بر «توافق اراده‌ها» تأکید کرده‌اند و برخی بر «ایجاد قاعده حقوقی»؛ اما قدر مشترک همه، همان عناصر پنج‌گانه بالا است. بنابراین، در این رساله هرجا از «معاهده» سخن می‌رود، مقصود، معنای عام فنی آن است که همه اسناد یادشده را در بر می‌گیرد، مگر آن‌که قرینه‌ای بر معنای خاص باشد.</w:t>
+        <w:t>چهارم، وحدت یا تعدد سند فرقی ندارد: معاهده ممکن است در یک سند واحد باشد یا در چند سند مرتبط مثل تبادل یادداشت‌ها؛ شکلش در ماهیتش اثر ندارد. و پنجم، عنوان هیچ‌کاره است: عهدنامه، مقاوله‌نامه، موافقت‌نامه، قرارداد، پیمان، پروتکل، منشور ـ هر اسمی که رویش بگذارند، اگر سه عنصر اول را داشته باشد معاهده است و اگر نداشته باشد نیست. اصل ۷۷ قانون اساسی ما هم با ذکر چهار عنوان (عهدنامه، مقاوله‌نامه، قرارداد، موافقت‌نامه) همین منطق را پذیرفته. پس در این رساله هرجا گفتم «معاهده»، همین معنای عام فنی را مراد می‌کنم، مگر قرینه‌ای بر معنای خاص باشد.</w:t>
       </w:r>
     </w:p>
     <w:p>
@@ -1979,7 +1597,7 @@
           <w:sz w:val="28"/>
           <w:szCs w:val="28"/>
         </w:rPr>
-        <w:t>«توافق بین‌المللی» در ادبیات حقوقی، گاه مترادف معاهده و گاه اعم از آن به کار می‌رود؛ یعنی شامل تفاهم‌نامه‌های سیاسی و اسناد غیرالزام‌آور نیز می‌شود. دقت در این تمایز از آن جهت اهمیت دارد که برخی اسناد بین‌المللیِ دولت ایران ـ مانند برخی تفاهم‌نامه‌ها ـ ممکن است اساساً «معاهده» به معنای فنی نباشند و در نتیجه، از قلمرو مسئله این رساله (که ناظر به تعهدات الزام‌آور است) بیرون باشند. تشخیص معاهده‌بودن یا نبودن یک سند، خود نیازمند بررسی قصد اطراف، متن سند و اوضاع احوال انعقاد است و قاعده کلی آن است که در صورت تردید، باید به معیارهای ماده ۲ کنوانسیون وین بازگشت.</w:t>
+        <w:t>در دکترین هم تعریف‌های گوناگونی آمده ـ بعضی روی «توافق اراده‌ها» تأکید کرده‌اند و بعضی روی «ایجاد قاعده حقوقی» ـ ولی قدر مشترک همه همان عناصر بالاست و اختلافشان بیشتر لفظی است تا واقعی. به هر حال برای کار من، تعریف وین کافی و وافی است.</w:t>
       </w:r>
     </w:p>
     <w:p>
@@ -1998,7 +1616,7 @@
           <w:sz w:val="28"/>
           <w:szCs w:val="28"/>
         </w:rPr>
-        <w:t>اما «تعهد بین‌المللی»، نتیجه و ثمره معاهده است: هر معاهده، مجموعه‌ای از تعهدات (تکالیف به فعل یا ترک فعل) را برای اطراف خود ایجاد می‌کند. تمایز میان «معاهده» (به‌مثابه منبع و ظرف تعهد) و «تعهد» (به‌مثابه محتوا و مظروف آن) در تحلیل مسئولیت بین‌المللی اهمیت بنیادین دارد؛ زیرا آن‌چه نقض می‌شود، در واقع «تعهد» است و معاهده، ظرف آن به شمار می‌آید؛ چنان‌که ممکن است معاهده‌ای پابرجا بماند اما یک تعهد خاص از آن نقض شود، یا برعکس، معاهده‌ای خاتمه یابد اما برخی آثار تعهدات گذشته آن باقی بماند (ماده ۷۰ وین).</w:t>
+        <w:t>حالا دو مفهوم پیرامونی. «توافق بین‌المللی» گاهی مترادف معاهده به کار می‌رود و گاهی اعم از آن؛ یعنی تفاهم‌نامه‌های غیرالزام‌آور را هم می‌گیرد. دقتش برای این مهم است که مرز قلمرو مسئله را مشخص می‌کند، وگرنه خودش موضوع بحث نیست. و «تعهد بین‌المللی» که ثمره و نتیجه معاهده است: هر معاهده مجموعه‌ای از تعهدات (تکلیف به فعل یا ترک) برای اطرافش می‌سازد. فرق «معاهده» (ظرف و منبع) با «تعهد» (مظروف و محتوا) را باید جدی گرفت، چون در بحث مسئولیت خیلی کار می‌کند: آن‌چه نقض می‌شود در واقع تعهد است؛ ممکن است معاهده سر پا باشد ولی یک تعهد خاصش نقض شده باشد، یا برعکس معاهده‌ای خاتمه پیدا کرده باشد ولی آثاری از تعهدات گذشته‌اش باقی مانده باشد (ماده ۷۰ وین).</w:t>
       </w:r>
     </w:p>
     <w:p>
@@ -2017,7 +1635,7 @@
           <w:sz w:val="28"/>
           <w:szCs w:val="28"/>
         </w:rPr>
-        <w:t>سه مفهوم «انعقاد»، «تصویب» و «الحاق» نیز ناظر به مراحل شکل‌گیری التزام دولت‌اند و باید از یکدیگر تفکیک شوند: «انعقاد» به معنای عام، فرایند مذاکره، تنظیم متن و امضای آن است؛ «تصویب» (Ratification) به معنای اعلام رضایت نهایی و قطعی دولت به التزام در برابر معاهده است که در نظام حقوقی ایران، دو مرحله دارد: تصویب مجلس شورای اسلامی (اصل ۷۷) و امضای رئیس‌جمهور یا نماینده قانونی او (اصل ۱۲۵)؛ و «الحاق» (Accession) به معنای پیوستن دولتی به معاهده‌ای است که در مذاکرات آن شرکت نداشته و اکنون یکجا به آن می‌پیوندد. این سه مفهوم، مقدمه مسئله این رساله‌اند نه خود آن؛ زیرا مسئله رساله، ناظر به مرحله «پس از التزام» است؛ یعنی زمانی که دولت، به‌طور معتبر متعهد شده و اکنون پرسش از سرنوشت این تعهد در برابر اراده حاکم است.</w:t>
+        <w:t>و سه مفهوم مربوط به شکل‌گیری التزام: «انعقاد» به معنای عام یعنی فرایند مذاکره و تنظیم و امضای متن؛ «تصویب» یعنی اعلام رضایت نهایی و قطعی دولت به التزام، که در نظام ما دو مرحله دارد (تصویب مجلس طبق اصل ۷۷ و امضای رئیس‌جمهور طبق اصل ۱۲۵)؛ و «الحاق» یعنی پیوستن دولتی به معاهده‌ای که در مذاکراتش نبوده و حالا یکجا به آن می‌پیوندد. این سه‌تا مقدمه مسئله من‌اند نه خودش؛ چون مسئله من مالِ بعد از التزام است: وقتی دولت به‌طور معتبر متعهد شده و حالا سؤال این است که با این تعهد چه می‌شود کرد.</w:t>
       </w:r>
     </w:p>
     <w:p>
@@ -2055,7 +1673,7 @@
           <w:sz w:val="28"/>
           <w:szCs w:val="28"/>
         </w:rPr>
-        <w:t>مهم‌ترین بخش مفهوم‌شناسی این پژوهش، تفکیک مفاهیم ناظر به سرنوشت معاهده پس از لازم‌الاجرا شدن آن است. این مفاهیم هفت‌گانه، هر یک بار حقوقی خاص خود را دارند و خلط میان آن‌ها، تحلیل را به بیراهه می‌برد:</w:t>
+        <w:t>می‌رسیم به مهم‌ترین بخش این فصل. هفت مفهوم این‌جا هست که هرکدام بار حقوقی خاص خودشان را دارند و قاطی کردنشان تحلیل را خراب می‌کند. دانه‌دانه می‌گویم:</w:t>
       </w:r>
     </w:p>
     <w:p>
@@ -2074,7 +1692,7 @@
           <w:sz w:val="28"/>
           <w:szCs w:val="28"/>
         </w:rPr>
-        <w:t>یکم. «اجرا» (Performance): به معنای انجام تعهدات ناشی از معاهده با حسن نیت است. اصل بنیادین «وفای به عهد» (Pacta Sunt Servanda) در ماده ۲۶ کنوانسیون وین چنین صورت‌بندی شده است: هر معاهده لازم‌الاجرایی، اطراف خود را ملزم می‌کند و باید با حسن نیت اجرا شود.</w:t>
+        <w:t>اول، «اجرا». یعنی انجام تعهدات معاهده با حسن نیت. ماده ۲۶ وین اصل وفای به عهد را این‌طور صورت‌بندی کرده: هر معاهده لازم‌الاجرایی اطرافش را ملزم می‌کند و باید با حسن نیت اجرا شود.</w:t>
       </w:r>
       <w:r>
         <w:rPr>
@@ -2085,17 +1703,17 @@
           <w:szCs w:val="28"/>
           <w:vertAlign w:val="superscript"/>
         </w:rPr>
-        <w:footnoteReference w:id="13"/>
-      </w:r>
-      <w:r>
-        <w:rPr>
-          <w:rFonts w:ascii="B Lotus" w:hAnsi="B Lotus" w:cs="B Lotus" w:eastAsia="B Lotus"/>
-          <w:b w:val="0"/>
-          <w:i w:val="0"/>
-          <w:sz w:val="28"/>
-          <w:szCs w:val="28"/>
-        </w:rPr>
-        <w:t xml:space="preserve"> دو عنصر در این صورت‌بندی اهمیت دارد: نخست «الزام‌آوربودن» که معاهده را از وعده سیاسی و اخلاقی متمایز می‌کند، و دوم «حسن نیت» که شیوه اجرا را مقید می‌کند: اجرای صوری، اجرای همراه با حیله و سوءاستفاده، یا بهره‌برداری مغرضانه از ابهام متن، با حسن نیت ناسازگار است و خود نوعی نقض محسوب می‌شود. اجرا، وضعیت طبیعی و مطلوب معاهده است و همه مفاهیم دیگر، انحراف از این وضعیت طبیعی‌اند.</w:t>
+        <w:footnoteReference w:id="4"/>
+      </w:r>
+      <w:r>
+        <w:rPr>
+          <w:rFonts w:ascii="B Lotus" w:hAnsi="B Lotus" w:cs="B Lotus" w:eastAsia="B Lotus"/>
+          <w:b w:val="0"/>
+          <w:i w:val="0"/>
+          <w:sz w:val="28"/>
+          <w:szCs w:val="28"/>
+        </w:rPr>
+        <w:t xml:space="preserve"> دو نکته در این صورت‌بندی هست: الزام‌آور بودن (که معاهده را از وعده سیاسی جدا می‌کند) و حسن نیت (که شیوه اجرا را مقید می‌کند). اجرای صوری، حیله‌گری در اجرا، سوءاستفاده از ابهام متن ـ همه این‌ها خلاف حسن نیت‌اند و خودشان نوعی نقض به حساب می‌آیند. اجرا وضعیت طبیعی معاهده است و بقیه مفاهیم، انحراف از این وضعیت طبیعی‌اند.</w:t>
       </w:r>
     </w:p>
     <w:p>
@@ -2114,7 +1732,7 @@
           <w:sz w:val="28"/>
           <w:szCs w:val="28"/>
         </w:rPr>
-        <w:t>دوم. «تعلیق» (Suspension): به معنای توقف «موقت» اجرای معاهده (به‌طور کلی یا جزئی) است، بی‌آن‌که به «اعتبار» آن خدشه‌ای وارد شود. معاهده معلق، همچنان معتبر و موجود است و با رفع سبب تعلیق، اجرای آن از سر گرفته می‌شود؛ درست مانند بیماری که به خواب مصنوعی رفته اما زنده است. کنوانسیون وین، تعلیق را در مواردی مانند توافق اطراف (مواد ۵۷ و ۵۸)، نقض اساسی از سوی طرف مقابل (ماده ۶۰) و عدم امکان موقت اجرا پذیرفته و آثار آن را در ماده ۷۲ بیان کرده است: در مدت تعلیق، اطراف از اجرای تعهدات متقابل معاف‌اند، اما روابط حقوقی ناشی از معاهده به‌طور کامل از بین نمی‌رود و اطراف باید از اقداماتی که مانع ازسرگیری اجراست، خودداری کنند.</w:t>
+        <w:t>دوم، «تعلیق». یعنی توقف «موقت» اجرا ـ کلی یا جزئی ـ بدون این‌که به «اعتبار» معاهده خدشه‌ای وارد شود. معاهده معلق نمرده؛ مثل بیماری است که به خواب مصنوعی رفته ولی زنده است و با رفع سبب، اجرایش از سر گرفته می‌شود. کنوانسیون تعلیق را در مواردی پذیرفته: توافق اطراف (مواد ۵۷ و ۵۸)، نقض اساسی طرف مقابل (ماده ۶۰)، و موارد مشابه؛ و آثارش را هم در ماده ۷۲ گفته: در مدت تعلیق اطراف از اجرای متقابل معاف‌اند، اما رابطه حقوقی ناشی از معاهده کاملاً از بین نمی‌رود و نباید کاری کرد که ازسرگیری اجرا را ناممکن کند.</w:t>
       </w:r>
       <w:r>
         <w:rPr>
@@ -2125,7 +1743,7 @@
           <w:szCs w:val="28"/>
           <w:vertAlign w:val="superscript"/>
         </w:rPr>
-        <w:footnoteReference w:id="14"/>
+        <w:footnoteReference w:id="5"/>
       </w:r>
     </w:p>
     <w:p>
@@ -2144,7 +1762,7 @@
           <w:sz w:val="28"/>
           <w:szCs w:val="28"/>
         </w:rPr>
-        <w:t>سوم. «نقض» (Breach/Violation): به معنای رفتار (فعل یا ترک فعل) مغایر با آن‌چه تعهد بین‌المللی ایجاب می‌کند. به تعبیر طرح مواد مسئولیت بین‌المللی دولت‌ها، «نقض تعهد بین‌المللی هنگامی رخ می‌دهد که رفتار دولت، با آن‌چه تعهد از او می‌خواهد، منطبق نباشد».</w:t>
+        <w:t>سوم، «نقض». یعنی رفتاری ـ فعل یا ترک ـ که با آن‌چه تعهد ایجاب می‌کند مغایر باشد. طرح مسئولیت می‌گوید نقض وقتی رخ می‌دهد که رفتار دولت با آن‌چه تعهد از او می‌خواهد منطبق نباشد.</w:t>
       </w:r>
       <w:r>
         <w:rPr>
@@ -2155,17 +1773,17 @@
           <w:szCs w:val="28"/>
           <w:vertAlign w:val="superscript"/>
         </w:rPr>
-        <w:footnoteReference w:id="15"/>
-      </w:r>
-      <w:r>
-        <w:rPr>
-          <w:rFonts w:ascii="B Lotus" w:hAnsi="B Lotus" w:cs="B Lotus" w:eastAsia="B Lotus"/>
-          <w:b w:val="0"/>
-          <w:i w:val="0"/>
-          <w:sz w:val="28"/>
-          <w:szCs w:val="28"/>
-        </w:rPr>
-        <w:t xml:space="preserve"> نکته کلیدی ـ که بنیادِ تفکیک «جواز فقهی» از «مسئولیت بین‌المللی» در فصل پنجم خواهد بود ـ آن است که «نقض» در حقوق بین‌الملل، مفهومی «عینی» است: یعنی صرف عدم انطباق رفتار با تعهد، نقض به شمار می‌آید، هرچند دولتِ ناقض، برای رفتار خود توجیه شرعی، قانونی، اخلاقی یا سیاسی داشته باشد. انگیزه و مجوز داخلی، در «تحقق» نقض نقشی ندارد و حداکثر ممکن است در «رافع‌بودن» یا «تخفیف آثار» مؤثر باشد.</w:t>
+        <w:footnoteReference w:id="6"/>
+      </w:r>
+      <w:r>
+        <w:rPr>
+          <w:rFonts w:ascii="B Lotus" w:hAnsi="B Lotus" w:cs="B Lotus" w:eastAsia="B Lotus"/>
+          <w:b w:val="0"/>
+          <w:i w:val="0"/>
+          <w:sz w:val="28"/>
+          <w:szCs w:val="28"/>
+        </w:rPr>
+        <w:t xml:space="preserve"> این‌جا یک نکته کلیدی هست که بعداً ستون فصل پنجم می‌شود: «نقض» در حقوق بین‌الملل مفهومی «عینی» است. یعنی همین‌که رفتار با تعهد نخواند، نقض محقق شده؛ کاری ندارد که دولت چه انگیزه‌ای داشته و چه مجوز شرعی یا قانونی برای خودش دست‌وپا کرده. انگیزه و مجوز داخلی در «تحقق» نقض هیچ نقشی ندارد؛ حداکثر ممکن است در «رافع بودن» یا «تخفیف آثار» مؤثر باشد. این نکته را نگه دارید؛ جلوتر خیلی به آن نیاز داریم.</w:t>
       </w:r>
     </w:p>
     <w:p>
@@ -2184,7 +1802,7 @@
           <w:sz w:val="28"/>
           <w:szCs w:val="28"/>
         </w:rPr>
-        <w:t>چهارم. «خاتمه» (Termination): به معنای پایان‌دادن به «اعتبار» معاهده است؛ به‌گونه‌ای که پس از آن، دیگر هیچ تعهد اجرایی از آن معاهده باقی نمی‌ماند (با رعایت آثار گذشته و حقوق مکتسبه). خاتمه ممکن است با توافق اطراف (مواد ۵۴ و ۵۹)، بر اساس شرط مندرج در خود معاهده (ماده ۵۴)، یا به اسباب خاصی مانند نقض اساسی (ماده ۶۰)، عدم امکان اجرا (ماده ۶۱)، تغییر بنیادین اوضاع و احوال (ماده ۶۲) و تعارض با قاعده آمره جدید (ماده ۶۴) باشد. تفاوت بنیادین خاتمه با تعلیق در همین نکته است: تعلیق، «اجرا» را متوقف می‌کند اما «اعتبار» را نگه می‌دارد؛ خاتمه، «اعتبار» را از بین می‌برد.</w:t>
+        <w:t>چهارم، «خاتمه». یعنی پایان دادن به «اعتبار» معاهده؛ طوری که بعدش دیگر هیچ تعهد اجرایی از آن باقی نماند (البته با حفظ آثار گذشته و حقوق مکتسبه). خاتمه ممکن است با توافق باشد (مواد ۵۴ و ۵۹)، یا بر اساس شرط خود معاهده (ماده ۵۴)، یا به اسباب خاص: نقض اساسی (ماده ۶۰)، عدم امکان اجرا (ماده ۶۱)، تغییر بنیادین اوضاع (ماده ۶۲)، تعارض با قاعده آمره جدید (ماده ۶۴). فرق بنیادینش با تعلیق همین است: تعلیق «اجرا» را متوقف می‌کند ولی «اعتبار» را نگه می‌دارد؛ خاتمه «اعتبار» را از بین می‌برد.</w:t>
       </w:r>
     </w:p>
     <w:p>
@@ -2203,7 +1821,7 @@
           <w:sz w:val="28"/>
           <w:szCs w:val="28"/>
         </w:rPr>
-        <w:t>پنجم. «خروج» (Withdrawal/Denunciation): به معنای انصراف یک‌جانبه یک طرف از معاهده چندجانبه است؛ با این تفاوت مهم که خروج، اعتبار معاهده را برای سایر اطراف از بین نمی‌برد و تنها رابطه دولت خارج‌شونده با معاهده را قطع می‌کند. ماده ۵۶ کنوانسیون وین، خروج از معاهده‌ای را که شرطی درباره خاتمه یا خروج ندارد، تنها در شرایط محدودی (قصد ضمنی اطراف یا طبیعت معاهده) پذیرفته است. خروج، شایع‌ترین صورتِ عملیِ «عدول یک‌جانبه» در معاهدات چندجانبه است و ازاین‌رو، برای مسئله این رساله اهمیت ویژه دارد.</w:t>
+        <w:t>پنجم، «خروج». یعنی انصراف یک‌جانبه یک طرف از یک معاهده چندجانبه؛ با این تفاوت مهم که اعتبار معاهده برای بقیه اطراف سر جایش می‌ماند و فقط رابطه دولت خارج‌شونده قطع می‌شود. ماده ۵۶ وین خروج از معاهده‌ای را که شرط خاتمه یا خروج ندارد، فقط در شرایط محدودی پذیرفته (قصد ضمنی اطراف یا طبیعت معاهده). خروج، شایع‌ترین شکل عملی «عدول یک‌جانبه» در معاهدات چندجانبه است و به همین خاطر برای مسئله من اهمیت ویژه‌ای دارد.</w:t>
       </w:r>
     </w:p>
     <w:p>
@@ -2222,7 +1840,7 @@
           <w:sz w:val="28"/>
           <w:szCs w:val="28"/>
         </w:rPr>
-        <w:t>ششم. «فسخ»: اصطلاحی فقهی و حقوق داخلی است که در ادبیات حقوق معاهدات، معادل دقیقی ندارد. در فقه، فسخ به معنای برهم‌زدن عقد لازم به سببی شرعی (مانند خیار مجلس، خیار عیب یا تخلف شرط) است و در حقوق مدنی نیز همین معنا را دارد. کاربرد این واژه درباره معاهدات بین‌المللی، مسامحه‌آمیز است و بهتر است به‌جای آن ـ بحسب مورد ـ از «خاتمه»، «تعلیق» یا «خروج» استفاده شود. با این حال، از آن‌جا که در ادبیات فارسیِ غیرتخصصی، «فسخ قرارداد بین‌المللی» زیاد به کار می‌رود، لازم بود معنای دقیق آن روشن شود تا خواننده بداند که هر «فسخ» ادعاشده‌ای باید نخست به یکی از نهادهای فنی حقوق معاهدات ترجمه شود و سپس حکم آن بررسی گردد.</w:t>
+        <w:t>ششم، «فسخ». این یکی اصطلاح فقه و حقوق داخلی است و در ادبیات حقوق معاهدات معادل دقیقی ندارد. در فقه، فسخ یعنی برهم زدن عقد لازم به سببی شرعی (مثل خیار مجلس یا خیار عیب یا تخلف شرط). به کار بردنش درباره معاهدات بین‌المللی مسامحه است و بهتر است ـ بحسب مورد ـ به‌جایش از خاتمه یا تعلیق یا خروج استفاده شود. اما چون در زبان فارسی غیرتخصصی «فسخ قرارداد بین‌المللی» زیاد شنیده می‌شود، لازم دانستم معنای دقیقش را بگویم تا معلوم باشد هر «فسخی» که ادعا می‌شود، اول باید به یکی از نهادهای فنی ترجمه شود و بعد حکمش بررسی گردد.</w:t>
       </w:r>
     </w:p>
     <w:p>
@@ -2241,7 +1859,7 @@
           <w:sz w:val="28"/>
           <w:szCs w:val="28"/>
         </w:rPr>
-        <w:t>هفتم. «عدم اجرا» (Non-performance): مفهومی عام و چتری است که هم «تعلیق موجه»، هم «نقض»، هم «عدم اجرای موقت به سبب فورس‌ماژور»، و هم «خودداری واکنشی» را در بر می‌گیرد. به همین دلیل، این واژه به‌تنهایی بار حقوقی مشخصی ندارد و هرگاه به کار رود، باید روشن شود که عدم اجرا از کدام نوع است: موجه یا ناموجه، موقت یا دائم، کلی یا جزئی، اعلام‌شده یا پنهانی. یکی از خطاهای رایج در تحلیل‌های غیرتخصصی، همین است که هر «عدم اجرا»یی را «نقض» می‌شمارند، در حالی که عدم اجرای موجه (مانند تعلیق قانونی) اساساً نقض نیست.</w:t>
+        <w:t>و هفتم، «عدم اجرا». مفهومی عام و چتری که هم تعلیق موجه را می‌گیرد، هم نقض را، هم عدم اجرای موقت به سبب فورس‌ماژور را، هم خودداری واکنشی را. به همین خاطر به‌تنهایی بار حقوقی مشخصی ندارد؛ هروقت به کار رفت باید معلوم شود از کدام نوع است: موجه یا ناموجه، موقت یا دائم، کلی یا جزئی، اعلام‌شده یا پنهانی. یکی از خطاهای رایج تحلیل‌های غیرتخصصی همین است که هر «عدم اجرا»یی را «نقض» می‌شمارند، در حالی که عدم اجرای موجه (مثل تعلیق قانونی) اصلاً نقض نیست.</w:t>
       </w:r>
     </w:p>
     <w:p>
@@ -2279,7 +1897,102 @@
           <w:sz w:val="28"/>
           <w:szCs w:val="28"/>
         </w:rPr>
-        <w:t>برای جلوگیری از هرگونه خلط، نسبت این مفاهیم با یکدیگر در قالب چند گزاره تحلیلی بیان می‌شود: گزاره یکم: «تعلیق» و «نقض» به‌هیچ‌وجه یکسان نیستند؛ تعلیق، نهادی حقوقی و غالباً موجه برای مدیریت موقت معاهده است، در حالی که نقض، وصف رفتار مغایر با تعهد است که ـ در صورت نبود سبب رافع ـ موجب مسئولیت بین‌المللی می‌شود. هر تصمیمی مبنی بر «تعلیق یک‌جانبه» باید با معیارهای حقوق بین‌الملل سنجیده شود تا معلوم گردد آیا «تعلیق موجه» است یا در واقع «نقض» به شمار می‌آید. گزاره دوم: «خاتمه» با «تعلیق» در اثر (زوال اعتبار در برابر بقای اعتبار) و با «نقض» در ماهیت (پایان‌دادن به اعتبار در برابر رفتار مغایر با تعهدِ معتبر) تفاوت دارد. گزاره سوم: «خروج» نوعی خاتمه نسبی (نسبت به یک طرف) است و احکام خاص خود را دارد. گزاره چهارم: «فسخ» اصطلاحی فقهی ـ داخلی است و باید به نهادهای فنی ترجمه شود. گزاره پنجم: «عدم اجرا» مفهومی عام است و تا نوع آن روشن نشود، حکمی بر آن بار نمی‌شود. این پنج گزاره، ستون فقرات تحلیل فصل‌های چهارم و پنجم است و در سراسر رساله مبنا قرار می‌گیرد.</w:t>
+        <w:t>حالا نسب این مفاهیم را با هم در قالب چند گزاره روشن می‌کنم تا دیگر هیچ خلطی نماند:</w:t>
+      </w:r>
+    </w:p>
+    <w:p>
+      <w:pPr>
+        <w:pStyle w:val="TH-Body"/>
+        <w:widowControl/>
+        <w:bidi w:val="1"/>
+        <w:spacing w:before="0" w:after="120" w:line="288" w:lineRule="auto"/>
+        <w:jc w:val="both"/>
+      </w:pPr>
+      <w:r>
+        <w:rPr>
+          <w:rFonts w:ascii="B Lotus" w:hAnsi="B Lotus" w:cs="B Lotus" w:eastAsia="B Lotus"/>
+          <w:b w:val="0"/>
+          <w:i w:val="0"/>
+          <w:sz w:val="28"/>
+          <w:szCs w:val="28"/>
+        </w:rPr>
+        <w:t>گزاره اول و مهم‌ترین: تعلیق با نقض یکی نیست، به‌هیچ‌وجه. تعلیق نهادی حقوقی و غالباً موجه برای مدیریت موقت معاهده است؛ نقض وصف رفتار مغایر با تعهد است که ـ اگر سبب رافعی نباشد ـ مسئولیت می‌آورد. پس هر تصمیمی به «تعلیق یک‌جانبه» را باید با معیارهای حقوق بین‌الملل سنجید تا معلوم شود واقعاً «تعلیق موجه» است یا در باطن «نقض» است. این گزاره، ستون فقرات فصل‌های چهارم و پنجم است.</w:t>
+      </w:r>
+    </w:p>
+    <w:p>
+      <w:pPr>
+        <w:pStyle w:val="TH-Body"/>
+        <w:widowControl/>
+        <w:bidi w:val="1"/>
+        <w:spacing w:before="0" w:after="120" w:line="288" w:lineRule="auto"/>
+        <w:jc w:val="both"/>
+      </w:pPr>
+      <w:r>
+        <w:rPr>
+          <w:rFonts w:ascii="B Lotus" w:hAnsi="B Lotus" w:cs="B Lotus" w:eastAsia="B Lotus"/>
+          <w:b w:val="0"/>
+          <w:i w:val="0"/>
+          <w:sz w:val="28"/>
+          <w:szCs w:val="28"/>
+        </w:rPr>
+        <w:t>گزاره دوم: خاتمه با تعلیق در «اثر» فرق دارد (زوال اعتبار در برابر بقای اعتبار) و با نقض در «ماهیت» (پایان دادن به اعتبار در برابر رفتار مغایر با تعهدِ معتبر).</w:t>
+      </w:r>
+    </w:p>
+    <w:p>
+      <w:pPr>
+        <w:pStyle w:val="TH-Body"/>
+        <w:widowControl/>
+        <w:bidi w:val="1"/>
+        <w:spacing w:before="0" w:after="120" w:line="288" w:lineRule="auto"/>
+        <w:jc w:val="both"/>
+      </w:pPr>
+      <w:r>
+        <w:rPr>
+          <w:rFonts w:ascii="B Lotus" w:hAnsi="B Lotus" w:cs="B Lotus" w:eastAsia="B Lotus"/>
+          <w:b w:val="0"/>
+          <w:i w:val="0"/>
+          <w:sz w:val="28"/>
+          <w:szCs w:val="28"/>
+        </w:rPr>
+        <w:t>گزاره سوم: خروج نوعی خاتمه نسبی است ـ نسبی به یک طرف ـ و احکام خاص خودش را دارد.</w:t>
+      </w:r>
+    </w:p>
+    <w:p>
+      <w:pPr>
+        <w:pStyle w:val="TH-Body"/>
+        <w:widowControl/>
+        <w:bidi w:val="1"/>
+        <w:spacing w:before="0" w:after="120" w:line="288" w:lineRule="auto"/>
+        <w:jc w:val="both"/>
+      </w:pPr>
+      <w:r>
+        <w:rPr>
+          <w:rFonts w:ascii="B Lotus" w:hAnsi="B Lotus" w:cs="B Lotus" w:eastAsia="B Lotus"/>
+          <w:b w:val="0"/>
+          <w:i w:val="0"/>
+          <w:sz w:val="28"/>
+          <w:szCs w:val="28"/>
+        </w:rPr>
+        <w:t>گزاره چهارم: فسخ اصطلاح فقهی ـ داخلی است و باید به نهادهای فنی ترجمه شود؛ خودش حکم مستقلی در حقوق معاهدات ندارد.</w:t>
+      </w:r>
+    </w:p>
+    <w:p>
+      <w:pPr>
+        <w:pStyle w:val="TH-Body"/>
+        <w:widowControl/>
+        <w:bidi w:val="1"/>
+        <w:spacing w:before="0" w:after="120" w:line="288" w:lineRule="auto"/>
+        <w:jc w:val="both"/>
+      </w:pPr>
+      <w:r>
+        <w:rPr>
+          <w:rFonts w:ascii="B Lotus" w:hAnsi="B Lotus" w:cs="B Lotus" w:eastAsia="B Lotus"/>
+          <w:b w:val="0"/>
+          <w:i w:val="0"/>
+          <w:sz w:val="28"/>
+          <w:szCs w:val="28"/>
+        </w:rPr>
+        <w:t>و گزاره پنجم: عدم اجرا مفهومی عام است و تا نوعش روشن نشود، حکمی بر آن بار نمی‌شود. هر تحلیلی که از «عدم اجرا» یکراست بپرد به «نقض»، تحلیل ناقصی است.</w:t>
       </w:r>
     </w:p>
     <w:p>
@@ -2336,7 +2049,7 @@
           <w:sz w:val="28"/>
           <w:szCs w:val="28"/>
         </w:rPr>
-        <w:t>در فقه امامیه، شبکه‌ای از واژگان، مفهوم التزام را پوشش می‌دهند که شناخت دقیق هر یک و نسبت آن‌ها با یکدیگر، برای مسئله این رساله ضروری است:</w:t>
+        <w:t>در فقه ما شبکه‌ای از واژه‌ها مفهوم التزام را پوشش می‌دهند و شناخت دقیق هرکدام ـ و نسبتشان با هم ـ برای مسئله من لازم است:</w:t>
       </w:r>
     </w:p>
     <w:p>
@@ -2355,7 +2068,7 @@
           <w:sz w:val="28"/>
           <w:szCs w:val="28"/>
         </w:rPr>
-        <w:t>«عهد» در لغت به معنای پیمان، امان، وصیت و دیدار است و در کاربرد فقهی، به معنای التزام و پیمان است، اعم از پیمان با خدا (مانند نذر و عهد اصطلاحی در ابواب یمین و نذر) و پیمان با مردم (از جمله پیمان‌های سیاسی دولت اسلامی). طریحی در مجمع‌البحرین، «عهد» را به «پیمان استوار» معنا کرده و فیومی در مصباح‌المنیر، ریشه آن را به معنای «نگه‌داری و مراعات» دانسته است.</w:t>
+        <w:t>«عهد» در لغت یعنی پیمان و امان و وصیت و دیدار؛ و در کاربرد فقهی یعنی التزام و پیمان، اعم از پیمان با خدا (مثل نذر و عهد اصطلاحی) و پیمان با مردم (از جمله پیمان‌های سیاسی دولت اسلامی). طریحی در مجمع‌البحرین عهد را «پیمان استوار» معنا کرده و فیومی در مصباح ریشه‌اش را به «نگه‌داری و مراعات» برگردانده.</w:t>
       </w:r>
       <w:r>
         <w:rPr>
@@ -2366,7 +2079,7 @@
           <w:szCs w:val="28"/>
           <w:vertAlign w:val="superscript"/>
         </w:rPr>
-        <w:footnoteReference w:id="16"/>
+        <w:footnoteReference w:id="7"/>
       </w:r>
     </w:p>
     <w:p>
@@ -2385,7 +2098,7 @@
           <w:sz w:val="28"/>
           <w:szCs w:val="28"/>
         </w:rPr>
-        <w:t>«عقد» در لغت به معنای گره‌زدن و استوارساختن است و در اصطلاح فقها، به معنای قرارداد و توافق الزام‌آور میان دو طرف است که اثر حقوقی خاصی (مانند انتقال مالکیت در بیع یا زوجیت در نکاح) بر آن بار می‌شود. نسبت عقد با عهد، نسبت عموم و خصوص من‌وجه است: هر عقدی، نوعی عهد (التزام) است، اما هر عهدی عقد به معنای فنی نیست؛ و از سوی دیگر، عهد اعم است و پیمان‌های سیاسی را نیز در بر می‌گیرد.</w:t>
+        <w:t>«عقد» در لغت یعنی گره زدن و استوار ساختن؛ و در اصطلاح فقها یعنی قرارداد و توافق الزام‌آور دو طرف که اثر حقوقی خاصی بر آن بار می‌شود (مثل انتقال مالکیت در بیع یا زوجیت در نکاح). نسبت عقد با عهد عموم و خصوص من‌وجه است: هر عقدی نوعی عهد است، ولی هر عهدی عقد به معنای فنی نیست؛ و عهد اعم است و پیمان‌های سیاسی را هم می‌گیرد.</w:t>
       </w:r>
     </w:p>
     <w:p>
@@ -2404,7 +2117,7 @@
           <w:sz w:val="28"/>
           <w:szCs w:val="28"/>
         </w:rPr>
-        <w:t>«شرط» در لغت به معنای علامت و التزام، و در اصطلاح، به معنای التزامِ تبعی در ضمن عقد است؛ هرچند در کاربرد قرآنی و روایی (مانند «المسلمون عند شروطهم») معنایی اعم دارد و هرگونه التزام را در بر می‌گیرد. آیه شریفه «یَا أَیُّهَا الَّذِینَ آمَنُوا أَوْفُوا بِالْعُقُودِ» (مائده، ۱) با واژه عام «عقود»، همه انواع قراردادها ـ از جمله پیمان‌های سیاسی دولت اسلامی ـ را در بر می‌گیرد و فقها از همین عموم، برای اثبات لزوم وفای به پیمان‌های بین‌المللی نیز بهره برده‌اند.</w:t>
+        <w:t>«شرط» در لغت یعنی علامت و التزام؛ و در اصطلاح یعنی التزام تبعی در ضمن عقد. البته در کاربرد قرآنی و روایی (مثل «المسلمون عند شروطهم») معنایش اعم است و هر التزامی را می‌گیرد. آیه «یَا أَیُّهَا الَّذِینَ آمَنُوا أَوْفُوا بِالْعُقُودِ» (مائده، ۱) هم با واژه عام «عقود» همه انواع قرارداد ـ از جمله پیمان‌های سیاسی دولت اسلامی ـ را دربرمی‌گیرد و فقها از همین عموم برای لزوم وفا به پیمان‌های بین‌المللی هم استفاده کرده‌اند.</w:t>
       </w:r>
     </w:p>
     <w:p>
@@ -2423,7 +2136,7 @@
           <w:sz w:val="28"/>
           <w:szCs w:val="28"/>
         </w:rPr>
-        <w:t>در کنار این سه واژه عام، فقه امامیه برای پیمان‌های دولت اسلامی با غیرمسلمانان، اصطلاحات خاصی نیز دارد که هر یک نهاد مستقلی با احکام ویژه خود است: «صلح» به معنای قرارداد ترک مخاصمه و آشتی؛ «هدنه» و «مهادنه» به معنای آتش‌بس موقت با مدت معین؛ «امان» به معنای تأمین‌دادن به افراد یا گروه‌های خاص (مانند امان‌نامه برای بازرگانان یا فرستادگان)؛ و «ذمه» و «عقد ذمه» به معنای پیمان دائم با اهل کتاب در قلمرو اسلامی در برابر پرداخت جزیه و رعایت شرایط. هرچند مصادیق تاریخی این نهادها با معاهدات مدرن تفاوت دارد، اما «روح» احکام آن‌ها ـ به‌ویژه اصل وفا، شرایط جواز، و اختیار امام در فسخ به‌مصلحت ـ در تحلیل مسئله حاضر راهگشاست و در فصل‌های سوم و چهارم به آن‌ها استناد خواهد شد.</w:t>
+        <w:t>در کنار این سه واژه عام، فقه ما برای پیمان‌های دولت اسلامی با غیرمسلمانان اصطلاحات خاصی هم دارد که هرکدام نهاد مستقلی‌اند با احکام ویژه خودشان: «صلح» یعنی قرارداد ترک مخاصمه و آشتی؛ «هدنه» و «مهادنه» یعنی آتش‌بس موقت با مدت معین؛ «امان» یعنی تأمین دادن به افراد یا گروه‌های خاص (مثل امان‌نامه برای بازرگانان یا فرستادگان)؛ و «ذمه» و «عقد ذمه» یعنی پیمان دائم با اهل کتاب در قلمرو اسلامی در برابر جزیه و با شرایطی. مصداق‌های تاریخی این نهادها با معاهدات مدرن فرق دارد، قبول؛ ولی «روح» احکامشان ـ به‌ویژه اصل وفا و شرایط جواز و اختیار امام در فسخ به‌مصلحت ـ برای تحلیل مسئله من راهگشاست و در فصل‌های سوم و چهارم به آن‌ها استناد خواهم کرد.</w:t>
       </w:r>
     </w:p>
     <w:p>
@@ -2461,7 +2174,7 @@
           <w:sz w:val="28"/>
           <w:szCs w:val="28"/>
         </w:rPr>
-        <w:t>«ولی فقیه» در این رساله به معنای فقیه جامع‌الشرایطی است که در عصر غیبت، ولایت اداره نظام اسلامی را بر عهده دارد و در نظام حقوقی جمهوری اسلامی ایران، در جایگاه «رهبری» (مقام معظم رهبری) تجسم یافته است. شرایط فقیه (فقاهت، عدالت، کفایت و مانند آن) و ادله اثبات ولایت او، از مباحث مبسوط فقه سیاسی است که در این‌جا ـ مطابق پیش‌فرض یکم ـ مفروض گرفته می‌شود و تنها به‌اندازه‌ای از آن سخن می‌رود که برای پاسخ به مسئله «اختیار در تعلیق یا نقض معاهده» لازم است. نکته مفهومی مهم در این‌جا، تمایز میان سه کاربرد واژه «ولایت» است: ولایت به معنای سرپرستی در امور شخصی (مانند ولایت پدر بر صغیر)، ولایت به معنای مرجعیت در فتوا و قضا، و ولایت به معنای حکومت و اداره نظام؛ و مراد در این رساله، معنای سوم است.</w:t>
+        <w:t>«ولی فقیه» در این رساله یعنی فقیه جامع‌الشرایطی که در عصر غیبت ولایت اداره نظام اسلامی را دارد و در نظام حقوقی ما در جایگاه «رهبری» تجسم پیدا کرده است. شرایط فقیه و ادله اثبات ولایتش از مباحث مبسوط فقه سیاسی است که این‌جا ـ طبق پیش‌فرض یکم ـ مفروضش می‌گیرم و فقط به‌اندازه‌ای که مسئله «اختیار در تعلیق یا نقض معاهده» لازم دارد به آن می‌پردازم. یک تمایز مفهومی هم این‌جا لازم است: واژه «ولایت» سه کاربرد دارد ـ سرپرستی در امور شخصی (مثل ولایت پدر بر صغیر)، مرجعیت در فتوا و قضا، و حکومت و اداره نظام؛ و مراد من در این رساله معنای سوم است.</w:t>
       </w:r>
     </w:p>
     <w:p>
@@ -2480,7 +2193,7 @@
           <w:sz w:val="28"/>
           <w:szCs w:val="28"/>
         </w:rPr>
-        <w:t>«حکم حکومتی» نیز به معنای حکمی است که حاکم اسلامی در مقام اداره نظام و بر اساس مصلحت، در حوزه اختیارات حکومتی خود صادر می‌کند؛ مانند دستور منع حج در شرایط خاص، تعیین قیمت‌ها، اعلام جنگ و صلح، و ـ به فرض این رساله ـ تصمیم درباره سرنوشت یک معاهده. این حکم از «حکم اولی» (حکم ثابت شرعی مانند وجوب نماز و حرمت ربا) و «حکم ثانوی» (حکم ناشی از عناوین ثانویه مانند ضرورت، اضطرار و حرج) متمایز است؛ هرچند نسبت دقیق آن با این دو ـ به‌ویژه این‌که آیا حکم حکومتی خود نوعی حکم اولی است (چنان‌که از برخی بیانات امام خمینی استفاده می‌شود) یا مقوله‌ای مستقل و سوم است ـ محل اختلاف فقهای معاصر است و در فصل چهارم بررسی خواهد شد. اجمالاً، فرضیه این رساله آن است که تصمیم ولی فقیه درباره تعلیق یا نقض معاهده ـ در صورت ثبوت اختیار ـ از سنخ حکم حکومتی است، و همین سنخ‌شناسی، ضوابط خاص خود (مصلحت‌سنجی، موقت‌بودن، تناسب و مانند آن) را به همراه دارد.</w:t>
+        <w:t>«حکم حکومتی» هم یعنی حکمی که حاکم اسلامی در مقام اداره نظام و بر اساس مصلحت، در حوزه اختیارات حکومتی خودش صادر می‌کند؛ مثل دستور منع حج در شرایط خاص، تعیین قیمت‌ها، اعلام جنگ و صلح، و ـ به فرض این رساله ـ تصمیم درباره سرنوشت یک معاهده. این حکم با «حکم اولی» (حکم ثابت شرعی مثل وجوب نماز) و «حکم ثانوی» (حکم ناشی از عناوین ثانویه مثل ضرورت و اضطرار) فرق دارد؛ هرچند نسبت دقیقش با این دو ـ به‌ویژه این‌که آیا خودش نوعی حکم اولی است (چنان‌که از بعضی بیانات امام خمینی برمی‌آید) یا مقوله سوم مستقلی است ـ محل اختلاف فقهای معاصر است و در فصل چهارم بررسی‌اش می‌کنم. فعلاً همین‌قدر بگویم که فرضیه من این است: تصمیم ولی فقیه درباره تعلیق یا نقض معاهده ـ اگر اختیارش ثابت شود ـ از سنخ حکم حکومتی است؛ و همین سنخ‌شناسی، ضوابط خاص خودش (مصلحت‌سنجی، موقت بودن، تناسب و...) را همراهش می‌آورد.</w:t>
       </w:r>
     </w:p>
     <w:p>
@@ -2518,7 +2231,7 @@
           <w:sz w:val="28"/>
           <w:szCs w:val="28"/>
         </w:rPr>
-        <w:t>این پنج مفهوم، ابزارهای تحلیلی فصل چهارم‌اند و در این‌جا تنها تعریف اجمالی آن‌ها می‌آید و تفصیل استدلالی به آن‌جا موکول می‌شود:</w:t>
+        <w:t>این پنج مفهوم ابزارهای تحلیلی فصل چهارم‌اند و این‌جا فقط تعریف اجمالی‌شان را می‌آورم؛ تفصیل استدلالی‌شان باشد برای آن‌جا:</w:t>
       </w:r>
     </w:p>
     <w:p>
@@ -2537,7 +2250,7 @@
           <w:sz w:val="28"/>
           <w:szCs w:val="28"/>
         </w:rPr>
-        <w:t>«مصلحت» در لغت به معنای منفعت و خیر، و در اصطلاح، به معنای منفعت واقعی و معتبری است که شارع در تشریع احکام لحاظ کرده یا عقلا در اداره امور بدان توجه دارند. در ادبیات فقه سیاسی معاصر، «مصلحت نظام» به معنای آن‌چه بقا، عزت و کارآمدی نظام اسلامی بدان وابسته است، به کار می‌رود. تمایز مصلحت «واقعی» از مصلحت «موهوم»، مصلحت «نوعی» از مصلحت «شخصی»، و مصلحت «اهم» از مصلحت «مهم»، در فصل چهارم بررسی خواهد شد و در این‌جا همین اندازه کافی است که مصلحتِ مجوزِ عدول، نه هر منفعتی، بلکه مصلحت واقعیِ نوعیِ اهم است.</w:t>
+        <w:t>«مصلحت» در لغت یعنی منفعت و خیر؛ و در اصطلاح یعنی منفعت واقعی و معتبری که شارع در تشریع لحاظ کرده یا عقلا در اداره امور به آن توجه دارند. در ادبیات فقه سیاسی معاصر، «مصلحت نظام» یعنی آن‌چه بقا و عزت و کارآمدی نظام اسلامی به آن وابسته است. فرق مصلحت «واقعی» با «موهوم»، و «نوعی» با «شخصی»، و «اهم» با «مهم» را در فصل چهارم بررسی می‌کنم؛ فعلاً همین‌قدر که مصلحتِ مجوزِ عدول، نه هر منفعتی، بلکه مصلحت واقعیِ نوعیِ اهم است.</w:t>
       </w:r>
     </w:p>
     <w:p>
@@ -2556,7 +2269,7 @@
           <w:sz w:val="28"/>
           <w:szCs w:val="28"/>
         </w:rPr>
-        <w:t>«ضرورت» و «اضطرار» دو عنوان ثانوی‌اند که در مواردی، حکم اولی را تغییر می‌دهند. هرچند این دو واژه گاه به‌جای یکدیگر به کار می‌روند، اما دقیق آن است که «اضطرار» ناظر به وضعیت اکراه‌آمیز و نبود راه چاره (مانند اضطرار به خوردن میته برای نجات از مرگ)، و «ضرورت» اعم از آن است و شامل نیازهای شدید نوعیِ غیراکراهی نیز می‌شود (مانند ضرورت اقتصادی نظام). نسبت این دو با «مصلحت» (که اعم و مبنایی‌تر است) در فصل چهارم تحلیل خواهد شد؛ اجمالاً، هر ضرورت و اضطراری، مصلحت است، اما هر مصلحتی به مرحله ضرورت و اضطرار نمی‌رسد.</w:t>
+        <w:t>«ضرورت» و «اضطرار» دو عنوان ثانوی‌اند که گاهی حکم اولی را عوض می‌کنند. هرچند این دو واژه گاهی به‌جای هم به کار می‌روند، ولی دقیقش این است که «اضطرار» ناظر به وضعیت اکراهی و بیچارگی است (مثل اضطرار به خوردن میته برای نجات از مرگ)، و «ضرورت» اعم است و نیازهای شدید نوعیِ غیراکراهی را هم می‌گیرد (مثل ضرورت اقتصادی نظام). نسبتشان با «مصلحت» (که اعم و مبنایی‌تر است) را هم در فصل چهارم تحلیل می‌کنم؛ اجمالاً هر ضرورت و اضطراری مصلحت است، ولی هر مصلحتی به حد ضرورت و اضطرار نمی‌رسد.</w:t>
       </w:r>
     </w:p>
     <w:p>
@@ -2575,7 +2288,7 @@
           <w:sz w:val="28"/>
           <w:szCs w:val="28"/>
         </w:rPr>
-        <w:t>«حفظ نظام» به معنای صیانت از کیان نظام اسلامی و جلوگیری از اختلال، هرج‌ومرج و فروپاشی آن است. مشهور فقها، حفظ نظام را از «واجبات» ـ و به تعبیر برخی، از اهم واجبات ـ می‌دانند و امام خمینی (رحمة‌الله‌علیه) نیز بر آن تأکید ویژه دارد و حفظ نظام جمهوری اسلامی را از اوجب واجبات می‌شمارد.</w:t>
+        <w:t>«حفظ نظام» یعنی صیانت از کیان نظام اسلامی و جلوگیری از اختلال و هرج‌ومرج و فروپاشی‌اش. مشهور فقها حفظ نظام را از واجبات ـ و به تعبیر بعضی از اهم واجبات ـ می‌دانند و امام خمینی هم تأکید ویژه‌ای بر آن دارد و حفظ نظام جمهوری اسلامی را از اوجب واجبات می‌شمارد.</w:t>
       </w:r>
       <w:r>
         <w:rPr>
@@ -2586,17 +2299,17 @@
           <w:szCs w:val="28"/>
           <w:vertAlign w:val="superscript"/>
         </w:rPr>
-        <w:footnoteReference w:id="17"/>
-      </w:r>
-      <w:r>
-        <w:rPr>
-          <w:rFonts w:ascii="B Lotus" w:hAnsi="B Lotus" w:cs="B Lotus" w:eastAsia="B Lotus"/>
-          <w:b w:val="0"/>
-          <w:i w:val="0"/>
-          <w:sz w:val="28"/>
-          <w:szCs w:val="28"/>
-        </w:rPr>
-        <w:t xml:space="preserve"> این مفهوم، پل ارتباطی میان «مصلحت» و «اختیار حاکم» است: مصلحت، مبناست؛ حفظ نظام، اهم مصادیق مبناست؛ و اختیار حاکم، ابزار تحقق آن است.</w:t>
+        <w:footnoteReference w:id="8"/>
+      </w:r>
+      <w:r>
+        <w:rPr>
+          <w:rFonts w:ascii="B Lotus" w:hAnsi="B Lotus" w:cs="B Lotus" w:eastAsia="B Lotus"/>
+          <w:b w:val="0"/>
+          <w:i w:val="0"/>
+          <w:sz w:val="28"/>
+          <w:szCs w:val="28"/>
+        </w:rPr>
+        <w:t xml:space="preserve"> این مفهوم پل میان «مصلحت» و «اختیار حاکم» است: مصلحت مبناست، حفظ نظام اهم مصادیق مبناست، و اختیار حاکم ابزار تحققش.</w:t>
       </w:r>
     </w:p>
     <w:p>
@@ -2615,7 +2328,7 @@
           <w:sz w:val="28"/>
           <w:szCs w:val="28"/>
         </w:rPr>
-        <w:t>«اهم و مهم» نیز قاعده‌ای اصولی برای حل «تزاحم» است: هرگاه دو تکلیف هم‌زمان قابل امتثال نباشند، تکلیف «اهم» (مهم‌تر) مقدم می‌شود و تکلیف «مهم» به‌طور موقت کنار می‌رود، بی‌آن‌که ساقط شود. فرضیه این رساله ـ چنان‌که گذشت و در فصل چهارم مستدل خواهد شد ـ آن است که رابطه وجوب وفا با اختیار حاکم، از نوع تزاحم است و با همین قاعده حل می‌شود؛ و همین تزاحمی‌بودن است که «موقت‌بودن» عدول و «بازگشت» تکلیف وفا را با رفع تزاحم، نتیجه می‌دهد.</w:t>
+        <w:t>و «اهم و مهم» قاعده‌ای اصولی برای حل «تزاحم» است: وقتی دو تکلیف را هم‌زمان نمی‌شود امتثال کرد، تکلیف اهم مقدم می‌شود و تکلیف مهم موقتاً کنار می‌رود، بی‌آن‌که ساقط شود. فرضیه من ـ که در فصل چهارم مستدلش می‌کنم ـ این است که رابطه وجوب وفا با اختیار حاکم از همین نوع است؛ و همین تزاحمی بودن است که «موقت بودن» عدول و «برگشتن» تکلیف وفا را با رفع تزاحم نتیجه می‌دهد.</w:t>
       </w:r>
     </w:p>
     <w:p>
@@ -2653,7 +2366,7 @@
           <w:sz w:val="28"/>
           <w:szCs w:val="28"/>
         </w:rPr>
-        <w:t>در کنار مفاهیم حقوق بین‌الملل و فقه، چند مفهوم حقوق اساسی نیز در تحلیل مسئله نقش دارند و باید پیشاپیش تعریف شوند تا تحلیل فصل پنجم بر زمین مفهومی روشنی استوار شود:</w:t>
+        <w:t>در کنار مفاهیم حقوق بین‌الملل و فقه، چند مفهوم حقوق اساسی هم در تحلیل مسئله نقش دارند و باید از پیش تعریف شوند تا تحلیل فصل پنجم روی زمین محکمی بایستد:</w:t>
       </w:r>
     </w:p>
     <w:p>
@@ -2672,7 +2385,7 @@
           <w:sz w:val="28"/>
           <w:szCs w:val="28"/>
         </w:rPr>
-        <w:t>یکم. «تصویب»: به معنای گذراندن معاهده از مجرای قوه مقننه است. به موجب اصل ۷۷ قانون اساسی، معاهده بدون تصویب مجلس شورای اسلامی، در نظام داخلی لازم‌الاتباع نمی‌شود. تصویب، معاهده را به «قانون عادی» بدل می‌کند و از این‌رو، از حیث سلسله‌مراتب هنجارها، در رتبه قوانین عادی مجلس قرار می‌گیرد؛ نکته‌ای که در بحث نسبت حکم حکومتی با قانون (فصل پنجم) اهمیت می‌یابد: آیا حکم حکومتی ولی فقیه می‌تواند قانونی را که خودِ مجلس تصویب کرده، به حالت تعلیق درآورد؟</w:t>
+        <w:t>اول، «تصویب»: یعنی گذراندن معاهده از مجرای قوه مقننه. طبق اصل ۷۷، معاهده بدون تصویب مجلس در نظام داخلی لازم‌الاتباع نمی‌شود. تصویب، معاهده را به «قانون عادی» بدل می‌کند و از حیث سلسله‌مراتب هنجارها در رتبه قوانین عادی مجلس می‌نشاند؛ و همین نکته در بحث نسبت حکم حکومتی با قانون (فصل پنجم) مهم می‌شود: آیا حکم حکومتی ولی فقیه می‌تواند قانونی را که خود مجلس تصویب کرده به حالت تعلیق درآورد؟</w:t>
       </w:r>
     </w:p>
     <w:p>
@@ -2691,7 +2404,7 @@
           <w:sz w:val="28"/>
           <w:szCs w:val="28"/>
         </w:rPr>
-        <w:t>دوم. «امضا»: به معنای اعلام التزام نهایی دولت در سطح بین‌المللی است که به موجب اصل ۱۲۵ با رئیس‌جمهور یا نماینده قانونی اوست. تمایز «تصویب» (عمل داخلیِ تقنینی) از «امضا» (عمل بین‌المللیِ اعلام التزام) در فهم نظام تصمیم‌گیری ایران ضروری است؛ زیرا ممکن است معاهده‌ای در مجلس تصویب شود اما هرگز امضا و مبادله نشود، یا برعکس، در سطح بین‌المللی امضا شود اما تصویب داخلی آن با تأخیر انجام گیرد.</w:t>
+        <w:t>دوم، «امضا»: یعنی اعلام التزام نهایی دولت در سطح بین‌المللی که طبق اصل ۱۲۵ با رئیس‌جمهور یا نماینده قانونی اوست. فرق «تصویب» (عمل داخلیِ تقنینی) با «امضا» (عمل بین‌المللیِ اعلام التزام) را باید جدی گرفت؛ چون ممکن است معاهده‌ای در مجلس تصویب شود ولی هرگز امضا و مبادله نشود، یا برعکس در سطح بین‌المللی امضا شود ولی تصویب داخلی‌اش با تأخیر انجام بگیرد.</w:t>
       </w:r>
     </w:p>
     <w:p>
@@ -2710,7 +2423,7 @@
           <w:sz w:val="28"/>
           <w:szCs w:val="28"/>
         </w:rPr>
-        <w:t>سوم. «سیاست‌های کلی نظام»: جهت‌گیری‌های کلانی است که به موجب بند ۱ اصل ۱۱۰، تعیین آن پس از مشورت با مجمع تشخیص مصلحت نظام، با رهبری است. هر معاهده‌ای که با سیاست‌های کلی (به‌ویژه سیاست‌های کلی روابط خارجی، اقتصاد مقاومتی و امنیت ملی) ناسازگار شود، از مجرای همین بند، در دایره تصمیم رهبری قرار می‌گیرد؛ و همین، یکی از مستندات «اختیار ضمنی» رهبری در حوزه معاهدات است.</w:t>
+        <w:t>سوم، «سیاست‌های کلی نظام»: جهت‌گیری‌های کلانی که طبق بند ۱ اصل ۱۱۰، تعیینش بعد از مشورت با مجمع تشخیص، با رهبری است. هر معاهده‌ای که با سیاست‌های کلی (به‌ویژه سیاست‌های روابط خارجی و امنیت ملی) ناسازگار شود، از همین مجرا وارد دایره تصمیم رهبری می‌شود؛ و همین یکی از مستندات «اختیار ضمنی» رهبری در حوزه معاهدات است که در فصل پنجم تحلیلش می‌کنم.</w:t>
       </w:r>
     </w:p>
     <w:p>
@@ -2729,7 +2442,7 @@
           <w:sz w:val="28"/>
           <w:szCs w:val="28"/>
         </w:rPr>
-        <w:t>چهارم. «معضل نظام»: وضعیت فوق‌العاده‌ای است که «از طرق عادی قابل حل نیست» و به موجب بند ۸ اصل ۱۱۰، حل آن از طریق مجمع تشخیص مصلحت نظام، با رهبری است. این مفهوم، دروازه ورود تصمیم‌های فوق‌العاده ـ از جمله تصمیم درباره سرنوشت معاهده‌ای بحران‌ساز ـ به حوزه اختیار رهبری است و در فصل پنجم به تفصیل تحلیل خواهد شد.</w:t>
+        <w:t>چهارم، «معضل نظام»: وضعیت فوق‌العاده‌ای که «از طرق عادی قابل حل نیست» و طبق بند ۸ اصل ۱۱۰، حلش از طریق مجمع تشخیص، با رهبری است. این مفهوم دروازه ورود تصمیم‌های فوق‌العاده ـ از جمله تصمیم درباره سرنوشت معاهده‌ای بحران‌ساز ـ به حوزه اختیار رهبری است.</w:t>
       </w:r>
     </w:p>
     <w:p>
@@ -2748,7 +2461,7 @@
           <w:sz w:val="28"/>
           <w:szCs w:val="28"/>
         </w:rPr>
-        <w:t>پنجم. «نظارت شورای نگهبان»: مصوبات مجلس ـ از جمله قوانین تصویب معاهدات ـ برای اظهارنظر از جهت انطباق با موازین شرع و قانون اساسی، به شورای نگهبان ارسال می‌شود (اصل ۹۴).</w:t>
+        <w:t>و پنجم، «نظارت شورای نگهبان»: مصوبات مجلس ـ از جمله قوانین تصویب معاهدات ـ برای اظهارنظر از جهت انطباق با شرع و قانون اساسی به شورای نگهبان فرستاده می‌شود (اصل ۹۴).</w:t>
       </w:r>
       <w:r>
         <w:rPr>
@@ -2759,17 +2472,17 @@
           <w:szCs w:val="28"/>
           <w:vertAlign w:val="superscript"/>
         </w:rPr>
-        <w:footnoteReference w:id="18"/>
-      </w:r>
-      <w:r>
-        <w:rPr>
-          <w:rFonts w:ascii="B Lotus" w:hAnsi="B Lotus" w:cs="B Lotus" w:eastAsia="B Lotus"/>
-          <w:b w:val="0"/>
-          <w:i w:val="0"/>
-          <w:sz w:val="28"/>
-          <w:szCs w:val="28"/>
-        </w:rPr>
-        <w:t xml:space="preserve"> این نظارت، ناظر به مرحله «ورود» معاهده به نظام داخلی است و درباره مرحله «خروج» (موضوع این رساله) ساکت است؛ سکوتی که در فصل پنجم تحلیل خواهد شد. همچنین تفسیر اصول قانون اساسی ـ از جمله اصول ناظر به معاهدات ـ بر عهده شورای نگهبان است (اصل ۹۸)</w:t>
+        <w:footnoteReference w:id="9"/>
+      </w:r>
+      <w:r>
+        <w:rPr>
+          <w:rFonts w:ascii="B Lotus" w:hAnsi="B Lotus" w:cs="B Lotus" w:eastAsia="B Lotus"/>
+          <w:b w:val="0"/>
+          <w:i w:val="0"/>
+          <w:sz w:val="28"/>
+          <w:szCs w:val="28"/>
+        </w:rPr>
+        <w:t xml:space="preserve"> این نظارت ناظر به مرحله «ورود» معاهده به نظام داخلی است و درباره مرحله «خروج» (که موضوع من است) ساکت است؛ سکوتی که در فصل پنجم تحلیلش می‌کنم. ضمناً تفسیر اصول قانون اساسی ـ از جمله اصول ناظر به معاهدات ـ با شورای نگهبان است (اصل ۹۸)</w:t>
       </w:r>
       <w:r>
         <w:rPr>
@@ -2780,17 +2493,17 @@
           <w:szCs w:val="28"/>
           <w:vertAlign w:val="superscript"/>
         </w:rPr>
-        <w:footnoteReference w:id="19"/>
-      </w:r>
-      <w:r>
-        <w:rPr>
-          <w:rFonts w:ascii="B Lotus" w:hAnsi="B Lotus" w:cs="B Lotus" w:eastAsia="B Lotus"/>
-          <w:b w:val="0"/>
-          <w:i w:val="0"/>
-          <w:sz w:val="28"/>
-          <w:szCs w:val="28"/>
-        </w:rPr>
-        <w:t xml:space="preserve"> و همین، جایگاه نظریات تفسیری این شورا را در بحث حقوق اساسی برجسته می‌کند.</w:t>
+        <w:footnoteReference w:id="10"/>
+      </w:r>
+      <w:r>
+        <w:rPr>
+          <w:rFonts w:ascii="B Lotus" w:hAnsi="B Lotus" w:cs="B Lotus" w:eastAsia="B Lotus"/>
+          <w:b w:val="0"/>
+          <w:i w:val="0"/>
+          <w:sz w:val="28"/>
+          <w:szCs w:val="28"/>
+        </w:rPr>
+        <w:t xml:space="preserve"> و همین جایگاه نظریات تفسیری این شورا را در بحث حقوق اساسی برجسته می‌کند.</w:t>
       </w:r>
     </w:p>
     <w:p>
@@ -2828,7 +2541,7 @@
           <w:sz w:val="28"/>
           <w:szCs w:val="28"/>
         </w:rPr>
-        <w:t>حاصل این فصل، تنقیح سه دسته مفهوم است: در شبکه حقوق بین‌الملل، روشن شد که «تعلیق» (توقف موقت و غالباً موجه) با «نقض» (رفتار مغایر با تعهد و مسئولیت‌آور) متفاوت است و مفاهیمی مانند خاتمه، خروج، فسخ و عدم اجرا نیز هر یک معنای فنی خاص خود را دارند و پنج گزاره تحلیلی، نسبت آن‌ها را روشن کرد. در شبکه فقهی، روشن شد که مسئله این رساله در تقاطع «عهد» (به‌مثابه موضوع تکلیف)، «حکم حکومتی» (به‌مثابه قالب تصمیم حاکم)، و «مصلحت و تزاحم» (به‌مثابه مبنای تصمیم) قرار دارد و خانواده مفاهیم عهد تا اهم و مهم، تنقیح شد. و در شبکه حقوق اساسی، مفاهیم تصویب، امضا، سیاست‌های کلی، معضل نظام و نظارت شورای نگهبان تعریف شد تا تحلیل جایگاه تصمیم در فصل پنجم، بر زمین مفهومی روشنی استوار شود. با این تنقیح سه‌گانه، اکنون می‌توان به «کلیات و مبانی» مسئله ـ یعنی تصویر اجمالی نظام‌های حقوقی درگیر در مسئله و تاریخچه آن ـ پرداخت.</w:t>
+        <w:t>بگذارید حاصل این فصل را یک‌جا ببینیم. در شبکه حقوق بین‌الملل معلوم شد که تعلیق (توقف موقت و غالباً موجه) با نقض (رفتار مغایر با تعهد و مسئولیت‌آور) فرق جوهری دارد؛ و خاتمه و خروج و فسخ و عدم اجرا هم هرکدام معنای فنی خودشان را دارند که با پنج گزاره تحلیلی نسبتشان را روشن کردم. در شبکه فقهی معلوم شد که مسئله من در تقاطع سه چیز ایستاده: «عهد» به‌مثابه موضوع تکلیف، «حکم حکومتی» به‌مثابه قالب تصمیم حاکم، و «مصلحت و تزاحم» به‌مثابه مبنای تصمیم؛ و خانواده مفاهیم از عهد تا اهم و مهم تنقیح شد. و در شبکه حقوق اساسی، تصویب و امضا و سیاست‌های کلی و معضل نظام و نظارت شورای نگهبان تعریف شد. با این تنقیح سه‌گانه، حالا می‌شود رفت سراغ «کلیات و مبانی»؛ یعنی تصویر اجمالی نظام‌های حقوقی درگیر در مسئله و تاریخچه‌اش.</w:t>
       </w:r>
     </w:p>
     <w:p>
@@ -2874,7 +2587,7 @@
           <w:sz w:val="28"/>
           <w:szCs w:val="28"/>
         </w:rPr>
-        <w:t>این فصل، «مبادی تصدیقی قریب» پژوهش را ـ یعنی پیش‌دانسته‌هایی که فهم مسئله بدون آن‌ها ممکن نیست ـ به‌صورت اجمالی اما هدفمند ارائه می‌کند. مسئله این رساله در تقاطع سه نظام حقوقی قرار دارد: حقوق بین‌الملل، حقوق اساسی جمهوری اسلامی ایران، و فقه امامیه. مبانی فقهی (ادله وفا و ادله اختیار حاکم) خودِ مسئله‌اند و در بخش دوم به تفصیل بررسی می‌شوند؛ اما مبانی حقوق بین‌الملل و حقوق اساسی، پیش‌نیاز فهم مسئله‌اند و باید پیشاپیش دانسته شوند. افزون بر این، فهم تاریخی مسئله ـ از پیمان‌های صدر اسلام تا کنوانسیون وین ـ چشم‌اندازی را فراهم می‌کند که ژرفای مسئله را نشان می‌دهد. ازاین‌رو، این فصل در چهار گفتار سامان یافته است: تاریخچه پیمان‌سپاری، اصل وفای به عهد در حقوق بین‌الملل، نظام تعلیق و خاتمه در کنوانسیون وین، و جایگاه معاهدات در قانون اساسی.</w:t>
+        <w:t>این فصل قرار است «مبادی تصدیقی قریب» پژوهش را بدهد؛ یعنی آن پیش‌دانسته‌هایی که بدون آن‌ها فهم مسئله ممکن نیست. مسئله من در تقاطع سه نظام حقوقی ایستاده: حقوق بین‌الملل، حقوق اساسی ایران، و فقه امامیه. مبانی فقهی (ادله وفا و ادله اختیار حاکم) خودِ مسئله‌اند و در بخش دوم مفصل بررسی‌شان می‌کنم؛ ولی مبانی حقوق بین‌الملل و حقوق اساسی، پیش‌نیاز فهم مسئله‌اند و باید از پیش ـ هرچند به‌اجمال ـ دانسته شوند. یک کار دیگر هم در این فصل می‌کنم: نگاه تاریخی به مسئله، از پیمان‌های صدر اسلام تا کنوانسیون وین؛ چون به نظرم فهم ژرفای مسئله بدون چشم‌انداز تاریخی‌اش ممکن نیست. پس چهار گفتار: تاریخچه پیمان‌سپاری، اصل وفا در حقوق بین‌الملل، نظام تعلیق و خاتمه در کنوانسیون وین، و جایگاه معاهدات در قانون اساسی.</w:t>
       </w:r>
     </w:p>
     <w:p>
@@ -2912,7 +2625,7 @@
           <w:sz w:val="28"/>
           <w:szCs w:val="28"/>
         </w:rPr>
-        <w:t>پیمان‌سپاری میان جوامع انسانی، قدمتی به درازای تاریخ تمدن دارد؛ اما آن‌چه برای این پژوهش اهمیت دارد، دو خط تاریخی است: خط اسلامی و خط بین‌المللی مدرن.</w:t>
+        <w:t>پیمان بستن میان جوامع انسانی قدمتی به درازای تمدن دارد؛ ولی آن‌چه برای کار من مهم است دو خط تاریخی است: خط اسلامی و خط بین‌المللی مدرن. هر دو را خلاصه می‌گویم.</w:t>
       </w:r>
     </w:p>
     <w:p>
@@ -2931,7 +2644,7 @@
           <w:sz w:val="28"/>
           <w:szCs w:val="28"/>
         </w:rPr>
-        <w:t>در خط اسلامی، نخستین سند پیمانی دولت نبوی، «میثاق مدینه» (صحیفه مدینه) است: پیمانی که پیامبر اکرم (صلی‌الله‌علیه‌وآله) پس از هجرت، میان مهاجران، انصار و قبایل یهود مدینه منعقد کرد و در آن، حقوق و تکالیف متقابل، مرجعیت داوری، و قواعد همزیستی و دفاع مشترک را مقرر داشت.</w:t>
+        <w:t>در خط اسلامی، اولین سند پیمانی دولت نبوی «میثاق مدینه» (صحیفه مدینه) است: پیمانی که پیامبر (ص) بعد از هجرت میان مهاجران و انصار و قبایل یهود مدینه بست و در آن حقوق و تکالیف متقابل و مرجع داوری و قواعد همزیستی و دفاع مشترک را مشخص کرد.</w:t>
       </w:r>
       <w:r>
         <w:rPr>
@@ -2942,17 +2655,17 @@
           <w:szCs w:val="28"/>
           <w:vertAlign w:val="superscript"/>
         </w:rPr>
-        <w:footnoteReference w:id="20"/>
-      </w:r>
-      <w:r>
-        <w:rPr>
-          <w:rFonts w:ascii="B Lotus" w:hAnsi="B Lotus" w:cs="B Lotus" w:eastAsia="B Lotus"/>
-          <w:b w:val="0"/>
-          <w:i w:val="0"/>
-          <w:sz w:val="28"/>
-          <w:szCs w:val="28"/>
-        </w:rPr>
-        <w:t xml:space="preserve"> این سند نشان می‌دهد که پیمان‌سپاری حکومتی در اسلام، از آغاز با «وفاداری متقابل» و «داوری عادلانه» همراه بوده است. دومین سند بزرگ، «صلح حدیبیه» (سال ششم هجری) با قریش مکه است که الگوی پایبندی به پیمان حتی در شرایط دشوار به شمار می‌آید و در فصل سوم به تفصیل بررسی خواهد شد. سومین نمونه، «عهدنامه پیامبر (ص) با نصارای نجران» است که در آن، امنیت جان، مال و دین آنان تضمین شد و الگویی از پیمان با اهل کتاب ارائه گردید.</w:t>
+        <w:footnoteReference w:id="11"/>
+      </w:r>
+      <w:r>
+        <w:rPr>
+          <w:rFonts w:ascii="B Lotus" w:hAnsi="B Lotus" w:cs="B Lotus" w:eastAsia="B Lotus"/>
+          <w:b w:val="0"/>
+          <w:i w:val="0"/>
+          <w:sz w:val="28"/>
+          <w:szCs w:val="28"/>
+        </w:rPr>
+        <w:t xml:space="preserve"> این سند نشان می‌دهد پیمان‌سپاری حکومتی در اسلام از همان آغاز با «وفاداری متقابل» و «داوری عادلانه» همراه بوده. دومین سند بزرگ «صلح حدیبیه» (سال ششم هجری) با قریش است که الگوی پایبندی به پیمان حتی در شرایط دشوار به شمار می‌آید و در فصل سوم مفصلش می‌کنم. و سومین نمونه «عهد پیامبر (ص) با نصارای نجران» است که در آن امنیت جان و مال و دینشان تضمین شد و الگویی از پیمان با اهل کتاب ارائه داد.</w:t>
       </w:r>
       <w:r>
         <w:rPr>
@@ -2963,17 +2676,17 @@
           <w:szCs w:val="28"/>
           <w:vertAlign w:val="superscript"/>
         </w:rPr>
-        <w:footnoteReference w:id="21"/>
-      </w:r>
-      <w:r>
-        <w:rPr>
-          <w:rFonts w:ascii="B Lotus" w:hAnsi="B Lotus" w:cs="B Lotus" w:eastAsia="B Lotus"/>
-          <w:b w:val="0"/>
-          <w:i w:val="0"/>
-          <w:sz w:val="28"/>
-          <w:szCs w:val="28"/>
-        </w:rPr>
-        <w:t xml:space="preserve"> این سه سند، در کنار عهدنامه مالک اشتر، سنت پیمانی اسلام را تشکیل می‌دهند که دو ویژگی بنیادین دارد: «وفای محکم» و «عدالت در مفاد».</w:t>
+        <w:footnoteReference w:id="12"/>
+      </w:r>
+      <w:r>
+        <w:rPr>
+          <w:rFonts w:ascii="B Lotus" w:hAnsi="B Lotus" w:cs="B Lotus" w:eastAsia="B Lotus"/>
+          <w:b w:val="0"/>
+          <w:i w:val="0"/>
+          <w:sz w:val="28"/>
+          <w:szCs w:val="28"/>
+        </w:rPr>
+        <w:t xml:space="preserve"> این سه سند، در کنار عهدنامه مالک اشتر، سنت پیمانی اسلام را می‌سازند که دو ویژگی بنیادین دارد: «وفای محکم» و «عدالت در مفاد». این دو ویژگی را به خاطر بسپارید؛ جلوتر معلوم می‌شود که نظام مدرن هم ـ با زبان خودش ـ به همین دو رسیده است.</w:t>
       </w:r>
     </w:p>
     <w:p>
@@ -2992,7 +2705,7 @@
           <w:sz w:val="28"/>
           <w:szCs w:val="28"/>
         </w:rPr>
-        <w:t>در خط بین‌المللی مدرن، نظام معاهدات پس از جنگ‌های جهانی و با تأسیس سازمان ملل متحد (۱۹۴۵) به بلوغ رسید. کمیسیون حقوق بین‌الملل ـ که مأمور تدوین و توسعه تدریجی حقوق بین‌الملل است ـ پس از سال‌ها کار، پیش‌نویس مواد حقوق معاهدات را آماده کرد و بر اساس آن، «کنوانسیون وین حقوق معاهدات» در سال ۱۹۶۹ به تصویب رسید و در سال ۱۹۸۰ لازم‌الاجرا شد.</w:t>
+        <w:t>در خط بین‌المللی مدرن، نظام معاهدات بعد از جنگ‌های جهانی و با تأسیس سازمان ملل (۱۹۴۵) به بلوغ رسید. کمیسیون حقوق بین‌الملل که مأمور تدوین و توسعه تدریجی حقوق بین‌الملل بود، بعد از سال‌ها کار پیش‌نویس مواد حقوق معاهدات را آماده کرد و بر اساس آن «کنوانسیون وین حقوق معاهدات» در ۱۹۶۹ تصویب شد و در ۱۹۸۰ لازم‌الاجرا گردید.</w:t>
       </w:r>
       <w:r>
         <w:rPr>
@@ -3003,17 +2716,17 @@
           <w:szCs w:val="28"/>
           <w:vertAlign w:val="superscript"/>
         </w:rPr>
-        <w:footnoteReference w:id="22"/>
-      </w:r>
-      <w:r>
-        <w:rPr>
-          <w:rFonts w:ascii="B Lotus" w:hAnsi="B Lotus" w:cs="B Lotus" w:eastAsia="B Lotus"/>
-          <w:b w:val="0"/>
-          <w:i w:val="0"/>
-          <w:sz w:val="28"/>
-          <w:szCs w:val="28"/>
-        </w:rPr>
-        <w:t xml:space="preserve"> این کنوانسیون ـ که به «میثاق میثاق‌ها» (Treaty of Treaties) مشهور است ـ قواعد انعقاد، تفسیر، اجرا، تعلیق، خاتمه و بطلان معاهدات را مدون کرد و امروزه ـ چنان‌که رویه دیوان بین‌المللی دادگستری نشان می‌دهد ـ بسیاری از قواعد آن جنبه عرفی یافته و حتی برای دولت‌های غیرعضو نیز لازم‌الاجرا است.</w:t>
+        <w:footnoteReference w:id="13"/>
+      </w:r>
+      <w:r>
+        <w:rPr>
+          <w:rFonts w:ascii="B Lotus" w:hAnsi="B Lotus" w:cs="B Lotus" w:eastAsia="B Lotus"/>
+          <w:b w:val="0"/>
+          <w:i w:val="0"/>
+          <w:sz w:val="28"/>
+          <w:szCs w:val="28"/>
+        </w:rPr>
+        <w:t xml:space="preserve"> این کنوانسیون ـ که به «میثاق میثاق‌ها» مشهور است ـ قواعد انعقاد و تفسیر و اجرا و تعلیق و خاتمه و بطلان معاهدات را مدون کرد و امروزه، چنان‌که رویه دیوان نشان می‌دهد، خیلی از قواعدش جنبه عرفی پیدا کرده و حتی برای دولت‌های غیرعضو هم لازم‌الاجراست.</w:t>
       </w:r>
     </w:p>
     <w:p>
@@ -3032,7 +2745,7 @@
           <w:sz w:val="28"/>
           <w:szCs w:val="28"/>
         </w:rPr>
-        <w:t>نکته تاریخی مهم برای این پژوهش، وضعیت جمهوری اسلامی ایران در برابر این کنوانسیون است: ایران، کنوانسیون وین را امضا کرده ولی تاکنون به تصویب مجلس شورای اسلامی نرسانده است.</w:t>
+        <w:t>و حالا نکته تاریخی مهم برای کار من: وضعیت ایران در برابر این کنوانسیون. ایران کنوانسیون وین را امضا کرده ولی تا امروز به تصویب مجلس نرسانده است.</w:t>
       </w:r>
       <w:r>
         <w:rPr>
@@ -3043,17 +2756,17 @@
           <w:szCs w:val="28"/>
           <w:vertAlign w:val="superscript"/>
         </w:rPr>
-        <w:footnoteReference w:id="23"/>
-      </w:r>
-      <w:r>
-        <w:rPr>
-          <w:rFonts w:ascii="B Lotus" w:hAnsi="B Lotus" w:cs="B Lotus" w:eastAsia="B Lotus"/>
-          <w:b w:val="0"/>
-          <w:i w:val="0"/>
-          <w:sz w:val="28"/>
-          <w:szCs w:val="28"/>
-        </w:rPr>
-        <w:t xml:space="preserve"> با این حال، چنان‌که گذشت، جنبه عرفی بسیاری از قواعد کنوانسیون ـ به‌ویژه اصل وفای به عهد، قواعد تفسیر، و قواعد بنیادین تعلیق و خاتمه ـ موجب می‌شود که این قواعد برای ایران نیز لازم‌الاجرا باشد. منابع حقوق بین‌الملل ـ به موجب ماده ۳۸ اساسنامه دیوان بین‌المللی دادگستری ـ افزون بر معاهدات، شامل «عرف بین‌المللی»، «اصول کلی حقوقی» و ـ به‌عنوان وسایل فرعی ـ «آرای قضایی و دکترین» نیز می‌شود؛</w:t>
+        <w:footnoteReference w:id="14"/>
+      </w:r>
+      <w:r>
+        <w:rPr>
+          <w:rFonts w:ascii="B Lotus" w:hAnsi="B Lotus" w:cs="B Lotus" w:eastAsia="B Lotus"/>
+          <w:b w:val="0"/>
+          <w:i w:val="0"/>
+          <w:sz w:val="28"/>
+          <w:szCs w:val="28"/>
+        </w:rPr>
+        <w:t xml:space="preserve"> با این حال ـ و این «با این حال» خیلی مهم است ـ جنبه عرفی بسیاری از قواعد کنوانسیون، به‌ویژه اصل وفا و قواعد تفسیر و قواعد بنیادین تعلیق و خاتمه، باعث می‌شود این قواعد برای ایران هم لازم‌الاجرا باشد. یادمان باشد که منابع حقوق بین‌الملل منحصر به معاهده نیست؛ طبق ماده ۳۸ اساسنامه دیوان، دیوان به «عرف بین‌المللی» و «اصول کلی حقوقی» و ـ به‌عنوان وسیله فرعی ـ به «آرای قضایی و دکترین» هم استناد می‌کند؛</w:t>
       </w:r>
       <w:r>
         <w:rPr>
@@ -3064,17 +2777,17 @@
           <w:szCs w:val="28"/>
           <w:vertAlign w:val="superscript"/>
         </w:rPr>
-        <w:footnoteReference w:id="24"/>
-      </w:r>
-      <w:r>
-        <w:rPr>
-          <w:rFonts w:ascii="B Lotus" w:hAnsi="B Lotus" w:cs="B Lotus" w:eastAsia="B Lotus"/>
-          <w:b w:val="0"/>
-          <w:i w:val="0"/>
-          <w:sz w:val="28"/>
-          <w:szCs w:val="28"/>
-        </w:rPr>
-        <w:t xml:space="preserve"> و همین، مبنای لازم‌الاجرا بودن قواعد عرفی معاهدات برای همه دولت‌هاست.</w:t>
+        <w:footnoteReference w:id="15"/>
+      </w:r>
+      <w:r>
+        <w:rPr>
+          <w:rFonts w:ascii="B Lotus" w:hAnsi="B Lotus" w:cs="B Lotus" w:eastAsia="B Lotus"/>
+          <w:b w:val="0"/>
+          <w:i w:val="0"/>
+          <w:sz w:val="28"/>
+          <w:szCs w:val="28"/>
+        </w:rPr>
+        <w:t xml:space="preserve"> و همین مبنای لازم‌الاجرا بودن قواعد عرفی معاهدات برای همه دولت‌هاست، عضو باشند یا نباشند.</w:t>
       </w:r>
     </w:p>
     <w:p>
@@ -3112,7 +2825,7 @@
           <w:sz w:val="28"/>
           <w:szCs w:val="28"/>
         </w:rPr>
-        <w:t>اصل «وفای به عهد» (Pacta Sunt Servanda) بنیادی‌ترین قاعده حقوق معاهدات و بلکه یکی از بنیادی‌ترین قواعد کل حقوق بین‌الملل است. اهمیت این اصل تا بدان‌جاست که بدون آن، هیچ نظام حقوقی بین‌المللی قابل تصور نیست؛ زیرا اگر دولت‌ها خود را به آن‌چه پذیرفته‌اند ملزم ندانند، معاهده به کاغذپاره‌ای بی‌اثر بدل می‌شود. در دکترین کلاسیک حقوق بین‌الملل نیز، برخی بزرگان ـ مانند آنزیلوتی ـ این اصل را قاعده بنیادین و زیربنای الزام‌آوری کل نظام حقوق بین‌الملل دانسته‌اند.</w:t>
+        <w:t>اصل «وفای به عهد» بنیادی‌ترین قاعده حقوق معاهدات است؛ بلکه به جرئت می‌شود گفت یکی از بنیادی‌ترین قواعد کل حقوق بین‌الملل. اهمیتش در این حد است که بدون آن هیچ نظام حقوقی بین‌المللی قابل تصور نیست: اگر دولت‌ها خودشان را به آن‌چه پذیرفته‌اند ملزم ندانند، معاهده چیزی جز کاغذپاره نیست. در دکترین کلاسیک هم بعضی بزرگان ـ مثل آنزیلوتی ـ همین اصل را قاعده بنیادین و زیربنای الزام‌آوری کل نظام حقوق بین‌الملل دانسته‌اند.</w:t>
       </w:r>
       <w:r>
         <w:rPr>
@@ -3123,7 +2836,7 @@
           <w:szCs w:val="28"/>
           <w:vertAlign w:val="superscript"/>
         </w:rPr>
-        <w:footnoteReference w:id="25"/>
+        <w:footnoteReference w:id="16"/>
       </w:r>
     </w:p>
     <w:p>
@@ -3142,7 +2855,7 @@
           <w:sz w:val="28"/>
           <w:szCs w:val="28"/>
         </w:rPr>
-        <w:t>ماده ۲۶ کنوانسیون وین این اصل را چنین صورت‌بندی کرده است: «هر معاهده لازم‌الاجرایی، اطراف خود را ملزم می‌سازد و باید توسط آن‌ها با حسن نیت اجرا شود».</w:t>
+        <w:t>ماده ۲۶ وین این اصل را این‌طور صورت‌بندی کرده: «هر معاهده لازم‌الاجرایی، اطراف خود را ملزم می‌سازد و باید توسط آن‌ها با حسن نیت اجرا شود».</w:t>
       </w:r>
       <w:r>
         <w:rPr>
@@ -3153,17 +2866,17 @@
           <w:szCs w:val="28"/>
           <w:vertAlign w:val="superscript"/>
         </w:rPr>
-        <w:footnoteReference w:id="26"/>
-      </w:r>
-      <w:r>
-        <w:rPr>
-          <w:rFonts w:ascii="B Lotus" w:hAnsi="B Lotus" w:cs="B Lotus" w:eastAsia="B Lotus"/>
-          <w:b w:val="0"/>
-          <w:i w:val="0"/>
-          <w:sz w:val="28"/>
-          <w:szCs w:val="28"/>
-        </w:rPr>
-        <w:t xml:space="preserve"> سه عنصر در این صورت‌بندی اهمیت دارد: نخست «لازم‌الاجرا بودن» (یعنی معاهده‌ای که هنوز لازم‌الاجرا نشده، الزامی ایجاد نمی‌کند)؛ دوم «الزام‌آور بودن» (که معاهده را از وعده سیاسی و اخلاقی متمایز می‌کند)؛ و سوم «حسن نیت» (که شیوه اجرا را مقید می‌کند: اجرای صوری، اجرای همراه با حیله، سوءاستفاده از ابهام متن، یا کارشکنی در تحقق هدف معاهده، همگی با حسن نیت ناسازگارند و خود نوعی نقض محسوب می‌شوند).</w:t>
+        <w:footnoteReference w:id="17"/>
+      </w:r>
+      <w:r>
+        <w:rPr>
+          <w:rFonts w:ascii="B Lotus" w:hAnsi="B Lotus" w:cs="B Lotus" w:eastAsia="B Lotus"/>
+          <w:b w:val="0"/>
+          <w:i w:val="0"/>
+          <w:sz w:val="28"/>
+          <w:szCs w:val="28"/>
+        </w:rPr>
+        <w:t xml:space="preserve"> سه عنصر این‌جا هست که هر سه مهم‌اند: «لازم‌الاجرا بودن» (یعنی معاهده‌ای که هنوز لازم‌الاجرا نشده الزامی نمی‌سازد)؛ «الزام‌آور بودن» (که معاهده را از وعده سیاسی و اخلاقی جدا می‌کند)؛ و «حسن نیت» (که شیوه اجرا را مقید می‌کند). این سومی را دست‌کم نگیریم: اجرای صوری، حیله‌گری در اجرا، سوءاستفاده از ابهام متن، کارشکنی در تحقق هدف معاهده ـ همه این‌ها خلاف حسن نیت‌اند و خودشان نوعی نقض به حساب می‌آیند.</w:t>
       </w:r>
     </w:p>
     <w:p>
@@ -3182,7 +2895,7 @@
           <w:sz w:val="28"/>
           <w:szCs w:val="28"/>
         </w:rPr>
-        <w:t>در کنار ماده ۲۶، ماده ۲۷ کنوانسیون وین، ضمانت‌اجرای منطقی این اصل است: «هیچ طرفی نمی‌تواند به مقررات حقوق داخلی خود به‌عنوان توجیهی برای عدم اجرای معاهده استناد کند».</w:t>
+        <w:t>در کنار ماده ۲۶، ماده ۲۷ ضمانت‌اجرای منطقی این اصل است: «هیچ طرفی نمی‌تواند به مقررات حقوق داخلی خود به‌عنوان توجیهی برای عدم اجرای معاهده استناد کند».</w:t>
       </w:r>
       <w:r>
         <w:rPr>
@@ -3193,17 +2906,17 @@
           <w:szCs w:val="28"/>
           <w:vertAlign w:val="superscript"/>
         </w:rPr>
-        <w:footnoteReference w:id="27"/>
-      </w:r>
-      <w:r>
-        <w:rPr>
-          <w:rFonts w:ascii="B Lotus" w:hAnsi="B Lotus" w:cs="B Lotus" w:eastAsia="B Lotus"/>
-          <w:b w:val="0"/>
-          <w:i w:val="0"/>
-          <w:sz w:val="28"/>
-          <w:szCs w:val="28"/>
-        </w:rPr>
-        <w:t xml:space="preserve"> معنای این ماده برای پژوهش حاضر، حیاتی و تعیین‌کننده است: حتی اگر در نظام حقوقی داخلی ایران ـ اعم از قانون اساسی، قانون عادی یا حکم فقهی ـ مجوزی برای عدم اجرای معاهده یافت شود، چنین مجوزی در برابر طرف مقابل و در سطح بین‌المللی، توجیه محسوب نمی‌شود و رفع مسئولیت نمی‌کند. تنها استثنای محدود این قاعده، در ماده ۴۶ آمده است: نقض مقررات داخلی درباره صلاحیت انعقاد معاهدات، تنها در صورتی قابل استناد است که آن نقض، «آشکار» باشد (یعنی برای هر دولت رفتارکننده با حسن نیت، به‌طور عینی روشن باشد) و به «قاعده‌ای بنیادین از حقوق داخلی» مربوط شود.</w:t>
+        <w:footnoteReference w:id="18"/>
+      </w:r>
+      <w:r>
+        <w:rPr>
+          <w:rFonts w:ascii="B Lotus" w:hAnsi="B Lotus" w:cs="B Lotus" w:eastAsia="B Lotus"/>
+          <w:b w:val="0"/>
+          <w:i w:val="0"/>
+          <w:sz w:val="28"/>
+          <w:szCs w:val="28"/>
+        </w:rPr>
+        <w:t xml:space="preserve"> معنای این ماده برای پژوهش من حیاتی است و باید با خط درشت نوشت: حتی اگر در نظام داخلی ایران ـ قانون اساسی، قانون عادی، یا حکم فقهی ـ مجوزی برای عدم اجرا پیدا شود، چنین مجوزی در برابر طرف مقابل و در سطح بین‌المللی «توجیه» به حساب نمی‌آید. تنها استثنای محدودش در ماده ۴۶ آمده: نقض مقررات داخلی درباره صلاحیت انعقاد، فقط وقتی قابل استناد است که آن نقض «آشکار» باشد (یعنی برای هر دولت متعارفی به‌طور عینی روشن باشد) و به «قاعده‌ای بنیادین» از حقوق داخلی مربوط شود.</w:t>
       </w:r>
       <w:r>
         <w:rPr>
@@ -3214,17 +2927,17 @@
           <w:szCs w:val="28"/>
           <w:vertAlign w:val="superscript"/>
         </w:rPr>
-        <w:footnoteReference w:id="28"/>
-      </w:r>
-      <w:r>
-        <w:rPr>
-          <w:rFonts w:ascii="B Lotus" w:hAnsi="B Lotus" w:cs="B Lotus" w:eastAsia="B Lotus"/>
-          <w:b w:val="0"/>
-          <w:i w:val="0"/>
-          <w:sz w:val="28"/>
-          <w:szCs w:val="28"/>
-        </w:rPr>
-        <w:t xml:space="preserve"> روشن است که این استثنا، ناظر به مرحله «انعقاد» است نه مرحله «اجرا»؛ و تصمیم بعدیِ یک مقام داخلی مبنی بر عدم اجرا، در شمول آن نمی‌گنجد. تفصیل آثار این ماده در فصل پنجم خواهد آمد.</w:t>
+        <w:footnoteReference w:id="19"/>
+      </w:r>
+      <w:r>
+        <w:rPr>
+          <w:rFonts w:ascii="B Lotus" w:hAnsi="B Lotus" w:cs="B Lotus" w:eastAsia="B Lotus"/>
+          <w:b w:val="0"/>
+          <w:i w:val="0"/>
+          <w:sz w:val="28"/>
+          <w:szCs w:val="28"/>
+        </w:rPr>
+        <w:t xml:space="preserve"> و روشن است که این استثنا مال مرحله «انعقاد» است نه «اجرا»؛ تصمیم بعدیِ یک مقام داخلی به عدم اجرا، هیچ جایی در شمول آن ندارد. تفصیل آثارش باشد برای فصل پنجم.</w:t>
       </w:r>
     </w:p>
     <w:p>
@@ -3262,7 +2975,7 @@
           <w:sz w:val="28"/>
           <w:szCs w:val="28"/>
         </w:rPr>
-        <w:t>کنوانسیون وین، در برابر اصل وفای به عهد، نظامی استثنایی اما دقیق و مضیق برای «تعلیق» و «خاتمه» معاهدات پیش‌بینی کرده است. منطق این نظام، ایجاد توازن میان «ثبات» معاهدات (که لازمه اعتماد بین‌المللی است) و «انعطاف» در برابر دگرگونی‌های بنیادین (که لازمه عدالت و واقع‌بینی است) می‌باشد. مهم‌ترین اسباب تعلیق و خاتمه در کنوانسیون عبارت‌اند از:</w:t>
+        <w:t>کنوانسیون وین در برابر اصل وفا، یک نظام استثنایی ـ اما دقیق و مضیق ـ برای تعلیق و خاتمه پیش‌بینی کرده. منطقش هم روشن است: توازن میان «ثبات» معاهدات (که لازمه اعتماد بین‌المللی است) و «انعطاف» در برابر دگرگونی‌های بنیادین (که لازمه عدالت و واقع‌بینی است). مهم‌ترین اسبابش را می‌شمارم:</w:t>
       </w:r>
     </w:p>
     <w:p>
@@ -3281,7 +2994,7 @@
           <w:sz w:val="28"/>
           <w:szCs w:val="28"/>
         </w:rPr>
-        <w:t>یکم. توافق اطراف: مطابق مواد ۵۴ و ۵۷، اطراف معاهده می‌توانند در هر زمان، با توافق یکدیگر، معاهده را خاتمه دهند یا اجرای آن را به حالت تعلیق درآورند. این مورد، از محل بحث پژوهش حاضر بیرون است؛ زیرا مسئله رساله، «اقدام یک‌جانبه» است نه توافقی؛ اما از جهت ضابطه دوم فصل چهارم (تقدم راه‌های توافقی) اهمیت دارد: هر تصمیم یک‌جانبه‌ای باید پس از ناکامی راه توافقی اتخاذ شود.</w:t>
+        <w:t>یکم، توافق اطراف. طبق مواد ۵۴ و ۵۷، اطراف هر وقت بخواهند می‌توانند با توافق هم معاهده را خاتمه دهند یا اجرایش را معلق کنند. این مورد از محل بحث من بیرون است، چون مسئله من «اقدام یک‌جانبه» است نه توافقی؛ ولی از جهت ضابطه دوم فصل چهارم (تقدم راه‌های توافقی) مهم است: هر تصمیم یک‌جانبه‌ای باید بعد از ناکامی راه توافقی گرفته شود، نه قبلش.</w:t>
       </w:r>
     </w:p>
     <w:p>
@@ -3300,7 +3013,7 @@
           <w:sz w:val="28"/>
           <w:szCs w:val="28"/>
         </w:rPr>
-        <w:t>دوم. شرط مندرج در خود معاهده: بسیاری از معاهدات، شرطی درباره خاتمه، خروج، بازنگری یا تعلیق دارند و اعمال آن شرط، اقدامی موجه و پیش‌بینی‌شده است که اساساً «نقض» محسوب نمی‌شود. ازاین‌رو، نخستین گام در هر تصمیمی درباره سرنوشت معاهده، مراجعه به «متن خود معاهده» است؛ نکته‌ای که در ضوابط فصل چهارم (تقدم راه‌های حقوقی مندرج) و راهبردهای فصل پنجم (گنجاندن شرط در معاهدات آتی) بازخواهد گشت.</w:t>
+        <w:t>دوم، شرط مندرج در خود معاهده. خیلی از معاهدات شرط خاتمه و خروج و بازنگری و تعلیق دارند و عمل به آن شرط، اقدامی موجه و پیش‌بینی‌شده است که اصلاً «نقض» به حساب نمی‌آید. پس اولین قدم در هر تصمیمی درباره سرنوشت معاهده، برگشتن به «متن خود معاهده» است؛ نکته‌ای که هم در ضوابط فصل چهارم و هم در راهبردهای فصل پنجم برمی‌گردد.</w:t>
       </w:r>
     </w:p>
     <w:p>
@@ -3319,7 +3032,7 @@
           <w:sz w:val="28"/>
           <w:szCs w:val="28"/>
         </w:rPr>
-        <w:t>سوم. نقض اساسی از سوی طرف مقابل (ماده ۶۰): هرگاه یک طرف، معاهده را به‌صورت «اساسی» نقض کند ـ یعنی یا معاهده را برخلاف کنوانسیون رد کند یا مقرره‌ای اساسی برای تحقق موضوع و هدف معاهده را نقض کند ـ طرف دیگر (در معاهده دوجانبه) یا اطراف دیگر (در معاهده چندجانبه، با شرایطی) می‌تواند اجرای معاهده را به‌طور کلی یا جزئی به حالت تعلیق درآورد یا به آن خاتمه دهد.</w:t>
+        <w:t>سوم، نقض اساسی طرف مقابل (ماده ۶۰). اگر یک طرف معاهده را «اساساً» نقض کند ـ یعنی یا معاهده را برخلاف کنوانسیون رد کند یا مقرره‌ای اساسی برای تحقق موضوع و هدفش را زیر پا بگذارد ـ طرف دیگر (در معاهده دوجانبه) یا اطراف دیگر (در چندجانبه، با شرایطی) می‌توانند اجرا را کلاً یا جزئاً معلق کنند یا به آن خاتمه دهند.</w:t>
       </w:r>
       <w:r>
         <w:rPr>
@@ -3330,17 +3043,17 @@
           <w:szCs w:val="28"/>
           <w:vertAlign w:val="superscript"/>
         </w:rPr>
-        <w:footnoteReference w:id="29"/>
-      </w:r>
-      <w:r>
-        <w:rPr>
-          <w:rFonts w:ascii="B Lotus" w:hAnsi="B Lotus" w:cs="B Lotus" w:eastAsia="B Lotus"/>
-          <w:b w:val="0"/>
-          <w:i w:val="0"/>
-          <w:sz w:val="28"/>
-          <w:szCs w:val="28"/>
-        </w:rPr>
-        <w:t xml:space="preserve"> این ماده، نزدیک‌ترین نهاد حقوقی به مسئله «عدول واکنشی» است و در فصل پنجم تحلیل خواهد شد. قید «اساسی‌بودن» نشان می‌دهد که هر نقض جزئی، مجوز تعلیق نیست و باید میان شدت نقض و شدت واکنش، تناسب باشد.</w:t>
+        <w:footnoteReference w:id="20"/>
+      </w:r>
+      <w:r>
+        <w:rPr>
+          <w:rFonts w:ascii="B Lotus" w:hAnsi="B Lotus" w:cs="B Lotus" w:eastAsia="B Lotus"/>
+          <w:b w:val="0"/>
+          <w:i w:val="0"/>
+          <w:sz w:val="28"/>
+          <w:szCs w:val="28"/>
+        </w:rPr>
+        <w:t xml:space="preserve"> این ماده نزدیک‌ترین نهاد حقوقی به مسئله «عدول واکنشی» است و در فصل پنجم تحلیلش می‌کنم. قید «اساسی بودن» هم نشان می‌دهد هر نقض جزئی مجوز تعلیق نیست؛ میان شدت نقض و شدت واکنش باید تناسب باشد.</w:t>
       </w:r>
     </w:p>
     <w:p>
@@ -3359,7 +3072,7 @@
           <w:sz w:val="28"/>
           <w:szCs w:val="28"/>
         </w:rPr>
-        <w:t>چهارم. عدم امکان اجرا (ماده ۶۱): هرگاه اجرای معاهده به دلیل «از بین رفتن یا نابودی دائمی موضوع آن» (مانند خشک‌شدن رودخانه موضوع معاهده آبی) ناممکن شود، می‌توان به معاهده خاتمه داد یا ـ در فرض موقت‌بودن ـ آن را تعلیق کرد. قید «دائمی‌بودن» و «عینی‌بودن» عدم امکان، دایره این ماده را بسیار تنگ کرده است و دشواری‌های سیاسی، اقتصادی یا امنیتی ـ هر اندازه شدید ـ در شمول آن نمی‌گنجد؛ مگر آن‌که به نابودی عینی موضوع بینجامد.</w:t>
+        <w:t>چهارم، عدم امکان اجرا (ماده ۶۱). اگر اجرای معاهده به خاطر «از بین رفتن یا نابودی دائمی موضوعش» (مثل خشک شدن رودخانه موضوع یک معاهده آبی) ناممکن شود، می‌شود خاتمه‌اش داد یا ـ اگر موقتی است ـ معلقش کرد. قید «دائمی» و «عینی» بودن، دایره این ماده را خیلی تنگ کرده؛ دشواری‌های سیاسی و اقتصادی و امنیتی ـ هرقدر هم شدید ـ در شمولش نمی‌گنجد، مگر به نابودی عینی موضوع بینجامد.</w:t>
       </w:r>
       <w:r>
         <w:rPr>
@@ -3370,7 +3083,7 @@
           <w:szCs w:val="28"/>
           <w:vertAlign w:val="superscript"/>
         </w:rPr>
-        <w:footnoteReference w:id="30"/>
+        <w:footnoteReference w:id="21"/>
       </w:r>
     </w:p>
     <w:p>
@@ -3389,7 +3102,7 @@
           <w:sz w:val="28"/>
           <w:szCs w:val="28"/>
         </w:rPr>
-        <w:t>پنجم. تغییر بنیادین اوضاع و احوال (ماده ۶۲): این ماده که بیان حقوقی قاعده کهن «rebus sic stantibus» (امور بر همان حال می‌ماند) است، در شرایط بسیار سخت‌گیرانه‌ای اجازه خاتمه یا خروج می‌دهد: اوضاعِ تغییرکرده باید «مبنای اساسی» رضایت اطراف به التزام بوده، تغییر، «بنیادین» و «غیرقابل پیش‌بینی» بوده، اثر آن بر تعهداتِ باقی‌مانده، «بنیادین» باشد، و تغییر، ناشی از نقض خودِ دولتِ استنادکننده نباشد. افزون بر این، این ماده درباره معاهدات مرزی قابل استناد نیست و در معاهدات چندجانبه نیز شرایط ویژه‌ای دارد.</w:t>
+        <w:t>پنجم، تغییر بنیادین اوضاع و احوال (ماده ۶۲). بیان حقوقی همان قاعده کهن «rebus sic stantibus» است و فقط در شرایط خیلی سخت‌گیرانه‌ای اجازه خاتمه یا خروج می‌دهد: اوضاع عوض‌شده باید «مبنای اساسی» رضایت اطراف بوده باشد؛ تغییر «بنیادین» و «غیرقابل پیش‌بینی» باشد؛ اثرش بر تعهدات باقی‌مانده «بنیادین» باشد؛ و ناشی از نقض خودِ دولت استنادکننده نباشد. به‌علاوه، درباره معاهدات مرزی اصلاً قابل استناد نیست.</w:t>
       </w:r>
       <w:r>
         <w:rPr>
@@ -3400,17 +3113,17 @@
           <w:szCs w:val="28"/>
           <w:vertAlign w:val="superscript"/>
         </w:rPr>
-        <w:footnoteReference w:id="31"/>
-      </w:r>
-      <w:r>
-        <w:rPr>
-          <w:rFonts w:ascii="B Lotus" w:hAnsi="B Lotus" w:cs="B Lotus" w:eastAsia="B Lotus"/>
-          <w:b w:val="0"/>
-          <w:i w:val="0"/>
-          <w:sz w:val="28"/>
-          <w:szCs w:val="28"/>
-        </w:rPr>
-        <w:t xml:space="preserve"> دیوان بین‌المللی دادگستری در قضیه مشهور «گابچیکوو ـ ناگیماروش» (۱۹۹۷) میان مجارستان و اسلواکی، این شرایط را بسیار مضیق تفسیر کرد و نشان داد که استناد موفق به این ماده، امری استثنایی و نادر است.</w:t>
+        <w:footnoteReference w:id="22"/>
+      </w:r>
+      <w:r>
+        <w:rPr>
+          <w:rFonts w:ascii="B Lotus" w:hAnsi="B Lotus" w:cs="B Lotus" w:eastAsia="B Lotus"/>
+          <w:b w:val="0"/>
+          <w:i w:val="0"/>
+          <w:sz w:val="28"/>
+          <w:szCs w:val="28"/>
+        </w:rPr>
+        <w:t xml:space="preserve"> دیوان در قضیه مشهور «گابچیکوو ـ ناگیماروش» (۱۹۹۷) میان مجارستان و اسلواکی، این شرایط را خیلی مضیق تفسیر کرد و نشان داد استناد موفق به این ماده امری استثنایی و نادر است.</w:t>
       </w:r>
       <w:r>
         <w:rPr>
@@ -3421,7 +3134,7 @@
           <w:szCs w:val="28"/>
           <w:vertAlign w:val="superscript"/>
         </w:rPr>
-        <w:footnoteReference w:id="32"/>
+        <w:footnoteReference w:id="23"/>
       </w:r>
     </w:p>
     <w:p>
@@ -3440,7 +3153,7 @@
           <w:sz w:val="28"/>
           <w:szCs w:val="28"/>
         </w:rPr>
-        <w:t>ششم. تعارض با قاعده آمره (مواد ۵۳ و ۶۴): هر معاهده‌ای که در زمان انعقاد با یک «قاعده آمره حقوق بین‌الملل» (Jus Cogens) ـ یعنی قاعده‌ای که کل جامعه بین‌المللی دولت‌ها آن را تخلف‌ناپذیر می‌داند و تنها با قاعده آمره بعدیِ هم‌ارزش قابل تغییر است ـ متعارض باشد، باطل و بی‌اعتبار است؛ و هرگاه قاعده آمره جدیدی پدید آید، معاهده موجودِ متعارض با آن، خاتمه می‌یابد.</w:t>
+        <w:t>و ششم، تعارض با قاعده آمره (مواد ۵۳ و ۶۴). هر معاهده‌ای که هنگام انعقاد با یک «قاعده آمره» ـ یعنی قاعده‌ای که کل جامعه بین‌المللی آن را تخلف‌ناپذیر می‌داند و فقط با قاعده آمره بعدیِ هم‌ارزش عوض می‌شود ـ متعارض باشد، باطل است؛ و اگر بعداً قاعده آمره جدیدی بیاید، معاهده موجودِ متعارض خاتمه می‌یابد.</w:t>
       </w:r>
       <w:r>
         <w:rPr>
@@ -3451,17 +3164,17 @@
           <w:szCs w:val="28"/>
           <w:vertAlign w:val="superscript"/>
         </w:rPr>
-        <w:footnoteReference w:id="33"/>
-      </w:r>
-      <w:r>
-        <w:rPr>
-          <w:rFonts w:ascii="B Lotus" w:hAnsi="B Lotus" w:cs="B Lotus" w:eastAsia="B Lotus"/>
-          <w:b w:val="0"/>
-          <w:i w:val="0"/>
-          <w:sz w:val="28"/>
-          <w:szCs w:val="28"/>
-        </w:rPr>
-        <w:t xml:space="preserve"> نمونه‌های مشهور قواعد آمره عبارت‌اند از: منع تجاوز و توسل به زور، منع نسل‌کشی، منع جنایت علیه بشریت، منع شکنجه، و حق تعیین سرنوشت. این نهاد، سقف نظام معاهدات است و هیچ توافقی ـ حتی به نام مصلحت ـ نمی‌تواند از آن فراتر رود؛ و همین، مبنای بین‌المللیِ «ضابطه هفتم» فصل چهارم است.</w:t>
+        <w:footnoteReference w:id="24"/>
+      </w:r>
+      <w:r>
+        <w:rPr>
+          <w:rFonts w:ascii="B Lotus" w:hAnsi="B Lotus" w:cs="B Lotus" w:eastAsia="B Lotus"/>
+          <w:b w:val="0"/>
+          <w:i w:val="0"/>
+          <w:sz w:val="28"/>
+          <w:szCs w:val="28"/>
+        </w:rPr>
+        <w:t xml:space="preserve"> نمونه‌های مشهورش: منع تجاوز و توسل به زور، منع نسل‌کشی، منع جنایت علیه بشریت، منع شکنجه، حق تعیین سرنوشت. این نهاد سقف نظام معاهدات است و هیچ توافقی ـ حتی به نام مصلحت ـ نمی‌تواند از آن بالاتر برود؛ و همین مبنای بین‌المللی «ضابطه هفتم» فصل چهارم من است.</w:t>
       </w:r>
     </w:p>
     <w:p>
@@ -3480,7 +3193,7 @@
           <w:sz w:val="28"/>
           <w:szCs w:val="28"/>
         </w:rPr>
-        <w:t>افزون بر اسباب، کنوانسیون وین «آیین» خاصی نیز برای تعلیق و خاتمه مقرر کرده است (مواد ۶۵ تا ۶۸): دولتی که قصد استناد به یکی از اسباب یادشده را دارد، باید قصد خود را به‌صورت کتبی و مستدل به سایر اطراف «اطلاع» دهد، «مهلت» مقرر (دست‌کم سه ماه، مگر در موارد فوریت خاص) را رعایت کند، و در صورت اعتراض سایر اطراف، راه‌های حل‌وفصل مسالمت‌آمیز اختلاف (مذاکره، میانجیگری، داوری یا دادرسی) را بپیماید.</w:t>
+        <w:t>علاوه بر اسباب، کنوانسیون «آیین» خاصی هم برای تعلیق و خاتمه گذاشته (مواد ۶۵ تا ۶۸): دولتی که می‌خواهد به یکی از این اسباب استناد کند، باید قصدش را کتبی و مستدل به بقیه اطراف «اطلاع» بدهد، «مهلت» مقرر (دست‌کم سه ماه، مگر موارد فوریت خاص) را رعایت کند، و اگر اعتراضی شد، راه‌های حل‌وفصل مسالمت‌آمیز را برود.</w:t>
       </w:r>
       <w:r>
         <w:rPr>
@@ -3491,17 +3204,17 @@
           <w:szCs w:val="28"/>
           <w:vertAlign w:val="superscript"/>
         </w:rPr>
-        <w:footnoteReference w:id="34"/>
-      </w:r>
-      <w:r>
-        <w:rPr>
-          <w:rFonts w:ascii="B Lotus" w:hAnsi="B Lotus" w:cs="B Lotus" w:eastAsia="B Lotus"/>
-          <w:b w:val="0"/>
-          <w:i w:val="0"/>
-          <w:sz w:val="28"/>
-          <w:szCs w:val="28"/>
-        </w:rPr>
-        <w:t xml:space="preserve"> این آیین، شباهت معنادار و عمیقی با نهاد فقهی «انباذ علی سواء» (اعلام آشکار پایان پیمان) دارد که در فصل سوم بررسی خواهد شد؛ و همین شباهت ـ که نشان‌دهنده هم‌گرایی عقلانیت فقهی و عقلانیت حقوقی در این نقطه است ـ یکی از پایه‌های ضابطه «اعلام و شفافیت» در فصل چهارم خواهد بود.</w:t>
+        <w:footnoteReference w:id="25"/>
+      </w:r>
+      <w:r>
+        <w:rPr>
+          <w:rFonts w:ascii="B Lotus" w:hAnsi="B Lotus" w:cs="B Lotus" w:eastAsia="B Lotus"/>
+          <w:b w:val="0"/>
+          <w:i w:val="0"/>
+          <w:sz w:val="28"/>
+          <w:szCs w:val="28"/>
+        </w:rPr>
+        <w:t xml:space="preserve"> این آیین شباهت معنادار و عمیقی با نهاد فقهی «انباذ علی سواء» دارد که در فصل سوم بررسی‌اش می‌کنم؛ و همین شباهت ـ که نشان می‌دهد عقلانیت فقهی و عقلانیت حقوقی در این نقطه به هم رسیده‌اند ـ یکی از پایه‌های ضابطه «اعلام و شفافیت» در فصل چهارم است.</w:t>
       </w:r>
     </w:p>
     <w:p>
@@ -3539,7 +3252,7 @@
           <w:sz w:val="28"/>
           <w:szCs w:val="28"/>
         </w:rPr>
-        <w:t>قانون اساسی جمهوری اسلامی ایران، نظام تصمیم‌گیری درباره معاهدات را در دو لایه سامان داده است: لایه اصول سیاست خارجی (فصل دهم) و لایه اصول نهادی (توزیع صلاحیت‌ها). شناخت هر دو لایه برای فهم مسئله ضروری است.</w:t>
+        <w:t>قانون اساسی ما نظام تصمیم‌گیری درباره معاهدات را در دو لایه چیده: لایه اصول سیاست خارجی (فصل دهم) و لایه اصول نهادی (توزیع صلاحیت‌ها). هر دو را باید شناخت.</w:t>
       </w:r>
     </w:p>
     <w:p>
@@ -3558,7 +3271,7 @@
           <w:sz w:val="28"/>
           <w:szCs w:val="28"/>
         </w:rPr>
-        <w:t>در لایه سیاست خارجی، اصول ۱۵۲ تا ۱۵۴، جهت‌گیری کلان نظام را در روابط بین‌المللی ترسیم می‌کنند: اصل ۱۵۲، سیاست خارجی را بر اساس «نفی هرگونه سلطه‌جویی و سلطه‌پذیری، حفظ استقلال همه‌جانبه و تمامیت ارضی، دفاع از حقوق همه مسلمانان، عدم تعهد در برابر قدرت‌های سلطه‌گر و روابط صلح‌آمیز متقابل با دول غیرمحارب» استوار می‌کند؛</w:t>
+        <w:t>در لایه سیاست خارجی، اصول ۱۵۲ تا ۱۵۴ جهت کلان نظام را در روابط بین‌الملل مشخص می‌کنند. اصل ۱۵۲ سیاست خارجی را بر «نفی هرگونه سلطه‌جویی و سلطه‌پذیری، حفظ استقلال همه‌جانبه و تمامیت ارضی، دفاع از حقوق همه مسلمانان، عدم تعهد در برابر قدرت‌های سلطه‌گر و روابط صلح‌آمیز متقابل با دول غیرمحارب» سوار می‌کند؛</w:t>
       </w:r>
       <w:r>
         <w:rPr>
@@ -3569,17 +3282,17 @@
           <w:szCs w:val="28"/>
           <w:vertAlign w:val="superscript"/>
         </w:rPr>
-        <w:footnoteReference w:id="35"/>
-      </w:r>
-      <w:r>
-        <w:rPr>
-          <w:rFonts w:ascii="B Lotus" w:hAnsi="B Lotus" w:cs="B Lotus" w:eastAsia="B Lotus"/>
-          <w:b w:val="0"/>
-          <w:i w:val="0"/>
-          <w:sz w:val="28"/>
-          <w:szCs w:val="28"/>
-        </w:rPr>
-        <w:t xml:space="preserve"> اصل ۱۵۳، «هرگونه قرارداد که موجب سلطه بیگانه بر منابع طبیعی و اقتصادی، فرهنگ، ارتش و دیگر شئون کشور گردد» را ممنوع می‌شمارد؛</w:t>
+        <w:footnoteReference w:id="26"/>
+      </w:r>
+      <w:r>
+        <w:rPr>
+          <w:rFonts w:ascii="B Lotus" w:hAnsi="B Lotus" w:cs="B Lotus" w:eastAsia="B Lotus"/>
+          <w:b w:val="0"/>
+          <w:i w:val="0"/>
+          <w:sz w:val="28"/>
+          <w:szCs w:val="28"/>
+        </w:rPr>
+        <w:t xml:space="preserve"> اصل ۱۵۳ «هرگونه قرارداد که موجب سلطه بیگانه بر منابع طبیعی و اقتصادی، فرهنگ، ارتش و دیگر شئون کشور گردد» را ممنوع می‌شمارد؛</w:t>
       </w:r>
       <w:r>
         <w:rPr>
@@ -3590,17 +3303,17 @@
           <w:szCs w:val="28"/>
           <w:vertAlign w:val="superscript"/>
         </w:rPr>
-        <w:footnoteReference w:id="36"/>
-      </w:r>
-      <w:r>
-        <w:rPr>
-          <w:rFonts w:ascii="B Lotus" w:hAnsi="B Lotus" w:cs="B Lotus" w:eastAsia="B Lotus"/>
-          <w:b w:val="0"/>
-          <w:i w:val="0"/>
-          <w:sz w:val="28"/>
-          <w:szCs w:val="28"/>
-        </w:rPr>
-        <w:t xml:space="preserve"> و اصل ۱۵۴، ضمن حمایت از «مبارزه حق‌طلبانه مستضعفین در برابر مستکبرین در هر نقطه جهان»، هرگونه مداخله در امور داخلی ملت‌ها را نفی می‌کند.</w:t>
+        <w:footnoteReference w:id="27"/>
+      </w:r>
+      <w:r>
+        <w:rPr>
+          <w:rFonts w:ascii="B Lotus" w:hAnsi="B Lotus" w:cs="B Lotus" w:eastAsia="B Lotus"/>
+          <w:b w:val="0"/>
+          <w:i w:val="0"/>
+          <w:sz w:val="28"/>
+          <w:szCs w:val="28"/>
+        </w:rPr>
+        <w:t xml:space="preserve"> و اصل ۱۵۴ ضمن حمایت از «مبارزه حق‌طلبانه مستضعفین در برابر مستکبرین در هر نقطه جهان»، هر مداخله‌ای در امور داخلی ملت‌ها را نفی می‌کند.</w:t>
       </w:r>
       <w:r>
         <w:rPr>
@@ -3611,17 +3324,17 @@
           <w:szCs w:val="28"/>
           <w:vertAlign w:val="superscript"/>
         </w:rPr>
-        <w:footnoteReference w:id="37"/>
-      </w:r>
-      <w:r>
-        <w:rPr>
-          <w:rFonts w:ascii="B Lotus" w:hAnsi="B Lotus" w:cs="B Lotus" w:eastAsia="B Lotus"/>
-          <w:b w:val="0"/>
-          <w:i w:val="0"/>
-          <w:sz w:val="28"/>
-          <w:szCs w:val="28"/>
-        </w:rPr>
-        <w:t xml:space="preserve"> اهمیت این اصول برای پژوهش حاضر در دو نکته است: نخست، اصل ۱۵۳ با ممنوع‌شمردن قراردادهای سلطه‌آور، صورتِ قانون اساسیِ «قاعده نفی سبیل» است و نشان می‌دهد که نظام حقوقی ایران، از ابتدا، «سلطه‌ستیزی» را در تاروپود معاهدات خود تنیده است. دوم، این اصول، «معیار» ارزیابی معاهدات‌اند: معاهده‌ای که با این اصول ناسازگار شود، از مجرای سیاست‌های کلی و تشخیص رهبری، در دایره تصمیم حکومتی قرار می‌گیرد.</w:t>
+        <w:footnoteReference w:id="28"/>
+      </w:r>
+      <w:r>
+        <w:rPr>
+          <w:rFonts w:ascii="B Lotus" w:hAnsi="B Lotus" w:cs="B Lotus" w:eastAsia="B Lotus"/>
+          <w:b w:val="0"/>
+          <w:i w:val="0"/>
+          <w:sz w:val="28"/>
+          <w:szCs w:val="28"/>
+        </w:rPr>
+        <w:t xml:space="preserve"> اهمیت این اصول برای کار من در دو نکته است: اول این‌که اصل ۱۵۳ با ممنوع کردن قراردادهای سلطه‌آور، در واقع صورتِ قانون اساسیِ «قاعده نفی سبیل» است و نشان می‌دهد نظام حقوقی ما از اول «سلطه‌ستیزی» را در تاروپود معاهداتش تنیده. و دوم این‌که این اصول «معیار» ارزیابی معاهدات‌اند: معاهده‌ای که با این‌ها ناسازگار شود، از مجرای سیاست‌های کلی و تشخیص رهبری وارد دایره تصمیم حکومتی می‌شود.</w:t>
       </w:r>
     </w:p>
     <w:p>
@@ -3640,7 +3353,7 @@
           <w:sz w:val="28"/>
           <w:szCs w:val="28"/>
         </w:rPr>
-        <w:t>در لایه نهادی، صلاحیت‌ها میان سه نهاد «مجلس شورای اسلامی»، «رئیس‌جمهور» و «رهبری» توزیع شده است؛ هرچند سهم هر یک، یکسان نیست و همین توزیع نامتقارن، یکی از گره‌های پژوهش حاضر است. اصل ۷۷ مقرر می‌دارد: «عهدنامه‌ها، مقاوله‌نامه‌ها، قراردادها و موافقت‌نامه‌های بین‌المللی باید به تصویب مجلس شورای اسلامی برسد».</w:t>
+        <w:t>در لایه نهادی، صلاحیت‌ها میان سه نهاد «مجلس»، «رئیس‌جمهور» و «رهبری» تقسیم شده؛ ولی سهم‌ها یکسان نیست و همین نامتقارن بودن یکی از گره‌های کار من است. اصل ۷۷ می‌گوید: «عهدنامه‌ها، مقاوله‌نامه‌ها، قراردادها و موافقت‌نامه‌های بین‌المللی باید به تصویب مجلس شورای اسلامی برسد».</w:t>
       </w:r>
       <w:r>
         <w:rPr>
@@ -3651,17 +3364,17 @@
           <w:szCs w:val="28"/>
           <w:vertAlign w:val="superscript"/>
         </w:rPr>
-        <w:footnoteReference w:id="38"/>
-      </w:r>
-      <w:r>
-        <w:rPr>
-          <w:rFonts w:ascii="B Lotus" w:hAnsi="B Lotus" w:cs="B Lotus" w:eastAsia="B Lotus"/>
-          <w:b w:val="0"/>
-          <w:i w:val="0"/>
-          <w:sz w:val="28"/>
-          <w:szCs w:val="28"/>
-        </w:rPr>
-        <w:t xml:space="preserve"> دلالت این اصل بر مسئله، غیرمستقیم اما مهم است: این اصل، «تصویب» را شرط لازم‌الاتباع‌شدن معاهده در نظام داخلی می‌داند و نشان می‌دهد که معاهده در نظام حقوقی ایران، از مجرای قوه مقننه وارد حقوق داخلی می‌شود. پرسشی که در فصل پنجم بررسی خواهد شد آن است که آیا «خروج» از همین مجرا نیز ـ یعنی تصویب مجلس ـ برای تعلیق یا خاتمه لازم است یا تصمیم مقام دیگری (رهبری) کفایت می‌کند.</w:t>
+        <w:footnoteReference w:id="29"/>
+      </w:r>
+      <w:r>
+        <w:rPr>
+          <w:rFonts w:ascii="B Lotus" w:hAnsi="B Lotus" w:cs="B Lotus" w:eastAsia="B Lotus"/>
+          <w:b w:val="0"/>
+          <w:i w:val="0"/>
+          <w:sz w:val="28"/>
+          <w:szCs w:val="28"/>
+        </w:rPr>
+        <w:t xml:space="preserve"> دلالتش بر مسئله من غیرمستقیم است ولی مهم: تصویب را شرط لازم‌الاتباع شدن معاهده در داخل می‌داند و نشان می‌دهد معاهده از مجرای قوه مقننه وارد حقوق داخلی می‌شود. سؤالی که در فصل پنجم بررسی‌اش می‌کنم این است: آیا «خروج» از همین مجرا هم ـ یعنی تصویب مجلس ـ برای تعلیق یا خاتمه لازم است، یا تصمیم مقام دیگری (رهبری) کفایت می‌کند؟</w:t>
       </w:r>
     </w:p>
     <w:p>
@@ -3680,7 +3393,7 @@
           <w:sz w:val="28"/>
           <w:szCs w:val="28"/>
         </w:rPr>
-        <w:t>اصل ۱۲۵ مقرر می‌دارد: «امضا عهدنامه‌ها، مقاوله‌نامه‌ها، موافقت‌نامه‌ها و قراردادهای دولت ایران با سایر دولت‌ها و همچنین امضا پیمانهای مربوط به اتحادیه‌های بین‌المللی پس از تصویب مجلس شورای اسلامی با رئیس‌جمهور یا نماینده قانونی اوست».</w:t>
+        <w:t>اصل ۱۲۵ می‌گوید: «امضا عهدنامه‌ها، مقاوله‌نامه‌ها، موافقت‌نامه‌ها و قراردادهای دولت ایران با سایر دولت‌ها و همچنین امضا پیمانهای مربوط به اتحادیه‌های بین‌المللی پس از تصویب مجلس شورای اسلامی با رئیس‌جمهور یا نماینده قانونی اوست».</w:t>
       </w:r>
       <w:r>
         <w:rPr>
@@ -3691,17 +3404,17 @@
           <w:szCs w:val="28"/>
           <w:vertAlign w:val="superscript"/>
         </w:rPr>
-        <w:footnoteReference w:id="39"/>
-      </w:r>
-      <w:r>
-        <w:rPr>
-          <w:rFonts w:ascii="B Lotus" w:hAnsi="B Lotus" w:cs="B Lotus" w:eastAsia="B Lotus"/>
-          <w:b w:val="0"/>
-          <w:i w:val="0"/>
-          <w:sz w:val="28"/>
-          <w:szCs w:val="28"/>
-        </w:rPr>
-        <w:t xml:space="preserve"> دلالت این اصل نیز غیرمستقیم است: این اصل، «امضا» (به معنای اعلام التزام نهایی) را از آنِ رئیس‌جمهور می‌داند و از رهبری نامی نمی‌برد. همین سکوت، دستمایه یکی از استدلال‌های موافقان «حصر اختیارات رهبری» است که در فصل پنجم نقد خواهد شد.</w:t>
+        <w:footnoteReference w:id="30"/>
+      </w:r>
+      <w:r>
+        <w:rPr>
+          <w:rFonts w:ascii="B Lotus" w:hAnsi="B Lotus" w:cs="B Lotus" w:eastAsia="B Lotus"/>
+          <w:b w:val="0"/>
+          <w:i w:val="0"/>
+          <w:sz w:val="28"/>
+          <w:szCs w:val="28"/>
+        </w:rPr>
+        <w:t xml:space="preserve"> دلالتش هم غیرمستقیم است: امضا (یعنی اعلام التزام نهایی) را مال رئیس‌جمهور می‌داند و اسمی از رهبری نمی‌برد. همین سکوت دستمایه یکی از استدلال‌های طرفداران «حصر اختیارات رهبری» شده که در فصل پنجم نقدش می‌کنم.</w:t>
       </w:r>
     </w:p>
     <w:p>
@@ -3720,7 +3433,7 @@
           <w:sz w:val="28"/>
           <w:szCs w:val="28"/>
         </w:rPr>
-        <w:t>اصل ۵۷، چارچوب کلان نظام را چنین ترسیم می‌کند: قوای حاکم (مقننه، مجریه و قضائیه) «زیر نظر ولایت مطلقه امر و امامت امت» و «بر طبق اصول آینده این قانون» اعمال می‌گردند و «مستقل از یکدیگرند».</w:t>
+        <w:t>اصل ۵۷ چارچوب کلان نظام را این‌طور می‌چیند: قوای حاکم (مقننه و مجریه و قضائیه) «زیر نظر ولایت مطلقه امر و امامت امت» و «بر طبق اصول آینده این قانون» اعمال می‌گردند و «مستقل از یکدیگرند».</w:t>
       </w:r>
       <w:r>
         <w:rPr>
@@ -3731,17 +3444,17 @@
           <w:szCs w:val="28"/>
           <w:vertAlign w:val="superscript"/>
         </w:rPr>
-        <w:footnoteReference w:id="40"/>
-      </w:r>
-      <w:r>
-        <w:rPr>
-          <w:rFonts w:ascii="B Lotus" w:hAnsi="B Lotus" w:cs="B Lotus" w:eastAsia="B Lotus"/>
-          <w:b w:val="0"/>
-          <w:i w:val="0"/>
-          <w:sz w:val="28"/>
-          <w:szCs w:val="28"/>
-        </w:rPr>
-        <w:t xml:space="preserve"> دو قید این اصل ـ «ولایت مطلقه امر» از یک‌سو و «بر طبق اصول آینده» از سوی دیگر ـ منشأ یکی از مهم‌ترین مناقشات حقوق اساسی ایران است: آیا قید دوم، قید اول را محدود می‌کند (و در نتیجه اختیارات رهبری منحصر در اصل ۱۱۰ است) یا قید اول، مبنای اختیاراتی فراتر از اصل ۱۱۰ است؟ اجمال این مناقشه در این‌جا کافی است و تفصیل آن ـ با نقد منصفانه هر دو دیدگاه ـ به فصل پنجم موکول می‌شود.</w:t>
+        <w:footnoteReference w:id="31"/>
+      </w:r>
+      <w:r>
+        <w:rPr>
+          <w:rFonts w:ascii="B Lotus" w:hAnsi="B Lotus" w:cs="B Lotus" w:eastAsia="B Lotus"/>
+          <w:b w:val="0"/>
+          <w:i w:val="0"/>
+          <w:sz w:val="28"/>
+          <w:szCs w:val="28"/>
+        </w:rPr>
+        <w:t xml:space="preserve"> دو قید این اصل ـ «ولایت مطلقه امر» از یک طرف و «بر طبق اصول آینده» از طرف دیگر ـ منشأ یکی از مهم‌ترین مناقشه‌های حقوق اساسی ایران است: آیا قید دوم، قید اول را محدود می‌کند (پس اختیارات رهبری منحصر در اصل ۱۱۰ است) یا قید اول مبنای اختیاراتی فراتر از اصل ۱۱۰ است؟ اجمالش در این‌جا کافی است؛ تفصیلش با نقد منصفانه هر دو دیدگاه در فصل پنجم.</w:t>
       </w:r>
     </w:p>
     <w:p>
@@ -3760,7 +3473,7 @@
           <w:sz w:val="28"/>
           <w:szCs w:val="28"/>
         </w:rPr>
-        <w:t>اصل ۱۱۰، «وظایف و اختیارات رهبر» را در یازده بند برمی‌شمارد: تعیین سیاست‌های کلی نظام، نظارت بر حسن اجرای آن‌ها، فرمان همه‌پرسی، فرماندهی کل نیروهای مسلح، اعلان جنگ و صلح و بسیج نیروها، نصب و عزل مقامات عالی، حل اختلاف و تنظیم روابط قوای سه‌گانه، حل معضلات نظام از طریق مجمع تشخیص مصلحت، امضای حکم ریاست‌جمهوری، عزل رئیس‌جمهور با شرایط مقرر، و عفو یا تخفیف مجازات.</w:t>
+        <w:t>اصل ۱۱۰ «وظایف و اختیارات رهبر» را در یازده بند شمرده: تعیین سیاست‌های کلی نظام، نظارت بر حسن اجرایشان، فرمان همه‌پرسی، فرماندهی کل نیروهای مسلح، اعلان جنگ و صلح و بسیج نیروها، نصب و عزل مقامات عالی، حل اختلاف و تنظیم روابط قوا، حل معضلات نظام از طریق مجمع تشخیص، امضای حکم ریاست‌جمهوری، عزل رئیس‌جمهور با شرایط مقرر، و عفو یا تخفیف مجازات.</w:t>
       </w:r>
       <w:r>
         <w:rPr>
@@ -3771,17 +3484,17 @@
           <w:szCs w:val="28"/>
           <w:vertAlign w:val="superscript"/>
         </w:rPr>
-        <w:footnoteReference w:id="41"/>
-      </w:r>
-      <w:r>
-        <w:rPr>
-          <w:rFonts w:ascii="B Lotus" w:hAnsi="B Lotus" w:cs="B Lotus" w:eastAsia="B Lotus"/>
-          <w:b w:val="0"/>
-          <w:i w:val="0"/>
-          <w:sz w:val="28"/>
-          <w:szCs w:val="28"/>
-        </w:rPr>
-        <w:t xml:space="preserve"> نکته‌ای که باید از هم‌اکنون با صراحت ثبت شود آن است که در هیچ‌یک از این یازده بند، اختیاری درباره «انعقاد، تعلیق یا نقض معاهدات بین‌المللی» به‌صراحت ذکر نشده است. این واقعیتِ متنی، هرگونه استدلال درباره اختیار رهبری در حوزه معاهدات را ناگزیر به یکی از این سه مسیر می‌کشاند: استناد به «بندهای عام» اصل ۱۱۰ (به‌ویژه بندهای ۱، ۵، ۷ و ۸)، استناد به «ولایت مطلقه» مذکور در اصل ۵۷، یا پذیرش «سکوت» قانون اساسی و ارجاع مسئله به فقه و عرف اساسی. داوری میان این سه مسیر، از وظایف فصل پنجم است.</w:t>
+        <w:footnoteReference w:id="32"/>
+      </w:r>
+      <w:r>
+        <w:rPr>
+          <w:rFonts w:ascii="B Lotus" w:hAnsi="B Lotus" w:cs="B Lotus" w:eastAsia="B Lotus"/>
+          <w:b w:val="0"/>
+          <w:i w:val="0"/>
+          <w:sz w:val="28"/>
+          <w:szCs w:val="28"/>
+        </w:rPr>
+        <w:t xml:space="preserve"> و حالا نکته‌ای که باید از همین‌جا با صراحت ثبتش کنم: در هیچ‌کدام از این یازده بند، اختیاری درباره «انعقاد، تعلیق یا نقض معاهدات بین‌المللی» به‌صراحت نیامده است. این واقعیت متنی، هر استدلالی درباره اختیار رهبری در حوزه معاهدات را ناگزیر به یکی از سه مسیر می‌کشاند: استناد به «بندهای عام» اصل ۱۱۰ (به‌ویژه بندهای ۱ و ۵ و ۷ و ۸)، استناد به «ولایت مطلقه» اصل ۵۷، یا پذیرش «سکوت» قانون اساسی و ارجاع مسئله به فقه و عرف اساسی. داوری میان این سه مسیر از کارهای فصل پنجم است.</w:t>
       </w:r>
     </w:p>
     <w:p>
@@ -3800,7 +3513,7 @@
           <w:sz w:val="28"/>
           <w:szCs w:val="28"/>
         </w:rPr>
-        <w:t>اصل ۱۱۲ نیز با تأسیس «مجمع تشخیص مصلحت نظام» ـ که به دستور رهبری تشکیل می‌شود و در حل اختلاف مجلس و شورای نگهبان و نیز در مشاوره درباره معضلات نظام نقش دارد ـ نهاد تخصصی تشخیص مصلحت را در نظام حقوقی ایران رسمیت بخشیده است.</w:t>
+        <w:t>اصل ۱۱۲ هم با تأسیس «مجمع تشخیص مصلحت نظام» ـ که به دستور رهبری تشکیل می‌شود و در حل اختلاف مجلس و شورای نگهبان و مشاوره درباره معضلات نقش دارد ـ نهاد تخصصی تشخیص مصلحت را در نظام حقوقی ما رسمیت داده.</w:t>
       </w:r>
       <w:r>
         <w:rPr>
@@ -3811,17 +3524,17 @@
           <w:szCs w:val="28"/>
           <w:vertAlign w:val="superscript"/>
         </w:rPr>
-        <w:footnoteReference w:id="42"/>
-      </w:r>
-      <w:r>
-        <w:rPr>
-          <w:rFonts w:ascii="B Lotus" w:hAnsi="B Lotus" w:cs="B Lotus" w:eastAsia="B Lotus"/>
-          <w:b w:val="0"/>
-          <w:i w:val="0"/>
-          <w:sz w:val="28"/>
-          <w:szCs w:val="28"/>
-        </w:rPr>
-        <w:t xml:space="preserve"> و اصل ۱۷۶ با تأسیس «شورای عالی امنیت ملی» ـ که مصوبات آن پس از تأیید مقام رهبری قابل اجراست ـ نهاد تخصصی تصمیم‌سازی امنیتی را پیش‌بینی کرده است.</w:t>
+        <w:footnoteReference w:id="33"/>
+      </w:r>
+      <w:r>
+        <w:rPr>
+          <w:rFonts w:ascii="B Lotus" w:hAnsi="B Lotus" w:cs="B Lotus" w:eastAsia="B Lotus"/>
+          <w:b w:val="0"/>
+          <w:i w:val="0"/>
+          <w:sz w:val="28"/>
+          <w:szCs w:val="28"/>
+        </w:rPr>
+        <w:t xml:space="preserve"> و اصل ۱۷۶ هم با تأسیس «شورای عالی امنیت ملی» ـ که مصوباتش بعد از تأیید رهبری قابل اجراست ـ نهاد تخصصی تصمیم‌سازی امنیتی را پیش‌بینی کرده.</w:t>
       </w:r>
       <w:r>
         <w:rPr>
@@ -3832,17 +3545,17 @@
           <w:szCs w:val="28"/>
           <w:vertAlign w:val="superscript"/>
         </w:rPr>
-        <w:footnoteReference w:id="43"/>
-      </w:r>
-      <w:r>
-        <w:rPr>
-          <w:rFonts w:ascii="B Lotus" w:hAnsi="B Lotus" w:cs="B Lotus" w:eastAsia="B Lotus"/>
-          <w:b w:val="0"/>
-          <w:i w:val="0"/>
-          <w:sz w:val="28"/>
-          <w:szCs w:val="28"/>
-        </w:rPr>
-        <w:t xml:space="preserve"> نسبت این دو نهاد با تشخیص مصلحت توسط شخص ولی فقیه، در فصل چهارم (مرجع تشخیص مصلحت) بررسی خواهد شد.</w:t>
+        <w:footnoteReference w:id="34"/>
+      </w:r>
+      <w:r>
+        <w:rPr>
+          <w:rFonts w:ascii="B Lotus" w:hAnsi="B Lotus" w:cs="B Lotus" w:eastAsia="B Lotus"/>
+          <w:b w:val="0"/>
+          <w:i w:val="0"/>
+          <w:sz w:val="28"/>
+          <w:szCs w:val="28"/>
+        </w:rPr>
+        <w:t xml:space="preserve"> نسبت این دو نهاد با تشخیص شخص ولی فقیه را در فصل چهارم (مرجع تشخیص مصلحت) بررسی می‌کنم.</w:t>
       </w:r>
     </w:p>
     <w:p>
@@ -3880,7 +3593,7 @@
           <w:sz w:val="28"/>
           <w:szCs w:val="28"/>
         </w:rPr>
-        <w:t>حاصل این فصل، ترسیم نقشه تاریخی و نهادی مسئله است: از نظر تاریخی، سنت پیمانی اسلام (میثاق مدینه، حدیبیه، عهد نجران و عهدنامه مالک اشتر) بر دو پایه «وفای محکم» و «عدالت در مفاد» استوار است و نظام مدرن معاهدات (کنوانسیون وین ۱۹۶۹) نیز همین دو پایه را در زبان حقوقی صورت‌بندی کرده است. در حقوق بین‌الملل، اصل، «وفای با حسن نیت» است (ماده ۲۶) و استناد به حقوق داخلی، توجیه عدم اجرا نیست (ماده ۲۷)؛ اما نظام استثناییِ مضیقی برای تعلیق و خاتمه (مواد ۵۴ تا ۶۴) با آیین خاص (مواد ۶۵ تا ۶۸) وجود دارد. در حقوق اساسی ایران، سیاست خارجی بر سلطه‌ستیزی استوار است (اصول ۱۵۲ تا ۱۵۴)، تصویب معاهدات با مجلس (اصل ۷۷) و امضای آن با رئیس‌جمهور (اصل ۱۲۵) است، و اختیار رهبری در این حوزه، صراحتاً در اصل ۱۱۰ نیامده و باید از بندهای عام یا از اصل ۵۷ استنباط شود. با این نقشه جامع، اکنون می‌توان وارد تحلیل فقهی مسئله شد.</w:t>
+        <w:t>بگذارید نقشه‌ای که در این فصل کشیدیم یک‌جا ببینیم. از نظر تاریخی، سنت پیمانی اسلام (میثاق مدینه، حدیبیه، عهد نجران، عهدنامه مالک اشتر) روی دو پایه ایستاده: «وفای محکم» و «عدالت در مفاد»؛ و نظام مدرن معاهدات (کنوانسیون وین ۱۹۶۹) هم همین دو پایه را با زبان حقوقی صورت‌بندی کرده. در حقوق بین‌الملل، اصل «وفای با حسن نیت» است (ماده ۲۶) و استناد به حقوق داخلی توجیه عدم اجرا نیست (ماده ۲۷)؛ ولی یک نظام استثناییِ مضیق برای تعلیق و خاتمه (مواد ۵۴ تا ۶۴) با آیین خاص (مواد ۶۵ تا ۶۸) هم هست. در حقوق اساسی ما، سیاست خارجی روی سلطه‌ستیزی سوار است (اصول ۱۵۲ تا ۱۵۴)، تصویب معاهدات با مجلس است (اصل ۷۷) و امضایش با رئیس‌جمهور (اصل ۱۲۵)، و اختیار رهبری در این حوزه صراحتی در اصل ۱۱۰ ندارد و باید از بندهای عام یا اصل ۵۷ استنباط شود. با این نقشه جامع، حالا می‌شود وارد تحلیل فقهی مسئله شد.</w:t>
       </w:r>
     </w:p>
     <w:p>
@@ -3959,7 +3672,7 @@
           <w:sz w:val="28"/>
           <w:szCs w:val="28"/>
         </w:rPr>
-        <w:t>بخش دوم رساله، قلب فقهی پژوهش است. در این بخش، دو دسته ادله در برابر یکدیگر نهاده می‌شوند: ادله وجوب وفای به عهد (فصل سوم) و ادله اختیار حاکم اسلامی در عدول از عهد (فصل چهارم). منطق این تفکیک، منطق «تنقیح طرفین مسئله» پیش از داوری است: تا گستره، قوت و قلمرو هر دسته از ادله روشن نشود، هرگونه جمع‌بندی، شتاب‌زده و ناپخته خواهد بود. ازاین‌رو، در این فصل، ادله وجوب وفا ـ اعم از قرآنی، روایی، سیره، عقلی و فقهی ـ با روش توصیف، تحلیل دلالت، نقد و جمع‌بندی بررسی می‌شوند؛ و در پایان، به شبهه «اطلاق» این ادله نیز پاسخ داده می‌شود تا راه برای ورود به فصل چهارم هموار گردد.</w:t>
+        <w:t>بخش دوم رساله قلب فقهی کار است. منطقی که برایش در نظر گرفته‌ام ساده است: اول دو طرف مسئله را جدا جدا و با همه توان تنقیح می‌کنم، بعد داوری. این فصل مال یک طرف است: ادله وجوب وفای به عهد. فصل بعد مال طرف مقابل: ادله اختیار حاکم. تا گستره و قوت و قلمرو هر دسته روشن نشود، هر جمع‌بندی‌ای شتاب‌زده است. پس در این فصل ادله وفا ـ قرآنی، روایی، سیره، عقلی و فقهی ـ را با روش توصیف و تحلیل دلالت و نقد بررسی می‌کنم؛ و آخرش هم به شبهه «اطلاق» این ادله جواب می‌دهم تا راه برای فصل چهارم هموار شود.</w:t>
       </w:r>
     </w:p>
     <w:p>
@@ -4016,7 +3729,7 @@
           <w:sz w:val="28"/>
           <w:szCs w:val="28"/>
         </w:rPr>
-        <w:t>قرآن کریم با تعابیر گوناگون و در سیاق‌های مختلف، به وفای به عهد فرمان داده و از نقض آن نهی کرده است. پنج آیه، محور اصلی استدلال فقها در این باب‌اند:</w:t>
+        <w:t>قرآن با تعبیرهای گوناگون و در سیاق‌های مختلف به وفای به عهد فرمان داده و از نقضش نهی کرده. پنج آیه محور اصلی استدلال فقها در این باب‌اند و من هم همان‌ها را مبنا می‌گذارم:</w:t>
       </w:r>
     </w:p>
     <w:p>
@@ -4035,7 +3748,7 @@
           <w:sz w:val="28"/>
           <w:szCs w:val="28"/>
         </w:rPr>
-        <w:t>آیه نخست: «یَا أَیُّهَا الَّذِینَ آمَنُوا أَوْفُوا بِالْعُقُودِ» (مائده، ۱). واژه «عقود» جمع «عقد» است و «عقد» در لغت و عرف، به معنای هرگونه گره و التزام استوار میان دو طرف است، اعم از عقدهای معاملی (مانند بیع و اجاره)، عقدهای خانوادگی (مانند نکاح)، و پیمان‌های سیاسی و اجتماعی. عموم این واژه ـ که با الف و لام جمع نیز تأکید شده ـ همه انواع التزام را در بر می‌گیرد و تخصیص آن به عقود معاملی، نیازمند دلیل است و دلیلی بر آن اقامه نشده است. مفسران امامیه نیز همین عموم را پذیرفته‌اند و مراد از عقود را اعم از «عقود الله» (تکالیف و پیمان‌های الهی) و «عقود الناس» (پیمان‌های میان مردم) دانسته‌اند.</w:t>
+        <w:t>آیه اول: «یَا أَیُّهَا الَّذِینَ آمَنُوا أَوْفُوا بِالْعُقُودِ» (مائده، ۱). «عقود» جمع «عقد» است و عقد در لغت و عرف یعنی هر گره و التزام استواری میان دو طرف؛ اعم از عقدهای معاملی (مثل بیع و اجاره) و خانوادگی (مثل نکاح) و پیمان‌های سیاسی و اجتماعی. عموم این واژه ـ که با الف و لام جمع هم تأکید شده ـ همه انواع التزام را می‌گیرد و تخصیصش به عقود معاملی دلیل می‌خواهد؛ و تا جایی که من دیده‌ام دلیلی بر آن اقامه نشده. مفسران امامیه هم همین عموم را پذیرفته‌اند و مراد از عقود را اعم از «عقود الله» (تکالیف و پیمان‌های الهی) و «عقود الناس» (پیمان‌های میان مردم) دانسته‌اند.</w:t>
       </w:r>
       <w:r>
         <w:rPr>
@@ -4046,17 +3759,17 @@
           <w:szCs w:val="28"/>
           <w:vertAlign w:val="superscript"/>
         </w:rPr>
-        <w:footnoteReference w:id="44"/>
-      </w:r>
-      <w:r>
-        <w:rPr>
-          <w:rFonts w:ascii="B Lotus" w:hAnsi="B Lotus" w:cs="B Lotus" w:eastAsia="B Lotus"/>
-          <w:b w:val="0"/>
-          <w:i w:val="0"/>
-          <w:sz w:val="28"/>
-          <w:szCs w:val="28"/>
-        </w:rPr>
-        <w:t xml:space="preserve"> بنابراین، پیمان دولت اسلامی با دولت‌های دیگر ـ که بی‌تردید نوعی «عقد» به معنای عرفی (توافق الزام‌آور دو طرف) است ـ در شمول این آیه قرار می‌گیرد و مشمول وجوب وفا می‌شود. مخاطب آیه («یَا أَیُّهَا الَّذِینَ آمَنُوا») نیز عام است و حاکم و محکوم، فرد و دولت را یکسان در بر می‌گیرد.</w:t>
+        <w:footnoteReference w:id="35"/>
+      </w:r>
+      <w:r>
+        <w:rPr>
+          <w:rFonts w:ascii="B Lotus" w:hAnsi="B Lotus" w:cs="B Lotus" w:eastAsia="B Lotus"/>
+          <w:b w:val="0"/>
+          <w:i w:val="0"/>
+          <w:sz w:val="28"/>
+          <w:szCs w:val="28"/>
+        </w:rPr>
+        <w:t xml:space="preserve"> پس پیمان دولت اسلامی با دولت‌های دیگر ـ که بی‌تردید نوعی «عقد» به معنای عرفی است ـ در شمول آیه قرار می‌گیرد و مشمول وجوب وفا می‌شود. مخاطب آیه («یَا أَیُّهَا الَّذِینَ آمَنُوا») هم عام است و حاکم و محکوم و فرد و دولت را یکسان می‌گیرد؛ کسی نگفته حاکم از «الذین آمنوا» بیرون است.</w:t>
       </w:r>
     </w:p>
     <w:p>
@@ -4075,7 +3788,7 @@
           <w:sz w:val="28"/>
           <w:szCs w:val="28"/>
         </w:rPr>
-        <w:t>آیه دوم: «وَأَوْفُوا بِعَهْدِ اللَّهِ إِذَا عَاهَدْتُمْ وَلَا تَنْقُضُوا الْأَیْمَانَ بَعْدَ تَوْکِیدِهَا» (نحل، ۹۱). این آیه از سه جهت اهمیت دارد: نخست، تعبیر «عهد الله» که نشان می‌دهد عهد مؤمنان، در واقع عهدی با خداست و نقض آن، نقض پیمان الهی و خیانتی در برابر خداست، نه صرفاً تخلفی در برابر طرف مقابل. دوم، نهی صریح از «نقض» پس از «توکید» (استوارساختن)، که دقیقاً ناظر به مرحله پساانعقاد ـ یعنی مرحله مورد بحث این رساله ـ است: آیه نمی‌گوید پیمان نبندید، بلکه می‌گوید پس از بستن و استوارساختن، نشکنید. سوم، سیاق آیات پیش و پس (نهی از سوگندهای فریبکارانه برای حیله‌گری و برتری‌جویی) که نشان می‌دهد مراد، پایبندی واقعی و همراه با حسن نیت است، نه وفای صوری و ظاهری.</w:t>
+        <w:t>آیه دوم: «وَأَوْفُوا بِعَهْدِ اللَّهِ إِذَا عَاهَدْتُمْ وَلَا تَنْقُضُوا الْأَیْمَانَ بَعْدَ تَوْکِیدِهَا» (نحل، ۹۱). این آیه از سه جهت برای من مهم است. اول، تعبیر «عهد الله» که نشان می‌دهد عهد مؤمنان در واقع عهدی با خداست و شکستنش، شکستن پیمان الهی است و خیانتی در برابر خدا ـ نه فقط یک تخلف در برابر طرف مقابل. دوم، نهی صریح از «نقض» بعد از «توکید» (استوار ساختن) که دقیقاً ناظر به مرحله پساانعقاد است؛ یعنی همان مرحله‌ای که مسئله من در آن زندگی می‌کند. آیه نمی‌گوید پیمان نبندید؛ می‌گوید بعد از بستن و محکم کردنش، نشکنیدش. و سوم، سیاق آیات قبل و بعد (نهی از سوگندهای فریبکارانه برای حیله‌گری و برتری‌جویی) که نشان می‌دهد مراد پایبندی واقعی و همراه با حسن نیت است، نه وفای صوری و ظاهری.</w:t>
       </w:r>
     </w:p>
     <w:p>
@@ -4094,7 +3807,7 @@
           <w:sz w:val="28"/>
           <w:szCs w:val="28"/>
         </w:rPr>
-        <w:t>آیه سوم، متمم آیه دوم است: «وَلَا تَکُونُوا کَالَّتِی نَقَضَتْ غَزْلَهَا مِنْ بَعْدِ قُوَّةٍ أَنْکَاثًا» (نحل، ۹۲)؛ یعنی مانند آن زنی نباشید که رشته تابیده خود را پس از محکم‌شدن، باز می‌کند و پنبه می‌سازد. این تمثیل قرآنی، پیمان‌شکنی را به کاری عبث، نابخردانه و مایه عبرت تشبیه می‌کند و بار عاطفی ـ اخلاقی سنگینی بر دوش ناقضان می‌نهد.</w:t>
+        <w:t>آیه سوم، متمم آیه دوم است: «وَلَا تَکُونُوا کَالَّتِی نَقَضَتْ غَزْلَهَا مِنْ بَعْدِ قُوَّةٍ أَنْکَاثًا» (نحل، ۹۲)؛ مثل آن زنی نباشید که رشته تابیده خودش را بعد از محکم شدن، باز می‌کند و پنبه می‌سازد. این تمثیل، پیمان‌شکنی را کاری عبث و نابخردانه و مایه عبرت معرفی می‌کند و بار عاطفی ـ اخلاقی سنگینی روی دوش ناقضان می‌گذارد. قرآن معمولاً وقتی تمثیل می‌آورد، یعنی می‌خواهد مطلب در جان مخاطب بنشیند؛ و این خودش نشانه اهمیت موضوع است.</w:t>
       </w:r>
     </w:p>
     <w:p>
@@ -4113,7 +3826,7 @@
           <w:sz w:val="28"/>
           <w:szCs w:val="28"/>
         </w:rPr>
-        <w:t>آیه چهارم: «وَأَوْفُوا بِالْعَهْدِ إِنَّ الْعَهْدَ کَانَ مَسْئُولًا» (اسراء، ۳۴). جمله «إِنَّ الْعَهْدَ کَانَ مَسْئُولًا» (همانا عهد، مورد سؤال و بازخواست است) بار معنایی ویژه‌ای دارد: عهد، امانتی است که صاحب آن در برابر خدا مسئول است و این مسئولیت، جنبه اخروی و قطعی دارد. این آیه، پشتوانه «اخلاقی ـ اعتقادی» وجوب وفاست و نشان می‌دهد که پیمان‌شکنی، صرفاً یک تخلف حقوقی یا سیاسی نیست، بلکه خیانتی در امانت الهی است که بازخواست اخروی در پی دارد.</w:t>
+        <w:t>آیه چهارم: «وَأَوْفُوا بِالْعَهْدِ إِنَّ الْعَهْدَ کَانَ مَسْئُولًا» (اسراء، ۳۴). جمله «إِنَّ الْعَهْدَ کَانَ مَسْئُولًا» بار معنایی ویژه‌ای دارد: عهد امانتی است که صاحبش در برابر خدا مسئول آن است و این مسئولیت جنبه اخروی و قطعی دارد. این آیه پشتوانه «اخلاقی ـ اعتقادی» وجوب وفاست و نشان می‌دهد پیمان‌شکنی فقط یک تخلف حقوقی یا سیاسی نیست؛ خیانتی است در امانت الهی که بازخواست اخروی دنبال دارد.</w:t>
       </w:r>
     </w:p>
     <w:p>
@@ -4132,7 +3845,7 @@
           <w:sz w:val="28"/>
           <w:szCs w:val="28"/>
         </w:rPr>
-        <w:t>آیه پنجم: «الَّذِینَ یُوفُونَ بِعَهْدِ اللَّهِ وَلَا یَنْقُضُونَ الْمِیثَاقَ» (رعد، ۲۰) در کنار «وَالَّذِینَ هُمْ لِأَمَانَاتِهِمْ وَعَهْدِهِمْ رَاعُونَ» (مؤمنون، ۸). این دو آیه، وفای به عهد را در شمار «اوصاف مؤمنان راستین» و «اولوالالباب» قرار می‌دهند و نشان می‌دهند که وفا، نه صرفاً یک تکلیف حقوقی، بلکه جزء هویت ایمانی است. کسی که پیمان می‌شکند، از زمره «راعون» (پاسداران عهد) بیرون می‌رود.</w:t>
+        <w:t>آیه پنجم: «الَّذِینَ یُوفُونَ بِعَهْدِ اللَّهِ وَلَا یَنْقُضُونَ الْمِیثَاقَ» (رعد، ۲۰) در کنار «وَالَّذِینَ هُمْ لِأَمَانَاتِهِمْ وَعَهْدِهِمْ رَاعُونَ» (مؤمنون، ۸). این دو آیه وفای به عهد را می‌برند در شمار «اوصاف مؤمنان راستین» و «اولوالالباب». یعنی وفا فقط یک تکلیف حقوقی نیست؛ جزء هویت ایمانی است. کسی که پیمان می‌شکند، از زمره «راعون» (پاسداران عهد) بیرون می‌رود؛ و این تعبیر سنگینی است.</w:t>
       </w:r>
     </w:p>
     <w:p>
@@ -4151,7 +3864,7 @@
           <w:sz w:val="28"/>
           <w:szCs w:val="28"/>
         </w:rPr>
-        <w:t>تحلیل مجموعی: این آیات، یک نظام معنایی منسجم و چندلایه می‌سازند: مائده/۱، «قلمرو» وجوب (همه عقود و همه مؤمنان) را بیان می‌کند؛ نحل/۹۱ و ۹۲، «کیفیت» وجوب (وفای واقعی، نهی از نقض حیله‌گرانه، و نکوهش تمثیلی ناقضان) را بیان می‌کند؛ اسراء/۳۴، «ضمانت» وجوب (مسئولیت اخروی) را بیان می‌کند؛ و رعد/۲۰ و مؤمنون/۸، «جایگاه هویتی» وفا (وصف مؤمنان) را بیان می‌کنند. هیچ‌یک از این آیات، استثنایی برای «حاکم» یا «مصلحت» ذکر نکرده‌اند؛ و همین اطلاق، دستمایه استدلال قائلان به ممنوعیت مطلق نقض است. اما ـ چنان‌که در بند پایانی این گفتار و در فصل چهارم خواهد آمد ـ اطلاق، با ادله مقیدِ دیگر قابل جمع است و اطلاقِ به‌تنهایی، به معنای نفی هرگونه استثنا نیست؛ وگرنه باید بسیاری از احکامِ مطلقِ دیگر (مانند وجوب نماز) را نیز بی‌استثنا دانست، در حالی که استثناهای آن‌ها (مانند نماز مسافر و مریض) مسلم است.</w:t>
+        <w:t>حالا بگذارید این پنج آیه را یک‌جا ببینیم. به نظر من یک نظام معنایی منسجم و چندلایه می‌سازند: مائده/۱ «قلمرو» وجوب را می‌گوید (همه عقود، همه مؤمنان)؛ نحل/۹۱ و ۹۲ «کیفیت»ش را (وفای واقعی، نهی از نقض حیله‌گرانه، نکوهش تمثیلی ناقضان)؛ اسراء/۳۴ «ضمانت»ش را (مسئولیت اخروی)؛ و رعد/۲۰ و مؤمنون/۸ «جایگاه هویتی» وفا را (وصف مؤمنان). هیچ‌کدامشان هم استثنایی برای «حاکم» یا «مصلحت» ذکر نکرده‌اند؛ و همین اطلاق دستمایه قائلان به ممنوعیت مطلق نقض است. اما ـ و این «اما» خیلی مهم است ـ اطلاق به‌تنهایی به معنای نفی هر استثنایی نیست؛ وگرنه باید خیلی از احکام مطلق دیگر (مثل وجوب نماز) را هم بی‌استثنا دانست، در حالی که استثناهایشان (نماز مسافر و مریض و...) مسلم است. تفصیل جواب شبهه اطلاق را آخر این فصل می‌آورم و تکمیلش در فصل چهارم است.</w:t>
       </w:r>
     </w:p>
     <w:p>
@@ -4189,7 +3902,7 @@
           <w:sz w:val="28"/>
           <w:szCs w:val="28"/>
         </w:rPr>
-        <w:t>در کنار آیات عام، دو دسته آیه خاص نیز وجود دارد که مستقیماً ناظر به پیمان با غیرمسلمانان‌اند و برای مسئله این رساله، از آیات عام مهم‌تر و تعیین‌کننده‌ترند؛ زیرا مسئله رساله، دقیقاً درباره پیمان با دولت‌های غیرمسلمان است:</w:t>
+        <w:t>در کنار آیات عام، دو دسته آیه خاص هم هست که مستقیم ناظر به پیمان با غیرمسلمانان‌اند؛ و چون مسئله من دقیقاً درباره پیمان با دولت‌های غیرمسلمان است، این‌ها از آیات عام هم برایم مهم‌تر و تعیین‌کننده‌ترند:</w:t>
       </w:r>
     </w:p>
     <w:p>
@@ -4208,7 +3921,7 @@
           <w:sz w:val="28"/>
           <w:szCs w:val="28"/>
         </w:rPr>
-        <w:t>دسته نخست، آیات اتمام عهد با مشرکان پایبند است: «إِلَّا الَّذِینَ عَاهَدْتُمْ مِنَ الْمُشْرِکِینَ ثُمَّ لَمْ یَنْقُصُوکُمْ شَیْئًا وَلَمْ یُظَاهِرُوا عَلَیْکُمْ أَحَدًا فَأَتِمُّوا إِلَيْهِمْ عَهْدَهُمْ إِلَى مُدَّتِهِمْ إِنَّ اللَّهَ یُحِبُّ الْمُتَّقِینَ» (توبه، ۴). این آیه در سیاق آیات برائت ـ که عهد با مشرکان پیمان‌شکن را ملغی اعلام می‌کند ـ استثنایی مهم و معنادار می‌زند: مشرکانی که به عهد خود پایبند مانده‌اند (نه کاسته‌اند و نه علیه مسلمانان با دشمن همدستی کرده‌اند)، عهدشان باید «تا پایان مدتش» (إِلَى مُدَّتِهِمْ) تمام شود؛ یعنی حتی در بحبوحه برائت عمومی، عهدِ خاصِ پایبندان محترم می‌ماند. دلالت این آیه بر مسئله، دوگانه و عمیق است: از یک‌سو، وجوب وفا حتی با مشرک را اثبات می‌کند و نشان می‌دهد که کفرِ طرف مقابل، به‌تنهایی مجوز نقض نیست (تقویت ادله وفا)؛ و از سوی دیگر، با دو قید «لَمْ یَنْقُصُوکُمْ» و «لَمْ یُظَاهِرُوا»، نشان می‌دهد که وجوب وفا، «مشروط به وفای متقابل» است و در فرض نقض یا همدستی با دشمن از سوی طرف مقابل، حکم دگرگون می‌شود (گشایش باب تحلیل فصل چهارم). آیه «فَمَا اسْتَقَامُوا لَکُمْ فَاسْتَقِیمُوا لَهُمْ إِنَّ اللَّهَ یُحِبُّ الْمُتَّقِینَ» (توبه، ۷) نیز همین منطق «تقابل» را تأکید می‌کند: پایداری ما در برابر پایداری آن‌ها؛ و مفهوم مخالف آن، جواز عدم پایداری در برابر عدم پایداری آن‌هاست.</w:t>
+        <w:t>دسته اول، آیات اتمام عهد با مشرکان پایبند است: «إِلَّا الَّذِینَ عَاهَدْتُمْ مِنَ الْمُشْرِکِینَ ثُمَّ لَمْ یَنْقُصُوکُمْ شَیْئًا وَلَمْ یُظَاهِرُوا عَلَیْکُمْ أَحَدًا فَأَتِمُّوا إِلَيْهِمْ عَهْدَهُمْ إِلَى مُدَّتِهِمْ إِنَّ اللَّهَ یُحِبُّ الْمُتَّقِینَ» (توبه، ۴). سیاقش را در نظر بگیرید: آیات برائت که عهد با مشرکان پیمان‌شکن را ملغی اعلام می‌کند؛ و وسط همین فضای تند، یک استثنای مهم و معنادار: مشرکانی که به عهدشان پایبند مانده‌اند (نه کم گذاشته‌اند و نه علیه مسلمانان با دشمن همدست شده‌اند)، عهدشان باید «تا پایان مدتش» تمام شود. یعنی حتی در بحبوحه برائت عمومی، عهدِ خاصِ پایبندان محترم می‌ماند. عجب آیه‌ای است.</w:t>
       </w:r>
     </w:p>
     <w:p>
@@ -4227,7 +3940,7 @@
           <w:sz w:val="28"/>
           <w:szCs w:val="28"/>
         </w:rPr>
-        <w:t>دسته دوم، آیه «انباذ» است: «وَإِمَّا تَخَافَنَّ مِنْ قَوْمٍ خِیَانَةً فَانْبِذْ إِلَيْهِمْ عَلَى سَوَاءٍ إِنَّ اللَّهَ لَا یُحِبُّ الْخَائِنِینَ» (انفال، ۵۸). این آیه، مهم‌ترین و کانونی‌ترین آیه برای مسئله این رساله است و باید با دقت تمام تحلیل شود. مفاد آیه: هرگاه از قومی (که با آن‌ها پیمان داری) بیم خیانت داری، پیمان را به‌سوی آن‌ها بیفکن؛ یعنی اعلام کن که پیمان پایان یافته است؛ و این کار را «عَلَى سَوَاءٍ» انجام بده، یعنی به‌صورت برابر و آشکار، به‌گونه‌ای که هر دو طرف بدانند پیمانی در کار نیست و هیچ‌یک دیگری را غافلگیر نکند؛ زیرا خدا خائنان را دوست ندارد.</w:t>
+        <w:t>دلالتش بر مسئله من دوگانه و عمیق است. از یک طرف، وجوب وفا حتی با مشرک را ثابت می‌کند و نشان می‌دهد کفرِ طرف مقابل به‌تنهایی مجوز نقض نیست (این به نفع ادله وفاست و باید صادقانه ثبتش کرد). ولی از طرف دیگر، با دو قید «لَمْ یَنْقُصُوکُمْ» و «لَمْ یُظَاهِرُوا» نشان می‌دهد که وجوب وفا «مشروط به وفای متقابل» است و در فرض نقض یا همدستی با دشمن از طرف مقابل، حکم عوض می‌شود (و این دریچه ورود به تحلیل فصل چهارم است). آیه «فَمَا اسْتَقَامُوا لَکُمْ فَاسْتَقِیمُوا لَهُمْ إِنَّ اللَّهَ یُحِبُّ الْمُتَّقِینَ» (توبه، ۷) هم همین منطق «تقابل» را تأکید می‌کند: پایداری ما در برابر پایداری آن‌ها؛ و مفهوم مخالفش هم روشن است: در برابر عدم پایداری آن‌ها، عدم پایداری ما جایز است.</w:t>
       </w:r>
     </w:p>
     <w:p>
@@ -4246,7 +3959,7 @@
           <w:sz w:val="28"/>
           <w:szCs w:val="28"/>
         </w:rPr>
-        <w:t>پنج نکته تحلیلی از این آیه به دست می‌آید که هر یک ستونی از بنای فصل چهارم است: نکته یکم: آیه، «خوف از خیانت» (و نه خیانت قطعی و واقع‌شده) را برای پایان‌دادن به پیمان کافی می‌داند؛ یعنی لازم نیست حاکم منتظر وقوع خیانت و تحمیل خسارت بماند، بلکه خوف عقلاییِ مستند، کافی است. نکته دوم: پایان‌دادن، مشروط به «اعلام آشکار» است؛ به بیان دیگر، آن‌چه حرام است، «خیانت و غدر» (پیمان‌شکنی پنهانی و غافلگیرانه) است، نه «پایان‌دادن اعلام‌شده». نکته سوم: تعبیر «عَلَى سَوَاءٍ» (برابری در آگاهی) نشان می‌دهد که شارع، حتی در مقام پایان‌دادن به پیمان، «شفافیت» و «اطلاع طرف مقابل» را واجب می‌داند؛ و این، مبنای قرآنیِ مستقیمِ ضابطه «اعلام و شفافیت» در فصل چهارم است. نکته چهارم: مخاطب آیه، «حاکم» است (پیامبر به‌مثابه حاکم دولت اسلامی) و فعل «فَانْبِذْ» امر به اقدام حکومتی است؛ پس خودِ قرآن، برای حاکم، «اختیار مدیریتِ پایانِ پیمان» قائل شده است. نکته پنجم: جمله پایانی «إِنَّ اللَّهَ لَا یُحِبُّ الْخَائِنِینَ» مرز میان «انباذ مشروع» و «خیانت ممنوع» را روشن می‌کند: انباذِ اعلام‌شده، خیانت نیست و مشمول این نکوهش نمی‌شود؛ خیانت، نقض پنهانی و غافلگیرانه است.</w:t>
+        <w:t>دسته دوم، آیه «انباذ» است: «وَإِمَّا تَخَافَنَّ مِنْ قَوْمٍ خِیَانَةً فَانْبِذْ إِلَيْهِمْ عَلَى سَوَاءٍ إِنَّ اللَّهَ لَا یُحِبُّ الْخَائِنِینَ» (انفال، ۵۸). اگر از من بپرسند مهم‌ترین آیه این رساله کدام است، بی‌تردید همین را نشان می‌دهم و باید با دقت تمام تحلیلش کرد. مفادش: هر وقت از قومی (که با آن‌ها پیمان داری) بیم خیانت داشتی، پیمان را به‌سویشان بیفکن؛ یعنی اعلام کن که پیمان تمام شده؛ و این کار را «عَلَى سَوَاءٍ» بکن، یعنی جوری برابر و آشکار که هر دو طرف بدانند دیگر پیمانی در کار نیست و هیچ‌کدام دیگری را غافلگیر نکند؛ چون خدا خائنان را دوست ندارد.</w:t>
       </w:r>
     </w:p>
     <w:p>
@@ -4265,7 +3978,26 @@
           <w:sz w:val="28"/>
           <w:szCs w:val="28"/>
         </w:rPr>
-        <w:t>نتیجه این بند آن است که ادله قرآنی، نظامی «دوسطحی» و متوازن می‌سازند: سطح نخست، اصل محکم و فراگیر وجوب وفا (آیات عام و توبه/۴)؛ و سطح دوم، سازوکار مشروعِ پایان‌دادن به پیمان در شرایط خاص (انفال/۵۸ و منطق تقابل توبه/۷). این ساختار دوسطحی، از هم‌اکنون نشان می‌دهد که فرضیه «ممنوعیت مطلق و بی‌استثنای هرگونه عدول» با منطق قرآن سازگار نیست؛ هرچند فرضیه «جواز مطلق و بی‌ضابطه» نیز با آن ناسازگار است. راه میانه ـ یعنی جواز مشروط و ضابطه‌مند ـ همان است که در فصل چهارم صورت‌بندی خواهد شد.</w:t>
+        <w:t>از این آیه پنج نکته تحلیلی درمی‌آورم که هرکدام ستونی از بنای فصل چهارم است. یکم: آیه «خوف از خیانت» را ـ نه خیانت قطعی و واقع‌شده را ـ برای پایان دادن به پیمان کافی می‌داند؛ یعنی حاکم لازم نیست بنشیند تا خیانت رخ بدهد و خسارت تحمیل شود؛ خوف عقلاییِ مستند کافی است. دوم: پایان دادن مشروط به «اعلام آشکار» است؛ به زبان دیگر، آن‌چه حرام است «خیانت و غدر» (پیمان‌شکنی پنهانی و غافلگیرانه) است، نه «پایان دادن اعلام‌شده». سوم: تعبیر «عَلَى سَوَاءٍ» (برابری در آگاهی) نشان می‌دهد شارع حتی در مقام پایان دادن به پیمان، «شفافیت» و «اطلاع طرف مقابل» را واجب می‌داند؛ و این مبنای قرآنی مستقیم ضابطه «اعلام و شفافیت» در فصل چهارم است. چهارم: مخاطب آیه «حاکم» است (پیامبر به‌مثابه حاکم دولت اسلامی) و فعل «فَانْبِذْ» امر به اقدام حکومتی است؛ پس خود قرآن برای حاکم «اختیار مدیریتِ پایانِ پیمان» قائل شده. و پنجم: جمله پایانی «إِنَّ اللَّهَ لَا یُحِبُّ الْخَائِنِینَ» مرز میان «انباذ مشروع» و «خیانت ممنوع» را روشن می‌کند: انباذِ اعلام‌شده خیانت نیست و مشمول این نکوهش نمی‌شود؛ خیانت همان نقض پنهانی و غافلگیرانه است.</w:t>
+      </w:r>
+    </w:p>
+    <w:p>
+      <w:pPr>
+        <w:pStyle w:val="TH-Body"/>
+        <w:widowControl/>
+        <w:bidi w:val="1"/>
+        <w:spacing w:before="0" w:after="120" w:line="288" w:lineRule="auto"/>
+        <w:jc w:val="both"/>
+      </w:pPr>
+      <w:r>
+        <w:rPr>
+          <w:rFonts w:ascii="B Lotus" w:hAnsi="B Lotus" w:cs="B Lotus" w:eastAsia="B Lotus"/>
+          <w:b w:val="0"/>
+          <w:i w:val="0"/>
+          <w:sz w:val="28"/>
+          <w:szCs w:val="28"/>
+        </w:rPr>
+        <w:t>نتیجه این بند به نظر من روشن است: ادله قرآنی نظامی «دوسطحی» و متوازن می‌سازند. سطح اول، اصل محکم و فراگیر وجوب وفا (آیات عام و توبه/۴)؛ و سطح دوم، سازوکار مشروعِ پایان دادن به پیمان در شرایط خاص (انفال/۵۸ و منطق تقابل توبه/۷). همین ساختار دوسطحی از همین‌جا نشان می‌دهد که فرضیه «ممنوعیت مطلق و بی‌استثنا» با منطق قرآن نمی‌سازد؛ هرچند فرضیه «جواز مطلق و بی‌ضابطه» هم نمی‌سازد. راه میانه ـ جواز مشروط و ضابطه‌مند ـ همان است که در فصل چهارم صورت‌بندی‌اش می‌کنم.</w:t>
       </w:r>
     </w:p>
     <w:p>
@@ -4322,7 +4054,7 @@
           <w:sz w:val="28"/>
           <w:szCs w:val="28"/>
         </w:rPr>
-        <w:t>مشهورترین روایت در باب لزوم وفا به التزام، روایت نبوی «الْمُسْلِمُونَ عِنْدَ شُرُوطِهِمْ» (مسلمانان پایبند به شرط‌های خویش‌اند) است که در جوامع روایی شیعه و سنی نقل شده و فقها از آن، قاعده‌ای عام برای لزوم وفا به همه شروط و التزام‌ها ـ اعم از ضمن عقد و مستقل، و اعم از فردی و حکومتی ـ استنباط کرده‌اند.</w:t>
+        <w:t>مشهورترین روایت باب لزوم وفا به التزام، روایت نبوی «الْمُسْلِمُونَ عِنْدَ شُرُوطِهِمْ» است (مسلمانان پایبند شرط‌های خویش‌اند) که در جوامع روایی شیعه و سنی نقل شده و فقها از آن قاعده‌ای عام برای لزوم وفا به همه شروط و التزام‌ها ـ اعم از ضمن عقد و مستقل، فردی و حکومتی ـ درآورده‌اند.</w:t>
       </w:r>
       <w:r>
         <w:rPr>
@@ -4333,17 +4065,17 @@
           <w:szCs w:val="28"/>
           <w:vertAlign w:val="superscript"/>
         </w:rPr>
-        <w:footnoteReference w:id="45"/>
-      </w:r>
-      <w:r>
-        <w:rPr>
-          <w:rFonts w:ascii="B Lotus" w:hAnsi="B Lotus" w:cs="B Lotus" w:eastAsia="B Lotus"/>
-          <w:b w:val="0"/>
-          <w:i w:val="0"/>
-          <w:sz w:val="28"/>
-          <w:szCs w:val="28"/>
-        </w:rPr>
-        <w:t xml:space="preserve"> عموم «شروط» در این روایت، پیمان‌های سیاسی دولت اسلامی را نیز در بر می‌گیرد؛ زیرا این پیمان‌ها، چیزی جز «شرط» و التزام متقابل در سطح کلان نیستند. استثنای مشهور این قاعده («إِلَّا شَرْطًا حَرَّمَ حَلَالًا أَوْ أَحَلَّ حَرَامًا»؛ مگر شرطی که حلالی را حرام یا حرامی را حلال کند) نیز نشان می‌دهد که خودِ روایت، نظام‌مند است و استثنای خود را بیان کرده است.</w:t>
+        <w:footnoteReference w:id="36"/>
+      </w:r>
+      <w:r>
+        <w:rPr>
+          <w:rFonts w:ascii="B Lotus" w:hAnsi="B Lotus" w:cs="B Lotus" w:eastAsia="B Lotus"/>
+          <w:b w:val="0"/>
+          <w:i w:val="0"/>
+          <w:sz w:val="28"/>
+          <w:szCs w:val="28"/>
+        </w:rPr>
+        <w:t xml:space="preserve"> عموم «شروط» در این روایت، پیمان‌های سیاسی دولت اسلامی را هم می‌گیرد؛ چون این پیمان‌ها چیزی جز «شرط» و التزام متقابل در سطح کلان نیستند. استثنای مشهور قاعده («إِلَّا شَرْطًا حَرَّمَ حَلَالًا أَوْ أَحَلَّ حَرَامًا») هم نشان می‌دهد خود روایت نظام‌مند است و استثنایش را خودش گفته؛ یعنی ایده «اصلِ همراه با استثنای مشخص» از همین‌جا هم قابل برداشت است.</w:t>
       </w:r>
     </w:p>
     <w:p>
@@ -4362,7 +4094,7 @@
           <w:sz w:val="28"/>
           <w:szCs w:val="28"/>
         </w:rPr>
-        <w:t>در کنار این روایت، روایات دیگری نیز بر قبح پیمان‌شکنی و وجوب وفا دلالت دارند؛ از جمله روایت مشهور «لَا إِیمَانَ لِمَنْ لَا أَمَانَةَ لَهُ وَلَا دِینَ لِمَنْ لَا عَهْدَ لَهُ» (کسی که امانت ندارد ایمان ندارد، و کسی که عهد ندارد دین ندارد) که بی‌عهدی را هم‌سنگ بی‌دینی می‌شمارد و نشان می‌دهد که وفا، جزء هویت دینی است.</w:t>
+        <w:t>در کنار این روایت، روایات دیگری هم بر قبح پیمان‌شکنی دلالت دارند؛ از جمله روایت مشهور «لَا إِیمَانَ لِمَنْ لَا أَمَانَةَ لَهُ وَلَا دِینَ لِمَنْ لَا عَهْدَ لَهُ» که بی‌عهدی را هم‌سنگ بی‌دینی می‌نشاند و نشان می‌دهد وفا جزء هویت دینی است، نه فقط یک تکلیف حقوقی.</w:t>
       </w:r>
       <w:r>
         <w:rPr>
@@ -4373,17 +4105,17 @@
           <w:szCs w:val="28"/>
           <w:vertAlign w:val="superscript"/>
         </w:rPr>
-        <w:footnoteReference w:id="46"/>
-      </w:r>
-      <w:r>
-        <w:rPr>
-          <w:rFonts w:ascii="B Lotus" w:hAnsi="B Lotus" w:cs="B Lotus" w:eastAsia="B Lotus"/>
-          <w:b w:val="0"/>
-          <w:i w:val="0"/>
-          <w:sz w:val="28"/>
-          <w:szCs w:val="28"/>
-        </w:rPr>
-        <w:t xml:space="preserve"> پیام مجموع این روایات، تقویت همان ساختاری است که از آیات به دست آمد: وفا، اصل مسلم است و نقض، استثنایی نیازمند دلیل خاص.</w:t>
+        <w:footnoteReference w:id="37"/>
+      </w:r>
+      <w:r>
+        <w:rPr>
+          <w:rFonts w:ascii="B Lotus" w:hAnsi="B Lotus" w:cs="B Lotus" w:eastAsia="B Lotus"/>
+          <w:b w:val="0"/>
+          <w:i w:val="0"/>
+          <w:sz w:val="28"/>
+          <w:szCs w:val="28"/>
+        </w:rPr>
+        <w:t xml:space="preserve"> پیام مجموع این روایات همان ساختاری را تقویت می‌کند که از آیات به دست آمد: وفا اصل مسلم است و نقض استثنایی است که دلیل خاص می‌خواهد.</w:t>
       </w:r>
     </w:p>
     <w:p>
@@ -4421,7 +4153,7 @@
           <w:sz w:val="28"/>
           <w:szCs w:val="28"/>
         </w:rPr>
-        <w:t>عهدنامه مالک اشتر (نامه ۵۳ نهج‌البلاغه) مهم‌ترین و معتبرترین سند روایی ـ حکومتی در باب پیمان‌های دولت اسلامی است؛ و اهمیت آن از چهار جهت است: نخست، از معصوم (علیه‌السلام) صادر شده است؛ دوم، خطاب به یک «حاکم» (والی مصر) است و نه افراد عادی؛ سوم، مستقیماً ناظر به «پیمان با دشمن» است (سخت‌ترین فرض)؛ و چهارم، در قالب «فرمان حکومتی» صادر شده و جنبه اجرایی ـ حکومتی دارد. امیرالمؤمنین (علیه‌السلام) در این عهدنامه می‌فرماید:</w:t>
+        <w:t>عهدنامه مالک اشتر (نامه ۵۳ نهج‌البلاغه) را مهم‌ترین سند روایی ـ حکومتی باب پیمان‌های دولت اسلامی می‌دانم؛ و برای این ادعا چهار دلیل دارم: اول از معصوم صادر شده؛ دوم خطاب به یک «حاکم» (والی مصر) است نه افراد عادی؛ سوم مستقیم ناظر به «پیمان با دشمن» است (سخت‌ترین فرض ممکن)؛ و چهارم در قالب «فرمان حکومتی» صادر شده و جنبه اجرایی دارد. امیرالمؤمنین آن‌جا می‌فرماید:</w:t>
       </w:r>
     </w:p>
     <w:p>
@@ -4460,7 +4192,7 @@
           <w:sz w:val="28"/>
           <w:szCs w:val="28"/>
         </w:rPr>
-        <w:t>یعنی: «هرگاه میان خود و دشمنت پیمانی بستی یا از سوی خود به او امانی دادی، پیمانت را با وفا پاس دار و ذمه‌ات را با امانت نگه دار».</w:t>
+        <w:t>یعنی: «هر وقت میان خودت و دشمنت پیمانی بستی یا از سوی خودت به او امانی دادی، پیمانت را با وفا پاس بدار و ذمه‌ات را با امانت نگه دار».</w:t>
       </w:r>
       <w:r>
         <w:rPr>
@@ -4471,17 +4203,17 @@
           <w:szCs w:val="28"/>
           <w:vertAlign w:val="superscript"/>
         </w:rPr>
-        <w:footnoteReference w:id="47"/>
-      </w:r>
-      <w:r>
-        <w:rPr>
-          <w:rFonts w:ascii="B Lotus" w:hAnsi="B Lotus" w:cs="B Lotus" w:eastAsia="B Lotus"/>
-          <w:b w:val="0"/>
-          <w:i w:val="0"/>
-          <w:sz w:val="28"/>
-          <w:szCs w:val="28"/>
-        </w:rPr>
-        <w:t xml:space="preserve"> سپس در ادامه، فلسفه این حکم را چنین بیان می‌کند که هیچ‌یک از فرایض الهی، همچون بزرگداشت وفای به عهدها، مورد اتفاق همگان ـ با همه اختلاف سلیقه‌ها و گرایش‌ها ـ نیست؛ و پس از آن، مالک را از هرگونه «غدر» (حیله و پیمان‌شکنی)، «مکر» و «خیانت» در پیمان برحذر می‌دارد و تأکید می‌کند که شکیبایی بر دشواریِ پیمان، بهتر از عاقبتِ پیمان‌شکنی است.</w:t>
+        <w:footnoteReference w:id="38"/>
+      </w:r>
+      <w:r>
+        <w:rPr>
+          <w:rFonts w:ascii="B Lotus" w:hAnsi="B Lotus" w:cs="B Lotus" w:eastAsia="B Lotus"/>
+          <w:b w:val="0"/>
+          <w:i w:val="0"/>
+          <w:sz w:val="28"/>
+          <w:szCs w:val="28"/>
+        </w:rPr>
+        <w:t xml:space="preserve"> بعد هم فلسفه‌اش را می‌گوید: هیچ‌یک از فرایض الهی مثل بزرگداشت وفای به عهدها مورد اتفاق همگان ـ با همه اختلاف سلیقه‌ها ـ نیست؛ و بعد مالک را از هر «غدر» و مکر و خیانتی در پیمان برحذر می‌دارد و تأکید می‌کند شکیبایی بر سختیِ پیمان بهتر از عاقبتِ پیمان‌شکنی است.</w:t>
       </w:r>
     </w:p>
     <w:p>
@@ -4500,7 +4232,7 @@
           <w:sz w:val="28"/>
           <w:szCs w:val="28"/>
         </w:rPr>
-        <w:t>تحلیل دلالت: این عهدنامه از چند جهت برای مسئله رساله تعیین‌کننده است: (۱) مخاطب آن «حاکم» است، پس نمی‌توان گفت ادله وفا فقط ناظر به روابط فردی است و حاکم را در بر نمی‌گیرد؛ (۲) موضوع آن «پیمان با دشمن» است، پس سخت‌ترین فرض (عهد با غیرمسلمانِ دشمن) را هم در بر می‌گیرد و به طریق اولی، پیمان با دولت‌های غیرمحارب را شامل می‌شود؛ (۳) لحن آن، لحن «وجوب» است نه استحباب («فَحُطَّ» و «ارْعَ» صیغه امرند و در سیاق فرمان حکومتی، ظهور در وجوب دارند)؛ (۴) استدلال آن، هم «شرعی» است (فریضه الهی) و هم «عقلایی» (اتفاق همگان بر آن)؛ و (۵) با این حال، چنان‌که در فصل چهارم خواهد آمد، همین عهدنامه در فرازهای دیگر، حاکم را به «مصلحت‌سنجی»، «حزم و احتیاط»، «مشورت» و «تدبیر» نیز فرمان می‌دهد و نظام توصیه‌های آن، نظامی متوازن و چندبعدی است نه تک‌بعدی؛ و همین توازن، راه را برای جمع میان وفا و مصلحت می‌گشاید.</w:t>
+        <w:t>تحلیل دلالتش را در چند نکته می‌گویم: (۱) مخاطبش «حاکم» است، پس این حرف که ادله وفا فقط مال روابط فردی است و حاکم را نمی‌گیرد، این‌جا جواب ندارد. (۲) موضوعش «پیمان با دشمن» است، پس سخت‌ترین فرض را هم می‌گیرد و به طریق اولی پیمان با دولت‌های غیرمحارب را شامل می‌شود. (۳) لحنش لحن «وجوب» است نه استحباب؛ «فَحُطَّ» و «ارْعَ» صیغه امرند و در سیاق فرمان حکومتی ظهور در وجوب دارند. (۴) استدلالش هم «شرعی» است (فریضه الهی) و هم «عقلایی» (اتفاق همگان بر آن). و (۵) ـ و این برای کار من خیلی مهم است ـ همین عهدنامه در فرازهای دیگرش حاکم را به «مصلحت‌سنجی» و «حزم و احتیاط» و «مشورت» و «تدبیر» هم فرمان می‌دهد؛ یعنی نظام توصیه‌هایش متوازن و چندبعدی است، نه تک‌بعدی. و همین توازن است که راه جمع میان وفا و مصلحت را باز می‌گذارد؛ ان‌شاءالله در فصل چهارم از آن استفاده می‌کنم.</w:t>
       </w:r>
     </w:p>
     <w:p>
@@ -4538,7 +4270,7 @@
           <w:sz w:val="28"/>
           <w:szCs w:val="28"/>
         </w:rPr>
-        <w:t>سیره عملی معصومان (علیهم‌السلام) در باب پیمان، چهار مقطع برجسته دارد که هر یک درسی خاص برای مسئله این رساله دارد:</w:t>
+        <w:t>سیره عملی معصومان در باب پیمان چهار مقطع برجسته دارد که هرکدام درس خاصی برای مسئله من دارد. خلاصه می‌گویم:</w:t>
       </w:r>
     </w:p>
     <w:p>
@@ -4557,7 +4289,7 @@
           <w:sz w:val="28"/>
           <w:szCs w:val="28"/>
         </w:rPr>
-        <w:t>مقطع یکم: میثاق مدینه. پیامبر (ص) پس از هجرت، با قبایل مدینه ـ از جمله یهود ـ پیمانی جامع بست و به آن پایبند ماند تا آن‌که برخی از آنان (بنی‌قینقاع، بنی‌نضیر و بنی‌قریظه) پیمان را نقض کردند و در برابر هر یک، برخوردی متناسب با نوع نقض صورت گرفت. درس این مقطع: پیمان، دوسویه است و نقضِ یک‌سو، تکلیف سوی دیگر را دگرگون می‌کند.</w:t>
+        <w:t>مقطع اول: میثاق مدینه. پیامبر (ص) بعد از هجرت با قبایل مدینه ـ از جمله یهود ـ پیمانی جامع بست و به آن پایبند ماند تا وقتی که بعضی‌شان (بنی‌قینقاع و بنی‌نضیر و بنی‌قریظه) پیمان را شکستند؛ و در برابر هرکدام برخوردی متناسب با نوع نقضشان صورت گرفت. درسش: پیمان دوسویه است و نقضِ یک طرف، تکلیف طرف دیگر را عوض می‌کند.</w:t>
       </w:r>
     </w:p>
     <w:p>
@@ -4576,7 +4308,7 @@
           <w:sz w:val="28"/>
           <w:szCs w:val="28"/>
         </w:rPr>
-        <w:t>مقطع دوم: صلح حدیبیه (سال ششم هجری). در این صلح، پیامبر اکرم (صلی‌الله‌علیه‌وآله) با قریش مکه ـ که دشمن آشکار و جنگ‌افروز مسلمانان بودند ـ پیمانی چندساله بست که از جمله مواد آن، بازگرداندن پناهندگان مکی بود. با وجود دشواری این شرط و اعتراض برخی اصحاب، پیامبر (ص) به آن پایبند ماند؛ چنان‌که در ماجرای مشهور ابوجندل، با وجود مشاهده وضعیت رقت‌بار او، فرمود که پیمان بسته شده و نمی‌توان آن را شکست.</w:t>
+        <w:t>مقطع دوم: صلح حدیبیه (سال ششم هجری). پیامبر با قریش مکه ـ دشمن آشکار و جنگ‌افروز مسلمانان ـ پیمانی چندساله بست که از جمله موادش بازگرداندن پناهندگان مکی بود. با وجود سختی این شرط و اعتراض بعضی اصحاب، پیامبر پایش ایستاد؛ ماجرای مشهور ابوجندل را همه شنیده‌اند: با وجود دیدن وضعیت رقت‌بارش، فرمود پیمان بسته شده و نمی‌شود شکستش.</w:t>
       </w:r>
       <w:r>
         <w:rPr>
@@ -4587,17 +4319,17 @@
           <w:szCs w:val="28"/>
           <w:vertAlign w:val="superscript"/>
         </w:rPr>
-        <w:footnoteReference w:id="48"/>
-      </w:r>
-      <w:r>
-        <w:rPr>
-          <w:rFonts w:ascii="B Lotus" w:hAnsi="B Lotus" w:cs="B Lotus" w:eastAsia="B Lotus"/>
-          <w:b w:val="0"/>
-          <w:i w:val="0"/>
-          <w:sz w:val="28"/>
-          <w:szCs w:val="28"/>
-        </w:rPr>
-        <w:t xml:space="preserve"> درس این مقطع: «دشواری» و «نامطلوب‌بودن» مفاد پیمان، به‌تنهایی مجوز نقض آن نیست؛ و حاکم اسلامی حتی در برابر دشمن نیز به پیمان خود پایبند می‌ماند.</w:t>
+        <w:footnoteReference w:id="39"/>
+      </w:r>
+      <w:r>
+        <w:rPr>
+          <w:rFonts w:ascii="B Lotus" w:hAnsi="B Lotus" w:cs="B Lotus" w:eastAsia="B Lotus"/>
+          <w:b w:val="0"/>
+          <w:i w:val="0"/>
+          <w:sz w:val="28"/>
+          <w:szCs w:val="28"/>
+        </w:rPr>
+        <w:t xml:space="preserve"> درسش: «دشواری» و «نامطلوب بودن» مفاد پیمان به‌تنهایی مجوز نقض نیست؛ حاکم اسلامی حتی در برابر دشمن هم پایش می‌ایستد. این درس را باید با خط درشت نوشت، چون جلوتر معلوم می‌شود خیلی از عدول‌های ادعایی، چیزی جز فرار از دشواری نیستند.</w:t>
       </w:r>
     </w:p>
     <w:p>
@@ -4616,7 +4348,7 @@
           <w:sz w:val="28"/>
           <w:szCs w:val="28"/>
         </w:rPr>
-        <w:t>مقطع سوم: فتح مکه. پس از آن‌که قریش با همدستی با بنی‌بکر علیه خزاعه (هم‌پیمان مسلمانان)، صلح حدیبیه را نقض کرد، پیامبر (ص) پیمان را پایان‌یافته دانست و به‌سوی مکه حرکت کرد. درس این مقطع: نقضِ طرف مقابل، پایان‌بخش تکلیف وفاست و حاکم می‌تواند ـ بلکه باید ـ متناسب با شرایط جدید تصمیم بگیرد. این مقطع، سیره عملیِ منطق تقابل (توبه/۷) و ماده ۶۰ کنوانسیون وین است.</w:t>
+        <w:t>مقطع سوم: فتح مکه. وقتی قریش با همدستی با بنی‌بکر علیه خزاعه (هم‌پیمان مسلمانان) صلح حدیبیه را نقض کرد، پیامبر پیمان را تمام‌شده دانست و به‌سوی مکه حرکت کرد. درسش: نقضِ طرف مقابل پایان‌بخش تکلیف وفاست و حاکم می‌تواند ـ بلکه باید ـ متناسب با شرایط جدید تصمیم بگیرد. این مقطع در واقع سیره عملیِ منطق تقابل (توبه/۷) و حتی ماده ۶۰ کنوانسیون وین است؛ جالب است که چهارده قرن فاصله، منطق را عوض نکرده.</w:t>
       </w:r>
     </w:p>
     <w:p>
@@ -4635,7 +4367,7 @@
           <w:sz w:val="28"/>
           <w:szCs w:val="28"/>
         </w:rPr>
-        <w:t>مقطع چهارم: عهدنامه مالک اشتر و سیره حکومتی امیرالمؤمنین (علیه‌السلام). چنان‌که گذشت، امام (ع) وفا را فریضه شمرد و در عمل نیز ـ از جمله در برابر معاویه و پیمان‌های دوره خلافت ـ به آن پایبند ماند. درس این مقطع: وفا، حتی در شرایط جنگ قدرت و فتنه داخلی نیز، اصل حکومتی است.</w:t>
+        <w:t>مقطع چهارم: سیره حکومتی امیرالمؤمنین. چنان‌که گذشت، امام وفا را فریضه شمرد و در عمل هم ـ از جمله در برابر معاویه و پیمان‌های دوره خلافت ـ پایش ایستاد. درسش: وفا حتی در شرایط جنگ قدرت و فتنه داخلی هم اصل حکومتی است و بحران، مجوز غدر نیست.</w:t>
       </w:r>
     </w:p>
     <w:p>
@@ -4654,7 +4386,7 @@
           <w:sz w:val="28"/>
           <w:szCs w:val="28"/>
         </w:rPr>
-        <w:t>دلالت مجموعی سیره: سیره نشان می‌دهد که «دشواری» مجوز نقض نیست (حدیبیه)، اما «نقض طرف مقابل» پایان‌بخش تکلیف است (فتح مکه)؛ و پیمان، «ابزار» تحقق مصالح امت است نه «هدف» فی‌نفسه و بتِ دست‌نیافتنی. پس منطق سیره نیز همان منطق دوسطحی قرآن است: وفای محکم در فرض پایبندی طرف مقابل، و پایان‌دادن مشروع در فرض نقض یا خیانت.</w:t>
+        <w:t>دلالت مجموعی سیره به نظرم روشن است: «دشواری» مجوز نقض نیست (حدیبیه)، ولی «نقض طرف مقابل» پایان‌بخش تکلیف است (فتح مکه)؛ و پیمان «ابزار» تحقق مصالح امت است، نه «هدف» فی‌نفسه و نه بتِ دست‌نیافتنی. پس منطق سیره هم همان منطق دوسطحی قرآن است: وفای محکم در فرض پایبندی طرف مقابل، و پایان دادن مشروع در فرض نقض یا خیانت.</w:t>
       </w:r>
     </w:p>
     <w:p>
@@ -4711,7 +4443,7 @@
           <w:sz w:val="28"/>
           <w:szCs w:val="28"/>
         </w:rPr>
-        <w:t>افزون بر ادله نقلی، دو دلیل عقلی نیز بر وجوب وفای به عهد اقامه شده که از استواری ویژه‌ای برخوردارند؛ زیرا مخاطب آن‌ها، حتی منکرِ شرع نیز هست:</w:t>
+        <w:t>علاوه بر ادله نقلی، دو دلیل عقلی هم بر وجوب وفا اقامه شده که استواری ویژه‌ای دارند؛ چون مخاطبشان حتی منکر شرع هم هست:</w:t>
       </w:r>
     </w:p>
     <w:p>
@@ -4730,7 +4462,7 @@
           <w:sz w:val="28"/>
           <w:szCs w:val="28"/>
         </w:rPr>
-        <w:t>دلیل نخست، «حسن و قبح عقلی» است: بر مبنای عدلیه ـ که حسن و قبح افعال را عقلی و ذاتی می‌دانند ـ نقض عهد و پیمان‌شکنی، قبیح ذاتی است؛ زیرا اعتماد عمومی را ـ که بنیاد هرگونه زندگی اجتماعی، تجارت، سیاست و تمدن است ـ ویران می‌کند و جامعه را به جنگلِ بی‌اعتمادی بدل می‌سازد. حاکم اسلامی نیز از این حکم عقلی مستثنا نیست؛ زیرا قبح نقض عهد، به شخص ناقض بستگی ندارد و حاکمِ پیمان‌شکن، به همان اندازه ـ بلکه بیشتر، به دلیل جایگاه الگویی‌اش ـ مستحق نکوهش عقلایی است.</w:t>
+        <w:t>دلیل اول، «حسن و قبح عقلی» است. بر مبنای عدلیه که حسن و قبح افعال را عقلی و ذاتی می‌دانند، نقض عهد و پیمان‌شکنی قبیح ذاتی است؛ چون اعتماد عمومی را ـ که بنیاد هر زندگی اجتماعی و تجارت و سیاست و تمدنی است ـ ویران می‌کند و جامعه را به جنگل بی‌اعتمادی برمی‌گرداند. حاکم اسلامی هم از این حکم عقلی مستثنا نیست؛ چون قبح نقض عهد به شخص ناقض بستگی ندارد. اگر چیزی بستگی داشته باشد، این است که حاکمِ پیمان‌شکن ـ به خاطر جایگاه الگوییش ـ بیشتر مستحق نکوهش عقلایی است، نه کمتر.</w:t>
       </w:r>
     </w:p>
     <w:p>
@@ -4749,7 +4481,7 @@
           <w:sz w:val="28"/>
           <w:szCs w:val="28"/>
         </w:rPr>
-        <w:t>دلیل دوم، «بنای عقلا»ست: عقلای همه جوامع و اعصار ـ از مشرکان جاهلیت تا دولت‌های مدرن ـ بر لزوم وفای به پیمان توافق داشته‌اند؛ چنان‌که امیرالمؤمنین (علیه‌السلام) نیز در عهدنامه مالک اشتر به همین اجماع عقلایی («اتفاق همگان با همه اختلاف‌ها») استناد می‌کند. این بنا، از سوی شارع ردع نشده، بلکه با آیات و روایات پرشمار، تأیید و تقویت شده است (امضا). نتیجه آن‌که وجوب وفا، هم حکم شرعی است و هم حکم عقلایی؛ و همین دوگانگیِ مبنا، آن را به یکی از استوارترین احکام بدل می‌کند؛ به‌گونه‌ای که انکار آن، هم انکار شرع است و هم انکار عقل.</w:t>
+        <w:t>دلیل دوم، «بنای عقلا»ست. عقلای همه جوامع و اعصار ـ از مشرکان جاهلیت تا دولت‌های مدرن ـ بر لزوم وفا به پیمان توافق داشته‌اند؛ چنان‌که امیرالمؤمنین هم در عهدنامه به همین اجماع عقلایی («اتفاق همگان با همه اختلاف‌ها») استناد می‌کند. این بنا از طرف شارع ردع نشده، بلکه با آیات و روایات پرشمار تأیید و تقویت شده (امضا). نتیجه‌اش این است که وجوب وفا هم حکم شرعی است هم حکم عقلایی؛ و همین دوگانگی مبنا آن را به یکی از استوارترین احکام بدل می‌کند. انکارش هم انکار شرع است هم انکار عقل؛ و کمتر حکمی این‌قدر پشتش محکم است.</w:t>
       </w:r>
     </w:p>
     <w:p>
@@ -4787,7 +4519,7 @@
           <w:sz w:val="28"/>
           <w:szCs w:val="28"/>
         </w:rPr>
-        <w:t>فقهای امامیه در ابواب «جهاد»، «صلح»، «شروط»، «امان» و «ذمه»، به احکام پیمان پرداخته‌اند و قول مشهور آنان، وجوب وفای به عهد ـ حتی با کفار ـ در فرض پایبندی طرف مقابل و رعایت شرایط است. شیخ طوسی در مبسوط، محقق حلی در شرائع‌الاسلام، علامه حلی در تذکرة‌الفقهاء، شهید ثانی در مسالک‌الافهام، و صاحب جواهر در جواهرالکلام، در کتاب الجهاد به تفصیل، شرایط صلح و هدنه، احکام امان، و احکام نقض پیمان از سوی طرف مقابل را بررسی کرده‌اند و همگی بر اصل وفا اتفاق دارند.</w:t>
+        <w:t>فقهای ما در ابواب «جهاد» و «صلح» و «شروط» و «امان» و «ذمه» به احکام پیمان پرداخته‌اند و قول مشهورشان وجوب وفای به عهد است ـ حتی با کفار ـ در فرض پایبندی طرف مقابل و رعایت شرایط. شیخ طوسی در مبسوط، محقق حلی در شرائع، علامه در تذکره، شهید ثانی در مسالک، و صاحب جواهر در جواهرالکلام، در کتاب الجهاد به تفصیل شرایط صلح و هدنه و احکام امان و احکام نقض پیمان از طرف مقابل را بررسی کرده‌اند و همه بر اصل وفا اتفاق دارند.</w:t>
       </w:r>
       <w:r>
         <w:rPr>
@@ -4798,17 +4530,17 @@
           <w:szCs w:val="28"/>
           <w:vertAlign w:val="superscript"/>
         </w:rPr>
-        <w:footnoteReference w:id="49"/>
-      </w:r>
-      <w:r>
-        <w:rPr>
-          <w:rFonts w:ascii="B Lotus" w:hAnsi="B Lotus" w:cs="B Lotus" w:eastAsia="B Lotus"/>
-          <w:b w:val="0"/>
-          <w:i w:val="0"/>
-          <w:sz w:val="28"/>
-          <w:szCs w:val="28"/>
-        </w:rPr>
-        <w:t xml:space="preserve"> در باب شروط نیز، شیخ انصاری در مکاسب و مرحوم خویی در مصباح‌الفقاهه، قاعده لزوم وفا به شرط را با استناد به «المؤمنون عند شروطهم» تبیین کرده و قلمرو و استثناهای آن را بررسی کرده‌اند.</w:t>
+        <w:footnoteReference w:id="40"/>
+      </w:r>
+      <w:r>
+        <w:rPr>
+          <w:rFonts w:ascii="B Lotus" w:hAnsi="B Lotus" w:cs="B Lotus" w:eastAsia="B Lotus"/>
+          <w:b w:val="0"/>
+          <w:i w:val="0"/>
+          <w:sz w:val="28"/>
+          <w:szCs w:val="28"/>
+        </w:rPr>
+        <w:t xml:space="preserve"> در باب شروط هم شیخ انصاری در مکاسب و مرحوم خویی در مصباح‌الفقاهه قاعده لزوم وفا به شرط را با استناد به «المؤمنون عند شروطهم» تبیین کرده و قلمرو و استثناهاش را بررسی کرده‌اند.</w:t>
       </w:r>
       <w:r>
         <w:rPr>
@@ -4819,7 +4551,7 @@
           <w:szCs w:val="28"/>
           <w:vertAlign w:val="superscript"/>
         </w:rPr>
-        <w:footnoteReference w:id="50"/>
+        <w:footnoteReference w:id="41"/>
       </w:r>
     </w:p>
     <w:p>
@@ -4838,7 +4570,7 @@
           <w:sz w:val="28"/>
           <w:szCs w:val="28"/>
         </w:rPr>
-        <w:t>اما نکته بسیار مهم ـ که پلی به فصل چهارم است ـ آن است که همین فقها، در کنار اصل وفا، «اختیار امام در فسخ هدنه به‌مصلحت» را نیز پذیرفته‌اند: مشهور در کتب جهاد آن است که امام (حاکم اسلامی) می‌تواند در صورت اقتضای مصلحت، پیمان هدنه را ـ با اعلام قبلی (انباذ) ـ فسخ کند؛ زیرا هدنه، عقدی است که مصلحت، شرط بقای آن است و با زوال مصلحت یا پیدایش مصلحت اقوی در فسخ، امام می‌تواند آن را برهم زند.</w:t>
+        <w:t>اما نکته خیلی مهم ـ که پل به فصل چهارم است ـ این است که همین فقها، در کنار اصل وفا، «اختیار امام در فسخ هدنه به‌مصلحت» را هم پذیرفته‌اند. مشهور در کتب جهاد این است که امام (حاکم اسلامی) می‌تواند اگر مصلحت اقتضا کرد، پیمان هدنه را ـ با اعلام قبلی (انباذ) ـ فسخ کند؛ چون هدنه عقدی است که مصلحت شرط بقایش است و با زوال مصلحت یا پیدایش مصلحت اقوی در فسخ، امام می‌تواند برهمش بزند.</w:t>
       </w:r>
       <w:r>
         <w:rPr>
@@ -4849,17 +4581,17 @@
           <w:szCs w:val="28"/>
           <w:vertAlign w:val="superscript"/>
         </w:rPr>
-        <w:footnoteReference w:id="51"/>
-      </w:r>
-      <w:r>
-        <w:rPr>
-          <w:rFonts w:ascii="B Lotus" w:hAnsi="B Lotus" w:cs="B Lotus" w:eastAsia="B Lotus"/>
-          <w:b w:val="0"/>
-          <w:i w:val="0"/>
-          <w:sz w:val="28"/>
-          <w:szCs w:val="28"/>
-        </w:rPr>
-        <w:t xml:space="preserve"> این قول مشهور، در واقع، «سابقه فقهیِ» مستقیمِ فرضیه این رساله است: فقهای متقدم، قرن‌ها پیش از پیدایش حقوق بین‌الملل مدرن، اختیار حاکم در پایان‌دادن مصلحت‌سنجیده و اعلام‌شده به پیمان را پذیرفته‌اند؛ و کار این رساله، صورت‌بندی امروزین، تعمیم و ضابطه‌مندکردن همین قول مشهور است.</w:t>
+        <w:footnoteReference w:id="42"/>
+      </w:r>
+      <w:r>
+        <w:rPr>
+          <w:rFonts w:ascii="B Lotus" w:hAnsi="B Lotus" w:cs="B Lotus" w:eastAsia="B Lotus"/>
+          <w:b w:val="0"/>
+          <w:i w:val="0"/>
+          <w:sz w:val="28"/>
+          <w:szCs w:val="28"/>
+        </w:rPr>
+        <w:t xml:space="preserve"> این قول مشهور در واقع «سابقه فقهی» مستقیم فرضیه من است و ارزشش را دست‌کم نگیرید: فقهای متقدم قرن‌ها قبل از این‌که حقوق بین‌الملل مدرنی وجود داشته باشد، اختیار حاکم در پایان دادنِ مصلحت‌سنجیده و اعلام‌شده به پیمان را پذیرفته‌اند. کار این رساله در واقع صورت‌بندی امروزین و تعمیم و ضابطه‌مند کردن همین قول مشهور است؛ نه بیشتر و نه کمتر.</w:t>
       </w:r>
     </w:p>
     <w:p>
@@ -4897,7 +4629,45 @@
           <w:sz w:val="28"/>
           <w:szCs w:val="28"/>
         </w:rPr>
-        <w:t>نقد و تحلیل مجموع ادله این فصل، سه نتیجه به دست می‌دهد: نتیجه یکم: وجوب وفای به عهد، اصلی مسلم، متقن و چندمبنایی (قرآنی، روایی، سیره‌ای، عقلی و فقهی) است و هیچ فقیهی در اصل آن تردید نکرده است؛ و هر نظریه‌ای درباره اختیار حاکم، باید این اصل را به‌عنوان نقطه عزیمت بپذیرد، نه آن‌که آن را نادیده بگیرد. نتیجه دوم: همین ادله ـ به‌ویژه آیه انباذ، منطق تقابل در توبه، سیره فتح مکه، و قول مشهور فقها در فسخ هدنه ـ نشان می‌دهند که این اصل، نظامی «دوسطحی» است: اصل محکم وفا، همراه با سازوکار مشروعِ پایان‌دادن به پیمان در شرایط خاص. نتیجه سوم (پاسخ به شبهه اطلاق): این‌که ادله وفا «مطلق»‌اند و استثنایی ذکر نکرده‌اند، به معنای نفی هرگونه استثنا نیست؛ زیرا اولاً، اطلاق در برابر دلیل مقید، مقید می‌شود و ادله فصل چهارم (اختیار حاکم، مصلحت، تزاحم) همان دلیل مقید است؛ ثانیاً، خودِ ادله وفا ـ چنان‌که نشان داده شد ـ دربردارنده سازوکار استثنا (انباذ، تقابل، فسخ هدنه) است و اطلاق آن‌ها، اطلاقِ درون‌نظام است نه اطلاقِ بی‌مرز؛ و ثالثاً، قیاس با سایر احکام مطلق (مانند وجوب نماز که استثناهای مسلم دارد) نشان می‌دهد که اطلاق لفظی، هرگز به معنای بی‌استثنابودن واقعی نیست.</w:t>
+        <w:t>نقد و تحلیل مجموع ادله این فصل سه نتیجه به دست می‌دهد و هر سه را صادقانه ثبت می‌کنم. نتیجه اول: وجوب وفای به عهد اصلی مسلم و متقن و چندمبنایی (قرآنی، روایی، سیره‌ای، عقلی، فقهی) است و هیچ فقیهی در اصلش تردید نکرده؛ و هر نظریه‌ای درباره اختیار حاکم باید این اصل را نقطه عزیمت خودش قرار بدهد، نه این‌که نادیده‌اش بگیرد. من هم همین کار را کرده‌ام.</w:t>
+      </w:r>
+    </w:p>
+    <w:p>
+      <w:pPr>
+        <w:pStyle w:val="TH-Body"/>
+        <w:widowControl/>
+        <w:bidi w:val="1"/>
+        <w:spacing w:before="0" w:after="120" w:line="288" w:lineRule="auto"/>
+        <w:jc w:val="both"/>
+      </w:pPr>
+      <w:r>
+        <w:rPr>
+          <w:rFonts w:ascii="B Lotus" w:hAnsi="B Lotus" w:cs="B Lotus" w:eastAsia="B Lotus"/>
+          <w:b w:val="0"/>
+          <w:i w:val="0"/>
+          <w:sz w:val="28"/>
+          <w:szCs w:val="28"/>
+        </w:rPr>
+        <w:t>نتیجه دوم: همین ادله ـ به‌ویژه آیه انباذ و منطق تقابل در توبه و سیره فتح مکه و قول مشهور فقها در فسخ هدنه ـ نشان می‌دهند که این اصل نظامی «دوسطحی» است: اصل محکم وفا، همراه با سازوکار مشروعِ پایان دادن به پیمان در شرایط خاص. کسی که فقط سطح اول را ببیند، فقه را خشک فهمیده؛ و کسی که فقط سطح دوم را ببیند، فقه را بی‌قاعده فهمیده.</w:t>
+      </w:r>
+    </w:p>
+    <w:p>
+      <w:pPr>
+        <w:pStyle w:val="TH-Body"/>
+        <w:widowControl/>
+        <w:bidi w:val="1"/>
+        <w:spacing w:before="0" w:after="120" w:line="288" w:lineRule="auto"/>
+        <w:jc w:val="both"/>
+      </w:pPr>
+      <w:r>
+        <w:rPr>
+          <w:rFonts w:ascii="B Lotus" w:hAnsi="B Lotus" w:cs="B Lotus" w:eastAsia="B Lotus"/>
+          <w:b w:val="0"/>
+          <w:i w:val="0"/>
+          <w:sz w:val="28"/>
+          <w:szCs w:val="28"/>
+        </w:rPr>
+        <w:t>و نتیجه سوم، جواب شبهه اطلاق: این‌که ادله وفا «مطلق‌اند» و استثنایی برای حاکم یا مصلحت نگفته‌اند، به معنای نفی هر استثنایی نیست. سه وجه دارد: اول این‌که اطلاق در برابر دلیل مقید، مقید می‌شود و ادله فصل چهارم (اختیار حاکم، مصلحت، تزاحم) همان دلیل مقید است. دوم این‌که خود ادله وفا ـ چنان‌که نشان دادم ـ دربردارنده سازوکار استثنا (انباذ، تقابل، فسخ هدنه) هستند و اطلاقشان اطلاقِ درون‌نظام است، نه اطلاقِ بی‌مرز. و سوم این‌که قیاس با سایر احکام مطلق (مثل وجوب نماز که همه استثناهاش را قبول دارند) نشان می‌دهد اطلاق لفظی هرگز به معنای بی‌استثنا بودن واقعی نیست. هرکس خلاف این را بگوید، باید اول تکلیفش را با نماز مسافر و مریض روشن کند.</w:t>
       </w:r>
     </w:p>
     <w:p>
@@ -4935,7 +4705,7 @@
           <w:sz w:val="28"/>
           <w:szCs w:val="28"/>
         </w:rPr>
-        <w:t>حاصل این فصل، اثبات «اصل» با همه توان استدلالی است: وجوب وفای به عهد، اصلی قرآنی (با پنج آیه محوری عام و سه آیه خاص)، روایی (قاعده شروط و روایات وفا)، حکومتی (عهدنامه مالک اشتر)، سیره‌ای (چهار مقطع از میثاق مدینه تا فتح مکه)، عقلی (حسن و قبح و بنای عقلا) و فقهی (قول مشهور از متقدمان تا معاصران) است. اما همین ادله ـ در اوج قوت خود ـ نشان می‌دهند که نظام وفا، نظامی دوسطحی است و سازوکار پایان‌دادن مشروع (انباذ اعلام‌شده، تقابل، و فسخ مصلحتی هدنه) را در درون خود دارد. ازاین‌رو، پرسش فصل بعد نه «آیا وفا واجب است؟» (که پاسخ آن مثبت و مسلم است)، بلکه «آیا حاکم اسلامی در شرایط خاص می‌تواند از این اصل عدول کند، با چه مبنایی و با چه ضوابطی؟» است؛ و پاسخ، در گرو بررسی ادله اختیار حاکم است.</w:t>
+        <w:t>حاصل این فصل اثبات «اصل» است با همه توان استدلالی: وجوب وفای به عهد اصلی قرآنی (با پنج آیه محوری عام و سه آیه خاص)، روایی (قاعده شروط و روایات وفا)، حکومتی (عهدنامه مالک اشتر)، سیره‌ای (چهار مقطع از میثاق مدینه تا فتح مکه)، عقلی (حسن و قبح و بنای عقلا) و فقهی (قول مشهور از متقدمان تا معاصران) است. اما همین ادله ـ در اوج قوتشان ـ نشان می‌دهند که نظام وفا نظامی دوسطحی است و سازوکار پایان دادن مشروع (انباذ اعلام‌شده، تقابل، فسخ مصلحتی هدنه) را در درون خودش دارد. پس پرسش فصل بعد نه «آیا وفا واجب است؟» است (که جوابش مثبت و مسلم است)، بلکه این است: «آیا حاکم اسلامی در شرایط خاص می‌تواند از این اصل عدول کند، با چه مبنایی و با چه ضوابطی؟» و جوابش در گرو بررسی ادله اختیار حاکم است که می‌رویم سراغش.</w:t>
       </w:r>
     </w:p>
     <w:p>
@@ -4981,7 +4751,7 @@
           <w:sz w:val="28"/>
           <w:szCs w:val="28"/>
         </w:rPr>
-        <w:t>در فصل سوم، «اصل» (وجوب وفای به عهد) با همه توان استدلالی اثبات شد. در این فصل ـ که قلب تپنده رساله و پاسخ‌گوی بخش اصلی سؤال اصلی و سؤال فرعی دوم است ـ «استثنای ضابطه‌مند» بررسی می‌شود: آیا حاکم اسلامی می‌تواند در شرایطی خاص از این اصل عدول کند؟ با چه مبنایی؟ و با چه ضوابطی؟ این فصل در چهار گفتار سامان یافته است: گفتار اول، ادله شش‌گانه اختیار حاکم را بررسی می‌کند؛ گفتار دوم، رابطه این ادله با ادله وجوب وفا را می‌سنجد (تعارض، تزاحم، حکومت، تخصیص، تقیید یا ورود) و نظر مختار را اثبات می‌کند؛ گفتار سوم، به شبهات و اشکالات پاسخ می‌دهد؛ و گفتار چهارم، ضوابط هشت‌گانه عدول از تعهد را استخراج و تبیین می‌کند.</w:t>
+        <w:t>در فصل سوم «اصل» را با همه توان اثبات کردم: وجوب وفای به عهد. حالا نوبت «استثنای ضابطه‌مند» است و این فصل ـ که قلب تپنده رساله و جواب بخش اصلی سؤال اصلی و سؤال فرعی دوم است ـ دقیقاً همین کار را می‌کند: آیا حاکم اسلامی می‌تواند در شرایطی خاص از این اصل عدول کند؟ با چه مبنایی؟ و با چه ضوابطی؟ چهار گفتار دارد: اول ادله شش‌گانه اختیار حاکم؛ دوم رابطه این ادله با ادله وفا (تعارض؟ تزاحم؟ حکومت؟ تخصیص؟ تقیید؟ ورود؟) و نظر مختار؛ سوم جواب شبهات؛ و چهارم استخراج ضوابط هشت‌گانه عدول.</w:t>
       </w:r>
     </w:p>
     <w:p>
@@ -5038,7 +4808,7 @@
           <w:sz w:val="28"/>
           <w:szCs w:val="28"/>
         </w:rPr>
-        <w:t>نخستین و بنیادی‌ترین دلیل اختیار حاکم، «ولایت عامه فقیه جامع‌الشرایط در عصر غیبت» است. بر مبنای پذیرفته‌شده در این رساله (پیش‌فرض یکم)، فقیه در عصر غیبت، همان ولایتی را دارد که پیامبر (ص) و امام (ع) در امر حکومت و اداره نظام داشته‌اند، مگر آن‌چه با دلیل خاص استثنا شده باشد. ادله این ولایت ـ از آیه اولی‌الامر («أَطِیعُوا اللَّهَ وَأَطِیعُوا الرَّسُولَ وَأُولِی الْأَمْرِ مِنْکُمْ»، نساء، ۵۹) و مقبوله عمر بن حنظله و توقیع شریف («وَأَمَّا الْحَوَادِثُ الْوَاقِعَةُ فَارْجِعُوا فِیهَا إِلَى رُوَاةِ حَدِیثِنَا»)</w:t>
+        <w:t>اولین و بنیادی‌ترین دلیل اختیار حاکم، «ولایت عامه فقیه جامع‌الشرایط در عصر غیبت» است. بر مبنایی که در این رساله پذیرفته‌ام (پیش‌فرض یکم)، فقیه در عصر غیبت همان ولایتی را دارد که پیامبر (ص) و امام (ع) در امر حکومت و اداره نظام داشته‌اند، مگر آن‌چه با دلیل خاص استثنا شده باشد. ادله این ولایت ـ از آیه اولی‌الامر («أَطِیعُوا اللَّهَ وَأَطِیعُوا الرَّسُولَ وَأُولِی الْأَمْرِ مِنْکُمْ»، نساء، ۵۹) و مقبوله عمر بن حنظله و توقیع شریف («وَأَمَّا الْحَوَادِثُ الْوَاقِعَةُ فَارْجِعُوا فِیهَا إِلَى رُوَاةِ حَدِیثِنَا»)</w:t>
       </w:r>
       <w:r>
         <w:rPr>
@@ -5049,17 +4819,17 @@
           <w:szCs w:val="28"/>
           <w:vertAlign w:val="superscript"/>
         </w:rPr>
-        <w:footnoteReference w:id="52"/>
-      </w:r>
-      <w:r>
-        <w:rPr>
-          <w:rFonts w:ascii="B Lotus" w:hAnsi="B Lotus" w:cs="B Lotus" w:eastAsia="B Lotus"/>
-          <w:b w:val="0"/>
-          <w:i w:val="0"/>
-          <w:sz w:val="28"/>
-          <w:szCs w:val="28"/>
-        </w:rPr>
-        <w:t xml:space="preserve"> تا دلیل عقلی ضرورت حکومت و تعطیل‌ناپذیری احکام در عصر غیبت ـ در آثار فقها، به‌ویژه کتاب‌البیع و ولایت فقیه امام خمینی (رحمة‌الله‌علیه)، به تفصیل آمده و در این‌جا تکرار نمی‌شود.</w:t>
+        <w:footnoteReference w:id="43"/>
+      </w:r>
+      <w:r>
+        <w:rPr>
+          <w:rFonts w:ascii="B Lotus" w:hAnsi="B Lotus" w:cs="B Lotus" w:eastAsia="B Lotus"/>
+          <w:b w:val="0"/>
+          <w:i w:val="0"/>
+          <w:sz w:val="28"/>
+          <w:szCs w:val="28"/>
+        </w:rPr>
+        <w:t xml:space="preserve"> تا دلیل عقلی ضرورت حکومت و تعطیل‌ناپذیری احکام در عصر غیبت ـ در آثار فقها، به‌ویژه کتاب‌البیع و ولایت فقیه امام خمینی، به تفصیل آمده و این‌جا تکرارش نمی‌کنم.</w:t>
       </w:r>
       <w:r>
         <w:rPr>
@@ -5070,7 +4840,7 @@
           <w:szCs w:val="28"/>
           <w:vertAlign w:val="superscript"/>
         </w:rPr>
-        <w:footnoteReference w:id="53"/>
+        <w:footnoteReference w:id="44"/>
       </w:r>
     </w:p>
     <w:p>
@@ -5089,7 +4859,7 @@
           <w:sz w:val="28"/>
           <w:szCs w:val="28"/>
         </w:rPr>
-        <w:t>آن‌چه برای مسئله حاضر اهمیت دارد، «اطلاق» این ولایت در حوزه اداره نظام و «شمول» آن نسبت به تصمیم‌های فوق‌العاده است. امام خمینی (رحمة‌الله‌علیه) در نامه مشهور زمستان ۱۳۶۶ درباره اختیارات حکومت اسلامی، حکومت را «شعبه‌ای از ولایت مطلقه رسول‌الله (صلی‌الله‌علیه‌وآله)» و از «احکام اولیه اسلام» دانست که «مقدم بر تمام احکام فرعیه حتی نماز و روزه و حج است».</w:t>
+        <w:t>آن‌چه برای مسئله من مهم است «اطلاق» این ولایت در حوزه اداره نظام و «شمول»ش نسبت به تصمیم‌های فوق‌العاده است. امام خمینی در نامه مشهور زمستان ۱۳۶۶ درباره اختیارات حکومت، حکومت را «شعبه‌ای از ولایت مطلقه رسول‌الله (ص)» و از «احکام اولیه اسلام» دانست که «مقدم بر تمام احکام فرعیه حتی نماز و روزه و حج است».</w:t>
       </w:r>
       <w:r>
         <w:rPr>
@@ -5100,17 +4870,17 @@
           <w:szCs w:val="28"/>
           <w:vertAlign w:val="superscript"/>
         </w:rPr>
-        <w:footnoteReference w:id="54"/>
-      </w:r>
-      <w:r>
-        <w:rPr>
-          <w:rFonts w:ascii="B Lotus" w:hAnsi="B Lotus" w:cs="B Lotus" w:eastAsia="B Lotus"/>
-          <w:b w:val="0"/>
-          <w:i w:val="0"/>
-          <w:sz w:val="28"/>
-          <w:szCs w:val="28"/>
-        </w:rPr>
-        <w:t xml:space="preserve"> مفاد این بیان برای مسئله ما روشن و قاطع است: اگر اختیار حکومتی ولی فقیه حتی بر عباداتی مانند حج ـ که از ارکان دین است ـ مقدم می‌شود (چنان‌که در ماجرای منع حج در سال‌های پایانی جنگ تحمیلی رخ داد و فقها آن را پذیرفتند)، به طریق اولی می‌تواند بر «وجوب وفای به یک پیمان سیاسی» ـ که حکمی فرعی، ابزاری و مشروط است ـ مقدم شود؛ مشروط بر آن‌که شرایط تقدم (مصلحت اهم و ضوابط دیگر) احراز شود. به بیان منطقی: حج، اهم از وفای به پیمان سیاسی است (به دلیل رکن‌بودن)؛ اگر اختیار حکومتی بر اهم مقدم می‌شود، بر مهم نیز ـ به طریق اولی ـ مقدم می‌شود.</w:t>
+        <w:footnoteReference w:id="45"/>
+      </w:r>
+      <w:r>
+        <w:rPr>
+          <w:rFonts w:ascii="B Lotus" w:hAnsi="B Lotus" w:cs="B Lotus" w:eastAsia="B Lotus"/>
+          <w:b w:val="0"/>
+          <w:i w:val="0"/>
+          <w:sz w:val="28"/>
+          <w:szCs w:val="28"/>
+        </w:rPr>
+        <w:t xml:space="preserve"> مفاد این بیان برای مسئله من روشن و ـ به نظرم ـ قاطع است. ببینید: اگر اختیار حکومتی ولی فقیه حتی بر عباداتی مثل حج ـ که از ارکان دین است ـ مقدم می‌شود (چنان‌که در ماجرای منع حج در سال‌های پایانی جنگ رخ داد و فقها هم پذیرفتنش)، آن‌وقت به طریق اولی می‌تواند بر «وجوب وفای به یک پیمان سیاسی» ـ که حکمی فرعی و ابزاری و مشروط است ـ مقدم شود؛ البته مشروط به این‌که شرایط تقدم (مصلحت اهم و ضوابط دیگر) احراز شود. صورت منطقی‌اش این است: حج اهم از وفای به پیمان سیاسی است (به دلیل رکن بودن)؛ اگر اختیار حکومتی بر اهم مقدم می‌شود، بر مهم هم ـ به طریق اولی ـ مقدم می‌شود. به نظرم این تقریب، تقریب محکمی است.</w:t>
       </w:r>
     </w:p>
     <w:p>
@@ -5129,7 +4899,26 @@
           <w:sz w:val="28"/>
           <w:szCs w:val="28"/>
         </w:rPr>
-        <w:t>تحلیل دلالت: استدلال به ولایت عامه، دو مقدمه دارد: مقدمه یکم (کبرا): ولی فقیه در اداره نظام، ولایت عامه دارد و احکام حکومتی او ـ در چارچوب شرع ـ نافذ و لازم‌الاتباع است. مقدمه دوم (صغرا): تصمیم درباره سرنوشت معاهده بین‌المللی، از شئون اداره نظام است؛ زیرا معاهده، دولت را در برابر قدرت‌های خارجی متعهد می‌کند و سرنوشت آن، مستقیماً با مصالح نظام، امنیت ملی و عزت اسلامی گره خورده است. نتیجه: ولی فقیه در این حوزه اختیار دارد. مقدمه یکم، مبنای پذیرفته‌شده نظام اسلامی است و مقدمه دوم، بدیهی عرفی و حکومتی است. اشکال احتمالی آن است که «ولایت عامه» به معنای «اختیار بی‌حد و بی‌ضابطه» نیست وگرنه به استبداد می‌انجامد؛ پاسخ آن‌که همین اشکالِ وارد، ما را به ضوابط گفتار چهارم می‌رساند و اتفاقاً نقطه قوت این رساله است: اثبات «اصل اختیار» با دلیل ولایت است، و «تحدید» آن با ضوابط است. خلط میان این دو مقام (مقام ثبوت اختیار و مقام تحدید آن)، منشأ بسیاری از افراط‌ها (جواز مطلق) و تفریط‌ها (انکار مطلق) در این بحث است.</w:t>
+        <w:t>تحلیل دلالتش دو مقدمه دارد. کبرا: ولی فقیه در اداره نظام ولایت عامه دارد و احکام حکومتی‌اش ـ در چارچوب شرع ـ نافذ و لازم‌الاتباع است. صغرا: تصمیم درباره سرنوشت معاهده بین‌المللی از شئون اداره نظام است؛ چون معاهده دولت را در برابر قدرت‌های خارجی متعهد می‌کند و سرنوشتش مستقیم با مصالح نظام و امنیت ملی و عزت اسلامی گره خورده. نتیجه: ولی فقیه در این حوزه اختیار دارد. کبرای قضیه مبنای پذیرفته‌شده نظام اسلامی است و صغرایش هم ـ انصافاً ـ بدیهی عرفی و حکومتی است.</w:t>
+      </w:r>
+    </w:p>
+    <w:p>
+      <w:pPr>
+        <w:pStyle w:val="TH-Body"/>
+        <w:widowControl/>
+        <w:bidi w:val="1"/>
+        <w:spacing w:before="0" w:after="120" w:line="288" w:lineRule="auto"/>
+        <w:jc w:val="both"/>
+      </w:pPr>
+      <w:r>
+        <w:rPr>
+          <w:rFonts w:ascii="B Lotus" w:hAnsi="B Lotus" w:cs="B Lotus" w:eastAsia="B Lotus"/>
+          <w:b w:val="0"/>
+          <w:i w:val="0"/>
+          <w:sz w:val="28"/>
+          <w:szCs w:val="28"/>
+        </w:rPr>
+        <w:t>ممکن است اشکال شود که «ولایت عامه» به معنای «اختیار بی‌حد و بی‌ضابطه» نیست وگرنه به استبداد می‌انجامد. جوابم این است که این اشکال وارد است ـ و اتفاقاً نقطه قوت کار من است، نه ضعفش: اثبات «اصل اختیار» با دلیل ولایت است، و «تحدید» آن با ضوابط گفتار چهارم. قاطی کردن این دو مقام (مقام ثبوت اختیار و مقام تحدید آن) منشأ خیلی از افراط‌ها (جواز مطلق) و تفریط‌ها (انکار مطلق) در این بحث است. من این دو مقام را از هم جدا کرده‌ام و به هرکدام حقش را داده‌ام.</w:t>
       </w:r>
     </w:p>
     <w:p>
@@ -5167,7 +4956,7 @@
           <w:sz w:val="28"/>
           <w:szCs w:val="28"/>
         </w:rPr>
-        <w:t>دومین دلیل، از ترکیب سه مفهوم «حفظ نظام»، «مصلحت» و «اهم و مهم» به دست می‌آید و در واقع، دلیل «محتوایی» اختیار است (در برابر دلیل نخست که دلیل «مقامی» بود). «حفظ نظام» ـ به معنای صیانت از کیان نظام اسلامی و جلوگیری از اختلال، هرج‌ومرج و فروپاشی آن ـ از نظر مشهور فقها، واجب و بلکه از اهم واجبات است؛ زیرا نظام، ظرف تحقق همه احکام است و با فروپاشی آن، هیچ حکمی ـ از نماز تا وفای به عهد ـ قابل تحقق نخواهد بود. امام خمینی نیز بر این وجوب تأکید ویژه دارد و حفظ نظام جمهوری اسلامی را «از اوجب واجبات» می‌شمارد؛ به‌گونه‌ای که حفظ آن بر حفظ جان امام عصر (عج) نیز ـ در فرض تزاحم ـ مقدم دانسته شده است.</w:t>
+        <w:t>دلیل دوم از ترکیب سه مفهوم «حفظ نظام» و «مصلحت» و «اهم و مهم» به دست می‌آید و در واقع دلیل «محتوایی» اختیار است (در برابر دلیل اول که دلیل «مقامی» بود). «حفظ نظام» ـ یعنی صیانت از کیان نظام اسلامی و جلوگیری از اختلال و هرج‌ومرج و فروپاشی‌اش ـ از نظر مشهور فقها واجب است، بلکه از اهم واجبات؛ و دلیلش هم روشن است: نظام ظرف تحقق همه احکام است و با فروپاشی‌اش هیچ حکمی ـ از نماز تا همین وفای به عهد ـ قابل تحقق نخواهد بود. امام خمینی هم تأکید ویژه‌ای بر این وجوب دارد و حفظ نظام جمهوری اسلامی را «از اوجب واجبات» می‌شمارد؛ تا آن‌جا که حفظ آن بر حفظ جان امام عصر (عج) هم ـ در فرض تزاحم ـ مقدم دانسته شده.</w:t>
       </w:r>
       <w:r>
         <w:rPr>
@@ -5178,7 +4967,7 @@
           <w:szCs w:val="28"/>
           <w:vertAlign w:val="superscript"/>
         </w:rPr>
-        <w:footnoteReference w:id="55"/>
+        <w:footnoteReference w:id="46"/>
       </w:r>
     </w:p>
     <w:p>
@@ -5197,7 +4986,7 @@
           <w:sz w:val="28"/>
           <w:szCs w:val="28"/>
         </w:rPr>
-        <w:t>تقریب استدلال: هرگاه اجرای یک معاهده، بقای نظام یا مصالح اساسی و بنیادین آن را به خطر اندازد، دو واجب در برابر یکدیگر قرار می‌گیرند: «وجوب وفا به عهد» از یک‌سو و «وجوب حفظ نظام» از سوی دیگر؛ و چون جمع میان آن‌ها ممکن نیست (تزاحم)، ناگزیر باید یکی را برگزید. در این‌جا قاعده «اهم و مهم» به کار می‌آید: هرگاه دو تکلیف هم‌زمان قابل امتثال نباشند، تکلیف اهم مقدم می‌شود. از آن‌جا که حفظ نظام ـ که ظرف تحقق همه احکام از جمله خودِ وفای به عهد است ـ اهم از وفا به یک پیمان خاص و محدود است، در فرض تزاحم واقعی، حفظ نظام مقدم می‌شود و وجوب وفا به‌طور موقت کنار می‌رود (نه آن‌که ساقط شود).</w:t>
+        <w:t>تقریب استدلال این است: هر وقت اجرای یک معاهده بقای نظام یا مصالح اساسی و بنیادینش را به خطر بیندازد، دو واجب روبه‌روی هم می‌ایستند: «وجوب وفا به عهد» از یک طرف و «وجوب حفظ نظام» از طرف دیگر؛ و چون جمع میانشان ممکن نیست (تزاحم)، ناگزیر باید یکی را برگزید. این‌جا قاعده «اهم و مهم» به کار می‌آید: وقتی دو تکلیف را هم‌زمان نمی‌شود امتثال کرد، تکلیف اهم مقدم می‌شود. و چون حفظ نظام ـ که ظرف تحقق همه احکام از جمله خودِ وفای به عهد است ـ اهم از وفا به یک پیمان خاص و محدود است، در فرض تزاحم واقعی، حفظ نظام مقدم می‌شود و وجوب وفا موقتاً کنار می‌رود (نه این‌که ساقط شود؛ فرقش را جلوتر می‌گویم).</w:t>
       </w:r>
     </w:p>
     <w:p>
@@ -5216,7 +5005,7 @@
           <w:sz w:val="28"/>
           <w:szCs w:val="28"/>
         </w:rPr>
-        <w:t>اما پیش از پذیرش این استدلال، باید مفاهیم درگیر در آن دقیقاً از یکدیگر تفکیک شوند؛ زیرا خلط آن‌ها، استدلال را مخدوش می‌کند و راه را برای سوءاستفاده می‌گشاید: «مصلحت» به معنای منفعت واقعی و معتبر (اعم از جلب منفعت و دفع مفسده) است و نقش آن در مسئله، «مبنای عام» تصمیم حکومتی است. «ضرورت» به معنای نیاز شدید نوعی است که بدون رفع آن، نظام دچار اختلال می‌شود و نقش آن، «یکی از مصادیق» مصلحت مجوز است. «اضطرار» به معنای وضعیت اکراهی و بی‌چارگی است و نقش آن، «مصداق خاص و شدید» ضرورت است. «حفظ نظام» به معنای صیانت از کیان نظام است و نقش آن، «اهم مصالح و غایت» تصمیم است. «اهم و مهم» قاعده حل تزاحم است و نقش آن، «سازوکار» تقدیم مصلحت اهم بر وفاست. و «حکم حکومتی» قالب تصمیم است و نقش آن، «صورت» اجرایی تصمیم مصلحت‌سنجیده است.</w:t>
+        <w:t>ولی قبل از پذیرش این استدلال، باید مفاهیم درگیرش را دقیق از هم جدا کرد؛ چون قاطی کردنشان هم استدلال را خراب می‌کند هم راه سوءاستفاده را باز می‌گذارد. «مصلحت» یعنی منفعت واقعی و معتبر (اعم از جلب منفعت و دفع مفسده) و نقشش در مسئله من «مبنای عام» تصمیم حکومتی است. «ضرورت» یعنی نیاز شدید نوعی که بدون رفعش نظام دچار اختلال می‌شود و نقشش «یکی از مصادیق» مصلحتِ مجوز است. «اضطرار» یعنی وضعیت اکراهی و بیچارگی و نقشش «مصداق خاص و شدید» ضرورت است. «حفظ نظام» یعنی صیانت از کیان نظام و نقشش «اهم مصالح و غایت» تصمیم است. «اهم و مهم» قاعده حل تزاحم است و نقشش «سازوکار» تقدیم مصلحت اهم بر وفاست. و «حکم حکومتی» قالب تصمیم است و نقشش «صورت» اجرایی تصمیم مصلحت‌سنجیده است.</w:t>
       </w:r>
     </w:p>
     <w:p>
@@ -5235,7 +5024,7 @@
           <w:sz w:val="28"/>
           <w:szCs w:val="28"/>
         </w:rPr>
-        <w:t>از این تفکیک شش‌گانه سه نتیجه مهم به دست می‌آید: نخست، «مصلحت» اعم از «ضرورت» و «اضطرار» است؛ یعنی برای جواز عدول، لازم نیست کار حتماً به مرحله اضطرار (بی‌چارگی مطلق) برسد، بلکه مصلحت واقعیِ اهم ـ هرچند به حد اضطرار نرسیده باشد ـ کافی است؛ و همین، پاسخ به یکی از پرسش‌های سؤال فرعی دوم است. دوم، «حفظ نظام» خود نوعی مصلحت (و اهم آن‌ها) است، نه مقوله‌ای جدا و بیگانه از مصلحت؛ پس استدلال به حفظ نظام، در واقع استدلال به مصلحت اهم است و نیازی به دلیل مستقل ندارد. سوم، «حکم حکومتی» قالب تصمیم است نه مبنای آن؛ مبنا، مصلحت است و قالب، حکم حکومتی؛ و خلط میان مبنا و قالب، موجب می‌شود که برخی، هر حکم حکومتی را ـ حتی بدون مصلحت واقعی ـ نافذ بشمارند، در حالی که حکم حکومتیِ بدون مصلحت واقعی، از اساس بی‌اعتبار است.</w:t>
+        <w:t>از این تفکیک شش‌گانه سه نتیجه مهم درمی‌آید که هر سه مستقیم به سؤال فرعی دوم وصل‌اند. اول این‌که «مصلحت» اعم از «ضرورت» و «اضطرار» است؛ یعنی برای جواز عدول لازم نیست کار حتماً به مرحله اضطرار (بیچارگی مطلق) برسد، بلکه مصلحت واقعیِ اهم ـ هرچند به حد اضطرار نرسیده باشد ـ کافی است. دوم این‌که «حفظ نظام» خودش نوعی مصلحت (و اهم آن‌ها)ست، نه مقوله‌ای جدا و بیگانه از مصلحت؛ پس استدلال به حفظ نظام در واقع استدلال به مصلحت اهم است و دلیل مستقلی لازم ندارد. و سوم این‌که «حکم حکومتی» قالب تصمیم است نه مبنای آن؛ مبنا مصلحت است و قالب حکم حکومتی. قاطی کردن مبنا و قالب باعث می‌شود بعضی هر حکم حکومتی را ـ حتی بدون مصلحت واقعی ـ نافذ بشمارند، در حالی که حکم حکومتیِ بدون مصلحت واقعی از اساس بی‌اعتبار است. این نکته آخر را جدی بگیرید؛ جلوتر در ضوابط برمی‌گردد.</w:t>
       </w:r>
     </w:p>
     <w:p>
@@ -5273,7 +5062,7 @@
           <w:sz w:val="28"/>
           <w:szCs w:val="28"/>
         </w:rPr>
-        <w:t>سومین دسته ادله، قواعد ثانویه‌ای است که در مواردی، حکم اولی را تغییر می‌دهند: قاعده لاضرر («لَا ضَرَرَ وَلَا ضِرَارَ»)،</w:t>
+        <w:t>دسته سوم ادله، قواعد ثانویه‌ای است که گاهی حکم اولی را عوض می‌کند: قاعده لاضرر («لَا ضَرَرَ وَلَا ضِرَارَ»)،</w:t>
       </w:r>
       <w:r>
         <w:rPr>
@@ -5284,17 +5073,17 @@
           <w:szCs w:val="28"/>
           <w:vertAlign w:val="superscript"/>
         </w:rPr>
-        <w:footnoteReference w:id="56"/>
-      </w:r>
-      <w:r>
-        <w:rPr>
-          <w:rFonts w:ascii="B Lotus" w:hAnsi="B Lotus" w:cs="B Lotus" w:eastAsia="B Lotus"/>
-          <w:b w:val="0"/>
-          <w:i w:val="0"/>
-          <w:sz w:val="28"/>
-          <w:szCs w:val="28"/>
-        </w:rPr>
-        <w:t xml:space="preserve"> قاعده لاحرج («مَا جَعَلَ عَلَیْکُمْ فِی الدِّینِ مِنْ حَرَجٍ»، حج، ۷۸)، و قاعده اضطرار («فَمَنِ اضْطُرَّ غَیْرَ بَاغٍ وَلَا عَادٍ فَلَا إِثْمَ عَلَیْهِ»، بقره، ۱۷۳) و قاعده مشهور «الضَّرُورَاتُ تُبِیحُ الْمَحْظُورَاتِ» (ضرورت‌ها، محظورات را مباح می‌کنند). تقریب استدلال: هرگاه اجرای معاهده، مستلزم «ضرر» بر نظام اسلامی (لاضرر)، یا «حرج» شدید و غیرقابل تحمل (لاحرج)، یا ورود به «اضطرار» باشد، وجوب وفا ـ که حکمی اولی است ـ با این عناوین ثانویه مقید می‌شود و عدول از آن جایز (و گاه واجب) می‌گردد. به بیان دیگر، شارعی که نماز را در فرض ضرر و حرج ساقط می‌کند، به طریق اولی وفای به یک پیمان سیاسی را در فرض ضرر بر کل نظام ساقط می‌کند.</w:t>
+        <w:footnoteReference w:id="47"/>
+      </w:r>
+      <w:r>
+        <w:rPr>
+          <w:rFonts w:ascii="B Lotus" w:hAnsi="B Lotus" w:cs="B Lotus" w:eastAsia="B Lotus"/>
+          <w:b w:val="0"/>
+          <w:i w:val="0"/>
+          <w:sz w:val="28"/>
+          <w:szCs w:val="28"/>
+        </w:rPr>
+        <w:t xml:space="preserve"> قاعده لاحرج («مَا جَعَلَ عَلَیْکُمْ فِی الدِّینِ مِنْ حَرَجٍ»، حج، ۷۸)، و قاعده اضطرار («فَمَنِ اضْطُرَّ غَیْرَ بَاغٍ وَلَا عَادٍ فَلَا إِثْمَ عَلَیْهِ»، بقره، ۱۷۳) با قاعده مشهور «الضَّرُورَاتُ تُبِیحُ الْمَحْظُورَاتِ». تقریبش روشن است: هر وقت اجرای معاهده مستلزم «ضرر» بر نظام اسلامی باشد (لاضرر)، یا «حرج» شدید و غیرقابل تحمل (لاحرج)، یا ورود به «اضطرار»، وجوب وفا ـ که حکمی اولی است ـ با این عناوین ثانویه مقید می‌شود و عدول از آن جایز (و گاهی واجب) می‌گردد. به زبان دیگر: شارعی که نماز را در فرض ضرر و حرج ساقط می‌کند، به طریق اولی وفای به یک پیمان سیاسی را در فرض ضرر بر کل نظام ساقط می‌کند.</w:t>
       </w:r>
     </w:p>
     <w:p>
@@ -5313,7 +5102,7 @@
           <w:sz w:val="28"/>
           <w:szCs w:val="28"/>
         </w:rPr>
-        <w:t>نقد و تحلیل: این استدلال، صحیح اما «مؤید» است نه «مبنا»؛ به سه دلیل: نخست، قواعد لاضرر و لاحرج و اضطرار، در اصل ناظر به احکام فردی‌اند و تطبیق آن‌ها بر «دولت» و «نظام» نیازمند توسعه‌ای است که خود باید مستدل شود (هرچند این توسعه، با توجه به وحدت ملاک ـ دفع ضرر و حرج از مکلف، خواه فرد و خواه نظام ـ پذیرفتنی است). دوم، این قواعد، «سلبی»‌اند (رفع حکم در فرض ضرر و حرج) و «اختیار ایجابی» حاکم برای مدیریت فعال و پیش‌دستانه معاهده (مانند تعلیق تاکتیکی، مذاکره مجدد از موضع قدرت، یا پایان‌دادن پیشگیرانه) را پوشش نمی‌دهند. سوم، آستانه این قواعد (ضرر، حرج شدید، اضطرار) بالاتر از آستانه مصلحت است و بسیاری از موارد موجهِ عدول (مانند عدول برای تحصیل منفعت بزرگ‌تر، نه صرفاً دفع ضرر) را پوشش نمی‌دهد. ازاین‌رو، مبنای اصلی اختیار حاکم، همان «ولایت و مصلحت» (بندهای اول و دوم) است و قواعد ثانوی، مؤید و مکمل آن‌اند؛ مؤیدی که البته در موارد تحقق خود، قاطع و بی‌چون‌وچراست.</w:t>
+        <w:t>نقد و تحلیل من این است که این استدلال صحیح است اما «مؤید» است، نه «مبنا»؛ و برای این حرف سه دلیل دارم. اول این‌که این قواعد در اصل ناظر به احکام فردی‌اند و تطبیقشان بر «دولت» و «نظام» نیازمند توسعه‌ای است که خودش باید مستدل شود (هرچند این توسعه ـ با توجه به وحدت ملاک، یعنی دفع ضرر و حرج از مکلف خواه فرد و خواه نظام ـ به نظرم پذیرفتنی است). دوم این‌که این قواعد «سلبی‌اند» (رفع حکم در فرض ضرر و حرج) و «اختیار ایجابی» حاکم برای مدیریت فعال و پیش‌دستانه معاهده (مثل تعلیق تاکتیکی یا مذاکره مجدد از موضع قدرت یا پایان دادن پیشگیرانه) را پوشش نمی‌دهند. و سوم این‌که آستانه این قواعد (ضرر، حرج شدید، اضطرار) بالاتر از آستانه مصلحت است و خیلی از موارد موجهِ عدول (مثل عدول برای تحصیل منفعت بزرگ‌تر، نه فقط دفع ضرر) را نمی‌گیرد. پس مبنای اصلی اختیار حاکم همان «ولایت و مصلحت» (بندهای اول و دوم) است و قواعد ثانوی مؤید و مکمل‌اند؛ مؤیدی که البته در موارد تحقق خودش، قاطع و بی‌چون‌وچراست.</w:t>
       </w:r>
     </w:p>
     <w:p>
@@ -5351,7 +5140,7 @@
           <w:sz w:val="28"/>
           <w:szCs w:val="28"/>
         </w:rPr>
-        <w:t>چهارمین دلیل، تکمیل‌کننده بحث فصل سوم و در واقع، «دلیل قرآنیِ مستقیمِ» اختیار حاکم است: آیه انباذ («وَإِمَّا تَخَافَنَّ مِنْ قَوْمٍ خِیَانَةً فَانْبِذْ إِلَيْهِمْ عَلَى سَوَاءٍ»، انفال، ۵۸) و منطق تقابل در توبه/۴ و ۷. چنان‌که در فصل سوم گذشت، این آیات نشان می‌دهند که نظام قرآنی وفا، نظامی «مشروط و دوسطحی» است: وفای محکم در فرض پایبندی متقابل، و جواز پایان‌دادنِ اعلام‌شده در فرض خیانت یا خوف عقلایی از خیانت. مخاطب آیه انباذ، «حاکم» (پیامبر به‌مثابه حاکم) است و فعل «فَانْبِذْ» (بیفکن و اعلام کن)، امر به اقدام حکومتی است. پس خودِ قرآن، برای حاکم، «اختیار مدیریتِ پایانِ پیمان» قائل شده است؛ اختیاری که البته مقید به قید «عَلَى سَوَاءٍ» (شفافیت و اعلام برابر) است.</w:t>
+        <w:t>دلیل چهارم تکمیل‌کننده بحث فصل سوم است و در واقع «دلیل قرآنی مستقیم» اختیار حاکم به شمار می‌آید: آیه انباذ («وَإِمَّا تَخَافَنَّ مِنْ قَوْمٍ خِیَانَةً فَانْبِذْ إِلَيْهِمْ عَلَى سَوَاءٍ»، انفال، ۵۸) با منطق تقابل در توبه/۴ و ۷. چنان‌که در فصل سوم نشان دادم، این آیات می‌گویند نظام قرآنی وفا نظامی «مشروط و دوسطحی» است: وفای محکم در فرض پایبندی متقابل، و جواز پایان دادنِ اعلام‌شده در فرض خیانت یا خوف عقلایی از خیانت. مخاطب آیه انباذ «حاکم» است (پیامبر به‌مثابه حاکم) و فعل «فَانْبِذْ» امر به اقدام حکومتی است. پس خود قرآن برای حاکم «اختیار مدیریتِ پایانِ پیمان» قائل شده؛ اختیاری که البته مقید به قید «عَلَى سَوَاءٍ» (شفافیت و اعلام برابر) است.</w:t>
       </w:r>
     </w:p>
     <w:p>
@@ -5370,7 +5159,7 @@
           <w:sz w:val="28"/>
           <w:szCs w:val="28"/>
         </w:rPr>
-        <w:t>اهمیت این دلیل در آن است که «قرآنی» است و در برابر کسانی که ادله اختیار حاکم را صرفاً عقلی یا مصلحتی (و در نتیجه، سست) می‌شمارند، حجت قاطع است: قرآن، خود، هم وفا را واجب کرده و هم انباذ را ـ در شرایطش ـ تجویز کرده است؛ پس جمع میان این دو، نه بدعت، بلکه عین پیروی از قرآن است. همچنین، این آیه، «الگوی آیینی» عدول را نیز ارائه می‌کند: اعلام، شفافیت، برابری در آگاهی، و پرهیز از غافلگیری؛ الگویی که ـ چنان‌که گذشت ـ با آیین مواد ۶۵ تا ۶۸ کنوانسیون وین نیز هم‌خوان است و همین هم‌خوانی، نشان‌دهنده فطرت عقلایی مشترک در این نقطه است.</w:t>
+        <w:t>اهمیت این دلیل در «قرآنی» بودنش است. در برابر کسانی که ادله اختیار حاکم را صرفاً عقلی یا مصلحتی (و در نتیجه سست) می‌شمارند، این آیه حجت قاطع است: قرآن خودش هم وفا را واجب کرده هم انباذ را ـ در شرایطش ـ تجویز کرده؛ پس جمع میان این دو نه بدعت است، نه تأویل بی‌جا، بلکه عین پیروی از قرآن است. علاوه بر این، آیه «الگوی آیینی» عدول را هم ارائه می‌کند: اعلام، شفافیت، برابری در آگاهی، پرهیز از غافلگیری؛ الگویی که ـ چنان‌که گفتم ـ با آیین مواد ۶۵ تا ۶۸ کنوانسیون وین هم هم‌خوان است. و این هم‌خوانی برای من نشانه فطرت عقلایی مشترک در این نقطه است؛ جایی که فقه و حقوق بین‌الملل ـ بی‌خبر از هم ـ به یک راه‌حل رسیده‌اند.</w:t>
       </w:r>
     </w:p>
     <w:p>
@@ -5408,7 +5197,7 @@
           <w:sz w:val="28"/>
           <w:szCs w:val="28"/>
         </w:rPr>
-        <w:t>پنجمین دلیل، قاعده «نفی سبیل» است که از آیه شریفه «وَلَنْ یَجْعَلَ اللَّهُ لِلْکَافِرِینَ عَلَى الْمُؤْمِنِینَ سَبِیلًا» (نساء، ۱۴۱) استنباط شده است: خداوند هرگز برای کافران بر مؤمنان راه سلطه قرار نداده است. فقهای امامیه از این آیه، قاعده‌ای عام استنباط کرده‌اند که به موجب آن، هرگونه رابطه ـ اعم از فردی (مانند ولایت کافر بر مسلمان) و حکومتی (مانند قرارداد سلطه‌آور) ـ که به سلطه غیرمسلمانان بر مسلمانان بینجامد، نامشروع و باطل است. تقریب استدلال بر مسئله ما: هرگاه اجرای یک معاهده بین‌المللی، موجب سلطه حقوقی، اقتصادی، امنیتی یا فرهنگیِ طرف مقابل بر نظام اسلامی شود، ادامه اجرای آن با قاعده نفی سبیل ناسازگار می‌شود و حاکم اسلامی نه‌تنها «می‌تواند»، بلکه «باید» برای رفع این سلطه ـ از جمله از طریق تعلیق یا پایان‌دادن به معاهده ـ اقدام کند. به بیان دیگر، نفی سبیل، هم «مجوز» عدول است و هم ـ در موارد تحقق ـ «موجب» آن.</w:t>
+        <w:t>دلیل پنجم قاعده «نفی سبیل» است که از آیه «وَلَنْ یَجْعَلَ اللَّهُ لِلْکَافِرِینَ عَلَى الْمُؤْمِنِینَ سَبِیلًا» (نساء، ۱۴۱) درآمده: خدا هرگز برای کافران بر مؤمنان راه سلطه قرار نداده. فقهای ما از این آیه قاعده‌ای عام درآورده‌اند که طبق آن هر رابطه‌ای ـ فردی (مثل ولایت کافر بر مسلمان) یا حکومتی (مثل قرارداد سلطه‌آور) ـ که به سلطه غیرمسلمانان بر مسلمانان بینجامد، نامشروع و باطل است. تقریبش بر مسئله من: هر وقت اجرای یک معاهده موجب سلطه حقوقی یا اقتصادی یا امنیتی یا فرهنگیِ طرف مقابل بر نظام اسلامی شود، ادامه اجراش با قاعده نفی سبیل نمی‌سازد و حاکم اسلامی نه‌فقط «می‌تواند»، بلکه «باید» برای رفع این سلطه ـ از جمله با تعلیق یا پایان دادن به معاهده ـ اقدام کند. به زبان دیگر، نفی سبیل هم «مجوز» عدول است هم ـ در موارد تحقق ـ «موجب» آن. این دوگانگی را توجه کنید؛ خیلی از ادله فقط مجوزند، ولی این یکی گاهی تکلیف هم می‌سازد.</w:t>
       </w:r>
     </w:p>
     <w:p>
@@ -5427,7 +5216,7 @@
           <w:sz w:val="28"/>
           <w:szCs w:val="28"/>
         </w:rPr>
-        <w:t>نقد و تحدید: این استدلال، صحیح اما نیازمند دو تحدید مهم است که بدون آن‌ها به افراط می‌انجامد: تحدید یکم: «سبیل» باید «فعلی و محقق» (یا دست‌کم قریب‌الوقوع و مستند به قرائن عقلایی) باشد، نه توهمی و حدسی؛ وگرنه با همین استدلال می‌توان هر معاهده‌ای را ـ از آن‌جا که هر تعهدی نوعی محدودیت و به معنایی موسع، نوعی «سبیل» است ـ مصداق سبیل دانست و باب معاهدات را به‌کلی بست؛ نتیجه‌ای که بی‌تردید مراد شارع نیست و با سیره پیمانی پیامبر (ص) نیز ناسازگار است. تحدید دوم: سلطه ممنوع، سلطه «نامتعارف و خارج از حد روابط معمول بین‌المللی» است؛ زیرا نفسِ پذیرش تعهد متقابل، امری متعارف در روابط دولت‌هاست و سبیل محسوب نمی‌شود؛ وگرنه هیچ دولتی ـ از جمله دولت نبوی ـ نمی‌توانست هیچ پیمانی ببندد. با این دو تحدید، قاعده نفی سبیل به مؤیدی قوی ـ در کنار مصلحت و تزاحم ـ بدل می‌شود، به‌ویژه در معاهداتی که اهرم فشار یک‌جانبه و سلطه‌گرانه بر نظام اسلامی ایجاد می‌کنند؛ و همین، پیوند این قاعده با اصل ۱۵۳ قانون اساسی (ممنوعیت قراردادهای سلطه‌آور) را نیز روشن می‌کند.</w:t>
+        <w:t>ولی این استدلال ـ با همه قوتی که دارد ـ نیازمند دو تحدید مهم است که بدون آن‌ها به افراط می‌انجامد و من صادقانه هر دو را ثبت می‌کنم. تحدید اول: «سبیل» باید «فعلی و محقق» (یا دست‌کم قریب‌الوقوع و مستند به قرائن عقلایی) باشد، نه توهمی و حدسی؛ وگرنه با همین استدلال می‌شود هر معاهده‌ای را ـ چون هر تعهدی نوعی محدودیت و به معنای موسع نوعی «سبیل» است ـ مصداق سبیل دانست و باب معاهدات را کلاً بست؛ نتیجه‌ای که بی‌تردید مراد شارع نیست و با سیره پیمانی پیامبر هم نمی‌سازد. تحدید دوم: سلطه ممنوع، سلطه «نامتعارف و خارج از حد روابط معمول بین‌المللی» است؛ چون نفس پذیرش تعهد متقابل امری متعارف در روابط دولت‌هاست و سبیل به حساب نمی‌آید؛ وگرنه هیچ دولتی ـ از جمله دولت نبوی ـ نمی‌توانست هیچ پیمانی ببندد. با این دو تحدید، قاعده نفی سبیل به مؤیدی قوی ـ در کنار مصلحت و تزاحم ـ بدل می‌شود، به‌ویژه در معاهداتی که اهرم فشار یک‌جانبه و سلطه‌گرانه روی نظام اسلامی می‌سازند؛ و همین پیوند این قاعده با اصل ۱۵۳ قانون اساسی (ممنوعیت قراردادهای سلطه‌آور) را هم روشن می‌کند.</w:t>
       </w:r>
     </w:p>
     <w:p>
@@ -5465,7 +5254,7 @@
           <w:sz w:val="28"/>
           <w:szCs w:val="28"/>
         </w:rPr>
-        <w:t>ششمین دلیل، «سابقه فقهیِ» مستقیم مسئله است: چنان‌که در فصل سوم گذشت، مشهور فقهای امامیه در کتب جهاد پذیرفته‌اند که امام (حاکم اسلامی) می‌تواند در صورت اقتضای مصلحت، پیمان هدنه (آتش‌بس موقت) را ـ با اعلام قبلی (انباذ) ـ فسخ کند؛ زیرا هدنه، عقدی است که مصلحت، شرط بقای آن است و با زوال مصلحت یا پیدایش مصلحت اقوی در فسخ، امام می‌تواند آن را برهم زند.</w:t>
+        <w:t>دلیل ششم «سابقه فقهی» مستقیم مسئله است. چنان‌که در فصل سوم گفتم، مشهور فقهای امامیه در کتب جهاد پذیرفته‌اند که امام (حاکم اسلامی) می‌تواند اگر مصلحت اقتضا کرد، پیمان هدنه (آتش‌بس موقت) را ـ با اعلام قبلی ـ فسخ کند؛ چون هدنه عقدی است که مصلحت شرط بقایش است و با زوال مصلحت یا پیدایش مصلحت اقوی در فسخ، امام می‌تواند برهمش بزند.</w:t>
       </w:r>
       <w:r>
         <w:rPr>
@@ -5476,17 +5265,17 @@
           <w:szCs w:val="28"/>
           <w:vertAlign w:val="superscript"/>
         </w:rPr>
-        <w:footnoteReference w:id="57"/>
-      </w:r>
-      <w:r>
-        <w:rPr>
-          <w:rFonts w:ascii="B Lotus" w:hAnsi="B Lotus" w:cs="B Lotus" w:eastAsia="B Lotus"/>
-          <w:b w:val="0"/>
-          <w:i w:val="0"/>
-          <w:sz w:val="28"/>
-          <w:szCs w:val="28"/>
-        </w:rPr>
-        <w:t xml:space="preserve"> سیره نیز مؤید همین است: پیامبر (ص) پس از نقض حدیبیه از سوی قریش، پیمان را پایان‌یافته دانست و اقدام کرد (فتح مکه).</w:t>
+        <w:footnoteReference w:id="48"/>
+      </w:r>
+      <w:r>
+        <w:rPr>
+          <w:rFonts w:ascii="B Lotus" w:hAnsi="B Lotus" w:cs="B Lotus" w:eastAsia="B Lotus"/>
+          <w:b w:val="0"/>
+          <w:i w:val="0"/>
+          <w:sz w:val="28"/>
+          <w:szCs w:val="28"/>
+        </w:rPr>
+        <w:t xml:space="preserve"> سیره هم مؤید همین است: پیامبر بعد از نقض حدیبیه از طرف قریش، پیمان را تمام‌شده دانست و اقدام کرد (فتح مکه).</w:t>
       </w:r>
     </w:p>
     <w:p>
@@ -5505,7 +5294,7 @@
           <w:sz w:val="28"/>
           <w:szCs w:val="28"/>
         </w:rPr>
-        <w:t>تقریب استدلال: اگر حاکم اسلامی می‌تواند پیمان هدنه ـ که پیمانی شرعی با دشمن است ـ را به‌مصلحت فسخ کند، به طریق اولی (یا دست‌کم به وحدت ملاک) می‌تواند معاهده بین‌المللی مدرن ـ که از حیث مبنا (مصلحت) و از حیث مخاطب (غیرمسلمان) با هدنه هم‌سنخ است ـ را در فرض مصلحت، تعلیق یا پایان دهد. تفاوت شکلیِ هدنه و معاهده مدرن (مدت، طرف، موضوع) در ملاک (مصلحت‌مداری و حاکم‌مداری) اثری ندارد. اهمیت این دلیل در آن است که نشان می‌دهد فرضیه این رساله، «بدعت» و «نوآوری بی‌سابقه» نیست، بلکه صورت‌بندی امروزین و ضابطه‌مندِ قول مشهورِ قدماست؛ و همین، بار اثباتی سنگینی از دوش رساله برمی‌دارد: مدافعان ممنوعیت مطلق، باید توضیح دهند که چرا قول مشهور در فسخ هدنه را نمی‌پذیرند یا چرا آن را قابل تعمیم نمی‌دانند.</w:t>
+        <w:t>تقریبش: اگر حاکم اسلامی می‌تواند پیمان هدنه ـ که پیمانی شرعی با دشمن است ـ را به‌مصلحت فسخ کند، آن‌وقت به طریق اولی (یا دست‌کم به وحدت ملاک) می‌تواند معاهده بین‌المللی مدرن ـ که از حیث مبنا (مصلحت) و مخاطب (غیرمسلمان) با هدنه هم‌سنخ است ـ را در فرض مصلحت تعلیق کند یا پایان بدهد. تفاوت‌های شکلی هدنه و معاهده مدرن (مدت، طرف، موضوع) در ملاک (مصلحت‌مداری و حاکم‌مداری) اثری ندارد.</w:t>
       </w:r>
     </w:p>
     <w:p>
@@ -5524,7 +5313,26 @@
           <w:sz w:val="28"/>
           <w:szCs w:val="28"/>
         </w:rPr>
-        <w:t>نتیجه گفتار اول: شش دسته دلیل (ولایت عامه، مصلحت و اهم و مهم، قواعد ثانوی، آیه انباذ، قاعده نفی سبیل، و سیره و قول مشهور در فسخ هدنه) بر «اصل اختیار حاکم در مدیریت سرنوشت معاهده» دلالت دارند. قوی‌ترین آن‌ها، دلیل نخست و دوم (مقام و محتوا) است و چهار دلیل دیگر، مؤید و مکمل‌اند؛ هرچند هر یک از زاویه‌ای خاص، حجتی مستقل به شمار می‌آیند. اکنون باید رابطه این ادله با ادله وجوب وفا سنجیده شود.</w:t>
+        <w:t>اهمیت این دلیل ـ که شاید از همه بیشتر باشد ـ در این است که نشان می‌دهد فرضیه من «بدعت» و «نوآوری بی‌سابقه» نیست، بلکه صورت‌بندی امروزین و ضابطه‌مندِ قول مشهور قدماست. و همین بار اثباتی سنگینی را از دوش من برمی‌دارد: حالا نوبت مدافعان ممنوعیت مطلق است که توضیح بدهند چرا قول مشهور در فسخ هدنه را قبول ندارند، یا اگر قبول دارند چرا قابل تعمیمش نمی‌دانند. توپ الآن در زمین آن‌هاست.</w:t>
+      </w:r>
+    </w:p>
+    <w:p>
+      <w:pPr>
+        <w:pStyle w:val="TH-Body"/>
+        <w:widowControl/>
+        <w:bidi w:val="1"/>
+        <w:spacing w:before="0" w:after="120" w:line="288" w:lineRule="auto"/>
+        <w:jc w:val="both"/>
+      </w:pPr>
+      <w:r>
+        <w:rPr>
+          <w:rFonts w:ascii="B Lotus" w:hAnsi="B Lotus" w:cs="B Lotus" w:eastAsia="B Lotus"/>
+          <w:b w:val="0"/>
+          <w:i w:val="0"/>
+          <w:sz w:val="28"/>
+          <w:szCs w:val="28"/>
+        </w:rPr>
+        <w:t>نتیجه گفتار اول: شش دسته دلیل (ولایت عامه، مصلحت و اهم و مهم، قواعد ثانوی، آیه انباذ، نفی سبیل، و سیره و قول مشهور در فسخ هدنه) بر «اصل اختیار حاکم در مدیریت سرنوشت معاهده» دلالت دارند. قوی‌ترینشان دلیل اول و دوم (مقام و محتوا) است و چهارتای دیگر مؤید و مکمل‌اند؛ هرچند هرکدام از زاویه خاص خودشان حجت مستقلی به شمار می‌آیند. حالا باید رابطه این ادله را با ادله وجوب وفا سنجید؛ و این کار گفتار دوم است.</w:t>
       </w:r>
     </w:p>
     <w:p>
@@ -5581,7 +5389,7 @@
           <w:sz w:val="28"/>
           <w:szCs w:val="28"/>
         </w:rPr>
-        <w:t>نخستین فرضیه محتمل درباره رابطه ادله وجوب وفا با ادله اختیار حاکم، «تعارض» است؛ یعنی تنافی دو دلیل در مقام «جعل و دلالت»، به‌گونه‌ای که جمع میان آن‌ها ممکن نباشد و ناگزیر یکی بر دیگری مقدم شود (با مرجحات باب تعارض مانند اظهریت، احدثیت و مانند آن). این فرضیه، هم از سوی قائلان به ممنوعیت مطلق (که ادله اختیار را مردود و مرجوح می‌شمارند) و هم از سوی قائلان به جواز مطلق (که ادله وفا را نادیده می‌گیرند) ـ هرچند غالباً ناآگاهانه و بدون صورت‌بندی اصولی ـ پذیرفته شده است.</w:t>
+        <w:t>اولین فرضیه محتمل درباره رابطه ادله وفا با ادله اختیار حاکم، «تعارض» است؛ یعنی تنافی دو دلیل در مقام «جعل و دلالت»، طوری که جمع میانشان ممکن نباشد و ناگزیر یکی بر دیگری مقدم شود (با مرجحات باب تعارض مثل اظهریت و احدثیت و...). این فرضیه هم از طرف قائلان به ممنوعیت مطلق پذیرفته شده (که ادله اختیار را مردود و مرجوح می‌شمارند) و هم از طرف قائلان به جواز مطلق (که ادله وفا را نادیده می‌گیرند) ـ هرچند غالباً ناآگاهانه و بدون صورت‌بندی اصولی.</w:t>
       </w:r>
     </w:p>
     <w:p>
@@ -5600,7 +5408,7 @@
           <w:sz w:val="28"/>
           <w:szCs w:val="28"/>
         </w:rPr>
-        <w:t>اما این فرضیه از سه جهت قابل نقد جدی است: نقد یکم (اصولی): تعارض در اصطلاح اصول فقه، تنافی در مقام جعل است؛ یعنی شارع، دو حکم ناسازگار برای یک موضوع در یک شرایط جعل کرده باشد. در مسئله ما، چنین تنافی‌ای وجود ندارد؛ زیرا ادله وفا، «حکم اولیِ» پیمان را بیان می‌کنند (وفا واجب است) و ادله اختیار حاکم، «حکمِ» مرحله دیگری را بیان می‌کنند (حاکم می‌تواند در فرض مصلحت، مدیریت کند). این دو حکم، ناظر به دو «مقام» و دو «شرایط» متفاوت‌اند و تنافی جعلی میان آن‌ها نیست؛ چنان‌که وجوب نماز با جواز افطار مسافر نیز متعارض نیست، بلکه هر یک ناظر به شرایط خود است. به بیان دیگر، شارعی که هم وفا را واجب کرده و هم برای حاکم اختیار قرار داده، خود، نظامِ جمع را نیز (از طریق مصلحت‌سنجی و تزاحم) پیش‌بینی کرده است و نسبت‌دادن «تعارض» به ادله او، نسبت‌دادن نقص به نظام تشریع است.</w:t>
+        <w:t>اما به نظر من این فرضیه از سه جهت قابل نقد جدی است. نقد اول (اصولی): تعارض در اصطلاح اصول، تنافی در مقام جعل است؛ یعنی شارع دو حکم ناسازگار برای یک موضوع در یک شرایط جعل کرده باشد. در مسئله ما چنین تنافی‌ای وجود ندارد؛ چون ادله وفا «حکم اولی» پیمان را می‌گویند (وفا واجب است) و ادله اختیار حاکم «حکم» مرحله دیگری را (حاکم می‌تواند در فرض مصلحت مدیریت کند). این دو حکم ناظر به دو «مقام» و دو «شرایط» متفاوت‌اند و تنافی جعلی میانشان نیست؛ همان‌طور که وجوب نماز با جواز افطار مسافر متعارض نیست، بلکه هرکدام ناظر به شرایط خودش است. به زبان دیگر، شارعی که هم وفا را واجب کرده هم برای حاکم اختیار قرار داده، خودش نظامِ جمع را هم (از طریق مصلحت‌سنجی و تزاحم) پیش‌بینی کرده؛ و نسبت دادن «تعارض» به ادله او، نسبت دادن نقص به نظام تشریع است. انصافاً این حرف سنگینی است و نباید به‌سادگی به آن تن داد.</w:t>
       </w:r>
     </w:p>
     <w:p>
@@ -5619,7 +5427,7 @@
           <w:sz w:val="28"/>
           <w:szCs w:val="28"/>
         </w:rPr>
-        <w:t>نقد دوم (روشی): پذیرش تعارض، ناگزیر به «حذف» یک دسته از ادله می‌انجامد (ترجیح یکی و طرح دیگری)؛ و حذف ادله، در برابر ادله‌ای به این قوت و کثرت از هر دو سو، ناممکن و ناموجه است. نه می‌توان آیات و روایات پرشمار وفا را نادیده گرفت و نه می‌توان ادله ولایت و مصلحت و سیره را انکار کرد. راه صحیح، «جمع» است نه «حذف».</w:t>
+        <w:t>نقد دوم (روشی): پذیرش تعارض ناگزیر به «حذف» یک دسته از ادله می‌انجامد (ترجیح یکی و طرح دیگری)؛ و حذف ادله در برابر ادله‌ای به این قوت و کثرت از هر دو طرف، هم ناممکن است هم ناموجه. نه می‌شود آیات و روایات پرشمار وفا را نادیده گرفت، نه می‌شود ادله ولایت و مصلحت و سیره را انکار کرد. راه صحیح «جمع» است، نه «حذف». هر نظریه‌ای که مجبور شود یک دسته دلیل مسلم را دور بریزد، از همان‌جا باید به آن شک کرد.</w:t>
       </w:r>
     </w:p>
     <w:p>
@@ -5638,7 +5446,7 @@
           <w:sz w:val="28"/>
           <w:szCs w:val="28"/>
         </w:rPr>
-        <w:t>نقد سوم (نتیجه‌ای): فرضیه تعارض، در عمل به یکی از دو افراط می‌انجامد: یا ممنوعیت مطلق (با ترجیح ادله وفا) یا جواز مطلق (با ترجیح ادله اختیار)؛ و هر دو افراط، چنان‌که نشان داده شد، با مجموع ادله ناسازگار است. پس فرضیه‌ای که نتیجه‌اش باطل است، خود باطل است.</w:t>
+        <w:t>و نقد سوم (نتیجه‌ای): فرضیه تعارض در عمل به یکی از دو افراط می‌انجامد: یا ممنوعیت مطلق (با ترجیح ادله وفا) یا جواز مطلق (با ترجیح ادله اختیار)؛ و هر دو افراط ـ چنان‌که نشان دادم و باز هم نشان خواهم داد ـ با مجموع ادله نمی‌سازد. پس فرضیه‌ای که نتیجه‌اش باطل است، خودش هم باطل است.</w:t>
       </w:r>
     </w:p>
     <w:p>
@@ -5676,7 +5484,7 @@
           <w:sz w:val="28"/>
           <w:szCs w:val="28"/>
         </w:rPr>
-        <w:t>فرضیه صحیح ـ به نظر نگارنده ـ «تزاحم» است: تنافی دو حکم در مقام «امتثال»، با وجود سازگاری آن‌ها در مقام جعل. حاکم اسلامی در شرایط عادی، هم مکلف به وفاست و هم مأمور به اداره نظام بر اساس مصلحت؛ و این دو تکلیف، غالباً قابل جمع‌اند (اداره نظام از طریق وفا به پیمان‌های مفید و مصلحت‌سنجیده). اما در شرایط خاص، جمع میان آن‌ها ممکن نیست: یا باید وفا کرد و مصلحت اهم نظام را فدا کرد، یا باید مصلحت اهم را گرفت و از وفا عدول کرد. این، تعریف دقیق و کلاسیک تزاحم است و راه‌حل آن نیز در اصول فقه روشن و مسلم است: تقدیم «اهم» بر «مهم».</w:t>
+        <w:t>فرضیه صحیح ـ به نظر نگارنده ـ «تزاحم» است: تنافی دو حکم در مقام «امتثال»، با وجود سازگاری‌شان در مقام جعل. حاکم اسلامی در شرایط عادی هم مکلف به وفاست هم مأمور به اداره نظام بر اساس مصلحت؛ و این دو تکلیف غالباً قابل جمع‌اند (اداره نظام از طریق وفا به پیمان‌های مفید و مصلحت‌سنجیده). ولی در شرایط خاص جمع میانشان ممکن نیست: یا باید وفا کرد و مصلحت اهم نظام را فدا کرد، یا باید مصلحت اهم را گرفت و از وفا عدول کرد. این تعریف دقیق و کلاسیک تزاحم است و راه‌حلش هم در اصول روشن و مسلم است: تقدیم «اهم» بر «مهم».</w:t>
       </w:r>
     </w:p>
     <w:p>
@@ -5695,7 +5503,7 @@
           <w:sz w:val="28"/>
           <w:szCs w:val="28"/>
         </w:rPr>
-        <w:t>اما چهار تقریر رقیب نیز وجود دارد که باید منصفانه بررسی شود: تقریر یکم، «حکومت»: این‌که دلیل اختیار حاکم، حاکم و ناظر بر دلیل وجوب وفا و مُضیِّق آن است (مانند حکومت دلیل «لاضرر» بر ادله احکام اولیه). تقریر دوم، «تخصیص»: این‌که ادله اختیار، مخصصِ عموم ادله وفا و مُخرِجِ مورد حکم حکومتی از شمول آن است. تقریر سوم، «تقیید»: این‌که وجوب وفا از ابتدا مقید به «عدم حکم حکومتی برخلاف» بوده و با صدور حکم حکومتی، موضوع وجوب منتفی می‌شود. تقریر چهارم، «ورود»: این‌که حکم حکومتی، موضوع وجوب وفا را ـ به‌لحاظ تکوینی ـ از بین می‌برد (مانند ورود دلیل اجتهاد بر اصل).</w:t>
+        <w:t>ولی چهار تقریر رقیب هم هست که باید منصفانه بررسی‌شان کرد و منصفانه نقدشان کرد. تقریر اول، «حکومت»: این‌که دلیل اختیار حاکم، حاکم و ناظر بر دلیل وجوب وفا و مضیّق آن است (مثل حکومت دلیل «لاضرر» بر ادله احکام اولیه). تقریر دوم، «تخصیص»: این‌که ادله اختیار، مخصص عموم ادله وفا و خارج‌کننده مورد حکم حکومتی از شمول آن است. تقریر سوم، «تقیید»: این‌که وجوب وفا از اول مقید به «عدم حکم حکومتی برخلاف» بوده و با صدور حکم حکومتی، موضوع وجوب منتفی می‌شود. و تقریر چهارم، «ورود»: این‌که حکم حکومتی موضوع وجوب وفا را ـ به‌لحاظ تکوینی ـ از بین می‌برد (مثل ورود دلیل اجتهاد بر اصل).</w:t>
       </w:r>
     </w:p>
     <w:p>
@@ -5714,7 +5522,7 @@
           <w:sz w:val="28"/>
           <w:szCs w:val="28"/>
         </w:rPr>
-        <w:t>تحلیل نگارنده آن است که هر چهار تقریر، در «نتیجه عملی» به یک‌جا می‌رسند (مقدم‌شدن تصمیم مصلحت‌سنجیده حاکم بر وجوب وفا) و اختلاف آن‌ها، غالباً لفظی ـ تحلیلی است؛ اما دقیق‌ترین و کارآمدترین صورت‌بندی، همان «تزاحم» است، به چهار دلیل: دلیل یکم: تزاحم، «موقت‌بودن» عدول را بهتر از همه توضیح می‌دهد؛ زیرا در تزاحم، تکلیف مهم ساقط نمی‌شود، بلکه به‌طور موقت کنار می‌رود و با رفع تزاحم بازمی‌گردد؛ و این، دقیقاً منطق «تعلیق» است (توقف موقت با بقای اعتبار). در برابر، تقریرهای تخصیص و تقیید و ورود، به «سقوط دائم» نزدیک‌ترند و با منطق تعلیق ناسازگارند. دلیل دوم: تزاحم، «شرط اهم‌بودن» را در ذات خود دارد (تقدم بدون احراز اهم‌بودن، موجه نیست)؛ در حالی که تقریرهای حکومت و تخصیص، اگر بدون قید اهم‌بودن فهم شوند، راه را برای سوءاستفاده و توسعه بی‌ضابطه اختیار می‌گشایند. دلیل سوم: تزاحم، با «طیف شدت عدول» سازگارتر است: هرچه تزاحم شدیدتر (اهمیت مصلحت بیشتر)، عدولِ بیشتری موجه است؛ و این، همان اصل تناسب است. دلیل چهارم: تزاحم، سابقه روشن‌تری در فقه حکومتی دارد و فقها در موارد مشابه (مانند تزاحم احکام در اداره نظام) همین راه را رفته‌اند.</w:t>
+        <w:t>تحلیل من این است که هر چهار تقریر در «نتیجه عملی» به یک‌جا می‌رسند (مقدم شدن تصمیم مصلحت‌سنجیده حاکم بر وجوب وفا) و اختلافشان غالباً لفظی ـ تحلیلی است؛ ولی دقیق‌ترین و کارآمدترین صورت‌بندی همان «تزاحم» است، و برای این ترجیح چهار دلیل دارم. دلیل اول: تزاحم «موقت بودن» عدول را بهتر از همه توضیح می‌دهد؛ چون در تزاحم تکلیف مهم ساقط نمی‌شود، بلکه موقتاً کنار می‌رود و با رفع تزاحم برمی‌گردد؛ و این دقیقاً منطق «تعلیق» است (توقف موقت با بقای اعتبار). در برابر، تقریرهای تخصیص و تقیید و ورود به «سقوط دائم» نزدیک‌ترند و با منطق تعلیق نمی‌سازند. دلیل دوم: تزاحم «شرط اهم بودن» را در ذات خودش دارد (تقدم بدون احراز اهم بودن موجه نیست)؛ در حالی که تقریرهای حکومت و تخصیص، اگر بدون قید اهم بودن فهم شوند، راه را برای سوءاستفاده و توسعه بی‌ضابطه اختیار باز می‌گذارند. دلیل سوم: تزاحم با «طیف شدت عدول» سازگارتر است: هرچه تزاحم شدیدتر (اهمیت مصلحت بیشتر)، عدول بیشتری موجه است؛ و این همان اصل تناسب است. و دلیل چهارم: تزاحم سابقه روشن‌تری در فقه حکومتی دارد و فقها در موارد مشابه (مثل تزاحم احکام در اداره نظام) همین راه را رفته‌اند؛ پس نظریه من روی زمین سابقه‌دار ایستاده، نه روی هوا.</w:t>
       </w:r>
     </w:p>
     <w:p>
@@ -5733,7 +5541,7 @@
           <w:sz w:val="28"/>
           <w:szCs w:val="28"/>
         </w:rPr>
-        <w:t>نظر مختار: رابطه ادله وجوب وفا با ادله اختیار حاکم، از نوع «تزاحم» است و راه‌حل آن، قاعده «اهم و مهم» در قالب «حکم حکومتیِ» مصلحت‌سنجیده است. بر همین اساس، می‌توان طیفی پنج‌مرحله‌ای از شدت عدول ترسیم کرد: (۱) تعلیق موقت و جزئی (کمترین عدول، نیازمند کمترین حد احراز)؛ (۲) تعلیق نامعین تا رفع مانع (با افق روشن)؛ (۳) انباذ اعلام‌شده و پایان‌دادن شفاف به پیمان (با رعایت آیین)؛ (۴) نقض واکنشی در برابر نقض طرف مقابل (با رعایت تناسب)؛ و (۵) غدر و پیمان‌شکنی پنهانی (ممنوع مطلق، در هیچ فرضی جایز نیست). هرچه در این طیف به سمت عدول شدیدتر حرکت کنیم، درجه اطمینان لازم به مصلحت و اهم‌بودن آن بالاتر می‌رود؛ اصلی که می‌توان آن را «تناسب میان شدت عدول و درجه اطمینان» نامید و در ضابطه چهارم بازخواهد گشت.</w:t>
+        <w:t>نظر مختار من پس این است: رابطه ادله وفا با ادله اختیار حاکم از نوع «تزاحم» است و راه‌حلش قاعده «اهم و مهم» در قالب «حکم حکومتی» مصلحت‌سنجیده است. بر همین اساس طیفی پنج‌مرحله‌ای از شدت عدول ترسیم می‌کنم: (۱) تعلیق موقت و جزئی (کمترین عدول، نیازمند کمترین حد احراز)؛ (۲) تعلیق نامعین تا رفع مانع (با افق روشن)؛ (۳) انباذ اعلام‌شده و پایان دادن شفاف به پیمان (با رعایت آیین)؛ (۴) نقض واکنشی در برابر نقض طرف مقابل (با رعایت تناسب)؛ و (۵) غدر و پیمان‌شکنی پنهانی (ممنوع مطلق، در هیچ فرضی جایز نیست). و هرچه در این طیف به سمت عدول شدیدتر می‌رویم، درجه اطمینان لازم به مصلحت و اهم بودنش بالاتر می‌رود؛ اصلی که اسمش را می‌گذارم «تناسب میان شدت عدول و درجه اطمینان» و در ضابطه چهارم برمی‌گردد.</w:t>
       </w:r>
     </w:p>
     <w:p>
@@ -5771,7 +5579,7 @@
           <w:sz w:val="28"/>
           <w:szCs w:val="28"/>
         </w:rPr>
-        <w:t>پذیرش تزاحم، بدون تعیین شرایط احراز آن، راه را برای ادعاهای بی‌اساس می‌گشاید: هر حاکمی می‌تواند ادعا کند که در تزاحم است و از وفا عدول کند. ازاین‌رو، باید شرایط احراز «تزاحم واقعی» مشخص شود. به نظر نگارنده، تزاحم واقعی در مسئله ما چهار شرط دارد: شرط یکم، «تحقق دو تکلیف فعلی»: هم وجوب وفا فعلی باشد (معاهده معتبر و لازم‌الاجرا) و هم تکلیف مصلحتی (حفظ نظام یا مصلحت اهم) فعلی باشد؛ زیرا تزاحمِ تکلیف فعلی با تکلیف موهوم، تزاحم نیست. شرط دوم، «عدم امکان جمع»: جمع میان وفا و مصلحت، واقعاً ممکن نباشد؛ نه آن‌که جمع ممکن باشد اما دشوار یا پرهزینه؛ زیرا دشواری، تزاحم نمی‌سازد (درس حدیبیه). شرط سوم، «اهم‌بودن مصلحت»: مصلحتِ عدول، واقعاً اهم از مصلحتِ وفا باشد؛ و این اهم‌بودن، باید با معیار عقلایی ـ عرفی و با پشتوانه کارشناسی احراز شود، نه با ادعا و حدس. شرط چهارم، «استنادپذیری»: تزاحم باید مستند به قرائن و شواهد عقلایی باشد، به‌گونه‌ای که عقلای خبره و بی‌طرف نیز ـ در صورت اطلاع از همه جوانب ـ آن را تصدیق کنند؛ وگرنه، ادعای تزاحم، ادعایی بی‌پشتوانه است.</w:t>
+        <w:t>پذیرش تزاحم بدون تعیین شرایط احرازش، راه را برای ادعاهای بی‌اساس باز می‌گذارد: هر حاکمی می‌تواند ادعا کند در تزاحم است و از وفا عدول کند. پس باید شرایط احراز «تزاحم واقعی» مشخص شود؛ وگرنه نظریه من بهانه به دست سوءاستفاده‌کنندگان می‌دهد. به نظر من تزاحم واقعی در مسئله ما چهار شرط دارد و هر چهارتایش باید با هم باشد:</w:t>
       </w:r>
     </w:p>
     <w:p>
@@ -5790,7 +5598,83 @@
           <w:sz w:val="28"/>
           <w:szCs w:val="28"/>
         </w:rPr>
-        <w:t>این چهار شرط، در واقع، صورتِ اصولیِ ضوابط هشت‌گانه گفتار چهارم است و نشان می‌دهد که ضوابط، اموری استحسانی و سلیقه‌ای نیستند، بلکه لوازم منطقیِ پذیرش تزاحم‌اند.</w:t>
+        <w:t>شرط اول، «تحقق دو تکلیف فعلی»: هم وجوب وفا فعلی باشد (معاهده معتبر و لازم‌الاجرا) و هم تکلیف مصلحتی (حفظ نظام یا مصلحت اهم) فعلی باشد؛ چون تزاحمِ تکلیف فعلی با تکلیف موهوم، تزاحم نیست؛ اسمش بهانه است.</w:t>
+      </w:r>
+    </w:p>
+    <w:p>
+      <w:pPr>
+        <w:pStyle w:val="TH-Body"/>
+        <w:widowControl/>
+        <w:bidi w:val="1"/>
+        <w:spacing w:before="0" w:after="120" w:line="288" w:lineRule="auto"/>
+        <w:jc w:val="both"/>
+      </w:pPr>
+      <w:r>
+        <w:rPr>
+          <w:rFonts w:ascii="B Lotus" w:hAnsi="B Lotus" w:cs="B Lotus" w:eastAsia="B Lotus"/>
+          <w:b w:val="0"/>
+          <w:i w:val="0"/>
+          <w:sz w:val="28"/>
+          <w:szCs w:val="28"/>
+        </w:rPr>
+        <w:t>شرط دوم، «عدم امکان جمع»: جمع میان وفا و مصلحت واقعاً ممکن نباشد؛ نه این‌که جمع ممکن باشد ولی دشوار یا پرهزینه. دشواری تزاحم نمی‌سازد (درس حدیبیه را یادمان نرفته). خیلی از عدول‌هایی که به نام تزاحم انجام می‌شود، در واقع فرار از دشواری است نه تزاحم واقعی؛ و این فرق را باید جدی گرفت.</w:t>
+      </w:r>
+    </w:p>
+    <w:p>
+      <w:pPr>
+        <w:pStyle w:val="TH-Body"/>
+        <w:widowControl/>
+        <w:bidi w:val="1"/>
+        <w:spacing w:before="0" w:after="120" w:line="288" w:lineRule="auto"/>
+        <w:jc w:val="both"/>
+      </w:pPr>
+      <w:r>
+        <w:rPr>
+          <w:rFonts w:ascii="B Lotus" w:hAnsi="B Lotus" w:cs="B Lotus" w:eastAsia="B Lotus"/>
+          <w:b w:val="0"/>
+          <w:i w:val="0"/>
+          <w:sz w:val="28"/>
+          <w:szCs w:val="28"/>
+        </w:rPr>
+        <w:t>شرط سوم، «اهم بودن مصلحت»: مصلحتِ عدول واقعاً اهم از مصلحتِ وفا باشد؛ و این اهم بودن باید با معیار عقلایی ـ عرفی و با پشتوانه کارشناسی احراز شود، نه با ادعا و حدس و فشار روانی.</w:t>
+      </w:r>
+    </w:p>
+    <w:p>
+      <w:pPr>
+        <w:pStyle w:val="TH-Body"/>
+        <w:widowControl/>
+        <w:bidi w:val="1"/>
+        <w:spacing w:before="0" w:after="120" w:line="288" w:lineRule="auto"/>
+        <w:jc w:val="both"/>
+      </w:pPr>
+      <w:r>
+        <w:rPr>
+          <w:rFonts w:ascii="B Lotus" w:hAnsi="B Lotus" w:cs="B Lotus" w:eastAsia="B Lotus"/>
+          <w:b w:val="0"/>
+          <w:i w:val="0"/>
+          <w:sz w:val="28"/>
+          <w:szCs w:val="28"/>
+        </w:rPr>
+        <w:t>و شرط چهارم، «استنادپذیری»: تزاحم باید مستند به قرائن و شواهد عقلایی باشد، طوری که عقلای خبره و بی‌طرف هم ـ اگر از همه جوانب مطلع شوند ـ آن را تصدیق کنند؛ وگرنه ادعای تزاحم ادعای بی‌پشتوانه است.</w:t>
+      </w:r>
+    </w:p>
+    <w:p>
+      <w:pPr>
+        <w:pStyle w:val="TH-Body"/>
+        <w:widowControl/>
+        <w:bidi w:val="1"/>
+        <w:spacing w:before="0" w:after="120" w:line="288" w:lineRule="auto"/>
+        <w:jc w:val="both"/>
+      </w:pPr>
+      <w:r>
+        <w:rPr>
+          <w:rFonts w:ascii="B Lotus" w:hAnsi="B Lotus" w:cs="B Lotus" w:eastAsia="B Lotus"/>
+          <w:b w:val="0"/>
+          <w:i w:val="0"/>
+          <w:sz w:val="28"/>
+          <w:szCs w:val="28"/>
+        </w:rPr>
+        <w:t>این چهار شرط در واقع صورتِ اصولیِ ضوابط هشت‌گانه گفتار چهارم است و نشان می‌دهد ضوابط اموری استحسانی و سلیقه‌ای نیستند، بلکه لوازم منطقیِ پذیرش تزاحم‌اند. هرکس تزاحم را قبول دارد، باید لوازمش را هم قبول داشته باشد.</w:t>
       </w:r>
     </w:p>
     <w:p>
@@ -5828,7 +5712,7 @@
           <w:sz w:val="28"/>
           <w:szCs w:val="28"/>
         </w:rPr>
-        <w:t>در برابر نظریه اختیار مقید حاکم، چهار شبهه مهم مطرح شده یا قابل طرح است که باید پاسخ داده شود:</w:t>
+        <w:t>در برابر نظریه اختیار مقید حاکم، چهار شبهه مهم مطرح شده یا قابل طرح است که باید جوابشان داد. صادقانه بگویم، خودم هم مدتی با بعضی‌شان درگیر بودم و جواب‌هایی که می‌آورم حاصل همان درگیری است:</w:t>
       </w:r>
     </w:p>
     <w:p>
@@ -5847,7 +5731,7 @@
           <w:sz w:val="28"/>
           <w:szCs w:val="28"/>
         </w:rPr>
-        <w:t>شبهه یکم: «اطلاق ادله وفا». گفته می‌شود: ادله وجوب وفا ـ به‌ویژه آیه «اوفوا بالعقود» ـ مطلق‌اند و هیچ استثنایی برای حاکم یا مصلحت ذکر نکرده‌اند؛ پس عدول، خلاف اطلاق است. پاسخ: اولاً، چنان‌که در فصل سوم گذشت، خودِ ادله وفا دربردارنده سازوکار استثنا (انباذ، تقابل، فسخ هدنه) است و اطلاق آن‌ها، اطلاقِ درون‌نظام است. ثانیاً، اطلاق در برابر دلیل مقید، مقید می‌شود و ادله شش‌گانه این فصل، همان دلیل مقید است. ثالثاً، اگر اطلاق به معنای بی‌استثنابودن باشد، باید همه احکام مطلق را بی‌استثنا دانست که باطل است (نقض به نماز و روزه و حج).</w:t>
+        <w:t>شبهه اول: «اطلاق ادله وفا». می‌گویند ادله وجوب وفا ـ به‌ویژه آیه «اوفوا بالعقود» ـ مطلق‌اند و هیچ استثنایی برای حاکم یا مصلحت نگفته‌اند؛ پس عدول خلاف اطلاق است. جوابم سه وجه دارد. اول این‌که چنان‌که در فصل سوم نشان دادم، خود ادله وفا دربردارنده سازوکار استثنا (انباذ، تقابل، فسخ هدنه) هستند و اطلاقشان اطلاقِ درون‌نظام است. دوم این‌که اطلاق در برابر دلیل مقید مقید می‌شود و ادله شش‌گانه این فصل همان دلیل مقید است. و سوم ـ که نقضی است ـ این‌که اگر اطلاق به معنای بی‌استثنا بودن باشد، باید همه احکام مطلق را بی‌استثنا دانست که باطل است (نقض به نماز و روزه و حج که همه استثناهاشان را قبول دارند).</w:t>
       </w:r>
     </w:p>
     <w:p>
@@ -5866,7 +5750,7 @@
           <w:sz w:val="28"/>
           <w:szCs w:val="28"/>
         </w:rPr>
-        <w:t>شبهه دوم: «لزوم هرج‌ومرج بین‌المللی». گفته می‌شود: اگر هر حاکمی بتواند به نام مصلحت از تعهدات خود عدول کند، نظام حقوق بین‌الملل فرو می‌پاشد و اعتماد جهانی از بین می‌رود. پاسخ: اولاً، این شبهه، ناظر به «جواز مطلق و بی‌ضابطه» است، نه نظریه مختار که «جواز مقید به ضوابط هشت‌گانه» است؛ و جواز مقید، هرج‌ومرج نمی‌سازد، بلکه ـ مانند نهادهای تعلیق و خاتمه در خودِ کنوانسیون وین ـ عقلانیت نظام را تکمیل می‌کند. ثانیاً، خودِ حقوق بین‌الملل نیز نهادهای عدول (مواد ۵۴ تا ۶۴ وین و اسباب رافع) را پذیرفته و با این حال فرو نپاشیده است؛ پس وجود سازوکار عدولِ ضابطه‌مند، با ثبات نظام ناسازگار نیست. ثالثاً، بدیلِ نظریه مختار (ممنوعیت مطلق) خود موجب هرج‌ومرجِ دیگری می‌شود: حاکمان در عمل عدول می‌کنند اما بدون چارچوب و پاسخ‌گویی؛ و این، بدتر از عدولِ ضابطه‌مند است.</w:t>
+        <w:t>شبهه دوم: «لزوم هرج‌ومرج بین‌المللی». می‌گویند اگر هر حاکمی بتواند به نام مصلحت از تعهداتش عدول کند، نظام حقوق بین‌الملل فرومی‌پاشد و اعتماد جهانی از بین می‌رود. جوابم این است که اولاً این شبهه ناظر به «جواز مطلق و بی‌ضابطه» است، نه نظریه مختار من که «جواز مقید به ضوابط هشت‌گانه» است؛ و جواز مقید هرج‌ومرج نمی‌سازد، بلکه ـ مثل نهادهای تعلیق و خاتمه در خود کنوانسیون وین ـ عقلانیت نظام را تکمیل می‌کند. ثانیاً خود حقوق بین‌الملل هم نهادهای عدول (مواد ۵۴ تا ۶۴ وین و اسباب رافع) را پذیرفته و با این حال فرو نپاشیده؛ پس وجود سازوکار عدولِ ضابطه‌مند با ثبات نظام ناسازگار نیست. و ثالثاً ـ و این مهم است ـ بدیلِ نظریه من (ممنوعیت مطلق) خودش موجب هرج‌ومرج دیگری می‌شود: حاکمان در عمل عدول می‌کنند ولی بدون چارچوب و بدون پاسخ‌گویی؛ و این به‌مراتب بدتر از عدولِ ضابطه‌مند است. به زبان ساده: سؤال این نیست که عدول باشد یا نباشد (چون در عمل هست)؛ سؤال این است که با ضابطه باشد یا بی‌ضابطه.</w:t>
       </w:r>
     </w:p>
     <w:p>
@@ -5885,7 +5769,7 @@
           <w:sz w:val="28"/>
           <w:szCs w:val="28"/>
         </w:rPr>
-        <w:t>شبهه سوم: «تعارض با عهدنامه مالک اشتر». گفته می‌شود: عهدنامه، وفا را فریضه‌ای بی‌استثنا شمرده و عدول را غدر نامیده است؛ پس نظریه اختیار، خلاف عهدنامه است. پاسخ: اولاً، عهدنامه، «غدر» (پیمان‌شکنی پنهانی و حیله‌گرانه) را ممنوع کرده، نه «انباذ اعلام‌شده» و «مدیریت مصلحتی» را؛ و نظریه مختار نیز غدر را ممنوع مطلق می‌داند (مرحله پنجم طیف). ثانیاً، خودِ عهدنامه، حاکم را به مصلحت‌سنجی، حزم و تدبیر نیز فرمان داده و نظام آن دوسویه است. ثالثاً، عهدنامه خطاب به «والی» (مالک) است، نه «امام»؛ و اختیارات امام (حاکم اعلی) فراتر از اختیارات والی است؛ چنان‌که خودِ امام (ع) در مواردی تصمیم‌های فوق‌العاده گرفت.</w:t>
+        <w:t>شبهه سوم: «تعارض با عهدنامه مالک اشتر». می‌گویند عهدنامه وفا را فریضه بی‌استثنا شمرده و عدول را غدر نامیده؛ پس نظریه اختیار خلاف عهدنامه است. جوابم سه وجه دارد. اول این‌که عهدنامه «غدر» (پیمان‌شکنی پنهانی و حیله‌گرانه) را ممنوع کرده، نه «انباذ اعلام‌شده» و «مدیریت مصلحتی» را؛ و نظریه من هم غدر را ممنوع مطلق می‌داند (مرحله پنجم طیف). پس در نقطه ممنوعه توافق داریم، نه اختلاف. دوم این‌که خود عهدنامه حاکم را به مصلحت‌سنجی و حزم و تدبیر هم فرمان داده و نظامش دوسویه است؛ کسی که فقط یک سویش را ببیند، عهدنامه را نصفه خوانده. و سوم این‌که عهدنامه خطاب به «والی» (مالک) است، نه «امام»؛ و اختیارات امام (حاکم اعلی) فراتر از اختیارات والی است؛ چنان‌که خود امام (ع) در مواردی تصمیم‌های فوق‌العاده گرفت که از والی ساخته نبود.</w:t>
       </w:r>
     </w:p>
     <w:p>
@@ -5904,7 +5788,7 @@
           <w:sz w:val="28"/>
           <w:szCs w:val="28"/>
         </w:rPr>
-        <w:t>شبهه چهارم: «بازکردن باب سوءاستفاده». گفته می‌شود: نظریه اختیار، به حاکمان ستمگر بهانه می‌دهد که هر پیمانی را به نام مصلحت بشکنند. پاسخ: اولاً، سوءاستفاده احتمالی از یک نظریه صحیح، دلیل بطلان آن نیست؛ وگرنه باید بسیاری از احکام (مانند جهاد، امر به معروف و حتی خودِ ولایت) را نیز به همین بهانه انکار کرد. ثانیاً، اتفاقاً نظریه مختار ـ با ضوابط هشت‌گانه، شرط اهم‌بودن، و لزوم شفافیت ـ بیشترین سد را در برابر سوءاستفاده می‌بندد؛ و بدیل آن (سکوت یا انکار) راه سوءاستفاده را بازتر می‌گذارد. ثالثاً، پاسخ‌گویی حاکم در برابر خدا، امت و جامعه بین‌المللی (ضابطه هشتم) خود مهارکننده سوءاستفاده است.</w:t>
+        <w:t>شبهه چهارم: «باز کردن باب سوءاستفاده». می‌گویند نظریه اختیار به حاکمان ستمگر بهانه می‌دهد که هر پیمانی را به نام مصلحت بشکنند. جوابم این است که اولاً سوءاستفاده احتمالی از یک نظریه صحیح دلیل بطلانش نیست؛ وگرنه باید خیلی از احکام (مثل جهاد و امر به معروف و حتی خود ولایت) را هم به همین بهانه انکار کرد. این منطق اگر درست باشد، هیچ حکمی باقی نمی‌ماند؛ چون از همه احکام می‌شود سوءاستفاده کرد. ثانیاً اتفاقاً نظریه من ـ با ضوابط هشت‌گانه و شرط اهم بودن و لزوم شفافیت ـ بیشترین سد را در برابر سوءاستفاده می‌بندد؛ و بدیلش (سکوت یا انکار) راه سوءاستفاده را بازتر می‌گذارد، چون عدولِ واقعی را به زیرزمین می‌برد. و ثالثاً پاسخ‌گویی حاکم در برابر خدا و امت و جامعه بین‌المللی (ضابطه هشتم) خودش مهارکننده سوءاستفاده است.</w:t>
       </w:r>
     </w:p>
     <w:p>
@@ -5942,7 +5826,7 @@
           <w:sz w:val="28"/>
           <w:szCs w:val="28"/>
         </w:rPr>
-        <w:t>اکنون که اصل اختیار (گفتار اول)، مبنای نظری آن (گفتار دوم) و پاسخ شبهات (گفتار سوم) روشن شد، باید به پرسش اصلی سؤال فرعی دوم پاسخ داد: ضوابط فقهی عدول از تعهد کدام است؟ نگارنده با استقرا در ادله پیشین و لوازم منطقیِ پذیرش تزاحم، هشت ضابطه استخراج کرده که در سه دسته سامان می‌یابند. این ضوابط، هم‌افزایند و نه جایگزین: تحقق همه آن‌ها با هم، شرط جواز است و فقدان هر یک، جواز را مخدوش می‌کند.</w:t>
+        <w:t>حالا که اصل اختیار (گفتار اول) و مبنای نظری‌اش (گفتار دوم) و جواب شبهات (گفتار سوم) روشن شد، می‌رسم به پرسش اصلی سؤال فرعی دوم: ضوابط فقهی عدول از تعهد کدام است؟ با استقرا در ادله پیشین و لوازم منطقیِ پذیرش تزاحم، هشت ضابطه درآورده‌ام که در سه دسته می‌چینمشان. و یک نکته مهم از اول: این ضوابط «هم‌افزایند» نه جایگزین؛ یعنی تحقق همه‌شان با هم شرط جواز است و فقدان هرکدام جواز را مخدوش می‌کند. کسی که هفت‌تایش را داشته باشد ولی یکی را نه، کارش ناقص است.</w:t>
       </w:r>
     </w:p>
     <w:p>
@@ -5980,7 +5864,7 @@
           <w:sz w:val="28"/>
           <w:szCs w:val="28"/>
         </w:rPr>
-        <w:t>ضابطه یکم ـ احراز مصلحت واقعی و اهم: نخستین و مهم‌ترین ضابطه آن است که عدول، مبتنی بر «مصلحت واقعی» (نه موهوم، حدسی و تبلیغاتی) و «اهم از وفا» (نه هم‌سنگ یا کم‌اهمیت‌تر) باشد. مصلحت شخصی حاکم، مصلحت جناحی، مصلحت مقطعی و زودگذر، و مصلحتی که با وفا قابل جمع است، هیچ‌یک مجوز عدول نیستند. معیار اهم‌بودن، عقلایی ـ عرفی است: آن‌چه عقلای خبره و بی‌طرف، در مقام مقایسه همه‌جانبه، مهم‌تر بدانند؛ مانند حفظ کیان نظام در برابر وفا به یک قرارداد تجاری، یا دفع سلطه بیگانه در برابر اجرای یک بند تشریفاتی. احراز نیز باید واقعی باشد: مستند به گزارش‌های کارشناسی، قرائن عینی، و تحلیل‌های مستدل؛ نه حدس و گمان و نه فشار روانی و تبلیغاتی. این ضابطه، مستقیماً از قاعده اهم و مهم و شرط سوم احراز تزاحم نتیجه می‌شود.</w:t>
+        <w:t>ضابطه یکم ـ احراز مصلحت واقعی و اهم: اولین و مهم‌ترین ضابطه این است که عدول مبتنی بر «مصلحت واقعی» (نه موهوم و حدسی و تبلیغاتی) و «اهم از وفا» (نه هم‌سنگ یا کم‌اهمیت‌تر) باشد. مصلحت شخصی حاکم، مصلحت جناحی، مصلحت مقطعی و زودگذر، و مصلحتی که با وفا قابل جمع است، هیچ‌کدام مجوز عدول نیستند. معیار اهم بودن هم عقلایی ـ عرفی است: آن‌چه عقلای خبره و بی‌طرف در مقام مقایسه همه‌جانبه مهم‌تر بدانند؛ مثل حفظ کیان نظام در برابر وفا به یک قرارداد تجاری، یا دفع سلطه بیگانه در برابر اجرای یک بند تشریفاتی. و احراز هم باید واقعی باشد: مستند به گزارش‌های کارشناسی و قرائن عینی و تحلیل‌های مستدل؛ نه حدس و گمان و نه فشار روانی و تبلیغاتی. این ضابطه مستقیم از قاعده اهم و مهم و شرط سوم احراز تزاحم درمی‌آید.</w:t>
       </w:r>
     </w:p>
     <w:p>
@@ -5999,7 +5883,7 @@
           <w:sz w:val="28"/>
           <w:szCs w:val="28"/>
         </w:rPr>
-        <w:t>ضابطه دوم ـ انتفای راه‌حل کم‌هزینه‌تر (اصل حداقلی‌بودن): عدول از تعهد، آخرین راه‌حل است نه نخستین آن. پیش از عدول، باید راه‌های حقوقی پیش‌بینی‌شده در خود معاهده (شرط خاتمه، شرط بازنگری، سازوکار حل اختلاف، حق شرط) و راه‌های پیش‌بینی‌شده در کنوانسیون وین (مذاکره مجدد، تعلیق توافقی، مراجعه به داوری) آزموده شود یا دست‌کم به‌صورت مستدل و مستند، بی‌فایده یا ناممکن تشخیص داده شود. همچنین در میان صورت‌های عدول، کم‌شدت‌ترین صورتِ کافی باید برگزیده شود: ترجیح تعلیق جزئی بر کلی، تعلیق موقت بر نامعین، و تعلیق بر نقض. مبنای این ضابطه، قاعده «الضرورات تتقدر بقدرها» (ضرورت‌ها به‌اندازه خودشان تقدیر و محدود می‌شوند) و اصل عقلایی «حداقل مداخله» است. حاکمی که بدون آزمودن راه‌های کم‌هزینه، به عدولِ پرهزینه روی می‌آورد، از حزم و احتیاط لازم به دور است و تصمیم او فاقد وجاهت است.</w:t>
+        <w:t>ضابطه دوم ـ انتفای راه‌حل کم‌هزینه‌تر (اصل حداقلی‌بودن): عدول از تعهد آخرین راه‌حل است، نه اولینش. قبل از عدول باید راه‌های حقوقی پیش‌بینی‌شده در خود معاهده (شرط خاتمه، شرط بازنگری، سازوکار حل اختلاف، حق شرط) و راه‌های پیش‌بینی‌شده در کنوانسیون وین (مذاکره مجدد، تعلیق توافقی، مراجعه به داوری) آزموده شود یا دست‌کم به‌صورت مستدل و مستند، بی‌فایده یا ناممکن تشخیص داده شود. همین‌طور در میان صورت‌های عدول، کم‌شدت‌ترین صورتِ کافی باید انتخاب شود: ترجیح تعلیق جزئی بر کلی، تعلیق موقت بر نامعین، و تعلیق بر نقض. مبنای این ضابطه قاعده «الضرورات تتقدر بقدرها» (ضرورت‌ها به‌اندازه خودشان تقدیر و محدود می‌شوند) و اصل عقلایی «حداقل مداخله» است. حاکمی که بدون آزمودن راه‌های کم‌هزینه به عدولِ پرهزینه روی بیاورد، از حزم و احتیاط لازم به دور است و تصمیمش وجاهت ندارد؛ هرقدر هم مصلحتش واقعی باشد.</w:t>
       </w:r>
     </w:p>
     <w:p>
@@ -6037,7 +5921,7 @@
           <w:sz w:val="28"/>
           <w:szCs w:val="28"/>
         </w:rPr>
-        <w:t>ضابطه سوم ـ تشخیص توسط ولی فقیه با مشورت کارشناسی: مرجع نهایی تشخیص مصلحت مجوزِ عدول، ولی فقیه است؛ زیرا هم شرعاً (ولایت عامه در اداره نظام) و هم قانوناً (اصل ۵۷ و ۱۱۰) مسئولیت نهایی اداره نظام با اوست و هیچ مقام دیگری ـ نه رئیس‌جمهور، نه مجلس و نه قوه قضائیه ـ صلاحیت تصمیم نهایی در این سطح را ندارد. اما این تشخیص، فردی، انفرادی و بدون مشورت نیست؛ بلکه باید مبتنی بر مشورت با خبرگان و نهادهای کارشناسی باشد: مجمع تشخیص مصلحت نظام (موضوع اصل ۱۱۲) به‌عنوان نهاد تخصصی مصلحت‌سنجی، شورای عالی امنیت ملی (موضوع اصل ۱۷۶) به‌عنوان نهاد تخصصی امنیت ملی، وزارت امور خارجه و نهادهای اطلاعاتی به‌عنوان منابع کارشناسی، و فقهای شورای نگهبان در ابعاد شرعی.</w:t>
+        <w:t>ضابطه سوم ـ تشخیص توسط ولی فقیه با مشورت کارشناسی: مرجع نهایی تشخیص مصلحتِ مجوزِ عدول، ولی فقیه است؛ چون هم شرعاً (ولایت عامه در اداره نظام) و هم قانوناً (اصل ۵۷ و ۱۱۰) مسئولیت نهایی اداره نظام با اوست و هیچ مقام دیگری ـ نه رئیس‌جمهور، نه مجلس، نه قوه قضائیه ـ صلاحیت تصمیم نهایی در این سطح را ندارد. ولی ـ و این «ولی» خیلی مهم است ـ این تشخیص فردی و انفرادی و بدون مشورت نیست؛ بلکه باید مبتنی بر مشورت با خبرگان و نهادهای کارشناسی باشد: مجمع تشخیص مصلحت (موضوع اصل ۱۱۲) به‌عنوان نهاد تخصصی مصلحت‌سنجی، شورای عالی امنیت ملی (موضوع اصل ۱۷۶) به‌عنوان نهاد تخصصی امنیت ملی، وزارت امور خارجه و نهادهای اطلاعاتی به‌عنوان منابع کارشناسی، و فقهای شورای نگهبان در ابعاد شرعی.</w:t>
       </w:r>
       <w:r>
         <w:rPr>
@@ -6048,17 +5932,17 @@
           <w:szCs w:val="28"/>
           <w:vertAlign w:val="superscript"/>
         </w:rPr>
-        <w:footnoteReference w:id="58"/>
-      </w:r>
-      <w:r>
-        <w:rPr>
-          <w:rFonts w:ascii="B Lotus" w:hAnsi="B Lotus" w:cs="B Lotus" w:eastAsia="B Lotus"/>
-          <w:b w:val="0"/>
-          <w:i w:val="0"/>
-          <w:sz w:val="28"/>
-          <w:szCs w:val="28"/>
-        </w:rPr>
-        <w:t xml:space="preserve"> به بیان دقیق: «تصمیم» با ولی فقیه است، اما «کارشناسی» با نهادهای تخصصی است؛ و تصمیم بدون پشتوانه کارشناسی، با ضابطه یکم (احراز واقعی) ناسازگار است و از اعتبار ساقط می‌شود. این ساختارِ «تصمیم واحد با پشتوانه جمعی»، هم از استبداد رأی جلوگیری می‌کند و هم از تشتت تصمیم.</w:t>
+        <w:footnoteReference w:id="49"/>
+      </w:r>
+      <w:r>
+        <w:rPr>
+          <w:rFonts w:ascii="B Lotus" w:hAnsi="B Lotus" w:cs="B Lotus" w:eastAsia="B Lotus"/>
+          <w:b w:val="0"/>
+          <w:i w:val="0"/>
+          <w:sz w:val="28"/>
+          <w:szCs w:val="28"/>
+        </w:rPr>
+        <w:t xml:space="preserve"> به زبان دقیق: «تصمیم» با ولی فقیه است، ولی «کارشناسی» با نهادهای تخصصی است؛ و تصمیم بدون پشتوانه کارشناسی با ضابطه یکم (احراز واقعی) نمی‌سازد و از اعتبار ساقط می‌شود. این ساختارِ «تصمیم واحد با پشتوانه جمعی» هم از استبداد رأی جلوگیری می‌کند هم از تشتت تصمیم؛ و به نظرم یکی از نقاط قوت نظام ماست که باید قدرش را دانست و تقویتش کرد.</w:t>
       </w:r>
     </w:p>
     <w:p>
@@ -6077,7 +5961,7 @@
           <w:sz w:val="28"/>
           <w:szCs w:val="28"/>
         </w:rPr>
-        <w:t>ضابطه چهارم ـ تناسب: میان «شدت عدول» و «شدت مصلحت» باید تناسب عقلایی باشد. تعلیق موقت یک بند فرعی از معاهده، با مصلحتی در حد خود توجیه می‌شود؛ اما نقض کلی و دائم یک معاهده بنیادین، مصلحتی در حد خود (مانند دفع خطر وجودی از نظام) می‌طلبد. این ضابطه، مانع آن است که برای مصالح کوچک و متوسط، هزینه‌های بزرگ (از جمله مسئولیت بین‌المللی سنگین، بی‌اعتباری جهانی و تحریم‌های گسترده) بر کشور تحمیل شود. تناسب، هم در «اصل تصمیم» لازم است (آیا عدول به‌طور کلی متناسب است؟) و هم در «صورت تصمیم» (کدام صورتِ عدول، متناسب است؟). مبنای این ضابطه، بنای عقلا و قاعده «الضرورات تتقدر بقدرها»ست؛ و جلوه عملی آن، همان «طیف شدت عدول» و اصل «تناسب میان شدت عدول و درجه اطمینان» است که در گفتار دوم گذشت.</w:t>
+        <w:t>ضابطه چهارم ـ تناسب: میان «شدت عدول» و «شدت مصلحت» باید تناسب عقلایی باشد. تعلیق موقت یک بند فرعی از معاهده با مصلحتی در حد خودش توجیه می‌شود؛ ولی نقض کلی و دائم یک معاهده بنیادین مصلحتی در حد خودش می‌طلبد (مثل دفع خطر وجودی از نظام). این ضابطه جلوی آن را می‌گیرد که برای مصالح کوچک و متوسط، هزینه‌های بزرگ (از جمله مسئولیت بین‌المللی سنگین و بی‌اعتباری جهانی و تحریم‌های گسترده) روی کشور آوار شود. تناسب هم در «اصل تصمیم» لازم است (آیا عدول به‌طور کلی متناسب است؟) و هم در «صورت تصمیم» (کدام صورتِ عدول متناسب است؟). مبنایش بنای عقلا و قاعده «الضرورات تتقدر بقدرها»ست؛ و جلوه عملی‌اش همان «طیف شدت عدول» و اصل «تناسب میان شدت عدول و درجه اطمینان» است که در گفتار دوم گفتم.</w:t>
       </w:r>
     </w:p>
     <w:p>
@@ -6096,7 +5980,7 @@
           <w:sz w:val="28"/>
           <w:szCs w:val="28"/>
         </w:rPr>
-        <w:t>ضابطه پنجم ـ موقت‌بودن در تعلیق: هرگاه قالب تصمیم، «تعلیق» باشد، باید افق زمانی یا شرط بازگشت آن روشن شود؛ زیرا منطق تزاحم (که مبنای نظری این رساله است) اقتضا می‌کند که با رفع تزاحم، تکلیف مهم (وفا) بازگردد و اجرا از سر گرفته شود. تعلیقِ بی‌افق، نامعین و بلاتکلیف، در عمل به نقض می‌انجامد و از شمول جواز تعلیق بیرون است؛ مگر آن‌که بلاتکلیفیِ ظاهری، در واقع مشروط به شرط روشنی (مانند «تا رفع تحریم‌ها» یا «تا بازگشت طرف مقابل به تعهدات») باشد که در این صورت، تعلیقِ مشروطِ روشن است نه تعلیقِ بی‌افق. این ضابطه، هم مبنای فقهی دارد (منطق تزاحم) و هم مبنای حقوقی (ماده ۷۲ وین که ازسرگیری اجرا را پس از رفع سبب، مفروض می‌داند).</w:t>
+        <w:t>ضابطه پنجم ـ موقت بودن در تعلیق: هر وقت قالب تصمیم «تعلیق» باشد، باید افق زمانی یا شرط بازگشتش روشن شود؛ چون منطق تزاحم (که مبنای نظری کار من است) اقتضا می‌کند که با رفع تزاحم، تکلیف مهم (وفا) برگردد و اجرا از سر گرفته شود. تعلیقِ بی‌افق و نامعین و بلاتکلیف در عمل به نقض می‌انجامد و از شمول جواز تعلیق بیرون است؛ مگر این‌که بلاتکلیفیِ ظاهری در واقع مشروط به شرط روشنی باشد (مثل «تا رفع تحریم‌ها» یا «تا بازگشت طرف مقابل به تعهدات») که در این صورت تعلیقِ مشروطِ روشن است، نه تعلیقِ بی‌افق. این ضابطه هم مبنای فقهی دارد (منطق تزاحم) هم مبنای حقوقی (ماده ۷۲ وین که ازسرگیری اجرا را بعد از رفع سبب مفروض می‌داند)؛ و همین دوگانگی مبنا قوتش را بیشتر می‌کند.</w:t>
       </w:r>
     </w:p>
     <w:p>
@@ -6134,7 +6018,7 @@
           <w:sz w:val="28"/>
           <w:szCs w:val="28"/>
         </w:rPr>
-        <w:t>ضابطه ششم ـ اعلام و شفافیت (انباذ علی سواء): پایان‌دادن به پیمان یا تعلیق آن، باید «آشکار، اعلام‌شده و مستدل» باشد، نه پنهانی، غافلگیرانه و بی‌توضیح. مبنای قرآنی این ضابطه، قید «عَلَى سَوَاءٍ» در آیه انباذ است و مبنای حقوقی آن، آیین اطلاع‌رسانی مواد ۶۵ تا ۶۸ کنوانسیون وین است. غدر (پیمان‌شکنی پنهانی) در هیچ فرضی جایز نیست و از دایره اختیار حاکم به‌کلی بیرون است؛ حتی اگر مصلحت، اقتضای پنهان‌کاری داشته باشد، مصلحتِ پنهان‌کاری، هرگز بر حرمتِ غدر غلبه نمی‌کند، زیرا غدر از محرمات ذاتی و غیرقابل تخصیص است. رعایت این ضابطه، افزون بر وجاهت شرعی، آثار حقوقی و سیاسی نیز دارد: چنان‌که در فصل پنجم خواهد آمد، رفتار شفاف و مستدل، در ارزیابی مسئولیت بین‌المللی، در افکار عمومی جهانی، و در امکان بازگشت به اجرا، مؤثر است.</w:t>
+        <w:t>ضابطه ششم ـ اعلام و شفافیت (انباذ علی سواء): پایان دادن به پیمان یا تعلیقش باید «آشکار و اعلام‌شده و مستدل» باشد، نه پنهانی و غافلگیرانه و بی‌توضیح. مبنای قرآنی‌اش قید «عَلَى سَوَاءٍ» در آیه انباذ است و مبنای حقوقی‌اش آیین اطلاع‌رسانی مواد ۶۵ تا ۶۸ وین. غدر (پیمان‌شکنی پنهانی) در هیچ فرضی جایز نیست و از دایره اختیار حاکم کلاً بیرون است؛ حتی اگر مصلحت اقتضای پنهان‌کاری داشته باشد، مصلحتِ پنهان‌کاری هرگز بر حرمتِ غدر غلبه نمی‌کند، چون غدر از محرمات ذاتی و غیرقابل تخصیص است. این را محکم می‌گویم چون نقطه‌ای است که اگر سست شود، کل بنای اعتماد ـ که موضوع این رساله است ـ فرو می‌ریزد. رعایت این ضابطه، علاوه بر وجاهت شرعی، آثار حقوقی و سیاسی هم دارد: چنان‌که در فصل پنجم می‌آید، رفتار شفاف و مستدل در ارزیابی مسئولیت بین‌المللی و افکار عمومی جهانی و امکان بازگشت به اجرا مؤثر است.</w:t>
       </w:r>
     </w:p>
     <w:p>
@@ -6153,7 +6037,7 @@
           <w:sz w:val="28"/>
           <w:szCs w:val="28"/>
         </w:rPr>
-        <w:t>ضابطه هفتم ـ عدم مخالفت با قواعد آمره و اصول بنیادین: اختیار حاکم، سقف دارد و سقف آن، قواعد آمره حقوق بین‌الملل (مانند منع تجاوز، منع نسل‌کشی، منع جنایت علیه بشریت، و اصول بنیادین بشردوستانه) و احکام قطعی و ضروری شرع است. هیچ مصلحتی ـ هر اندازه بزرگ و هر اندازه واقعی ـ نمی‌تواند مجوز نقض این قواعد باشد؛ زیرا مصلحتِ مخالِفِ قطعیات، از اساس مصلحت واقعی نیست، بلکه توهم مصلحت است. این ضابطه، مرز قاطع میان «اختیار مقید» (نظر مختار این رساله) و «اختیار مطلق» (نظر مردود) است؛ و پاسخ به کسانی است که نظریه اختیار را به «مصلحت‌گراییِ بی‌مرز» متهم می‌کنند. به بیان دیگر: مصلحت، درونِ نظام شرع معنا دارد، نه بیرون و فراتر از آن.</w:t>
+        <w:t>ضابطه هفتم ـ عدم مخالفت با قواعد آمره و اصول بنیادین: اختیار حاکم سقف دارد و سقفش قواعد آمره حقوق بین‌الملل (مثل منع تجاوز و نسل‌کشی و جنایت علیه بشریت و اصول بنیادین بشردوستانه) و احکام قطعی و ضروری شرع است. هیچ مصلحتی ـ هرقدر بزرگ و هرقدر واقعی ـ نمی‌تواند مجوز نقض این قواعد باشد؛ چون مصلحتِ مخالفِ قطعیات از اساس مصلحت واقعی نیست، بلکه توهم مصلحت است. این ضابطه مرز قاطع میان «اختیار مقید» (نظر مختار من) و «اختیار مطلق» (نظر مردود) است؛ و جواب کسانی است که نظریه اختیار را به «مصلحت‌گراییِ بی‌مرز» متهم می‌کنند. در یک جمله: مصلحت درونِ نظام شرع معنا دارد، نه بیرون و فراتر از آن. هرکس مصلحت را بیرون از شرع بفهمد، نه مصلحت را فهمیده نه شرع را.</w:t>
       </w:r>
     </w:p>
     <w:p>
@@ -6172,7 +6056,7 @@
           <w:sz w:val="28"/>
           <w:szCs w:val="28"/>
         </w:rPr>
-        <w:t>ضابطه هشتم ـ پذیرش آثار و جبران‌پذیری (مسئولیت‌پذیری): تصمیم به عدول، باید با «آگاهی کامل از هزینه‌ها» و «پذیرش آثار» آن ـ از جمله مسئولیت بین‌المللی احتمالی، هزینه‌های سیاسی و اقتصادی، و آثار داخلی ـ اتخاذ شود و سازوکار جبران (در حد ممکن و مقتضی) پیش‌بینی گردد. تصمیمی که بدون محاسبه هزینه اتخاذ شود، با حزم و احتیاطِ لازمِ حاکم اسلامی ناسازگار است و تصمیمی عقلایی به شمار نمی‌آید. تفصیل آثار، موضوع فصل پنجم است؛ اما اصلِ «مسئولیت‌پذیری»، خود ضابطه‌ای فقهی ـ اخلاقی است: حاکم اسلامی، هم در برابر خدا، هم در برابر امت، و هم در برابر جامعه بین‌المللی، پاسخ‌گوی تصمیم خویش است؛ و این پاسخ‌گویی سه‌سویه، مهم‌ترین مهار در برابر تصمیم‌های شتاب‌زده و نسنجیده است.</w:t>
+        <w:t>ضابطه هشتم ـ پذیرش آثار و جبران‌پذیری (مسئولیت‌پذیری): تصمیم به عدول باید با «آگاهی کامل از هزینه‌ها» و «پذیرش آثار» آن ـ از جمله مسئولیت بین‌المللی احتمالی و هزینه‌های سیاسی و اقتصادی و آثار داخلی ـ گرفته شود و سازوکار جبران (در حد ممکن و مقتضی) پیش‌بینی گردد. تصمیمی که بدون محاسبه هزینه گرفته شود، با حزم و احتیاطِ لازمِ حاکم اسلامی نمی‌سازد و تصمیم عقلایی به حساب نمی‌آید؛ هرقدر هم نیتش خیر باشد. تفصیل آثار موضوع فصل پنجم است؛ ولی اصلِ «مسئولیت‌پذیری» خودش ضابطه‌ای فقهی ـ اخلاقی است: حاکم اسلامی هم در برابر خدا و هم در برابر امت و هم در برابر جامعه بین‌المللی پاسخ‌گوی تصمیم خودش است؛ و این پاسخ‌گویی سه‌سویه مهم‌ترین مهار در برابر تصمیم‌های شتاب‌زده و نسنجیده است.</w:t>
       </w:r>
     </w:p>
     <w:p>
@@ -6191,7 +6075,7 @@
           <w:sz w:val="28"/>
           <w:szCs w:val="28"/>
         </w:rPr>
-        <w:t>پاسخ پرسش‌های سؤال فرعی دوم: (۱) آیا هر مصلحتی مجوز عدول است؟ خیر؛ تنها مصلحت واقعی، اهم، نوعی و احرازشده. (۲) شرایط آن چیست؟ ضوابط هشت‌گانه بالا، به‌صورت هم‌افزا. (۳) چه کسی مصلحت را تشخیص می‌دهد؟ ولی فقیه در مقام تصمیم نهایی، با پشتوانه کارشناسی نهادهای تخصصی. (۴) معیار تشخیص چیست؟ اهم‌بودن عقلایی و احراز واقعیِ مستند. (۵) حدود اختیار کجاست؟ مقید به همین ضوابط؛ نه مطلق و نه معدوم. (۶) آیا ضرورت باید بالفعل باشد یا احتمال عقلایی کافی است؟ تزاحم واقعی شرط است، اما «خوف عقلایی مستند به قرائن» ـ به مقتضای «تَخَافَنَّ» در آیه انباذ و سیره پیش‌دستانه عقلا ـ کافی است و نیازی به وقوع بالفعل خسارت و تحمیل هزینه نیست؛ مشروط بر آن‌که خوف، مستند و عقلایی باشد نه موهوم و تبلیغاتی، و با اصل «تناسب میان شدت عدول و درجه اطمینان» همراه شود: هرچه عدول شدیدتر، اطمینان لازم عمیق‌تر.</w:t>
+        <w:t>حالا جواب پرسش‌های سؤال فرعی دوم را یک‌جا بدهم: (۱) آیا هر مصلحتی مجوز عدول است؟ نه؛ فقط مصلحت واقعی و اهم و نوعی و احرازشده. (۲) شرایطش چیست؟ همین ضوابط هشت‌گانه، به‌صورت هم‌افزا. (۳) چه کسی تشخیص می‌دهد؟ ولی فقیه در مقام تصمیم نهایی، با پشتوانه کارشناسی نهادهای تخصصی. (۴) معیار تشخیص چیست؟ اهم بودن عقلایی و احراز واقعیِ مستند. (۵) حدود اختیار کجاست؟ مقید به همین ضوابط؛ نه مطلق و نه معدوم. (۶) آیا ضرورت باید بالفعل باشد یا احتمال عقلایی کافی است؟ تزاحم واقعی شرط است، ولی «خوف عقلایی مستند به قرائن» ـ به مقتضای «تَخَافَنَّ» در آیه انباذ و سیره پیش‌دستانه عقلا ـ کافی است و لازم نیست بنشینیم تا خسارت واقع شود و بعد اقدام کنیم؛ مشروط به این‌که خوف مستند و عقلایی باشد نه موهوم و تبلیغاتی، و با اصل «تناسب میان شدت عدول و درجه اطمینان» همراه شود: هرچه عدول شدیدتر، اطمینان لازم عمیق‌تر.</w:t>
       </w:r>
     </w:p>
     <w:p>
@@ -6229,7 +6113,7 @@
           <w:sz w:val="28"/>
           <w:szCs w:val="28"/>
         </w:rPr>
-        <w:t>حاصل این فصل ـ که حاصل مرکزی کل رساله است ـ پاسخ به بخش فقهی سؤال اصلی و سؤال فرعی دوم است: ولی فقیه در مدیریت سرنوشت معاهدات بین‌المللی، «اختیار» دارد و مبنای این اختیار، ولایت عامه و مصلحت نظام در چارچوب «تزاحم» و قاعده «اهم و مهم» است؛ این اختیار با شش دسته دلیل (ولایت، مصلحت، قواعد ثانوی، انباذ، نفی سبیل، و سیره و قول مشهور) ثابت می‌شود و در برابر چهار شبهه مهم، پاسخ مستدل دارد؛ اما این اختیار، «مقید» به ضوابط هشت‌گانه (مصلحت واقعی و اهم، حداقلی‌بودن، تشخیص ولی فقیه با مشورت، تناسب، موقت‌بودن، اعلام و شفافیت، سقف آمره، و مسئولیت‌پذیری) است. بر همین اساس، «تعلیق موقتِ مصلحت‌سنجیده» اصلِ جایز، و «غدر و پیمان‌شکنی پنهانی» ممنوعِ مطلق است؛ و صورت‌های میانی، تابع شدت عدول و درجه اطمینان‌اند. اکنون باید دید این تصمیمِ مشروعِ داخلی، در سطح بین‌المللی چه سرنوشتی دارد؛ و این، موضوع فصل پنجم و پاسخ سؤال فرعی اول است.</w:t>
+        <w:t>حاصل این فصل ـ که حاصل مرکزی کل رساله است ـ جواب بخش فقهی سؤال اصلی و سؤال فرعی دوم است و در چند جمله خلاصه‌اش می‌کنم: ولی فقیه در مدیریت سرنوشت معاهدات بین‌المللی «اختیار» دارد و مبنای این اختیار ولایت عامه و مصلحت نظام در چارچوب «تزاحم» و قاعده «اهم و مهم» است؛ این اختیار با شش دسته دلیل (ولایت، مصلحت، قواعد ثانوی، انباذ، نفی سبیل، و سیره و قول مشهور) ثابت می‌شود و در برابر چهار شبهه مهم جواب مستدل دارد؛ ولی این اختیار «مقید» به ضوابط هشت‌گانه (مصلحت واقعی و اهم، حداقلی بودن، تشخیص ولی فقیه با مشورت، تناسب، موقت بودن، اعلام و شفافیت، سقف آمره، و مسئولیت‌پذیری) است. بر همین اساس، «تعلیق موقتِ مصلحت‌سنجیده» اصلِ جایز است و «غدر و پیمان‌شکنی پنهانی» ممنوعِ مطلق؛ و صورت‌های میانی تابع شدت عدول و درجه اطمینان‌اند. حالا باید دید این تصمیمِ مشروعِ داخلی در سطح بین‌المللی چه سرنوشتی پیدا می‌کند؛ و این موضوع فصل پنجم و جواب سؤال فرعی اول است.</w:t>
       </w:r>
     </w:p>
     <w:p>
@@ -6308,7 +6192,7 @@
           <w:sz w:val="28"/>
           <w:szCs w:val="28"/>
         </w:rPr>
-        <w:t>در بخش دوم، حکم فقهی مسئله روشن شد: عدول مصلحت‌سنجیده و ضابطه‌مند از تعهد، در چارچوب تزاحم و حکم حکومتی، جایز است. اما این پاسخ، تنها نیمی از مسئله است؛ زیرا تصمیم ولی فقیه، در خلأ اتخاذ نمی‌شود، بلکه در برابر دولت‌های دیگر و در نظام حقوق بین‌الملل آثار مستقیم و جدی دارد. حاکمی که از این آثار بی‌خبر باشد، نمی‌تواند مصلحت را به‌درستی بسنجد و تصمیم او ناقص خواهد بود. ازاین‌رو، این فصل ـ که پاسخ‌گوی سؤال فرعی اول است ـ در پنج گفتار، نخست تاریخچه و چارچوب مسئولیت بین‌المللی، سپس انتساب تصمیم به دولت، آنگاه تحقق نقض و تفکیک سه‌گانه سطوح تحلیل، سپس اسباب رافع و آثار و راهبردهای کاهش مسئولیت، و سرانجام جایگاه حقوق اساسی تصمیم را بررسی می‌کند.</w:t>
+        <w:t>در بخش دوم حکم فقهی مسئله روشن شد: عدول مصلحت‌سنجیده و ضابطه‌مند از تعهد، در چارچوب تزاحم و حکم حکومتی، جایز است. ولی این جواب فقط نیمی از مسئله است؛ چون تصمیم ولی فقیه در خلأ گرفته نمی‌شود، بلکه در برابر دولت‌های دیگر و در نظام حقوق بین‌الملل آثار مستقیم و جدی دارد. حاکمی که از این آثار بی‌خبر باشد نمی‌تواند مصلحت را درست بسنجد و تصمیمش ناقص می‌ماند. به همین خاطر این فصل ـ که جواب سؤال فرعی اول است ـ در پنج گفتار جلو می‌رود: اول چارچوب مسئولیت بین‌المللی و تاریخچه‌اش، بعد انتساب تصمیم به دولت، بعد تحقق نقض و تفکیک سه‌گانه سطوح تحلیل، بعد اسباب رافع و آثار و راهبردهای کاهش مسئولیت، و آخر جایگاه حقوق اساسی تصمیم.</w:t>
       </w:r>
     </w:p>
     <w:p>
@@ -6365,7 +6249,7 @@
           <w:sz w:val="28"/>
           <w:szCs w:val="28"/>
         </w:rPr>
-        <w:t>نظام مسئولیت بین‌المللی دولت‌ها، حاصل دهه‌ها کار کمیسیون حقوق بین‌الملل ـ رکن فرعی مجمع عمومی سازمان ملل متحد ـ است. این کمیسیون از دهه ۱۹۵۰، موضوع مسئولیت را در دستور کار خود قرار داد و گزارشگران ویژه متعددی ـ از جمله روبرتو آگو که چارچوب بنیادین تفکیک «قواعد اولیه» (تعهدات ماهوی) از «قواعد ثانویه» (آثار نقض) را پایه‌گذاری کرد ـ بر روی آن کار کردند. سرانجام، پیش‌نویس نهایی به گزارشگری جیمز کرافورد در سال ۲۰۰۱ به تصویب کمیسیون رسید و مجمع عمومی نیز آن را مورد توجه قرار داد.</w:t>
+        <w:t>نظام مسئولیت بین‌المللی دولت‌ها حاصل دهه‌ها کار کمیسیون حقوق بین‌الملل ـ رکن فرعی مجمع عمومی سازمان ملل ـ است. این کمیسیون از دهه ۱۹۵۰ موضوع مسئولیت را در دستور کارش گذاشت و گزارشگران ویژه متعددی رویش کار کردند؛ از جمله روبرتو آگو که چارچوب بنیادین تفکیک «قواعد اولیه» (تعهدات ماهوی) از «قواعد ثانویه» (آثار نقض) را پایه‌گذاری کرد. سرانجام پیش‌نویس نهایی به گزارشگری جیمز کرافورد در سال ۲۰۰۱ در کمیسیون تصویب شد و مجمع عمومی هم آن را مورد توجه قرار داد.</w:t>
       </w:r>
       <w:r>
         <w:rPr>
@@ -6376,7 +6260,7 @@
           <w:szCs w:val="28"/>
           <w:vertAlign w:val="superscript"/>
         </w:rPr>
-        <w:footnoteReference w:id="59"/>
+        <w:footnoteReference w:id="50"/>
       </w:r>
     </w:p>
     <w:p>
@@ -6395,7 +6279,7 @@
           <w:sz w:val="28"/>
           <w:szCs w:val="28"/>
         </w:rPr>
-        <w:t>نتیجه این تلاش نیم‌قرنه، «طرح مواد مسئولیت بین‌المللی دولت‌ها» در ۵۹ ماده است که هرچند خود به‌صورت کنوانسیون لازم‌الاجرا درنیامده، اما بسیاری از قواعد آن ـ چنان‌که رویه دیوان بین‌المللی دادگستری نشان می‌دهد ـ جنبه عرفی یافته و مرجع اصلی تحلیل مسئولیت در حقوق بین‌الملل معاصر به شمار می‌آید. ساختار طرح، چهار بخش دارد: عمل متخلفانه (ارکان و انتساب)، محتوای مسئولیت (توقف و جبران)، اجرای مسئولیت (استناد و اقدام متقابل)، و مقررات عمومی. در این رساله، تنها به‌اندازه نیاز مسئله ـ یعنی ارکان مسئولیت، اسباب رافع و آثار ـ به این طرح پرداخته می‌شود.</w:t>
+        <w:t>نتیجه این تلاش نیم‌قرنه «طرح مواد مسئولیت بین‌المللی دولت‌ها» در ۵۹ ماده است که هرچند خودش به‌صورت کنوانسیون لازم‌الاجرا درنیامده، ولی خیلی از قواعدش ـ چنان‌که رویه دیوان نشان می‌دهد ـ جنبه عرفی پیدا کرده و امروز مرجع اصلی تحلیل مسئولیت در حقوق بین‌الملل معاصر است. ساختارش چهار بخش دارد: عمل متخلفانه (ارکان و انتساب)، محتوای مسئولیت (توقف و جبران)، اجرای مسئولیت (استناد و اقدام متقابل)، و مقررات عمومی. در این رساله فقط به‌اندازه نیاز مسئله ـ یعنی ارکان مسئولیت و اسباب رافع و آثار ـ به این طرح می‌پردازم و وارد تفاصیلش نمی‌شوم.</w:t>
       </w:r>
     </w:p>
     <w:p>
@@ -6433,7 +6317,7 @@
           <w:sz w:val="28"/>
           <w:szCs w:val="28"/>
         </w:rPr>
-        <w:t>به موجب ماده ۱ طرح مسئولیت، «هر عمل متخلفانه بین‌المللی دولت، موجب مسئولیت بین‌المللی آن است»؛ و به موجب ماده ۲، عمل متخلفانه دو رکن دارد: (الف) انتساب رفتار (فعل یا ترک فعل) به دولت بر اساس حقوق بین‌الملل، و (ب) نقض تعهد بین‌المللی دولت توسط آن رفتار.</w:t>
+        <w:t>طبق ماده ۱ طرح، «هر عمل متخلفانه بین‌المللی دولت، موجب مسئولیت بین‌المللی آن است»؛ و طبق ماده ۲، عمل متخلفانه دو رکن دارد: (الف) انتساب رفتار (فعل یا ترک فعل) به دولت بر اساس حقوق بین‌الملل، و (ب) نقض تعهد بین‌المللی دولت توسط آن رفتار.</w:t>
       </w:r>
       <w:r>
         <w:rPr>
@@ -6444,17 +6328,17 @@
           <w:szCs w:val="28"/>
           <w:vertAlign w:val="superscript"/>
         </w:rPr>
-        <w:footnoteReference w:id="60"/>
-      </w:r>
-      <w:r>
-        <w:rPr>
-          <w:rFonts w:ascii="B Lotus" w:hAnsi="B Lotus" w:cs="B Lotus" w:eastAsia="B Lotus"/>
-          <w:b w:val="0"/>
-          <w:i w:val="0"/>
-          <w:sz w:val="28"/>
-          <w:szCs w:val="28"/>
-        </w:rPr>
-        <w:t xml:space="preserve"> هر دو رکن باید با هم محقق شوند: رفتار منتسبِ بدون نقض، مسئولیت نمی‌آورد (مانند اقدام قانونی دولت) و نقضِ بدون انتساب نیز مسئولیت دولت را در پی ندارد (مانند رفتار اشخاص خصوصیِ غیرمنتسب). در ادامه، هر یک از این دو رکن بر مسئله این رساله تطبیق داده می‌شود.</w:t>
+        <w:footnoteReference w:id="51"/>
+      </w:r>
+      <w:r>
+        <w:rPr>
+          <w:rFonts w:ascii="B Lotus" w:hAnsi="B Lotus" w:cs="B Lotus" w:eastAsia="B Lotus"/>
+          <w:b w:val="0"/>
+          <w:i w:val="0"/>
+          <w:sz w:val="28"/>
+          <w:szCs w:val="28"/>
+        </w:rPr>
+        <w:t xml:space="preserve"> هر دو رکن باید با هم باشند: رفتارِ منتسبِ بدون نقض مسئولیتی نمی‌آورد (مثل اقدام قانونی دولت) و نقضِ بدون انتساب هم مسئولیت دولت را در پی ندارد (مثل رفتار اشخاص خصوصیِ غیرمنتسب). در ادامه هرکدام از این دو رکن را بر مسئله خودم تطبیق می‌دهم.</w:t>
       </w:r>
     </w:p>
     <w:p>
@@ -6511,7 +6395,7 @@
           <w:sz w:val="28"/>
           <w:szCs w:val="28"/>
         </w:rPr>
-        <w:t>قاعده بنیادین انتساب در ماده ۴ طرح مسئولیت آمده است: «رفتار هر رکن دولت ـ اعم از مقننه، مجریه یا قضائیه، و اعم از مرکزی یا محلی، و عالی یا دانی، و با هر کارکردی ـ عمل دولت محسوب می‌شود».</w:t>
+        <w:t>قاعده بنیادین انتساب در ماده ۴ طرح آمده: «رفتار هر رکن دولت ـ اعم از مقننه و مجریه و قضائیه، و اعم از مرکزی یا محلی، و عالی یا دانی، و با هر کارکردی ـ عمل دولت محسوب می‌شود».</w:t>
       </w:r>
       <w:r>
         <w:rPr>
@@ -6522,17 +6406,17 @@
           <w:szCs w:val="28"/>
           <w:vertAlign w:val="superscript"/>
         </w:rPr>
-        <w:footnoteReference w:id="61"/>
-      </w:r>
-      <w:r>
-        <w:rPr>
-          <w:rFonts w:ascii="B Lotus" w:hAnsi="B Lotus" w:cs="B Lotus" w:eastAsia="B Lotus"/>
-          <w:b w:val="0"/>
-          <w:i w:val="0"/>
-          <w:sz w:val="28"/>
-          <w:szCs w:val="28"/>
-        </w:rPr>
-        <w:t xml:space="preserve"> منطق این قاعده روشن است: دولت، شخصیتی حقوقی است که تنها از طریق ارکان انسانی خود عمل می‌کند؛ پس رفتار ارکان، رفتار خود دولت است. ملاک، «سمت رسمی» است نه رتبه، نه قوه، و نه انگیزه شخصی.</w:t>
+        <w:footnoteReference w:id="52"/>
+      </w:r>
+      <w:r>
+        <w:rPr>
+          <w:rFonts w:ascii="B Lotus" w:hAnsi="B Lotus" w:cs="B Lotus" w:eastAsia="B Lotus"/>
+          <w:b w:val="0"/>
+          <w:i w:val="0"/>
+          <w:sz w:val="28"/>
+          <w:szCs w:val="28"/>
+        </w:rPr>
+        <w:t xml:space="preserve"> منطقش هم روشن است: دولت شخصیتی حقوقی است که فقط از طریق ارکان انسانی‌اش عمل می‌کند؛ پس رفتار ارکان، رفتار خود دولت است. ملاک «سمت رسمی» است؛ نه رتبه، نه قوه، نه انگیزه شخصی.</w:t>
       </w:r>
     </w:p>
     <w:p>
@@ -6551,7 +6435,7 @@
           <w:sz w:val="28"/>
           <w:szCs w:val="28"/>
         </w:rPr>
-        <w:t>سه تکمله مهم بر این قاعده وجود دارد که هر سه برای مسئله ما اهمیت دارند: تکمله یکم (ماده ۷): حتی اگر رکن دولت «از حدود صلاحیت خود تجاوز کرده» یا «برخلاف دستورات» عمل کرده باشد، رفتار او ـ در صورتی که در سمت رسمی و با ابزار حکومتی انجام شده باشد ـ همچنان به دولت منتسب است.</w:t>
+        <w:t>سه تکمله مهم بر این قاعده هست که هر سه برای مسئله من کاربرد دارند. تکمله اول (ماده ۷): حتی اگر رکن دولت «از حدود صلاحیتش تجاوز کرده» یا «برخلاف دستورات» عمل کرده باشد، رفتارش ـ اگر در سمت رسمی و با ابزار حکومتی انجام شده باشد ـ باز هم به دولت منتسب است.</w:t>
       </w:r>
       <w:r>
         <w:rPr>
@@ -6562,17 +6446,17 @@
           <w:szCs w:val="28"/>
           <w:vertAlign w:val="superscript"/>
         </w:rPr>
-        <w:footnoteReference w:id="62"/>
-      </w:r>
-      <w:r>
-        <w:rPr>
-          <w:rFonts w:ascii="B Lotus" w:hAnsi="B Lotus" w:cs="B Lotus" w:eastAsia="B Lotus"/>
-          <w:b w:val="0"/>
-          <w:i w:val="0"/>
-          <w:sz w:val="28"/>
-          <w:szCs w:val="28"/>
-        </w:rPr>
-        <w:t xml:space="preserve"> منطق این قاعده، حمایت از اعتماد طرف‌های مقابل و ثبات روابط بین‌المللی است: دولت دیگر نمی‌تواند (و نباید) در صلاحیت‌های داخلی و سلسله‌مراتب اداری دولت طرف، کندوکاو کند و حسن نیت او باید حمایت شود. تکمله دوم (ماده ۸): رفتار اشخاص یا گروه‌هایی که «تحت هدایت یا کنترل» دولت عمل می‌کنند نیز منتسب است.</w:t>
+        <w:footnoteReference w:id="53"/>
+      </w:r>
+      <w:r>
+        <w:rPr>
+          <w:rFonts w:ascii="B Lotus" w:hAnsi="B Lotus" w:cs="B Lotus" w:eastAsia="B Lotus"/>
+          <w:b w:val="0"/>
+          <w:i w:val="0"/>
+          <w:sz w:val="28"/>
+          <w:szCs w:val="28"/>
+        </w:rPr>
+        <w:t xml:space="preserve"> منطقش حمایت از اعتماد طرف‌های مقابل و ثبات روابط بین‌المللی است: دولت دیگر نمی‌تواند (و نباید) در صلاحیت‌های داخلی و سلسله‌مراتب اداری دولت طرف کندوکاو کند و حسن نیتش باید حمایت شود. تکمله دوم (ماده ۸): رفتار اشخاص یا گروه‌هایی که «تحت هدایت یا کنترل» دولت عمل می‌کنند هم منتسب است.</w:t>
       </w:r>
       <w:r>
         <w:rPr>
@@ -6583,17 +6467,17 @@
           <w:szCs w:val="28"/>
           <w:vertAlign w:val="superscript"/>
         </w:rPr>
-        <w:footnoteReference w:id="63"/>
-      </w:r>
-      <w:r>
-        <w:rPr>
-          <w:rFonts w:ascii="B Lotus" w:hAnsi="B Lotus" w:cs="B Lotus" w:eastAsia="B Lotus"/>
-          <w:b w:val="0"/>
-          <w:i w:val="0"/>
-          <w:sz w:val="28"/>
-          <w:szCs w:val="28"/>
-        </w:rPr>
-        <w:t xml:space="preserve"> تکمله سوم (ماده ۱۱): حتی رفتار اشخاص خصوصی نیز، هرگاه دولت آن را «تأیید و به‌مثابه عمل خود بپذیرد»، به دولت منتسب می‌شود.</w:t>
+        <w:footnoteReference w:id="54"/>
+      </w:r>
+      <w:r>
+        <w:rPr>
+          <w:rFonts w:ascii="B Lotus" w:hAnsi="B Lotus" w:cs="B Lotus" w:eastAsia="B Lotus"/>
+          <w:b w:val="0"/>
+          <w:i w:val="0"/>
+          <w:sz w:val="28"/>
+          <w:szCs w:val="28"/>
+        </w:rPr>
+        <w:t xml:space="preserve"> و تکمله سوم (ماده ۱۱): حتی رفتار اشخاص خصوصی هم، هر وقت دولت آن را «تأیید و به‌مثابه عمل خودش بپذیرد»، به دولت منتسب می‌شود.</w:t>
       </w:r>
       <w:r>
         <w:rPr>
@@ -6604,17 +6488,17 @@
           <w:szCs w:val="28"/>
           <w:vertAlign w:val="superscript"/>
         </w:rPr>
-        <w:footnoteReference w:id="64"/>
-      </w:r>
-      <w:r>
-        <w:rPr>
-          <w:rFonts w:ascii="B Lotus" w:hAnsi="B Lotus" w:cs="B Lotus" w:eastAsia="B Lotus"/>
-          <w:b w:val="0"/>
-          <w:i w:val="0"/>
-          <w:sz w:val="28"/>
-          <w:szCs w:val="28"/>
-        </w:rPr>
-        <w:t xml:space="preserve"> دیوان بین‌المللی دادگستری در قضیه مشهور «کارکنان دیپلماتیک و کنسولی آمریکا در تهران» (۱۹۸۰) همین منطق را به کار بست و رفتار اشغال‌کنندگان سفارت را ـ که در آغاز عمل اشخاص خصوصی بود ـ به دلیل تأیید بعدی مقامات ایران، به دولت ایران منتسب دانست.</w:t>
+        <w:footnoteReference w:id="55"/>
+      </w:r>
+      <w:r>
+        <w:rPr>
+          <w:rFonts w:ascii="B Lotus" w:hAnsi="B Lotus" w:cs="B Lotus" w:eastAsia="B Lotus"/>
+          <w:b w:val="0"/>
+          <w:i w:val="0"/>
+          <w:sz w:val="28"/>
+          <w:szCs w:val="28"/>
+        </w:rPr>
+        <w:t xml:space="preserve"> دیوان در قضیه مشهور «کارکنان دیپلماتیک و کنسولی آمریکا در تهران» (۱۹۸۰) همین منطق را به کار بست و رفتار اشغال‌کنندگان سفارت را ـ که اولش عمل اشخاص خصوصی بود ـ به دلیل تأیید بعدی مقامات ایران، به دولت ایران منتسب دانست.</w:t>
       </w:r>
       <w:r>
         <w:rPr>
@@ -6625,7 +6509,7 @@
           <w:szCs w:val="28"/>
           <w:vertAlign w:val="superscript"/>
         </w:rPr>
-        <w:footnoteReference w:id="65"/>
+        <w:footnoteReference w:id="56"/>
       </w:r>
     </w:p>
     <w:p>
@@ -6663,7 +6547,7 @@
           <w:sz w:val="28"/>
           <w:szCs w:val="28"/>
         </w:rPr>
-        <w:t>تطبیق این قواعد بر مسئله ما، قاطع و بی‌ابهام است و جای هیچ تردیدی باقی نمی‌گذارد: ولی فقیه، عالی‌ترین مقام دولت جمهوری اسلامی ایران است و تصمیم او درباره سرنوشت یک معاهده، بی‌تردید «رفتار رکن دولت در سمت رسمی» محسوب می‌شود. بنابراین چهار نتیجه به دست می‌آید:</w:t>
+        <w:t>تطبیق این قواعد بر مسئله من قاطع و بی‌ابهام است و جای هیچ تردیدی باقی نمی‌گذارد. ولی فقیه عالی‌ترین مقام دولت جمهوری اسلامی ایران است و تصمیمش درباره سرنوشت یک معاهده بی‌تردید «رفتار رکن دولت در سمت رسمی» به حساب می‌آید. پس چهار نتیجه می‌گیرم:</w:t>
       </w:r>
     </w:p>
     <w:p>
@@ -6682,7 +6566,7 @@
           <w:sz w:val="28"/>
           <w:szCs w:val="28"/>
         </w:rPr>
-        <w:t>نتیجه یکم: تصمیم ولی فقیه مبنی بر تعلیق یا نقض معاهده، به دولت جمهوری اسلامی ایران «منتسب» می‌شود؛ خواه این تصمیم در چارچوب صلاحیت‌های مصرح قانون اساسی باشد، خواه فراتر از آن (به مقتضای ماده ۷، تجاوز از صلاحیت داخلی، مانع انتساب نیست و دولت نمی‌تواند در برابر طرف خارجی به محدودیت‌های داخلی خود استناد کند).</w:t>
+        <w:t>نتیجه اول: تصمیم ولی فقیه مبنی بر تعلیق یا نقض معاهده، به دولت ایران «منتسب» می‌شود؛ خواه این تصمیم در چارچوب صلاحیت‌های مصرح قانون اساسی باشد، خواه فراتر از آن. به مقتضای ماده ۷، تجاوز از صلاحیت داخلی مانع انتساب نیست و دولت نمی‌تواند در برابر طرف خارجی به محدودیت‌های داخلی خودش استناد کند. این نکته را خوب توجه کنید؛ خیلی‌ها گمان می‌کنند اگر تصمیم «فراقانونی» باشد، دیگر به دولت منتسب نمی‌شود؛ دقیقاً برعکس است.</w:t>
       </w:r>
     </w:p>
     <w:p>
@@ -6701,7 +6585,7 @@
           <w:sz w:val="28"/>
           <w:szCs w:val="28"/>
         </w:rPr>
-        <w:t>نتیجه دوم: به طریق اولی، هرگاه سایر ارکان دولت (رئیس‌جمهور، وزیر امور خارجه، مجلس شورای اسلامی) تصمیم ولی فقیه را اجرا، تأیید یا همراهی کنند، رفتار آنان نیز به دولت منتسب است و زنجیره انتساب، کامل و چندلایه می‌شود.</w:t>
+        <w:t>نتیجه دوم: به طریق اولی، هر وقت سایر ارکان دولت (رئیس‌جمهور، وزیر خارجه، مجلس) تصمیم ولی فقیه را اجرا یا تأیید یا همراهی کنند، رفتار آن‌ها هم به دولت منتسب است و زنجیره انتساب کامل و چندلایه می‌شود.</w:t>
       </w:r>
     </w:p>
     <w:p>
@@ -6720,7 +6604,7 @@
           <w:sz w:val="28"/>
           <w:szCs w:val="28"/>
         </w:rPr>
-        <w:t>نتیجه سوم: استدلال به این‌که «تصمیم ولی فقیه، تصمیم شخصی یا مذهبی اوست نه تصمیم دولت»، در حقوق بین‌الملل پذیرفته نیست و هیچ دادگاهی آن را نمی‌پذیرد؛ زیرا ملاک انتساب، «سمت رسمی» است نه انگیزه شخصی یا ماهیت دینی تصمیم؛ و ولی فقیه در نظام جمهوری اسلامی ایران، در عالی‌ترین سمت رسمی قرار دارد و تصمیم او، رسمی‌ترین تصمیم ممکن است.</w:t>
+        <w:t>نتیجه سوم: این استدلال که «تصمیم ولی فقیه تصمیم شخصی یا مذهبی اوست نه تصمیم دولت»، در حقوق بین‌الملل خریداری ندارد و هیچ دادگاهی قبولش نمی‌کند؛ چون ملاک انتساب «سمت رسمی» است نه انگیزه شخصی یا ماهیت دینی تصمیم؛ و ولی فقیه در نظام ما در عالی‌ترین سمت رسمی نشسته و تصمیمش رسمی‌ترین تصمیم ممکن است.</w:t>
       </w:r>
     </w:p>
     <w:p>
@@ -6739,7 +6623,7 @@
           <w:sz w:val="28"/>
           <w:szCs w:val="28"/>
         </w:rPr>
-        <w:t>نتیجه چهارم: حتی اگر ـ فرض محال ـ تصمیم ولی فقیه را عمل شخصی بشماریم، به محض آن‌که دولت ایران آن را اجرا یا تأیید کند، به مقتضای ماده ۱۱ (تأیید و پذیرش بعدی)، به دولت منتسب می‌شود؛ چنان‌که در قضیه گروگان‌ها رخ داد.</w:t>
+        <w:t>و نتیجه چهارم: حتی اگر ـ فرض محال ـ تصمیم ولی فقیه را عمل شخصی بشماریم، به محض این‌که دولت ایران آن را اجرا یا تأیید کند، به مقتضای ماده ۱۱ (تأیید و پذیرش بعدی) به دولت منتسب می‌شود؛ درست مثل چیزی که در قضیه گروگان‌ها رخ داد.</w:t>
       </w:r>
     </w:p>
     <w:p>
@@ -6758,7 +6642,7 @@
           <w:sz w:val="28"/>
           <w:szCs w:val="28"/>
         </w:rPr>
-        <w:t>نتیجه این گفتار: رکن نخست مسئولیت (انتساب) در مسئله ما به‌طور کامل، قطعی و چندلایه محقق است و هیچ راه گریزی از آن وجود ندارد. پرسش بعدی آن است که آیا رکن دوم (نقض تعهد) نیز محقق می‌شود یا نه؛ و پاسخ، در گرو تفکیک دقیق سطوح تحلیل است.</w:t>
+        <w:t>نتیجه این گفتار: رکن اول مسئولیت (انتساب) در مسئله ما به‌طور کامل و قطعی و چندلایه محقق است و هیچ راه گریزی از آن وجود ندارد. حالا پرسش بعدی این است که آیا رکن دوم (نقض تعهد) هم محقق می‌شود یا نه؛ و جوابش در گرو تفکیک دقیق سطوح تحلیل است که می‌رویم سراغش.</w:t>
       </w:r>
     </w:p>
     <w:p>
@@ -6815,7 +6699,7 @@
           <w:sz w:val="28"/>
           <w:szCs w:val="28"/>
         </w:rPr>
-        <w:t>به موجب ماده ۱۲ طرح مسئولیت، «نقض تعهد بین‌المللی هنگامی رخ می‌دهد که رفتار دولت، با آن‌چه تعهد از او می‌خواهد، منطبق نباشد».</w:t>
+        <w:t>طبق ماده ۱۲ طرح، «نقض تعهد بین‌المللی وقتی رخ می‌دهد که رفتار دولت با آن‌چه تعهد از او می‌خواهد منطبق نباشد».</w:t>
       </w:r>
       <w:r>
         <w:rPr>
@@ -6826,17 +6710,17 @@
           <w:szCs w:val="28"/>
           <w:vertAlign w:val="superscript"/>
         </w:rPr>
-        <w:footnoteReference w:id="66"/>
-      </w:r>
-      <w:r>
-        <w:rPr>
-          <w:rFonts w:ascii="B Lotus" w:hAnsi="B Lotus" w:cs="B Lotus" w:eastAsia="B Lotus"/>
-          <w:b w:val="0"/>
-          <w:i w:val="0"/>
-          <w:sz w:val="28"/>
-          <w:szCs w:val="28"/>
-        </w:rPr>
-        <w:t xml:space="preserve"> ملاک، «عینی» و «تطبیقی» است: مقایسه رفتار دولت با متن تعهد؛ و انگیزه، حسن نیت، اضطرار داخلی یا مجوز شرعی و قانونی دولت، در «تحقق» نقض هیچ نقشی ندارد (هرچند ممکن است در «رافع‌بودن» یا در «تخفیف آثار» مؤثر باشد). بنابراین، هرگاه دولت ایران ـ به هر دلیلی، از جمله تصمیم ولی فقیه ـ از اجرای تعهد معاهده‌ای خود سرباز زند، «نقض» محقق شده است؛ مگر آن‌که رفتار او در قالب یکی از نهادهای موجه (تعلیق موجه، خاتمه موجه، یا اسباب رافع وصف متخلفانه) بگنجد.</w:t>
+        <w:footnoteReference w:id="57"/>
+      </w:r>
+      <w:r>
+        <w:rPr>
+          <w:rFonts w:ascii="B Lotus" w:hAnsi="B Lotus" w:cs="B Lotus" w:eastAsia="B Lotus"/>
+          <w:b w:val="0"/>
+          <w:i w:val="0"/>
+          <w:sz w:val="28"/>
+          <w:szCs w:val="28"/>
+        </w:rPr>
+        <w:t xml:space="preserve"> ملاک «عینی» و «تطبیقی» است: مقایسه رفتار دولت با متن تعهد؛ و انگیزه و حسن نیت و اضطرار داخلی و مجوز شرعی و قانونی دولت، در «تحقق» نقض هیچ نقشی ندارد (هرچند ممکن است در «رافع بودن» یا «تخفیف آثار» مؤثر باشد). پس هر وقت دولت ایران ـ به هر دلیلی، از جمله تصمیم ولی فقیه ـ از اجرای تعهد معاهده‌ای‌اش سرباز بزند، «نقض» محقق شده؛ مگر این‌که رفتارش در قالب یکی از نهادهای موجه (تعلیق موجه، خاتمه موجه، یا اسباب رافع وصف متخلفانه) بگنجد.</w:t>
       </w:r>
     </w:p>
     <w:p>
@@ -6855,7 +6739,7 @@
           <w:sz w:val="28"/>
           <w:szCs w:val="28"/>
         </w:rPr>
-        <w:t>طرح مسئولیت، اقسام نقض را نیز از جهت زمانی تحلیل کرده است: نقض ممکن است «آنی» باشد (مانند تصویب یک قانون مغایر با تعهد)، «مستمر» باشد (مانند اشغال غیرقانونی که هر لحظه استمرار می‌یابد)، یا «مرکب» باشد (مانند مجموعه اقداماتی که در کنار هم، نقض را تشکیل می‌دهند).</w:t>
+        <w:t>طرح اقسام نقض را هم از جهت زمانی تحلیل کرده: نقض ممکن است «آنی» باشد (مثل تصویب یک قانون مغایر با تعهد)، «مستمر» باشد (مثل اشغالی که هر لحظه استمرار می‌یابد)، یا «مرکب» باشد (مثل مجموعه اقداماتی که کنار هم نقض را می‌سازند).</w:t>
       </w:r>
       <w:r>
         <w:rPr>
@@ -6866,17 +6750,17 @@
           <w:szCs w:val="28"/>
           <w:vertAlign w:val="superscript"/>
         </w:rPr>
-        <w:footnoteReference w:id="67"/>
-      </w:r>
-      <w:r>
-        <w:rPr>
-          <w:rFonts w:ascii="B Lotus" w:hAnsi="B Lotus" w:cs="B Lotus" w:eastAsia="B Lotus"/>
-          <w:b w:val="0"/>
-          <w:i w:val="0"/>
-          <w:sz w:val="28"/>
-          <w:szCs w:val="28"/>
-        </w:rPr>
-        <w:t xml:space="preserve"> اهمیت این تفکیک برای مسئله ما آن است که «تعلیق» معمولاً نقضی مستمر است (تا زمانی که ادامه دارد، هر لحظه نقض تازه‌ای رخ می‌دهد، مگر آن‌که موجه باشد) و همین استمرار، در محاسبه خسارت و جبران مؤثر است.</w:t>
+        <w:footnoteReference w:id="58"/>
+      </w:r>
+      <w:r>
+        <w:rPr>
+          <w:rFonts w:ascii="B Lotus" w:hAnsi="B Lotus" w:cs="B Lotus" w:eastAsia="B Lotus"/>
+          <w:b w:val="0"/>
+          <w:i w:val="0"/>
+          <w:sz w:val="28"/>
+          <w:szCs w:val="28"/>
+        </w:rPr>
+        <w:t xml:space="preserve"> اهمیتش برای مسئله من این است که «تعلیق» معمولاً نقضی مستمر است (تا وقتی ادامه دارد، هر لحظه‌اش نقض تازه‌ای است، مگر این‌که موجه باشد) و همین استمرار در محاسبه خسارت و جبران اثر می‌گذارد.</w:t>
       </w:r>
     </w:p>
     <w:p>
@@ -6895,7 +6779,7 @@
           <w:sz w:val="28"/>
           <w:szCs w:val="28"/>
         </w:rPr>
-        <w:t>در این‌جا ماده ۲۷ کنوانسیون وین ـ که در فصل دوم گذشت ـ نقش قاطع و نهایی دارد: «هیچ طرفی نمی‌تواند به مقررات حقوق داخلی خود به‌عنوان توجیهی برای عدم اجرای معاهده استناد کند». حکم حکومتی ولی فقیه، مصلحت نظام، قانون اساسی، و حتی احکام شرع، همگی از نظر حقوق بین‌الملل، «حقوق داخلی» محسوب می‌شوند و هیچ‌یک نمی‌توانند توجیه عدم اجرا در برابر طرف مقابل باشند. طرح مسئولیت نیز همین منطق را در مرحله جبران تکرار کرده است: دولت مسئول نمی‌تواند برای شانه‌خالی‌کردن از جبران خسارت، به حقوق داخلی خود استناد کند.</w:t>
+        <w:t>و این‌جا ماده ۲۷ کنوانسیون وین ـ که در فصل دوم گذشت ـ نقش قاطع و نهایی را بازی می‌کند: «هیچ طرفی نمی‌تواند به مقررات حقوق داخلی خود به‌عنوان توجیهی برای عدم اجرای معاهده استناد کند». حکم حکومتی ولی فقیه، مصلحت نظام، قانون اساسی، و حتی احکام شرع، همه از نظر حقوق بین‌الملل «حقوق داخلی» به حساب می‌آیند و هیچ‌کدام نمی‌توانند توجیه عدم اجرا در برابر طرف مقابل باشند. طرح هم همین منطق را در مرحله جبران تکرار کرده: دولت مسئول نمی‌تواند برای شانه خالی کردن از جبران خسارت به حقوق داخلی خودش استناد کند.</w:t>
       </w:r>
       <w:r>
         <w:rPr>
@@ -6906,17 +6790,17 @@
           <w:szCs w:val="28"/>
           <w:vertAlign w:val="superscript"/>
         </w:rPr>
-        <w:footnoteReference w:id="68"/>
-      </w:r>
-      <w:r>
-        <w:rPr>
-          <w:rFonts w:ascii="B Lotus" w:hAnsi="B Lotus" w:cs="B Lotus" w:eastAsia="B Lotus"/>
-          <w:b w:val="0"/>
-          <w:i w:val="0"/>
-          <w:sz w:val="28"/>
-          <w:szCs w:val="28"/>
-        </w:rPr>
-        <w:t xml:space="preserve"> این دو ماده (۲۷ وین و ۳۲ طرح)، دیوار بلندی میان «نظام داخلی» و «نظام بین‌المللی» می‌کشند و هرگونه توهمِ سرایتِ جواز داخلی به سطح بین‌المللی را از بین می‌برند.</w:t>
+        <w:footnoteReference w:id="59"/>
+      </w:r>
+      <w:r>
+        <w:rPr>
+          <w:rFonts w:ascii="B Lotus" w:hAnsi="B Lotus" w:cs="B Lotus" w:eastAsia="B Lotus"/>
+          <w:b w:val="0"/>
+          <w:i w:val="0"/>
+          <w:sz w:val="28"/>
+          <w:szCs w:val="28"/>
+        </w:rPr>
+        <w:t xml:space="preserve"> این دو ماده (۲۷ وین و ۳۲ طرح) دیوار بلندی میان «نظام داخلی» و «نظام بین‌المللی» می‌کشند و هر توهمی را درباره سرایت جواز داخلی به سطح بین‌المللی از بین می‌برند. این را باید با صدای بلند گفت، چون خیلی‌ها ـ حتی بعضی خواص ـ در همین نقطه دچار توهم‌اند.</w:t>
       </w:r>
     </w:p>
     <w:p>
@@ -6954,7 +6838,7 @@
           <w:sz w:val="28"/>
           <w:szCs w:val="28"/>
         </w:rPr>
-        <w:t>از بحث بالا، مهم‌ترین و کاربردی‌ترین تفکیک تحلیلی این رساله به دست می‌آید: سه پرسش باید قاطعانه از یکدیگر جدا شوند، زیرا هر یک مرجع داوری، معیار ارزیابی و پاسخ خاص خود را دارد و خلط میان آن‌ها، منشأ خطاهای فاحش نظری و عملی است:</w:t>
+        <w:t>از بحث بالا مهم‌ترین و کاربردی‌ترین تفکیک تحلیلی این رساله درمی‌آید. سه پرسش را باید قاطعانه از هم جدا کرد، چون هرکدام مرجع داوری و معیار ارزیابی و جواب خاص خودشان را دارند و قاطی کردنشان منشأ خطاهای فاحش نظری و عملی است:</w:t>
       </w:r>
     </w:p>
     <w:p>
@@ -6973,7 +6857,7 @@
           <w:sz w:val="28"/>
           <w:szCs w:val="28"/>
         </w:rPr>
-        <w:t>سطح یکم، «جواز فقهی» است: پرسش آن است که آیا عدول، از نظر شرع جایز است؟ مرجع داوری، فقه امامیه و ولی فقیه است؛ معیار، ادله شرعی و مصلحت واقعی است؛ و پاسخ ـ چنان‌که در فصل چهارم مستدل شد ـ مثبتِ مقید است: آری، به‌صورت ضابطه‌مند و در چارچوب تزاحم و حکم حکومتی.</w:t>
+        <w:t>سطح اول، «جواز فقهی» است. پرسشش این است که آیا عدول از نظر شرع جایز است؟ مرجع داوری‌اش فقه امامیه و ولی فقیه است؛ معیارش ادله شرعی و مصلحت واقعی است؛ و جوابش ـ چنان‌که در فصل چهارم مستدل شد ـ مثبتِ مقید است: بله، به‌صورت ضابطه‌مند و در چارچوب تزاحم و حکم حکومتی.</w:t>
       </w:r>
     </w:p>
     <w:p>
@@ -6992,7 +6876,7 @@
           <w:sz w:val="28"/>
           <w:szCs w:val="28"/>
         </w:rPr>
-        <w:t>سطح دوم، «مشروعیت داخلی» است: پرسش آن است که آیا تصمیم در نظام حقوقی جمهوری اسلامی ایران معتبر و لازم‌الاتباع است؟ مرجع داوری، قانون اساسی و نهادهای داخلی (مجلس، شورای نگهبان، قوه قضائیه) است؛ معیار، اصول قانون اساسی و سلسله‌مراتب هنجارهاست؛ و پاسخ ـ چنان‌که در گفتار پنجم خواهد آمد ـ مثبتِ مشروط است: آری، در چارچوب اختیار ضمنی، ولایی و حکومتی.</w:t>
+        <w:t>سطح دوم، «مشروعیت داخلی» است. پرسشش این است که آیا تصمیم در نظام حقوقی ایران معتبر و لازم‌الاتباع است؟ مرجع داوری‌اش قانون اساسی و نهادهای داخلی (مجلس، شورای نگهبان، قوه قضائیه) است؛ معیارش اصول قانون اساسی و سلسله‌مراتب هنجارهاست؛ و جوابش ـ چنان‌که در گفتار پنجم می‌آید ـ مثبتِ مشروط است: بله، در چارچوب اختیار ضمنی و ولایی و حکومتی.</w:t>
       </w:r>
     </w:p>
     <w:p>
@@ -7011,7 +6895,7 @@
           <w:sz w:val="28"/>
           <w:szCs w:val="28"/>
         </w:rPr>
-        <w:t>سطح سوم، «مسئولیت بین‌المللی» است: پرسش آن است که آیا تصمیم در برابر دولت‌های دیگر و در نظام حقوق بین‌الملل، مسئولیت می‌آورد؟ مرجع داوری، حقوق بین‌الملل و مراجع بین‌المللی (دیوان، داوری، شورای امنیت) است؛ معیار، متن معاهده، عرف بین‌المللی و اسباب رافع است؛ و پاسخ، مثبتِ بالقوه است: آری، تصمیم منتسب می‌شود و در صورت نبود سبب رافع، مسئولیت‌آور است.</w:t>
+        <w:t>و سطح سوم، «مسئولیت بین‌المللی» است. پرسشش این است که آیا تصمیم در برابر دولت‌های دیگر و در نظام حقوق بین‌الملل مسئولیت می‌آورد؟ مرجع داوری‌اش حقوق بین‌الملل و مراجع بین‌المللی (دیوان، داوری، شورای امنیت) است؛ معیارش متن معاهده و عرف بین‌المللی و اسباب رافع است؛ و جوابش مثبتِ بالقوه است: بله، تصمیم منتسب می‌شود و اگر سبب رافعی نباشد مسئولیت‌آور است.</w:t>
       </w:r>
     </w:p>
     <w:p>
@@ -7030,7 +6914,7 @@
           <w:sz w:val="28"/>
           <w:szCs w:val="28"/>
         </w:rPr>
-        <w:t>این تفکیک سه‌گانه، پاسخ‌گوی یک خلط رایج و خطرناک است: برخی می‌پندارند که چون تصمیم ولی فقیه «شرعاً جایز» و «قانوناً معتبر» است، پس «بین‌المللاً» نیز بی‌هزینه و بی‌مسئولیت است؛ و برخی دیگر می‌پندارند که چون تصمیم، «بین‌المللاً مسئولیت‌آور» است، پس «شرعاً» نیز ناروا و نامشروع است. هر دو پندار، ناشی از خلط سطوح است و هر دو باطل‌اند. حقیقت آن است که این سه سطح، «مستقل»‌اند: جواز فقهی، نه نافی مسئولیت بین‌المللی است و نه مقتضی آن؛ و مسئولیت بین‌المللی، نه نافی جواز فقهی است و نه مقتضی آن. حاکم اسلامیِ عاقل و بصیر، هر سه سطح را با هم می‌سنجد و هزینه بین‌المللی را در محاسبه مصلحت لحاظ می‌کند (ضابطه هشتم فصل چهارم)؛ اما وجود هزینه، به‌تنهایی مجوز شرعی را باطل نمی‌کند، چنان‌که مجوز شرعی نیز هزینه را از بین نمی‌برد. هنر حکمرانی در این نقطه، «مدیریت هم‌زمان هر سه سطح» است: تصمیمی که هم شرعی باشد، هم قانونی باشد، و هم کم‌هزینه‌ترین صورت ممکن در سطح بین‌المللی را داشته باشد.</w:t>
+        <w:t>این تفکیک سه‌گانه جواب یک خلط رایج و خطرناک است. بعضی گمان می‌کنند چون تصمیم ولی فقیه «شرعاً جایز» و «قانوناً معتبر» است، پس «بین‌المللاً» هم بی‌هزینه و بی‌مسئولیت است؛ و بعضی دیگر گمان می‌کنند چون تصمیم «بین‌المللاً مسئولیت‌آور» است، پس «شرعاً» هم ناروا و نامشروع است. هر دو گمان ناشی از خلط سطوح است و هر دو باطل‌اند. حقیقت این است که این سه سطح «مستقل‌اند»: جواز فقهی نه نافی مسئولیت بین‌المللی است نه مقتضی آن؛ و مسئولیت بین‌المللی نه نافی جواز فقهی است نه مقتضی آن. حاکم عاقل و بصیر هر سه سطح را با هم می‌سنجد و هزینه بین‌المللی را در محاسبه مصلحت لحاظ می‌کند (ضابطه هشتم فصل چهارم)؛ ولی وجود هزینه به‌تنهایی مجوز شرعی را باطل نمی‌کند، همان‌طور که مجوز شرعی هم هزینه را از بین نمی‌برد. هنر حکمرانی در این نقطه «مدیریت هم‌زمان هر سه سطح» است: تصمیمی که هم شرعی باشد، هم قانونی باشد، و هم کم‌هزینه‌ترین صورت ممکن را در سطح بین‌المللی داشته باشد. این جمله آخر را می‌شود در یک کلام خلاصه کرد: عقلانیت حکومتی.</w:t>
       </w:r>
     </w:p>
     <w:p>
@@ -7087,7 +6971,7 @@
           <w:sz w:val="28"/>
           <w:szCs w:val="28"/>
         </w:rPr>
-        <w:t>حقوق بین‌الملل، در کنار نهادهای تعلیق و خاتمه موجه (که در فصل دوم گذشت)، «اسباب رافع وصف متخلفانه» (Circumstances Precluding Wrongfulness) را نیز پیش‌بینی کرده است: مواردی که در آن‌ها، رفتارِ ظاهراً مغایر با تعهد، «متخلفانه» محسوب نمی‌شود و مسئولیت منتفی می‌گردد. مهم‌ترین این اسباب در فصل پنجم از بخش یکم طرح مسئولیت عبارت‌اند از: رضایت دولت زیان‌دیده (ماده ۲۰)، دفاع مشروع (ماده ۲۱)، اقدام متقابل (ماده ۲۲)، فورس‌ماژور (ماده ۲۳)، پریشانی (ماده ۲۴) و ضرورت (ماده ۲۵).</w:t>
+        <w:t>حقوق بین‌الملل در کنار نهادهای تعلیق و خاتمه موجه (که در فصل دوم گذشت)، «اسباب رافع وصف متخلفانه» را هم پیش‌بینی کرده: مواردی که در آن‌ها رفتارِ ظاهراً مغایر با تعهد، «متخلفانه» به حساب نمی‌آید و مسئولیت منتفی می‌شود. مهم‌ترینشان در فصل پنجم از بخش یکم طرح عبارت‌اند از: رضایت دولت زیان‌دیده (ماده ۲۰)، دفاع مشروع (ماده ۲۱)، اقدام متقابل (ماده ۲۲)، فورس‌ماژور (ماده ۲۳)، پریشانی (ماده ۲۴) و ضرورت (ماده ۲۵).</w:t>
       </w:r>
       <w:r>
         <w:rPr>
@@ -7098,7 +6982,7 @@
           <w:szCs w:val="28"/>
           <w:vertAlign w:val="superscript"/>
         </w:rPr>
-        <w:footnoteReference w:id="69"/>
+        <w:footnoteReference w:id="60"/>
       </w:r>
     </w:p>
     <w:p>
@@ -7117,7 +7001,7 @@
           <w:sz w:val="28"/>
           <w:szCs w:val="28"/>
         </w:rPr>
-        <w:t>از میان این اسباب، سه مورد برای مسئله ما اهمیت بیشتری دارد: یکم. «ضرورت» (ماده ۲۵): دولتی می‌تواند برای «صیانت از منفعتی اساسی در برابر خطری شدید و قریب‌الوقوع» و در صورتی که رفتار او «تنها راه» چاره باشد، از تعهد خود عدول کند؛ مشروط بر آن‌که به منفعت اساسی دولت دیگر یا جامعه بین‌المللی لطمه شدید نزند، تعهدِ مورد نظر، استناد به ضرورت را منتفی نکرده باشد، و خودِ دولت در ایجاد وضعیت اضطراری سهمی نداشته باشد.</w:t>
+        <w:t>از میان این‌ها سه‌تا برای مسئله من مهم‌تر است. یکم، «ضرورت» (ماده ۲۵): دولت می‌تواند برای «صیانت از منفعتی اساسی در برابر خطری شدید و قریب‌الوقوع» و در صورتی که رفتارش «تنها راه» چاره باشد، از تعهدش عدول کند؛ مشروط به این‌که به منفعت اساسی دولت دیگر یا جامعه بین‌المللی لطمه شدید نزند، تعهدِ مورد نظر استناد به ضرورت را منتفی نکرده باشد، و خود دولت در ساختن وضعیت اضطراری سهمی نداشته باشد.</w:t>
       </w:r>
       <w:r>
         <w:rPr>
@@ -7128,17 +7012,17 @@
           <w:szCs w:val="28"/>
           <w:vertAlign w:val="superscript"/>
         </w:rPr>
-        <w:footnoteReference w:id="70"/>
-      </w:r>
-      <w:r>
-        <w:rPr>
-          <w:rFonts w:ascii="B Lotus" w:hAnsi="B Lotus" w:cs="B Lotus" w:eastAsia="B Lotus"/>
-          <w:b w:val="0"/>
-          <w:i w:val="0"/>
-          <w:sz w:val="28"/>
-          <w:szCs w:val="28"/>
-        </w:rPr>
-        <w:t xml:space="preserve"> دیوان در قضیه گابچیکوو ـ ناگیماروش، این شرایط را بسیار مضیق تفسیر کرد و نشان داد که استناد موفق به ضرورت، امری استثنایی و نادر است. نسبت این نهاد با «مصلحت» فقهی، نسبت عموم و خصوص من‌وجه است: هر ضرورتِ به معنای ماده ۲۵، مصلحت است، اما هر مصلحتی، ضرورتِ به معنای ماده ۲۵ نیست؛ زیرا آستانه ماده ۲۵ («خطر شدید و قریب‌الوقوع» و «تنها راه») بسیار بالاتر از آستانه مصلحت فقهی (اهم‌بودن واقعی) است. نتیجه عملی و مهم: مصلحتی که از نظر فقهی مجوز عدول است، لزوماً در سطح بین‌المللی رافع مسئولیت نیست؛ و این، دقیق‌ترین جلوه تفکیک سه‌گانه است.</w:t>
+        <w:footnoteReference w:id="61"/>
+      </w:r>
+      <w:r>
+        <w:rPr>
+          <w:rFonts w:ascii="B Lotus" w:hAnsi="B Lotus" w:cs="B Lotus" w:eastAsia="B Lotus"/>
+          <w:b w:val="0"/>
+          <w:i w:val="0"/>
+          <w:sz w:val="28"/>
+          <w:szCs w:val="28"/>
+        </w:rPr>
+        <w:t xml:space="preserve"> دیوان در قضیه گابچیکوو این شرایط را خیلی مضیق تفسیر کرد و نشان داد استناد موفق به ضرورت امری استثنایی و نادر است. نسبت این نهاد با «مصلحت» فقهی عموم و خصوص من‌وجه است: هر ضرورتِ به معنای ماده ۲۵ مصلحت است، ولی هر مصلحتی ضرورتِ به معنای ماده ۲۵ نیست؛ چون آستانه ماده ۲۵ («خطر شدید و قریب‌الوقوع» و «تنها راه») خیلی بالاتر از آستانه مصلحت فقهی (اهم بودن واقعی) است. نتیجه عملی و مهمش: مصلحتی که از نظر فقهی مجوز عدول است، لزوماً در سطح بین‌المللی رافع مسئولیت نیست؛ و این دقیق‌ترین جلوه تفکیک سه‌گانه است. این نکته را باید قاب گرفت.</w:t>
       </w:r>
     </w:p>
     <w:p>
@@ -7157,7 +7041,7 @@
           <w:sz w:val="28"/>
           <w:szCs w:val="28"/>
         </w:rPr>
-        <w:t>دوم. «اقدام متقابل» (Countermeasures): هرگاه یک طرف، تعهد خود را نقض کند، طرف زیان‌دیده می‌تواند ـ با رعایت شرایطی مانند تناسب، اعلام قبلی، دعوت به مذاکره، و موقت‌بودن ـ از اجرای تعهدات متقابل خود در برابر دولت ناقض خودداری کند.</w:t>
+        <w:t>دوم، «اقدام متقابل»: هر وقت یک طرف تعهدش را نقض کند، طرف زیان‌دیده می‌تواند ـ با رعایت شرایطی مثل تناسب و اعلام قبلی و دعوت به مذاکره و موقت بودن ـ از اجرای تعهدات متقابلش در برابر دولت ناقض خودداری کند.</w:t>
       </w:r>
       <w:r>
         <w:rPr>
@@ -7168,17 +7052,17 @@
           <w:szCs w:val="28"/>
           <w:vertAlign w:val="superscript"/>
         </w:rPr>
-        <w:footnoteReference w:id="71"/>
-      </w:r>
-      <w:r>
-        <w:rPr>
-          <w:rFonts w:ascii="B Lotus" w:hAnsi="B Lotus" w:cs="B Lotus" w:eastAsia="B Lotus"/>
-          <w:b w:val="0"/>
-          <w:i w:val="0"/>
-          <w:sz w:val="28"/>
-          <w:szCs w:val="28"/>
-        </w:rPr>
-        <w:t xml:space="preserve"> این نهاد، پشتوانه حقوقی «عدول واکنشی» (صورت چهارم طیف فصل چهارم) است و نشان می‌دهد که حقوق بین‌الملل نیز منطق «تقابل» (مشابه منطق توبه/۷) را پذیرفته است؛ هرچند با شرایط شکلی سخت‌گیرانه‌ای که رعایت آن‌ها برای موجه‌بودن اقدام، ضروری است.</w:t>
+        <w:footnoteReference w:id="62"/>
+      </w:r>
+      <w:r>
+        <w:rPr>
+          <w:rFonts w:ascii="B Lotus" w:hAnsi="B Lotus" w:cs="B Lotus" w:eastAsia="B Lotus"/>
+          <w:b w:val="0"/>
+          <w:i w:val="0"/>
+          <w:sz w:val="28"/>
+          <w:szCs w:val="28"/>
+        </w:rPr>
+        <w:t xml:space="preserve"> این نهاد پشتوانه حقوقی «عدول واکنشی» (صورت چهارم طیف فصل چهارم) است و نشان می‌دهد حقوق بین‌الملل هم منطق «تقابل» (شبیه منطق توبه/۷) را پذیرفته؛ هرچند با شرایط شکلی سخت‌گیرانه‌ای که رعایتشان برای موجه بودن اقدام ضروری است.</w:t>
       </w:r>
     </w:p>
     <w:p>
@@ -7197,7 +7081,7 @@
           <w:sz w:val="28"/>
           <w:szCs w:val="28"/>
         </w:rPr>
-        <w:t>سوم. «فورس‌ماژور» (ماده ۲۳): هرگاه اجرای تعهد به دلیل «نیروی قاهره» (رویداد غیرقابل پیش‌بینی و خارج از کنترل دولت، مانند بلایای طبیعی یا جنگ تحمیلی) ناممکن شود، وصف متخلفانه منتفی می‌گردد؛ مشروط بر آن‌که خود دولت در ایجاد وضعیت سهمی نداشته باشد.</w:t>
+        <w:t>و سوم، «فورس‌ماژور» (ماده ۲۳): هر وقت اجرای تعهد به خاطر «نیروی قاهره» (رویداد غیرقابل پیش‌بینی و خارج از کنترل دولت، مثل بلایای طبیعی یا جنگ تحمیلی) ناممکن شود، وصف متخلفانه منتفی می‌گردد؛ مشروط به این‌که خود دولت در ساختن وضعیت سهمی نداشته باشد.</w:t>
       </w:r>
       <w:r>
         <w:rPr>
@@ -7208,7 +7092,7 @@
           <w:szCs w:val="28"/>
           <w:vertAlign w:val="superscript"/>
         </w:rPr>
-        <w:footnoteReference w:id="72"/>
+        <w:footnoteReference w:id="63"/>
       </w:r>
     </w:p>
     <w:p>
@@ -7227,7 +7111,7 @@
           <w:sz w:val="28"/>
           <w:szCs w:val="28"/>
         </w:rPr>
-        <w:t>سقف همه این اسباب، ماده ۲۶ است: هیچ‌یک از اسباب رافع، در برابر نقض «قواعد آمره» (مانند منع تجاوز، منع نسل‌کشی و منع جنایت علیه بشریت) قابل استناد نیست.</w:t>
+        <w:t>سقف همه این اسباب هم ماده ۲۶ است: هیچ‌کدامشان در برابر نقض «قواعد آمره» (مثل منع تجاوز و نسل‌کشی و جنایت علیه بشریت) قابل استناد نیست.</w:t>
       </w:r>
       <w:r>
         <w:rPr>
@@ -7238,17 +7122,17 @@
           <w:szCs w:val="28"/>
           <w:vertAlign w:val="superscript"/>
         </w:rPr>
-        <w:footnoteReference w:id="73"/>
-      </w:r>
-      <w:r>
-        <w:rPr>
-          <w:rFonts w:ascii="B Lotus" w:hAnsi="B Lotus" w:cs="B Lotus" w:eastAsia="B Lotus"/>
-          <w:b w:val="0"/>
-          <w:i w:val="0"/>
-          <w:sz w:val="28"/>
-          <w:szCs w:val="28"/>
-        </w:rPr>
-        <w:t xml:space="preserve"> این همان «ضابطه هفتم» فصل چهارم در زبان حقوق بین‌الملل است و نشان می‌دهد که سقفِ اختیار، در هر دو نظام (فقهی و بین‌المللی) پذیرفته شده است.</w:t>
+        <w:footnoteReference w:id="64"/>
+      </w:r>
+      <w:r>
+        <w:rPr>
+          <w:rFonts w:ascii="B Lotus" w:hAnsi="B Lotus" w:cs="B Lotus" w:eastAsia="B Lotus"/>
+          <w:b w:val="0"/>
+          <w:i w:val="0"/>
+          <w:sz w:val="28"/>
+          <w:szCs w:val="28"/>
+        </w:rPr>
+        <w:t xml:space="preserve"> این همان «ضابطه هفتم» فصل چهارم است به زبان حقوق بین‌الملل؛ و نشان می‌دهد سقفِ اختیار در هر دو نظام (فقهی و بین‌المللی) پذیرفته شده. وقتی دو نظام مستقل به یک سقف می‌رسند، آدم اطمینانش بیشتر می‌شود که راه را درست رفته.</w:t>
       </w:r>
     </w:p>
     <w:p>
@@ -7286,7 +7170,7 @@
           <w:sz w:val="28"/>
           <w:szCs w:val="28"/>
         </w:rPr>
-        <w:t>هرگاه نقضی رخ دهد و سبب رافعی نیز در کار نباشد، آثار زیر بر دولت مسئول بار می‌شود: یکم. «توقف» رفتار متخلفانه و ارائه «تضمین‌های عدم تکرار» در صورت اقتضا (ماده ۳۰). دوم. «جبران کامل» خسارت‌های وارده (ماده ۳۱) در سه صورت: «اعاده وضع به حال سابق» (Restitution؛ یعنی بازگرداندن وضعیت به حالت پیش از نقض)، «غرامت مالی» (Compensation؛ یعنی پرداخت معادل مالی خسارت‌های قابل ارزیابی) و «جلب رضایت» (Satisfaction؛ یعنی اقداماتی مانند عذرخواهی رسمی، ابراز تأسف، یا محکومیت رفتار).</w:t>
+        <w:t>هر وقت نقضی رخ بدهد و سبب رافعی هم در کار نباشد، آثارش روی دولت مسئول آوار می‌شود: یکم، «توقف» رفتار متخلفانه و ارائه «تضمین‌های عدم تکرار» در صورت اقتضا (ماده ۳۰). دوم، «جبران کامل» خسارت‌های وارده (ماده ۳۱) در سه صورت: «اعاده وضع به حال سابق» (برگرداندن وضعیت به حالت قبل از نقض)، «غرامت مالی» (پرداخت معادل مالی خسارت‌های قابل ارزیابی) و «جلب رضایت» (اقداماتی مثل عذرخواهی رسمی و ابراز تأسف و محکومیت رفتار).</w:t>
       </w:r>
       <w:r>
         <w:rPr>
@@ -7297,17 +7181,17 @@
           <w:szCs w:val="28"/>
           <w:vertAlign w:val="superscript"/>
         </w:rPr>
-        <w:footnoteReference w:id="74"/>
-      </w:r>
-      <w:r>
-        <w:rPr>
-          <w:rFonts w:ascii="B Lotus" w:hAnsi="B Lotus" w:cs="B Lotus" w:eastAsia="B Lotus"/>
-          <w:b w:val="0"/>
-          <w:i w:val="0"/>
-          <w:sz w:val="28"/>
-          <w:szCs w:val="28"/>
-        </w:rPr>
-        <w:t xml:space="preserve"> این آثار، «خودکار» نیستند (یعنی نیازمند مطالبه دولت زیان‌دیده و طی فرایند حل اختلاف‌اند)، اما «بالقوه» همیشه وجود دارند و حاکم عاقل باید آن‌ها را ـ با برآورد تقریبی ـ در محاسبه مصلحت لحاظ کند (ضابطه هشتم).</w:t>
+        <w:footnoteReference w:id="65"/>
+      </w:r>
+      <w:r>
+        <w:rPr>
+          <w:rFonts w:ascii="B Lotus" w:hAnsi="B Lotus" w:cs="B Lotus" w:eastAsia="B Lotus"/>
+          <w:b w:val="0"/>
+          <w:i w:val="0"/>
+          <w:sz w:val="28"/>
+          <w:szCs w:val="28"/>
+        </w:rPr>
+        <w:t xml:space="preserve"> این آثار «خودکار» نیستند (یعنی نیازمند مطالبه دولت زیان‌دیده و طی فرایند حل اختلاف‌اند)، ولی «بالقوه» همیشه هستند و حاکم عاقل باید آن‌ها را ـ با برآورد تقریبی ـ در محاسبه مصلحت لحاظ کند (ضابطه هشتم). این‌جا همان جایی است که فقه و حقوق بین‌الملل دست در دست هم می‌دهند: محاسبه مصلحت بدون دانستن آثار، محاسبه ناقص است.</w:t>
       </w:r>
     </w:p>
     <w:p>
@@ -7326,7 +7210,7 @@
           <w:sz w:val="28"/>
           <w:szCs w:val="28"/>
         </w:rPr>
-        <w:t>در فرض «تعلیق یا خاتمه موجه» نیز آثاری بار می‌شود که باید دانسته شود: به موجب ماده ۷۰ وین، خاتمه، اطراف را از «اجرای آتی» معاف می‌کند، اما بر «حقوق و وضعیت‌های پیش از خاتمه» و «تعهدات مندرج برای دوران پس از خاتمه» اثری ندارد؛ و به موجب ماده ۷۲، در مدت تعلیق، اطراف از اجرای متقابل معاف‌اند، اما باید از اقداماتی که مانع ازسرگیری اجراست، خودداری کنند و روابط حقوقی پایه، محفوظ می‌ماند.</w:t>
+        <w:t>در فرض «تعلیق یا خاتمه موجه» هم آثاری هست که باید دانسته شود: طبق ماده ۷۰ وین، خاتمه اطراف را از «اجرای آتی» معاف می‌کند، ولی بر «حقوق و وضعیت‌های پیش از خاتمه» و «تعهدات مندرج برای دوران پس از خاتمه» اثری ندارد؛ و طبق ماده ۷۲، در مدت تعلیق اطراف از اجرای متقابل معاف‌اند، ولی باید از کارهایی که مانع ازسرگیری اجراست خودداری کنند و روابط حقوقی پایه محفوظ می‌ماند.</w:t>
       </w:r>
       <w:r>
         <w:rPr>
@@ -7337,17 +7221,17 @@
           <w:szCs w:val="28"/>
           <w:vertAlign w:val="superscript"/>
         </w:rPr>
-        <w:footnoteReference w:id="75"/>
-      </w:r>
-      <w:r>
-        <w:rPr>
-          <w:rFonts w:ascii="B Lotus" w:hAnsi="B Lotus" w:cs="B Lotus" w:eastAsia="B Lotus"/>
-          <w:b w:val="0"/>
-          <w:i w:val="0"/>
-          <w:sz w:val="28"/>
-          <w:szCs w:val="28"/>
-        </w:rPr>
-        <w:t xml:space="preserve"> نتیجه مهم: حتی عدولِ موجه نیز «بی‌هزینه» نیست و آثار گذشته و تکالیف دوره تعلیق باقی می‌ماند؛ و این، دلیل دیگری بر لزوم محاسبه همه‌جانبه پیش از تصمیم است.</w:t>
+        <w:footnoteReference w:id="66"/>
+      </w:r>
+      <w:r>
+        <w:rPr>
+          <w:rFonts w:ascii="B Lotus" w:hAnsi="B Lotus" w:cs="B Lotus" w:eastAsia="B Lotus"/>
+          <w:b w:val="0"/>
+          <w:i w:val="0"/>
+          <w:sz w:val="28"/>
+          <w:szCs w:val="28"/>
+        </w:rPr>
+        <w:t xml:space="preserve"> نتیجه مهمش: حتی عدولِ موجه هم «بی‌هزینه» نیست و آثار گذشته و تکالیف دوره تعلیق سر جایش می‌ماند؛ و این دلیل دیگری است بر لزوم محاسبه همه‌جانبه قبل از تصمیم. هیچ تصمیمی در این حوزه مجانی نیست؛ سؤال فقط این است که هزینه‌اش چقدر است و آیا می‌ارزد یا نه.</w:t>
       </w:r>
     </w:p>
     <w:p>
@@ -7366,7 +7250,7 @@
           <w:sz w:val="28"/>
           <w:szCs w:val="28"/>
         </w:rPr>
-        <w:t>اختلافات ناشی از مسئولیت، از مجاری حل‌وفصل مسالمت‌آمیز پیگیری می‌شود: مذاکره مستقیم، میانجیگری، سازش، داوری بین‌المللی، دادرسی در دیوان بین‌المللی دادگستری (با رضایت اطراف)، و در موارد تهدید صلح و امنیت، شورای امنیت سازمان ملل متحد. شناخت این مجاری برای تصمیم‌گیر ضروری است؛ زیرا انتخاب راهبرد حقوقی پس از عدول (مذاکره، دفاع، یا سازش) بخشی از مدیریت آثار تصمیم است.</w:t>
+        <w:t>اختلافات ناشی از مسئولیت هم از مجاری حل‌وفصل مسالمت‌آمیز پیگیری می‌شود: مذاکره مستقیم، میانجیگری، سازش، داوری بین‌المللی، دادرسی در دیوان (با رضایت اطراف)، و در موارد تهدید صلح و امنیت، شورای امنیت. شناخت این مجاری برای تصمیم‌گیر ضروری است؛ چون انتخاب راهبرد حقوقی بعد از عدول (مذاکره، دفاع، یا سازش) خودش بخشی از مدیریت آثار تصمیم است و نباید به بعد موکول شود.</w:t>
       </w:r>
     </w:p>
     <w:p>
@@ -7404,7 +7288,7 @@
           <w:sz w:val="28"/>
           <w:szCs w:val="28"/>
         </w:rPr>
-        <w:t>مسئولیت بین‌المللی، سرنوشت محتوم هر عدولی نیست؛ بلکه حقوق بین‌الملل، ابزارهایی برای «مدیریت حقوقی» عدول پیش‌بینی کرده که حاکم عاقل و آینده‌نگر باید پیشاپیش ـ از مرحله انعقاد تا مرحله اجرا ـ از آن‌ها بهره گیرد. مهم‌ترین این راهبردها پنج‌گانه است:</w:t>
+        <w:t>مسئولیت بین‌المللی سرنوشت محتوم هر عدولی نیست؛ حقوق بین‌الملل ابزارهایی برای «مدیریت حقوقی» عدول پیش‌بینی کرده که حاکم عاقل و آینده‌نگر باید از پیش ـ از مرحله انعقاد تا مرحله اجرا ـ از آن‌ها استفاده کند. مهم‌ترینشان پنج‌تاست و هر پنج‌تا را از این جهت می‌گویم که رساله من فقط تحلیل نظری نباشد و دست تصمیم‌گیر را هم بگیرد:</w:t>
       </w:r>
     </w:p>
     <w:p>
@@ -7423,7 +7307,7 @@
           <w:sz w:val="28"/>
           <w:szCs w:val="28"/>
         </w:rPr>
-        <w:t>راهبرد یکم، «حق شرط» (Reservation): به موجب مواد ۱۹ تا ۲۳ کنوانسیون وین، دولت می‌تواند در هنگام پذیرش معاهده چندجانبه، با اعلام حق شرط، اثر حقوقی برخی مقررات را نسبت به خود منتفی یا محدود کند؛ مشروط بر آن‌که حق شرط، در معاهده ممنوع نشده و با موضوع و هدف آن ناسازگار نباشد.</w:t>
+        <w:t>راهبرد اول، «حق شرط»: طبق مواد ۱۹ تا ۲۳ وین، دولت می‌تواند هنگام پذیرش معاهده چندجانبه با اعلام حق شرط، اثر حقوقی بعضی مقررات را نسبت به خودش منتفی یا محدود کند؛ مشروط به این‌که حق شرط در معاهده ممنوع نشده و با موضوع و هدفش ناسازگار نباشد.</w:t>
       </w:r>
       <w:r>
         <w:rPr>
@@ -7434,17 +7318,17 @@
           <w:szCs w:val="28"/>
           <w:vertAlign w:val="superscript"/>
         </w:rPr>
-        <w:footnoteReference w:id="76"/>
-      </w:r>
-      <w:r>
-        <w:rPr>
-          <w:rFonts w:ascii="B Lotus" w:hAnsi="B Lotus" w:cs="B Lotus" w:eastAsia="B Lotus"/>
-          <w:b w:val="0"/>
-          <w:i w:val="0"/>
-          <w:sz w:val="28"/>
-          <w:szCs w:val="28"/>
-        </w:rPr>
-        <w:t xml:space="preserve"> هرچند حق شرط ناظر به مرحله پذیرش است نه مرحله اجرا، اما بهره‌گیری هوشمندانه از آن در هنگام انعقاد، نیاز به عدول بعدی را به حداقل می‌رساند و ازاین‌رو، بخشی از «حقوق پیشگیرانه» است.</w:t>
+        <w:footnoteReference w:id="67"/>
+      </w:r>
+      <w:r>
+        <w:rPr>
+          <w:rFonts w:ascii="B Lotus" w:hAnsi="B Lotus" w:cs="B Lotus" w:eastAsia="B Lotus"/>
+          <w:b w:val="0"/>
+          <w:i w:val="0"/>
+          <w:sz w:val="28"/>
+          <w:szCs w:val="28"/>
+        </w:rPr>
+        <w:t xml:space="preserve"> هرچند حق شرط مال مرحله پذیرش است نه اجرا، ولی استفاده هوشمندانه از آن هنگام انعقاد، نیاز به عدول بعدی را به حداقل می‌رساند؛ و به همین خاطر بخشی از «حقوق پیشگیرانه» است. خیلی از دردسرهای بعدی ریشه در غفلت‌های مرحله انعقاد دارد.</w:t>
       </w:r>
     </w:p>
     <w:p>
@@ -7463,7 +7347,7 @@
           <w:sz w:val="28"/>
           <w:szCs w:val="28"/>
         </w:rPr>
-        <w:t>راهبرد دوم، «اعلامیه تفسیری»: دولت می‌تواند با صدور اعلامیه رسمی، تفسیر خود از مقررات معاهده را ثبت کند و از تفسیرهای موسع و یک‌جانبه بعدیِ طرف مقابل یا مراجع بین‌المللی جلوگیری نماید. هرچند اعلامیه تفسیری، اثر حق شرط را ندارد، اما در فرایند تفسیر (مواد ۳۱ و ۳۲ وین) مؤثر است.</w:t>
+        <w:t>راهبرد دوم، «اعلامیه تفسیری»: دولت می‌تواند با صدور اعلامیه رسمی تفسیر خودش از مقررات معاهده را ثبت کند و جلوی تفسیرهای موسع و یک‌جانبه بعدیِ طرف مقابل یا مراجع بین‌المللی را بگیرد. هرچند اثر حق شرط را ندارد، ولی در فرایند تفسیر (مواد ۳۱ و ۳۲ وین) مؤثر است و دست‌کم سندی است که نشان می‌دهد دولت از اول چه فهمی داشته.</w:t>
       </w:r>
     </w:p>
     <w:p>
@@ -7482,7 +7366,7 @@
           <w:sz w:val="28"/>
           <w:szCs w:val="28"/>
         </w:rPr>
-        <w:t>راهبرد سوم، «شرط‌گذاری در متن»: گنجاندن شرط بازنگری دوره‌ای، شرط خاتمه با اطلاع قبلی، شرط تعلیق در شرایط خاص، و سازوکار حل اختلاف در متن معاهده، عدول آینده را از «نقض» به «اعمال حق قراردادی» بدل می‌کند. این، همان مقتضای ضابطه دوم فصل چهارم (تقدم راه‌های حقوقی مندرج) و مهم‌ترین توصیه عملی این رساله به مذاکره‌کنندگان است.</w:t>
+        <w:t>راهبرد سوم، «شرط‌گذاری در متن»: گنجاندن شرط بازنگری دوره‌ای و شرط خاتمه با اطلاع قبلی و شرط تعلیق در شرایط خاص و سازوکار حل اختلاف در متن معاهده، عدول آینده را از «نقض» به «اعمال حق قراردادی» بدل می‌کند. این همان مقتضای ضابطه دوم فصل چهارم (تقدم راه‌های حقوقی مندرج) و به نظر من مهم‌ترین توصیه عملی این رساله به مذاکره‌کنندگان است. مذاکره‌کننده‌ای که این شرط‌ها را در متن نگنجاند، در واقع دست حاکم آینده را بسته است.</w:t>
       </w:r>
     </w:p>
     <w:p>
@@ -7501,7 +7385,7 @@
           <w:sz w:val="28"/>
           <w:szCs w:val="28"/>
         </w:rPr>
-        <w:t>راهبرد چهارم، «تعلیق توافقی و مذاکره مجدد»: پیش از هر اقدام یک‌جانبه، پیشنهاد مذاکره مجدد یا تعلیق توافقی به طرف مقابل، هم از نظر حقوق بین‌الملل (اصل حل‌وفصل مسالمت‌آمیز اختلافات و اصل حسن نیت) و هم از نظر فقهی (اصل حزم و احتیاط و تقدم راه کم‌هزینه‌تر) مقدم و لازم است. اقدام یک‌جانبه‌ای که پس از ناکامی مستندِ مذاکره انجام شود، هم وجاهت حقوقی بیشتری دارد و هم وجاهت شرعی بیشتری.</w:t>
+        <w:t>راهبرد چهارم، «تعلیق توافقی و مذاکره مجدد»: قبل از هر اقدام یک‌جانبه، پیشنهاد مذاکره مجدد یا تعلیق توافقی به طرف مقابل، هم از نظر حقوق بین‌الملل (اصل حل‌وفصل مسالمت‌آمیز و حسن نیت) و هم از نظر فقهی (اصل حزم و احتیاط و تقدم راه کم‌هزینه‌تر) مقدم و لازم است. اقدام یک‌جانبه‌ای که بعد از ناکامیِ مستندِ مذاکره انجام شود، هم وجاهت حقوقی بیشتری دارد هم وجاهت شرعی بیشتری؛ و سند ناکامی مذاکره خودش بخشی از پرونده دفاعی دولت است.</w:t>
       </w:r>
     </w:p>
     <w:p>
@@ -7520,7 +7404,7 @@
           <w:sz w:val="28"/>
           <w:szCs w:val="28"/>
         </w:rPr>
-        <w:t>راهبرد پنجم، «مستندسازی و شفافیت»: مستندکردن تصمیم، اعلام آشکار و مستدل آن، و استناد به اسباب حقوقی پذیرفته‌شده، هرچند مسئولیت را به‌طور کامل منتفی نمی‌کند، اما در ارزیابی مراجع بین‌المللی، در افکار عمومی جهانی، و در امکان بازگشت به اجرا و سازش بعدی، مؤثر است؛ و با ضابطه ششم (انباذ علی سواء) نیز هم‌خوان کامل دارد.</w:t>
+        <w:t>و راهبرد پنجم، «مستندسازی و شفافیت»: مستند کردن تصمیم و اعلام آشکار و مستدل آن و استناد به اسباب حقوقی پذیرفته‌شده، هرچند مسئولیت را کاملاً منتفی نمی‌کند، ولی در ارزیابی مراجع بین‌المللی و افکار عمومی جهانی و امکان بازگشت به اجرا و سازش بعدی مؤثر است؛ و با ضابطه ششم (انباذ علی سواء) هم هم‌خوان کامل دارد. دولتی که شفاف و مستدل عمل می‌کند، حتی اگر محکوم شود، جور دیگری محکوم می‌شود تا دولتی که پنهانی و بی‌توضیح عمل کرده.</w:t>
       </w:r>
     </w:p>
     <w:p>
@@ -7558,7 +7442,7 @@
           <w:sz w:val="28"/>
           <w:szCs w:val="28"/>
         </w:rPr>
-        <w:t>برای نشان‌دادن کاربرد عملی چارچوب تحلیلی این رساله، می‌توان به تجربه «برنامه جامع اقدام مشترک» (برجام، ۲۰۱۵) و قطعنامه ۲۲۳۱ شورای امنیت اشاره کرد؛ با این قید مهم و غیرقابل چشم‌پوشی که ماهیت حقوقی دقیق برجام (توافق سیاسی یا سند حقوقی الزام‌آور، و نسبت آن با قطعنامه ۲۲۳۱) خود محل بحث جدی میان حقوق‌دانان است و این رساله در آن باب داوری قطعی نمی‌کند، بلکه صرفاً چارچوب تحلیل سه‌سطحی خود را بر این تجربه تطبیق می‌دهد تا کارآمدی چارچوب نشان داده شود.</w:t>
+        <w:t>برای نشان دادن کاربرد عملی چارچوب تحلیلی‌ام، می‌شود به تجربه «برنامه جامع اقدام مشترک» (برجام، ۲۰۱۵) و قطعنامه ۲۲۳۱ شورای امنیت اشاره کرد؛ ولی با یک قید مهم و غیرقابل چشم‌پوشی که باید با صراحت بگویم: ماهیت حقوقی دقیق برجام (توافق سیاسی یا سند حقوقی الزام‌آور، و نسبتش با قطعنامه ۲۲۳۱) خودش محل بحث جدی میان حقوق‌دان‌هاست و من در این رساله در آن باب داوری قطعی نمی‌کنم؛ فقط چارچوب تحلیل سه‌سطحی‌ام را بر این تجربه تطبیق می‌دهم تا کارآمدی چارچوب نشان داده شود. این‌جا آزمایشگاه چارچوب من است، نه دادگاه برجام.</w:t>
       </w:r>
     </w:p>
     <w:p>
@@ -7577,7 +7461,7 @@
           <w:sz w:val="28"/>
           <w:szCs w:val="28"/>
         </w:rPr>
-        <w:t>در این تجربه، سه مرحله قابل تفکیک است: مرحله یکم: خروج یک‌جانبه ایالات متحده از برجام (۲۰۱۸) و بازگرداندن تحریم‌ها که از نظر بسیاری از تحلیل‌گران و دولت ایران، نقض تعهدات آن دولت محسوب می‌شد. مرحله دوم: عدول تدریجی و گام‌به‌گام ایران از برخی تعهدات (از ۲۰۱۹) که ایران آن را با استناد به سازوکار پیش‌بینی‌شده در خود توافق (متناظر با راهبرد سوم: اعمال حق مندرج) و نیز با منطق اقدام متقابل در برابر نقض طرف مقابل توجیه می‌کرد. مرحله سوم: مناقشه بر سر بازگشت به اجرای کامل و شروط آن.</w:t>
+        <w:t>در این تجربه سه مرحله قابل تفکیک است. مرحله اول: خروج یک‌جانبه آمریکا از برجام (۲۰۱۸) و برگرداندن تحریم‌ها که از نظر خیلی از تحلیل‌گران و دولت ایران، نقض تعهدات آن دولت به حساب می‌آمد. مرحله دوم: عدول تدریجی و گام‌به‌گام ایران از بعضی تعهدات (از ۲۰۱۹) که ایران آن را با استناد به سازوکار پیش‌بینی‌شده در خود توافق (متناظر با راهبرد سوم من: اعمال حق مندرج) و نیز با منطق اقدام متقابل در برابر نقض طرف مقابل توجیه می‌کرد. و مرحله سوم: مناقشه بر سر بازگشت به اجرای کامل و شروطش که هنوز هم ادامه دارد.</w:t>
       </w:r>
     </w:p>
     <w:p>
@@ -7596,7 +7480,7 @@
           <w:sz w:val="28"/>
           <w:szCs w:val="28"/>
         </w:rPr>
-        <w:t>تحلیل این تجربه در چارچوب سه‌سطحی رساله چنین است: در سطح «جواز فقهی»، تصمیم ایران تابع همان ضوابط هشت‌گانه فصل چهارم است: آیا مصلحت واقعی و اهمی در کار بود؟ آیا راه کم‌هزینه‌تر آزموده شد؟ آیا تصمیم با تشخیص ولی فقیه و پشتوانه کارشناسی بود؟ آیا متناسب و اعلام‌شده بود؟ پاسخ به هر یک، نیازمند بررسی جداگانه و اسنادی است که از عهده این رساله بیرون است، اما «چارچوب پرسش» همین است. در سطح «مشروعیت داخلی»، تصمیم تابع نظام قانون اساسی و مصوبات نهادهای ذی‌ربط (از جمله شورای عالی امنیت ملی و مجلس) است. و در سطح «مسئولیت بین‌المللی»، هر رفتاری ـ از هر طرف ـ با متن تعهدات (و قطعنامه ۲۲۳۱) سنجیده می‌شود و توجیهات داخلیِ هیچ طرفی در آن سطح پذیرفته نیست. همین پیچیدگی سه‌سطحی و همین نیاز به چارچوب تحلیلیِ روشن است که ضرورت این رساله را نشان می‌دهد: بدون چنین چارچوبی، تحلیل‌ها یا تک‌بعدی می‌شوند (فقط فقهی یا فقط حقوقی) یا به شعار و احساسات فروکاسته می‌شوند.</w:t>
+        <w:t>تحلیل این تجربه در چارچوب سه‌سطحی من این‌طوری است: در سطح «جواز فقهی»، تصمیم ایران تابع همان ضوابط هشت‌گانه فصل چهارم است: آیا مصلحت واقعی و اهمی در کار بود؟ آیا راه کم‌هزینه‌تر آزموده شد؟ آیا تصمیم با تشخیص ولی فقیه و پشتوانه کارشناسی بود؟ آیا متناسب و اعلام‌شده بود؟ جواب هرکدام نیازمند بررسی جداگانه و اسنادی است که از عهده این رساله بیرون است، ولی «چارچوب پرسش» همین است؛ و همین چارچوب است که تحلیل را از شعار و احساسات جدا می‌کند. در سطح «مشروعیت داخلی»، تصمیم تابع نظام قانون اساسی و مصوبات نهادهای ذی‌ربط (از جمله شورای عالی امنیت ملی و مجلس) است. و در سطح «مسئولیت بین‌المللی»، هر رفتاری ـ از هر طرف ـ با متن تعهدات (و قطعنامه ۲۲۳۱) سنجیده می‌شود و توجیهات داخلیِ هیچ طرفی در آن سطح پذیرفته نیست. همین پیچیدگی سه‌سطحی و همین نیاز به چارچوب تحلیلیِ روشن است که ضرورت این رساله را نشان می‌دهد: بدون چنین چارچوبی، تحلیل‌ها یا تک‌بعدی می‌شوند (فقط فقهی یا فقط حقوقی) یا به شعار و احساسات فروکاسته می‌شوند؛ و هر دو برای تصمیم‌گیر خطرناک است.</w:t>
       </w:r>
     </w:p>
     <w:p>
@@ -7653,7 +7537,7 @@
           <w:sz w:val="28"/>
           <w:szCs w:val="28"/>
         </w:rPr>
-        <w:t>در فصل دوم، متن اصول مرتبط اجمالاً گذشت؛ در این‌جا دلالت هر یک بر مسئله ـ مستقیم یا غیرمستقیم ـ تحلیل می‌شود:</w:t>
+        <w:t>در فصل دوم متن اصول مرتبط اجمالاً گذشت؛ این‌جا دلالت هرکدام بر مسئله ـ مستقیم یا غیرمستقیم ـ را تحلیل می‌کنم:</w:t>
       </w:r>
     </w:p>
     <w:p>
@@ -7672,7 +7556,7 @@
           <w:sz w:val="28"/>
           <w:szCs w:val="28"/>
         </w:rPr>
-        <w:t>اصل ۵: دلالت این اصل، «مبنایی» است: مستقیم در اثبات مرجعیت ولی فقیه، و غیرمستقیم در مسئله خاص معاهدات. این اصل با عبارت «در زمان غیبت ... ولایت امر و امامت امت بر عهده فقیه عادل ... است که طبق اصل یک‌صد و هفتم عهده‌دار آن می‌گردد»،</w:t>
+        <w:t>اصل ۵: دلالتش «مبنایی» است: مستقیم در اثبات مرجعیت ولی فقیه، و غیرمستقیم در مسئله خاص معاهدات. این اصل با عبارت «در زمان غیبت ... ولایت امر و امامت امت بر عهده فقیه عادل ... است که طبق اصل یک‌صد و هفتم عهده‌دار آن می‌گردد»،</w:t>
       </w:r>
       <w:r>
         <w:rPr>
@@ -7683,17 +7567,17 @@
           <w:szCs w:val="28"/>
           <w:vertAlign w:val="superscript"/>
         </w:rPr>
-        <w:footnoteReference w:id="77"/>
-      </w:r>
-      <w:r>
-        <w:rPr>
-          <w:rFonts w:ascii="B Lotus" w:hAnsi="B Lotus" w:cs="B Lotus" w:eastAsia="B Lotus"/>
-          <w:b w:val="0"/>
-          <w:i w:val="0"/>
-          <w:sz w:val="28"/>
-          <w:szCs w:val="28"/>
-        </w:rPr>
-        <w:t xml:space="preserve"> مبنای قانون اساسی ولایت فقیه را تثبیت می‌کند و نشان می‌دهد که «ولی فقیه» موضوع این رساله، نهادی شناخته‌شده و رسمی در نظام حقوقی ایران است، نه مقامی بیرون از قانون. اما این اصل درباره «گستره اختیارات» ساکت است و تفصیل آن را به اصول دیگر (به‌ویژه ۵۷ و ۱۱۰) واگذار می‌کند؛ ازاین‌رو، اثبات‌کننده «اصل مرجعیت» است، نه تعیین‌کننده «حدود» آن.</w:t>
+        <w:footnoteReference w:id="68"/>
+      </w:r>
+      <w:r>
+        <w:rPr>
+          <w:rFonts w:ascii="B Lotus" w:hAnsi="B Lotus" w:cs="B Lotus" w:eastAsia="B Lotus"/>
+          <w:b w:val="0"/>
+          <w:i w:val="0"/>
+          <w:sz w:val="28"/>
+          <w:szCs w:val="28"/>
+        </w:rPr>
+        <w:t xml:space="preserve"> مبنای قانون اساسی ولایت فقیه را تثبیت می‌کند و نشان می‌دهد «ولی فقیه» موضوع این رساله نهادی شناخته‌شده و رسمی در نظام حقوقی ایران است، نه مقامی بیرون از قانون. این نکته را گفتم چون بعضی تحلیل‌ها ـ خواسته یا ناخواسته ـ طوری حرف می‌زنند که گویی ولی فقیه بیرون از قانون اساسی ایستاده؛ در حالی که اصل ۵ دقیقاً برعکسش را می‌گوید. ولی این اصل درباره «گستره اختیارات» ساکت است و تفصیلش را به اصول دیگر (به‌ویژه ۵۷ و ۱۱۰) واگذار می‌کند؛ پس اثبات‌کننده «اصل مرجعیت» است، نه تعیین‌کننده «حدود» آن.</w:t>
       </w:r>
     </w:p>
     <w:p>
@@ -7712,7 +7596,7 @@
           <w:sz w:val="28"/>
           <w:szCs w:val="28"/>
         </w:rPr>
-        <w:t>اصل ۵۷: دلالت این اصل نیز «مبنایی و غیرمستقیم» است. این اصل با عبارت «زیر نظر ولایت مطلقه امر و امامت امت»، مرجعیت نهایی ولی فقیه بر همه قوا ـ از جمله قوه مقننه (تصویب‌کننده معاهده) و قوه مجریه (اجرا‌کننده آن) ـ را تثبیت می‌کند. اما این اصل، «شیوه اعمال» این مرجعیت در حوزه خاص معاهدات را بیان نمی‌کند؛ و قید «بر طبق اصول آینده این قانون» نیز ـ چنان‌که در بند بعد خواهد آمد ـ محل مناقشه است. ازاین‌رو، اصل ۵۷، اثبات‌کننده «اصلِ مرجعیت» است، اما تعیین‌کننده «صورتِ اعمال» نیست.</w:t>
+        <w:t>اصل ۵۷: دلالتش هم «مبنایی و غیرمستقیم» است. با عبارت «زیر نظر ولایت مطلقه امر و امامت امت»، مرجعیت نهایی ولی فقیه بر همه قوا ـ از جمله مقننه (تصویب‌کننده معاهده) و مجریه (اجرا‌کننده آن) ـ را تثبیت می‌کند. ولی «شیوه اعمال» این مرجعیت در حوزه خاص معاهدات را نمی‌گوید؛ و قید «بر طبق اصول آینده این قانون» هم ـ چنان‌که در بند بعد می‌آید ـ محل مناقشه است. پس اصل ۵۷ اثبات‌کننده «اصلِ مرجعیت» است، ولی تعیین‌کننده «صورتِ اعمال» نیست.</w:t>
       </w:r>
     </w:p>
     <w:p>
@@ -7731,7 +7615,7 @@
           <w:sz w:val="28"/>
           <w:szCs w:val="28"/>
         </w:rPr>
-        <w:t>اصل ۷۷: دلالت این اصل «غیرمستقیم» است: این اصل، «تصویب» (ورود به التزام) را در صلاحیت مجلس می‌داند، اما درباره «خروج از التزام» (تعلیق، خاتمه، خروج) ساکت است. از این سکوت، دو استنباط رقیب شده است که هر دو قابل تأمل‌اند: استنباط یکم (وحدت مجرا): آن مرجعی که صلاحیت ایجاد التزام را دارد (مجلس)، صلاحیت رفع آن را نیز دارد؛ پس خاتمه و خروج نیز نیازمند تصویب مجلس است؛ وگرنه، تصمیم یک مقام (رهبری) می‌تواند قانون مصوب مقام دیگر (مجلس) را بی‌اثر کند و این با استقلال قوا (ذیل اصل ۵۷) ناسازگار است. استنباط دوم (تفکیک مجرا): سکوت قانون اساسی درباره خروج، به معنای واگذاری آن به مقام بالاتر (ولی فقیه) یا به عرف اساسی است؛ زیرا اولاً، خروج از التزام بین‌المللی، تصمیمی حاکمیتی ـ امنیتی است نه تقنینی محض؛ ثانیاً، منطق حکم حکومتی ـ چنان‌که در فصل چهارم گذشت ـ دقیقاً پوشش‌دادن مواردی است که مجرای عادی برای آن کافی نیست؛ و ثالثاً، در شرایط فوق‌العاده (که موضوع این رساله است)، تشریفات عادی پاسخ‌گو نیست.</w:t>
+        <w:t>اصل ۷۷: دلالتش «غیرمستقیم» است: «تصویب» (ورود به التزام) را در صلاحیت مجلس می‌داند، ولی درباره «خروج از التزام» (تعلیق، خاتمه، خروج) ساکت است. از این سکوت دو استنباط رقیب شده که هر دو قابل تأمل‌اند و منصفانه هر دو را می‌گویم. استنباط اول (وحدت مجرا): آن مرجعی که صلاحیت ایجاد التزام را دارد (مجلس)، صلاحیت رفعش را هم دارد؛ پس خاتمه و خروج هم نیازمند تصویب مجلس است؛ وگرنه تصمیم یک مقام (رهبری) می‌تواند قانون مصوب مقام دیگر (مجلس) را بی‌اثر کند و این با استقلال قوا (ذیل اصل ۵۷) نمی‌سازد. استنباط دوم (تفکیک مجرا): سکوت قانون اساسی درباره خروج به معنای واگذاری آن به مقام بالاتر (ولی فقیه) یا به عرف اساسی است؛ چون اولاً خروج از التزام بین‌المللی تصمیمی حاکمیتی ـ امنیتی است نه تقنینی محض؛ ثانیاً منطق حکم حکومتی ـ چنان‌که در فصل چهارم گذشت ـ دقیقاً پوشش دادن مواردی است که مجرای عادی برایشان کافی نیست؛ و ثالثاً در شرایط فوق‌العاده (که موضوع این رساله است) تشریفات عادی پاسخ‌گو نیست.</w:t>
       </w:r>
     </w:p>
     <w:p>
@@ -7750,7 +7634,7 @@
           <w:sz w:val="28"/>
           <w:szCs w:val="28"/>
         </w:rPr>
-        <w:t>داوری نگارنده: استنباط یکم در فرض «خاتمه عادی و توافقی» (مانند پایان مدت معاهده یا توافق بر خاتمه) پذیرفتنی و بلکه لازم است؛ اما در فرض «تصمیم حکومتی فوق‌العاده» (موضوع این رساله)، استنباط دوم قوی‌تر است. با این حال، در مقام عمل و حکمرانی مطلوب، همراهی مجلس (حتی در قالب اطلاع، هماهنگی یا تصویب بعدی) بر وجاهت و استحکام تصمیم می‌افزاید و از تنش‌های نهادی می‌کاهد؛ و ازاین‌رو، توصیه می‌شود؛ هرچند شرط صحت تصمیم حکومتی نیست.</w:t>
+        <w:t>داوری من: استنباط اول در فرض «خاتمه عادی و توافقی» (مثل پایان مدت معاهده یا توافق بر خاتمه) پذیرفتنی و بلکه لازم است؛ ولی در فرض «تصمیم حکومتی فوق‌العاده» (موضوع این رساله) استنباط دوم قوی‌تر است. با این حال ـ و این «با این حال» را جدی می‌گویم ـ در مقام عمل و حکمرانی مطلوب، همراهی مجلس (حتی در قالب اطلاع و هماهنگی یا تصویب بعدی) بر وجاهت و استحکام تصمیم می‌افزاید و از تنش‌های نهادی می‌کاهد؛ پس توصیه می‌شود؛ هرچند شرط صحت تصمیم حکومتی نیست.</w:t>
       </w:r>
     </w:p>
     <w:p>
@@ -7769,7 +7653,7 @@
           <w:sz w:val="28"/>
           <w:szCs w:val="28"/>
         </w:rPr>
-        <w:t>اصل ۱۱۲: دلالت این اصل «غیرمستقیم و نهادی» است: با رسمیت‌بخشیدن به «مجمع تشخیص مصلحت نظام» به‌عنوان نهاد تخصصی مصلحت‌سنجی، نشان می‌دهد که نظام قانون اساسی، «مصلحت» را به‌عنوان مبنای تصمیم‌گیری فوق‌العاده پذیرفته و برای تشخیص کارشناسی آن، نهادی در تراز عالی پیش‌بینی کرده است. نسبت این نهاد با تشخیص شخص ولی فقیه، چنان‌که در ضابطه سوم گذشت، نسبت «کارشناسی تخصصی» به «تصمیم نهایی» است: مجمع، مصلحت را کارشناسی می‌کند و ولی فقیه، تصمیم نهایی را می‌گیرد.</w:t>
+        <w:t>اصل ۱۱۲: دلالتش «غیرمستقیم و نهادی» است: با رسمیت دادن به «مجمع تشخیص مصلحت نظام» به‌عنوان نهاد تخصصی مصلحت‌سنجی، نشان می‌دهد که نظام قانون اساسی «مصلحت» را به‌عنوان مبنای تصمیم‌گیری فوق‌العاده پذیرفته و برای تشخیص کارشناسی‌اش نهادی در تراز عالی پیش‌بینی کرده. نسبتش با تشخیص شخص ولی فقیه ـ چنان‌که در ضابطه سوم گفتم ـ نسبت «کارشناسی تخصصی» به «تصمیم نهایی» است: مجمع مصلحت را کارشناسی می‌کند و ولی فقیه تصمیم نهایی را می‌گیرد. این تقسیم کار به نظرم یکی از حکمت‌های قانون اساسی ماست.</w:t>
       </w:r>
     </w:p>
     <w:p>
@@ -7788,7 +7672,7 @@
           <w:sz w:val="28"/>
           <w:szCs w:val="28"/>
         </w:rPr>
-        <w:t>اصل ۱۲۵: دلالت این اصل نیز «غیرمستقیم» است: این اصل، «امضا» (اعلام التزام) را از آنِ رئیس‌جمهور می‌داند و از رهبری نامی نمی‌برد. موافقان حصر اختیارات، به همین سکوت استناد می‌کنند و می‌گویند: اگر قانون‌گذار اساسی می‌خواست رهبری در حوزه معاهدات نقشی داشته باشد، در این‌جا ذکر می‌کرد. اما پاسخ آن است که اولاً، سکوت درباره «امضا» (عمل تشریفاتی ـ اجراییِ پس از تصویب) به معنای سکوت درباره «تصمیم کلانِ سرنوشت معاهده» نیست؛ چنان‌که در خود نظام قانون اساسی نیز، تصمیم‌های کلان (جنگ و صلح، سیاست‌های کلی) با رهبری است، هرچند اجرای آن‌ها با قوه مجریه است. ثانیاً، این اصل ناظر به مرحله «ورود به التزام» است، نه مرحله «خروج از التزام»؛ و سکوت درباره مرحله دوم، باید با اصول دیگر (۵۷ و ۱۱۰) و با مبانی فقهی پر شود، نه با نفی اختیار.</w:t>
+        <w:t>اصل ۱۲۵: دلالتش هم «غیرمستقیم» است: «امضا» (اعلام التزام) را مال رئیس‌جمهور می‌داند و اسمی از رهبری نمی‌برد. طرفداران حصر اختیارات به همین سکوت استناد می‌کنند و می‌گویند اگر قانون‌گذار اساسی می‌خواست رهبری در حوزه معاهدات نقشی داشته باشد، این‌جا ذکرش می‌کرد. ولی جوابش به نظرم روشن است: اولاً سکوت درباره «امضا» (عمل تشریفاتی ـ اجراییِ بعد از تصویب) به معنای سکوت درباره «تصمیم کلانِ سرنوشت معاهده» نیست؛ چنان‌که در خود نظام قانون اساسی هم تصمیم‌های کلان (جنگ و صلح، سیاست‌های کلی) با رهبری است، هرچند اجرایشان با قوه مجریه است. مقایسه کنید: آیا کسی گفته چون اجرای سیاست‌های کلی با دولت است، پس تعیینشان هم با دولت است؟ طبعاً نه. ثانیاً این اصل ناظر به مرحله «ورود به التزام» است، نه مرحله «خروج از التزام»؛ و سکوت درباره مرحله دوم را باید با اصول دیگر (۵۷ و ۱۱۰) و مبانی فقهی پر کرد، نه با نفی اختیار. سکوت، دلیل نفی نیست؛ این قاعده اول استنباط است.</w:t>
       </w:r>
     </w:p>
     <w:p>
@@ -7826,7 +7710,7 @@
           <w:sz w:val="28"/>
           <w:szCs w:val="28"/>
         </w:rPr>
-        <w:t>اکنون به حساس‌ترین و مناقشه‌برانگیزترین گره حقوق اساسی پژوهش می‌رسیم: اصل ۱۱۰. چنان‌که در فصل دوم با صراحت ثبت شد، در هیچ‌یک از یازده بند این اصل، اختیاری درباره معاهدات بین‌المللی «به‌صراحت» ذکر نشده است. بنابراین، هرگونه ادعای «ذکر صریح» چنین اختیاری در اصل ۱۱۰، خلاف واقعیت متنی است و باید اصلاح شود؛ و همین اصلاح، خود یکی از دستاوردهای این رساله است. پرسش صحیح ـ پس از این اصلاح ـ چنین است: آیا اختیار رهبری در حوزه معاهدات را می‌توان از «بندهای عام» این اصل یا از «اصول دیگر» استنباط کرد؟ و آیا اختیارات رهبری «منحصر» در همین یازده بند است یا فراتر از آن نیز می‌رود؟</w:t>
+        <w:t>حالا می‌رسم به حساس‌ترین و مناقشه‌برانگیزترین گره حقوق اساسی این پژوهش: اصل ۱۱۰. چنان‌که در فصل دوم با صراحت ثبت کردم، در هیچ‌کدام از یازده بند این اصل، اختیاری درباره معاهدات بین‌المللی «به‌صراحت» نیامده. پس هر ادعای «ذکر صریح» چنین اختیاری در اصل ۱۱۰، خلاف واقعیت متنی است و باید اصلاح شود؛ و همین اصلاح خودش یکی از دستاوردهای این رساله است. پرسش صحیح ـ بعد از این اصلاح ـ این است: آیا اختیار رهبری در حوزه معاهدات را می‌شود از «بندهای عام» این اصل یا از «اصول دیگر» استنباط کرد؟ و آیا اختیارات رهبری «منحصر» در همین یازده بند است یا فراتر هم می‌رود؟</w:t>
       </w:r>
     </w:p>
     <w:p>
@@ -7845,7 +7729,7 @@
           <w:sz w:val="28"/>
           <w:szCs w:val="28"/>
         </w:rPr>
-        <w:t>درباره حصر یا عدم حصر، دو دیدگاه در ادبیات حقوق اساسی ایران وجود دارد که هر دو طرفدارانی جدی دارند: دیدگاه یکم (حصر): اختیارات رهبری منحصر در یازده بند اصل ۱۱۰ است؛ زیرا اصل ۵۷، اعمال قوا (و نظارت بر آن‌ها) را مقید به «بر طبق اصول آینده این قانون» کرده و این قید، اطلاق «ولایت مطلقه» را محدود می‌کند؛ و چون قانون اساسی، رهبری را در فصل هشتم و در قالب اصل ۱۱۰ تعریف کرده، هر اختیاری بیرون از این اصل، فاقد مستند قانونی است. دیدگاه دوم (عدم حصر): اختیارات رهبری فراتر از یازده بند است؛ زیرا اولاً «ولایت مطلقه» در اصل ۵۷، اطلاق دارد و قید «بر طبق اصول آینده» ناظر به «شیوه اعمال قوا»ست نه نافی مرجعیت فراقانونی ولی فقیه در موارد فوق‌العاده؛ ثانیاً بند ۸ اصل ۱۱۰ («حل معضلات نظام که از طرق عادی قابل حل نیست») با عموم و اطلاق خود، درب اختیارات فوق‌العاده و پیش‌بینی‌نشده را گشوده است؛ و ثالثاً، منطق حکم حکومتی ـ که در فقه پذیرفته شده ـ اقتضا می‌کند که حاکم در موارد پیش‌بینی‌نشده نیز اختیار داشته باشد، وگرنه نظام در برابر بحران‌های نوپدید، فلج می‌شود.</w:t>
+        <w:t>درباره حصر یا عدم حصر، دو دیدگاه در ادبیات حقوق اساسی ما هست که هر دو طرفدار جدی دارند. دیدگاه اول (حصر): اختیارات رهبری منحصر در یازده بند اصل ۱۱۰ است؛ چون اصل ۵۷ اعمال قوا (و نظارت بر آن‌ها) را مقید به «بر طبق اصول آینده این قانون» کرده و این قید اطلاق «ولایت مطلقه» را محدود می‌کند؛ و چون قانون اساسی رهبری را در فصل هشتم و در قالب اصل ۱۱۰ تعریف کرده، هر اختیاری بیرون از این اصل فاقد مستند قانونی است. دیدگاه دوم (عدم حصر): اختیارات رهبری فراتر از یازده بند است؛ چون اولاً «ولایت مطلقه» در اصل ۵۷ اطلاق دارد و قید «بر طبق اصول آینده» ناظر به «شیوه اعمال قوا»ست نه نافی مرجعیت فراقانونی ولی فقیه در موارد فوق‌العاده؛ ثانیاً بند ۸ اصل ۱۱۰ («حل معضلات نظام که از طرق عادی قابل حل نیست») با عموم و اطلاق خودش درِ اختیارات فوق‌العاده و پیش‌بینی‌نشده را باز گذاشته؛ و ثالثاً منطق حکم حکومتی ـ که در فقه پذیرفته شده ـ اقتضا می‌کند حاکم در موارد پیش‌بینی‌نشده هم اختیار داشته باشد، وگرنه نظام در برابر بحران‌های نوپدید فلج می‌شود.</w:t>
       </w:r>
       <w:r>
         <w:rPr>
@@ -7856,7 +7740,7 @@
           <w:szCs w:val="28"/>
           <w:vertAlign w:val="superscript"/>
         </w:rPr>
-        <w:footnoteReference w:id="78"/>
+        <w:footnoteReference w:id="69"/>
       </w:r>
     </w:p>
     <w:p>
@@ -7875,7 +7759,7 @@
           <w:sz w:val="28"/>
           <w:szCs w:val="28"/>
         </w:rPr>
-        <w:t>نقد و داوری منصفانه: هر دو دیدگاه، وجهی از حقیقت را گرفته‌اند و در عین حال دچار یک‌سونگری‌اند: دیدگاه حصر، «ولایت مطلقه» را به مجموعه‌ای بسته و احصاشده از صلاحیت‌های اداری فرومی‌کاهد و با منطق حکم حکومتی (که ذاتاً فوق‌العاده، پیش‌بینی‌ناپذیر و فراقاعده‌ای است) ناسازگار است؛ و اگر پذیرفته شود، نظام در برابر بحران‌های پیش‌بینی‌نشده، بی‌پاسخ می‌ماند. دیدگاه عدم حصرِ بی‌ضابطه نیز، راه را برای توسعه نامحدود و غیرپاسخ‌گوی اختیار می‌گشاید و با منطق «حکومت قانون» ـ که خود از اهداف و افتخارات نظام اسلامی است ـ در تنش قرار می‌گیرد؛ و اگر بدون مهار پذیرفته شود، به استبداد رأی می‌انجامد. راه میانه ـ که نظر مختار نگارنده است ـ «تفکیک انواع اختیار» است؛ تفکیکی چهارگانه که هم منطق ولایت را حفظ می‌کند و هم منطق قانون را:</w:t>
+        <w:t>نقد و داوری منصفانه من این است که هر دو دیدگاه وجهی از حقیقت را گرفته‌اند و در عین حال هر دو یک‌سونگرند. دیدگاه حصر، «ولایت مطلقه» را به مجموعه‌ای بسته و احصاشده از صلاحیت‌های اداری فرو می‌کاهد و با منطق حکم حکومتی (که ذاتاً فوق‌العاده و پیش‌بینی‌ناپذیر و فراقاعده‌ای است) نمی‌سازد؛ و اگر پذیرفته شود، نظام در برابر بحران‌های پیش‌بینی‌نشده بی‌پاسخ می‌ماند. تصورش را بکنید: بحرانی بیاید که هیچ بندی از اصل ۱۱۰ پوششش ندهد؛ آن‌وقت چه؟ نظام بنشیند و تماشا کند؟ دیدگاه عدم حصرِ بی‌ضابطه هم راه را برای توسعه نامحدود و غیرپاسخ‌گوی اختیار باز می‌گذارد و با منطق «حکومت قانون» ـ که خودش از اهداف و افتخارات نظام اسلامی است ـ درگیر می‌شود؛ و اگر بدون مهار پذیرفته شود، به استبداد رأی می‌انجامد.</w:t>
       </w:r>
     </w:p>
     <w:p>
@@ -7894,7 +7778,7 @@
           <w:sz w:val="28"/>
           <w:szCs w:val="28"/>
         </w:rPr>
-        <w:t>مرتبه یکم، «اختیار صریح»: آن‌چه در متن قانون اساسی (اصل ۱۱۰ و اصول دیگر) به‌صراحت آمده است؛ مانند فرماندهی کل قوا، اعلان جنگ و صلح، و نصب مقامات عالی. این اختیارات، نیازمند استنباط نیست و محل اتفاق است.</w:t>
+        <w:t>راه میانه ـ که نظر مختار من است ـ «تفکیک انواع اختیار» است؛ تفکیکی چهارگانه که هم منطق ولایت را نگه می‌دارد هم منطق قانون را:</w:t>
       </w:r>
     </w:p>
     <w:p>
@@ -7913,7 +7797,7 @@
           <w:sz w:val="28"/>
           <w:szCs w:val="28"/>
         </w:rPr>
-        <w:t>مرتبه دوم، «اختیار ضمنی»: آن‌چه از اطلاق یا عموم بندهای اصل ۱۱۰ ـ به‌ویژه بندهای ۱ (سیاست‌های کلی)، ۵ (جنگ و صلح)، ۷ (تنظیم روابط قوا) و ۸ (حل معضلات) ـ استنباط می‌شود؛ مانند تصمیم درباره سرنوشت معاهده‌ای که با «سیاست‌های کلی نظام» ناسازگار شده یا به «معضل نظام» بدل گشته است. اختیار مورد بحث این رساله، دست‌کم در این مرتبه قرار دارد و مستند قانونیِ مستقیمِ آن، همین بندهاست.</w:t>
+        <w:t>مرتبه اول، «اختیار صریح»: آن‌چه در متن قانون اساسی (اصل ۱۱۰ و اصول دیگر) به‌صراحت آمده؛ مثل فرماندهی کل قوا و اعلان جنگ و صلح و نصب مقامات عالی. این‌ها نیازمند استنباط نیست و محل اتفاق است.</w:t>
       </w:r>
     </w:p>
     <w:p>
@@ -7932,7 +7816,7 @@
           <w:sz w:val="28"/>
           <w:szCs w:val="28"/>
         </w:rPr>
-        <w:t>مرتبه سوم، «اختیار ولایی»: آن‌چه از «ولایت مطلقه» مذکور در اصل ۵۷ ناشی می‌شود و فراتر از نصوص خاص است؛ مانند تصمیم فوق‌العاده‌ای که هیچ بندی از اصل ۱۱۰ ـ حتی با تفسیر موسع ـ آن را پوشش نمی‌دهد، اما اداره نظام بدان وابسته است. این مرتبه، عرصه اعمال «ولایت» به معنای دقیق است.</w:t>
+        <w:t>مرتبه دوم، «اختیار ضمنی»: آن‌چه از اطلاق یا عموم بندهای اصل ۱۱۰ ـ به‌ویژه بندهای ۱ (سیاست‌های کلی) و ۵ (جنگ و صلح) و ۷ (تنظیم روابط قوا) و ۸ (حل معضلات) ـ استنباط می‌شود؛ مثل تصمیم درباره سرنوشت معاهده‌ای که با «سیاست‌های کلی نظام» ناسازگار شده یا به «معضل نظام» بدل گشته. اختیارِ مورد بحث این رساله دست‌کم در این مرتبه قرار دارد و مستند قانونیِ مستقیمش همین بندهاست.</w:t>
       </w:r>
     </w:p>
     <w:p>
@@ -7951,7 +7835,7 @@
           <w:sz w:val="28"/>
           <w:szCs w:val="28"/>
         </w:rPr>
-        <w:t>مرتبه چهارم، «اختیار حکومتی»: آن‌چه از «حکم حکومتی» ولی فقیه در مقام تزاحم ناشی می‌شود (مبنای فصل چهارم) و صورتِ اعمالِ دو مرتبه پیشین است؛ یعنی سازوکاری که از طریق آن، اختیار ضمنی و ولایی، به تصمیم مشخص و لازم‌الاتباع بدل می‌شود.</w:t>
+        <w:t>مرتبه سوم، «اختیار ولایی»: آن‌چه از «ولایت مطلقه» مذکور در اصل ۵۷ درمی‌آید و فراتر از نصوص خاص است؛ مثل تصمیم فوق‌العاده‌ای که هیچ بندی از اصل ۱۱۰ ـ حتی با تفسیر موسع ـ پوششش نمی‌دهد، ولی اداره نظام به آن وابسته است. این مرتبه عرصه اعمال «ولایت» به معنای دقیق است.</w:t>
       </w:r>
     </w:p>
     <w:p>
@@ -7970,7 +7854,7 @@
           <w:sz w:val="28"/>
           <w:szCs w:val="28"/>
         </w:rPr>
-        <w:t>بر اساس این تفکیک چهارگانه، قانون اساسی، «کف» اختیارات رهبری است نه «سقف» آن؛ اما حرکت از کف به سقف، «مقید» است: مقید به مصلحت واقعی، تزاحم واقعی، و ضوابط هشت‌گانه فصل چهارم. به بیان دیگر و در یک جمله: «عدم حصر» به معنای «عدم ضابطه» نیست؛ و همین، جمع میان منطق ولایت و منطق قانون، و پاسخ به هر دو دیدگاه افراطی است.</w:t>
+        <w:t>و مرتبه چهارم، «اختیار حکومتی»: آن‌چه از «حکم حکومتی» ولی فقیه در مقام تزاحم درمی‌آید (مبنای فصل چهارم) و صورتِ اعمالِ دو مرتبه پیشین است؛ یعنی سازوکاری که اختیار ضمنی و ولایی را به تصمیم مشخص و لازم‌الاتباع بدل می‌کند.</w:t>
       </w:r>
     </w:p>
     <w:p>
@@ -7989,7 +7873,26 @@
           <w:sz w:val="28"/>
           <w:szCs w:val="28"/>
         </w:rPr>
-        <w:t>پرسش پایانی این گفتار، نسبت «تصویب مجلس» (قانون عادی) با «حکم حکومتی» است: آیا حکم حکومتی ولی فقیه می‌تواند قانونِ تصویب‌کننده معاهده را ـ که مصوبه قوه مقننه است ـ کنار بزند یا به حالت تعلیق درآورد؟ پاسخ در منطق این رساله روشن است: حکم حکومتیِ مصلحت‌سنجیده در مقام تزاحم، بر قانون عادی «مقدم» می‌شود (چنان‌که امام خمینی نیز حکومت را مقدم بر احکام فرعیه ـ و به طریق اولی بر قوانین عادی بشری ـ دانست)؛ اما این تقدم، «تعلیقی و موقت» است نه «نسخ دائم»؛ یعنی قانون، اعتبار خود را از دست نمی‌دهد، بلکه اجرای آن به‌طور موقت متوقف می‌شود و با رفع تزاحم، بازمی‌گردد. این تحلیل، هم با منطق تزاحم (فصل چهارم) سازگار است، هم با استقلال قوا (اصل ۵۷) ناسازگار نیست (زیرا قانون لغو نشده، بلکه موقتاً متوقف شده)، و هم با منطق تعلیق در حقوق بین‌الملل (ماده ۷۲ وین) هم‌خوان است. با این حال، در مقام حکمرانی مطلوب، هماهنگی با مجلس و اطلاع‌رسانی به آن، توصیه اکید می‌شود.</w:t>
+        <w:t>بر اساس این تفکیک چهارگانه، قانون اساسی «کف» اختیارات رهبری است نه «سقف» آن؛ ولی حرکت از کف به سقف «مقید» است: مقید به مصلحت واقعی و تزاحم واقعی و ضوابط هشت‌گانه فصل چهارم. در یک جمله ـ که دوست دارم جمله ماندگار این رساله باشد ـ: «عدم حصر» به معنای «عدم ضابطه» نیست؛ و همین جمع میان منطق ولایت و منطق قانون، و جواب هر دو دیدگاه افراطی است.</w:t>
+      </w:r>
+    </w:p>
+    <w:p>
+      <w:pPr>
+        <w:pStyle w:val="TH-Body"/>
+        <w:widowControl/>
+        <w:bidi w:val="1"/>
+        <w:spacing w:before="0" w:after="120" w:line="288" w:lineRule="auto"/>
+        <w:jc w:val="both"/>
+      </w:pPr>
+      <w:r>
+        <w:rPr>
+          <w:rFonts w:ascii="B Lotus" w:hAnsi="B Lotus" w:cs="B Lotus" w:eastAsia="B Lotus"/>
+          <w:b w:val="0"/>
+          <w:i w:val="0"/>
+          <w:sz w:val="28"/>
+          <w:szCs w:val="28"/>
+        </w:rPr>
+        <w:t>پرسش پایانی این گفتار نسبت «تصویب مجلس» (قانون عادی) با «حکم حکومتی» است: آیا حکم حکومتی ولی فقیه می‌تواند قانونِ تصویب‌کننده معاهده را ـ که مصوبه قوه مقننه است ـ کنار بزند یا معلق کند؟ جواب در منطق این رساله روشن است: حکم حکومتیِ مصلحت‌سنجیده در مقام تزاحم بر قانون عادی «مقدم» می‌شود (چنان‌که امام حکومت را مقدم بر احکام فرعیه ـ و به طریق اولی بر قوانین عادی بشری ـ دانست)؛ ولی این تقدم «تعلیقی و موقت» است نه «نسخ دائم»؛ یعنی قانون اعتبارش را از دست نمی‌دهد، بلکه اجرایش موقتاً متوقف می‌شود و با رفع تزاحم برمی‌گردد. این تحلیل هم با منطق تزاحم (فصل چهارم) می‌سازد، هم با استقلال قوا (اصل ۵۷) ناسازگار نیست (چون قانون لغو نشده، بلکه موقتاً متوقف شده)، و هم با منطق تعلیق در حقوق بین‌الملل (ماده ۷۲ وین) هم‌خوان است. با این حال، در مقام حکمرانی مطلوب، هماهنگی با مجلس و اطلاع‌رسانی به آن را اکیداً توصیه می‌کنم؛ چون تصمیمی که پشتوانه نهادی داشته باشد، هم محکم‌تر است هم کم‌هزینه‌تر.</w:t>
       </w:r>
     </w:p>
     <w:p>
@@ -8027,7 +7930,7 @@
           <w:sz w:val="28"/>
           <w:szCs w:val="28"/>
         </w:rPr>
-        <w:t>حاصل این فصل، پاسخ به سؤال فرعی اول و تکمیل پاسخ سؤال اصلی است: تصمیم ولی فقیه مبنی بر تعلیق یا نقض معاهده، بی‌تردید و چندلایه به دولت ایران «منتسب» می‌شود (ماده ۴ و تکمله‌های آن) و در صورت عدم انطباق با تعهد، «نقض» محسوب می‌شود (ماده ۱۲)؛ و هیچ توجیه داخلی ـ اعم از حکم حکومتی، مصلحت نظام، قانون اساسی یا احکام شرع ـ در سطح بین‌المللی پذیرفته نیست (ماده ۲۷ وین و ماده ۳۲ طرح). تنها راه رهایی از مسئولیت، گنجاندن رفتار در قالب نهادهای موجه (تعلیق/خاتمه موجه یا اسباب رافع وصف متخلفانه) است که آستانه‌ای بسیار بالا و شرایطی سخت‌گیرانه دارند؛ و در غیر این صورت، آثار مسئولیت (توقف، جبران، و آثار دوره تعلیق) بر دولت بار می‌شود. در سطح داخلی نیز، تصمیم ولی فقیه در چارچوب اختیار ضمنی، ولایی و حکومتی، معتبر و لازم‌الاتباع است؛ هرچند قانون اساسی درباره آن صراحتی ندارد و این اعتبار، از بندهای عام و اصل ۵۷ استنباط می‌شود. بدین‌ترتیب، تصویر نهایی، سه‌سطحی و روشن است: «جواز فقهیِ مقید»، «مشروعیت داخلیِ مشروط»، و «مسئولیت بین‌المللیِ بالقوه»؛ و هنر حکمرانی اسلامی، مدیریت هم‌زمان و عاقلانه هر سه سطح است.</w:t>
+        <w:t>حاصل این فصل جواب سؤال فرعی اول و تکمیل جواب سؤال اصلی است و در چند جمله خلاصه‌اش می‌کنم: تصمیم ولی فقیه مبنی بر تعلیق یا نقض معاهده، بی‌تردید و چندلایه به دولت ایران «منتسب» می‌شود (ماده ۴ و تکمله‌هایش) و اگر رفتار با تعهد نخواند «نقض» به حساب می‌آید (ماده ۱۲)؛ و هیچ توجیه داخلی ـ از حکم حکومتی و مصلحت نظام و قانون اساسی تا احکام شرع ـ در سطح بین‌المللی پذیرفته نیست (ماده ۲۷ وین و ماده ۳۲ طرح). تنها راه رهایی از مسئولیت، گنجاندن رفتار در قالب نهادهای موجه (تعلیق/خاتمه موجه یا اسباب رافع) است که آستانه خیلی بالا و شرایط سختی دارند؛ وگرنه آثار مسئولیت (توقف، جبران، آثار دوره تعلیق) روی دولت آوار می‌شود. در سطح داخلی هم تصمیم ولی فقیه در چارچوب اختیار ضمنی و ولایی و حکومتی معتبر و لازم‌الاتباع است؛ هرچند قانون اساسی درباره‌اش صراحتی ندارد و این اعتبار از بندهای عام و اصل ۵۷ استنباط می‌شود. پس تصویر نهایی سه‌سطحی و روشن است: «جواز فقهیِ مقید»، «مشروعیت داخلیِ مشروط»، و «مسئولیت بین‌المللیِ بالقوه»؛ و هنر حکمرانی اسلامی مدیریت هم‌زمان و عاقلانه هر سه سطح است.</w:t>
       </w:r>
     </w:p>
     <w:p>
@@ -8059,7 +7962,26 @@
     </w:p>
     <w:p>
       <w:pPr>
-        <w:pStyle w:val="TH-Band"/>
+        <w:pStyle w:val="TH-Body"/>
+        <w:widowControl/>
+        <w:bidi w:val="1"/>
+        <w:spacing w:before="0" w:after="120" w:line="288" w:lineRule="auto"/>
+        <w:jc w:val="both"/>
+      </w:pPr>
+      <w:r>
+        <w:rPr>
+          <w:rFonts w:ascii="B Lotus" w:hAnsi="B Lotus" w:cs="B Lotus" w:eastAsia="B Lotus"/>
+          <w:b w:val="0"/>
+          <w:i w:val="0"/>
+          <w:sz w:val="28"/>
+          <w:szCs w:val="28"/>
+        </w:rPr>
+        <w:t>این رساله با یک پرسش صریح و بی‌پرده آغاز شد: اگر ادامه اجرای پیمانی بین‌المللی به ضرر کشور و نظام بدل شود، آیا ولی فقیه می‌تواند از آن عدول کند؟ و اگر می‌تواند، با چه مبنایی و چه شرایطی و چه آثاری؟ حالا، پس از پنج فصل بحث، می‌شود جواب را در پنج دستاورد خلاصه کرد؛ پنج جمله‌ای که اگر خواننده‌ای فقط همین صفحه پایانی را بخواند، باید کل رساله را فهمیده باشد. بگذارید یک‌به‌یک بگویمشان:</w:t>
+      </w:r>
+    </w:p>
+    <w:p>
+      <w:pPr>
+        <w:pStyle w:val="TH-Goftar"/>
         <w:widowControl/>
         <w:bidi w:val="1"/>
         <w:spacing w:before="200" w:after="120" w:line="288" w:lineRule="auto"/>
@@ -8067,13 +7989,13 @@
       </w:pPr>
       <w:r>
         <w:rPr>
-          <w:rFonts w:ascii="B Traffic" w:hAnsi="B Traffic" w:cs="B Traffic" w:eastAsia="B Traffic"/>
+          <w:rFonts w:ascii="B Titr" w:hAnsi="B Titr" w:cs="B Titr" w:eastAsia="B Titr"/>
           <w:b/>
           <w:i w:val="0"/>
-          <w:sz w:val="28"/>
-          <w:szCs w:val="28"/>
-        </w:rPr>
-        <w:t>۱. پاسخ سؤال اصلی</w:t>
+          <w:sz w:val="32"/>
+          <w:szCs w:val="32"/>
+        </w:rPr>
+        <w:t>دستاورد اول: قاعده اولی، وجوب وفاست</w:t>
       </w:r>
     </w:p>
     <w:p>
@@ -8092,107 +8014,12 @@
           <w:sz w:val="28"/>
           <w:szCs w:val="28"/>
         </w:rPr>
-        <w:t>سؤال اصلی پژوهش چنین بود: قلمرو و ضوابط اختیارات ولی فقیه در تعلیق یا نقض یک‌جانبه معاهدات بین‌المللی چیست؟ پاسخ مستفاد از مجموع مباحث پنج فصل رساله، در پنج گزاره خلاصه می‌شود که هر یک متکی بر بخشی از استدلال‌های پیشین است:</w:t>
-      </w:r>
-    </w:p>
-    <w:p>
-      <w:pPr>
-        <w:pStyle w:val="TH-Body"/>
-        <w:widowControl/>
-        <w:bidi w:val="1"/>
-        <w:spacing w:before="0" w:after="120" w:line="288" w:lineRule="auto"/>
-        <w:jc w:val="both"/>
-      </w:pPr>
-      <w:r>
-        <w:rPr>
-          <w:rFonts w:ascii="B Lotus" w:hAnsi="B Lotus" w:cs="B Lotus" w:eastAsia="B Lotus"/>
-          <w:b w:val="0"/>
-          <w:i w:val="0"/>
-          <w:sz w:val="28"/>
-          <w:szCs w:val="28"/>
-        </w:rPr>
-        <w:t>گزاره یکم (اصل اختیار): ولی فقیه در مدیریت سرنوشت معاهدات بین‌المللی دولت جمهوری اسلامی ایران ـ از جمله تعلیق یا پایان‌دادن به اجرای آن‌ها ـ «اختیار» دارد. مبنای این اختیار، ولایت عامه فقیه در اداره نظام، وجوب حفظ نظام، و قاعده تزاحم و اهم و مهم است؛ و قالب فقهی آن، «حکم حکومتی» است. این گزاره با شش دسته دلیل (ولایت عامه، مصلحت و اهم و مهم، قواعد ثانوی، آیه انباذ، قاعده نفی سبیل، و سیره و قول مشهور در فسخ هدنه) در فصل چهارم اثبات شد.</w:t>
-      </w:r>
-    </w:p>
-    <w:p>
-      <w:pPr>
-        <w:pStyle w:val="TH-Body"/>
-        <w:widowControl/>
-        <w:bidi w:val="1"/>
-        <w:spacing w:before="0" w:after="120" w:line="288" w:lineRule="auto"/>
-        <w:jc w:val="both"/>
-      </w:pPr>
-      <w:r>
-        <w:rPr>
-          <w:rFonts w:ascii="B Lotus" w:hAnsi="B Lotus" w:cs="B Lotus" w:eastAsia="B Lotus"/>
-          <w:b w:val="0"/>
-          <w:i w:val="0"/>
-          <w:sz w:val="28"/>
-          <w:szCs w:val="28"/>
-        </w:rPr>
-        <w:t>گزاره دوم (قلمرو نوعی): قلمرو این اختیار، «تعلیق موقتِ مصلحت‌سنجیده» را به‌صورت اصلی و اولی در بر می‌گیرد؛ «انباذ اعلام‌شده» (پایان‌دادن شفاف با رعایت آیین) و «عدول واکنشی» (در برابر نقض طرف مقابل با رعایت تناسب) را به‌صورت مشروط در بر می‌گیرد؛ و «غدر و پیمان‌شکنی پنهانی» را به‌هیچ‌وجه و در هیچ فرضی در بر نمی‌گیرد. همچنین این اختیار، مقید به «سقف» قواعد آمره حقوق بین‌الملل و احکام قطعی و ضروری شرع است و از آن فراتر نمی‌رود.</w:t>
-      </w:r>
-    </w:p>
-    <w:p>
-      <w:pPr>
-        <w:pStyle w:val="TH-Body"/>
-        <w:widowControl/>
-        <w:bidi w:val="1"/>
-        <w:spacing w:before="0" w:after="120" w:line="288" w:lineRule="auto"/>
-        <w:jc w:val="both"/>
-      </w:pPr>
-      <w:r>
-        <w:rPr>
-          <w:rFonts w:ascii="B Lotus" w:hAnsi="B Lotus" w:cs="B Lotus" w:eastAsia="B Lotus"/>
-          <w:b w:val="0"/>
-          <w:i w:val="0"/>
-          <w:sz w:val="28"/>
-          <w:szCs w:val="28"/>
-        </w:rPr>
-        <w:t>گزاره سوم (قلمرو حالی و موضوعی): این اختیار، ناظر به «شرایط خاص» (تزاحم واقعی میان وفا و مصلحت اهم) است، نه شرایط عادی؛ و همه معاهدات را به یکسان در بر نمی‌گیرد، بلکه هرچه معاهده بنیادین‌تر و آثار عدول سنگین‌تر باشد، آستانه احراز مصلحت بالاتر می‌رود (اصل تناسب میان شدت عدول و درجه اطمینان).</w:t>
-      </w:r>
-    </w:p>
-    <w:p>
-      <w:pPr>
-        <w:pStyle w:val="TH-Body"/>
-        <w:widowControl/>
-        <w:bidi w:val="1"/>
-        <w:spacing w:before="0" w:after="120" w:line="288" w:lineRule="auto"/>
-        <w:jc w:val="both"/>
-      </w:pPr>
-      <w:r>
-        <w:rPr>
-          <w:rFonts w:ascii="B Lotus" w:hAnsi="B Lotus" w:cs="B Lotus" w:eastAsia="B Lotus"/>
-          <w:b w:val="0"/>
-          <w:i w:val="0"/>
-          <w:sz w:val="28"/>
-          <w:szCs w:val="28"/>
-        </w:rPr>
-        <w:t>گزاره چهارم (ضوابط): اعمال این اختیار، منوط به ضوابط هشت‌گانه هم‌افزا است: احراز مصلحت واقعی و اهم؛ انتفای راه‌حل کم‌هزینه‌تر؛ تشخیص ولی فقیه با پشتوانه کارشناسی نهادها؛ تناسب میان شدت عدول و شدت مصلحت؛ موقت‌بودن تعلیق با افق روشن؛ اعلام و شفافیت (انباذ علی سواء)؛ عدم مخالفت با قواعد آمره و قطعیات؛ و پذیرش آثار و پیش‌بینی جبران. فقدان هر یک از این ضوابط، جواز را مخدوش می‌کند.</w:t>
-      </w:r>
-    </w:p>
-    <w:p>
-      <w:pPr>
-        <w:pStyle w:val="TH-Body"/>
-        <w:widowControl/>
-        <w:bidi w:val="1"/>
-        <w:spacing w:before="0" w:after="120" w:line="288" w:lineRule="auto"/>
-        <w:jc w:val="both"/>
-      </w:pPr>
-      <w:r>
-        <w:rPr>
-          <w:rFonts w:ascii="B Lotus" w:hAnsi="B Lotus" w:cs="B Lotus" w:eastAsia="B Lotus"/>
-          <w:b w:val="0"/>
-          <w:i w:val="0"/>
-          <w:sz w:val="28"/>
-          <w:szCs w:val="28"/>
-        </w:rPr>
-        <w:t>گزاره پنجم (رابطه با وفا): رابطه این اختیار با اصل وجوب وفای به عهد، از نوع «تزاحم» است نه تعارض؛ یعنی در شرایط عادی، هر دو تکلیف (وفا و اداره مصلحتی نظام) با هم قابل امتثال‌اند و وفا، اصلِ حاکم است؛ و تنها در فرض تزاحم واقعی، مصلحت اهم مقدم می‌شود و وجوب وفا به‌طور موقت کنار می‌رود، بی‌آن‌که ساقط شود؛ و با رفع تزاحم، بازمی‌گردد.</w:t>
-      </w:r>
-    </w:p>
-    <w:p>
-      <w:pPr>
-        <w:pStyle w:val="TH-Band"/>
+        <w:t>قاعده اولی و اصل اولیه در تعهدات بین‌المللی دولت اسلامی، «وجوب وفا»ست؛ و این وجوب را با پنج آیه عام (مائده/۱، نحل/۹۱ـ۹۲، اسراء/۳۴، رعد/۲۰ـ۲۵ و مؤمنون/۸) و آیات خاص جهاد (توبه/۴ و ۷، انفال/۵۸ و ۷۲) و روایات متعدد (به‌ویژه حدیث شروط و عهدنامه مالک) و سیره پیامبر و امیرالمؤمنین و دلیل عقل و بنای عقلا اثبات کردم. این قاعده «مسلّم» است و در اصلش میان فقهای ما اختلافی نیست؛ اختلاف ـ اگر باشد ـ در استثناها و مرزهاست، نه در خود قاعده. هرکس بخواهد از این قاعده بیرون برود، بار اثبات با اوست؛ و این رساله دقیقاً همین بار را بر دوش کشید و نشان داد چه وقت و با چه شرایطی می‌شود بیرون رفت.</w:t>
+      </w:r>
+    </w:p>
+    <w:p>
+      <w:pPr>
+        <w:pStyle w:val="TH-Goftar"/>
         <w:widowControl/>
         <w:bidi w:val="1"/>
         <w:spacing w:before="200" w:after="120" w:line="288" w:lineRule="auto"/>
@@ -8200,13 +8027,13 @@
       </w:pPr>
       <w:r>
         <w:rPr>
-          <w:rFonts w:ascii="B Traffic" w:hAnsi="B Traffic" w:cs="B Traffic" w:eastAsia="B Traffic"/>
+          <w:rFonts w:ascii="B Titr" w:hAnsi="B Titr" w:cs="B Titr" w:eastAsia="B Titr"/>
           <w:b/>
           <w:i w:val="0"/>
-          <w:sz w:val="28"/>
-          <w:szCs w:val="28"/>
-        </w:rPr>
-        <w:t>۲. پاسخ سؤال فرعی اول</w:t>
+          <w:sz w:val="32"/>
+          <w:szCs w:val="32"/>
+        </w:rPr>
+        <w:t>دستاورد دوم: استثنای ضابطه‌مند، عدول حکومتی است</w:t>
       </w:r>
     </w:p>
     <w:p>
@@ -8225,12 +8052,12 @@
           <w:sz w:val="28"/>
           <w:szCs w:val="28"/>
         </w:rPr>
-        <w:t>تصمیم ولی فقیه مبنی بر تعلیق یا نقض معاهده، در سطح بین‌المللی به دولت جمهوری اسلامی ایران «منتسب» می‌شود (ماده ۴ طرح مسئولیت و تکمله‌های آن، از جمله ماده ۷ درباره تجاوز از صلاحیت داخلی و ماده ۱۱ درباره تأیید بعدی) و در صورت عدم انطباق رفتار با تعهد، «نقض» محسوب می‌شود (ماده ۱۲ با ملاک عینی)؛ و هیچ‌یک از توجیهات داخلی ـ از جمله حکم حکومتی، مصلحت نظام، قانون اساسی و احکام شرع ـ در برابر طرف مقابل و مراجع بین‌المللی پذیرفته نیست (ماده ۲۷ کنوانسیون وین و ماده ۳۲ طرح مسئولیت). تنها در صورتی که رفتار دولت در قالب نهادهای موجه (تعلیق یا خاتمه موجه بر اساس مواد ۵۴ تا ۶۴ وین، یا اسباب رافع وصف متخلفانه مانند ضرورت، اقدام متقابل و فورس‌ماژور) بگنجد، مسئولیت منتفی می‌شود؛ و آستانه این نهادها ـ چنان‌که رویه دیوان نشان می‌دهد ـ بسیار بالاست و هر مصلحت فقهی، ضرورتِ به معنای ماده ۲۵ نیست. در غیر این صورت، آثار مسئولیت ـ توقف رفتار، تضمین عدم تکرار، و جبران کامل (اعاده وضع، غرامت، جلب رضایت) ـ بر دولت بار می‌شود. بنابراین، «جواز فقهی» تصمیم، «رافع مسئولیت بین‌المللی» نیست و حاکم عاقل و بصیر باید هزینه بین‌المللی را ـ با برآورد تقریبی ـ در محاسبه مصلحت لحاظ کند؛ و همین، مقتضای ضابطه هشتم (مسئولیت‌پذیری) است.</w:t>
-      </w:r>
-    </w:p>
-    <w:p>
-      <w:pPr>
-        <w:pStyle w:val="TH-Band"/>
+        <w:t>خروج از قاعده وجوب وفا ـ یعنی عدول از تعهد ـ فقط در یک صورت جایز است: «تصمیم حکومتی ولی فقیه در مقام تزاحم مصلحتی، با رعایت ضوابط هشت‌گانه». این جواز را با چهار مبنای مستقل اثبات کردم: قاعده تزاحم و تقدیم اهم (که نسبت وجوب وفا و وجوب حفظ نظام، تزاحمی است نه تعارضی)؛ نظریه حکم حکومتی امام خمینی (که اداره نظام و مصلحت اهم را بر احکام فرعیه ـ و به طریق اولی بر التزام به معاهده ـ مقدم می‌دارد)؛ قاعده لاضرر و لاحرج (که اضرار به نظام و امت و حرج اداره کشور را برمی‌دارد)؛ و سیره حکومتی پیامبر و امیرالمؤمنین در عهدنامه‌ها (که در مقام مصلحت، از عهد عدول کردند یا آن را مشروط و موقت بستند). هرکدام از این چهار مبنا به‌تنهایی برای اثبات جواز کافی است؛ و اجتماعشان اطمینان را به حداکثر می‌رساند.</w:t>
+      </w:r>
+    </w:p>
+    <w:p>
+      <w:pPr>
+        <w:pStyle w:val="TH-Goftar"/>
         <w:widowControl/>
         <w:bidi w:val="1"/>
         <w:spacing w:before="200" w:after="120" w:line="288" w:lineRule="auto"/>
@@ -8238,13 +8065,13 @@
       </w:pPr>
       <w:r>
         <w:rPr>
-          <w:rFonts w:ascii="B Traffic" w:hAnsi="B Traffic" w:cs="B Traffic" w:eastAsia="B Traffic"/>
+          <w:rFonts w:ascii="B Titr" w:hAnsi="B Titr" w:cs="B Titr" w:eastAsia="B Titr"/>
           <w:b/>
           <w:i w:val="0"/>
-          <w:sz w:val="28"/>
-          <w:szCs w:val="28"/>
-        </w:rPr>
-        <w:t>۳. پاسخ سؤال فرعی دوم</w:t>
+          <w:sz w:val="32"/>
+          <w:szCs w:val="32"/>
+        </w:rPr>
+        <w:t>دستاورد سوم: ضوابط هشت‌گانه، مهار جواز است</w:t>
       </w:r>
     </w:p>
     <w:p>
@@ -8263,12 +8090,12 @@
           <w:sz w:val="28"/>
           <w:szCs w:val="28"/>
         </w:rPr>
-        <w:t>مصلحت نظام می‌تواند مجوز عدول از تعهدات بین‌المللی باشد، اما نه «هر مصلحتی»، بلکه تنها «مصلحت واقعی، اهم، نوعی و احرازشده»؛ و نه «به هر صورتی»، بلکه تنها در چارچوب ضوابط هشت‌گانه و در قالب حکم حکومتی. مرجع نهایی تشخیص این مصلحت، ولی فقیه است؛ اما تشخیص او باید مبتنی بر مشورت کارشناسی نهادهای تخصصی (مجمع تشخیص مصلحت نظام، شورای عالی امنیت ملی، وزارت امور خارجه و فقهای شورای نگهبان) باشد؛ به‌گونه‌ای که «تصمیم» واحد و «پشتوانه» جمعی باشد. معیار تشخیص، «اهم‌بودن عقلایی» مصلحتِ عدول نسبت به مصلحتِ وفا، با قابلیت استناد به قرائن و تصدیق عقلای خبره است. اختیار ناشی از مصلحت، «مقید» است نه مطلق و نه معدوم؛ سقف آن قواعد آمره و قطعیات است و کف آن، ضوابط هشت‌گانه است. و درباره درجه اطمینان لازم، «خوف عقلایی مستند به قرائن» ـ به مقتضای «تَخَافَنَّ» در آیه انباذ ـ کافی است و نیازی به وقوع بالفعل خسارت نیست، مشروط بر رعایت اصل «تناسب میان شدت عدول و درجه اطمینان».</w:t>
-      </w:r>
-    </w:p>
-    <w:p>
-      <w:pPr>
-        <w:pStyle w:val="TH-Band"/>
+        <w:t>جواز عدول «بی‌ضابطه» نیست؛ و اگر بود، با استبداد رأی فرقی نداشت. هشت ضابطه‌ای که استخراج کردم ـ احراز تزاحم واقعی، تقدم راه‌های حقوقی مندرج، تشخیص ولی فقیه با پشتوانه کارشناسی، تناسب، موقتی بودن، انباذ علی سواء، عدم مخالفت با قواعد آمره، و لحاظ آثار در محاسبه مصلحت ـ مجموعاً «مهار» جواز است و جلوی سوءاستفاده را می‌گیرد. هر عدولی که واجد این هشت ضابطه باشد مشروع است؛ و هر عدولی که فاقد حتی یکی از ارکانش باشد، از دایره جواز بیرون است. این ضوابط را می‌شود به‌مثابه «دستورالعمل عملی» تصمیم‌گیر خواند؛ چیزی شبیه چک‌لیستی که قبل از هر تصمیمی باید یک‌به‌یک تیک بخورد.</w:t>
+      </w:r>
+    </w:p>
+    <w:p>
+      <w:pPr>
+        <w:pStyle w:val="TH-Goftar"/>
         <w:widowControl/>
         <w:bidi w:val="1"/>
         <w:spacing w:before="200" w:after="120" w:line="288" w:lineRule="auto"/>
@@ -8276,13 +8103,13 @@
       </w:pPr>
       <w:r>
         <w:rPr>
-          <w:rFonts w:ascii="B Traffic" w:hAnsi="B Traffic" w:cs="B Traffic" w:eastAsia="B Traffic"/>
+          <w:rFonts w:ascii="B Titr" w:hAnsi="B Titr" w:cs="B Titr" w:eastAsia="B Titr"/>
           <w:b/>
           <w:i w:val="0"/>
-          <w:sz w:val="28"/>
-          <w:szCs w:val="28"/>
-        </w:rPr>
-        <w:t>۴. یافته‌ها و نوآوری‌ها</w:t>
+          <w:sz w:val="32"/>
+          <w:szCs w:val="32"/>
+        </w:rPr>
+        <w:t>دستاورد چهارم: سه سطح را قاطی نکنیم</w:t>
       </w:r>
     </w:p>
     <w:p>
@@ -8301,164 +8128,12 @@
           <w:sz w:val="28"/>
           <w:szCs w:val="28"/>
         </w:rPr>
-        <w:t>مهم‌ترین یافته‌ها و نوآوری‌های این پژوهش ـ که آن را از آثار پیشین متمایز می‌کند ـ عبارت‌اند از:</w:t>
-      </w:r>
-    </w:p>
-    <w:p>
-      <w:pPr>
-        <w:pStyle w:val="TH-Body"/>
-        <w:widowControl/>
-        <w:bidi w:val="1"/>
-        <w:spacing w:before="0" w:after="120" w:line="288" w:lineRule="auto"/>
-        <w:jc w:val="both"/>
-      </w:pPr>
-      <w:r>
-        <w:rPr>
-          <w:rFonts w:ascii="B Lotus" w:hAnsi="B Lotus" w:cs="B Lotus" w:eastAsia="B Lotus"/>
-          <w:b w:val="0"/>
-          <w:i w:val="0"/>
-          <w:sz w:val="28"/>
-          <w:szCs w:val="28"/>
-        </w:rPr>
-        <w:t>یکم. اثبات «تزاحمی‌بودن» رابطه ادله وفا با ادله اختیار حاکم (در برابر فرضیه رایجِ تعارض) با چهار دلیل اصولی، و استخراج لوازم آن، به‌ویژه «موقت‌بودن» عدول و «بازگشت» تکلیف وفا با رفع تزاحم؛ و نقد منصفانه چهار تقریر رقیب (حکومت، تخصیص، تقیید و ورود).</w:t>
-      </w:r>
-    </w:p>
-    <w:p>
-      <w:pPr>
-        <w:pStyle w:val="TH-Body"/>
-        <w:widowControl/>
-        <w:bidi w:val="1"/>
-        <w:spacing w:before="0" w:after="120" w:line="288" w:lineRule="auto"/>
-        <w:jc w:val="both"/>
-      </w:pPr>
-      <w:r>
-        <w:rPr>
-          <w:rFonts w:ascii="B Lotus" w:hAnsi="B Lotus" w:cs="B Lotus" w:eastAsia="B Lotus"/>
-          <w:b w:val="0"/>
-          <w:i w:val="0"/>
-          <w:sz w:val="28"/>
-          <w:szCs w:val="28"/>
-        </w:rPr>
-        <w:t>دوم. ارائه «طیف پنج‌مرحله‌ای شدت عدول» (از تعلیق جزئی تا غدر ممنوع) و اصل «تناسب میان شدت عدول و درجه اطمینان» که چارچوبی عملی و درجه‌بندی‌شده برای تصمیم‌گیران است.</w:t>
-      </w:r>
-    </w:p>
-    <w:p>
-      <w:pPr>
-        <w:pStyle w:val="TH-Body"/>
-        <w:widowControl/>
-        <w:bidi w:val="1"/>
-        <w:spacing w:before="0" w:after="120" w:line="288" w:lineRule="auto"/>
-        <w:jc w:val="both"/>
-      </w:pPr>
-      <w:r>
-        <w:rPr>
-          <w:rFonts w:ascii="B Lotus" w:hAnsi="B Lotus" w:cs="B Lotus" w:eastAsia="B Lotus"/>
-          <w:b w:val="0"/>
-          <w:i w:val="0"/>
-          <w:sz w:val="28"/>
-          <w:szCs w:val="28"/>
-        </w:rPr>
-        <w:t>سوم. استخراج «ضوابط هشت‌گانه عدول» در سه دسته مبنا، مرجع و فرایند، و شکل و آثار، با تبیین مبنای فقهی ـ اصولیِ هر یک؛ مجموعه‌ای که برای نخستین‌بار در قالب یک نظام منسجم صورت‌بندی شده است.</w:t>
-      </w:r>
-    </w:p>
-    <w:p>
-      <w:pPr>
-        <w:pStyle w:val="TH-Body"/>
-        <w:widowControl/>
-        <w:bidi w:val="1"/>
-        <w:spacing w:before="0" w:after="120" w:line="288" w:lineRule="auto"/>
-        <w:jc w:val="both"/>
-      </w:pPr>
-      <w:r>
-        <w:rPr>
-          <w:rFonts w:ascii="B Lotus" w:hAnsi="B Lotus" w:cs="B Lotus" w:eastAsia="B Lotus"/>
-          <w:b w:val="0"/>
-          <w:i w:val="0"/>
-          <w:sz w:val="28"/>
-          <w:szCs w:val="28"/>
-        </w:rPr>
-        <w:t>چهارم. صورت‌بندی «تفکیک سه‌گانه» جواز فقهی، مشروعیت داخلی و مسئولیت بین‌المللی، با تعیین مرجع داوری، معیار و پاسخ هر سطح؛ تفکیکی که خلط رایج و خطرناک میان این سه سطح را برطرف می‌کند.</w:t>
-      </w:r>
-    </w:p>
-    <w:p>
-      <w:pPr>
-        <w:pStyle w:val="TH-Body"/>
-        <w:widowControl/>
-        <w:bidi w:val="1"/>
-        <w:spacing w:before="0" w:after="120" w:line="288" w:lineRule="auto"/>
-        <w:jc w:val="both"/>
-      </w:pPr>
-      <w:r>
-        <w:rPr>
-          <w:rFonts w:ascii="B Lotus" w:hAnsi="B Lotus" w:cs="B Lotus" w:eastAsia="B Lotus"/>
-          <w:b w:val="0"/>
-          <w:i w:val="0"/>
-          <w:sz w:val="28"/>
-          <w:szCs w:val="28"/>
-        </w:rPr>
-        <w:t>پنجم. نقد مستندِ پیش‌فرضِ «ذکر صریح اختیار معاهداتی رهبری در اصل ۱۱۰» با تکیه بر واقعیت متنی قانون اساسی، و ارائه «تفکیک چهارگانه» اختیار صریح، ضمنی، ولایی و حکومتی به‌عنوان راه میانه میان حصرگرایی و عدم حصرِ بی‌ضابطه؛ و تحلیل نسبت حکم حکومتی با قانون مصوب مجلس (تقدم تعلیقی و موقت، نه نسخ دائم).</w:t>
-      </w:r>
-    </w:p>
-    <w:p>
-      <w:pPr>
-        <w:pStyle w:val="TH-Body"/>
-        <w:widowControl/>
-        <w:bidi w:val="1"/>
-        <w:spacing w:before="0" w:after="120" w:line="288" w:lineRule="auto"/>
-        <w:jc w:val="both"/>
-      </w:pPr>
-      <w:r>
-        <w:rPr>
-          <w:rFonts w:ascii="B Lotus" w:hAnsi="B Lotus" w:cs="B Lotus" w:eastAsia="B Lotus"/>
-          <w:b w:val="0"/>
-          <w:i w:val="0"/>
-          <w:sz w:val="28"/>
-          <w:szCs w:val="28"/>
-        </w:rPr>
-        <w:t>ششم. پیونددادن نهاد قرآنی «انباذ علی سواء» با آیین اطلاع‌رسانی کنوانسیون وین (مواد ۶۵ تا ۶۸) و استخراج ضابطه مشترک «اعلام و شفافیت» از هر دو نظام؛ و نشان‌دادن هم‌گرایی عقلانیت فقهی و عقلانیت حقوقی در این نقطه.</w:t>
-      </w:r>
-    </w:p>
-    <w:p>
-      <w:pPr>
-        <w:pStyle w:val="TH-Body"/>
-        <w:widowControl/>
-        <w:bidi w:val="1"/>
-        <w:spacing w:before="0" w:after="120" w:line="288" w:lineRule="auto"/>
-        <w:jc w:val="both"/>
-      </w:pPr>
-      <w:r>
-        <w:rPr>
-          <w:rFonts w:ascii="B Lotus" w:hAnsi="B Lotus" w:cs="B Lotus" w:eastAsia="B Lotus"/>
-          <w:b w:val="0"/>
-          <w:i w:val="0"/>
-          <w:sz w:val="28"/>
-          <w:szCs w:val="28"/>
-        </w:rPr>
-        <w:t>هفتم. احیای «قول مشهور فقها در فسخ مصلحتی هدنه» به‌مثابه سابقه فقهی مستقیم مسئله و صورت‌بندی امروزین آن در قالب معاهدات مدرن؛ کاری که نشان می‌دهد نظریه این رساله، ریشه در سنت فقهی دارد، نه بدعتی بی‌سابقه.</w:t>
-      </w:r>
-    </w:p>
-    <w:p>
-      <w:pPr>
-        <w:pStyle w:val="TH-Body"/>
-        <w:widowControl/>
-        <w:bidi w:val="1"/>
-        <w:spacing w:before="0" w:after="120" w:line="288" w:lineRule="auto"/>
-        <w:jc w:val="both"/>
-      </w:pPr>
-      <w:r>
-        <w:rPr>
-          <w:rFonts w:ascii="B Lotus" w:hAnsi="B Lotus" w:cs="B Lotus" w:eastAsia="B Lotus"/>
-          <w:b w:val="0"/>
-          <w:i w:val="0"/>
-          <w:sz w:val="28"/>
-          <w:szCs w:val="28"/>
-        </w:rPr>
-        <w:t>هشتم. ارائه «راهبردهای پنج‌گانه حقوقی کاهش مسئولیت» (حق شرط، اعلامیه تفسیری، شرط‌گذاری، تعلیق توافقی، مستندسازی) که پیوند میان نظر و عمل را برقرار می‌کند و رساله را از سطح تحلیل نظری به سطح راهنمای عملی ارتقا می‌دهد.</w:t>
-      </w:r>
-    </w:p>
-    <w:p>
-      <w:pPr>
-        <w:pStyle w:val="TH-Band"/>
+        <w:t>مهم‌ترین دستاورد نظری این رساله ـ اگر از من بپرسند ـ تفکیک سه‌گانه سطوح تحلیل است: «جواز فقهی» (که مرجعش فقه و ولی فقیه است)، «مشروعیت داخلی» (که مرجعش قانون اساسی و نهادهاست)، و «مسئولیت بین‌المللی» (که مرجعش حقوق بین‌الملل و مراجع بین‌المللی است). این سه سطح «مستقل‌اند»: تصمیم ولی فقیه ممکن است هم‌زمان شرعاً جایز، قانوناً معتبر، و بین‌المللاً مسئولیت‌آور باشد؛ و هیچ‌کدام از این سه، دو تای دیگر را نفی یا اثبات نمی‌کند. هرکس این سه را قاطی کند ـ چه آن‌کس که از جواز شرعی، بی‌هزینگی بین‌المللی نتیجه بگیرد، چه آن‌کس که از مسئولیت بین‌المللی، ناروایی شرعی ـ دچار خطای تحلیلی شده؛ و این خطا در مقام تصمیم‌گیری می‌تواند فاجعه‌بار باشد.</w:t>
+      </w:r>
+    </w:p>
+    <w:p>
+      <w:pPr>
+        <w:pStyle w:val="TH-Goftar"/>
         <w:widowControl/>
         <w:bidi w:val="1"/>
         <w:spacing w:before="200" w:after="120" w:line="288" w:lineRule="auto"/>
@@ -8466,13 +8141,13 @@
       </w:pPr>
       <w:r>
         <w:rPr>
-          <w:rFonts w:ascii="B Traffic" w:hAnsi="B Traffic" w:cs="B Traffic" w:eastAsia="B Traffic"/>
+          <w:rFonts w:ascii="B Titr" w:hAnsi="B Titr" w:cs="B Titr" w:eastAsia="B Titr"/>
           <w:b/>
           <w:i w:val="0"/>
-          <w:sz w:val="28"/>
-          <w:szCs w:val="28"/>
-        </w:rPr>
-        <w:t>۵. پیشنهادها</w:t>
+          <w:sz w:val="32"/>
+          <w:szCs w:val="32"/>
+        </w:rPr>
+        <w:t>دستاورد پنجم: قانون اساسی کف است نه سقف</w:t>
       </w:r>
     </w:p>
     <w:p>
@@ -8491,7 +8166,26 @@
           <w:sz w:val="28"/>
           <w:szCs w:val="28"/>
         </w:rPr>
-        <w:t>در پایان، چند پیشنهاد برای پژوهش‌های آینده و برای عمل ارائه می‌شود:</w:t>
+        <w:t>در حقوق اساسی، اختیار ولی فقیه درباره سرنوشت معاهدات «صریح» نیست؛ یعنی در هیچ بندی از اصل ۱۱۰ ذکر نشده و هر ادعای خلافی، خلاف واقعیت متنی است. ولی این اختیار از نوع «ضمنی و ولایی» است: از بندهای عام اصل ۱۱۰ (به‌ویژه بندهای ۱، ۵، ۷ و ۸) و اصل ۵۷ (ولایت مطلقه) استنباط می‌شود؛ و صورتِ اعمالش «حکم حکومتی» است. تفکیک چهارگانه مراتب اختیار (صریح، ضمنی، ولایی، حکومتی) راه میانه‌ای است میان دو افراط: حصرگراییِ فلج‌کننده‌ای که نظام را در برابر بحران‌های نوپدید بی‌پاسخ می‌گذارد، و توسعه بی‌ضابطه‌ای که با حکومت قانون نمی‌سازد. قانون اساسی «کف» اختیارات است نه «سقف» آن؛ ولی حرکت از کف به سقف، مقید به ضوابط هشت‌گانه است.</w:t>
+      </w:r>
+    </w:p>
+    <w:p>
+      <w:pPr>
+        <w:pStyle w:val="TH-Goftar"/>
+        <w:widowControl/>
+        <w:bidi w:val="1"/>
+        <w:spacing w:before="200" w:after="120" w:line="288" w:lineRule="auto"/>
+        <w:jc w:val="right"/>
+      </w:pPr>
+      <w:r>
+        <w:rPr>
+          <w:rFonts w:ascii="B Titr" w:hAnsi="B Titr" w:cs="B Titr" w:eastAsia="B Titr"/>
+          <w:b/>
+          <w:i w:val="0"/>
+          <w:sz w:val="32"/>
+          <w:szCs w:val="32"/>
+        </w:rPr>
+        <w:t>نوآوری‌ها و پیشنهادها</w:t>
       </w:r>
     </w:p>
     <w:p>
@@ -8510,7 +8204,7 @@
           <w:sz w:val="28"/>
           <w:szCs w:val="28"/>
         </w:rPr>
-        <w:t>پیشنهاد یکم (پژوهشی): بررسی تطبیقی تفصیلی مسئله در فقه عامه (به‌ویژه آرای مذاهب چهارگانه درباره صلح، هدنه و مصلحت مرسله) و مقایسه نظام‌مند آن با یافته‌های این رساله در قالب پژوهشی مستقل.</w:t>
+        <w:t>نوآوری‌های این رساله را در هشت بند می‌شود شمرد: صورت‌بندی سه‌سطحی مسئله و تحلیل تفکیک‌شده هر سه؛ استخراج ضوابط هشت‌گانه عملی برای عدول حکومتی؛ نقد مستند ادعای اختیار صریح در اصل ۱۱۰ و ارائه تفکیک چهارگانه مراتب اختیار؛ تمایز تزاحم از تخصیص در مسئله وفا و ارائه تحلیل فنّیِ نسبت ادله؛ طیف پنج‌صورتِ عدول (از سبز تا قرمز) به‌مثابه ابزار تصمیم‌گیری؛ نسبت‌سنجی «ضرورت» ماده ۲۵ طرح با «مصلحت» فقهی و اثبات عموم و خصوص من‌وجه؛ تحلیل ماده ۶۲ وین و نسبت تغییر بنیادین اوضاع با تزاحم مصلحتی؛ و ارائه راهبردهای پنج‌گانه مدیریت حقوقی عدول از مرحله انعقاد تا پسااجرا.</w:t>
       </w:r>
     </w:p>
     <w:p>
@@ -8529,7 +8223,7 @@
           <w:sz w:val="28"/>
           <w:szCs w:val="28"/>
         </w:rPr>
-        <w:t>پیشنهاد دوم (پژوهشی): گردآوری و تحلیل «رویه عملی» جمهوری اسلامی ایران در تعلیق، خاتمه و خروج از معاهدات (از جمله تجربه برجام و قراردادهای بزرگ) در قالب پژوهشی میدانی ـ اسنادی با مصاحبه با دست‌اندرکاران.</w:t>
+        <w:t>و برای پژوهش‌های بعدی شش پیشنهاد دارم: پژوهش تطبیقی میان مکتب‌های فقهی (امامیه، حنفیه، مالکیه و دیگران) در باب عهدنامه‌های امروزی؛ تحلیل موردیِ اسنادیِ تجربه‌های معاصر ایران (الجزایر، برجام، و دیگران) در چارچوب ضوابط هشت‌گانه؛ پژوهش مستقل درباره نسبت «قواعد آمره» بین‌المللی با «احکام ثابت» شرعی؛ بررسی فقهی ـ حقوقی «حق شرط» و «اعلامیه تفسیری» به‌مثابه ابزار پیشگیرانه؛ پژوهش درباره سازوکار نهادیِ پیشنهادیِ «ستاد مصلحت‌سنجی تعهدات بین‌المللی»؛ و دست آخر، ترجمه و شرح فارسیِ روانِ کنوانسیون وین و طرح مسئولیت برای طلاب و دانشجویان فقه بین‌الملل.</w:t>
       </w:r>
     </w:p>
     <w:p>
@@ -8548,83 +8242,7 @@
           <w:sz w:val="28"/>
           <w:szCs w:val="28"/>
         </w:rPr>
-        <w:t>پیشنهاد سوم (پژوهشی): بررسی تفصیلی نسبت «حکم حکومتی» با «قانون عادیِ تصویب‌کننده معاهده» در سلسله‌مراتب هنجارهای نظام حقوقی ایران، با مطالعه نظریات تفسیری شورای نگهبان و رویه مجلس.</w:t>
-      </w:r>
-    </w:p>
-    <w:p>
-      <w:pPr>
-        <w:pStyle w:val="TH-Body"/>
-        <w:widowControl/>
-        <w:bidi w:val="1"/>
-        <w:spacing w:before="0" w:after="120" w:line="288" w:lineRule="auto"/>
-        <w:jc w:val="both"/>
-      </w:pPr>
-      <w:r>
-        <w:rPr>
-          <w:rFonts w:ascii="B Lotus" w:hAnsi="B Lotus" w:cs="B Lotus" w:eastAsia="B Lotus"/>
-          <w:b w:val="0"/>
-          <w:i w:val="0"/>
-          <w:sz w:val="28"/>
-          <w:szCs w:val="28"/>
-        </w:rPr>
-        <w:t>پیشنهاد چهارم (پژوهشی): بررسی مسئله مشابه در سطح سازمان‌های بین‌المللی (عضویت، تعلیق عضویت و خروج از سازمان‌ها) و تطبیق چارچوب این رساله بر آن حوزه.</w:t>
-      </w:r>
-    </w:p>
-    <w:p>
-      <w:pPr>
-        <w:pStyle w:val="TH-Body"/>
-        <w:widowControl/>
-        <w:bidi w:val="1"/>
-        <w:spacing w:before="0" w:after="120" w:line="288" w:lineRule="auto"/>
-        <w:jc w:val="both"/>
-      </w:pPr>
-      <w:r>
-        <w:rPr>
-          <w:rFonts w:ascii="B Lotus" w:hAnsi="B Lotus" w:cs="B Lotus" w:eastAsia="B Lotus"/>
-          <w:b w:val="0"/>
-          <w:i w:val="0"/>
-          <w:sz w:val="28"/>
-          <w:szCs w:val="28"/>
-        </w:rPr>
-        <w:t>پیشنهاد پنجم (عملی): تدوین «دستورالعمل راهبردی مدیریت تعهدات بین‌المللی» بر اساس ضوابط هشت‌گانه این رساله، برای استفاده نهادهای تصمیم‌گیر (دفتر مقام معظم رهبری، شورای عالی امنیت ملی و وزارت امور خارجه).</w:t>
-      </w:r>
-    </w:p>
-    <w:p>
-      <w:pPr>
-        <w:pStyle w:val="TH-Body"/>
-        <w:widowControl/>
-        <w:bidi w:val="1"/>
-        <w:spacing w:before="0" w:after="120" w:line="288" w:lineRule="auto"/>
-        <w:jc w:val="both"/>
-      </w:pPr>
-      <w:r>
-        <w:rPr>
-          <w:rFonts w:ascii="B Lotus" w:hAnsi="B Lotus" w:cs="B Lotus" w:eastAsia="B Lotus"/>
-          <w:b w:val="0"/>
-          <w:i w:val="0"/>
-          <w:sz w:val="28"/>
-          <w:szCs w:val="28"/>
-        </w:rPr>
-        <w:t>پیشنهاد ششم (عملی): گنجاندن «شرط بازنگری دوره‌ای» و «سازوکار حل اختلاف» در همه معاهدات آتی دولت ایران، تا نیاز به عدول فوق‌العاده به حداقل برسد (مقتضای ضابطه دوم و راهبرد سوم).</w:t>
-      </w:r>
-    </w:p>
-    <w:p>
-      <w:pPr>
-        <w:pStyle w:val="TH-Body"/>
-        <w:widowControl/>
-        <w:bidi w:val="1"/>
-        <w:spacing w:before="0" w:after="120" w:line="288" w:lineRule="auto"/>
-        <w:jc w:val="both"/>
-      </w:pPr>
-      <w:r>
-        <w:rPr>
-          <w:rFonts w:ascii="B Lotus" w:hAnsi="B Lotus" w:cs="B Lotus" w:eastAsia="B Lotus"/>
-          <w:b w:val="0"/>
-          <w:i w:val="0"/>
-          <w:sz w:val="28"/>
-          <w:szCs w:val="28"/>
-        </w:rPr>
-        <w:t>و در پایان، نگارنده اذعان می‌کند که این رساله ـ با همه تلاشی که برای اتقان آن شده ـ گامی نخستین در مسئله‌ای پیچیده، چندلایه و میان‌رشته‌ای است؛ و از همه اساتید، داوران و خوانندگان ارجمند، تذکرات اصلاحی و تکمیلی را با سپاس و فروتنی می‌پذیرد؛ به این امید که در ویراست‌های بعدی ـ اگر این اثر به زیور طبع آراسته شود ـ به کمال نزدیک‌تر گردد. «وَمَا تَوْفِیقِی إِلَّا بِاللَّهِ عَلَیْهِ تَوَکَّلْتُ وَإِلَیْهِ أُنِیبُ» (هود، ۸۸).</w:t>
+        <w:t>سخن آخر را با اعتراف به کاستی‌ها تمام می‌کنم. این رساله ـ مثل هر کار بشری ـ کامل نیست: دسترسی نداشتن به اسناد محرمانه، کم‌کاری ادبیات فقهی در این باب، و اختلاف تفاسیر حقوقی، هر سه مرزهای این پژوهش‌اند. ولی اگر همین رساله توانسته باشد گرهی را که در مقدمه توصیف کردم ـ دست‌کم به‌اندازه گامی ـ باز کند و چارچوبی به دست تصمیم‌گیر بدهد که با آن، هم شرع را نگه دارد هم قانون را هم مصلحت کشور را، آن‌وقت زحمتی که کشیده شده بی‌ثمر نمانده. والحمد لله اولاً و آخراً.</w:t>
       </w:r>
     </w:p>
     <w:p>
@@ -8656,6 +8274,25 @@
     </w:p>
     <w:p>
       <w:pPr>
+        <w:pStyle w:val="TH-Body"/>
+        <w:widowControl/>
+        <w:bidi w:val="1"/>
+        <w:spacing w:before="0" w:after="120" w:line="288" w:lineRule="auto"/>
+        <w:jc w:val="both"/>
+      </w:pPr>
+      <w:r>
+        <w:rPr>
+          <w:rFonts w:ascii="B Lotus" w:hAnsi="B Lotus" w:cs="B Lotus" w:eastAsia="B Lotus"/>
+          <w:b w:val="0"/>
+          <w:i w:val="0"/>
+          <w:sz w:val="28"/>
+          <w:szCs w:val="28"/>
+        </w:rPr>
+        <w:t>منابع این پژوهش در هشت دسته سامان یافته: قرآن و تفاسیر؛ جوامع حدیثی؛ کتب فقهی و اصولی؛ آثار فقه سیاسی و حکومتی؛ قانون اساسی و اسناد حقوقی داخلی؛ اسناد بین‌المللی؛ کتب و مقالات حقوقی؛ و پایگاه‌های اینترنتی. در هر دسته منابع را به‌ترتیب اهمیت آورده‌ام و مشخصات هرکدام را تا آن‌جا که در دسترسم بوده ثبت کرده‌ام؛ هرجا مشخصه‌ای (چاپ، ناشر، سال یا صفحه) نیازمند بازبینی بوده، صادقانه قید «نیازمند بررسی منبع اصلی» زده‌ام، چون امانت علمی اقتضا می‌کند چیزی را که ندیده‌ام به‌قطع نسبت ندهم.</w:t>
+      </w:r>
+    </w:p>
+    <w:p>
+      <w:pPr>
         <w:pStyle w:val="TH-Goftar"/>
         <w:widowControl/>
         <w:bidi w:val="1"/>
@@ -8670,7 +8307,7 @@
           <w:sz w:val="32"/>
           <w:szCs w:val="32"/>
         </w:rPr>
-        <w:t>۱. قرآن کریم و منابع حدیثی و تفسیری</w:t>
+        <w:t>قرآن کریم و تفاسیر</w:t>
       </w:r>
     </w:p>
     <w:p>
@@ -8678,29 +8315,18 @@
         <w:pStyle w:val="TH-Body"/>
         <w:widowControl/>
         <w:bidi w:val="1"/>
-        <w:spacing w:before="0" w:after="80" w:line="288" w:lineRule="auto"/>
-        <w:ind w:right="425"/>
-        <w:jc w:val="both"/>
-      </w:pPr>
-      <w:r>
-        <w:rPr>
-          <w:rFonts w:ascii="B Lotus" w:hAnsi="B Lotus" w:cs="B Lotus" w:eastAsia="B Lotus"/>
-          <w:b w:val="0"/>
-          <w:i w:val="0"/>
-          <w:sz w:val="24"/>
-          <w:szCs w:val="24"/>
-        </w:rPr>
-        <w:t xml:space="preserve">◾ </w:t>
-      </w:r>
-      <w:r>
-        <w:rPr>
-          <w:rFonts w:ascii="B Lotus" w:hAnsi="B Lotus" w:cs="B Lotus" w:eastAsia="B Lotus"/>
-          <w:b w:val="0"/>
-          <w:i w:val="0"/>
-          <w:sz w:val="28"/>
-          <w:szCs w:val="28"/>
-        </w:rPr>
-        <w:t>قرآن کریم.</w:t>
+        <w:spacing w:before="0" w:after="120" w:line="288" w:lineRule="auto"/>
+        <w:jc w:val="both"/>
+      </w:pPr>
+      <w:r>
+        <w:rPr>
+          <w:rFonts w:ascii="B Lotus" w:hAnsi="B Lotus" w:cs="B Lotus" w:eastAsia="B Lotus"/>
+          <w:b w:val="0"/>
+          <w:i w:val="0"/>
+          <w:sz w:val="28"/>
+          <w:szCs w:val="28"/>
+        </w:rPr>
+        <w:t>قرآن کریم. ترجمه‌های فارسی مورد استفاده: ترجمه فولادوند و ترجمه مکارم شیرازی (در موارد اختلافی، مبنا متن عربی است).</w:t>
       </w:r>
     </w:p>
     <w:p>
@@ -8708,29 +8334,18 @@
         <w:pStyle w:val="TH-Body"/>
         <w:widowControl/>
         <w:bidi w:val="1"/>
-        <w:spacing w:before="0" w:after="80" w:line="288" w:lineRule="auto"/>
-        <w:ind w:right="425"/>
-        <w:jc w:val="both"/>
-      </w:pPr>
-      <w:r>
-        <w:rPr>
-          <w:rFonts w:ascii="B Lotus" w:hAnsi="B Lotus" w:cs="B Lotus" w:eastAsia="B Lotus"/>
-          <w:b w:val="0"/>
-          <w:i w:val="0"/>
-          <w:sz w:val="24"/>
-          <w:szCs w:val="24"/>
-        </w:rPr>
-        <w:t xml:space="preserve">◾ </w:t>
-      </w:r>
-      <w:r>
-        <w:rPr>
-          <w:rFonts w:ascii="B Lotus" w:hAnsi="B Lotus" w:cs="B Lotus" w:eastAsia="B Lotus"/>
-          <w:b w:val="0"/>
-          <w:i w:val="0"/>
-          <w:sz w:val="28"/>
-          <w:szCs w:val="28"/>
-        </w:rPr>
-        <w:t>نهج‌البلاغه (گردآوری: سید رضی، محمد بن حسین).</w:t>
+        <w:spacing w:before="0" w:after="120" w:line="288" w:lineRule="auto"/>
+        <w:jc w:val="both"/>
+      </w:pPr>
+      <w:r>
+        <w:rPr>
+          <w:rFonts w:ascii="B Lotus" w:hAnsi="B Lotus" w:cs="B Lotus" w:eastAsia="B Lotus"/>
+          <w:b w:val="0"/>
+          <w:i w:val="0"/>
+          <w:sz w:val="28"/>
+          <w:szCs w:val="28"/>
+        </w:rPr>
+        <w:t>شیخ طوسی، محمد بن حسن، التبیان فی تفسیر القرآن، بیروت، دار احیاء التراث العربی (مشخصات چاپ، نیازمند بررسی منبع اصلی است).</w:t>
       </w:r>
     </w:p>
     <w:p>
@@ -8738,29 +8353,18 @@
         <w:pStyle w:val="TH-Body"/>
         <w:widowControl/>
         <w:bidi w:val="1"/>
-        <w:spacing w:before="0" w:after="80" w:line="288" w:lineRule="auto"/>
-        <w:ind w:right="425"/>
-        <w:jc w:val="both"/>
-      </w:pPr>
-      <w:r>
-        <w:rPr>
-          <w:rFonts w:ascii="B Lotus" w:hAnsi="B Lotus" w:cs="B Lotus" w:eastAsia="B Lotus"/>
-          <w:b w:val="0"/>
-          <w:i w:val="0"/>
-          <w:sz w:val="24"/>
-          <w:szCs w:val="24"/>
-        </w:rPr>
-        <w:t xml:space="preserve">◾ </w:t>
-      </w:r>
-      <w:r>
-        <w:rPr>
-          <w:rFonts w:ascii="B Lotus" w:hAnsi="B Lotus" w:cs="B Lotus" w:eastAsia="B Lotus"/>
-          <w:b w:val="0"/>
-          <w:i w:val="0"/>
-          <w:sz w:val="28"/>
-          <w:szCs w:val="28"/>
-        </w:rPr>
-        <w:t>حرّ عاملی، محمد بن حسن، وسائل‌الشیعة إلی تحصیل مسائل الشریعة. (مشخصات چاپی: نیازمند تطبیق با نسخه موجود)</w:t>
+        <w:spacing w:before="0" w:after="120" w:line="288" w:lineRule="auto"/>
+        <w:jc w:val="both"/>
+      </w:pPr>
+      <w:r>
+        <w:rPr>
+          <w:rFonts w:ascii="B Lotus" w:hAnsi="B Lotus" w:cs="B Lotus" w:eastAsia="B Lotus"/>
+          <w:b w:val="0"/>
+          <w:i w:val="0"/>
+          <w:sz w:val="28"/>
+          <w:szCs w:val="28"/>
+        </w:rPr>
+        <w:t>شیخ طبرسی، فضل بن حسن، مجمع البیان فی تفسیر القرآن، تهران، انتشارات ناصر خسرو (مشخصات چاپ، نیازمند بررسی منبع اصلی است).</w:t>
       </w:r>
     </w:p>
     <w:p>
@@ -8768,29 +8372,18 @@
         <w:pStyle w:val="TH-Body"/>
         <w:widowControl/>
         <w:bidi w:val="1"/>
-        <w:spacing w:before="0" w:after="80" w:line="288" w:lineRule="auto"/>
-        <w:ind w:right="425"/>
-        <w:jc w:val="both"/>
-      </w:pPr>
-      <w:r>
-        <w:rPr>
-          <w:rFonts w:ascii="B Lotus" w:hAnsi="B Lotus" w:cs="B Lotus" w:eastAsia="B Lotus"/>
-          <w:b w:val="0"/>
-          <w:i w:val="0"/>
-          <w:sz w:val="24"/>
-          <w:szCs w:val="24"/>
-        </w:rPr>
-        <w:t xml:space="preserve">◾ </w:t>
-      </w:r>
-      <w:r>
-        <w:rPr>
-          <w:rFonts w:ascii="B Lotus" w:hAnsi="B Lotus" w:cs="B Lotus" w:eastAsia="B Lotus"/>
-          <w:b w:val="0"/>
-          <w:i w:val="0"/>
-          <w:sz w:val="28"/>
-          <w:szCs w:val="28"/>
-        </w:rPr>
-        <w:t>کلینی، محمد بن یعقوب، الکافی. (مشخصات چاپی: نیازمند تطبیق با نسخه موجود)</w:t>
+        <w:spacing w:before="0" w:after="120" w:line="288" w:lineRule="auto"/>
+        <w:jc w:val="both"/>
+      </w:pPr>
+      <w:r>
+        <w:rPr>
+          <w:rFonts w:ascii="B Lotus" w:hAnsi="B Lotus" w:cs="B Lotus" w:eastAsia="B Lotus"/>
+          <w:b w:val="0"/>
+          <w:i w:val="0"/>
+          <w:sz w:val="28"/>
+          <w:szCs w:val="28"/>
+        </w:rPr>
+        <w:t>علامه طباطبایی، سیدمحمدحسین، المیزان فی تفسیر القرآن، قم، دفتر انتشارات اسلامی (مشخصات چاپ، نیازمند بررسی منبع اصلی است).</w:t>
       </w:r>
     </w:p>
     <w:p>
@@ -8798,209 +8391,18 @@
         <w:pStyle w:val="TH-Body"/>
         <w:widowControl/>
         <w:bidi w:val="1"/>
-        <w:spacing w:before="0" w:after="80" w:line="288" w:lineRule="auto"/>
-        <w:ind w:right="425"/>
-        <w:jc w:val="both"/>
-      </w:pPr>
-      <w:r>
-        <w:rPr>
-          <w:rFonts w:ascii="B Lotus" w:hAnsi="B Lotus" w:cs="B Lotus" w:eastAsia="B Lotus"/>
-          <w:b w:val="0"/>
-          <w:i w:val="0"/>
-          <w:sz w:val="24"/>
-          <w:szCs w:val="24"/>
-        </w:rPr>
-        <w:t xml:space="preserve">◾ </w:t>
-      </w:r>
-      <w:r>
-        <w:rPr>
-          <w:rFonts w:ascii="B Lotus" w:hAnsi="B Lotus" w:cs="B Lotus" w:eastAsia="B Lotus"/>
-          <w:b w:val="0"/>
-          <w:i w:val="0"/>
-          <w:sz w:val="28"/>
-          <w:szCs w:val="28"/>
-        </w:rPr>
-        <w:t>طوسی، محمد بن حسن، تهذیب‌الاحکام. (مشخصات چاپی: نیازمند تطبیق با نسخه موجود)</w:t>
-      </w:r>
-    </w:p>
-    <w:p>
-      <w:pPr>
-        <w:pStyle w:val="TH-Body"/>
-        <w:widowControl/>
-        <w:bidi w:val="1"/>
-        <w:spacing w:before="0" w:after="80" w:line="288" w:lineRule="auto"/>
-        <w:ind w:right="425"/>
-        <w:jc w:val="both"/>
-      </w:pPr>
-      <w:r>
-        <w:rPr>
-          <w:rFonts w:ascii="B Lotus" w:hAnsi="B Lotus" w:cs="B Lotus" w:eastAsia="B Lotus"/>
-          <w:b w:val="0"/>
-          <w:i w:val="0"/>
-          <w:sz w:val="24"/>
-          <w:szCs w:val="24"/>
-        </w:rPr>
-        <w:t xml:space="preserve">◾ </w:t>
-      </w:r>
-      <w:r>
-        <w:rPr>
-          <w:rFonts w:ascii="B Lotus" w:hAnsi="B Lotus" w:cs="B Lotus" w:eastAsia="B Lotus"/>
-          <w:b w:val="0"/>
-          <w:i w:val="0"/>
-          <w:sz w:val="28"/>
-          <w:szCs w:val="28"/>
-        </w:rPr>
-        <w:t>طوسی، محمد بن حسن، الاستبصار فیما اختلف من الأخبار. (مشخصات چاپی: نیازمند تطبیق با نسخه موجود)</w:t>
-      </w:r>
-    </w:p>
-    <w:p>
-      <w:pPr>
-        <w:pStyle w:val="TH-Body"/>
-        <w:widowControl/>
-        <w:bidi w:val="1"/>
-        <w:spacing w:before="0" w:after="80" w:line="288" w:lineRule="auto"/>
-        <w:ind w:right="425"/>
-        <w:jc w:val="both"/>
-      </w:pPr>
-      <w:r>
-        <w:rPr>
-          <w:rFonts w:ascii="B Lotus" w:hAnsi="B Lotus" w:cs="B Lotus" w:eastAsia="B Lotus"/>
-          <w:b w:val="0"/>
-          <w:i w:val="0"/>
-          <w:sz w:val="24"/>
-          <w:szCs w:val="24"/>
-        </w:rPr>
-        <w:t xml:space="preserve">◾ </w:t>
-      </w:r>
-      <w:r>
-        <w:rPr>
-          <w:rFonts w:ascii="B Lotus" w:hAnsi="B Lotus" w:cs="B Lotus" w:eastAsia="B Lotus"/>
-          <w:b w:val="0"/>
-          <w:i w:val="0"/>
-          <w:sz w:val="28"/>
-          <w:szCs w:val="28"/>
-        </w:rPr>
-        <w:t>صدوق، محمد بن علی بن بابویه، من لایحضره الفقیه. (مشخصات چاپی: نیازمند تطبیق با نسخه موجود)</w:t>
-      </w:r>
-    </w:p>
-    <w:p>
-      <w:pPr>
-        <w:pStyle w:val="TH-Body"/>
-        <w:widowControl/>
-        <w:bidi w:val="1"/>
-        <w:spacing w:before="0" w:after="80" w:line="288" w:lineRule="auto"/>
-        <w:ind w:right="425"/>
-        <w:jc w:val="both"/>
-      </w:pPr>
-      <w:r>
-        <w:rPr>
-          <w:rFonts w:ascii="B Lotus" w:hAnsi="B Lotus" w:cs="B Lotus" w:eastAsia="B Lotus"/>
-          <w:b w:val="0"/>
-          <w:i w:val="0"/>
-          <w:sz w:val="24"/>
-          <w:szCs w:val="24"/>
-        </w:rPr>
-        <w:t xml:space="preserve">◾ </w:t>
-      </w:r>
-      <w:r>
-        <w:rPr>
-          <w:rFonts w:ascii="B Lotus" w:hAnsi="B Lotus" w:cs="B Lotus" w:eastAsia="B Lotus"/>
-          <w:b w:val="0"/>
-          <w:i w:val="0"/>
-          <w:sz w:val="28"/>
-          <w:szCs w:val="28"/>
-        </w:rPr>
-        <w:t>صدوق، محمد بن علی بن بابویه، کمال‌الدین و تمام‌النعمة. (مشخصات چاپی: نیازمند تطبیق با نسخه موجود)</w:t>
-      </w:r>
-    </w:p>
-    <w:p>
-      <w:pPr>
-        <w:pStyle w:val="TH-Body"/>
-        <w:widowControl/>
-        <w:bidi w:val="1"/>
-        <w:spacing w:before="0" w:after="80" w:line="288" w:lineRule="auto"/>
-        <w:ind w:right="425"/>
-        <w:jc w:val="both"/>
-      </w:pPr>
-      <w:r>
-        <w:rPr>
-          <w:rFonts w:ascii="B Lotus" w:hAnsi="B Lotus" w:cs="B Lotus" w:eastAsia="B Lotus"/>
-          <w:b w:val="0"/>
-          <w:i w:val="0"/>
-          <w:sz w:val="24"/>
-          <w:szCs w:val="24"/>
-        </w:rPr>
-        <w:t xml:space="preserve">◾ </w:t>
-      </w:r>
-      <w:r>
-        <w:rPr>
-          <w:rFonts w:ascii="B Lotus" w:hAnsi="B Lotus" w:cs="B Lotus" w:eastAsia="B Lotus"/>
-          <w:b w:val="0"/>
-          <w:i w:val="0"/>
-          <w:sz w:val="28"/>
-          <w:szCs w:val="28"/>
-        </w:rPr>
-        <w:t>طبرسی، احمد بن علی، الاحتجاج علی أهل اللجاج. (مشخصات چاپی: نیازمند تطبیق با نسخه موجود)</w:t>
-      </w:r>
-    </w:p>
-    <w:p>
-      <w:pPr>
-        <w:pStyle w:val="TH-Body"/>
-        <w:widowControl/>
-        <w:bidi w:val="1"/>
-        <w:spacing w:before="0" w:after="80" w:line="288" w:lineRule="auto"/>
-        <w:ind w:right="425"/>
-        <w:jc w:val="both"/>
-      </w:pPr>
-      <w:r>
-        <w:rPr>
-          <w:rFonts w:ascii="B Lotus" w:hAnsi="B Lotus" w:cs="B Lotus" w:eastAsia="B Lotus"/>
-          <w:b w:val="0"/>
-          <w:i w:val="0"/>
-          <w:sz w:val="24"/>
-          <w:szCs w:val="24"/>
-        </w:rPr>
-        <w:t xml:space="preserve">◾ </w:t>
-      </w:r>
-      <w:r>
-        <w:rPr>
-          <w:rFonts w:ascii="B Lotus" w:hAnsi="B Lotus" w:cs="B Lotus" w:eastAsia="B Lotus"/>
-          <w:b w:val="0"/>
-          <w:i w:val="0"/>
-          <w:sz w:val="28"/>
-          <w:szCs w:val="28"/>
-        </w:rPr>
-        <w:t>طبرسی، فضل بن حسن، مجمع‌البیان فی تفسیر القرآن. (مشخصات چاپی: نیازمند تطبیق با نسخه موجود)</w:t>
-      </w:r>
-    </w:p>
-    <w:p>
-      <w:pPr>
-        <w:pStyle w:val="TH-Body"/>
-        <w:widowControl/>
-        <w:bidi w:val="1"/>
-        <w:spacing w:before="0" w:after="80" w:line="288" w:lineRule="auto"/>
-        <w:ind w:right="425"/>
-        <w:jc w:val="both"/>
-      </w:pPr>
-      <w:r>
-        <w:rPr>
-          <w:rFonts w:ascii="B Lotus" w:hAnsi="B Lotus" w:cs="B Lotus" w:eastAsia="B Lotus"/>
-          <w:b w:val="0"/>
-          <w:i w:val="0"/>
-          <w:sz w:val="24"/>
-          <w:szCs w:val="24"/>
-        </w:rPr>
-        <w:t xml:space="preserve">◾ </w:t>
-      </w:r>
-      <w:r>
-        <w:rPr>
-          <w:rFonts w:ascii="B Lotus" w:hAnsi="B Lotus" w:cs="B Lotus" w:eastAsia="B Lotus"/>
-          <w:b w:val="0"/>
-          <w:i w:val="0"/>
-          <w:sz w:val="28"/>
-          <w:szCs w:val="28"/>
-        </w:rPr>
-        <w:t>طباطبایی، سیدمحمدحسین، المیزان فی تفسیر القرآن. (مشخصات چاپی: نیازمند تطبیق با نسخه موجود)</w:t>
+        <w:spacing w:before="0" w:after="120" w:line="288" w:lineRule="auto"/>
+        <w:jc w:val="both"/>
+      </w:pPr>
+      <w:r>
+        <w:rPr>
+          <w:rFonts w:ascii="B Lotus" w:hAnsi="B Lotus" w:cs="B Lotus" w:eastAsia="B Lotus"/>
+          <w:b w:val="0"/>
+          <w:i w:val="0"/>
+          <w:sz w:val="28"/>
+          <w:szCs w:val="28"/>
+        </w:rPr>
+        <w:t>فخر رازی، محمد بن عمر، مفاتیح الغیب (التفسیر الکبیر)، بیروت، دار احیاء التراث العربی (مشخصات چاپ، نیازمند بررسی منبع اصلی است).</w:t>
       </w:r>
     </w:p>
     <w:p>
@@ -9019,7 +8421,7 @@
           <w:sz w:val="32"/>
           <w:szCs w:val="32"/>
         </w:rPr>
-        <w:t>۲. کتب لغت عربی</w:t>
+        <w:t>جوامع حدیثی و نهج‌البلاغه</w:t>
       </w:r>
     </w:p>
     <w:p>
@@ -9027,29 +8429,18 @@
         <w:pStyle w:val="TH-Body"/>
         <w:widowControl/>
         <w:bidi w:val="1"/>
-        <w:spacing w:before="0" w:after="80" w:line="288" w:lineRule="auto"/>
-        <w:ind w:right="425"/>
-        <w:jc w:val="both"/>
-      </w:pPr>
-      <w:r>
-        <w:rPr>
-          <w:rFonts w:ascii="B Lotus" w:hAnsi="B Lotus" w:cs="B Lotus" w:eastAsia="B Lotus"/>
-          <w:b w:val="0"/>
-          <w:i w:val="0"/>
-          <w:sz w:val="24"/>
-          <w:szCs w:val="24"/>
-        </w:rPr>
-        <w:t xml:space="preserve">◾ </w:t>
-      </w:r>
-      <w:r>
-        <w:rPr>
-          <w:rFonts w:ascii="B Lotus" w:hAnsi="B Lotus" w:cs="B Lotus" w:eastAsia="B Lotus"/>
-          <w:b w:val="0"/>
-          <w:i w:val="0"/>
-          <w:sz w:val="28"/>
-          <w:szCs w:val="28"/>
-        </w:rPr>
-        <w:t>جوهری، اسماعیل بن حماد، الصحاح (تاج اللغة و صحاح العربیة). (مشخصات چاپی: نیازمند تطبیق با نسخه موجود)</w:t>
+        <w:spacing w:before="0" w:after="120" w:line="288" w:lineRule="auto"/>
+        <w:jc w:val="both"/>
+      </w:pPr>
+      <w:r>
+        <w:rPr>
+          <w:rFonts w:ascii="B Lotus" w:hAnsi="B Lotus" w:cs="B Lotus" w:eastAsia="B Lotus"/>
+          <w:b w:val="0"/>
+          <w:i w:val="0"/>
+          <w:sz w:val="28"/>
+          <w:szCs w:val="28"/>
+        </w:rPr>
+        <w:t>کلینی، محمد بن یعقوب، الکافی، تهران، دار الکتب الاسلامیه (مشخصات چاپ، نیازمند بررسی منبع اصلی است).</w:t>
       </w:r>
     </w:p>
     <w:p>
@@ -9057,29 +8448,18 @@
         <w:pStyle w:val="TH-Body"/>
         <w:widowControl/>
         <w:bidi w:val="1"/>
-        <w:spacing w:before="0" w:after="80" w:line="288" w:lineRule="auto"/>
-        <w:ind w:right="425"/>
-        <w:jc w:val="both"/>
-      </w:pPr>
-      <w:r>
-        <w:rPr>
-          <w:rFonts w:ascii="B Lotus" w:hAnsi="B Lotus" w:cs="B Lotus" w:eastAsia="B Lotus"/>
-          <w:b w:val="0"/>
-          <w:i w:val="0"/>
-          <w:sz w:val="24"/>
-          <w:szCs w:val="24"/>
-        </w:rPr>
-        <w:t xml:space="preserve">◾ </w:t>
-      </w:r>
-      <w:r>
-        <w:rPr>
-          <w:rFonts w:ascii="B Lotus" w:hAnsi="B Lotus" w:cs="B Lotus" w:eastAsia="B Lotus"/>
-          <w:b w:val="0"/>
-          <w:i w:val="0"/>
-          <w:sz w:val="28"/>
-          <w:szCs w:val="28"/>
-        </w:rPr>
-        <w:t>ابن‌منظور، محمد بن مکرم، لسان‌العرب. (مشخصات چاپی: نیازمند تطبیق با نسخه موجود)</w:t>
+        <w:spacing w:before="0" w:after="120" w:line="288" w:lineRule="auto"/>
+        <w:jc w:val="both"/>
+      </w:pPr>
+      <w:r>
+        <w:rPr>
+          <w:rFonts w:ascii="B Lotus" w:hAnsi="B Lotus" w:cs="B Lotus" w:eastAsia="B Lotus"/>
+          <w:b w:val="0"/>
+          <w:i w:val="0"/>
+          <w:sz w:val="28"/>
+          <w:szCs w:val="28"/>
+        </w:rPr>
+        <w:t>شیخ صدوق، محمد بن علی، من لایحضره الفقیه، قم، دفتر انتشارات اسلامی (مشخصات چاپ، نیازمند بررسی منبع اصلی است).</w:t>
       </w:r>
     </w:p>
     <w:p>
@@ -9087,29 +8467,18 @@
         <w:pStyle w:val="TH-Body"/>
         <w:widowControl/>
         <w:bidi w:val="1"/>
-        <w:spacing w:before="0" w:after="80" w:line="288" w:lineRule="auto"/>
-        <w:ind w:right="425"/>
-        <w:jc w:val="both"/>
-      </w:pPr>
-      <w:r>
-        <w:rPr>
-          <w:rFonts w:ascii="B Lotus" w:hAnsi="B Lotus" w:cs="B Lotus" w:eastAsia="B Lotus"/>
-          <w:b w:val="0"/>
-          <w:i w:val="0"/>
-          <w:sz w:val="24"/>
-          <w:szCs w:val="24"/>
-        </w:rPr>
-        <w:t xml:space="preserve">◾ </w:t>
-      </w:r>
-      <w:r>
-        <w:rPr>
-          <w:rFonts w:ascii="B Lotus" w:hAnsi="B Lotus" w:cs="B Lotus" w:eastAsia="B Lotus"/>
-          <w:b w:val="0"/>
-          <w:i w:val="0"/>
-          <w:sz w:val="28"/>
-          <w:szCs w:val="28"/>
-        </w:rPr>
-        <w:t>راغب اصفهانی، حسین بن محمد، مفردات ألفاظ القرآن. (مشخصات چاپی: نیازمند تطبیق با نسخه موجود)</w:t>
+        <w:spacing w:before="0" w:after="120" w:line="288" w:lineRule="auto"/>
+        <w:jc w:val="both"/>
+      </w:pPr>
+      <w:r>
+        <w:rPr>
+          <w:rFonts w:ascii="B Lotus" w:hAnsi="B Lotus" w:cs="B Lotus" w:eastAsia="B Lotus"/>
+          <w:b w:val="0"/>
+          <w:i w:val="0"/>
+          <w:sz w:val="28"/>
+          <w:szCs w:val="28"/>
+        </w:rPr>
+        <w:t>شیخ صدوق، محمد بن علی، الخصال، قم، دفتر انتشارات اسلامی (مشخصات چاپ، نیازمند بررسی منبع اصلی است).</w:t>
       </w:r>
     </w:p>
     <w:p>
@@ -9117,29 +8486,18 @@
         <w:pStyle w:val="TH-Body"/>
         <w:widowControl/>
         <w:bidi w:val="1"/>
-        <w:spacing w:before="0" w:after="80" w:line="288" w:lineRule="auto"/>
-        <w:ind w:right="425"/>
-        <w:jc w:val="both"/>
-      </w:pPr>
-      <w:r>
-        <w:rPr>
-          <w:rFonts w:ascii="B Lotus" w:hAnsi="B Lotus" w:cs="B Lotus" w:eastAsia="B Lotus"/>
-          <w:b w:val="0"/>
-          <w:i w:val="0"/>
-          <w:sz w:val="24"/>
-          <w:szCs w:val="24"/>
-        </w:rPr>
-        <w:t xml:space="preserve">◾ </w:t>
-      </w:r>
-      <w:r>
-        <w:rPr>
-          <w:rFonts w:ascii="B Lotus" w:hAnsi="B Lotus" w:cs="B Lotus" w:eastAsia="B Lotus"/>
-          <w:b w:val="0"/>
-          <w:i w:val="0"/>
-          <w:sz w:val="28"/>
-          <w:szCs w:val="28"/>
-        </w:rPr>
-        <w:t>فیومی، احمد بن محمد، المصباح المنیر. (مشخصات چاپی: نیازمند تطبیق با نسخه موجود)</w:t>
+        <w:spacing w:before="0" w:after="120" w:line="288" w:lineRule="auto"/>
+        <w:jc w:val="both"/>
+      </w:pPr>
+      <w:r>
+        <w:rPr>
+          <w:rFonts w:ascii="B Lotus" w:hAnsi="B Lotus" w:cs="B Lotus" w:eastAsia="B Lotus"/>
+          <w:b w:val="0"/>
+          <w:i w:val="0"/>
+          <w:sz w:val="28"/>
+          <w:szCs w:val="28"/>
+        </w:rPr>
+        <w:t>شیخ طوسی، محمد بن حسن، تهذیب الاحکام، تهران، دار الکتب الاسلامیه (مشخصات چاپ، نیازمند بررسی منبع اصلی است).</w:t>
       </w:r>
     </w:p>
     <w:p>
@@ -9147,29 +8505,56 @@
         <w:pStyle w:val="TH-Body"/>
         <w:widowControl/>
         <w:bidi w:val="1"/>
-        <w:spacing w:before="0" w:after="80" w:line="288" w:lineRule="auto"/>
-        <w:ind w:right="425"/>
-        <w:jc w:val="both"/>
-      </w:pPr>
-      <w:r>
-        <w:rPr>
-          <w:rFonts w:ascii="B Lotus" w:hAnsi="B Lotus" w:cs="B Lotus" w:eastAsia="B Lotus"/>
-          <w:b w:val="0"/>
-          <w:i w:val="0"/>
-          <w:sz w:val="24"/>
-          <w:szCs w:val="24"/>
-        </w:rPr>
-        <w:t xml:space="preserve">◾ </w:t>
-      </w:r>
-      <w:r>
-        <w:rPr>
-          <w:rFonts w:ascii="B Lotus" w:hAnsi="B Lotus" w:cs="B Lotus" w:eastAsia="B Lotus"/>
-          <w:b w:val="0"/>
-          <w:i w:val="0"/>
-          <w:sz w:val="28"/>
-          <w:szCs w:val="28"/>
-        </w:rPr>
-        <w:t>طریحی، فخرالدین، مجمع‌البحرین. (مشخصات چاپی: نیازمند تطبیق با نسخه موجود)</w:t>
+        <w:spacing w:before="0" w:after="120" w:line="288" w:lineRule="auto"/>
+        <w:jc w:val="both"/>
+      </w:pPr>
+      <w:r>
+        <w:rPr>
+          <w:rFonts w:ascii="B Lotus" w:hAnsi="B Lotus" w:cs="B Lotus" w:eastAsia="B Lotus"/>
+          <w:b w:val="0"/>
+          <w:i w:val="0"/>
+          <w:sz w:val="28"/>
+          <w:szCs w:val="28"/>
+        </w:rPr>
+        <w:t>حر عاملی، محمد بن حسن، وسائل الشیعه، قم، مؤسسه آل‌البیت (مشخصات چاپ، نیازمند بررسی منبع اصلی است).</w:t>
+      </w:r>
+    </w:p>
+    <w:p>
+      <w:pPr>
+        <w:pStyle w:val="TH-Body"/>
+        <w:widowControl/>
+        <w:bidi w:val="1"/>
+        <w:spacing w:before="0" w:after="120" w:line="288" w:lineRule="auto"/>
+        <w:jc w:val="both"/>
+      </w:pPr>
+      <w:r>
+        <w:rPr>
+          <w:rFonts w:ascii="B Lotus" w:hAnsi="B Lotus" w:cs="B Lotus" w:eastAsia="B Lotus"/>
+          <w:b w:val="0"/>
+          <w:i w:val="0"/>
+          <w:sz w:val="28"/>
+          <w:szCs w:val="28"/>
+        </w:rPr>
+        <w:t>مجلسی، محمدباقر، بحار الانوار الجامعة لدرر اخبار الائمة الاطهار، بیروت، دار احیاء التراث العربی (مشخصات چاپ، نیازمند بررسی منبع اصلی است).</w:t>
+      </w:r>
+    </w:p>
+    <w:p>
+      <w:pPr>
+        <w:pStyle w:val="TH-Body"/>
+        <w:widowControl/>
+        <w:bidi w:val="1"/>
+        <w:spacing w:before="0" w:after="120" w:line="288" w:lineRule="auto"/>
+        <w:jc w:val="both"/>
+      </w:pPr>
+      <w:r>
+        <w:rPr>
+          <w:rFonts w:ascii="B Lotus" w:hAnsi="B Lotus" w:cs="B Lotus" w:eastAsia="B Lotus"/>
+          <w:b w:val="0"/>
+          <w:i w:val="0"/>
+          <w:sz w:val="28"/>
+          <w:szCs w:val="28"/>
+        </w:rPr>
+        <w:t>سید رضی، محمد بن حسین، نهج‌البلاغه، ضبط و شرح: فیض‌الاسلام (مشخصات چاپ، نیازمند بررسی منبع اصلی است).</w:t>
       </w:r>
     </w:p>
     <w:p>
@@ -9188,7 +8573,7 @@
           <w:sz w:val="32"/>
           <w:szCs w:val="32"/>
         </w:rPr>
-        <w:t>۳. کتب فقهی</w:t>
+        <w:t>کتب فقهی و اصولی</w:t>
       </w:r>
     </w:p>
     <w:p>
@@ -9196,29 +8581,18 @@
         <w:pStyle w:val="TH-Body"/>
         <w:widowControl/>
         <w:bidi w:val="1"/>
-        <w:spacing w:before="0" w:after="80" w:line="288" w:lineRule="auto"/>
-        <w:ind w:right="425"/>
-        <w:jc w:val="both"/>
-      </w:pPr>
-      <w:r>
-        <w:rPr>
-          <w:rFonts w:ascii="B Lotus" w:hAnsi="B Lotus" w:cs="B Lotus" w:eastAsia="B Lotus"/>
-          <w:b w:val="0"/>
-          <w:i w:val="0"/>
-          <w:sz w:val="24"/>
-          <w:szCs w:val="24"/>
-        </w:rPr>
-        <w:t xml:space="preserve">◾ </w:t>
-      </w:r>
-      <w:r>
-        <w:rPr>
-          <w:rFonts w:ascii="B Lotus" w:hAnsi="B Lotus" w:cs="B Lotus" w:eastAsia="B Lotus"/>
-          <w:b w:val="0"/>
-          <w:i w:val="0"/>
-          <w:sz w:val="28"/>
-          <w:szCs w:val="28"/>
-        </w:rPr>
-        <w:t>طوسی، محمد بن حسن، المبسوط فی فقه الإمامیة. (مشخصات چاپی: نیازمند تطبیق با نسخه موجود)</w:t>
+        <w:spacing w:before="0" w:after="120" w:line="288" w:lineRule="auto"/>
+        <w:jc w:val="both"/>
+      </w:pPr>
+      <w:r>
+        <w:rPr>
+          <w:rFonts w:ascii="B Lotus" w:hAnsi="B Lotus" w:cs="B Lotus" w:eastAsia="B Lotus"/>
+          <w:b w:val="0"/>
+          <w:i w:val="0"/>
+          <w:sz w:val="28"/>
+          <w:szCs w:val="28"/>
+        </w:rPr>
+        <w:t>شیخ انصاری، مرتضی، المکاسب (کتاب التجاره)، قم، دفتر انتشارات اسلامی (مشخصات چاپ، نیازمند بررسی منبع اصلی است).</w:t>
       </w:r>
     </w:p>
     <w:p>
@@ -9226,29 +8600,18 @@
         <w:pStyle w:val="TH-Body"/>
         <w:widowControl/>
         <w:bidi w:val="1"/>
-        <w:spacing w:before="0" w:after="80" w:line="288" w:lineRule="auto"/>
-        <w:ind w:right="425"/>
-        <w:jc w:val="both"/>
-      </w:pPr>
-      <w:r>
-        <w:rPr>
-          <w:rFonts w:ascii="B Lotus" w:hAnsi="B Lotus" w:cs="B Lotus" w:eastAsia="B Lotus"/>
-          <w:b w:val="0"/>
-          <w:i w:val="0"/>
-          <w:sz w:val="24"/>
-          <w:szCs w:val="24"/>
-        </w:rPr>
-        <w:t xml:space="preserve">◾ </w:t>
-      </w:r>
-      <w:r>
-        <w:rPr>
-          <w:rFonts w:ascii="B Lotus" w:hAnsi="B Lotus" w:cs="B Lotus" w:eastAsia="B Lotus"/>
-          <w:b w:val="0"/>
-          <w:i w:val="0"/>
-          <w:sz w:val="28"/>
-          <w:szCs w:val="28"/>
-        </w:rPr>
-        <w:t>محقق حلی، جعفر بن حسن، شرائع‌الاسلام فی مسائل الحلال و الحرام. (مشخصات چاپی: نیازمند تطبیق با نسخه موجود)</w:t>
+        <w:spacing w:before="0" w:after="120" w:line="288" w:lineRule="auto"/>
+        <w:jc w:val="both"/>
+      </w:pPr>
+      <w:r>
+        <w:rPr>
+          <w:rFonts w:ascii="B Lotus" w:hAnsi="B Lotus" w:cs="B Lotus" w:eastAsia="B Lotus"/>
+          <w:b w:val="0"/>
+          <w:i w:val="0"/>
+          <w:sz w:val="28"/>
+          <w:szCs w:val="28"/>
+        </w:rPr>
+        <w:t>شیخ انصاری، مرتضی، فرائد الاصول (الرسائل)، قم، دفتر انتشارات اسلامی (مشخصات چاپ، نیازمند بررسی منبع اصلی است).</w:t>
       </w:r>
     </w:p>
     <w:p>
@@ -9256,29 +8619,18 @@
         <w:pStyle w:val="TH-Body"/>
         <w:widowControl/>
         <w:bidi w:val="1"/>
-        <w:spacing w:before="0" w:after="80" w:line="288" w:lineRule="auto"/>
-        <w:ind w:right="425"/>
-        <w:jc w:val="both"/>
-      </w:pPr>
-      <w:r>
-        <w:rPr>
-          <w:rFonts w:ascii="B Lotus" w:hAnsi="B Lotus" w:cs="B Lotus" w:eastAsia="B Lotus"/>
-          <w:b w:val="0"/>
-          <w:i w:val="0"/>
-          <w:sz w:val="24"/>
-          <w:szCs w:val="24"/>
-        </w:rPr>
-        <w:t xml:space="preserve">◾ </w:t>
-      </w:r>
-      <w:r>
-        <w:rPr>
-          <w:rFonts w:ascii="B Lotus" w:hAnsi="B Lotus" w:cs="B Lotus" w:eastAsia="B Lotus"/>
-          <w:b w:val="0"/>
-          <w:i w:val="0"/>
-          <w:sz w:val="28"/>
-          <w:szCs w:val="28"/>
-        </w:rPr>
-        <w:t>علامه حلی، حسن بن یوسف، تذکرة‌الفقهاء. (مشخصات چاپی: نیازمند تطبیق با نسخه موجود)</w:t>
+        <w:spacing w:before="0" w:after="120" w:line="288" w:lineRule="auto"/>
+        <w:jc w:val="both"/>
+      </w:pPr>
+      <w:r>
+        <w:rPr>
+          <w:rFonts w:ascii="B Lotus" w:hAnsi="B Lotus" w:cs="B Lotus" w:eastAsia="B Lotus"/>
+          <w:b w:val="0"/>
+          <w:i w:val="0"/>
+          <w:sz w:val="28"/>
+          <w:szCs w:val="28"/>
+        </w:rPr>
+        <w:t>میرزای نائینی، محمدحسین، منیة الطالب فی حاشیة المکاسب، تهران، کتابخانه محمدی (مشخصات چاپ، نیازمند بررسی منبع اصلی است).</w:t>
       </w:r>
     </w:p>
     <w:p>
@@ -9286,29 +8638,18 @@
         <w:pStyle w:val="TH-Body"/>
         <w:widowControl/>
         <w:bidi w:val="1"/>
-        <w:spacing w:before="0" w:after="80" w:line="288" w:lineRule="auto"/>
-        <w:ind w:right="425"/>
-        <w:jc w:val="both"/>
-      </w:pPr>
-      <w:r>
-        <w:rPr>
-          <w:rFonts w:ascii="B Lotus" w:hAnsi="B Lotus" w:cs="B Lotus" w:eastAsia="B Lotus"/>
-          <w:b w:val="0"/>
-          <w:i w:val="0"/>
-          <w:sz w:val="24"/>
-          <w:szCs w:val="24"/>
-        </w:rPr>
-        <w:t xml:space="preserve">◾ </w:t>
-      </w:r>
-      <w:r>
-        <w:rPr>
-          <w:rFonts w:ascii="B Lotus" w:hAnsi="B Lotus" w:cs="B Lotus" w:eastAsia="B Lotus"/>
-          <w:b w:val="0"/>
-          <w:i w:val="0"/>
-          <w:sz w:val="28"/>
-          <w:szCs w:val="28"/>
-        </w:rPr>
-        <w:t>شهید ثانی، زین‌الدین بن علی، مسالک‌الافهام إلی تنقیح شرائع‌الاسلام. (مشخصات چاپی: نیازمند تطبیق با نسخه موجود)</w:t>
+        <w:spacing w:before="0" w:after="120" w:line="288" w:lineRule="auto"/>
+        <w:jc w:val="both"/>
+      </w:pPr>
+      <w:r>
+        <w:rPr>
+          <w:rFonts w:ascii="B Lotus" w:hAnsi="B Lotus" w:cs="B Lotus" w:eastAsia="B Lotus"/>
+          <w:b w:val="0"/>
+          <w:i w:val="0"/>
+          <w:sz w:val="28"/>
+          <w:szCs w:val="28"/>
+        </w:rPr>
+        <w:t>آخوند خراسانی، محمدکاظم، کفایة الاصول، قم، مؤسسه آل‌البیت (مشخصات چاپ، نیازمند بررسی منبع اصلی است).</w:t>
       </w:r>
     </w:p>
     <w:p>
@@ -9316,29 +8657,18 @@
         <w:pStyle w:val="TH-Body"/>
         <w:widowControl/>
         <w:bidi w:val="1"/>
-        <w:spacing w:before="0" w:after="80" w:line="288" w:lineRule="auto"/>
-        <w:ind w:right="425"/>
-        <w:jc w:val="both"/>
-      </w:pPr>
-      <w:r>
-        <w:rPr>
-          <w:rFonts w:ascii="B Lotus" w:hAnsi="B Lotus" w:cs="B Lotus" w:eastAsia="B Lotus"/>
-          <w:b w:val="0"/>
-          <w:i w:val="0"/>
-          <w:sz w:val="24"/>
-          <w:szCs w:val="24"/>
-        </w:rPr>
-        <w:t xml:space="preserve">◾ </w:t>
-      </w:r>
-      <w:r>
-        <w:rPr>
-          <w:rFonts w:ascii="B Lotus" w:hAnsi="B Lotus" w:cs="B Lotus" w:eastAsia="B Lotus"/>
-          <w:b w:val="0"/>
-          <w:i w:val="0"/>
-          <w:sz w:val="28"/>
-          <w:szCs w:val="28"/>
-        </w:rPr>
-        <w:t>نجفی، محمدحسن، جواهرالکلام فی شرح شرائع‌الاسلام. (مشخصات چاپی: نیازمند تطبیق با نسخه موجود)</w:t>
+        <w:spacing w:before="0" w:after="120" w:line="288" w:lineRule="auto"/>
+        <w:jc w:val="both"/>
+      </w:pPr>
+      <w:r>
+        <w:rPr>
+          <w:rFonts w:ascii="B Lotus" w:hAnsi="B Lotus" w:cs="B Lotus" w:eastAsia="B Lotus"/>
+          <w:b w:val="0"/>
+          <w:i w:val="0"/>
+          <w:sz w:val="28"/>
+          <w:szCs w:val="28"/>
+        </w:rPr>
+        <w:t>نجفی، محمدحسن (صاحب جواهر)، جواهر الکلام فی شرح شرائع الاسلام، بیروت، دار احیاء التراث العربی (مشخصات چاپ، نیازمند بررسی منبع اصلی است).</w:t>
       </w:r>
     </w:p>
     <w:p>
@@ -9346,29 +8676,18 @@
         <w:pStyle w:val="TH-Body"/>
         <w:widowControl/>
         <w:bidi w:val="1"/>
-        <w:spacing w:before="0" w:after="80" w:line="288" w:lineRule="auto"/>
-        <w:ind w:right="425"/>
-        <w:jc w:val="both"/>
-      </w:pPr>
-      <w:r>
-        <w:rPr>
-          <w:rFonts w:ascii="B Lotus" w:hAnsi="B Lotus" w:cs="B Lotus" w:eastAsia="B Lotus"/>
-          <w:b w:val="0"/>
-          <w:i w:val="0"/>
-          <w:sz w:val="24"/>
-          <w:szCs w:val="24"/>
-        </w:rPr>
-        <w:t xml:space="preserve">◾ </w:t>
-      </w:r>
-      <w:r>
-        <w:rPr>
-          <w:rFonts w:ascii="B Lotus" w:hAnsi="B Lotus" w:cs="B Lotus" w:eastAsia="B Lotus"/>
-          <w:b w:val="0"/>
-          <w:i w:val="0"/>
-          <w:sz w:val="28"/>
-          <w:szCs w:val="28"/>
-        </w:rPr>
-        <w:t>انصاری، مرتضی، المکاسب. (مشخصات چاپی: نیازمند تطبیق با نسخه موجود)</w:t>
+        <w:spacing w:before="0" w:after="120" w:line="288" w:lineRule="auto"/>
+        <w:jc w:val="both"/>
+      </w:pPr>
+      <w:r>
+        <w:rPr>
+          <w:rFonts w:ascii="B Lotus" w:hAnsi="B Lotus" w:cs="B Lotus" w:eastAsia="B Lotus"/>
+          <w:b w:val="0"/>
+          <w:i w:val="0"/>
+          <w:sz w:val="28"/>
+          <w:szCs w:val="28"/>
+        </w:rPr>
+        <w:t>بجنوردی، سیدمحمدحسن، القواعد الفقهیه، قم، نشر الهادی (مشخصات چاپ، نیازمند بررسی منبع اصلی است).</w:t>
       </w:r>
     </w:p>
     <w:p>
@@ -9376,29 +8695,18 @@
         <w:pStyle w:val="TH-Body"/>
         <w:widowControl/>
         <w:bidi w:val="1"/>
-        <w:spacing w:before="0" w:after="80" w:line="288" w:lineRule="auto"/>
-        <w:ind w:right="425"/>
-        <w:jc w:val="both"/>
-      </w:pPr>
-      <w:r>
-        <w:rPr>
-          <w:rFonts w:ascii="B Lotus" w:hAnsi="B Lotus" w:cs="B Lotus" w:eastAsia="B Lotus"/>
-          <w:b w:val="0"/>
-          <w:i w:val="0"/>
-          <w:sz w:val="24"/>
-          <w:szCs w:val="24"/>
-        </w:rPr>
-        <w:t xml:space="preserve">◾ </w:t>
-      </w:r>
-      <w:r>
-        <w:rPr>
-          <w:rFonts w:ascii="B Lotus" w:hAnsi="B Lotus" w:cs="B Lotus" w:eastAsia="B Lotus"/>
-          <w:b w:val="0"/>
-          <w:i w:val="0"/>
-          <w:sz w:val="28"/>
-          <w:szCs w:val="28"/>
-        </w:rPr>
-        <w:t>خویی، سیدابوالقاسم، مصباح‌الفقاهة. (مشخصات چاپی: نیازمند تطبیق با نسخه موجود)</w:t>
+        <w:spacing w:before="0" w:after="120" w:line="288" w:lineRule="auto"/>
+        <w:jc w:val="both"/>
+      </w:pPr>
+      <w:r>
+        <w:rPr>
+          <w:rFonts w:ascii="B Lotus" w:hAnsi="B Lotus" w:cs="B Lotus" w:eastAsia="B Lotus"/>
+          <w:b w:val="0"/>
+          <w:i w:val="0"/>
+          <w:sz w:val="28"/>
+          <w:szCs w:val="28"/>
+        </w:rPr>
+        <w:t>امام خمینی، سیدروح‌الله، تحریر الوسیله، قم، دفتر انتشارات اسلامی (مشخصات چاپ، نیازمند بررسی منبع اصلی است).</w:t>
       </w:r>
     </w:p>
     <w:p>
@@ -9406,29 +8714,18 @@
         <w:pStyle w:val="TH-Body"/>
         <w:widowControl/>
         <w:bidi w:val="1"/>
-        <w:spacing w:before="0" w:after="80" w:line="288" w:lineRule="auto"/>
-        <w:ind w:right="425"/>
-        <w:jc w:val="both"/>
-      </w:pPr>
-      <w:r>
-        <w:rPr>
-          <w:rFonts w:ascii="B Lotus" w:hAnsi="B Lotus" w:cs="B Lotus" w:eastAsia="B Lotus"/>
-          <w:b w:val="0"/>
-          <w:i w:val="0"/>
-          <w:sz w:val="24"/>
-          <w:szCs w:val="24"/>
-        </w:rPr>
-        <w:t xml:space="preserve">◾ </w:t>
-      </w:r>
-      <w:r>
-        <w:rPr>
-          <w:rFonts w:ascii="B Lotus" w:hAnsi="B Lotus" w:cs="B Lotus" w:eastAsia="B Lotus"/>
-          <w:b w:val="0"/>
-          <w:i w:val="0"/>
-          <w:sz w:val="28"/>
-          <w:szCs w:val="28"/>
-        </w:rPr>
-        <w:t>امام خمینی، سیدروح‌الله، کتاب‌البیع. (مشخصات چاپی: نیازمند تطبیق با نسخه موجود)</w:t>
+        <w:spacing w:before="0" w:after="120" w:line="288" w:lineRule="auto"/>
+        <w:jc w:val="both"/>
+      </w:pPr>
+      <w:r>
+        <w:rPr>
+          <w:rFonts w:ascii="B Lotus" w:hAnsi="B Lotus" w:cs="B Lotus" w:eastAsia="B Lotus"/>
+          <w:b w:val="0"/>
+          <w:i w:val="0"/>
+          <w:sz w:val="28"/>
+          <w:szCs w:val="28"/>
+        </w:rPr>
+        <w:t>امام خمینی، سیدروح‌الله، المکاسب المحرمه، قم، مؤسسه تنظیم و نشر آثار امام خمینی (مشخصات چاپ، نیازمند بررسی منبع اصلی است).</w:t>
       </w:r>
     </w:p>
     <w:p>
@@ -9436,59 +8733,18 @@
         <w:pStyle w:val="TH-Body"/>
         <w:widowControl/>
         <w:bidi w:val="1"/>
-        <w:spacing w:before="0" w:after="80" w:line="288" w:lineRule="auto"/>
-        <w:ind w:right="425"/>
-        <w:jc w:val="both"/>
-      </w:pPr>
-      <w:r>
-        <w:rPr>
-          <w:rFonts w:ascii="B Lotus" w:hAnsi="B Lotus" w:cs="B Lotus" w:eastAsia="B Lotus"/>
-          <w:b w:val="0"/>
-          <w:i w:val="0"/>
-          <w:sz w:val="24"/>
-          <w:szCs w:val="24"/>
-        </w:rPr>
-        <w:t xml:space="preserve">◾ </w:t>
-      </w:r>
-      <w:r>
-        <w:rPr>
-          <w:rFonts w:ascii="B Lotus" w:hAnsi="B Lotus" w:cs="B Lotus" w:eastAsia="B Lotus"/>
-          <w:b w:val="0"/>
-          <w:i w:val="0"/>
-          <w:sz w:val="28"/>
-          <w:szCs w:val="28"/>
-        </w:rPr>
-        <w:t>امام خمینی، سیدروح‌الله، تحریرالوسیلة. (مشخصات چاپی: نیازمند تطبیق با نسخه موجود)</w:t>
-      </w:r>
-    </w:p>
-    <w:p>
-      <w:pPr>
-        <w:pStyle w:val="TH-Body"/>
-        <w:widowControl/>
-        <w:bidi w:val="1"/>
-        <w:spacing w:before="0" w:after="80" w:line="288" w:lineRule="auto"/>
-        <w:ind w:right="425"/>
-        <w:jc w:val="both"/>
-      </w:pPr>
-      <w:r>
-        <w:rPr>
-          <w:rFonts w:ascii="B Lotus" w:hAnsi="B Lotus" w:cs="B Lotus" w:eastAsia="B Lotus"/>
-          <w:b w:val="0"/>
-          <w:i w:val="0"/>
-          <w:sz w:val="24"/>
-          <w:szCs w:val="24"/>
-        </w:rPr>
-        <w:t xml:space="preserve">◾ </w:t>
-      </w:r>
-      <w:r>
-        <w:rPr>
-          <w:rFonts w:ascii="B Lotus" w:hAnsi="B Lotus" w:cs="B Lotus" w:eastAsia="B Lotus"/>
-          <w:b w:val="0"/>
-          <w:i w:val="0"/>
-          <w:sz w:val="28"/>
-          <w:szCs w:val="28"/>
-        </w:rPr>
-        <w:t>امام خمینی، سیدروح‌الله، صحیفه امام (مجموعه آثار). (مشخصات چاپی: نیازمند تطبیق با نسخه موجود)</w:t>
+        <w:spacing w:before="0" w:after="120" w:line="288" w:lineRule="auto"/>
+        <w:jc w:val="both"/>
+      </w:pPr>
+      <w:r>
+        <w:rPr>
+          <w:rFonts w:ascii="B Lotus" w:hAnsi="B Lotus" w:cs="B Lotus" w:eastAsia="B Lotus"/>
+          <w:b w:val="0"/>
+          <w:i w:val="0"/>
+          <w:sz w:val="28"/>
+          <w:szCs w:val="28"/>
+        </w:rPr>
+        <w:t>امام خمینی، سیدروح‌الله، الرسائل (از جمله رساله قاعده لاضرر و رساله حکومت اسلامی)، قم، مؤسسه تنظیم و نشر آثار امام خمینی (مشخصات چاپ، نیازمند بررسی منبع اصلی است).</w:t>
       </w:r>
     </w:p>
     <w:p>
@@ -9507,7 +8763,7 @@
           <w:sz w:val="32"/>
           <w:szCs w:val="32"/>
         </w:rPr>
-        <w:t>۴. کتب اصولی</w:t>
+        <w:t>فقه سیاسی، ولایت فقیه و حکومت اسلامی</w:t>
       </w:r>
     </w:p>
     <w:p>
@@ -9515,29 +8771,18 @@
         <w:pStyle w:val="TH-Body"/>
         <w:widowControl/>
         <w:bidi w:val="1"/>
-        <w:spacing w:before="0" w:after="80" w:line="288" w:lineRule="auto"/>
-        <w:ind w:right="425"/>
-        <w:jc w:val="both"/>
-      </w:pPr>
-      <w:r>
-        <w:rPr>
-          <w:rFonts w:ascii="B Lotus" w:hAnsi="B Lotus" w:cs="B Lotus" w:eastAsia="B Lotus"/>
-          <w:b w:val="0"/>
-          <w:i w:val="0"/>
-          <w:sz w:val="24"/>
-          <w:szCs w:val="24"/>
-        </w:rPr>
-        <w:t xml:space="preserve">◾ </w:t>
-      </w:r>
-      <w:r>
-        <w:rPr>
-          <w:rFonts w:ascii="B Lotus" w:hAnsi="B Lotus" w:cs="B Lotus" w:eastAsia="B Lotus"/>
-          <w:b w:val="0"/>
-          <w:i w:val="0"/>
-          <w:sz w:val="28"/>
-          <w:szCs w:val="28"/>
-        </w:rPr>
-        <w:t>آخوند خراسانی، محمدکاظم، کفایة‌الاصول. (مشخصات چاپی: نیازمند تطبیق با نسخه موجود)</w:t>
+        <w:spacing w:before="0" w:after="120" w:line="288" w:lineRule="auto"/>
+        <w:jc w:val="both"/>
+      </w:pPr>
+      <w:r>
+        <w:rPr>
+          <w:rFonts w:ascii="B Lotus" w:hAnsi="B Lotus" w:cs="B Lotus" w:eastAsia="B Lotus"/>
+          <w:b w:val="0"/>
+          <w:i w:val="0"/>
+          <w:sz w:val="28"/>
+          <w:szCs w:val="28"/>
+        </w:rPr>
+        <w:t>امام خمینی، سیدروح‌الله، ولایت فقیه (حکومت اسلامی)، تهران، مؤسسه تنظیم و نشر آثار امام خمینی (مشخصات چاپ، نیازمند بررسی منبع اصلی است).</w:t>
       </w:r>
     </w:p>
     <w:p>
@@ -9545,29 +8790,18 @@
         <w:pStyle w:val="TH-Body"/>
         <w:widowControl/>
         <w:bidi w:val="1"/>
-        <w:spacing w:before="0" w:after="80" w:line="288" w:lineRule="auto"/>
-        <w:ind w:right="425"/>
-        <w:jc w:val="both"/>
-      </w:pPr>
-      <w:r>
-        <w:rPr>
-          <w:rFonts w:ascii="B Lotus" w:hAnsi="B Lotus" w:cs="B Lotus" w:eastAsia="B Lotus"/>
-          <w:b w:val="0"/>
-          <w:i w:val="0"/>
-          <w:sz w:val="24"/>
-          <w:szCs w:val="24"/>
-        </w:rPr>
-        <w:t xml:space="preserve">◾ </w:t>
-      </w:r>
-      <w:r>
-        <w:rPr>
-          <w:rFonts w:ascii="B Lotus" w:hAnsi="B Lotus" w:cs="B Lotus" w:eastAsia="B Lotus"/>
-          <w:b w:val="0"/>
-          <w:i w:val="0"/>
-          <w:sz w:val="28"/>
-          <w:szCs w:val="28"/>
-        </w:rPr>
-        <w:t>انصاری، مرتضی، فرائدالاصول (الرسائل). (مشخصات چاپی: نیازمند تطبیق با نسخه موجود)</w:t>
+        <w:spacing w:before="0" w:after="120" w:line="288" w:lineRule="auto"/>
+        <w:jc w:val="both"/>
+      </w:pPr>
+      <w:r>
+        <w:rPr>
+          <w:rFonts w:ascii="B Lotus" w:hAnsi="B Lotus" w:cs="B Lotus" w:eastAsia="B Lotus"/>
+          <w:b w:val="0"/>
+          <w:i w:val="0"/>
+          <w:sz w:val="28"/>
+          <w:szCs w:val="28"/>
+        </w:rPr>
+        <w:t>امام خمینی، سیدروح‌الله، صحیفه امام (به‌ویژه نامه ۶۷۱۶ به حجت‌الاسلام قدیری)، تهران، مؤسسه تنظیم و نشر آثار امام خمینی (مشخصات چاپ، نیازمند بررسی منبع اصلی است).</w:t>
       </w:r>
     </w:p>
     <w:p>
@@ -9575,29 +8809,113 @@
         <w:pStyle w:val="TH-Body"/>
         <w:widowControl/>
         <w:bidi w:val="1"/>
-        <w:spacing w:before="0" w:after="80" w:line="288" w:lineRule="auto"/>
-        <w:ind w:right="425"/>
-        <w:jc w:val="both"/>
-      </w:pPr>
-      <w:r>
-        <w:rPr>
-          <w:rFonts w:ascii="B Lotus" w:hAnsi="B Lotus" w:cs="B Lotus" w:eastAsia="B Lotus"/>
-          <w:b w:val="0"/>
-          <w:i w:val="0"/>
-          <w:sz w:val="24"/>
-          <w:szCs w:val="24"/>
-        </w:rPr>
-        <w:t xml:space="preserve">◾ </w:t>
-      </w:r>
-      <w:r>
-        <w:rPr>
-          <w:rFonts w:ascii="B Lotus" w:hAnsi="B Lotus" w:cs="B Lotus" w:eastAsia="B Lotus"/>
-          <w:b w:val="0"/>
-          <w:i w:val="0"/>
-          <w:sz w:val="28"/>
-          <w:szCs w:val="28"/>
-        </w:rPr>
-        <w:t>نائینی، محمدحسین (تقریر: کاظمی خراسانی، محمدعلی)، فوائدالاصول. (مشخصات چاپی: نیازمند تطبیق با نسخه موجود)</w:t>
+        <w:spacing w:before="0" w:after="120" w:line="288" w:lineRule="auto"/>
+        <w:jc w:val="both"/>
+      </w:pPr>
+      <w:r>
+        <w:rPr>
+          <w:rFonts w:ascii="B Lotus" w:hAnsi="B Lotus" w:cs="B Lotus" w:eastAsia="B Lotus"/>
+          <w:b w:val="0"/>
+          <w:i w:val="0"/>
+          <w:sz w:val="28"/>
+          <w:szCs w:val="28"/>
+        </w:rPr>
+        <w:t>منتظری، حسینعلی، دراسات فی ولایة الفقیه و فقه الدولة الاسلامیه، قم، نشر تفکر (مشخصات چاپ، نیازمند بررسی منبع اصلی است).</w:t>
+      </w:r>
+    </w:p>
+    <w:p>
+      <w:pPr>
+        <w:pStyle w:val="TH-Body"/>
+        <w:widowControl/>
+        <w:bidi w:val="1"/>
+        <w:spacing w:before="0" w:after="120" w:line="288" w:lineRule="auto"/>
+        <w:jc w:val="both"/>
+      </w:pPr>
+      <w:r>
+        <w:rPr>
+          <w:rFonts w:ascii="B Lotus" w:hAnsi="B Lotus" w:cs="B Lotus" w:eastAsia="B Lotus"/>
+          <w:b w:val="0"/>
+          <w:i w:val="0"/>
+          <w:sz w:val="28"/>
+          <w:szCs w:val="28"/>
+        </w:rPr>
+        <w:t>منتظری، حسینعلی، شئون و اختیارات ولایت فقیه (ترجمه فارسی محمود صلواتی)، تهران، نشر... (نیازمند بررسی منبع اصلی است).</w:t>
+      </w:r>
+    </w:p>
+    <w:p>
+      <w:pPr>
+        <w:pStyle w:val="TH-Body"/>
+        <w:widowControl/>
+        <w:bidi w:val="1"/>
+        <w:spacing w:before="0" w:after="120" w:line="288" w:lineRule="auto"/>
+        <w:jc w:val="both"/>
+      </w:pPr>
+      <w:r>
+        <w:rPr>
+          <w:rFonts w:ascii="B Lotus" w:hAnsi="B Lotus" w:cs="B Lotus" w:eastAsia="B Lotus"/>
+          <w:b w:val="0"/>
+          <w:i w:val="0"/>
+          <w:sz w:val="28"/>
+          <w:szCs w:val="28"/>
+        </w:rPr>
+        <w:t>جوادی آملی، عبدالله، ولایت فقیه: ولایت فقاهت و عدالت، قم، مرکز نشر اسراء (مشخصات چاپ، نیازمند بررسی منبع اصلی است).</w:t>
+      </w:r>
+    </w:p>
+    <w:p>
+      <w:pPr>
+        <w:pStyle w:val="TH-Body"/>
+        <w:widowControl/>
+        <w:bidi w:val="1"/>
+        <w:spacing w:before="0" w:after="120" w:line="288" w:lineRule="auto"/>
+        <w:jc w:val="both"/>
+      </w:pPr>
+      <w:r>
+        <w:rPr>
+          <w:rFonts w:ascii="B Lotus" w:hAnsi="B Lotus" w:cs="B Lotus" w:eastAsia="B Lotus"/>
+          <w:b w:val="0"/>
+          <w:i w:val="0"/>
+          <w:sz w:val="28"/>
+          <w:szCs w:val="28"/>
+        </w:rPr>
+        <w:t>جوادی آملی، عبدالله، فقه سیاسی (کتاب‌های درسی خارج فقه)، قم، مرکز نشر اسراء (مشخصات چاپ، نیازمند بررسی منبع اصلی است).</w:t>
+      </w:r>
+    </w:p>
+    <w:p>
+      <w:pPr>
+        <w:pStyle w:val="TH-Body"/>
+        <w:widowControl/>
+        <w:bidi w:val="1"/>
+        <w:spacing w:before="0" w:after="120" w:line="288" w:lineRule="auto"/>
+        <w:jc w:val="both"/>
+      </w:pPr>
+      <w:r>
+        <w:rPr>
+          <w:rFonts w:ascii="B Lotus" w:hAnsi="B Lotus" w:cs="B Lotus" w:eastAsia="B Lotus"/>
+          <w:b w:val="0"/>
+          <w:i w:val="0"/>
+          <w:sz w:val="28"/>
+          <w:szCs w:val="28"/>
+        </w:rPr>
+        <w:t>آیت‌الله خامنه‌ای، سیدعلی، اجوبة الاستفتائات (پاسخ به استفتائات)، تهران، انتشارات... (نیازمند بررسی منبع اصلی است).</w:t>
+      </w:r>
+    </w:p>
+    <w:p>
+      <w:pPr>
+        <w:pStyle w:val="TH-Body"/>
+        <w:widowControl/>
+        <w:bidi w:val="1"/>
+        <w:spacing w:before="0" w:after="120" w:line="288" w:lineRule="auto"/>
+        <w:jc w:val="both"/>
+      </w:pPr>
+      <w:r>
+        <w:rPr>
+          <w:rFonts w:ascii="B Lotus" w:hAnsi="B Lotus" w:cs="B Lotus" w:eastAsia="B Lotus"/>
+          <w:b w:val="0"/>
+          <w:i w:val="0"/>
+          <w:sz w:val="28"/>
+          <w:szCs w:val="28"/>
+        </w:rPr>
+        <w:t>عمید زنجانی، عباسعلی، فقه سیاسی، تهران، انتشارات امیرکبیر (مشخصات چاپ، نیازمند بررسی منبع اصلی است).</w:t>
       </w:r>
     </w:p>
     <w:p>
@@ -9616,7 +8934,7 @@
           <w:sz w:val="32"/>
           <w:szCs w:val="32"/>
         </w:rPr>
-        <w:t>۵. کتب فقه سیاسی، اندیشه سیاسی اسلام و سیره</w:t>
+        <w:t>قانون اساسی و اسناد حقوقی داخلی</w:t>
       </w:r>
     </w:p>
     <w:p>
@@ -9624,29 +8942,18 @@
         <w:pStyle w:val="TH-Body"/>
         <w:widowControl/>
         <w:bidi w:val="1"/>
-        <w:spacing w:before="0" w:after="80" w:line="288" w:lineRule="auto"/>
-        <w:ind w:right="425"/>
-        <w:jc w:val="both"/>
-      </w:pPr>
-      <w:r>
-        <w:rPr>
-          <w:rFonts w:ascii="B Lotus" w:hAnsi="B Lotus" w:cs="B Lotus" w:eastAsia="B Lotus"/>
-          <w:b w:val="0"/>
-          <w:i w:val="0"/>
-          <w:sz w:val="24"/>
-          <w:szCs w:val="24"/>
-        </w:rPr>
-        <w:t xml:space="preserve">◾ </w:t>
-      </w:r>
-      <w:r>
-        <w:rPr>
-          <w:rFonts w:ascii="B Lotus" w:hAnsi="B Lotus" w:cs="B Lotus" w:eastAsia="B Lotus"/>
-          <w:b w:val="0"/>
-          <w:i w:val="0"/>
-          <w:sz w:val="28"/>
-          <w:szCs w:val="28"/>
-        </w:rPr>
-        <w:t>نائینی، محمدحسین، تنبیه‌الامة و تنزیه‌الملّة. (مشخصات چاپی: نیازمند تطبیق با نسخه موجود)</w:t>
+        <w:spacing w:before="0" w:after="120" w:line="288" w:lineRule="auto"/>
+        <w:jc w:val="both"/>
+      </w:pPr>
+      <w:r>
+        <w:rPr>
+          <w:rFonts w:ascii="B Lotus" w:hAnsi="B Lotus" w:cs="B Lotus" w:eastAsia="B Lotus"/>
+          <w:b w:val="0"/>
+          <w:i w:val="0"/>
+          <w:sz w:val="28"/>
+          <w:szCs w:val="28"/>
+        </w:rPr>
+        <w:t>قانون اساسی جمهوری اسلامی ایران (مصوب ۱۳۵۸ با اصلاحات ۱۳۶۸)، تهران، انتشارات مجلس شورای اسلامی (مشخصات چاپ، نیازمند بررسی منبع اصلی است).</w:t>
       </w:r>
     </w:p>
     <w:p>
@@ -9654,29 +8961,18 @@
         <w:pStyle w:val="TH-Body"/>
         <w:widowControl/>
         <w:bidi w:val="1"/>
-        <w:spacing w:before="0" w:after="80" w:line="288" w:lineRule="auto"/>
-        <w:ind w:right="425"/>
-        <w:jc w:val="both"/>
-      </w:pPr>
-      <w:r>
-        <w:rPr>
-          <w:rFonts w:ascii="B Lotus" w:hAnsi="B Lotus" w:cs="B Lotus" w:eastAsia="B Lotus"/>
-          <w:b w:val="0"/>
-          <w:i w:val="0"/>
-          <w:sz w:val="24"/>
-          <w:szCs w:val="24"/>
-        </w:rPr>
-        <w:t xml:space="preserve">◾ </w:t>
-      </w:r>
-      <w:r>
-        <w:rPr>
-          <w:rFonts w:ascii="B Lotus" w:hAnsi="B Lotus" w:cs="B Lotus" w:eastAsia="B Lotus"/>
-          <w:b w:val="0"/>
-          <w:i w:val="0"/>
-          <w:sz w:val="28"/>
-          <w:szCs w:val="28"/>
-        </w:rPr>
-        <w:t>امام خمینی، سیدروح‌الله، ولایت فقیه (تقریر درس). (مشخصات چاپی: نیازمند تطبیق با نسخه موجود)</w:t>
+        <w:spacing w:before="0" w:after="120" w:line="288" w:lineRule="auto"/>
+        <w:jc w:val="both"/>
+      </w:pPr>
+      <w:r>
+        <w:rPr>
+          <w:rFonts w:ascii="B Lotus" w:hAnsi="B Lotus" w:cs="B Lotus" w:eastAsia="B Lotus"/>
+          <w:b w:val="0"/>
+          <w:i w:val="0"/>
+          <w:sz w:val="28"/>
+          <w:szCs w:val="28"/>
+        </w:rPr>
+        <w:t>قاضی شریعت‌پناهی، سیدابوالفضل، حقوق اساسی و نهادهای سیاسی، تهران، نشر میزان (مشخصات چاپ، نیازمند بررسی منبع اصلی است).</w:t>
       </w:r>
     </w:p>
     <w:p>
@@ -9684,29 +8980,18 @@
         <w:pStyle w:val="TH-Body"/>
         <w:widowControl/>
         <w:bidi w:val="1"/>
-        <w:spacing w:before="0" w:after="80" w:line="288" w:lineRule="auto"/>
-        <w:ind w:right="425"/>
-        <w:jc w:val="both"/>
-      </w:pPr>
-      <w:r>
-        <w:rPr>
-          <w:rFonts w:ascii="B Lotus" w:hAnsi="B Lotus" w:cs="B Lotus" w:eastAsia="B Lotus"/>
-          <w:b w:val="0"/>
-          <w:i w:val="0"/>
-          <w:sz w:val="24"/>
-          <w:szCs w:val="24"/>
-        </w:rPr>
-        <w:t xml:space="preserve">◾ </w:t>
-      </w:r>
-      <w:r>
-        <w:rPr>
-          <w:rFonts w:ascii="B Lotus" w:hAnsi="B Lotus" w:cs="B Lotus" w:eastAsia="B Lotus"/>
-          <w:b w:val="0"/>
-          <w:i w:val="0"/>
-          <w:sz w:val="28"/>
-          <w:szCs w:val="28"/>
-        </w:rPr>
-        <w:t>مطهری، مرتضی، ولاءها و ولایت‌ها. (مشخصات چاپی: نیازمند تطبیق با نسخه موجود)</w:t>
+        <w:spacing w:before="0" w:after="120" w:line="288" w:lineRule="auto"/>
+        <w:jc w:val="both"/>
+      </w:pPr>
+      <w:r>
+        <w:rPr>
+          <w:rFonts w:ascii="B Lotus" w:hAnsi="B Lotus" w:cs="B Lotus" w:eastAsia="B Lotus"/>
+          <w:b w:val="0"/>
+          <w:i w:val="0"/>
+          <w:sz w:val="28"/>
+          <w:szCs w:val="28"/>
+        </w:rPr>
+        <w:t>هاشمی، سیدمحمد، حقوق اساسی جمهوری اسلامی ایران، تهران، نشر میزان (مشخصات چاپ، نیازمند بررسی منبع اصلی است).</w:t>
       </w:r>
     </w:p>
     <w:p>
@@ -9714,29 +8999,18 @@
         <w:pStyle w:val="TH-Body"/>
         <w:widowControl/>
         <w:bidi w:val="1"/>
-        <w:spacing w:before="0" w:after="80" w:line="288" w:lineRule="auto"/>
-        <w:ind w:right="425"/>
-        <w:jc w:val="both"/>
-      </w:pPr>
-      <w:r>
-        <w:rPr>
-          <w:rFonts w:ascii="B Lotus" w:hAnsi="B Lotus" w:cs="B Lotus" w:eastAsia="B Lotus"/>
-          <w:b w:val="0"/>
-          <w:i w:val="0"/>
-          <w:sz w:val="24"/>
-          <w:szCs w:val="24"/>
-        </w:rPr>
-        <w:t xml:space="preserve">◾ </w:t>
-      </w:r>
-      <w:r>
-        <w:rPr>
-          <w:rFonts w:ascii="B Lotus" w:hAnsi="B Lotus" w:cs="B Lotus" w:eastAsia="B Lotus"/>
-          <w:b w:val="0"/>
-          <w:i w:val="0"/>
-          <w:sz w:val="28"/>
-          <w:szCs w:val="28"/>
-        </w:rPr>
-        <w:t>عمید زنجانی، عباسعلی، فقه سیاسی. (مشخصات چاپی: نیازمند تطبیق با نسخه موجود)</w:t>
+        <w:spacing w:before="0" w:after="120" w:line="288" w:lineRule="auto"/>
+        <w:jc w:val="both"/>
+      </w:pPr>
+      <w:r>
+        <w:rPr>
+          <w:rFonts w:ascii="B Lotus" w:hAnsi="B Lotus" w:cs="B Lotus" w:eastAsia="B Lotus"/>
+          <w:b w:val="0"/>
+          <w:i w:val="0"/>
+          <w:sz w:val="28"/>
+          <w:szCs w:val="28"/>
+        </w:rPr>
+        <w:t>صورت مشروح مذاکرات مجلس بررسی نهایی قانون اساسی جمهوری اسلامی ایران، تهران، اداره کل امور فرهنگی و روابط عمومی مجلس (مشخصات چاپ، نیازمند بررسی منبع اصلی است).</w:t>
       </w:r>
     </w:p>
     <w:p>
@@ -9744,29 +9018,18 @@
         <w:pStyle w:val="TH-Body"/>
         <w:widowControl/>
         <w:bidi w:val="1"/>
-        <w:spacing w:before="0" w:after="80" w:line="288" w:lineRule="auto"/>
-        <w:ind w:right="425"/>
-        <w:jc w:val="both"/>
-      </w:pPr>
-      <w:r>
-        <w:rPr>
-          <w:rFonts w:ascii="B Lotus" w:hAnsi="B Lotus" w:cs="B Lotus" w:eastAsia="B Lotus"/>
-          <w:b w:val="0"/>
-          <w:i w:val="0"/>
-          <w:sz w:val="24"/>
-          <w:szCs w:val="24"/>
-        </w:rPr>
-        <w:t xml:space="preserve">◾ </w:t>
-      </w:r>
-      <w:r>
-        <w:rPr>
-          <w:rFonts w:ascii="B Lotus" w:hAnsi="B Lotus" w:cs="B Lotus" w:eastAsia="B Lotus"/>
-          <w:b w:val="0"/>
-          <w:i w:val="0"/>
-          <w:sz w:val="28"/>
-          <w:szCs w:val="28"/>
-        </w:rPr>
-        <w:t>ابن‌هشام، عبدالملک، السیرة النبویة. (مشخصات چاپی: نیازمند تطبیق با نسخه موجود)</w:t>
+        <w:spacing w:before="0" w:after="120" w:line="288" w:lineRule="auto"/>
+        <w:jc w:val="both"/>
+      </w:pPr>
+      <w:r>
+        <w:rPr>
+          <w:rFonts w:ascii="B Lotus" w:hAnsi="B Lotus" w:cs="B Lotus" w:eastAsia="B Lotus"/>
+          <w:b w:val="0"/>
+          <w:i w:val="0"/>
+          <w:sz w:val="28"/>
+          <w:szCs w:val="28"/>
+        </w:rPr>
+        <w:t>نظرات تفسیری شورای نگهبان درباره اصول قانون اساسی (به‌ویژه تفسیر اصل ۱۱۲)، تهران، پژوهشکده شورای نگهبان (مشخصات چاپ، نیازمند بررسی منبع اصلی است).</w:t>
       </w:r>
     </w:p>
     <w:p>
@@ -9774,29 +9037,18 @@
         <w:pStyle w:val="TH-Body"/>
         <w:widowControl/>
         <w:bidi w:val="1"/>
-        <w:spacing w:before="0" w:after="80" w:line="288" w:lineRule="auto"/>
-        <w:ind w:right="425"/>
-        <w:jc w:val="both"/>
-      </w:pPr>
-      <w:r>
-        <w:rPr>
-          <w:rFonts w:ascii="B Lotus" w:hAnsi="B Lotus" w:cs="B Lotus" w:eastAsia="B Lotus"/>
-          <w:b w:val="0"/>
-          <w:i w:val="0"/>
-          <w:sz w:val="24"/>
-          <w:szCs w:val="24"/>
-        </w:rPr>
-        <w:t xml:space="preserve">◾ </w:t>
-      </w:r>
-      <w:r>
-        <w:rPr>
-          <w:rFonts w:ascii="B Lotus" w:hAnsi="B Lotus" w:cs="B Lotus" w:eastAsia="B Lotus"/>
-          <w:b w:val="0"/>
-          <w:i w:val="0"/>
-          <w:sz w:val="28"/>
-          <w:szCs w:val="28"/>
-        </w:rPr>
-        <w:t>طبری، محمد بن جریر، تاریخ الأمم و الملوک (تاریخ طبری). (مشخصات چاپی: نیازمند تطبیق با نسخه موجود)</w:t>
+        <w:spacing w:before="0" w:after="120" w:line="288" w:lineRule="auto"/>
+        <w:jc w:val="both"/>
+      </w:pPr>
+      <w:r>
+        <w:rPr>
+          <w:rFonts w:ascii="B Lotus" w:hAnsi="B Lotus" w:cs="B Lotus" w:eastAsia="B Lotus"/>
+          <w:b w:val="0"/>
+          <w:i w:val="0"/>
+          <w:sz w:val="28"/>
+          <w:szCs w:val="28"/>
+        </w:rPr>
+        <w:t>قانون آیین‌نامه داخلی مجلس شورای اسلامی (مواد مربوط به بررسی عهدنامه‌ها و مقاوله‌نامه‌های بین‌المللی).</w:t>
       </w:r>
     </w:p>
     <w:p>
@@ -9815,7 +9067,7 @@
           <w:sz w:val="32"/>
           <w:szCs w:val="32"/>
         </w:rPr>
-        <w:t>۶. کتب حقوق اساسی و حقوق بین‌الملل</w:t>
+        <w:t>اسناد بین‌المللی</w:t>
       </w:r>
     </w:p>
     <w:p>
@@ -9823,29 +9075,18 @@
         <w:pStyle w:val="TH-Body"/>
         <w:widowControl/>
         <w:bidi w:val="1"/>
-        <w:spacing w:before="0" w:after="80" w:line="288" w:lineRule="auto"/>
-        <w:ind w:right="425"/>
-        <w:jc w:val="both"/>
-      </w:pPr>
-      <w:r>
-        <w:rPr>
-          <w:rFonts w:ascii="B Lotus" w:hAnsi="B Lotus" w:cs="B Lotus" w:eastAsia="B Lotus"/>
-          <w:b w:val="0"/>
-          <w:i w:val="0"/>
-          <w:sz w:val="24"/>
-          <w:szCs w:val="24"/>
-        </w:rPr>
-        <w:t xml:space="preserve">◾ </w:t>
-      </w:r>
-      <w:r>
-        <w:rPr>
-          <w:rFonts w:ascii="B Lotus" w:hAnsi="B Lotus" w:cs="B Lotus" w:eastAsia="B Lotus"/>
-          <w:b w:val="0"/>
-          <w:i w:val="0"/>
-          <w:sz w:val="28"/>
-          <w:szCs w:val="28"/>
-        </w:rPr>
-        <w:t>قاضی شریعت‌پناهی، سیدابوالفضل، حقوق اساسی و نهادهای سیاسی. (مشخصات چاپی: نیازمند تطبیق با نسخه موجود)</w:t>
+        <w:spacing w:before="0" w:after="120" w:line="288" w:lineRule="auto"/>
+        <w:jc w:val="both"/>
+      </w:pPr>
+      <w:r>
+        <w:rPr>
+          <w:rFonts w:ascii="B Lotus" w:hAnsi="B Lotus" w:cs="B Lotus" w:eastAsia="B Lotus"/>
+          <w:b w:val="0"/>
+          <w:i w:val="0"/>
+          <w:sz w:val="28"/>
+          <w:szCs w:val="28"/>
+        </w:rPr>
+        <w:t>منشور سازمان ملل متحد (۱۹۴۵)، سانفرانسیسکو (متن فارسی رسمی، نیازمند بررسی منبع اصلی است).</w:t>
       </w:r>
     </w:p>
     <w:p>
@@ -9853,29 +9094,18 @@
         <w:pStyle w:val="TH-Body"/>
         <w:widowControl/>
         <w:bidi w:val="1"/>
-        <w:spacing w:before="0" w:after="80" w:line="288" w:lineRule="auto"/>
-        <w:ind w:right="425"/>
-        <w:jc w:val="both"/>
-      </w:pPr>
-      <w:r>
-        <w:rPr>
-          <w:rFonts w:ascii="B Lotus" w:hAnsi="B Lotus" w:cs="B Lotus" w:eastAsia="B Lotus"/>
-          <w:b w:val="0"/>
-          <w:i w:val="0"/>
-          <w:sz w:val="24"/>
-          <w:szCs w:val="24"/>
-        </w:rPr>
-        <w:t xml:space="preserve">◾ </w:t>
-      </w:r>
-      <w:r>
-        <w:rPr>
-          <w:rFonts w:ascii="B Lotus" w:hAnsi="B Lotus" w:cs="B Lotus" w:eastAsia="B Lotus"/>
-          <w:b w:val="0"/>
-          <w:i w:val="0"/>
-          <w:sz w:val="28"/>
-          <w:szCs w:val="28"/>
-        </w:rPr>
-        <w:t>هاشمی، سیدمحمد، حقوق اساسی جمهوری اسلامی ایران (دو جلد). (مشخصات چاپی: نیازمند تطبیق با نسخه موجود)</w:t>
+        <w:spacing w:before="0" w:after="120" w:line="288" w:lineRule="auto"/>
+        <w:jc w:val="both"/>
+      </w:pPr>
+      <w:r>
+        <w:rPr>
+          <w:rFonts w:ascii="B Lotus" w:hAnsi="B Lotus" w:cs="B Lotus" w:eastAsia="B Lotus"/>
+          <w:b w:val="0"/>
+          <w:i w:val="0"/>
+          <w:sz w:val="28"/>
+          <w:szCs w:val="28"/>
+        </w:rPr>
+        <w:t>کنوانسیون وین حقوق معاهدات (۱۹۶۹)، وین (متن انگلیسی و ترجمه‌های فارسی موجود؛ مشخصات چاپ، نیازمند بررسی منبع اصلی است).</w:t>
       </w:r>
     </w:p>
     <w:p>
@@ -9883,29 +9113,113 @@
         <w:pStyle w:val="TH-Body"/>
         <w:widowControl/>
         <w:bidi w:val="1"/>
-        <w:spacing w:before="0" w:after="80" w:line="288" w:lineRule="auto"/>
-        <w:ind w:right="425"/>
-        <w:jc w:val="both"/>
-      </w:pPr>
-      <w:r>
-        <w:rPr>
-          <w:rFonts w:ascii="B Lotus" w:hAnsi="B Lotus" w:cs="B Lotus" w:eastAsia="B Lotus"/>
-          <w:b w:val="0"/>
-          <w:i w:val="0"/>
-          <w:sz w:val="24"/>
-          <w:szCs w:val="24"/>
-        </w:rPr>
-        <w:t xml:space="preserve">◾ </w:t>
-      </w:r>
-      <w:r>
-        <w:rPr>
-          <w:rFonts w:ascii="B Lotus" w:hAnsi="B Lotus" w:cs="B Lotus" w:eastAsia="B Lotus"/>
-          <w:b w:val="0"/>
-          <w:i w:val="0"/>
-          <w:sz w:val="28"/>
-          <w:szCs w:val="28"/>
-        </w:rPr>
-        <w:t>ضیایی بیگدلی، محمدرضا، حقوق بین‌الملل عمومی. (مشخصات چاپی: نیازمند تطبیق با نسخه موجود)</w:t>
+        <w:spacing w:before="0" w:after="120" w:line="288" w:lineRule="auto"/>
+        <w:jc w:val="both"/>
+      </w:pPr>
+      <w:r>
+        <w:rPr>
+          <w:rFonts w:ascii="B Lotus" w:hAnsi="B Lotus" w:cs="B Lotus" w:eastAsia="B Lotus"/>
+          <w:b w:val="0"/>
+          <w:i w:val="0"/>
+          <w:sz w:val="28"/>
+          <w:szCs w:val="28"/>
+        </w:rPr>
+        <w:t>کنوانسیون وین حقوق معاهدات میان دولت‌ها و سازمان‌های بین‌المللی یا میان سازمان‌های بین‌المللی (۱۹۸۶)، وین.</w:t>
+      </w:r>
+    </w:p>
+    <w:p>
+      <w:pPr>
+        <w:pStyle w:val="TH-Body"/>
+        <w:widowControl/>
+        <w:bidi w:val="1"/>
+        <w:spacing w:before="0" w:after="120" w:line="288" w:lineRule="auto"/>
+        <w:jc w:val="both"/>
+      </w:pPr>
+      <w:r>
+        <w:rPr>
+          <w:rFonts w:ascii="B Lotus" w:hAnsi="B Lotus" w:cs="B Lotus" w:eastAsia="B Lotus"/>
+          <w:b w:val="0"/>
+          <w:i w:val="0"/>
+          <w:sz w:val="28"/>
+          <w:szCs w:val="28"/>
+        </w:rPr>
+        <w:t>طرح مواد کمیسیون حقوق بین‌الملل درباره مسئولیت بین‌المللی دولت‌ها (۲۰۰۱)، ضمیمه قطعنامه مجمع عمومی سازمان ملل.</w:t>
+      </w:r>
+    </w:p>
+    <w:p>
+      <w:pPr>
+        <w:pStyle w:val="TH-Body"/>
+        <w:widowControl/>
+        <w:bidi w:val="1"/>
+        <w:spacing w:before="0" w:after="120" w:line="288" w:lineRule="auto"/>
+        <w:jc w:val="both"/>
+      </w:pPr>
+      <w:r>
+        <w:rPr>
+          <w:rFonts w:ascii="B Lotus" w:hAnsi="B Lotus" w:cs="B Lotus" w:eastAsia="B Lotus"/>
+          <w:b w:val="0"/>
+          <w:i w:val="0"/>
+          <w:sz w:val="28"/>
+          <w:szCs w:val="28"/>
+        </w:rPr>
+        <w:t>اساسنامه دیوان بین‌المللی دادگستری (۱۹۴۵)، ضمیمه منشور سازمان ملل.</w:t>
+      </w:r>
+    </w:p>
+    <w:p>
+      <w:pPr>
+        <w:pStyle w:val="TH-Body"/>
+        <w:widowControl/>
+        <w:bidi w:val="1"/>
+        <w:spacing w:before="0" w:after="120" w:line="288" w:lineRule="auto"/>
+        <w:jc w:val="both"/>
+      </w:pPr>
+      <w:r>
+        <w:rPr>
+          <w:rFonts w:ascii="B Lotus" w:hAnsi="B Lotus" w:cs="B Lotus" w:eastAsia="B Lotus"/>
+          <w:b w:val="0"/>
+          <w:i w:val="0"/>
+          <w:sz w:val="28"/>
+          <w:szCs w:val="28"/>
+        </w:rPr>
+        <w:t>قطعنامه ۲۲۳۱ شورای امنیت سازمان ملل متحد (۲۰۱۵) درباره برنامه جامع اقدام مشترک (برجام).</w:t>
+      </w:r>
+    </w:p>
+    <w:p>
+      <w:pPr>
+        <w:pStyle w:val="TH-Body"/>
+        <w:widowControl/>
+        <w:bidi w:val="1"/>
+        <w:spacing w:before="0" w:after="120" w:line="288" w:lineRule="auto"/>
+        <w:jc w:val="both"/>
+      </w:pPr>
+      <w:r>
+        <w:rPr>
+          <w:rFonts w:ascii="B Lotus" w:hAnsi="B Lotus" w:cs="B Lotus" w:eastAsia="B Lotus"/>
+          <w:b w:val="0"/>
+          <w:i w:val="0"/>
+          <w:sz w:val="28"/>
+          <w:szCs w:val="28"/>
+        </w:rPr>
+        <w:t>برنامه جامع اقدام مشترک (برجام، ۲۰۱۵)، وین (متن رسمی، نیازمند بررسی منبع اصلی است).</w:t>
+      </w:r>
+    </w:p>
+    <w:p>
+      <w:pPr>
+        <w:pStyle w:val="TH-Body"/>
+        <w:widowControl/>
+        <w:bidi w:val="1"/>
+        <w:spacing w:before="0" w:after="120" w:line="288" w:lineRule="auto"/>
+        <w:jc w:val="both"/>
+      </w:pPr>
+      <w:r>
+        <w:rPr>
+          <w:rFonts w:ascii="B Lotus" w:hAnsi="B Lotus" w:cs="B Lotus" w:eastAsia="B Lotus"/>
+          <w:b w:val="0"/>
+          <w:i w:val="0"/>
+          <w:sz w:val="28"/>
+          <w:szCs w:val="28"/>
+        </w:rPr>
+        <w:t>عهدنامه الجزایر (۱۹۸۱) میان ایران و آمریکا درباره حل قضیه گروگان‌ها.</w:t>
       </w:r>
     </w:p>
     <w:p>
@@ -9924,7 +9238,7 @@
           <w:sz w:val="32"/>
           <w:szCs w:val="32"/>
         </w:rPr>
-        <w:t>۷. مقالات و منابع اینترنتی</w:t>
+        <w:t>کتب و مقالات حقوقی (فارسی و عربی)</w:t>
       </w:r>
     </w:p>
     <w:p>
@@ -9932,29 +9246,18 @@
         <w:pStyle w:val="TH-Body"/>
         <w:widowControl/>
         <w:bidi w:val="1"/>
-        <w:spacing w:before="0" w:after="80" w:line="288" w:lineRule="auto"/>
-        <w:ind w:right="425"/>
-        <w:jc w:val="both"/>
-      </w:pPr>
-      <w:r>
-        <w:rPr>
-          <w:rFonts w:ascii="B Lotus" w:hAnsi="B Lotus" w:cs="B Lotus" w:eastAsia="B Lotus"/>
-          <w:b w:val="0"/>
-          <w:i w:val="0"/>
-          <w:sz w:val="24"/>
-          <w:szCs w:val="24"/>
-        </w:rPr>
-        <w:t xml:space="preserve">◾ </w:t>
-      </w:r>
-      <w:r>
-        <w:rPr>
-          <w:rFonts w:ascii="B Lotus" w:hAnsi="B Lotus" w:cs="B Lotus" w:eastAsia="B Lotus"/>
-          <w:b w:val="0"/>
-          <w:i w:val="0"/>
-          <w:sz w:val="28"/>
-          <w:szCs w:val="28"/>
-        </w:rPr>
-        <w:t>«قراردادهای بین‌المللی در اسلام»، پرتال جامع علوم انسانی، به نشانی: https://ensani.ir/fa/article/66940 (بازیابی: ۳۰ شهریور ۱۴۰۵).</w:t>
+        <w:spacing w:before="0" w:after="120" w:line="288" w:lineRule="auto"/>
+        <w:jc w:val="both"/>
+      </w:pPr>
+      <w:r>
+        <w:rPr>
+          <w:rFonts w:ascii="B Lotus" w:hAnsi="B Lotus" w:cs="B Lotus" w:eastAsia="B Lotus"/>
+          <w:b w:val="0"/>
+          <w:i w:val="0"/>
+          <w:sz w:val="28"/>
+          <w:szCs w:val="28"/>
+        </w:rPr>
+        <w:t>ضیایی بیگدلی، محمدرضا، حقوق معاهدات بین‌المللی، تهران، انتشارات گنج دانش (مشخصات چاپ، نیازمند بررسی منبع اصلی است).</w:t>
       </w:r>
     </w:p>
     <w:p>
@@ -9962,29 +9265,18 @@
         <w:pStyle w:val="TH-Body"/>
         <w:widowControl/>
         <w:bidi w:val="1"/>
-        <w:spacing w:before="0" w:after="80" w:line="288" w:lineRule="auto"/>
-        <w:ind w:right="425"/>
-        <w:jc w:val="both"/>
-      </w:pPr>
-      <w:r>
-        <w:rPr>
-          <w:rFonts w:ascii="B Lotus" w:hAnsi="B Lotus" w:cs="B Lotus" w:eastAsia="B Lotus"/>
-          <w:b w:val="0"/>
-          <w:i w:val="0"/>
-          <w:sz w:val="24"/>
-          <w:szCs w:val="24"/>
-        </w:rPr>
-        <w:t xml:space="preserve">◾ </w:t>
-      </w:r>
-      <w:r>
-        <w:rPr>
-          <w:rFonts w:ascii="B Lotus" w:hAnsi="B Lotus" w:cs="B Lotus" w:eastAsia="B Lotus"/>
-          <w:b w:val="0"/>
-          <w:i w:val="0"/>
-          <w:sz w:val="28"/>
-          <w:szCs w:val="28"/>
-        </w:rPr>
-        <w:t>«حق شرط در معاهدات بین‌المللی (۱)»، پایگاه اطلاع‌رسانی حوزه، به نشانی: https://hawzah.net/fa/Article/View/79856 (بازیابی: ۳۰ شهریور ۱۴۰۵).</w:t>
+        <w:spacing w:before="0" w:after="120" w:line="288" w:lineRule="auto"/>
+        <w:jc w:val="both"/>
+      </w:pPr>
+      <w:r>
+        <w:rPr>
+          <w:rFonts w:ascii="B Lotus" w:hAnsi="B Lotus" w:cs="B Lotus" w:eastAsia="B Lotus"/>
+          <w:b w:val="0"/>
+          <w:i w:val="0"/>
+          <w:sz w:val="28"/>
+          <w:szCs w:val="28"/>
+        </w:rPr>
+        <w:t>صفری، محسن، حقوق بین‌الملل عمومی، تهران، انتشارات... (نیازمند بررسی منبع اصلی است).</w:t>
       </w:r>
     </w:p>
     <w:p>
@@ -9992,29 +9284,18 @@
         <w:pStyle w:val="TH-Body"/>
         <w:widowControl/>
         <w:bidi w:val="1"/>
-        <w:spacing w:before="0" w:after="80" w:line="288" w:lineRule="auto"/>
-        <w:ind w:right="425"/>
-        <w:jc w:val="both"/>
-      </w:pPr>
-      <w:r>
-        <w:rPr>
-          <w:rFonts w:ascii="B Lotus" w:hAnsi="B Lotus" w:cs="B Lotus" w:eastAsia="B Lotus"/>
-          <w:b w:val="0"/>
-          <w:i w:val="0"/>
-          <w:sz w:val="24"/>
-          <w:szCs w:val="24"/>
-        </w:rPr>
-        <w:t xml:space="preserve">◾ </w:t>
-      </w:r>
-      <w:r>
-        <w:rPr>
-          <w:rFonts w:ascii="B Lotus" w:hAnsi="B Lotus" w:cs="B Lotus" w:eastAsia="B Lotus"/>
-          <w:b w:val="0"/>
-          <w:i w:val="0"/>
-          <w:sz w:val="28"/>
-          <w:szCs w:val="28"/>
-        </w:rPr>
-        <w:t>«ولایت مطلقه فقیه در قانون اساسی»، پایگاه اطلاع‌رسانی حوزه، به نشانی: https://hawzah.net/fa/Article/View/5323 (بازیابی: ۳۰ شهریور ۱۴۰۵).</w:t>
+        <w:spacing w:before="0" w:after="120" w:line="288" w:lineRule="auto"/>
+        <w:jc w:val="both"/>
+      </w:pPr>
+      <w:r>
+        <w:rPr>
+          <w:rFonts w:ascii="B Lotus" w:hAnsi="B Lotus" w:cs="B Lotus" w:eastAsia="B Lotus"/>
+          <w:b w:val="0"/>
+          <w:i w:val="0"/>
+          <w:sz w:val="28"/>
+          <w:szCs w:val="28"/>
+        </w:rPr>
+        <w:t>مقالات پایگاه حوزه درباره «ولایت مطلقه فقیه در قانون اساسی» و «مفهوم ولایت مطلقه فقیه در قانون اساسی جمهوری اسلامی ایران» (به نشانی‌های یادشده در متن).</w:t>
       </w:r>
     </w:p>
     <w:p>
@@ -10022,89 +9303,18 @@
         <w:pStyle w:val="TH-Body"/>
         <w:widowControl/>
         <w:bidi w:val="1"/>
-        <w:spacing w:before="0" w:after="80" w:line="288" w:lineRule="auto"/>
-        <w:ind w:right="425"/>
-        <w:jc w:val="both"/>
-      </w:pPr>
-      <w:r>
-        <w:rPr>
-          <w:rFonts w:ascii="B Lotus" w:hAnsi="B Lotus" w:cs="B Lotus" w:eastAsia="B Lotus"/>
-          <w:b w:val="0"/>
-          <w:i w:val="0"/>
-          <w:sz w:val="24"/>
-          <w:szCs w:val="24"/>
-        </w:rPr>
-        <w:t xml:space="preserve">◾ </w:t>
-      </w:r>
-      <w:r>
-        <w:rPr>
-          <w:rFonts w:ascii="B Lotus" w:hAnsi="B Lotus" w:cs="B Lotus" w:eastAsia="B Lotus"/>
-          <w:b w:val="0"/>
-          <w:i w:val="0"/>
-          <w:sz w:val="28"/>
-          <w:szCs w:val="28"/>
-        </w:rPr>
-        <w:t>«مفهوم ولایت مطلقه فقیه در قانون اساسی جمهوری اسلامی ایران»، پایگاه اطلاع‌رسانی حوزه، به نشانی: https://hawzah.net/fa/Article/View/95815 (بازیابی: ۳۰ شهریور ۱۴۰۵).</w:t>
-      </w:r>
-    </w:p>
-    <w:p>
-      <w:pPr>
-        <w:pStyle w:val="TH-Body"/>
-        <w:widowControl/>
-        <w:bidi w:val="1"/>
-        <w:spacing w:before="0" w:after="80" w:line="288" w:lineRule="auto"/>
-        <w:ind w:right="425"/>
-        <w:jc w:val="both"/>
-      </w:pPr>
-      <w:r>
-        <w:rPr>
-          <w:rFonts w:ascii="B Lotus" w:hAnsi="B Lotus" w:cs="B Lotus" w:eastAsia="B Lotus"/>
-          <w:b w:val="0"/>
-          <w:i w:val="0"/>
-          <w:sz w:val="24"/>
-          <w:szCs w:val="24"/>
-        </w:rPr>
-        <w:t xml:space="preserve">◾ </w:t>
-      </w:r>
-      <w:r>
-        <w:rPr>
-          <w:rFonts w:ascii="B Lotus" w:hAnsi="B Lotus" w:cs="B Lotus" w:eastAsia="B Lotus"/>
-          <w:b w:val="0"/>
-          <w:i w:val="0"/>
-          <w:sz w:val="28"/>
-          <w:szCs w:val="28"/>
-        </w:rPr>
-        <w:t>«نقد و بررسی تفسیر شورای نگهبان از اصل ۷۷ و ۱۲۵ قانون اساسی»، پایگاه کانون سردفتران و دفتریاران، به نشانی: https://www.notary.ir/content/129237 (بازیابی: ۳۰ شهریور ۱۴۰۵).</w:t>
-      </w:r>
-    </w:p>
-    <w:p>
-      <w:pPr>
-        <w:pStyle w:val="TH-Body"/>
-        <w:widowControl/>
-        <w:bidi w:val="1"/>
-        <w:spacing w:before="0" w:after="80" w:line="288" w:lineRule="auto"/>
-        <w:ind w:right="425"/>
-        <w:jc w:val="both"/>
-      </w:pPr>
-      <w:r>
-        <w:rPr>
-          <w:rFonts w:ascii="B Lotus" w:hAnsi="B Lotus" w:cs="B Lotus" w:eastAsia="B Lotus"/>
-          <w:b w:val="0"/>
-          <w:i w:val="0"/>
-          <w:sz w:val="24"/>
-          <w:szCs w:val="24"/>
-        </w:rPr>
-        <w:t xml:space="preserve">◾ </w:t>
-      </w:r>
-      <w:r>
-        <w:rPr>
-          <w:rFonts w:ascii="B Lotus" w:hAnsi="B Lotus" w:cs="B Lotus" w:eastAsia="B Lotus"/>
-          <w:b w:val="0"/>
-          <w:i w:val="0"/>
-          <w:sz w:val="28"/>
-          <w:szCs w:val="28"/>
-        </w:rPr>
-        <w:t>«وفای به عهد در نهج‌البلاغه»، امامت‌پدیا (دانشنامه امامت و ولایت)، به نشانی: https://fa.imamatpedia.com/wiki/وفای_به_عهد_در_نهج_البلاغه (بازیابی: ۳۰ شهریور ۱۴۰۵).</w:t>
+        <w:spacing w:before="0" w:after="120" w:line="288" w:lineRule="auto"/>
+        <w:jc w:val="both"/>
+      </w:pPr>
+      <w:r>
+        <w:rPr>
+          <w:rFonts w:ascii="B Lotus" w:hAnsi="B Lotus" w:cs="B Lotus" w:eastAsia="B Lotus"/>
+          <w:b w:val="0"/>
+          <w:i w:val="0"/>
+          <w:sz w:val="28"/>
+          <w:szCs w:val="28"/>
+        </w:rPr>
+        <w:t>مقاله «قراردادهای بین‌المللی در اسلام»، پایگاه انسان‌شناسی و فرهنگ... (نشانی دقیق، نیازمند بررسی منبع اصلی است).</w:t>
       </w:r>
     </w:p>
     <w:p>
@@ -10123,7 +9333,7 @@
           <w:sz w:val="32"/>
           <w:szCs w:val="32"/>
         </w:rPr>
-        <w:t>۸. اسناد، قوانین و آرای بین‌المللی</w:t>
+        <w:t>پایگاه‌های اینترنتی</w:t>
       </w:r>
     </w:p>
     <w:p>
@@ -10131,29 +9341,18 @@
         <w:pStyle w:val="TH-Body"/>
         <w:widowControl/>
         <w:bidi w:val="1"/>
-        <w:spacing w:before="0" w:after="80" w:line="288" w:lineRule="auto"/>
-        <w:ind w:right="425"/>
-        <w:jc w:val="both"/>
-      </w:pPr>
-      <w:r>
-        <w:rPr>
-          <w:rFonts w:ascii="B Lotus" w:hAnsi="B Lotus" w:cs="B Lotus" w:eastAsia="B Lotus"/>
-          <w:b w:val="0"/>
-          <w:i w:val="0"/>
-          <w:sz w:val="24"/>
-          <w:szCs w:val="24"/>
-        </w:rPr>
-        <w:t xml:space="preserve">◾ </w:t>
-      </w:r>
-      <w:r>
-        <w:rPr>
-          <w:rFonts w:ascii="B Lotus" w:hAnsi="B Lotus" w:cs="B Lotus" w:eastAsia="B Lotus"/>
-          <w:b w:val="0"/>
-          <w:i w:val="0"/>
-          <w:sz w:val="28"/>
-          <w:szCs w:val="28"/>
-        </w:rPr>
-        <w:t>قانون اساسی جمهوری اسلامی ایران (مصوب ۱۳۵۸، بازنگری ۱۳۶۸)، اصول ۵، ۵۷، ۷۷، ۹۴، ۹۸، ۱۱۰، ۱۱۲، ۱۲۵، ۱۵۲ تا ۱۵۴ و ۱۷۶.</w:t>
+        <w:spacing w:before="0" w:after="120" w:line="288" w:lineRule="auto"/>
+        <w:jc w:val="both"/>
+      </w:pPr>
+      <w:r>
+        <w:rPr>
+          <w:rFonts w:ascii="B Lotus" w:hAnsi="B Lotus" w:cs="B Lotus" w:eastAsia="B Lotus"/>
+          <w:b w:val="0"/>
+          <w:i w:val="0"/>
+          <w:sz w:val="28"/>
+          <w:szCs w:val="28"/>
+        </w:rPr>
+        <w:t>پایگاه اطلاع‌رسانی حوزه (hawzah.net): مقالات اصول ۵۷ و ۱۱۰ و حق شرط در معاهدات.</w:t>
       </w:r>
     </w:p>
     <w:p>
@@ -10161,29 +9360,18 @@
         <w:pStyle w:val="TH-Body"/>
         <w:widowControl/>
         <w:bidi w:val="1"/>
-        <w:spacing w:before="0" w:after="80" w:line="288" w:lineRule="auto"/>
-        <w:ind w:right="425"/>
-        <w:jc w:val="both"/>
-      </w:pPr>
-      <w:r>
-        <w:rPr>
-          <w:rFonts w:ascii="B Lotus" w:hAnsi="B Lotus" w:cs="B Lotus" w:eastAsia="B Lotus"/>
-          <w:b w:val="0"/>
-          <w:i w:val="0"/>
-          <w:sz w:val="24"/>
-          <w:szCs w:val="24"/>
-        </w:rPr>
-        <w:t xml:space="preserve">◾ </w:t>
-      </w:r>
-      <w:r>
-        <w:rPr>
-          <w:rFonts w:ascii="B Lotus" w:hAnsi="B Lotus" w:cs="B Lotus" w:eastAsia="B Lotus"/>
-          <w:b w:val="0"/>
-          <w:i w:val="0"/>
-          <w:sz w:val="28"/>
-          <w:szCs w:val="28"/>
-        </w:rPr>
-        <w:t>کنوانسیون وین حقوق معاهدات (۱۹۶۹ میلادی، لازم‌الاجرا ۱۹۸۰).</w:t>
+        <w:spacing w:before="0" w:after="120" w:line="288" w:lineRule="auto"/>
+        <w:jc w:val="both"/>
+      </w:pPr>
+      <w:r>
+        <w:rPr>
+          <w:rFonts w:ascii="B Lotus" w:hAnsi="B Lotus" w:cs="B Lotus" w:eastAsia="B Lotus"/>
+          <w:b w:val="0"/>
+          <w:i w:val="0"/>
+          <w:sz w:val="28"/>
+          <w:szCs w:val="28"/>
+        </w:rPr>
+        <w:t>پایگاه پژوهشکده شورای نگهبان (shora-gc.ir): متن رسمی قانون اساسی و نظرات تفسیری.</w:t>
       </w:r>
     </w:p>
     <w:p>
@@ -10191,29 +9379,18 @@
         <w:pStyle w:val="TH-Body"/>
         <w:widowControl/>
         <w:bidi w:val="1"/>
-        <w:spacing w:before="0" w:after="80" w:line="288" w:lineRule="auto"/>
-        <w:ind w:right="425"/>
-        <w:jc w:val="both"/>
-      </w:pPr>
-      <w:r>
-        <w:rPr>
-          <w:rFonts w:ascii="B Lotus" w:hAnsi="B Lotus" w:cs="B Lotus" w:eastAsia="B Lotus"/>
-          <w:b w:val="0"/>
-          <w:i w:val="0"/>
-          <w:sz w:val="24"/>
-          <w:szCs w:val="24"/>
-        </w:rPr>
-        <w:t xml:space="preserve">◾ </w:t>
-      </w:r>
-      <w:r>
-        <w:rPr>
-          <w:rFonts w:ascii="B Lotus" w:hAnsi="B Lotus" w:cs="B Lotus" w:eastAsia="B Lotus"/>
-          <w:b w:val="0"/>
-          <w:i w:val="0"/>
-          <w:sz w:val="28"/>
-          <w:szCs w:val="28"/>
-        </w:rPr>
-        <w:t>طرح مواد کمیسیون حقوق بین‌الملل درباره مسئولیت بین‌المللی دولت‌ها (۲۰۰۱ میلادی).</w:t>
+        <w:spacing w:before="0" w:after="120" w:line="288" w:lineRule="auto"/>
+        <w:jc w:val="both"/>
+      </w:pPr>
+      <w:r>
+        <w:rPr>
+          <w:rFonts w:ascii="B Lotus" w:hAnsi="B Lotus" w:cs="B Lotus" w:eastAsia="B Lotus"/>
+          <w:b w:val="0"/>
+          <w:i w:val="0"/>
+          <w:sz w:val="28"/>
+          <w:szCs w:val="28"/>
+        </w:rPr>
+        <w:t>پایگاه امامت‌پدیا (fa.imamatpedia.com): مدخل «وفای به عهد در نهج‌البلاغه».</w:t>
       </w:r>
     </w:p>
     <w:p>
@@ -10221,29 +9398,18 @@
         <w:pStyle w:val="TH-Body"/>
         <w:widowControl/>
         <w:bidi w:val="1"/>
-        <w:spacing w:before="0" w:after="80" w:line="288" w:lineRule="auto"/>
-        <w:ind w:right="425"/>
-        <w:jc w:val="both"/>
-      </w:pPr>
-      <w:r>
-        <w:rPr>
-          <w:rFonts w:ascii="B Lotus" w:hAnsi="B Lotus" w:cs="B Lotus" w:eastAsia="B Lotus"/>
-          <w:b w:val="0"/>
-          <w:i w:val="0"/>
-          <w:sz w:val="24"/>
-          <w:szCs w:val="24"/>
-        </w:rPr>
-        <w:t xml:space="preserve">◾ </w:t>
-      </w:r>
-      <w:r>
-        <w:rPr>
-          <w:rFonts w:ascii="B Lotus" w:hAnsi="B Lotus" w:cs="B Lotus" w:eastAsia="B Lotus"/>
-          <w:b w:val="0"/>
-          <w:i w:val="0"/>
-          <w:sz w:val="28"/>
-          <w:szCs w:val="28"/>
-        </w:rPr>
-        <w:t>منشور سازمان ملل متحد (۱۹۴۵ میلادی).</w:t>
+        <w:spacing w:before="0" w:after="120" w:line="288" w:lineRule="auto"/>
+        <w:jc w:val="both"/>
+      </w:pPr>
+      <w:r>
+        <w:rPr>
+          <w:rFonts w:ascii="B Lotus" w:hAnsi="B Lotus" w:cs="B Lotus" w:eastAsia="B Lotus"/>
+          <w:b w:val="0"/>
+          <w:i w:val="0"/>
+          <w:sz w:val="28"/>
+          <w:szCs w:val="28"/>
+        </w:rPr>
+        <w:t>سامانه قوانین (qavanin.ir / مرکز پژوهش‌های مجلس): متن قوانین و آیین‌نامه‌های داخلی.</w:t>
       </w:r>
     </w:p>
     <w:p>
@@ -10251,149 +9417,18 @@
         <w:pStyle w:val="TH-Body"/>
         <w:widowControl/>
         <w:bidi w:val="1"/>
-        <w:spacing w:before="0" w:after="80" w:line="288" w:lineRule="auto"/>
-        <w:ind w:right="425"/>
-        <w:jc w:val="both"/>
-      </w:pPr>
-      <w:r>
-        <w:rPr>
-          <w:rFonts w:ascii="B Lotus" w:hAnsi="B Lotus" w:cs="B Lotus" w:eastAsia="B Lotus"/>
-          <w:b w:val="0"/>
-          <w:i w:val="0"/>
-          <w:sz w:val="24"/>
-          <w:szCs w:val="24"/>
-        </w:rPr>
-        <w:t xml:space="preserve">◾ </w:t>
-      </w:r>
-      <w:r>
-        <w:rPr>
-          <w:rFonts w:ascii="B Lotus" w:hAnsi="B Lotus" w:cs="B Lotus" w:eastAsia="B Lotus"/>
-          <w:b w:val="0"/>
-          <w:i w:val="0"/>
-          <w:sz w:val="28"/>
-          <w:szCs w:val="28"/>
-        </w:rPr>
-        <w:t>اساسنامه دیوان بین‌المللی دادگستری (۱۹۴۵ میلادی).</w:t>
-      </w:r>
-    </w:p>
-    <w:p>
-      <w:pPr>
-        <w:pStyle w:val="TH-Body"/>
-        <w:widowControl/>
-        <w:bidi w:val="1"/>
-        <w:spacing w:before="0" w:after="80" w:line="288" w:lineRule="auto"/>
-        <w:ind w:right="425"/>
-        <w:jc w:val="both"/>
-      </w:pPr>
-      <w:r>
-        <w:rPr>
-          <w:rFonts w:ascii="B Lotus" w:hAnsi="B Lotus" w:cs="B Lotus" w:eastAsia="B Lotus"/>
-          <w:b w:val="0"/>
-          <w:i w:val="0"/>
-          <w:sz w:val="24"/>
-          <w:szCs w:val="24"/>
-        </w:rPr>
-        <w:t xml:space="preserve">◾ </w:t>
-      </w:r>
-      <w:r>
-        <w:rPr>
-          <w:rFonts w:ascii="B Lotus" w:hAnsi="B Lotus" w:cs="B Lotus" w:eastAsia="B Lotus"/>
-          <w:b w:val="0"/>
-          <w:i w:val="0"/>
-          <w:sz w:val="28"/>
-          <w:szCs w:val="28"/>
-        </w:rPr>
-        <w:t>قطعنامه ۲۲۳۱ شورای امنیت سازمان ملل متحد (۲۰۱۵ میلادی).</w:t>
-      </w:r>
-    </w:p>
-    <w:p>
-      <w:pPr>
-        <w:pStyle w:val="TH-Body"/>
-        <w:widowControl/>
-        <w:bidi w:val="1"/>
-        <w:spacing w:before="0" w:after="80" w:line="288" w:lineRule="auto"/>
-        <w:ind w:right="425"/>
-        <w:jc w:val="both"/>
-      </w:pPr>
-      <w:r>
-        <w:rPr>
-          <w:rFonts w:ascii="B Lotus" w:hAnsi="B Lotus" w:cs="B Lotus" w:eastAsia="B Lotus"/>
-          <w:b w:val="0"/>
-          <w:i w:val="0"/>
-          <w:sz w:val="24"/>
-          <w:szCs w:val="24"/>
-        </w:rPr>
-        <w:t xml:space="preserve">◾ </w:t>
-      </w:r>
-      <w:r>
-        <w:rPr>
-          <w:rFonts w:ascii="B Lotus" w:hAnsi="B Lotus" w:cs="B Lotus" w:eastAsia="B Lotus"/>
-          <w:b w:val="0"/>
-          <w:i w:val="0"/>
-          <w:sz w:val="28"/>
-          <w:szCs w:val="28"/>
-        </w:rPr>
-        <w:t>برنامه جامع اقدام مشترک (برجام) (۲۰۱۵ میلادی).</w:t>
-      </w:r>
-    </w:p>
-    <w:p>
-      <w:pPr>
-        <w:pStyle w:val="TH-Body"/>
-        <w:widowControl/>
-        <w:bidi w:val="1"/>
-        <w:spacing w:before="0" w:after="80" w:line="288" w:lineRule="auto"/>
-        <w:ind w:right="425"/>
-        <w:jc w:val="both"/>
-      </w:pPr>
-      <w:r>
-        <w:rPr>
-          <w:rFonts w:ascii="B Lotus" w:hAnsi="B Lotus" w:cs="B Lotus" w:eastAsia="B Lotus"/>
-          <w:b w:val="0"/>
-          <w:i w:val="0"/>
-          <w:sz w:val="24"/>
-          <w:szCs w:val="24"/>
-        </w:rPr>
-        <w:t xml:space="preserve">◾ </w:t>
-      </w:r>
-      <w:r>
-        <w:rPr>
-          <w:rFonts w:ascii="B Lotus" w:hAnsi="B Lotus" w:cs="B Lotus" w:eastAsia="B Lotus"/>
-          <w:b w:val="0"/>
-          <w:i w:val="0"/>
-          <w:sz w:val="28"/>
-          <w:szCs w:val="28"/>
-        </w:rPr>
-        <w:t>رأی دیوان بین‌المللی دادگستری در قضیه کارکنان دیپلماتیک و کنسولی ایالات متحده در تهران (۱۹۸۰).</w:t>
-      </w:r>
-    </w:p>
-    <w:p>
-      <w:pPr>
-        <w:pStyle w:val="TH-Body"/>
-        <w:widowControl/>
-        <w:bidi w:val="1"/>
-        <w:spacing w:before="0" w:after="80" w:line="288" w:lineRule="auto"/>
-        <w:ind w:right="425"/>
-        <w:jc w:val="both"/>
-      </w:pPr>
-      <w:r>
-        <w:rPr>
-          <w:rFonts w:ascii="B Lotus" w:hAnsi="B Lotus" w:cs="B Lotus" w:eastAsia="B Lotus"/>
-          <w:b w:val="0"/>
-          <w:i w:val="0"/>
-          <w:sz w:val="24"/>
-          <w:szCs w:val="24"/>
-        </w:rPr>
-        <w:t xml:space="preserve">◾ </w:t>
-      </w:r>
-      <w:r>
-        <w:rPr>
-          <w:rFonts w:ascii="B Lotus" w:hAnsi="B Lotus" w:cs="B Lotus" w:eastAsia="B Lotus"/>
-          <w:b w:val="0"/>
-          <w:i w:val="0"/>
-          <w:sz w:val="28"/>
-          <w:szCs w:val="28"/>
-        </w:rPr>
-        <w:t>رأی دیوان بین‌المللی دادگستری در قضیه گابچیکوو ـ ناگیماروش (۱۹۹۷).</w:t>
+        <w:spacing w:before="0" w:after="120" w:line="288" w:lineRule="auto"/>
+        <w:jc w:val="both"/>
+      </w:pPr>
+      <w:r>
+        <w:rPr>
+          <w:rFonts w:ascii="B Lotus" w:hAnsi="B Lotus" w:cs="B Lotus" w:eastAsia="B Lotus"/>
+          <w:b w:val="0"/>
+          <w:i w:val="0"/>
+          <w:sz w:val="28"/>
+          <w:szCs w:val="28"/>
+        </w:rPr>
+        <w:t>پایگاه سازمان ملل (un.org) و کمیسیون حقوق بین‌الملل (legal.un.org/ilc): متن کنوانسیون وین و طرح مواد مسئولیت.</w:t>
       </w:r>
     </w:p>
     <w:p>
@@ -10425,6 +9460,25 @@
     </w:p>
     <w:p>
       <w:pPr>
+        <w:pStyle w:val="TH-Body"/>
+        <w:widowControl/>
+        <w:bidi w:val="1"/>
+        <w:spacing w:before="0" w:after="120" w:line="288" w:lineRule="auto"/>
+        <w:jc w:val="both"/>
+      </w:pPr>
+      <w:r>
+        <w:rPr>
+          <w:rFonts w:ascii="B Lotus" w:hAnsi="B Lotus" w:cs="B Lotus" w:eastAsia="B Lotus"/>
+          <w:b w:val="0"/>
+          <w:i w:val="0"/>
+          <w:sz w:val="28"/>
+          <w:szCs w:val="28"/>
+        </w:rPr>
+        <w:t>آن‌چه در ادامه می‌آید پنج پیوست تکمیلی است: ابزارهایی عملی و متن‌هایی مرجع که خواننده ـ به‌ویژه تصمیم‌گیر و مشاور ـ می‌تواند مستقل از متن رساله هم از آن‌ها استفاده کند. پیوست اول چک‌لیست تصمیم است؛ پیوست دوم متن اصول قانون اساسی؛ پیوست سوم متن مواد کلیدی وین؛ پیوست چهارم گاه‌شمار؛ و پیوست پنجم واژه‌نامه.</w:t>
+      </w:r>
+    </w:p>
+    <w:p>
+      <w:pPr>
         <w:pStyle w:val="TH-Goftar"/>
         <w:widowControl/>
         <w:bidi w:val="1"/>
@@ -10439,7 +9493,7 @@
           <w:sz w:val="32"/>
           <w:szCs w:val="32"/>
         </w:rPr>
-        <w:t>پیوست ۱: شرح مواد کنوانسیون وین مورد استناد در این رساله</w:t>
+        <w:t>پیوست اول: چک‌لیست عملی تصمیم‌گیری درباره عدول از تعهد بین‌المللی</w:t>
       </w:r>
     </w:p>
     <w:p>
@@ -10458,7 +9512,7 @@
           <w:sz w:val="28"/>
           <w:szCs w:val="28"/>
         </w:rPr>
-        <w:t>ماده ۲ (تعریف معاهده): توافق بین‌المللی کتبی میان دولت‌ها که تابع حقوق بین‌الملل باشد، با هر عنوانی؛ مبنای مفهوم‌شناسی «معاهده» در فصل اول.</w:t>
+        <w:t>این چک‌لیست خلاصه عملیاتیِ ضوابط هشت‌گانه فصل چهارم و راهبردهای فصل پنجم است؛ به‌ترتیبی که در جلسه تصمیم‌گیری باید پیموده شود. هر بندی که جوابش «نه» باشد، تصمیم باید متوقف شود و برگردد به مرحله قبل؛ و فقط وقتی همه بندها «بله» باشند، تصمیم نهایی صادر می‌شود:</w:t>
       </w:r>
     </w:p>
     <w:p>
@@ -10477,7 +9531,7 @@
           <w:sz w:val="28"/>
           <w:szCs w:val="28"/>
         </w:rPr>
-        <w:t>ماده ۲۶ (اصل وفای به عهد): هر معاهده لازم‌الاجرایی اطراف خود را ملزم می‌کند و باید با حسن نیت اجرا شود؛ اصل بنیادین در برابر استثناها (فصل دوم).</w:t>
+        <w:t>قدم اول، احراز مسئله: آیا ادامه اجرا واقعاً با مصلحت اهمی در تزاحم است، یا فقط «ناخوشایند» و «پرهزینه» است؟ (اگر تزاحم واقعی نیست، پرونده بسته است و عدول منتفی.)</w:t>
       </w:r>
     </w:p>
     <w:p>
@@ -10496,7 +9550,7 @@
           <w:sz w:val="28"/>
           <w:szCs w:val="28"/>
         </w:rPr>
-        <w:t>ماده ۲۷ (عدم پذیرش استناد به حقوق داخلی): هیچ طرفی نمی‌تواند عدم اجرای معاهده را با حقوق داخلی خود توجیه کند؛ بنیاد تفکیک سطوح و بحث مسئولیت (فصل پنجم).</w:t>
+        <w:t>قدم دوم، راه‌های حقوقی: آیا متن معاهده راهی برای خروج یا تعلیق یا بازنگری پیش‌بینی کرده؟ آیا با مذاکره و توافق می‌شود مسئله را حل کرد؟ (اگر بله، آن راه مقدم است و عدول یک‌جانبه منتفی.)</w:t>
       </w:r>
     </w:p>
     <w:p>
@@ -10515,7 +9569,7 @@
           <w:sz w:val="28"/>
           <w:szCs w:val="28"/>
         </w:rPr>
-        <w:t>ماده ۴۶ (نقض آشکار قاعده بنیادین داخلی): استثنای محدود و ناظر به مرحله انعقاد، نه اجرا (فصل دوم).</w:t>
+        <w:t>قدم سوم، کارشناسی: آیا نظر کارشناسیِ مکتوبِ نهادهای ذی‌ربط (وزارت خارجه، شورای عالی امنیت ملی، مجمع تشخیص، معاونت حقوقی) اخذ شده؟ آیا برآورد هزینه ـ فایده انجام شده؟</w:t>
       </w:r>
     </w:p>
     <w:p>
@@ -10534,7 +9588,7 @@
           <w:sz w:val="28"/>
           <w:szCs w:val="28"/>
         </w:rPr>
-        <w:t>ماده ۵۳ (بطلان معاهده متعارض با قاعده آمره): سقف نظام معاهدات؛ مبنای بین‌المللی ضابطه هفتم (فصل چهارم).</w:t>
+        <w:t>قدم چهارم، تشخیص ولی فقیه: آیا موضوع با ادله و مستندات به ولی فقیه عرضه شده و تشخیص نهاییِ او اخذ شده؟</w:t>
       </w:r>
     </w:p>
     <w:p>
@@ -10553,7 +9607,7 @@
           <w:sz w:val="28"/>
           <w:szCs w:val="28"/>
         </w:rPr>
-        <w:t>مواد ۵۴ تا ۵۹ (خاتمه و تعلیق توافقی و شرطی): راه‌حل‌های مقدم بر عدول یک‌جانبه؛ مبنای ضابطه دوم (تقدم راه توافقی).</w:t>
+        <w:t>قدم پنجم، تناسب و موقت بودن: آیا کم‌هزینه‌ترین صورت عدول انتخاب شده؟ آیا بازه زمانی و شرط بازگشت مشخص شده؟</w:t>
       </w:r>
     </w:p>
     <w:p>
@@ -10572,7 +9626,7 @@
           <w:sz w:val="28"/>
           <w:szCs w:val="28"/>
         </w:rPr>
-        <w:t>ماده ۶۰ (نقض اساسی و حق واکنش): در برابر نقض اساسی طرف مقابل، می‌توان اجرا را تعلیق کرد یا معاهده را خاتمه داد؛ پشتوانه «عدول واکنشی» (فصل پنجم).</w:t>
+        <w:t>قدم ششم، سقف: آیا رفتارِ مورد نظر با هیچ‌یک از قواعد آمره (منع تجاوز، نسل‌کشی، جنایت علیه بشریت) برخورد ندارد؟ (اگر برخورد دارد، عدول به این صورت مطلقاً منتفی است.)</w:t>
       </w:r>
     </w:p>
     <w:p>
@@ -10591,7 +9645,7 @@
           <w:sz w:val="28"/>
           <w:szCs w:val="28"/>
         </w:rPr>
-        <w:t>ماده ۶۱ (عدم امکان اجرا): با از بین رفتن دائمی و عینی موضوع معاهده؛ سببی مضیق (فصل دوم).</w:t>
+        <w:t>قدم هفتم، اعلام: آیا متن اعلامیه رسمی (با استناد به مبانی حقوقی و شرعی) آماده شده و مجرای ابلاغ به طرف مقابل و ثبت نزد دبیرکل مشخص شده؟</w:t>
       </w:r>
     </w:p>
     <w:p>
@@ -10610,83 +9664,7 @@
           <w:sz w:val="28"/>
           <w:szCs w:val="28"/>
         </w:rPr>
-        <w:t>ماده ۶۲ (تغییر بنیادین اوضاع و احوال): با شرایط بسیار سخت‌گیرانه و تفسیر مضیق دیوان در قضیه گابچیکوو؛ سببی استثنایی (فصل دوم).</w:t>
-      </w:r>
-    </w:p>
-    <w:p>
-      <w:pPr>
-        <w:pStyle w:val="TH-Body"/>
-        <w:widowControl/>
-        <w:bidi w:val="1"/>
-        <w:spacing w:before="0" w:after="120" w:line="288" w:lineRule="auto"/>
-        <w:jc w:val="both"/>
-      </w:pPr>
-      <w:r>
-        <w:rPr>
-          <w:rFonts w:ascii="B Lotus" w:hAnsi="B Lotus" w:cs="B Lotus" w:eastAsia="B Lotus"/>
-          <w:b w:val="0"/>
-          <w:i w:val="0"/>
-          <w:sz w:val="28"/>
-          <w:szCs w:val="28"/>
-        </w:rPr>
-        <w:t>ماده ۶۴ (پیدایش قاعده آمره جدید): خاتمه معاهده متعارض موجود؛ تکمیل سقف آمره (فصل دوم).</w:t>
-      </w:r>
-    </w:p>
-    <w:p>
-      <w:pPr>
-        <w:pStyle w:val="TH-Body"/>
-        <w:widowControl/>
-        <w:bidi w:val="1"/>
-        <w:spacing w:before="0" w:after="120" w:line="288" w:lineRule="auto"/>
-        <w:jc w:val="both"/>
-      </w:pPr>
-      <w:r>
-        <w:rPr>
-          <w:rFonts w:ascii="B Lotus" w:hAnsi="B Lotus" w:cs="B Lotus" w:eastAsia="B Lotus"/>
-          <w:b w:val="0"/>
-          <w:i w:val="0"/>
-          <w:sz w:val="28"/>
-          <w:szCs w:val="28"/>
-        </w:rPr>
-        <w:t>مواد ۶۵ تا ۶۸ (آیین اطلاع‌رسانی و مهلت): اطلاع کتبی و مستدل، مهلت دست‌کم سه ماه، و حل‌وفصل اختلاف در صورت اعتراض؛ مبنای حقوقی ضابطه «اعلام و شفافیت» (فصل چهارم).</w:t>
-      </w:r>
-    </w:p>
-    <w:p>
-      <w:pPr>
-        <w:pStyle w:val="TH-Body"/>
-        <w:widowControl/>
-        <w:bidi w:val="1"/>
-        <w:spacing w:before="0" w:after="120" w:line="288" w:lineRule="auto"/>
-        <w:jc w:val="both"/>
-      </w:pPr>
-      <w:r>
-        <w:rPr>
-          <w:rFonts w:ascii="B Lotus" w:hAnsi="B Lotus" w:cs="B Lotus" w:eastAsia="B Lotus"/>
-          <w:b w:val="0"/>
-          <w:i w:val="0"/>
-          <w:sz w:val="28"/>
-          <w:szCs w:val="28"/>
-        </w:rPr>
-        <w:t>ماده ۷۰ (آثار خاتمه): معافیت از اجرای آتی با بقای حقوق و وضعیت‌های پیشین (فصل پنجم).</w:t>
-      </w:r>
-    </w:p>
-    <w:p>
-      <w:pPr>
-        <w:pStyle w:val="TH-Body"/>
-        <w:widowControl/>
-        <w:bidi w:val="1"/>
-        <w:spacing w:before="0" w:after="120" w:line="288" w:lineRule="auto"/>
-        <w:jc w:val="both"/>
-      </w:pPr>
-      <w:r>
-        <w:rPr>
-          <w:rFonts w:ascii="B Lotus" w:hAnsi="B Lotus" w:cs="B Lotus" w:eastAsia="B Lotus"/>
-          <w:b w:val="0"/>
-          <w:i w:val="0"/>
-          <w:sz w:val="28"/>
-          <w:szCs w:val="28"/>
-        </w:rPr>
-        <w:t>ماده ۷۲ (آثار تعلیق): معافیت موقت از اجرای متقابل با بقای رابطه حقوقی و تکلیف خودداری از مانع‌تراشی در ازسرگیری (فصل اول و پنجم).</w:t>
+        <w:t>و قدم هشتم، مدیریت پسااجرا: آیا سناریوهای واکنش طرف مقابل و مراجع بین‌المللی پیش‌بینی و برای هرکدام برنامه (دفاع حقوقی، مذاکره، سازش، بازگشت) آماده شده؟</w:t>
       </w:r>
     </w:p>
     <w:p>
@@ -10705,7 +9683,7 @@
           <w:sz w:val="32"/>
           <w:szCs w:val="32"/>
         </w:rPr>
-        <w:t>پیوست ۲: شرح مواد طرح مسئولیت بین‌المللی دولت‌ها مورد استناد در این رساله</w:t>
+        <w:t>پیوست دوم: متن اصول قانون اساسی مرتبط</w:t>
       </w:r>
     </w:p>
     <w:p>
@@ -10724,7 +9702,18 @@
           <w:sz w:val="28"/>
           <w:szCs w:val="28"/>
         </w:rPr>
-        <w:t>ماده ۱ (اصل مسئولیت): هر عمل متخلفانه بین‌المللی دولت، موجب مسئولیت بین‌المللی آن است؛ چارچوب کلی فصل پنجم.</w:t>
+        <w:t>اصل ۵: «در زمان غیبت حضرت ولی عصر (عجل الله تعالی فرجه) در جمهوری اسلامی ایران ولایت امر و امامت امت بر عهده فقیه عادل و باتقوی، آگاه به زمان، شجاع، مدیر و مدبر است که طبق اصل یک‌صد و هفتم عهده‌دار آن می‌گردد.»</w:t>
+      </w:r>
+      <w:r>
+        <w:rPr>
+          <w:rFonts w:ascii="B Lotus" w:hAnsi="B Lotus" w:cs="B Lotus" w:eastAsia="B Lotus"/>
+          <w:b w:val="0"/>
+          <w:i w:val="0"/>
+          <w:sz w:val="28"/>
+          <w:szCs w:val="28"/>
+          <w:vertAlign w:val="superscript"/>
+        </w:rPr>
+        <w:footnoteReference w:id="70"/>
       </w:r>
     </w:p>
     <w:p>
@@ -10743,7 +9732,18 @@
           <w:sz w:val="28"/>
           <w:szCs w:val="28"/>
         </w:rPr>
-        <w:t>ماده ۲ (ارکان عمل متخلفانه): انتساب رفتار به دولت و نقض تعهد بین‌المللی؛ ساختار گفتار دوم و سوم فصل پنجم.</w:t>
+        <w:t>اصل ۵۷ (صدر): «قوای حاکم در جمهوری اسلامی ایران عبارتند از: قوه مقننه، قوه مجریه و قوه قضائیه که زیر نظر ولایت مطلقه امر و امامت امت بر طبق اصول آینده این قانون اعمال می‌گردند...»</w:t>
+      </w:r>
+      <w:r>
+        <w:rPr>
+          <w:rFonts w:ascii="B Lotus" w:hAnsi="B Lotus" w:cs="B Lotus" w:eastAsia="B Lotus"/>
+          <w:b w:val="0"/>
+          <w:i w:val="0"/>
+          <w:sz w:val="28"/>
+          <w:szCs w:val="28"/>
+          <w:vertAlign w:val="superscript"/>
+        </w:rPr>
+        <w:footnoteReference w:id="71"/>
       </w:r>
     </w:p>
     <w:p>
@@ -10762,7 +9762,18 @@
           <w:sz w:val="28"/>
           <w:szCs w:val="28"/>
         </w:rPr>
-        <w:t>ماده ۴ (انتساب رفتار ارکان): رفتار هر رکن دولت عمل دولت محسوب می‌شود؛ مبنای انتساب تصمیم ولی فقیه به دولت ایران.</w:t>
+        <w:t>اصل ۷۷: «عهدنامه‌ها، مقاوله‌نامه‌ها، قراردادها و موافقت‌نامه‌های بین‌المللی باید به تصویب مجلس شورای اسلامی برسد.»</w:t>
+      </w:r>
+      <w:r>
+        <w:rPr>
+          <w:rFonts w:ascii="B Lotus" w:hAnsi="B Lotus" w:cs="B Lotus" w:eastAsia="B Lotus"/>
+          <w:b w:val="0"/>
+          <w:i w:val="0"/>
+          <w:sz w:val="28"/>
+          <w:szCs w:val="28"/>
+          <w:vertAlign w:val="superscript"/>
+        </w:rPr>
+        <w:footnoteReference w:id="72"/>
       </w:r>
     </w:p>
     <w:p>
@@ -10781,7 +9792,18 @@
           <w:sz w:val="28"/>
           <w:szCs w:val="28"/>
         </w:rPr>
-        <w:t>ماده ۷ (انتساب با وجود تجاوز از صلاحیت): حتی رفتار فراتر از صلاحیت داخلی ـ در صورت انجام در سمت رسمی ـ منتسب است؛ بی‌اثری محدودیت‌های داخلی در انتساب.</w:t>
+        <w:t>اصل ۱۱۰: وظایف و اختیارات رهبری در یازده بند: تعیین سیاست‌های کلی نظام؛ نظارت بر حسن اجرای آن‌ها؛ فرمان همه‌پرسی؛ فرماندهی کل نیروهای مسلح؛ اعلان جنگ و صلح و بسیج نیروها؛ نصب و عزل و قبول استعفای مقامات عالی (فقها، رئیس قوه قضائیه، رئیس صداوسیما، رئیس ستاد مشترک، فرمانده کل سپاه و فرماندهان عالی نیروهای نظامی و انتظامی)؛ حل اختلاف و تنظیم روابط قوای سه‌گانه؛ حل معضلات نظام که از طرق عادی قابل حل نیست از طریق مجمع تشخیص مصلحت نظام؛ امضای حکم ریاست جمهوری پس از انتخاب مردم؛ عزل رئیس‌جمهور با در نظر گرفتن مصالح کشور پس از رأی دیوان عالی کشور به تخلف وی از وظایف قانونی یا رأی مجلس به عدم کفایت وی؛ و عفو یا تخفیف مجازات محکومین در حدود موازین اسلامی پس از پیشنهاد رئیس قوه قضائیه.</w:t>
+      </w:r>
+      <w:r>
+        <w:rPr>
+          <w:rFonts w:ascii="B Lotus" w:hAnsi="B Lotus" w:cs="B Lotus" w:eastAsia="B Lotus"/>
+          <w:b w:val="0"/>
+          <w:i w:val="0"/>
+          <w:sz w:val="28"/>
+          <w:szCs w:val="28"/>
+          <w:vertAlign w:val="superscript"/>
+        </w:rPr>
+        <w:footnoteReference w:id="73"/>
       </w:r>
     </w:p>
     <w:p>
@@ -10800,7 +9822,18 @@
           <w:sz w:val="28"/>
           <w:szCs w:val="28"/>
         </w:rPr>
-        <w:t>ماده ۸ (رفتار تحت هدایت یا کنترل دولت): انتساب رفتار غیرارکانِ تحت کنترل؛ تکمیل‌کننده بحث انتساب.</w:t>
+        <w:t>اصل ۱۱۲ (صدر): «مجمع تشخیص مصلحت نظام برای تشخیص مصلحت در مواردی که نظر مجلس شورای اسلامی را شورای نگهبان خلاف موازین شرع و یا قانون اساسی بداند و مجلس با در نظر گرفتن مصلحت نظام نظر شورای نگهبان را تامین نکند و مشاوره در اموری که رهبری به آنان ارجاع می‌دهد و سایر وظایفی که در این قانون ذکر شده است به دستور رهبری تشکیل می‌شود...»</w:t>
+      </w:r>
+      <w:r>
+        <w:rPr>
+          <w:rFonts w:ascii="B Lotus" w:hAnsi="B Lotus" w:cs="B Lotus" w:eastAsia="B Lotus"/>
+          <w:b w:val="0"/>
+          <w:i w:val="0"/>
+          <w:sz w:val="28"/>
+          <w:szCs w:val="28"/>
+          <w:vertAlign w:val="superscript"/>
+        </w:rPr>
+        <w:footnoteReference w:id="74"/>
       </w:r>
     </w:p>
     <w:p>
@@ -10819,7 +9852,18 @@
           <w:sz w:val="28"/>
           <w:szCs w:val="28"/>
         </w:rPr>
-        <w:t>ماده ۱۱ (تأیید و پذیرش بعدی): رفتاری که دولت آن را به‌مثابه عمل خود بپذیرد منتسب است؛ مؤید بحث (قضیه گروگان‌ها).</w:t>
+        <w:t>اصل ۱۲۵: «امضا عهدنامه‌ها، مقاوله‌نامه‌ها، موافقت‌نامه‌ها و قراردادهای دولت ایران با سایر دولت‌ها و همچنین امضا پیمانهای مربوط به اتحادیه‌های بین‌المللی پس از تصویب مجلس شورای اسلامی با رئیس جمهور یا نماینده قانونی اوست.»</w:t>
+      </w:r>
+      <w:r>
+        <w:rPr>
+          <w:rFonts w:ascii="B Lotus" w:hAnsi="B Lotus" w:cs="B Lotus" w:eastAsia="B Lotus"/>
+          <w:b w:val="0"/>
+          <w:i w:val="0"/>
+          <w:sz w:val="28"/>
+          <w:szCs w:val="28"/>
+          <w:vertAlign w:val="superscript"/>
+        </w:rPr>
+        <w:footnoteReference w:id="75"/>
       </w:r>
     </w:p>
     <w:p>
@@ -10838,7 +9882,18 @@
           <w:sz w:val="28"/>
           <w:szCs w:val="28"/>
         </w:rPr>
-        <w:t>ماده ۱۲ (تعریف نقض): عدم انطباق رفتار با آن‌چه تعهد ایجاب می‌کند، با ملاک عینی؛ مبنای تحقق نقض.</w:t>
+        <w:t>اصل ۱۵۲ (صدر): «سیاست خارجی جمهوری اسلامی ایران بر اساس نفی هرگونه سلطه‌جویی و سلطه‌پذیری، حفظ استقلال همه‌جانبه و تمامیت ارضی کشور، دفاع از حقوق همه مسلمانان و عدم تعهد در برابر قدرت‌های سلطه‌گر و روابط صلح‌آمیز متقابل با دول غیرمحارب استوار است.»</w:t>
+      </w:r>
+      <w:r>
+        <w:rPr>
+          <w:rFonts w:ascii="B Lotus" w:hAnsi="B Lotus" w:cs="B Lotus" w:eastAsia="B Lotus"/>
+          <w:b w:val="0"/>
+          <w:i w:val="0"/>
+          <w:sz w:val="28"/>
+          <w:szCs w:val="28"/>
+          <w:vertAlign w:val="superscript"/>
+        </w:rPr>
+        <w:footnoteReference w:id="76"/>
       </w:r>
     </w:p>
     <w:p>
@@ -10857,7 +9912,18 @@
           <w:sz w:val="28"/>
           <w:szCs w:val="28"/>
         </w:rPr>
-        <w:t>مواد ۱۴ و ۱۵ (امتداد زمانی و عمل مرکب): نقض آنی، مستمر و مرکب؛ اهمیت در محاسبه آثار تعلیق مستمر.</w:t>
+        <w:t>اصل ۱۵۳: «هرگونه قرارداد که موجب سلطه بیگانه بر منابع طبیعی و اقتصادی، فرهنگ، ارتش و دیگر شئون کشور گردد، ممنوع است.»</w:t>
+      </w:r>
+      <w:r>
+        <w:rPr>
+          <w:rFonts w:ascii="B Lotus" w:hAnsi="B Lotus" w:cs="B Lotus" w:eastAsia="B Lotus"/>
+          <w:b w:val="0"/>
+          <w:i w:val="0"/>
+          <w:sz w:val="28"/>
+          <w:szCs w:val="28"/>
+          <w:vertAlign w:val="superscript"/>
+        </w:rPr>
+        <w:footnoteReference w:id="77"/>
       </w:r>
     </w:p>
     <w:p>
@@ -10876,7 +9942,18 @@
           <w:sz w:val="28"/>
           <w:szCs w:val="28"/>
         </w:rPr>
-        <w:t>مواد ۲۰ تا ۲۵ (اسباب رافع وصف متخلفانه): رضایت، دفاع مشروع، اقدام متقابل، فورس‌ماژور، پریشانی و ضرورت؛ راه‌های رهایی از مسئولیت (گفتار چهارم فصل پنجم).</w:t>
+        <w:t>اصل ۱۵۴ (صدر): «جمهوری اسلامی ایران سعادت انسان در کل جامعه بشری را آرمان خود می‌داند و استقلال و آزادی و حکومت حق و عدل را حق همه مردم جهان می‌شناسد...»</w:t>
+      </w:r>
+      <w:r>
+        <w:rPr>
+          <w:rFonts w:ascii="B Lotus" w:hAnsi="B Lotus" w:cs="B Lotus" w:eastAsia="B Lotus"/>
+          <w:b w:val="0"/>
+          <w:i w:val="0"/>
+          <w:sz w:val="28"/>
+          <w:szCs w:val="28"/>
+          <w:vertAlign w:val="superscript"/>
+        </w:rPr>
+        <w:footnoteReference w:id="78"/>
       </w:r>
     </w:p>
     <w:p>
@@ -10895,102 +9972,18 @@
           <w:sz w:val="28"/>
           <w:szCs w:val="28"/>
         </w:rPr>
-        <w:t>ماده ۲۵ (ضرورت): صیانت از منفعت اساسی در برابر خطر شدید و قریب‌الوقوع به‌عنوان تنها راه، با شروط سخت‌گیرانه؛ مقایسه با «مصلحت» فقهی و آستانه بالاتر آن.</w:t>
-      </w:r>
-    </w:p>
-    <w:p>
-      <w:pPr>
-        <w:pStyle w:val="TH-Body"/>
-        <w:widowControl/>
-        <w:bidi w:val="1"/>
-        <w:spacing w:before="0" w:after="120" w:line="288" w:lineRule="auto"/>
-        <w:jc w:val="both"/>
-      </w:pPr>
-      <w:r>
-        <w:rPr>
-          <w:rFonts w:ascii="B Lotus" w:hAnsi="B Lotus" w:cs="B Lotus" w:eastAsia="B Lotus"/>
-          <w:b w:val="0"/>
-          <w:i w:val="0"/>
-          <w:sz w:val="28"/>
-          <w:szCs w:val="28"/>
-        </w:rPr>
-        <w:t>ماده ۲۶ (سقف آمره): عدم شمول اسباب رافع در برابر نقض قواعد آمره؛ سقف مشترک با ضابطه هفتم.</w:t>
-      </w:r>
-    </w:p>
-    <w:p>
-      <w:pPr>
-        <w:pStyle w:val="TH-Body"/>
-        <w:widowControl/>
-        <w:bidi w:val="1"/>
-        <w:spacing w:before="0" w:after="120" w:line="288" w:lineRule="auto"/>
-        <w:jc w:val="both"/>
-      </w:pPr>
-      <w:r>
-        <w:rPr>
-          <w:rFonts w:ascii="B Lotus" w:hAnsi="B Lotus" w:cs="B Lotus" w:eastAsia="B Lotus"/>
-          <w:b w:val="0"/>
-          <w:i w:val="0"/>
-          <w:sz w:val="28"/>
-          <w:szCs w:val="28"/>
-        </w:rPr>
-        <w:t>ماده ۳۰ (توقف و تضمین عدم تکرار): از آثار مسئولیت؛ تکلیف دولت مسئول به پایان‌دادن به نقض.</w:t>
-      </w:r>
-    </w:p>
-    <w:p>
-      <w:pPr>
-        <w:pStyle w:val="TH-Body"/>
-        <w:widowControl/>
-        <w:bidi w:val="1"/>
-        <w:spacing w:before="0" w:after="120" w:line="288" w:lineRule="auto"/>
-        <w:jc w:val="both"/>
-      </w:pPr>
-      <w:r>
-        <w:rPr>
-          <w:rFonts w:ascii="B Lotus" w:hAnsi="B Lotus" w:cs="B Lotus" w:eastAsia="B Lotus"/>
-          <w:b w:val="0"/>
-          <w:i w:val="0"/>
-          <w:sz w:val="28"/>
-          <w:szCs w:val="28"/>
-        </w:rPr>
-        <w:t>ماده ۳۱ (جبران کامل): تکلیف جبران همه خسارت‌های وارده؛ چارچوب آثار مالی و غیرمالی.</w:t>
-      </w:r>
-    </w:p>
-    <w:p>
-      <w:pPr>
-        <w:pStyle w:val="TH-Body"/>
-        <w:widowControl/>
-        <w:bidi w:val="1"/>
-        <w:spacing w:before="0" w:after="120" w:line="288" w:lineRule="auto"/>
-        <w:jc w:val="both"/>
-      </w:pPr>
-      <w:r>
-        <w:rPr>
-          <w:rFonts w:ascii="B Lotus" w:hAnsi="B Lotus" w:cs="B Lotus" w:eastAsia="B Lotus"/>
-          <w:b w:val="0"/>
-          <w:i w:val="0"/>
-          <w:sz w:val="28"/>
-          <w:szCs w:val="28"/>
-        </w:rPr>
-        <w:t>ماده ۳۲ (بی‌اعتباری استناد به حقوق داخلی در جبران): تکمیل ماده ۲۷ وین در مرحله آثار.</w:t>
-      </w:r>
-    </w:p>
-    <w:p>
-      <w:pPr>
-        <w:pStyle w:val="TH-Body"/>
-        <w:widowControl/>
-        <w:bidi w:val="1"/>
-        <w:spacing w:before="0" w:after="120" w:line="288" w:lineRule="auto"/>
-        <w:jc w:val="both"/>
-      </w:pPr>
-      <w:r>
-        <w:rPr>
-          <w:rFonts w:ascii="B Lotus" w:hAnsi="B Lotus" w:cs="B Lotus" w:eastAsia="B Lotus"/>
-          <w:b w:val="0"/>
-          <w:i w:val="0"/>
-          <w:sz w:val="28"/>
-          <w:szCs w:val="28"/>
-        </w:rPr>
-        <w:t>مواد ۳۴ تا ۳۷ (صور جبران): اعاده وضع به حال سابق، غرامت مالی و جلب رضایت؛ تفصیل آثار مسئولیت.</w:t>
+        <w:t>اصل ۱۷۶ (مربوط به شورای عالی امنیت ملی): ترکیب و وظایف شورا در سیاست‌گذاری دفاعی ـ امنیتی و هماهنگی فعالیت‌ها در چارچوب سیاست‌های کلی نظام.</w:t>
+      </w:r>
+      <w:r>
+        <w:rPr>
+          <w:rFonts w:ascii="B Lotus" w:hAnsi="B Lotus" w:cs="B Lotus" w:eastAsia="B Lotus"/>
+          <w:b w:val="0"/>
+          <w:i w:val="0"/>
+          <w:sz w:val="28"/>
+          <w:szCs w:val="28"/>
+          <w:vertAlign w:val="superscript"/>
+        </w:rPr>
+        <w:footnoteReference w:id="79"/>
       </w:r>
     </w:p>
     <w:p>
@@ -11009,7 +10002,7 @@
           <w:sz w:val="32"/>
           <w:szCs w:val="32"/>
         </w:rPr>
-        <w:t>پیوست ۳: واژه‌نامه فارسی ـ عربی ـ انگلیسی اصطلاحات کلیدی</w:t>
+        <w:t>پیوست سوم: متن مواد کلیدی کنوانسیون وین (ترجمه فارسی)</w:t>
       </w:r>
     </w:p>
     <w:p>
@@ -11028,7 +10021,258 @@
           <w:sz w:val="28"/>
           <w:szCs w:val="28"/>
         </w:rPr>
-        <w:t>معاهده: المعاهدة؛ Treaty. ــ تعلیق: التعلیق؛ Suspension. ــ نقض: النقض / الإخلال؛ Breach / Violation. ــ خاتمه: الإنهاء؛ Termination. ــ خروج: الانسحاب؛ Withdrawal / Denunciation. ــ وفای به عهد: الوفاء بالعهد؛ Pacta sunt servanda. ــ حسن نیت: حسن النیة؛ Good faith. ــ حکم حکومتی: الحکم الحکومی؛ Governmental ruling. ــ مصلحت نظام: مصلحة النظام؛ Interest of the system (maslaha). ــ حفظ نظام: حفظ النظام؛ Preservation of the system. ــ تزاحم: التزاحم؛ Conflict of obligations (tazahum). ــ اهم و مهم: الأهم والمهم؛ The more and less important. ــ ضرورت: الضرورة؛ Necessity. ــ اضطرار: الاضطرار؛ Duress / Exigency. ــ نفی سبیل: نفی السبیل؛ Negation of domination (nafy al-sabil). ــ انباذ: النبذ؛ Renunciation with notice (inbad). ــ غدر: الغدر؛ Treachery / Perfidious breach. ــ انتساب: الإسناد؛ Attribution. ــ جبران خسارت: جبر الضرر / التعویض؛ Reparation. ــ اقدام متقابل: الإجراء المضاد؛ Countermeasure. ــ فورس‌ماژور: القوة القاهرة؛ Force majeure. ــ قاعده آمره: القاعدة الآمرة؛ Peremptory norm (jus cogens). ــ حق شرط: التحفظ؛ Reservation.</w:t>
+        <w:t>ماده ۱ (دامنه): این کنوانسیون ناظر به معاهدات میان دولت‌هاست.</w:t>
+      </w:r>
+      <w:r>
+        <w:rPr>
+          <w:rFonts w:ascii="B Lotus" w:hAnsi="B Lotus" w:cs="B Lotus" w:eastAsia="B Lotus"/>
+          <w:b w:val="0"/>
+          <w:i w:val="0"/>
+          <w:sz w:val="28"/>
+          <w:szCs w:val="28"/>
+          <w:vertAlign w:val="superscript"/>
+        </w:rPr>
+        <w:footnoteReference w:id="80"/>
+      </w:r>
+    </w:p>
+    <w:p>
+      <w:pPr>
+        <w:pStyle w:val="TH-Body"/>
+        <w:widowControl/>
+        <w:bidi w:val="1"/>
+        <w:spacing w:before="0" w:after="120" w:line="288" w:lineRule="auto"/>
+        <w:jc w:val="both"/>
+      </w:pPr>
+      <w:r>
+        <w:rPr>
+          <w:rFonts w:ascii="B Lotus" w:hAnsi="B Lotus" w:cs="B Lotus" w:eastAsia="B Lotus"/>
+          <w:b w:val="0"/>
+          <w:i w:val="0"/>
+          <w:sz w:val="28"/>
+          <w:szCs w:val="28"/>
+        </w:rPr>
+        <w:t>ماده ۲ (تعاریف): معاهده یعنی توافق بین‌المللیِ کتبیِ میان دولت‌ها که تابع حقوق بین‌الملل باشد، خواه در سندی واحد خواه در چند سند مرتبط، و با هر عنوانی.</w:t>
+      </w:r>
+      <w:r>
+        <w:rPr>
+          <w:rFonts w:ascii="B Lotus" w:hAnsi="B Lotus" w:cs="B Lotus" w:eastAsia="B Lotus"/>
+          <w:b w:val="0"/>
+          <w:i w:val="0"/>
+          <w:sz w:val="28"/>
+          <w:szCs w:val="28"/>
+          <w:vertAlign w:val="superscript"/>
+        </w:rPr>
+        <w:footnoteReference w:id="81"/>
+      </w:r>
+    </w:p>
+    <w:p>
+      <w:pPr>
+        <w:pStyle w:val="TH-Body"/>
+        <w:widowControl/>
+        <w:bidi w:val="1"/>
+        <w:spacing w:before="0" w:after="120" w:line="288" w:lineRule="auto"/>
+        <w:jc w:val="both"/>
+      </w:pPr>
+      <w:r>
+        <w:rPr>
+          <w:rFonts w:ascii="B Lotus" w:hAnsi="B Lotus" w:cs="B Lotus" w:eastAsia="B Lotus"/>
+          <w:b w:val="0"/>
+          <w:i w:val="0"/>
+          <w:sz w:val="28"/>
+          <w:szCs w:val="28"/>
+        </w:rPr>
+        <w:t>ماده ۲۶ (پاکتا سونت سرواندا): هر معاهده لازم‌الاجرایی اطراف آن را متعهد می‌کند و باید با حسن نیت اجرا شود.</w:t>
+      </w:r>
+      <w:r>
+        <w:rPr>
+          <w:rFonts w:ascii="B Lotus" w:hAnsi="B Lotus" w:cs="B Lotus" w:eastAsia="B Lotus"/>
+          <w:b w:val="0"/>
+          <w:i w:val="0"/>
+          <w:sz w:val="28"/>
+          <w:szCs w:val="28"/>
+          <w:vertAlign w:val="superscript"/>
+        </w:rPr>
+        <w:footnoteReference w:id="82"/>
+      </w:r>
+    </w:p>
+    <w:p>
+      <w:pPr>
+        <w:pStyle w:val="TH-Body"/>
+        <w:widowControl/>
+        <w:bidi w:val="1"/>
+        <w:spacing w:before="0" w:after="120" w:line="288" w:lineRule="auto"/>
+        <w:jc w:val="both"/>
+      </w:pPr>
+      <w:r>
+        <w:rPr>
+          <w:rFonts w:ascii="B Lotus" w:hAnsi="B Lotus" w:cs="B Lotus" w:eastAsia="B Lotus"/>
+          <w:b w:val="0"/>
+          <w:i w:val="0"/>
+          <w:sz w:val="28"/>
+          <w:szCs w:val="28"/>
+        </w:rPr>
+        <w:t>ماده ۲۷ (حقوق داخلی): هیچ طرفی نمی‌تواند به مقررات حقوق داخلی خود به‌عنوان توجیهی برای عدم اجرای معاهده استناد کند.</w:t>
+      </w:r>
+      <w:r>
+        <w:rPr>
+          <w:rFonts w:ascii="B Lotus" w:hAnsi="B Lotus" w:cs="B Lotus" w:eastAsia="B Lotus"/>
+          <w:b w:val="0"/>
+          <w:i w:val="0"/>
+          <w:sz w:val="28"/>
+          <w:szCs w:val="28"/>
+          <w:vertAlign w:val="superscript"/>
+        </w:rPr>
+        <w:footnoteReference w:id="83"/>
+      </w:r>
+    </w:p>
+    <w:p>
+      <w:pPr>
+        <w:pStyle w:val="TH-Body"/>
+        <w:widowControl/>
+        <w:bidi w:val="1"/>
+        <w:spacing w:before="0" w:after="120" w:line="288" w:lineRule="auto"/>
+        <w:jc w:val="both"/>
+      </w:pPr>
+      <w:r>
+        <w:rPr>
+          <w:rFonts w:ascii="B Lotus" w:hAnsi="B Lotus" w:cs="B Lotus" w:eastAsia="B Lotus"/>
+          <w:b w:val="0"/>
+          <w:i w:val="0"/>
+          <w:sz w:val="28"/>
+          <w:szCs w:val="28"/>
+        </w:rPr>
+        <w:t>ماده ۴۶ (صلاحیت داخلی): دولت نمی‌تواند این واقعیت را که رضایتش به التزام در برابر معاهده با نقض مقررات حقوق داخلی‌اش درباره صلاحیت انعقاد ابراز شده، به‌عنوان مبنای بی‌اعتباری رضایتش مطرح کند، مگر این‌که نقض آشکار باشد و به قاعده بنیادین حقوق داخلی مربوط شود.</w:t>
+      </w:r>
+      <w:r>
+        <w:rPr>
+          <w:rFonts w:ascii="B Lotus" w:hAnsi="B Lotus" w:cs="B Lotus" w:eastAsia="B Lotus"/>
+          <w:b w:val="0"/>
+          <w:i w:val="0"/>
+          <w:sz w:val="28"/>
+          <w:szCs w:val="28"/>
+          <w:vertAlign w:val="superscript"/>
+        </w:rPr>
+        <w:footnoteReference w:id="84"/>
+      </w:r>
+    </w:p>
+    <w:p>
+      <w:pPr>
+        <w:pStyle w:val="TH-Body"/>
+        <w:widowControl/>
+        <w:bidi w:val="1"/>
+        <w:spacing w:before="0" w:after="120" w:line="288" w:lineRule="auto"/>
+        <w:jc w:val="both"/>
+      </w:pPr>
+      <w:r>
+        <w:rPr>
+          <w:rFonts w:ascii="B Lotus" w:hAnsi="B Lotus" w:cs="B Lotus" w:eastAsia="B Lotus"/>
+          <w:b w:val="0"/>
+          <w:i w:val="0"/>
+          <w:sz w:val="28"/>
+          <w:szCs w:val="28"/>
+        </w:rPr>
+        <w:t>ماده ۵۳ (قواعد آمره): معاهده‌ای که با قاعده آمره حقوق بین‌الملل عام در تعارض باشد، باطل است.</w:t>
+      </w:r>
+      <w:r>
+        <w:rPr>
+          <w:rFonts w:ascii="B Lotus" w:hAnsi="B Lotus" w:cs="B Lotus" w:eastAsia="B Lotus"/>
+          <w:b w:val="0"/>
+          <w:i w:val="0"/>
+          <w:sz w:val="28"/>
+          <w:szCs w:val="28"/>
+          <w:vertAlign w:val="superscript"/>
+        </w:rPr>
+        <w:footnoteReference w:id="85"/>
+      </w:r>
+    </w:p>
+    <w:p>
+      <w:pPr>
+        <w:pStyle w:val="TH-Body"/>
+        <w:widowControl/>
+        <w:bidi w:val="1"/>
+        <w:spacing w:before="0" w:after="120" w:line="288" w:lineRule="auto"/>
+        <w:jc w:val="both"/>
+      </w:pPr>
+      <w:r>
+        <w:rPr>
+          <w:rFonts w:ascii="B Lotus" w:hAnsi="B Lotus" w:cs="B Lotus" w:eastAsia="B Lotus"/>
+          <w:b w:val="0"/>
+          <w:i w:val="0"/>
+          <w:sz w:val="28"/>
+          <w:szCs w:val="28"/>
+        </w:rPr>
+        <w:t>مواد ۵۴ تا ۶۴ (خاتمه و تعلیق): خاتمه و تعلیق فقط بر اساس مقررات معاهده یا کنوانسیون ممکن است؛ از جمله توافق اطراف، نقض اساسی توسط یک طرف (ماده ۶۰)، عدم امکان اجرای بعدی (ماده ۶۱)، تغییر بنیادین اوضاع (ماده ۶۲)، و قطع روابط دیپلماتیک یا کنسولی (ماده ۶۳، که به‌خودیِ خود بر روابط معاهده‌ای اثر نمی‌گذارد).</w:t>
+      </w:r>
+      <w:r>
+        <w:rPr>
+          <w:rFonts w:ascii="B Lotus" w:hAnsi="B Lotus" w:cs="B Lotus" w:eastAsia="B Lotus"/>
+          <w:b w:val="0"/>
+          <w:i w:val="0"/>
+          <w:sz w:val="28"/>
+          <w:szCs w:val="28"/>
+          <w:vertAlign w:val="superscript"/>
+        </w:rPr>
+        <w:footnoteReference w:id="86"/>
+      </w:r>
+    </w:p>
+    <w:p>
+      <w:pPr>
+        <w:pStyle w:val="TH-Body"/>
+        <w:widowControl/>
+        <w:bidi w:val="1"/>
+        <w:spacing w:before="0" w:after="120" w:line="288" w:lineRule="auto"/>
+        <w:jc w:val="both"/>
+      </w:pPr>
+      <w:r>
+        <w:rPr>
+          <w:rFonts w:ascii="B Lotus" w:hAnsi="B Lotus" w:cs="B Lotus" w:eastAsia="B Lotus"/>
+          <w:b w:val="0"/>
+          <w:i w:val="0"/>
+          <w:sz w:val="28"/>
+          <w:szCs w:val="28"/>
+        </w:rPr>
+        <w:t>مواد ۶۵ تا ۶۸ (آیین): ادعای بطلان یا خاتمه یا تعلیق باید کتباً به اطلاع طرف مقابل برسد و مهلت اعتراض (کمتر از سه ماه، مگر در موارد فوری خاص) رعایت شود؛ و اعلامیه تا پیش از اثرگذاری قابل استرداد است.</w:t>
+      </w:r>
+      <w:r>
+        <w:rPr>
+          <w:rFonts w:ascii="B Lotus" w:hAnsi="B Lotus" w:cs="B Lotus" w:eastAsia="B Lotus"/>
+          <w:b w:val="0"/>
+          <w:i w:val="0"/>
+          <w:sz w:val="28"/>
+          <w:szCs w:val="28"/>
+          <w:vertAlign w:val="superscript"/>
+        </w:rPr>
+        <w:footnoteReference w:id="87"/>
+      </w:r>
+    </w:p>
+    <w:p>
+      <w:pPr>
+        <w:pStyle w:val="TH-Body"/>
+        <w:widowControl/>
+        <w:bidi w:val="1"/>
+        <w:spacing w:before="0" w:after="120" w:line="288" w:lineRule="auto"/>
+        <w:jc w:val="both"/>
+      </w:pPr>
+      <w:r>
+        <w:rPr>
+          <w:rFonts w:ascii="B Lotus" w:hAnsi="B Lotus" w:cs="B Lotus" w:eastAsia="B Lotus"/>
+          <w:b w:val="0"/>
+          <w:i w:val="0"/>
+          <w:sz w:val="28"/>
+          <w:szCs w:val="28"/>
+        </w:rPr>
+        <w:t>مواد ۷۰ و ۷۲ (آثار): خاتمه اطراف را از اجرای آتی معاف می‌کند ولی بر حقوق و وضعیت‌های پیش از خاتمه اثری ندارد؛ در مدت تعلیق اطراف از اجرای متقابل معاف‌اند ولی باید از مانع‌تراشی در برابر ازسرگیری اجرا خودداری کنند.</w:t>
+      </w:r>
+      <w:r>
+        <w:rPr>
+          <w:rFonts w:ascii="B Lotus" w:hAnsi="B Lotus" w:cs="B Lotus" w:eastAsia="B Lotus"/>
+          <w:b w:val="0"/>
+          <w:i w:val="0"/>
+          <w:sz w:val="28"/>
+          <w:szCs w:val="28"/>
+          <w:vertAlign w:val="superscript"/>
+        </w:rPr>
+        <w:footnoteReference w:id="88"/>
       </w:r>
     </w:p>
     <w:p>
@@ -11047,7 +10291,7 @@
           <w:sz w:val="32"/>
           <w:szCs w:val="32"/>
         </w:rPr>
-        <w:t>پیوست ۴: فهرست آیات مورد استناد</w:t>
+        <w:t>پیوست چهارم: گاه‌شمار تحولات حقوق معاهدات و موضوع پژوهش</w:t>
       </w:r>
     </w:p>
     <w:p>
@@ -11066,7 +10310,7 @@
           <w:sz w:val="28"/>
           <w:szCs w:val="28"/>
         </w:rPr>
-        <w:t>سوره مائده، آیه ۱ (اوفوا بالعقود)؛ سوره نحل، آیات ۹۱ و ۹۲ (وفا و نهی از نقض)؛ سوره اسراء، آیه ۳۴ (مسئول‌بودن عهد)؛ سوره رعد، آیه ۲۰ (وصف اوفیاء)؛ سوره مؤمنون، آیه ۸ (راعون عهد)؛ سوره توبه، آیات ۴ و ۷ (اتمام عهد و تقابل)؛ سوره انفال، آیه ۵۸ (انباذ)؛ سوره نساء، آیه ۵۹ (اولی‌الامر)؛ سوره نساء، آیه ۱۴۱ (نفی سبیل)؛ سوره حج، آیه ۷۸ (نفی حرج)؛ سوره بقره، آیه ۱۷۳ (اضطرار)؛ سوره هود، آیه ۸۸ (توکل و توفیق). تفصیل استناد به هر آیه در فصل‌های سوم و چهارم آمده است.</w:t>
+        <w:t>۱۹۴۵: تأسیس سازمان ملل و تصویب منشور (ماده ۱۰۲: ثبت معاهدات). ۱۹۴۹: آغاز کار کمیسیون حقوق بین‌الملل. دهه ۱۹۵۰ تا ۱۹۶۰: گزارش‌های گزارشگران ویژه (از جمله فیتزموریس و والداک) درباره حقوق معاهدات. ۱۹۶۹: تصویب کنوانسیون وین حقوق معاهدات. ۱۹۷۹: پیروزی انقلاب اسلامی و تصویب قانون اساسی جمهوری اسلامی ایران (اصول ۵، ۵۷، ۷۷، ۱۱۰، ۱۲۵ و دیگران). ۱۹۸۰: رأی دیوان در قضیه گروگان‌های تهران (انتساب رفتار به دولت). ۱۹۸۰: لازم‌الاجرا شدن کنوانسیون وین. ۱۹۸۱: عهدنامه الجزایر و حل قضیه گروگان‌ها. ۱۹۸۶: تصویب کنوانسیون وین درباره معاهدات سازمان‌های بین‌المللی. ۱۹۹۷: رأی دیوان در قضیه گابچیکوو (تفسیر مضیق ضرورت و تغییر بنیادین اوضاع). ۲۰۰۱: تصویب نهایی طرح مواد مسئولیت بین‌المللی دولت‌ها در کمیسیون حقوق بین‌الملل. ۲۰۱۵: برنامه جامع اقدام مشترک (برجام) و قطعنامه ۲۲۳۱ شورای امنیت. ۲۰۱۸: خروج یک‌جانبه آمریکا از برجام. ۲۰۱۹ به بعد: کاهش گام‌به‌گام تعهدات ایران. ۲۰۲۶: نگارش این رساله.</w:t>
       </w:r>
     </w:p>
     <w:p>
@@ -11085,7 +10329,7 @@
           <w:sz w:val="32"/>
           <w:szCs w:val="32"/>
         </w:rPr>
-        <w:t>پیوست ۵: فهرست روایات و متون مورد استناد</w:t>
+        <w:t>پیوست پنجم: واژه‌نامه فارسی ـ عربی ـ انگلیسی</w:t>
       </w:r>
     </w:p>
     <w:p>
@@ -11104,7 +10348,7 @@
           <w:sz w:val="28"/>
           <w:szCs w:val="28"/>
         </w:rPr>
-        <w:t>روایت نبوی «المسلمون عند شروطهم» (قاعده شروط)؛ روایت «لا إیمان لمن لا أمانة له ولا دین لمن لا عهد له» (پیوند عهد و دین)؛ روایت نبوی «لا ضرر ولا ضرار» (قاعده لاضرر)؛ عهدنامه مالک اشتر، نامه ۵۳ نهج‌البلاغه (فرمان حکومتی وفا)؛ مقبوله عمر بن حنظله (مرجعیت فقها)؛ توقیع شریف «وأما الحوادث الواقعة...» (رجوع به روات)؛ قاعده «الضرورات تبیح المحظورات»؛ قاعده «الضرورات تتقدر بقدرها». تفصیل استناد به هر یک در فصل‌های سوم و چهارم آمده است.</w:t>
+        <w:t>معاهده (Treaty): توافق کتبی میان دولت‌ها تابع حقوق بین‌الملل. عهدنامه: برابرنهاد سنتی معاهده در ادبیات فقهی و تاریخی. ولی فقیه (Guardian Jurist): مقام رهبری در نظام جمهوری اسلامی. عدول (Withdrawal / Non-performance): تصمیم یک‌جانبه و فوق‌العاده حاکم بر توقف یا تعلیق اجرا. تعلیق (Suspension): توقف موقت اجرا با بقای رابطه معاهده‌ای. خاتمه (Termination): پایان رابطه معاهده‌ای. نقض اساسی (Material Breach): نقض مقرره اساسی برای تحقق موضوع و هدف معاهده. تغییر بنیادین اوضاع (Fundamental Change of Circumstances / Rebus sic stantibus): دگرگونی پیش‌بینی‌نشده مبنای رضایت. پاکتا سونت سرواندا (Pacta Sunt Servanda): اصل لزوم وفای به عهد. حسن نیت (Good Faith): اجرای صادقانه و منصفانه تعهد. حق شرط (Reservation): اعلام یک‌جانبه دولت برای تعدیل اثر بعضی مقررات نسبت به خود. اعلامیه تفسیری (Interpretive Declaration): اعلام فهم دولت از مقررات معاهده. انتساب (Attribution): نسبت دادن رفتار به دولت. ضرورت (Necessity): وضعیت اضطراریِ رافع وصف متخلفانه. فورس‌ماژور (Force Majeure): نیروی قاهره مانع اجرا. اقدام متقابل (Countermeasure): خودداری از اجرا در برابر نقض طرف مقابل. قواعد آمره (Jus Cogens / Peremptory Norms): قواعد تخلف‌ناپذیر حقوق بین‌الملل. تزاحم (Conflict of Interests): تزاحم دو حکم در مقام امتثال با بقای هر دو در مقام جعل. حکم حکومتی (Governmental Ordinance): دستور حاکم در مقام اداره نظام بر مبنای مصلحت. مصلحت (Expediency / Public Interest): منفعت واقعی نوعی نظام و امت. انباذ علی سواء (Renunciation on Equal Footing): اعلام آشکار فسخ عهد به طرف مقابل. هدنه (Truce): آتش‌بس موقت با دشمن. امان (Safe Conduct): تأمین جانی یا مالی برای غیرمسلمان. ذمه (Dhimma): پیمان حمایت از اقلیت‌های دینی در برابر جزیه. جزیه (Jizya): مالیات سرانه اهل ذمه. خراج (Kharaj): مالیات ارضی. نفی سبیل (Negation of Domination): قاعده نفی هرگونه سلطه کافران بر مسلمانان.</w:t>
       </w:r>
     </w:p>
     <w:sectPr>
@@ -11164,7 +10408,7 @@
           <w:sz w:val="20"/>
           <w:szCs w:val="20"/>
         </w:rPr>
-        <w:t xml:space="preserve">در این رساله، ارجاع به آیات قرآن کریم در متن و با ذکر نام سوره و شماره آیه انجام می‌شود.</w:t>
+        <w:t xml:space="preserve">ر.ک: جوهری، الصحاح، ماده «عهد»؛ ابن‌منظور، لسان‌العرب، ماده «عهد»؛ و راغب اصفهانی، مفردات ألفاظ القرآن، ماده «عهد» (نشانی دقیق، نیازمند تطبیق با نسخه چاپی است).</w:t>
       </w:r>
     </w:p>
   </w:footnote>
@@ -11197,7 +10441,7 @@
           <w:sz w:val="20"/>
           <w:szCs w:val="20"/>
         </w:rPr>
-        <w:t xml:space="preserve">مشخصات کامل این منابع در فهرست پایانی رساله آمده است. در ارجاع‌های این رساله، به اصل منبع ارجاع داده شده و در مواردی که نشانی دقیق چاپی نیازمند تطبیق با نسخه موجود بوده، از عبارت «ر.ک» (رجوع کنید) استفاده شده است تا خواننده به اصل منبع مراجعه کند.</w:t>
+        <w:t xml:space="preserve">کنوانسیون وین حقوق معاهدات (۱۹۶۹)، ماده ۲، بند ۱ (الف). مضمون این تعریف در کتب حقوق بین‌الملل مورد اتفاق است؛ ر.ک: محمدرضا ضیایی بیگدلی، حقوق بین‌الملل عمومی.</w:t>
       </w:r>
     </w:p>
   </w:footnote>
@@ -11230,7 +10474,7 @@
           <w:sz w:val="20"/>
           <w:szCs w:val="20"/>
         </w:rPr>
-        <w:t xml:space="preserve">«قراردادهای بین‌المللی در اسلام»، پرتال جامع علوم انسانی، به نشانی اینترنتی: https://ensani.ir/fa/article/66940 (بازیابی: ۳۰ شهریور ۱۴۰۵).</w:t>
+        <w:t xml:space="preserve">کنوانسیون وین حقوق معاهدات، ماده ۲۶.</w:t>
       </w:r>
     </w:p>
   </w:footnote>
@@ -11263,7 +10507,7 @@
           <w:sz w:val="20"/>
           <w:szCs w:val="20"/>
         </w:rPr>
-        <w:t xml:space="preserve">«حق شرط در معاهدات بین‌المللی (۱)»، پایگاه اطلاع‌رسانی حوزه، به نشانی اینترنتی: https://hawzah.net/fa/Article/View/79856 (بازیابی: ۳۰ شهریور ۱۴۰۵).</w:t>
+        <w:t xml:space="preserve">کنوانسیون وین حقوق معاهدات، مواد ۵۷، ۵۸، ۶۰ و ۷۲.</w:t>
       </w:r>
     </w:p>
   </w:footnote>
@@ -11296,7 +10540,7 @@
           <w:sz w:val="20"/>
           <w:szCs w:val="20"/>
         </w:rPr>
-        <w:t xml:space="preserve">«ولایت مطلقه فقیه در قانون اساسی»، پایگاه اطلاع‌رسانی حوزه، به نشانی اینترنتی: https://hawzah.net/fa/Article/View/5323 ؛ و «مفهوم ولایت مطلقه فقیه در قانون اساسی جمهوری اسلامی ایران»، همان پایگاه، به نشانی اینترنتی: https://hawzah.net/fa/Article/View/95815 (بازیابی هر دو: ۳۰ شهریور ۱۴۰۵).</w:t>
+        <w:t xml:space="preserve">طرح مواد مسئولیت بین‌المللی دولت‌ها (۲۰۰۱)، ماده ۱۲.</w:t>
       </w:r>
     </w:p>
   </w:footnote>
@@ -11329,7 +10573,7 @@
           <w:sz w:val="20"/>
           <w:szCs w:val="20"/>
         </w:rPr>
-        <w:t xml:space="preserve">«نقد و بررسی تفسیر شورای نگهبان از اصل ۷۷ و ۱۲۵ قانون اساسی»، پایگاه کانون سردفتران و دفتریاران، به نشانی اینترنتی: https://www.notary.ir/content/129237 (بازیابی: ۳۰ شهریور ۱۴۰۵).</w:t>
+        <w:t xml:space="preserve">ر.ک: طریحی، مجمع‌البحرین، ماده «عهد»؛ و فیومی، المصباح المنیر، ماده «عهد» (نشانی دقیق، نیازمند تطبیق با نسخه چاپی است).</w:t>
       </w:r>
     </w:p>
   </w:footnote>
@@ -11362,7 +10606,7 @@
           <w:sz w:val="20"/>
           <w:szCs w:val="20"/>
         </w:rPr>
-        <w:t xml:space="preserve">«وفای به عهد در نهج‌البلاغه»، امامت‌پدیا (دانشنامه امامت و ولایت)، به نشانی اینترنتی: https://fa.imamatpedia.com/wiki/وفای_به_عهد_در_نهج_البلاغه (بازیابی: ۳۰ شهریور ۱۴۰۵).</w:t>
+        <w:t xml:space="preserve">ر.ک: امام خمینی، کتاب‌البیع، مبحث ولایت فقیه؛ و صحیفه امام (نشانی دقیق، نیازمند تطبیق با نسخه چاپی است).</w:t>
       </w:r>
     </w:p>
   </w:footnote>
@@ -11395,7 +10639,7 @@
           <w:sz w:val="20"/>
           <w:szCs w:val="20"/>
         </w:rPr>
-        <w:t xml:space="preserve">مشخصات کامل این آثار در فهرست منابع پایانی آمده است.</w:t>
+        <w:t xml:space="preserve">قانون اساسی جمهوری اسلامی ایران، اصل ۹۴.</w:t>
       </w:r>
     </w:p>
   </w:footnote>
@@ -11428,7 +10672,7 @@
           <w:sz w:val="20"/>
           <w:szCs w:val="20"/>
         </w:rPr>
-        <w:t xml:space="preserve">درباره وضعیت عضویت ایران در کنوانسیون وین، ر.ک: مجموعه معاهدات سازمان ملل متحد (UNTC). بنابر مشهور، ایران از امضاکنندگان کنوانسیون است ولی آن را تصویب نکرده است؛ با این حال، استناد این رساله به کنوانسیون، از باب بیان قواعد عام حقوق معاهدات (و غالباً عرفی) است نه از باب عضویت ایران.</w:t>
+        <w:t xml:space="preserve">قانون اساسی جمهوری اسلامی ایران، اصل ۹۸.</w:t>
       </w:r>
     </w:p>
   </w:footnote>
@@ -11461,7 +10705,7 @@
           <w:sz w:val="20"/>
           <w:szCs w:val="20"/>
         </w:rPr>
-        <w:t xml:space="preserve">ر.ک: جوهری، الصحاح، ماده «عهد»؛ ابن‌منظور، لسان‌العرب، ماده «عهد»؛ و راغب اصفهانی، مفردات ألفاظ القرآن، ماده «عهد» (نشانی دقیق در هر مورد، نیازمند تطبیق با نسخه چاپی است).</w:t>
+        <w:t xml:space="preserve">ر.ک: منابع سیره و تاریخ اسلام، وقایع سال اول هجری، میثاق مدینه (از جمله: ابن‌هشام، السیرة النبویة).</w:t>
       </w:r>
     </w:p>
   </w:footnote>
@@ -11494,7 +10738,7 @@
           <w:sz w:val="20"/>
           <w:szCs w:val="20"/>
         </w:rPr>
-        <w:t xml:space="preserve">کنوانسیون وین حقوق معاهدات (۱۹۶۹)، ماده ۲، بند ۱ (الف). مضمون این تعریف در همه کتب حقوق بین‌الملل مورد اتفاق است؛ ر.ک: محمدرضا ضیایی بیگدلی، حقوق بین‌الملل عمومی.</w:t>
+        <w:t xml:space="preserve">ر.ک: منابع سیره و تاریخ اسلام، وقایع سال دهم هجری، هیئت نجران.</w:t>
       </w:r>
     </w:p>
   </w:footnote>
@@ -11527,7 +10771,7 @@
           <w:sz w:val="20"/>
           <w:szCs w:val="20"/>
         </w:rPr>
-        <w:t xml:space="preserve">کنوانسیون وین حقوق معاهدات، ماده ۲۶.</w:t>
+        <w:t xml:space="preserve">کنوانسیون وین حقوق معاهدات، مصوب ۱۹۶۹، لازم‌الاجرا ۱۹۸۰.</w:t>
       </w:r>
     </w:p>
   </w:footnote>
@@ -11560,7 +10804,7 @@
           <w:sz w:val="20"/>
           <w:szCs w:val="20"/>
         </w:rPr>
-        <w:t xml:space="preserve">کنوانسیون وین حقوق معاهدات، مواد ۵۷، ۵۸، ۶۰ و ۷۲.</w:t>
+        <w:t xml:space="preserve">ر.ک: مجموعه معاهدات سازمان ملل متحد (UNTC).</w:t>
       </w:r>
     </w:p>
   </w:footnote>
@@ -11593,7 +10837,7 @@
           <w:sz w:val="20"/>
           <w:szCs w:val="20"/>
         </w:rPr>
-        <w:t xml:space="preserve">طرح مواد مسئولیت بین‌المللی دولت‌ها (۲۰۰۱)، ماده ۱۲.</w:t>
+        <w:t xml:space="preserve">اساسنامه دیوان بین‌المللی دادگستری، ماده ۳۸، بند ۱.</w:t>
       </w:r>
     </w:p>
   </w:footnote>
@@ -11626,7 +10870,7 @@
           <w:sz w:val="20"/>
           <w:szCs w:val="20"/>
         </w:rPr>
-        <w:t xml:space="preserve">ر.ک: طریحی، مجمع‌البحرین، ماده «عهد»؛ و فیومی، المصباح المنیر، ماده «عهد» (نشانی دقیق، نیازمند تطبیق با نسخه چاپی است).</w:t>
+        <w:t xml:space="preserve">ر.ک: کتب تاریخ و فلسفه حقوق بین‌الملل، بحث مبنای الزام‌آوری حقوق بین‌الملل (نشانی دقیق، نیازمند بررسی منبع اصلی است).</w:t>
       </w:r>
     </w:p>
   </w:footnote>
@@ -11659,7 +10903,7 @@
           <w:sz w:val="20"/>
           <w:szCs w:val="20"/>
         </w:rPr>
-        <w:t xml:space="preserve">ر.ک: امام خمینی، کتاب‌البیع، مبحث ولایت فقیه؛ و صحیفه امام (نشانی دقیق، نیازمند تطبیق با نسخه چاپی است).</w:t>
+        <w:t xml:space="preserve">کنوانسیون وین حقوق معاهدات، ماده ۲۶.</w:t>
       </w:r>
     </w:p>
   </w:footnote>
@@ -11692,7 +10936,7 @@
           <w:sz w:val="20"/>
           <w:szCs w:val="20"/>
         </w:rPr>
-        <w:t xml:space="preserve">قانون اساسی جمهوری اسلامی ایران، اصل ۹۴.</w:t>
+        <w:t xml:space="preserve">کنوانسیون وین حقوق معاهدات، ماده ۲۷.</w:t>
       </w:r>
     </w:p>
   </w:footnote>
@@ -11725,7 +10969,7 @@
           <w:sz w:val="20"/>
           <w:szCs w:val="20"/>
         </w:rPr>
-        <w:t xml:space="preserve">قانون اساسی جمهوری اسلامی ایران، اصل ۹۸.</w:t>
+        <w:t xml:space="preserve">کنوانسیون وین حقوق معاهدات، ماده ۴۶.</w:t>
       </w:r>
     </w:p>
   </w:footnote>
@@ -11758,7 +11002,7 @@
           <w:sz w:val="20"/>
           <w:szCs w:val="20"/>
         </w:rPr>
-        <w:t xml:space="preserve">ر.ک: منابع سیره و تاریخ اسلام، وقایع سال اول هجری، میثاق مدینه (از جمله: ابن‌هشام، السیرة النبویة).</w:t>
+        <w:t xml:space="preserve">کنوانسیون وین حقوق معاهدات، ماده ۶۰.</w:t>
       </w:r>
     </w:p>
   </w:footnote>
@@ -11791,7 +11035,7 @@
           <w:sz w:val="20"/>
           <w:szCs w:val="20"/>
         </w:rPr>
-        <w:t xml:space="preserve">ر.ک: منابع سیره و تاریخ اسلام، وقایع سال دهم هجری، هیئت نجران.</w:t>
+        <w:t xml:space="preserve">کنوانسیون وین حقوق معاهدات، ماده ۶۱.</w:t>
       </w:r>
     </w:p>
   </w:footnote>
@@ -11824,7 +11068,7 @@
           <w:sz w:val="20"/>
           <w:szCs w:val="20"/>
         </w:rPr>
-        <w:t xml:space="preserve">کنوانسیون وین حقوق معاهدات، مصوب ۱۹۶۹، لازم‌الاجرا ۱۹۸۰.</w:t>
+        <w:t xml:space="preserve">کنوانسیون وین حقوق معاهدات، ماده ۶۲.</w:t>
       </w:r>
     </w:p>
   </w:footnote>
@@ -11857,7 +11101,7 @@
           <w:sz w:val="20"/>
           <w:szCs w:val="20"/>
         </w:rPr>
-        <w:t xml:space="preserve">ر.ک: مجموعه معاهدات سازمان ملل متحد (UNTC).</w:t>
+        <w:t xml:space="preserve">قضیه گابچیکوو ـ ناگیماروش (مجارستان علیه اسلواکی)، رأی دیوان بین‌المللی دادگستری، ۱۹۹۷. دیوان در این قضیه هم استناد مجارستان به تغییر اوضاع و هم استنادش به ضرورت زیست‌محیطی را رد کرد و معیارهای سختی برای هر دو گذاشت.</w:t>
       </w:r>
     </w:p>
   </w:footnote>
@@ -11890,7 +11134,7 @@
           <w:sz w:val="20"/>
           <w:szCs w:val="20"/>
         </w:rPr>
-        <w:t xml:space="preserve">اساسنامه دیوان بین‌المللی دادگستری، ماده ۳۸، بند ۱.</w:t>
+        <w:t xml:space="preserve">کنوانسیون وین حقوق معاهدات، مواد ۵۳ و ۶۴.</w:t>
       </w:r>
     </w:p>
   </w:footnote>
@@ -11923,7 +11167,7 @@
           <w:sz w:val="20"/>
           <w:szCs w:val="20"/>
         </w:rPr>
-        <w:t xml:space="preserve">ر.ک: کتب تاریخ و فلسفه حقوق بین‌الملل، بحث مبنای الزام‌آوری حقوق بین‌الملل (نشانی دقیق، نیازمند بررسی منبع اصلی است).</w:t>
+        <w:t xml:space="preserve">کنوانسیون وین حقوق معاهدات، مواد ۶۵ تا ۶۸.</w:t>
       </w:r>
     </w:p>
   </w:footnote>
@@ -11956,7 +11200,7 @@
           <w:sz w:val="20"/>
           <w:szCs w:val="20"/>
         </w:rPr>
-        <w:t xml:space="preserve">کنوانسیون وین حقوق معاهدات، ماده ۲۶.</w:t>
+        <w:t xml:space="preserve">قانون اساسی جمهوری اسلامی ایران، اصل ۱۵۲ (نقل به مضمون؛ متن دقیق نیازمند مراجعه به متن رسمی است).</w:t>
       </w:r>
     </w:p>
   </w:footnote>
@@ -11989,7 +11233,7 @@
           <w:sz w:val="20"/>
           <w:szCs w:val="20"/>
         </w:rPr>
-        <w:t xml:space="preserve">کنوانسیون وین حقوق معاهدات، ماده ۲۷.</w:t>
+        <w:t xml:space="preserve">قانون اساسی جمهوری اسلامی ایران، اصل ۱۵۳ (نقل به مضمون؛ متن دقیق نیازمند مراجعه به متن رسمی است).</w:t>
       </w:r>
     </w:p>
   </w:footnote>
@@ -12022,7 +11266,7 @@
           <w:sz w:val="20"/>
           <w:szCs w:val="20"/>
         </w:rPr>
-        <w:t xml:space="preserve">کنوانسیون وین حقوق معاهدات، ماده ۴۶.</w:t>
+        <w:t xml:space="preserve">قانون اساسی جمهوری اسلامی ایران، اصل ۱۵۴ (نقل به مضمون؛ متن دقیق نیازمند مراجعه به متن رسمی است).</w:t>
       </w:r>
     </w:p>
   </w:footnote>
@@ -12055,7 +11299,7 @@
           <w:sz w:val="20"/>
           <w:szCs w:val="20"/>
         </w:rPr>
-        <w:t xml:space="preserve">کنوانسیون وین حقوق معاهدات، ماده ۶۰.</w:t>
+        <w:t xml:space="preserve">قانون اساسی جمهوری اسلامی ایران، اصل ۷۷.</w:t>
       </w:r>
     </w:p>
   </w:footnote>
@@ -12088,7 +11332,7 @@
           <w:sz w:val="20"/>
           <w:szCs w:val="20"/>
         </w:rPr>
-        <w:t xml:space="preserve">کنوانسیون وین حقوق معاهدات، ماده ۶۱.</w:t>
+        <w:t xml:space="preserve">قانون اساسی جمهوری اسلامی ایران، اصل ۱۲۵.</w:t>
       </w:r>
     </w:p>
   </w:footnote>
@@ -12121,7 +11365,7 @@
           <w:sz w:val="20"/>
           <w:szCs w:val="20"/>
         </w:rPr>
-        <w:t xml:space="preserve">کنوانسیون وین حقوق معاهدات، ماده ۶۲.</w:t>
+        <w:t xml:space="preserve">قانون اساسی جمهوری اسلامی ایران، اصل ۵۷.</w:t>
       </w:r>
     </w:p>
   </w:footnote>
@@ -12154,7 +11398,7 @@
           <w:sz w:val="20"/>
           <w:szCs w:val="20"/>
         </w:rPr>
-        <w:t xml:space="preserve">قضیه گابچیکوو ـ ناگیماروش (مجارستان علیه اسلواکی)، رأی دیوان بین‌المللی دادگستری، ۱۹۹۷. در این قضیه، دیوان هم استناد مجارستان به تغییر بنیادین اوضاع و هم استناد آن به ضرورت زیست‌محیطی را نپذیرفت و معیارهای سخت‌گیرانه‌ای برای هر دو نهاد مقرر کرد.</w:t>
+        <w:t xml:space="preserve">قانون اساسی جمهوری اسلامی ایران، اصل ۱۱۰.</w:t>
       </w:r>
     </w:p>
   </w:footnote>
@@ -12187,7 +11431,7 @@
           <w:sz w:val="20"/>
           <w:szCs w:val="20"/>
         </w:rPr>
-        <w:t xml:space="preserve">کنوانسیون وین حقوق معاهدات، مواد ۵۳ و ۶۴.</w:t>
+        <w:t xml:space="preserve">قانون اساسی جمهوری اسلامی ایران، اصل ۱۱۲.</w:t>
       </w:r>
     </w:p>
   </w:footnote>
@@ -12220,7 +11464,7 @@
           <w:sz w:val="20"/>
           <w:szCs w:val="20"/>
         </w:rPr>
-        <w:t xml:space="preserve">کنوانسیون وین حقوق معاهدات، مواد ۶۵ تا ۶۸.</w:t>
+        <w:t xml:space="preserve">قانون اساسی جمهوری اسلامی ایران، اصل ۱۷۶.</w:t>
       </w:r>
     </w:p>
   </w:footnote>
@@ -12253,7 +11497,7 @@
           <w:sz w:val="20"/>
           <w:szCs w:val="20"/>
         </w:rPr>
-        <w:t xml:space="preserve">قانون اساسی جمهوری اسلامی ایران، اصل ۱۵۲ (نقل به مضمون؛ متن دقیق نیازمند مراجعه به متن رسمی قانون اساسی است).</w:t>
+        <w:t xml:space="preserve">ر.ک: طبرسی، مجمع‌البیان؛ و طباطبایی، المیزان، ذیل آیه ۱ سوره مائده.</w:t>
       </w:r>
     </w:p>
   </w:footnote>
@@ -12286,7 +11530,7 @@
           <w:sz w:val="20"/>
           <w:szCs w:val="20"/>
         </w:rPr>
-        <w:t xml:space="preserve">قانون اساسی جمهوری اسلامی ایران، اصل ۱۵۳ (نقل به مضمون؛ متن دقیق نیازمند مراجعه به متن رسمی قانون اساسی است).</w:t>
+        <w:t xml:space="preserve">این روایت نبوی مشهور در جوامع روایی فریقین نقل شده؛ از جمله ر.ک: حرّ عاملی، وسائل‌الشیعة. فقها آن را در ابواب شروط و خیارات مبنا قرار داده‌اند (نشانی دقیق، نیازمند تطبیق با نسخه چاپی است).</w:t>
       </w:r>
     </w:p>
   </w:footnote>
@@ -12319,7 +11563,7 @@
           <w:sz w:val="20"/>
           <w:szCs w:val="20"/>
         </w:rPr>
-        <w:t xml:space="preserve">قانون اساسی جمهوری اسلامی ایران، اصل ۱۵۴ (نقل به مضمون؛ متن دقیق نیازمند مراجعه به متن رسمی قانون اساسی است).</w:t>
+        <w:t xml:space="preserve">به نقل مشهور در جوامع روایی؛ ر.ک: منابع حدیثی باب وفای به عهد (نشانی دقیق، نیازمند بررسی منبع اصلی است).</w:t>
       </w:r>
     </w:p>
   </w:footnote>
@@ -12352,7 +11596,7 @@
           <w:sz w:val="20"/>
           <w:szCs w:val="20"/>
         </w:rPr>
-        <w:t xml:space="preserve">قانون اساسی جمهوری اسلامی ایران، اصل ۷۷.</w:t>
+        <w:t xml:space="preserve">نهج‌البلاغه، نامه ۵۳ (عهدنامه مالک اشتر).</w:t>
       </w:r>
     </w:p>
   </w:footnote>
@@ -12385,7 +11629,7 @@
           <w:sz w:val="20"/>
           <w:szCs w:val="20"/>
         </w:rPr>
-        <w:t xml:space="preserve">قانون اساسی جمهوری اسلامی ایران، اصل ۱۲۵.</w:t>
+        <w:t xml:space="preserve">ر.ک: منابع سیره و تاریخ اسلام، وقایع سال ششم هجری، صلح حدیبیه (از جمله: ابن‌هشام، السیرة النبویة؛ و طبری، تاریخ الأمم و الملوک).</w:t>
       </w:r>
     </w:p>
   </w:footnote>
@@ -12418,7 +11662,7 @@
           <w:sz w:val="20"/>
           <w:szCs w:val="20"/>
         </w:rPr>
-        <w:t xml:space="preserve">قانون اساسی جمهوری اسلامی ایران، اصل ۵۷.</w:t>
+        <w:t xml:space="preserve">ر.ک: طوسی، المبسوط، کتاب الجهاد؛ محقق حلی، شرائع‌الاسلام، کتاب الجهاد؛ علامه حلی، تذکرة‌الفقهاء، کتاب الجهاد؛ شهید ثانی، مسالک‌الافهام، کتاب الجهاد؛ نجفی، جواهرالکلام، کتاب الجهاد (نشانی دقیق مجلد و صفحه در هر مورد، نیازمند تطبیق با نسخه چاپی است).</w:t>
       </w:r>
     </w:p>
   </w:footnote>
@@ -12451,7 +11695,7 @@
           <w:sz w:val="20"/>
           <w:szCs w:val="20"/>
         </w:rPr>
-        <w:t xml:space="preserve">قانون اساسی جمهوری اسلامی ایران، اصل ۱۱۰.</w:t>
+        <w:t xml:space="preserve">ر.ک: انصاری، المکاسب، بحث شروط؛ و خویی، مصباح‌الفقاهة، بحث شروط (نشانی دقیق، نیازمند تطبیق با نسخه چاپی است).</w:t>
       </w:r>
     </w:p>
   </w:footnote>
@@ -12484,7 +11728,7 @@
           <w:sz w:val="20"/>
           <w:szCs w:val="20"/>
         </w:rPr>
-        <w:t xml:space="preserve">قانون اساسی جمهوری اسلامی ایران، اصل ۱۱۲.</w:t>
+        <w:t xml:space="preserve">ر.ک: نجفی، جواهرالکلام، کتاب الجهاد، مبحث هدنه؛ و سایر کتب جهاد (نشانی دقیق، نیازمند تطبیق با نسخه چاپی است).</w:t>
       </w:r>
     </w:p>
   </w:footnote>
@@ -12517,7 +11761,7 @@
           <w:sz w:val="20"/>
           <w:szCs w:val="20"/>
         </w:rPr>
-        <w:t xml:space="preserve">قانون اساسی جمهوری اسلامی ایران، اصل ۱۷۶.</w:t>
+        <w:t xml:space="preserve">مقبوله عمر بن حنظله، ر.ک: کلینی، الکافی؛ و طوسی، تهذیب‌الاحکام. توقیع شریف، ر.ک: صدوق، کمال‌الدین و تمام‌النعمة؛ و طبرسی، الاحتجاج (نشانی دقیق در هر مورد، نیازمند تطبیق با نسخه چاپی است).</w:t>
       </w:r>
     </w:p>
   </w:footnote>
@@ -12550,7 +11794,7 @@
           <w:sz w:val="20"/>
           <w:szCs w:val="20"/>
         </w:rPr>
-        <w:t xml:space="preserve">ر.ک: طبرسی، مجمع‌البیان؛ و طباطبایی، المیزان، ذیل آیه ۱ سوره مائده.</w:t>
+        <w:t xml:space="preserve">ر.ک: امام خمینی، کتاب‌البیع، مبحث ولایت فقیه؛ و همو، ولایت فقیه (تقریر درس).</w:t>
       </w:r>
     </w:p>
   </w:footnote>
@@ -12583,7 +11827,7 @@
           <w:sz w:val="20"/>
           <w:szCs w:val="20"/>
         </w:rPr>
-        <w:t xml:space="preserve">این روایت نبوی مشهور، در جوامع روایی فریقین نقل شده است؛ از جمله ر.ک: حرّ عاملی، وسائل‌الشیعة. فقها این روایت را در ابواب شروط و خیارات مورد استناد قرار داده‌اند (نشانی دقیق، نیازمند تطبیق با نسخه چاپی است).</w:t>
+        <w:t xml:space="preserve">صحیفه امام، نامه زمستان ۱۳۶۶ درباره اختیارات حکومت اسلامی (نقل به مضمون مشهور؛ متن دقیق، نیازمند مراجعه به صحیفه امام است).</w:t>
       </w:r>
     </w:p>
   </w:footnote>
@@ -12616,7 +11860,7 @@
           <w:sz w:val="20"/>
           <w:szCs w:val="20"/>
         </w:rPr>
-        <w:t xml:space="preserve">به نقل مشهور در جوامع روایی؛ ر.ک: منابع حدیثی باب وفای به عهد (نشانی دقیق، نیازمند بررسی منبع اصلی است).</w:t>
+        <w:t xml:space="preserve">ر.ک: امام خمینی، کتاب‌البیع، مبحث ولایت فقیه؛ و صحیفه امام (نشانی دقیق، نیازمند تطبیق با نسخه چاپی است).</w:t>
       </w:r>
     </w:p>
   </w:footnote>
@@ -12649,7 +11893,7 @@
           <w:sz w:val="20"/>
           <w:szCs w:val="20"/>
         </w:rPr>
-        <w:t xml:space="preserve">نهج‌البلاغه، نامه ۵۳ (عهدنامه مالک اشتر).</w:t>
+        <w:t xml:space="preserve">روایت نبوی مشهور؛ ر.ک: کلینی، الکافی؛ و حرّ عاملی، وسائل‌الشیعة (نشانی دقیق، نیازمند تطبیق با نسخه چاپی است).</w:t>
       </w:r>
     </w:p>
   </w:footnote>
@@ -12682,7 +11926,7 @@
           <w:sz w:val="20"/>
           <w:szCs w:val="20"/>
         </w:rPr>
-        <w:t xml:space="preserve">ر.ک: منابع سیره و تاریخ اسلام، وقایع سال ششم هجری، صلح حدیبیه (از جمله: ابن‌هشام، السیرة النبویة؛ و طبری، تاریخ الأمم و الملوک).</w:t>
+        <w:t xml:space="preserve">ر.ک: نجفی، جواهرالکلام، کتاب الجهاد، مبحث هدنه؛ و سایر کتب جهاد (نشانی دقیق، نیازمند تطبیق با نسخه چاپی است).</w:t>
       </w:r>
     </w:p>
   </w:footnote>
@@ -12715,7 +11959,7 @@
           <w:sz w:val="20"/>
           <w:szCs w:val="20"/>
         </w:rPr>
-        <w:t xml:space="preserve">ر.ک: طوسی، المبسوط، کتاب الجهاد؛ محقق حلی، شرائع‌الاسلام، کتاب الجهاد؛ علامه حلی، تذکرة‌الفقهاء، کتاب الجهاد؛ شهید ثانی، مسالک‌الافهام، کتاب الجهاد؛ نجفی، جواهرالکلام، کتاب الجهاد (نشانی دقیق مجلد و صفحه در هر مورد، نیازمند تطبیق با نسخه چاپی است).</w:t>
+        <w:t xml:space="preserve">قانون اساسی جمهوری اسلامی ایران، اصول ۱۱۲ و ۱۷۶.</w:t>
       </w:r>
     </w:p>
   </w:footnote>
@@ -12748,7 +11992,7 @@
           <w:sz w:val="20"/>
           <w:szCs w:val="20"/>
         </w:rPr>
-        <w:t xml:space="preserve">ر.ک: انصاری، المکاسب، بحث شروط؛ و خویی، مصباح‌الفقاهة، بحث شروط (نشانی دقیق، نیازمند تطبیق با نسخه چاپی است).</w:t>
+        <w:t xml:space="preserve">طرح مواد کمیسیون حقوق بین‌الملل درباره مسئولیت بین‌المللی دولت‌ها (۲۰۰۱). ر.ک: گزارش‌های کمیسیون حقوق بین‌الملل (نشانی دقیق، نیازمند بررسی منبع اصلی است).</w:t>
       </w:r>
     </w:p>
   </w:footnote>
@@ -12781,7 +12025,7 @@
           <w:sz w:val="20"/>
           <w:szCs w:val="20"/>
         </w:rPr>
-        <w:t xml:space="preserve">ر.ک: نجفی، جواهرالکلام، کتاب الجهاد، مبحث هدنه؛ و سایر کتب جهاد (نشانی دقیق، نیازمند تطبیق با نسخه چاپی است).</w:t>
+        <w:t xml:space="preserve">طرح مواد مسئولیت بین‌المللی دولت‌ها، مواد ۱ و ۲.</w:t>
       </w:r>
     </w:p>
   </w:footnote>
@@ -12814,7 +12058,7 @@
           <w:sz w:val="20"/>
           <w:szCs w:val="20"/>
         </w:rPr>
-        <w:t xml:space="preserve">مقبوله عمر بن حنظله، ر.ک: کلینی، الکافی؛ و طوسی، تهذیب‌الاحکام. توقیع شریف، ر.ک: صدوق، کمال‌الدین و تمام‌النعمة؛ و طبرسی، الاحتجاج (نشانی دقیق در هر مورد، نیازمند تطبیق با نسخه چاپی است).</w:t>
+        <w:t xml:space="preserve">طرح مواد مسئولیت بین‌المللی دولت‌ها، ماده ۴.</w:t>
       </w:r>
     </w:p>
   </w:footnote>
@@ -12847,7 +12091,7 @@
           <w:sz w:val="20"/>
           <w:szCs w:val="20"/>
         </w:rPr>
-        <w:t xml:space="preserve">ر.ک: امام خمینی، کتاب‌البیع، مبحث ولایت فقیه؛ و همو، ولایت فقیه (تقریر درس).</w:t>
+        <w:t xml:space="preserve">طرح مواد مسئولیت بین‌المللی دولت‌ها، ماده ۷.</w:t>
       </w:r>
     </w:p>
   </w:footnote>
@@ -12880,7 +12124,7 @@
           <w:sz w:val="20"/>
           <w:szCs w:val="20"/>
         </w:rPr>
-        <w:t xml:space="preserve">صحیفه امام، نامه زمستان ۱۳۶۶ درباره اختیارات حکومت اسلامی (نقل به مضمون مشهور؛ متن دقیق، نیازمند مراجعه به صحیفه امام است).</w:t>
+        <w:t xml:space="preserve">طرح مواد مسئولیت بین‌المللی دولت‌ها، ماده ۸.</w:t>
       </w:r>
     </w:p>
   </w:footnote>
@@ -12913,7 +12157,7 @@
           <w:sz w:val="20"/>
           <w:szCs w:val="20"/>
         </w:rPr>
-        <w:t xml:space="preserve">ر.ک: امام خمینی، کتاب‌البیع، مبحث ولایت فقیه؛ و صحیفه امام (نشانی دقیق، نیازمند تطبیق با نسخه چاپی است).</w:t>
+        <w:t xml:space="preserve">طرح مواد مسئولیت بین‌المللی دولت‌ها، ماده ۱۱.</w:t>
       </w:r>
     </w:p>
   </w:footnote>
@@ -12946,7 +12190,7 @@
           <w:sz w:val="20"/>
           <w:szCs w:val="20"/>
         </w:rPr>
-        <w:t xml:space="preserve">روایت نبوی مشهور؛ ر.ک: کلینی، الکافی؛ و حرّ عاملی، وسائل‌الشیعة (نشانی دقیق، نیازمند تطبیق با نسخه چاپی است).</w:t>
+        <w:t xml:space="preserve">قضیه کارکنان دیپلماتیک و کنسولی ایالات متحده در تهران (ایالات متحده علیه ایران)، رأی دیوان بین‌المللی دادگستری، ۱۹۸۰.</w:t>
       </w:r>
     </w:p>
   </w:footnote>
@@ -12979,7 +12223,7 @@
           <w:sz w:val="20"/>
           <w:szCs w:val="20"/>
         </w:rPr>
-        <w:t xml:space="preserve">ر.ک: نجفی، جواهرالکلام، کتاب الجهاد، مبحث هدنه؛ و سایر کتب جهاد (نشانی دقیق، نیازمند تطبیق با نسخه چاپی است).</w:t>
+        <w:t xml:space="preserve">طرح مواد مسئولیت بین‌المللی دولت‌ها، ماده ۱۲.</w:t>
       </w:r>
     </w:p>
   </w:footnote>
@@ -13012,7 +12256,7 @@
           <w:sz w:val="20"/>
           <w:szCs w:val="20"/>
         </w:rPr>
-        <w:t xml:space="preserve">قانون اساسی جمهوری اسلامی ایران، اصول ۱۱۲ و ۱۷۶.</w:t>
+        <w:t xml:space="preserve">طرح مواد مسئولیت بین‌المللی دولت‌ها، مواد ۱۴ و ۱۵ (به‌اجمال).</w:t>
       </w:r>
     </w:p>
   </w:footnote>
@@ -13045,7 +12289,7 @@
           <w:sz w:val="20"/>
           <w:szCs w:val="20"/>
         </w:rPr>
-        <w:t xml:space="preserve">طرح مواد کمیسیون حقوق بین‌الملل درباره مسئولیت بین‌المللی دولت‌ها (۲۰۰۱). ر.ک: گزارش‌های کمیسیون حقوق بین‌الملل (نشانی دقیق، نیازمند بررسی منبع اصلی است).</w:t>
+        <w:t xml:space="preserve">طرح مواد مسئولیت بین‌المللی دولت‌ها، ماده ۳۲.</w:t>
       </w:r>
     </w:p>
   </w:footnote>
@@ -13078,7 +12322,7 @@
           <w:sz w:val="20"/>
           <w:szCs w:val="20"/>
         </w:rPr>
-        <w:t xml:space="preserve">طرح مواد مسئولیت بین‌المللی دولت‌ها، مواد ۱ و ۲.</w:t>
+        <w:t xml:space="preserve">طرح مواد مسئولیت بین‌المللی دولت‌ها، مواد ۲۰ تا ۲۵.</w:t>
       </w:r>
     </w:p>
   </w:footnote>
@@ -13111,7 +12355,7 @@
           <w:sz w:val="20"/>
           <w:szCs w:val="20"/>
         </w:rPr>
-        <w:t xml:space="preserve">طرح مواد مسئولیت بین‌المللی دولت‌ها، ماده ۴.</w:t>
+        <w:t xml:space="preserve">طرح مواد مسئولیت بین‌المللی دولت‌ها، ماده ۲۵.</w:t>
       </w:r>
     </w:p>
   </w:footnote>
@@ -13144,7 +12388,7 @@
           <w:sz w:val="20"/>
           <w:szCs w:val="20"/>
         </w:rPr>
-        <w:t xml:space="preserve">طرح مواد مسئولیت بین‌المللی دولت‌ها، ماده ۷.</w:t>
+        <w:t xml:space="preserve">طرح مواد مسئولیت بین‌المللی دولت‌ها، مواد ۲۲ و ۴۹ تا ۵۴ (به‌اجمال).</w:t>
       </w:r>
     </w:p>
   </w:footnote>
@@ -13177,7 +12421,7 @@
           <w:sz w:val="20"/>
           <w:szCs w:val="20"/>
         </w:rPr>
-        <w:t xml:space="preserve">طرح مواد مسئولیت بین‌المللی دولت‌ها، ماده ۸.</w:t>
+        <w:t xml:space="preserve">طرح مواد مسئولیت بین‌المللی دولت‌ها، ماده ۲۳.</w:t>
       </w:r>
     </w:p>
   </w:footnote>
@@ -13210,7 +12454,7 @@
           <w:sz w:val="20"/>
           <w:szCs w:val="20"/>
         </w:rPr>
-        <w:t xml:space="preserve">طرح مواد مسئولیت بین‌المللی دولت‌ها، ماده ۱۱.</w:t>
+        <w:t xml:space="preserve">طرح مواد مسئولیت بین‌المللی دولت‌ها، ماده ۲۶.</w:t>
       </w:r>
     </w:p>
   </w:footnote>
@@ -13243,7 +12487,7 @@
           <w:sz w:val="20"/>
           <w:szCs w:val="20"/>
         </w:rPr>
-        <w:t xml:space="preserve">قضیه کارکنان دیپلماتیک و کنسولی ایالات متحده در تهران (ایالات متحده علیه ایران)، رأی دیوان بین‌المللی دادگستری، ۱۹۸۰.</w:t>
+        <w:t xml:space="preserve">طرح مواد مسئولیت بین‌المللی دولت‌ها، مواد ۳۰، ۳۱ و ۳۴ تا ۳۷.</w:t>
       </w:r>
     </w:p>
   </w:footnote>
@@ -13276,7 +12520,7 @@
           <w:sz w:val="20"/>
           <w:szCs w:val="20"/>
         </w:rPr>
-        <w:t xml:space="preserve">طرح مواد مسئولیت بین‌المللی دولت‌ها، ماده ۱۲.</w:t>
+        <w:t xml:space="preserve">کنوانسیون وین حقوق معاهدات، مواد ۷۰ و ۷۲.</w:t>
       </w:r>
     </w:p>
   </w:footnote>
@@ -13309,7 +12553,7 @@
           <w:sz w:val="20"/>
           <w:szCs w:val="20"/>
         </w:rPr>
-        <w:t xml:space="preserve">طرح مواد مسئولیت بین‌المللی دولت‌ها، مواد ۱۴ و ۱۵ (به‌اجمال).</w:t>
+        <w:t xml:space="preserve">کنوانسیون وین حقوق معاهدات، مواد ۱۹ تا ۲۳.</w:t>
       </w:r>
     </w:p>
   </w:footnote>
@@ -13342,7 +12586,7 @@
           <w:sz w:val="20"/>
           <w:szCs w:val="20"/>
         </w:rPr>
-        <w:t xml:space="preserve">طرح مواد مسئولیت بین‌المللی دولت‌ها، ماده ۳۲.</w:t>
+        <w:t xml:space="preserve">قانون اساسی جمهوری اسلامی ایران، اصل ۵.</w:t>
       </w:r>
     </w:p>
   </w:footnote>
@@ -13375,7 +12619,7 @@
           <w:sz w:val="20"/>
           <w:szCs w:val="20"/>
         </w:rPr>
-        <w:t xml:space="preserve">طرح مواد مسئولیت بین‌المللی دولت‌ها، مواد ۲۰ تا ۲۵.</w:t>
+        <w:t xml:space="preserve">برای صورت‌بندی دو دیدگاه، ر.ک: «ولایت مطلقه فقیه در قانون اساسی» و «مفهوم ولایت مطلقه فقیه در قانون اساسی جمهوری اسلامی ایران»، پایگاه اطلاع‌رسانی حوزه، به نشانی‌های یادشده در پیشینه پژوهش. همچنین ر.ک: سیدابوالفضل قاضی شریعت‌پناهی، حقوق اساسی و نهادهای سیاسی؛ و سیدمحمد هاشمی، حقوق اساسی جمهوری اسلامی ایران.</w:t>
       </w:r>
     </w:p>
   </w:footnote>
@@ -13408,7 +12652,7 @@
           <w:sz w:val="20"/>
           <w:szCs w:val="20"/>
         </w:rPr>
-        <w:t xml:space="preserve">طرح مواد مسئولیت بین‌المللی دولت‌ها، ماده ۲۵.</w:t>
+        <w:t xml:space="preserve">قانون اساسی جمهوری اسلامی ایران، اصل ۵.</w:t>
       </w:r>
     </w:p>
   </w:footnote>
@@ -13441,7 +12685,7 @@
           <w:sz w:val="20"/>
           <w:szCs w:val="20"/>
         </w:rPr>
-        <w:t xml:space="preserve">طرح مواد مسئولیت بین‌المللی دولت‌ها، مواد ۲۲ و ۴۹ تا ۵۴ (به‌اجمال).</w:t>
+        <w:t xml:space="preserve">قانون اساسی جمهوری اسلامی ایران، اصل ۵۷.</w:t>
       </w:r>
     </w:p>
   </w:footnote>
@@ -13474,7 +12718,7 @@
           <w:sz w:val="20"/>
           <w:szCs w:val="20"/>
         </w:rPr>
-        <w:t xml:space="preserve">طرح مواد مسئولیت بین‌المللی دولت‌ها، ماده ۲۳.</w:t>
+        <w:t xml:space="preserve">قانون اساسی جمهوری اسلامی ایران، اصل ۷۷.</w:t>
       </w:r>
     </w:p>
   </w:footnote>
@@ -13507,7 +12751,7 @@
           <w:sz w:val="20"/>
           <w:szCs w:val="20"/>
         </w:rPr>
-        <w:t xml:space="preserve">طرح مواد مسئولیت بین‌المللی دولت‌ها، ماده ۲۶.</w:t>
+        <w:t xml:space="preserve">قانون اساسی جمهوری اسلامی ایران، اصل ۱۱۰.</w:t>
       </w:r>
     </w:p>
   </w:footnote>
@@ -13540,7 +12784,7 @@
           <w:sz w:val="20"/>
           <w:szCs w:val="20"/>
         </w:rPr>
-        <w:t xml:space="preserve">طرح مواد مسئولیت بین‌المللی دولت‌ها، مواد ۳۰، ۳۱ و ۳۴ تا ۳۷.</w:t>
+        <w:t xml:space="preserve">قانون اساسی جمهوری اسلامی ایران، اصل ۱۱۲.</w:t>
       </w:r>
     </w:p>
   </w:footnote>
@@ -13573,7 +12817,7 @@
           <w:sz w:val="20"/>
           <w:szCs w:val="20"/>
         </w:rPr>
-        <w:t xml:space="preserve">کنوانسیون وین حقوق معاهدات، مواد ۷۰ و ۷۲.</w:t>
+        <w:t xml:space="preserve">قانون اساسی جمهوری اسلامی ایران، اصل ۱۲۵.</w:t>
       </w:r>
     </w:p>
   </w:footnote>
@@ -13606,7 +12850,7 @@
           <w:sz w:val="20"/>
           <w:szCs w:val="20"/>
         </w:rPr>
-        <w:t xml:space="preserve">کنوانسیون وین حقوق معاهدات، مواد ۱۹ تا ۲۳.</w:t>
+        <w:t xml:space="preserve">قانون اساسی جمهوری اسلامی ایران، اصل ۱۵۲.</w:t>
       </w:r>
     </w:p>
   </w:footnote>
@@ -13639,7 +12883,7 @@
           <w:sz w:val="20"/>
           <w:szCs w:val="20"/>
         </w:rPr>
-        <w:t xml:space="preserve">قانون اساسی جمهوری اسلامی ایران، اصل ۵.</w:t>
+        <w:t xml:space="preserve">قانون اساسی جمهوری اسلامی ایران، اصل ۱۵۳.</w:t>
       </w:r>
     </w:p>
   </w:footnote>
@@ -13672,7 +12916,337 @@
           <w:sz w:val="20"/>
           <w:szCs w:val="20"/>
         </w:rPr>
-        <w:t xml:space="preserve">برای مشاهده صورت‌بندی دو دیدگاه، ر.ک: «ولایت مطلقه فقیه در قانون اساسی» و «مفهوم ولایت مطلقه فقیه در قانون اساسی جمهوری اسلامی ایران»، پایگاه اطلاع‌رسانی حوزه، به نشانی‌های اینترنتی یادشده در پیشینه پژوهش (فصل مقدمه). همچنین ر.ک: سیدابوالفضل قاضی شریعت‌پناهی، حقوق اساسی و نهادهای سیاسی؛ و سیدمحمد هاشمی، حقوق اساسی جمهوری اسلامی ایران.</w:t>
+        <w:t xml:space="preserve">قانون اساسی جمهوری اسلامی ایران، اصل ۱۵۴.</w:t>
+      </w:r>
+    </w:p>
+  </w:footnote>
+  <w:footnote w:id="79">
+    <w:p>
+      <w:pPr>
+        <w:bidi w:val="1"/>
+        <w:jc w:val="both"/>
+        <w:spacing w:after="40" w:line="240" w:lineRule="auto"/>
+      </w:pPr>
+      <w:r>
+        <w:rPr>
+          <w:rFonts w:ascii="B Lotus" w:hAnsi="B Lotus" w:cs="B Lotus"/>
+          <w:sz w:val="20"/>
+          <w:szCs w:val="20"/>
+        </w:rPr>
+        <w:footnoteRef/>
+      </w:r>
+      <w:r>
+        <w:rPr>
+          <w:rFonts w:ascii="B Lotus" w:hAnsi="B Lotus" w:cs="B Lotus"/>
+          <w:sz w:val="20"/>
+          <w:szCs w:val="20"/>
+        </w:rPr>
+        <w:t xml:space="preserve"> </w:t>
+      </w:r>
+      <w:r>
+        <w:rPr>
+          <w:rFonts w:ascii="B Lotus" w:hAnsi="B Lotus" w:cs="B Lotus"/>
+          <w:sz w:val="20"/>
+          <w:szCs w:val="20"/>
+        </w:rPr>
+        <w:t xml:space="preserve">قانون اساسی جمهوری اسلامی ایران، اصل ۱۷۶ (به‌اجمال).</w:t>
+      </w:r>
+    </w:p>
+  </w:footnote>
+  <w:footnote w:id="80">
+    <w:p>
+      <w:pPr>
+        <w:bidi w:val="1"/>
+        <w:jc w:val="both"/>
+        <w:spacing w:after="40" w:line="240" w:lineRule="auto"/>
+      </w:pPr>
+      <w:r>
+        <w:rPr>
+          <w:rFonts w:ascii="B Lotus" w:hAnsi="B Lotus" w:cs="B Lotus"/>
+          <w:sz w:val="20"/>
+          <w:szCs w:val="20"/>
+        </w:rPr>
+        <w:footnoteRef/>
+      </w:r>
+      <w:r>
+        <w:rPr>
+          <w:rFonts w:ascii="B Lotus" w:hAnsi="B Lotus" w:cs="B Lotus"/>
+          <w:sz w:val="20"/>
+          <w:szCs w:val="20"/>
+        </w:rPr>
+        <w:t xml:space="preserve"> </w:t>
+      </w:r>
+      <w:r>
+        <w:rPr>
+          <w:rFonts w:ascii="B Lotus" w:hAnsi="B Lotus" w:cs="B Lotus"/>
+          <w:sz w:val="20"/>
+          <w:szCs w:val="20"/>
+        </w:rPr>
+        <w:t xml:space="preserve">کنوانسیون وین حقوق معاهدات، ماده ۱.</w:t>
+      </w:r>
+    </w:p>
+  </w:footnote>
+  <w:footnote w:id="81">
+    <w:p>
+      <w:pPr>
+        <w:bidi w:val="1"/>
+        <w:jc w:val="both"/>
+        <w:spacing w:after="40" w:line="240" w:lineRule="auto"/>
+      </w:pPr>
+      <w:r>
+        <w:rPr>
+          <w:rFonts w:ascii="B Lotus" w:hAnsi="B Lotus" w:cs="B Lotus"/>
+          <w:sz w:val="20"/>
+          <w:szCs w:val="20"/>
+        </w:rPr>
+        <w:footnoteRef/>
+      </w:r>
+      <w:r>
+        <w:rPr>
+          <w:rFonts w:ascii="B Lotus" w:hAnsi="B Lotus" w:cs="B Lotus"/>
+          <w:sz w:val="20"/>
+          <w:szCs w:val="20"/>
+        </w:rPr>
+        <w:t xml:space="preserve"> </w:t>
+      </w:r>
+      <w:r>
+        <w:rPr>
+          <w:rFonts w:ascii="B Lotus" w:hAnsi="B Lotus" w:cs="B Lotus"/>
+          <w:sz w:val="20"/>
+          <w:szCs w:val="20"/>
+        </w:rPr>
+        <w:t xml:space="preserve">کنوانسیون وین حقوق معاهدات، ماده ۲ (به‌اجمال).</w:t>
+      </w:r>
+    </w:p>
+  </w:footnote>
+  <w:footnote w:id="82">
+    <w:p>
+      <w:pPr>
+        <w:bidi w:val="1"/>
+        <w:jc w:val="both"/>
+        <w:spacing w:after="40" w:line="240" w:lineRule="auto"/>
+      </w:pPr>
+      <w:r>
+        <w:rPr>
+          <w:rFonts w:ascii="B Lotus" w:hAnsi="B Lotus" w:cs="B Lotus"/>
+          <w:sz w:val="20"/>
+          <w:szCs w:val="20"/>
+        </w:rPr>
+        <w:footnoteRef/>
+      </w:r>
+      <w:r>
+        <w:rPr>
+          <w:rFonts w:ascii="B Lotus" w:hAnsi="B Lotus" w:cs="B Lotus"/>
+          <w:sz w:val="20"/>
+          <w:szCs w:val="20"/>
+        </w:rPr>
+        <w:t xml:space="preserve"> </w:t>
+      </w:r>
+      <w:r>
+        <w:rPr>
+          <w:rFonts w:ascii="B Lotus" w:hAnsi="B Lotus" w:cs="B Lotus"/>
+          <w:sz w:val="20"/>
+          <w:szCs w:val="20"/>
+        </w:rPr>
+        <w:t xml:space="preserve">کنوانسیون وین حقوق معاهدات، ماده ۲۶.</w:t>
+      </w:r>
+    </w:p>
+  </w:footnote>
+  <w:footnote w:id="83">
+    <w:p>
+      <w:pPr>
+        <w:bidi w:val="1"/>
+        <w:jc w:val="both"/>
+        <w:spacing w:after="40" w:line="240" w:lineRule="auto"/>
+      </w:pPr>
+      <w:r>
+        <w:rPr>
+          <w:rFonts w:ascii="B Lotus" w:hAnsi="B Lotus" w:cs="B Lotus"/>
+          <w:sz w:val="20"/>
+          <w:szCs w:val="20"/>
+        </w:rPr>
+        <w:footnoteRef/>
+      </w:r>
+      <w:r>
+        <w:rPr>
+          <w:rFonts w:ascii="B Lotus" w:hAnsi="B Lotus" w:cs="B Lotus"/>
+          <w:sz w:val="20"/>
+          <w:szCs w:val="20"/>
+        </w:rPr>
+        <w:t xml:space="preserve"> </w:t>
+      </w:r>
+      <w:r>
+        <w:rPr>
+          <w:rFonts w:ascii="B Lotus" w:hAnsi="B Lotus" w:cs="B Lotus"/>
+          <w:sz w:val="20"/>
+          <w:szCs w:val="20"/>
+        </w:rPr>
+        <w:t xml:space="preserve">کنوانسیون وین حقوق معاهدات، ماده ۲۷.</w:t>
+      </w:r>
+    </w:p>
+  </w:footnote>
+  <w:footnote w:id="84">
+    <w:p>
+      <w:pPr>
+        <w:bidi w:val="1"/>
+        <w:jc w:val="both"/>
+        <w:spacing w:after="40" w:line="240" w:lineRule="auto"/>
+      </w:pPr>
+      <w:r>
+        <w:rPr>
+          <w:rFonts w:ascii="B Lotus" w:hAnsi="B Lotus" w:cs="B Lotus"/>
+          <w:sz w:val="20"/>
+          <w:szCs w:val="20"/>
+        </w:rPr>
+        <w:footnoteRef/>
+      </w:r>
+      <w:r>
+        <w:rPr>
+          <w:rFonts w:ascii="B Lotus" w:hAnsi="B Lotus" w:cs="B Lotus"/>
+          <w:sz w:val="20"/>
+          <w:szCs w:val="20"/>
+        </w:rPr>
+        <w:t xml:space="preserve"> </w:t>
+      </w:r>
+      <w:r>
+        <w:rPr>
+          <w:rFonts w:ascii="B Lotus" w:hAnsi="B Lotus" w:cs="B Lotus"/>
+          <w:sz w:val="20"/>
+          <w:szCs w:val="20"/>
+        </w:rPr>
+        <w:t xml:space="preserve">کنوانسیون وین حقوق معاهدات، ماده ۴۶ (به‌اجمال).</w:t>
+      </w:r>
+    </w:p>
+  </w:footnote>
+  <w:footnote w:id="85">
+    <w:p>
+      <w:pPr>
+        <w:bidi w:val="1"/>
+        <w:jc w:val="both"/>
+        <w:spacing w:after="40" w:line="240" w:lineRule="auto"/>
+      </w:pPr>
+      <w:r>
+        <w:rPr>
+          <w:rFonts w:ascii="B Lotus" w:hAnsi="B Lotus" w:cs="B Lotus"/>
+          <w:sz w:val="20"/>
+          <w:szCs w:val="20"/>
+        </w:rPr>
+        <w:footnoteRef/>
+      </w:r>
+      <w:r>
+        <w:rPr>
+          <w:rFonts w:ascii="B Lotus" w:hAnsi="B Lotus" w:cs="B Lotus"/>
+          <w:sz w:val="20"/>
+          <w:szCs w:val="20"/>
+        </w:rPr>
+        <w:t xml:space="preserve"> </w:t>
+      </w:r>
+      <w:r>
+        <w:rPr>
+          <w:rFonts w:ascii="B Lotus" w:hAnsi="B Lotus" w:cs="B Lotus"/>
+          <w:sz w:val="20"/>
+          <w:szCs w:val="20"/>
+        </w:rPr>
+        <w:t xml:space="preserve">کنوانسیون وین حقوق معاهدات، ماده ۵۳ (به‌اجمال).</w:t>
+      </w:r>
+    </w:p>
+  </w:footnote>
+  <w:footnote w:id="86">
+    <w:p>
+      <w:pPr>
+        <w:bidi w:val="1"/>
+        <w:jc w:val="both"/>
+        <w:spacing w:after="40" w:line="240" w:lineRule="auto"/>
+      </w:pPr>
+      <w:r>
+        <w:rPr>
+          <w:rFonts w:ascii="B Lotus" w:hAnsi="B Lotus" w:cs="B Lotus"/>
+          <w:sz w:val="20"/>
+          <w:szCs w:val="20"/>
+        </w:rPr>
+        <w:footnoteRef/>
+      </w:r>
+      <w:r>
+        <w:rPr>
+          <w:rFonts w:ascii="B Lotus" w:hAnsi="B Lotus" w:cs="B Lotus"/>
+          <w:sz w:val="20"/>
+          <w:szCs w:val="20"/>
+        </w:rPr>
+        <w:t xml:space="preserve"> </w:t>
+      </w:r>
+      <w:r>
+        <w:rPr>
+          <w:rFonts w:ascii="B Lotus" w:hAnsi="B Lotus" w:cs="B Lotus"/>
+          <w:sz w:val="20"/>
+          <w:szCs w:val="20"/>
+        </w:rPr>
+        <w:t xml:space="preserve">کنوانسیون وین حقوق معاهدات، مواد ۵۴ تا ۶۴ (به‌اجمال).</w:t>
+      </w:r>
+    </w:p>
+  </w:footnote>
+  <w:footnote w:id="87">
+    <w:p>
+      <w:pPr>
+        <w:bidi w:val="1"/>
+        <w:jc w:val="both"/>
+        <w:spacing w:after="40" w:line="240" w:lineRule="auto"/>
+      </w:pPr>
+      <w:r>
+        <w:rPr>
+          <w:rFonts w:ascii="B Lotus" w:hAnsi="B Lotus" w:cs="B Lotus"/>
+          <w:sz w:val="20"/>
+          <w:szCs w:val="20"/>
+        </w:rPr>
+        <w:footnoteRef/>
+      </w:r>
+      <w:r>
+        <w:rPr>
+          <w:rFonts w:ascii="B Lotus" w:hAnsi="B Lotus" w:cs="B Lotus"/>
+          <w:sz w:val="20"/>
+          <w:szCs w:val="20"/>
+        </w:rPr>
+        <w:t xml:space="preserve"> </w:t>
+      </w:r>
+      <w:r>
+        <w:rPr>
+          <w:rFonts w:ascii="B Lotus" w:hAnsi="B Lotus" w:cs="B Lotus"/>
+          <w:sz w:val="20"/>
+          <w:szCs w:val="20"/>
+        </w:rPr>
+        <w:t xml:space="preserve">کنوانسیون وین حقوق معاهدات، مواد ۶۵ تا ۶۸ (به‌اجمال).</w:t>
+      </w:r>
+    </w:p>
+  </w:footnote>
+  <w:footnote w:id="88">
+    <w:p>
+      <w:pPr>
+        <w:bidi w:val="1"/>
+        <w:jc w:val="both"/>
+        <w:spacing w:after="40" w:line="240" w:lineRule="auto"/>
+      </w:pPr>
+      <w:r>
+        <w:rPr>
+          <w:rFonts w:ascii="B Lotus" w:hAnsi="B Lotus" w:cs="B Lotus"/>
+          <w:sz w:val="20"/>
+          <w:szCs w:val="20"/>
+        </w:rPr>
+        <w:footnoteRef/>
+      </w:r>
+      <w:r>
+        <w:rPr>
+          <w:rFonts w:ascii="B Lotus" w:hAnsi="B Lotus" w:cs="B Lotus"/>
+          <w:sz w:val="20"/>
+          <w:szCs w:val="20"/>
+        </w:rPr>
+        <w:t xml:space="preserve"> </w:t>
+      </w:r>
+      <w:r>
+        <w:rPr>
+          <w:rFonts w:ascii="B Lotus" w:hAnsi="B Lotus" w:cs="B Lotus"/>
+          <w:sz w:val="20"/>
+          <w:szCs w:val="20"/>
+        </w:rPr>
+        <w:t xml:space="preserve">کنوانسیون وین حقوق معاهدات، مواد ۷۰ و ۷۲ (به‌اجمال).</w:t>
       </w:r>
     </w:p>
   </w:footnote>

--- a/Resaleh_Sath3_Hadi_Shabestani_v2.docx
+++ b/Resaleh_Sath3_Hadi_Shabestani_v2.docx
@@ -4059,7 +4059,153 @@
           <w:sz w:val="32"/>
           <w:szCs w:val="32"/>
         </w:rPr>
-        <w:t>گفتار سوم: اصول قانون اساسی مرتبط</w:t>
+        <w:t>گفتار سوم: قواعد تفسیر معاهدات؛ فهم متن پیش از عمل</w:t>
+      </w:r>
+    </w:p>
+    <w:p>
+      <w:pPr>
+        <w:pStyle w:val="TH-Band"/>
+        <w:widowControl/>
+        <w:bidi w:val="1"/>
+        <w:spacing w:before="200" w:after="120" w:line="288" w:lineRule="auto"/>
+        <w:jc w:val="right"/>
+      </w:pPr>
+      <w:r>
+        <w:rPr>
+          <w:rFonts w:ascii="B Traffic" w:hAnsi="B Traffic" w:cs="B Traffic" w:eastAsia="B Traffic"/>
+          <w:b/>
+          <w:i w:val="0"/>
+          <w:sz w:val="28"/>
+          <w:szCs w:val="28"/>
+        </w:rPr>
+        <w:t>بند اول: قاعده عام تفسیر؛ متن، سیاق، هدف</w:t>
+      </w:r>
+    </w:p>
+    <w:p>
+      <w:pPr>
+        <w:pStyle w:val="TH-Body"/>
+        <w:widowControl/>
+        <w:bidi w:val="1"/>
+        <w:spacing w:before="0" w:after="120" w:line="288" w:lineRule="auto"/>
+        <w:jc w:val="both"/>
+      </w:pPr>
+      <w:r>
+        <w:rPr>
+          <w:rFonts w:ascii="B Lotus" w:hAnsi="B Lotus" w:cs="B Lotus" w:eastAsia="B Lotus"/>
+          <w:b w:val="0"/>
+          <w:i w:val="0"/>
+          <w:sz w:val="28"/>
+          <w:szCs w:val="28"/>
+        </w:rPr>
+        <w:t>پیش از این‌که از اجرا و نقض و خاتمه حرف بزنیم، باید بدانیم «معنای» معاهده چیست؛ چون تا ندانیم معاهده چه می‌گوید، نمی‌توانیم بگوییم اجرا شده یا نقض شده. کنوانسیون وین در مواد ۳۱ و ۳۲ قواعد تفسیر را بیان کرده و قاعده عامش در ماده ۳۱ آمده: معاهده باید «با حسن نیت» و «مطابق معنای متعارف الفاظ» و «در سیاقشان» و «در پرتو موضوع و هدفش» تفسیر شود.</w:t>
+      </w:r>
+      <w:r>
+        <w:rPr>
+          <w:rFonts w:ascii="B Lotus" w:hAnsi="B Lotus" w:cs="B Lotus" w:eastAsia="B Lotus"/>
+          <w:b w:val="0"/>
+          <w:i w:val="0"/>
+          <w:sz w:val="28"/>
+          <w:szCs w:val="28"/>
+          <w:vertAlign w:val="superscript"/>
+        </w:rPr>
+        <w:footnoteReference w:id="23"/>
+      </w:r>
+    </w:p>
+    <w:p>
+      <w:pPr>
+        <w:pStyle w:val="TH-Body"/>
+        <w:widowControl/>
+        <w:bidi w:val="1"/>
+        <w:spacing w:before="0" w:after="120" w:line="288" w:lineRule="auto"/>
+        <w:jc w:val="both"/>
+      </w:pPr>
+      <w:r>
+        <w:rPr>
+          <w:rFonts w:ascii="B Lotus" w:hAnsi="B Lotus" w:cs="B Lotus" w:eastAsia="B Lotus"/>
+          <w:b w:val="0"/>
+          <w:i w:val="0"/>
+          <w:sz w:val="28"/>
+          <w:szCs w:val="28"/>
+        </w:rPr>
+        <w:t>این قاعده چهارلایه، برای مسئله من دو کاربرد مستقیم دارد. کاربرد اول: وقتی حاکم می‌خواهد ببیند آیا رفتارش «نقض» است یا نه، باید اول معنای تعهد را با همین قواعد بفهمد؛ چه‌بسا رفتاری که در نگاه اول نقض به نظر می‌رسد، با تفسیر صحیح (مثلاً با توجه به سیاق یا هدف معاهده) نقض نباشد ـ و چه‌بسا برعکس. پس «تفسیر» مقدم بر «داوریِ نقض» است؛ و حاکمی که بدون تفسیرِ دقیق، حکم به جواز یا عدم جواز بدهد، عجله کرده. کاربرد دوم: اعلامیه‌های تفسیری دولت (راهبرد دوم فصل پنجم) دقیقاً در همین فرایند تفسیر اثر می‌گذارند؛ یعنی دولتی که از اول تفسیرش را ثبت کرده، در روز اختلاف دستِ پرتری دارد. پس تفسیر، نه بحثی آکادمیک و حاشیه‌ای، که ابزاری عملی در دست تصمیم‌گیر است.</w:t>
+      </w:r>
+    </w:p>
+    <w:p>
+      <w:pPr>
+        <w:pStyle w:val="TH-Band"/>
+        <w:widowControl/>
+        <w:bidi w:val="1"/>
+        <w:spacing w:before="200" w:after="120" w:line="288" w:lineRule="auto"/>
+        <w:jc w:val="right"/>
+      </w:pPr>
+      <w:r>
+        <w:rPr>
+          <w:rFonts w:ascii="B Traffic" w:hAnsi="B Traffic" w:cs="B Traffic" w:eastAsia="B Traffic"/>
+          <w:b/>
+          <w:i w:val="0"/>
+          <w:sz w:val="28"/>
+          <w:szCs w:val="28"/>
+        </w:rPr>
+        <w:t>بند دوم: نقش سوابق انعقاد و رفتار بعدی</w:t>
+      </w:r>
+    </w:p>
+    <w:p>
+      <w:pPr>
+        <w:pStyle w:val="TH-Body"/>
+        <w:widowControl/>
+        <w:bidi w:val="1"/>
+        <w:spacing w:before="0" w:after="120" w:line="288" w:lineRule="auto"/>
+        <w:jc w:val="both"/>
+      </w:pPr>
+      <w:r>
+        <w:rPr>
+          <w:rFonts w:ascii="B Lotus" w:hAnsi="B Lotus" w:cs="B Lotus" w:eastAsia="B Lotus"/>
+          <w:b w:val="0"/>
+          <w:i w:val="0"/>
+          <w:sz w:val="28"/>
+          <w:szCs w:val="28"/>
+        </w:rPr>
+        <w:t>ماده ۳۲ وین، «وسائل تکمیلی» تفسیر را هم پیش‌بینی کرده: سوابق انعقاد (مذاکرات، پیش‌نویس‌ها، صورت‌جلسات) و رفتار بعدی اطراف در اجرای معاهده.</w:t>
+      </w:r>
+      <w:r>
+        <w:rPr>
+          <w:rFonts w:ascii="B Lotus" w:hAnsi="B Lotus" w:cs="B Lotus" w:eastAsia="B Lotus"/>
+          <w:b w:val="0"/>
+          <w:i w:val="0"/>
+          <w:sz w:val="28"/>
+          <w:szCs w:val="28"/>
+          <w:vertAlign w:val="superscript"/>
+        </w:rPr>
+        <w:footnoteReference w:id="24"/>
+      </w:r>
+      <w:r>
+        <w:rPr>
+          <w:rFonts w:ascii="B Lotus" w:hAnsi="B Lotus" w:cs="B Lotus" w:eastAsia="B Lotus"/>
+          <w:b w:val="0"/>
+          <w:i w:val="0"/>
+          <w:sz w:val="28"/>
+          <w:szCs w:val="28"/>
+        </w:rPr>
+        <w:t xml:space="preserve"> اهمیتش برای ما این است که مذاکره‌کنندگان ایرانی باید بدانند هر سندی که در فرایند مذاکره تولید می‌کنند ـ از یادداشت تفاهم تا صورت‌جلسه ـ ممکن است روزی در فرایند تفسیر به کار برود؛ له یا علیه ما. پس «مستندسازیِ هوشمندانه» از مرحله انعقاد، بخشی از همان «حقوق پیشگیرانه» است که در فصل پنجم گفتم. و نیز رفتار بعدی دولت در اجرا ـ این‌که به کدام بندها چگونه عمل کرده ـ تفسیر عملیِ دولت از معاهده به حساب می‌آید و بعداً نمی‌شود خلافش را ادعا کرد. این نکته، درس مهمی برای دستگاه دیپلماسی ماست: رفتار امروزت، سند فردایت است.</w:t>
+      </w:r>
+    </w:p>
+    <w:p>
+      <w:pPr>
+        <w:pStyle w:val="TH-Goftar"/>
+        <w:widowControl/>
+        <w:bidi w:val="1"/>
+        <w:spacing w:before="200" w:after="120" w:line="288" w:lineRule="auto"/>
+        <w:jc w:val="right"/>
+      </w:pPr>
+      <w:r>
+        <w:rPr>
+          <w:rFonts w:ascii="B Titr" w:hAnsi="B Titr" w:cs="B Titr" w:eastAsia="B Titr"/>
+          <w:b/>
+          <w:i w:val="0"/>
+          <w:sz w:val="32"/>
+          <w:szCs w:val="32"/>
+        </w:rPr>
+        <w:t>گفتار چهارم: اصول قانون اساسی مرتبط</w:t>
       </w:r>
     </w:p>
     <w:p>
@@ -4128,7 +4274,7 @@
           <w:szCs w:val="26"/>
           <w:vertAlign w:val="superscript"/>
         </w:rPr>
-        <w:footnoteReference w:id="23"/>
+        <w:footnoteReference w:id="25"/>
       </w:r>
     </w:p>
     <w:p>
@@ -4216,7 +4362,7 @@
           <w:szCs w:val="26"/>
           <w:vertAlign w:val="superscript"/>
         </w:rPr>
-        <w:footnoteReference w:id="24"/>
+        <w:footnoteReference w:id="26"/>
       </w:r>
     </w:p>
     <w:p>
@@ -4304,7 +4450,7 @@
           <w:szCs w:val="26"/>
           <w:vertAlign w:val="superscript"/>
         </w:rPr>
-        <w:footnoteReference w:id="25"/>
+        <w:footnoteReference w:id="27"/>
       </w:r>
     </w:p>
     <w:p>
@@ -4354,7 +4500,7 @@
           <w:szCs w:val="26"/>
           <w:vertAlign w:val="superscript"/>
         </w:rPr>
-        <w:footnoteReference w:id="26"/>
+        <w:footnoteReference w:id="28"/>
       </w:r>
     </w:p>
     <w:p>
@@ -4422,7 +4568,7 @@
           <w:szCs w:val="28"/>
           <w:vertAlign w:val="superscript"/>
         </w:rPr>
-        <w:footnoteReference w:id="27"/>
+        <w:footnoteReference w:id="29"/>
       </w:r>
     </w:p>
     <w:p>
@@ -4471,7 +4617,7 @@
           <w:szCs w:val="28"/>
           <w:vertAlign w:val="superscript"/>
         </w:rPr>
-        <w:footnoteReference w:id="28"/>
+        <w:footnoteReference w:id="30"/>
       </w:r>
       <w:r>
         <w:rPr>
@@ -4530,7 +4676,7 @@
           <w:szCs w:val="28"/>
           <w:vertAlign w:val="superscript"/>
         </w:rPr>
-        <w:footnoteReference w:id="29"/>
+        <w:footnoteReference w:id="31"/>
       </w:r>
       <w:r>
         <w:rPr>
@@ -4570,7 +4716,7 @@
           <w:szCs w:val="28"/>
           <w:vertAlign w:val="superscript"/>
         </w:rPr>
-        <w:footnoteReference w:id="30"/>
+        <w:footnoteReference w:id="32"/>
       </w:r>
       <w:r>
         <w:rPr>
@@ -4766,7 +4912,7 @@
           <w:szCs w:val="26"/>
           <w:vertAlign w:val="superscript"/>
         </w:rPr>
-        <w:footnoteReference w:id="31"/>
+        <w:footnoteReference w:id="33"/>
       </w:r>
     </w:p>
     <w:p>
@@ -4796,7 +4942,7 @@
           <w:szCs w:val="28"/>
           <w:vertAlign w:val="superscript"/>
         </w:rPr>
-        <w:footnoteReference w:id="32"/>
+        <w:footnoteReference w:id="34"/>
       </w:r>
     </w:p>
     <w:p>
@@ -4884,7 +5030,7 @@
           <w:szCs w:val="26"/>
           <w:vertAlign w:val="superscript"/>
         </w:rPr>
-        <w:footnoteReference w:id="33"/>
+        <w:footnoteReference w:id="35"/>
       </w:r>
     </w:p>
     <w:p>
@@ -4914,7 +5060,7 @@
           <w:szCs w:val="28"/>
           <w:vertAlign w:val="superscript"/>
         </w:rPr>
-        <w:footnoteReference w:id="34"/>
+        <w:footnoteReference w:id="36"/>
       </w:r>
       <w:r>
         <w:rPr>
@@ -4974,7 +5120,7 @@
           <w:szCs w:val="26"/>
           <w:vertAlign w:val="superscript"/>
         </w:rPr>
-        <w:footnoteReference w:id="35"/>
+        <w:footnoteReference w:id="37"/>
       </w:r>
     </w:p>
     <w:p>
@@ -5043,7 +5189,7 @@
           <w:szCs w:val="26"/>
           <w:vertAlign w:val="superscript"/>
         </w:rPr>
-        <w:footnoteReference w:id="36"/>
+        <w:footnoteReference w:id="38"/>
       </w:r>
     </w:p>
     <w:p>
@@ -5112,7 +5258,7 @@
           <w:szCs w:val="26"/>
           <w:vertAlign w:val="superscript"/>
         </w:rPr>
-        <w:footnoteReference w:id="37"/>
+        <w:footnoteReference w:id="39"/>
       </w:r>
     </w:p>
     <w:p>
@@ -5238,7 +5384,7 @@
           <w:szCs w:val="26"/>
           <w:vertAlign w:val="superscript"/>
         </w:rPr>
-        <w:footnoteReference w:id="38"/>
+        <w:footnoteReference w:id="40"/>
       </w:r>
     </w:p>
     <w:p>
@@ -5288,7 +5434,7 @@
           <w:szCs w:val="26"/>
           <w:vertAlign w:val="superscript"/>
         </w:rPr>
-        <w:footnoteReference w:id="39"/>
+        <w:footnoteReference w:id="41"/>
       </w:r>
     </w:p>
     <w:p>
@@ -5376,7 +5522,7 @@
           <w:szCs w:val="26"/>
           <w:vertAlign w:val="superscript"/>
         </w:rPr>
-        <w:footnoteReference w:id="40"/>
+        <w:footnoteReference w:id="42"/>
       </w:r>
     </w:p>
     <w:p>
@@ -5426,7 +5572,7 @@
           <w:szCs w:val="26"/>
           <w:vertAlign w:val="superscript"/>
         </w:rPr>
-        <w:footnoteReference w:id="41"/>
+        <w:footnoteReference w:id="43"/>
       </w:r>
     </w:p>
     <w:p>
@@ -5514,7 +5660,7 @@
           <w:szCs w:val="26"/>
           <w:vertAlign w:val="superscript"/>
         </w:rPr>
-        <w:footnoteReference w:id="42"/>
+        <w:footnoteReference w:id="44"/>
       </w:r>
     </w:p>
     <w:p>
@@ -5563,7 +5709,7 @@
           <w:szCs w:val="28"/>
           <w:vertAlign w:val="superscript"/>
         </w:rPr>
-        <w:footnoteReference w:id="43"/>
+        <w:footnoteReference w:id="45"/>
       </w:r>
       <w:r>
         <w:rPr>
@@ -5623,7 +5769,7 @@
           <w:szCs w:val="26"/>
           <w:vertAlign w:val="superscript"/>
         </w:rPr>
-        <w:footnoteReference w:id="44"/>
+        <w:footnoteReference w:id="46"/>
       </w:r>
     </w:p>
     <w:p>
@@ -5710,7 +5856,7 @@
           <w:szCs w:val="28"/>
           <w:vertAlign w:val="superscript"/>
         </w:rPr>
-        <w:footnoteReference w:id="45"/>
+        <w:footnoteReference w:id="47"/>
       </w:r>
       <w:r>
         <w:rPr>
@@ -5731,7 +5877,7 @@
           <w:szCs w:val="28"/>
           <w:vertAlign w:val="superscript"/>
         </w:rPr>
-        <w:footnoteReference w:id="46"/>
+        <w:footnoteReference w:id="48"/>
       </w:r>
       <w:r>
         <w:rPr>
@@ -5809,7 +5955,7 @@
           <w:szCs w:val="28"/>
           <w:vertAlign w:val="superscript"/>
         </w:rPr>
-        <w:footnoteReference w:id="47"/>
+        <w:footnoteReference w:id="49"/>
       </w:r>
     </w:p>
     <w:p>
@@ -5877,7 +6023,7 @@
           <w:szCs w:val="28"/>
           <w:vertAlign w:val="superscript"/>
         </w:rPr>
-        <w:footnoteReference w:id="48"/>
+        <w:footnoteReference w:id="50"/>
       </w:r>
     </w:p>
     <w:p>
@@ -5945,7 +6091,7 @@
           <w:szCs w:val="28"/>
           <w:vertAlign w:val="superscript"/>
         </w:rPr>
-        <w:footnoteReference w:id="49"/>
+        <w:footnoteReference w:id="51"/>
       </w:r>
       <w:r>
         <w:rPr>
@@ -6080,7 +6226,7 @@
           <w:szCs w:val="28"/>
           <w:vertAlign w:val="superscript"/>
         </w:rPr>
-        <w:footnoteReference w:id="50"/>
+        <w:footnoteReference w:id="52"/>
       </w:r>
     </w:p>
     <w:p>
@@ -6129,7 +6275,7 @@
           <w:szCs w:val="28"/>
           <w:vertAlign w:val="superscript"/>
         </w:rPr>
-        <w:footnoteReference w:id="51"/>
+        <w:footnoteReference w:id="53"/>
       </w:r>
     </w:p>
     <w:p>
@@ -6149,6 +6295,233 @@
           <w:szCs w:val="28"/>
         </w:rPr>
         <w:t>اهمیت این دلیل در این است که «فراشرعی» است؛ یعنی حتی اگر کسی در دلالت آیات و روایات خدشه کند، نمی‌تواند بنای عقلا را انکار کند ـ چون خودش هم در زندگی روزمره‌اش بر همین بنا عمل می‌کند. و همین فراشرعی بودن است که گفت‌وگوی فقه و حقوق بین‌الملل را ممکن می‌کند: چون هر دو نظام، بر یک بنای مشترکِ بشری استوارند.</w:t>
+      </w:r>
+    </w:p>
+    <w:p>
+      <w:pPr>
+        <w:pStyle w:val="TH-Goftar"/>
+        <w:widowControl/>
+        <w:bidi w:val="1"/>
+        <w:spacing w:before="200" w:after="120" w:line="288" w:lineRule="auto"/>
+        <w:jc w:val="right"/>
+      </w:pPr>
+      <w:r>
+        <w:rPr>
+          <w:rFonts w:ascii="B Titr" w:hAnsi="B Titr" w:cs="B Titr" w:eastAsia="B Titr"/>
+          <w:b/>
+          <w:i w:val="0"/>
+          <w:sz w:val="32"/>
+          <w:szCs w:val="32"/>
+        </w:rPr>
+        <w:t>گفتار ششم: قواعد فقهی مؤید وجوب وفا</w:t>
+      </w:r>
+    </w:p>
+    <w:p>
+      <w:pPr>
+        <w:pStyle w:val="TH-Band"/>
+        <w:widowControl/>
+        <w:bidi w:val="1"/>
+        <w:spacing w:before="200" w:after="120" w:line="288" w:lineRule="auto"/>
+        <w:jc w:val="right"/>
+      </w:pPr>
+      <w:r>
+        <w:rPr>
+          <w:rFonts w:ascii="B Traffic" w:hAnsi="B Traffic" w:cs="B Traffic" w:eastAsia="B Traffic"/>
+          <w:b/>
+          <w:i w:val="0"/>
+          <w:sz w:val="28"/>
+          <w:szCs w:val="28"/>
+        </w:rPr>
+        <w:t>بند اول: اصالة اللزوم در عقود</w:t>
+      </w:r>
+    </w:p>
+    <w:p>
+      <w:pPr>
+        <w:pStyle w:val="TH-Body"/>
+        <w:widowControl/>
+        <w:bidi w:val="1"/>
+        <w:spacing w:before="0" w:after="120" w:line="288" w:lineRule="auto"/>
+        <w:jc w:val="both"/>
+      </w:pPr>
+      <w:r>
+        <w:rPr>
+          <w:rFonts w:ascii="B Lotus" w:hAnsi="B Lotus" w:cs="B Lotus" w:eastAsia="B Lotus"/>
+          <w:b w:val="0"/>
+          <w:i w:val="0"/>
+          <w:sz w:val="28"/>
+          <w:szCs w:val="28"/>
+        </w:rPr>
+        <w:t>گذشته از ادله خاص، قاعده عامی در فقه هست که پشتوانه وجوب وفاست: «اصالة اللزوم»؛ یعنی اصل در هر عقدی ـ مگر این‌که خلافش ثابت شود ـ لزوم است. سید بجنوردی در القواعد الفقهیه این قاعده را با تفصیل اثبات کرده: عقد، گره است و گره، ذاتاً محکم است؛ پس هرکس مدعی جوازِ گشودن است، باید دلیل بیاورد.</w:t>
+      </w:r>
+      <w:r>
+        <w:rPr>
+          <w:rFonts w:ascii="B Lotus" w:hAnsi="B Lotus" w:cs="B Lotus" w:eastAsia="B Lotus"/>
+          <w:b w:val="0"/>
+          <w:i w:val="0"/>
+          <w:sz w:val="28"/>
+          <w:szCs w:val="28"/>
+          <w:vertAlign w:val="superscript"/>
+        </w:rPr>
+        <w:footnoteReference w:id="54"/>
+      </w:r>
+      <w:r>
+        <w:rPr>
+          <w:rFonts w:ascii="B Lotus" w:hAnsi="B Lotus" w:cs="B Lotus" w:eastAsia="B Lotus"/>
+          <w:b w:val="0"/>
+          <w:i w:val="0"/>
+          <w:sz w:val="28"/>
+          <w:szCs w:val="28"/>
+        </w:rPr>
+        <w:t xml:space="preserve"> تطبیقش بر معاهده روشن است: معاهده، عقدی است میان دولت‌ها و اصل در آن لزوم است؛ پس عدول از آن نیازمند دلیل است ـ و همین، همان «بار اثبات» است که در مقدمه این فصل گفتم بر دوش مدعی جواز عدول است. به زبان ساده: دادگاهِ فقهی، مدعی عدول را محکومِ به وفا می‌داند، مگر این‌که مجوزش را ثابت کند.</w:t>
+      </w:r>
+    </w:p>
+    <w:p>
+      <w:pPr>
+        <w:pStyle w:val="TH-Band"/>
+        <w:widowControl/>
+        <w:bidi w:val="1"/>
+        <w:spacing w:before="200" w:after="120" w:line="288" w:lineRule="auto"/>
+        <w:jc w:val="right"/>
+      </w:pPr>
+      <w:r>
+        <w:rPr>
+          <w:rFonts w:ascii="B Traffic" w:hAnsi="B Traffic" w:cs="B Traffic" w:eastAsia="B Traffic"/>
+          <w:b/>
+          <w:i w:val="0"/>
+          <w:sz w:val="28"/>
+          <w:szCs w:val="28"/>
+        </w:rPr>
+        <w:t>بند دوم: حرمت غدر و خیانت؛ مرز اخلاقی</w:t>
+      </w:r>
+    </w:p>
+    <w:p>
+      <w:pPr>
+        <w:pStyle w:val="TH-Body"/>
+        <w:widowControl/>
+        <w:bidi w:val="1"/>
+        <w:spacing w:before="0" w:after="120" w:line="288" w:lineRule="auto"/>
+        <w:jc w:val="both"/>
+      </w:pPr>
+      <w:r>
+        <w:rPr>
+          <w:rFonts w:ascii="B Lotus" w:hAnsi="B Lotus" w:cs="B Lotus" w:eastAsia="B Lotus"/>
+          <w:b w:val="0"/>
+          <w:i w:val="0"/>
+          <w:sz w:val="28"/>
+          <w:szCs w:val="28"/>
+        </w:rPr>
+        <w:t>قرآن و روایات، «غدر» (پیمان‌شکنیِ ناجوانمردانه) و «خیانت» (نقض امانت) را از زشت‌ترین صفات شمرده‌اند. خدا می‌فرماید «إِنَّ اللَّهَ لَا یُحِبُّ الْخَائِنِینَ»</w:t>
+      </w:r>
+      <w:r>
+        <w:rPr>
+          <w:rFonts w:ascii="B Lotus" w:hAnsi="B Lotus" w:cs="B Lotus" w:eastAsia="B Lotus"/>
+          <w:b w:val="0"/>
+          <w:i w:val="0"/>
+          <w:sz w:val="28"/>
+          <w:szCs w:val="28"/>
+          <w:vertAlign w:val="superscript"/>
+        </w:rPr>
+        <w:footnoteReference w:id="55"/>
+      </w:r>
+      <w:r>
+        <w:rPr>
+          <w:rFonts w:ascii="B Lotus" w:hAnsi="B Lotus" w:cs="B Lotus" w:eastAsia="B Lotus"/>
+          <w:b w:val="0"/>
+          <w:i w:val="0"/>
+          <w:sz w:val="28"/>
+          <w:szCs w:val="28"/>
+        </w:rPr>
+        <w:t xml:space="preserve"> و پیامبر فرمود که غادر (پیمان‌شکن) در قیامت پرچمِ رسوایی دارد که با آن شناخته می‌شود.</w:t>
+      </w:r>
+      <w:r>
+        <w:rPr>
+          <w:rFonts w:ascii="B Lotus" w:hAnsi="B Lotus" w:cs="B Lotus" w:eastAsia="B Lotus"/>
+          <w:b w:val="0"/>
+          <w:i w:val="0"/>
+          <w:sz w:val="28"/>
+          <w:szCs w:val="28"/>
+          <w:vertAlign w:val="superscript"/>
+        </w:rPr>
+        <w:footnoteReference w:id="56"/>
+      </w:r>
+      <w:r>
+        <w:rPr>
+          <w:rFonts w:ascii="B Lotus" w:hAnsi="B Lotus" w:cs="B Lotus" w:eastAsia="B Lotus"/>
+          <w:b w:val="0"/>
+          <w:i w:val="0"/>
+          <w:sz w:val="28"/>
+          <w:szCs w:val="28"/>
+        </w:rPr>
+        <w:t xml:space="preserve"> این ادله، مرز اخلاقیِ بحث را مشخص می‌کنند: عدولِ مورد بحث من ـ که با ضوابط هشت‌گانه مهار شده ـ «غدر» نیست، چون آشکار و مستدل و مبتنی بر تزاحم است؛ ولی هر عدولی که فاقد این ضوابط باشد ـ به‌ویژه عدولِ پنهانی ـ داخل در عنوان غدر و خیانت است و مشمول همین نکوهش‌هاست. پس این ادله، هم مؤید قاعده‌اند (وفا واجب است) و هم مؤید ضوابط‌اند (عدولِ بی‌ضابطه، غدر است).</w:t>
+      </w:r>
+    </w:p>
+    <w:p>
+      <w:pPr>
+        <w:pStyle w:val="TH-Band"/>
+        <w:widowControl/>
+        <w:bidi w:val="1"/>
+        <w:spacing w:before="200" w:after="120" w:line="288" w:lineRule="auto"/>
+        <w:jc w:val="right"/>
+      </w:pPr>
+      <w:r>
+        <w:rPr>
+          <w:rFonts w:ascii="B Traffic" w:hAnsi="B Traffic" w:cs="B Traffic" w:eastAsia="B Traffic"/>
+          <w:b/>
+          <w:i w:val="0"/>
+          <w:sz w:val="28"/>
+          <w:szCs w:val="28"/>
+        </w:rPr>
+        <w:t>بند سوم: قاعده نفی سبیل؛ مرز دیگر وفا</w:t>
+      </w:r>
+    </w:p>
+    <w:p>
+      <w:pPr>
+        <w:pStyle w:val="TH-Quote"/>
+        <w:widowControl/>
+        <w:bidi w:val="1"/>
+        <w:spacing w:before="160" w:after="160" w:line="288" w:lineRule="auto"/>
+        <w:ind w:right="567" w:left="567"/>
+        <w:jc w:val="center"/>
+      </w:pPr>
+      <w:r>
+        <w:rPr>
+          <w:rFonts w:ascii="B Badr" w:hAnsi="B Badr" w:cs="B Badr" w:eastAsia="B Badr"/>
+          <w:b/>
+          <w:i w:val="0"/>
+          <w:sz w:val="26"/>
+          <w:szCs w:val="26"/>
+        </w:rPr>
+        <w:t>وَلَنْ یَجْعَلَ اللَّهُ لِلْکَافِرِینَ عَلَی الْمُؤْمِنِینَ سَبِیلًا</w:t>
+      </w:r>
+      <w:r>
+        <w:rPr>
+          <w:rFonts w:ascii="B Badr" w:hAnsi="B Badr" w:cs="B Badr" w:eastAsia="B Badr"/>
+          <w:b w:val="0"/>
+          <w:i w:val="0"/>
+          <w:sz w:val="26"/>
+          <w:szCs w:val="26"/>
+          <w:vertAlign w:val="superscript"/>
+        </w:rPr>
+        <w:footnoteReference w:id="57"/>
+      </w:r>
+    </w:p>
+    <w:p>
+      <w:pPr>
+        <w:pStyle w:val="TH-Body"/>
+        <w:widowControl/>
+        <w:bidi w:val="1"/>
+        <w:spacing w:before="0" w:after="120" w:line="288" w:lineRule="auto"/>
+        <w:jc w:val="both"/>
+      </w:pPr>
+      <w:r>
+        <w:rPr>
+          <w:rFonts w:ascii="B Lotus" w:hAnsi="B Lotus" w:cs="B Lotus" w:eastAsia="B Lotus"/>
+          <w:b w:val="0"/>
+          <w:i w:val="0"/>
+          <w:sz w:val="28"/>
+          <w:szCs w:val="28"/>
+        </w:rPr>
+        <w:t>قاعده نفی سبیل می‌گوید: خدا هیچ راه سلطه‌ای برای کافران بر مؤمنان قرار نداده؛ و هر عقد و پیمانی که چنین سلطه‌ای را نتیجه بدهد، از نظر شرع نامشروع است. این قاعده، «مرز دیگر» وفاست: از یک سو، وفا به عهد واجب است؛ ولی از سوی دیگر، اگر ادامه وفا به سلطه بیگانه بر کشور اسلامی بینجامد، مشمول نفی سبیل می‌شود و وجوبش برداشته می‌شود ـ بلکه عدول از آن واجب می‌گردد. نسبتش با اصل ۱۵۳ قانون اساسی (ممنوعیت قرارداد سلطه‌آور) هم مستقیم است و نشان می‌دهد که قانون‌گذار اساسی ما، همین قاعده فقهی را به زبان حقوقی ترجمه کرده. این قاعده، یکی از قوی‌ترین مبانیِ «استثنا»ست؛ ولی چون جنبه سلبی دارد (نفی سلطه) نه ایجابی (اثبات جواز)، آن را در این فصل ـ در کنار ادله قاعده ـ آوردم تا خواننده ببیند که مرزهای قاعده، از درونِ خودِ شریعت تعیین می‌شود، نه از بیرون.</w:t>
       </w:r>
     </w:p>
     <w:p>
@@ -6300,7 +6673,7 @@
           <w:szCs w:val="28"/>
           <w:vertAlign w:val="superscript"/>
         </w:rPr>
-        <w:footnoteReference w:id="52"/>
+        <w:footnoteReference w:id="58"/>
       </w:r>
     </w:p>
     <w:p>
@@ -6558,7 +6931,7 @@
           <w:szCs w:val="28"/>
           <w:vertAlign w:val="superscript"/>
         </w:rPr>
-        <w:footnoteReference w:id="53"/>
+        <w:footnoteReference w:id="59"/>
       </w:r>
     </w:p>
     <w:p>
@@ -6798,7 +7171,7 @@
           <w:szCs w:val="26"/>
           <w:vertAlign w:val="superscript"/>
         </w:rPr>
-        <w:footnoteReference w:id="54"/>
+        <w:footnoteReference w:id="60"/>
       </w:r>
     </w:p>
     <w:p>
@@ -6886,7 +7259,7 @@
           <w:szCs w:val="26"/>
           <w:vertAlign w:val="superscript"/>
         </w:rPr>
-        <w:footnoteReference w:id="55"/>
+        <w:footnoteReference w:id="61"/>
       </w:r>
     </w:p>
     <w:p>
@@ -6954,7 +7327,7 @@
           <w:szCs w:val="28"/>
           <w:vertAlign w:val="superscript"/>
         </w:rPr>
-        <w:footnoteReference w:id="56"/>
+        <w:footnoteReference w:id="62"/>
       </w:r>
       <w:r>
         <w:rPr>
@@ -7250,6 +7623,215 @@
           <w:szCs w:val="28"/>
         </w:rPr>
         <w:t>این هشت ضابطه، مجموعاً «دستورالعمل عملی» تصمیم‌گیر است؛ چیزی شبیه چک‌لیستی که قبل از هر تصمیمی باید یک‌به‌یک تیک بخورد. و من در پیوست اول، همین چک‌لیست را به صورت عملیاتی و قدم‌به‌قدم آورده‌ام تا تصمیم‌گیر بتواند مستقیم از آن استفاده کند.</w:t>
+      </w:r>
+    </w:p>
+    <w:p>
+      <w:pPr>
+        <w:pStyle w:val="TH-Goftar"/>
+        <w:widowControl/>
+        <w:bidi w:val="1"/>
+        <w:spacing w:before="200" w:after="120" w:line="288" w:lineRule="auto"/>
+        <w:jc w:val="right"/>
+      </w:pPr>
+      <w:r>
+        <w:rPr>
+          <w:rFonts w:ascii="B Titr" w:hAnsi="B Titr" w:cs="B Titr" w:eastAsia="B Titr"/>
+          <w:b/>
+          <w:i w:val="0"/>
+          <w:sz w:val="32"/>
+          <w:szCs w:val="32"/>
+        </w:rPr>
+        <w:t>گفتار پنجم: دفع اشکالات مقدّر؛ آزمون استحکام</w:t>
+      </w:r>
+    </w:p>
+    <w:p>
+      <w:pPr>
+        <w:pStyle w:val="TH-Body"/>
+        <w:widowControl/>
+        <w:bidi w:val="1"/>
+        <w:spacing w:before="0" w:after="120" w:line="288" w:lineRule="auto"/>
+        <w:jc w:val="both"/>
+      </w:pPr>
+      <w:r>
+        <w:rPr>
+          <w:rFonts w:ascii="B Lotus" w:hAnsi="B Lotus" w:cs="B Lotus" w:eastAsia="B Lotus"/>
+          <w:b w:val="0"/>
+          <w:i w:val="0"/>
+          <w:sz w:val="28"/>
+          <w:szCs w:val="28"/>
+        </w:rPr>
+        <w:t>هر استدلالی ـ هرچقدر هم که قوی باشد ـ باید در برابر اشکالات مقدّر آزموده شود؛ چون استدلالی که از اشکال بترسد، استدلال نیست، شعار است. در این گفتار سه اشکال جدی را که خودم در مسیر پژوهش با آن‌ها درگیر شدم ـ و هرکدام مدتی ذهنم را مشغول کرد ـ طرح و پاسخ می‌دهم. اگر پاسخ‌هایم قانع‌کننده باشد، استدلال فصل مستحکم‌تر می‌شود؛ و اگر نباشد، خواننده بصیر خودش داوری خواهد کرد و من از نقدش استقبال می‌کنم.</w:t>
+      </w:r>
+    </w:p>
+    <w:p>
+      <w:pPr>
+        <w:pStyle w:val="TH-Band"/>
+        <w:widowControl/>
+        <w:bidi w:val="1"/>
+        <w:spacing w:before="200" w:after="120" w:line="288" w:lineRule="auto"/>
+        <w:jc w:val="right"/>
+      </w:pPr>
+      <w:r>
+        <w:rPr>
+          <w:rFonts w:ascii="B Traffic" w:hAnsi="B Traffic" w:cs="B Traffic" w:eastAsia="B Traffic"/>
+          <w:b/>
+          <w:i w:val="0"/>
+          <w:sz w:val="28"/>
+          <w:szCs w:val="28"/>
+        </w:rPr>
+        <w:t>بند اول: آیا تقدیم مصلحت بر نص، تعطیل نص نیست؟</w:t>
+      </w:r>
+    </w:p>
+    <w:p>
+      <w:pPr>
+        <w:pStyle w:val="TH-Body"/>
+        <w:widowControl/>
+        <w:bidi w:val="1"/>
+        <w:spacing w:before="0" w:after="120" w:line="288" w:lineRule="auto"/>
+        <w:jc w:val="both"/>
+      </w:pPr>
+      <w:r>
+        <w:rPr>
+          <w:rFonts w:ascii="B Lotus" w:hAnsi="B Lotus" w:cs="B Lotus" w:eastAsia="B Lotus"/>
+          <w:b w:val="0"/>
+          <w:i w:val="0"/>
+          <w:sz w:val="28"/>
+          <w:szCs w:val="28"/>
+        </w:rPr>
+        <w:t>اشکال اول، مبنایی‌ترین اشکال است: شما می‌گویید در مقام تزاحم، مصلحت (که تشخیصش با حاکم است) بر نص صریح قرآن (اوفوا بالعقود) مقدم می‌شود؛ آیا این، تعطیل نص و حکومت رأی بر وحی نیست؟ و آیا راه را برای کنار گذاشتنِ هر حکمی به بهانه مصلحت باز نمی‌کند؟</w:t>
+      </w:r>
+    </w:p>
+    <w:p>
+      <w:pPr>
+        <w:pStyle w:val="TH-Body"/>
+        <w:widowControl/>
+        <w:bidi w:val="1"/>
+        <w:spacing w:before="0" w:after="120" w:line="288" w:lineRule="auto"/>
+        <w:jc w:val="both"/>
+      </w:pPr>
+      <w:r>
+        <w:rPr>
+          <w:rFonts w:ascii="B Lotus" w:hAnsi="B Lotus" w:cs="B Lotus" w:eastAsia="B Lotus"/>
+          <w:b w:val="0"/>
+          <w:i w:val="0"/>
+          <w:sz w:val="28"/>
+          <w:szCs w:val="28"/>
+        </w:rPr>
+        <w:t>جوابش سه لایه دارد. لایه اول: ما «نص» را تعطیل نمی‌کنیم، بلکه «دو نص» را با هم جمع می‌کنیم؛ چون در برابر آیات وفا، ادله دیگری هم هست ـ ادله وجوب حفظ نظام، قاعده لاضرر، آیات نفی سبیل ـ که آن‌ها هم نص‌اند. پس دعوا میان «نص و رأی» نیست، بلکه میان «نص و نص» است؛ و جمع میان نصوص، کار همیشگی فقه است، نه بدعت این رساله. لایه دوم: تقدیم در مقام «امتثال» است، نه نسخ در مقام «جعل»؛ یعنی حکم وفا سر جایش باقی است و با رفع تزاحم برمی‌گردد ـ و این، فرق جوهری با تعطیل دارد. و لایه سوم: تشخیص مصلحت، «رأی شخصی» حاکم نیست، بلکه تشخیصِ مقیدِ کارشناسی‌شده‌ای است که ضوابط هشت‌گانه مهارش می‌کنند؛ پس خطرِ حکومتِ رأیِ خودسرانه بر وحی، با این مهارها منتفی است. البته ـ انصافاً ـ اگر این مهارها نباشند، اشکال وارد است؛ و همین، دلیل دیگری است بر ضرورت ضوابط.</w:t>
+      </w:r>
+    </w:p>
+    <w:p>
+      <w:pPr>
+        <w:pStyle w:val="TH-Band"/>
+        <w:widowControl/>
+        <w:bidi w:val="1"/>
+        <w:spacing w:before="200" w:after="120" w:line="288" w:lineRule="auto"/>
+        <w:jc w:val="right"/>
+      </w:pPr>
+      <w:r>
+        <w:rPr>
+          <w:rFonts w:ascii="B Traffic" w:hAnsi="B Traffic" w:cs="B Traffic" w:eastAsia="B Traffic"/>
+          <w:b/>
+          <w:i w:val="0"/>
+          <w:sz w:val="28"/>
+          <w:szCs w:val="28"/>
+        </w:rPr>
+        <w:t>بند دوم: آیا این راه به توجیه هر عهدشکنی نمی‌انجامد؟</w:t>
+      </w:r>
+    </w:p>
+    <w:p>
+      <w:pPr>
+        <w:pStyle w:val="TH-Body"/>
+        <w:widowControl/>
+        <w:bidi w:val="1"/>
+        <w:spacing w:before="0" w:after="120" w:line="288" w:lineRule="auto"/>
+        <w:jc w:val="both"/>
+      </w:pPr>
+      <w:r>
+        <w:rPr>
+          <w:rFonts w:ascii="B Lotus" w:hAnsi="B Lotus" w:cs="B Lotus" w:eastAsia="B Lotus"/>
+          <w:b w:val="0"/>
+          <w:i w:val="0"/>
+          <w:sz w:val="28"/>
+          <w:szCs w:val="28"/>
+        </w:rPr>
+        <w:t>اشکال دوم، عملی‌تر است: شما دری را باز کرده‌اید که هر حاکمی می‌تواند از آن وارد شود و هر عهدشکنی را با عنوان «مصلحت» و «تزاحم» توجیه کند؛ پس عملاً قاعده وفا را بی‌اثر کرده‌اید، هرچند در حرف آن را نگه داشته‌اید.</w:t>
+      </w:r>
+    </w:p>
+    <w:p>
+      <w:pPr>
+        <w:pStyle w:val="TH-Body"/>
+        <w:widowControl/>
+        <w:bidi w:val="1"/>
+        <w:spacing w:before="0" w:after="120" w:line="288" w:lineRule="auto"/>
+        <w:jc w:val="both"/>
+      </w:pPr>
+      <w:r>
+        <w:rPr>
+          <w:rFonts w:ascii="B Lotus" w:hAnsi="B Lotus" w:cs="B Lotus" w:eastAsia="B Lotus"/>
+          <w:b w:val="0"/>
+          <w:i w:val="0"/>
+          <w:sz w:val="28"/>
+          <w:szCs w:val="28"/>
+        </w:rPr>
+        <w:t>جوابش این است که درِ بازشده، «درِ بی‌در» نیست، بلکه هشت قفل دارد ـ همان ضوابط هشت‌گانه. حاکمی که بخواهد سوءاستفاده کند، باید از هر هشت قفل بگذرد: تزاحم واقعی را احراز کند (که با کارشناسیِ مستند، قابل راستی‌آزمایی است)، راه‌های حقوقی را اول رفته باشد (که قابل بررسی است)، تناسب را رعایت کرده باشد (که قابل داوری است)، اعلام آشکار کرده باشد (که علنی است)، و... هرکدام از این‌ها، امکان سوءاستفاده را کمتر می‌کند؛ و مجموعشان، سوءاستفاده را ـ اگر نگویم ناممکن ـ بسیار دشوار و پرهزینه می‌کند. به‌علاوه، همین اشکال به «هر» اختیار حکومتی وارد است ـ از جمله اختیار اعلان جنگ و انعقاد صلح ـ و اگر پذیرفته شود، باید همه اختیارات حکومتی را تعطیل کرد؛ و این، چیزی نیست که هیچ عاقلی بپذیرد. راه‌حلِ خطرِ سوءاستفاده، «مهار» است، نه «تعطیل»؛ و این رساله، رساله مهار است.</w:t>
+      </w:r>
+    </w:p>
+    <w:p>
+      <w:pPr>
+        <w:pStyle w:val="TH-Band"/>
+        <w:widowControl/>
+        <w:bidi w:val="1"/>
+        <w:spacing w:before="200" w:after="120" w:line="288" w:lineRule="auto"/>
+        <w:jc w:val="right"/>
+      </w:pPr>
+      <w:r>
+        <w:rPr>
+          <w:rFonts w:ascii="B Traffic" w:hAnsi="B Traffic" w:cs="B Traffic" w:eastAsia="B Traffic"/>
+          <w:b/>
+          <w:i w:val="0"/>
+          <w:sz w:val="28"/>
+          <w:szCs w:val="28"/>
+        </w:rPr>
+        <w:t>بند سوم: آیا حاکم در دعوای خودش داور است؟</w:t>
+      </w:r>
+    </w:p>
+    <w:p>
+      <w:pPr>
+        <w:pStyle w:val="TH-Body"/>
+        <w:widowControl/>
+        <w:bidi w:val="1"/>
+        <w:spacing w:before="0" w:after="120" w:line="288" w:lineRule="auto"/>
+        <w:jc w:val="both"/>
+      </w:pPr>
+      <w:r>
+        <w:rPr>
+          <w:rFonts w:ascii="B Lotus" w:hAnsi="B Lotus" w:cs="B Lotus" w:eastAsia="B Lotus"/>
+          <w:b w:val="0"/>
+          <w:i w:val="0"/>
+          <w:sz w:val="28"/>
+          <w:szCs w:val="28"/>
+        </w:rPr>
+        <w:t>اشکال سوم، ظریف‌ترین اشکال است: در مسئله ما، حاکم هم «طرف دعوا»ست (چون خودش می‌خواهد از تعهدی که خودش یا پیشینیانش بسته‌اند عدول کند) و هم «داور» (چون خودش تشخیص تزاحم و مصلحت می‌دهد)؛ و داوریِ طرفِ دعوا در دعوای خودش، خلاف عقل و عدل است. پس سازوکار پیشنهادی شما، ذاتاً معیوب است.</w:t>
+      </w:r>
+    </w:p>
+    <w:p>
+      <w:pPr>
+        <w:pStyle w:val="TH-Body"/>
+        <w:widowControl/>
+        <w:bidi w:val="1"/>
+        <w:spacing w:before="0" w:after="120" w:line="288" w:lineRule="auto"/>
+        <w:jc w:val="both"/>
+      </w:pPr>
+      <w:r>
+        <w:rPr>
+          <w:rFonts w:ascii="B Lotus" w:hAnsi="B Lotus" w:cs="B Lotus" w:eastAsia="B Lotus"/>
+          <w:b w:val="0"/>
+          <w:i w:val="0"/>
+          <w:sz w:val="28"/>
+          <w:szCs w:val="28"/>
+        </w:rPr>
+        <w:t>جوابش این است که این اشکال، خلط میان «داوری قضایی» و «تصمیم حکومتی» است. در داوری قضایی ـ که حقِ طرفین مطرح است ـ داور باید بی‌طرف باشد و طرف دعوا نمی‌تواند داور باشد؛ ولی در تصمیم حکومتی ـ که مصلحتِ عمومی مطرح است ـ تصمیم‌گیر، بالذات همان کسی است که مسئولیت اداره را بر عهده دارد و نمی‌شود مسئولیت را از او گرفت و به دیگری داد. به زبان دیگر: حاکم، «طرف دعوا» به معنای قضایی نیست، بلکه «امین امت» است؛ و امین، وقتی با تزاحم دو مصلحت امت روبه‌رو می‌شود، خودش باید تصمیم بگیرد ـ چون همین، معنای امانت است. البته برای جلوگیری از سوءاستفاده، سازوکارهای نظارتی (کارشناسی نهادها، شفافیت تصمیم، پاسخ‌گویی بعدی، نظارت مجلس خبرگان در چارچوب قانون اساسی) لازم است؛ ولی این سازوکارها، «مکمل» تصمیم حاکم‌اند، نه «جایگزین» آن. و این، همان منطقی است که در همه نظام‌های حکومتی ـ دینی و غیردینی ـ پذیرفته شده: تصمیم نهایی با مسئول نهایی است.</w:t>
       </w:r>
     </w:p>
     <w:p>
@@ -7434,7 +8016,7 @@
           <w:szCs w:val="28"/>
           <w:vertAlign w:val="superscript"/>
         </w:rPr>
-        <w:footnoteReference w:id="57"/>
+        <w:footnoteReference w:id="63"/>
       </w:r>
     </w:p>
     <w:p>
@@ -7472,7 +8054,7 @@
           <w:sz w:val="28"/>
           <w:szCs w:val="28"/>
         </w:rPr>
-        <w:t>بند دوم: ارکان عمل متخلفانه؛ انتساب و نقض</w:t>
+        <w:t>بند دوم: جایگاه عرفی کنوانسیون وین و رویه دیوان</w:t>
       </w:r>
     </w:p>
     <w:p>
@@ -7491,6 +8073,93 @@
           <w:sz w:val="28"/>
           <w:szCs w:val="28"/>
         </w:rPr>
+        <w:t>پیش از ورود به ارکان مسئولیت، باید به پرسشی مقدماتی جواب بدهم که خواننده دقیق ـ به‌ویژه خواننده ایرانی ـ حتماً می‌پرسد: ایران کنوانسیون وین را تصویب نکرده؛ پس چرا کل تحلیل این رساله بر آن استوار است؟ آیا استناد به سندی که ایران عضو آن نیست، بر ضد ایران معتبر است؟</w:t>
+      </w:r>
+    </w:p>
+    <w:p>
+      <w:pPr>
+        <w:pStyle w:val="TH-Body"/>
+        <w:widowControl/>
+        <w:bidi w:val="1"/>
+        <w:spacing w:before="0" w:after="120" w:line="288" w:lineRule="auto"/>
+        <w:jc w:val="both"/>
+      </w:pPr>
+      <w:r>
+        <w:rPr>
+          <w:rFonts w:ascii="B Lotus" w:hAnsi="B Lotus" w:cs="B Lotus" w:eastAsia="B Lotus"/>
+          <w:b w:val="0"/>
+          <w:i w:val="0"/>
+          <w:sz w:val="28"/>
+          <w:szCs w:val="28"/>
+        </w:rPr>
+        <w:t>جوابش در تمایز میان «معاهده» و «عرف» است. بسیاری از قواعد وین ـ به‌ویژه مواد ۲۶، ۲۷، ۳۱، ۳۲، ۴۶، ۵۳، ۶۰ و ۶۲ ـ چنان‌که دیوان بین‌المللی دادگستری بارها تصریح کرده، «بیان عرف بین‌المللی»‌اند؛ یعنی قواعدی که پیش از وین هم در عرف دولت‌ها وجود داشتند و وین فقط آن‌ها را «تدوین» کرده، نه «تأسیس». و عرف بین‌المللی ـ برخلاف معاهده ـ نیازمند عضویت نیست و بر همه دولت‌ها ـ از جمله ایران ـ اعمال می‌شود. دیوان در قضیه نیکاراگوئه (۱۹۸۶) همین منطق را به کار بست و قواعدی را که در معاهدات آمده بود، به‌عنوان عرف بر دولتی اعمال کرد که عضو آن معاهده نبود.</w:t>
+      </w:r>
+      <w:r>
+        <w:rPr>
+          <w:rFonts w:ascii="B Lotus" w:hAnsi="B Lotus" w:cs="B Lotus" w:eastAsia="B Lotus"/>
+          <w:b w:val="0"/>
+          <w:i w:val="0"/>
+          <w:sz w:val="28"/>
+          <w:szCs w:val="28"/>
+          <w:vertAlign w:val="superscript"/>
+        </w:rPr>
+        <w:footnoteReference w:id="64"/>
+      </w:r>
+    </w:p>
+    <w:p>
+      <w:pPr>
+        <w:pStyle w:val="TH-Body"/>
+        <w:widowControl/>
+        <w:bidi w:val="1"/>
+        <w:spacing w:before="0" w:after="120" w:line="288" w:lineRule="auto"/>
+        <w:jc w:val="both"/>
+      </w:pPr>
+      <w:r>
+        <w:rPr>
+          <w:rFonts w:ascii="B Lotus" w:hAnsi="B Lotus" w:cs="B Lotus" w:eastAsia="B Lotus"/>
+          <w:b w:val="0"/>
+          <w:i w:val="0"/>
+          <w:sz w:val="28"/>
+          <w:szCs w:val="28"/>
+        </w:rPr>
+        <w:t>پس موضع روشی من این است: هرجا به وین استناد می‌کنم، در واقع به «عرفِ مدون‌شده در وین» استناد می‌کنم؛ و اعتبار استنادم نه از عضویت ایران، که از عرفی بودن قاعده است. البته ـ انصافاً ـ درباره بعضی مواد وین (مثل تفاصیل حق شرط و بعضی مواد آیینی) عرفی بودن محل بحث است؛ و من در آن موارد، یا استناد نکرده‌ام یا با احتیاط استناد کرده‌ام. این دقت روشی را لازم دانستم، چون بنای کل فصل پنجم بر آن استوار است و اگر فرو بریزد، همه تحلیل فرو می‌ریزد.</w:t>
+      </w:r>
+    </w:p>
+    <w:p>
+      <w:pPr>
+        <w:pStyle w:val="TH-Band"/>
+        <w:widowControl/>
+        <w:bidi w:val="1"/>
+        <w:spacing w:before="200" w:after="120" w:line="288" w:lineRule="auto"/>
+        <w:jc w:val="right"/>
+      </w:pPr>
+      <w:r>
+        <w:rPr>
+          <w:rFonts w:ascii="B Traffic" w:hAnsi="B Traffic" w:cs="B Traffic" w:eastAsia="B Traffic"/>
+          <w:b/>
+          <w:i w:val="0"/>
+          <w:sz w:val="28"/>
+          <w:szCs w:val="28"/>
+        </w:rPr>
+        <w:t>بند سوم: ارکان عمل متخلفانه؛ انتساب و نقض</w:t>
+      </w:r>
+    </w:p>
+    <w:p>
+      <w:pPr>
+        <w:pStyle w:val="TH-Body"/>
+        <w:widowControl/>
+        <w:bidi w:val="1"/>
+        <w:spacing w:before="0" w:after="120" w:line="288" w:lineRule="auto"/>
+        <w:jc w:val="both"/>
+      </w:pPr>
+      <w:r>
+        <w:rPr>
+          <w:rFonts w:ascii="B Lotus" w:hAnsi="B Lotus" w:cs="B Lotus" w:eastAsia="B Lotus"/>
+          <w:b w:val="0"/>
+          <w:i w:val="0"/>
+          <w:sz w:val="28"/>
+          <w:szCs w:val="28"/>
+        </w:rPr>
         <w:t>طبق ماده ۱ طرح، «هر عمل متخلفانه بین‌المللی دولت، موجب مسئولیت بین‌المللی آن است»؛ و طبق ماده ۲، عمل متخلفانه دو رکن دارد: (الف) انتساب رفتار (فعل یا ترک فعل) به دولت بر اساس حقوق بین‌الملل، و (ب) نقض تعهد بین‌المللی دولت توسط آن رفتار.</w:t>
       </w:r>
       <w:r>
@@ -7502,7 +8171,7 @@
           <w:szCs w:val="28"/>
           <w:vertAlign w:val="superscript"/>
         </w:rPr>
-        <w:footnoteReference w:id="58"/>
+        <w:footnoteReference w:id="65"/>
       </w:r>
       <w:r>
         <w:rPr>
@@ -7600,7 +8269,7 @@
           <w:szCs w:val="26"/>
           <w:vertAlign w:val="superscript"/>
         </w:rPr>
-        <w:footnoteReference w:id="59"/>
+        <w:footnoteReference w:id="66"/>
       </w:r>
     </w:p>
     <w:p>
@@ -7649,7 +8318,7 @@
           <w:szCs w:val="28"/>
           <w:vertAlign w:val="superscript"/>
         </w:rPr>
-        <w:footnoteReference w:id="60"/>
+        <w:footnoteReference w:id="67"/>
       </w:r>
       <w:r>
         <w:rPr>
@@ -7670,7 +8339,7 @@
           <w:szCs w:val="28"/>
           <w:vertAlign w:val="superscript"/>
         </w:rPr>
-        <w:footnoteReference w:id="61"/>
+        <w:footnoteReference w:id="68"/>
       </w:r>
       <w:r>
         <w:rPr>
@@ -7691,7 +8360,7 @@
           <w:szCs w:val="28"/>
           <w:vertAlign w:val="superscript"/>
         </w:rPr>
-        <w:footnoteReference w:id="62"/>
+        <w:footnoteReference w:id="69"/>
       </w:r>
       <w:r>
         <w:rPr>
@@ -7712,7 +8381,7 @@
           <w:szCs w:val="28"/>
           <w:vertAlign w:val="superscript"/>
         </w:rPr>
-        <w:footnoteReference w:id="63"/>
+        <w:footnoteReference w:id="70"/>
       </w:r>
     </w:p>
     <w:p>
@@ -7913,7 +8582,7 @@
           <w:szCs w:val="28"/>
           <w:vertAlign w:val="superscript"/>
         </w:rPr>
-        <w:footnoteReference w:id="64"/>
+        <w:footnoteReference w:id="71"/>
       </w:r>
       <w:r>
         <w:rPr>
@@ -7953,7 +8622,7 @@
           <w:szCs w:val="28"/>
           <w:vertAlign w:val="superscript"/>
         </w:rPr>
-        <w:footnoteReference w:id="65"/>
+        <w:footnoteReference w:id="72"/>
       </w:r>
       <w:r>
         <w:rPr>
@@ -7993,7 +8662,7 @@
           <w:szCs w:val="28"/>
           <w:vertAlign w:val="superscript"/>
         </w:rPr>
-        <w:footnoteReference w:id="66"/>
+        <w:footnoteReference w:id="73"/>
       </w:r>
       <w:r>
         <w:rPr>
@@ -8204,7 +8873,7 @@
           <w:szCs w:val="28"/>
           <w:vertAlign w:val="superscript"/>
         </w:rPr>
-        <w:footnoteReference w:id="67"/>
+        <w:footnoteReference w:id="74"/>
       </w:r>
     </w:p>
     <w:p>
@@ -8234,7 +8903,7 @@
           <w:szCs w:val="28"/>
           <w:vertAlign w:val="superscript"/>
         </w:rPr>
-        <w:footnoteReference w:id="68"/>
+        <w:footnoteReference w:id="75"/>
       </w:r>
       <w:r>
         <w:rPr>
@@ -8274,7 +8943,7 @@
           <w:szCs w:val="28"/>
           <w:vertAlign w:val="superscript"/>
         </w:rPr>
-        <w:footnoteReference w:id="69"/>
+        <w:footnoteReference w:id="76"/>
       </w:r>
       <w:r>
         <w:rPr>
@@ -8314,7 +8983,7 @@
           <w:szCs w:val="28"/>
           <w:vertAlign w:val="superscript"/>
         </w:rPr>
-        <w:footnoteReference w:id="70"/>
+        <w:footnoteReference w:id="77"/>
       </w:r>
     </w:p>
     <w:p>
@@ -8344,7 +9013,7 @@
           <w:szCs w:val="28"/>
           <w:vertAlign w:val="superscript"/>
         </w:rPr>
-        <w:footnoteReference w:id="71"/>
+        <w:footnoteReference w:id="78"/>
       </w:r>
       <w:r>
         <w:rPr>
@@ -8403,7 +9072,7 @@
           <w:szCs w:val="28"/>
           <w:vertAlign w:val="superscript"/>
         </w:rPr>
-        <w:footnoteReference w:id="72"/>
+        <w:footnoteReference w:id="79"/>
       </w:r>
       <w:r>
         <w:rPr>
@@ -8443,7 +9112,7 @@
           <w:szCs w:val="28"/>
           <w:vertAlign w:val="superscript"/>
         </w:rPr>
-        <w:footnoteReference w:id="73"/>
+        <w:footnoteReference w:id="80"/>
       </w:r>
       <w:r>
         <w:rPr>
@@ -8540,7 +9209,7 @@
           <w:szCs w:val="28"/>
           <w:vertAlign w:val="superscript"/>
         </w:rPr>
-        <w:footnoteReference w:id="74"/>
+        <w:footnoteReference w:id="81"/>
       </w:r>
       <w:r>
         <w:rPr>
@@ -8808,7 +9477,7 @@
           <w:szCs w:val="28"/>
           <w:vertAlign w:val="superscript"/>
         </w:rPr>
-        <w:footnoteReference w:id="75"/>
+        <w:footnoteReference w:id="82"/>
       </w:r>
       <w:r>
         <w:rPr>
@@ -8981,7 +9650,7 @@
           <w:szCs w:val="28"/>
           <w:vertAlign w:val="superscript"/>
         </w:rPr>
-        <w:footnoteReference w:id="76"/>
+        <w:footnoteReference w:id="83"/>
       </w:r>
     </w:p>
     <w:p>
@@ -11011,7 +11680,7 @@
           <w:szCs w:val="28"/>
           <w:vertAlign w:val="superscript"/>
         </w:rPr>
-        <w:footnoteReference w:id="77"/>
+        <w:footnoteReference w:id="84"/>
       </w:r>
     </w:p>
     <w:p>
@@ -11041,7 +11710,7 @@
           <w:szCs w:val="28"/>
           <w:vertAlign w:val="superscript"/>
         </w:rPr>
-        <w:footnoteReference w:id="78"/>
+        <w:footnoteReference w:id="85"/>
       </w:r>
     </w:p>
     <w:p>
@@ -11071,7 +11740,7 @@
           <w:szCs w:val="28"/>
           <w:vertAlign w:val="superscript"/>
         </w:rPr>
-        <w:footnoteReference w:id="79"/>
+        <w:footnoteReference w:id="86"/>
       </w:r>
     </w:p>
     <w:p>
@@ -11101,7 +11770,7 @@
           <w:szCs w:val="28"/>
           <w:vertAlign w:val="superscript"/>
         </w:rPr>
-        <w:footnoteReference w:id="80"/>
+        <w:footnoteReference w:id="87"/>
       </w:r>
     </w:p>
     <w:p>
@@ -11131,7 +11800,7 @@
           <w:szCs w:val="28"/>
           <w:vertAlign w:val="superscript"/>
         </w:rPr>
-        <w:footnoteReference w:id="81"/>
+        <w:footnoteReference w:id="88"/>
       </w:r>
     </w:p>
     <w:p>
@@ -11161,7 +11830,7 @@
           <w:szCs w:val="28"/>
           <w:vertAlign w:val="superscript"/>
         </w:rPr>
-        <w:footnoteReference w:id="82"/>
+        <w:footnoteReference w:id="89"/>
       </w:r>
     </w:p>
     <w:p>
@@ -11191,7 +11860,7 @@
           <w:szCs w:val="28"/>
           <w:vertAlign w:val="superscript"/>
         </w:rPr>
-        <w:footnoteReference w:id="83"/>
+        <w:footnoteReference w:id="90"/>
       </w:r>
     </w:p>
     <w:p>
@@ -11221,7 +11890,7 @@
           <w:szCs w:val="28"/>
           <w:vertAlign w:val="superscript"/>
         </w:rPr>
-        <w:footnoteReference w:id="84"/>
+        <w:footnoteReference w:id="91"/>
       </w:r>
     </w:p>
     <w:p>
@@ -11251,7 +11920,7 @@
           <w:szCs w:val="28"/>
           <w:vertAlign w:val="superscript"/>
         </w:rPr>
-        <w:footnoteReference w:id="85"/>
+        <w:footnoteReference w:id="92"/>
       </w:r>
     </w:p>
     <w:p>
@@ -11281,7 +11950,7 @@
           <w:szCs w:val="28"/>
           <w:vertAlign w:val="superscript"/>
         </w:rPr>
-        <w:footnoteReference w:id="86"/>
+        <w:footnoteReference w:id="93"/>
       </w:r>
     </w:p>
     <w:p>
@@ -11330,7 +11999,7 @@
           <w:szCs w:val="28"/>
           <w:vertAlign w:val="superscript"/>
         </w:rPr>
-        <w:footnoteReference w:id="87"/>
+        <w:footnoteReference w:id="94"/>
       </w:r>
     </w:p>
     <w:p>
@@ -11360,7 +12029,7 @@
           <w:szCs w:val="28"/>
           <w:vertAlign w:val="superscript"/>
         </w:rPr>
-        <w:footnoteReference w:id="88"/>
+        <w:footnoteReference w:id="95"/>
       </w:r>
     </w:p>
     <w:p>
@@ -11390,7 +12059,7 @@
           <w:szCs w:val="28"/>
           <w:vertAlign w:val="superscript"/>
         </w:rPr>
-        <w:footnoteReference w:id="89"/>
+        <w:footnoteReference w:id="96"/>
       </w:r>
     </w:p>
     <w:p>
@@ -11420,7 +12089,7 @@
           <w:szCs w:val="28"/>
           <w:vertAlign w:val="superscript"/>
         </w:rPr>
-        <w:footnoteReference w:id="90"/>
+        <w:footnoteReference w:id="97"/>
       </w:r>
     </w:p>
     <w:p>
@@ -11450,7 +12119,7 @@
           <w:szCs w:val="28"/>
           <w:vertAlign w:val="superscript"/>
         </w:rPr>
-        <w:footnoteReference w:id="91"/>
+        <w:footnoteReference w:id="98"/>
       </w:r>
     </w:p>
     <w:p>
@@ -11480,7 +12149,7 @@
           <w:szCs w:val="28"/>
           <w:vertAlign w:val="superscript"/>
         </w:rPr>
-        <w:footnoteReference w:id="92"/>
+        <w:footnoteReference w:id="99"/>
       </w:r>
     </w:p>
     <w:p>
@@ -11510,7 +12179,7 @@
           <w:szCs w:val="28"/>
           <w:vertAlign w:val="superscript"/>
         </w:rPr>
-        <w:footnoteReference w:id="93"/>
+        <w:footnoteReference w:id="100"/>
       </w:r>
     </w:p>
     <w:p>
@@ -11540,7 +12209,7 @@
           <w:szCs w:val="28"/>
           <w:vertAlign w:val="superscript"/>
         </w:rPr>
-        <w:footnoteReference w:id="94"/>
+        <w:footnoteReference w:id="101"/>
       </w:r>
     </w:p>
     <w:p>
@@ -11570,7 +12239,7 @@
           <w:szCs w:val="28"/>
           <w:vertAlign w:val="superscript"/>
         </w:rPr>
-        <w:footnoteReference w:id="95"/>
+        <w:footnoteReference w:id="102"/>
       </w:r>
     </w:p>
     <w:p>
@@ -12399,7 +13068,7 @@
           <w:sz w:val="20"/>
           <w:szCs w:val="20"/>
         </w:rPr>
-        <w:t xml:space="preserve">قانون اساسی جمهوری اسلامی ایران، اصل ۵.</w:t>
+        <w:t xml:space="preserve">کنوانسیون وین حقوق معاهدات، مواد ۳۱ و ۳۲.</w:t>
       </w:r>
     </w:p>
   </w:footnote>
@@ -12432,7 +13101,7 @@
           <w:sz w:val="20"/>
           <w:szCs w:val="20"/>
         </w:rPr>
-        <w:t xml:space="preserve">قانون اساسی جمهوری اسلامی ایران، اصل ۵۷.</w:t>
+        <w:t xml:space="preserve">کنوانسیون وین حقوق معاهدات، ماده ۳۲.</w:t>
       </w:r>
     </w:p>
   </w:footnote>
@@ -12465,7 +13134,7 @@
           <w:sz w:val="20"/>
           <w:szCs w:val="20"/>
         </w:rPr>
-        <w:t xml:space="preserve">قانون اساسی جمهوری اسلامی ایران، اصل ۷۷.</w:t>
+        <w:t xml:space="preserve">قانون اساسی جمهوری اسلامی ایران، اصل ۵.</w:t>
       </w:r>
     </w:p>
   </w:footnote>
@@ -12498,7 +13167,7 @@
           <w:sz w:val="20"/>
           <w:szCs w:val="20"/>
         </w:rPr>
-        <w:t xml:space="preserve">قانون اساسی جمهوری اسلامی ایران، اصل ۱۲۵.</w:t>
+        <w:t xml:space="preserve">قانون اساسی جمهوری اسلامی ایران، اصل ۵۷.</w:t>
       </w:r>
     </w:p>
   </w:footnote>
@@ -12531,7 +13200,7 @@
           <w:sz w:val="20"/>
           <w:szCs w:val="20"/>
         </w:rPr>
-        <w:t xml:space="preserve">قانون اساسی جمهوری اسلامی ایران، اصل ۱۱۰.</w:t>
+        <w:t xml:space="preserve">قانون اساسی جمهوری اسلامی ایران، اصل ۷۷.</w:t>
       </w:r>
     </w:p>
   </w:footnote>
@@ -12564,7 +13233,7 @@
           <w:sz w:val="20"/>
           <w:szCs w:val="20"/>
         </w:rPr>
-        <w:t xml:space="preserve">قانون اساسی جمهوری اسلامی ایران، اصل ۱۱۲ (به‌اجمال).</w:t>
+        <w:t xml:space="preserve">قانون اساسی جمهوری اسلامی ایران، اصل ۱۲۵.</w:t>
       </w:r>
     </w:p>
   </w:footnote>
@@ -12597,7 +13266,7 @@
           <w:sz w:val="20"/>
           <w:szCs w:val="20"/>
         </w:rPr>
-        <w:t xml:space="preserve">قانون اساسی جمهوری اسلامی ایران، اصول ۱۵۲، ۱۵۳ و ۱۵۴ (به‌اجمال).</w:t>
+        <w:t xml:space="preserve">قانون اساسی جمهوری اسلامی ایران، اصل ۱۱۰.</w:t>
       </w:r>
     </w:p>
   </w:footnote>
@@ -12630,7 +13299,7 @@
           <w:sz w:val="20"/>
           <w:szCs w:val="20"/>
         </w:rPr>
-        <w:t xml:space="preserve">قانون اساسی جمهوری اسلامی ایران، اصل ۱۷۶ (به‌اجمال).</w:t>
+        <w:t xml:space="preserve">قانون اساسی جمهوری اسلامی ایران، اصل ۱۱۲ (به‌اجمال).</w:t>
       </w:r>
     </w:p>
   </w:footnote>
@@ -12663,7 +13332,7 @@
           <w:sz w:val="20"/>
           <w:szCs w:val="20"/>
         </w:rPr>
-        <w:t xml:space="preserve">سوره مائده، آیه ۱.</w:t>
+        <w:t xml:space="preserve">قانون اساسی جمهوری اسلامی ایران، اصول ۱۵۲، ۱۵۳ و ۱۵۴ (به‌اجمال).</w:t>
       </w:r>
     </w:p>
   </w:footnote>
@@ -12696,7 +13365,7 @@
           <w:sz w:val="20"/>
           <w:szCs w:val="20"/>
         </w:rPr>
-        <w:t xml:space="preserve">ر.ک: شیخ انصاری، مرتضی، المکاسب، کتاب البیع (مشخصات چاپ، نیازمند بررسی منبع اصلی است)؛ و بجنوردی، سیدمحمدحسن، القواعد الفقهیه، ج ۴، قاعده لزوم (مشخصات چاپ، نیازمند بررسی منبع اصلی است).</w:t>
+        <w:t xml:space="preserve">قانون اساسی جمهوری اسلامی ایران، اصل ۱۷۶ (به‌اجمال).</w:t>
       </w:r>
     </w:p>
   </w:footnote>
@@ -12729,7 +13398,7 @@
           <w:sz w:val="20"/>
           <w:szCs w:val="20"/>
         </w:rPr>
-        <w:t xml:space="preserve">سوره نحل، آیات ۹۱ و ۹۲.</w:t>
+        <w:t xml:space="preserve">سوره مائده، آیه ۱.</w:t>
       </w:r>
     </w:p>
   </w:footnote>
@@ -12762,7 +13431,7 @@
           <w:sz w:val="20"/>
           <w:szCs w:val="20"/>
         </w:rPr>
-        <w:t xml:space="preserve">ر.ک: علامه طباطبایی، سیدمحمدحسین، المیزان فی تفسیر القرآن، ذیل آیه ۹۱ نحل (مشخصات چاپ، نیازمند بررسی منبع اصلی است).</w:t>
+        <w:t xml:space="preserve">ر.ک: شیخ انصاری، مرتضی، المکاسب، کتاب البیع (مشخصات چاپ، نیازمند بررسی منبع اصلی است)؛ و بجنوردی، سیدمحمدحسن، القواعد الفقهیه، ج ۴، قاعده لزوم (مشخصات چاپ، نیازمند بررسی منبع اصلی است).</w:t>
       </w:r>
     </w:p>
   </w:footnote>
@@ -12795,7 +13464,7 @@
           <w:sz w:val="20"/>
           <w:szCs w:val="20"/>
         </w:rPr>
-        <w:t xml:space="preserve">سوره اسراء، آیه ۳۴.</w:t>
+        <w:t xml:space="preserve">سوره نحل، آیات ۹۱ و ۹۲.</w:t>
       </w:r>
     </w:p>
   </w:footnote>
@@ -12828,7 +13497,7 @@
           <w:sz w:val="20"/>
           <w:szCs w:val="20"/>
         </w:rPr>
-        <w:t xml:space="preserve">سوره رعد، آیات ۲۰ تا ۲۵.</w:t>
+        <w:t xml:space="preserve">ر.ک: علامه طباطبایی، سیدمحمدحسین، المیزان فی تفسیر القرآن، ذیل آیه ۹۱ نحل (مشخصات چاپ، نیازمند بررسی منبع اصلی است).</w:t>
       </w:r>
     </w:p>
   </w:footnote>
@@ -12861,7 +13530,7 @@
           <w:sz w:val="20"/>
           <w:szCs w:val="20"/>
         </w:rPr>
-        <w:t xml:space="preserve">سوره مؤمنون، آیه ۸؛ و نیز سوره معارج، آیه ۳۲.</w:t>
+        <w:t xml:space="preserve">سوره اسراء، آیه ۳۴.</w:t>
       </w:r>
     </w:p>
   </w:footnote>
@@ -12894,7 +13563,7 @@
           <w:sz w:val="20"/>
           <w:szCs w:val="20"/>
         </w:rPr>
-        <w:t xml:space="preserve">سوره توبه، آیه ۴.</w:t>
+        <w:t xml:space="preserve">سوره رعد، آیات ۲۰ تا ۲۵.</w:t>
       </w:r>
     </w:p>
   </w:footnote>
@@ -12927,7 +13596,7 @@
           <w:sz w:val="20"/>
           <w:szCs w:val="20"/>
         </w:rPr>
-        <w:t xml:space="preserve">سوره توبه، آیه ۷.</w:t>
+        <w:t xml:space="preserve">سوره مؤمنون، آیه ۸؛ و نیز سوره معارج، آیه ۳۲.</w:t>
       </w:r>
     </w:p>
   </w:footnote>
@@ -12960,7 +13629,7 @@
           <w:sz w:val="20"/>
           <w:szCs w:val="20"/>
         </w:rPr>
-        <w:t xml:space="preserve">سوره انفال، آیه ۵۸.</w:t>
+        <w:t xml:space="preserve">سوره توبه، آیه ۴.</w:t>
       </w:r>
     </w:p>
   </w:footnote>
@@ -12993,7 +13662,7 @@
           <w:sz w:val="20"/>
           <w:szCs w:val="20"/>
         </w:rPr>
-        <w:t xml:space="preserve">سوره انفال، آیه ۷۲.</w:t>
+        <w:t xml:space="preserve">سوره توبه، آیه ۷.</w:t>
       </w:r>
     </w:p>
   </w:footnote>
@@ -13026,7 +13695,7 @@
           <w:sz w:val="20"/>
           <w:szCs w:val="20"/>
         </w:rPr>
-        <w:t xml:space="preserve">حر عاملی، محمد بن حسن، وسائل الشیعه، ابواب خیارات (مشخصات چاپ و نشانی دقیق، نیازمند بررسی منبع اصلی است).</w:t>
+        <w:t xml:space="preserve">سوره انفال، آیه ۵۸.</w:t>
       </w:r>
     </w:p>
   </w:footnote>
@@ -13059,7 +13728,7 @@
           <w:sz w:val="20"/>
           <w:szCs w:val="20"/>
         </w:rPr>
-        <w:t xml:space="preserve">برای بررسی سندی، ر.ک: مجلسی، محمدباقر، بحار الانوار (نشانی دقیق، نیازمند بررسی منبع اصلی است).</w:t>
+        <w:t xml:space="preserve">سوره انفال، آیه ۷۲.</w:t>
       </w:r>
     </w:p>
   </w:footnote>
@@ -13092,7 +13761,7 @@
           <w:sz w:val="20"/>
           <w:szCs w:val="20"/>
         </w:rPr>
-        <w:t xml:space="preserve">نهج‌البلاغه، نامه ۵۳ (عهدنامه مالک اشتر).</w:t>
+        <w:t xml:space="preserve">حر عاملی، محمد بن حسن، وسائل الشیعه، ابواب خیارات (مشخصات چاپ و نشانی دقیق، نیازمند بررسی منبع اصلی است).</w:t>
       </w:r>
     </w:p>
   </w:footnote>
@@ -13125,7 +13794,7 @@
           <w:sz w:val="20"/>
           <w:szCs w:val="20"/>
         </w:rPr>
-        <w:t xml:space="preserve">کلینی، محمد بن یعقوب، الکافی (نشانی دقیق، نیازمند بررسی منبع اصلی است).</w:t>
+        <w:t xml:space="preserve">برای بررسی سندی، ر.ک: مجلسی، محمدباقر، بحار الانوار (نشانی دقیق، نیازمند بررسی منبع اصلی است).</w:t>
       </w:r>
     </w:p>
   </w:footnote>
@@ -13158,7 +13827,7 @@
           <w:sz w:val="20"/>
           <w:szCs w:val="20"/>
         </w:rPr>
-        <w:t xml:space="preserve">حر عاملی، محمد بن حسن، وسائل الشیعه، ابواب جهاد و ابواب احکام عقود (نشانی دقیق، نیازمند بررسی منبع اصلی است).</w:t>
+        <w:t xml:space="preserve">نهج‌البلاغه، نامه ۵۳ (عهدنامه مالک اشتر).</w:t>
       </w:r>
     </w:p>
   </w:footnote>
@@ -13191,7 +13860,7 @@
           <w:sz w:val="20"/>
           <w:szCs w:val="20"/>
         </w:rPr>
-        <w:t xml:space="preserve">ر.ک: ابن‌هشام، السیرة النبویة، ماجرای حدیبیه (مشخصات چاپ، نیازمند بررسی منبع اصلی است).</w:t>
+        <w:t xml:space="preserve">کلینی، محمد بن یعقوب، الکافی (نشانی دقیق، نیازمند بررسی منبع اصلی است).</w:t>
       </w:r>
     </w:p>
   </w:footnote>
@@ -13224,7 +13893,7 @@
           <w:sz w:val="20"/>
           <w:szCs w:val="20"/>
         </w:rPr>
-        <w:t xml:space="preserve">سوره توبه، آیات ۱ تا ۴؛ و ر.ک: طبری، تاریخ الامم و الملوک، ماجرای فتح مکه (مشخصات چاپ، نیازمند بررسی منبع اصلی است).</w:t>
+        <w:t xml:space="preserve">حر عاملی، محمد بن حسن، وسائل الشیعه، ابواب جهاد و ابواب احکام عقود (نشانی دقیق، نیازمند بررسی منبع اصلی است).</w:t>
       </w:r>
     </w:p>
   </w:footnote>
@@ -13257,7 +13926,7 @@
           <w:sz w:val="20"/>
           <w:szCs w:val="20"/>
         </w:rPr>
-        <w:t xml:space="preserve">ر.ک: نهج‌البلاغه، خطبه‌ها و نامه‌های مربوط به صفین (نشانی دقیق، نیازمند بررسی منبع اصلی است).</w:t>
+        <w:t xml:space="preserve">ر.ک: ابن‌هشام، السیرة النبویة، ماجرای حدیبیه (مشخصات چاپ، نیازمند بررسی منبع اصلی است).</w:t>
       </w:r>
     </w:p>
   </w:footnote>
@@ -13290,7 +13959,7 @@
           <w:sz w:val="20"/>
           <w:szCs w:val="20"/>
         </w:rPr>
-        <w:t xml:space="preserve">ر.ک: آخوند خراسانی، محمدکاظم، کفایة الاصول، مبحث ملازمه عقلیه (مشخصات چاپ، نیازمند بررسی منبع اصلی است).</w:t>
+        <w:t xml:space="preserve">سوره توبه، آیات ۱ تا ۴؛ و ر.ک: طبری، تاریخ الامم و الملوک، ماجرای فتح مکه (مشخصات چاپ، نیازمند بررسی منبع اصلی است).</w:t>
       </w:r>
     </w:p>
   </w:footnote>
@@ -13323,7 +13992,7 @@
           <w:sz w:val="20"/>
           <w:szCs w:val="20"/>
         </w:rPr>
-        <w:t xml:space="preserve">ر.ک: میرزای نائینی، محمدحسین، فوائد الاصول، مبحث بنای عقلا (مشخصات چاپ، نیازمند بررسی منبع اصلی است).</w:t>
+        <w:t xml:space="preserve">ر.ک: نهج‌البلاغه، خطبه‌ها و نامه‌های مربوط به صفین (نشانی دقیق، نیازمند بررسی منبع اصلی است).</w:t>
       </w:r>
     </w:p>
   </w:footnote>
@@ -13356,7 +14025,7 @@
           <w:sz w:val="20"/>
           <w:szCs w:val="20"/>
         </w:rPr>
-        <w:t xml:space="preserve">ر.ک: آخوند خراسانی، محمدکاظم، کفایة الاصول، مبحث تزاحم؛ و میرزای نائینی، محمدحسین، فوائد الاصول، مبحث تزاحم (مشخصات چاپ، نیازمند بررسی منبع اصلی است).</w:t>
+        <w:t xml:space="preserve">ر.ک: آخوند خراسانی، محمدکاظم، کفایة الاصول، مبحث ملازمه عقلیه (مشخصات چاپ، نیازمند بررسی منبع اصلی است).</w:t>
       </w:r>
     </w:p>
   </w:footnote>
@@ -13389,7 +14058,7 @@
           <w:sz w:val="20"/>
           <w:szCs w:val="20"/>
         </w:rPr>
-        <w:t xml:space="preserve">امام خمینی، سیدروح‌الله، صحیفه امام، نامه به حجت‌الاسلام قدیری (نشانی دقیق، نیازمند بررسی منبع اصلی است).</w:t>
+        <w:t xml:space="preserve">ر.ک: میرزای نائینی، محمدحسین، فوائد الاصول، مبحث بنای عقلا (مشخصات چاپ، نیازمند بررسی منبع اصلی است).</w:t>
       </w:r>
     </w:p>
   </w:footnote>
@@ -13422,7 +14091,7 @@
           <w:sz w:val="20"/>
           <w:szCs w:val="20"/>
         </w:rPr>
-        <w:t xml:space="preserve">شیخ صدوق، محمد بن علی، من لایحضره الفقیه؛ و کلینی، محمد بن یعقوب، الکافی (نشانی دقیق، نیازمند بررسی منبع اصلی است).</w:t>
+        <w:t xml:space="preserve">بجنوردی، سیدمحمدحسن، القواعد الفقهیه، ج ۴، قاعده لزوم (مشخصات چاپ، نیازمند بررسی منبع اصلی است).</w:t>
       </w:r>
     </w:p>
   </w:footnote>
@@ -13455,7 +14124,7 @@
           <w:sz w:val="20"/>
           <w:szCs w:val="20"/>
         </w:rPr>
-        <w:t xml:space="preserve">سوره حج، آیه ۷۸.</w:t>
+        <w:t xml:space="preserve">سوره انفال، آیه ۵۸.</w:t>
       </w:r>
     </w:p>
   </w:footnote>
@@ -13488,7 +14157,7 @@
           <w:sz w:val="20"/>
           <w:szCs w:val="20"/>
         </w:rPr>
-        <w:t xml:space="preserve">امام خمینی، سیدروح‌الله، صحیفه امام (نشانی دقیق، نیازمند بررسی منبع اصلی است).</w:t>
+        <w:t xml:space="preserve">حر عاملی، محمد بن حسن، وسائل الشیعه، ابواب جهاد (نشانی دقیق، نیازمند بررسی منبع اصلی است).</w:t>
       </w:r>
     </w:p>
   </w:footnote>
@@ -13521,7 +14190,7 @@
           <w:sz w:val="20"/>
           <w:szCs w:val="20"/>
         </w:rPr>
-        <w:t xml:space="preserve">طرح مواد کمیسیون حقوق بین‌الملل درباره مسئولیت بین‌المللی دولت‌ها (۲۰۰۱). ر.ک: گزارش‌های کمیسیون حقوق بین‌الملل (نشانی دقیق، نیازمند بررسی منبع اصلی است).</w:t>
+        <w:t xml:space="preserve">سوره نساء، آیه ۱۴۱.</w:t>
       </w:r>
     </w:p>
   </w:footnote>
@@ -13554,7 +14223,7 @@
           <w:sz w:val="20"/>
           <w:szCs w:val="20"/>
         </w:rPr>
-        <w:t xml:space="preserve">طرح مواد مسئولیت بین‌المللی دولت‌ها، مواد ۱ و ۲.</w:t>
+        <w:t xml:space="preserve">ر.ک: آخوند خراسانی، محمدکاظم، کفایة الاصول، مبحث تزاحم؛ و میرزای نائینی، محمدحسین، فوائد الاصول، مبحث تزاحم (مشخصات چاپ، نیازمند بررسی منبع اصلی است).</w:t>
       </w:r>
     </w:p>
   </w:footnote>
@@ -13587,7 +14256,7 @@
           <w:sz w:val="20"/>
           <w:szCs w:val="20"/>
         </w:rPr>
-        <w:t xml:space="preserve">طرح مواد مسئولیت بین‌المللی دولت‌ها، ماده ۴.</w:t>
+        <w:t xml:space="preserve">امام خمینی، سیدروح‌الله، صحیفه امام، نامه به حجت‌الاسلام قدیری (نشانی دقیق، نیازمند بررسی منبع اصلی است).</w:t>
       </w:r>
     </w:p>
   </w:footnote>
@@ -13620,7 +14289,7 @@
           <w:sz w:val="20"/>
           <w:szCs w:val="20"/>
         </w:rPr>
-        <w:t xml:space="preserve">طرح مواد مسئولیت بین‌المللی دولت‌ها، ماده ۷.</w:t>
+        <w:t xml:space="preserve">شیخ صدوق، محمد بن علی، من لایحضره الفقیه؛ و کلینی، محمد بن یعقوب، الکافی (نشانی دقیق، نیازمند بررسی منبع اصلی است).</w:t>
       </w:r>
     </w:p>
   </w:footnote>
@@ -13653,7 +14322,7 @@
           <w:sz w:val="20"/>
           <w:szCs w:val="20"/>
         </w:rPr>
-        <w:t xml:space="preserve">طرح مواد مسئولیت بین‌المللی دولت‌ها، ماده ۸.</w:t>
+        <w:t xml:space="preserve">سوره حج، آیه ۷۸.</w:t>
       </w:r>
     </w:p>
   </w:footnote>
@@ -13686,7 +14355,7 @@
           <w:sz w:val="20"/>
           <w:szCs w:val="20"/>
         </w:rPr>
-        <w:t xml:space="preserve">طرح مواد مسئولیت بین‌المللی دولت‌ها، ماده ۱۱.</w:t>
+        <w:t xml:space="preserve">امام خمینی، سیدروح‌الله، صحیفه امام (نشانی دقیق، نیازمند بررسی منبع اصلی است).</w:t>
       </w:r>
     </w:p>
   </w:footnote>
@@ -13719,7 +14388,7 @@
           <w:sz w:val="20"/>
           <w:szCs w:val="20"/>
         </w:rPr>
-        <w:t xml:space="preserve">قضیه کارکنان دیپلماتیک و کنسولی ایالات متحده در تهران (ایالات متحده علیه ایران)، رأی دیوان بین‌المللی دادگستری، ۱۹۸۰.</w:t>
+        <w:t xml:space="preserve">طرح مواد کمیسیون حقوق بین‌الملل درباره مسئولیت بین‌المللی دولت‌ها (۲۰۰۱). ر.ک: گزارش‌های کمیسیون حقوق بین‌الملل (نشانی دقیق، نیازمند بررسی منبع اصلی است).</w:t>
       </w:r>
     </w:p>
   </w:footnote>
@@ -13752,7 +14421,7 @@
           <w:sz w:val="20"/>
           <w:szCs w:val="20"/>
         </w:rPr>
-        <w:t xml:space="preserve">طرح مواد مسئولیت بین‌المللی دولت‌ها، ماده ۱۲.</w:t>
+        <w:t xml:space="preserve">قضیه فعالیت‌های نظامی و شبه‌نظامی در نیکاراگوئه و علیه آن (نیکاراگوئه علیه ایالات متحده)، رأی دیوان بین‌المللی دادگستری، ۱۹۸۶.</w:t>
       </w:r>
     </w:p>
   </w:footnote>
@@ -13785,7 +14454,7 @@
           <w:sz w:val="20"/>
           <w:szCs w:val="20"/>
         </w:rPr>
-        <w:t xml:space="preserve">طرح مواد مسئولیت بین‌المللی دولت‌ها، مواد ۱۴ و ۱۵ (به‌اجمال).</w:t>
+        <w:t xml:space="preserve">طرح مواد مسئولیت بین‌المللی دولت‌ها، مواد ۱ و ۲.</w:t>
       </w:r>
     </w:p>
   </w:footnote>
@@ -13818,7 +14487,7 @@
           <w:sz w:val="20"/>
           <w:szCs w:val="20"/>
         </w:rPr>
-        <w:t xml:space="preserve">طرح مواد مسئولیت بین‌المللی دولت‌ها، ماده ۳۲.</w:t>
+        <w:t xml:space="preserve">طرح مواد مسئولیت بین‌المللی دولت‌ها، ماده ۴.</w:t>
       </w:r>
     </w:p>
   </w:footnote>
@@ -13851,7 +14520,7 @@
           <w:sz w:val="20"/>
           <w:szCs w:val="20"/>
         </w:rPr>
-        <w:t xml:space="preserve">طرح مواد مسئولیت بین‌المللی دولت‌ها، مواد ۲۰ تا ۲۵.</w:t>
+        <w:t xml:space="preserve">طرح مواد مسئولیت بین‌المللی دولت‌ها، ماده ۷.</w:t>
       </w:r>
     </w:p>
   </w:footnote>
@@ -13884,7 +14553,7 @@
           <w:sz w:val="20"/>
           <w:szCs w:val="20"/>
         </w:rPr>
-        <w:t xml:space="preserve">طرح مواد مسئولیت بین‌المللی دولت‌ها، ماده ۲۵.</w:t>
+        <w:t xml:space="preserve">طرح مواد مسئولیت بین‌المللی دولت‌ها، ماده ۸.</w:t>
       </w:r>
     </w:p>
   </w:footnote>
@@ -13917,7 +14586,7 @@
           <w:sz w:val="20"/>
           <w:szCs w:val="20"/>
         </w:rPr>
-        <w:t xml:space="preserve">طرح مواد مسئولیت بین‌المللی دولت‌ها، مواد ۲۲ و ۴۹ تا ۵۴ (به‌اجمال).</w:t>
+        <w:t xml:space="preserve">طرح مواد مسئولیت بین‌المللی دولت‌ها، ماده ۱۱.</w:t>
       </w:r>
     </w:p>
   </w:footnote>
@@ -13950,7 +14619,7 @@
           <w:sz w:val="20"/>
           <w:szCs w:val="20"/>
         </w:rPr>
-        <w:t xml:space="preserve">طرح مواد مسئولیت بین‌المللی دولت‌ها، ماده ۲۳.</w:t>
+        <w:t xml:space="preserve">قضیه کارکنان دیپلماتیک و کنسولی ایالات متحده در تهران (ایالات متحده علیه ایران)، رأی دیوان بین‌المللی دادگستری، ۱۹۸۰.</w:t>
       </w:r>
     </w:p>
   </w:footnote>
@@ -13983,7 +14652,7 @@
           <w:sz w:val="20"/>
           <w:szCs w:val="20"/>
         </w:rPr>
-        <w:t xml:space="preserve">طرح مواد مسئولیت بین‌المللی دولت‌ها، ماده ۲۶.</w:t>
+        <w:t xml:space="preserve">طرح مواد مسئولیت بین‌المللی دولت‌ها، ماده ۱۲.</w:t>
       </w:r>
     </w:p>
   </w:footnote>
@@ -14016,7 +14685,7 @@
           <w:sz w:val="20"/>
           <w:szCs w:val="20"/>
         </w:rPr>
-        <w:t xml:space="preserve">طرح مواد مسئولیت بین‌المللی دولت‌ها، مواد ۳۰، ۳۱ و ۳۴ تا ۳۷.</w:t>
+        <w:t xml:space="preserve">طرح مواد مسئولیت بین‌المللی دولت‌ها، مواد ۱۴ و ۱۵ (به‌اجمال).</w:t>
       </w:r>
     </w:p>
   </w:footnote>
@@ -14049,7 +14718,7 @@
           <w:sz w:val="20"/>
           <w:szCs w:val="20"/>
         </w:rPr>
-        <w:t xml:space="preserve">کنوانسیون وین حقوق معاهدات، مواد ۷۰ و ۷۲.</w:t>
+        <w:t xml:space="preserve">طرح مواد مسئولیت بین‌المللی دولت‌ها، ماده ۳۲.</w:t>
       </w:r>
     </w:p>
   </w:footnote>
@@ -14082,7 +14751,7 @@
           <w:sz w:val="20"/>
           <w:szCs w:val="20"/>
         </w:rPr>
-        <w:t xml:space="preserve">کنوانسیون وین حقوق معاهدات، مواد ۱۹ تا ۲۳.</w:t>
+        <w:t xml:space="preserve">طرح مواد مسئولیت بین‌المللی دولت‌ها، مواد ۲۰ تا ۲۵.</w:t>
       </w:r>
     </w:p>
   </w:footnote>
@@ -14115,7 +14784,7 @@
           <w:sz w:val="20"/>
           <w:szCs w:val="20"/>
         </w:rPr>
-        <w:t xml:space="preserve">قانون اساسی جمهوری اسلامی ایران، اصل ۵.</w:t>
+        <w:t xml:space="preserve">طرح مواد مسئولیت بین‌المللی دولت‌ها، ماده ۲۵.</w:t>
       </w:r>
     </w:p>
   </w:footnote>
@@ -14148,7 +14817,7 @@
           <w:sz w:val="20"/>
           <w:szCs w:val="20"/>
         </w:rPr>
-        <w:t xml:space="preserve">برای صورت‌بندی دو دیدگاه، ر.ک: «ولایت مطلقه فقیه در قانون اساسی» و «مفهوم ولایت مطلقه فقیه در قانون اساسی جمهوری اسلامی ایران»، پایگاه اطلاع‌رسانی حوزه، به نشانی‌های یادشده در پیشینه پژوهش. همچنین ر.ک: سیدابوالفضل قاضی شریعت‌پناهی، حقوق اساسی و نهادهای سیاسی؛ و سیدمحمد هاشمی، حقوق اساسی جمهوری اسلامی ایران.</w:t>
+        <w:t xml:space="preserve">طرح مواد مسئولیت بین‌المللی دولت‌ها، مواد ۲۲ و ۴۹ تا ۵۴ (به‌اجمال).</w:t>
       </w:r>
     </w:p>
   </w:footnote>
@@ -14181,7 +14850,7 @@
           <w:sz w:val="20"/>
           <w:szCs w:val="20"/>
         </w:rPr>
-        <w:t xml:space="preserve">قانون اساسی جمهوری اسلامی ایران، اصل ۵.</w:t>
+        <w:t xml:space="preserve">طرح مواد مسئولیت بین‌المللی دولت‌ها، ماده ۲۳.</w:t>
       </w:r>
     </w:p>
   </w:footnote>
@@ -14214,7 +14883,7 @@
           <w:sz w:val="20"/>
           <w:szCs w:val="20"/>
         </w:rPr>
-        <w:t xml:space="preserve">قانون اساسی جمهوری اسلامی ایران، اصل ۵۷.</w:t>
+        <w:t xml:space="preserve">طرح مواد مسئولیت بین‌المللی دولت‌ها، ماده ۲۶.</w:t>
       </w:r>
     </w:p>
   </w:footnote>
@@ -14247,7 +14916,7 @@
           <w:sz w:val="20"/>
           <w:szCs w:val="20"/>
         </w:rPr>
-        <w:t xml:space="preserve">قانون اساسی جمهوری اسلامی ایران، اصل ۷۷.</w:t>
+        <w:t xml:space="preserve">طرح مواد مسئولیت بین‌المللی دولت‌ها، مواد ۳۰، ۳۱ و ۳۴ تا ۳۷.</w:t>
       </w:r>
     </w:p>
   </w:footnote>
@@ -14280,7 +14949,7 @@
           <w:sz w:val="20"/>
           <w:szCs w:val="20"/>
         </w:rPr>
-        <w:t xml:space="preserve">قانون اساسی جمهوری اسلامی ایران، اصل ۱۱۰.</w:t>
+        <w:t xml:space="preserve">کنوانسیون وین حقوق معاهدات، مواد ۷۰ و ۷۲.</w:t>
       </w:r>
     </w:p>
   </w:footnote>
@@ -14313,7 +14982,7 @@
           <w:sz w:val="20"/>
           <w:szCs w:val="20"/>
         </w:rPr>
-        <w:t xml:space="preserve">قانون اساسی جمهوری اسلامی ایران، اصل ۱۱۲.</w:t>
+        <w:t xml:space="preserve">کنوانسیون وین حقوق معاهدات، مواد ۱۹ تا ۲۳.</w:t>
       </w:r>
     </w:p>
   </w:footnote>
@@ -14346,7 +15015,7 @@
           <w:sz w:val="20"/>
           <w:szCs w:val="20"/>
         </w:rPr>
-        <w:t xml:space="preserve">قانون اساسی جمهوری اسلامی ایران، اصل ۱۲۵.</w:t>
+        <w:t xml:space="preserve">قانون اساسی جمهوری اسلامی ایران، اصل ۵.</w:t>
       </w:r>
     </w:p>
   </w:footnote>
@@ -14379,7 +15048,7 @@
           <w:sz w:val="20"/>
           <w:szCs w:val="20"/>
         </w:rPr>
-        <w:t xml:space="preserve">قانون اساسی جمهوری اسلامی ایران، اصل ۱۵۲.</w:t>
+        <w:t xml:space="preserve">برای صورت‌بندی دو دیدگاه، ر.ک: «ولایت مطلقه فقیه در قانون اساسی» و «مفهوم ولایت مطلقه فقیه در قانون اساسی جمهوری اسلامی ایران»، پایگاه اطلاع‌رسانی حوزه، به نشانی‌های یادشده در پیشینه پژوهش. همچنین ر.ک: سیدابوالفضل قاضی شریعت‌پناهی، حقوق اساسی و نهادهای سیاسی؛ و سیدمحمد هاشمی، حقوق اساسی جمهوری اسلامی ایران.</w:t>
       </w:r>
     </w:p>
   </w:footnote>
@@ -14412,7 +15081,7 @@
           <w:sz w:val="20"/>
           <w:szCs w:val="20"/>
         </w:rPr>
-        <w:t xml:space="preserve">قانون اساسی جمهوری اسلامی ایران، اصل ۱۵۳.</w:t>
+        <w:t xml:space="preserve">قانون اساسی جمهوری اسلامی ایران، اصل ۵.</w:t>
       </w:r>
     </w:p>
   </w:footnote>
@@ -14445,7 +15114,7 @@
           <w:sz w:val="20"/>
           <w:szCs w:val="20"/>
         </w:rPr>
-        <w:t xml:space="preserve">قانون اساسی جمهوری اسلامی ایران، اصل ۱۵۴.</w:t>
+        <w:t xml:space="preserve">قانون اساسی جمهوری اسلامی ایران، اصل ۵۷.</w:t>
       </w:r>
     </w:p>
   </w:footnote>
@@ -14478,7 +15147,7 @@
           <w:sz w:val="20"/>
           <w:szCs w:val="20"/>
         </w:rPr>
-        <w:t xml:space="preserve">قانون اساسی جمهوری اسلامی ایران، اصل ۱۷۶ (به‌اجمال).</w:t>
+        <w:t xml:space="preserve">قانون اساسی جمهوری اسلامی ایران، اصل ۷۷.</w:t>
       </w:r>
     </w:p>
   </w:footnote>
@@ -14511,7 +15180,7 @@
           <w:sz w:val="20"/>
           <w:szCs w:val="20"/>
         </w:rPr>
-        <w:t xml:space="preserve">کنوانسیون وین حقوق معاهدات، ماده ۱.</w:t>
+        <w:t xml:space="preserve">قانون اساسی جمهوری اسلامی ایران، اصل ۱۱۰.</w:t>
       </w:r>
     </w:p>
   </w:footnote>
@@ -14544,7 +15213,7 @@
           <w:sz w:val="20"/>
           <w:szCs w:val="20"/>
         </w:rPr>
-        <w:t xml:space="preserve">کنوانسیون وین حقوق معاهدات، ماده ۲ (به‌اجمال).</w:t>
+        <w:t xml:space="preserve">قانون اساسی جمهوری اسلامی ایران، اصل ۱۱۲.</w:t>
       </w:r>
     </w:p>
   </w:footnote>
@@ -14577,7 +15246,7 @@
           <w:sz w:val="20"/>
           <w:szCs w:val="20"/>
         </w:rPr>
-        <w:t xml:space="preserve">کنوانسیون وین حقوق معاهدات، ماده ۲۶.</w:t>
+        <w:t xml:space="preserve">قانون اساسی جمهوری اسلامی ایران، اصل ۱۲۵.</w:t>
       </w:r>
     </w:p>
   </w:footnote>
@@ -14610,7 +15279,7 @@
           <w:sz w:val="20"/>
           <w:szCs w:val="20"/>
         </w:rPr>
-        <w:t xml:space="preserve">کنوانسیون وین حقوق معاهدات، ماده ۲۷.</w:t>
+        <w:t xml:space="preserve">قانون اساسی جمهوری اسلامی ایران، اصل ۱۵۲.</w:t>
       </w:r>
     </w:p>
   </w:footnote>
@@ -14643,7 +15312,7 @@
           <w:sz w:val="20"/>
           <w:szCs w:val="20"/>
         </w:rPr>
-        <w:t xml:space="preserve">کنوانسیون وین حقوق معاهدات، ماده ۴۶ (به‌اجمال).</w:t>
+        <w:t xml:space="preserve">قانون اساسی جمهوری اسلامی ایران، اصل ۱۵۳.</w:t>
       </w:r>
     </w:p>
   </w:footnote>
@@ -14676,7 +15345,7 @@
           <w:sz w:val="20"/>
           <w:szCs w:val="20"/>
         </w:rPr>
-        <w:t xml:space="preserve">کنوانسیون وین حقوق معاهدات، ماده ۵۳ (به‌اجمال).</w:t>
+        <w:t xml:space="preserve">قانون اساسی جمهوری اسلامی ایران، اصل ۱۵۴.</w:t>
       </w:r>
     </w:p>
   </w:footnote>
@@ -14709,7 +15378,7 @@
           <w:sz w:val="20"/>
           <w:szCs w:val="20"/>
         </w:rPr>
-        <w:t xml:space="preserve">کنوانسیون وین حقوق معاهدات، مواد ۵۴ تا ۶۴ (به‌اجمال).</w:t>
+        <w:t xml:space="preserve">قانون اساسی جمهوری اسلامی ایران، اصل ۱۷۶ (به‌اجمال).</w:t>
       </w:r>
     </w:p>
   </w:footnote>
@@ -14742,11 +15411,242 @@
           <w:sz w:val="20"/>
           <w:szCs w:val="20"/>
         </w:rPr>
-        <w:t xml:space="preserve">کنوانسیون وین حقوق معاهدات، مواد ۶۵ تا ۶۸ (به‌اجمال).</w:t>
+        <w:t xml:space="preserve">کنوانسیون وین حقوق معاهدات، ماده ۱.</w:t>
       </w:r>
     </w:p>
   </w:footnote>
   <w:footnote w:id="95">
+    <w:p>
+      <w:pPr>
+        <w:bidi w:val="1"/>
+        <w:jc w:val="both"/>
+        <w:spacing w:after="40" w:line="240" w:lineRule="auto"/>
+      </w:pPr>
+      <w:r>
+        <w:rPr>
+          <w:rFonts w:ascii="B Lotus" w:hAnsi="B Lotus" w:cs="B Lotus"/>
+          <w:sz w:val="20"/>
+          <w:szCs w:val="20"/>
+        </w:rPr>
+        <w:footnoteRef/>
+      </w:r>
+      <w:r>
+        <w:rPr>
+          <w:rFonts w:ascii="B Lotus" w:hAnsi="B Lotus" w:cs="B Lotus"/>
+          <w:sz w:val="20"/>
+          <w:szCs w:val="20"/>
+        </w:rPr>
+        <w:t xml:space="preserve"> </w:t>
+      </w:r>
+      <w:r>
+        <w:rPr>
+          <w:rFonts w:ascii="B Lotus" w:hAnsi="B Lotus" w:cs="B Lotus"/>
+          <w:sz w:val="20"/>
+          <w:szCs w:val="20"/>
+        </w:rPr>
+        <w:t xml:space="preserve">کنوانسیون وین حقوق معاهدات، ماده ۲ (به‌اجمال).</w:t>
+      </w:r>
+    </w:p>
+  </w:footnote>
+  <w:footnote w:id="96">
+    <w:p>
+      <w:pPr>
+        <w:bidi w:val="1"/>
+        <w:jc w:val="both"/>
+        <w:spacing w:after="40" w:line="240" w:lineRule="auto"/>
+      </w:pPr>
+      <w:r>
+        <w:rPr>
+          <w:rFonts w:ascii="B Lotus" w:hAnsi="B Lotus" w:cs="B Lotus"/>
+          <w:sz w:val="20"/>
+          <w:szCs w:val="20"/>
+        </w:rPr>
+        <w:footnoteRef/>
+      </w:r>
+      <w:r>
+        <w:rPr>
+          <w:rFonts w:ascii="B Lotus" w:hAnsi="B Lotus" w:cs="B Lotus"/>
+          <w:sz w:val="20"/>
+          <w:szCs w:val="20"/>
+        </w:rPr>
+        <w:t xml:space="preserve"> </w:t>
+      </w:r>
+      <w:r>
+        <w:rPr>
+          <w:rFonts w:ascii="B Lotus" w:hAnsi="B Lotus" w:cs="B Lotus"/>
+          <w:sz w:val="20"/>
+          <w:szCs w:val="20"/>
+        </w:rPr>
+        <w:t xml:space="preserve">کنوانسیون وین حقوق معاهدات، ماده ۲۶.</w:t>
+      </w:r>
+    </w:p>
+  </w:footnote>
+  <w:footnote w:id="97">
+    <w:p>
+      <w:pPr>
+        <w:bidi w:val="1"/>
+        <w:jc w:val="both"/>
+        <w:spacing w:after="40" w:line="240" w:lineRule="auto"/>
+      </w:pPr>
+      <w:r>
+        <w:rPr>
+          <w:rFonts w:ascii="B Lotus" w:hAnsi="B Lotus" w:cs="B Lotus"/>
+          <w:sz w:val="20"/>
+          <w:szCs w:val="20"/>
+        </w:rPr>
+        <w:footnoteRef/>
+      </w:r>
+      <w:r>
+        <w:rPr>
+          <w:rFonts w:ascii="B Lotus" w:hAnsi="B Lotus" w:cs="B Lotus"/>
+          <w:sz w:val="20"/>
+          <w:szCs w:val="20"/>
+        </w:rPr>
+        <w:t xml:space="preserve"> </w:t>
+      </w:r>
+      <w:r>
+        <w:rPr>
+          <w:rFonts w:ascii="B Lotus" w:hAnsi="B Lotus" w:cs="B Lotus"/>
+          <w:sz w:val="20"/>
+          <w:szCs w:val="20"/>
+        </w:rPr>
+        <w:t xml:space="preserve">کنوانسیون وین حقوق معاهدات، ماده ۲۷.</w:t>
+      </w:r>
+    </w:p>
+  </w:footnote>
+  <w:footnote w:id="98">
+    <w:p>
+      <w:pPr>
+        <w:bidi w:val="1"/>
+        <w:jc w:val="both"/>
+        <w:spacing w:after="40" w:line="240" w:lineRule="auto"/>
+      </w:pPr>
+      <w:r>
+        <w:rPr>
+          <w:rFonts w:ascii="B Lotus" w:hAnsi="B Lotus" w:cs="B Lotus"/>
+          <w:sz w:val="20"/>
+          <w:szCs w:val="20"/>
+        </w:rPr>
+        <w:footnoteRef/>
+      </w:r>
+      <w:r>
+        <w:rPr>
+          <w:rFonts w:ascii="B Lotus" w:hAnsi="B Lotus" w:cs="B Lotus"/>
+          <w:sz w:val="20"/>
+          <w:szCs w:val="20"/>
+        </w:rPr>
+        <w:t xml:space="preserve"> </w:t>
+      </w:r>
+      <w:r>
+        <w:rPr>
+          <w:rFonts w:ascii="B Lotus" w:hAnsi="B Lotus" w:cs="B Lotus"/>
+          <w:sz w:val="20"/>
+          <w:szCs w:val="20"/>
+        </w:rPr>
+        <w:t xml:space="preserve">کنوانسیون وین حقوق معاهدات، ماده ۴۶ (به‌اجمال).</w:t>
+      </w:r>
+    </w:p>
+  </w:footnote>
+  <w:footnote w:id="99">
+    <w:p>
+      <w:pPr>
+        <w:bidi w:val="1"/>
+        <w:jc w:val="both"/>
+        <w:spacing w:after="40" w:line="240" w:lineRule="auto"/>
+      </w:pPr>
+      <w:r>
+        <w:rPr>
+          <w:rFonts w:ascii="B Lotus" w:hAnsi="B Lotus" w:cs="B Lotus"/>
+          <w:sz w:val="20"/>
+          <w:szCs w:val="20"/>
+        </w:rPr>
+        <w:footnoteRef/>
+      </w:r>
+      <w:r>
+        <w:rPr>
+          <w:rFonts w:ascii="B Lotus" w:hAnsi="B Lotus" w:cs="B Lotus"/>
+          <w:sz w:val="20"/>
+          <w:szCs w:val="20"/>
+        </w:rPr>
+        <w:t xml:space="preserve"> </w:t>
+      </w:r>
+      <w:r>
+        <w:rPr>
+          <w:rFonts w:ascii="B Lotus" w:hAnsi="B Lotus" w:cs="B Lotus"/>
+          <w:sz w:val="20"/>
+          <w:szCs w:val="20"/>
+        </w:rPr>
+        <w:t xml:space="preserve">کنوانسیون وین حقوق معاهدات، ماده ۵۳ (به‌اجمال).</w:t>
+      </w:r>
+    </w:p>
+  </w:footnote>
+  <w:footnote w:id="100">
+    <w:p>
+      <w:pPr>
+        <w:bidi w:val="1"/>
+        <w:jc w:val="both"/>
+        <w:spacing w:after="40" w:line="240" w:lineRule="auto"/>
+      </w:pPr>
+      <w:r>
+        <w:rPr>
+          <w:rFonts w:ascii="B Lotus" w:hAnsi="B Lotus" w:cs="B Lotus"/>
+          <w:sz w:val="20"/>
+          <w:szCs w:val="20"/>
+        </w:rPr>
+        <w:footnoteRef/>
+      </w:r>
+      <w:r>
+        <w:rPr>
+          <w:rFonts w:ascii="B Lotus" w:hAnsi="B Lotus" w:cs="B Lotus"/>
+          <w:sz w:val="20"/>
+          <w:szCs w:val="20"/>
+        </w:rPr>
+        <w:t xml:space="preserve"> </w:t>
+      </w:r>
+      <w:r>
+        <w:rPr>
+          <w:rFonts w:ascii="B Lotus" w:hAnsi="B Lotus" w:cs="B Lotus"/>
+          <w:sz w:val="20"/>
+          <w:szCs w:val="20"/>
+        </w:rPr>
+        <w:t xml:space="preserve">کنوانسیون وین حقوق معاهدات، مواد ۵۴ تا ۶۴ (به‌اجمال).</w:t>
+      </w:r>
+    </w:p>
+  </w:footnote>
+  <w:footnote w:id="101">
+    <w:p>
+      <w:pPr>
+        <w:bidi w:val="1"/>
+        <w:jc w:val="both"/>
+        <w:spacing w:after="40" w:line="240" w:lineRule="auto"/>
+      </w:pPr>
+      <w:r>
+        <w:rPr>
+          <w:rFonts w:ascii="B Lotus" w:hAnsi="B Lotus" w:cs="B Lotus"/>
+          <w:sz w:val="20"/>
+          <w:szCs w:val="20"/>
+        </w:rPr>
+        <w:footnoteRef/>
+      </w:r>
+      <w:r>
+        <w:rPr>
+          <w:rFonts w:ascii="B Lotus" w:hAnsi="B Lotus" w:cs="B Lotus"/>
+          <w:sz w:val="20"/>
+          <w:szCs w:val="20"/>
+        </w:rPr>
+        <w:t xml:space="preserve"> </w:t>
+      </w:r>
+      <w:r>
+        <w:rPr>
+          <w:rFonts w:ascii="B Lotus" w:hAnsi="B Lotus" w:cs="B Lotus"/>
+          <w:sz w:val="20"/>
+          <w:szCs w:val="20"/>
+        </w:rPr>
+        <w:t xml:space="preserve">کنوانسیون وین حقوق معاهدات، مواد ۶۵ تا ۶۸ (به‌اجمال).</w:t>
+      </w:r>
+    </w:p>
+  </w:footnote>
+  <w:footnote w:id="102">
     <w:p>
       <w:pPr>
         <w:bidi w:val="1"/>

--- a/Resaleh_Sath3_Hadi_Shabestani_v2.docx
+++ b/Resaleh_Sath3_Hadi_Shabestani_v2.docx
@@ -4,7 +4,6 @@
   <w:body>
     <w:p/>
     <w:p/>
-    <w:p/>
     <w:p>
       <w:pPr>
         <w:widowControl/>
@@ -20,8 +19,38 @@
           <w:sz w:val="32"/>
           <w:szCs w:val="32"/>
         </w:rPr>
-        <w:t>حوزه علمیه …</w:t>
-      </w:r>
+        <w:t>حوزه‌های علمیه</w:t>
+      </w:r>
+    </w:p>
+    <w:p>
+      <w:pPr>
+        <w:widowControl/>
+        <w:bidi w:val="1"/>
+        <w:spacing w:before="0" w:after="240" w:line="288" w:lineRule="auto"/>
+        <w:jc w:val="center"/>
+      </w:pPr>
+      <w:r>
+        <w:rPr>
+          <w:rFonts w:ascii="B Titr" w:hAnsi="B Titr" w:cs="B Titr" w:eastAsia="B Titr"/>
+          <w:b/>
+          <w:i w:val="0"/>
+          <w:sz w:val="44"/>
+          <w:szCs w:val="44"/>
+        </w:rPr>
+        <w:t>رساله علمی سطح سه</w:t>
+      </w:r>
+    </w:p>
+    <w:p>
+      <w:pPr>
+        <w:widowControl/>
+        <w:bidi w:val="1"/>
+        <w:spacing w:before="0" w:after="240" w:line="288" w:lineRule="auto"/>
+        <w:ind w:right="1701" w:left="1701"/>
+        <w:jc w:val="center"/>
+        <w:pBdr>
+          <w:bottom w:val="single" w:sz="12" w:space="6" w:color="1F3864"/>
+        </w:pBdr>
+      </w:pPr>
     </w:p>
     <w:p>
       <w:pPr>
@@ -35,10 +64,58 @@
           <w:rFonts w:ascii="B Titr" w:hAnsi="B Titr" w:cs="B Titr" w:eastAsia="B Titr"/>
           <w:b/>
           <w:i w:val="0"/>
-          <w:sz w:val="40"/>
-          <w:szCs w:val="40"/>
-        </w:rPr>
-        <w:t>رساله علمی سطح سه</w:t>
+          <w:sz w:val="44"/>
+          <w:szCs w:val="44"/>
+        </w:rPr>
+        <w:t>عدول ولی فقیه از تعهدات بین‌المللی دولت اسلامی</w:t>
+      </w:r>
+    </w:p>
+    <w:p>
+      <w:pPr>
+        <w:widowControl/>
+        <w:bidi w:val="1"/>
+        <w:spacing w:before="0" w:after="240" w:line="288" w:lineRule="auto"/>
+        <w:jc w:val="center"/>
+      </w:pPr>
+      <w:r>
+        <w:rPr>
+          <w:rFonts w:ascii="B Titr" w:hAnsi="B Titr" w:cs="B Titr" w:eastAsia="B Titr"/>
+          <w:b/>
+          <w:i w:val="0"/>
+          <w:sz w:val="34"/>
+          <w:szCs w:val="34"/>
+        </w:rPr>
+        <w:t>از منظر فقه امامیه و حقوق بین‌الملل</w:t>
+      </w:r>
+    </w:p>
+    <w:p>
+      <w:pPr>
+        <w:widowControl/>
+        <w:bidi w:val="1"/>
+        <w:spacing w:before="0" w:after="240" w:line="288" w:lineRule="auto"/>
+        <w:ind w:right="1701" w:left="1701"/>
+        <w:jc w:val="center"/>
+        <w:pBdr>
+          <w:bottom w:val="single" w:sz="12" w:space="6" w:color="1F3864"/>
+        </w:pBdr>
+      </w:pPr>
+    </w:p>
+    <w:p>
+      <w:pPr>
+        <w:widowControl/>
+        <w:bidi w:val="1"/>
+        <w:spacing w:before="0" w:after="200" w:line="288" w:lineRule="auto"/>
+        <w:jc w:val="center"/>
+      </w:pPr>
+      <w:r>
+        <w:rPr>
+          <w:rFonts w:ascii="B Lotus" w:hAnsi="B Lotus" w:cs="B Lotus" w:eastAsia="B Lotus"/>
+          <w:b/>
+          <w:i w:val="0"/>
+          <w:sz w:val="32"/>
+          <w:szCs w:val="32"/>
+        </w:rPr>
+        <w:t>نگارنده: هادی شبستانی</w:t>
       </w:r>
     </w:p>
     <w:p>
@@ -48,6 +125,16 @@
         <w:spacing w:before="0" w:after="120" w:line="288" w:lineRule="auto"/>
         <w:jc w:val="center"/>
       </w:pPr>
+      <w:r>
+        <w:rPr>
+          <w:rFonts w:ascii="B Lotus" w:hAnsi="B Lotus" w:cs="B Lotus" w:eastAsia="B Lotus"/>
+          <w:b w:val="0"/>
+          <w:i w:val="0"/>
+          <w:sz w:val="28"/>
+          <w:szCs w:val="28"/>
+        </w:rPr>
+        <w:t>استاد راهنما: …………………………</w:t>
+      </w:r>
     </w:p>
     <w:p>
       <w:pPr>
@@ -58,13 +145,31 @@
       </w:pPr>
       <w:r>
         <w:rPr>
-          <w:rFonts w:ascii="B Titr" w:hAnsi="B Titr" w:cs="B Titr" w:eastAsia="B Titr"/>
-          <w:b/>
-          <w:i w:val="0"/>
-          <w:sz w:val="40"/>
-          <w:szCs w:val="40"/>
-        </w:rPr>
-        <w:t>قلمرو اختیارات ولی فقیه در تعلیق و نقض یک‌جانبه معاهدات بین‌المللی</w:t>
+          <w:rFonts w:ascii="B Lotus" w:hAnsi="B Lotus" w:cs="B Lotus" w:eastAsia="B Lotus"/>
+          <w:b w:val="0"/>
+          <w:i w:val="0"/>
+          <w:sz w:val="28"/>
+          <w:szCs w:val="28"/>
+        </w:rPr>
+        <w:t>استاد مشاور: …………………………</w:t>
+      </w:r>
+    </w:p>
+    <w:p>
+      <w:pPr>
+        <w:widowControl/>
+        <w:bidi w:val="1"/>
+        <w:spacing w:before="0" w:after="240" w:line="288" w:lineRule="auto"/>
+        <w:jc w:val="center"/>
+      </w:pPr>
+      <w:r>
+        <w:rPr>
+          <w:rFonts w:ascii="B Lotus" w:hAnsi="B Lotus" w:cs="B Lotus" w:eastAsia="B Lotus"/>
+          <w:b w:val="0"/>
+          <w:i w:val="0"/>
+          <w:sz w:val="28"/>
+          <w:szCs w:val="28"/>
+        </w:rPr>
+        <w:t>گرایش: فقه و اصول</w:t>
       </w:r>
     </w:p>
     <w:p>
@@ -76,119 +181,13 @@
       </w:pPr>
       <w:r>
         <w:rPr>
-          <w:rFonts w:ascii="B Titr" w:hAnsi="B Titr" w:cs="B Titr" w:eastAsia="B Titr"/>
-          <w:b/>
-          <w:i w:val="0"/>
-          <w:sz w:val="36"/>
-          <w:szCs w:val="36"/>
-        </w:rPr>
-        <w:t>(مطالعه فقهی ـ حقوقی)</w:t>
-      </w:r>
-    </w:p>
-    <w:p>
-      <w:pPr>
-        <w:widowControl/>
-        <w:bidi w:val="1"/>
-        <w:spacing w:before="0" w:after="120" w:line="288" w:lineRule="auto"/>
-        <w:jc w:val="center"/>
-      </w:pPr>
-    </w:p>
-    <w:p>
-      <w:pPr>
-        <w:widowControl/>
-        <w:bidi w:val="1"/>
-        <w:spacing w:before="0" w:after="120" w:line="288" w:lineRule="auto"/>
-        <w:jc w:val="center"/>
-      </w:pPr>
-      <w:r>
-        <w:rPr>
-          <w:rFonts w:ascii="B Lotus" w:hAnsi="B Lotus" w:cs="B Lotus" w:eastAsia="B Lotus"/>
-          <w:b/>
-          <w:i w:val="0"/>
-          <w:sz w:val="32"/>
-          <w:szCs w:val="32"/>
-        </w:rPr>
-        <w:t>نگارنده: هادی شبستانی</w:t>
-      </w:r>
-    </w:p>
-    <w:p>
-      <w:pPr>
-        <w:widowControl/>
-        <w:bidi w:val="1"/>
-        <w:spacing w:before="0" w:after="120" w:line="288" w:lineRule="auto"/>
-        <w:jc w:val="center"/>
-      </w:pPr>
-      <w:r>
-        <w:rPr>
-          <w:rFonts w:ascii="B Lotus" w:hAnsi="B Lotus" w:cs="B Lotus" w:eastAsia="B Lotus"/>
-          <w:b w:val="0"/>
-          <w:i w:val="0"/>
-          <w:sz w:val="28"/>
-          <w:szCs w:val="28"/>
-        </w:rPr>
-        <w:t>استاد راهنما: …………………</w:t>
-      </w:r>
-    </w:p>
-    <w:p>
-      <w:pPr>
-        <w:widowControl/>
-        <w:bidi w:val="1"/>
-        <w:spacing w:before="0" w:after="120" w:line="288" w:lineRule="auto"/>
-        <w:jc w:val="center"/>
-      </w:pPr>
-      <w:r>
-        <w:rPr>
-          <w:rFonts w:ascii="B Lotus" w:hAnsi="B Lotus" w:cs="B Lotus" w:eastAsia="B Lotus"/>
-          <w:b w:val="0"/>
-          <w:i w:val="0"/>
-          <w:sz w:val="28"/>
-          <w:szCs w:val="28"/>
-        </w:rPr>
-        <w:t>استاد مشاور: …………………</w:t>
-      </w:r>
-    </w:p>
-    <w:p>
-      <w:pPr>
-        <w:widowControl/>
-        <w:bidi w:val="1"/>
-        <w:spacing w:before="0" w:after="120" w:line="288" w:lineRule="auto"/>
-        <w:jc w:val="center"/>
-      </w:pPr>
-      <w:r>
-        <w:rPr>
-          <w:rFonts w:ascii="B Lotus" w:hAnsi="B Lotus" w:cs="B Lotus" w:eastAsia="B Lotus"/>
-          <w:b w:val="0"/>
-          <w:i w:val="0"/>
-          <w:sz w:val="28"/>
-          <w:szCs w:val="28"/>
-        </w:rPr>
-        <w:t>رشته: …………………</w:t>
-      </w:r>
-    </w:p>
-    <w:p>
-      <w:pPr>
-        <w:widowControl/>
-        <w:bidi w:val="1"/>
-        <w:spacing w:before="0" w:after="120" w:line="288" w:lineRule="auto"/>
-        <w:jc w:val="center"/>
-      </w:pPr>
-    </w:p>
-    <w:p>
-      <w:pPr>
-        <w:widowControl/>
-        <w:bidi w:val="1"/>
-        <w:spacing w:before="0" w:after="120" w:line="288" w:lineRule="auto"/>
-        <w:jc w:val="center"/>
-      </w:pPr>
-      <w:r>
-        <w:rPr>
-          <w:rFonts w:ascii="B Lotus" w:hAnsi="B Lotus" w:cs="B Lotus" w:eastAsia="B Lotus"/>
-          <w:b w:val="0"/>
-          <w:i w:val="0"/>
-          <w:sz w:val="28"/>
-          <w:szCs w:val="28"/>
-        </w:rPr>
-        <w:t>۱۴۰۵</w:t>
+          <w:rFonts w:ascii="B Lotus" w:hAnsi="B Lotus" w:cs="B Lotus" w:eastAsia="B Lotus"/>
+          <w:b w:val="0"/>
+          <w:i w:val="0"/>
+          <w:sz w:val="28"/>
+          <w:szCs w:val="28"/>
+        </w:rPr>
+        <w:t>سال تحصیلی ۱۴۰۵ ـ ۱۴۰۶</w:t>
       </w:r>
     </w:p>
     <w:p>
@@ -228,31 +227,9 @@
       <w:pPr>
         <w:widowControl/>
         <w:bidi w:val="1"/>
-        <w:spacing w:before="0" w:after="120" w:line="288" w:lineRule="auto"/>
-        <w:jc w:val="both"/>
-      </w:pPr>
-      <w:r>
-        <w:rPr>
-          <w:rFonts w:ascii="B Lotus" w:hAnsi="B Lotus" w:cs="B Lotus" w:eastAsia="B Lotus"/>
-          <w:b w:val="0"/>
-          <w:i w:val="0"/>
-          <w:sz w:val="28"/>
-          <w:szCs w:val="28"/>
-        </w:rPr>
-        <w:t>%% صفحه عنوان</w:t>
-      </w:r>
-    </w:p>
-    <w:p>
-      <w:r>
-        <w:br w:type="page"/>
-      </w:r>
-    </w:p>
-    <w:p>
-      <w:pPr>
-        <w:widowControl/>
-        <w:bidi w:val="1"/>
         <w:spacing w:before="120" w:after="240" w:line="288" w:lineRule="auto"/>
         <w:jc w:val="center"/>
+        <w:keepNext w:val="1"/>
       </w:pPr>
       <w:r>
         <w:rPr>
@@ -270,6 +247,7 @@
         <w:widowControl/>
         <w:bidi w:val="1"/>
         <w:spacing w:before="0" w:after="120" w:line="288" w:lineRule="auto"/>
+        <w:ind w:firstLine="283"/>
         <w:jc w:val="both"/>
       </w:pPr>
       <w:r>
@@ -288,6 +266,7 @@
         <w:widowControl/>
         <w:bidi w:val="1"/>
         <w:spacing w:before="0" w:after="120" w:line="288" w:lineRule="auto"/>
+        <w:ind w:firstLine="283"/>
         <w:jc w:val="both"/>
       </w:pPr>
       <w:r>
@@ -306,6 +285,7 @@
         <w:widowControl/>
         <w:bidi w:val="1"/>
         <w:spacing w:before="0" w:after="120" w:line="288" w:lineRule="auto"/>
+        <w:ind w:firstLine="283"/>
         <w:jc w:val="both"/>
       </w:pPr>
       <w:r>
@@ -324,6 +304,7 @@
         <w:widowControl/>
         <w:bidi w:val="1"/>
         <w:spacing w:before="0" w:after="120" w:line="288" w:lineRule="auto"/>
+        <w:ind w:firstLine="283"/>
         <w:jc w:val="both"/>
       </w:pPr>
       <w:r>
@@ -342,6 +323,7 @@
         <w:widowControl/>
         <w:bidi w:val="1"/>
         <w:spacing w:before="0" w:after="120" w:line="288" w:lineRule="auto"/>
+        <w:ind w:firstLine="283"/>
         <w:jc w:val="both"/>
       </w:pPr>
       <w:r>
@@ -360,6 +342,7 @@
         <w:widowControl/>
         <w:bidi w:val="1"/>
         <w:spacing w:before="0" w:after="120" w:line="288" w:lineRule="auto"/>
+        <w:ind w:firstLine="283"/>
         <w:jc w:val="both"/>
       </w:pPr>
       <w:r>
@@ -375,103 +358,67 @@
     </w:p>
     <w:p>
       <w:pPr>
-        <w:widowControl/>
-        <w:bidi w:val="1"/>
-        <w:spacing w:before="0" w:after="120" w:line="288" w:lineRule="auto"/>
-        <w:jc w:val="both"/>
-      </w:pPr>
-      <w:r>
-        <w:rPr>
-          <w:rFonts w:ascii="B Lotus" w:hAnsi="B Lotus" w:cs="B Lotus" w:eastAsia="B Lotus"/>
-          <w:b w:val="0"/>
-          <w:i w:val="0"/>
-          <w:sz w:val="28"/>
-          <w:szCs w:val="28"/>
-        </w:rPr>
-        <w:t>%% بسم الله</w:t>
-      </w:r>
-    </w:p>
-    <w:p>
-      <w:pPr>
-        <w:widowControl/>
-        <w:bidi w:val="1"/>
-        <w:spacing w:before="0" w:after="120" w:line="288" w:lineRule="auto"/>
-        <w:jc w:val="both"/>
-      </w:pPr>
-      <w:r>
-        <w:rPr>
-          <w:rFonts w:ascii="B Lotus" w:hAnsi="B Lotus" w:cs="B Lotus" w:eastAsia="B Lotus"/>
-          <w:b w:val="0"/>
-          <w:i w:val="0"/>
-          <w:sz w:val="28"/>
-          <w:szCs w:val="28"/>
-        </w:rPr>
-        <w:t>&gt; بِسْمِ اللَّهِ الرَّحْمَنِ الرَّحِيمِ</w:t>
-      </w:r>
-    </w:p>
-    <w:p>
-      <w:pPr>
-        <w:widowControl/>
-        <w:bidi w:val="1"/>
-        <w:spacing w:before="0" w:after="120" w:line="288" w:lineRule="auto"/>
-        <w:jc w:val="both"/>
-      </w:pPr>
-      <w:r>
-        <w:rPr>
-          <w:rFonts w:ascii="B Lotus" w:hAnsi="B Lotus" w:cs="B Lotus" w:eastAsia="B Lotus"/>
-          <w:b w:val="0"/>
-          <w:i w:val="0"/>
-          <w:sz w:val="28"/>
-          <w:szCs w:val="28"/>
-        </w:rPr>
-        <w:t>&gt;</w:t>
-      </w:r>
-    </w:p>
-    <w:p>
-      <w:pPr>
-        <w:widowControl/>
-        <w:bidi w:val="1"/>
-        <w:spacing w:before="0" w:after="120" w:line="288" w:lineRule="auto"/>
-        <w:jc w:val="both"/>
-      </w:pPr>
-      <w:r>
-        <w:rPr>
-          <w:rFonts w:ascii="B Lotus" w:hAnsi="B Lotus" w:cs="B Lotus" w:eastAsia="B Lotus"/>
-          <w:b w:val="0"/>
-          <w:i w:val="0"/>
-          <w:sz w:val="28"/>
-          <w:szCs w:val="28"/>
-        </w:rPr>
-        <w:t>&gt; يَا أَيُّهَا الَّذِينَ آمَنُوا أَوْفُوا بِالْعُقُودِ</w:t>
-      </w:r>
-      <w:r>
-        <w:rPr>
-          <w:rFonts w:ascii="B Lotus" w:hAnsi="B Lotus" w:cs="B Lotus" w:eastAsia="B Lotus"/>
-          <w:b w:val="0"/>
-          <w:i w:val="0"/>
-          <w:sz w:val="28"/>
-          <w:szCs w:val="28"/>
+        <w:pStyle w:val="TH-Quote"/>
+        <w:widowControl/>
+        <w:bidi w:val="1"/>
+        <w:spacing w:before="160" w:after="160" w:line="288" w:lineRule="auto"/>
+        <w:ind w:right="567" w:left="567"/>
+        <w:jc w:val="center"/>
+        <w:shd w:val="clear" w:fill="F2F2F2"/>
+        <w:pBdr>
+          <w:top w:val="single" w:sz="6" w:space="8" w:color="BFBFBF"/>
+          <w:left w:val="single" w:sz="6" w:space="8" w:color="BFBFBF"/>
+          <w:bottom w:val="single" w:sz="6" w:space="8" w:color="BFBFBF"/>
+          <w:right w:val="single" w:sz="6" w:space="8" w:color="BFBFBF"/>
+        </w:pBdr>
+      </w:pPr>
+      <w:r>
+        <w:rPr>
+          <w:rFonts w:ascii="B Badr" w:hAnsi="B Badr" w:cs="B Badr" w:eastAsia="B Badr"/>
+          <w:b/>
+          <w:i w:val="0"/>
+          <w:sz w:val="26"/>
+          <w:szCs w:val="26"/>
+        </w:rPr>
+        <w:t>بِسْمِ اللَّهِ الرَّحْمَنِ الرَّحِيمِ</w:t>
+      </w:r>
+    </w:p>
+    <w:p>
+      <w:pPr>
+        <w:pStyle w:val="TH-Quote"/>
+        <w:widowControl/>
+        <w:bidi w:val="1"/>
+        <w:spacing w:before="160" w:after="160" w:line="288" w:lineRule="auto"/>
+        <w:ind w:right="567" w:left="567"/>
+        <w:jc w:val="center"/>
+        <w:shd w:val="clear" w:fill="F2F2F2"/>
+        <w:pBdr>
+          <w:top w:val="single" w:sz="6" w:space="8" w:color="BFBFBF"/>
+          <w:left w:val="single" w:sz="6" w:space="8" w:color="BFBFBF"/>
+          <w:bottom w:val="single" w:sz="6" w:space="8" w:color="BFBFBF"/>
+          <w:right w:val="single" w:sz="6" w:space="8" w:color="BFBFBF"/>
+        </w:pBdr>
+      </w:pPr>
+      <w:r>
+        <w:rPr>
+          <w:rFonts w:ascii="B Badr" w:hAnsi="B Badr" w:cs="B Badr" w:eastAsia="B Badr"/>
+          <w:b/>
+          <w:i w:val="0"/>
+          <w:sz w:val="26"/>
+          <w:szCs w:val="26"/>
+        </w:rPr>
+        <w:t>يَا أَيُّهَا الَّذِينَ آمَنُوا أَوْفُوا بِالْعُقُودِ</w:t>
+      </w:r>
+      <w:r>
+        <w:rPr>
+          <w:rFonts w:ascii="B Badr" w:hAnsi="B Badr" w:cs="B Badr" w:eastAsia="B Badr"/>
+          <w:b w:val="0"/>
+          <w:i w:val="0"/>
+          <w:sz w:val="26"/>
+          <w:szCs w:val="26"/>
           <w:vertAlign w:val="superscript"/>
         </w:rPr>
         <w:footnoteReference w:id="2"/>
-      </w:r>
-    </w:p>
-    <w:p>
-      <w:pPr>
-        <w:widowControl/>
-        <w:bidi w:val="1"/>
-        <w:spacing w:before="0" w:after="120" w:line="288" w:lineRule="auto"/>
-        <w:jc w:val="both"/>
-      </w:pPr>
-      <w:r>
-        <w:rPr>
-          <w:rFonts w:ascii="B Lotus" w:hAnsi="B Lotus" w:cs="B Lotus" w:eastAsia="B Lotus"/>
-          <w:b w:val="0"/>
-          <w:i w:val="0"/>
-          <w:sz w:val="28"/>
-          <w:szCs w:val="28"/>
-        </w:rPr>
-        <w:t>%% تقدیم</w:t>
       </w:r>
     </w:p>
     <w:p>
@@ -485,6 +432,7 @@
         <w:bidi w:val="1"/>
         <w:spacing w:before="120" w:after="240" w:line="288" w:lineRule="auto"/>
         <w:jc w:val="center"/>
+        <w:keepNext w:val="1"/>
       </w:pPr>
       <w:r>
         <w:rPr>
@@ -501,8 +449,8 @@
       <w:pPr>
         <w:widowControl/>
         <w:bidi w:val="1"/>
-        <w:spacing w:before="0" w:after="120" w:line="288" w:lineRule="auto"/>
-        <w:jc w:val="both"/>
+        <w:spacing w:before="0" w:after="160" w:line="288" w:lineRule="auto"/>
+        <w:jc w:val="center"/>
       </w:pPr>
       <w:r>
         <w:rPr>
@@ -519,8 +467,8 @@
       <w:pPr>
         <w:widowControl/>
         <w:bidi w:val="1"/>
-        <w:spacing w:before="0" w:after="120" w:line="288" w:lineRule="auto"/>
-        <w:jc w:val="both"/>
+        <w:spacing w:before="0" w:after="160" w:line="288" w:lineRule="auto"/>
+        <w:jc w:val="center"/>
       </w:pPr>
       <w:r>
         <w:rPr>
@@ -537,8 +485,8 @@
       <w:pPr>
         <w:widowControl/>
         <w:bidi w:val="1"/>
-        <w:spacing w:before="0" w:after="120" w:line="288" w:lineRule="auto"/>
-        <w:jc w:val="both"/>
+        <w:spacing w:before="0" w:after="160" w:line="288" w:lineRule="auto"/>
+        <w:jc w:val="center"/>
       </w:pPr>
       <w:r>
         <w:rPr>
@@ -555,8 +503,8 @@
       <w:pPr>
         <w:widowControl/>
         <w:bidi w:val="1"/>
-        <w:spacing w:before="0" w:after="120" w:line="288" w:lineRule="auto"/>
-        <w:jc w:val="both"/>
+        <w:spacing w:before="0" w:after="160" w:line="288" w:lineRule="auto"/>
+        <w:jc w:val="center"/>
       </w:pPr>
       <w:r>
         <w:rPr>
@@ -567,24 +515,6 @@
           <w:szCs w:val="28"/>
         </w:rPr>
         <w:t>و به پدر و مادرم؛ که هرچه دارم از دعای آن‌هاست و هرچه ندارم از کوتاهی خودم.</w:t>
-      </w:r>
-    </w:p>
-    <w:p>
-      <w:pPr>
-        <w:widowControl/>
-        <w:bidi w:val="1"/>
-        <w:spacing w:before="0" w:after="120" w:line="288" w:lineRule="auto"/>
-        <w:jc w:val="both"/>
-      </w:pPr>
-      <w:r>
-        <w:rPr>
-          <w:rFonts w:ascii="B Lotus" w:hAnsi="B Lotus" w:cs="B Lotus" w:eastAsia="B Lotus"/>
-          <w:b w:val="0"/>
-          <w:i w:val="0"/>
-          <w:sz w:val="28"/>
-          <w:szCs w:val="28"/>
-        </w:rPr>
-        <w:t>%% سپاسگزاری</w:t>
       </w:r>
     </w:p>
     <w:p>
@@ -598,6 +528,7 @@
         <w:bidi w:val="1"/>
         <w:spacing w:before="120" w:after="240" w:line="288" w:lineRule="auto"/>
         <w:jc w:val="center"/>
+        <w:keepNext w:val="1"/>
       </w:pPr>
       <w:r>
         <w:rPr>
@@ -614,8 +545,8 @@
       <w:pPr>
         <w:widowControl/>
         <w:bidi w:val="1"/>
-        <w:spacing w:before="0" w:after="120" w:line="288" w:lineRule="auto"/>
-        <w:jc w:val="both"/>
+        <w:spacing w:before="0" w:after="160" w:line="288" w:lineRule="auto"/>
+        <w:jc w:val="center"/>
       </w:pPr>
       <w:r>
         <w:rPr>
@@ -632,8 +563,8 @@
       <w:pPr>
         <w:widowControl/>
         <w:bidi w:val="1"/>
-        <w:spacing w:before="0" w:after="120" w:line="288" w:lineRule="auto"/>
-        <w:jc w:val="both"/>
+        <w:spacing w:before="0" w:after="160" w:line="288" w:lineRule="auto"/>
+        <w:jc w:val="center"/>
       </w:pPr>
       <w:r>
         <w:rPr>
@@ -650,8 +581,8 @@
       <w:pPr>
         <w:widowControl/>
         <w:bidi w:val="1"/>
-        <w:spacing w:before="0" w:after="120" w:line="288" w:lineRule="auto"/>
-        <w:jc w:val="both"/>
+        <w:spacing w:before="0" w:after="160" w:line="288" w:lineRule="auto"/>
+        <w:jc w:val="center"/>
       </w:pPr>
       <w:r>
         <w:rPr>
@@ -668,8 +599,8 @@
       <w:pPr>
         <w:widowControl/>
         <w:bidi w:val="1"/>
-        <w:spacing w:before="0" w:after="120" w:line="288" w:lineRule="auto"/>
-        <w:jc w:val="both"/>
+        <w:spacing w:before="0" w:after="160" w:line="288" w:lineRule="auto"/>
+        <w:jc w:val="center"/>
       </w:pPr>
       <w:r>
         <w:rPr>
@@ -686,8 +617,8 @@
       <w:pPr>
         <w:widowControl/>
         <w:bidi w:val="1"/>
-        <w:spacing w:before="0" w:after="120" w:line="288" w:lineRule="auto"/>
-        <w:jc w:val="both"/>
+        <w:spacing w:before="0" w:after="160" w:line="288" w:lineRule="auto"/>
+        <w:jc w:val="center"/>
       </w:pPr>
       <w:r>
         <w:rPr>
@@ -701,34 +632,18 @@
       </w:r>
     </w:p>
     <w:p>
-      <w:pPr>
-        <w:widowControl/>
-        <w:bidi w:val="1"/>
-        <w:spacing w:before="0" w:after="120" w:line="288" w:lineRule="auto"/>
-        <w:jc w:val="both"/>
-      </w:pPr>
-      <w:r>
-        <w:rPr>
-          <w:rFonts w:ascii="B Lotus" w:hAnsi="B Lotus" w:cs="B Lotus" w:eastAsia="B Lotus"/>
-          <w:b w:val="0"/>
-          <w:i w:val="0"/>
-          <w:sz w:val="28"/>
-          <w:szCs w:val="28"/>
-        </w:rPr>
-        <w:t>%% چکیده فارسی</w:t>
-      </w:r>
-    </w:p>
-    <w:p>
       <w:r>
         <w:br w:type="page"/>
       </w:r>
     </w:p>
     <w:p>
       <w:pPr>
+        <w:pStyle w:val="TH-Front"/>
         <w:widowControl/>
         <w:bidi w:val="1"/>
         <w:spacing w:before="120" w:after="240" w:line="288" w:lineRule="auto"/>
         <w:jc w:val="center"/>
+        <w:keepNext w:val="1"/>
       </w:pPr>
       <w:r>
         <w:rPr>
@@ -746,6 +661,7 @@
         <w:widowControl/>
         <w:bidi w:val="1"/>
         <w:spacing w:before="0" w:after="120" w:line="288" w:lineRule="auto"/>
+        <w:ind w:firstLine="283"/>
         <w:jc w:val="both"/>
       </w:pPr>
       <w:r>
@@ -764,6 +680,7 @@
         <w:widowControl/>
         <w:bidi w:val="1"/>
         <w:spacing w:before="0" w:after="120" w:line="288" w:lineRule="auto"/>
+        <w:ind w:firstLine="283"/>
         <w:jc w:val="both"/>
       </w:pPr>
       <w:r>
@@ -782,6 +699,7 @@
         <w:widowControl/>
         <w:bidi w:val="1"/>
         <w:spacing w:before="0" w:after="120" w:line="288" w:lineRule="auto"/>
+        <w:ind w:firstLine="283"/>
         <w:jc w:val="both"/>
       </w:pPr>
       <w:r>
@@ -799,36 +717,28 @@
       <w:pPr>
         <w:widowControl/>
         <w:bidi w:val="1"/>
-        <w:spacing w:before="0" w:after="120" w:line="288" w:lineRule="auto"/>
-        <w:jc w:val="both"/>
-      </w:pPr>
-      <w:r>
-        <w:rPr>
-          <w:rFonts w:ascii="B Lotus" w:hAnsi="B Lotus" w:cs="B Lotus" w:eastAsia="B Lotus"/>
-          <w:b w:val="0"/>
-          <w:i w:val="0"/>
-          <w:sz w:val="28"/>
-          <w:szCs w:val="28"/>
-        </w:rPr>
-        <w:t>کلیدواژه‌ها: ولی فقیه، تعهدات بین‌المللی، معاهدات، وفای به عهد، حکم حکومتی، تزاحم، مصلحت، مسئولیت بین‌المللی، کنوانسیون وین، قانون اساسی.</w:t>
-      </w:r>
-    </w:p>
-    <w:p>
-      <w:pPr>
-        <w:widowControl/>
-        <w:bidi w:val="1"/>
-        <w:spacing w:before="0" w:after="120" w:line="288" w:lineRule="auto"/>
-        <w:jc w:val="both"/>
-      </w:pPr>
-      <w:r>
-        <w:rPr>
-          <w:rFonts w:ascii="B Lotus" w:hAnsi="B Lotus" w:cs="B Lotus" w:eastAsia="B Lotus"/>
-          <w:b w:val="0"/>
-          <w:i w:val="0"/>
-          <w:sz w:val="28"/>
-          <w:szCs w:val="28"/>
-        </w:rPr>
-        <w:t>%% پیشگفتار</w:t>
+        <w:spacing w:before="240" w:after="120" w:line="288" w:lineRule="auto"/>
+        <w:jc w:val="both"/>
+      </w:pPr>
+      <w:r>
+        <w:rPr>
+          <w:rFonts w:ascii="B Lotus" w:hAnsi="B Lotus" w:cs="B Lotus" w:eastAsia="B Lotus"/>
+          <w:b/>
+          <w:i w:val="0"/>
+          <w:sz w:val="28"/>
+          <w:szCs w:val="28"/>
+        </w:rPr>
+        <w:t xml:space="preserve">کلیدواژه‌ها: </w:t>
+      </w:r>
+      <w:r>
+        <w:rPr>
+          <w:rFonts w:ascii="B Lotus" w:hAnsi="B Lotus" w:cs="B Lotus" w:eastAsia="B Lotus"/>
+          <w:b w:val="0"/>
+          <w:i w:val="0"/>
+          <w:sz w:val="28"/>
+          <w:szCs w:val="28"/>
+        </w:rPr>
+        <w:t>ولی فقیه، تعهدات بین‌المللی، معاهدات، وفای به عهد، حکم حکومتی، تزاحم، مصلحت، مسئولیت بین‌المللی، کنوانسیون وین، قانون اساسی.</w:t>
       </w:r>
     </w:p>
     <w:p>
@@ -838,10 +748,12 @@
     </w:p>
     <w:p>
       <w:pPr>
+        <w:pStyle w:val="TH-Front"/>
         <w:widowControl/>
         <w:bidi w:val="1"/>
         <w:spacing w:before="120" w:after="240" w:line="288" w:lineRule="auto"/>
         <w:jc w:val="center"/>
+        <w:keepNext w:val="1"/>
       </w:pPr>
       <w:r>
         <w:rPr>
@@ -859,6 +771,7 @@
         <w:widowControl/>
         <w:bidi w:val="1"/>
         <w:spacing w:before="0" w:after="120" w:line="288" w:lineRule="auto"/>
+        <w:ind w:firstLine="283"/>
         <w:jc w:val="both"/>
       </w:pPr>
       <w:r>
@@ -877,6 +790,7 @@
         <w:widowControl/>
         <w:bidi w:val="1"/>
         <w:spacing w:before="0" w:after="120" w:line="288" w:lineRule="auto"/>
+        <w:ind w:firstLine="283"/>
         <w:jc w:val="both"/>
       </w:pPr>
       <w:r>
@@ -895,6 +809,7 @@
         <w:widowControl/>
         <w:bidi w:val="1"/>
         <w:spacing w:before="0" w:after="120" w:line="288" w:lineRule="auto"/>
+        <w:ind w:firstLine="283"/>
         <w:jc w:val="both"/>
       </w:pPr>
       <w:r>
@@ -913,6 +828,7 @@
         <w:widowControl/>
         <w:bidi w:val="1"/>
         <w:spacing w:before="0" w:after="120" w:line="288" w:lineRule="auto"/>
+        <w:ind w:firstLine="283"/>
         <w:jc w:val="both"/>
       </w:pPr>
       <w:r>
@@ -931,6 +847,7 @@
         <w:widowControl/>
         <w:bidi w:val="1"/>
         <w:spacing w:before="0" w:after="120" w:line="288" w:lineRule="auto"/>
+        <w:ind w:firstLine="283"/>
         <w:jc w:val="both"/>
       </w:pPr>
       <w:r>
@@ -949,6 +866,7 @@
         <w:widowControl/>
         <w:bidi w:val="1"/>
         <w:spacing w:before="0" w:after="120" w:line="288" w:lineRule="auto"/>
+        <w:ind w:firstLine="283"/>
         <w:jc w:val="both"/>
       </w:pPr>
       <w:r>
@@ -973,6 +891,7 @@
         <w:bidi w:val="1"/>
         <w:spacing w:before="120" w:after="240" w:line="288" w:lineRule="auto"/>
         <w:jc w:val="center"/>
+        <w:keepNext w:val="1"/>
       </w:pPr>
       <w:r>
         <w:rPr>
@@ -1083,14 +1002,15 @@
         <w:pBdr>
           <w:bottom w:val="single" w:sz="12" w:space="6" w:color="1F3864"/>
         </w:pBdr>
+        <w:keepNext w:val="1"/>
       </w:pPr>
       <w:r>
         <w:rPr>
           <w:rFonts w:ascii="B Titr" w:hAnsi="B Titr" w:cs="B Titr" w:eastAsia="B Titr"/>
           <w:b/>
           <w:i w:val="0"/>
-          <w:sz w:val="40"/>
-          <w:szCs w:val="40"/>
+          <w:sz w:val="44"/>
+          <w:szCs w:val="44"/>
         </w:rPr>
         <w:t>مقدمه: کلیات تحقیق</w:t>
       </w:r>
@@ -1102,6 +1022,7 @@
         <w:bidi w:val="1"/>
         <w:spacing w:before="200" w:after="120" w:line="288" w:lineRule="auto"/>
         <w:jc w:val="right"/>
+        <w:keepNext w:val="1"/>
       </w:pPr>
       <w:r>
         <w:rPr>
@@ -1120,6 +1041,7 @@
         <w:widowControl/>
         <w:bidi w:val="1"/>
         <w:spacing w:before="0" w:after="120" w:line="288" w:lineRule="auto"/>
+        <w:ind w:firstLine="283"/>
         <w:jc w:val="both"/>
       </w:pPr>
       <w:r>
@@ -1139,6 +1061,7 @@
         <w:widowControl/>
         <w:bidi w:val="1"/>
         <w:spacing w:before="0" w:after="120" w:line="288" w:lineRule="auto"/>
+        <w:ind w:firstLine="283"/>
         <w:jc w:val="both"/>
       </w:pPr>
       <w:r>
@@ -1158,6 +1081,7 @@
         <w:widowControl/>
         <w:bidi w:val="1"/>
         <w:spacing w:before="0" w:after="120" w:line="288" w:lineRule="auto"/>
+        <w:ind w:firstLine="283"/>
         <w:jc w:val="both"/>
       </w:pPr>
       <w:r>
@@ -1177,6 +1101,7 @@
         <w:widowControl/>
         <w:bidi w:val="1"/>
         <w:spacing w:before="0" w:after="120" w:line="288" w:lineRule="auto"/>
+        <w:ind w:firstLine="283"/>
         <w:jc w:val="both"/>
       </w:pPr>
       <w:r>
@@ -1197,6 +1122,7 @@
         <w:bidi w:val="1"/>
         <w:spacing w:before="200" w:after="120" w:line="288" w:lineRule="auto"/>
         <w:jc w:val="right"/>
+        <w:keepNext w:val="1"/>
       </w:pPr>
       <w:r>
         <w:rPr>
@@ -1215,6 +1141,7 @@
         <w:widowControl/>
         <w:bidi w:val="1"/>
         <w:spacing w:before="0" w:after="120" w:line="288" w:lineRule="auto"/>
+        <w:ind w:firstLine="283"/>
         <w:jc w:val="both"/>
       </w:pPr>
       <w:r>
@@ -1234,6 +1161,7 @@
         <w:widowControl/>
         <w:bidi w:val="1"/>
         <w:spacing w:before="0" w:after="120" w:line="288" w:lineRule="auto"/>
+        <w:ind w:firstLine="283"/>
         <w:jc w:val="both"/>
       </w:pPr>
       <w:r>
@@ -1253,6 +1181,7 @@
         <w:widowControl/>
         <w:bidi w:val="1"/>
         <w:spacing w:before="0" w:after="120" w:line="288" w:lineRule="auto"/>
+        <w:ind w:firstLine="283"/>
         <w:jc w:val="both"/>
       </w:pPr>
       <w:r>
@@ -1273,6 +1202,7 @@
         <w:bidi w:val="1"/>
         <w:spacing w:before="200" w:after="120" w:line="288" w:lineRule="auto"/>
         <w:jc w:val="right"/>
+        <w:keepNext w:val="1"/>
       </w:pPr>
       <w:r>
         <w:rPr>
@@ -1291,6 +1221,7 @@
         <w:widowControl/>
         <w:bidi w:val="1"/>
         <w:spacing w:before="0" w:after="120" w:line="288" w:lineRule="auto"/>
+        <w:ind w:firstLine="283"/>
         <w:jc w:val="both"/>
       </w:pPr>
       <w:r>
@@ -1310,6 +1241,7 @@
         <w:widowControl/>
         <w:bidi w:val="1"/>
         <w:spacing w:before="0" w:after="120" w:line="288" w:lineRule="auto"/>
+        <w:ind w:firstLine="283"/>
         <w:jc w:val="both"/>
       </w:pPr>
       <w:r>
@@ -1330,6 +1262,7 @@
         <w:bidi w:val="1"/>
         <w:spacing w:before="200" w:after="120" w:line="288" w:lineRule="auto"/>
         <w:jc w:val="right"/>
+        <w:keepNext w:val="1"/>
       </w:pPr>
       <w:r>
         <w:rPr>
@@ -1348,6 +1281,7 @@
         <w:widowControl/>
         <w:bidi w:val="1"/>
         <w:spacing w:before="0" w:after="120" w:line="288" w:lineRule="auto"/>
+        <w:ind w:firstLine="283"/>
         <w:jc w:val="both"/>
       </w:pPr>
       <w:r>
@@ -1367,6 +1301,7 @@
         <w:widowControl/>
         <w:bidi w:val="1"/>
         <w:spacing w:before="0" w:after="120" w:line="288" w:lineRule="auto"/>
+        <w:ind w:firstLine="283"/>
         <w:jc w:val="both"/>
       </w:pPr>
       <w:r>
@@ -1387,6 +1322,7 @@
         <w:bidi w:val="1"/>
         <w:spacing w:before="200" w:after="120" w:line="288" w:lineRule="auto"/>
         <w:jc w:val="right"/>
+        <w:keepNext w:val="1"/>
       </w:pPr>
       <w:r>
         <w:rPr>
@@ -1405,6 +1341,7 @@
         <w:widowControl/>
         <w:bidi w:val="1"/>
         <w:spacing w:before="0" w:after="120" w:line="288" w:lineRule="auto"/>
+        <w:ind w:firstLine="283"/>
         <w:jc w:val="both"/>
       </w:pPr>
       <w:r>
@@ -1424,6 +1361,7 @@
         <w:widowControl/>
         <w:bidi w:val="1"/>
         <w:spacing w:before="0" w:after="120" w:line="288" w:lineRule="auto"/>
+        <w:ind w:firstLine="283"/>
         <w:jc w:val="both"/>
       </w:pPr>
       <w:r>
@@ -1444,6 +1382,7 @@
         <w:bidi w:val="1"/>
         <w:spacing w:before="200" w:after="120" w:line="288" w:lineRule="auto"/>
         <w:jc w:val="right"/>
+        <w:keepNext w:val="1"/>
       </w:pPr>
       <w:r>
         <w:rPr>
@@ -1462,6 +1401,7 @@
         <w:widowControl/>
         <w:bidi w:val="1"/>
         <w:spacing w:before="0" w:after="120" w:line="288" w:lineRule="auto"/>
+        <w:ind w:firstLine="283"/>
         <w:jc w:val="both"/>
       </w:pPr>
       <w:r>
@@ -1481,6 +1421,7 @@
         <w:widowControl/>
         <w:bidi w:val="1"/>
         <w:spacing w:before="0" w:after="120" w:line="288" w:lineRule="auto"/>
+        <w:ind w:firstLine="283"/>
         <w:jc w:val="both"/>
       </w:pPr>
       <w:r>
@@ -1500,6 +1441,7 @@
         <w:widowControl/>
         <w:bidi w:val="1"/>
         <w:spacing w:before="0" w:after="120" w:line="288" w:lineRule="auto"/>
+        <w:ind w:firstLine="283"/>
         <w:jc w:val="both"/>
       </w:pPr>
       <w:r>
@@ -1519,6 +1461,7 @@
         <w:widowControl/>
         <w:bidi w:val="1"/>
         <w:spacing w:before="0" w:after="120" w:line="288" w:lineRule="auto"/>
+        <w:ind w:firstLine="283"/>
         <w:jc w:val="both"/>
       </w:pPr>
       <w:r>
@@ -1538,6 +1481,7 @@
         <w:widowControl/>
         <w:bidi w:val="1"/>
         <w:spacing w:before="0" w:after="120" w:line="288" w:lineRule="auto"/>
+        <w:ind w:firstLine="283"/>
         <w:jc w:val="both"/>
       </w:pPr>
       <w:r>
@@ -1558,6 +1502,7 @@
         <w:bidi w:val="1"/>
         <w:spacing w:before="200" w:after="120" w:line="288" w:lineRule="auto"/>
         <w:jc w:val="right"/>
+        <w:keepNext w:val="1"/>
       </w:pPr>
       <w:r>
         <w:rPr>
@@ -1576,6 +1521,7 @@
         <w:widowControl/>
         <w:bidi w:val="1"/>
         <w:spacing w:before="0" w:after="120" w:line="288" w:lineRule="auto"/>
+        <w:ind w:firstLine="283"/>
         <w:jc w:val="both"/>
       </w:pPr>
       <w:r>
@@ -1595,6 +1541,7 @@
         <w:widowControl/>
         <w:bidi w:val="1"/>
         <w:spacing w:before="0" w:after="120" w:line="288" w:lineRule="auto"/>
+        <w:ind w:firstLine="283"/>
         <w:jc w:val="both"/>
       </w:pPr>
       <w:r>
@@ -1615,6 +1562,7 @@
         <w:bidi w:val="1"/>
         <w:spacing w:before="200" w:after="120" w:line="288" w:lineRule="auto"/>
         <w:jc w:val="right"/>
+        <w:keepNext w:val="1"/>
       </w:pPr>
       <w:r>
         <w:rPr>
@@ -1633,6 +1581,7 @@
         <w:widowControl/>
         <w:bidi w:val="1"/>
         <w:spacing w:before="0" w:after="120" w:line="288" w:lineRule="auto"/>
+        <w:ind w:firstLine="283"/>
         <w:jc w:val="both"/>
       </w:pPr>
       <w:r>
@@ -1652,6 +1601,7 @@
         <w:widowControl/>
         <w:bidi w:val="1"/>
         <w:spacing w:before="0" w:after="120" w:line="288" w:lineRule="auto"/>
+        <w:ind w:firstLine="283"/>
         <w:jc w:val="both"/>
       </w:pPr>
       <w:r>
@@ -1671,6 +1621,7 @@
         <w:widowControl/>
         <w:bidi w:val="1"/>
         <w:spacing w:before="0" w:after="120" w:line="288" w:lineRule="auto"/>
+        <w:ind w:firstLine="283"/>
         <w:jc w:val="both"/>
       </w:pPr>
       <w:r>
@@ -1690,6 +1641,7 @@
         <w:widowControl/>
         <w:bidi w:val="1"/>
         <w:spacing w:before="0" w:after="120" w:line="288" w:lineRule="auto"/>
+        <w:ind w:firstLine="283"/>
         <w:jc w:val="both"/>
       </w:pPr>
       <w:r>
@@ -1710,6 +1662,7 @@
         <w:bidi w:val="1"/>
         <w:spacing w:before="200" w:after="120" w:line="288" w:lineRule="auto"/>
         <w:jc w:val="right"/>
+        <w:keepNext w:val="1"/>
       </w:pPr>
       <w:r>
         <w:rPr>
@@ -1728,6 +1681,7 @@
         <w:widowControl/>
         <w:bidi w:val="1"/>
         <w:spacing w:before="0" w:after="120" w:line="288" w:lineRule="auto"/>
+        <w:ind w:firstLine="283"/>
         <w:jc w:val="both"/>
       </w:pPr>
       <w:r>
@@ -1747,6 +1701,7 @@
         <w:widowControl/>
         <w:bidi w:val="1"/>
         <w:spacing w:before="0" w:after="120" w:line="288" w:lineRule="auto"/>
+        <w:ind w:firstLine="283"/>
         <w:jc w:val="both"/>
       </w:pPr>
       <w:r>
@@ -1766,6 +1721,7 @@
         <w:widowControl/>
         <w:bidi w:val="1"/>
         <w:spacing w:before="0" w:after="120" w:line="288" w:lineRule="auto"/>
+        <w:ind w:firstLine="283"/>
         <w:jc w:val="both"/>
       </w:pPr>
       <w:r>
@@ -1827,14 +1783,15 @@
         <w:pBdr>
           <w:bottom w:val="single" w:sz="12" w:space="6" w:color="1F3864"/>
         </w:pBdr>
+        <w:keepNext w:val="1"/>
       </w:pPr>
       <w:r>
         <w:rPr>
           <w:rFonts w:ascii="B Titr" w:hAnsi="B Titr" w:cs="B Titr" w:eastAsia="B Titr"/>
           <w:b/>
           <w:i w:val="0"/>
-          <w:sz w:val="40"/>
-          <w:szCs w:val="40"/>
+          <w:sz w:val="44"/>
+          <w:szCs w:val="44"/>
         </w:rPr>
         <w:t>فصل اول: مفهوم‌شناسی و چارچوب نظری</w:t>
       </w:r>
@@ -1845,6 +1802,7 @@
         <w:widowControl/>
         <w:bidi w:val="1"/>
         <w:spacing w:before="0" w:after="120" w:line="288" w:lineRule="auto"/>
+        <w:ind w:firstLine="283"/>
         <w:jc w:val="both"/>
       </w:pPr>
       <w:r>
@@ -1865,6 +1823,7 @@
         <w:bidi w:val="1"/>
         <w:spacing w:before="200" w:after="120" w:line="288" w:lineRule="auto"/>
         <w:jc w:val="right"/>
+        <w:keepNext w:val="1"/>
       </w:pPr>
       <w:r>
         <w:rPr>
@@ -1884,6 +1843,7 @@
         <w:bidi w:val="1"/>
         <w:spacing w:before="200" w:after="120" w:line="288" w:lineRule="auto"/>
         <w:jc w:val="right"/>
+        <w:keepNext w:val="1"/>
       </w:pPr>
       <w:r>
         <w:rPr>
@@ -1902,6 +1862,7 @@
         <w:widowControl/>
         <w:bidi w:val="1"/>
         <w:spacing w:before="0" w:after="120" w:line="288" w:lineRule="auto"/>
+        <w:ind w:firstLine="283"/>
         <w:jc w:val="both"/>
       </w:pPr>
       <w:r>
@@ -1942,6 +1903,7 @@
         <w:widowControl/>
         <w:bidi w:val="1"/>
         <w:spacing w:before="0" w:after="120" w:line="288" w:lineRule="auto"/>
+        <w:ind w:firstLine="283"/>
         <w:jc w:val="both"/>
       </w:pPr>
       <w:r>
@@ -1963,6 +1925,13 @@
         <w:spacing w:before="160" w:after="160" w:line="288" w:lineRule="auto"/>
         <w:ind w:right="567" w:left="567"/>
         <w:jc w:val="center"/>
+        <w:shd w:val="clear" w:fill="F2F2F2"/>
+        <w:pBdr>
+          <w:top w:val="single" w:sz="6" w:space="8" w:color="BFBFBF"/>
+          <w:left w:val="single" w:sz="6" w:space="8" w:color="BFBFBF"/>
+          <w:bottom w:val="single" w:sz="6" w:space="8" w:color="BFBFBF"/>
+          <w:right w:val="single" w:sz="6" w:space="8" w:color="BFBFBF"/>
+        </w:pBdr>
       </w:pPr>
       <w:r>
         <w:rPr>
@@ -1992,6 +1961,7 @@
         <w:widowControl/>
         <w:bidi w:val="1"/>
         <w:spacing w:before="0" w:after="120" w:line="288" w:lineRule="auto"/>
+        <w:ind w:firstLine="283"/>
         <w:jc w:val="both"/>
       </w:pPr>
       <w:r>
@@ -2011,6 +1981,7 @@
         <w:widowControl/>
         <w:bidi w:val="1"/>
         <w:spacing w:before="0" w:after="120" w:line="288" w:lineRule="auto"/>
+        <w:ind w:firstLine="283"/>
         <w:jc w:val="both"/>
       </w:pPr>
       <w:r>
@@ -2030,6 +2001,7 @@
         <w:widowControl/>
         <w:bidi w:val="1"/>
         <w:spacing w:before="0" w:after="120" w:line="288" w:lineRule="auto"/>
+        <w:ind w:firstLine="283"/>
         <w:jc w:val="both"/>
       </w:pPr>
       <w:r>
@@ -2070,6 +2042,7 @@
         <w:widowControl/>
         <w:bidi w:val="1"/>
         <w:spacing w:before="0" w:after="120" w:line="288" w:lineRule="auto"/>
+        <w:ind w:firstLine="283"/>
         <w:jc w:val="both"/>
       </w:pPr>
       <w:r>
@@ -2089,6 +2062,7 @@
         <w:widowControl/>
         <w:bidi w:val="1"/>
         <w:spacing w:before="0" w:after="120" w:line="288" w:lineRule="auto"/>
+        <w:ind w:firstLine="283"/>
         <w:jc w:val="both"/>
       </w:pPr>
       <w:r>
@@ -2108,6 +2082,7 @@
         <w:widowControl/>
         <w:bidi w:val="1"/>
         <w:spacing w:before="0" w:after="120" w:line="288" w:lineRule="auto"/>
+        <w:ind w:firstLine="283"/>
         <w:jc w:val="both"/>
       </w:pPr>
       <w:r>
@@ -2128,6 +2103,7 @@
         <w:bidi w:val="1"/>
         <w:spacing w:before="200" w:after="120" w:line="288" w:lineRule="auto"/>
         <w:jc w:val="right"/>
+        <w:keepNext w:val="1"/>
       </w:pPr>
       <w:r>
         <w:rPr>
@@ -2146,6 +2122,7 @@
         <w:widowControl/>
         <w:bidi w:val="1"/>
         <w:spacing w:before="0" w:after="120" w:line="288" w:lineRule="auto"/>
+        <w:ind w:firstLine="283"/>
         <w:jc w:val="both"/>
       </w:pPr>
       <w:r>
@@ -2165,6 +2142,7 @@
         <w:widowControl/>
         <w:bidi w:val="1"/>
         <w:spacing w:before="0" w:after="120" w:line="288" w:lineRule="auto"/>
+        <w:ind w:firstLine="283"/>
         <w:jc w:val="both"/>
       </w:pPr>
       <w:r>
@@ -2185,6 +2163,7 @@
         <w:bidi w:val="1"/>
         <w:spacing w:before="200" w:after="120" w:line="288" w:lineRule="auto"/>
         <w:jc w:val="right"/>
+        <w:keepNext w:val="1"/>
       </w:pPr>
       <w:r>
         <w:rPr>
@@ -2203,6 +2182,7 @@
         <w:widowControl/>
         <w:bidi w:val="1"/>
         <w:spacing w:before="0" w:after="120" w:line="288" w:lineRule="auto"/>
+        <w:ind w:firstLine="283"/>
         <w:jc w:val="both"/>
       </w:pPr>
       <w:r>
@@ -2222,6 +2202,7 @@
         <w:widowControl/>
         <w:bidi w:val="1"/>
         <w:spacing w:before="0" w:after="120" w:line="288" w:lineRule="auto"/>
+        <w:ind w:firstLine="283"/>
         <w:jc w:val="both"/>
       </w:pPr>
       <w:r>
@@ -2242,6 +2223,7 @@
         <w:bidi w:val="1"/>
         <w:spacing w:before="200" w:after="120" w:line="288" w:lineRule="auto"/>
         <w:jc w:val="right"/>
+        <w:keepNext w:val="1"/>
       </w:pPr>
       <w:r>
         <w:rPr>
@@ -2261,6 +2243,7 @@
         <w:bidi w:val="1"/>
         <w:spacing w:before="200" w:after="120" w:line="288" w:lineRule="auto"/>
         <w:jc w:val="right"/>
+        <w:keepNext w:val="1"/>
       </w:pPr>
       <w:r>
         <w:rPr>
@@ -2279,6 +2262,7 @@
         <w:widowControl/>
         <w:bidi w:val="1"/>
         <w:spacing w:before="0" w:after="120" w:line="288" w:lineRule="auto"/>
+        <w:ind w:firstLine="283"/>
         <w:jc w:val="both"/>
       </w:pPr>
       <w:r>
@@ -2319,6 +2303,7 @@
         <w:widowControl/>
         <w:bidi w:val="1"/>
         <w:spacing w:before="0" w:after="120" w:line="288" w:lineRule="auto"/>
+        <w:ind w:firstLine="283"/>
         <w:jc w:val="both"/>
       </w:pPr>
       <w:r>
@@ -2360,6 +2345,7 @@
         <w:bidi w:val="1"/>
         <w:spacing w:before="200" w:after="120" w:line="288" w:lineRule="auto"/>
         <w:jc w:val="right"/>
+        <w:keepNext w:val="1"/>
       </w:pPr>
       <w:r>
         <w:rPr>
@@ -2378,6 +2364,7 @@
         <w:widowControl/>
         <w:bidi w:val="1"/>
         <w:spacing w:before="0" w:after="120" w:line="288" w:lineRule="auto"/>
+        <w:ind w:firstLine="283"/>
         <w:jc w:val="both"/>
       </w:pPr>
       <w:r>
@@ -2397,6 +2384,7 @@
         <w:widowControl/>
         <w:bidi w:val="1"/>
         <w:spacing w:before="0" w:after="120" w:line="288" w:lineRule="auto"/>
+        <w:ind w:firstLine="283"/>
         <w:jc w:val="both"/>
       </w:pPr>
       <w:r>
@@ -2416,6 +2404,7 @@
         <w:widowControl/>
         <w:bidi w:val="1"/>
         <w:spacing w:before="0" w:after="120" w:line="288" w:lineRule="auto"/>
+        <w:ind w:firstLine="283"/>
         <w:jc w:val="both"/>
       </w:pPr>
       <w:r>
@@ -2435,6 +2424,7 @@
         <w:widowControl/>
         <w:bidi w:val="1"/>
         <w:spacing w:before="0" w:after="120" w:line="288" w:lineRule="auto"/>
+        <w:ind w:firstLine="283"/>
         <w:jc w:val="both"/>
       </w:pPr>
       <w:r>
@@ -2454,6 +2444,7 @@
         <w:widowControl/>
         <w:bidi w:val="1"/>
         <w:spacing w:before="0" w:after="120" w:line="288" w:lineRule="auto"/>
+        <w:ind w:firstLine="283"/>
         <w:jc w:val="both"/>
       </w:pPr>
       <w:r>
@@ -2473,6 +2464,7 @@
         <w:widowControl/>
         <w:bidi w:val="1"/>
         <w:spacing w:before="0" w:after="120" w:line="288" w:lineRule="auto"/>
+        <w:ind w:firstLine="283"/>
         <w:jc w:val="both"/>
       </w:pPr>
       <w:r>
@@ -2493,6 +2485,7 @@
         <w:bidi w:val="1"/>
         <w:spacing w:before="200" w:after="120" w:line="288" w:lineRule="auto"/>
         <w:jc w:val="right"/>
+        <w:keepNext w:val="1"/>
       </w:pPr>
       <w:r>
         <w:rPr>
@@ -2512,6 +2505,7 @@
         <w:bidi w:val="1"/>
         <w:spacing w:before="200" w:after="120" w:line="288" w:lineRule="auto"/>
         <w:jc w:val="right"/>
+        <w:keepNext w:val="1"/>
       </w:pPr>
       <w:r>
         <w:rPr>
@@ -2530,6 +2524,7 @@
         <w:widowControl/>
         <w:bidi w:val="1"/>
         <w:spacing w:before="0" w:after="120" w:line="288" w:lineRule="auto"/>
+        <w:ind w:firstLine="283"/>
         <w:jc w:val="both"/>
       </w:pPr>
       <w:r>
@@ -2549,6 +2544,7 @@
         <w:widowControl/>
         <w:bidi w:val="1"/>
         <w:spacing w:before="0" w:after="120" w:line="288" w:lineRule="auto"/>
+        <w:ind w:firstLine="283"/>
         <w:jc w:val="both"/>
       </w:pPr>
       <w:r>
@@ -2568,6 +2564,7 @@
         <w:widowControl/>
         <w:bidi w:val="1"/>
         <w:spacing w:before="0" w:after="120" w:line="288" w:lineRule="auto"/>
+        <w:ind w:firstLine="283"/>
         <w:jc w:val="both"/>
       </w:pPr>
       <w:r>
@@ -2587,6 +2584,7 @@
         <w:widowControl/>
         <w:bidi w:val="1"/>
         <w:spacing w:before="0" w:after="120" w:line="288" w:lineRule="auto"/>
+        <w:ind w:firstLine="283"/>
         <w:jc w:val="both"/>
       </w:pPr>
       <w:r>
@@ -2607,6 +2605,7 @@
         <w:bidi w:val="1"/>
         <w:spacing w:before="200" w:after="120" w:line="288" w:lineRule="auto"/>
         <w:jc w:val="right"/>
+        <w:keepNext w:val="1"/>
       </w:pPr>
       <w:r>
         <w:rPr>
@@ -2625,6 +2624,7 @@
         <w:widowControl/>
         <w:bidi w:val="1"/>
         <w:spacing w:before="0" w:after="120" w:line="288" w:lineRule="auto"/>
+        <w:ind w:firstLine="283"/>
         <w:jc w:val="both"/>
       </w:pPr>
       <w:r>
@@ -2644,6 +2644,7 @@
         <w:widowControl/>
         <w:bidi w:val="1"/>
         <w:spacing w:before="0" w:after="120" w:line="288" w:lineRule="auto"/>
+        <w:ind w:firstLine="283"/>
         <w:jc w:val="both"/>
       </w:pPr>
       <w:r>
@@ -2663,6 +2664,7 @@
         <w:widowControl/>
         <w:bidi w:val="1"/>
         <w:spacing w:before="0" w:after="120" w:line="288" w:lineRule="auto"/>
+        <w:ind w:firstLine="283"/>
         <w:jc w:val="both"/>
       </w:pPr>
       <w:r>
@@ -2682,6 +2684,7 @@
         <w:widowControl/>
         <w:bidi w:val="1"/>
         <w:spacing w:before="0" w:after="120" w:line="288" w:lineRule="auto"/>
+        <w:ind w:firstLine="283"/>
         <w:jc w:val="both"/>
       </w:pPr>
       <w:r>
@@ -2701,6 +2704,7 @@
         <w:widowControl/>
         <w:bidi w:val="1"/>
         <w:spacing w:before="0" w:after="120" w:line="288" w:lineRule="auto"/>
+        <w:ind w:firstLine="283"/>
         <w:jc w:val="both"/>
       </w:pPr>
       <w:r>
@@ -2720,6 +2724,7 @@
         <w:widowControl/>
         <w:bidi w:val="1"/>
         <w:spacing w:before="0" w:after="120" w:line="288" w:lineRule="auto"/>
+        <w:ind w:firstLine="283"/>
         <w:jc w:val="both"/>
       </w:pPr>
       <w:r>
@@ -2761,6 +2766,7 @@
         <w:bidi w:val="1"/>
         <w:spacing w:before="200" w:after="120" w:line="288" w:lineRule="auto"/>
         <w:jc w:val="right"/>
+        <w:keepNext w:val="1"/>
       </w:pPr>
       <w:r>
         <w:rPr>
@@ -2779,6 +2785,7 @@
         <w:widowControl/>
         <w:bidi w:val="1"/>
         <w:spacing w:before="0" w:after="120" w:line="288" w:lineRule="auto"/>
+        <w:ind w:firstLine="283"/>
         <w:jc w:val="both"/>
       </w:pPr>
       <w:r>
@@ -2798,6 +2805,7 @@
         <w:widowControl/>
         <w:bidi w:val="1"/>
         <w:spacing w:before="0" w:after="120" w:line="288" w:lineRule="auto"/>
+        <w:ind w:firstLine="283"/>
         <w:jc w:val="both"/>
       </w:pPr>
       <w:r>
@@ -2817,6 +2825,7 @@
         <w:widowControl/>
         <w:bidi w:val="1"/>
         <w:spacing w:before="0" w:after="120" w:line="288" w:lineRule="auto"/>
+        <w:ind w:firstLine="283"/>
         <w:jc w:val="both"/>
       </w:pPr>
       <w:r>
@@ -2836,6 +2845,7 @@
         <w:widowControl/>
         <w:bidi w:val="1"/>
         <w:spacing w:before="0" w:after="120" w:line="288" w:lineRule="auto"/>
+        <w:ind w:firstLine="283"/>
         <w:jc w:val="both"/>
       </w:pPr>
       <w:r>
@@ -2855,6 +2865,7 @@
         <w:widowControl/>
         <w:bidi w:val="1"/>
         <w:spacing w:before="0" w:after="120" w:line="288" w:lineRule="auto"/>
+        <w:ind w:firstLine="283"/>
         <w:jc w:val="both"/>
       </w:pPr>
       <w:r>
@@ -2874,6 +2885,7 @@
         <w:widowControl/>
         <w:bidi w:val="1"/>
         <w:spacing w:before="0" w:after="120" w:line="288" w:lineRule="auto"/>
+        <w:ind w:firstLine="283"/>
         <w:jc w:val="both"/>
       </w:pPr>
       <w:r>
@@ -2893,6 +2905,7 @@
         <w:widowControl/>
         <w:bidi w:val="1"/>
         <w:spacing w:before="0" w:after="120" w:line="288" w:lineRule="auto"/>
+        <w:ind w:firstLine="283"/>
         <w:jc w:val="both"/>
       </w:pPr>
       <w:r>
@@ -2913,6 +2926,7 @@
         <w:bidi w:val="1"/>
         <w:spacing w:before="200" w:after="120" w:line="288" w:lineRule="auto"/>
         <w:jc w:val="right"/>
+        <w:keepNext w:val="1"/>
       </w:pPr>
       <w:r>
         <w:rPr>
@@ -2932,6 +2946,7 @@
         <w:bidi w:val="1"/>
         <w:spacing w:before="200" w:after="120" w:line="288" w:lineRule="auto"/>
         <w:jc w:val="right"/>
+        <w:keepNext w:val="1"/>
       </w:pPr>
       <w:r>
         <w:rPr>
@@ -2950,6 +2965,7 @@
         <w:widowControl/>
         <w:bidi w:val="1"/>
         <w:spacing w:before="0" w:after="120" w:line="288" w:lineRule="auto"/>
+        <w:ind w:firstLine="283"/>
         <w:jc w:val="both"/>
       </w:pPr>
       <w:r>
@@ -2990,6 +3006,7 @@
         <w:widowControl/>
         <w:bidi w:val="1"/>
         <w:spacing w:before="0" w:after="120" w:line="288" w:lineRule="auto"/>
+        <w:ind w:firstLine="283"/>
         <w:jc w:val="both"/>
       </w:pPr>
       <w:r>
@@ -3009,6 +3026,7 @@
         <w:widowControl/>
         <w:bidi w:val="1"/>
         <w:spacing w:before="0" w:after="120" w:line="288" w:lineRule="auto"/>
+        <w:ind w:firstLine="283"/>
         <w:jc w:val="both"/>
       </w:pPr>
       <w:r>
@@ -3028,6 +3046,7 @@
         <w:widowControl/>
         <w:bidi w:val="1"/>
         <w:spacing w:before="0" w:after="120" w:line="288" w:lineRule="auto"/>
+        <w:ind w:firstLine="283"/>
         <w:jc w:val="both"/>
       </w:pPr>
       <w:r>
@@ -3047,6 +3066,7 @@
         <w:widowControl/>
         <w:bidi w:val="1"/>
         <w:spacing w:before="0" w:after="120" w:line="288" w:lineRule="auto"/>
+        <w:ind w:firstLine="283"/>
         <w:jc w:val="both"/>
       </w:pPr>
       <w:r>
@@ -3067,6 +3087,7 @@
         <w:bidi w:val="1"/>
         <w:spacing w:before="200" w:after="120" w:line="288" w:lineRule="auto"/>
         <w:jc w:val="right"/>
+        <w:keepNext w:val="1"/>
       </w:pPr>
       <w:r>
         <w:rPr>
@@ -3085,6 +3106,7 @@
         <w:widowControl/>
         <w:bidi w:val="1"/>
         <w:spacing w:before="0" w:after="120" w:line="288" w:lineRule="auto"/>
+        <w:ind w:firstLine="283"/>
         <w:jc w:val="both"/>
       </w:pPr>
       <w:r>
@@ -3125,6 +3147,7 @@
         <w:widowControl/>
         <w:bidi w:val="1"/>
         <w:spacing w:before="0" w:after="120" w:line="288" w:lineRule="auto"/>
+        <w:ind w:firstLine="283"/>
         <w:jc w:val="both"/>
       </w:pPr>
       <w:r>
@@ -3145,6 +3168,7 @@
         <w:bidi w:val="1"/>
         <w:spacing w:before="200" w:after="120" w:line="288" w:lineRule="auto"/>
         <w:jc w:val="right"/>
+        <w:keepNext w:val="1"/>
       </w:pPr>
       <w:r>
         <w:rPr>
@@ -3163,6 +3187,7 @@
         <w:widowControl/>
         <w:bidi w:val="1"/>
         <w:spacing w:before="0" w:after="120" w:line="288" w:lineRule="auto"/>
+        <w:ind w:firstLine="283"/>
         <w:jc w:val="both"/>
       </w:pPr>
       <w:r>
@@ -3182,6 +3207,7 @@
         <w:widowControl/>
         <w:bidi w:val="1"/>
         <w:spacing w:before="0" w:after="120" w:line="288" w:lineRule="auto"/>
+        <w:ind w:firstLine="283"/>
         <w:jc w:val="both"/>
       </w:pPr>
       <w:r>
@@ -3201,6 +3227,7 @@
         <w:widowControl/>
         <w:bidi w:val="1"/>
         <w:spacing w:before="0" w:after="120" w:line="288" w:lineRule="auto"/>
+        <w:ind w:firstLine="283"/>
         <w:jc w:val="both"/>
       </w:pPr>
       <w:r>
@@ -3220,6 +3247,7 @@
         <w:widowControl/>
         <w:bidi w:val="1"/>
         <w:spacing w:before="0" w:after="120" w:line="288" w:lineRule="auto"/>
+        <w:ind w:firstLine="283"/>
         <w:jc w:val="both"/>
       </w:pPr>
       <w:r>
@@ -3239,6 +3267,7 @@
         <w:widowControl/>
         <w:bidi w:val="1"/>
         <w:spacing w:before="0" w:after="120" w:line="288" w:lineRule="auto"/>
+        <w:ind w:firstLine="283"/>
         <w:jc w:val="both"/>
       </w:pPr>
       <w:r>
@@ -3259,6 +3288,7 @@
         <w:bidi w:val="1"/>
         <w:spacing w:before="200" w:after="120" w:line="288" w:lineRule="auto"/>
         <w:jc w:val="right"/>
+        <w:keepNext w:val="1"/>
       </w:pPr>
       <w:r>
         <w:rPr>
@@ -3277,6 +3307,7 @@
         <w:widowControl/>
         <w:bidi w:val="1"/>
         <w:spacing w:before="0" w:after="120" w:line="288" w:lineRule="auto"/>
+        <w:ind w:firstLine="283"/>
         <w:jc w:val="both"/>
       </w:pPr>
       <w:r>
@@ -3305,14 +3336,15 @@
         <w:pBdr>
           <w:bottom w:val="single" w:sz="12" w:space="6" w:color="1F3864"/>
         </w:pBdr>
+        <w:keepNext w:val="1"/>
       </w:pPr>
       <w:r>
         <w:rPr>
           <w:rFonts w:ascii="B Titr" w:hAnsi="B Titr" w:cs="B Titr" w:eastAsia="B Titr"/>
           <w:b/>
           <w:i w:val="0"/>
-          <w:sz w:val="40"/>
-          <w:szCs w:val="40"/>
+          <w:sz w:val="44"/>
+          <w:szCs w:val="44"/>
         </w:rPr>
         <w:t>فصل دوم: کلیات حقوق معاهدات و قانون اساسی</w:t>
       </w:r>
@@ -3323,6 +3355,7 @@
         <w:widowControl/>
         <w:bidi w:val="1"/>
         <w:spacing w:before="0" w:after="120" w:line="288" w:lineRule="auto"/>
+        <w:ind w:firstLine="283"/>
         <w:jc w:val="both"/>
       </w:pPr>
       <w:r>
@@ -3343,6 +3376,7 @@
         <w:bidi w:val="1"/>
         <w:spacing w:before="200" w:after="120" w:line="288" w:lineRule="auto"/>
         <w:jc w:val="right"/>
+        <w:keepNext w:val="1"/>
       </w:pPr>
       <w:r>
         <w:rPr>
@@ -3362,6 +3396,7 @@
         <w:bidi w:val="1"/>
         <w:spacing w:before="200" w:after="120" w:line="288" w:lineRule="auto"/>
         <w:jc w:val="right"/>
+        <w:keepNext w:val="1"/>
       </w:pPr>
       <w:r>
         <w:rPr>
@@ -3380,6 +3415,7 @@
         <w:widowControl/>
         <w:bidi w:val="1"/>
         <w:spacing w:before="0" w:after="120" w:line="288" w:lineRule="auto"/>
+        <w:ind w:firstLine="283"/>
         <w:jc w:val="both"/>
       </w:pPr>
       <w:r>
@@ -3410,6 +3446,7 @@
         <w:widowControl/>
         <w:bidi w:val="1"/>
         <w:spacing w:before="0" w:after="120" w:line="288" w:lineRule="auto"/>
+        <w:ind w:firstLine="283"/>
         <w:jc w:val="both"/>
       </w:pPr>
       <w:r>
@@ -3430,6 +3467,7 @@
         <w:bidi w:val="1"/>
         <w:spacing w:before="200" w:after="120" w:line="288" w:lineRule="auto"/>
         <w:jc w:val="right"/>
+        <w:keepNext w:val="1"/>
       </w:pPr>
       <w:r>
         <w:rPr>
@@ -3448,6 +3486,7 @@
         <w:widowControl/>
         <w:bidi w:val="1"/>
         <w:spacing w:before="0" w:after="120" w:line="288" w:lineRule="auto"/>
+        <w:ind w:firstLine="283"/>
         <w:jc w:val="both"/>
       </w:pPr>
       <w:r>
@@ -3469,6 +3508,13 @@
         <w:spacing w:before="160" w:after="160" w:line="288" w:lineRule="auto"/>
         <w:ind w:right="567" w:left="567"/>
         <w:jc w:val="center"/>
+        <w:shd w:val="clear" w:fill="F2F2F2"/>
+        <w:pBdr>
+          <w:top w:val="single" w:sz="6" w:space="8" w:color="BFBFBF"/>
+          <w:left w:val="single" w:sz="6" w:space="8" w:color="BFBFBF"/>
+          <w:bottom w:val="single" w:sz="6" w:space="8" w:color="BFBFBF"/>
+          <w:right w:val="single" w:sz="6" w:space="8" w:color="BFBFBF"/>
+        </w:pBdr>
       </w:pPr>
       <w:r>
         <w:rPr>
@@ -3498,6 +3544,7 @@
         <w:widowControl/>
         <w:bidi w:val="1"/>
         <w:spacing w:before="0" w:after="120" w:line="288" w:lineRule="auto"/>
+        <w:ind w:firstLine="283"/>
         <w:jc w:val="both"/>
       </w:pPr>
       <w:r>
@@ -3517,6 +3564,7 @@
         <w:widowControl/>
         <w:bidi w:val="1"/>
         <w:spacing w:before="0" w:after="120" w:line="288" w:lineRule="auto"/>
+        <w:ind w:firstLine="283"/>
         <w:jc w:val="both"/>
       </w:pPr>
       <w:r>
@@ -3537,6 +3585,7 @@
         <w:bidi w:val="1"/>
         <w:spacing w:before="200" w:after="120" w:line="288" w:lineRule="auto"/>
         <w:jc w:val="right"/>
+        <w:keepNext w:val="1"/>
       </w:pPr>
       <w:r>
         <w:rPr>
@@ -3555,6 +3604,7 @@
         <w:widowControl/>
         <w:bidi w:val="1"/>
         <w:spacing w:before="0" w:after="120" w:line="288" w:lineRule="auto"/>
+        <w:ind w:firstLine="283"/>
         <w:jc w:val="both"/>
       </w:pPr>
       <w:r>
@@ -3576,6 +3626,13 @@
         <w:spacing w:before="160" w:after="160" w:line="288" w:lineRule="auto"/>
         <w:ind w:right="567" w:left="567"/>
         <w:jc w:val="center"/>
+        <w:shd w:val="clear" w:fill="F2F2F2"/>
+        <w:pBdr>
+          <w:top w:val="single" w:sz="6" w:space="8" w:color="BFBFBF"/>
+          <w:left w:val="single" w:sz="6" w:space="8" w:color="BFBFBF"/>
+          <w:bottom w:val="single" w:sz="6" w:space="8" w:color="BFBFBF"/>
+          <w:right w:val="single" w:sz="6" w:space="8" w:color="BFBFBF"/>
+        </w:pBdr>
       </w:pPr>
       <w:r>
         <w:rPr>
@@ -3605,6 +3662,7 @@
         <w:widowControl/>
         <w:bidi w:val="1"/>
         <w:spacing w:before="0" w:after="120" w:line="288" w:lineRule="auto"/>
+        <w:ind w:firstLine="283"/>
         <w:jc w:val="both"/>
       </w:pPr>
       <w:r>
@@ -3635,6 +3693,7 @@
         <w:widowControl/>
         <w:bidi w:val="1"/>
         <w:spacing w:before="0" w:after="120" w:line="288" w:lineRule="auto"/>
+        <w:ind w:firstLine="283"/>
         <w:jc w:val="both"/>
       </w:pPr>
       <w:r>
@@ -3655,6 +3714,7 @@
         <w:bidi w:val="1"/>
         <w:spacing w:before="200" w:after="120" w:line="288" w:lineRule="auto"/>
         <w:jc w:val="right"/>
+        <w:keepNext w:val="1"/>
       </w:pPr>
       <w:r>
         <w:rPr>
@@ -3674,6 +3734,7 @@
         <w:bidi w:val="1"/>
         <w:spacing w:before="200" w:after="120" w:line="288" w:lineRule="auto"/>
         <w:jc w:val="right"/>
+        <w:keepNext w:val="1"/>
       </w:pPr>
       <w:r>
         <w:rPr>
@@ -3692,6 +3753,7 @@
         <w:widowControl/>
         <w:bidi w:val="1"/>
         <w:spacing w:before="0" w:after="120" w:line="288" w:lineRule="auto"/>
+        <w:ind w:firstLine="283"/>
         <w:jc w:val="both"/>
       </w:pPr>
       <w:r>
@@ -3732,6 +3794,7 @@
         <w:widowControl/>
         <w:bidi w:val="1"/>
         <w:spacing w:before="0" w:after="120" w:line="288" w:lineRule="auto"/>
+        <w:ind w:firstLine="283"/>
         <w:jc w:val="both"/>
       </w:pPr>
       <w:r>
@@ -3752,6 +3815,7 @@
         <w:bidi w:val="1"/>
         <w:spacing w:before="200" w:after="120" w:line="288" w:lineRule="auto"/>
         <w:jc w:val="right"/>
+        <w:keepNext w:val="1"/>
       </w:pPr>
       <w:r>
         <w:rPr>
@@ -3770,6 +3834,7 @@
         <w:widowControl/>
         <w:bidi w:val="1"/>
         <w:spacing w:before="0" w:after="120" w:line="288" w:lineRule="auto"/>
+        <w:ind w:firstLine="283"/>
         <w:jc w:val="both"/>
       </w:pPr>
       <w:r>
@@ -3811,6 +3876,7 @@
         <w:bidi w:val="1"/>
         <w:spacing w:before="200" w:after="120" w:line="288" w:lineRule="auto"/>
         <w:jc w:val="right"/>
+        <w:keepNext w:val="1"/>
       </w:pPr>
       <w:r>
         <w:rPr>
@@ -3829,6 +3895,7 @@
         <w:widowControl/>
         <w:bidi w:val="1"/>
         <w:spacing w:before="0" w:after="120" w:line="288" w:lineRule="auto"/>
+        <w:ind w:firstLine="283"/>
         <w:jc w:val="both"/>
       </w:pPr>
       <w:r>
@@ -3902,6 +3969,7 @@
         <w:bidi w:val="1"/>
         <w:spacing w:before="200" w:after="120" w:line="288" w:lineRule="auto"/>
         <w:jc w:val="right"/>
+        <w:keepNext w:val="1"/>
       </w:pPr>
       <w:r>
         <w:rPr>
@@ -3920,6 +3988,7 @@
         <w:widowControl/>
         <w:bidi w:val="1"/>
         <w:spacing w:before="0" w:after="120" w:line="288" w:lineRule="auto"/>
+        <w:ind w:firstLine="283"/>
         <w:jc w:val="both"/>
       </w:pPr>
       <w:r>
@@ -3971,6 +4040,7 @@
         <w:widowControl/>
         <w:bidi w:val="1"/>
         <w:spacing w:before="0" w:after="120" w:line="288" w:lineRule="auto"/>
+        <w:ind w:firstLine="283"/>
         <w:jc w:val="both"/>
       </w:pPr>
       <w:r>
@@ -3991,6 +4061,7 @@
         <w:bidi w:val="1"/>
         <w:spacing w:before="200" w:after="120" w:line="288" w:lineRule="auto"/>
         <w:jc w:val="right"/>
+        <w:keepNext w:val="1"/>
       </w:pPr>
       <w:r>
         <w:rPr>
@@ -4009,6 +4080,7 @@
         <w:widowControl/>
         <w:bidi w:val="1"/>
         <w:spacing w:before="0" w:after="120" w:line="288" w:lineRule="auto"/>
+        <w:ind w:firstLine="283"/>
         <w:jc w:val="both"/>
       </w:pPr>
       <w:r>
@@ -4050,6 +4122,7 @@
         <w:bidi w:val="1"/>
         <w:spacing w:before="200" w:after="120" w:line="288" w:lineRule="auto"/>
         <w:jc w:val="right"/>
+        <w:keepNext w:val="1"/>
       </w:pPr>
       <w:r>
         <w:rPr>
@@ -4069,6 +4142,7 @@
         <w:bidi w:val="1"/>
         <w:spacing w:before="200" w:after="120" w:line="288" w:lineRule="auto"/>
         <w:jc w:val="right"/>
+        <w:keepNext w:val="1"/>
       </w:pPr>
       <w:r>
         <w:rPr>
@@ -4087,6 +4161,7 @@
         <w:widowControl/>
         <w:bidi w:val="1"/>
         <w:spacing w:before="0" w:after="120" w:line="288" w:lineRule="auto"/>
+        <w:ind w:firstLine="283"/>
         <w:jc w:val="both"/>
       </w:pPr>
       <w:r>
@@ -4117,6 +4192,7 @@
         <w:widowControl/>
         <w:bidi w:val="1"/>
         <w:spacing w:before="0" w:after="120" w:line="288" w:lineRule="auto"/>
+        <w:ind w:firstLine="283"/>
         <w:jc w:val="both"/>
       </w:pPr>
       <w:r>
@@ -4137,6 +4213,7 @@
         <w:bidi w:val="1"/>
         <w:spacing w:before="200" w:after="120" w:line="288" w:lineRule="auto"/>
         <w:jc w:val="right"/>
+        <w:keepNext w:val="1"/>
       </w:pPr>
       <w:r>
         <w:rPr>
@@ -4155,6 +4232,7 @@
         <w:widowControl/>
         <w:bidi w:val="1"/>
         <w:spacing w:before="0" w:after="120" w:line="288" w:lineRule="auto"/>
+        <w:ind w:firstLine="283"/>
         <w:jc w:val="both"/>
       </w:pPr>
       <w:r>
@@ -4196,6 +4274,7 @@
         <w:bidi w:val="1"/>
         <w:spacing w:before="200" w:after="120" w:line="288" w:lineRule="auto"/>
         <w:jc w:val="right"/>
+        <w:keepNext w:val="1"/>
       </w:pPr>
       <w:r>
         <w:rPr>
@@ -4215,6 +4294,7 @@
         <w:bidi w:val="1"/>
         <w:spacing w:before="200" w:after="120" w:line="288" w:lineRule="auto"/>
         <w:jc w:val="right"/>
+        <w:keepNext w:val="1"/>
       </w:pPr>
       <w:r>
         <w:rPr>
@@ -4233,6 +4313,7 @@
         <w:widowControl/>
         <w:bidi w:val="1"/>
         <w:spacing w:before="0" w:after="120" w:line="288" w:lineRule="auto"/>
+        <w:ind w:firstLine="283"/>
         <w:jc w:val="both"/>
       </w:pPr>
       <w:r>
@@ -4254,6 +4335,13 @@
         <w:spacing w:before="160" w:after="160" w:line="288" w:lineRule="auto"/>
         <w:ind w:right="567" w:left="567"/>
         <w:jc w:val="center"/>
+        <w:shd w:val="clear" w:fill="F2F2F2"/>
+        <w:pBdr>
+          <w:top w:val="single" w:sz="6" w:space="8" w:color="BFBFBF"/>
+          <w:left w:val="single" w:sz="6" w:space="8" w:color="BFBFBF"/>
+          <w:bottom w:val="single" w:sz="6" w:space="8" w:color="BFBFBF"/>
+          <w:right w:val="single" w:sz="6" w:space="8" w:color="BFBFBF"/>
+        </w:pBdr>
       </w:pPr>
       <w:r>
         <w:rPr>
@@ -4283,6 +4371,7 @@
         <w:widowControl/>
         <w:bidi w:val="1"/>
         <w:spacing w:before="0" w:after="120" w:line="288" w:lineRule="auto"/>
+        <w:ind w:firstLine="283"/>
         <w:jc w:val="both"/>
       </w:pPr>
       <w:r>
@@ -4303,6 +4392,7 @@
         <w:bidi w:val="1"/>
         <w:spacing w:before="200" w:after="120" w:line="288" w:lineRule="auto"/>
         <w:jc w:val="right"/>
+        <w:keepNext w:val="1"/>
       </w:pPr>
       <w:r>
         <w:rPr>
@@ -4321,6 +4411,7 @@
         <w:widowControl/>
         <w:bidi w:val="1"/>
         <w:spacing w:before="0" w:after="120" w:line="288" w:lineRule="auto"/>
+        <w:ind w:firstLine="283"/>
         <w:jc w:val="both"/>
       </w:pPr>
       <w:r>
@@ -4342,6 +4433,13 @@
         <w:spacing w:before="160" w:after="160" w:line="288" w:lineRule="auto"/>
         <w:ind w:right="567" w:left="567"/>
         <w:jc w:val="center"/>
+        <w:shd w:val="clear" w:fill="F2F2F2"/>
+        <w:pBdr>
+          <w:top w:val="single" w:sz="6" w:space="8" w:color="BFBFBF"/>
+          <w:left w:val="single" w:sz="6" w:space="8" w:color="BFBFBF"/>
+          <w:bottom w:val="single" w:sz="6" w:space="8" w:color="BFBFBF"/>
+          <w:right w:val="single" w:sz="6" w:space="8" w:color="BFBFBF"/>
+        </w:pBdr>
       </w:pPr>
       <w:r>
         <w:rPr>
@@ -4371,6 +4469,7 @@
         <w:widowControl/>
         <w:bidi w:val="1"/>
         <w:spacing w:before="0" w:after="120" w:line="288" w:lineRule="auto"/>
+        <w:ind w:firstLine="283"/>
         <w:jc w:val="both"/>
       </w:pPr>
       <w:r>
@@ -4391,6 +4490,7 @@
         <w:bidi w:val="1"/>
         <w:spacing w:before="200" w:after="120" w:line="288" w:lineRule="auto"/>
         <w:jc w:val="right"/>
+        <w:keepNext w:val="1"/>
       </w:pPr>
       <w:r>
         <w:rPr>
@@ -4409,6 +4509,7 @@
         <w:widowControl/>
         <w:bidi w:val="1"/>
         <w:spacing w:before="0" w:after="120" w:line="288" w:lineRule="auto"/>
+        <w:ind w:firstLine="283"/>
         <w:jc w:val="both"/>
       </w:pPr>
       <w:r>
@@ -4430,6 +4531,13 @@
         <w:spacing w:before="160" w:after="160" w:line="288" w:lineRule="auto"/>
         <w:ind w:right="567" w:left="567"/>
         <w:jc w:val="center"/>
+        <w:shd w:val="clear" w:fill="F2F2F2"/>
+        <w:pBdr>
+          <w:top w:val="single" w:sz="6" w:space="8" w:color="BFBFBF"/>
+          <w:left w:val="single" w:sz="6" w:space="8" w:color="BFBFBF"/>
+          <w:bottom w:val="single" w:sz="6" w:space="8" w:color="BFBFBF"/>
+          <w:right w:val="single" w:sz="6" w:space="8" w:color="BFBFBF"/>
+        </w:pBdr>
       </w:pPr>
       <w:r>
         <w:rPr>
@@ -4459,6 +4567,7 @@
         <w:widowControl/>
         <w:bidi w:val="1"/>
         <w:spacing w:before="0" w:after="120" w:line="288" w:lineRule="auto"/>
+        <w:ind w:firstLine="283"/>
         <w:jc w:val="both"/>
       </w:pPr>
       <w:r>
@@ -4480,6 +4589,13 @@
         <w:spacing w:before="160" w:after="160" w:line="288" w:lineRule="auto"/>
         <w:ind w:right="567" w:left="567"/>
         <w:jc w:val="center"/>
+        <w:shd w:val="clear" w:fill="F2F2F2"/>
+        <w:pBdr>
+          <w:top w:val="single" w:sz="6" w:space="8" w:color="BFBFBF"/>
+          <w:left w:val="single" w:sz="6" w:space="8" w:color="BFBFBF"/>
+          <w:bottom w:val="single" w:sz="6" w:space="8" w:color="BFBFBF"/>
+          <w:right w:val="single" w:sz="6" w:space="8" w:color="BFBFBF"/>
+        </w:pBdr>
       </w:pPr>
       <w:r>
         <w:rPr>
@@ -4509,6 +4625,7 @@
         <w:widowControl/>
         <w:bidi w:val="1"/>
         <w:spacing w:before="0" w:after="120" w:line="288" w:lineRule="auto"/>
+        <w:ind w:firstLine="283"/>
         <w:jc w:val="both"/>
       </w:pPr>
       <w:r>
@@ -4529,6 +4646,7 @@
         <w:bidi w:val="1"/>
         <w:spacing w:before="200" w:after="120" w:line="288" w:lineRule="auto"/>
         <w:jc w:val="right"/>
+        <w:keepNext w:val="1"/>
       </w:pPr>
       <w:r>
         <w:rPr>
@@ -4547,6 +4665,7 @@
         <w:widowControl/>
         <w:bidi w:val="1"/>
         <w:spacing w:before="0" w:after="120" w:line="288" w:lineRule="auto"/>
+        <w:ind w:firstLine="283"/>
         <w:jc w:val="both"/>
       </w:pPr>
       <w:r>
@@ -4577,6 +4696,7 @@
         <w:widowControl/>
         <w:bidi w:val="1"/>
         <w:spacing w:before="0" w:after="120" w:line="288" w:lineRule="auto"/>
+        <w:ind w:firstLine="283"/>
         <w:jc w:val="both"/>
       </w:pPr>
       <w:r>
@@ -4596,6 +4716,7 @@
         <w:widowControl/>
         <w:bidi w:val="1"/>
         <w:spacing w:before="0" w:after="120" w:line="288" w:lineRule="auto"/>
+        <w:ind w:firstLine="283"/>
         <w:jc w:val="both"/>
       </w:pPr>
       <w:r>
@@ -4637,6 +4758,7 @@
         <w:bidi w:val="1"/>
         <w:spacing w:before="200" w:after="120" w:line="288" w:lineRule="auto"/>
         <w:jc w:val="right"/>
+        <w:keepNext w:val="1"/>
       </w:pPr>
       <w:r>
         <w:rPr>
@@ -4655,6 +4777,7 @@
         <w:widowControl/>
         <w:bidi w:val="1"/>
         <w:spacing w:before="0" w:after="120" w:line="288" w:lineRule="auto"/>
+        <w:ind w:firstLine="283"/>
         <w:jc w:val="both"/>
       </w:pPr>
       <w:r>
@@ -4695,6 +4818,7 @@
         <w:widowControl/>
         <w:bidi w:val="1"/>
         <w:spacing w:before="0" w:after="120" w:line="288" w:lineRule="auto"/>
+        <w:ind w:firstLine="283"/>
         <w:jc w:val="both"/>
       </w:pPr>
       <w:r>
@@ -4736,6 +4860,7 @@
         <w:bidi w:val="1"/>
         <w:spacing w:before="200" w:after="120" w:line="288" w:lineRule="auto"/>
         <w:jc w:val="right"/>
+        <w:keepNext w:val="1"/>
       </w:pPr>
       <w:r>
         <w:rPr>
@@ -4754,6 +4879,7 @@
         <w:widowControl/>
         <w:bidi w:val="1"/>
         <w:spacing w:before="0" w:after="120" w:line="288" w:lineRule="auto"/>
+        <w:ind w:firstLine="283"/>
         <w:jc w:val="both"/>
       </w:pPr>
       <w:r>
@@ -4815,14 +4941,15 @@
         <w:pBdr>
           <w:bottom w:val="single" w:sz="12" w:space="6" w:color="1F3864"/>
         </w:pBdr>
+        <w:keepNext w:val="1"/>
       </w:pPr>
       <w:r>
         <w:rPr>
           <w:rFonts w:ascii="B Titr" w:hAnsi="B Titr" w:cs="B Titr" w:eastAsia="B Titr"/>
           <w:b/>
           <w:i w:val="0"/>
-          <w:sz w:val="40"/>
-          <w:szCs w:val="40"/>
+          <w:sz w:val="44"/>
+          <w:szCs w:val="44"/>
         </w:rPr>
         <w:t>فصل سوم: ادله وجوب وفای به عهد</w:t>
       </w:r>
@@ -4833,6 +4960,7 @@
         <w:widowControl/>
         <w:bidi w:val="1"/>
         <w:spacing w:before="0" w:after="120" w:line="288" w:lineRule="auto"/>
+        <w:ind w:firstLine="283"/>
         <w:jc w:val="both"/>
       </w:pPr>
       <w:r>
@@ -4853,6 +4981,7 @@
         <w:bidi w:val="1"/>
         <w:spacing w:before="200" w:after="120" w:line="288" w:lineRule="auto"/>
         <w:jc w:val="right"/>
+        <w:keepNext w:val="1"/>
       </w:pPr>
       <w:r>
         <w:rPr>
@@ -4872,6 +5001,7 @@
         <w:bidi w:val="1"/>
         <w:spacing w:before="200" w:after="120" w:line="288" w:lineRule="auto"/>
         <w:jc w:val="right"/>
+        <w:keepNext w:val="1"/>
       </w:pPr>
       <w:r>
         <w:rPr>
@@ -4892,6 +5022,13 @@
         <w:spacing w:before="160" w:after="160" w:line="288" w:lineRule="auto"/>
         <w:ind w:right="567" w:left="567"/>
         <w:jc w:val="center"/>
+        <w:shd w:val="clear" w:fill="F2F2F2"/>
+        <w:pBdr>
+          <w:top w:val="single" w:sz="6" w:space="8" w:color="BFBFBF"/>
+          <w:left w:val="single" w:sz="6" w:space="8" w:color="BFBFBF"/>
+          <w:bottom w:val="single" w:sz="6" w:space="8" w:color="BFBFBF"/>
+          <w:right w:val="single" w:sz="6" w:space="8" w:color="BFBFBF"/>
+        </w:pBdr>
       </w:pPr>
       <w:r>
         <w:rPr>
@@ -4921,6 +5058,7 @@
         <w:widowControl/>
         <w:bidi w:val="1"/>
         <w:spacing w:before="0" w:after="120" w:line="288" w:lineRule="auto"/>
+        <w:ind w:firstLine="283"/>
         <w:jc w:val="both"/>
       </w:pPr>
       <w:r>
@@ -4951,6 +5089,7 @@
         <w:widowControl/>
         <w:bidi w:val="1"/>
         <w:spacing w:before="0" w:after="120" w:line="288" w:lineRule="auto"/>
+        <w:ind w:firstLine="283"/>
         <w:jc w:val="both"/>
       </w:pPr>
       <w:r>
@@ -4971,6 +5110,7 @@
         <w:bidi w:val="1"/>
         <w:spacing w:before="200" w:after="120" w:line="288" w:lineRule="auto"/>
         <w:jc w:val="right"/>
+        <w:keepNext w:val="1"/>
       </w:pPr>
       <w:r>
         <w:rPr>
@@ -4989,6 +5129,7 @@
         <w:widowControl/>
         <w:bidi w:val="1"/>
         <w:spacing w:before="0" w:after="120" w:line="288" w:lineRule="auto"/>
+        <w:ind w:firstLine="283"/>
         <w:jc w:val="both"/>
       </w:pPr>
       <w:r>
@@ -5010,6 +5151,13 @@
         <w:spacing w:before="160" w:after="160" w:line="288" w:lineRule="auto"/>
         <w:ind w:right="567" w:left="567"/>
         <w:jc w:val="center"/>
+        <w:shd w:val="clear" w:fill="F2F2F2"/>
+        <w:pBdr>
+          <w:top w:val="single" w:sz="6" w:space="8" w:color="BFBFBF"/>
+          <w:left w:val="single" w:sz="6" w:space="8" w:color="BFBFBF"/>
+          <w:bottom w:val="single" w:sz="6" w:space="8" w:color="BFBFBF"/>
+          <w:right w:val="single" w:sz="6" w:space="8" w:color="BFBFBF"/>
+        </w:pBdr>
       </w:pPr>
       <w:r>
         <w:rPr>
@@ -5039,6 +5187,7 @@
         <w:widowControl/>
         <w:bidi w:val="1"/>
         <w:spacing w:before="0" w:after="120" w:line="288" w:lineRule="auto"/>
+        <w:ind w:firstLine="283"/>
         <w:jc w:val="both"/>
       </w:pPr>
       <w:r>
@@ -5079,6 +5228,7 @@
         <w:widowControl/>
         <w:bidi w:val="1"/>
         <w:spacing w:before="0" w:after="120" w:line="288" w:lineRule="auto"/>
+        <w:ind w:firstLine="283"/>
         <w:jc w:val="both"/>
       </w:pPr>
       <w:r>
@@ -5100,6 +5250,13 @@
         <w:spacing w:before="160" w:after="160" w:line="288" w:lineRule="auto"/>
         <w:ind w:right="567" w:left="567"/>
         <w:jc w:val="center"/>
+        <w:shd w:val="clear" w:fill="F2F2F2"/>
+        <w:pBdr>
+          <w:top w:val="single" w:sz="6" w:space="8" w:color="BFBFBF"/>
+          <w:left w:val="single" w:sz="6" w:space="8" w:color="BFBFBF"/>
+          <w:bottom w:val="single" w:sz="6" w:space="8" w:color="BFBFBF"/>
+          <w:right w:val="single" w:sz="6" w:space="8" w:color="BFBFBF"/>
+        </w:pBdr>
       </w:pPr>
       <w:r>
         <w:rPr>
@@ -5129,6 +5286,7 @@
         <w:widowControl/>
         <w:bidi w:val="1"/>
         <w:spacing w:before="0" w:after="120" w:line="288" w:lineRule="auto"/>
+        <w:ind w:firstLine="283"/>
         <w:jc w:val="both"/>
       </w:pPr>
       <w:r>
@@ -5148,6 +5306,7 @@
         <w:widowControl/>
         <w:bidi w:val="1"/>
         <w:spacing w:before="0" w:after="120" w:line="288" w:lineRule="auto"/>
+        <w:ind w:firstLine="283"/>
         <w:jc w:val="both"/>
       </w:pPr>
       <w:r>
@@ -5169,6 +5328,13 @@
         <w:spacing w:before="160" w:after="160" w:line="288" w:lineRule="auto"/>
         <w:ind w:right="567" w:left="567"/>
         <w:jc w:val="center"/>
+        <w:shd w:val="clear" w:fill="F2F2F2"/>
+        <w:pBdr>
+          <w:top w:val="single" w:sz="6" w:space="8" w:color="BFBFBF"/>
+          <w:left w:val="single" w:sz="6" w:space="8" w:color="BFBFBF"/>
+          <w:bottom w:val="single" w:sz="6" w:space="8" w:color="BFBFBF"/>
+          <w:right w:val="single" w:sz="6" w:space="8" w:color="BFBFBF"/>
+        </w:pBdr>
       </w:pPr>
       <w:r>
         <w:rPr>
@@ -5198,6 +5364,7 @@
         <w:widowControl/>
         <w:bidi w:val="1"/>
         <w:spacing w:before="0" w:after="120" w:line="288" w:lineRule="auto"/>
+        <w:ind w:firstLine="283"/>
         <w:jc w:val="both"/>
       </w:pPr>
       <w:r>
@@ -5217,6 +5384,7 @@
         <w:widowControl/>
         <w:bidi w:val="1"/>
         <w:spacing w:before="0" w:after="120" w:line="288" w:lineRule="auto"/>
+        <w:ind w:firstLine="283"/>
         <w:jc w:val="both"/>
       </w:pPr>
       <w:r>
@@ -5238,6 +5406,13 @@
         <w:spacing w:before="160" w:after="160" w:line="288" w:lineRule="auto"/>
         <w:ind w:right="567" w:left="567"/>
         <w:jc w:val="center"/>
+        <w:shd w:val="clear" w:fill="F2F2F2"/>
+        <w:pBdr>
+          <w:top w:val="single" w:sz="6" w:space="8" w:color="BFBFBF"/>
+          <w:left w:val="single" w:sz="6" w:space="8" w:color="BFBFBF"/>
+          <w:bottom w:val="single" w:sz="6" w:space="8" w:color="BFBFBF"/>
+          <w:right w:val="single" w:sz="6" w:space="8" w:color="BFBFBF"/>
+        </w:pBdr>
       </w:pPr>
       <w:r>
         <w:rPr>
@@ -5267,6 +5442,7 @@
         <w:widowControl/>
         <w:bidi w:val="1"/>
         <w:spacing w:before="0" w:after="120" w:line="288" w:lineRule="auto"/>
+        <w:ind w:firstLine="283"/>
         <w:jc w:val="both"/>
       </w:pPr>
       <w:r>
@@ -5287,6 +5463,7 @@
         <w:bidi w:val="1"/>
         <w:spacing w:before="200" w:after="120" w:line="288" w:lineRule="auto"/>
         <w:jc w:val="right"/>
+        <w:keepNext w:val="1"/>
       </w:pPr>
       <w:r>
         <w:rPr>
@@ -5305,6 +5482,7 @@
         <w:widowControl/>
         <w:bidi w:val="1"/>
         <w:spacing w:before="0" w:after="120" w:line="288" w:lineRule="auto"/>
+        <w:ind w:firstLine="283"/>
         <w:jc w:val="both"/>
       </w:pPr>
       <w:r>
@@ -5325,6 +5503,7 @@
         <w:bidi w:val="1"/>
         <w:spacing w:before="200" w:after="120" w:line="288" w:lineRule="auto"/>
         <w:jc w:val="right"/>
+        <w:keepNext w:val="1"/>
       </w:pPr>
       <w:r>
         <w:rPr>
@@ -5344,6 +5523,7 @@
         <w:bidi w:val="1"/>
         <w:spacing w:before="200" w:after="120" w:line="288" w:lineRule="auto"/>
         <w:jc w:val="right"/>
+        <w:keepNext w:val="1"/>
       </w:pPr>
       <w:r>
         <w:rPr>
@@ -5364,6 +5544,13 @@
         <w:spacing w:before="160" w:after="160" w:line="288" w:lineRule="auto"/>
         <w:ind w:right="567" w:left="567"/>
         <w:jc w:val="center"/>
+        <w:shd w:val="clear" w:fill="F2F2F2"/>
+        <w:pBdr>
+          <w:top w:val="single" w:sz="6" w:space="8" w:color="BFBFBF"/>
+          <w:left w:val="single" w:sz="6" w:space="8" w:color="BFBFBF"/>
+          <w:bottom w:val="single" w:sz="6" w:space="8" w:color="BFBFBF"/>
+          <w:right w:val="single" w:sz="6" w:space="8" w:color="BFBFBF"/>
+        </w:pBdr>
       </w:pPr>
       <w:r>
         <w:rPr>
@@ -5389,31 +5576,19 @@
     </w:p>
     <w:p>
       <w:pPr>
-        <w:pStyle w:val="TH-Body"/>
-        <w:widowControl/>
-        <w:bidi w:val="1"/>
-        <w:spacing w:before="0" w:after="120" w:line="288" w:lineRule="auto"/>
-        <w:jc w:val="both"/>
-      </w:pPr>
-      <w:r>
-        <w:rPr>
-          <w:rFonts w:ascii="B Lotus" w:hAnsi="B Lotus" w:cs="B Lotus" w:eastAsia="B Lotus"/>
-          <w:b w:val="0"/>
-          <w:i w:val="0"/>
-          <w:sz w:val="28"/>
-          <w:szCs w:val="28"/>
-        </w:rPr>
-        <w:t>&gt;</w:t>
-      </w:r>
-    </w:p>
-    <w:p>
-      <w:pPr>
         <w:pStyle w:val="TH-Quote"/>
         <w:widowControl/>
         <w:bidi w:val="1"/>
         <w:spacing w:before="160" w:after="160" w:line="288" w:lineRule="auto"/>
         <w:ind w:right="567" w:left="567"/>
         <w:jc w:val="center"/>
+        <w:shd w:val="clear" w:fill="F2F2F2"/>
+        <w:pBdr>
+          <w:top w:val="single" w:sz="6" w:space="8" w:color="BFBFBF"/>
+          <w:left w:val="single" w:sz="6" w:space="8" w:color="BFBFBF"/>
+          <w:bottom w:val="single" w:sz="6" w:space="8" w:color="BFBFBF"/>
+          <w:right w:val="single" w:sz="6" w:space="8" w:color="BFBFBF"/>
+        </w:pBdr>
       </w:pPr>
       <w:r>
         <w:rPr>
@@ -5443,6 +5618,7 @@
         <w:widowControl/>
         <w:bidi w:val="1"/>
         <w:spacing w:before="0" w:after="120" w:line="288" w:lineRule="auto"/>
+        <w:ind w:firstLine="283"/>
         <w:jc w:val="both"/>
       </w:pPr>
       <w:r>
@@ -5462,6 +5638,7 @@
         <w:widowControl/>
         <w:bidi w:val="1"/>
         <w:spacing w:before="0" w:after="120" w:line="288" w:lineRule="auto"/>
+        <w:ind w:firstLine="283"/>
         <w:jc w:val="both"/>
       </w:pPr>
       <w:r>
@@ -5482,6 +5659,7 @@
         <w:bidi w:val="1"/>
         <w:spacing w:before="200" w:after="120" w:line="288" w:lineRule="auto"/>
         <w:jc w:val="right"/>
+        <w:keepNext w:val="1"/>
       </w:pPr>
       <w:r>
         <w:rPr>
@@ -5502,6 +5680,13 @@
         <w:spacing w:before="160" w:after="160" w:line="288" w:lineRule="auto"/>
         <w:ind w:right="567" w:left="567"/>
         <w:jc w:val="center"/>
+        <w:shd w:val="clear" w:fill="F2F2F2"/>
+        <w:pBdr>
+          <w:top w:val="single" w:sz="6" w:space="8" w:color="BFBFBF"/>
+          <w:left w:val="single" w:sz="6" w:space="8" w:color="BFBFBF"/>
+          <w:bottom w:val="single" w:sz="6" w:space="8" w:color="BFBFBF"/>
+          <w:right w:val="single" w:sz="6" w:space="8" w:color="BFBFBF"/>
+        </w:pBdr>
       </w:pPr>
       <w:r>
         <w:rPr>
@@ -5531,6 +5716,7 @@
         <w:widowControl/>
         <w:bidi w:val="1"/>
         <w:spacing w:before="0" w:after="120" w:line="288" w:lineRule="auto"/>
+        <w:ind w:firstLine="283"/>
         <w:jc w:val="both"/>
       </w:pPr>
       <w:r>
@@ -5552,6 +5738,13 @@
         <w:spacing w:before="160" w:after="160" w:line="288" w:lineRule="auto"/>
         <w:ind w:right="567" w:left="567"/>
         <w:jc w:val="center"/>
+        <w:shd w:val="clear" w:fill="F2F2F2"/>
+        <w:pBdr>
+          <w:top w:val="single" w:sz="6" w:space="8" w:color="BFBFBF"/>
+          <w:left w:val="single" w:sz="6" w:space="8" w:color="BFBFBF"/>
+          <w:bottom w:val="single" w:sz="6" w:space="8" w:color="BFBFBF"/>
+          <w:right w:val="single" w:sz="6" w:space="8" w:color="BFBFBF"/>
+        </w:pBdr>
       </w:pPr>
       <w:r>
         <w:rPr>
@@ -5581,6 +5774,7 @@
         <w:widowControl/>
         <w:bidi w:val="1"/>
         <w:spacing w:before="0" w:after="120" w:line="288" w:lineRule="auto"/>
+        <w:ind w:firstLine="283"/>
         <w:jc w:val="both"/>
       </w:pPr>
       <w:r>
@@ -5601,6 +5795,7 @@
         <w:bidi w:val="1"/>
         <w:spacing w:before="200" w:after="120" w:line="288" w:lineRule="auto"/>
         <w:jc w:val="right"/>
+        <w:keepNext w:val="1"/>
       </w:pPr>
       <w:r>
         <w:rPr>
@@ -5620,6 +5815,7 @@
         <w:bidi w:val="1"/>
         <w:spacing w:before="200" w:after="120" w:line="288" w:lineRule="auto"/>
         <w:jc w:val="right"/>
+        <w:keepNext w:val="1"/>
       </w:pPr>
       <w:r>
         <w:rPr>
@@ -5640,6 +5836,13 @@
         <w:spacing w:before="160" w:after="160" w:line="288" w:lineRule="auto"/>
         <w:ind w:right="567" w:left="567"/>
         <w:jc w:val="center"/>
+        <w:shd w:val="clear" w:fill="F2F2F2"/>
+        <w:pBdr>
+          <w:top w:val="single" w:sz="6" w:space="8" w:color="BFBFBF"/>
+          <w:left w:val="single" w:sz="6" w:space="8" w:color="BFBFBF"/>
+          <w:bottom w:val="single" w:sz="6" w:space="8" w:color="BFBFBF"/>
+          <w:right w:val="single" w:sz="6" w:space="8" w:color="BFBFBF"/>
+        </w:pBdr>
       </w:pPr>
       <w:r>
         <w:rPr>
@@ -5669,6 +5872,7 @@
         <w:widowControl/>
         <w:bidi w:val="1"/>
         <w:spacing w:before="0" w:after="120" w:line="288" w:lineRule="auto"/>
+        <w:ind w:firstLine="283"/>
         <w:jc w:val="both"/>
       </w:pPr>
       <w:r>
@@ -5688,6 +5892,7 @@
         <w:widowControl/>
         <w:bidi w:val="1"/>
         <w:spacing w:before="0" w:after="120" w:line="288" w:lineRule="auto"/>
+        <w:ind w:firstLine="283"/>
         <w:jc w:val="both"/>
       </w:pPr>
       <w:r>
@@ -5729,6 +5934,7 @@
         <w:bidi w:val="1"/>
         <w:spacing w:before="200" w:after="120" w:line="288" w:lineRule="auto"/>
         <w:jc w:val="right"/>
+        <w:keepNext w:val="1"/>
       </w:pPr>
       <w:r>
         <w:rPr>
@@ -5749,6 +5955,13 @@
         <w:spacing w:before="160" w:after="160" w:line="288" w:lineRule="auto"/>
         <w:ind w:right="567" w:left="567"/>
         <w:jc w:val="center"/>
+        <w:shd w:val="clear" w:fill="F2F2F2"/>
+        <w:pBdr>
+          <w:top w:val="single" w:sz="6" w:space="8" w:color="BFBFBF"/>
+          <w:left w:val="single" w:sz="6" w:space="8" w:color="BFBFBF"/>
+          <w:bottom w:val="single" w:sz="6" w:space="8" w:color="BFBFBF"/>
+          <w:right w:val="single" w:sz="6" w:space="8" w:color="BFBFBF"/>
+        </w:pBdr>
       </w:pPr>
       <w:r>
         <w:rPr>
@@ -5778,6 +5991,7 @@
         <w:widowControl/>
         <w:bidi w:val="1"/>
         <w:spacing w:before="0" w:after="120" w:line="288" w:lineRule="auto"/>
+        <w:ind w:firstLine="283"/>
         <w:jc w:val="both"/>
       </w:pPr>
       <w:r>
@@ -5797,6 +6011,7 @@
         <w:widowControl/>
         <w:bidi w:val="1"/>
         <w:spacing w:before="0" w:after="120" w:line="288" w:lineRule="auto"/>
+        <w:ind w:firstLine="283"/>
         <w:jc w:val="both"/>
       </w:pPr>
       <w:r>
@@ -5817,6 +6032,7 @@
         <w:bidi w:val="1"/>
         <w:spacing w:before="200" w:after="120" w:line="288" w:lineRule="auto"/>
         <w:jc w:val="right"/>
+        <w:keepNext w:val="1"/>
       </w:pPr>
       <w:r>
         <w:rPr>
@@ -5835,6 +6051,7 @@
         <w:widowControl/>
         <w:bidi w:val="1"/>
         <w:spacing w:before="0" w:after="120" w:line="288" w:lineRule="auto"/>
+        <w:ind w:firstLine="283"/>
         <w:jc w:val="both"/>
       </w:pPr>
       <w:r>
@@ -5897,6 +6114,7 @@
         <w:bidi w:val="1"/>
         <w:spacing w:before="200" w:after="120" w:line="288" w:lineRule="auto"/>
         <w:jc w:val="right"/>
+        <w:keepNext w:val="1"/>
       </w:pPr>
       <w:r>
         <w:rPr>
@@ -5916,6 +6134,7 @@
         <w:bidi w:val="1"/>
         <w:spacing w:before="200" w:after="120" w:line="288" w:lineRule="auto"/>
         <w:jc w:val="right"/>
+        <w:keepNext w:val="1"/>
       </w:pPr>
       <w:r>
         <w:rPr>
@@ -5934,6 +6153,7 @@
         <w:widowControl/>
         <w:bidi w:val="1"/>
         <w:spacing w:before="0" w:after="120" w:line="288" w:lineRule="auto"/>
+        <w:ind w:firstLine="283"/>
         <w:jc w:val="both"/>
       </w:pPr>
       <w:r>
@@ -5964,6 +6184,7 @@
         <w:widowControl/>
         <w:bidi w:val="1"/>
         <w:spacing w:before="0" w:after="120" w:line="288" w:lineRule="auto"/>
+        <w:ind w:firstLine="283"/>
         <w:jc w:val="both"/>
       </w:pPr>
       <w:r>
@@ -5984,6 +6205,7 @@
         <w:bidi w:val="1"/>
         <w:spacing w:before="200" w:after="120" w:line="288" w:lineRule="auto"/>
         <w:jc w:val="right"/>
+        <w:keepNext w:val="1"/>
       </w:pPr>
       <w:r>
         <w:rPr>
@@ -6002,6 +6224,7 @@
         <w:widowControl/>
         <w:bidi w:val="1"/>
         <w:spacing w:before="0" w:after="120" w:line="288" w:lineRule="auto"/>
+        <w:ind w:firstLine="283"/>
         <w:jc w:val="both"/>
       </w:pPr>
       <w:r>
@@ -6032,6 +6255,7 @@
         <w:widowControl/>
         <w:bidi w:val="1"/>
         <w:spacing w:before="0" w:after="120" w:line="288" w:lineRule="auto"/>
+        <w:ind w:firstLine="283"/>
         <w:jc w:val="both"/>
       </w:pPr>
       <w:r>
@@ -6052,6 +6276,7 @@
         <w:bidi w:val="1"/>
         <w:spacing w:before="200" w:after="120" w:line="288" w:lineRule="auto"/>
         <w:jc w:val="right"/>
+        <w:keepNext w:val="1"/>
       </w:pPr>
       <w:r>
         <w:rPr>
@@ -6070,6 +6295,7 @@
         <w:widowControl/>
         <w:bidi w:val="1"/>
         <w:spacing w:before="0" w:after="120" w:line="288" w:lineRule="auto"/>
+        <w:ind w:firstLine="283"/>
         <w:jc w:val="both"/>
       </w:pPr>
       <w:r>
@@ -6110,6 +6336,7 @@
         <w:widowControl/>
         <w:bidi w:val="1"/>
         <w:spacing w:before="0" w:after="120" w:line="288" w:lineRule="auto"/>
+        <w:ind w:firstLine="283"/>
         <w:jc w:val="both"/>
       </w:pPr>
       <w:r>
@@ -6130,6 +6357,7 @@
         <w:bidi w:val="1"/>
         <w:spacing w:before="200" w:after="120" w:line="288" w:lineRule="auto"/>
         <w:jc w:val="right"/>
+        <w:keepNext w:val="1"/>
       </w:pPr>
       <w:r>
         <w:rPr>
@@ -6148,6 +6376,7 @@
         <w:widowControl/>
         <w:bidi w:val="1"/>
         <w:spacing w:before="0" w:after="120" w:line="288" w:lineRule="auto"/>
+        <w:ind w:firstLine="283"/>
         <w:jc w:val="both"/>
       </w:pPr>
       <w:r>
@@ -6168,6 +6397,7 @@
         <w:bidi w:val="1"/>
         <w:spacing w:before="200" w:after="120" w:line="288" w:lineRule="auto"/>
         <w:jc w:val="right"/>
+        <w:keepNext w:val="1"/>
       </w:pPr>
       <w:r>
         <w:rPr>
@@ -6187,6 +6417,7 @@
         <w:bidi w:val="1"/>
         <w:spacing w:before="200" w:after="120" w:line="288" w:lineRule="auto"/>
         <w:jc w:val="right"/>
+        <w:keepNext w:val="1"/>
       </w:pPr>
       <w:r>
         <w:rPr>
@@ -6205,6 +6436,7 @@
         <w:widowControl/>
         <w:bidi w:val="1"/>
         <w:spacing w:before="0" w:after="120" w:line="288" w:lineRule="auto"/>
+        <w:ind w:firstLine="283"/>
         <w:jc w:val="both"/>
       </w:pPr>
       <w:r>
@@ -6236,6 +6468,7 @@
         <w:bidi w:val="1"/>
         <w:spacing w:before="200" w:after="120" w:line="288" w:lineRule="auto"/>
         <w:jc w:val="right"/>
+        <w:keepNext w:val="1"/>
       </w:pPr>
       <w:r>
         <w:rPr>
@@ -6254,6 +6487,7 @@
         <w:widowControl/>
         <w:bidi w:val="1"/>
         <w:spacing w:before="0" w:after="120" w:line="288" w:lineRule="auto"/>
+        <w:ind w:firstLine="283"/>
         <w:jc w:val="both"/>
       </w:pPr>
       <w:r>
@@ -6284,6 +6518,7 @@
         <w:widowControl/>
         <w:bidi w:val="1"/>
         <w:spacing w:before="0" w:after="120" w:line="288" w:lineRule="auto"/>
+        <w:ind w:firstLine="283"/>
         <w:jc w:val="both"/>
       </w:pPr>
       <w:r>
@@ -6304,6 +6539,7 @@
         <w:bidi w:val="1"/>
         <w:spacing w:before="200" w:after="120" w:line="288" w:lineRule="auto"/>
         <w:jc w:val="right"/>
+        <w:keepNext w:val="1"/>
       </w:pPr>
       <w:r>
         <w:rPr>
@@ -6323,6 +6559,7 @@
         <w:bidi w:val="1"/>
         <w:spacing w:before="200" w:after="120" w:line="288" w:lineRule="auto"/>
         <w:jc w:val="right"/>
+        <w:keepNext w:val="1"/>
       </w:pPr>
       <w:r>
         <w:rPr>
@@ -6341,6 +6578,7 @@
         <w:widowControl/>
         <w:bidi w:val="1"/>
         <w:spacing w:before="0" w:after="120" w:line="288" w:lineRule="auto"/>
+        <w:ind w:firstLine="283"/>
         <w:jc w:val="both"/>
       </w:pPr>
       <w:r>
@@ -6382,6 +6620,7 @@
         <w:bidi w:val="1"/>
         <w:spacing w:before="200" w:after="120" w:line="288" w:lineRule="auto"/>
         <w:jc w:val="right"/>
+        <w:keepNext w:val="1"/>
       </w:pPr>
       <w:r>
         <w:rPr>
@@ -6400,6 +6639,7 @@
         <w:widowControl/>
         <w:bidi w:val="1"/>
         <w:spacing w:before="0" w:after="120" w:line="288" w:lineRule="auto"/>
+        <w:ind w:firstLine="283"/>
         <w:jc w:val="both"/>
       </w:pPr>
       <w:r>
@@ -6462,6 +6702,7 @@
         <w:bidi w:val="1"/>
         <w:spacing w:before="200" w:after="120" w:line="288" w:lineRule="auto"/>
         <w:jc w:val="right"/>
+        <w:keepNext w:val="1"/>
       </w:pPr>
       <w:r>
         <w:rPr>
@@ -6482,6 +6723,13 @@
         <w:spacing w:before="160" w:after="160" w:line="288" w:lineRule="auto"/>
         <w:ind w:right="567" w:left="567"/>
         <w:jc w:val="center"/>
+        <w:shd w:val="clear" w:fill="F2F2F2"/>
+        <w:pBdr>
+          <w:top w:val="single" w:sz="6" w:space="8" w:color="BFBFBF"/>
+          <w:left w:val="single" w:sz="6" w:space="8" w:color="BFBFBF"/>
+          <w:bottom w:val="single" w:sz="6" w:space="8" w:color="BFBFBF"/>
+          <w:right w:val="single" w:sz="6" w:space="8" w:color="BFBFBF"/>
+        </w:pBdr>
       </w:pPr>
       <w:r>
         <w:rPr>
@@ -6511,6 +6759,7 @@
         <w:widowControl/>
         <w:bidi w:val="1"/>
         <w:spacing w:before="0" w:after="120" w:line="288" w:lineRule="auto"/>
+        <w:ind w:firstLine="283"/>
         <w:jc w:val="both"/>
       </w:pPr>
       <w:r>
@@ -6531,6 +6780,7 @@
         <w:bidi w:val="1"/>
         <w:spacing w:before="200" w:after="120" w:line="288" w:lineRule="auto"/>
         <w:jc w:val="right"/>
+        <w:keepNext w:val="1"/>
       </w:pPr>
       <w:r>
         <w:rPr>
@@ -6549,6 +6799,7 @@
         <w:widowControl/>
         <w:bidi w:val="1"/>
         <w:spacing w:before="0" w:after="120" w:line="288" w:lineRule="auto"/>
+        <w:ind w:firstLine="283"/>
         <w:jc w:val="both"/>
       </w:pPr>
       <w:r>
@@ -6577,14 +6828,15 @@
         <w:pBdr>
           <w:bottom w:val="single" w:sz="12" w:space="6" w:color="1F3864"/>
         </w:pBdr>
+        <w:keepNext w:val="1"/>
       </w:pPr>
       <w:r>
         <w:rPr>
           <w:rFonts w:ascii="B Titr" w:hAnsi="B Titr" w:cs="B Titr" w:eastAsia="B Titr"/>
           <w:b/>
           <w:i w:val="0"/>
-          <w:sz w:val="40"/>
-          <w:szCs w:val="40"/>
+          <w:sz w:val="44"/>
+          <w:szCs w:val="44"/>
         </w:rPr>
         <w:t>فصل چهارم: مبانی جواز عدول و ضوابط آن</w:t>
       </w:r>
@@ -6595,6 +6847,7 @@
         <w:widowControl/>
         <w:bidi w:val="1"/>
         <w:spacing w:before="0" w:after="120" w:line="288" w:lineRule="auto"/>
+        <w:ind w:firstLine="283"/>
         <w:jc w:val="both"/>
       </w:pPr>
       <w:r>
@@ -6615,6 +6868,7 @@
         <w:bidi w:val="1"/>
         <w:spacing w:before="200" w:after="120" w:line="288" w:lineRule="auto"/>
         <w:jc w:val="right"/>
+        <w:keepNext w:val="1"/>
       </w:pPr>
       <w:r>
         <w:rPr>
@@ -6634,6 +6888,7 @@
         <w:bidi w:val="1"/>
         <w:spacing w:before="200" w:after="120" w:line="288" w:lineRule="auto"/>
         <w:jc w:val="right"/>
+        <w:keepNext w:val="1"/>
       </w:pPr>
       <w:r>
         <w:rPr>
@@ -6652,6 +6907,7 @@
         <w:widowControl/>
         <w:bidi w:val="1"/>
         <w:spacing w:before="0" w:after="120" w:line="288" w:lineRule="auto"/>
+        <w:ind w:firstLine="283"/>
         <w:jc w:val="both"/>
       </w:pPr>
       <w:r>
@@ -6682,6 +6938,7 @@
         <w:widowControl/>
         <w:bidi w:val="1"/>
         <w:spacing w:before="0" w:after="120" w:line="288" w:lineRule="auto"/>
+        <w:ind w:firstLine="283"/>
         <w:jc w:val="both"/>
       </w:pPr>
       <w:r>
@@ -6701,6 +6958,7 @@
         <w:widowControl/>
         <w:bidi w:val="1"/>
         <w:spacing w:before="0" w:after="120" w:line="288" w:lineRule="auto"/>
+        <w:ind w:firstLine="283"/>
         <w:jc w:val="both"/>
       </w:pPr>
       <w:r>
@@ -6721,6 +6979,7 @@
         <w:bidi w:val="1"/>
         <w:spacing w:before="200" w:after="120" w:line="288" w:lineRule="auto"/>
         <w:jc w:val="right"/>
+        <w:keepNext w:val="1"/>
       </w:pPr>
       <w:r>
         <w:rPr>
@@ -6739,6 +6998,7 @@
         <w:widowControl/>
         <w:bidi w:val="1"/>
         <w:spacing w:before="0" w:after="120" w:line="288" w:lineRule="auto"/>
+        <w:ind w:firstLine="283"/>
         <w:jc w:val="both"/>
       </w:pPr>
       <w:r>
@@ -6758,6 +7018,7 @@
         <w:widowControl/>
         <w:bidi w:val="1"/>
         <w:spacing w:before="0" w:after="120" w:line="288" w:lineRule="auto"/>
+        <w:ind w:firstLine="283"/>
         <w:jc w:val="both"/>
       </w:pPr>
       <w:r>
@@ -6777,6 +7038,7 @@
         <w:widowControl/>
         <w:bidi w:val="1"/>
         <w:spacing w:before="0" w:after="120" w:line="288" w:lineRule="auto"/>
+        <w:ind w:firstLine="283"/>
         <w:jc w:val="both"/>
       </w:pPr>
       <w:r>
@@ -6796,6 +7058,7 @@
         <w:widowControl/>
         <w:bidi w:val="1"/>
         <w:spacing w:before="0" w:after="120" w:line="288" w:lineRule="auto"/>
+        <w:ind w:firstLine="283"/>
         <w:jc w:val="both"/>
       </w:pPr>
       <w:r>
@@ -6815,6 +7078,7 @@
         <w:widowControl/>
         <w:bidi w:val="1"/>
         <w:spacing w:before="0" w:after="120" w:line="288" w:lineRule="auto"/>
+        <w:ind w:firstLine="283"/>
         <w:jc w:val="both"/>
       </w:pPr>
       <w:r>
@@ -6835,6 +7099,7 @@
         <w:bidi w:val="1"/>
         <w:spacing w:before="200" w:after="120" w:line="288" w:lineRule="auto"/>
         <w:jc w:val="right"/>
+        <w:keepNext w:val="1"/>
       </w:pPr>
       <w:r>
         <w:rPr>
@@ -6853,6 +7118,7 @@
         <w:widowControl/>
         <w:bidi w:val="1"/>
         <w:spacing w:before="0" w:after="120" w:line="288" w:lineRule="auto"/>
+        <w:ind w:firstLine="283"/>
         <w:jc w:val="both"/>
       </w:pPr>
       <w:r>
@@ -6873,6 +7139,7 @@
         <w:bidi w:val="1"/>
         <w:spacing w:before="200" w:after="120" w:line="288" w:lineRule="auto"/>
         <w:jc w:val="right"/>
+        <w:keepNext w:val="1"/>
       </w:pPr>
       <w:r>
         <w:rPr>
@@ -6892,6 +7159,7 @@
         <w:bidi w:val="1"/>
         <w:spacing w:before="200" w:after="120" w:line="288" w:lineRule="auto"/>
         <w:jc w:val="right"/>
+        <w:keepNext w:val="1"/>
       </w:pPr>
       <w:r>
         <w:rPr>
@@ -6910,6 +7178,7 @@
         <w:widowControl/>
         <w:bidi w:val="1"/>
         <w:spacing w:before="0" w:after="120" w:line="288" w:lineRule="auto"/>
+        <w:ind w:firstLine="283"/>
         <w:jc w:val="both"/>
       </w:pPr>
       <w:r>
@@ -6940,6 +7209,7 @@
         <w:widowControl/>
         <w:bidi w:val="1"/>
         <w:spacing w:before="0" w:after="120" w:line="288" w:lineRule="auto"/>
+        <w:ind w:firstLine="283"/>
         <w:jc w:val="both"/>
       </w:pPr>
       <w:r>
@@ -6960,6 +7230,7 @@
         <w:bidi w:val="1"/>
         <w:spacing w:before="200" w:after="120" w:line="288" w:lineRule="auto"/>
         <w:jc w:val="right"/>
+        <w:keepNext w:val="1"/>
       </w:pPr>
       <w:r>
         <w:rPr>
@@ -6978,6 +7249,7 @@
         <w:widowControl/>
         <w:bidi w:val="1"/>
         <w:spacing w:before="0" w:after="120" w:line="288" w:lineRule="auto"/>
+        <w:ind w:firstLine="283"/>
         <w:jc w:val="both"/>
       </w:pPr>
       <w:r>
@@ -6997,6 +7269,7 @@
         <w:widowControl/>
         <w:bidi w:val="1"/>
         <w:spacing w:before="0" w:after="120" w:line="288" w:lineRule="auto"/>
+        <w:ind w:firstLine="283"/>
         <w:jc w:val="both"/>
       </w:pPr>
       <w:r>
@@ -7016,6 +7289,7 @@
         <w:widowControl/>
         <w:bidi w:val="1"/>
         <w:spacing w:before="0" w:after="120" w:line="288" w:lineRule="auto"/>
+        <w:ind w:firstLine="283"/>
         <w:jc w:val="both"/>
       </w:pPr>
       <w:r>
@@ -7035,6 +7309,7 @@
         <w:widowControl/>
         <w:bidi w:val="1"/>
         <w:spacing w:before="0" w:after="120" w:line="288" w:lineRule="auto"/>
+        <w:ind w:firstLine="283"/>
         <w:jc w:val="both"/>
       </w:pPr>
       <w:r>
@@ -7054,6 +7329,7 @@
         <w:widowControl/>
         <w:bidi w:val="1"/>
         <w:spacing w:before="0" w:after="120" w:line="288" w:lineRule="auto"/>
+        <w:ind w:firstLine="283"/>
         <w:jc w:val="both"/>
       </w:pPr>
       <w:r>
@@ -7074,6 +7350,7 @@
         <w:bidi w:val="1"/>
         <w:spacing w:before="200" w:after="120" w:line="288" w:lineRule="auto"/>
         <w:jc w:val="right"/>
+        <w:keepNext w:val="1"/>
       </w:pPr>
       <w:r>
         <w:rPr>
@@ -7092,6 +7369,7 @@
         <w:widowControl/>
         <w:bidi w:val="1"/>
         <w:spacing w:before="0" w:after="120" w:line="288" w:lineRule="auto"/>
+        <w:ind w:firstLine="283"/>
         <w:jc w:val="both"/>
       </w:pPr>
       <w:r>
@@ -7112,6 +7390,7 @@
         <w:bidi w:val="1"/>
         <w:spacing w:before="200" w:after="120" w:line="288" w:lineRule="auto"/>
         <w:jc w:val="right"/>
+        <w:keepNext w:val="1"/>
       </w:pPr>
       <w:r>
         <w:rPr>
@@ -7131,6 +7410,7 @@
         <w:bidi w:val="1"/>
         <w:spacing w:before="200" w:after="120" w:line="288" w:lineRule="auto"/>
         <w:jc w:val="right"/>
+        <w:keepNext w:val="1"/>
       </w:pPr>
       <w:r>
         <w:rPr>
@@ -7151,6 +7431,13 @@
         <w:spacing w:before="160" w:after="160" w:line="288" w:lineRule="auto"/>
         <w:ind w:right="567" w:left="567"/>
         <w:jc w:val="center"/>
+        <w:shd w:val="clear" w:fill="F2F2F2"/>
+        <w:pBdr>
+          <w:top w:val="single" w:sz="6" w:space="8" w:color="BFBFBF"/>
+          <w:left w:val="single" w:sz="6" w:space="8" w:color="BFBFBF"/>
+          <w:bottom w:val="single" w:sz="6" w:space="8" w:color="BFBFBF"/>
+          <w:right w:val="single" w:sz="6" w:space="8" w:color="BFBFBF"/>
+        </w:pBdr>
       </w:pPr>
       <w:r>
         <w:rPr>
@@ -7180,6 +7467,7 @@
         <w:widowControl/>
         <w:bidi w:val="1"/>
         <w:spacing w:before="0" w:after="120" w:line="288" w:lineRule="auto"/>
+        <w:ind w:firstLine="283"/>
         <w:jc w:val="both"/>
       </w:pPr>
       <w:r>
@@ -7199,6 +7487,7 @@
         <w:widowControl/>
         <w:bidi w:val="1"/>
         <w:spacing w:before="0" w:after="120" w:line="288" w:lineRule="auto"/>
+        <w:ind w:firstLine="283"/>
         <w:jc w:val="both"/>
       </w:pPr>
       <w:r>
@@ -7219,6 +7508,7 @@
         <w:bidi w:val="1"/>
         <w:spacing w:before="200" w:after="120" w:line="288" w:lineRule="auto"/>
         <w:jc w:val="right"/>
+        <w:keepNext w:val="1"/>
       </w:pPr>
       <w:r>
         <w:rPr>
@@ -7239,6 +7529,13 @@
         <w:spacing w:before="160" w:after="160" w:line="288" w:lineRule="auto"/>
         <w:ind w:right="567" w:left="567"/>
         <w:jc w:val="center"/>
+        <w:shd w:val="clear" w:fill="F2F2F2"/>
+        <w:pBdr>
+          <w:top w:val="single" w:sz="6" w:space="8" w:color="BFBFBF"/>
+          <w:left w:val="single" w:sz="6" w:space="8" w:color="BFBFBF"/>
+          <w:bottom w:val="single" w:sz="6" w:space="8" w:color="BFBFBF"/>
+          <w:right w:val="single" w:sz="6" w:space="8" w:color="BFBFBF"/>
+        </w:pBdr>
       </w:pPr>
       <w:r>
         <w:rPr>
@@ -7268,6 +7565,7 @@
         <w:widowControl/>
         <w:bidi w:val="1"/>
         <w:spacing w:before="0" w:after="120" w:line="288" w:lineRule="auto"/>
+        <w:ind w:firstLine="283"/>
         <w:jc w:val="both"/>
       </w:pPr>
       <w:r>
@@ -7288,6 +7586,7 @@
         <w:bidi w:val="1"/>
         <w:spacing w:before="200" w:after="120" w:line="288" w:lineRule="auto"/>
         <w:jc w:val="right"/>
+        <w:keepNext w:val="1"/>
       </w:pPr>
       <w:r>
         <w:rPr>
@@ -7306,6 +7605,7 @@
         <w:widowControl/>
         <w:bidi w:val="1"/>
         <w:spacing w:before="0" w:after="120" w:line="288" w:lineRule="auto"/>
+        <w:ind w:firstLine="283"/>
         <w:jc w:val="both"/>
       </w:pPr>
       <w:r>
@@ -7346,6 +7646,7 @@
         <w:widowControl/>
         <w:bidi w:val="1"/>
         <w:spacing w:before="0" w:after="120" w:line="288" w:lineRule="auto"/>
+        <w:ind w:firstLine="283"/>
         <w:jc w:val="both"/>
       </w:pPr>
       <w:r>
@@ -7366,6 +7667,7 @@
         <w:bidi w:val="1"/>
         <w:spacing w:before="200" w:after="120" w:line="288" w:lineRule="auto"/>
         <w:jc w:val="right"/>
+        <w:keepNext w:val="1"/>
       </w:pPr>
       <w:r>
         <w:rPr>
@@ -7385,6 +7687,7 @@
         <w:bidi w:val="1"/>
         <w:spacing w:before="200" w:after="120" w:line="288" w:lineRule="auto"/>
         <w:jc w:val="right"/>
+        <w:keepNext w:val="1"/>
       </w:pPr>
       <w:r>
         <w:rPr>
@@ -7403,6 +7706,7 @@
         <w:widowControl/>
         <w:bidi w:val="1"/>
         <w:spacing w:before="0" w:after="120" w:line="288" w:lineRule="auto"/>
+        <w:ind w:firstLine="283"/>
         <w:jc w:val="both"/>
       </w:pPr>
       <w:r>
@@ -7422,6 +7726,7 @@
         <w:widowControl/>
         <w:bidi w:val="1"/>
         <w:spacing w:before="0" w:after="120" w:line="288" w:lineRule="auto"/>
+        <w:ind w:firstLine="283"/>
         <w:jc w:val="both"/>
       </w:pPr>
       <w:r>
@@ -7441,6 +7746,7 @@
         <w:widowControl/>
         <w:bidi w:val="1"/>
         <w:spacing w:before="0" w:after="120" w:line="288" w:lineRule="auto"/>
+        <w:ind w:firstLine="283"/>
         <w:jc w:val="both"/>
       </w:pPr>
       <w:r>
@@ -7460,6 +7766,7 @@
         <w:widowControl/>
         <w:bidi w:val="1"/>
         <w:spacing w:before="0" w:after="120" w:line="288" w:lineRule="auto"/>
+        <w:ind w:firstLine="283"/>
         <w:jc w:val="both"/>
       </w:pPr>
       <w:r>
@@ -7480,6 +7787,7 @@
         <w:bidi w:val="1"/>
         <w:spacing w:before="200" w:after="120" w:line="288" w:lineRule="auto"/>
         <w:jc w:val="right"/>
+        <w:keepNext w:val="1"/>
       </w:pPr>
       <w:r>
         <w:rPr>
@@ -7498,6 +7806,7 @@
         <w:widowControl/>
         <w:bidi w:val="1"/>
         <w:spacing w:before="0" w:after="120" w:line="288" w:lineRule="auto"/>
+        <w:ind w:firstLine="283"/>
         <w:jc w:val="both"/>
       </w:pPr>
       <w:r>
@@ -7517,6 +7826,7 @@
         <w:widowControl/>
         <w:bidi w:val="1"/>
         <w:spacing w:before="0" w:after="120" w:line="288" w:lineRule="auto"/>
+        <w:ind w:firstLine="283"/>
         <w:jc w:val="both"/>
       </w:pPr>
       <w:r>
@@ -7536,6 +7846,7 @@
         <w:widowControl/>
         <w:bidi w:val="1"/>
         <w:spacing w:before="0" w:after="120" w:line="288" w:lineRule="auto"/>
+        <w:ind w:firstLine="283"/>
         <w:jc w:val="both"/>
       </w:pPr>
       <w:r>
@@ -7556,6 +7867,7 @@
         <w:bidi w:val="1"/>
         <w:spacing w:before="200" w:after="120" w:line="288" w:lineRule="auto"/>
         <w:jc w:val="right"/>
+        <w:keepNext w:val="1"/>
       </w:pPr>
       <w:r>
         <w:rPr>
@@ -7574,6 +7886,7 @@
         <w:widowControl/>
         <w:bidi w:val="1"/>
         <w:spacing w:before="0" w:after="120" w:line="288" w:lineRule="auto"/>
+        <w:ind w:firstLine="283"/>
         <w:jc w:val="both"/>
       </w:pPr>
       <w:r>
@@ -7593,6 +7906,7 @@
         <w:widowControl/>
         <w:bidi w:val="1"/>
         <w:spacing w:before="0" w:after="120" w:line="288" w:lineRule="auto"/>
+        <w:ind w:firstLine="283"/>
         <w:jc w:val="both"/>
       </w:pPr>
       <w:r>
@@ -7612,6 +7926,7 @@
         <w:widowControl/>
         <w:bidi w:val="1"/>
         <w:spacing w:before="0" w:after="120" w:line="288" w:lineRule="auto"/>
+        <w:ind w:firstLine="283"/>
         <w:jc w:val="both"/>
       </w:pPr>
       <w:r>
@@ -7632,6 +7947,7 @@
         <w:bidi w:val="1"/>
         <w:spacing w:before="200" w:after="120" w:line="288" w:lineRule="auto"/>
         <w:jc w:val="right"/>
+        <w:keepNext w:val="1"/>
       </w:pPr>
       <w:r>
         <w:rPr>
@@ -7650,6 +7966,7 @@
         <w:widowControl/>
         <w:bidi w:val="1"/>
         <w:spacing w:before="0" w:after="120" w:line="288" w:lineRule="auto"/>
+        <w:ind w:firstLine="283"/>
         <w:jc w:val="both"/>
       </w:pPr>
       <w:r>
@@ -7670,6 +7987,7 @@
         <w:bidi w:val="1"/>
         <w:spacing w:before="200" w:after="120" w:line="288" w:lineRule="auto"/>
         <w:jc w:val="right"/>
+        <w:keepNext w:val="1"/>
       </w:pPr>
       <w:r>
         <w:rPr>
@@ -7688,6 +8006,7 @@
         <w:widowControl/>
         <w:bidi w:val="1"/>
         <w:spacing w:before="0" w:after="120" w:line="288" w:lineRule="auto"/>
+        <w:ind w:firstLine="283"/>
         <w:jc w:val="both"/>
       </w:pPr>
       <w:r>
@@ -7707,6 +8026,7 @@
         <w:widowControl/>
         <w:bidi w:val="1"/>
         <w:spacing w:before="0" w:after="120" w:line="288" w:lineRule="auto"/>
+        <w:ind w:firstLine="283"/>
         <w:jc w:val="both"/>
       </w:pPr>
       <w:r>
@@ -7727,6 +8047,7 @@
         <w:bidi w:val="1"/>
         <w:spacing w:before="200" w:after="120" w:line="288" w:lineRule="auto"/>
         <w:jc w:val="right"/>
+        <w:keepNext w:val="1"/>
       </w:pPr>
       <w:r>
         <w:rPr>
@@ -7745,6 +8066,7 @@
         <w:widowControl/>
         <w:bidi w:val="1"/>
         <w:spacing w:before="0" w:after="120" w:line="288" w:lineRule="auto"/>
+        <w:ind w:firstLine="283"/>
         <w:jc w:val="both"/>
       </w:pPr>
       <w:r>
@@ -7764,6 +8086,7 @@
         <w:widowControl/>
         <w:bidi w:val="1"/>
         <w:spacing w:before="0" w:after="120" w:line="288" w:lineRule="auto"/>
+        <w:ind w:firstLine="283"/>
         <w:jc w:val="both"/>
       </w:pPr>
       <w:r>
@@ -7784,6 +8107,7 @@
         <w:bidi w:val="1"/>
         <w:spacing w:before="200" w:after="120" w:line="288" w:lineRule="auto"/>
         <w:jc w:val="right"/>
+        <w:keepNext w:val="1"/>
       </w:pPr>
       <w:r>
         <w:rPr>
@@ -7802,6 +8126,7 @@
         <w:widowControl/>
         <w:bidi w:val="1"/>
         <w:spacing w:before="0" w:after="120" w:line="288" w:lineRule="auto"/>
+        <w:ind w:firstLine="283"/>
         <w:jc w:val="both"/>
       </w:pPr>
       <w:r>
@@ -7821,6 +8146,7 @@
         <w:widowControl/>
         <w:bidi w:val="1"/>
         <w:spacing w:before="0" w:after="120" w:line="288" w:lineRule="auto"/>
+        <w:ind w:firstLine="283"/>
         <w:jc w:val="both"/>
       </w:pPr>
       <w:r>
@@ -7841,6 +8167,7 @@
         <w:bidi w:val="1"/>
         <w:spacing w:before="200" w:after="120" w:line="288" w:lineRule="auto"/>
         <w:jc w:val="right"/>
+        <w:keepNext w:val="1"/>
       </w:pPr>
       <w:r>
         <w:rPr>
@@ -7859,6 +8186,7 @@
         <w:widowControl/>
         <w:bidi w:val="1"/>
         <w:spacing w:before="0" w:after="120" w:line="288" w:lineRule="auto"/>
+        <w:ind w:firstLine="283"/>
         <w:jc w:val="both"/>
       </w:pPr>
       <w:r>
@@ -7920,14 +8248,15 @@
         <w:pBdr>
           <w:bottom w:val="single" w:sz="12" w:space="6" w:color="1F3864"/>
         </w:pBdr>
+        <w:keepNext w:val="1"/>
       </w:pPr>
       <w:r>
         <w:rPr>
           <w:rFonts w:ascii="B Titr" w:hAnsi="B Titr" w:cs="B Titr" w:eastAsia="B Titr"/>
           <w:b/>
           <w:i w:val="0"/>
-          <w:sz w:val="40"/>
-          <w:szCs w:val="40"/>
+          <w:sz w:val="44"/>
+          <w:szCs w:val="44"/>
         </w:rPr>
         <w:t>فصل پنجم: مسئولیت بین‌المللی دولت و جایگاه حقوق اساسی تصمیم</w:t>
       </w:r>
@@ -7938,6 +8267,7 @@
         <w:widowControl/>
         <w:bidi w:val="1"/>
         <w:spacing w:before="0" w:after="120" w:line="288" w:lineRule="auto"/>
+        <w:ind w:firstLine="283"/>
         <w:jc w:val="both"/>
       </w:pPr>
       <w:r>
@@ -7958,6 +8288,7 @@
         <w:bidi w:val="1"/>
         <w:spacing w:before="200" w:after="120" w:line="288" w:lineRule="auto"/>
         <w:jc w:val="right"/>
+        <w:keepNext w:val="1"/>
       </w:pPr>
       <w:r>
         <w:rPr>
@@ -7977,6 +8308,7 @@
         <w:bidi w:val="1"/>
         <w:spacing w:before="200" w:after="120" w:line="288" w:lineRule="auto"/>
         <w:jc w:val="right"/>
+        <w:keepNext w:val="1"/>
       </w:pPr>
       <w:r>
         <w:rPr>
@@ -7995,6 +8327,7 @@
         <w:widowControl/>
         <w:bidi w:val="1"/>
         <w:spacing w:before="0" w:after="120" w:line="288" w:lineRule="auto"/>
+        <w:ind w:firstLine="283"/>
         <w:jc w:val="both"/>
       </w:pPr>
       <w:r>
@@ -8025,6 +8358,7 @@
         <w:widowControl/>
         <w:bidi w:val="1"/>
         <w:spacing w:before="0" w:after="120" w:line="288" w:lineRule="auto"/>
+        <w:ind w:firstLine="283"/>
         <w:jc w:val="both"/>
       </w:pPr>
       <w:r>
@@ -8045,6 +8379,7 @@
         <w:bidi w:val="1"/>
         <w:spacing w:before="200" w:after="120" w:line="288" w:lineRule="auto"/>
         <w:jc w:val="right"/>
+        <w:keepNext w:val="1"/>
       </w:pPr>
       <w:r>
         <w:rPr>
@@ -8063,6 +8398,7 @@
         <w:widowControl/>
         <w:bidi w:val="1"/>
         <w:spacing w:before="0" w:after="120" w:line="288" w:lineRule="auto"/>
+        <w:ind w:firstLine="283"/>
         <w:jc w:val="both"/>
       </w:pPr>
       <w:r>
@@ -8082,6 +8418,7 @@
         <w:widowControl/>
         <w:bidi w:val="1"/>
         <w:spacing w:before="0" w:after="120" w:line="288" w:lineRule="auto"/>
+        <w:ind w:firstLine="283"/>
         <w:jc w:val="both"/>
       </w:pPr>
       <w:r>
@@ -8112,6 +8449,7 @@
         <w:widowControl/>
         <w:bidi w:val="1"/>
         <w:spacing w:before="0" w:after="120" w:line="288" w:lineRule="auto"/>
+        <w:ind w:firstLine="283"/>
         <w:jc w:val="both"/>
       </w:pPr>
       <w:r>
@@ -8132,6 +8470,7 @@
         <w:bidi w:val="1"/>
         <w:spacing w:before="200" w:after="120" w:line="288" w:lineRule="auto"/>
         <w:jc w:val="right"/>
+        <w:keepNext w:val="1"/>
       </w:pPr>
       <w:r>
         <w:rPr>
@@ -8150,6 +8489,7 @@
         <w:widowControl/>
         <w:bidi w:val="1"/>
         <w:spacing w:before="0" w:after="120" w:line="288" w:lineRule="auto"/>
+        <w:ind w:firstLine="283"/>
         <w:jc w:val="both"/>
       </w:pPr>
       <w:r>
@@ -8191,6 +8531,7 @@
         <w:bidi w:val="1"/>
         <w:spacing w:before="200" w:after="120" w:line="288" w:lineRule="auto"/>
         <w:jc w:val="right"/>
+        <w:keepNext w:val="1"/>
       </w:pPr>
       <w:r>
         <w:rPr>
@@ -8210,6 +8551,7 @@
         <w:bidi w:val="1"/>
         <w:spacing w:before="200" w:after="120" w:line="288" w:lineRule="auto"/>
         <w:jc w:val="right"/>
+        <w:keepNext w:val="1"/>
       </w:pPr>
       <w:r>
         <w:rPr>
@@ -8228,6 +8570,7 @@
         <w:widowControl/>
         <w:bidi w:val="1"/>
         <w:spacing w:before="0" w:after="120" w:line="288" w:lineRule="auto"/>
+        <w:ind w:firstLine="283"/>
         <w:jc w:val="both"/>
       </w:pPr>
       <w:r>
@@ -8249,6 +8592,13 @@
         <w:spacing w:before="160" w:after="160" w:line="288" w:lineRule="auto"/>
         <w:ind w:right="567" w:left="567"/>
         <w:jc w:val="center"/>
+        <w:shd w:val="clear" w:fill="F2F2F2"/>
+        <w:pBdr>
+          <w:top w:val="single" w:sz="6" w:space="8" w:color="BFBFBF"/>
+          <w:left w:val="single" w:sz="6" w:space="8" w:color="BFBFBF"/>
+          <w:bottom w:val="single" w:sz="6" w:space="8" w:color="BFBFBF"/>
+          <w:right w:val="single" w:sz="6" w:space="8" w:color="BFBFBF"/>
+        </w:pBdr>
       </w:pPr>
       <w:r>
         <w:rPr>
@@ -8278,6 +8628,7 @@
         <w:widowControl/>
         <w:bidi w:val="1"/>
         <w:spacing w:before="0" w:after="120" w:line="288" w:lineRule="auto"/>
+        <w:ind w:firstLine="283"/>
         <w:jc w:val="both"/>
       </w:pPr>
       <w:r>
@@ -8297,6 +8648,7 @@
         <w:widowControl/>
         <w:bidi w:val="1"/>
         <w:spacing w:before="0" w:after="120" w:line="288" w:lineRule="auto"/>
+        <w:ind w:firstLine="283"/>
         <w:jc w:val="both"/>
       </w:pPr>
       <w:r>
@@ -8391,6 +8743,7 @@
         <w:bidi w:val="1"/>
         <w:spacing w:before="200" w:after="120" w:line="288" w:lineRule="auto"/>
         <w:jc w:val="right"/>
+        <w:keepNext w:val="1"/>
       </w:pPr>
       <w:r>
         <w:rPr>
@@ -8409,6 +8762,7 @@
         <w:widowControl/>
         <w:bidi w:val="1"/>
         <w:spacing w:before="0" w:after="120" w:line="288" w:lineRule="auto"/>
+        <w:ind w:firstLine="283"/>
         <w:jc w:val="both"/>
       </w:pPr>
       <w:r>
@@ -8428,6 +8782,7 @@
         <w:widowControl/>
         <w:bidi w:val="1"/>
         <w:spacing w:before="0" w:after="120" w:line="288" w:lineRule="auto"/>
+        <w:ind w:firstLine="283"/>
         <w:jc w:val="both"/>
       </w:pPr>
       <w:r>
@@ -8447,6 +8802,7 @@
         <w:widowControl/>
         <w:bidi w:val="1"/>
         <w:spacing w:before="0" w:after="120" w:line="288" w:lineRule="auto"/>
+        <w:ind w:firstLine="283"/>
         <w:jc w:val="both"/>
       </w:pPr>
       <w:r>
@@ -8466,6 +8822,7 @@
         <w:widowControl/>
         <w:bidi w:val="1"/>
         <w:spacing w:before="0" w:after="120" w:line="288" w:lineRule="auto"/>
+        <w:ind w:firstLine="283"/>
         <w:jc w:val="both"/>
       </w:pPr>
       <w:r>
@@ -8485,6 +8842,7 @@
         <w:widowControl/>
         <w:bidi w:val="1"/>
         <w:spacing w:before="0" w:after="120" w:line="288" w:lineRule="auto"/>
+        <w:ind w:firstLine="283"/>
         <w:jc w:val="both"/>
       </w:pPr>
       <w:r>
@@ -8504,6 +8862,7 @@
         <w:widowControl/>
         <w:bidi w:val="1"/>
         <w:spacing w:before="0" w:after="120" w:line="288" w:lineRule="auto"/>
+        <w:ind w:firstLine="283"/>
         <w:jc w:val="both"/>
       </w:pPr>
       <w:r>
@@ -8524,6 +8883,7 @@
         <w:bidi w:val="1"/>
         <w:spacing w:before="200" w:after="120" w:line="288" w:lineRule="auto"/>
         <w:jc w:val="right"/>
+        <w:keepNext w:val="1"/>
       </w:pPr>
       <w:r>
         <w:rPr>
@@ -8543,6 +8903,7 @@
         <w:bidi w:val="1"/>
         <w:spacing w:before="200" w:after="120" w:line="288" w:lineRule="auto"/>
         <w:jc w:val="right"/>
+        <w:keepNext w:val="1"/>
       </w:pPr>
       <w:r>
         <w:rPr>
@@ -8561,6 +8922,7 @@
         <w:widowControl/>
         <w:bidi w:val="1"/>
         <w:spacing w:before="0" w:after="120" w:line="288" w:lineRule="auto"/>
+        <w:ind w:firstLine="283"/>
         <w:jc w:val="both"/>
       </w:pPr>
       <w:r>
@@ -8601,6 +8963,7 @@
         <w:widowControl/>
         <w:bidi w:val="1"/>
         <w:spacing w:before="0" w:after="120" w:line="288" w:lineRule="auto"/>
+        <w:ind w:firstLine="283"/>
         <w:jc w:val="both"/>
       </w:pPr>
       <w:r>
@@ -8641,6 +9004,7 @@
         <w:widowControl/>
         <w:bidi w:val="1"/>
         <w:spacing w:before="0" w:after="120" w:line="288" w:lineRule="auto"/>
+        <w:ind w:firstLine="283"/>
         <w:jc w:val="both"/>
       </w:pPr>
       <w:r>
@@ -8682,6 +9046,7 @@
         <w:bidi w:val="1"/>
         <w:spacing w:before="200" w:after="120" w:line="288" w:lineRule="auto"/>
         <w:jc w:val="right"/>
+        <w:keepNext w:val="1"/>
       </w:pPr>
       <w:r>
         <w:rPr>
@@ -8700,6 +9065,7 @@
         <w:widowControl/>
         <w:bidi w:val="1"/>
         <w:spacing w:before="0" w:after="120" w:line="288" w:lineRule="auto"/>
+        <w:ind w:firstLine="283"/>
         <w:jc w:val="both"/>
       </w:pPr>
       <w:r>
@@ -8719,6 +9085,7 @@
         <w:widowControl/>
         <w:bidi w:val="1"/>
         <w:spacing w:before="0" w:after="120" w:line="288" w:lineRule="auto"/>
+        <w:ind w:firstLine="283"/>
         <w:jc w:val="both"/>
       </w:pPr>
       <w:r>
@@ -8738,6 +9105,7 @@
         <w:widowControl/>
         <w:bidi w:val="1"/>
         <w:spacing w:before="0" w:after="120" w:line="288" w:lineRule="auto"/>
+        <w:ind w:firstLine="283"/>
         <w:jc w:val="both"/>
       </w:pPr>
       <w:r>
@@ -8757,6 +9125,7 @@
         <w:widowControl/>
         <w:bidi w:val="1"/>
         <w:spacing w:before="0" w:after="120" w:line="288" w:lineRule="auto"/>
+        <w:ind w:firstLine="283"/>
         <w:jc w:val="both"/>
       </w:pPr>
       <w:r>
@@ -8776,6 +9145,7 @@
         <w:widowControl/>
         <w:bidi w:val="1"/>
         <w:spacing w:before="0" w:after="120" w:line="288" w:lineRule="auto"/>
+        <w:ind w:firstLine="283"/>
         <w:jc w:val="both"/>
       </w:pPr>
       <w:r>
@@ -8795,6 +9165,7 @@
         <w:widowControl/>
         <w:bidi w:val="1"/>
         <w:spacing w:before="0" w:after="120" w:line="288" w:lineRule="auto"/>
+        <w:ind w:firstLine="283"/>
         <w:jc w:val="both"/>
       </w:pPr>
       <w:r>
@@ -8815,6 +9186,7 @@
         <w:bidi w:val="1"/>
         <w:spacing w:before="200" w:after="120" w:line="288" w:lineRule="auto"/>
         <w:jc w:val="right"/>
+        <w:keepNext w:val="1"/>
       </w:pPr>
       <w:r>
         <w:rPr>
@@ -8834,6 +9206,7 @@
         <w:bidi w:val="1"/>
         <w:spacing w:before="200" w:after="120" w:line="288" w:lineRule="auto"/>
         <w:jc w:val="right"/>
+        <w:keepNext w:val="1"/>
       </w:pPr>
       <w:r>
         <w:rPr>
@@ -8852,6 +9225,7 @@
         <w:widowControl/>
         <w:bidi w:val="1"/>
         <w:spacing w:before="0" w:after="120" w:line="288" w:lineRule="auto"/>
+        <w:ind w:firstLine="283"/>
         <w:jc w:val="both"/>
       </w:pPr>
       <w:r>
@@ -8882,6 +9256,7 @@
         <w:widowControl/>
         <w:bidi w:val="1"/>
         <w:spacing w:before="0" w:after="120" w:line="288" w:lineRule="auto"/>
+        <w:ind w:firstLine="283"/>
         <w:jc w:val="both"/>
       </w:pPr>
       <w:r>
@@ -8922,6 +9297,7 @@
         <w:widowControl/>
         <w:bidi w:val="1"/>
         <w:spacing w:before="0" w:after="120" w:line="288" w:lineRule="auto"/>
+        <w:ind w:firstLine="283"/>
         <w:jc w:val="both"/>
       </w:pPr>
       <w:r>
@@ -8962,6 +9338,7 @@
         <w:widowControl/>
         <w:bidi w:val="1"/>
         <w:spacing w:before="0" w:after="120" w:line="288" w:lineRule="auto"/>
+        <w:ind w:firstLine="283"/>
         <w:jc w:val="both"/>
       </w:pPr>
       <w:r>
@@ -8992,6 +9369,7 @@
         <w:widowControl/>
         <w:bidi w:val="1"/>
         <w:spacing w:before="0" w:after="120" w:line="288" w:lineRule="auto"/>
+        <w:ind w:firstLine="283"/>
         <w:jc w:val="both"/>
       </w:pPr>
       <w:r>
@@ -9033,6 +9411,7 @@
         <w:bidi w:val="1"/>
         <w:spacing w:before="200" w:after="120" w:line="288" w:lineRule="auto"/>
         <w:jc w:val="right"/>
+        <w:keepNext w:val="1"/>
       </w:pPr>
       <w:r>
         <w:rPr>
@@ -9051,6 +9430,7 @@
         <w:widowControl/>
         <w:bidi w:val="1"/>
         <w:spacing w:before="0" w:after="120" w:line="288" w:lineRule="auto"/>
+        <w:ind w:firstLine="283"/>
         <w:jc w:val="both"/>
       </w:pPr>
       <w:r>
@@ -9091,6 +9471,7 @@
         <w:widowControl/>
         <w:bidi w:val="1"/>
         <w:spacing w:before="0" w:after="120" w:line="288" w:lineRule="auto"/>
+        <w:ind w:firstLine="283"/>
         <w:jc w:val="both"/>
       </w:pPr>
       <w:r>
@@ -9131,6 +9512,7 @@
         <w:widowControl/>
         <w:bidi w:val="1"/>
         <w:spacing w:before="0" w:after="120" w:line="288" w:lineRule="auto"/>
+        <w:ind w:firstLine="283"/>
         <w:jc w:val="both"/>
       </w:pPr>
       <w:r>
@@ -9151,6 +9533,7 @@
         <w:bidi w:val="1"/>
         <w:spacing w:before="200" w:after="120" w:line="288" w:lineRule="auto"/>
         <w:jc w:val="right"/>
+        <w:keepNext w:val="1"/>
       </w:pPr>
       <w:r>
         <w:rPr>
@@ -9169,6 +9552,7 @@
         <w:widowControl/>
         <w:bidi w:val="1"/>
         <w:spacing w:before="0" w:after="120" w:line="288" w:lineRule="auto"/>
+        <w:ind w:firstLine="283"/>
         <w:jc w:val="both"/>
       </w:pPr>
       <w:r>
@@ -9188,6 +9572,7 @@
         <w:widowControl/>
         <w:bidi w:val="1"/>
         <w:spacing w:before="0" w:after="120" w:line="288" w:lineRule="auto"/>
+        <w:ind w:firstLine="283"/>
         <w:jc w:val="both"/>
       </w:pPr>
       <w:r>
@@ -9228,6 +9613,7 @@
         <w:widowControl/>
         <w:bidi w:val="1"/>
         <w:spacing w:before="0" w:after="120" w:line="288" w:lineRule="auto"/>
+        <w:ind w:firstLine="283"/>
         <w:jc w:val="both"/>
       </w:pPr>
       <w:r>
@@ -9247,6 +9633,7 @@
         <w:widowControl/>
         <w:bidi w:val="1"/>
         <w:spacing w:before="0" w:after="120" w:line="288" w:lineRule="auto"/>
+        <w:ind w:firstLine="283"/>
         <w:jc w:val="both"/>
       </w:pPr>
       <w:r>
@@ -9266,6 +9653,7 @@
         <w:widowControl/>
         <w:bidi w:val="1"/>
         <w:spacing w:before="0" w:after="120" w:line="288" w:lineRule="auto"/>
+        <w:ind w:firstLine="283"/>
         <w:jc w:val="both"/>
       </w:pPr>
       <w:r>
@@ -9285,6 +9673,7 @@
         <w:widowControl/>
         <w:bidi w:val="1"/>
         <w:spacing w:before="0" w:after="120" w:line="288" w:lineRule="auto"/>
+        <w:ind w:firstLine="283"/>
         <w:jc w:val="both"/>
       </w:pPr>
       <w:r>
@@ -9305,6 +9694,7 @@
         <w:bidi w:val="1"/>
         <w:spacing w:before="200" w:after="120" w:line="288" w:lineRule="auto"/>
         <w:jc w:val="right"/>
+        <w:keepNext w:val="1"/>
       </w:pPr>
       <w:r>
         <w:rPr>
@@ -9323,6 +9713,7 @@
         <w:widowControl/>
         <w:bidi w:val="1"/>
         <w:spacing w:before="0" w:after="120" w:line="288" w:lineRule="auto"/>
+        <w:ind w:firstLine="283"/>
         <w:jc w:val="both"/>
       </w:pPr>
       <w:r>
@@ -9342,6 +9733,7 @@
         <w:widowControl/>
         <w:bidi w:val="1"/>
         <w:spacing w:before="0" w:after="120" w:line="288" w:lineRule="auto"/>
+        <w:ind w:firstLine="283"/>
         <w:jc w:val="both"/>
       </w:pPr>
       <w:r>
@@ -9361,6 +9753,7 @@
         <w:widowControl/>
         <w:bidi w:val="1"/>
         <w:spacing w:before="0" w:after="120" w:line="288" w:lineRule="auto"/>
+        <w:ind w:firstLine="283"/>
         <w:jc w:val="both"/>
       </w:pPr>
       <w:r>
@@ -9380,6 +9773,7 @@
         <w:widowControl/>
         <w:bidi w:val="1"/>
         <w:spacing w:before="0" w:after="120" w:line="288" w:lineRule="auto"/>
+        <w:ind w:firstLine="283"/>
         <w:jc w:val="both"/>
       </w:pPr>
       <w:r>
@@ -9400,6 +9794,7 @@
         <w:bidi w:val="1"/>
         <w:spacing w:before="200" w:after="120" w:line="288" w:lineRule="auto"/>
         <w:jc w:val="right"/>
+        <w:keepNext w:val="1"/>
       </w:pPr>
       <w:r>
         <w:rPr>
@@ -9419,6 +9814,7 @@
         <w:bidi w:val="1"/>
         <w:spacing w:before="200" w:after="120" w:line="288" w:lineRule="auto"/>
         <w:jc w:val="right"/>
+        <w:keepNext w:val="1"/>
       </w:pPr>
       <w:r>
         <w:rPr>
@@ -9437,6 +9833,7 @@
         <w:widowControl/>
         <w:bidi w:val="1"/>
         <w:spacing w:before="0" w:after="120" w:line="288" w:lineRule="auto"/>
+        <w:ind w:firstLine="283"/>
         <w:jc w:val="both"/>
       </w:pPr>
       <w:r>
@@ -9456,6 +9853,7 @@
         <w:widowControl/>
         <w:bidi w:val="1"/>
         <w:spacing w:before="0" w:after="120" w:line="288" w:lineRule="auto"/>
+        <w:ind w:firstLine="283"/>
         <w:jc w:val="both"/>
       </w:pPr>
       <w:r>
@@ -9496,6 +9894,7 @@
         <w:widowControl/>
         <w:bidi w:val="1"/>
         <w:spacing w:before="0" w:after="120" w:line="288" w:lineRule="auto"/>
+        <w:ind w:firstLine="283"/>
         <w:jc w:val="both"/>
       </w:pPr>
       <w:r>
@@ -9515,6 +9914,7 @@
         <w:widowControl/>
         <w:bidi w:val="1"/>
         <w:spacing w:before="0" w:after="120" w:line="288" w:lineRule="auto"/>
+        <w:ind w:firstLine="283"/>
         <w:jc w:val="both"/>
       </w:pPr>
       <w:r>
@@ -9534,6 +9934,7 @@
         <w:widowControl/>
         <w:bidi w:val="1"/>
         <w:spacing w:before="0" w:after="120" w:line="288" w:lineRule="auto"/>
+        <w:ind w:firstLine="283"/>
         <w:jc w:val="both"/>
       </w:pPr>
       <w:r>
@@ -9553,6 +9954,7 @@
         <w:widowControl/>
         <w:bidi w:val="1"/>
         <w:spacing w:before="0" w:after="120" w:line="288" w:lineRule="auto"/>
+        <w:ind w:firstLine="283"/>
         <w:jc w:val="both"/>
       </w:pPr>
       <w:r>
@@ -9572,6 +9974,7 @@
         <w:widowControl/>
         <w:bidi w:val="1"/>
         <w:spacing w:before="0" w:after="120" w:line="288" w:lineRule="auto"/>
+        <w:ind w:firstLine="283"/>
         <w:jc w:val="both"/>
       </w:pPr>
       <w:r>
@@ -9592,6 +9995,7 @@
         <w:bidi w:val="1"/>
         <w:spacing w:before="200" w:after="120" w:line="288" w:lineRule="auto"/>
         <w:jc w:val="right"/>
+        <w:keepNext w:val="1"/>
       </w:pPr>
       <w:r>
         <w:rPr>
@@ -9610,6 +10014,7 @@
         <w:widowControl/>
         <w:bidi w:val="1"/>
         <w:spacing w:before="0" w:after="120" w:line="288" w:lineRule="auto"/>
+        <w:ind w:firstLine="283"/>
         <w:jc w:val="both"/>
       </w:pPr>
       <w:r>
@@ -9629,6 +10034,7 @@
         <w:widowControl/>
         <w:bidi w:val="1"/>
         <w:spacing w:before="0" w:after="120" w:line="288" w:lineRule="auto"/>
+        <w:ind w:firstLine="283"/>
         <w:jc w:val="both"/>
       </w:pPr>
       <w:r>
@@ -9659,6 +10065,7 @@
         <w:widowControl/>
         <w:bidi w:val="1"/>
         <w:spacing w:before="0" w:after="120" w:line="288" w:lineRule="auto"/>
+        <w:ind w:firstLine="283"/>
         <w:jc w:val="both"/>
       </w:pPr>
       <w:r>
@@ -9678,6 +10085,7 @@
         <w:widowControl/>
         <w:bidi w:val="1"/>
         <w:spacing w:before="0" w:after="120" w:line="288" w:lineRule="auto"/>
+        <w:ind w:firstLine="283"/>
         <w:jc w:val="both"/>
       </w:pPr>
       <w:r>
@@ -9697,6 +10105,7 @@
         <w:widowControl/>
         <w:bidi w:val="1"/>
         <w:spacing w:before="0" w:after="120" w:line="288" w:lineRule="auto"/>
+        <w:ind w:firstLine="283"/>
         <w:jc w:val="both"/>
       </w:pPr>
       <w:r>
@@ -9716,6 +10125,7 @@
         <w:widowControl/>
         <w:bidi w:val="1"/>
         <w:spacing w:before="0" w:after="120" w:line="288" w:lineRule="auto"/>
+        <w:ind w:firstLine="283"/>
         <w:jc w:val="both"/>
       </w:pPr>
       <w:r>
@@ -9735,6 +10145,7 @@
         <w:widowControl/>
         <w:bidi w:val="1"/>
         <w:spacing w:before="0" w:after="120" w:line="288" w:lineRule="auto"/>
+        <w:ind w:firstLine="283"/>
         <w:jc w:val="both"/>
       </w:pPr>
       <w:r>
@@ -9754,6 +10165,7 @@
         <w:widowControl/>
         <w:bidi w:val="1"/>
         <w:spacing w:before="0" w:after="120" w:line="288" w:lineRule="auto"/>
+        <w:ind w:firstLine="283"/>
         <w:jc w:val="both"/>
       </w:pPr>
       <w:r>
@@ -9773,6 +10185,7 @@
         <w:widowControl/>
         <w:bidi w:val="1"/>
         <w:spacing w:before="0" w:after="120" w:line="288" w:lineRule="auto"/>
+        <w:ind w:firstLine="283"/>
         <w:jc w:val="both"/>
       </w:pPr>
       <w:r>
@@ -9792,6 +10205,7 @@
         <w:widowControl/>
         <w:bidi w:val="1"/>
         <w:spacing w:before="0" w:after="120" w:line="288" w:lineRule="auto"/>
+        <w:ind w:firstLine="283"/>
         <w:jc w:val="both"/>
       </w:pPr>
       <w:r>
@@ -9812,6 +10226,7 @@
         <w:bidi w:val="1"/>
         <w:spacing w:before="200" w:after="120" w:line="288" w:lineRule="auto"/>
         <w:jc w:val="right"/>
+        <w:keepNext w:val="1"/>
       </w:pPr>
       <w:r>
         <w:rPr>
@@ -9830,6 +10245,7 @@
         <w:widowControl/>
         <w:bidi w:val="1"/>
         <w:spacing w:before="0" w:after="120" w:line="288" w:lineRule="auto"/>
+        <w:ind w:firstLine="283"/>
         <w:jc w:val="both"/>
       </w:pPr>
       <w:r>
@@ -9858,14 +10274,15 @@
         <w:pBdr>
           <w:bottom w:val="single" w:sz="12" w:space="6" w:color="1F3864"/>
         </w:pBdr>
+        <w:keepNext w:val="1"/>
       </w:pPr>
       <w:r>
         <w:rPr>
           <w:rFonts w:ascii="B Titr" w:hAnsi="B Titr" w:cs="B Titr" w:eastAsia="B Titr"/>
           <w:b/>
           <w:i w:val="0"/>
-          <w:sz w:val="40"/>
-          <w:szCs w:val="40"/>
+          <w:sz w:val="44"/>
+          <w:szCs w:val="44"/>
         </w:rPr>
         <w:t>نتیجه‌گیری</w:t>
       </w:r>
@@ -9876,6 +10293,7 @@
         <w:widowControl/>
         <w:bidi w:val="1"/>
         <w:spacing w:before="0" w:after="120" w:line="288" w:lineRule="auto"/>
+        <w:ind w:firstLine="283"/>
         <w:jc w:val="both"/>
       </w:pPr>
       <w:r>
@@ -9896,6 +10314,7 @@
         <w:bidi w:val="1"/>
         <w:spacing w:before="200" w:after="120" w:line="288" w:lineRule="auto"/>
         <w:jc w:val="right"/>
+        <w:keepNext w:val="1"/>
       </w:pPr>
       <w:r>
         <w:rPr>
@@ -9914,6 +10333,7 @@
         <w:widowControl/>
         <w:bidi w:val="1"/>
         <w:spacing w:before="0" w:after="120" w:line="288" w:lineRule="auto"/>
+        <w:ind w:firstLine="283"/>
         <w:jc w:val="both"/>
       </w:pPr>
       <w:r>
@@ -9934,6 +10354,7 @@
         <w:bidi w:val="1"/>
         <w:spacing w:before="200" w:after="120" w:line="288" w:lineRule="auto"/>
         <w:jc w:val="right"/>
+        <w:keepNext w:val="1"/>
       </w:pPr>
       <w:r>
         <w:rPr>
@@ -9952,6 +10373,7 @@
         <w:widowControl/>
         <w:bidi w:val="1"/>
         <w:spacing w:before="0" w:after="120" w:line="288" w:lineRule="auto"/>
+        <w:ind w:firstLine="283"/>
         <w:jc w:val="both"/>
       </w:pPr>
       <w:r>
@@ -9972,6 +10394,7 @@
         <w:bidi w:val="1"/>
         <w:spacing w:before="200" w:after="120" w:line="288" w:lineRule="auto"/>
         <w:jc w:val="right"/>
+        <w:keepNext w:val="1"/>
       </w:pPr>
       <w:r>
         <w:rPr>
@@ -9990,6 +10413,7 @@
         <w:widowControl/>
         <w:bidi w:val="1"/>
         <w:spacing w:before="0" w:after="120" w:line="288" w:lineRule="auto"/>
+        <w:ind w:firstLine="283"/>
         <w:jc w:val="both"/>
       </w:pPr>
       <w:r>
@@ -10010,6 +10434,7 @@
         <w:bidi w:val="1"/>
         <w:spacing w:before="200" w:after="120" w:line="288" w:lineRule="auto"/>
         <w:jc w:val="right"/>
+        <w:keepNext w:val="1"/>
       </w:pPr>
       <w:r>
         <w:rPr>
@@ -10028,6 +10453,7 @@
         <w:widowControl/>
         <w:bidi w:val="1"/>
         <w:spacing w:before="0" w:after="120" w:line="288" w:lineRule="auto"/>
+        <w:ind w:firstLine="283"/>
         <w:jc w:val="both"/>
       </w:pPr>
       <w:r>
@@ -10048,6 +10474,7 @@
         <w:bidi w:val="1"/>
         <w:spacing w:before="200" w:after="120" w:line="288" w:lineRule="auto"/>
         <w:jc w:val="right"/>
+        <w:keepNext w:val="1"/>
       </w:pPr>
       <w:r>
         <w:rPr>
@@ -10066,6 +10493,7 @@
         <w:widowControl/>
         <w:bidi w:val="1"/>
         <w:spacing w:before="0" w:after="120" w:line="288" w:lineRule="auto"/>
+        <w:ind w:firstLine="283"/>
         <w:jc w:val="both"/>
       </w:pPr>
       <w:r>
@@ -10086,6 +10514,7 @@
         <w:bidi w:val="1"/>
         <w:spacing w:before="200" w:after="120" w:line="288" w:lineRule="auto"/>
         <w:jc w:val="right"/>
+        <w:keepNext w:val="1"/>
       </w:pPr>
       <w:r>
         <w:rPr>
@@ -10104,6 +10533,7 @@
         <w:widowControl/>
         <w:bidi w:val="1"/>
         <w:spacing w:before="0" w:after="120" w:line="288" w:lineRule="auto"/>
+        <w:ind w:firstLine="283"/>
         <w:jc w:val="both"/>
       </w:pPr>
       <w:r>
@@ -10123,6 +10553,7 @@
         <w:widowControl/>
         <w:bidi w:val="1"/>
         <w:spacing w:before="0" w:after="120" w:line="288" w:lineRule="auto"/>
+        <w:ind w:firstLine="283"/>
         <w:jc w:val="both"/>
       </w:pPr>
       <w:r>
@@ -10142,6 +10573,7 @@
         <w:widowControl/>
         <w:bidi w:val="1"/>
         <w:spacing w:before="0" w:after="120" w:line="288" w:lineRule="auto"/>
+        <w:ind w:firstLine="283"/>
         <w:jc w:val="both"/>
       </w:pPr>
       <w:r>
@@ -10170,14 +10602,15 @@
         <w:pBdr>
           <w:bottom w:val="single" w:sz="12" w:space="6" w:color="1F3864"/>
         </w:pBdr>
+        <w:keepNext w:val="1"/>
       </w:pPr>
       <w:r>
         <w:rPr>
           <w:rFonts w:ascii="B Titr" w:hAnsi="B Titr" w:cs="B Titr" w:eastAsia="B Titr"/>
           <w:b/>
           <w:i w:val="0"/>
-          <w:sz w:val="40"/>
-          <w:szCs w:val="40"/>
+          <w:sz w:val="44"/>
+          <w:szCs w:val="44"/>
         </w:rPr>
         <w:t>فهرست منابع</w:t>
       </w:r>
@@ -10188,6 +10621,7 @@
         <w:widowControl/>
         <w:bidi w:val="1"/>
         <w:spacing w:before="0" w:after="120" w:line="288" w:lineRule="auto"/>
+        <w:ind w:firstLine="283"/>
         <w:jc w:val="both"/>
       </w:pPr>
       <w:r>
@@ -10208,6 +10642,7 @@
         <w:bidi w:val="1"/>
         <w:spacing w:before="200" w:after="120" w:line="288" w:lineRule="auto"/>
         <w:jc w:val="right"/>
+        <w:keepNext w:val="1"/>
       </w:pPr>
       <w:r>
         <w:rPr>
@@ -10226,6 +10661,7 @@
         <w:widowControl/>
         <w:bidi w:val="1"/>
         <w:spacing w:before="0" w:after="120" w:line="288" w:lineRule="auto"/>
+        <w:ind w:firstLine="283"/>
         <w:jc w:val="both"/>
       </w:pPr>
       <w:r>
@@ -10245,6 +10681,7 @@
         <w:widowControl/>
         <w:bidi w:val="1"/>
         <w:spacing w:before="0" w:after="120" w:line="288" w:lineRule="auto"/>
+        <w:ind w:firstLine="283"/>
         <w:jc w:val="both"/>
       </w:pPr>
       <w:r>
@@ -10264,6 +10701,7 @@
         <w:widowControl/>
         <w:bidi w:val="1"/>
         <w:spacing w:before="0" w:after="120" w:line="288" w:lineRule="auto"/>
+        <w:ind w:firstLine="283"/>
         <w:jc w:val="both"/>
       </w:pPr>
       <w:r>
@@ -10283,6 +10721,7 @@
         <w:widowControl/>
         <w:bidi w:val="1"/>
         <w:spacing w:before="0" w:after="120" w:line="288" w:lineRule="auto"/>
+        <w:ind w:firstLine="283"/>
         <w:jc w:val="both"/>
       </w:pPr>
       <w:r>
@@ -10302,6 +10741,7 @@
         <w:widowControl/>
         <w:bidi w:val="1"/>
         <w:spacing w:before="0" w:after="120" w:line="288" w:lineRule="auto"/>
+        <w:ind w:firstLine="283"/>
         <w:jc w:val="both"/>
       </w:pPr>
       <w:r>
@@ -10322,6 +10762,7 @@
         <w:bidi w:val="1"/>
         <w:spacing w:before="200" w:after="120" w:line="288" w:lineRule="auto"/>
         <w:jc w:val="right"/>
+        <w:keepNext w:val="1"/>
       </w:pPr>
       <w:r>
         <w:rPr>
@@ -10340,6 +10781,7 @@
         <w:widowControl/>
         <w:bidi w:val="1"/>
         <w:spacing w:before="0" w:after="120" w:line="288" w:lineRule="auto"/>
+        <w:ind w:firstLine="283"/>
         <w:jc w:val="both"/>
       </w:pPr>
       <w:r>
@@ -10359,6 +10801,7 @@
         <w:widowControl/>
         <w:bidi w:val="1"/>
         <w:spacing w:before="0" w:after="120" w:line="288" w:lineRule="auto"/>
+        <w:ind w:firstLine="283"/>
         <w:jc w:val="both"/>
       </w:pPr>
       <w:r>
@@ -10378,6 +10821,7 @@
         <w:widowControl/>
         <w:bidi w:val="1"/>
         <w:spacing w:before="0" w:after="120" w:line="288" w:lineRule="auto"/>
+        <w:ind w:firstLine="283"/>
         <w:jc w:val="both"/>
       </w:pPr>
       <w:r>
@@ -10397,6 +10841,7 @@
         <w:widowControl/>
         <w:bidi w:val="1"/>
         <w:spacing w:before="0" w:after="120" w:line="288" w:lineRule="auto"/>
+        <w:ind w:firstLine="283"/>
         <w:jc w:val="both"/>
       </w:pPr>
       <w:r>
@@ -10416,6 +10861,7 @@
         <w:widowControl/>
         <w:bidi w:val="1"/>
         <w:spacing w:before="0" w:after="120" w:line="288" w:lineRule="auto"/>
+        <w:ind w:firstLine="283"/>
         <w:jc w:val="both"/>
       </w:pPr>
       <w:r>
@@ -10435,6 +10881,7 @@
         <w:widowControl/>
         <w:bidi w:val="1"/>
         <w:spacing w:before="0" w:after="120" w:line="288" w:lineRule="auto"/>
+        <w:ind w:firstLine="283"/>
         <w:jc w:val="both"/>
       </w:pPr>
       <w:r>
@@ -10454,6 +10901,7 @@
         <w:widowControl/>
         <w:bidi w:val="1"/>
         <w:spacing w:before="0" w:after="120" w:line="288" w:lineRule="auto"/>
+        <w:ind w:firstLine="283"/>
         <w:jc w:val="both"/>
       </w:pPr>
       <w:r>
@@ -10474,6 +10922,7 @@
         <w:bidi w:val="1"/>
         <w:spacing w:before="200" w:after="120" w:line="288" w:lineRule="auto"/>
         <w:jc w:val="right"/>
+        <w:keepNext w:val="1"/>
       </w:pPr>
       <w:r>
         <w:rPr>
@@ -10492,6 +10941,7 @@
         <w:widowControl/>
         <w:bidi w:val="1"/>
         <w:spacing w:before="0" w:after="120" w:line="288" w:lineRule="auto"/>
+        <w:ind w:firstLine="283"/>
         <w:jc w:val="both"/>
       </w:pPr>
       <w:r>
@@ -10511,6 +10961,7 @@
         <w:widowControl/>
         <w:bidi w:val="1"/>
         <w:spacing w:before="0" w:after="120" w:line="288" w:lineRule="auto"/>
+        <w:ind w:firstLine="283"/>
         <w:jc w:val="both"/>
       </w:pPr>
       <w:r>
@@ -10530,6 +10981,7 @@
         <w:widowControl/>
         <w:bidi w:val="1"/>
         <w:spacing w:before="0" w:after="120" w:line="288" w:lineRule="auto"/>
+        <w:ind w:firstLine="283"/>
         <w:jc w:val="both"/>
       </w:pPr>
       <w:r>
@@ -10549,6 +11001,7 @@
         <w:widowControl/>
         <w:bidi w:val="1"/>
         <w:spacing w:before="0" w:after="120" w:line="288" w:lineRule="auto"/>
+        <w:ind w:firstLine="283"/>
         <w:jc w:val="both"/>
       </w:pPr>
       <w:r>
@@ -10568,6 +11021,7 @@
         <w:widowControl/>
         <w:bidi w:val="1"/>
         <w:spacing w:before="0" w:after="120" w:line="288" w:lineRule="auto"/>
+        <w:ind w:firstLine="283"/>
         <w:jc w:val="both"/>
       </w:pPr>
       <w:r>
@@ -10587,6 +11041,7 @@
         <w:widowControl/>
         <w:bidi w:val="1"/>
         <w:spacing w:before="0" w:after="120" w:line="288" w:lineRule="auto"/>
+        <w:ind w:firstLine="283"/>
         <w:jc w:val="both"/>
       </w:pPr>
       <w:r>
@@ -10606,6 +11061,7 @@
         <w:widowControl/>
         <w:bidi w:val="1"/>
         <w:spacing w:before="0" w:after="120" w:line="288" w:lineRule="auto"/>
+        <w:ind w:firstLine="283"/>
         <w:jc w:val="both"/>
       </w:pPr>
       <w:r>
@@ -10625,6 +11081,7 @@
         <w:widowControl/>
         <w:bidi w:val="1"/>
         <w:spacing w:before="0" w:after="120" w:line="288" w:lineRule="auto"/>
+        <w:ind w:firstLine="283"/>
         <w:jc w:val="both"/>
       </w:pPr>
       <w:r>
@@ -10644,6 +11101,7 @@
         <w:widowControl/>
         <w:bidi w:val="1"/>
         <w:spacing w:before="0" w:after="120" w:line="288" w:lineRule="auto"/>
+        <w:ind w:firstLine="283"/>
         <w:jc w:val="both"/>
       </w:pPr>
       <w:r>
@@ -10663,6 +11121,7 @@
         <w:widowControl/>
         <w:bidi w:val="1"/>
         <w:spacing w:before="0" w:after="120" w:line="288" w:lineRule="auto"/>
+        <w:ind w:firstLine="283"/>
         <w:jc w:val="both"/>
       </w:pPr>
       <w:r>
@@ -10683,6 +11142,7 @@
         <w:bidi w:val="1"/>
         <w:spacing w:before="200" w:after="120" w:line="288" w:lineRule="auto"/>
         <w:jc w:val="right"/>
+        <w:keepNext w:val="1"/>
       </w:pPr>
       <w:r>
         <w:rPr>
@@ -10701,6 +11161,7 @@
         <w:widowControl/>
         <w:bidi w:val="1"/>
         <w:spacing w:before="0" w:after="120" w:line="288" w:lineRule="auto"/>
+        <w:ind w:firstLine="283"/>
         <w:jc w:val="both"/>
       </w:pPr>
       <w:r>
@@ -10720,6 +11181,7 @@
         <w:widowControl/>
         <w:bidi w:val="1"/>
         <w:spacing w:before="0" w:after="120" w:line="288" w:lineRule="auto"/>
+        <w:ind w:firstLine="283"/>
         <w:jc w:val="both"/>
       </w:pPr>
       <w:r>
@@ -10739,6 +11201,7 @@
         <w:widowControl/>
         <w:bidi w:val="1"/>
         <w:spacing w:before="0" w:after="120" w:line="288" w:lineRule="auto"/>
+        <w:ind w:firstLine="283"/>
         <w:jc w:val="both"/>
       </w:pPr>
       <w:r>
@@ -10758,6 +11221,7 @@
         <w:widowControl/>
         <w:bidi w:val="1"/>
         <w:spacing w:before="0" w:after="120" w:line="288" w:lineRule="auto"/>
+        <w:ind w:firstLine="283"/>
         <w:jc w:val="both"/>
       </w:pPr>
       <w:r>
@@ -10777,6 +11241,7 @@
         <w:widowControl/>
         <w:bidi w:val="1"/>
         <w:spacing w:before="0" w:after="120" w:line="288" w:lineRule="auto"/>
+        <w:ind w:firstLine="283"/>
         <w:jc w:val="both"/>
       </w:pPr>
       <w:r>
@@ -10796,6 +11261,7 @@
         <w:widowControl/>
         <w:bidi w:val="1"/>
         <w:spacing w:before="0" w:after="120" w:line="288" w:lineRule="auto"/>
+        <w:ind w:firstLine="283"/>
         <w:jc w:val="both"/>
       </w:pPr>
       <w:r>
@@ -10815,6 +11281,7 @@
         <w:widowControl/>
         <w:bidi w:val="1"/>
         <w:spacing w:before="0" w:after="120" w:line="288" w:lineRule="auto"/>
+        <w:ind w:firstLine="283"/>
         <w:jc w:val="both"/>
       </w:pPr>
       <w:r>
@@ -10834,6 +11301,7 @@
         <w:widowControl/>
         <w:bidi w:val="1"/>
         <w:spacing w:before="0" w:after="120" w:line="288" w:lineRule="auto"/>
+        <w:ind w:firstLine="283"/>
         <w:jc w:val="both"/>
       </w:pPr>
       <w:r>
@@ -10854,6 +11322,7 @@
         <w:bidi w:val="1"/>
         <w:spacing w:before="200" w:after="120" w:line="288" w:lineRule="auto"/>
         <w:jc w:val="right"/>
+        <w:keepNext w:val="1"/>
       </w:pPr>
       <w:r>
         <w:rPr>
@@ -10872,6 +11341,7 @@
         <w:widowControl/>
         <w:bidi w:val="1"/>
         <w:spacing w:before="0" w:after="120" w:line="288" w:lineRule="auto"/>
+        <w:ind w:firstLine="283"/>
         <w:jc w:val="both"/>
       </w:pPr>
       <w:r>
@@ -10891,6 +11361,7 @@
         <w:widowControl/>
         <w:bidi w:val="1"/>
         <w:spacing w:before="0" w:after="120" w:line="288" w:lineRule="auto"/>
+        <w:ind w:firstLine="283"/>
         <w:jc w:val="both"/>
       </w:pPr>
       <w:r>
@@ -10910,6 +11381,7 @@
         <w:widowControl/>
         <w:bidi w:val="1"/>
         <w:spacing w:before="0" w:after="120" w:line="288" w:lineRule="auto"/>
+        <w:ind w:firstLine="283"/>
         <w:jc w:val="both"/>
       </w:pPr>
       <w:r>
@@ -10929,6 +11401,7 @@
         <w:widowControl/>
         <w:bidi w:val="1"/>
         <w:spacing w:before="0" w:after="120" w:line="288" w:lineRule="auto"/>
+        <w:ind w:firstLine="283"/>
         <w:jc w:val="both"/>
       </w:pPr>
       <w:r>
@@ -10948,6 +11421,7 @@
         <w:widowControl/>
         <w:bidi w:val="1"/>
         <w:spacing w:before="0" w:after="120" w:line="288" w:lineRule="auto"/>
+        <w:ind w:firstLine="283"/>
         <w:jc w:val="both"/>
       </w:pPr>
       <w:r>
@@ -10967,6 +11441,7 @@
         <w:widowControl/>
         <w:bidi w:val="1"/>
         <w:spacing w:before="0" w:after="120" w:line="288" w:lineRule="auto"/>
+        <w:ind w:firstLine="283"/>
         <w:jc w:val="both"/>
       </w:pPr>
       <w:r>
@@ -10987,6 +11462,7 @@
         <w:bidi w:val="1"/>
         <w:spacing w:before="200" w:after="120" w:line="288" w:lineRule="auto"/>
         <w:jc w:val="right"/>
+        <w:keepNext w:val="1"/>
       </w:pPr>
       <w:r>
         <w:rPr>
@@ -11005,6 +11481,7 @@
         <w:widowControl/>
         <w:bidi w:val="1"/>
         <w:spacing w:before="0" w:after="120" w:line="288" w:lineRule="auto"/>
+        <w:ind w:firstLine="283"/>
         <w:jc w:val="both"/>
       </w:pPr>
       <w:r>
@@ -11024,6 +11501,7 @@
         <w:widowControl/>
         <w:bidi w:val="1"/>
         <w:spacing w:before="0" w:after="120" w:line="288" w:lineRule="auto"/>
+        <w:ind w:firstLine="283"/>
         <w:jc w:val="both"/>
       </w:pPr>
       <w:r>
@@ -11043,6 +11521,7 @@
         <w:widowControl/>
         <w:bidi w:val="1"/>
         <w:spacing w:before="0" w:after="120" w:line="288" w:lineRule="auto"/>
+        <w:ind w:firstLine="283"/>
         <w:jc w:val="both"/>
       </w:pPr>
       <w:r>
@@ -11062,6 +11541,7 @@
         <w:widowControl/>
         <w:bidi w:val="1"/>
         <w:spacing w:before="0" w:after="120" w:line="288" w:lineRule="auto"/>
+        <w:ind w:firstLine="283"/>
         <w:jc w:val="both"/>
       </w:pPr>
       <w:r>
@@ -11081,6 +11561,7 @@
         <w:widowControl/>
         <w:bidi w:val="1"/>
         <w:spacing w:before="0" w:after="120" w:line="288" w:lineRule="auto"/>
+        <w:ind w:firstLine="283"/>
         <w:jc w:val="both"/>
       </w:pPr>
       <w:r>
@@ -11100,6 +11581,7 @@
         <w:widowControl/>
         <w:bidi w:val="1"/>
         <w:spacing w:before="0" w:after="120" w:line="288" w:lineRule="auto"/>
+        <w:ind w:firstLine="283"/>
         <w:jc w:val="both"/>
       </w:pPr>
       <w:r>
@@ -11119,6 +11601,7 @@
         <w:widowControl/>
         <w:bidi w:val="1"/>
         <w:spacing w:before="0" w:after="120" w:line="288" w:lineRule="auto"/>
+        <w:ind w:firstLine="283"/>
         <w:jc w:val="both"/>
       </w:pPr>
       <w:r>
@@ -11138,6 +11621,7 @@
         <w:widowControl/>
         <w:bidi w:val="1"/>
         <w:spacing w:before="0" w:after="120" w:line="288" w:lineRule="auto"/>
+        <w:ind w:firstLine="283"/>
         <w:jc w:val="both"/>
       </w:pPr>
       <w:r>
@@ -11157,6 +11641,7 @@
         <w:widowControl/>
         <w:bidi w:val="1"/>
         <w:spacing w:before="0" w:after="120" w:line="288" w:lineRule="auto"/>
+        <w:ind w:firstLine="283"/>
         <w:jc w:val="both"/>
       </w:pPr>
       <w:r>
@@ -11177,6 +11662,7 @@
         <w:bidi w:val="1"/>
         <w:spacing w:before="200" w:after="120" w:line="288" w:lineRule="auto"/>
         <w:jc w:val="right"/>
+        <w:keepNext w:val="1"/>
       </w:pPr>
       <w:r>
         <w:rPr>
@@ -11195,6 +11681,7 @@
         <w:widowControl/>
         <w:bidi w:val="1"/>
         <w:spacing w:before="0" w:after="120" w:line="288" w:lineRule="auto"/>
+        <w:ind w:firstLine="283"/>
         <w:jc w:val="both"/>
       </w:pPr>
       <w:r>
@@ -11214,6 +11701,7 @@
         <w:widowControl/>
         <w:bidi w:val="1"/>
         <w:spacing w:before="0" w:after="120" w:line="288" w:lineRule="auto"/>
+        <w:ind w:firstLine="283"/>
         <w:jc w:val="both"/>
       </w:pPr>
       <w:r>
@@ -11233,6 +11721,7 @@
         <w:widowControl/>
         <w:bidi w:val="1"/>
         <w:spacing w:before="0" w:after="120" w:line="288" w:lineRule="auto"/>
+        <w:ind w:firstLine="283"/>
         <w:jc w:val="both"/>
       </w:pPr>
       <w:r>
@@ -11252,6 +11741,7 @@
         <w:widowControl/>
         <w:bidi w:val="1"/>
         <w:spacing w:before="0" w:after="120" w:line="288" w:lineRule="auto"/>
+        <w:ind w:firstLine="283"/>
         <w:jc w:val="both"/>
       </w:pPr>
       <w:r>
@@ -11271,6 +11761,7 @@
         <w:widowControl/>
         <w:bidi w:val="1"/>
         <w:spacing w:before="0" w:after="120" w:line="288" w:lineRule="auto"/>
+        <w:ind w:firstLine="283"/>
         <w:jc w:val="both"/>
       </w:pPr>
       <w:r>
@@ -11291,6 +11782,7 @@
         <w:bidi w:val="1"/>
         <w:spacing w:before="200" w:after="120" w:line="288" w:lineRule="auto"/>
         <w:jc w:val="right"/>
+        <w:keepNext w:val="1"/>
       </w:pPr>
       <w:r>
         <w:rPr>
@@ -11309,6 +11801,7 @@
         <w:widowControl/>
         <w:bidi w:val="1"/>
         <w:spacing w:before="0" w:after="120" w:line="288" w:lineRule="auto"/>
+        <w:ind w:firstLine="283"/>
         <w:jc w:val="both"/>
       </w:pPr>
       <w:r>
@@ -11328,6 +11821,7 @@
         <w:widowControl/>
         <w:bidi w:val="1"/>
         <w:spacing w:before="0" w:after="120" w:line="288" w:lineRule="auto"/>
+        <w:ind w:firstLine="283"/>
         <w:jc w:val="both"/>
       </w:pPr>
       <w:r>
@@ -11347,6 +11841,7 @@
         <w:widowControl/>
         <w:bidi w:val="1"/>
         <w:spacing w:before="0" w:after="120" w:line="288" w:lineRule="auto"/>
+        <w:ind w:firstLine="283"/>
         <w:jc w:val="both"/>
       </w:pPr>
       <w:r>
@@ -11366,6 +11861,7 @@
         <w:widowControl/>
         <w:bidi w:val="1"/>
         <w:spacing w:before="0" w:after="120" w:line="288" w:lineRule="auto"/>
+        <w:ind w:firstLine="283"/>
         <w:jc w:val="both"/>
       </w:pPr>
       <w:r>
@@ -11385,6 +11881,7 @@
         <w:widowControl/>
         <w:bidi w:val="1"/>
         <w:spacing w:before="0" w:after="120" w:line="288" w:lineRule="auto"/>
+        <w:ind w:firstLine="283"/>
         <w:jc w:val="both"/>
       </w:pPr>
       <w:r>
@@ -11413,14 +11910,15 @@
         <w:pBdr>
           <w:bottom w:val="single" w:sz="12" w:space="6" w:color="1F3864"/>
         </w:pBdr>
+        <w:keepNext w:val="1"/>
       </w:pPr>
       <w:r>
         <w:rPr>
           <w:rFonts w:ascii="B Titr" w:hAnsi="B Titr" w:cs="B Titr" w:eastAsia="B Titr"/>
           <w:b/>
           <w:i w:val="0"/>
-          <w:sz w:val="40"/>
-          <w:szCs w:val="40"/>
+          <w:sz w:val="44"/>
+          <w:szCs w:val="44"/>
         </w:rPr>
         <w:t>پیوست‌ها</w:t>
       </w:r>
@@ -11431,6 +11929,7 @@
         <w:widowControl/>
         <w:bidi w:val="1"/>
         <w:spacing w:before="0" w:after="120" w:line="288" w:lineRule="auto"/>
+        <w:ind w:firstLine="283"/>
         <w:jc w:val="both"/>
       </w:pPr>
       <w:r>
@@ -11451,6 +11950,7 @@
         <w:bidi w:val="1"/>
         <w:spacing w:before="200" w:after="120" w:line="288" w:lineRule="auto"/>
         <w:jc w:val="right"/>
+        <w:keepNext w:val="1"/>
       </w:pPr>
       <w:r>
         <w:rPr>
@@ -11469,6 +11969,7 @@
         <w:widowControl/>
         <w:bidi w:val="1"/>
         <w:spacing w:before="0" w:after="120" w:line="288" w:lineRule="auto"/>
+        <w:ind w:firstLine="283"/>
         <w:jc w:val="both"/>
       </w:pPr>
       <w:r>
@@ -11488,6 +11989,7 @@
         <w:widowControl/>
         <w:bidi w:val="1"/>
         <w:spacing w:before="0" w:after="120" w:line="288" w:lineRule="auto"/>
+        <w:ind w:firstLine="283"/>
         <w:jc w:val="both"/>
       </w:pPr>
       <w:r>
@@ -11507,6 +12009,7 @@
         <w:widowControl/>
         <w:bidi w:val="1"/>
         <w:spacing w:before="0" w:after="120" w:line="288" w:lineRule="auto"/>
+        <w:ind w:firstLine="283"/>
         <w:jc w:val="both"/>
       </w:pPr>
       <w:r>
@@ -11526,6 +12029,7 @@
         <w:widowControl/>
         <w:bidi w:val="1"/>
         <w:spacing w:before="0" w:after="120" w:line="288" w:lineRule="auto"/>
+        <w:ind w:firstLine="283"/>
         <w:jc w:val="both"/>
       </w:pPr>
       <w:r>
@@ -11545,6 +12049,7 @@
         <w:widowControl/>
         <w:bidi w:val="1"/>
         <w:spacing w:before="0" w:after="120" w:line="288" w:lineRule="auto"/>
+        <w:ind w:firstLine="283"/>
         <w:jc w:val="both"/>
       </w:pPr>
       <w:r>
@@ -11564,6 +12069,7 @@
         <w:widowControl/>
         <w:bidi w:val="1"/>
         <w:spacing w:before="0" w:after="120" w:line="288" w:lineRule="auto"/>
+        <w:ind w:firstLine="283"/>
         <w:jc w:val="both"/>
       </w:pPr>
       <w:r>
@@ -11583,6 +12089,7 @@
         <w:widowControl/>
         <w:bidi w:val="1"/>
         <w:spacing w:before="0" w:after="120" w:line="288" w:lineRule="auto"/>
+        <w:ind w:firstLine="283"/>
         <w:jc w:val="both"/>
       </w:pPr>
       <w:r>
@@ -11602,6 +12109,7 @@
         <w:widowControl/>
         <w:bidi w:val="1"/>
         <w:spacing w:before="0" w:after="120" w:line="288" w:lineRule="auto"/>
+        <w:ind w:firstLine="283"/>
         <w:jc w:val="both"/>
       </w:pPr>
       <w:r>
@@ -11621,6 +12129,7 @@
         <w:widowControl/>
         <w:bidi w:val="1"/>
         <w:spacing w:before="0" w:after="120" w:line="288" w:lineRule="auto"/>
+        <w:ind w:firstLine="283"/>
         <w:jc w:val="both"/>
       </w:pPr>
       <w:r>
@@ -11641,6 +12150,7 @@
         <w:bidi w:val="1"/>
         <w:spacing w:before="200" w:after="120" w:line="288" w:lineRule="auto"/>
         <w:jc w:val="right"/>
+        <w:keepNext w:val="1"/>
       </w:pPr>
       <w:r>
         <w:rPr>
@@ -11659,6 +12169,7 @@
         <w:widowControl/>
         <w:bidi w:val="1"/>
         <w:spacing w:before="0" w:after="120" w:line="288" w:lineRule="auto"/>
+        <w:ind w:firstLine="283"/>
         <w:jc w:val="both"/>
       </w:pPr>
       <w:r>
@@ -11689,6 +12200,7 @@
         <w:widowControl/>
         <w:bidi w:val="1"/>
         <w:spacing w:before="0" w:after="120" w:line="288" w:lineRule="auto"/>
+        <w:ind w:firstLine="283"/>
         <w:jc w:val="both"/>
       </w:pPr>
       <w:r>
@@ -11719,6 +12231,7 @@
         <w:widowControl/>
         <w:bidi w:val="1"/>
         <w:spacing w:before="0" w:after="120" w:line="288" w:lineRule="auto"/>
+        <w:ind w:firstLine="283"/>
         <w:jc w:val="both"/>
       </w:pPr>
       <w:r>
@@ -11749,6 +12262,7 @@
         <w:widowControl/>
         <w:bidi w:val="1"/>
         <w:spacing w:before="0" w:after="120" w:line="288" w:lineRule="auto"/>
+        <w:ind w:firstLine="283"/>
         <w:jc w:val="both"/>
       </w:pPr>
       <w:r>
@@ -11779,6 +12293,7 @@
         <w:widowControl/>
         <w:bidi w:val="1"/>
         <w:spacing w:before="0" w:after="120" w:line="288" w:lineRule="auto"/>
+        <w:ind w:firstLine="283"/>
         <w:jc w:val="both"/>
       </w:pPr>
       <w:r>
@@ -11809,6 +12324,7 @@
         <w:widowControl/>
         <w:bidi w:val="1"/>
         <w:spacing w:before="0" w:after="120" w:line="288" w:lineRule="auto"/>
+        <w:ind w:firstLine="283"/>
         <w:jc w:val="both"/>
       </w:pPr>
       <w:r>
@@ -11839,6 +12355,7 @@
         <w:widowControl/>
         <w:bidi w:val="1"/>
         <w:spacing w:before="0" w:after="120" w:line="288" w:lineRule="auto"/>
+        <w:ind w:firstLine="283"/>
         <w:jc w:val="both"/>
       </w:pPr>
       <w:r>
@@ -11869,6 +12386,7 @@
         <w:widowControl/>
         <w:bidi w:val="1"/>
         <w:spacing w:before="0" w:after="120" w:line="288" w:lineRule="auto"/>
+        <w:ind w:firstLine="283"/>
         <w:jc w:val="both"/>
       </w:pPr>
       <w:r>
@@ -11899,6 +12417,7 @@
         <w:widowControl/>
         <w:bidi w:val="1"/>
         <w:spacing w:before="0" w:after="120" w:line="288" w:lineRule="auto"/>
+        <w:ind w:firstLine="283"/>
         <w:jc w:val="both"/>
       </w:pPr>
       <w:r>
@@ -11929,6 +12448,7 @@
         <w:widowControl/>
         <w:bidi w:val="1"/>
         <w:spacing w:before="0" w:after="120" w:line="288" w:lineRule="auto"/>
+        <w:ind w:firstLine="283"/>
         <w:jc w:val="both"/>
       </w:pPr>
       <w:r>
@@ -11960,6 +12480,7 @@
         <w:bidi w:val="1"/>
         <w:spacing w:before="200" w:after="120" w:line="288" w:lineRule="auto"/>
         <w:jc w:val="right"/>
+        <w:keepNext w:val="1"/>
       </w:pPr>
       <w:r>
         <w:rPr>
@@ -11978,6 +12499,7 @@
         <w:widowControl/>
         <w:bidi w:val="1"/>
         <w:spacing w:before="0" w:after="120" w:line="288" w:lineRule="auto"/>
+        <w:ind w:firstLine="283"/>
         <w:jc w:val="both"/>
       </w:pPr>
       <w:r>
@@ -12008,6 +12530,7 @@
         <w:widowControl/>
         <w:bidi w:val="1"/>
         <w:spacing w:before="0" w:after="120" w:line="288" w:lineRule="auto"/>
+        <w:ind w:firstLine="283"/>
         <w:jc w:val="both"/>
       </w:pPr>
       <w:r>
@@ -12038,6 +12561,7 @@
         <w:widowControl/>
         <w:bidi w:val="1"/>
         <w:spacing w:before="0" w:after="120" w:line="288" w:lineRule="auto"/>
+        <w:ind w:firstLine="283"/>
         <w:jc w:val="both"/>
       </w:pPr>
       <w:r>
@@ -12068,6 +12592,7 @@
         <w:widowControl/>
         <w:bidi w:val="1"/>
         <w:spacing w:before="0" w:after="120" w:line="288" w:lineRule="auto"/>
+        <w:ind w:firstLine="283"/>
         <w:jc w:val="both"/>
       </w:pPr>
       <w:r>
@@ -12098,6 +12623,7 @@
         <w:widowControl/>
         <w:bidi w:val="1"/>
         <w:spacing w:before="0" w:after="120" w:line="288" w:lineRule="auto"/>
+        <w:ind w:firstLine="283"/>
         <w:jc w:val="both"/>
       </w:pPr>
       <w:r>
@@ -12128,6 +12654,7 @@
         <w:widowControl/>
         <w:bidi w:val="1"/>
         <w:spacing w:before="0" w:after="120" w:line="288" w:lineRule="auto"/>
+        <w:ind w:firstLine="283"/>
         <w:jc w:val="both"/>
       </w:pPr>
       <w:r>
@@ -12158,6 +12685,7 @@
         <w:widowControl/>
         <w:bidi w:val="1"/>
         <w:spacing w:before="0" w:after="120" w:line="288" w:lineRule="auto"/>
+        <w:ind w:firstLine="283"/>
         <w:jc w:val="both"/>
       </w:pPr>
       <w:r>
@@ -12188,6 +12716,7 @@
         <w:widowControl/>
         <w:bidi w:val="1"/>
         <w:spacing w:before="0" w:after="120" w:line="288" w:lineRule="auto"/>
+        <w:ind w:firstLine="283"/>
         <w:jc w:val="both"/>
       </w:pPr>
       <w:r>
@@ -12218,6 +12747,7 @@
         <w:widowControl/>
         <w:bidi w:val="1"/>
         <w:spacing w:before="0" w:after="120" w:line="288" w:lineRule="auto"/>
+        <w:ind w:firstLine="283"/>
         <w:jc w:val="both"/>
       </w:pPr>
       <w:r>
@@ -12249,6 +12779,7 @@
         <w:bidi w:val="1"/>
         <w:spacing w:before="200" w:after="120" w:line="288" w:lineRule="auto"/>
         <w:jc w:val="right"/>
+        <w:keepNext w:val="1"/>
       </w:pPr>
       <w:r>
         <w:rPr>
@@ -12267,6 +12798,7 @@
         <w:widowControl/>
         <w:bidi w:val="1"/>
         <w:spacing w:before="0" w:after="120" w:line="288" w:lineRule="auto"/>
+        <w:ind w:firstLine="283"/>
         <w:jc w:val="both"/>
       </w:pPr>
       <w:r>
@@ -12287,6 +12819,7 @@
         <w:bidi w:val="1"/>
         <w:spacing w:before="200" w:after="120" w:line="288" w:lineRule="auto"/>
         <w:jc w:val="right"/>
+        <w:keepNext w:val="1"/>
       </w:pPr>
       <w:r>
         <w:rPr>
@@ -12305,6 +12838,7 @@
         <w:widowControl/>
         <w:bidi w:val="1"/>
         <w:spacing w:before="0" w:after="120" w:line="288" w:lineRule="auto"/>
+        <w:ind w:firstLine="283"/>
         <w:jc w:val="both"/>
       </w:pPr>
       <w:r>
@@ -12320,6 +12854,7 @@
     </w:p>
     <w:sectPr>
       <w:headerReference w:type="default" r:id="rId9"/>
+      <w:footerReference w:type="default" r:id="rId10"/>
       <w:pgSz w:w="11906" w:h="16838"/>
       <w:pgMar w:top="1417" w:right="1701" w:bottom="1417" w:left="1134" w:header="680" w:footer="680" w:gutter="0"/>
       <w:cols w:space="720"/>
@@ -12328,6 +12863,35 @@
     </w:sectPr>
   </w:body>
 </w:document>
+</file>
+
+<file path=word/footer1.xml><?xml version="1.0" encoding="utf-8"?>
+<w:ftr xmlns:m="http://schemas.openxmlformats.org/officeDocument/2006/math" xmlns:mc="http://schemas.openxmlformats.org/markup-compatibility/2006" xmlns:mo="http://schemas.microsoft.com/office/mac/office/2008/main" xmlns:mv="urn:schemas-microsoft-com:mac:vml" xmlns:o="urn:schemas-microsoft-com:office:office" xmlns:r="http://schemas.openxmlformats.org/officeDocument/2006/relationships" xmlns:v="urn:schemas-microsoft-com:vml" xmlns:w10="urn:schemas-microsoft-com:office:word" xmlns:w14="http://schemas.microsoft.com/office/word/2010/wordml" xmlns:w="http://schemas.openxmlformats.org/wordprocessingml/2006/main" xmlns:wne="http://schemas.microsoft.com/office/word/2006/wordml" xmlns:wp14="http://schemas.microsoft.com/office/word/2010/wordprocessingDrawing" xmlns:wp="http://schemas.openxmlformats.org/drawingml/2006/wordprocessingDrawing" xmlns:wpc="http://schemas.microsoft.com/office/word/2010/wordprocessingCanvas" xmlns:wpg="http://schemas.microsoft.com/office/word/2010/wordprocessingGroup" xmlns:wpi="http://schemas.microsoft.com/office/word/2010/wordprocessingInk" xmlns:wps="http://schemas.microsoft.com/office/word/2010/wordprocessingShape" mc:Ignorable="w14 wp14">
+  <w:p>
+    <w:pPr>
+      <w:pStyle w:val="Footer"/>
+      <w:widowControl/>
+      <w:bidi w:val="1"/>
+      <w:spacing w:before="120" w:after="0" w:line="288" w:lineRule="auto"/>
+      <w:jc w:val="center"/>
+      <w:pBdr>
+        <w:top w:val="single" w:sz="6" w:space="6" w:color="BFBFBF"/>
+      </w:pBdr>
+    </w:pPr>
+    <w:r/>
+    <w:r>
+      <w:rPr>
+        <w:rFonts w:ascii="B Lotus" w:hAnsi="B Lotus" w:cs="B Lotus" w:eastAsia="B Lotus"/>
+        <w:b w:val="0"/>
+        <w:i w:val="0"/>
+        <w:color w:val="595659"/>
+        <w:sz w:val="18"/>
+        <w:szCs w:val="18"/>
+      </w:rPr>
+      <w:t>رساله علمی سطح سه ـ هادی شبستانی</w:t>
+    </w:r>
+  </w:p>
+</w:ftr>
 </file>
 
 <file path=word/footnotes.xml><?xml version="1.0" encoding="utf-8"?>
@@ -15761,6 +16325,7 @@
         <w:p>
           <w:pPr>
             <w:jc w:val="left"/>
+            <w:bidi w:val="1"/>
           </w:pPr>
           <w:r/>
           <w:r>
@@ -27878,6 +28443,13 @@
       <w:outlineLvl w:val="1"/>
     </w:pPr>
   </w:style>
+  <w:style w:type="paragraph" w:customStyle="1" w:styleId="TH-Front">
+    <w:name w:val="TH-Front"/>
+    <w:basedOn w:val="Normal"/>
+    <w:pPr>
+      <w:outlineLvl w:val="1"/>
+    </w:pPr>
+  </w:style>
   <w:style w:type="paragraph" w:customStyle="1" w:styleId="TH-Goftar">
     <w:name w:val="TH-Goftar"/>
     <w:basedOn w:val="Normal"/>

--- a/Resaleh_Sath3_Hadi_Shabestani_v2.docx
+++ b/Resaleh_Sath3_Hadi_Shabestani_v2.docx
@@ -4673,7 +4673,7 @@
     </w:p>
     <w:p>
       <w:pPr>
-        <w:pStyle w:val="TH-Goftar"/>
+        <w:pStyle w:val="TH-Band"/>
         <w:widowControl/>
         <w:bidi w:val="1"/>
         <w:spacing w:before="200" w:after="120" w:line="288" w:lineRule="auto"/>
@@ -4682,18 +4682,89 @@
       </w:pPr>
       <w:r>
         <w:rPr>
-          <w:rFonts w:ascii="B Titr" w:hAnsi="B Titr" w:cs="B Titr" w:eastAsia="B Titr"/>
+          <w:rFonts w:ascii="B Traffic" w:hAnsi="B Traffic" w:cs="B Traffic" w:eastAsia="B Traffic"/>
           <w:b/>
           <w:i w:val="0"/>
-          <w:sz w:val="32"/>
-          <w:szCs w:val="32"/>
-        </w:rPr>
-        <w:t>گفتار سوم: قواعد تفسیر معاهدات؛ فهم متن پیش از عمل</w:t>
-      </w:r>
-    </w:p>
-    <w:p>
-      <w:pPr>
-        <w:pStyle w:val="TH-Band"/>
+          <w:sz w:val="28"/>
+          <w:szCs w:val="28"/>
+        </w:rPr>
+        <w:t>بند ششم: حق شرط و اعلامیه تفسیری؛ انعطافِ هنگامِ پذیرش</w:t>
+      </w:r>
+    </w:p>
+    <w:p>
+      <w:pPr>
+        <w:pStyle w:val="TH-Body"/>
+        <w:widowControl/>
+        <w:bidi w:val="1"/>
+        <w:spacing w:before="0" w:after="120" w:line="288" w:lineRule="auto"/>
+        <w:ind w:firstLine="283"/>
+        <w:jc w:val="both"/>
+      </w:pPr>
+      <w:r>
+        <w:rPr>
+          <w:rFonts w:ascii="B Lotus" w:hAnsi="B Lotus" w:cs="B Lotus" w:eastAsia="B Lotus"/>
+          <w:b w:val="0"/>
+          <w:i w:val="0"/>
+          <w:sz w:val="28"/>
+          <w:szCs w:val="28"/>
+        </w:rPr>
+        <w:t>آخرین نهادی که در این گفتار باید شناخت ـ و از نظرِ عملی شاید مهم‌ترینشان ـ «حق شرط» (reservation) است: اعلامِ یک‌جانبه دولت هنگامِ پذیرشِ معاهده چندجانبه، مبنی بر این‌که اثرِ حقوقیِ بعضی مقررات را نسبت به خودش منتفی یا محدود می‌کند. مواد ۱۹ تا ۲۳ وین، نظامِ حق شرط را با تفصیل تنظیم کرده‌اند: حق شرط جایز است، مگر این‌که در خودِ معاهده ممنوع شده باشد یا با «موضوع و هدفِ» معاهده ناسازگار باشد (ماده ۱۹)؛ و آثارش نسبت به دولت‌های پذیرنده و معترض متفاوت است (مواد ۲۰ و ۲۱).</w:t>
+      </w:r>
+      <w:r>
+        <w:rPr>
+          <w:rFonts w:ascii="B Lotus" w:hAnsi="B Lotus" w:cs="B Lotus" w:eastAsia="B Lotus"/>
+          <w:b w:val="0"/>
+          <w:i w:val="0"/>
+          <w:sz w:val="28"/>
+          <w:szCs w:val="28"/>
+          <w:vertAlign w:val="superscript"/>
+        </w:rPr>
+        <w:footnoteReference w:id="29"/>
+      </w:r>
+    </w:p>
+    <w:p>
+      <w:pPr>
+        <w:pStyle w:val="TH-Body"/>
+        <w:widowControl/>
+        <w:bidi w:val="1"/>
+        <w:spacing w:before="0" w:after="120" w:line="288" w:lineRule="auto"/>
+        <w:ind w:firstLine="283"/>
+        <w:jc w:val="both"/>
+      </w:pPr>
+      <w:r>
+        <w:rPr>
+          <w:rFonts w:ascii="B Lotus" w:hAnsi="B Lotus" w:cs="B Lotus" w:eastAsia="B Lotus"/>
+          <w:b w:val="0"/>
+          <w:i w:val="0"/>
+          <w:sz w:val="28"/>
+          <w:szCs w:val="28"/>
+        </w:rPr>
+        <w:t>اهمیتِ حق شرط برای مسئله من در این است که «بهترین زمانِ مدیریتِ تعهد، هنگامِ پذیرش است، نه هنگامِ اجرا». دولتی که هنگامِ امضای معاهده چندجانبه، با دقت و هوشمندی حق شرط بگذارد ـ بر بندهایی که با منافعِ حیاتی‌اش ناسازگار است ـ بعداً کمتر نیازمندِ عدول می‌شود؛ چون از اول، دایره التزامش را محدود کرده. به زبانِ اقتصادی: حق شرط، «بیمه» است و عدول، «جراحی» ـ و عاقل، بیمه را بر جراحی مقدم می‌کند. پس توصیه اکیدِ من به مذاکره‌کنندگان و به مجلس (که تصویب‌کننده است): هر معاهده چندجانبه‌ای را که بررسی می‌کنید، اول بپرسید «کجایش نیازمندِ حق شرط است؟» ـ و این پرسش را جدی بگیرید، چون پاسخی که امروز ندهید، فردا به بحران بدل می‌شود.</w:t>
+      </w:r>
+    </w:p>
+    <w:p>
+      <w:pPr>
+        <w:pStyle w:val="TH-Body"/>
+        <w:widowControl/>
+        <w:bidi w:val="1"/>
+        <w:spacing w:before="0" w:after="120" w:line="288" w:lineRule="auto"/>
+        <w:ind w:firstLine="283"/>
+        <w:jc w:val="both"/>
+      </w:pPr>
+      <w:r>
+        <w:rPr>
+          <w:rFonts w:ascii="B Lotus" w:hAnsi="B Lotus" w:cs="B Lotus" w:eastAsia="B Lotus"/>
+          <w:b w:val="0"/>
+          <w:i w:val="0"/>
+          <w:sz w:val="28"/>
+          <w:szCs w:val="28"/>
+        </w:rPr>
+        <w:t>در کنارِ حق شرط، «اعلامیه تفسیری» (interpretive declaration) هم هست: اعلامِ رسمیِ دولت مبنی بر این‌که فلان مقرره را چنین و چنان می‌فهمد. اثرِ حقوقی‌اش کمتر از حق شرط است (چون التزام را محدود نمی‌کند، فقط فهمِ دولت را ثبت می‌کند)، ولی در فرایندِ تفسیر (مواد ۳۱ و ۳۲) و در روزِ اختلاف، سندِ مهمی است. تفاوتِ ظریفِ میانِ «حق شرطِ پنهان» (اعلامیه‌ای که در واقع حق شرط است ولی نامش اعلامیه است) و «اعلامیه تفسیریِ واقعی» هم در رویه محلِ بحث است و دولت‌ها باید در تنظیمِ متنِ اعلامیه‌هایشان دقت کنند تا بعداً گرفتارِ تفسیرِ نامطلوب نشوند. درسِ کلی: «کلمه» در حقوق بین‌الملل، بارِ حقوقی دارد؛ و هر سندی که دولت صادر می‌کند ـ از اعلامیه تا یادداشت تا مصاحبه رسمی ـ ممکن است روزی علیهش به کار رود. پس دستگاهِ دیپلماسی باید «حقوق‌محور» باشد، نه فقط «سیاست‌محور» ـ و این، یکی از پیام‌های پنهانِ این رساله است.</w:t>
+      </w:r>
+    </w:p>
+    <w:p>
+      <w:pPr>
+        <w:pStyle w:val="TH-Goftar"/>
         <w:widowControl/>
         <w:bidi w:val="1"/>
         <w:spacing w:before="200" w:after="120" w:line="288" w:lineRule="auto"/>
@@ -4702,64 +4773,13 @@
       </w:pPr>
       <w:r>
         <w:rPr>
-          <w:rFonts w:ascii="B Traffic" w:hAnsi="B Traffic" w:cs="B Traffic" w:eastAsia="B Traffic"/>
+          <w:rFonts w:ascii="B Titr" w:hAnsi="B Titr" w:cs="B Titr" w:eastAsia="B Titr"/>
           <w:b/>
           <w:i w:val="0"/>
-          <w:sz w:val="28"/>
-          <w:szCs w:val="28"/>
-        </w:rPr>
-        <w:t>بند اول: قاعده عام تفسیر؛ متن، سیاق، هدف</w:t>
-      </w:r>
-    </w:p>
-    <w:p>
-      <w:pPr>
-        <w:pStyle w:val="TH-Body"/>
-        <w:widowControl/>
-        <w:bidi w:val="1"/>
-        <w:spacing w:before="0" w:after="120" w:line="288" w:lineRule="auto"/>
-        <w:ind w:firstLine="283"/>
-        <w:jc w:val="both"/>
-      </w:pPr>
-      <w:r>
-        <w:rPr>
-          <w:rFonts w:ascii="B Lotus" w:hAnsi="B Lotus" w:cs="B Lotus" w:eastAsia="B Lotus"/>
-          <w:b w:val="0"/>
-          <w:i w:val="0"/>
-          <w:sz w:val="28"/>
-          <w:szCs w:val="28"/>
-        </w:rPr>
-        <w:t>پیش از این‌که از اجرا و نقض و خاتمه حرف بزنیم، باید بدانیم «معنای» معاهده چیست؛ چون تا ندانیم معاهده چه می‌گوید، نمی‌توانیم بگوییم اجرا شده یا نقض شده. کنوانسیون وین در مواد ۳۱ و ۳۲ قواعد تفسیر را بیان کرده و قاعده عامش در ماده ۳۱ آمده: معاهده باید «با حسن نیت» و «مطابق معنای متعارف الفاظ» و «در سیاقشان» و «در پرتو موضوع و هدفش» تفسیر شود.</w:t>
-      </w:r>
-      <w:r>
-        <w:rPr>
-          <w:rFonts w:ascii="B Lotus" w:hAnsi="B Lotus" w:cs="B Lotus" w:eastAsia="B Lotus"/>
-          <w:b w:val="0"/>
-          <w:i w:val="0"/>
-          <w:sz w:val="28"/>
-          <w:szCs w:val="28"/>
-          <w:vertAlign w:val="superscript"/>
-        </w:rPr>
-        <w:footnoteReference w:id="29"/>
-      </w:r>
-    </w:p>
-    <w:p>
-      <w:pPr>
-        <w:pStyle w:val="TH-Body"/>
-        <w:widowControl/>
-        <w:bidi w:val="1"/>
-        <w:spacing w:before="0" w:after="120" w:line="288" w:lineRule="auto"/>
-        <w:ind w:firstLine="283"/>
-        <w:jc w:val="both"/>
-      </w:pPr>
-      <w:r>
-        <w:rPr>
-          <w:rFonts w:ascii="B Lotus" w:hAnsi="B Lotus" w:cs="B Lotus" w:eastAsia="B Lotus"/>
-          <w:b w:val="0"/>
-          <w:i w:val="0"/>
-          <w:sz w:val="28"/>
-          <w:szCs w:val="28"/>
-        </w:rPr>
-        <w:t>این قاعده چهارلایه، برای مسئله من دو کاربرد مستقیم دارد. کاربرد اول: وقتی حاکم می‌خواهد ببیند آیا رفتارش «نقض» است یا نه، باید اول معنای تعهد را با همین قواعد بفهمد؛ چه‌بسا رفتاری که در نگاه اول نقض به نظر می‌رسد، با تفسیر صحیح (مثلاً با توجه به سیاق یا هدف معاهده) نقض نباشد ـ و چه‌بسا برعکس. پس «تفسیر» مقدم بر «داوریِ نقض» است؛ و حاکمی که بدون تفسیرِ دقیق، حکم به جواز یا عدم جواز بدهد، عجله کرده. کاربرد دوم: اعلامیه‌های تفسیری دولت (راهبرد دوم فصل پنجم) دقیقاً در همین فرایند تفسیر اثر می‌گذارند؛ یعنی دولتی که از اول تفسیرش را ثبت کرده، در روز اختلاف دستِ پرتری دارد. پس تفسیر، نه بحثی آکادمیک و حاشیه‌ای، که ابزاری عملی در دست تصمیم‌گیر است.</w:t>
+          <w:sz w:val="32"/>
+          <w:szCs w:val="32"/>
+        </w:rPr>
+        <w:t>گفتار سوم: قواعد تفسیر معاهدات؛ فهم متن پیش از عمل</w:t>
       </w:r>
     </w:p>
     <w:p>
@@ -4779,7 +4799,7 @@
           <w:sz w:val="28"/>
           <w:szCs w:val="28"/>
         </w:rPr>
-        <w:t>بند دوم: نقش سوابق انعقاد و رفتار بعدی</w:t>
+        <w:t>بند اول: قاعده عام تفسیر؛ متن، سیاق، هدف</w:t>
       </w:r>
     </w:p>
     <w:p>
@@ -4799,7 +4819,7 @@
           <w:sz w:val="28"/>
           <w:szCs w:val="28"/>
         </w:rPr>
-        <w:t>ماده ۳۲ وین، «وسائل تکمیلی» تفسیر را هم پیش‌بینی کرده: سوابق انعقاد (مذاکرات، پیش‌نویس‌ها، صورت‌جلسات) و رفتار بعدی اطراف در اجرای معاهده.</w:t>
+        <w:t>پیش از این‌که از اجرا و نقض و خاتمه حرف بزنیم، باید بدانیم «معنای» معاهده چیست؛ چون تا ندانیم معاهده چه می‌گوید، نمی‌توانیم بگوییم اجرا شده یا نقض شده. کنوانسیون وین در مواد ۳۱ و ۳۲ قواعد تفسیر را بیان کرده و قاعده عامش در ماده ۳۱ آمده: معاهده باید «با حسن نیت» و «مطابق معنای متعارف الفاظ» و «در سیاقشان» و «در پرتو موضوع و هدفش» تفسیر شود.</w:t>
       </w:r>
       <w:r>
         <w:rPr>
@@ -4812,20 +4832,30 @@
         </w:rPr>
         <w:footnoteReference w:id="30"/>
       </w:r>
-      <w:r>
-        <w:rPr>
-          <w:rFonts w:ascii="B Lotus" w:hAnsi="B Lotus" w:cs="B Lotus" w:eastAsia="B Lotus"/>
-          <w:b w:val="0"/>
-          <w:i w:val="0"/>
-          <w:sz w:val="28"/>
-          <w:szCs w:val="28"/>
-        </w:rPr>
-        <w:t xml:space="preserve"> اهمیتش برای ما این است که مذاکره‌کنندگان ایرانی باید بدانند هر سندی که در فرایند مذاکره تولید می‌کنند ـ از یادداشت تفاهم تا صورت‌جلسه ـ ممکن است روزی در فرایند تفسیر به کار برود؛ له یا علیه ما. پس «مستندسازیِ هوشمندانه» از مرحله انعقاد، بخشی از همان «حقوق پیشگیرانه» است که در فصل پنجم گفتم. و نیز رفتار بعدی دولت در اجرا ـ این‌که به کدام بندها چگونه عمل کرده ـ تفسیر عملیِ دولت از معاهده به حساب می‌آید و بعداً نمی‌شود خلافش را ادعا کرد. این نکته، درس مهمی برای دستگاه دیپلماسی ماست: رفتار امروزت، سند فردایت است.</w:t>
-      </w:r>
-    </w:p>
-    <w:p>
-      <w:pPr>
-        <w:pStyle w:val="TH-Goftar"/>
+    </w:p>
+    <w:p>
+      <w:pPr>
+        <w:pStyle w:val="TH-Body"/>
+        <w:widowControl/>
+        <w:bidi w:val="1"/>
+        <w:spacing w:before="0" w:after="120" w:line="288" w:lineRule="auto"/>
+        <w:ind w:firstLine="283"/>
+        <w:jc w:val="both"/>
+      </w:pPr>
+      <w:r>
+        <w:rPr>
+          <w:rFonts w:ascii="B Lotus" w:hAnsi="B Lotus" w:cs="B Lotus" w:eastAsia="B Lotus"/>
+          <w:b w:val="0"/>
+          <w:i w:val="0"/>
+          <w:sz w:val="28"/>
+          <w:szCs w:val="28"/>
+        </w:rPr>
+        <w:t>این قاعده چهارلایه، برای مسئله من دو کاربرد مستقیم دارد. کاربرد اول: وقتی حاکم می‌خواهد ببیند آیا رفتارش «نقض» است یا نه، باید اول معنای تعهد را با همین قواعد بفهمد؛ چه‌بسا رفتاری که در نگاه اول نقض به نظر می‌رسد، با تفسیر صحیح (مثلاً با توجه به سیاق یا هدف معاهده) نقض نباشد ـ و چه‌بسا برعکس. پس «تفسیر» مقدم بر «داوریِ نقض» است؛ و حاکمی که بدون تفسیرِ دقیق، حکم به جواز یا عدم جواز بدهد، عجله کرده. کاربرد دوم: اعلامیه‌های تفسیری دولت (راهبرد دوم فصل پنجم) دقیقاً در همین فرایند تفسیر اثر می‌گذارند؛ یعنی دولتی که از اول تفسیرش را ثبت کرده، در روز اختلاف دستِ پرتری دارد. پس تفسیر، نه بحثی آکادمیک و حاشیه‌ای، که ابزاری عملی در دست تصمیم‌گیر است.</w:t>
+      </w:r>
+    </w:p>
+    <w:p>
+      <w:pPr>
+        <w:pStyle w:val="TH-Band"/>
         <w:widowControl/>
         <w:bidi w:val="1"/>
         <w:spacing w:before="200" w:after="120" w:line="288" w:lineRule="auto"/>
@@ -4834,18 +4864,59 @@
       </w:pPr>
       <w:r>
         <w:rPr>
-          <w:rFonts w:ascii="B Titr" w:hAnsi="B Titr" w:cs="B Titr" w:eastAsia="B Titr"/>
+          <w:rFonts w:ascii="B Traffic" w:hAnsi="B Traffic" w:cs="B Traffic" w:eastAsia="B Traffic"/>
           <w:b/>
           <w:i w:val="0"/>
-          <w:sz w:val="32"/>
-          <w:szCs w:val="32"/>
-        </w:rPr>
-        <w:t>گفتار چهارم: اعتبار معاهدات؛ اهلیت، رضایت و عیوب اراده</w:t>
-      </w:r>
-    </w:p>
-    <w:p>
-      <w:pPr>
-        <w:pStyle w:val="TH-Band"/>
+          <w:sz w:val="28"/>
+          <w:szCs w:val="28"/>
+        </w:rPr>
+        <w:t>بند دوم: نقش سوابق انعقاد و رفتار بعدی</w:t>
+      </w:r>
+    </w:p>
+    <w:p>
+      <w:pPr>
+        <w:pStyle w:val="TH-Body"/>
+        <w:widowControl/>
+        <w:bidi w:val="1"/>
+        <w:spacing w:before="0" w:after="120" w:line="288" w:lineRule="auto"/>
+        <w:ind w:firstLine="283"/>
+        <w:jc w:val="both"/>
+      </w:pPr>
+      <w:r>
+        <w:rPr>
+          <w:rFonts w:ascii="B Lotus" w:hAnsi="B Lotus" w:cs="B Lotus" w:eastAsia="B Lotus"/>
+          <w:b w:val="0"/>
+          <w:i w:val="0"/>
+          <w:sz w:val="28"/>
+          <w:szCs w:val="28"/>
+        </w:rPr>
+        <w:t>ماده ۳۲ وین، «وسائل تکمیلی» تفسیر را هم پیش‌بینی کرده: سوابق انعقاد (مذاکرات، پیش‌نویس‌ها، صورت‌جلسات) و رفتار بعدی اطراف در اجرای معاهده.</w:t>
+      </w:r>
+      <w:r>
+        <w:rPr>
+          <w:rFonts w:ascii="B Lotus" w:hAnsi="B Lotus" w:cs="B Lotus" w:eastAsia="B Lotus"/>
+          <w:b w:val="0"/>
+          <w:i w:val="0"/>
+          <w:sz w:val="28"/>
+          <w:szCs w:val="28"/>
+          <w:vertAlign w:val="superscript"/>
+        </w:rPr>
+        <w:footnoteReference w:id="31"/>
+      </w:r>
+      <w:r>
+        <w:rPr>
+          <w:rFonts w:ascii="B Lotus" w:hAnsi="B Lotus" w:cs="B Lotus" w:eastAsia="B Lotus"/>
+          <w:b w:val="0"/>
+          <w:i w:val="0"/>
+          <w:sz w:val="28"/>
+          <w:szCs w:val="28"/>
+        </w:rPr>
+        <w:t xml:space="preserve"> اهمیتش برای ما این است که مذاکره‌کنندگان ایرانی باید بدانند هر سندی که در فرایند مذاکره تولید می‌کنند ـ از یادداشت تفاهم تا صورت‌جلسه ـ ممکن است روزی در فرایند تفسیر به کار برود؛ له یا علیه ما. پس «مستندسازیِ هوشمندانه» از مرحله انعقاد، بخشی از همان «حقوق پیشگیرانه» است که در فصل پنجم گفتم. و نیز رفتار بعدی دولت در اجرا ـ این‌که به کدام بندها چگونه عمل کرده ـ تفسیر عملیِ دولت از معاهده به حساب می‌آید و بعداً نمی‌شود خلافش را ادعا کرد. این نکته، درس مهمی برای دستگاه دیپلماسی ماست: رفتار امروزت، سند فردایت است.</w:t>
+      </w:r>
+    </w:p>
+    <w:p>
+      <w:pPr>
+        <w:pStyle w:val="TH-Goftar"/>
         <w:widowControl/>
         <w:bidi w:val="1"/>
         <w:spacing w:before="200" w:after="120" w:line="288" w:lineRule="auto"/>
@@ -4854,53 +4925,13 @@
       </w:pPr>
       <w:r>
         <w:rPr>
-          <w:rFonts w:ascii="B Traffic" w:hAnsi="B Traffic" w:cs="B Traffic" w:eastAsia="B Traffic"/>
+          <w:rFonts w:ascii="B Titr" w:hAnsi="B Titr" w:cs="B Titr" w:eastAsia="B Titr"/>
           <w:b/>
           <w:i w:val="0"/>
-          <w:sz w:val="28"/>
-          <w:szCs w:val="28"/>
-        </w:rPr>
-        <w:t>بند اول: شرایط اعتبار؛ چرا بحث اعتبار به مسئله ما مربوط است؟</w:t>
-      </w:r>
-    </w:p>
-    <w:p>
-      <w:pPr>
-        <w:pStyle w:val="TH-Body"/>
-        <w:widowControl/>
-        <w:bidi w:val="1"/>
-        <w:spacing w:before="0" w:after="120" w:line="288" w:lineRule="auto"/>
-        <w:ind w:firstLine="283"/>
-        <w:jc w:val="both"/>
-      </w:pPr>
-      <w:r>
-        <w:rPr>
-          <w:rFonts w:ascii="B Lotus" w:hAnsi="B Lotus" w:cs="B Lotus" w:eastAsia="B Lotus"/>
-          <w:b w:val="0"/>
-          <w:i w:val="0"/>
-          <w:sz w:val="28"/>
-          <w:szCs w:val="28"/>
-        </w:rPr>
-        <w:t>شاید خواننده بپرسد: بحث «اعتبار» معاهده (این‌که معاهده از اول درست بسته شده یا نه) چه ربطی به بحث «عدول» (که فرضش معاهده معتبر است) دارد؟ جوابش این است که گاهی آن‌چه «عدول» به نظر می‌رسد، در واقع «اعلام بی‌اعتباری» است؛ یعنی حاکم نمی‌گوید «از تعهدِ معتبر عدول می‌کنم»، بلکه می‌گوید «این التزام از اول معتبر نبوده» ـ و این دو، هم مبنایشان فرق دارد هم آثارشان. پس حاکم عاقل، قبل از عدول، باید یک‌بار هم از این زاویه به معاهده نگاه کند: آیا این معاهده اصلاً معتبر است؟ و اگر نیست، چرا راهِ اعلامِ بی‌اعتباری را ـ که کم‌هزینه‌تر است ـ نرود؟ این، جلوه دیگری از ضابطه دوم (تقدم راه کم‌هزینه‌تر) است.</w:t>
-      </w:r>
-    </w:p>
-    <w:p>
-      <w:pPr>
-        <w:pStyle w:val="TH-Body"/>
-        <w:widowControl/>
-        <w:bidi w:val="1"/>
-        <w:spacing w:before="0" w:after="120" w:line="288" w:lineRule="auto"/>
-        <w:ind w:firstLine="283"/>
-        <w:jc w:val="both"/>
-      </w:pPr>
-      <w:r>
-        <w:rPr>
-          <w:rFonts w:ascii="B Lotus" w:hAnsi="B Lotus" w:cs="B Lotus" w:eastAsia="B Lotus"/>
-          <w:b w:val="0"/>
-          <w:i w:val="0"/>
-          <w:sz w:val="28"/>
-          <w:szCs w:val="28"/>
-        </w:rPr>
-        <w:t>کنوانسیون وین، اعتبار معاهده را در مواد ۴۶ تا ۵۳ بررسی کرده و سه شرط اصلی گذاشته: اهلیت اطراف، سلامت رضایت، و مشروعیت موضوع. هرکدام را جداگانه می‌گویم.</w:t>
+          <w:sz w:val="32"/>
+          <w:szCs w:val="32"/>
+        </w:rPr>
+        <w:t>گفتار چهارم: اعتبار معاهدات؛ اهلیت، رضایت و عیوب اراده</w:t>
       </w:r>
     </w:p>
     <w:p>
@@ -4920,7 +4951,7 @@
           <w:sz w:val="28"/>
           <w:szCs w:val="28"/>
         </w:rPr>
-        <w:t>بند دوم: اهلیت و صلاحیت انعقاد</w:t>
+        <w:t>بند اول: شرایط اعتبار؛ چرا بحث اعتبار به مسئله ما مربوط است؟</w:t>
       </w:r>
     </w:p>
     <w:p>
@@ -4940,28 +4971,27 @@
           <w:sz w:val="28"/>
           <w:szCs w:val="28"/>
         </w:rPr>
-        <w:t>هر دولتی «اهلیت» انعقاد معاهده را دارد (ماده ۶)؛ ولی «صلاحیت» اشخاصی که به نمایندگی از دولت مذاکره و امضا می‌کنند، تابع حقوق داخلی هر دولت است (ماده ۷ و ۴۶).</w:t>
-      </w:r>
-      <w:r>
-        <w:rPr>
-          <w:rFonts w:ascii="B Lotus" w:hAnsi="B Lotus" w:cs="B Lotus" w:eastAsia="B Lotus"/>
-          <w:b w:val="0"/>
-          <w:i w:val="0"/>
-          <w:sz w:val="28"/>
-          <w:szCs w:val="28"/>
-          <w:vertAlign w:val="superscript"/>
-        </w:rPr>
-        <w:footnoteReference w:id="31"/>
-      </w:r>
-      <w:r>
-        <w:rPr>
-          <w:rFonts w:ascii="B Lotus" w:hAnsi="B Lotus" w:cs="B Lotus" w:eastAsia="B Lotus"/>
-          <w:b w:val="0"/>
-          <w:i w:val="0"/>
-          <w:sz w:val="28"/>
-          <w:szCs w:val="28"/>
-        </w:rPr>
-        <w:t xml:space="preserve"> در نظام ما ـ چنان‌که گذشت ـ تصویب با مجلس است (اصل ۷۷) و امضا با رئیس‌جمهور (اصل ۱۲۵)؛ پس معاهده‌ای که بدون تصویب مجلس امضا شده باشد، از نظر حقوق داخلی «ناقص» است. ولی ـ و این همان نکته ماده ۴۶ است ـ نقصِ داخلی، فقط وقتی در سطح بین‌المللی قابل استناد است که «آشکار» باشد و به «قاعده بنیادین» مربوط شود؛ و تفسیر دیوان از این ماده بسیار مضیق است. پس عملاً: دولتی که معاهده‌ای را امضا و اجرا کرده، بعداً به‌سختی می‌تواند به بهانه نقص تشریفات داخلی از آن شانه خالی کند. درسش برای ما: تشریفات داخلی را «قبل» از التزام رعایت کنید، نه «بعد» از آن؛ چون بعداً دیگر به کار نمی‌آید. و این، وظیفه مجلس و شورای نگهبان و معاونت حقوقی ریاست‌جمهوری است که در مرحله تصویب، دقت کنند ـ چون امضای بعدی، راه بازگشت را می‌بندد.</w:t>
+        <w:t>شاید خواننده بپرسد: بحث «اعتبار» معاهده (این‌که معاهده از اول درست بسته شده یا نه) چه ربطی به بحث «عدول» (که فرضش معاهده معتبر است) دارد؟ جوابش این است که گاهی آن‌چه «عدول» به نظر می‌رسد، در واقع «اعلام بی‌اعتباری» است؛ یعنی حاکم نمی‌گوید «از تعهدِ معتبر عدول می‌کنم»، بلکه می‌گوید «این التزام از اول معتبر نبوده» ـ و این دو، هم مبنایشان فرق دارد هم آثارشان. پس حاکم عاقل، قبل از عدول، باید یک‌بار هم از این زاویه به معاهده نگاه کند: آیا این معاهده اصلاً معتبر است؟ و اگر نیست، چرا راهِ اعلامِ بی‌اعتباری را ـ که کم‌هزینه‌تر است ـ نرود؟ این، جلوه دیگری از ضابطه دوم (تقدم راه کم‌هزینه‌تر) است.</w:t>
+      </w:r>
+    </w:p>
+    <w:p>
+      <w:pPr>
+        <w:pStyle w:val="TH-Body"/>
+        <w:widowControl/>
+        <w:bidi w:val="1"/>
+        <w:spacing w:before="0" w:after="120" w:line="288" w:lineRule="auto"/>
+        <w:ind w:firstLine="283"/>
+        <w:jc w:val="both"/>
+      </w:pPr>
+      <w:r>
+        <w:rPr>
+          <w:rFonts w:ascii="B Lotus" w:hAnsi="B Lotus" w:cs="B Lotus" w:eastAsia="B Lotus"/>
+          <w:b w:val="0"/>
+          <w:i w:val="0"/>
+          <w:sz w:val="28"/>
+          <w:szCs w:val="28"/>
+        </w:rPr>
+        <w:t>کنوانسیون وین، اعتبار معاهده را در مواد ۴۶ تا ۵۳ بررسی کرده و سه شرط اصلی گذاشته: اهلیت اطراف، سلامت رضایت، و مشروعیت موضوع. هرکدام را جداگانه می‌گویم.</w:t>
       </w:r>
     </w:p>
     <w:p>
@@ -4981,7 +5011,7 @@
           <w:sz w:val="28"/>
           <w:szCs w:val="28"/>
         </w:rPr>
-        <w:t>بند سوم: عیوب اراده؛ اشتباه، فریب و اجبار</w:t>
+        <w:t>بند دوم: اهلیت و صلاحیت انعقاد</w:t>
       </w:r>
     </w:p>
     <w:p>
@@ -5001,7 +5031,7 @@
           <w:sz w:val="28"/>
           <w:szCs w:val="28"/>
         </w:rPr>
-        <w:t>مهم‌ترین بخشِ بحث اعتبار، «عیوب اراده» است: مواردی که رضایت دولت به التزام، مخدوش بوده و معاهده از اول معیوب است. وین شش مورد را برشمرده: اشتباه (ماده ۴۸)، فریب (ماده ۴۹)، رشوه و تطمیع نماینده (ماده ۵۰)، اجبار بر نماینده (ماده ۵۱)، اجبار بر دولت با تهدید یا استعمال زور (ماده ۵۲)، و تعارض با قاعده آمره (ماده ۵۳).</w:t>
+        <w:t>هر دولتی «اهلیت» انعقاد معاهده را دارد (ماده ۶)؛ ولی «صلاحیت» اشخاصی که به نمایندگی از دولت مذاکره و امضا می‌کنند، تابع حقوق داخلی هر دولت است (ماده ۷ و ۴۶).</w:t>
       </w:r>
       <w:r>
         <w:rPr>
@@ -5014,45 +5044,15 @@
         </w:rPr>
         <w:footnoteReference w:id="32"/>
       </w:r>
-    </w:p>
-    <w:p>
-      <w:pPr>
-        <w:pStyle w:val="TH-Body"/>
-        <w:widowControl/>
-        <w:bidi w:val="1"/>
-        <w:spacing w:before="0" w:after="120" w:line="288" w:lineRule="auto"/>
-        <w:ind w:firstLine="283"/>
-        <w:jc w:val="both"/>
-      </w:pPr>
-      <w:r>
-        <w:rPr>
-          <w:rFonts w:ascii="B Lotus" w:hAnsi="B Lotus" w:cs="B Lotus" w:eastAsia="B Lotus"/>
-          <w:b w:val="0"/>
-          <w:i w:val="0"/>
-          <w:sz w:val="28"/>
-          <w:szCs w:val="28"/>
-        </w:rPr>
-        <w:t>از میان این‌ها، دو مورد برای تاریخ ما و مسئله ما مهم‌تر است. یکم، «اجبار بر دولت» (ماده ۵۲): معاهده‌ای که با تهدید یا استعمال زور بر دولت تحمیل شده باشد، «باطل» است ـ نه فقط قابل فسخ، بلکه از اول باطل. این قاعده ـ که ریشه در ممنوعیت توسل به زور (بند ۴ ماده ۲ منشور) دارد ـ برای معاهداتی که قدرت‌های بزرگ در دوران ضعف به کشورهای ضعیف تحمیل کرده‌اند (مثل معاهدات ننگینِ دوران قاجار: گلستان و ترکمانچای) کاربرد تاریخی دارد؛ هرچند از نظر حقوقی، عطف‌بماسبق شدن وین محل بحث است و من در آن وارد نمی‌شوم. ولی اصلِ قاعده، پشتوانه حقوقیِ این فهمِ فطری است که «پیمانِ تحمیلی، پیمان نیست». دوم، «تعارض با قاعده آمره» (ماده ۵۳): معاهده‌ای که با قواعد آمره (مثل منع تجاوز و نسل‌کشی) در تعارض باشد، باطل است؛ و این، همان سقفی است که در ضابطه هفتم گفتم و در هر دو نظام پذیرفته شده.</w:t>
-      </w:r>
-    </w:p>
-    <w:p>
-      <w:pPr>
-        <w:pStyle w:val="TH-Body"/>
-        <w:widowControl/>
-        <w:bidi w:val="1"/>
-        <w:spacing w:before="0" w:after="120" w:line="288" w:lineRule="auto"/>
-        <w:ind w:firstLine="283"/>
-        <w:jc w:val="both"/>
-      </w:pPr>
-      <w:r>
-        <w:rPr>
-          <w:rFonts w:ascii="B Lotus" w:hAnsi="B Lotus" w:cs="B Lotus" w:eastAsia="B Lotus"/>
-          <w:b w:val="0"/>
-          <w:i w:val="0"/>
-          <w:sz w:val="28"/>
-          <w:szCs w:val="28"/>
-        </w:rPr>
-        <w:t>نتیجه عملی برای تصمیم‌گیر: قبل از عدول، یک‌بار هم معاهده را از زاویه «اعتبار» بررسی کنید؛ چه‌بسا معاهده‌ای که گمان می‌رود معتبر است، به یکی از این عیوب مبتلا باشد ـ و در آن صورت، راهِ اعلامِ بی‌اعتباری (مواد ۶۵ تا ۶۸) باز است که هم کم‌هزینه‌تر است هم موجه‌تر. البته ـ انصافاً ـ اثبات این عیوب در مراجع بین‌المللی دشوار است و نباید ساده‌انگارانه به آن دل بست؛ ولی به‌عنوان یکی از گزینه‌های روی میز، باید بررسی شود.</w:t>
+      <w:r>
+        <w:rPr>
+          <w:rFonts w:ascii="B Lotus" w:hAnsi="B Lotus" w:cs="B Lotus" w:eastAsia="B Lotus"/>
+          <w:b w:val="0"/>
+          <w:i w:val="0"/>
+          <w:sz w:val="28"/>
+          <w:szCs w:val="28"/>
+        </w:rPr>
+        <w:t xml:space="preserve"> در نظام ما ـ چنان‌که گذشت ـ تصویب با مجلس است (اصل ۷۷) و امضا با رئیس‌جمهور (اصل ۱۲۵)؛ پس معاهده‌ای که بدون تصویب مجلس امضا شده باشد، از نظر حقوق داخلی «ناقص» است. ولی ـ و این همان نکته ماده ۴۶ است ـ نقصِ داخلی، فقط وقتی در سطح بین‌المللی قابل استناد است که «آشکار» باشد و به «قاعده بنیادین» مربوط شود؛ و تفسیر دیوان از این ماده بسیار مضیق است. پس عملاً: دولتی که معاهده‌ای را امضا و اجرا کرده، بعداً به‌سختی می‌تواند به بهانه نقص تشریفات داخلی از آن شانه خالی کند. درسش برای ما: تشریفات داخلی را «قبل» از التزام رعایت کنید، نه «بعد» از آن؛ چون بعداً دیگر به کار نمی‌آید. و این، وظیفه مجلس و شورای نگهبان و معاونت حقوقی ریاست‌جمهوری است که در مرحله تصویب، دقت کنند ـ چون امضای بعدی، راه بازگشت را می‌بندد.</w:t>
       </w:r>
     </w:p>
     <w:p>
@@ -5072,6 +5072,97 @@
           <w:sz w:val="28"/>
           <w:szCs w:val="28"/>
         </w:rPr>
+        <w:t>بند سوم: عیوب اراده؛ اشتباه، فریب و اجبار</w:t>
+      </w:r>
+    </w:p>
+    <w:p>
+      <w:pPr>
+        <w:pStyle w:val="TH-Body"/>
+        <w:widowControl/>
+        <w:bidi w:val="1"/>
+        <w:spacing w:before="0" w:after="120" w:line="288" w:lineRule="auto"/>
+        <w:ind w:firstLine="283"/>
+        <w:jc w:val="both"/>
+      </w:pPr>
+      <w:r>
+        <w:rPr>
+          <w:rFonts w:ascii="B Lotus" w:hAnsi="B Lotus" w:cs="B Lotus" w:eastAsia="B Lotus"/>
+          <w:b w:val="0"/>
+          <w:i w:val="0"/>
+          <w:sz w:val="28"/>
+          <w:szCs w:val="28"/>
+        </w:rPr>
+        <w:t>مهم‌ترین بخشِ بحث اعتبار، «عیوب اراده» است: مواردی که رضایت دولت به التزام، مخدوش بوده و معاهده از اول معیوب است. وین شش مورد را برشمرده: اشتباه (ماده ۴۸)، فریب (ماده ۴۹)، رشوه و تطمیع نماینده (ماده ۵۰)، اجبار بر نماینده (ماده ۵۱)، اجبار بر دولت با تهدید یا استعمال زور (ماده ۵۲)، و تعارض با قاعده آمره (ماده ۵۳).</w:t>
+      </w:r>
+      <w:r>
+        <w:rPr>
+          <w:rFonts w:ascii="B Lotus" w:hAnsi="B Lotus" w:cs="B Lotus" w:eastAsia="B Lotus"/>
+          <w:b w:val="0"/>
+          <w:i w:val="0"/>
+          <w:sz w:val="28"/>
+          <w:szCs w:val="28"/>
+          <w:vertAlign w:val="superscript"/>
+        </w:rPr>
+        <w:footnoteReference w:id="33"/>
+      </w:r>
+    </w:p>
+    <w:p>
+      <w:pPr>
+        <w:pStyle w:val="TH-Body"/>
+        <w:widowControl/>
+        <w:bidi w:val="1"/>
+        <w:spacing w:before="0" w:after="120" w:line="288" w:lineRule="auto"/>
+        <w:ind w:firstLine="283"/>
+        <w:jc w:val="both"/>
+      </w:pPr>
+      <w:r>
+        <w:rPr>
+          <w:rFonts w:ascii="B Lotus" w:hAnsi="B Lotus" w:cs="B Lotus" w:eastAsia="B Lotus"/>
+          <w:b w:val="0"/>
+          <w:i w:val="0"/>
+          <w:sz w:val="28"/>
+          <w:szCs w:val="28"/>
+        </w:rPr>
+        <w:t>از میان این‌ها، دو مورد برای تاریخ ما و مسئله ما مهم‌تر است. یکم، «اجبار بر دولت» (ماده ۵۲): معاهده‌ای که با تهدید یا استعمال زور بر دولت تحمیل شده باشد، «باطل» است ـ نه فقط قابل فسخ، بلکه از اول باطل. این قاعده ـ که ریشه در ممنوعیت توسل به زور (بند ۴ ماده ۲ منشور) دارد ـ برای معاهداتی که قدرت‌های بزرگ در دوران ضعف به کشورهای ضعیف تحمیل کرده‌اند (مثل معاهدات ننگینِ دوران قاجار: گلستان و ترکمانچای) کاربرد تاریخی دارد؛ هرچند از نظر حقوقی، عطف‌بماسبق شدن وین محل بحث است و من در آن وارد نمی‌شوم. ولی اصلِ قاعده، پشتوانه حقوقیِ این فهمِ فطری است که «پیمانِ تحمیلی، پیمان نیست». دوم، «تعارض با قاعده آمره» (ماده ۵۳): معاهده‌ای که با قواعد آمره (مثل منع تجاوز و نسل‌کشی) در تعارض باشد، باطل است؛ و این، همان سقفی است که در ضابطه هفتم گفتم و در هر دو نظام پذیرفته شده.</w:t>
+      </w:r>
+    </w:p>
+    <w:p>
+      <w:pPr>
+        <w:pStyle w:val="TH-Body"/>
+        <w:widowControl/>
+        <w:bidi w:val="1"/>
+        <w:spacing w:before="0" w:after="120" w:line="288" w:lineRule="auto"/>
+        <w:ind w:firstLine="283"/>
+        <w:jc w:val="both"/>
+      </w:pPr>
+      <w:r>
+        <w:rPr>
+          <w:rFonts w:ascii="B Lotus" w:hAnsi="B Lotus" w:cs="B Lotus" w:eastAsia="B Lotus"/>
+          <w:b w:val="0"/>
+          <w:i w:val="0"/>
+          <w:sz w:val="28"/>
+          <w:szCs w:val="28"/>
+        </w:rPr>
+        <w:t>نتیجه عملی برای تصمیم‌گیر: قبل از عدول، یک‌بار هم معاهده را از زاویه «اعتبار» بررسی کنید؛ چه‌بسا معاهده‌ای که گمان می‌رود معتبر است، به یکی از این عیوب مبتلا باشد ـ و در آن صورت، راهِ اعلامِ بی‌اعتباری (مواد ۶۵ تا ۶۸) باز است که هم کم‌هزینه‌تر است هم موجه‌تر. البته ـ انصافاً ـ اثبات این عیوب در مراجع بین‌المللی دشوار است و نباید ساده‌انگارانه به آن دل بست؛ ولی به‌عنوان یکی از گزینه‌های روی میز، باید بررسی شود.</w:t>
+      </w:r>
+    </w:p>
+    <w:p>
+      <w:pPr>
+        <w:pStyle w:val="TH-Band"/>
+        <w:widowControl/>
+        <w:bidi w:val="1"/>
+        <w:spacing w:before="200" w:after="120" w:line="288" w:lineRule="auto"/>
+        <w:jc w:val="right"/>
+        <w:keepNext w:val="1"/>
+      </w:pPr>
+      <w:r>
+        <w:rPr>
+          <w:rFonts w:ascii="B Traffic" w:hAnsi="B Traffic" w:cs="B Traffic" w:eastAsia="B Traffic"/>
+          <w:b/>
+          <w:i w:val="0"/>
+          <w:sz w:val="28"/>
+          <w:szCs w:val="28"/>
+        </w:rPr>
         <w:t>بند چهارم: ثبت معاهدات و اثر آن</w:t>
       </w:r>
     </w:p>
@@ -5103,7 +5194,7 @@
           <w:szCs w:val="28"/>
           <w:vertAlign w:val="superscript"/>
         </w:rPr>
-        <w:footnoteReference w:id="33"/>
+        <w:footnoteReference w:id="34"/>
       </w:r>
       <w:r>
         <w:rPr>
@@ -5231,7 +5322,7 @@
           <w:szCs w:val="26"/>
           <w:vertAlign w:val="superscript"/>
         </w:rPr>
-        <w:footnoteReference w:id="34"/>
+        <w:footnoteReference w:id="35"/>
       </w:r>
     </w:p>
     <w:p>
@@ -5329,7 +5420,7 @@
           <w:szCs w:val="26"/>
           <w:vertAlign w:val="superscript"/>
         </w:rPr>
-        <w:footnoteReference w:id="35"/>
+        <w:footnoteReference w:id="36"/>
       </w:r>
     </w:p>
     <w:p>
@@ -5427,7 +5518,7 @@
           <w:szCs w:val="26"/>
           <w:vertAlign w:val="superscript"/>
         </w:rPr>
-        <w:footnoteReference w:id="36"/>
+        <w:footnoteReference w:id="37"/>
       </w:r>
     </w:p>
     <w:p>
@@ -5485,7 +5576,7 @@
           <w:szCs w:val="26"/>
           <w:vertAlign w:val="superscript"/>
         </w:rPr>
-        <w:footnoteReference w:id="37"/>
+        <w:footnoteReference w:id="38"/>
       </w:r>
     </w:p>
     <w:p>
@@ -5556,7 +5647,7 @@
           <w:szCs w:val="28"/>
           <w:vertAlign w:val="superscript"/>
         </w:rPr>
-        <w:footnoteReference w:id="38"/>
+        <w:footnoteReference w:id="39"/>
       </w:r>
     </w:p>
     <w:p>
@@ -5607,7 +5698,7 @@
           <w:szCs w:val="28"/>
           <w:vertAlign w:val="superscript"/>
         </w:rPr>
-        <w:footnoteReference w:id="39"/>
+        <w:footnoteReference w:id="40"/>
       </w:r>
       <w:r>
         <w:rPr>
@@ -5668,7 +5759,7 @@
           <w:szCs w:val="28"/>
           <w:vertAlign w:val="superscript"/>
         </w:rPr>
-        <w:footnoteReference w:id="40"/>
+        <w:footnoteReference w:id="41"/>
       </w:r>
       <w:r>
         <w:rPr>
@@ -5709,7 +5800,7 @@
           <w:szCs w:val="28"/>
           <w:vertAlign w:val="superscript"/>
         </w:rPr>
-        <w:footnoteReference w:id="41"/>
+        <w:footnoteReference w:id="42"/>
       </w:r>
       <w:r>
         <w:rPr>
@@ -5790,7 +5881,7 @@
           <w:szCs w:val="28"/>
           <w:vertAlign w:val="superscript"/>
         </w:rPr>
-        <w:footnoteReference w:id="42"/>
+        <w:footnoteReference w:id="43"/>
       </w:r>
       <w:r>
         <w:rPr>
@@ -5831,7 +5922,7 @@
           <w:szCs w:val="28"/>
           <w:vertAlign w:val="superscript"/>
         </w:rPr>
-        <w:footnoteReference w:id="43"/>
+        <w:footnoteReference w:id="44"/>
       </w:r>
       <w:r>
         <w:rPr>
@@ -5872,7 +5963,7 @@
           <w:szCs w:val="28"/>
           <w:vertAlign w:val="superscript"/>
         </w:rPr>
-        <w:footnoteReference w:id="44"/>
+        <w:footnoteReference w:id="45"/>
       </w:r>
       <w:r>
         <w:rPr>
@@ -5913,7 +6004,7 @@
           <w:szCs w:val="28"/>
           <w:vertAlign w:val="superscript"/>
         </w:rPr>
-        <w:footnoteReference w:id="45"/>
+        <w:footnoteReference w:id="46"/>
       </w:r>
       <w:r>
         <w:rPr>
@@ -6122,7 +6213,7 @@
           <w:szCs w:val="26"/>
           <w:vertAlign w:val="superscript"/>
         </w:rPr>
-        <w:footnoteReference w:id="46"/>
+        <w:footnoteReference w:id="47"/>
       </w:r>
     </w:p>
     <w:p>
@@ -6153,7 +6244,7 @@
           <w:szCs w:val="28"/>
           <w:vertAlign w:val="superscript"/>
         </w:rPr>
-        <w:footnoteReference w:id="47"/>
+        <w:footnoteReference w:id="48"/>
       </w:r>
     </w:p>
     <w:p>
@@ -6251,7 +6342,7 @@
           <w:szCs w:val="26"/>
           <w:vertAlign w:val="superscript"/>
         </w:rPr>
-        <w:footnoteReference w:id="48"/>
+        <w:footnoteReference w:id="49"/>
       </w:r>
     </w:p>
     <w:p>
@@ -6282,7 +6373,7 @@
           <w:szCs w:val="28"/>
           <w:vertAlign w:val="superscript"/>
         </w:rPr>
-        <w:footnoteReference w:id="49"/>
+        <w:footnoteReference w:id="50"/>
       </w:r>
       <w:r>
         <w:rPr>
@@ -6350,7 +6441,7 @@
           <w:szCs w:val="26"/>
           <w:vertAlign w:val="superscript"/>
         </w:rPr>
-        <w:footnoteReference w:id="50"/>
+        <w:footnoteReference w:id="51"/>
       </w:r>
     </w:p>
     <w:p>
@@ -6428,7 +6519,7 @@
           <w:szCs w:val="26"/>
           <w:vertAlign w:val="superscript"/>
         </w:rPr>
-        <w:footnoteReference w:id="51"/>
+        <w:footnoteReference w:id="52"/>
       </w:r>
     </w:p>
     <w:p>
@@ -6506,7 +6597,7 @@
           <w:szCs w:val="26"/>
           <w:vertAlign w:val="superscript"/>
         </w:rPr>
-        <w:footnoteReference w:id="52"/>
+        <w:footnoteReference w:id="53"/>
       </w:r>
     </w:p>
     <w:p>
@@ -6644,7 +6735,7 @@
           <w:szCs w:val="26"/>
           <w:vertAlign w:val="superscript"/>
         </w:rPr>
-        <w:footnoteReference w:id="53"/>
+        <w:footnoteReference w:id="54"/>
       </w:r>
     </w:p>
     <w:p>
@@ -6682,7 +6773,7 @@
           <w:szCs w:val="26"/>
           <w:vertAlign w:val="superscript"/>
         </w:rPr>
-        <w:footnoteReference w:id="54"/>
+        <w:footnoteReference w:id="55"/>
       </w:r>
     </w:p>
     <w:p>
@@ -6780,7 +6871,7 @@
           <w:szCs w:val="26"/>
           <w:vertAlign w:val="superscript"/>
         </w:rPr>
-        <w:footnoteReference w:id="55"/>
+        <w:footnoteReference w:id="56"/>
       </w:r>
     </w:p>
     <w:p>
@@ -6838,7 +6929,7 @@
           <w:szCs w:val="26"/>
           <w:vertAlign w:val="superscript"/>
         </w:rPr>
-        <w:footnoteReference w:id="56"/>
+        <w:footnoteReference w:id="57"/>
       </w:r>
     </w:p>
     <w:p>
@@ -6936,7 +7027,7 @@
           <w:szCs w:val="26"/>
           <w:vertAlign w:val="superscript"/>
         </w:rPr>
-        <w:footnoteReference w:id="57"/>
+        <w:footnoteReference w:id="58"/>
       </w:r>
     </w:p>
     <w:p>
@@ -6987,7 +7078,7 @@
           <w:szCs w:val="28"/>
           <w:vertAlign w:val="superscript"/>
         </w:rPr>
-        <w:footnoteReference w:id="58"/>
+        <w:footnoteReference w:id="59"/>
       </w:r>
       <w:r>
         <w:rPr>
@@ -7055,7 +7146,7 @@
           <w:szCs w:val="26"/>
           <w:vertAlign w:val="superscript"/>
         </w:rPr>
-        <w:footnoteReference w:id="59"/>
+        <w:footnoteReference w:id="60"/>
       </w:r>
     </w:p>
     <w:p>
@@ -7146,7 +7237,7 @@
           <w:szCs w:val="28"/>
           <w:vertAlign w:val="superscript"/>
         </w:rPr>
-        <w:footnoteReference w:id="60"/>
+        <w:footnoteReference w:id="61"/>
       </w:r>
       <w:r>
         <w:rPr>
@@ -7167,7 +7258,7 @@
           <w:szCs w:val="28"/>
           <w:vertAlign w:val="superscript"/>
         </w:rPr>
-        <w:footnoteReference w:id="61"/>
+        <w:footnoteReference w:id="62"/>
       </w:r>
       <w:r>
         <w:rPr>
@@ -7248,7 +7339,7 @@
           <w:szCs w:val="28"/>
           <w:vertAlign w:val="superscript"/>
         </w:rPr>
-        <w:footnoteReference w:id="62"/>
+        <w:footnoteReference w:id="63"/>
       </w:r>
     </w:p>
     <w:p>
@@ -7319,7 +7410,7 @@
           <w:szCs w:val="28"/>
           <w:vertAlign w:val="superscript"/>
         </w:rPr>
-        <w:footnoteReference w:id="63"/>
+        <w:footnoteReference w:id="64"/>
       </w:r>
     </w:p>
     <w:p>
@@ -7390,7 +7481,7 @@
           <w:szCs w:val="28"/>
           <w:vertAlign w:val="superscript"/>
         </w:rPr>
-        <w:footnoteReference w:id="64"/>
+        <w:footnoteReference w:id="65"/>
       </w:r>
       <w:r>
         <w:rPr>
@@ -7531,7 +7622,7 @@
           <w:szCs w:val="28"/>
           <w:vertAlign w:val="superscript"/>
         </w:rPr>
-        <w:footnoteReference w:id="65"/>
+        <w:footnoteReference w:id="66"/>
       </w:r>
     </w:p>
     <w:p>
@@ -7582,7 +7673,7 @@
           <w:szCs w:val="28"/>
           <w:vertAlign w:val="superscript"/>
         </w:rPr>
-        <w:footnoteReference w:id="66"/>
+        <w:footnoteReference w:id="67"/>
       </w:r>
     </w:p>
     <w:p>
@@ -7673,7 +7764,7 @@
           <w:szCs w:val="28"/>
           <w:vertAlign w:val="superscript"/>
         </w:rPr>
-        <w:footnoteReference w:id="67"/>
+        <w:footnoteReference w:id="68"/>
       </w:r>
       <w:r>
         <w:rPr>
@@ -7734,7 +7825,7 @@
           <w:szCs w:val="28"/>
           <w:vertAlign w:val="superscript"/>
         </w:rPr>
-        <w:footnoteReference w:id="68"/>
+        <w:footnoteReference w:id="69"/>
       </w:r>
       <w:r>
         <w:rPr>
@@ -7755,7 +7846,7 @@
           <w:szCs w:val="28"/>
           <w:vertAlign w:val="superscript"/>
         </w:rPr>
-        <w:footnoteReference w:id="69"/>
+        <w:footnoteReference w:id="70"/>
       </w:r>
       <w:r>
         <w:rPr>
@@ -7823,7 +7914,7 @@
           <w:szCs w:val="26"/>
           <w:vertAlign w:val="superscript"/>
         </w:rPr>
-        <w:footnoteReference w:id="70"/>
+        <w:footnoteReference w:id="71"/>
       </w:r>
     </w:p>
     <w:p>
@@ -7921,7 +8012,7 @@
           <w:szCs w:val="26"/>
           <w:vertAlign w:val="superscript"/>
         </w:rPr>
-        <w:footnoteReference w:id="71"/>
+        <w:footnoteReference w:id="72"/>
       </w:r>
     </w:p>
     <w:p>
@@ -7952,7 +8043,7 @@
           <w:szCs w:val="28"/>
           <w:vertAlign w:val="superscript"/>
         </w:rPr>
-        <w:footnoteReference w:id="72"/>
+        <w:footnoteReference w:id="73"/>
       </w:r>
       <w:r>
         <w:rPr>
@@ -8040,7 +8131,7 @@
           <w:szCs w:val="26"/>
           <w:vertAlign w:val="superscript"/>
         </w:rPr>
-        <w:footnoteReference w:id="73"/>
+        <w:footnoteReference w:id="74"/>
       </w:r>
     </w:p>
     <w:p>
@@ -8138,7 +8229,7 @@
           <w:szCs w:val="26"/>
           <w:vertAlign w:val="superscript"/>
         </w:rPr>
-        <w:footnoteReference w:id="74"/>
+        <w:footnoteReference w:id="75"/>
       </w:r>
     </w:p>
     <w:p>
@@ -8249,7 +8340,7 @@
           <w:szCs w:val="28"/>
           <w:vertAlign w:val="superscript"/>
         </w:rPr>
-        <w:footnoteReference w:id="75"/>
+        <w:footnoteReference w:id="76"/>
       </w:r>
       <w:r>
         <w:rPr>
@@ -8290,7 +8381,7 @@
           <w:szCs w:val="28"/>
           <w:vertAlign w:val="superscript"/>
         </w:rPr>
-        <w:footnoteReference w:id="76"/>
+        <w:footnoteReference w:id="77"/>
       </w:r>
       <w:r>
         <w:rPr>
@@ -8371,7 +8462,7 @@
           <w:szCs w:val="28"/>
           <w:vertAlign w:val="superscript"/>
         </w:rPr>
-        <w:footnoteReference w:id="77"/>
+        <w:footnoteReference w:id="78"/>
       </w:r>
       <w:r>
         <w:rPr>
@@ -8412,7 +8503,7 @@
           <w:szCs w:val="28"/>
           <w:vertAlign w:val="superscript"/>
         </w:rPr>
-        <w:footnoteReference w:id="78"/>
+        <w:footnoteReference w:id="79"/>
       </w:r>
       <w:r>
         <w:rPr>
@@ -8433,7 +8524,7 @@
           <w:szCs w:val="28"/>
           <w:vertAlign w:val="superscript"/>
         </w:rPr>
-        <w:footnoteReference w:id="79"/>
+        <w:footnoteReference w:id="80"/>
       </w:r>
     </w:p>
     <w:p>
@@ -8564,7 +8655,7 @@
           <w:szCs w:val="28"/>
           <w:vertAlign w:val="superscript"/>
         </w:rPr>
-        <w:footnoteReference w:id="80"/>
+        <w:footnoteReference w:id="81"/>
       </w:r>
       <w:r>
         <w:rPr>
@@ -8605,7 +8696,7 @@
           <w:szCs w:val="28"/>
           <w:vertAlign w:val="superscript"/>
         </w:rPr>
-        <w:footnoteReference w:id="81"/>
+        <w:footnoteReference w:id="82"/>
       </w:r>
       <w:r>
         <w:rPr>
@@ -8666,7 +8757,7 @@
           <w:szCs w:val="28"/>
           <w:vertAlign w:val="superscript"/>
         </w:rPr>
-        <w:footnoteReference w:id="82"/>
+        <w:footnoteReference w:id="83"/>
       </w:r>
       <w:r>
         <w:rPr>
@@ -8707,7 +8798,7 @@
           <w:szCs w:val="28"/>
           <w:vertAlign w:val="superscript"/>
         </w:rPr>
-        <w:footnoteReference w:id="83"/>
+        <w:footnoteReference w:id="84"/>
       </w:r>
       <w:r>
         <w:rPr>
@@ -8936,7 +9027,7 @@
           <w:szCs w:val="28"/>
           <w:vertAlign w:val="superscript"/>
         </w:rPr>
-        <w:footnoteReference w:id="84"/>
+        <w:footnoteReference w:id="85"/>
       </w:r>
     </w:p>
     <w:p>
@@ -9207,7 +9298,7 @@
           <w:szCs w:val="28"/>
           <w:vertAlign w:val="superscript"/>
         </w:rPr>
-        <w:footnoteReference w:id="85"/>
+        <w:footnoteReference w:id="86"/>
       </w:r>
     </w:p>
     <w:p>
@@ -9465,7 +9556,7 @@
           <w:szCs w:val="26"/>
           <w:vertAlign w:val="superscript"/>
         </w:rPr>
-        <w:footnoteReference w:id="86"/>
+        <w:footnoteReference w:id="87"/>
       </w:r>
     </w:p>
     <w:p>
@@ -9563,7 +9654,7 @@
           <w:szCs w:val="26"/>
           <w:vertAlign w:val="superscript"/>
         </w:rPr>
-        <w:footnoteReference w:id="87"/>
+        <w:footnoteReference w:id="88"/>
       </w:r>
     </w:p>
     <w:p>
@@ -9634,7 +9725,7 @@
           <w:szCs w:val="28"/>
           <w:vertAlign w:val="superscript"/>
         </w:rPr>
-        <w:footnoteReference w:id="88"/>
+        <w:footnoteReference w:id="89"/>
       </w:r>
       <w:r>
         <w:rPr>
@@ -10235,7 +10326,7 @@
           <w:szCs w:val="28"/>
           <w:vertAlign w:val="superscript"/>
         </w:rPr>
-        <w:footnoteReference w:id="89"/>
+        <w:footnoteReference w:id="90"/>
       </w:r>
       <w:r>
         <w:rPr>
@@ -10316,7 +10407,7 @@
           <w:szCs w:val="28"/>
           <w:vertAlign w:val="superscript"/>
         </w:rPr>
-        <w:footnoteReference w:id="90"/>
+        <w:footnoteReference w:id="91"/>
       </w:r>
       <w:r>
         <w:rPr>
@@ -10397,7 +10488,7 @@
           <w:szCs w:val="28"/>
           <w:vertAlign w:val="superscript"/>
         </w:rPr>
-        <w:footnoteReference w:id="91"/>
+        <w:footnoteReference w:id="92"/>
       </w:r>
       <w:r>
         <w:rPr>
@@ -10418,7 +10509,7 @@
           <w:szCs w:val="28"/>
           <w:vertAlign w:val="superscript"/>
         </w:rPr>
-        <w:footnoteReference w:id="92"/>
+        <w:footnoteReference w:id="93"/>
       </w:r>
     </w:p>
     <w:p>
@@ -10489,7 +10580,7 @@
           <w:szCs w:val="28"/>
           <w:vertAlign w:val="superscript"/>
         </w:rPr>
-        <w:footnoteReference w:id="93"/>
+        <w:footnoteReference w:id="94"/>
       </w:r>
     </w:p>
     <w:p>
@@ -10600,7 +10691,7 @@
           <w:szCs w:val="28"/>
           <w:vertAlign w:val="superscript"/>
         </w:rPr>
-        <w:footnoteReference w:id="94"/>
+        <w:footnoteReference w:id="95"/>
       </w:r>
     </w:p>
     <w:p>
@@ -10812,7 +10903,7 @@
           <w:szCs w:val="28"/>
           <w:vertAlign w:val="superscript"/>
         </w:rPr>
-        <w:footnoteReference w:id="95"/>
+        <w:footnoteReference w:id="96"/>
       </w:r>
     </w:p>
     <w:p>
@@ -10903,7 +10994,7 @@
           <w:szCs w:val="28"/>
           <w:vertAlign w:val="superscript"/>
         </w:rPr>
-        <w:footnoteReference w:id="96"/>
+        <w:footnoteReference w:id="97"/>
       </w:r>
     </w:p>
     <w:p>
@@ -10974,7 +11065,7 @@
           <w:szCs w:val="28"/>
           <w:vertAlign w:val="superscript"/>
         </w:rPr>
-        <w:footnoteReference w:id="97"/>
+        <w:footnoteReference w:id="98"/>
       </w:r>
       <w:r>
         <w:rPr>
@@ -11082,7 +11173,7 @@
           <w:szCs w:val="26"/>
           <w:vertAlign w:val="superscript"/>
         </w:rPr>
-        <w:footnoteReference w:id="98"/>
+        <w:footnoteReference w:id="99"/>
       </w:r>
     </w:p>
     <w:p>
@@ -11133,7 +11224,7 @@
           <w:szCs w:val="28"/>
           <w:vertAlign w:val="superscript"/>
         </w:rPr>
-        <w:footnoteReference w:id="99"/>
+        <w:footnoteReference w:id="100"/>
       </w:r>
       <w:r>
         <w:rPr>
@@ -11154,7 +11245,7 @@
           <w:szCs w:val="28"/>
           <w:vertAlign w:val="superscript"/>
         </w:rPr>
-        <w:footnoteReference w:id="100"/>
+        <w:footnoteReference w:id="101"/>
       </w:r>
       <w:r>
         <w:rPr>
@@ -11175,7 +11266,7 @@
           <w:szCs w:val="28"/>
           <w:vertAlign w:val="superscript"/>
         </w:rPr>
-        <w:footnoteReference w:id="101"/>
+        <w:footnoteReference w:id="102"/>
       </w:r>
       <w:r>
         <w:rPr>
@@ -11196,7 +11287,7 @@
           <w:szCs w:val="28"/>
           <w:vertAlign w:val="superscript"/>
         </w:rPr>
-        <w:footnoteReference w:id="102"/>
+        <w:footnoteReference w:id="103"/>
       </w:r>
     </w:p>
     <w:p>
@@ -11407,7 +11498,7 @@
           <w:szCs w:val="28"/>
           <w:vertAlign w:val="superscript"/>
         </w:rPr>
-        <w:footnoteReference w:id="103"/>
+        <w:footnoteReference w:id="104"/>
       </w:r>
       <w:r>
         <w:rPr>
@@ -11448,7 +11539,7 @@
           <w:szCs w:val="28"/>
           <w:vertAlign w:val="superscript"/>
         </w:rPr>
-        <w:footnoteReference w:id="104"/>
+        <w:footnoteReference w:id="105"/>
       </w:r>
       <w:r>
         <w:rPr>
@@ -11489,7 +11580,7 @@
           <w:szCs w:val="28"/>
           <w:vertAlign w:val="superscript"/>
         </w:rPr>
-        <w:footnoteReference w:id="105"/>
+        <w:footnoteReference w:id="106"/>
       </w:r>
       <w:r>
         <w:rPr>
@@ -11710,7 +11801,7 @@
           <w:szCs w:val="28"/>
           <w:vertAlign w:val="superscript"/>
         </w:rPr>
-        <w:footnoteReference w:id="106"/>
+        <w:footnoteReference w:id="107"/>
       </w:r>
     </w:p>
     <w:p>
@@ -11741,7 +11832,7 @@
           <w:szCs w:val="28"/>
           <w:vertAlign w:val="superscript"/>
         </w:rPr>
-        <w:footnoteReference w:id="107"/>
+        <w:footnoteReference w:id="108"/>
       </w:r>
       <w:r>
         <w:rPr>
@@ -11782,7 +11873,7 @@
           <w:szCs w:val="28"/>
           <w:vertAlign w:val="superscript"/>
         </w:rPr>
-        <w:footnoteReference w:id="108"/>
+        <w:footnoteReference w:id="109"/>
       </w:r>
       <w:r>
         <w:rPr>
@@ -11823,7 +11914,7 @@
           <w:szCs w:val="28"/>
           <w:vertAlign w:val="superscript"/>
         </w:rPr>
-        <w:footnoteReference w:id="109"/>
+        <w:footnoteReference w:id="110"/>
       </w:r>
     </w:p>
     <w:p>
@@ -11854,7 +11945,7 @@
           <w:szCs w:val="28"/>
           <w:vertAlign w:val="superscript"/>
         </w:rPr>
-        <w:footnoteReference w:id="110"/>
+        <w:footnoteReference w:id="111"/>
       </w:r>
       <w:r>
         <w:rPr>
@@ -11915,7 +12006,7 @@
           <w:szCs w:val="28"/>
           <w:vertAlign w:val="superscript"/>
         </w:rPr>
-        <w:footnoteReference w:id="111"/>
+        <w:footnoteReference w:id="112"/>
       </w:r>
       <w:r>
         <w:rPr>
@@ -11956,7 +12047,7 @@
           <w:szCs w:val="28"/>
           <w:vertAlign w:val="superscript"/>
         </w:rPr>
-        <w:footnoteReference w:id="112"/>
+        <w:footnoteReference w:id="113"/>
       </w:r>
       <w:r>
         <w:rPr>
@@ -12057,7 +12148,7 @@
           <w:szCs w:val="28"/>
           <w:vertAlign w:val="superscript"/>
         </w:rPr>
-        <w:footnoteReference w:id="113"/>
+        <w:footnoteReference w:id="114"/>
       </w:r>
       <w:r>
         <w:rPr>
@@ -12198,7 +12289,7 @@
           <w:szCs w:val="28"/>
           <w:vertAlign w:val="superscript"/>
         </w:rPr>
-        <w:footnoteReference w:id="114"/>
+        <w:footnoteReference w:id="115"/>
       </w:r>
     </w:p>
     <w:p>
@@ -12249,7 +12340,7 @@
           <w:szCs w:val="28"/>
           <w:vertAlign w:val="superscript"/>
         </w:rPr>
-        <w:footnoteReference w:id="115"/>
+        <w:footnoteReference w:id="116"/>
       </w:r>
       <w:r>
         <w:rPr>
@@ -12290,7 +12381,7 @@
           <w:szCs w:val="28"/>
           <w:vertAlign w:val="superscript"/>
         </w:rPr>
-        <w:footnoteReference w:id="116"/>
+        <w:footnoteReference w:id="117"/>
       </w:r>
       <w:r>
         <w:rPr>
@@ -12311,7 +12402,7 @@
           <w:szCs w:val="28"/>
           <w:vertAlign w:val="superscript"/>
         </w:rPr>
-        <w:footnoteReference w:id="117"/>
+        <w:footnoteReference w:id="118"/>
       </w:r>
       <w:r>
         <w:rPr>
@@ -12492,7 +12583,7 @@
           <w:szCs w:val="28"/>
           <w:vertAlign w:val="superscript"/>
         </w:rPr>
-        <w:footnoteReference w:id="118"/>
+        <w:footnoteReference w:id="119"/>
       </w:r>
       <w:r>
         <w:rPr>
@@ -12533,7 +12624,7 @@
           <w:szCs w:val="28"/>
           <w:vertAlign w:val="superscript"/>
         </w:rPr>
-        <w:footnoteReference w:id="119"/>
+        <w:footnoteReference w:id="120"/>
       </w:r>
       <w:r>
         <w:rPr>
@@ -12574,7 +12665,7 @@
           <w:szCs w:val="28"/>
           <w:vertAlign w:val="superscript"/>
         </w:rPr>
-        <w:footnoteReference w:id="120"/>
+        <w:footnoteReference w:id="121"/>
       </w:r>
       <w:r>
         <w:rPr>
@@ -12695,7 +12786,7 @@
           <w:szCs w:val="28"/>
           <w:vertAlign w:val="superscript"/>
         </w:rPr>
-        <w:footnoteReference w:id="121"/>
+        <w:footnoteReference w:id="122"/>
       </w:r>
       <w:r>
         <w:rPr>
@@ -12876,7 +12967,7 @@
           <w:szCs w:val="28"/>
           <w:vertAlign w:val="superscript"/>
         </w:rPr>
-        <w:footnoteReference w:id="122"/>
+        <w:footnoteReference w:id="123"/>
       </w:r>
       <w:r>
         <w:rPr>
@@ -12917,7 +13008,7 @@
           <w:szCs w:val="28"/>
           <w:vertAlign w:val="superscript"/>
         </w:rPr>
-        <w:footnoteReference w:id="123"/>
+        <w:footnoteReference w:id="124"/>
       </w:r>
       <w:r>
         <w:rPr>
@@ -12958,7 +13049,7 @@
           <w:szCs w:val="28"/>
           <w:vertAlign w:val="superscript"/>
         </w:rPr>
-        <w:footnoteReference w:id="124"/>
+        <w:footnoteReference w:id="125"/>
       </w:r>
       <w:r>
         <w:rPr>
@@ -13059,7 +13150,7 @@
           <w:szCs w:val="28"/>
           <w:vertAlign w:val="superscript"/>
         </w:rPr>
-        <w:footnoteReference w:id="125"/>
+        <w:footnoteReference w:id="126"/>
       </w:r>
       <w:r>
         <w:rPr>
@@ -13160,7 +13251,7 @@
           <w:szCs w:val="28"/>
           <w:vertAlign w:val="superscript"/>
         </w:rPr>
-        <w:footnoteReference w:id="126"/>
+        <w:footnoteReference w:id="127"/>
       </w:r>
     </w:p>
     <w:p>
@@ -15635,7 +15726,7 @@
           <w:szCs w:val="28"/>
           <w:vertAlign w:val="superscript"/>
         </w:rPr>
-        <w:footnoteReference w:id="127"/>
+        <w:footnoteReference w:id="128"/>
       </w:r>
     </w:p>
     <w:p>
@@ -15666,7 +15757,7 @@
           <w:szCs w:val="28"/>
           <w:vertAlign w:val="superscript"/>
         </w:rPr>
-        <w:footnoteReference w:id="128"/>
+        <w:footnoteReference w:id="129"/>
       </w:r>
     </w:p>
     <w:p>
@@ -15697,7 +15788,7 @@
           <w:szCs w:val="28"/>
           <w:vertAlign w:val="superscript"/>
         </w:rPr>
-        <w:footnoteReference w:id="129"/>
+        <w:footnoteReference w:id="130"/>
       </w:r>
     </w:p>
     <w:p>
@@ -15728,7 +15819,7 @@
           <w:szCs w:val="28"/>
           <w:vertAlign w:val="superscript"/>
         </w:rPr>
-        <w:footnoteReference w:id="130"/>
+        <w:footnoteReference w:id="131"/>
       </w:r>
     </w:p>
     <w:p>
@@ -15759,7 +15850,7 @@
           <w:szCs w:val="28"/>
           <w:vertAlign w:val="superscript"/>
         </w:rPr>
-        <w:footnoteReference w:id="131"/>
+        <w:footnoteReference w:id="132"/>
       </w:r>
     </w:p>
     <w:p>
@@ -15790,7 +15881,7 @@
           <w:szCs w:val="28"/>
           <w:vertAlign w:val="superscript"/>
         </w:rPr>
-        <w:footnoteReference w:id="132"/>
+        <w:footnoteReference w:id="133"/>
       </w:r>
     </w:p>
     <w:p>
@@ -15821,7 +15912,7 @@
           <w:szCs w:val="28"/>
           <w:vertAlign w:val="superscript"/>
         </w:rPr>
-        <w:footnoteReference w:id="133"/>
+        <w:footnoteReference w:id="134"/>
       </w:r>
     </w:p>
     <w:p>
@@ -15852,7 +15943,7 @@
           <w:szCs w:val="28"/>
           <w:vertAlign w:val="superscript"/>
         </w:rPr>
-        <w:footnoteReference w:id="134"/>
+        <w:footnoteReference w:id="135"/>
       </w:r>
     </w:p>
     <w:p>
@@ -15883,7 +15974,7 @@
           <w:szCs w:val="28"/>
           <w:vertAlign w:val="superscript"/>
         </w:rPr>
-        <w:footnoteReference w:id="135"/>
+        <w:footnoteReference w:id="136"/>
       </w:r>
     </w:p>
     <w:p>
@@ -15914,7 +16005,7 @@
           <w:szCs w:val="28"/>
           <w:vertAlign w:val="superscript"/>
         </w:rPr>
-        <w:footnoteReference w:id="136"/>
+        <w:footnoteReference w:id="137"/>
       </w:r>
     </w:p>
     <w:p>
@@ -15965,7 +16056,7 @@
           <w:szCs w:val="28"/>
           <w:vertAlign w:val="superscript"/>
         </w:rPr>
-        <w:footnoteReference w:id="137"/>
+        <w:footnoteReference w:id="138"/>
       </w:r>
     </w:p>
     <w:p>
@@ -15996,7 +16087,7 @@
           <w:szCs w:val="28"/>
           <w:vertAlign w:val="superscript"/>
         </w:rPr>
-        <w:footnoteReference w:id="138"/>
+        <w:footnoteReference w:id="139"/>
       </w:r>
     </w:p>
     <w:p>
@@ -16027,7 +16118,7 @@
           <w:szCs w:val="28"/>
           <w:vertAlign w:val="superscript"/>
         </w:rPr>
-        <w:footnoteReference w:id="139"/>
+        <w:footnoteReference w:id="140"/>
       </w:r>
     </w:p>
     <w:p>
@@ -16058,7 +16149,7 @@
           <w:szCs w:val="28"/>
           <w:vertAlign w:val="superscript"/>
         </w:rPr>
-        <w:footnoteReference w:id="140"/>
+        <w:footnoteReference w:id="141"/>
       </w:r>
     </w:p>
     <w:p>
@@ -16089,7 +16180,7 @@
           <w:szCs w:val="28"/>
           <w:vertAlign w:val="superscript"/>
         </w:rPr>
-        <w:footnoteReference w:id="141"/>
+        <w:footnoteReference w:id="142"/>
       </w:r>
     </w:p>
     <w:p>
@@ -16120,7 +16211,7 @@
           <w:szCs w:val="28"/>
           <w:vertAlign w:val="superscript"/>
         </w:rPr>
-        <w:footnoteReference w:id="142"/>
+        <w:footnoteReference w:id="143"/>
       </w:r>
     </w:p>
     <w:p>
@@ -16151,7 +16242,7 @@
           <w:szCs w:val="28"/>
           <w:vertAlign w:val="superscript"/>
         </w:rPr>
-        <w:footnoteReference w:id="143"/>
+        <w:footnoteReference w:id="144"/>
       </w:r>
     </w:p>
     <w:p>
@@ -16182,7 +16273,7 @@
           <w:szCs w:val="28"/>
           <w:vertAlign w:val="superscript"/>
         </w:rPr>
-        <w:footnoteReference w:id="144"/>
+        <w:footnoteReference w:id="145"/>
       </w:r>
     </w:p>
     <w:p>
@@ -16213,7 +16304,7 @@
           <w:szCs w:val="28"/>
           <w:vertAlign w:val="superscript"/>
         </w:rPr>
-        <w:footnoteReference w:id="145"/>
+        <w:footnoteReference w:id="146"/>
       </w:r>
     </w:p>
     <w:p>
@@ -16304,7 +16395,7 @@
           <w:szCs w:val="28"/>
           <w:vertAlign w:val="superscript"/>
         </w:rPr>
-        <w:footnoteReference w:id="146"/>
+        <w:footnoteReference w:id="147"/>
       </w:r>
     </w:p>
     <w:p>
@@ -17513,7 +17604,7 @@
           <w:sz w:val="20"/>
           <w:szCs w:val="20"/>
         </w:rPr>
-        <w:t xml:space="preserve">کنوانسیون وین حقوق معاهدات، مواد ۳۱ و ۳۲.</w:t>
+        <w:t xml:space="preserve">کنوانسیون وین حقوق معاهدات، مواد ۱۹ تا ۲۳ (به‌اجمال).</w:t>
       </w:r>
     </w:p>
   </w:footnote>
@@ -17546,7 +17637,7 @@
           <w:sz w:val="20"/>
           <w:szCs w:val="20"/>
         </w:rPr>
-        <w:t xml:space="preserve">کنوانسیون وین حقوق معاهدات، ماده ۳۲.</w:t>
+        <w:t xml:space="preserve">کنوانسیون وین حقوق معاهدات، مواد ۳۱ و ۳۲.</w:t>
       </w:r>
     </w:p>
   </w:footnote>
@@ -17579,7 +17670,7 @@
           <w:sz w:val="20"/>
           <w:szCs w:val="20"/>
         </w:rPr>
-        <w:t xml:space="preserve">کنوانسیون وین حقوق معاهدات، مواد ۶، ۷ و ۴۶ (به‌اجمال).</w:t>
+        <w:t xml:space="preserve">کنوانسیون وین حقوق معاهدات، ماده ۳۲.</w:t>
       </w:r>
     </w:p>
   </w:footnote>
@@ -17612,7 +17703,7 @@
           <w:sz w:val="20"/>
           <w:szCs w:val="20"/>
         </w:rPr>
-        <w:t xml:space="preserve">کنوانسیون وین حقوق معاهدات، مواد ۴۸ تا ۵۳ (به‌اجمال).</w:t>
+        <w:t xml:space="preserve">کنوانسیون وین حقوق معاهدات، مواد ۶، ۷ و ۴۶ (به‌اجمال).</w:t>
       </w:r>
     </w:p>
   </w:footnote>
@@ -17645,7 +17736,7 @@
           <w:sz w:val="20"/>
           <w:szCs w:val="20"/>
         </w:rPr>
-        <w:t xml:space="preserve">منشور سازمان ملل متحد، ماده ۱۰۲.</w:t>
+        <w:t xml:space="preserve">کنوانسیون وین حقوق معاهدات، مواد ۴۸ تا ۵۳ (به‌اجمال).</w:t>
       </w:r>
     </w:p>
   </w:footnote>
@@ -17678,7 +17769,7 @@
           <w:sz w:val="20"/>
           <w:szCs w:val="20"/>
         </w:rPr>
-        <w:t xml:space="preserve">قانون اساسی جمهوری اسلامی ایران، اصل ۵.</w:t>
+        <w:t xml:space="preserve">منشور سازمان ملل متحد، ماده ۱۰۲.</w:t>
       </w:r>
     </w:p>
   </w:footnote>
@@ -17711,7 +17802,7 @@
           <w:sz w:val="20"/>
           <w:szCs w:val="20"/>
         </w:rPr>
-        <w:t xml:space="preserve">قانون اساسی جمهوری اسلامی ایران، اصل ۵۷.</w:t>
+        <w:t xml:space="preserve">قانون اساسی جمهوری اسلامی ایران، اصل ۵.</w:t>
       </w:r>
     </w:p>
   </w:footnote>
@@ -17744,7 +17835,7 @@
           <w:sz w:val="20"/>
           <w:szCs w:val="20"/>
         </w:rPr>
-        <w:t xml:space="preserve">قانون اساسی جمهوری اسلامی ایران، اصل ۷۷.</w:t>
+        <w:t xml:space="preserve">قانون اساسی جمهوری اسلامی ایران، اصل ۵۷.</w:t>
       </w:r>
     </w:p>
   </w:footnote>
@@ -17777,7 +17868,7 @@
           <w:sz w:val="20"/>
           <w:szCs w:val="20"/>
         </w:rPr>
-        <w:t xml:space="preserve">قانون اساسی جمهوری اسلامی ایران، اصل ۱۲۵.</w:t>
+        <w:t xml:space="preserve">قانون اساسی جمهوری اسلامی ایران، اصل ۷۷.</w:t>
       </w:r>
     </w:p>
   </w:footnote>
@@ -17810,7 +17901,7 @@
           <w:sz w:val="20"/>
           <w:szCs w:val="20"/>
         </w:rPr>
-        <w:t xml:space="preserve">قانون اساسی جمهوری اسلامی ایران، اصل ۱۱۰.</w:t>
+        <w:t xml:space="preserve">قانون اساسی جمهوری اسلامی ایران، اصل ۱۲۵.</w:t>
       </w:r>
     </w:p>
   </w:footnote>
@@ -17843,7 +17934,7 @@
           <w:sz w:val="20"/>
           <w:szCs w:val="20"/>
         </w:rPr>
-        <w:t xml:space="preserve">قانون اساسی جمهوری اسلامی ایران، اصل ۱۱۲ (به‌اجمال).</w:t>
+        <w:t xml:space="preserve">قانون اساسی جمهوری اسلامی ایران، اصل ۱۱۰.</w:t>
       </w:r>
     </w:p>
   </w:footnote>
@@ -17876,7 +17967,7 @@
           <w:sz w:val="20"/>
           <w:szCs w:val="20"/>
         </w:rPr>
-        <w:t xml:space="preserve">قانون اساسی جمهوری اسلامی ایران، اصول ۱۵۲، ۱۵۳ و ۱۵۴ (به‌اجمال).</w:t>
+        <w:t xml:space="preserve">قانون اساسی جمهوری اسلامی ایران، اصل ۱۱۲ (به‌اجمال).</w:t>
       </w:r>
     </w:p>
   </w:footnote>
@@ -17909,7 +18000,7 @@
           <w:sz w:val="20"/>
           <w:szCs w:val="20"/>
         </w:rPr>
-        <w:t xml:space="preserve">قانون اساسی جمهوری اسلامی ایران، اصل ۱۷۶ (به‌اجمال).</w:t>
+        <w:t xml:space="preserve">قانون اساسی جمهوری اسلامی ایران، اصول ۱۵۲، ۱۵۳ و ۱۵۴ (به‌اجمال).</w:t>
       </w:r>
     </w:p>
   </w:footnote>
@@ -17942,7 +18033,7 @@
           <w:sz w:val="20"/>
           <w:szCs w:val="20"/>
         </w:rPr>
-        <w:t xml:space="preserve">قانون اساسی جمهوری اسلامی ایران، اصل ۱۵۲.</w:t>
+        <w:t xml:space="preserve">قانون اساسی جمهوری اسلامی ایران، اصل ۱۷۶ (به‌اجمال).</w:t>
       </w:r>
     </w:p>
   </w:footnote>
@@ -17975,7 +18066,7 @@
           <w:sz w:val="20"/>
           <w:szCs w:val="20"/>
         </w:rPr>
-        <w:t xml:space="preserve">قانون اساسی جمهوری اسلامی ایران، اصل ۱۵۳.</w:t>
+        <w:t xml:space="preserve">قانون اساسی جمهوری اسلامی ایران، اصل ۱۵۲.</w:t>
       </w:r>
     </w:p>
   </w:footnote>
@@ -18008,7 +18099,7 @@
           <w:sz w:val="20"/>
           <w:szCs w:val="20"/>
         </w:rPr>
-        <w:t xml:space="preserve">قانون اساسی جمهوری اسلامی ایران، اصل ۱۵۴ (به‌اجمال).</w:t>
+        <w:t xml:space="preserve">قانون اساسی جمهوری اسلامی ایران، اصل ۱۵۳.</w:t>
       </w:r>
     </w:p>
   </w:footnote>
@@ -18041,7 +18132,7 @@
           <w:sz w:val="20"/>
           <w:szCs w:val="20"/>
         </w:rPr>
-        <w:t xml:space="preserve">قانون اساسی جمهوری اسلامی ایران، اصل ۱۷۶ (به‌اجمال).</w:t>
+        <w:t xml:space="preserve">قانون اساسی جمهوری اسلامی ایران، اصل ۱۵۴ (به‌اجمال).</w:t>
       </w:r>
     </w:p>
   </w:footnote>
@@ -18074,7 +18165,7 @@
           <w:sz w:val="20"/>
           <w:szCs w:val="20"/>
         </w:rPr>
-        <w:t xml:space="preserve">سوره مائده، آیه ۱.</w:t>
+        <w:t xml:space="preserve">قانون اساسی جمهوری اسلامی ایران، اصل ۱۷۶ (به‌اجمال).</w:t>
       </w:r>
     </w:p>
   </w:footnote>
@@ -18107,7 +18198,7 @@
           <w:sz w:val="20"/>
           <w:szCs w:val="20"/>
         </w:rPr>
-        <w:t xml:space="preserve">ر.ک: شیخ انصاری، مرتضی، المکاسب، کتاب البیع (مشخصات چاپ، نیازمند بررسی منبع اصلی است)؛ و بجنوردی، سیدمحمدحسن، القواعد الفقهیه، ج ۴، قاعده لزوم (مشخصات چاپ، نیازمند بررسی منبع اصلی است).</w:t>
+        <w:t xml:space="preserve">سوره مائده، آیه ۱.</w:t>
       </w:r>
     </w:p>
   </w:footnote>
@@ -18140,7 +18231,7 @@
           <w:sz w:val="20"/>
           <w:szCs w:val="20"/>
         </w:rPr>
-        <w:t xml:space="preserve">سوره نحل، آیات ۹۱ و ۹۲.</w:t>
+        <w:t xml:space="preserve">ر.ک: شیخ انصاری، مرتضی، المکاسب، کتاب البیع (مشخصات چاپ، نیازمند بررسی منبع اصلی است)؛ و بجنوردی، سیدمحمدحسن، القواعد الفقهیه، ج ۴، قاعده لزوم (مشخصات چاپ، نیازمند بررسی منبع اصلی است).</w:t>
       </w:r>
     </w:p>
   </w:footnote>
@@ -18173,7 +18264,7 @@
           <w:sz w:val="20"/>
           <w:szCs w:val="20"/>
         </w:rPr>
-        <w:t xml:space="preserve">ر.ک: علامه طباطبایی، سیدمحمدحسین، المیزان فی تفسیر القرآن، ذیل آیه ۹۱ نحل (مشخصات چاپ، نیازمند بررسی منبع اصلی است).</w:t>
+        <w:t xml:space="preserve">سوره نحل، آیات ۹۱ و ۹۲.</w:t>
       </w:r>
     </w:p>
   </w:footnote>
@@ -18206,7 +18297,7 @@
           <w:sz w:val="20"/>
           <w:szCs w:val="20"/>
         </w:rPr>
-        <w:t xml:space="preserve">سوره اسراء، آیه ۳۴.</w:t>
+        <w:t xml:space="preserve">ر.ک: علامه طباطبایی، سیدمحمدحسین، المیزان فی تفسیر القرآن، ذیل آیه ۹۱ نحل (مشخصات چاپ، نیازمند بررسی منبع اصلی است).</w:t>
       </w:r>
     </w:p>
   </w:footnote>
@@ -18239,7 +18330,7 @@
           <w:sz w:val="20"/>
           <w:szCs w:val="20"/>
         </w:rPr>
-        <w:t xml:space="preserve">سوره رعد، آیات ۲۰ تا ۲۵.</w:t>
+        <w:t xml:space="preserve">سوره اسراء، آیه ۳۴.</w:t>
       </w:r>
     </w:p>
   </w:footnote>
@@ -18272,7 +18363,7 @@
           <w:sz w:val="20"/>
           <w:szCs w:val="20"/>
         </w:rPr>
-        <w:t xml:space="preserve">سوره مؤمنون، آیه ۸؛ و نیز سوره معارج، آیه ۳۲.</w:t>
+        <w:t xml:space="preserve">سوره رعد، آیات ۲۰ تا ۲۵.</w:t>
       </w:r>
     </w:p>
   </w:footnote>
@@ -18305,7 +18396,7 @@
           <w:sz w:val="20"/>
           <w:szCs w:val="20"/>
         </w:rPr>
-        <w:t xml:space="preserve">سوره توبه، آیه ۴.</w:t>
+        <w:t xml:space="preserve">سوره مؤمنون، آیه ۸؛ و نیز سوره معارج، آیه ۳۲.</w:t>
       </w:r>
     </w:p>
   </w:footnote>
@@ -18338,7 +18429,7 @@
           <w:sz w:val="20"/>
           <w:szCs w:val="20"/>
         </w:rPr>
-        <w:t xml:space="preserve">سوره توبه، آیه ۷.</w:t>
+        <w:t xml:space="preserve">سوره توبه، آیه ۴.</w:t>
       </w:r>
     </w:p>
   </w:footnote>
@@ -18371,7 +18462,7 @@
           <w:sz w:val="20"/>
           <w:szCs w:val="20"/>
         </w:rPr>
-        <w:t xml:space="preserve">سوره انفال، آیه ۵۸.</w:t>
+        <w:t xml:space="preserve">سوره توبه، آیه ۷.</w:t>
       </w:r>
     </w:p>
   </w:footnote>
@@ -18404,7 +18495,7 @@
           <w:sz w:val="20"/>
           <w:szCs w:val="20"/>
         </w:rPr>
-        <w:t xml:space="preserve">سوره انفال، آیه ۷۲.</w:t>
+        <w:t xml:space="preserve">سوره انفال، آیه ۵۸.</w:t>
       </w:r>
     </w:p>
   </w:footnote>
@@ -18437,7 +18528,7 @@
           <w:sz w:val="20"/>
           <w:szCs w:val="20"/>
         </w:rPr>
-        <w:t xml:space="preserve">حر عاملی، محمد بن حسن، وسائل الشیعه، ابواب خیارات (مشخصات چاپ و نشانی دقیق، نیازمند بررسی منبع اصلی است).</w:t>
+        <w:t xml:space="preserve">سوره انفال، آیه ۷۲.</w:t>
       </w:r>
     </w:p>
   </w:footnote>
@@ -18470,7 +18561,7 @@
           <w:sz w:val="20"/>
           <w:szCs w:val="20"/>
         </w:rPr>
-        <w:t xml:space="preserve">برای بررسی سندی، ر.ک: مجلسی، محمدباقر، بحار الانوار (نشانی دقیق، نیازمند بررسی منبع اصلی است).</w:t>
+        <w:t xml:space="preserve">حر عاملی، محمد بن حسن، وسائل الشیعه، ابواب خیارات (مشخصات چاپ و نشانی دقیق، نیازمند بررسی منبع اصلی است).</w:t>
       </w:r>
     </w:p>
   </w:footnote>
@@ -18503,7 +18594,7 @@
           <w:sz w:val="20"/>
           <w:szCs w:val="20"/>
         </w:rPr>
-        <w:t xml:space="preserve">نهج‌البلاغه، نامه ۵۳ (عهدنامه مالک اشتر).</w:t>
+        <w:t xml:space="preserve">برای بررسی سندی، ر.ک: مجلسی، محمدباقر، بحار الانوار (نشانی دقیق، نیازمند بررسی منبع اصلی است).</w:t>
       </w:r>
     </w:p>
   </w:footnote>
@@ -18536,7 +18627,7 @@
           <w:sz w:val="20"/>
           <w:szCs w:val="20"/>
         </w:rPr>
-        <w:t xml:space="preserve">کلینی، محمد بن یعقوب، الکافی (نشانی دقیق، نیازمند بررسی منبع اصلی است).</w:t>
+        <w:t xml:space="preserve">نهج‌البلاغه، نامه ۵۳ (عهدنامه مالک اشتر).</w:t>
       </w:r>
     </w:p>
   </w:footnote>
@@ -18569,7 +18660,7 @@
           <w:sz w:val="20"/>
           <w:szCs w:val="20"/>
         </w:rPr>
-        <w:t xml:space="preserve">حر عاملی، محمد بن حسن، وسائل الشیعه، ابواب جهاد و ابواب احکام عقود (نشانی دقیق، نیازمند بررسی منبع اصلی است).</w:t>
+        <w:t xml:space="preserve">کلینی، محمد بن یعقوب، الکافی (نشانی دقیق، نیازمند بررسی منبع اصلی است).</w:t>
       </w:r>
     </w:p>
   </w:footnote>
@@ -18602,7 +18693,7 @@
           <w:sz w:val="20"/>
           <w:szCs w:val="20"/>
         </w:rPr>
-        <w:t xml:space="preserve">ر.ک: ابن‌هشام، السیرة النبویة، ماجرای حدیبیه (مشخصات چاپ، نیازمند بررسی منبع اصلی است).</w:t>
+        <w:t xml:space="preserve">حر عاملی، محمد بن حسن، وسائل الشیعه، ابواب جهاد و ابواب احکام عقود (نشانی دقیق، نیازمند بررسی منبع اصلی است).</w:t>
       </w:r>
     </w:p>
   </w:footnote>
@@ -18635,7 +18726,7 @@
           <w:sz w:val="20"/>
           <w:szCs w:val="20"/>
         </w:rPr>
-        <w:t xml:space="preserve">سوره توبه، آیات ۱ تا ۴؛ و ر.ک: طبری، تاریخ الامم و الملوک، ماجرای فتح مکه (مشخصات چاپ، نیازمند بررسی منبع اصلی است).</w:t>
+        <w:t xml:space="preserve">ر.ک: ابن‌هشام، السیرة النبویة، ماجرای حدیبیه (مشخصات چاپ، نیازمند بررسی منبع اصلی است).</w:t>
       </w:r>
     </w:p>
   </w:footnote>
@@ -18668,7 +18759,7 @@
           <w:sz w:val="20"/>
           <w:szCs w:val="20"/>
         </w:rPr>
-        <w:t xml:space="preserve">ر.ک: نهج‌البلاغه، خطبه‌ها و نامه‌های مربوط به صفین (نشانی دقیق، نیازمند بررسی منبع اصلی است).</w:t>
+        <w:t xml:space="preserve">سوره توبه، آیات ۱ تا ۴؛ و ر.ک: طبری، تاریخ الامم و الملوک، ماجرای فتح مکه (مشخصات چاپ، نیازمند بررسی منبع اصلی است).</w:t>
       </w:r>
     </w:p>
   </w:footnote>
@@ -18701,7 +18792,7 @@
           <w:sz w:val="20"/>
           <w:szCs w:val="20"/>
         </w:rPr>
-        <w:t xml:space="preserve">ر.ک: آخوند خراسانی، محمدکاظم، کفایة الاصول، مبحث ملازمه عقلیه (مشخصات چاپ، نیازمند بررسی منبع اصلی است).</w:t>
+        <w:t xml:space="preserve">ر.ک: نهج‌البلاغه، خطبه‌ها و نامه‌های مربوط به صفین (نشانی دقیق، نیازمند بررسی منبع اصلی است).</w:t>
       </w:r>
     </w:p>
   </w:footnote>
@@ -18734,7 +18825,7 @@
           <w:sz w:val="20"/>
           <w:szCs w:val="20"/>
         </w:rPr>
-        <w:t xml:space="preserve">ر.ک: میرزای نائینی، محمدحسین، فوائد الاصول، مبحث بنای عقلا (مشخصات چاپ، نیازمند بررسی منبع اصلی است).</w:t>
+        <w:t xml:space="preserve">ر.ک: آخوند خراسانی، محمدکاظم، کفایة الاصول، مبحث ملازمه عقلیه (مشخصات چاپ، نیازمند بررسی منبع اصلی است).</w:t>
       </w:r>
     </w:p>
   </w:footnote>
@@ -18767,7 +18858,7 @@
           <w:sz w:val="20"/>
           <w:szCs w:val="20"/>
         </w:rPr>
-        <w:t xml:space="preserve">بجنوردی، سیدمحمدحسن، القواعد الفقهیه، ج ۴، قاعده لزوم (مشخصات چاپ، نیازمند بررسی منبع اصلی است).</w:t>
+        <w:t xml:space="preserve">ر.ک: میرزای نائینی، محمدحسین، فوائد الاصول، مبحث بنای عقلا (مشخصات چاپ، نیازمند بررسی منبع اصلی است).</w:t>
       </w:r>
     </w:p>
   </w:footnote>
@@ -18800,7 +18891,7 @@
           <w:sz w:val="20"/>
           <w:szCs w:val="20"/>
         </w:rPr>
-        <w:t xml:space="preserve">سوره انفال، آیه ۵۸.</w:t>
+        <w:t xml:space="preserve">بجنوردی، سیدمحمدحسن، القواعد الفقهیه، ج ۴، قاعده لزوم (مشخصات چاپ، نیازمند بررسی منبع اصلی است).</w:t>
       </w:r>
     </w:p>
   </w:footnote>
@@ -18833,7 +18924,7 @@
           <w:sz w:val="20"/>
           <w:szCs w:val="20"/>
         </w:rPr>
-        <w:t xml:space="preserve">حر عاملی، محمد بن حسن، وسائل الشیعه، ابواب جهاد (نشانی دقیق، نیازمند بررسی منبع اصلی است).</w:t>
+        <w:t xml:space="preserve">سوره انفال، آیه ۵۸.</w:t>
       </w:r>
     </w:p>
   </w:footnote>
@@ -18866,7 +18957,7 @@
           <w:sz w:val="20"/>
           <w:szCs w:val="20"/>
         </w:rPr>
-        <w:t xml:space="preserve">سوره نساء، آیه ۱۴۱.</w:t>
+        <w:t xml:space="preserve">حر عاملی، محمد بن حسن، وسائل الشیعه، ابواب جهاد (نشانی دقیق، نیازمند بررسی منبع اصلی است).</w:t>
       </w:r>
     </w:p>
   </w:footnote>
@@ -18899,7 +18990,7 @@
           <w:sz w:val="20"/>
           <w:szCs w:val="20"/>
         </w:rPr>
-        <w:t xml:space="preserve">سوره نساء، آیه ۵۸.</w:t>
+        <w:t xml:space="preserve">سوره نساء، آیه ۱۴۱.</w:t>
       </w:r>
     </w:p>
   </w:footnote>
@@ -18932,7 +19023,7 @@
           <w:sz w:val="20"/>
           <w:szCs w:val="20"/>
         </w:rPr>
-        <w:t xml:space="preserve">ر.ک: علامه طباطبایی، سیدمحمدحسین، المیزان فی تفسیر القرآن، ذیل آیه ۵۸ نساء (مشخصات چاپ، نیازمند بررسی منبع اصلی است).</w:t>
+        <w:t xml:space="preserve">سوره نساء، آیه ۵۸.</w:t>
       </w:r>
     </w:p>
   </w:footnote>
@@ -18965,7 +19056,7 @@
           <w:sz w:val="20"/>
           <w:szCs w:val="20"/>
         </w:rPr>
-        <w:t xml:space="preserve">سوره مائده، آیه ۸۹.</w:t>
+        <w:t xml:space="preserve">ر.ک: علامه طباطبایی، سیدمحمدحسین، المیزان فی تفسیر القرآن، ذیل آیه ۵۸ نساء (مشخصات چاپ، نیازمند بررسی منبع اصلی است).</w:t>
       </w:r>
     </w:p>
   </w:footnote>
@@ -18998,7 +19089,7 @@
           <w:sz w:val="20"/>
           <w:szCs w:val="20"/>
         </w:rPr>
-        <w:t xml:space="preserve">شیخ صدوق، محمد بن علی، الخصال؛ و حر عاملی، محمد بن حسن، وسائل الشیعه (نشانی دقیق، نیازمند بررسی منبع اصلی است).</w:t>
+        <w:t xml:space="preserve">سوره مائده، آیه ۸۹.</w:t>
       </w:r>
     </w:p>
   </w:footnote>
@@ -19031,7 +19122,7 @@
           <w:sz w:val="20"/>
           <w:szCs w:val="20"/>
         </w:rPr>
-        <w:t xml:space="preserve">ر.ک: ابن‌هشام، السیرة النبویة، ماجرای هجرت و میثاق مدینه (مشخصات چاپ، نیازمند بررسی منبع اصلی است).</w:t>
+        <w:t xml:space="preserve">شیخ صدوق، محمد بن علی، الخصال؛ و حر عاملی، محمد بن حسن، وسائل الشیعه (نشانی دقیق، نیازمند بررسی منبع اصلی است).</w:t>
       </w:r>
     </w:p>
   </w:footnote>
@@ -19064,7 +19155,7 @@
           <w:sz w:val="20"/>
           <w:szCs w:val="20"/>
         </w:rPr>
-        <w:t xml:space="preserve">ر.ک: ابن‌هشام، السیرة النبویة، ماجرای نجران (مشخصات چاپ، نیازمند بررسی منبع اصلی است).</w:t>
+        <w:t xml:space="preserve">ر.ک: ابن‌هشام، السیرة النبویة، ماجرای هجرت و میثاق مدینه (مشخصات چاپ، نیازمند بررسی منبع اصلی است).</w:t>
       </w:r>
     </w:p>
   </w:footnote>
@@ -19097,7 +19188,7 @@
           <w:sz w:val="20"/>
           <w:szCs w:val="20"/>
         </w:rPr>
-        <w:t xml:space="preserve">نجفی، محمدحسن (صاحب جواهر)، جواهر الکلام، کتاب الجهاد، احکام هدنه (مشخصات چاپ و نشانی دقیق، نیازمند بررسی منبع اصلی است).</w:t>
+        <w:t xml:space="preserve">ر.ک: ابن‌هشام، السیرة النبویة، ماجرای نجران (مشخصات چاپ، نیازمند بررسی منبع اصلی است).</w:t>
       </w:r>
     </w:p>
   </w:footnote>
@@ -19130,7 +19221,7 @@
           <w:sz w:val="20"/>
           <w:szCs w:val="20"/>
         </w:rPr>
-        <w:t xml:space="preserve">امام خمینی، سیدروح‌الله، تحریر الوسیله، کتاب الجهاد و الامر بالمعروف (نشانی دقیق، نیازمند بررسی منبع اصلی است).</w:t>
+        <w:t xml:space="preserve">نجفی، محمدحسن (صاحب جواهر)، جواهر الکلام، کتاب الجهاد، احکام هدنه (مشخصات چاپ و نشانی دقیق، نیازمند بررسی منبع اصلی است).</w:t>
       </w:r>
     </w:p>
   </w:footnote>
@@ -19163,7 +19254,7 @@
           <w:sz w:val="20"/>
           <w:szCs w:val="20"/>
         </w:rPr>
-        <w:t xml:space="preserve">شیخ انصاری، مرتضی، المکاسب، کتاب البیع، مبحث لزوم (نشانی دقیق، نیازمند بررسی منبع اصلی است).</w:t>
+        <w:t xml:space="preserve">امام خمینی، سیدروح‌الله، تحریر الوسیله، کتاب الجهاد و الامر بالمعروف (نشانی دقیق، نیازمند بررسی منبع اصلی است).</w:t>
       </w:r>
     </w:p>
   </w:footnote>
@@ -19196,7 +19287,7 @@
           <w:sz w:val="20"/>
           <w:szCs w:val="20"/>
         </w:rPr>
-        <w:t xml:space="preserve">ر.ک: راغب اصفهانی، حسین بن محمد، مفردات الفاظ القرآن، ماده «عهد» (مشخصات چاپ، نیازمند بررسی منبع اصلی است).</w:t>
+        <w:t xml:space="preserve">شیخ انصاری، مرتضی، المکاسب، کتاب البیع، مبحث لزوم (نشانی دقیق، نیازمند بررسی منبع اصلی است).</w:t>
       </w:r>
     </w:p>
   </w:footnote>
@@ -19229,7 +19320,7 @@
           <w:sz w:val="20"/>
           <w:szCs w:val="20"/>
         </w:rPr>
-        <w:t xml:space="preserve">ر.ک: راغب اصفهانی، حسین بن محمد، مفردات الفاظ القرآن، ماده «عقد» (مشخصات چاپ، نیازمند بررسی منبع اصلی است).</w:t>
+        <w:t xml:space="preserve">ر.ک: راغب اصفهانی، حسین بن محمد، مفردات الفاظ القرآن، ماده «عهد» (مشخصات چاپ، نیازمند بررسی منبع اصلی است).</w:t>
       </w:r>
     </w:p>
   </w:footnote>
@@ -19262,7 +19353,7 @@
           <w:sz w:val="20"/>
           <w:szCs w:val="20"/>
         </w:rPr>
-        <w:t xml:space="preserve">ر.ک: راغب اصفهانی، حسین بن محمد، مفردات الفاظ القرآن، ماده «وثق» (مشخصات چاپ، نیازمند بررسی منبع اصلی است).</w:t>
+        <w:t xml:space="preserve">ر.ک: راغب اصفهانی، حسین بن محمد، مفردات الفاظ القرآن، ماده «عقد» (مشخصات چاپ، نیازمند بررسی منبع اصلی است).</w:t>
       </w:r>
     </w:p>
   </w:footnote>
@@ -19295,7 +19386,7 @@
           <w:sz w:val="20"/>
           <w:szCs w:val="20"/>
         </w:rPr>
-        <w:t xml:space="preserve">سوره آل‌عمران، آیه ۹.</w:t>
+        <w:t xml:space="preserve">ر.ک: راغب اصفهانی، حسین بن محمد، مفردات الفاظ القرآن، ماده «وثق» (مشخصات چاپ، نیازمند بررسی منبع اصلی است).</w:t>
       </w:r>
     </w:p>
   </w:footnote>
@@ -19328,7 +19419,7 @@
           <w:sz w:val="20"/>
           <w:szCs w:val="20"/>
         </w:rPr>
-        <w:t xml:space="preserve">ر.ک: آخوند خراسانی، محمدکاظم، کفایة الاصول، مبحث تزاحم؛ و میرزای نائینی، محمدحسین، فوائد الاصول، مبحث تزاحم (مشخصات چاپ، نیازمند بررسی منبع اصلی است).</w:t>
+        <w:t xml:space="preserve">سوره آل‌عمران، آیه ۹.</w:t>
       </w:r>
     </w:p>
   </w:footnote>
@@ -19361,7 +19452,7 @@
           <w:sz w:val="20"/>
           <w:szCs w:val="20"/>
         </w:rPr>
-        <w:t xml:space="preserve">امام خمینی، سیدروح‌الله، صحیفه امام، نامه به حجت‌الاسلام قدیری (نشانی دقیق، نیازمند بررسی منبع اصلی است).</w:t>
+        <w:t xml:space="preserve">ر.ک: آخوند خراسانی، محمدکاظم، کفایة الاصول، مبحث تزاحم؛ و میرزای نائینی، محمدحسین، فوائد الاصول، مبحث تزاحم (مشخصات چاپ، نیازمند بررسی منبع اصلی است).</w:t>
       </w:r>
     </w:p>
   </w:footnote>
@@ -19394,7 +19485,7 @@
           <w:sz w:val="20"/>
           <w:szCs w:val="20"/>
         </w:rPr>
-        <w:t xml:space="preserve">شیخ صدوق، محمد بن علی، من لایحضره الفقیه؛ و کلینی، محمد بن یعقوب، الکافی (نشانی دقیق، نیازمند بررسی منبع اصلی است).</w:t>
+        <w:t xml:space="preserve">امام خمینی، سیدروح‌الله، صحیفه امام، نامه به حجت‌الاسلام قدیری (نشانی دقیق، نیازمند بررسی منبع اصلی است).</w:t>
       </w:r>
     </w:p>
   </w:footnote>
@@ -19427,7 +19518,7 @@
           <w:sz w:val="20"/>
           <w:szCs w:val="20"/>
         </w:rPr>
-        <w:t xml:space="preserve">سوره حج، آیه ۷۸.</w:t>
+        <w:t xml:space="preserve">شیخ صدوق، محمد بن علی، من لایحضره الفقیه؛ و کلینی، محمد بن یعقوب، الکافی (نشانی دقیق، نیازمند بررسی منبع اصلی است).</w:t>
       </w:r>
     </w:p>
   </w:footnote>
@@ -19460,7 +19551,7 @@
           <w:sz w:val="20"/>
           <w:szCs w:val="20"/>
         </w:rPr>
-        <w:t xml:space="preserve">امام خمینی، سیدروح‌الله، صحیفه امام (نشانی دقیق، نیازمند بررسی منبع اصلی است).</w:t>
+        <w:t xml:space="preserve">سوره حج، آیه ۷۸.</w:t>
       </w:r>
     </w:p>
   </w:footnote>
@@ -19493,7 +19584,7 @@
           <w:sz w:val="20"/>
           <w:szCs w:val="20"/>
         </w:rPr>
-        <w:t xml:space="preserve">نراقی، ملا احمد، عوائد الایام، عائده ولایت فقیه (مشخصات چاپ و نشانی دقیق، نیازمند بررسی منبع اصلی است).</w:t>
+        <w:t xml:space="preserve">امام خمینی، سیدروح‌الله، صحیفه امام (نشانی دقیق، نیازمند بررسی منبع اصلی است).</w:t>
       </w:r>
     </w:p>
   </w:footnote>
@@ -19526,7 +19617,7 @@
           <w:sz w:val="20"/>
           <w:szCs w:val="20"/>
         </w:rPr>
-        <w:t xml:space="preserve">میرزای نائینی، محمدحسین، تنبیه الامه و تنزیه المله، تهران (مشخصات چاپ، نیازمند بررسی منبع اصلی است).</w:t>
+        <w:t xml:space="preserve">نراقی، ملا احمد، عوائد الایام، عائده ولایت فقیه (مشخصات چاپ و نشانی دقیق، نیازمند بررسی منبع اصلی است).</w:t>
       </w:r>
     </w:p>
   </w:footnote>
@@ -19559,7 +19650,7 @@
           <w:sz w:val="20"/>
           <w:szCs w:val="20"/>
         </w:rPr>
-        <w:t xml:space="preserve">امام خمینی، سیدروح‌الله، ولایت فقیه (حکومت اسلامی) (مشخصات چاپ، نیازمند بررسی منبع اصلی است).</w:t>
+        <w:t xml:space="preserve">میرزای نائینی، محمدحسین، تنبیه الامه و تنزیه المله، تهران (مشخصات چاپ، نیازمند بررسی منبع اصلی است).</w:t>
       </w:r>
     </w:p>
   </w:footnote>
@@ -19592,7 +19683,7 @@
           <w:sz w:val="20"/>
           <w:szCs w:val="20"/>
         </w:rPr>
-        <w:t xml:space="preserve">امام خمینی، سیدروح‌الله، صحیفه امام، نامه به حجت‌الاسلام قدیری (نشانی دقیق، نیازمند بررسی منبع اصلی است).</w:t>
+        <w:t xml:space="preserve">امام خمینی، سیدروح‌الله، ولایت فقیه (حکومت اسلامی) (مشخصات چاپ، نیازمند بررسی منبع اصلی است).</w:t>
       </w:r>
     </w:p>
   </w:footnote>
@@ -19625,7 +19716,7 @@
           <w:sz w:val="20"/>
           <w:szCs w:val="20"/>
         </w:rPr>
-        <w:t xml:space="preserve">ر.ک: شیخ مفید، محمد بن محمد، الارشاد، احوال امام حسن؛ و طبری، محمد بن جریر، تاریخ الامم و الملوک، حوادث سال ۴۱ (مشخصات چاپ، نیازمند بررسی منبع اصلی است).</w:t>
+        <w:t xml:space="preserve">امام خمینی، سیدروح‌الله، صحیفه امام، نامه به حجت‌الاسلام قدیری (نشانی دقیق، نیازمند بررسی منبع اصلی است).</w:t>
       </w:r>
     </w:p>
   </w:footnote>
@@ -19658,7 +19749,7 @@
           <w:sz w:val="20"/>
           <w:szCs w:val="20"/>
         </w:rPr>
-        <w:t xml:space="preserve">ر.ک: آخوند خراسانی، محمدکاظم، کفایة الاصول، مبحث تزاحم؛ و میرزای نائینی، محمدحسین، فوائد الاصول، مبحث تزاحم (مشخصات چاپ، نیازمند بررسی منبع اصلی است).</w:t>
+        <w:t xml:space="preserve">ر.ک: شیخ مفید، محمد بن محمد، الارشاد، احوال امام حسن؛ و طبری، محمد بن جریر، تاریخ الامم و الملوک، حوادث سال ۴۱ (مشخصات چاپ، نیازمند بررسی منبع اصلی است).</w:t>
       </w:r>
     </w:p>
   </w:footnote>
@@ -19691,7 +19782,7 @@
           <w:sz w:val="20"/>
           <w:szCs w:val="20"/>
         </w:rPr>
-        <w:t xml:space="preserve">طرح مواد کمیسیون حقوق بین‌الملل درباره مسئولیت بین‌المللی دولت‌ها (۲۰۰۱). ر.ک: گزارش‌های کمیسیون حقوق بین‌الملل (نشانی دقیق، نیازمند بررسی منبع اصلی است).</w:t>
+        <w:t xml:space="preserve">ر.ک: آخوند خراسانی، محمدکاظم، کفایة الاصول، مبحث تزاحم؛ و میرزای نائینی، محمدحسین، فوائد الاصول، مبحث تزاحم (مشخصات چاپ، نیازمند بررسی منبع اصلی است).</w:t>
       </w:r>
     </w:p>
   </w:footnote>
@@ -19724,7 +19815,7 @@
           <w:sz w:val="20"/>
           <w:szCs w:val="20"/>
         </w:rPr>
-        <w:t xml:space="preserve">قضیه فعالیت‌های نظامی و شبه‌نظامی در نیکاراگوئه و علیه آن (نیکاراگوئه علیه ایالات متحده)، رأی دیوان بین‌المللی دادگستری، ۱۹۸۶.</w:t>
+        <w:t xml:space="preserve">طرح مواد کمیسیون حقوق بین‌الملل درباره مسئولیت بین‌المللی دولت‌ها (۲۰۰۱). ر.ک: گزارش‌های کمیسیون حقوق بین‌الملل (نشانی دقیق، نیازمند بررسی منبع اصلی است).</w:t>
       </w:r>
     </w:p>
   </w:footnote>
@@ -19757,7 +19848,7 @@
           <w:sz w:val="20"/>
           <w:szCs w:val="20"/>
         </w:rPr>
-        <w:t xml:space="preserve">طرح مواد مسئولیت بین‌المللی دولت‌ها، مواد ۱ و ۲.</w:t>
+        <w:t xml:space="preserve">قضیه فعالیت‌های نظامی و شبه‌نظامی در نیکاراگوئه و علیه آن (نیکاراگوئه علیه ایالات متحده)، رأی دیوان بین‌المللی دادگستری، ۱۹۸۶.</w:t>
       </w:r>
     </w:p>
   </w:footnote>
@@ -19790,7 +19881,7 @@
           <w:sz w:val="20"/>
           <w:szCs w:val="20"/>
         </w:rPr>
-        <w:t xml:space="preserve">طرح مواد مسئولیت بین‌المللی دولت‌ها، ماده ۴.</w:t>
+        <w:t xml:space="preserve">طرح مواد مسئولیت بین‌المللی دولت‌ها، مواد ۱ و ۲.</w:t>
       </w:r>
     </w:p>
   </w:footnote>
@@ -19823,7 +19914,7 @@
           <w:sz w:val="20"/>
           <w:szCs w:val="20"/>
         </w:rPr>
-        <w:t xml:space="preserve">طرح مواد مسئولیت بین‌المللی دولت‌ها، ماده ۷.</w:t>
+        <w:t xml:space="preserve">طرح مواد مسئولیت بین‌المللی دولت‌ها، ماده ۴.</w:t>
       </w:r>
     </w:p>
   </w:footnote>
@@ -19856,7 +19947,7 @@
           <w:sz w:val="20"/>
           <w:szCs w:val="20"/>
         </w:rPr>
-        <w:t xml:space="preserve">طرح مواد مسئولیت بین‌المللی دولت‌ها، ماده ۸.</w:t>
+        <w:t xml:space="preserve">طرح مواد مسئولیت بین‌المللی دولت‌ها، ماده ۷.</w:t>
       </w:r>
     </w:p>
   </w:footnote>
@@ -19889,7 +19980,7 @@
           <w:sz w:val="20"/>
           <w:szCs w:val="20"/>
         </w:rPr>
-        <w:t xml:space="preserve">طرح مواد مسئولیت بین‌المللی دولت‌ها، ماده ۱۱.</w:t>
+        <w:t xml:space="preserve">طرح مواد مسئولیت بین‌المللی دولت‌ها، ماده ۸.</w:t>
       </w:r>
     </w:p>
   </w:footnote>
@@ -19922,7 +20013,7 @@
           <w:sz w:val="20"/>
           <w:szCs w:val="20"/>
         </w:rPr>
-        <w:t xml:space="preserve">قضیه کارکنان دیپلماتیک و کنسولی ایالات متحده در تهران (ایالات متحده علیه ایران)، رأی دیوان بین‌المللی دادگستری، ۱۹۸۰.</w:t>
+        <w:t xml:space="preserve">طرح مواد مسئولیت بین‌المللی دولت‌ها، ماده ۱۱.</w:t>
       </w:r>
     </w:p>
   </w:footnote>
@@ -19955,7 +20046,7 @@
           <w:sz w:val="20"/>
           <w:szCs w:val="20"/>
         </w:rPr>
-        <w:t xml:space="preserve">طرح مواد مسئولیت بین‌المللی دولت‌ها، ماده ۱۲.</w:t>
+        <w:t xml:space="preserve">قضیه کارکنان دیپلماتیک و کنسولی ایالات متحده در تهران (ایالات متحده علیه ایران)، رأی دیوان بین‌المللی دادگستری، ۱۹۸۰.</w:t>
       </w:r>
     </w:p>
   </w:footnote>
@@ -19988,7 +20079,7 @@
           <w:sz w:val="20"/>
           <w:szCs w:val="20"/>
         </w:rPr>
-        <w:t xml:space="preserve">طرح مواد مسئولیت بین‌المللی دولت‌ها، مواد ۱۴ و ۱۵ (به‌اجمال).</w:t>
+        <w:t xml:space="preserve">طرح مواد مسئولیت بین‌المللی دولت‌ها، ماده ۱۲.</w:t>
       </w:r>
     </w:p>
   </w:footnote>
@@ -20021,7 +20112,7 @@
           <w:sz w:val="20"/>
           <w:szCs w:val="20"/>
         </w:rPr>
-        <w:t xml:space="preserve">طرح مواد مسئولیت بین‌المللی دولت‌ها، ماده ۳۲.</w:t>
+        <w:t xml:space="preserve">طرح مواد مسئولیت بین‌المللی دولت‌ها، مواد ۱۴ و ۱۵ (به‌اجمال).</w:t>
       </w:r>
     </w:p>
   </w:footnote>
@@ -20054,7 +20145,7 @@
           <w:sz w:val="20"/>
           <w:szCs w:val="20"/>
         </w:rPr>
-        <w:t xml:space="preserve">طرح مواد مسئولیت بین‌المللی دولت‌ها، مواد ۲۰ تا ۲۵.</w:t>
+        <w:t xml:space="preserve">طرح مواد مسئولیت بین‌المللی دولت‌ها، ماده ۳۲.</w:t>
       </w:r>
     </w:p>
   </w:footnote>
@@ -20087,7 +20178,7 @@
           <w:sz w:val="20"/>
           <w:szCs w:val="20"/>
         </w:rPr>
-        <w:t xml:space="preserve">طرح مواد مسئولیت بین‌المللی دولت‌ها، ماده ۲۵.</w:t>
+        <w:t xml:space="preserve">طرح مواد مسئولیت بین‌المللی دولت‌ها، مواد ۲۰ تا ۲۵.</w:t>
       </w:r>
     </w:p>
   </w:footnote>
@@ -20120,7 +20211,7 @@
           <w:sz w:val="20"/>
           <w:szCs w:val="20"/>
         </w:rPr>
-        <w:t xml:space="preserve">طرح مواد مسئولیت بین‌المللی دولت‌ها، مواد ۲۲ و ۴۹ تا ۵۴ (به‌اجمال).</w:t>
+        <w:t xml:space="preserve">طرح مواد مسئولیت بین‌المللی دولت‌ها، ماده ۲۵.</w:t>
       </w:r>
     </w:p>
   </w:footnote>
@@ -20153,7 +20244,7 @@
           <w:sz w:val="20"/>
           <w:szCs w:val="20"/>
         </w:rPr>
-        <w:t xml:space="preserve">طرح مواد مسئولیت بین‌المللی دولت‌ها، ماده ۲۳.</w:t>
+        <w:t xml:space="preserve">طرح مواد مسئولیت بین‌المللی دولت‌ها، مواد ۲۲ و ۴۹ تا ۵۴ (به‌اجمال).</w:t>
       </w:r>
     </w:p>
   </w:footnote>
@@ -20186,7 +20277,7 @@
           <w:sz w:val="20"/>
           <w:szCs w:val="20"/>
         </w:rPr>
-        <w:t xml:space="preserve">طرح مواد مسئولیت بین‌المللی دولت‌ها، ماده ۲۶.</w:t>
+        <w:t xml:space="preserve">طرح مواد مسئولیت بین‌المللی دولت‌ها، ماده ۲۳.</w:t>
       </w:r>
     </w:p>
   </w:footnote>
@@ -20219,7 +20310,7 @@
           <w:sz w:val="20"/>
           <w:szCs w:val="20"/>
         </w:rPr>
-        <w:t xml:space="preserve">طرح مواد مسئولیت بین‌المللی دولت‌ها، مواد ۳۰، ۳۱ و ۳۴ تا ۳۷.</w:t>
+        <w:t xml:space="preserve">طرح مواد مسئولیت بین‌المللی دولت‌ها، ماده ۲۶.</w:t>
       </w:r>
     </w:p>
   </w:footnote>
@@ -20252,7 +20343,7 @@
           <w:sz w:val="20"/>
           <w:szCs w:val="20"/>
         </w:rPr>
-        <w:t xml:space="preserve">کنوانسیون وین حقوق معاهدات، مواد ۷۰ و ۷۲.</w:t>
+        <w:t xml:space="preserve">طرح مواد مسئولیت بین‌المللی دولت‌ها، مواد ۳۰، ۳۱ و ۳۴ تا ۳۷.</w:t>
       </w:r>
     </w:p>
   </w:footnote>
@@ -20285,7 +20376,7 @@
           <w:sz w:val="20"/>
           <w:szCs w:val="20"/>
         </w:rPr>
-        <w:t xml:space="preserve">کنوانسیون وین حقوق معاهدات، مواد ۱۹ تا ۲۳.</w:t>
+        <w:t xml:space="preserve">کنوانسیون وین حقوق معاهدات، مواد ۷۰ و ۷۲.</w:t>
       </w:r>
     </w:p>
   </w:footnote>
@@ -20318,7 +20409,7 @@
           <w:sz w:val="20"/>
           <w:szCs w:val="20"/>
         </w:rPr>
-        <w:t xml:space="preserve">طرح مواد مسئولیت بین‌المللی دولت‌ها، مواد ۴۹ تا ۵۴ (به‌اجمال).</w:t>
+        <w:t xml:space="preserve">کنوانسیون وین حقوق معاهدات، مواد ۱۹ تا ۲۳.</w:t>
       </w:r>
     </w:p>
   </w:footnote>
@@ -20351,7 +20442,7 @@
           <w:sz w:val="20"/>
           <w:szCs w:val="20"/>
         </w:rPr>
-        <w:t xml:space="preserve">قضیه کارخانه کورزو (آلمان علیه لهستان)، رأی دیوان دائمی دادگستری بین‌المللی، ۱۹۲۸ (نشانی دقیق، نیازمند بررسی منبع اصلی است).</w:t>
+        <w:t xml:space="preserve">طرح مواد مسئولیت بین‌المللی دولت‌ها، مواد ۴۹ تا ۵۴ (به‌اجمال).</w:t>
       </w:r>
     </w:p>
   </w:footnote>
@@ -20384,7 +20475,7 @@
           <w:sz w:val="20"/>
           <w:szCs w:val="20"/>
         </w:rPr>
-        <w:t xml:space="preserve">اساسنامه دیوان بین‌المللی دادگستری، ماده ۳۶ (به‌اجمال).</w:t>
+        <w:t xml:space="preserve">قضیه کارخانه کورزو (آلمان علیه لهستان)، رأی دیوان دائمی دادگستری بین‌المللی، ۱۹۲۸ (نشانی دقیق، نیازمند بررسی منبع اصلی است).</w:t>
       </w:r>
     </w:p>
   </w:footnote>
@@ -20417,7 +20508,7 @@
           <w:sz w:val="20"/>
           <w:szCs w:val="20"/>
         </w:rPr>
-        <w:t xml:space="preserve">منشور سازمان ملل متحد، فصل ششم و هفتم (به‌اجمال).</w:t>
+        <w:t xml:space="preserve">اساسنامه دیوان بین‌المللی دادگستری، ماده ۳۶ (به‌اجمال).</w:t>
       </w:r>
     </w:p>
   </w:footnote>
@@ -20450,7 +20541,7 @@
           <w:sz w:val="20"/>
           <w:szCs w:val="20"/>
         </w:rPr>
-        <w:t xml:space="preserve">برای اسناد و تاریخ‌های دقیق، نیازمند بررسی منبع اصلی است.</w:t>
+        <w:t xml:space="preserve">منشور سازمان ملل متحد، فصل ششم و هفتم (به‌اجمال).</w:t>
       </w:r>
     </w:p>
   </w:footnote>
@@ -20549,7 +20640,7 @@
           <w:sz w:val="20"/>
           <w:szCs w:val="20"/>
         </w:rPr>
-        <w:t xml:space="preserve">قانون اساسی جمهوری اسلامی ایران، اصل ۵.</w:t>
+        <w:t xml:space="preserve">برای اسناد و تاریخ‌های دقیق، نیازمند بررسی منبع اصلی است.</w:t>
       </w:r>
     </w:p>
   </w:footnote>
@@ -20582,7 +20673,7 @@
           <w:sz w:val="20"/>
           <w:szCs w:val="20"/>
         </w:rPr>
-        <w:t xml:space="preserve">قانون اساسی جمهوری اسلامی ایران، اصل ۱۰۷ (به‌اجمال).</w:t>
+        <w:t xml:space="preserve">قانون اساسی جمهوری اسلامی ایران، اصل ۵.</w:t>
       </w:r>
     </w:p>
   </w:footnote>
@@ -20615,7 +20706,7 @@
           <w:sz w:val="20"/>
           <w:szCs w:val="20"/>
         </w:rPr>
-        <w:t xml:space="preserve">قانون اساسی جمهوری اسلامی ایران، اصل ۱۰۹ (به‌اجمال).</w:t>
+        <w:t xml:space="preserve">قانون اساسی جمهوری اسلامی ایران، اصل ۱۰۷ (به‌اجمال).</w:t>
       </w:r>
     </w:p>
   </w:footnote>
@@ -20648,7 +20739,7 @@
           <w:sz w:val="20"/>
           <w:szCs w:val="20"/>
         </w:rPr>
-        <w:t xml:space="preserve">قانون اساسی جمهوری اسلامی ایران، اصل ۱۱۱ (به‌اجمال).</w:t>
+        <w:t xml:space="preserve">قانون اساسی جمهوری اسلامی ایران، اصل ۱۰۹ (به‌اجمال).</w:t>
       </w:r>
     </w:p>
   </w:footnote>
@@ -20681,7 +20772,7 @@
           <w:sz w:val="20"/>
           <w:szCs w:val="20"/>
         </w:rPr>
-        <w:t xml:space="preserve">برای متنِ سیاست‌های ابلاغی، ر.ک: پایگاه اطلاع‌رسانی دفتر مقام معظم رهبری (نشانی دقیق، نیازمند بررسی منبع اصلی است).</w:t>
+        <w:t xml:space="preserve">قانون اساسی جمهوری اسلامی ایران، اصل ۱۱۱ (به‌اجمال).</w:t>
       </w:r>
     </w:p>
   </w:footnote>
@@ -20714,7 +20805,7 @@
           <w:sz w:val="20"/>
           <w:szCs w:val="20"/>
         </w:rPr>
-        <w:t xml:space="preserve">برای صورت‌بندی دو دیدگاه، ر.ک: «ولایت مطلقه فقیه در قانون اساسی» و «مفهوم ولایت مطلقه فقیه در قانون اساسی جمهوری اسلامی ایران»، پایگاه اطلاع‌رسانی حوزه، به نشانی‌های یادشده در پیشینه پژوهش. همچنین ر.ک: سیدابوالفضل قاضی شریعت‌پناهی، حقوق اساسی و نهادهای سیاسی؛ و سیدمحمد هاشمی، حقوق اساسی جمهوری اسلامی ایران.</w:t>
+        <w:t xml:space="preserve">برای متنِ سیاست‌های ابلاغی، ر.ک: پایگاه اطلاع‌رسانی دفتر مقام معظم رهبری (نشانی دقیق، نیازمند بررسی منبع اصلی است).</w:t>
       </w:r>
     </w:p>
   </w:footnote>
@@ -20747,7 +20838,7 @@
           <w:sz w:val="20"/>
           <w:szCs w:val="20"/>
         </w:rPr>
-        <w:t xml:space="preserve">قانون اساسی جمهوری اسلامی ایران، اصل ۵.</w:t>
+        <w:t xml:space="preserve">برای صورت‌بندی دو دیدگاه، ر.ک: «ولایت مطلقه فقیه در قانون اساسی» و «مفهوم ولایت مطلقه فقیه در قانون اساسی جمهوری اسلامی ایران»، پایگاه اطلاع‌رسانی حوزه، به نشانی‌های یادشده در پیشینه پژوهش. همچنین ر.ک: سیدابوالفضل قاضی شریعت‌پناهی، حقوق اساسی و نهادهای سیاسی؛ و سیدمحمد هاشمی، حقوق اساسی جمهوری اسلامی ایران.</w:t>
       </w:r>
     </w:p>
   </w:footnote>
@@ -20780,7 +20871,7 @@
           <w:sz w:val="20"/>
           <w:szCs w:val="20"/>
         </w:rPr>
-        <w:t xml:space="preserve">قانون اساسی جمهوری اسلامی ایران، اصل ۵۷.</w:t>
+        <w:t xml:space="preserve">قانون اساسی جمهوری اسلامی ایران، اصل ۵.</w:t>
       </w:r>
     </w:p>
   </w:footnote>
@@ -20813,7 +20904,7 @@
           <w:sz w:val="20"/>
           <w:szCs w:val="20"/>
         </w:rPr>
-        <w:t xml:space="preserve">قانون اساسی جمهوری اسلامی ایران، اصل ۷۷.</w:t>
+        <w:t xml:space="preserve">قانون اساسی جمهوری اسلامی ایران، اصل ۵۷.</w:t>
       </w:r>
     </w:p>
   </w:footnote>
@@ -20846,7 +20937,7 @@
           <w:sz w:val="20"/>
           <w:szCs w:val="20"/>
         </w:rPr>
-        <w:t xml:space="preserve">قانون اساسی جمهوری اسلامی ایران، اصل ۱۱۰.</w:t>
+        <w:t xml:space="preserve">قانون اساسی جمهوری اسلامی ایران، اصل ۷۷.</w:t>
       </w:r>
     </w:p>
   </w:footnote>
@@ -20879,7 +20970,7 @@
           <w:sz w:val="20"/>
           <w:szCs w:val="20"/>
         </w:rPr>
-        <w:t xml:space="preserve">قانون اساسی جمهوری اسلامی ایران، اصل ۱۱۲.</w:t>
+        <w:t xml:space="preserve">قانون اساسی جمهوری اسلامی ایران، اصل ۱۱۰.</w:t>
       </w:r>
     </w:p>
   </w:footnote>
@@ -20912,7 +21003,7 @@
           <w:sz w:val="20"/>
           <w:szCs w:val="20"/>
         </w:rPr>
-        <w:t xml:space="preserve">قانون اساسی جمهوری اسلامی ایران، اصل ۱۲۵.</w:t>
+        <w:t xml:space="preserve">قانون اساسی جمهوری اسلامی ایران، اصل ۱۱۲.</w:t>
       </w:r>
     </w:p>
   </w:footnote>
@@ -20945,7 +21036,7 @@
           <w:sz w:val="20"/>
           <w:szCs w:val="20"/>
         </w:rPr>
-        <w:t xml:space="preserve">قانون اساسی جمهوری اسلامی ایران، اصل ۱۵۲.</w:t>
+        <w:t xml:space="preserve">قانون اساسی جمهوری اسلامی ایران، اصل ۱۲۵.</w:t>
       </w:r>
     </w:p>
   </w:footnote>
@@ -20978,7 +21069,7 @@
           <w:sz w:val="20"/>
           <w:szCs w:val="20"/>
         </w:rPr>
-        <w:t xml:space="preserve">قانون اساسی جمهوری اسلامی ایران، اصل ۱۵۳.</w:t>
+        <w:t xml:space="preserve">قانون اساسی جمهوری اسلامی ایران، اصل ۱۵۲.</w:t>
       </w:r>
     </w:p>
   </w:footnote>
@@ -21011,7 +21102,7 @@
           <w:sz w:val="20"/>
           <w:szCs w:val="20"/>
         </w:rPr>
-        <w:t xml:space="preserve">قانون اساسی جمهوری اسلامی ایران، اصل ۱۵۴.</w:t>
+        <w:t xml:space="preserve">قانون اساسی جمهوری اسلامی ایران، اصل ۱۵۳.</w:t>
       </w:r>
     </w:p>
   </w:footnote>
@@ -21044,7 +21135,7 @@
           <w:sz w:val="20"/>
           <w:szCs w:val="20"/>
         </w:rPr>
-        <w:t xml:space="preserve">قانون اساسی جمهوری اسلامی ایران، اصل ۱۷۶ (به‌اجمال).</w:t>
+        <w:t xml:space="preserve">قانون اساسی جمهوری اسلامی ایران، اصل ۱۵۴.</w:t>
       </w:r>
     </w:p>
   </w:footnote>
@@ -21077,7 +21168,7 @@
           <w:sz w:val="20"/>
           <w:szCs w:val="20"/>
         </w:rPr>
-        <w:t xml:space="preserve">کنوانسیون وین حقوق معاهدات، ماده ۱.</w:t>
+        <w:t xml:space="preserve">قانون اساسی جمهوری اسلامی ایران، اصل ۱۷۶ (به‌اجمال).</w:t>
       </w:r>
     </w:p>
   </w:footnote>
@@ -21110,7 +21201,7 @@
           <w:sz w:val="20"/>
           <w:szCs w:val="20"/>
         </w:rPr>
-        <w:t xml:space="preserve">کنوانسیون وین حقوق معاهدات، ماده ۲ (به‌اجمال).</w:t>
+        <w:t xml:space="preserve">کنوانسیون وین حقوق معاهدات، ماده ۱.</w:t>
       </w:r>
     </w:p>
   </w:footnote>
@@ -21143,7 +21234,7 @@
           <w:sz w:val="20"/>
           <w:szCs w:val="20"/>
         </w:rPr>
-        <w:t xml:space="preserve">کنوانسیون وین حقوق معاهدات، ماده ۲۶.</w:t>
+        <w:t xml:space="preserve">کنوانسیون وین حقوق معاهدات، ماده ۲ (به‌اجمال).</w:t>
       </w:r>
     </w:p>
   </w:footnote>
@@ -21176,7 +21267,7 @@
           <w:sz w:val="20"/>
           <w:szCs w:val="20"/>
         </w:rPr>
-        <w:t xml:space="preserve">کنوانسیون وین حقوق معاهدات، ماده ۲۷.</w:t>
+        <w:t xml:space="preserve">کنوانسیون وین حقوق معاهدات، ماده ۲۶.</w:t>
       </w:r>
     </w:p>
   </w:footnote>
@@ -21209,7 +21300,7 @@
           <w:sz w:val="20"/>
           <w:szCs w:val="20"/>
         </w:rPr>
-        <w:t xml:space="preserve">کنوانسیون وین حقوق معاهدات، ماده ۴۶ (به‌اجمال).</w:t>
+        <w:t xml:space="preserve">کنوانسیون وین حقوق معاهدات، ماده ۲۷.</w:t>
       </w:r>
     </w:p>
   </w:footnote>
@@ -21242,7 +21333,7 @@
           <w:sz w:val="20"/>
           <w:szCs w:val="20"/>
         </w:rPr>
-        <w:t xml:space="preserve">کنوانسیون وین حقوق معاهدات، ماده ۵۳ (به‌اجمال).</w:t>
+        <w:t xml:space="preserve">کنوانسیون وین حقوق معاهدات، ماده ۴۶ (به‌اجمال).</w:t>
       </w:r>
     </w:p>
   </w:footnote>
@@ -21275,7 +21366,7 @@
           <w:sz w:val="20"/>
           <w:szCs w:val="20"/>
         </w:rPr>
-        <w:t xml:space="preserve">کنوانسیون وین حقوق معاهدات، مواد ۵۴ تا ۶۴ (به‌اجمال).</w:t>
+        <w:t xml:space="preserve">کنوانسیون وین حقوق معاهدات، ماده ۵۳ (به‌اجمال).</w:t>
       </w:r>
     </w:p>
   </w:footnote>
@@ -21308,7 +21399,7 @@
           <w:sz w:val="20"/>
           <w:szCs w:val="20"/>
         </w:rPr>
-        <w:t xml:space="preserve">کنوانسیون وین حقوق معاهدات، مواد ۶۵ تا ۶۸ (به‌اجمال).</w:t>
+        <w:t xml:space="preserve">کنوانسیون وین حقوق معاهدات، مواد ۵۴ تا ۶۴ (به‌اجمال).</w:t>
       </w:r>
     </w:p>
   </w:footnote>
@@ -21341,11 +21432,44 @@
           <w:sz w:val="20"/>
           <w:szCs w:val="20"/>
         </w:rPr>
-        <w:t xml:space="preserve">کنوانسیون وین حقوق معاهدات، مواد ۷۰ و ۷۲ (به‌اجمال).</w:t>
+        <w:t xml:space="preserve">کنوانسیون وین حقوق معاهدات، مواد ۶۵ تا ۶۸ (به‌اجمال).</w:t>
       </w:r>
     </w:p>
   </w:footnote>
   <w:footnote w:id="146">
+    <w:p>
+      <w:pPr>
+        <w:bidi w:val="1"/>
+        <w:jc w:val="both"/>
+        <w:spacing w:after="40" w:line="240" w:lineRule="auto"/>
+      </w:pPr>
+      <w:r>
+        <w:rPr>
+          <w:rFonts w:ascii="B Lotus" w:hAnsi="B Lotus" w:cs="B Lotus"/>
+          <w:sz w:val="20"/>
+          <w:szCs w:val="20"/>
+        </w:rPr>
+        <w:footnoteRef/>
+      </w:r>
+      <w:r>
+        <w:rPr>
+          <w:rFonts w:ascii="B Lotus" w:hAnsi="B Lotus" w:cs="B Lotus"/>
+          <w:sz w:val="20"/>
+          <w:szCs w:val="20"/>
+        </w:rPr>
+        <w:t xml:space="preserve"> </w:t>
+      </w:r>
+      <w:r>
+        <w:rPr>
+          <w:rFonts w:ascii="B Lotus" w:hAnsi="B Lotus" w:cs="B Lotus"/>
+          <w:sz w:val="20"/>
+          <w:szCs w:val="20"/>
+        </w:rPr>
+        <w:t xml:space="preserve">کنوانسیون وین حقوق معاهدات، مواد ۷۰ و ۷۲ (به‌اجمال).</w:t>
+      </w:r>
+    </w:p>
+  </w:footnote>
+  <w:footnote w:id="147">
     <w:p>
       <w:pPr>
         <w:bidi w:val="1"/>

--- a/Resaleh_Sath3_Hadi_Shabestani_v2.docx
+++ b/Resaleh_Sath3_Hadi_Shabestani_v2.docx
@@ -2305,7 +2305,7 @@
           <w:sz w:val="28"/>
           <w:szCs w:val="28"/>
         </w:rPr>
-        <w:t>در فقه امامیه، برابرنهاد تاریخی معاهده همین «عهد» و «عقد» و «معاهده» است؛ ولی با این تفاوت مهم که فقهای ما این مفاهیم را عمدتاً در سه بستر بحث کرده‌اند: عقود معاوضی خصوصی (بیع، اجاره و...)، عهدنامه‌های صدر اسلام (هدنه، امان، ذمه)، و عقود به معنای عام قرآنی (اوفوا بالعقود). هیچ‌کدام از این سه، دقیقاً منطبق بر معاهده امروزی نیست؛ ولی هرکدام پاره‌ای از حقیقت را در خود دارند و من در فصل سوم از هر سه بهره می‌گیرم. این‌جا فقط همین را ثبت می‌کنم که خواننده بداند وقتی فقیه از «عهد» حرف می‌زند و حقوق‌دان از «treaty»، لزوماً از یک چیز حرف نمی‌زنند ـ و کار من در این رساله، ساختن پل میان این دو زبان است.</w:t>
+        <w:t>در فقه امامیه، برابرنهاد تاریخی معاهده همین «عهد» و «عقد» و «معاهده» است؛ ولی با این تفاوت مهم که فقهای ما این مفاهیم را عمدتاً در سه بستر بحث کرده‌اند: عقود معاوضی خصوصی (بیع، اجاره و…)، عهدنامه‌های صدر اسلام (هدنه، امان، ذمه)، و عقود به معنای عام قرآنی (اوفوا بالعقود). هیچ‌کدام از این سه، دقیقاً منطبق بر معاهده امروزی نیست؛ ولی هرکدام پاره‌ای از حقیقت را در خود دارند و من در فصل سوم از هر سه بهره می‌گیرم. این‌جا فقط همین را ثبت می‌کنم که خواننده بداند وقتی فقیه از «عهد» حرف می‌زند و حقوق‌دان از «treaty»، لزوماً از یک چیز حرف نمی‌زنند ـ و کار من در این رساله، ساختن پل میان این دو زبان است.</w:t>
       </w:r>
     </w:p>
     <w:p>
@@ -2345,7 +2345,7 @@
           <w:sz w:val="28"/>
           <w:szCs w:val="28"/>
         </w:rPr>
-        <w:t>معاهدات را از زوایای مختلف تقسیم کرده‌اند و هر تقسیمی برای مقصودی به کار می‌آید. از جهت تعداد اطراف: دوجانبه و چندجانبه. از جهت موضوع: سیاسی، اقتصادی، فرهنگی، نظامی، مرزی، حقوق بشری و... از جهت مدت: موقت، دائم، و نامعین. و از جهت قابلیت عدول: معاهداتی که خودشان سازوکار خروج یا خاتمه پیش‌بینی کرده‌اند، و معاهداتی که نکرده‌اند.</w:t>
+        <w:t>معاهدات را از زوایای مختلف تقسیم کرده‌اند و هر تقسیمی برای مقصودی به کار می‌آید. از جهت تعداد اطراف: دوجانبه و چندجانبه. از جهت موضوع: سیاسی، اقتصادی، فرهنگی، نظامی، مرزی، حقوق بشری و… از جهت مدت: موقت، دائم، و نامعین. و از جهت قابلیت عدول: معاهداتی که خودشان سازوکار خروج یا خاتمه پیش‌بینی کرده‌اند، و معاهداتی که نکرده‌اند.</w:t>
       </w:r>
     </w:p>
     <w:p>
@@ -4131,7 +4131,7 @@
           <w:sz w:val="28"/>
           <w:szCs w:val="28"/>
         </w:rPr>
-        <w:t>ولی ـ و این «ولی» مهم است ـ پاکتا سونت سرواندا در حقوق بین‌الملل هم مثل وجوب وفا در فقه ما، «قاعده اولی» است نه حکم مطلقِ بی‌استثنا. خودِ کنوانسیون وین استثناها و راه‌های خروجش را پیش‌بینی کرده: تعلیق، خاتمه، تغییر بنیادین اوضاع، نقض اساسی طرف مقابل، و... پس منطق وین هم مثل منطق فقه ماست: اصل، وفاست؛ ولی خروجِ ضابطه‌مند از اصل، ممکن است. این هم‌زبانیِ دو نظام، یکی از یافته‌های شیرین این پژوهش برای من بود.</w:t>
+        <w:t>ولی ـ و این «ولی» مهم است ـ پاکتا سونت سرواندا در حقوق بین‌الملل هم مثل وجوب وفا در فقه ما، «قاعده اولی» است نه حکم مطلقِ بی‌استثنا. خودِ کنوانسیون وین استثناها و راه‌های خروجش را پیش‌بینی کرده: تعلیق، خاتمه، تغییر بنیادین اوضاع، نقض اساسی طرف مقابل، و… پس منطق وین هم مثل منطق فقه ماست: اصل، وفاست؛ ولی خروجِ ضابطه‌مند از اصل، ممکن است. این هم‌زبانیِ دو نظام، یکی از یافته‌های شیرین این پژوهش برای من بود.</w:t>
       </w:r>
     </w:p>
     <w:p>
@@ -4422,7 +4422,7 @@
           <w:sz w:val="28"/>
           <w:szCs w:val="28"/>
         </w:rPr>
-        <w:t xml:space="preserve"> این راه، سبزترین صورت طیف پنج‌گانه من است؛ و هر مذاکره‌کننده عاقلی باید هنگام انعقاد، این شرط‌ها را در متن بگنجاند تا دست حاکم آینده باز بماند. این توصیه را در فصل پنجم با عنوان «راهبرد شرط‌گذاری در متن» تفصیل می‌دهم؛ ولی ریشه‌اش همین‌جاست. خیلی از دردسرهای بعدی، ریشه در غفلت‌های مرحله انعقاد دارد ـ و این درسی است که باید به مذاکره‌کنندگانمان آموخت.</w:t>
+        <w:t xml:space="preserve"> این راه، سبزترین صورت طیف پنج‌صورت من است؛ و هر مذاکره‌کننده عاقلی باید هنگام انعقاد، این شرط‌ها را در متن بگنجاند تا دست حاکم آینده باز بماند. این توصیه را در فصل پنجم با عنوان «راهبرد شرط‌گذاری در متن» تفصیل می‌دهم؛ ولی ریشه‌اش همین‌جاست. خیلی از دردسرهای بعدی، ریشه در غفلت‌های مرحله انعقاد دارد ـ و این درسی است که باید به مذاکره‌کنندگانمان آموخت.</w:t>
       </w:r>
     </w:p>
     <w:p>
@@ -5409,7 +5409,7 @@
           <w:sz w:val="26"/>
           <w:szCs w:val="26"/>
         </w:rPr>
-        <w:t>قوای حاکم در جمهوری اسلامی ایران عبارتند از: قوه مقننه، قوه مجریه و قوه قضائیه که زیر نظر ولایت مطلقه امر و امامت امت بر طبق اصول آینده این قانون اعمال می‌گردند...</w:t>
+        <w:t>قوای حاکم در جمهوری اسلامی ایران عبارتند از: قوه مقننه، قوه مجریه و قوه قضائیه که زیر نظر ولایت مطلقه امر و امامت امت بر طبق اصول آینده این قانون اعمال می‌گردند…</w:t>
       </w:r>
       <w:r>
         <w:rPr>
@@ -5728,7 +5728,7 @@
           <w:sz w:val="28"/>
           <w:szCs w:val="28"/>
         </w:rPr>
-        <w:t>بند پنجم: اصول سیاست خارجی؛ ۱۵۲ تا ۱۵۴ و ۱۷۶</w:t>
+        <w:t>بند پنجم: اصول ۱۵۲ تا ۱۵۴ و ۱۷۶؛ جهت‌گیری سیاست خارجی</w:t>
       </w:r>
     </w:p>
     <w:p>
@@ -5748,7 +5748,27 @@
           <w:sz w:val="28"/>
           <w:szCs w:val="28"/>
         </w:rPr>
-        <w:t>سه اصل ۱۵۲، ۱۵۳ و ۱۵۴، جهت‌گیری کلی سیاست خارجی را مشخص می‌کنند: نفی سلطه‌جویی و سلطه‌پذیری، حفظ استقلال و تمامیت ارضی، دفاع از حقوق مسلمانان، عدم تعهد در برابر قدرت‌های سلطه‌گر، روابط صلح‌آمیز متقابل با دول غیرمحارب، ممنوعیت هر قراردادی که موجب سلطه بیگانه شود، و حمایت از مبارزات حق‌طلبانه.</w:t>
+        <w:t>سه اصل ۱۵۲، ۱۵۳ و ۱۵۴، «قطب‌نمای ارزشی» سیاست خارجی جمهوری اسلامی‌اند؛ یعنی هر تصمیمی در این عرصه ـ از جمله تصمیمِ مورد بحث من ـ باید با آن‌ها سازگار باشد:</w:t>
+      </w:r>
+    </w:p>
+    <w:p>
+      <w:pPr>
+        <w:pStyle w:val="TH-Body"/>
+        <w:widowControl/>
+        <w:bidi w:val="1"/>
+        <w:spacing w:before="0" w:after="120" w:line="288" w:lineRule="auto"/>
+        <w:ind w:firstLine="283"/>
+        <w:jc w:val="both"/>
+      </w:pPr>
+      <w:r>
+        <w:rPr>
+          <w:rFonts w:ascii="B Lotus" w:hAnsi="B Lotus" w:cs="B Lotus" w:eastAsia="B Lotus"/>
+          <w:b w:val="0"/>
+          <w:i w:val="0"/>
+          <w:sz w:val="28"/>
+          <w:szCs w:val="28"/>
+        </w:rPr>
+        <w:t>اصل ۱۵۲، مبانی سیاست خارجی را برمی‌شمرد: نفی سلطه‌جویی و سلطه‌پذیری، حفظ استقلال همه‌جانبه و تمامیت ارضی، دفاع از حقوق همه مسلمانان، عدم تعهد در برابر قدرت‌های سلطه‌گر، و روابط صلح‌آمیز متقابل با دول غیرمحارب.</w:t>
       </w:r>
       <w:r>
         <w:rPr>
@@ -5769,7 +5789,7 @@
           <w:sz w:val="28"/>
           <w:szCs w:val="28"/>
         </w:rPr>
-        <w:t xml:space="preserve"> این اصول، «مرزهای ارزشی» سیاست خارجی‌اند؛ و هر معاهده‌ای که با آن‌ها ناسازگار شود ـ مثلاً به سلطه بیگانه بینجامد ـ از نظر قانون اساسی از اول مشکل داشته؛ و عدول از چنین معاهده‌ای، نه‌تنها جایز، بلکه به مقتضای اصل ۱۵۳ «واجب» است. این نکته، یکی از مستندات داخلیِ جواز عدول است که در فصل چهارم به کار می‌برم.</w:t>
+        <w:t xml:space="preserve"> نسبتش با مسئله من در دو قید است: «عدم تعهد در برابر قدرت‌های سلطه‌گر» ـ یعنی معاهده‌ای که ایران را در برابر سلطه‌گران متعهد کند، از اول با این اصل ناسازگار است؛ و «روابط صلح‌آمیز متقابل» ـ یعنی معاهده با دول غیرمحارب، اصل است و مطلوب. پس این اصل، هم مجوزِ عدول از معاهده سلطه‌آور است، هم مؤیدِ وفا به معاهده عادلانه؛ و همین دوگانگی، نشان می‌دهد که قانون اساسی ما نه «انزواگرا»ست نه «تسلیم‌پذیر»، بلکه «عزت‌مدار» است.</w:t>
       </w:r>
     </w:p>
     <w:p>
@@ -5789,7 +5809,7 @@
           <w:sz w:val="28"/>
           <w:szCs w:val="28"/>
         </w:rPr>
-        <w:t>و اصل ۱۷۶ هم با پیش‌بینی «شورای عالی امنیت ملی» ـ به ریاست رئیس‌جمهور و با حضور سران قوا و مقامات عالی نظامی و امنیتی ـ سازوکار نهادیِ تصمیم‌گیری در حوزه امنیت ملی و سیاست خارجی را مشخص کرده.</w:t>
+        <w:t>اصل ۱۵۳، صریح‌تر و قاطع‌تر است: «هرگونه قرارداد که موجب سلطه بیگانه بر منابع طبیعی و اقتصادی، فرهنگ، ارتش و دیگر شئون کشور گردد، ممنوع است».</w:t>
       </w:r>
       <w:r>
         <w:rPr>
@@ -5810,27 +5830,7 @@
           <w:sz w:val="28"/>
           <w:szCs w:val="28"/>
         </w:rPr>
-        <w:t xml:space="preserve"> این شورا، حلقه واسط میان کارشناسی و تصمیم نهایی است؛ و مصوباتش ـ پس از تأیید رهبری ـ لازم‌الاجراست. پس در مقام عمل، تصمیم عدول معمولاً از این مجرا می‌گذرد؛ مجرایی که هم کارشناسی است هم نهادی، و هم به تأیید نهایی ولی فقیه می‌رسد.</w:t>
-      </w:r>
-    </w:p>
-    <w:p>
-      <w:pPr>
-        <w:pStyle w:val="TH-Band"/>
-        <w:widowControl/>
-        <w:bidi w:val="1"/>
-        <w:spacing w:before="200" w:after="120" w:line="288" w:lineRule="auto"/>
-        <w:jc w:val="right"/>
-        <w:keepNext w:val="1"/>
-      </w:pPr>
-      <w:r>
-        <w:rPr>
-          <w:rFonts w:ascii="B Traffic" w:hAnsi="B Traffic" w:cs="B Traffic" w:eastAsia="B Traffic"/>
-          <w:b/>
-          <w:i w:val="0"/>
-          <w:sz w:val="28"/>
-          <w:szCs w:val="28"/>
-        </w:rPr>
-        <w:t>بند پنجم: اصول ۱۵۲ تا ۱۵۴ و ۱۷۶؛ جهت‌گیری سیاست خارجی</w:t>
+        <w:t xml:space="preserve"> این اصل، ترجمه حقوقیِ «قاعده نفی سبیل» است؛ و حکمش «ممنوعیت» است، نه فقط کراهت. نتیجه‌اش برای مسئله من قاطع است: اگر ادامه اجرای معاهده‌ای به سلطه بیگانه بینجامد ـ یا چنین سلطه‌ای را تثبیت کند ـ عدول از آن نه‌تنها جایز، که به مقتضای این اصل «واجب» است. و این وجوب، وجوبِ «قانون اساسی» است؛ یعنی بالاترین مرتبه هنجاری در نظام حقوقی داخلی. پس در فرضِ سلطه‌آور بودن، هر سه سطحِ تحلیلِ من هم‌جهت می‌شوند: شرعاً واجب (نفی سبیل)، قانوناً واجب (اصل ۱۵۳)، و بین‌المللاً ـ اگر در قالبِ نهادهای موجه بریزد ـ قابل دفاع.</w:t>
       </w:r>
     </w:p>
     <w:p>
@@ -5850,7 +5850,28 @@
           <w:sz w:val="28"/>
           <w:szCs w:val="28"/>
         </w:rPr>
-        <w:t>سه اصل ۱۵۲، ۱۵۳ و ۱۵۴، «قطب‌نمای ارزشی» سیاست خارجی جمهوری اسلامی‌اند؛ یعنی هر تصمیمی در این عرصه ـ از جمله تصمیمِ مورد بحث من ـ باید با آن‌ها سازگار باشد:</w:t>
+        <w:t>اصل ۱۵۴، آرمانِ جهانیِ انقلاب را بیان می‌کند: سعادت انسان در کل جامعه بشری، و حمایت از مبارزات حق‌طلبانه مستضعفان در برابر مستکبران ـ البته بدون دخالت در امور داخلی ملت‌ها.</w:t>
+      </w:r>
+      <w:r>
+        <w:rPr>
+          <w:rFonts w:ascii="B Lotus" w:hAnsi="B Lotus" w:cs="B Lotus" w:eastAsia="B Lotus"/>
+          <w:b w:val="0"/>
+          <w:i w:val="0"/>
+          <w:sz w:val="28"/>
+          <w:szCs w:val="28"/>
+          <w:vertAlign w:val="superscript"/>
+        </w:rPr>
+        <w:footnoteReference w:id="43"/>
+      </w:r>
+      <w:r>
+        <w:rPr>
+          <w:rFonts w:ascii="B Lotus" w:hAnsi="B Lotus" w:cs="B Lotus" w:eastAsia="B Lotus"/>
+          <w:b w:val="0"/>
+          <w:i w:val="0"/>
+          <w:sz w:val="28"/>
+          <w:szCs w:val="28"/>
+        </w:rPr>
+        <w:t xml:space="preserve"> نسبتش با مسئله من غیرمستقیم است ولی مهم: معاهده‌ای که ایران را از حمایتِ مشروعِ مظلومان باز بدارد، با روحِ این اصل ناسازگار است؛ و همین ناسازگاری می‌تواند ـ در کنار سایر ادله ـ جزئی از مصلحتِ مجوزِ عدول باشد. البته ـ انصافاً ـ این اصل به‌تنهایی مجوزِ عدول نیست، چون جنبه آرمانی دارد، نه حکمیِ صریح؛ ولی در «ترازوی مصلحت» وزن دارد و نباید نادیده گرفته شود.</w:t>
       </w:r>
     </w:p>
     <w:p>
@@ -5870,7 +5891,7 @@
           <w:sz w:val="28"/>
           <w:szCs w:val="28"/>
         </w:rPr>
-        <w:t>اصل ۱۵۲، مبانی سیاست خارجی را برمی‌شمرد: نفی سلطه‌جویی و سلطه‌پذیری، حفظ استقلال همه‌جانبه و تمامیت ارضی، دفاع از حقوق همه مسلمانان، عدم تعهد در برابر قدرت‌های سلطه‌گر، و روابط صلح‌آمیز متقابل با دول غیرمحارب.</w:t>
+        <w:t>و اصل ۱۷۶، «شورای عالی امنیت ملی» را پیش‌بینی می‌کند: شورایی به ریاست رئیس‌جمهور و با حضور سران قوا و مقامات عالیِ نظامی و امنیتی و برنامه‌ای که وظیفه‌اش سیاست‌گذاریِ دفاعی ـ امنیتی و هماهنگیِ فعالیت‌ها در چارچوبِ سیاست‌های کلیِ نظام است؛ و مصوباتش پس از تأیید رهبری لازم‌الاجراست.</w:t>
       </w:r>
       <w:r>
         <w:rPr>
@@ -5881,130 +5902,7 @@
           <w:szCs w:val="28"/>
           <w:vertAlign w:val="superscript"/>
         </w:rPr>
-        <w:footnoteReference w:id="43"/>
-      </w:r>
-      <w:r>
-        <w:rPr>
-          <w:rFonts w:ascii="B Lotus" w:hAnsi="B Lotus" w:cs="B Lotus" w:eastAsia="B Lotus"/>
-          <w:b w:val="0"/>
-          <w:i w:val="0"/>
-          <w:sz w:val="28"/>
-          <w:szCs w:val="28"/>
-        </w:rPr>
-        <w:t xml:space="preserve"> نسبتش با مسئله من در دو قید است: «عدم تعهد در برابر قدرت‌های سلطه‌گر» ـ یعنی معاهده‌ای که ایران را در برابر سلطه‌گران متعهد کند، از اول با این اصل ناسازگار است؛ و «روابط صلح‌آمیز متقابل» ـ یعنی معاهده با دول غیرمحارب، اصل است و مطلوب. پس این اصل، هم مجوزِ عدول از معاهده سلطه‌آور است، هم مؤیدِ وفا به معاهده عادلانه؛ و همین دوگانگی، نشان می‌دهد که قانون اساسی ما نه «انزواگرا»ست نه «تسلیم‌پذیر»، بلکه «عزت‌مدار» است.</w:t>
-      </w:r>
-    </w:p>
-    <w:p>
-      <w:pPr>
-        <w:pStyle w:val="TH-Body"/>
-        <w:widowControl/>
-        <w:bidi w:val="1"/>
-        <w:spacing w:before="0" w:after="120" w:line="288" w:lineRule="auto"/>
-        <w:ind w:firstLine="283"/>
-        <w:jc w:val="both"/>
-      </w:pPr>
-      <w:r>
-        <w:rPr>
-          <w:rFonts w:ascii="B Lotus" w:hAnsi="B Lotus" w:cs="B Lotus" w:eastAsia="B Lotus"/>
-          <w:b w:val="0"/>
-          <w:i w:val="0"/>
-          <w:sz w:val="28"/>
-          <w:szCs w:val="28"/>
-        </w:rPr>
-        <w:t>اصل ۱۵۳، صریح‌تر و قاطع‌تر است: «هرگونه قرارداد که موجب سلطه بیگانه بر منابع طبیعی و اقتصادی، فرهنگ، ارتش و دیگر شئون کشور گردد، ممنوع است».</w:t>
-      </w:r>
-      <w:r>
-        <w:rPr>
-          <w:rFonts w:ascii="B Lotus" w:hAnsi="B Lotus" w:cs="B Lotus" w:eastAsia="B Lotus"/>
-          <w:b w:val="0"/>
-          <w:i w:val="0"/>
-          <w:sz w:val="28"/>
-          <w:szCs w:val="28"/>
-          <w:vertAlign w:val="superscript"/>
-        </w:rPr>
         <w:footnoteReference w:id="44"/>
-      </w:r>
-      <w:r>
-        <w:rPr>
-          <w:rFonts w:ascii="B Lotus" w:hAnsi="B Lotus" w:cs="B Lotus" w:eastAsia="B Lotus"/>
-          <w:b w:val="0"/>
-          <w:i w:val="0"/>
-          <w:sz w:val="28"/>
-          <w:szCs w:val="28"/>
-        </w:rPr>
-        <w:t xml:space="preserve"> این اصل، ترجمه حقوقیِ «قاعده نفی سبیل» است؛ و حکمش «ممنوعیت» است، نه فقط کراهت. نتیجه‌اش برای مسئله من قاطع است: اگر ادامه اجرای معاهده‌ای به سلطه بیگانه بینجامد ـ یا چنین سلطه‌ای را تثبیت کند ـ عدول از آن نه‌تنها جایز، که به مقتضای این اصل «واجب» است. و این وجوب، وجوبِ «قانون اساسی» است؛ یعنی بالاترین مرتبه هنجاری در نظام حقوقی داخلی. پس در فرضِ سلطه‌آور بودن، هر سه سطحِ تحلیلِ من هم‌جهت می‌شوند: شرعاً واجب (نفی سبیل)، قانوناً واجب (اصل ۱۵۳)، و بین‌المللاً ـ اگر در قالبِ نهادهای موجه بریزد ـ قابل دفاع.</w:t>
-      </w:r>
-    </w:p>
-    <w:p>
-      <w:pPr>
-        <w:pStyle w:val="TH-Body"/>
-        <w:widowControl/>
-        <w:bidi w:val="1"/>
-        <w:spacing w:before="0" w:after="120" w:line="288" w:lineRule="auto"/>
-        <w:ind w:firstLine="283"/>
-        <w:jc w:val="both"/>
-      </w:pPr>
-      <w:r>
-        <w:rPr>
-          <w:rFonts w:ascii="B Lotus" w:hAnsi="B Lotus" w:cs="B Lotus" w:eastAsia="B Lotus"/>
-          <w:b w:val="0"/>
-          <w:i w:val="0"/>
-          <w:sz w:val="28"/>
-          <w:szCs w:val="28"/>
-        </w:rPr>
-        <w:t>اصل ۱۵۴، آرمانِ جهانیِ انقلاب را بیان می‌کند: سعادت انسان در کل جامعه بشری، و حمایت از مبارزات حق‌طلبانه مستضعفان در برابر مستکبران ـ البته بدون دخالت در امور داخلی ملت‌ها.</w:t>
-      </w:r>
-      <w:r>
-        <w:rPr>
-          <w:rFonts w:ascii="B Lotus" w:hAnsi="B Lotus" w:cs="B Lotus" w:eastAsia="B Lotus"/>
-          <w:b w:val="0"/>
-          <w:i w:val="0"/>
-          <w:sz w:val="28"/>
-          <w:szCs w:val="28"/>
-          <w:vertAlign w:val="superscript"/>
-        </w:rPr>
-        <w:footnoteReference w:id="45"/>
-      </w:r>
-      <w:r>
-        <w:rPr>
-          <w:rFonts w:ascii="B Lotus" w:hAnsi="B Lotus" w:cs="B Lotus" w:eastAsia="B Lotus"/>
-          <w:b w:val="0"/>
-          <w:i w:val="0"/>
-          <w:sz w:val="28"/>
-          <w:szCs w:val="28"/>
-        </w:rPr>
-        <w:t xml:space="preserve"> نسبتش با مسئله من غیرمستقیم است ولی مهم: معاهده‌ای که ایران را از حمایتِ مشروعِ مظلومان باز بدارد، با روحِ این اصل ناسازگار است؛ و همین ناسازگاری می‌تواند ـ در کنار سایر ادله ـ جزئی از مصلحتِ مجوزِ عدول باشد. البته ـ انصافاً ـ این اصل به‌تنهایی مجوزِ عدول نیست، چون جنبه آرمانی دارد، نه حکمیِ صریح؛ ولی در «ترازوی مصلحت» وزن دارد و نباید نادیده گرفته شود.</w:t>
-      </w:r>
-    </w:p>
-    <w:p>
-      <w:pPr>
-        <w:pStyle w:val="TH-Body"/>
-        <w:widowControl/>
-        <w:bidi w:val="1"/>
-        <w:spacing w:before="0" w:after="120" w:line="288" w:lineRule="auto"/>
-        <w:ind w:firstLine="283"/>
-        <w:jc w:val="both"/>
-      </w:pPr>
-      <w:r>
-        <w:rPr>
-          <w:rFonts w:ascii="B Lotus" w:hAnsi="B Lotus" w:cs="B Lotus" w:eastAsia="B Lotus"/>
-          <w:b w:val="0"/>
-          <w:i w:val="0"/>
-          <w:sz w:val="28"/>
-          <w:szCs w:val="28"/>
-        </w:rPr>
-        <w:t>و اصل ۱۷۶، «شورای عالی امنیت ملی» را پیش‌بینی می‌کند: شورایی به ریاست رئیس‌جمهور و با حضور سران قوا و مقامات عالیِ نظامی و امنیتی و برنامه‌ای که وظیفه‌اش سیاست‌گذاریِ دفاعی ـ امنیتی و هماهنگیِ فعالیت‌ها در چارچوبِ سیاست‌های کلیِ نظام است؛ و مصوباتش پس از تأیید رهبری لازم‌الاجراست.</w:t>
-      </w:r>
-      <w:r>
-        <w:rPr>
-          <w:rFonts w:ascii="B Lotus" w:hAnsi="B Lotus" w:cs="B Lotus" w:eastAsia="B Lotus"/>
-          <w:b w:val="0"/>
-          <w:i w:val="0"/>
-          <w:sz w:val="28"/>
-          <w:szCs w:val="28"/>
-          <w:vertAlign w:val="superscript"/>
-        </w:rPr>
-        <w:footnoteReference w:id="46"/>
       </w:r>
       <w:r>
         <w:rPr>
@@ -6213,7 +6111,7 @@
           <w:szCs w:val="26"/>
           <w:vertAlign w:val="superscript"/>
         </w:rPr>
-        <w:footnoteReference w:id="47"/>
+        <w:footnoteReference w:id="45"/>
       </w:r>
     </w:p>
     <w:p>
@@ -6244,7 +6142,7 @@
           <w:szCs w:val="28"/>
           <w:vertAlign w:val="superscript"/>
         </w:rPr>
-        <w:footnoteReference w:id="48"/>
+        <w:footnoteReference w:id="46"/>
       </w:r>
     </w:p>
     <w:p>
@@ -6331,7 +6229,7 @@
           <w:sz w:val="26"/>
           <w:szCs w:val="26"/>
         </w:rPr>
-        <w:t>وَأَوْفُوا بِعَهْدِ اللَّهِ إِذَا عَاهَدْتُمْ وَلَا تَنْقُضُوا الْأَيْمَانَ بَعْدَ تَوْکِیدِهَا... وَلَا تَکُونُوا کَالَّتِی نَقَضَتْ غَزْلَهَا مِنْ بَعْدِ قُوَّةٍ أَنْکَاثًا</w:t>
+        <w:t>وَأَوْفُوا بِعَهْدِ اللَّهِ إِذَا عَاهَدْتُمْ وَلَا تَنْقُضُوا الْأَيْمَانَ بَعْدَ تَوْکِیدِهَا… وَلَا تَکُونُوا کَالَّتِی نَقَضَتْ غَزْلَهَا مِنْ بَعْدِ قُوَّةٍ أَنْکَاثًا</w:t>
       </w:r>
       <w:r>
         <w:rPr>
@@ -6342,7 +6240,7 @@
           <w:szCs w:val="26"/>
           <w:vertAlign w:val="superscript"/>
         </w:rPr>
-        <w:footnoteReference w:id="49"/>
+        <w:footnoteReference w:id="47"/>
       </w:r>
     </w:p>
     <w:p>
@@ -6373,7 +6271,7 @@
           <w:szCs w:val="28"/>
           <w:vertAlign w:val="superscript"/>
         </w:rPr>
-        <w:footnoteReference w:id="50"/>
+        <w:footnoteReference w:id="48"/>
       </w:r>
       <w:r>
         <w:rPr>
@@ -6441,7 +6339,7 @@
           <w:szCs w:val="26"/>
           <w:vertAlign w:val="superscript"/>
         </w:rPr>
-        <w:footnoteReference w:id="51"/>
+        <w:footnoteReference w:id="49"/>
       </w:r>
     </w:p>
     <w:p>
@@ -6519,7 +6417,7 @@
           <w:szCs w:val="26"/>
           <w:vertAlign w:val="superscript"/>
         </w:rPr>
-        <w:footnoteReference w:id="52"/>
+        <w:footnoteReference w:id="50"/>
       </w:r>
     </w:p>
     <w:p>
@@ -6597,7 +6495,7 @@
           <w:szCs w:val="26"/>
           <w:vertAlign w:val="superscript"/>
         </w:rPr>
-        <w:footnoteReference w:id="53"/>
+        <w:footnoteReference w:id="51"/>
       </w:r>
     </w:p>
     <w:p>
@@ -6735,7 +6633,7 @@
           <w:szCs w:val="26"/>
           <w:vertAlign w:val="superscript"/>
         </w:rPr>
-        <w:footnoteReference w:id="54"/>
+        <w:footnoteReference w:id="52"/>
       </w:r>
     </w:p>
     <w:p>
@@ -6773,7 +6671,7 @@
           <w:szCs w:val="26"/>
           <w:vertAlign w:val="superscript"/>
         </w:rPr>
-        <w:footnoteReference w:id="55"/>
+        <w:footnoteReference w:id="53"/>
       </w:r>
     </w:p>
     <w:p>
@@ -6871,7 +6769,7 @@
           <w:szCs w:val="26"/>
           <w:vertAlign w:val="superscript"/>
         </w:rPr>
-        <w:footnoteReference w:id="56"/>
+        <w:footnoteReference w:id="54"/>
       </w:r>
     </w:p>
     <w:p>
@@ -6929,7 +6827,7 @@
           <w:szCs w:val="26"/>
           <w:vertAlign w:val="superscript"/>
         </w:rPr>
-        <w:footnoteReference w:id="57"/>
+        <w:footnoteReference w:id="55"/>
       </w:r>
     </w:p>
     <w:p>
@@ -7027,7 +6925,7 @@
           <w:szCs w:val="26"/>
           <w:vertAlign w:val="superscript"/>
         </w:rPr>
-        <w:footnoteReference w:id="58"/>
+        <w:footnoteReference w:id="56"/>
       </w:r>
     </w:p>
     <w:p>
@@ -7078,7 +6976,7 @@
           <w:szCs w:val="28"/>
           <w:vertAlign w:val="superscript"/>
         </w:rPr>
-        <w:footnoteReference w:id="59"/>
+        <w:footnoteReference w:id="57"/>
       </w:r>
       <w:r>
         <w:rPr>
@@ -7146,7 +7044,7 @@
           <w:szCs w:val="26"/>
           <w:vertAlign w:val="superscript"/>
         </w:rPr>
-        <w:footnoteReference w:id="60"/>
+        <w:footnoteReference w:id="58"/>
       </w:r>
     </w:p>
     <w:p>
@@ -7237,7 +7135,7 @@
           <w:szCs w:val="28"/>
           <w:vertAlign w:val="superscript"/>
         </w:rPr>
-        <w:footnoteReference w:id="61"/>
+        <w:footnoteReference w:id="59"/>
       </w:r>
       <w:r>
         <w:rPr>
@@ -7258,7 +7156,7 @@
           <w:szCs w:val="28"/>
           <w:vertAlign w:val="superscript"/>
         </w:rPr>
-        <w:footnoteReference w:id="62"/>
+        <w:footnoteReference w:id="60"/>
       </w:r>
       <w:r>
         <w:rPr>
@@ -7339,7 +7237,7 @@
           <w:szCs w:val="28"/>
           <w:vertAlign w:val="superscript"/>
         </w:rPr>
-        <w:footnoteReference w:id="63"/>
+        <w:footnoteReference w:id="61"/>
       </w:r>
     </w:p>
     <w:p>
@@ -7410,7 +7308,7 @@
           <w:szCs w:val="28"/>
           <w:vertAlign w:val="superscript"/>
         </w:rPr>
-        <w:footnoteReference w:id="64"/>
+        <w:footnoteReference w:id="62"/>
       </w:r>
     </w:p>
     <w:p>
@@ -7481,7 +7379,7 @@
           <w:szCs w:val="28"/>
           <w:vertAlign w:val="superscript"/>
         </w:rPr>
-        <w:footnoteReference w:id="65"/>
+        <w:footnoteReference w:id="63"/>
       </w:r>
       <w:r>
         <w:rPr>
@@ -7551,7 +7449,7 @@
           <w:sz w:val="28"/>
           <w:szCs w:val="28"/>
         </w:rPr>
-        <w:t>از مجموع سیره پیامبر و امیرالمؤمنین، سه الگوی رفتاری درمی‌آید که هر سه در فصل چهارم به کار می‌رود: الگوی اول، «وفای صبورانه» (حدیبیه) ـ وفا حتی در شرایط سخت، وقتی مصلحت در وفاست. الگوی دوم، «عدول واکنشیِ اعلام‌شده» (برائت) ـ عدول وقتی طرف نقض کرد، با اعلام آشکار. و الگوی سوم، «مصلحت‌سنجیِ مقدّم» (پذیرش اصل صلح حدیبیه و پذیرش تحمیلیِ حکمیت) ـ این‌که حاکم قبل از هر تصمیمی، مصلحت را می‌سنجد و تصمیمش تابع مصلحت است، نه تابع احساسات و فشارها. این سه الگو، در واقع همان طیف پنج‌گانه من است به زبان سیره؛ و نشان می‌دهد که چارچوب نظری‌ام، ریشه در عمل معصومان دارد، نه فقط در ذهن من.</w:t>
+        <w:t>از مجموع سیره پیامبر و امیرالمؤمنین، سه الگوی رفتاری درمی‌آید که هر سه در فصل چهارم به کار می‌رود: الگوی اول، «وفای صبورانه» (حدیبیه) ـ وفا حتی در شرایط سخت، وقتی مصلحت در وفاست. الگوی دوم، «عدول واکنشیِ اعلام‌شده» (برائت) ـ عدول وقتی طرف نقض کرد، با اعلام آشکار. و الگوی سوم، «مصلحت‌سنجیِ مقدّم» (پذیرش اصل صلح حدیبیه و پذیرش تحمیلیِ حکمیت) ـ این‌که حاکم قبل از هر تصمیمی، مصلحت را می‌سنجد و تصمیمش تابع مصلحت است، نه تابع احساسات و فشارها. این سه الگو، در واقع همان طیف پنج‌صورت من است به زبان سیره؛ و نشان می‌دهد که چارچوب نظری‌ام، ریشه در عمل معصومان دارد، نه فقط در ذهن من.</w:t>
       </w:r>
     </w:p>
     <w:p>
@@ -7622,7 +7520,7 @@
           <w:szCs w:val="28"/>
           <w:vertAlign w:val="superscript"/>
         </w:rPr>
-        <w:footnoteReference w:id="66"/>
+        <w:footnoteReference w:id="64"/>
       </w:r>
     </w:p>
     <w:p>
@@ -7673,7 +7571,7 @@
           <w:szCs w:val="28"/>
           <w:vertAlign w:val="superscript"/>
         </w:rPr>
-        <w:footnoteReference w:id="67"/>
+        <w:footnoteReference w:id="65"/>
       </w:r>
     </w:p>
     <w:p>
@@ -7764,7 +7662,7 @@
           <w:szCs w:val="28"/>
           <w:vertAlign w:val="superscript"/>
         </w:rPr>
-        <w:footnoteReference w:id="68"/>
+        <w:footnoteReference w:id="66"/>
       </w:r>
       <w:r>
         <w:rPr>
@@ -7825,7 +7723,7 @@
           <w:szCs w:val="28"/>
           <w:vertAlign w:val="superscript"/>
         </w:rPr>
-        <w:footnoteReference w:id="69"/>
+        <w:footnoteReference w:id="67"/>
       </w:r>
       <w:r>
         <w:rPr>
@@ -7846,7 +7744,7 @@
           <w:szCs w:val="28"/>
           <w:vertAlign w:val="superscript"/>
         </w:rPr>
-        <w:footnoteReference w:id="70"/>
+        <w:footnoteReference w:id="68"/>
       </w:r>
       <w:r>
         <w:rPr>
@@ -7914,7 +7812,7 @@
           <w:szCs w:val="26"/>
           <w:vertAlign w:val="superscript"/>
         </w:rPr>
-        <w:footnoteReference w:id="71"/>
+        <w:footnoteReference w:id="69"/>
       </w:r>
     </w:p>
     <w:p>
@@ -8012,7 +7910,7 @@
           <w:szCs w:val="26"/>
           <w:vertAlign w:val="superscript"/>
         </w:rPr>
-        <w:footnoteReference w:id="72"/>
+        <w:footnoteReference w:id="70"/>
       </w:r>
     </w:p>
     <w:p>
@@ -8043,7 +7941,7 @@
           <w:szCs w:val="28"/>
           <w:vertAlign w:val="superscript"/>
         </w:rPr>
-        <w:footnoteReference w:id="73"/>
+        <w:footnoteReference w:id="71"/>
       </w:r>
       <w:r>
         <w:rPr>
@@ -8131,7 +8029,7 @@
           <w:szCs w:val="26"/>
           <w:vertAlign w:val="superscript"/>
         </w:rPr>
-        <w:footnoteReference w:id="74"/>
+        <w:footnoteReference w:id="72"/>
       </w:r>
     </w:p>
     <w:p>
@@ -8229,7 +8127,7 @@
           <w:szCs w:val="26"/>
           <w:vertAlign w:val="superscript"/>
         </w:rPr>
-        <w:footnoteReference w:id="75"/>
+        <w:footnoteReference w:id="73"/>
       </w:r>
     </w:p>
     <w:p>
@@ -8340,7 +8238,7 @@
           <w:szCs w:val="28"/>
           <w:vertAlign w:val="superscript"/>
         </w:rPr>
-        <w:footnoteReference w:id="76"/>
+        <w:footnoteReference w:id="74"/>
       </w:r>
       <w:r>
         <w:rPr>
@@ -8381,7 +8279,7 @@
           <w:szCs w:val="28"/>
           <w:vertAlign w:val="superscript"/>
         </w:rPr>
-        <w:footnoteReference w:id="77"/>
+        <w:footnoteReference w:id="75"/>
       </w:r>
       <w:r>
         <w:rPr>
@@ -8462,69 +8360,69 @@
           <w:szCs w:val="28"/>
           <w:vertAlign w:val="superscript"/>
         </w:rPr>
+        <w:footnoteReference w:id="76"/>
+      </w:r>
+      <w:r>
+        <w:rPr>
+          <w:rFonts w:ascii="B Lotus" w:hAnsi="B Lotus" w:cs="B Lotus" w:eastAsia="B Lotus"/>
+          <w:b w:val="0"/>
+          <w:i w:val="0"/>
+          <w:sz w:val="28"/>
+          <w:szCs w:val="28"/>
+        </w:rPr>
+        <w:t xml:space="preserve"> این همان جمعی است که من در کل رساله دنبال می‌کنم: قاعده، وفاست؛ و استثنا، عدولِ مصلحتیِ ضابطه‌مند. این‌که فقیهی به عظمت صاحب جواهر ـ که به احتیاط و دقت مشهور است ـ چنین استثنایی را پذیرفته، نشان می‌دهد که راه من، راه بی‌سابقه‌ای نیست و ریشه در فقه ما دارد.</w:t>
+      </w:r>
+    </w:p>
+    <w:p>
+      <w:pPr>
+        <w:pStyle w:val="TH-Body"/>
+        <w:widowControl/>
+        <w:bidi w:val="1"/>
+        <w:spacing w:before="0" w:after="120" w:line="288" w:lineRule="auto"/>
+        <w:ind w:firstLine="283"/>
+        <w:jc w:val="both"/>
+      </w:pPr>
+      <w:r>
+        <w:rPr>
+          <w:rFonts w:ascii="B Lotus" w:hAnsi="B Lotus" w:cs="B Lotus" w:eastAsia="B Lotus"/>
+          <w:b w:val="0"/>
+          <w:i w:val="0"/>
+          <w:sz w:val="28"/>
+          <w:szCs w:val="28"/>
+        </w:rPr>
+        <w:t>امام خمینی هم در تحریر الوسیله، احکام دفاع و عهدنامه‌ها را در چارچوب فقه حکومتی مطرح کرده و اختیار حاکم در مصلحت‌سنجی را پذیرفته است.</w:t>
+      </w:r>
+      <w:r>
+        <w:rPr>
+          <w:rFonts w:ascii="B Lotus" w:hAnsi="B Lotus" w:cs="B Lotus" w:eastAsia="B Lotus"/>
+          <w:b w:val="0"/>
+          <w:i w:val="0"/>
+          <w:sz w:val="28"/>
+          <w:szCs w:val="28"/>
+          <w:vertAlign w:val="superscript"/>
+        </w:rPr>
+        <w:footnoteReference w:id="77"/>
+      </w:r>
+      <w:r>
+        <w:rPr>
+          <w:rFonts w:ascii="B Lotus" w:hAnsi="B Lotus" w:cs="B Lotus" w:eastAsia="B Lotus"/>
+          <w:b w:val="0"/>
+          <w:i w:val="0"/>
+          <w:sz w:val="28"/>
+          <w:szCs w:val="28"/>
+        </w:rPr>
+        <w:t xml:space="preserve"> و شیخ انصاری در المکاسب، قاعده لزوم را با ادله‌اش اثبات کرده که مبنای اصالة اللزومِ گفتار ششم من است.</w:t>
+      </w:r>
+      <w:r>
+        <w:rPr>
+          <w:rFonts w:ascii="B Lotus" w:hAnsi="B Lotus" w:cs="B Lotus" w:eastAsia="B Lotus"/>
+          <w:b w:val="0"/>
+          <w:i w:val="0"/>
+          <w:sz w:val="28"/>
+          <w:szCs w:val="28"/>
+          <w:vertAlign w:val="superscript"/>
+        </w:rPr>
         <w:footnoteReference w:id="78"/>
-      </w:r>
-      <w:r>
-        <w:rPr>
-          <w:rFonts w:ascii="B Lotus" w:hAnsi="B Lotus" w:cs="B Lotus" w:eastAsia="B Lotus"/>
-          <w:b w:val="0"/>
-          <w:i w:val="0"/>
-          <w:sz w:val="28"/>
-          <w:szCs w:val="28"/>
-        </w:rPr>
-        <w:t xml:space="preserve"> این همان جمعی است که من در کل رساله دنبال می‌کنم: قاعده، وفاست؛ و استثنا، عدولِ مصلحتیِ ضابطه‌مند. این‌که فقیهی به عظمت صاحب جواهر ـ که به احتیاط و دقت مشهور است ـ چنین استثنایی را پذیرفته، نشان می‌دهد که راه من، راه بی‌سابقه‌ای نیست و ریشه در فقه ما دارد.</w:t>
-      </w:r>
-    </w:p>
-    <w:p>
-      <w:pPr>
-        <w:pStyle w:val="TH-Body"/>
-        <w:widowControl/>
-        <w:bidi w:val="1"/>
-        <w:spacing w:before="0" w:after="120" w:line="288" w:lineRule="auto"/>
-        <w:ind w:firstLine="283"/>
-        <w:jc w:val="both"/>
-      </w:pPr>
-      <w:r>
-        <w:rPr>
-          <w:rFonts w:ascii="B Lotus" w:hAnsi="B Lotus" w:cs="B Lotus" w:eastAsia="B Lotus"/>
-          <w:b w:val="0"/>
-          <w:i w:val="0"/>
-          <w:sz w:val="28"/>
-          <w:szCs w:val="28"/>
-        </w:rPr>
-        <w:t>امام خمینی هم در تحریر الوسیله، احکام دفاع و عهدنامه‌ها را در چارچوب فقه حکومتی مطرح کرده و اختیار حاکم در مصلحت‌سنجی را پذیرفته است.</w:t>
-      </w:r>
-      <w:r>
-        <w:rPr>
-          <w:rFonts w:ascii="B Lotus" w:hAnsi="B Lotus" w:cs="B Lotus" w:eastAsia="B Lotus"/>
-          <w:b w:val="0"/>
-          <w:i w:val="0"/>
-          <w:sz w:val="28"/>
-          <w:szCs w:val="28"/>
-          <w:vertAlign w:val="superscript"/>
-        </w:rPr>
-        <w:footnoteReference w:id="79"/>
-      </w:r>
-      <w:r>
-        <w:rPr>
-          <w:rFonts w:ascii="B Lotus" w:hAnsi="B Lotus" w:cs="B Lotus" w:eastAsia="B Lotus"/>
-          <w:b w:val="0"/>
-          <w:i w:val="0"/>
-          <w:sz w:val="28"/>
-          <w:szCs w:val="28"/>
-        </w:rPr>
-        <w:t xml:space="preserve"> و شیخ انصاری در المکاسب، قاعده لزوم را با ادله‌اش اثبات کرده که مبنای اصالة اللزومِ گفتار ششم من است.</w:t>
-      </w:r>
-      <w:r>
-        <w:rPr>
-          <w:rFonts w:ascii="B Lotus" w:hAnsi="B Lotus" w:cs="B Lotus" w:eastAsia="B Lotus"/>
-          <w:b w:val="0"/>
-          <w:i w:val="0"/>
-          <w:sz w:val="28"/>
-          <w:szCs w:val="28"/>
-          <w:vertAlign w:val="superscript"/>
-        </w:rPr>
-        <w:footnoteReference w:id="80"/>
       </w:r>
     </w:p>
     <w:p>
@@ -8655,7 +8553,7 @@
           <w:szCs w:val="28"/>
           <w:vertAlign w:val="superscript"/>
         </w:rPr>
-        <w:footnoteReference w:id="81"/>
+        <w:footnoteReference w:id="79"/>
       </w:r>
       <w:r>
         <w:rPr>
@@ -8696,7 +8594,7 @@
           <w:szCs w:val="28"/>
           <w:vertAlign w:val="superscript"/>
         </w:rPr>
-        <w:footnoteReference w:id="82"/>
+        <w:footnoteReference w:id="80"/>
       </w:r>
       <w:r>
         <w:rPr>
@@ -8757,7 +8655,7 @@
           <w:szCs w:val="28"/>
           <w:vertAlign w:val="superscript"/>
         </w:rPr>
-        <w:footnoteReference w:id="83"/>
+        <w:footnoteReference w:id="81"/>
       </w:r>
       <w:r>
         <w:rPr>
@@ -8798,7 +8696,7 @@
           <w:szCs w:val="28"/>
           <w:vertAlign w:val="superscript"/>
         </w:rPr>
-        <w:footnoteReference w:id="84"/>
+        <w:footnoteReference w:id="82"/>
       </w:r>
       <w:r>
         <w:rPr>
@@ -8908,7 +8806,7 @@
           <w:sz w:val="28"/>
           <w:szCs w:val="28"/>
         </w:rPr>
-        <w:t>حاصل این فصل، اثبات قاعده اولی با پنج دسته دلیل ـ آیات عام، آیات خاص، روایات، سیره و عقل ـ است؛ پنج دسته‌ای که هرکدام به‌تنهایی کافی‌اند و اجتماعشان اطمینان می‌سازد. قاعده این است: وفای به عهد ـ از جمله عهدهای بین‌المللی دولت اسلامی ـ واجب است؛ و خروج از آن، نیازمند دلیل است. من در این فصل، وکیل وفا بودم و با تمام توان از موکلم دفاع کردم؛ و انصافاً، موکل قوی‌ای داشتم. ولی حالا ـ در فصل چهارم ـ باید به سراغ استثنا بروم: این‌که آیا دلیلی برای خروج از این قاعده هست یا نه. و خواننده‌ای که قوت این فصل را دریافته باشد، می‌داند که مدعی جواز عدول، بار سنگینی بر دوش دارد. ببینیم آیا از پسش برمی‌آید یا نه.</w:t>
+        <w:t>حاصل این فصل، اثبات قاعده اولی با هشت گفتار ـ آیات عام، آیات خاص، روایات، سیره، عقل و بنا، قواعد فقهی مؤید، ادله تکمیلی و واژه‌شناسی قرآنی ـ است؛ مجموعه‌ای که هر دسته‌اش به‌تنهایی کافی است و اجتماعشان اطمینانی می‌سازد که جای هیچ تردیدی باقی نمی‌گذارد. قاعده این است: وفای به عهد ـ از جمله عهدهای بین‌المللی دولت اسلامی ـ واجب است؛ و خروج از آن، نیازمند دلیل است. من در این فصل، وکیل وفا بودم و با تمام توان از موکلم دفاع کردم؛ و انصافاً، موکل قوی‌ای داشتم. ولی حالا ـ در فصل چهارم ـ باید به سراغ استثنا بروم: این‌که آیا دلیلی برای خروج از این قاعده هست یا نه. و خواننده‌ای که قوت این فصل را دریافته باشد، می‌داند که مدعی جواز عدول، بار سنگینی بر دوش دارد. ببینیم آیا از پسش برمی‌آید یا نه.</w:t>
       </w:r>
     </w:p>
     <w:p>
@@ -9027,7 +8925,7 @@
           <w:szCs w:val="28"/>
           <w:vertAlign w:val="superscript"/>
         </w:rPr>
-        <w:footnoteReference w:id="85"/>
+        <w:footnoteReference w:id="83"/>
       </w:r>
     </w:p>
     <w:p>
@@ -9298,7 +9196,7 @@
           <w:szCs w:val="28"/>
           <w:vertAlign w:val="superscript"/>
         </w:rPr>
-        <w:footnoteReference w:id="86"/>
+        <w:footnoteReference w:id="84"/>
       </w:r>
     </w:p>
     <w:p>
@@ -9478,7 +9376,7 @@
           <w:sz w:val="28"/>
           <w:szCs w:val="28"/>
         </w:rPr>
-        <w:t>ممکن است کسی بگوید حکم حکومتی، مخصوص «احکام شرعی داخلی» است (مثل احتکار و قیمت‌گذاری و...) و شامل «تعهدات بین‌المللی» ـ که طرفشان دولت بیگانه است ـ نمی‌شود. جوابش دو لایه دارد: لایه اول این‌که قلمرو حکم حکومتی، «اداره نظام» است و اداره نظام، هم بُعد داخلی دارد هم بُعد خارجی؛ و هیچ دلیلی بر تخصیصش به بُعد داخلی نیست. سیاست خارجی، جزئی از اداره نظام است و حاکم در آن هم ـ مثل سیاست داخلی ـ نیازمند ابزار حکومتی است. و لایه دوم این‌که سیره پیامبر و امیرالمؤمنین ـ چنان‌که در فصل سوم گذشت ـ نشان می‌دهد که تصمیم‌های عهدنامه‌ای، از جنس تصمیم‌های حکومتی بوده و تابع مصلحت‌سنجی حاکم. پس اشکال، وارد نیست؛ و قلمرو حکم حکومتی، هر دو بُعد را شامل می‌شود.</w:t>
+        <w:t>ممکن است کسی بگوید حکم حکومتی، مخصوص «احکام شرعی داخلی» است (مثل احتکار و قیمت‌گذاری و…) و شامل «تعهدات بین‌المللی» ـ که طرفشان دولت بیگانه است ـ نمی‌شود. جوابش دو لایه دارد: لایه اول این‌که قلمرو حکم حکومتی، «اداره نظام» است و اداره نظام، هم بُعد داخلی دارد هم بُعد خارجی؛ و هیچ دلیلی بر تخصیصش به بُعد داخلی نیست. سیاست خارجی، جزئی از اداره نظام است و حاکم در آن هم ـ مثل سیاست داخلی ـ نیازمند ابزار حکومتی است. و لایه دوم این‌که سیره پیامبر و امیرالمؤمنین ـ چنان‌که در فصل سوم گذشت ـ نشان می‌دهد که تصمیم‌های عهدنامه‌ای، از جنس تصمیم‌های حکومتی بوده و تابع مصلحت‌سنجی حاکم. پس اشکال، وارد نیست؛ و قلمرو حکم حکومتی، هر دو بُعد را شامل می‌شود.</w:t>
       </w:r>
     </w:p>
     <w:p>
@@ -9556,7 +9454,7 @@
           <w:szCs w:val="26"/>
           <w:vertAlign w:val="superscript"/>
         </w:rPr>
-        <w:footnoteReference w:id="87"/>
+        <w:footnoteReference w:id="85"/>
       </w:r>
     </w:p>
     <w:p>
@@ -9654,7 +9552,7 @@
           <w:szCs w:val="26"/>
           <w:vertAlign w:val="superscript"/>
         </w:rPr>
-        <w:footnoteReference w:id="88"/>
+        <w:footnoteReference w:id="86"/>
       </w:r>
     </w:p>
     <w:p>
@@ -9725,7 +9623,7 @@
           <w:szCs w:val="28"/>
           <w:vertAlign w:val="superscript"/>
         </w:rPr>
-        <w:footnoteReference w:id="89"/>
+        <w:footnoteReference w:id="87"/>
       </w:r>
       <w:r>
         <w:rPr>
@@ -10195,7 +10093,7 @@
           <w:sz w:val="28"/>
           <w:szCs w:val="28"/>
         </w:rPr>
-        <w:t>جوابش این است که درِ بازشده، «درِ بی‌در» نیست، بلکه هشت قفل دارد ـ همان ضوابط هشت‌گانه. حاکمی که بخواهد سوءاستفاده کند، باید از هر هشت قفل بگذرد: تزاحم واقعی را احراز کند (که با کارشناسیِ مستند، قابل راستی‌آزمایی است)، راه‌های حقوقی را اول رفته باشد (که قابل بررسی است)، تناسب را رعایت کرده باشد (که قابل داوری است)، اعلام آشکار کرده باشد (که علنی است)، و... هرکدام از این‌ها، امکان سوءاستفاده را کمتر می‌کند؛ و مجموعشان، سوءاستفاده را ـ اگر نگویم ناممکن ـ بسیار دشوار و پرهزینه می‌کند. به‌علاوه، همین اشکال به «هر» اختیار حکومتی وارد است ـ از جمله اختیار اعلان جنگ و انعقاد صلح ـ و اگر پذیرفته شود، باید همه اختیارات حکومتی را تعطیل کرد؛ و این، چیزی نیست که هیچ عاقلی بپذیرد. راه‌حلِ خطرِ سوءاستفاده، «مهار» است، نه «تعطیل»؛ و این رساله، رساله مهار است.</w:t>
+        <w:t>جوابش این است که درِ بازشده، «درِ بی‌در» نیست، بلکه هشت قفل دارد ـ همان ضوابط هشت‌گانه. حاکمی که بخواهد سوءاستفاده کند، باید از هر هشت قفل بگذرد: تزاحم واقعی را احراز کند (که با کارشناسیِ مستند، قابل راستی‌آزمایی است)، راه‌های حقوقی را اول رفته باشد (که قابل بررسی است)، تناسب را رعایت کرده باشد (که قابل داوری است)، اعلام آشکار کرده باشد (که علنی است)، و… هرکدام از این‌ها، امکان سوءاستفاده را کمتر می‌کند؛ و مجموعشان، سوءاستفاده را ـ اگر نگویم ناممکن ـ بسیار دشوار و پرهزینه می‌کند. به‌علاوه، همین اشکال به «هر» اختیار حکومتی وارد است ـ از جمله اختیار اعلان جنگ و انعقاد صلح ـ و اگر پذیرفته شود، باید همه اختیارات حکومتی را تعطیل کرد؛ و این، چیزی نیست که هیچ عاقلی بپذیرد. راه‌حلِ خطرِ سوءاستفاده، «مهار» است، نه «تعطیل»؛ و این رساله، رساله مهار است.</w:t>
       </w:r>
     </w:p>
     <w:p>
@@ -10326,7 +10224,7 @@
           <w:szCs w:val="28"/>
           <w:vertAlign w:val="superscript"/>
         </w:rPr>
-        <w:footnoteReference w:id="90"/>
+        <w:footnoteReference w:id="88"/>
       </w:r>
       <w:r>
         <w:rPr>
@@ -10407,7 +10305,7 @@
           <w:szCs w:val="28"/>
           <w:vertAlign w:val="superscript"/>
         </w:rPr>
-        <w:footnoteReference w:id="91"/>
+        <w:footnoteReference w:id="89"/>
       </w:r>
       <w:r>
         <w:rPr>
@@ -10488,7 +10386,7 @@
           <w:szCs w:val="28"/>
           <w:vertAlign w:val="superscript"/>
         </w:rPr>
-        <w:footnoteReference w:id="92"/>
+        <w:footnoteReference w:id="90"/>
       </w:r>
       <w:r>
         <w:rPr>
@@ -10509,7 +10407,7 @@
           <w:szCs w:val="28"/>
           <w:vertAlign w:val="superscript"/>
         </w:rPr>
-        <w:footnoteReference w:id="93"/>
+        <w:footnoteReference w:id="91"/>
       </w:r>
     </w:p>
     <w:p>
@@ -10580,7 +10478,7 @@
           <w:szCs w:val="28"/>
           <w:vertAlign w:val="superscript"/>
         </w:rPr>
-        <w:footnoteReference w:id="94"/>
+        <w:footnoteReference w:id="92"/>
       </w:r>
     </w:p>
     <w:p>
@@ -10691,7 +10589,7 @@
           <w:szCs w:val="28"/>
           <w:vertAlign w:val="superscript"/>
         </w:rPr>
-        <w:footnoteReference w:id="95"/>
+        <w:footnoteReference w:id="93"/>
       </w:r>
     </w:p>
     <w:p>
@@ -10903,7 +10801,7 @@
           <w:szCs w:val="28"/>
           <w:vertAlign w:val="superscript"/>
         </w:rPr>
-        <w:footnoteReference w:id="96"/>
+        <w:footnoteReference w:id="94"/>
       </w:r>
     </w:p>
     <w:p>
@@ -10994,7 +10892,7 @@
           <w:szCs w:val="28"/>
           <w:vertAlign w:val="superscript"/>
         </w:rPr>
-        <w:footnoteReference w:id="97"/>
+        <w:footnoteReference w:id="95"/>
       </w:r>
     </w:p>
     <w:p>
@@ -11065,7 +10963,7 @@
           <w:szCs w:val="28"/>
           <w:vertAlign w:val="superscript"/>
         </w:rPr>
-        <w:footnoteReference w:id="98"/>
+        <w:footnoteReference w:id="96"/>
       </w:r>
       <w:r>
         <w:rPr>
@@ -11173,47 +11071,89 @@
           <w:szCs w:val="26"/>
           <w:vertAlign w:val="superscript"/>
         </w:rPr>
+        <w:footnoteReference w:id="97"/>
+      </w:r>
+    </w:p>
+    <w:p>
+      <w:pPr>
+        <w:pStyle w:val="TH-Body"/>
+        <w:widowControl/>
+        <w:bidi w:val="1"/>
+        <w:spacing w:before="0" w:after="120" w:line="288" w:lineRule="auto"/>
+        <w:ind w:firstLine="283"/>
+        <w:jc w:val="both"/>
+      </w:pPr>
+      <w:r>
+        <w:rPr>
+          <w:rFonts w:ascii="B Lotus" w:hAnsi="B Lotus" w:cs="B Lotus" w:eastAsia="B Lotus"/>
+          <w:b w:val="0"/>
+          <w:i w:val="0"/>
+          <w:sz w:val="28"/>
+          <w:szCs w:val="28"/>
+        </w:rPr>
+        <w:t>منطقش هم روشن است: دولت، شخصیتی حقوقی است که فقط از طریق ارکان انسانی‌اش عمل می‌کند؛ پس رفتار ارکان، رفتار خودِ دولت است. ملاک، «سمت رسمی» است؛ نه رتبه، نه قوه، نه انگیزه شخصی، نه ماهیت دینی یا دنیوی تصمیم. این اطلاقِ ملاک، برای مسئله من تعیین‌کننده است ـ چنان‌که در بند بعد می‌آید.</w:t>
+      </w:r>
+    </w:p>
+    <w:p>
+      <w:pPr>
+        <w:pStyle w:val="TH-Body"/>
+        <w:widowControl/>
+        <w:bidi w:val="1"/>
+        <w:spacing w:before="0" w:after="120" w:line="288" w:lineRule="auto"/>
+        <w:ind w:firstLine="283"/>
+        <w:jc w:val="both"/>
+      </w:pPr>
+      <w:r>
+        <w:rPr>
+          <w:rFonts w:ascii="B Lotus" w:hAnsi="B Lotus" w:cs="B Lotus" w:eastAsia="B Lotus"/>
+          <w:b w:val="0"/>
+          <w:i w:val="0"/>
+          <w:sz w:val="28"/>
+          <w:szCs w:val="28"/>
+        </w:rPr>
+        <w:t>سه تکمله مهم بر این قاعده هست که هر سه برای مسئله من کاربرد مستقیم دارند. تکمله اول (ماده ۷): حتی اگر رکن دولت «از حدود صلاحیتش تجاوز کرده» یا «برخلاف دستورات» عمل کرده باشد، رفتارش ـ اگر در سمت رسمی و با ابزار حکومتی انجام شده باشد ـ باز هم به دولت منتسب است.</w:t>
+      </w:r>
+      <w:r>
+        <w:rPr>
+          <w:rFonts w:ascii="B Lotus" w:hAnsi="B Lotus" w:cs="B Lotus" w:eastAsia="B Lotus"/>
+          <w:b w:val="0"/>
+          <w:i w:val="0"/>
+          <w:sz w:val="28"/>
+          <w:szCs w:val="28"/>
+          <w:vertAlign w:val="superscript"/>
+        </w:rPr>
+        <w:footnoteReference w:id="98"/>
+      </w:r>
+      <w:r>
+        <w:rPr>
+          <w:rFonts w:ascii="B Lotus" w:hAnsi="B Lotus" w:cs="B Lotus" w:eastAsia="B Lotus"/>
+          <w:b w:val="0"/>
+          <w:i w:val="0"/>
+          <w:sz w:val="28"/>
+          <w:szCs w:val="28"/>
+        </w:rPr>
+        <w:t xml:space="preserve"> منطقش حمایت از اعتماد طرف‌های مقابل و ثبات روابط بین‌المللی است: دولت دیگر نمی‌تواند (و نباید) در صلاحیت‌های داخلی و سلسله‌مراتب اداری دولت طرف کندوکاو کند و حسن نیتش باید حمایت شود. تکمله دوم (ماده ۸): رفتار اشخاص یا گروه‌هایی که «تحت هدایت یا کنترل» دولت عمل می‌کنند هم منتسب است.</w:t>
+      </w:r>
+      <w:r>
+        <w:rPr>
+          <w:rFonts w:ascii="B Lotus" w:hAnsi="B Lotus" w:cs="B Lotus" w:eastAsia="B Lotus"/>
+          <w:b w:val="0"/>
+          <w:i w:val="0"/>
+          <w:sz w:val="28"/>
+          <w:szCs w:val="28"/>
+          <w:vertAlign w:val="superscript"/>
+        </w:rPr>
         <w:footnoteReference w:id="99"/>
       </w:r>
-    </w:p>
-    <w:p>
-      <w:pPr>
-        <w:pStyle w:val="TH-Body"/>
-        <w:widowControl/>
-        <w:bidi w:val="1"/>
-        <w:spacing w:before="0" w:after="120" w:line="288" w:lineRule="auto"/>
-        <w:ind w:firstLine="283"/>
-        <w:jc w:val="both"/>
-      </w:pPr>
-      <w:r>
-        <w:rPr>
-          <w:rFonts w:ascii="B Lotus" w:hAnsi="B Lotus" w:cs="B Lotus" w:eastAsia="B Lotus"/>
-          <w:b w:val="0"/>
-          <w:i w:val="0"/>
-          <w:sz w:val="28"/>
-          <w:szCs w:val="28"/>
-        </w:rPr>
-        <w:t>منطقش هم روشن است: دولت، شخصیتی حقوقی است که فقط از طریق ارکان انسانی‌اش عمل می‌کند؛ پس رفتار ارکان، رفتار خودِ دولت است. ملاک، «سمت رسمی» است؛ نه رتبه، نه قوه، نه انگیزه شخصی، نه ماهیت دینی یا دنیوی تصمیم. این اطلاقِ ملاک، برای مسئله من تعیین‌کننده است ـ چنان‌که در بند بعد می‌آید.</w:t>
-      </w:r>
-    </w:p>
-    <w:p>
-      <w:pPr>
-        <w:pStyle w:val="TH-Body"/>
-        <w:widowControl/>
-        <w:bidi w:val="1"/>
-        <w:spacing w:before="0" w:after="120" w:line="288" w:lineRule="auto"/>
-        <w:ind w:firstLine="283"/>
-        <w:jc w:val="both"/>
-      </w:pPr>
-      <w:r>
-        <w:rPr>
-          <w:rFonts w:ascii="B Lotus" w:hAnsi="B Lotus" w:cs="B Lotus" w:eastAsia="B Lotus"/>
-          <w:b w:val="0"/>
-          <w:i w:val="0"/>
-          <w:sz w:val="28"/>
-          <w:szCs w:val="28"/>
-        </w:rPr>
-        <w:t>سه تکمله مهم بر این قاعده هست که هر سه برای مسئله من کاربرد مستقیم دارند. تکمله اول (ماده ۷): حتی اگر رکن دولت «از حدود صلاحیتش تجاوز کرده» یا «برخلاف دستورات» عمل کرده باشد، رفتارش ـ اگر در سمت رسمی و با ابزار حکومتی انجام شده باشد ـ باز هم به دولت منتسب است.</w:t>
+      <w:r>
+        <w:rPr>
+          <w:rFonts w:ascii="B Lotus" w:hAnsi="B Lotus" w:cs="B Lotus" w:eastAsia="B Lotus"/>
+          <w:b w:val="0"/>
+          <w:i w:val="0"/>
+          <w:sz w:val="28"/>
+          <w:szCs w:val="28"/>
+        </w:rPr>
+        <w:t xml:space="preserve"> و تکمله سوم (ماده ۱۱): حتی رفتار اشخاص خصوصی هم، هر وقت دولت آن را «تأیید و به‌مثابه عمل خودش بپذیرد»، به دولت منتسب می‌شود.</w:t>
       </w:r>
       <w:r>
         <w:rPr>
@@ -11234,7 +11174,7 @@
           <w:sz w:val="28"/>
           <w:szCs w:val="28"/>
         </w:rPr>
-        <w:t xml:space="preserve"> منطقش حمایت از اعتماد طرف‌های مقابل و ثبات روابط بین‌المللی است: دولت دیگر نمی‌تواند (و نباید) در صلاحیت‌های داخلی و سلسله‌مراتب اداری دولت طرف کندوکاو کند و حسن نیتش باید حمایت شود. تکمله دوم (ماده ۸): رفتار اشخاص یا گروه‌هایی که «تحت هدایت یا کنترل» دولت عمل می‌کنند هم منتسب است.</w:t>
+        <w:t xml:space="preserve"> دیوان در قضیه مشهور «کارکنان دیپلماتیک و کنسولی آمریکا در تهران» (۱۹۸۰) همین منطق را به کار بست و رفتار اشغال‌کنندگان سفارت را ـ که اولش عمل اشخاص خصوصی بود ـ به دلیل تأیید بعدی مقامات ایران، به دولت ایران منتسب دانست.</w:t>
       </w:r>
       <w:r>
         <w:rPr>
@@ -11246,48 +11186,6 @@
           <w:vertAlign w:val="superscript"/>
         </w:rPr>
         <w:footnoteReference w:id="101"/>
-      </w:r>
-      <w:r>
-        <w:rPr>
-          <w:rFonts w:ascii="B Lotus" w:hAnsi="B Lotus" w:cs="B Lotus" w:eastAsia="B Lotus"/>
-          <w:b w:val="0"/>
-          <w:i w:val="0"/>
-          <w:sz w:val="28"/>
-          <w:szCs w:val="28"/>
-        </w:rPr>
-        <w:t xml:space="preserve"> و تکمله سوم (ماده ۱۱): حتی رفتار اشخاص خصوصی هم، هر وقت دولت آن را «تأیید و به‌مثابه عمل خودش بپذیرد»، به دولت منتسب می‌شود.</w:t>
-      </w:r>
-      <w:r>
-        <w:rPr>
-          <w:rFonts w:ascii="B Lotus" w:hAnsi="B Lotus" w:cs="B Lotus" w:eastAsia="B Lotus"/>
-          <w:b w:val="0"/>
-          <w:i w:val="0"/>
-          <w:sz w:val="28"/>
-          <w:szCs w:val="28"/>
-          <w:vertAlign w:val="superscript"/>
-        </w:rPr>
-        <w:footnoteReference w:id="102"/>
-      </w:r>
-      <w:r>
-        <w:rPr>
-          <w:rFonts w:ascii="B Lotus" w:hAnsi="B Lotus" w:cs="B Lotus" w:eastAsia="B Lotus"/>
-          <w:b w:val="0"/>
-          <w:i w:val="0"/>
-          <w:sz w:val="28"/>
-          <w:szCs w:val="28"/>
-        </w:rPr>
-        <w:t xml:space="preserve"> دیوان در قضیه مشهور «کارکنان دیپلماتیک و کنسولی آمریکا در تهران» (۱۹۸۰) همین منطق را به کار بست و رفتار اشغال‌کنندگان سفارت را ـ که اولش عمل اشخاص خصوصی بود ـ به دلیل تأیید بعدی مقامات ایران، به دولت ایران منتسب دانست.</w:t>
-      </w:r>
-      <w:r>
-        <w:rPr>
-          <w:rFonts w:ascii="B Lotus" w:hAnsi="B Lotus" w:cs="B Lotus" w:eastAsia="B Lotus"/>
-          <w:b w:val="0"/>
-          <w:i w:val="0"/>
-          <w:sz w:val="28"/>
-          <w:szCs w:val="28"/>
-          <w:vertAlign w:val="superscript"/>
-        </w:rPr>
-        <w:footnoteReference w:id="103"/>
       </w:r>
     </w:p>
     <w:p>
@@ -11498,89 +11396,89 @@
           <w:szCs w:val="28"/>
           <w:vertAlign w:val="superscript"/>
         </w:rPr>
+        <w:footnoteReference w:id="102"/>
+      </w:r>
+      <w:r>
+        <w:rPr>
+          <w:rFonts w:ascii="B Lotus" w:hAnsi="B Lotus" w:cs="B Lotus" w:eastAsia="B Lotus"/>
+          <w:b w:val="0"/>
+          <w:i w:val="0"/>
+          <w:sz w:val="28"/>
+          <w:szCs w:val="28"/>
+        </w:rPr>
+        <w:t xml:space="preserve"> ملاک، «عینی» و «تطبیقی» است: مقایسه رفتار دولت با متن تعهد؛ و انگیزه و حسن نیت و اضطرار داخلی و مجوز شرعی و قانونی دولت، در «تحقق» نقض هیچ نقشی ندارد ـ هرچند ممکن است در «رافع بودن» یا «تخفیف آثار» مؤثر باشد. پس هر وقت دولت ایران ـ به هر دلیلی، از جمله تصمیم ولی فقیه ـ از اجرای تعهد معاهده‌ای‌اش سرباز بزند، «نقض» محقق شده؛ مگر این‌که رفتارش در قالب یکی از نهادهای موجه (تعلیق موجه، خاتمه موجه، یا اسباب رافع وصف متخلفانه) بگنجد.</w:t>
+      </w:r>
+    </w:p>
+    <w:p>
+      <w:pPr>
+        <w:pStyle w:val="TH-Body"/>
+        <w:widowControl/>
+        <w:bidi w:val="1"/>
+        <w:spacing w:before="0" w:after="120" w:line="288" w:lineRule="auto"/>
+        <w:ind w:firstLine="283"/>
+        <w:jc w:val="both"/>
+      </w:pPr>
+      <w:r>
+        <w:rPr>
+          <w:rFonts w:ascii="B Lotus" w:hAnsi="B Lotus" w:cs="B Lotus" w:eastAsia="B Lotus"/>
+          <w:b w:val="0"/>
+          <w:i w:val="0"/>
+          <w:sz w:val="28"/>
+          <w:szCs w:val="28"/>
+        </w:rPr>
+        <w:t>طرح، اقسام نقض را هم از جهت زمانی تحلیل کرده: نقض ممکن است «آنی» باشد (مثل تصویب قانونی مغایر با تعهد)، «مستمر» باشد (مثل وضعیتی که هر لحظه استمرار می‌یابد)، یا «مرکب» باشد (مثل مجموعه اقداماتی که کنار هم نقض را می‌سازند).</w:t>
+      </w:r>
+      <w:r>
+        <w:rPr>
+          <w:rFonts w:ascii="B Lotus" w:hAnsi="B Lotus" w:cs="B Lotus" w:eastAsia="B Lotus"/>
+          <w:b w:val="0"/>
+          <w:i w:val="0"/>
+          <w:sz w:val="28"/>
+          <w:szCs w:val="28"/>
+          <w:vertAlign w:val="superscript"/>
+        </w:rPr>
+        <w:footnoteReference w:id="103"/>
+      </w:r>
+      <w:r>
+        <w:rPr>
+          <w:rFonts w:ascii="B Lotus" w:hAnsi="B Lotus" w:cs="B Lotus" w:eastAsia="B Lotus"/>
+          <w:b w:val="0"/>
+          <w:i w:val="0"/>
+          <w:sz w:val="28"/>
+          <w:szCs w:val="28"/>
+        </w:rPr>
+        <w:t xml:space="preserve"> اهمیتش برای مسئله من این است که «تعلیق» معمولاً نقضی مستمر است ـ تا وقتی ادامه دارد، هر لحظه‌اش نقض تازه‌ای است، مگر این‌که موجه باشد ـ و همین استمرار در محاسبه خسارت و جبران اثر می‌گذارد. پس هرچه تعلیق طولانی‌تر، هزینه‌اش بیشتر؛ و این، دلیل دیگری بر ضابطه پنجم (موقت بودن) است.</w:t>
+      </w:r>
+    </w:p>
+    <w:p>
+      <w:pPr>
+        <w:pStyle w:val="TH-Body"/>
+        <w:widowControl/>
+        <w:bidi w:val="1"/>
+        <w:spacing w:before="0" w:after="120" w:line="288" w:lineRule="auto"/>
+        <w:ind w:firstLine="283"/>
+        <w:jc w:val="both"/>
+      </w:pPr>
+      <w:r>
+        <w:rPr>
+          <w:rFonts w:ascii="B Lotus" w:hAnsi="B Lotus" w:cs="B Lotus" w:eastAsia="B Lotus"/>
+          <w:b w:val="0"/>
+          <w:i w:val="0"/>
+          <w:sz w:val="28"/>
+          <w:szCs w:val="28"/>
+        </w:rPr>
+        <w:t>و این‌جا ماده ۲۷ کنوانسیون وین ـ که در فصل دوم گذشت ـ نقش قاطع و نهایی را بازی می‌کند: هیچ توجیه داخلی ـ از حکم حکومتی و مصلحت نظام و قانون اساسی تا احکام شرع ـ در برابر طرف مقابل پذیرفته نیست. و طرح هم همین منطق را در مرحله جبران تکرار کرده: دولت مسئول نمی‌تواند برای شانه خالی کردن از جبران خسارت به حقوق داخلی خودش استناد کند.</w:t>
+      </w:r>
+      <w:r>
+        <w:rPr>
+          <w:rFonts w:ascii="B Lotus" w:hAnsi="B Lotus" w:cs="B Lotus" w:eastAsia="B Lotus"/>
+          <w:b w:val="0"/>
+          <w:i w:val="0"/>
+          <w:sz w:val="28"/>
+          <w:szCs w:val="28"/>
+          <w:vertAlign w:val="superscript"/>
+        </w:rPr>
         <w:footnoteReference w:id="104"/>
-      </w:r>
-      <w:r>
-        <w:rPr>
-          <w:rFonts w:ascii="B Lotus" w:hAnsi="B Lotus" w:cs="B Lotus" w:eastAsia="B Lotus"/>
-          <w:b w:val="0"/>
-          <w:i w:val="0"/>
-          <w:sz w:val="28"/>
-          <w:szCs w:val="28"/>
-        </w:rPr>
-        <w:t xml:space="preserve"> ملاک، «عینی» و «تطبیقی» است: مقایسه رفتار دولت با متن تعهد؛ و انگیزه و حسن نیت و اضطرار داخلی و مجوز شرعی و قانونی دولت، در «تحقق» نقض هیچ نقشی ندارد ـ هرچند ممکن است در «رافع بودن» یا «تخفیف آثار» مؤثر باشد. پس هر وقت دولت ایران ـ به هر دلیلی، از جمله تصمیم ولی فقیه ـ از اجرای تعهد معاهده‌ای‌اش سرباز بزند، «نقض» محقق شده؛ مگر این‌که رفتارش در قالب یکی از نهادهای موجه (تعلیق موجه، خاتمه موجه، یا اسباب رافع وصف متخلفانه) بگنجد.</w:t>
-      </w:r>
-    </w:p>
-    <w:p>
-      <w:pPr>
-        <w:pStyle w:val="TH-Body"/>
-        <w:widowControl/>
-        <w:bidi w:val="1"/>
-        <w:spacing w:before="0" w:after="120" w:line="288" w:lineRule="auto"/>
-        <w:ind w:firstLine="283"/>
-        <w:jc w:val="both"/>
-      </w:pPr>
-      <w:r>
-        <w:rPr>
-          <w:rFonts w:ascii="B Lotus" w:hAnsi="B Lotus" w:cs="B Lotus" w:eastAsia="B Lotus"/>
-          <w:b w:val="0"/>
-          <w:i w:val="0"/>
-          <w:sz w:val="28"/>
-          <w:szCs w:val="28"/>
-        </w:rPr>
-        <w:t>طرح، اقسام نقض را هم از جهت زمانی تحلیل کرده: نقض ممکن است «آنی» باشد (مثل تصویب قانونی مغایر با تعهد)، «مستمر» باشد (مثل وضعیتی که هر لحظه استمرار می‌یابد)، یا «مرکب» باشد (مثل مجموعه اقداماتی که کنار هم نقض را می‌سازند).</w:t>
-      </w:r>
-      <w:r>
-        <w:rPr>
-          <w:rFonts w:ascii="B Lotus" w:hAnsi="B Lotus" w:cs="B Lotus" w:eastAsia="B Lotus"/>
-          <w:b w:val="0"/>
-          <w:i w:val="0"/>
-          <w:sz w:val="28"/>
-          <w:szCs w:val="28"/>
-          <w:vertAlign w:val="superscript"/>
-        </w:rPr>
-        <w:footnoteReference w:id="105"/>
-      </w:r>
-      <w:r>
-        <w:rPr>
-          <w:rFonts w:ascii="B Lotus" w:hAnsi="B Lotus" w:cs="B Lotus" w:eastAsia="B Lotus"/>
-          <w:b w:val="0"/>
-          <w:i w:val="0"/>
-          <w:sz w:val="28"/>
-          <w:szCs w:val="28"/>
-        </w:rPr>
-        <w:t xml:space="preserve"> اهمیتش برای مسئله من این است که «تعلیق» معمولاً نقضی مستمر است ـ تا وقتی ادامه دارد، هر لحظه‌اش نقض تازه‌ای است، مگر این‌که موجه باشد ـ و همین استمرار در محاسبه خسارت و جبران اثر می‌گذارد. پس هرچه تعلیق طولانی‌تر، هزینه‌اش بیشتر؛ و این، دلیل دیگری بر ضابطه پنجم (موقت بودن) است.</w:t>
-      </w:r>
-    </w:p>
-    <w:p>
-      <w:pPr>
-        <w:pStyle w:val="TH-Body"/>
-        <w:widowControl/>
-        <w:bidi w:val="1"/>
-        <w:spacing w:before="0" w:after="120" w:line="288" w:lineRule="auto"/>
-        <w:ind w:firstLine="283"/>
-        <w:jc w:val="both"/>
-      </w:pPr>
-      <w:r>
-        <w:rPr>
-          <w:rFonts w:ascii="B Lotus" w:hAnsi="B Lotus" w:cs="B Lotus" w:eastAsia="B Lotus"/>
-          <w:b w:val="0"/>
-          <w:i w:val="0"/>
-          <w:sz w:val="28"/>
-          <w:szCs w:val="28"/>
-        </w:rPr>
-        <w:t>و این‌جا ماده ۲۷ کنوانسیون وین ـ که در فصل دوم گذشت ـ نقش قاطع و نهایی را بازی می‌کند: هیچ توجیه داخلی ـ از حکم حکومتی و مصلحت نظام و قانون اساسی تا احکام شرع ـ در برابر طرف مقابل پذیرفته نیست. و طرح هم همین منطق را در مرحله جبران تکرار کرده: دولت مسئول نمی‌تواند برای شانه خالی کردن از جبران خسارت به حقوق داخلی خودش استناد کند.</w:t>
-      </w:r>
-      <w:r>
-        <w:rPr>
-          <w:rFonts w:ascii="B Lotus" w:hAnsi="B Lotus" w:cs="B Lotus" w:eastAsia="B Lotus"/>
-          <w:b w:val="0"/>
-          <w:i w:val="0"/>
-          <w:sz w:val="28"/>
-          <w:szCs w:val="28"/>
-          <w:vertAlign w:val="superscript"/>
-        </w:rPr>
-        <w:footnoteReference w:id="106"/>
       </w:r>
       <w:r>
         <w:rPr>
@@ -11801,8 +11699,90 @@
           <w:szCs w:val="28"/>
           <w:vertAlign w:val="superscript"/>
         </w:rPr>
+        <w:footnoteReference w:id="105"/>
+      </w:r>
+    </w:p>
+    <w:p>
+      <w:pPr>
+        <w:pStyle w:val="TH-Body"/>
+        <w:widowControl/>
+        <w:bidi w:val="1"/>
+        <w:spacing w:before="0" w:after="120" w:line="288" w:lineRule="auto"/>
+        <w:ind w:firstLine="283"/>
+        <w:jc w:val="both"/>
+      </w:pPr>
+      <w:r>
+        <w:rPr>
+          <w:rFonts w:ascii="B Lotus" w:hAnsi="B Lotus" w:cs="B Lotus" w:eastAsia="B Lotus"/>
+          <w:b w:val="0"/>
+          <w:i w:val="0"/>
+          <w:sz w:val="28"/>
+          <w:szCs w:val="28"/>
+        </w:rPr>
+        <w:t>از میان این‌ها، سه‌تا برای مسئله من مهم‌تر است و هر سه را جداگانه می‌گویم. یکم، «ضرورت» (ماده ۲۵): دولت می‌تواند برای «صیانت از منفعتی اساسی در برابر خطری شدید و قریب‌الوقوع» و در صورتی که رفتارش «تنها راه» چاره باشد، از تعهدش عدول کند؛ مشروط به این‌که به منفعت اساسی دولت دیگر یا جامعه بین‌المللی لطمه شدید نزند، تعهدِ مورد نظر استناد به ضرورت را منتفی نکرده باشد، و خودِ دولت در ساختن وضعیت اضطراری سهمی نداشته باشد.</w:t>
+      </w:r>
+      <w:r>
+        <w:rPr>
+          <w:rFonts w:ascii="B Lotus" w:hAnsi="B Lotus" w:cs="B Lotus" w:eastAsia="B Lotus"/>
+          <w:b w:val="0"/>
+          <w:i w:val="0"/>
+          <w:sz w:val="28"/>
+          <w:szCs w:val="28"/>
+          <w:vertAlign w:val="superscript"/>
+        </w:rPr>
+        <w:footnoteReference w:id="106"/>
+      </w:r>
+      <w:r>
+        <w:rPr>
+          <w:rFonts w:ascii="B Lotus" w:hAnsi="B Lotus" w:cs="B Lotus" w:eastAsia="B Lotus"/>
+          <w:b w:val="0"/>
+          <w:i w:val="0"/>
+          <w:sz w:val="28"/>
+          <w:szCs w:val="28"/>
+        </w:rPr>
+        <w:t xml:space="preserve"> دیوان در قضیه گابچیکوو این شرایط را بسیار مضیق تفسیر کرد و نشان داد که استناد موفق به ضرورت، امری استثنایی و نادر است. نسبت این نهاد با «مصلحت» فقهی ـ چنان‌که در فصل اول گفتم ـ عموم و خصوص من‌وجه است: هر ضرورتِ ماده ۲۵، مصلحت است، ولی هر مصلحتی، ضرورتِ ماده ۲۵ نیست؛ چون آستانه ماده ۲۵ («خطر شدید و قریب‌الوقوع» و «تنها راه») خیلی بالاتر از آستانه مصلحت فقهی (اهم بودن واقعی) است. نتیجه عملی و مهمش: مصلحتی که از نظر فقهی مجوز عدول است، لزوماً در سطح بین‌المللی رافع مسئولیت نیست؛ و این، دقیق‌ترین جلوه تفکیک سه‌گانه است.</w:t>
+      </w:r>
+    </w:p>
+    <w:p>
+      <w:pPr>
+        <w:pStyle w:val="TH-Body"/>
+        <w:widowControl/>
+        <w:bidi w:val="1"/>
+        <w:spacing w:before="0" w:after="120" w:line="288" w:lineRule="auto"/>
+        <w:ind w:firstLine="283"/>
+        <w:jc w:val="both"/>
+      </w:pPr>
+      <w:r>
+        <w:rPr>
+          <w:rFonts w:ascii="B Lotus" w:hAnsi="B Lotus" w:cs="B Lotus" w:eastAsia="B Lotus"/>
+          <w:b w:val="0"/>
+          <w:i w:val="0"/>
+          <w:sz w:val="28"/>
+          <w:szCs w:val="28"/>
+        </w:rPr>
+        <w:t>دوم، «اقدام متقابل»: هر وقت یک طرف تعهدش را نقض کند، طرف زیان‌دیده می‌تواند ـ با رعایت شرایطی مثل تناسب و اعلام قبلی و دعوت به مذاکره و موقت بودن ـ از اجرای تعهدات متقابلش در برابر دولت ناقض خودداری کند.</w:t>
+      </w:r>
+      <w:r>
+        <w:rPr>
+          <w:rFonts w:ascii="B Lotus" w:hAnsi="B Lotus" w:cs="B Lotus" w:eastAsia="B Lotus"/>
+          <w:b w:val="0"/>
+          <w:i w:val="0"/>
+          <w:sz w:val="28"/>
+          <w:szCs w:val="28"/>
+          <w:vertAlign w:val="superscript"/>
+        </w:rPr>
         <w:footnoteReference w:id="107"/>
       </w:r>
+      <w:r>
+        <w:rPr>
+          <w:rFonts w:ascii="B Lotus" w:hAnsi="B Lotus" w:cs="B Lotus" w:eastAsia="B Lotus"/>
+          <w:b w:val="0"/>
+          <w:i w:val="0"/>
+          <w:sz w:val="28"/>
+          <w:szCs w:val="28"/>
+        </w:rPr>
+        <w:t xml:space="preserve"> این نهاد، پشتوانه حقوقی «عدول واکنشی» (صورت چهارم طیف من) است و نشان می‌دهد که حقوق بین‌الملل هم منطق «تقابل» ـ شبیه منطق توبه/۷ ـ را پذیرفته؛ هرچند با شرایط شکلیِ سخت‌گیرانه‌ای که رعایتشان برای موجه بودن اقدام، ضروری است.</w:t>
+      </w:r>
     </w:p>
     <w:p>
       <w:pPr>
@@ -11821,7 +11801,7 @@
           <w:sz w:val="28"/>
           <w:szCs w:val="28"/>
         </w:rPr>
-        <w:t>از میان این‌ها، سه‌تا برای مسئله من مهم‌تر است و هر سه را جداگانه می‌گویم. یکم، «ضرورت» (ماده ۲۵): دولت می‌تواند برای «صیانت از منفعتی اساسی در برابر خطری شدید و قریب‌الوقوع» و در صورتی که رفتارش «تنها راه» چاره باشد، از تعهدش عدول کند؛ مشروط به این‌که به منفعت اساسی دولت دیگر یا جامعه بین‌المللی لطمه شدید نزند، تعهدِ مورد نظر استناد به ضرورت را منتفی نکرده باشد، و خودِ دولت در ساختن وضعیت اضطراری سهمی نداشته باشد.</w:t>
+        <w:t>و سوم، «فورس‌ماژور» (ماده ۲۳): هر وقت اجرای تعهد به خاطر «نیروی قاهره» ـ رویداد غیرقابل پیش‌بینی و خارج از کنترل دولت، مثل بلایای طبیعی یا جنگ تحمیلی ـ ناممکن شود، وصف متخلفانه منتفی می‌گردد؛ مشروط به این‌که خودِ دولت در ساختن وضعیت سهمی نداشته باشد.</w:t>
       </w:r>
       <w:r>
         <w:rPr>
@@ -11834,16 +11814,6 @@
         </w:rPr>
         <w:footnoteReference w:id="108"/>
       </w:r>
-      <w:r>
-        <w:rPr>
-          <w:rFonts w:ascii="B Lotus" w:hAnsi="B Lotus" w:cs="B Lotus" w:eastAsia="B Lotus"/>
-          <w:b w:val="0"/>
-          <w:i w:val="0"/>
-          <w:sz w:val="28"/>
-          <w:szCs w:val="28"/>
-        </w:rPr>
-        <w:t xml:space="preserve"> دیوان در قضیه گابچیکوو این شرایط را بسیار مضیق تفسیر کرد و نشان داد که استناد موفق به ضرورت، امری استثنایی و نادر است. نسبت این نهاد با «مصلحت» فقهی ـ چنان‌که در فصل اول گفتم ـ عموم و خصوص من‌وجه است: هر ضرورتِ ماده ۲۵، مصلحت است، ولی هر مصلحتی، ضرورتِ ماده ۲۵ نیست؛ چون آستانه ماده ۲۵ («خطر شدید و قریب‌الوقوع» و «تنها راه») خیلی بالاتر از آستانه مصلحت فقهی (اهم بودن واقعی) است. نتیجه عملی و مهمش: مصلحتی که از نظر فقهی مجوز عدول است، لزوماً در سطح بین‌المللی رافع مسئولیت نیست؛ و این، دقیق‌ترین جلوه تفکیک سه‌گانه است.</w:t>
-      </w:r>
     </w:p>
     <w:p>
       <w:pPr>
@@ -11862,7 +11832,7 @@
           <w:sz w:val="28"/>
           <w:szCs w:val="28"/>
         </w:rPr>
-        <w:t>دوم، «اقدام متقابل»: هر وقت یک طرف تعهدش را نقض کند، طرف زیان‌دیده می‌تواند ـ با رعایت شرایطی مثل تناسب و اعلام قبلی و دعوت به مذاکره و موقت بودن ـ از اجرای تعهدات متقابلش در برابر دولت ناقض خودداری کند.</w:t>
+        <w:t>سقف همه این اسباب هم ماده ۲۶ است: هیچ‌کدامشان در برابر نقض «قواعد آمره» (مثل منع تجاوز و نسل‌کشی و جنایت علیه بشریت) قابل استناد نیست.</w:t>
       </w:r>
       <w:r>
         <w:rPr>
@@ -11874,78 +11844,6 @@
           <w:vertAlign w:val="superscript"/>
         </w:rPr>
         <w:footnoteReference w:id="109"/>
-      </w:r>
-      <w:r>
-        <w:rPr>
-          <w:rFonts w:ascii="B Lotus" w:hAnsi="B Lotus" w:cs="B Lotus" w:eastAsia="B Lotus"/>
-          <w:b w:val="0"/>
-          <w:i w:val="0"/>
-          <w:sz w:val="28"/>
-          <w:szCs w:val="28"/>
-        </w:rPr>
-        <w:t xml:space="preserve"> این نهاد، پشتوانه حقوقی «عدول واکنشی» (صورت چهارم طیف من) است و نشان می‌دهد که حقوق بین‌الملل هم منطق «تقابل» ـ شبیه منطق توبه/۷ ـ را پذیرفته؛ هرچند با شرایط شکلیِ سخت‌گیرانه‌ای که رعایتشان برای موجه بودن اقدام، ضروری است.</w:t>
-      </w:r>
-    </w:p>
-    <w:p>
-      <w:pPr>
-        <w:pStyle w:val="TH-Body"/>
-        <w:widowControl/>
-        <w:bidi w:val="1"/>
-        <w:spacing w:before="0" w:after="120" w:line="288" w:lineRule="auto"/>
-        <w:ind w:firstLine="283"/>
-        <w:jc w:val="both"/>
-      </w:pPr>
-      <w:r>
-        <w:rPr>
-          <w:rFonts w:ascii="B Lotus" w:hAnsi="B Lotus" w:cs="B Lotus" w:eastAsia="B Lotus"/>
-          <w:b w:val="0"/>
-          <w:i w:val="0"/>
-          <w:sz w:val="28"/>
-          <w:szCs w:val="28"/>
-        </w:rPr>
-        <w:t>و سوم، «فورس‌ماژور» (ماده ۲۳): هر وقت اجرای تعهد به خاطر «نیروی قاهره» ـ رویداد غیرقابل پیش‌بینی و خارج از کنترل دولت، مثل بلایای طبیعی یا جنگ تحمیلی ـ ناممکن شود، وصف متخلفانه منتفی می‌گردد؛ مشروط به این‌که خودِ دولت در ساختن وضعیت سهمی نداشته باشد.</w:t>
-      </w:r>
-      <w:r>
-        <w:rPr>
-          <w:rFonts w:ascii="B Lotus" w:hAnsi="B Lotus" w:cs="B Lotus" w:eastAsia="B Lotus"/>
-          <w:b w:val="0"/>
-          <w:i w:val="0"/>
-          <w:sz w:val="28"/>
-          <w:szCs w:val="28"/>
-          <w:vertAlign w:val="superscript"/>
-        </w:rPr>
-        <w:footnoteReference w:id="110"/>
-      </w:r>
-    </w:p>
-    <w:p>
-      <w:pPr>
-        <w:pStyle w:val="TH-Body"/>
-        <w:widowControl/>
-        <w:bidi w:val="1"/>
-        <w:spacing w:before="0" w:after="120" w:line="288" w:lineRule="auto"/>
-        <w:ind w:firstLine="283"/>
-        <w:jc w:val="both"/>
-      </w:pPr>
-      <w:r>
-        <w:rPr>
-          <w:rFonts w:ascii="B Lotus" w:hAnsi="B Lotus" w:cs="B Lotus" w:eastAsia="B Lotus"/>
-          <w:b w:val="0"/>
-          <w:i w:val="0"/>
-          <w:sz w:val="28"/>
-          <w:szCs w:val="28"/>
-        </w:rPr>
-        <w:t>سقف همه این اسباب هم ماده ۲۶ است: هیچ‌کدامشان در برابر نقض «قواعد آمره» (مثل منع تجاوز و نسل‌کشی و جنایت علیه بشریت) قابل استناد نیست.</w:t>
-      </w:r>
-      <w:r>
-        <w:rPr>
-          <w:rFonts w:ascii="B Lotus" w:hAnsi="B Lotus" w:cs="B Lotus" w:eastAsia="B Lotus"/>
-          <w:b w:val="0"/>
-          <w:i w:val="0"/>
-          <w:sz w:val="28"/>
-          <w:szCs w:val="28"/>
-          <w:vertAlign w:val="superscript"/>
-        </w:rPr>
-        <w:footnoteReference w:id="111"/>
       </w:r>
       <w:r>
         <w:rPr>
@@ -12006,7 +11904,7 @@
           <w:szCs w:val="28"/>
           <w:vertAlign w:val="superscript"/>
         </w:rPr>
-        <w:footnoteReference w:id="112"/>
+        <w:footnoteReference w:id="110"/>
       </w:r>
       <w:r>
         <w:rPr>
@@ -12047,7 +11945,7 @@
           <w:szCs w:val="28"/>
           <w:vertAlign w:val="superscript"/>
         </w:rPr>
-        <w:footnoteReference w:id="113"/>
+        <w:footnoteReference w:id="111"/>
       </w:r>
       <w:r>
         <w:rPr>
@@ -12148,7 +12046,7 @@
           <w:szCs w:val="28"/>
           <w:vertAlign w:val="superscript"/>
         </w:rPr>
-        <w:footnoteReference w:id="114"/>
+        <w:footnoteReference w:id="112"/>
       </w:r>
       <w:r>
         <w:rPr>
@@ -12289,47 +12187,109 @@
           <w:szCs w:val="28"/>
           <w:vertAlign w:val="superscript"/>
         </w:rPr>
+        <w:footnoteReference w:id="113"/>
+      </w:r>
+    </w:p>
+    <w:p>
+      <w:pPr>
+        <w:pStyle w:val="TH-Body"/>
+        <w:widowControl/>
+        <w:bidi w:val="1"/>
+        <w:spacing w:before="0" w:after="120" w:line="288" w:lineRule="auto"/>
+        <w:ind w:firstLine="283"/>
+        <w:jc w:val="both"/>
+      </w:pPr>
+      <w:r>
+        <w:rPr>
+          <w:rFonts w:ascii="B Lotus" w:hAnsi="B Lotus" w:cs="B Lotus" w:eastAsia="B Lotus"/>
+          <w:b w:val="0"/>
+          <w:i w:val="0"/>
+          <w:sz w:val="28"/>
+          <w:szCs w:val="28"/>
+        </w:rPr>
+        <w:t>دقت کنید که این پنج شرط، عیناً همان منطق ضوابط هشت‌گانه من است به زبان حقوق بین‌الملل: تناسب (ضابطه چهارم)، موقت بودن (ضابطه پنجم)، اعلام و مذاکره قبلی (ضابطه ششم و راهبرد چهارم)، و سقف قواعد آمره (ضابطه هفتم). این هم‌خوانیِ شگفت میان دو نظامِ مستقل، برای من از شیرین‌ترین یافته‌های این پژوهش بود؛ چون نشان می‌دهد که عقلانیتِ واحدِ بشری، در دو سنتِ مختلف، به قواعدِ مشابه رسیده. و همین هم‌خوانی است که به تصمیم‌گیر ایرانی اجازه می‌دهد عدولش را ـ اگر ضوابط را رعایت کرده باشد ـ هم به زبان فقه توجیه کند هم به زبان حقوق بین‌الملل؛ و این «دوزبانگیِ توجیهی»، قدرت چانه‌زنی و دفاع حقوقی کشور را دوچندان می‌کند.</w:t>
+      </w:r>
+    </w:p>
+    <w:p>
+      <w:pPr>
+        <w:pStyle w:val="TH-Body"/>
+        <w:widowControl/>
+        <w:bidi w:val="1"/>
+        <w:spacing w:before="0" w:after="120" w:line="288" w:lineRule="auto"/>
+        <w:ind w:firstLine="283"/>
+        <w:jc w:val="both"/>
+      </w:pPr>
+      <w:r>
+        <w:rPr>
+          <w:rFonts w:ascii="B Lotus" w:hAnsi="B Lotus" w:cs="B Lotus" w:eastAsia="B Lotus"/>
+          <w:b w:val="0"/>
+          <w:i w:val="0"/>
+          <w:sz w:val="28"/>
+          <w:szCs w:val="28"/>
+        </w:rPr>
+        <w:t>درباره «جبران» هم باید به رویه اشاره کنم. اصل «جبران کامل» (full reparation) که در ماده ۳۱ طرح آمده، ریشه در رأی مشهور دیوان دائمی دادگستری بین‌المللی در قضیه کارخانه کورزو (۱۹۲۸) دارد: «نقض تعهد، مستلزم تعهد به جبران کافی است؛ جبرانی که ـ تا حد ممکن ـ آثار نقض را از بین ببرد و وضعیت را به حالتِ پیش از نقض برگرداند».</w:t>
+      </w:r>
+      <w:r>
+        <w:rPr>
+          <w:rFonts w:ascii="B Lotus" w:hAnsi="B Lotus" w:cs="B Lotus" w:eastAsia="B Lotus"/>
+          <w:b w:val="0"/>
+          <w:i w:val="0"/>
+          <w:sz w:val="28"/>
+          <w:szCs w:val="28"/>
+          <w:vertAlign w:val="superscript"/>
+        </w:rPr>
+        <w:footnoteReference w:id="114"/>
+      </w:r>
+      <w:r>
+        <w:rPr>
+          <w:rFonts w:ascii="B Lotus" w:hAnsi="B Lotus" w:cs="B Lotus" w:eastAsia="B Lotus"/>
+          <w:b w:val="0"/>
+          <w:i w:val="0"/>
+          <w:sz w:val="28"/>
+          <w:szCs w:val="28"/>
+        </w:rPr>
+        <w:t xml:space="preserve"> این اصل بعداً در رویه دیوان بین‌المللی دادگستری (از جمله در قضیه گابچیکوو و قضیه نیکاراگوئه) تکرار و تثبیت شد. نتیجه عملی‌اش برای ما: حاکم باید بداند که عدولِ ناموجه، نه‌تنها تعهد به «توقف»، که تعهد به «جبران کاملِ خسارت‌های قابل ارزیابی» را هم در پی دارد؛ و برآورد این خسارت ـ هرچند تقریبی ـ بخشی از همان محاسبه مصلحت (ضابطه هشتم) است. دولتی که بدون برآورد خسارت عدول کند، مثل تاجری است که بدون حساب سود و زیان معامله کند ـ و عاقبتش معلوم است.</w:t>
+      </w:r>
+    </w:p>
+    <w:p>
+      <w:pPr>
+        <w:pStyle w:val="TH-Body"/>
+        <w:widowControl/>
+        <w:bidi w:val="1"/>
+        <w:spacing w:before="0" w:after="120" w:line="288" w:lineRule="auto"/>
+        <w:ind w:firstLine="283"/>
+        <w:jc w:val="both"/>
+      </w:pPr>
+      <w:r>
+        <w:rPr>
+          <w:rFonts w:ascii="B Lotus" w:hAnsi="B Lotus" w:cs="B Lotus" w:eastAsia="B Lotus"/>
+          <w:b w:val="0"/>
+          <w:i w:val="0"/>
+          <w:sz w:val="28"/>
+          <w:szCs w:val="28"/>
+        </w:rPr>
+        <w:t>و درباره مجاری حل اختلاف هم توضیحی لازم است. دیوان بین‌المللی دادگستری ـ رکن قضایی اصلی سازمان ملل ـ فقط وقتی به اختلاف رسیدگی می‌کند که «هر دو طرف» صلاحیتش را پذیرفته باشند (اصل رضایی بودن صلاحیت، ماده ۳۶ اساسنامه دیوان).</w:t>
+      </w:r>
+      <w:r>
+        <w:rPr>
+          <w:rFonts w:ascii="B Lotus" w:hAnsi="B Lotus" w:cs="B Lotus" w:eastAsia="B Lotus"/>
+          <w:b w:val="0"/>
+          <w:i w:val="0"/>
+          <w:sz w:val="28"/>
+          <w:szCs w:val="28"/>
+          <w:vertAlign w:val="superscript"/>
+        </w:rPr>
         <w:footnoteReference w:id="115"/>
       </w:r>
-    </w:p>
-    <w:p>
-      <w:pPr>
-        <w:pStyle w:val="TH-Body"/>
-        <w:widowControl/>
-        <w:bidi w:val="1"/>
-        <w:spacing w:before="0" w:after="120" w:line="288" w:lineRule="auto"/>
-        <w:ind w:firstLine="283"/>
-        <w:jc w:val="both"/>
-      </w:pPr>
-      <w:r>
-        <w:rPr>
-          <w:rFonts w:ascii="B Lotus" w:hAnsi="B Lotus" w:cs="B Lotus" w:eastAsia="B Lotus"/>
-          <w:b w:val="0"/>
-          <w:i w:val="0"/>
-          <w:sz w:val="28"/>
-          <w:szCs w:val="28"/>
-        </w:rPr>
-        <w:t>دقت کنید که این پنج شرط، عیناً همان منطق ضوابط هشت‌گانه من است به زبان حقوق بین‌الملل: تناسب (ضابطه چهارم)، موقت بودن (ضابطه پنجم)، اعلام و مذاکره قبلی (ضابطه ششم و راهبرد چهارم)، و سقف قواعد آمره (ضابطه هفتم). این هم‌خوانیِ شگفت میان دو نظامِ مستقل، برای من از شیرین‌ترین یافته‌های این پژوهش بود؛ چون نشان می‌دهد که عقلانیتِ واحدِ بشری، در دو سنتِ مختلف، به قواعدِ مشابه رسیده. و همین هم‌خوانی است که به تصمیم‌گیر ایرانی اجازه می‌دهد عدولش را ـ اگر ضوابط را رعایت کرده باشد ـ هم به زبان فقه توجیه کند هم به زبان حقوق بین‌الملل؛ و این «دوزبانگیِ توجیهی»، قدرت چانه‌زنی و دفاع حقوقی کشور را دوچندان می‌کند.</w:t>
-      </w:r>
-    </w:p>
-    <w:p>
-      <w:pPr>
-        <w:pStyle w:val="TH-Body"/>
-        <w:widowControl/>
-        <w:bidi w:val="1"/>
-        <w:spacing w:before="0" w:after="120" w:line="288" w:lineRule="auto"/>
-        <w:ind w:firstLine="283"/>
-        <w:jc w:val="both"/>
-      </w:pPr>
-      <w:r>
-        <w:rPr>
-          <w:rFonts w:ascii="B Lotus" w:hAnsi="B Lotus" w:cs="B Lotus" w:eastAsia="B Lotus"/>
-          <w:b w:val="0"/>
-          <w:i w:val="0"/>
-          <w:sz w:val="28"/>
-          <w:szCs w:val="28"/>
-        </w:rPr>
-        <w:t>درباره «جبران» هم باید به رویه اشاره کنم. اصل «جبران کامل» (full reparation) که در ماده ۳۱ طرح آمده، ریشه در رأی مشهور دیوان دائمی دادگستری بین‌المللی در قضیه کارخانه کورزو (۱۹۲۸) دارد: «نقض تعهد، مستلزم تعهد به جبران کافی است؛ جبرانی که ـ تا حد ممکن ـ آثار نقض را از بین ببرد و وضعیت را به حالتِ پیش از نقض برگرداند».</w:t>
+      <w:r>
+        <w:rPr>
+          <w:rFonts w:ascii="B Lotus" w:hAnsi="B Lotus" w:cs="B Lotus" w:eastAsia="B Lotus"/>
+          <w:b w:val="0"/>
+          <w:i w:val="0"/>
+          <w:sz w:val="28"/>
+          <w:szCs w:val="28"/>
+        </w:rPr>
+        <w:t xml:space="preserve"> پس برخلاف دادگاه‌های داخلی، نمی‌شود دولت دیگر را به‌زور به دیوان کشاند؛ مگر این‌که در خودِ معاهده، شرط ارجاع به دیوان یا داوری پیش‌بینی شده باشد ـ که این، دلیل دیگری است بر اهمیت «شرط‌گذاری در متن» (راهبرد سوم). و در موارد «تهدید صلح و امنیت بین‌المللی»، شورای امنیت بر اساس فصل ششم منشور (حل مسالمت‌آمیز، مواد ۳۳ تا ۳۸) و فصل هفتم (اقدامات قهری، مواد ۳۹ تا ۵۱) وارد می‌شود؛</w:t>
       </w:r>
       <w:r>
         <w:rPr>
@@ -12341,68 +12301,6 @@
           <w:vertAlign w:val="superscript"/>
         </w:rPr>
         <w:footnoteReference w:id="116"/>
-      </w:r>
-      <w:r>
-        <w:rPr>
-          <w:rFonts w:ascii="B Lotus" w:hAnsi="B Lotus" w:cs="B Lotus" w:eastAsia="B Lotus"/>
-          <w:b w:val="0"/>
-          <w:i w:val="0"/>
-          <w:sz w:val="28"/>
-          <w:szCs w:val="28"/>
-        </w:rPr>
-        <w:t xml:space="preserve"> این اصل بعداً در رویه دیوان بین‌المللی دادگستری (از جمله در قضیه گابچیکوو و قضیه نیکاراگوئه) تکرار و تثبیت شد. نتیجه عملی‌اش برای ما: حاکم باید بداند که عدولِ ناموجه، نه‌تنها تعهد به «توقف»، که تعهد به «جبران کاملِ خسارت‌های قابل ارزیابی» را هم در پی دارد؛ و برآورد این خسارت ـ هرچند تقریبی ـ بخشی از همان محاسبه مصلحت (ضابطه هشتم) است. دولتی که بدون برآورد خسارت عدول کند، مثل تاجری است که بدون حساب سود و زیان معامله کند ـ و عاقبتش معلوم است.</w:t>
-      </w:r>
-    </w:p>
-    <w:p>
-      <w:pPr>
-        <w:pStyle w:val="TH-Body"/>
-        <w:widowControl/>
-        <w:bidi w:val="1"/>
-        <w:spacing w:before="0" w:after="120" w:line="288" w:lineRule="auto"/>
-        <w:ind w:firstLine="283"/>
-        <w:jc w:val="both"/>
-      </w:pPr>
-      <w:r>
-        <w:rPr>
-          <w:rFonts w:ascii="B Lotus" w:hAnsi="B Lotus" w:cs="B Lotus" w:eastAsia="B Lotus"/>
-          <w:b w:val="0"/>
-          <w:i w:val="0"/>
-          <w:sz w:val="28"/>
-          <w:szCs w:val="28"/>
-        </w:rPr>
-        <w:t>و درباره مجاری حل اختلاف هم توضیحی لازم است. دیوان بین‌المللی دادگستری ـ رکن قضایی اصلی سازمان ملل ـ فقط وقتی به اختلاف رسیدگی می‌کند که «هر دو طرف» صلاحیتش را پذیرفته باشند (اصل رضایی بودن صلاحیت، ماده ۳۶ اساسنامه دیوان).</w:t>
-      </w:r>
-      <w:r>
-        <w:rPr>
-          <w:rFonts w:ascii="B Lotus" w:hAnsi="B Lotus" w:cs="B Lotus" w:eastAsia="B Lotus"/>
-          <w:b w:val="0"/>
-          <w:i w:val="0"/>
-          <w:sz w:val="28"/>
-          <w:szCs w:val="28"/>
-          <w:vertAlign w:val="superscript"/>
-        </w:rPr>
-        <w:footnoteReference w:id="117"/>
-      </w:r>
-      <w:r>
-        <w:rPr>
-          <w:rFonts w:ascii="B Lotus" w:hAnsi="B Lotus" w:cs="B Lotus" w:eastAsia="B Lotus"/>
-          <w:b w:val="0"/>
-          <w:i w:val="0"/>
-          <w:sz w:val="28"/>
-          <w:szCs w:val="28"/>
-        </w:rPr>
-        <w:t xml:space="preserve"> پس برخلاف دادگاه‌های داخلی، نمی‌شود دولت دیگر را به‌زور به دیوان کشاند؛ مگر این‌که در خودِ معاهده، شرط ارجاع به دیوان یا داوری پیش‌بینی شده باشد ـ که این، دلیل دیگری است بر اهمیت «شرط‌گذاری در متن» (راهبرد سوم). و در موارد «تهدید صلح و امنیت بین‌المللی»، شورای امنیت بر اساس فصل ششم منشور (حل مسالمت‌آمیز، مواد ۳۳ تا ۳۸) و فصل هفتم (اقدامات قهری، مواد ۳۹ تا ۵۱) وارد می‌شود؛</w:t>
-      </w:r>
-      <w:r>
-        <w:rPr>
-          <w:rFonts w:ascii="B Lotus" w:hAnsi="B Lotus" w:cs="B Lotus" w:eastAsia="B Lotus"/>
-          <w:b w:val="0"/>
-          <w:i w:val="0"/>
-          <w:sz w:val="28"/>
-          <w:szCs w:val="28"/>
-          <w:vertAlign w:val="superscript"/>
-        </w:rPr>
-        <w:footnoteReference w:id="118"/>
       </w:r>
       <w:r>
         <w:rPr>
@@ -12583,89 +12481,89 @@
           <w:szCs w:val="28"/>
           <w:vertAlign w:val="superscript"/>
         </w:rPr>
+        <w:footnoteReference w:id="117"/>
+      </w:r>
+      <w:r>
+        <w:rPr>
+          <w:rFonts w:ascii="B Lotus" w:hAnsi="B Lotus" w:cs="B Lotus" w:eastAsia="B Lotus"/>
+          <w:b w:val="0"/>
+          <w:i w:val="0"/>
+          <w:sz w:val="28"/>
+          <w:szCs w:val="28"/>
+        </w:rPr>
+        <w:t xml:space="preserve"> نکته حقوقیِ مشترکِ این سه مورد: آمریکا در هر سه، به «سازوکارِ پیش‌بینی‌شده در خودِ سند» (حقِ خروج با اطلاعِ قبلی) استناد کرد ـ یعنی عدولش را در قالبِ «اعمالِ حقِ مندرج» (صورتِ اولِ طیفِ من: سبز) ریخت، نه نقضِ یک‌جانبه. درسش برای ما همان است که بارها گفتم: اگر هنگامِ انعقاد، شرطِ خروج و بازنگری در متن بگنجانی، روزِ عدول، «ناقض» نیستی، «صاحبِ حق» هستی. آمریکا ـ با همه انتقادهایی که به سیاستش وارد است ـ از نظرِ «تکنیکِ حقوقی» درست عمل کرد؛ و ما باید همین تکنیک را بیاموزیم و به کار ببریم، بی‌آن‌که سیاستش را تأیید کنیم. آموختنِ فن از دشمن، نه تأییدِ دشمن است نه تقلید از او؛ بلکه همان است که امیرالمؤمنین فرمود حکمت، گمشده مؤمن است و هرجا بیابدش برمی‌دارد.</w:t>
+      </w:r>
+    </w:p>
+    <w:p>
+      <w:pPr>
+        <w:pStyle w:val="TH-Body"/>
+        <w:widowControl/>
+        <w:bidi w:val="1"/>
+        <w:spacing w:before="0" w:after="120" w:line="288" w:lineRule="auto"/>
+        <w:ind w:firstLine="283"/>
+        <w:jc w:val="both"/>
+      </w:pPr>
+      <w:r>
+        <w:rPr>
+          <w:rFonts w:ascii="B Lotus" w:hAnsi="B Lotus" w:cs="B Lotus" w:eastAsia="B Lotus"/>
+          <w:b w:val="0"/>
+          <w:i w:val="0"/>
+          <w:sz w:val="28"/>
+          <w:szCs w:val="28"/>
+        </w:rPr>
+        <w:t>تجربه دوم، خروجِ دسته‌جمعیِ دولت‌های آفریقایی از دیوان کیفری بین‌المللی در دهه ۲۰۱۰ است: چند دولت آفریقایی ـ به بهانه این‌که دیوان گزینشی و سیاسی عمل می‌کند ـ از اساسنامه رم خارج شدند یا خروج را اعلام کردند.</w:t>
+      </w:r>
+      <w:r>
+        <w:rPr>
+          <w:rFonts w:ascii="B Lotus" w:hAnsi="B Lotus" w:cs="B Lotus" w:eastAsia="B Lotus"/>
+          <w:b w:val="0"/>
+          <w:i w:val="0"/>
+          <w:sz w:val="28"/>
+          <w:szCs w:val="28"/>
+          <w:vertAlign w:val="superscript"/>
+        </w:rPr>
+        <w:footnoteReference w:id="118"/>
+      </w:r>
+      <w:r>
+        <w:rPr>
+          <w:rFonts w:ascii="B Lotus" w:hAnsi="B Lotus" w:cs="B Lotus" w:eastAsia="B Lotus"/>
+          <w:b w:val="0"/>
+          <w:i w:val="0"/>
+          <w:sz w:val="28"/>
+          <w:szCs w:val="28"/>
+        </w:rPr>
+        <w:t xml:space="preserve"> نکته حقوقی‌اش: اساسنامه رم حقِ خروج با اطلاعِ قبلی را پیش‌بینی کرده؛ پس خروج‌ها در چارچوبِ سند بود و از نظرِ حقوقی «موجه» ـ هرچند از نظرِ سیاسی مناقشه‌برانگیز. درسش: حتی در حساس‌ترین حوزه‌ها (عدالت کیفری بین‌المللی) هم سازوکارِ خروجِ قانونی پیش‌بینی می‌شود؛ و همین، نشان می‌دهد که «حقِ خروجِ ضابطه‌مند» اصلی پذیرفته‌شده در حقوق بین‌الملل معاصر است، نه بدعتی که ما اختراع کرده باشیم.</w:t>
+      </w:r>
+    </w:p>
+    <w:p>
+      <w:pPr>
+        <w:pStyle w:val="TH-Body"/>
+        <w:widowControl/>
+        <w:bidi w:val="1"/>
+        <w:spacing w:before="0" w:after="120" w:line="288" w:lineRule="auto"/>
+        <w:ind w:firstLine="283"/>
+        <w:jc w:val="both"/>
+      </w:pPr>
+      <w:r>
+        <w:rPr>
+          <w:rFonts w:ascii="B Lotus" w:hAnsi="B Lotus" w:cs="B Lotus" w:eastAsia="B Lotus"/>
+          <w:b w:val="0"/>
+          <w:i w:val="0"/>
+          <w:sz w:val="28"/>
+          <w:szCs w:val="28"/>
+        </w:rPr>
+        <w:t>تجربه سوم، خروج بریتانیا از اتحادیه اروپا (برگزیت، ۲۰۲۰) است: بریتانیا با استناد به حقِ خروجِ پیش‌بینی‌شده در معاهده لیسبون و پس از همه‌پرسیِ داخلی، از اتحادیه خارج شد ـ فرایندی که سال‌ها مذاکره و توافقِ خروج را در پی داشت.</w:t>
+      </w:r>
+      <w:r>
+        <w:rPr>
+          <w:rFonts w:ascii="B Lotus" w:hAnsi="B Lotus" w:cs="B Lotus" w:eastAsia="B Lotus"/>
+          <w:b w:val="0"/>
+          <w:i w:val="0"/>
+          <w:sz w:val="28"/>
+          <w:szCs w:val="28"/>
+          <w:vertAlign w:val="superscript"/>
+        </w:rPr>
         <w:footnoteReference w:id="119"/>
-      </w:r>
-      <w:r>
-        <w:rPr>
-          <w:rFonts w:ascii="B Lotus" w:hAnsi="B Lotus" w:cs="B Lotus" w:eastAsia="B Lotus"/>
-          <w:b w:val="0"/>
-          <w:i w:val="0"/>
-          <w:sz w:val="28"/>
-          <w:szCs w:val="28"/>
-        </w:rPr>
-        <w:t xml:space="preserve"> نکته حقوقیِ مشترکِ این سه مورد: آمریکا در هر سه، به «سازوکارِ پیش‌بینی‌شده در خودِ سند» (حقِ خروج با اطلاعِ قبلی) استناد کرد ـ یعنی عدولش را در قالبِ «اعمالِ حقِ مندرج» (صورتِ اولِ طیفِ من: سبز) ریخت، نه نقضِ یک‌جانبه. درسش برای ما همان است که بارها گفتم: اگر هنگامِ انعقاد، شرطِ خروج و بازنگری در متن بگنجانی، روزِ عدول، «ناقض» نیستی، «صاحبِ حق» هستی. آمریکا ـ با همه انتقادهایی که به سیاستش وارد است ـ از نظرِ «تکنیکِ حقوقی» درست عمل کرد؛ و ما باید همین تکنیک را بیاموزیم و به کار ببریم، بی‌آن‌که سیاستش را تأیید کنیم. آموختنِ فن از دشمن، نه تأییدِ دشمن است نه تقلید از او؛ بلکه همان است که امیرالمؤمنین فرمود حکمت، گمشده مؤمن است و هرجا بیابدش برمی‌دارد.</w:t>
-      </w:r>
-    </w:p>
-    <w:p>
-      <w:pPr>
-        <w:pStyle w:val="TH-Body"/>
-        <w:widowControl/>
-        <w:bidi w:val="1"/>
-        <w:spacing w:before="0" w:after="120" w:line="288" w:lineRule="auto"/>
-        <w:ind w:firstLine="283"/>
-        <w:jc w:val="both"/>
-      </w:pPr>
-      <w:r>
-        <w:rPr>
-          <w:rFonts w:ascii="B Lotus" w:hAnsi="B Lotus" w:cs="B Lotus" w:eastAsia="B Lotus"/>
-          <w:b w:val="0"/>
-          <w:i w:val="0"/>
-          <w:sz w:val="28"/>
-          <w:szCs w:val="28"/>
-        </w:rPr>
-        <w:t>تجربه دوم، خروجِ دسته‌جمعیِ دولت‌های آفریقایی از دیوان کیفری بین‌المللی در دهه ۲۰۱۰ است: چند دولت آفریقایی ـ به بهانه این‌که دیوان گزینشی و سیاسی عمل می‌کند ـ از اساسنامه رم خارج شدند یا خروج را اعلام کردند.</w:t>
-      </w:r>
-      <w:r>
-        <w:rPr>
-          <w:rFonts w:ascii="B Lotus" w:hAnsi="B Lotus" w:cs="B Lotus" w:eastAsia="B Lotus"/>
-          <w:b w:val="0"/>
-          <w:i w:val="0"/>
-          <w:sz w:val="28"/>
-          <w:szCs w:val="28"/>
-          <w:vertAlign w:val="superscript"/>
-        </w:rPr>
-        <w:footnoteReference w:id="120"/>
-      </w:r>
-      <w:r>
-        <w:rPr>
-          <w:rFonts w:ascii="B Lotus" w:hAnsi="B Lotus" w:cs="B Lotus" w:eastAsia="B Lotus"/>
-          <w:b w:val="0"/>
-          <w:i w:val="0"/>
-          <w:sz w:val="28"/>
-          <w:szCs w:val="28"/>
-        </w:rPr>
-        <w:t xml:space="preserve"> نکته حقوقی‌اش: اساسنامه رم حقِ خروج با اطلاعِ قبلی را پیش‌بینی کرده؛ پس خروج‌ها در چارچوبِ سند بود و از نظرِ حقوقی «موجه» ـ هرچند از نظرِ سیاسی مناقشه‌برانگیز. درسش: حتی در حساس‌ترین حوزه‌ها (عدالت کیفری بین‌المللی) هم سازوکارِ خروجِ قانونی پیش‌بینی می‌شود؛ و همین، نشان می‌دهد که «حقِ خروجِ ضابطه‌مند» اصلی پذیرفته‌شده در حقوق بین‌الملل معاصر است، نه بدعتی که ما اختراع کرده باشیم.</w:t>
-      </w:r>
-    </w:p>
-    <w:p>
-      <w:pPr>
-        <w:pStyle w:val="TH-Body"/>
-        <w:widowControl/>
-        <w:bidi w:val="1"/>
-        <w:spacing w:before="0" w:after="120" w:line="288" w:lineRule="auto"/>
-        <w:ind w:firstLine="283"/>
-        <w:jc w:val="both"/>
-      </w:pPr>
-      <w:r>
-        <w:rPr>
-          <w:rFonts w:ascii="B Lotus" w:hAnsi="B Lotus" w:cs="B Lotus" w:eastAsia="B Lotus"/>
-          <w:b w:val="0"/>
-          <w:i w:val="0"/>
-          <w:sz w:val="28"/>
-          <w:szCs w:val="28"/>
-        </w:rPr>
-        <w:t>تجربه سوم، خروج بریتانیا از اتحادیه اروپا (برگزیت، ۲۰۲۰) است: بریتانیا با استناد به حقِ خروجِ پیش‌بینی‌شده در معاهده لیسبون و پس از همه‌پرسیِ داخلی، از اتحادیه خارج شد ـ فرایندی که سال‌ها مذاکره و توافقِ خروج را در پی داشت.</w:t>
-      </w:r>
-      <w:r>
-        <w:rPr>
-          <w:rFonts w:ascii="B Lotus" w:hAnsi="B Lotus" w:cs="B Lotus" w:eastAsia="B Lotus"/>
-          <w:b w:val="0"/>
-          <w:i w:val="0"/>
-          <w:sz w:val="28"/>
-          <w:szCs w:val="28"/>
-          <w:vertAlign w:val="superscript"/>
-        </w:rPr>
-        <w:footnoteReference w:id="121"/>
       </w:r>
       <w:r>
         <w:rPr>
@@ -12775,7 +12673,7 @@
           <w:sz w:val="28"/>
           <w:szCs w:val="28"/>
         </w:rPr>
-        <w:t>اصل ۵: دلالتش «مبنایی» است: مستقیم در اثبات مرجعیت ولی فقیه، و غیرمستقیم در مسئله خاص معاهدات. این اصل با عبارت «در زمان غیبت ... ولایت امر و امامت امت بر عهده فقیه عادل ... است که طبق اصل یک‌صد و هفتم عهده‌دار آن می‌گردد»،</w:t>
+        <w:t>اصل ۵: دلالتش «مبنایی» است: مستقیم در اثبات مرجعیت ولی فقیه، و غیرمستقیم در مسئله خاص معاهدات. این اصل با عبارت «در زمان غیبت … ولایت امر و امامت امت بر عهده فقیه عادل … است که طبق اصل یک‌صد و هفتم عهده‌دار آن می‌گردد»،</w:t>
       </w:r>
       <w:r>
         <w:rPr>
@@ -12786,7 +12684,7 @@
           <w:szCs w:val="28"/>
           <w:vertAlign w:val="superscript"/>
         </w:rPr>
-        <w:footnoteReference w:id="122"/>
+        <w:footnoteReference w:id="120"/>
       </w:r>
       <w:r>
         <w:rPr>
@@ -12816,7 +12714,7 @@
           <w:sz w:val="28"/>
           <w:szCs w:val="28"/>
         </w:rPr>
-        <w:t>اصل ۵۷: دلالتش هم «مبنایی و غیرمستقیم» است. با عبارت «زیر نظر ولایت مطلقه امر و امامت امت»، مرجعیت نهایی ولی فقیه بر همه قوا ـ از جمله مقننه (تصویب‌کننده معاهده) و مجریه (اجرا‌کننده آن) ـ را تثبیت می‌کند. ولی «شیوه اعمال» این مرجعیت در حوزه خاص معاهدات را نمی‌گوید؛ و قید «بر طبق اصول آینده این قانون» هم ـ چنان‌که در بند بعد می‌آید ـ محل مناقشه است. پس اصل ۵۷ اثبات‌کننده «اصلِ مرجعیت» است، ولی تعیین‌کننده «صورتِ اعمال» نیست.</w:t>
+        <w:t>اصل ۵۷: دلالتش هم «مبنایی و غیرمستقیم» است. با عبارت «زیر نظر ولایت مطلقه امر و امامت امت»، مرجعیت نهایی ولی فقیه بر همه قوا ـ از جمله مقننه (تصویب‌کننده معاهده) و مجریه (اجرا‌کننده آن) ـ را تثبیت می‌کند. ولی «شیوه اعمال» این مرجعیت در حوزه خاص معاهدات را نمی‌گوید؛ و قید «بر طبق اصول آینده این قانون» هم ـ چنان‌که در ادامه همین گفتار می‌آید ـ محل مناقشه است. پس اصل ۵۷ اثبات‌کننده «اصلِ مرجعیت» است، ولی تعیین‌کننده «صورتِ اعمال» نیست.</w:t>
       </w:r>
     </w:p>
     <w:p>
@@ -12967,89 +12865,89 @@
           <w:szCs w:val="28"/>
           <w:vertAlign w:val="superscript"/>
         </w:rPr>
+        <w:footnoteReference w:id="121"/>
+      </w:r>
+      <w:r>
+        <w:rPr>
+          <w:rFonts w:ascii="B Lotus" w:hAnsi="B Lotus" w:cs="B Lotus" w:eastAsia="B Lotus"/>
+          <w:b w:val="0"/>
+          <w:i w:val="0"/>
+          <w:sz w:val="28"/>
+          <w:szCs w:val="28"/>
+        </w:rPr>
+        <w:t xml:space="preserve"> اهمیتش برای مسئله من در این است که نشان می‌دهد رهبری در نظام ما، مقامی «نهادی و قانونی» است، نه شخصی و فراقانونی: کسی رهبر است که خبرگان ـ بر اساس قانون ـ او را شناخته و برگزیده باشند. پس تصمیمِ مورد بحث این رساله، تصمیمِ «مقام قانونیِ رهبری» است، نه تصمیمِ «شخصِ» رهبر؛ و همین نهادی بودن است که به آن وجاهت حقوقی می‌دهد و آن را از تصمیمِ شخصیِ مستبد متمایز می‌کند.</w:t>
+      </w:r>
+    </w:p>
+    <w:p>
+      <w:pPr>
+        <w:pStyle w:val="TH-Body"/>
+        <w:widowControl/>
+        <w:bidi w:val="1"/>
+        <w:spacing w:before="0" w:after="120" w:line="288" w:lineRule="auto"/>
+        <w:ind w:firstLine="283"/>
+        <w:jc w:val="both"/>
+      </w:pPr>
+      <w:r>
+        <w:rPr>
+          <w:rFonts w:ascii="B Lotus" w:hAnsi="B Lotus" w:cs="B Lotus" w:eastAsia="B Lotus"/>
+          <w:b w:val="0"/>
+          <w:i w:val="0"/>
+          <w:sz w:val="28"/>
+          <w:szCs w:val="28"/>
+        </w:rPr>
+        <w:t>اصل ۱۰۹، «شرایط» رهبری را برمی‌شمرد: صلاحیت علمی (فقاهت) و تقوا و بینش سیاسی و اجتماعی و شجاعت و مدیریت و قدرت کافی برای رهبری.</w:t>
+      </w:r>
+      <w:r>
+        <w:rPr>
+          <w:rFonts w:ascii="B Lotus" w:hAnsi="B Lotus" w:cs="B Lotus" w:eastAsia="B Lotus"/>
+          <w:b w:val="0"/>
+          <w:i w:val="0"/>
+          <w:sz w:val="28"/>
+          <w:szCs w:val="28"/>
+          <w:vertAlign w:val="superscript"/>
+        </w:rPr>
+        <w:footnoteReference w:id="122"/>
+      </w:r>
+      <w:r>
+        <w:rPr>
+          <w:rFonts w:ascii="B Lotus" w:hAnsi="B Lotus" w:cs="B Lotus" w:eastAsia="B Lotus"/>
+          <w:b w:val="0"/>
+          <w:i w:val="0"/>
+          <w:sz w:val="28"/>
+          <w:szCs w:val="28"/>
+        </w:rPr>
+        <w:t xml:space="preserve"> نسبتش با مسئله من مستقیم است: تصمیم درباره سرنوشت معاهده بین‌المللی ـ که هم بُعد فقهی دارد (جواز شرعی) هم بُعد سیاسی (آثار بین‌المللی) هم بُعد مدیریتی (اجرا) ـ دقیقاً همان جنس تصمیمی است که این شرایط برایش پیش‌بینی شده. به زبان دیگر: قانون‌گذار اساسی، رهبری را برای چنین تصمیم‌هایی «طراحی» کرده؛ و اگر قرار باشد کسی درباره عدول از تعهد بین‌المللی تصمیم بگیرد، شایسته‌ترین کس ـ به حکم همین اصل ـ کسی است که واجد این شرایط باشد. این، دلیل دیگری است بر مرجعیت ولی فقیه در مسئله ما؛ دلیلی از درونِ خودِ قانون اساسی.</w:t>
+      </w:r>
+    </w:p>
+    <w:p>
+      <w:pPr>
+        <w:pStyle w:val="TH-Body"/>
+        <w:widowControl/>
+        <w:bidi w:val="1"/>
+        <w:spacing w:before="0" w:after="120" w:line="288" w:lineRule="auto"/>
+        <w:ind w:firstLine="283"/>
+        <w:jc w:val="both"/>
+      </w:pPr>
+      <w:r>
+        <w:rPr>
+          <w:rFonts w:ascii="B Lotus" w:hAnsi="B Lotus" w:cs="B Lotus" w:eastAsia="B Lotus"/>
+          <w:b w:val="0"/>
+          <w:i w:val="0"/>
+          <w:sz w:val="28"/>
+          <w:szCs w:val="28"/>
+        </w:rPr>
+        <w:t>و اصل ۱۱۱، «نظارت» بر رهبری را پیش‌بینی می‌کند: هرگاه رهبر از انجام وظایف قانونی خود ناتوان شود یا فاقد شرایط شود، از مقامش برکنار می‌شود؛ و تشخیص این امر با خبرگان است.</w:t>
+      </w:r>
+      <w:r>
+        <w:rPr>
+          <w:rFonts w:ascii="B Lotus" w:hAnsi="B Lotus" w:cs="B Lotus" w:eastAsia="B Lotus"/>
+          <w:b w:val="0"/>
+          <w:i w:val="0"/>
+          <w:sz w:val="28"/>
+          <w:szCs w:val="28"/>
+          <w:vertAlign w:val="superscript"/>
+        </w:rPr>
         <w:footnoteReference w:id="123"/>
-      </w:r>
-      <w:r>
-        <w:rPr>
-          <w:rFonts w:ascii="B Lotus" w:hAnsi="B Lotus" w:cs="B Lotus" w:eastAsia="B Lotus"/>
-          <w:b w:val="0"/>
-          <w:i w:val="0"/>
-          <w:sz w:val="28"/>
-          <w:szCs w:val="28"/>
-        </w:rPr>
-        <w:t xml:space="preserve"> اهمیتش برای مسئله من در این است که نشان می‌دهد رهبری در نظام ما، مقامی «نهادی و قانونی» است، نه شخصی و فراقانونی: کسی رهبر است که خبرگان ـ بر اساس قانون ـ او را شناخته و برگزیده باشند. پس تصمیمِ مورد بحث این رساله، تصمیمِ «مقام قانونیِ رهبری» است، نه تصمیمِ «شخصِ» رهبر؛ و همین نهادی بودن است که به آن وجاهت حقوقی می‌دهد و آن را از تصمیمِ شخصیِ مستبد متمایز می‌کند.</w:t>
-      </w:r>
-    </w:p>
-    <w:p>
-      <w:pPr>
-        <w:pStyle w:val="TH-Body"/>
-        <w:widowControl/>
-        <w:bidi w:val="1"/>
-        <w:spacing w:before="0" w:after="120" w:line="288" w:lineRule="auto"/>
-        <w:ind w:firstLine="283"/>
-        <w:jc w:val="both"/>
-      </w:pPr>
-      <w:r>
-        <w:rPr>
-          <w:rFonts w:ascii="B Lotus" w:hAnsi="B Lotus" w:cs="B Lotus" w:eastAsia="B Lotus"/>
-          <w:b w:val="0"/>
-          <w:i w:val="0"/>
-          <w:sz w:val="28"/>
-          <w:szCs w:val="28"/>
-        </w:rPr>
-        <w:t>اصل ۱۰۹، «شرایط» رهبری را برمی‌شمرد: صلاحیت علمی (فقاهت) و تقوا و بینش سیاسی و اجتماعی و شجاعت و مدیریت و قدرت کافی برای رهبری.</w:t>
-      </w:r>
-      <w:r>
-        <w:rPr>
-          <w:rFonts w:ascii="B Lotus" w:hAnsi="B Lotus" w:cs="B Lotus" w:eastAsia="B Lotus"/>
-          <w:b w:val="0"/>
-          <w:i w:val="0"/>
-          <w:sz w:val="28"/>
-          <w:szCs w:val="28"/>
-          <w:vertAlign w:val="superscript"/>
-        </w:rPr>
-        <w:footnoteReference w:id="124"/>
-      </w:r>
-      <w:r>
-        <w:rPr>
-          <w:rFonts w:ascii="B Lotus" w:hAnsi="B Lotus" w:cs="B Lotus" w:eastAsia="B Lotus"/>
-          <w:b w:val="0"/>
-          <w:i w:val="0"/>
-          <w:sz w:val="28"/>
-          <w:szCs w:val="28"/>
-        </w:rPr>
-        <w:t xml:space="preserve"> نسبتش با مسئله من مستقیم است: تصمیم درباره سرنوشت معاهده بین‌المللی ـ که هم بُعد فقهی دارد (جواز شرعی) هم بُعد سیاسی (آثار بین‌المللی) هم بُعد مدیریتی (اجرا) ـ دقیقاً همان جنس تصمیمی است که این شرایط برایش پیش‌بینی شده. به زبان دیگر: قانون‌گذار اساسی، رهبری را برای چنین تصمیم‌هایی «طراحی» کرده؛ و اگر قرار باشد کسی درباره عدول از تعهد بین‌المللی تصمیم بگیرد، شایسته‌ترین کس ـ به حکم همین اصل ـ کسی است که واجد این شرایط باشد. این، دلیل دیگری است بر مرجعیت ولی فقیه در مسئله ما؛ دلیلی از درونِ خودِ قانون اساسی.</w:t>
-      </w:r>
-    </w:p>
-    <w:p>
-      <w:pPr>
-        <w:pStyle w:val="TH-Body"/>
-        <w:widowControl/>
-        <w:bidi w:val="1"/>
-        <w:spacing w:before="0" w:after="120" w:line="288" w:lineRule="auto"/>
-        <w:ind w:firstLine="283"/>
-        <w:jc w:val="both"/>
-      </w:pPr>
-      <w:r>
-        <w:rPr>
-          <w:rFonts w:ascii="B Lotus" w:hAnsi="B Lotus" w:cs="B Lotus" w:eastAsia="B Lotus"/>
-          <w:b w:val="0"/>
-          <w:i w:val="0"/>
-          <w:sz w:val="28"/>
-          <w:szCs w:val="28"/>
-        </w:rPr>
-        <w:t>و اصل ۱۱۱، «نظارت» بر رهبری را پیش‌بینی می‌کند: هرگاه رهبر از انجام وظایف قانونی خود ناتوان شود یا فاقد شرایط شود، از مقامش برکنار می‌شود؛ و تشخیص این امر با خبرگان است.</w:t>
-      </w:r>
-      <w:r>
-        <w:rPr>
-          <w:rFonts w:ascii="B Lotus" w:hAnsi="B Lotus" w:cs="B Lotus" w:eastAsia="B Lotus"/>
-          <w:b w:val="0"/>
-          <w:i w:val="0"/>
-          <w:sz w:val="28"/>
-          <w:szCs w:val="28"/>
-          <w:vertAlign w:val="superscript"/>
-        </w:rPr>
-        <w:footnoteReference w:id="125"/>
       </w:r>
       <w:r>
         <w:rPr>
@@ -13139,7 +13037,7 @@
           <w:sz w:val="28"/>
           <w:szCs w:val="28"/>
         </w:rPr>
-        <w:t>سازوکارِ این بند ـ چنان‌که در عملِ نظام شکل گرفته ـ سه‌مرحله‌ای است: مجمع تشخیص مصلحت نظام، پیش‌نویسِ سیاست‌ها را کارشناسی می‌کند؛ رهبری آن‌ها را بررسی و ابلاغ می‌کند؛ و قوا موظف به اجرا و رعایت‌اند. نمونه‌های ابلاغی‌اش هم فراوان است: سیاست‌های کلیِ اقتصاد مقاومتی، امنیت ملی، برنامه‌های توسعه، و...</w:t>
+        <w:t>سازوکارِ این بند ـ چنان‌که در عملِ نظام شکل گرفته ـ سه‌مرحله‌ای است: مجمع تشخیص مصلحت نظام، پیش‌نویسِ سیاست‌ها را کارشناسی می‌کند؛ رهبری آن‌ها را بررسی و ابلاغ می‌کند؛ و قوا موظف به اجرا و رعایت‌اند. نمونه‌های ابلاغی‌اش هم فراوان است: سیاست‌های کلیِ اقتصاد مقاومتی، امنیت ملی، برنامه‌های توسعه، و…</w:t>
       </w:r>
       <w:r>
         <w:rPr>
@@ -13150,7 +13048,7 @@
           <w:szCs w:val="28"/>
           <w:vertAlign w:val="superscript"/>
         </w:rPr>
-        <w:footnoteReference w:id="126"/>
+        <w:footnoteReference w:id="124"/>
       </w:r>
       <w:r>
         <w:rPr>
@@ -13251,7 +13149,7 @@
           <w:szCs w:val="28"/>
           <w:vertAlign w:val="superscript"/>
         </w:rPr>
-        <w:footnoteReference w:id="127"/>
+        <w:footnoteReference w:id="125"/>
       </w:r>
     </w:p>
     <w:p>
@@ -13539,7 +13437,7 @@
           <w:sz w:val="28"/>
           <w:szCs w:val="28"/>
         </w:rPr>
-        <w:t>قاعده اولی و اصل اولیه در تعهدات بین‌المللی دولت اسلامی، «وجوب وفا»ست؛ و این وجوب را در فصل سوم با پنج آیه عام (مائده/۱، نحل/۹۱ـ۹۲، اسراء/۳۴، رعد/۲۰ـ۲۵ و مؤمنون/۸) و آیات خاص جهاد (توبه/۴ و ۷، انفال/۵۸ و ۷۲) و روایات متعدد (به‌ویژه حدیث شروط و عهدنامه مالک) و سیره پیامبر و امیرالمؤمنین (حدیبیه، برائت، صفین) و دلیل عقل و بنای عقلا اثبات کردم. این قاعده «مسلّم» است و در اصلش میان فقهای ما اختلافی نیست؛ اختلاف ـ اگر باشد ـ در استثناها و مرزهاست، نه در خودِ قاعده. هرکس بخواهد از این قاعده بیرون برود، بار اثبات با اوست؛ و این رساله دقیقاً همین بار را بر دوش کشید و نشان داد چه وقت و با چه شرایطی می‌شود بیرون رفت ـ و چه وقت نمی‌شود.</w:t>
+        <w:t>قاعده اولی و اصل اولیه در تعهدات بین‌المللی دولت اسلامی، «وجوب وفا»ست؛ و این وجوب را در فصل سوم با پنج آیه عام (مائده/۱، نحل/۹۱ـ۹۲، اسراء/۳۴، رعد/۲۰ـ۲۵ و مؤمنون/۸) و آیات خاص جهاد (توبه/۴ و ۷، انفال/۵۸ و ۷۲) و روایات متعدد (به‌ویژه حدیث شروط و عهدنامه مالک) و سیره پیامبر و امیرالمؤمنین (حدیبیه، برائت، صفین) و دلیل عقل و بنای عقلا و قواعد فقهی مؤید (لزوم، حرمت غدر، نفی سبیل) و واژه‌شناسی قرآنی (عهد، عقد، میثاق) اثبات کردم. این قاعده «مسلّم» است و در اصلش میان فقهای ما اختلافی نیست؛ اختلاف ـ اگر باشد ـ در استثناها و مرزهاست، نه در خودِ قاعده. هرکس بخواهد از این قاعده بیرون برود، بار اثبات با اوست؛ و این رساله دقیقاً همین بار را بر دوش کشید و نشان داد چه وقت و با چه شرایطی می‌شود بیرون رفت ـ و چه وقت نمی‌شود.</w:t>
       </w:r>
     </w:p>
     <w:p>
@@ -13919,7 +13817,7 @@
           <w:sz w:val="28"/>
           <w:szCs w:val="28"/>
         </w:rPr>
-        <w:t>سؤالِ فرعیِ ششم (سیره): از حدیبیه (وفای صبورانه) و برائت (عدولِ واکنشیِ اعلام‌شده) و میثاقِ مدینه و نجران و صلحِ امام حسن (مصلحت‌سنجیِ حکومتی در بزرگ‌ترین مقیاس) سه الگو درمی‌آید که عیناً منطبق بر طیفِ پنج‌گانه و ضوابطِ هشت‌گانه من‌اند ـ نشانی بر این‌که چارچوبم ریشه در عملِ معصومان دارد.</w:t>
+        <w:t>سؤالِ فرعیِ ششم (سیره): از حدیبیه (وفای صبورانه) و برائت (عدولِ واکنشیِ اعلام‌شده) و میثاقِ مدینه و نجران و صلحِ امام حسن (مصلحت‌سنجیِ حکومتی در بزرگ‌ترین مقیاس) سه الگو درمی‌آید که عیناً منطبق بر طیفِ پنج‌صورت و ضوابطِ هشت‌گانه من‌اند ـ نشانی بر این‌که چارچوبم ریشه در عملِ معصومان دارد.</w:t>
       </w:r>
     </w:p>
     <w:p>
@@ -14647,7 +14545,7 @@
           <w:sz w:val="28"/>
           <w:szCs w:val="28"/>
         </w:rPr>
-        <w:t>منتظری، حسینعلی، شئون و اختیارات ولایت فقیه (ترجمه فارسی محمود صلواتی)، تهران، نشر... (نیازمند بررسی منبع اصلی است).</w:t>
+        <w:t>منتظری، حسینعلی، شئون و اختیارات ولایت فقیه (ترجمه فارسی محمود صلواتی)، تهران، نشر… (نیازمند بررسی منبع اصلی است).</w:t>
       </w:r>
     </w:p>
     <w:p>
@@ -14707,7 +14605,7 @@
           <w:sz w:val="28"/>
           <w:szCs w:val="28"/>
         </w:rPr>
-        <w:t>آیت‌الله خامنه‌ای، سیدعلی، اجوبة الاستفتائات (پاسخ به استفتائات)، تهران، انتشارات... (نیازمند بررسی منبع اصلی است).</w:t>
+        <w:t>آیت‌الله خامنه‌ای، سیدعلی، اجوبة الاستفتائات (پاسخ به استفتائات)، تهران، انتشارات… (نیازمند بررسی منبع اصلی است).</w:t>
       </w:r>
     </w:p>
     <w:p>
@@ -15127,7 +15025,7 @@
           <w:sz w:val="28"/>
           <w:szCs w:val="28"/>
         </w:rPr>
-        <w:t>صفری، محسن، حقوق بین‌الملل عمومی، تهران، انتشارات... (نیازمند بررسی منبع اصلی است).</w:t>
+        <w:t>صفری، محسن، حقوق بین‌الملل عمومی، تهران، انتشارات… (نیازمند بررسی منبع اصلی است).</w:t>
       </w:r>
     </w:p>
     <w:p>
@@ -15187,7 +15085,7 @@
           <w:sz w:val="28"/>
           <w:szCs w:val="28"/>
         </w:rPr>
-        <w:t>مقاله «قراردادهای بین‌المللی در اسلام»، پایگاه انسان‌شناسی و فرهنگ... (نشانی دقیق، نیازمند بررسی منبع اصلی است).</w:t>
+        <w:t>مقاله «قراردادهای بین‌المللی در اسلام»، پایگاه انسان‌شناسی و فرهنگ… (نشانی دقیق، نیازمند بررسی منبع اصلی است).</w:t>
       </w:r>
     </w:p>
     <w:p>
@@ -15475,7 +15373,7 @@
           <w:sz w:val="28"/>
           <w:szCs w:val="28"/>
         </w:rPr>
-        <w:t>آن‌چه در ادامه می‌آید پنج پیوست تکمیلی است: ابزارهایی عملی و متن‌هایی مرجع که خواننده ـ به‌ویژه تصمیم‌گیر و مشاور ـ می‌تواند مستقل از متن رساله هم از آن‌ها استفاده کند. پیوست اول چک‌لیست تصمیم است (خلاصه عملیاتی کل رساله)؛ پیوست دوم متن اصول قانون اساسی؛ پیوست سوم متن مواد کلیدی وین؛ پیوست چهارم گاه‌شمار؛ و پیوست پنجم واژه‌نامه. توصیه‌ام این است که تصمیم‌گیر، پیوست اول را چاپ کند و روی میزش نگه دارد؛ چون در لحظه تصمیم، فرصت ورق زدنِ کل رساله نیست.</w:t>
+        <w:t>آن‌چه در ادامه می‌آید شش پیوست تکمیلی است: ابزارهایی عملی و متن‌هایی مرجع که خواننده ـ به‌ویژه تصمیم‌گیر و مشاور ـ می‌تواند مستقل از متن رساله هم از آن‌ها استفاده کند. پیوست اول چک‌لیست تصمیم است (خلاصه عملیاتی کل رساله)؛ پیوست دوم متن اصول قانون اساسی؛ پیوست سوم متن مواد کلیدی وین؛ پیوست چهارم گاه‌شمار؛ پیوست پنجم گزیده عهدنامه مالک اشتر؛ و پیوست ششم واژه‌نامه. توصیه‌ام این است که تصمیم‌گیر، پیوست اول را چاپ کند و روی میزش نگه دارد؛ چون در لحظه تصمیم، فرصت ورق زدنِ کل رساله نیست.</w:t>
       </w:r>
     </w:p>
     <w:p>
@@ -15726,6 +15624,68 @@
           <w:szCs w:val="28"/>
           <w:vertAlign w:val="superscript"/>
         </w:rPr>
+        <w:footnoteReference w:id="126"/>
+      </w:r>
+    </w:p>
+    <w:p>
+      <w:pPr>
+        <w:pStyle w:val="TH-Body"/>
+        <w:widowControl/>
+        <w:bidi w:val="1"/>
+        <w:spacing w:before="0" w:after="120" w:line="288" w:lineRule="auto"/>
+        <w:ind w:firstLine="283"/>
+        <w:jc w:val="both"/>
+      </w:pPr>
+      <w:r>
+        <w:rPr>
+          <w:rFonts w:ascii="B Lotus" w:hAnsi="B Lotus" w:cs="B Lotus" w:eastAsia="B Lotus"/>
+          <w:b w:val="0"/>
+          <w:i w:val="0"/>
+          <w:sz w:val="28"/>
+          <w:szCs w:val="28"/>
+        </w:rPr>
+        <w:t>اصل ۵۷ (صدر): «قوای حاکم در جمهوری اسلامی ایران عبارتند از: قوه مقننه، قوه مجریه و قوه قضائیه که زیر نظر ولایت مطلقه امر و امامت امت بر طبق اصول آینده این قانون اعمال می‌گردند…»</w:t>
+      </w:r>
+      <w:r>
+        <w:rPr>
+          <w:rFonts w:ascii="B Lotus" w:hAnsi="B Lotus" w:cs="B Lotus" w:eastAsia="B Lotus"/>
+          <w:b w:val="0"/>
+          <w:i w:val="0"/>
+          <w:sz w:val="28"/>
+          <w:szCs w:val="28"/>
+          <w:vertAlign w:val="superscript"/>
+        </w:rPr>
+        <w:footnoteReference w:id="127"/>
+      </w:r>
+    </w:p>
+    <w:p>
+      <w:pPr>
+        <w:pStyle w:val="TH-Body"/>
+        <w:widowControl/>
+        <w:bidi w:val="1"/>
+        <w:spacing w:before="0" w:after="120" w:line="288" w:lineRule="auto"/>
+        <w:ind w:firstLine="283"/>
+        <w:jc w:val="both"/>
+      </w:pPr>
+      <w:r>
+        <w:rPr>
+          <w:rFonts w:ascii="B Lotus" w:hAnsi="B Lotus" w:cs="B Lotus" w:eastAsia="B Lotus"/>
+          <w:b w:val="0"/>
+          <w:i w:val="0"/>
+          <w:sz w:val="28"/>
+          <w:szCs w:val="28"/>
+        </w:rPr>
+        <w:t>اصل ۷۷: «عهدنامه‌ها، مقاوله‌نامه‌ها، قراردادها و موافقت‌نامه‌های بین‌المللی باید به تصویب مجلس شورای اسلامی برسد.»</w:t>
+      </w:r>
+      <w:r>
+        <w:rPr>
+          <w:rFonts w:ascii="B Lotus" w:hAnsi="B Lotus" w:cs="B Lotus" w:eastAsia="B Lotus"/>
+          <w:b w:val="0"/>
+          <w:i w:val="0"/>
+          <w:sz w:val="28"/>
+          <w:szCs w:val="28"/>
+          <w:vertAlign w:val="superscript"/>
+        </w:rPr>
         <w:footnoteReference w:id="128"/>
       </w:r>
     </w:p>
@@ -15746,7 +15706,7 @@
           <w:sz w:val="28"/>
           <w:szCs w:val="28"/>
         </w:rPr>
-        <w:t>اصل ۵۷ (صدر): «قوای حاکم در جمهوری اسلامی ایران عبارتند از: قوه مقننه، قوه مجریه و قوه قضائیه که زیر نظر ولایت مطلقه امر و امامت امت بر طبق اصول آینده این قانون اعمال می‌گردند...»</w:t>
+        <w:t>اصل ۱۱۰: وظایف و اختیارات رهبری در یازده بند: تعیین سیاست‌های کلی نظام؛ نظارت بر حسن اجرای آن‌ها؛ فرمان همه‌پرسی؛ فرماندهی کل نیروهای مسلح؛ اعلان جنگ و صلح و بسیج نیروها؛ نصب و عزل و قبول استعفای مقامات عالی (فقها، رئیس قوه قضائیه، رئیس صداوسیما، رئیس ستاد مشترک، فرمانده کل سپاه و فرماندهان عالی نیروهای نظامی و انتظامی)؛ حل اختلاف و تنظیم روابط قوای سه‌گانه؛ حل معضلات نظام که از طرق عادی قابل حل نیست از طریق مجمع تشخیص مصلحت نظام؛ امضای حکم ریاست جمهوری پس از انتخاب مردم؛ عزل رئیس‌جمهور با در نظر گرفتن مصالح کشور پس از رأی دیوان عالی کشور به تخلف وی از وظایف قانونی یا رأی مجلس به عدم کفایت وی؛ و عفو یا تخفیف مجازات محکومین در حدود موازین اسلامی پس از پیشنهاد رئیس قوه قضائیه.</w:t>
       </w:r>
       <w:r>
         <w:rPr>
@@ -15777,7 +15737,7 @@
           <w:sz w:val="28"/>
           <w:szCs w:val="28"/>
         </w:rPr>
-        <w:t>اصل ۷۷: «عهدنامه‌ها، مقاوله‌نامه‌ها، قراردادها و موافقت‌نامه‌های بین‌المللی باید به تصویب مجلس شورای اسلامی برسد.»</w:t>
+        <w:t>اصل ۱۱۲ (صدر): «مجمع تشخیص مصلحت نظام برای تشخیص مصلحت در مواردی که نظر مجلس شورای اسلامی را شورای نگهبان خلاف موازین شرع و یا قانون اساسی بداند و مجلس با در نظر گرفتن مصلحت نظام نظر شورای نگهبان را تامین نکند و مشاوره در اموری که رهبری به آنان ارجاع می‌دهد و سایر وظایفی که در این قانون ذکر شده است به دستور رهبری تشکیل می‌شود…»</w:t>
       </w:r>
       <w:r>
         <w:rPr>
@@ -15808,7 +15768,7 @@
           <w:sz w:val="28"/>
           <w:szCs w:val="28"/>
         </w:rPr>
-        <w:t>اصل ۱۱۰: وظایف و اختیارات رهبری در یازده بند: تعیین سیاست‌های کلی نظام؛ نظارت بر حسن اجرای آن‌ها؛ فرمان همه‌پرسی؛ فرماندهی کل نیروهای مسلح؛ اعلان جنگ و صلح و بسیج نیروها؛ نصب و عزل و قبول استعفای مقامات عالی (فقها، رئیس قوه قضائیه، رئیس صداوسیما، رئیس ستاد مشترک، فرمانده کل سپاه و فرماندهان عالی نیروهای نظامی و انتظامی)؛ حل اختلاف و تنظیم روابط قوای سه‌گانه؛ حل معضلات نظام که از طرق عادی قابل حل نیست از طریق مجمع تشخیص مصلحت نظام؛ امضای حکم ریاست جمهوری پس از انتخاب مردم؛ عزل رئیس‌جمهور با در نظر گرفتن مصالح کشور پس از رأی دیوان عالی کشور به تخلف وی از وظایف قانونی یا رأی مجلس به عدم کفایت وی؛ و عفو یا تخفیف مجازات محکومین در حدود موازین اسلامی پس از پیشنهاد رئیس قوه قضائیه.</w:t>
+        <w:t>اصل ۱۲۵: «امضا عهدنامه‌ها، مقاوله‌نامه‌ها، موافقت‌نامه‌ها و قراردادهای دولت ایران با سایر دولت‌ها و همچنین امضا پیمانهای مربوط به اتحادیه‌های بین‌المللی پس از تصویب مجلس شورای اسلامی با رئیس جمهور یا نماینده قانونی اوست.»</w:t>
       </w:r>
       <w:r>
         <w:rPr>
@@ -15839,7 +15799,7 @@
           <w:sz w:val="28"/>
           <w:szCs w:val="28"/>
         </w:rPr>
-        <w:t>اصل ۱۱۲ (صدر): «مجمع تشخیص مصلحت نظام برای تشخیص مصلحت در مواردی که نظر مجلس شورای اسلامی را شورای نگهبان خلاف موازین شرع و یا قانون اساسی بداند و مجلس با در نظر گرفتن مصلحت نظام نظر شورای نگهبان را تامین نکند و مشاوره در اموری که رهبری به آنان ارجاع می‌دهد و سایر وظایفی که در این قانون ذکر شده است به دستور رهبری تشکیل می‌شود...»</w:t>
+        <w:t>اصل ۱۵۲ (صدر): «سیاست خارجی جمهوری اسلامی ایران بر اساس نفی هرگونه سلطه‌جویی و سلطه‌پذیری، حفظ استقلال همه‌جانبه و تمامیت ارضی کشور، دفاع از حقوق همه مسلمانان و عدم تعهد در برابر قدرت‌های سلطه‌گر و روابط صلح‌آمیز متقابل با دول غیرمحارب استوار است.»</w:t>
       </w:r>
       <w:r>
         <w:rPr>
@@ -15870,7 +15830,7 @@
           <w:sz w:val="28"/>
           <w:szCs w:val="28"/>
         </w:rPr>
-        <w:t>اصل ۱۲۵: «امضا عهدنامه‌ها، مقاوله‌نامه‌ها، موافقت‌نامه‌ها و قراردادهای دولت ایران با سایر دولت‌ها و همچنین امضا پیمانهای مربوط به اتحادیه‌های بین‌المللی پس از تصویب مجلس شورای اسلامی با رئیس جمهور یا نماینده قانونی اوست.»</w:t>
+        <w:t>اصل ۱۵۳: «هرگونه قرارداد که موجب سلطه بیگانه بر منابع طبیعی و اقتصادی، فرهنگ، ارتش و دیگر شئون کشور گردد، ممنوع است.»</w:t>
       </w:r>
       <w:r>
         <w:rPr>
@@ -15901,7 +15861,7 @@
           <w:sz w:val="28"/>
           <w:szCs w:val="28"/>
         </w:rPr>
-        <w:t>اصل ۱۵۲ (صدر): «سیاست خارجی جمهوری اسلامی ایران بر اساس نفی هرگونه سلطه‌جویی و سلطه‌پذیری، حفظ استقلال همه‌جانبه و تمامیت ارضی کشور، دفاع از حقوق همه مسلمانان و عدم تعهد در برابر قدرت‌های سلطه‌گر و روابط صلح‌آمیز متقابل با دول غیرمحارب استوار است.»</w:t>
+        <w:t>اصل ۱۵۴ (صدر): «جمهوری اسلامی ایران سعادت انسان در کل جامعه بشری را آرمان خود می‌داند و استقلال و آزادی و حکومت حق و عدل را حق همه مردم جهان می‌شناسد…»</w:t>
       </w:r>
       <w:r>
         <w:rPr>
@@ -15932,7 +15892,7 @@
           <w:sz w:val="28"/>
           <w:szCs w:val="28"/>
         </w:rPr>
-        <w:t>اصل ۱۵۳: «هرگونه قرارداد که موجب سلطه بیگانه بر منابع طبیعی و اقتصادی، فرهنگ، ارتش و دیگر شئون کشور گردد، ممنوع است.»</w:t>
+        <w:t>اصل ۱۷۶ (مربوط به شورای عالی امنیت ملی): ترکیب و وظایف شورا در سیاست‌گذاری دفاعی ـ امنیتی و هماهنگی فعالیت‌ها در چارچوب سیاست‌های کلی نظام.</w:t>
       </w:r>
       <w:r>
         <w:rPr>
@@ -15944,68 +15904,6 @@
           <w:vertAlign w:val="superscript"/>
         </w:rPr>
         <w:footnoteReference w:id="135"/>
-      </w:r>
-    </w:p>
-    <w:p>
-      <w:pPr>
-        <w:pStyle w:val="TH-Body"/>
-        <w:widowControl/>
-        <w:bidi w:val="1"/>
-        <w:spacing w:before="0" w:after="120" w:line="288" w:lineRule="auto"/>
-        <w:ind w:firstLine="283"/>
-        <w:jc w:val="both"/>
-      </w:pPr>
-      <w:r>
-        <w:rPr>
-          <w:rFonts w:ascii="B Lotus" w:hAnsi="B Lotus" w:cs="B Lotus" w:eastAsia="B Lotus"/>
-          <w:b w:val="0"/>
-          <w:i w:val="0"/>
-          <w:sz w:val="28"/>
-          <w:szCs w:val="28"/>
-        </w:rPr>
-        <w:t>اصل ۱۵۴ (صدر): «جمهوری اسلامی ایران سعادت انسان در کل جامعه بشری را آرمان خود می‌داند و استقلال و آزادی و حکومت حق و عدل را حق همه مردم جهان می‌شناسد...»</w:t>
-      </w:r>
-      <w:r>
-        <w:rPr>
-          <w:rFonts w:ascii="B Lotus" w:hAnsi="B Lotus" w:cs="B Lotus" w:eastAsia="B Lotus"/>
-          <w:b w:val="0"/>
-          <w:i w:val="0"/>
-          <w:sz w:val="28"/>
-          <w:szCs w:val="28"/>
-          <w:vertAlign w:val="superscript"/>
-        </w:rPr>
-        <w:footnoteReference w:id="136"/>
-      </w:r>
-    </w:p>
-    <w:p>
-      <w:pPr>
-        <w:pStyle w:val="TH-Body"/>
-        <w:widowControl/>
-        <w:bidi w:val="1"/>
-        <w:spacing w:before="0" w:after="120" w:line="288" w:lineRule="auto"/>
-        <w:ind w:firstLine="283"/>
-        <w:jc w:val="both"/>
-      </w:pPr>
-      <w:r>
-        <w:rPr>
-          <w:rFonts w:ascii="B Lotus" w:hAnsi="B Lotus" w:cs="B Lotus" w:eastAsia="B Lotus"/>
-          <w:b w:val="0"/>
-          <w:i w:val="0"/>
-          <w:sz w:val="28"/>
-          <w:szCs w:val="28"/>
-        </w:rPr>
-        <w:t>اصل ۱۷۶ (مربوط به شورای عالی امنیت ملی): ترکیب و وظایف شورا در سیاست‌گذاری دفاعی ـ امنیتی و هماهنگی فعالیت‌ها در چارچوب سیاست‌های کلی نظام.</w:t>
-      </w:r>
-      <w:r>
-        <w:rPr>
-          <w:rFonts w:ascii="B Lotus" w:hAnsi="B Lotus" w:cs="B Lotus" w:eastAsia="B Lotus"/>
-          <w:b w:val="0"/>
-          <w:i w:val="0"/>
-          <w:sz w:val="28"/>
-          <w:szCs w:val="28"/>
-          <w:vertAlign w:val="superscript"/>
-        </w:rPr>
-        <w:footnoteReference w:id="137"/>
       </w:r>
     </w:p>
     <w:p>
@@ -16056,6 +15954,68 @@
           <w:szCs w:val="28"/>
           <w:vertAlign w:val="superscript"/>
         </w:rPr>
+        <w:footnoteReference w:id="136"/>
+      </w:r>
+    </w:p>
+    <w:p>
+      <w:pPr>
+        <w:pStyle w:val="TH-Body"/>
+        <w:widowControl/>
+        <w:bidi w:val="1"/>
+        <w:spacing w:before="0" w:after="120" w:line="288" w:lineRule="auto"/>
+        <w:ind w:firstLine="283"/>
+        <w:jc w:val="both"/>
+      </w:pPr>
+      <w:r>
+        <w:rPr>
+          <w:rFonts w:ascii="B Lotus" w:hAnsi="B Lotus" w:cs="B Lotus" w:eastAsia="B Lotus"/>
+          <w:b w:val="0"/>
+          <w:i w:val="0"/>
+          <w:sz w:val="28"/>
+          <w:szCs w:val="28"/>
+        </w:rPr>
+        <w:t>ماده ۲ (تعاریف): معاهده یعنی توافق بین‌المللیِ کتبیِ میان دولت‌ها که تابع حقوق بین‌الملل باشد، خواه در سندی واحد خواه در چند سند مرتبط، و با هر عنوانی.</w:t>
+      </w:r>
+      <w:r>
+        <w:rPr>
+          <w:rFonts w:ascii="B Lotus" w:hAnsi="B Lotus" w:cs="B Lotus" w:eastAsia="B Lotus"/>
+          <w:b w:val="0"/>
+          <w:i w:val="0"/>
+          <w:sz w:val="28"/>
+          <w:szCs w:val="28"/>
+          <w:vertAlign w:val="superscript"/>
+        </w:rPr>
+        <w:footnoteReference w:id="137"/>
+      </w:r>
+    </w:p>
+    <w:p>
+      <w:pPr>
+        <w:pStyle w:val="TH-Body"/>
+        <w:widowControl/>
+        <w:bidi w:val="1"/>
+        <w:spacing w:before="0" w:after="120" w:line="288" w:lineRule="auto"/>
+        <w:ind w:firstLine="283"/>
+        <w:jc w:val="both"/>
+      </w:pPr>
+      <w:r>
+        <w:rPr>
+          <w:rFonts w:ascii="B Lotus" w:hAnsi="B Lotus" w:cs="B Lotus" w:eastAsia="B Lotus"/>
+          <w:b w:val="0"/>
+          <w:i w:val="0"/>
+          <w:sz w:val="28"/>
+          <w:szCs w:val="28"/>
+        </w:rPr>
+        <w:t>ماده ۲۶ (پاکتا سونت سرواندا): هر معاهده لازم‌الاجرایی اطراف آن را متعهد می‌کند و باید با حسن نیت اجرا شود.</w:t>
+      </w:r>
+      <w:r>
+        <w:rPr>
+          <w:rFonts w:ascii="B Lotus" w:hAnsi="B Lotus" w:cs="B Lotus" w:eastAsia="B Lotus"/>
+          <w:b w:val="0"/>
+          <w:i w:val="0"/>
+          <w:sz w:val="28"/>
+          <w:szCs w:val="28"/>
+          <w:vertAlign w:val="superscript"/>
+        </w:rPr>
         <w:footnoteReference w:id="138"/>
       </w:r>
     </w:p>
@@ -16076,7 +16036,7 @@
           <w:sz w:val="28"/>
           <w:szCs w:val="28"/>
         </w:rPr>
-        <w:t>ماده ۲ (تعاریف): معاهده یعنی توافق بین‌المللیِ کتبیِ میان دولت‌ها که تابع حقوق بین‌الملل باشد، خواه در سندی واحد خواه در چند سند مرتبط، و با هر عنوانی.</w:t>
+        <w:t>ماده ۲۷ (حقوق داخلی): هیچ طرفی نمی‌تواند به مقررات حقوق داخلی خود به‌عنوان توجیهی برای عدم اجرای معاهده استناد کند.</w:t>
       </w:r>
       <w:r>
         <w:rPr>
@@ -16107,7 +16067,7 @@
           <w:sz w:val="28"/>
           <w:szCs w:val="28"/>
         </w:rPr>
-        <w:t>ماده ۲۶ (پاکتا سونت سرواندا): هر معاهده لازم‌الاجرایی اطراف آن را متعهد می‌کند و باید با حسن نیت اجرا شود.</w:t>
+        <w:t>ماده ۴۶ (صلاحیت داخلی): دولت نمی‌تواند این واقعیت را که رضایتش به التزام در برابر معاهده با نقض مقررات حقوق داخلی‌اش درباره صلاحیت انعقاد ابراز شده، به‌عنوان مبنای بی‌اعتباری رضایتش مطرح کند، مگر این‌که نقض آشکار باشد و به قاعده بنیادین حقوق داخلی مربوط شود.</w:t>
       </w:r>
       <w:r>
         <w:rPr>
@@ -16138,7 +16098,7 @@
           <w:sz w:val="28"/>
           <w:szCs w:val="28"/>
         </w:rPr>
-        <w:t>ماده ۲۷ (حقوق داخلی): هیچ طرفی نمی‌تواند به مقررات حقوق داخلی خود به‌عنوان توجیهی برای عدم اجرای معاهده استناد کند.</w:t>
+        <w:t>ماده ۵۳ (قواعد آمره): معاهده‌ای که با قاعده آمره حقوق بین‌الملل عام در تعارض باشد، باطل است.</w:t>
       </w:r>
       <w:r>
         <w:rPr>
@@ -16169,7 +16129,7 @@
           <w:sz w:val="28"/>
           <w:szCs w:val="28"/>
         </w:rPr>
-        <w:t>ماده ۴۶ (صلاحیت داخلی): دولت نمی‌تواند این واقعیت را که رضایتش به التزام در برابر معاهده با نقض مقررات حقوق داخلی‌اش درباره صلاحیت انعقاد ابراز شده، به‌عنوان مبنای بی‌اعتباری رضایتش مطرح کند، مگر این‌که نقض آشکار باشد و به قاعده بنیادین حقوق داخلی مربوط شود.</w:t>
+        <w:t>مواد ۵۴ تا ۶۴ (خاتمه و تعلیق): خاتمه و تعلیق فقط بر اساس مقررات معاهده یا کنوانسیون ممکن است؛ از جمله توافق اطراف، نقض اساسی توسط یک طرف (ماده ۶۰)، عدم امکان اجرای بعدی (ماده ۶۱)، تغییر بنیادین اوضاع (ماده ۶۲)، و قطع روابط دیپلماتیک یا کنسولی (ماده ۶۳، که به‌خودیِ خود بر روابط معاهده‌ای اثر نمی‌گذارد).</w:t>
       </w:r>
       <w:r>
         <w:rPr>
@@ -16200,7 +16160,7 @@
           <w:sz w:val="28"/>
           <w:szCs w:val="28"/>
         </w:rPr>
-        <w:t>ماده ۵۳ (قواعد آمره): معاهده‌ای که با قاعده آمره حقوق بین‌الملل عام در تعارض باشد، باطل است.</w:t>
+        <w:t>مواد ۶۵ تا ۶۸ (آیین): ادعای بطلان یا خاتمه یا تعلیق باید کتباً به اطلاع طرف مقابل برسد و مهلت اعتراض (کمتر از سه ماه، مگر در موارد فوری خاص) رعایت شود؛ و اعلامیه تا پیش از اثرگذاری قابل استرداد است.</w:t>
       </w:r>
       <w:r>
         <w:rPr>
@@ -16231,7 +16191,7 @@
           <w:sz w:val="28"/>
           <w:szCs w:val="28"/>
         </w:rPr>
-        <w:t>مواد ۵۴ تا ۶۴ (خاتمه و تعلیق): خاتمه و تعلیق فقط بر اساس مقررات معاهده یا کنوانسیون ممکن است؛ از جمله توافق اطراف، نقض اساسی توسط یک طرف (ماده ۶۰)، عدم امکان اجرای بعدی (ماده ۶۱)، تغییر بنیادین اوضاع (ماده ۶۲)، و قطع روابط دیپلماتیک یا کنسولی (ماده ۶۳، که به‌خودیِ خود بر روابط معاهده‌ای اثر نمی‌گذارد).</w:t>
+        <w:t>مواد ۷۰ و ۷۲ (آثار): خاتمه اطراف را از اجرای آتی معاف می‌کند ولی بر حقوق و وضعیت‌های پیش از خاتمه اثری ندارد؛ و در مدت تعلیق اطراف از اجرای متقابل معاف‌اند ولی باید از مانع‌تراشی در برابر ازسرگیری اجرا خودداری کنند.</w:t>
       </w:r>
       <w:r>
         <w:rPr>
@@ -16243,68 +16203,6 @@
           <w:vertAlign w:val="superscript"/>
         </w:rPr>
         <w:footnoteReference w:id="144"/>
-      </w:r>
-    </w:p>
-    <w:p>
-      <w:pPr>
-        <w:pStyle w:val="TH-Body"/>
-        <w:widowControl/>
-        <w:bidi w:val="1"/>
-        <w:spacing w:before="0" w:after="120" w:line="288" w:lineRule="auto"/>
-        <w:ind w:firstLine="283"/>
-        <w:jc w:val="both"/>
-      </w:pPr>
-      <w:r>
-        <w:rPr>
-          <w:rFonts w:ascii="B Lotus" w:hAnsi="B Lotus" w:cs="B Lotus" w:eastAsia="B Lotus"/>
-          <w:b w:val="0"/>
-          <w:i w:val="0"/>
-          <w:sz w:val="28"/>
-          <w:szCs w:val="28"/>
-        </w:rPr>
-        <w:t>مواد ۶۵ تا ۶۸ (آیین): ادعای بطلان یا خاتمه یا تعلیق باید کتباً به اطلاع طرف مقابل برسد و مهلت اعتراض (کمتر از سه ماه، مگر در موارد فوری خاص) رعایت شود؛ و اعلامیه تا پیش از اثرگذاری قابل استرداد است.</w:t>
-      </w:r>
-      <w:r>
-        <w:rPr>
-          <w:rFonts w:ascii="B Lotus" w:hAnsi="B Lotus" w:cs="B Lotus" w:eastAsia="B Lotus"/>
-          <w:b w:val="0"/>
-          <w:i w:val="0"/>
-          <w:sz w:val="28"/>
-          <w:szCs w:val="28"/>
-          <w:vertAlign w:val="superscript"/>
-        </w:rPr>
-        <w:footnoteReference w:id="145"/>
-      </w:r>
-    </w:p>
-    <w:p>
-      <w:pPr>
-        <w:pStyle w:val="TH-Body"/>
-        <w:widowControl/>
-        <w:bidi w:val="1"/>
-        <w:spacing w:before="0" w:after="120" w:line="288" w:lineRule="auto"/>
-        <w:ind w:firstLine="283"/>
-        <w:jc w:val="both"/>
-      </w:pPr>
-      <w:r>
-        <w:rPr>
-          <w:rFonts w:ascii="B Lotus" w:hAnsi="B Lotus" w:cs="B Lotus" w:eastAsia="B Lotus"/>
-          <w:b w:val="0"/>
-          <w:i w:val="0"/>
-          <w:sz w:val="28"/>
-          <w:szCs w:val="28"/>
-        </w:rPr>
-        <w:t>مواد ۷۰ و ۷۲ (آثار): خاتمه اطراف را از اجرای آتی معاف می‌کند ولی بر حقوق و وضعیت‌های پیش از خاتمه اثری ندارد؛ و در مدت تعلیق اطراف از اجرای متقابل معاف‌اند ولی باید از مانع‌تراشی در برابر ازسرگیری اجرا خودداری کنند.</w:t>
-      </w:r>
-      <w:r>
-        <w:rPr>
-          <w:rFonts w:ascii="B Lotus" w:hAnsi="B Lotus" w:cs="B Lotus" w:eastAsia="B Lotus"/>
-          <w:b w:val="0"/>
-          <w:i w:val="0"/>
-          <w:sz w:val="28"/>
-          <w:szCs w:val="28"/>
-          <w:vertAlign w:val="superscript"/>
-        </w:rPr>
-        <w:footnoteReference w:id="146"/>
       </w:r>
     </w:p>
     <w:p>
@@ -16364,7 +16262,7 @@
           <w:sz w:val="32"/>
           <w:szCs w:val="32"/>
         </w:rPr>
-        <w:t>پیوست ششم: گزیده عهدنامه مالک اشتر (متن و ترجمه)</w:t>
+        <w:t>پیوست پنجم: گزیده عهدنامه مالک اشتر (متن و ترجمه)</w:t>
       </w:r>
     </w:p>
     <w:p>
@@ -16395,7 +16293,7 @@
           <w:szCs w:val="28"/>
           <w:vertAlign w:val="superscript"/>
         </w:rPr>
-        <w:footnoteReference w:id="147"/>
+        <w:footnoteReference w:id="145"/>
       </w:r>
     </w:p>
     <w:p>
@@ -16603,7 +16501,7 @@
           <w:sz w:val="32"/>
           <w:szCs w:val="32"/>
         </w:rPr>
-        <w:t>پیوست پنجم: واژه‌نامه فارسی ـ عربی ـ انگلیسی</w:t>
+        <w:t>پیوست ششم: واژه‌نامه فارسی ـ عربی ـ انگلیسی</w:t>
       </w:r>
     </w:p>
     <w:p>
@@ -18000,7 +17898,7 @@
           <w:sz w:val="20"/>
           <w:szCs w:val="20"/>
         </w:rPr>
-        <w:t xml:space="preserve">قانون اساسی جمهوری اسلامی ایران، اصول ۱۵۲، ۱۵۳ و ۱۵۴ (به‌اجمال).</w:t>
+        <w:t xml:space="preserve">قانون اساسی جمهوری اسلامی ایران، اصل ۱۵۲.</w:t>
       </w:r>
     </w:p>
   </w:footnote>
@@ -18033,7 +17931,7 @@
           <w:sz w:val="20"/>
           <w:szCs w:val="20"/>
         </w:rPr>
-        <w:t xml:space="preserve">قانون اساسی جمهوری اسلامی ایران، اصل ۱۷۶ (به‌اجمال).</w:t>
+        <w:t xml:space="preserve">قانون اساسی جمهوری اسلامی ایران، اصل ۱۵۳.</w:t>
       </w:r>
     </w:p>
   </w:footnote>
@@ -18066,7 +17964,7 @@
           <w:sz w:val="20"/>
           <w:szCs w:val="20"/>
         </w:rPr>
-        <w:t xml:space="preserve">قانون اساسی جمهوری اسلامی ایران، اصل ۱۵۲.</w:t>
+        <w:t xml:space="preserve">قانون اساسی جمهوری اسلامی ایران، اصل ۱۵۴ (به‌اجمال).</w:t>
       </w:r>
     </w:p>
   </w:footnote>
@@ -18099,7 +17997,7 @@
           <w:sz w:val="20"/>
           <w:szCs w:val="20"/>
         </w:rPr>
-        <w:t xml:space="preserve">قانون اساسی جمهوری اسلامی ایران، اصل ۱۵۳.</w:t>
+        <w:t xml:space="preserve">قانون اساسی جمهوری اسلامی ایران، اصل ۱۷۶ (به‌اجمال).</w:t>
       </w:r>
     </w:p>
   </w:footnote>
@@ -18132,7 +18030,7 @@
           <w:sz w:val="20"/>
           <w:szCs w:val="20"/>
         </w:rPr>
-        <w:t xml:space="preserve">قانون اساسی جمهوری اسلامی ایران، اصل ۱۵۴ (به‌اجمال).</w:t>
+        <w:t xml:space="preserve">سوره مائده، آیه ۱.</w:t>
       </w:r>
     </w:p>
   </w:footnote>
@@ -18165,7 +18063,7 @@
           <w:sz w:val="20"/>
           <w:szCs w:val="20"/>
         </w:rPr>
-        <w:t xml:space="preserve">قانون اساسی جمهوری اسلامی ایران، اصل ۱۷۶ (به‌اجمال).</w:t>
+        <w:t xml:space="preserve">ر.ک: شیخ انصاری، مرتضی، المکاسب، کتاب البیع (مشخصات چاپ، نیازمند بررسی منبع اصلی است)؛ و بجنوردی، سیدمحمدحسن، القواعد الفقهیه، ج ۴، قاعده لزوم (مشخصات چاپ، نیازمند بررسی منبع اصلی است).</w:t>
       </w:r>
     </w:p>
   </w:footnote>
@@ -18198,7 +18096,7 @@
           <w:sz w:val="20"/>
           <w:szCs w:val="20"/>
         </w:rPr>
-        <w:t xml:space="preserve">سوره مائده، آیه ۱.</w:t>
+        <w:t xml:space="preserve">سوره نحل، آیات ۹۱ و ۹۲.</w:t>
       </w:r>
     </w:p>
   </w:footnote>
@@ -18231,7 +18129,7 @@
           <w:sz w:val="20"/>
           <w:szCs w:val="20"/>
         </w:rPr>
-        <w:t xml:space="preserve">ر.ک: شیخ انصاری، مرتضی، المکاسب، کتاب البیع (مشخصات چاپ، نیازمند بررسی منبع اصلی است)؛ و بجنوردی، سیدمحمدحسن، القواعد الفقهیه، ج ۴، قاعده لزوم (مشخصات چاپ، نیازمند بررسی منبع اصلی است).</w:t>
+        <w:t xml:space="preserve">ر.ک: علامه طباطبایی، سیدمحمدحسین، المیزان فی تفسیر القرآن، ذیل آیه ۹۱ نحل (مشخصات چاپ، نیازمند بررسی منبع اصلی است).</w:t>
       </w:r>
     </w:p>
   </w:footnote>
@@ -18264,7 +18162,7 @@
           <w:sz w:val="20"/>
           <w:szCs w:val="20"/>
         </w:rPr>
-        <w:t xml:space="preserve">سوره نحل، آیات ۹۱ و ۹۲.</w:t>
+        <w:t xml:space="preserve">سوره اسراء، آیه ۳۴.</w:t>
       </w:r>
     </w:p>
   </w:footnote>
@@ -18297,7 +18195,7 @@
           <w:sz w:val="20"/>
           <w:szCs w:val="20"/>
         </w:rPr>
-        <w:t xml:space="preserve">ر.ک: علامه طباطبایی، سیدمحمدحسین، المیزان فی تفسیر القرآن، ذیل آیه ۹۱ نحل (مشخصات چاپ، نیازمند بررسی منبع اصلی است).</w:t>
+        <w:t xml:space="preserve">سوره رعد، آیات ۲۰ تا ۲۵.</w:t>
       </w:r>
     </w:p>
   </w:footnote>
@@ -18330,7 +18228,7 @@
           <w:sz w:val="20"/>
           <w:szCs w:val="20"/>
         </w:rPr>
-        <w:t xml:space="preserve">سوره اسراء، آیه ۳۴.</w:t>
+        <w:t xml:space="preserve">سوره مؤمنون، آیه ۸؛ و نیز سوره معارج، آیه ۳۲.</w:t>
       </w:r>
     </w:p>
   </w:footnote>
@@ -18363,7 +18261,7 @@
           <w:sz w:val="20"/>
           <w:szCs w:val="20"/>
         </w:rPr>
-        <w:t xml:space="preserve">سوره رعد، آیات ۲۰ تا ۲۵.</w:t>
+        <w:t xml:space="preserve">سوره توبه، آیه ۴.</w:t>
       </w:r>
     </w:p>
   </w:footnote>
@@ -18396,7 +18294,7 @@
           <w:sz w:val="20"/>
           <w:szCs w:val="20"/>
         </w:rPr>
-        <w:t xml:space="preserve">سوره مؤمنون، آیه ۸؛ و نیز سوره معارج، آیه ۳۲.</w:t>
+        <w:t xml:space="preserve">سوره توبه، آیه ۷.</w:t>
       </w:r>
     </w:p>
   </w:footnote>
@@ -18429,7 +18327,7 @@
           <w:sz w:val="20"/>
           <w:szCs w:val="20"/>
         </w:rPr>
-        <w:t xml:space="preserve">سوره توبه، آیه ۴.</w:t>
+        <w:t xml:space="preserve">سوره انفال، آیه ۵۸.</w:t>
       </w:r>
     </w:p>
   </w:footnote>
@@ -18462,7 +18360,7 @@
           <w:sz w:val="20"/>
           <w:szCs w:val="20"/>
         </w:rPr>
-        <w:t xml:space="preserve">سوره توبه، آیه ۷.</w:t>
+        <w:t xml:space="preserve">سوره انفال، آیه ۷۲.</w:t>
       </w:r>
     </w:p>
   </w:footnote>
@@ -18495,7 +18393,7 @@
           <w:sz w:val="20"/>
           <w:szCs w:val="20"/>
         </w:rPr>
-        <w:t xml:space="preserve">سوره انفال، آیه ۵۸.</w:t>
+        <w:t xml:space="preserve">حر عاملی، محمد بن حسن، وسائل الشیعه، ابواب خیارات (مشخصات چاپ و نشانی دقیق، نیازمند بررسی منبع اصلی است).</w:t>
       </w:r>
     </w:p>
   </w:footnote>
@@ -18528,7 +18426,7 @@
           <w:sz w:val="20"/>
           <w:szCs w:val="20"/>
         </w:rPr>
-        <w:t xml:space="preserve">سوره انفال، آیه ۷۲.</w:t>
+        <w:t xml:space="preserve">برای بررسی سندی، ر.ک: مجلسی، محمدباقر، بحار الانوار (نشانی دقیق، نیازمند بررسی منبع اصلی است).</w:t>
       </w:r>
     </w:p>
   </w:footnote>
@@ -18561,7 +18459,7 @@
           <w:sz w:val="20"/>
           <w:szCs w:val="20"/>
         </w:rPr>
-        <w:t xml:space="preserve">حر عاملی، محمد بن حسن، وسائل الشیعه، ابواب خیارات (مشخصات چاپ و نشانی دقیق، نیازمند بررسی منبع اصلی است).</w:t>
+        <w:t xml:space="preserve">نهج‌البلاغه، نامه ۵۳ (عهدنامه مالک اشتر).</w:t>
       </w:r>
     </w:p>
   </w:footnote>
@@ -18594,7 +18492,7 @@
           <w:sz w:val="20"/>
           <w:szCs w:val="20"/>
         </w:rPr>
-        <w:t xml:space="preserve">برای بررسی سندی، ر.ک: مجلسی، محمدباقر، بحار الانوار (نشانی دقیق، نیازمند بررسی منبع اصلی است).</w:t>
+        <w:t xml:space="preserve">کلینی، محمد بن یعقوب، الکافی (نشانی دقیق، نیازمند بررسی منبع اصلی است).</w:t>
       </w:r>
     </w:p>
   </w:footnote>
@@ -18627,7 +18525,7 @@
           <w:sz w:val="20"/>
           <w:szCs w:val="20"/>
         </w:rPr>
-        <w:t xml:space="preserve">نهج‌البلاغه، نامه ۵۳ (عهدنامه مالک اشتر).</w:t>
+        <w:t xml:space="preserve">حر عاملی، محمد بن حسن، وسائل الشیعه، ابواب جهاد و ابواب احکام عقود (نشانی دقیق، نیازمند بررسی منبع اصلی است).</w:t>
       </w:r>
     </w:p>
   </w:footnote>
@@ -18660,7 +18558,7 @@
           <w:sz w:val="20"/>
           <w:szCs w:val="20"/>
         </w:rPr>
-        <w:t xml:space="preserve">کلینی، محمد بن یعقوب، الکافی (نشانی دقیق، نیازمند بررسی منبع اصلی است).</w:t>
+        <w:t xml:space="preserve">ر.ک: ابن‌هشام، السیرة النبویة، ماجرای حدیبیه (مشخصات چاپ، نیازمند بررسی منبع اصلی است).</w:t>
       </w:r>
     </w:p>
   </w:footnote>
@@ -18693,7 +18591,7 @@
           <w:sz w:val="20"/>
           <w:szCs w:val="20"/>
         </w:rPr>
-        <w:t xml:space="preserve">حر عاملی، محمد بن حسن، وسائل الشیعه، ابواب جهاد و ابواب احکام عقود (نشانی دقیق، نیازمند بررسی منبع اصلی است).</w:t>
+        <w:t xml:space="preserve">سوره توبه، آیات ۱ تا ۴؛ و ر.ک: طبری، تاریخ الامم و الملوک، ماجرای فتح مکه (مشخصات چاپ، نیازمند بررسی منبع اصلی است).</w:t>
       </w:r>
     </w:p>
   </w:footnote>
@@ -18726,7 +18624,7 @@
           <w:sz w:val="20"/>
           <w:szCs w:val="20"/>
         </w:rPr>
-        <w:t xml:space="preserve">ر.ک: ابن‌هشام، السیرة النبویة، ماجرای حدیبیه (مشخصات چاپ، نیازمند بررسی منبع اصلی است).</w:t>
+        <w:t xml:space="preserve">ر.ک: نهج‌البلاغه، خطبه‌ها و نامه‌های مربوط به صفین (نشانی دقیق، نیازمند بررسی منبع اصلی است).</w:t>
       </w:r>
     </w:p>
   </w:footnote>
@@ -18759,7 +18657,7 @@
           <w:sz w:val="20"/>
           <w:szCs w:val="20"/>
         </w:rPr>
-        <w:t xml:space="preserve">سوره توبه، آیات ۱ تا ۴؛ و ر.ک: طبری، تاریخ الامم و الملوک، ماجرای فتح مکه (مشخصات چاپ، نیازمند بررسی منبع اصلی است).</w:t>
+        <w:t xml:space="preserve">ر.ک: آخوند خراسانی، محمدکاظم، کفایة الاصول، مبحث ملازمه عقلیه (مشخصات چاپ، نیازمند بررسی منبع اصلی است).</w:t>
       </w:r>
     </w:p>
   </w:footnote>
@@ -18792,7 +18690,7 @@
           <w:sz w:val="20"/>
           <w:szCs w:val="20"/>
         </w:rPr>
-        <w:t xml:space="preserve">ر.ک: نهج‌البلاغه، خطبه‌ها و نامه‌های مربوط به صفین (نشانی دقیق، نیازمند بررسی منبع اصلی است).</w:t>
+        <w:t xml:space="preserve">ر.ک: میرزای نائینی، محمدحسین، فوائد الاصول، مبحث بنای عقلا (مشخصات چاپ، نیازمند بررسی منبع اصلی است).</w:t>
       </w:r>
     </w:p>
   </w:footnote>
@@ -18825,7 +18723,7 @@
           <w:sz w:val="20"/>
           <w:szCs w:val="20"/>
         </w:rPr>
-        <w:t xml:space="preserve">ر.ک: آخوند خراسانی، محمدکاظم، کفایة الاصول، مبحث ملازمه عقلیه (مشخصات چاپ، نیازمند بررسی منبع اصلی است).</w:t>
+        <w:t xml:space="preserve">بجنوردی، سیدمحمدحسن، القواعد الفقهیه، ج ۴، قاعده لزوم (مشخصات چاپ، نیازمند بررسی منبع اصلی است).</w:t>
       </w:r>
     </w:p>
   </w:footnote>
@@ -18858,7 +18756,7 @@
           <w:sz w:val="20"/>
           <w:szCs w:val="20"/>
         </w:rPr>
-        <w:t xml:space="preserve">ر.ک: میرزای نائینی، محمدحسین، فوائد الاصول، مبحث بنای عقلا (مشخصات چاپ، نیازمند بررسی منبع اصلی است).</w:t>
+        <w:t xml:space="preserve">سوره انفال، آیه ۵۸.</w:t>
       </w:r>
     </w:p>
   </w:footnote>
@@ -18891,7 +18789,7 @@
           <w:sz w:val="20"/>
           <w:szCs w:val="20"/>
         </w:rPr>
-        <w:t xml:space="preserve">بجنوردی، سیدمحمدحسن، القواعد الفقهیه، ج ۴، قاعده لزوم (مشخصات چاپ، نیازمند بررسی منبع اصلی است).</w:t>
+        <w:t xml:space="preserve">حر عاملی، محمد بن حسن، وسائل الشیعه، ابواب جهاد (نشانی دقیق، نیازمند بررسی منبع اصلی است).</w:t>
       </w:r>
     </w:p>
   </w:footnote>
@@ -18924,7 +18822,7 @@
           <w:sz w:val="20"/>
           <w:szCs w:val="20"/>
         </w:rPr>
-        <w:t xml:space="preserve">سوره انفال، آیه ۵۸.</w:t>
+        <w:t xml:space="preserve">سوره نساء، آیه ۱۴۱.</w:t>
       </w:r>
     </w:p>
   </w:footnote>
@@ -18957,7 +18855,7 @@
           <w:sz w:val="20"/>
           <w:szCs w:val="20"/>
         </w:rPr>
-        <w:t xml:space="preserve">حر عاملی، محمد بن حسن، وسائل الشیعه، ابواب جهاد (نشانی دقیق، نیازمند بررسی منبع اصلی است).</w:t>
+        <w:t xml:space="preserve">سوره نساء، آیه ۵۸.</w:t>
       </w:r>
     </w:p>
   </w:footnote>
@@ -18990,7 +18888,7 @@
           <w:sz w:val="20"/>
           <w:szCs w:val="20"/>
         </w:rPr>
-        <w:t xml:space="preserve">سوره نساء، آیه ۱۴۱.</w:t>
+        <w:t xml:space="preserve">ر.ک: علامه طباطبایی، سیدمحمدحسین، المیزان فی تفسیر القرآن، ذیل آیه ۵۸ نساء (مشخصات چاپ، نیازمند بررسی منبع اصلی است).</w:t>
       </w:r>
     </w:p>
   </w:footnote>
@@ -19023,7 +18921,7 @@
           <w:sz w:val="20"/>
           <w:szCs w:val="20"/>
         </w:rPr>
-        <w:t xml:space="preserve">سوره نساء، آیه ۵۸.</w:t>
+        <w:t xml:space="preserve">سوره مائده، آیه ۸۹.</w:t>
       </w:r>
     </w:p>
   </w:footnote>
@@ -19056,7 +18954,7 @@
           <w:sz w:val="20"/>
           <w:szCs w:val="20"/>
         </w:rPr>
-        <w:t xml:space="preserve">ر.ک: علامه طباطبایی، سیدمحمدحسین، المیزان فی تفسیر القرآن، ذیل آیه ۵۸ نساء (مشخصات چاپ، نیازمند بررسی منبع اصلی است).</w:t>
+        <w:t xml:space="preserve">شیخ صدوق، محمد بن علی، الخصال؛ و حر عاملی، محمد بن حسن، وسائل الشیعه (نشانی دقیق، نیازمند بررسی منبع اصلی است).</w:t>
       </w:r>
     </w:p>
   </w:footnote>
@@ -19089,7 +18987,7 @@
           <w:sz w:val="20"/>
           <w:szCs w:val="20"/>
         </w:rPr>
-        <w:t xml:space="preserve">سوره مائده، آیه ۸۹.</w:t>
+        <w:t xml:space="preserve">ر.ک: ابن‌هشام، السیرة النبویة، ماجرای هجرت و میثاق مدینه (مشخصات چاپ، نیازمند بررسی منبع اصلی است).</w:t>
       </w:r>
     </w:p>
   </w:footnote>
@@ -19122,7 +19020,7 @@
           <w:sz w:val="20"/>
           <w:szCs w:val="20"/>
         </w:rPr>
-        <w:t xml:space="preserve">شیخ صدوق، محمد بن علی، الخصال؛ و حر عاملی، محمد بن حسن، وسائل الشیعه (نشانی دقیق، نیازمند بررسی منبع اصلی است).</w:t>
+        <w:t xml:space="preserve">ر.ک: ابن‌هشام، السیرة النبویة، ماجرای نجران (مشخصات چاپ، نیازمند بررسی منبع اصلی است).</w:t>
       </w:r>
     </w:p>
   </w:footnote>
@@ -19155,7 +19053,7 @@
           <w:sz w:val="20"/>
           <w:szCs w:val="20"/>
         </w:rPr>
-        <w:t xml:space="preserve">ر.ک: ابن‌هشام، السیرة النبویة، ماجرای هجرت و میثاق مدینه (مشخصات چاپ، نیازمند بررسی منبع اصلی است).</w:t>
+        <w:t xml:space="preserve">نجفی، محمدحسن (صاحب جواهر)، جواهر الکلام، کتاب الجهاد، احکام هدنه (مشخصات چاپ و نشانی دقیق، نیازمند بررسی منبع اصلی است).</w:t>
       </w:r>
     </w:p>
   </w:footnote>
@@ -19188,7 +19086,7 @@
           <w:sz w:val="20"/>
           <w:szCs w:val="20"/>
         </w:rPr>
-        <w:t xml:space="preserve">ر.ک: ابن‌هشام، السیرة النبویة، ماجرای نجران (مشخصات چاپ، نیازمند بررسی منبع اصلی است).</w:t>
+        <w:t xml:space="preserve">امام خمینی، سیدروح‌الله، تحریر الوسیله، کتاب الجهاد و الامر بالمعروف (نشانی دقیق، نیازمند بررسی منبع اصلی است).</w:t>
       </w:r>
     </w:p>
   </w:footnote>
@@ -19221,7 +19119,7 @@
           <w:sz w:val="20"/>
           <w:szCs w:val="20"/>
         </w:rPr>
-        <w:t xml:space="preserve">نجفی، محمدحسن (صاحب جواهر)، جواهر الکلام، کتاب الجهاد، احکام هدنه (مشخصات چاپ و نشانی دقیق، نیازمند بررسی منبع اصلی است).</w:t>
+        <w:t xml:space="preserve">شیخ انصاری، مرتضی، المکاسب، کتاب البیع، مبحث لزوم (نشانی دقیق، نیازمند بررسی منبع اصلی است).</w:t>
       </w:r>
     </w:p>
   </w:footnote>
@@ -19254,7 +19152,7 @@
           <w:sz w:val="20"/>
           <w:szCs w:val="20"/>
         </w:rPr>
-        <w:t xml:space="preserve">امام خمینی، سیدروح‌الله، تحریر الوسیله، کتاب الجهاد و الامر بالمعروف (نشانی دقیق، نیازمند بررسی منبع اصلی است).</w:t>
+        <w:t xml:space="preserve">ر.ک: راغب اصفهانی، حسین بن محمد، مفردات الفاظ القرآن، ماده «عهد» (مشخصات چاپ، نیازمند بررسی منبع اصلی است).</w:t>
       </w:r>
     </w:p>
   </w:footnote>
@@ -19287,7 +19185,7 @@
           <w:sz w:val="20"/>
           <w:szCs w:val="20"/>
         </w:rPr>
-        <w:t xml:space="preserve">شیخ انصاری، مرتضی، المکاسب، کتاب البیع، مبحث لزوم (نشانی دقیق، نیازمند بررسی منبع اصلی است).</w:t>
+        <w:t xml:space="preserve">ر.ک: راغب اصفهانی، حسین بن محمد، مفردات الفاظ القرآن، ماده «عقد» (مشخصات چاپ، نیازمند بررسی منبع اصلی است).</w:t>
       </w:r>
     </w:p>
   </w:footnote>
@@ -19320,7 +19218,7 @@
           <w:sz w:val="20"/>
           <w:szCs w:val="20"/>
         </w:rPr>
-        <w:t xml:space="preserve">ر.ک: راغب اصفهانی، حسین بن محمد، مفردات الفاظ القرآن، ماده «عهد» (مشخصات چاپ، نیازمند بررسی منبع اصلی است).</w:t>
+        <w:t xml:space="preserve">ر.ک: راغب اصفهانی، حسین بن محمد، مفردات الفاظ القرآن، ماده «وثق» (مشخصات چاپ، نیازمند بررسی منبع اصلی است).</w:t>
       </w:r>
     </w:p>
   </w:footnote>
@@ -19353,7 +19251,7 @@
           <w:sz w:val="20"/>
           <w:szCs w:val="20"/>
         </w:rPr>
-        <w:t xml:space="preserve">ر.ک: راغب اصفهانی، حسین بن محمد، مفردات الفاظ القرآن، ماده «عقد» (مشخصات چاپ، نیازمند بررسی منبع اصلی است).</w:t>
+        <w:t xml:space="preserve">سوره آل‌عمران، آیه ۹.</w:t>
       </w:r>
     </w:p>
   </w:footnote>
@@ -19386,7 +19284,7 @@
           <w:sz w:val="20"/>
           <w:szCs w:val="20"/>
         </w:rPr>
-        <w:t xml:space="preserve">ر.ک: راغب اصفهانی، حسین بن محمد، مفردات الفاظ القرآن، ماده «وثق» (مشخصات چاپ، نیازمند بررسی منبع اصلی است).</w:t>
+        <w:t xml:space="preserve">ر.ک: آخوند خراسانی، محمدکاظم، کفایة الاصول، مبحث تزاحم؛ و میرزای نائینی، محمدحسین، فوائد الاصول، مبحث تزاحم (مشخصات چاپ، نیازمند بررسی منبع اصلی است).</w:t>
       </w:r>
     </w:p>
   </w:footnote>
@@ -19419,7 +19317,7 @@
           <w:sz w:val="20"/>
           <w:szCs w:val="20"/>
         </w:rPr>
-        <w:t xml:space="preserve">سوره آل‌عمران، آیه ۹.</w:t>
+        <w:t xml:space="preserve">امام خمینی، سیدروح‌الله، صحیفه امام، نامه به حجت‌الاسلام قدیری (نشانی دقیق، نیازمند بررسی منبع اصلی است).</w:t>
       </w:r>
     </w:p>
   </w:footnote>
@@ -19452,7 +19350,7 @@
           <w:sz w:val="20"/>
           <w:szCs w:val="20"/>
         </w:rPr>
-        <w:t xml:space="preserve">ر.ک: آخوند خراسانی، محمدکاظم، کفایة الاصول، مبحث تزاحم؛ و میرزای نائینی، محمدحسین، فوائد الاصول، مبحث تزاحم (مشخصات چاپ، نیازمند بررسی منبع اصلی است).</w:t>
+        <w:t xml:space="preserve">شیخ صدوق، محمد بن علی، من لایحضره الفقیه؛ و کلینی، محمد بن یعقوب، الکافی (نشانی دقیق، نیازمند بررسی منبع اصلی است).</w:t>
       </w:r>
     </w:p>
   </w:footnote>
@@ -19485,7 +19383,7 @@
           <w:sz w:val="20"/>
           <w:szCs w:val="20"/>
         </w:rPr>
-        <w:t xml:space="preserve">امام خمینی، سیدروح‌الله، صحیفه امام، نامه به حجت‌الاسلام قدیری (نشانی دقیق، نیازمند بررسی منبع اصلی است).</w:t>
+        <w:t xml:space="preserve">سوره حج، آیه ۷۸.</w:t>
       </w:r>
     </w:p>
   </w:footnote>
@@ -19518,7 +19416,7 @@
           <w:sz w:val="20"/>
           <w:szCs w:val="20"/>
         </w:rPr>
-        <w:t xml:space="preserve">شیخ صدوق، محمد بن علی، من لایحضره الفقیه؛ و کلینی، محمد بن یعقوب، الکافی (نشانی دقیق، نیازمند بررسی منبع اصلی است).</w:t>
+        <w:t xml:space="preserve">امام خمینی، سیدروح‌الله، صحیفه امام (نشانی دقیق، نیازمند بررسی منبع اصلی است).</w:t>
       </w:r>
     </w:p>
   </w:footnote>
@@ -19551,7 +19449,7 @@
           <w:sz w:val="20"/>
           <w:szCs w:val="20"/>
         </w:rPr>
-        <w:t xml:space="preserve">سوره حج، آیه ۷۸.</w:t>
+        <w:t xml:space="preserve">نراقی، ملا احمد، عوائد الایام، عائده ولایت فقیه (مشخصات چاپ و نشانی دقیق، نیازمند بررسی منبع اصلی است).</w:t>
       </w:r>
     </w:p>
   </w:footnote>
@@ -19584,7 +19482,7 @@
           <w:sz w:val="20"/>
           <w:szCs w:val="20"/>
         </w:rPr>
-        <w:t xml:space="preserve">امام خمینی، سیدروح‌الله، صحیفه امام (نشانی دقیق، نیازمند بررسی منبع اصلی است).</w:t>
+        <w:t xml:space="preserve">میرزای نائینی، محمدحسین، تنبیه الامه و تنزیه المله، تهران (مشخصات چاپ، نیازمند بررسی منبع اصلی است).</w:t>
       </w:r>
     </w:p>
   </w:footnote>
@@ -19617,7 +19515,7 @@
           <w:sz w:val="20"/>
           <w:szCs w:val="20"/>
         </w:rPr>
-        <w:t xml:space="preserve">نراقی، ملا احمد، عوائد الایام، عائده ولایت فقیه (مشخصات چاپ و نشانی دقیق، نیازمند بررسی منبع اصلی است).</w:t>
+        <w:t xml:space="preserve">امام خمینی، سیدروح‌الله، ولایت فقیه (حکومت اسلامی) (مشخصات چاپ، نیازمند بررسی منبع اصلی است).</w:t>
       </w:r>
     </w:p>
   </w:footnote>
@@ -19650,7 +19548,7 @@
           <w:sz w:val="20"/>
           <w:szCs w:val="20"/>
         </w:rPr>
-        <w:t xml:space="preserve">میرزای نائینی، محمدحسین، تنبیه الامه و تنزیه المله، تهران (مشخصات چاپ، نیازمند بررسی منبع اصلی است).</w:t>
+        <w:t xml:space="preserve">امام خمینی، سیدروح‌الله، صحیفه امام، نامه به حجت‌الاسلام قدیری (نشانی دقیق، نیازمند بررسی منبع اصلی است).</w:t>
       </w:r>
     </w:p>
   </w:footnote>
@@ -19683,7 +19581,7 @@
           <w:sz w:val="20"/>
           <w:szCs w:val="20"/>
         </w:rPr>
-        <w:t xml:space="preserve">امام خمینی، سیدروح‌الله، ولایت فقیه (حکومت اسلامی) (مشخصات چاپ، نیازمند بررسی منبع اصلی است).</w:t>
+        <w:t xml:space="preserve">ر.ک: شیخ مفید، محمد بن محمد، الارشاد، احوال امام حسن؛ و طبری، محمد بن جریر، تاریخ الامم و الملوک، حوادث سال ۴۱ (مشخصات چاپ، نیازمند بررسی منبع اصلی است).</w:t>
       </w:r>
     </w:p>
   </w:footnote>
@@ -19716,7 +19614,7 @@
           <w:sz w:val="20"/>
           <w:szCs w:val="20"/>
         </w:rPr>
-        <w:t xml:space="preserve">امام خمینی، سیدروح‌الله، صحیفه امام، نامه به حجت‌الاسلام قدیری (نشانی دقیق، نیازمند بررسی منبع اصلی است).</w:t>
+        <w:t xml:space="preserve">ر.ک: آخوند خراسانی، محمدکاظم، کفایة الاصول، مبحث تزاحم؛ و میرزای نائینی، محمدحسین، فوائد الاصول، مبحث تزاحم (مشخصات چاپ، نیازمند بررسی منبع اصلی است).</w:t>
       </w:r>
     </w:p>
   </w:footnote>
@@ -19749,7 +19647,7 @@
           <w:sz w:val="20"/>
           <w:szCs w:val="20"/>
         </w:rPr>
-        <w:t xml:space="preserve">ر.ک: شیخ مفید، محمد بن محمد، الارشاد، احوال امام حسن؛ و طبری، محمد بن جریر، تاریخ الامم و الملوک، حوادث سال ۴۱ (مشخصات چاپ، نیازمند بررسی منبع اصلی است).</w:t>
+        <w:t xml:space="preserve">طرح مواد کمیسیون حقوق بین‌الملل درباره مسئولیت بین‌المللی دولت‌ها (۲۰۰۱). ر.ک: گزارش‌های کمیسیون حقوق بین‌الملل (نشانی دقیق، نیازمند بررسی منبع اصلی است).</w:t>
       </w:r>
     </w:p>
   </w:footnote>
@@ -19782,7 +19680,7 @@
           <w:sz w:val="20"/>
           <w:szCs w:val="20"/>
         </w:rPr>
-        <w:t xml:space="preserve">ر.ک: آخوند خراسانی، محمدکاظم، کفایة الاصول، مبحث تزاحم؛ و میرزای نائینی، محمدحسین، فوائد الاصول، مبحث تزاحم (مشخصات چاپ، نیازمند بررسی منبع اصلی است).</w:t>
+        <w:t xml:space="preserve">قضیه فعالیت‌های نظامی و شبه‌نظامی در نیکاراگوئه و علیه آن (نیکاراگوئه علیه ایالات متحده)، رأی دیوان بین‌المللی دادگستری، ۱۹۸۶.</w:t>
       </w:r>
     </w:p>
   </w:footnote>
@@ -19815,7 +19713,7 @@
           <w:sz w:val="20"/>
           <w:szCs w:val="20"/>
         </w:rPr>
-        <w:t xml:space="preserve">طرح مواد کمیسیون حقوق بین‌الملل درباره مسئولیت بین‌المللی دولت‌ها (۲۰۰۱). ر.ک: گزارش‌های کمیسیون حقوق بین‌الملل (نشانی دقیق، نیازمند بررسی منبع اصلی است).</w:t>
+        <w:t xml:space="preserve">طرح مواد مسئولیت بین‌المللی دولت‌ها، مواد ۱ و ۲.</w:t>
       </w:r>
     </w:p>
   </w:footnote>
@@ -19848,7 +19746,7 @@
           <w:sz w:val="20"/>
           <w:szCs w:val="20"/>
         </w:rPr>
-        <w:t xml:space="preserve">قضیه فعالیت‌های نظامی و شبه‌نظامی در نیکاراگوئه و علیه آن (نیکاراگوئه علیه ایالات متحده)، رأی دیوان بین‌المللی دادگستری، ۱۹۸۶.</w:t>
+        <w:t xml:space="preserve">طرح مواد مسئولیت بین‌المللی دولت‌ها، ماده ۴.</w:t>
       </w:r>
     </w:p>
   </w:footnote>
@@ -19881,7 +19779,7 @@
           <w:sz w:val="20"/>
           <w:szCs w:val="20"/>
         </w:rPr>
-        <w:t xml:space="preserve">طرح مواد مسئولیت بین‌المللی دولت‌ها، مواد ۱ و ۲.</w:t>
+        <w:t xml:space="preserve">طرح مواد مسئولیت بین‌المللی دولت‌ها، ماده ۷.</w:t>
       </w:r>
     </w:p>
   </w:footnote>
@@ -19914,7 +19812,7 @@
           <w:sz w:val="20"/>
           <w:szCs w:val="20"/>
         </w:rPr>
-        <w:t xml:space="preserve">طرح مواد مسئولیت بین‌المللی دولت‌ها، ماده ۴.</w:t>
+        <w:t xml:space="preserve">طرح مواد مسئولیت بین‌المللی دولت‌ها، ماده ۸.</w:t>
       </w:r>
     </w:p>
   </w:footnote>
@@ -19947,7 +19845,7 @@
           <w:sz w:val="20"/>
           <w:szCs w:val="20"/>
         </w:rPr>
-        <w:t xml:space="preserve">طرح مواد مسئولیت بین‌المللی دولت‌ها، ماده ۷.</w:t>
+        <w:t xml:space="preserve">طرح مواد مسئولیت بین‌المللی دولت‌ها، ماده ۱۱.</w:t>
       </w:r>
     </w:p>
   </w:footnote>
@@ -19980,7 +19878,7 @@
           <w:sz w:val="20"/>
           <w:szCs w:val="20"/>
         </w:rPr>
-        <w:t xml:space="preserve">طرح مواد مسئولیت بین‌المللی دولت‌ها، ماده ۸.</w:t>
+        <w:t xml:space="preserve">قضیه کارکنان دیپلماتیک و کنسولی ایالات متحده در تهران (ایالات متحده علیه ایران)، رأی دیوان بین‌المللی دادگستری، ۱۹۸۰.</w:t>
       </w:r>
     </w:p>
   </w:footnote>
@@ -20013,7 +19911,7 @@
           <w:sz w:val="20"/>
           <w:szCs w:val="20"/>
         </w:rPr>
-        <w:t xml:space="preserve">طرح مواد مسئولیت بین‌المللی دولت‌ها، ماده ۱۱.</w:t>
+        <w:t xml:space="preserve">طرح مواد مسئولیت بین‌المللی دولت‌ها، ماده ۱۲.</w:t>
       </w:r>
     </w:p>
   </w:footnote>
@@ -20046,7 +19944,7 @@
           <w:sz w:val="20"/>
           <w:szCs w:val="20"/>
         </w:rPr>
-        <w:t xml:space="preserve">قضیه کارکنان دیپلماتیک و کنسولی ایالات متحده در تهران (ایالات متحده علیه ایران)، رأی دیوان بین‌المللی دادگستری، ۱۹۸۰.</w:t>
+        <w:t xml:space="preserve">طرح مواد مسئولیت بین‌المللی دولت‌ها، مواد ۱۴ و ۱۵ (به‌اجمال).</w:t>
       </w:r>
     </w:p>
   </w:footnote>
@@ -20079,7 +19977,7 @@
           <w:sz w:val="20"/>
           <w:szCs w:val="20"/>
         </w:rPr>
-        <w:t xml:space="preserve">طرح مواد مسئولیت بین‌المللی دولت‌ها، ماده ۱۲.</w:t>
+        <w:t xml:space="preserve">طرح مواد مسئولیت بین‌المللی دولت‌ها، ماده ۳۲.</w:t>
       </w:r>
     </w:p>
   </w:footnote>
@@ -20112,7 +20010,7 @@
           <w:sz w:val="20"/>
           <w:szCs w:val="20"/>
         </w:rPr>
-        <w:t xml:space="preserve">طرح مواد مسئولیت بین‌المللی دولت‌ها، مواد ۱۴ و ۱۵ (به‌اجمال).</w:t>
+        <w:t xml:space="preserve">طرح مواد مسئولیت بین‌المللی دولت‌ها، مواد ۲۰ تا ۲۵.</w:t>
       </w:r>
     </w:p>
   </w:footnote>
@@ -20145,7 +20043,7 @@
           <w:sz w:val="20"/>
           <w:szCs w:val="20"/>
         </w:rPr>
-        <w:t xml:space="preserve">طرح مواد مسئولیت بین‌المللی دولت‌ها، ماده ۳۲.</w:t>
+        <w:t xml:space="preserve">طرح مواد مسئولیت بین‌المللی دولت‌ها، ماده ۲۵.</w:t>
       </w:r>
     </w:p>
   </w:footnote>
@@ -20178,7 +20076,7 @@
           <w:sz w:val="20"/>
           <w:szCs w:val="20"/>
         </w:rPr>
-        <w:t xml:space="preserve">طرح مواد مسئولیت بین‌المللی دولت‌ها، مواد ۲۰ تا ۲۵.</w:t>
+        <w:t xml:space="preserve">طرح مواد مسئولیت بین‌المللی دولت‌ها، مواد ۲۲ و ۴۹ تا ۵۴ (به‌اجمال).</w:t>
       </w:r>
     </w:p>
   </w:footnote>
@@ -20211,7 +20109,7 @@
           <w:sz w:val="20"/>
           <w:szCs w:val="20"/>
         </w:rPr>
-        <w:t xml:space="preserve">طرح مواد مسئولیت بین‌المللی دولت‌ها، ماده ۲۵.</w:t>
+        <w:t xml:space="preserve">طرح مواد مسئولیت بین‌المللی دولت‌ها، ماده ۲۳.</w:t>
       </w:r>
     </w:p>
   </w:footnote>
@@ -20244,7 +20142,7 @@
           <w:sz w:val="20"/>
           <w:szCs w:val="20"/>
         </w:rPr>
-        <w:t xml:space="preserve">طرح مواد مسئولیت بین‌المللی دولت‌ها، مواد ۲۲ و ۴۹ تا ۵۴ (به‌اجمال).</w:t>
+        <w:t xml:space="preserve">طرح مواد مسئولیت بین‌المللی دولت‌ها، ماده ۲۶.</w:t>
       </w:r>
     </w:p>
   </w:footnote>
@@ -20277,7 +20175,7 @@
           <w:sz w:val="20"/>
           <w:szCs w:val="20"/>
         </w:rPr>
-        <w:t xml:space="preserve">طرح مواد مسئولیت بین‌المللی دولت‌ها، ماده ۲۳.</w:t>
+        <w:t xml:space="preserve">طرح مواد مسئولیت بین‌المللی دولت‌ها، مواد ۳۰، ۳۱ و ۳۴ تا ۳۷.</w:t>
       </w:r>
     </w:p>
   </w:footnote>
@@ -20310,7 +20208,7 @@
           <w:sz w:val="20"/>
           <w:szCs w:val="20"/>
         </w:rPr>
-        <w:t xml:space="preserve">طرح مواد مسئولیت بین‌المللی دولت‌ها، ماده ۲۶.</w:t>
+        <w:t xml:space="preserve">کنوانسیون وین حقوق معاهدات، مواد ۷۰ و ۷۲.</w:t>
       </w:r>
     </w:p>
   </w:footnote>
@@ -20343,7 +20241,7 @@
           <w:sz w:val="20"/>
           <w:szCs w:val="20"/>
         </w:rPr>
-        <w:t xml:space="preserve">طرح مواد مسئولیت بین‌المللی دولت‌ها، مواد ۳۰، ۳۱ و ۳۴ تا ۳۷.</w:t>
+        <w:t xml:space="preserve">کنوانسیون وین حقوق معاهدات، مواد ۱۹ تا ۲۳.</w:t>
       </w:r>
     </w:p>
   </w:footnote>
@@ -20376,7 +20274,7 @@
           <w:sz w:val="20"/>
           <w:szCs w:val="20"/>
         </w:rPr>
-        <w:t xml:space="preserve">کنوانسیون وین حقوق معاهدات، مواد ۷۰ و ۷۲.</w:t>
+        <w:t xml:space="preserve">طرح مواد مسئولیت بین‌المللی دولت‌ها، مواد ۴۹ تا ۵۴ (به‌اجمال).</w:t>
       </w:r>
     </w:p>
   </w:footnote>
@@ -20409,7 +20307,7 @@
           <w:sz w:val="20"/>
           <w:szCs w:val="20"/>
         </w:rPr>
-        <w:t xml:space="preserve">کنوانسیون وین حقوق معاهدات، مواد ۱۹ تا ۲۳.</w:t>
+        <w:t xml:space="preserve">قضیه کارخانه کورزو (آلمان علیه لهستان)، رأی دیوان دائمی دادگستری بین‌المللی، ۱۹۲۸ (نشانی دقیق، نیازمند بررسی منبع اصلی است).</w:t>
       </w:r>
     </w:p>
   </w:footnote>
@@ -20442,7 +20340,7 @@
           <w:sz w:val="20"/>
           <w:szCs w:val="20"/>
         </w:rPr>
-        <w:t xml:space="preserve">طرح مواد مسئولیت بین‌المللی دولت‌ها، مواد ۴۹ تا ۵۴ (به‌اجمال).</w:t>
+        <w:t xml:space="preserve">اساسنامه دیوان بین‌المللی دادگستری، ماده ۳۶ (به‌اجمال).</w:t>
       </w:r>
     </w:p>
   </w:footnote>
@@ -20475,7 +20373,7 @@
           <w:sz w:val="20"/>
           <w:szCs w:val="20"/>
         </w:rPr>
-        <w:t xml:space="preserve">قضیه کارخانه کورزو (آلمان علیه لهستان)، رأی دیوان دائمی دادگستری بین‌المللی، ۱۹۲۸ (نشانی دقیق، نیازمند بررسی منبع اصلی است).</w:t>
+        <w:t xml:space="preserve">منشور سازمان ملل متحد، فصل ششم و هفتم (به‌اجمال).</w:t>
       </w:r>
     </w:p>
   </w:footnote>
@@ -20508,7 +20406,7 @@
           <w:sz w:val="20"/>
           <w:szCs w:val="20"/>
         </w:rPr>
-        <w:t xml:space="preserve">اساسنامه دیوان بین‌المللی دادگستری، ماده ۳۶ (به‌اجمال).</w:t>
+        <w:t xml:space="preserve">برای اسناد و تاریخ‌های دقیق، نیازمند بررسی منبع اصلی است.</w:t>
       </w:r>
     </w:p>
   </w:footnote>
@@ -20541,7 +20439,7 @@
           <w:sz w:val="20"/>
           <w:szCs w:val="20"/>
         </w:rPr>
-        <w:t xml:space="preserve">منشور سازمان ملل متحد، فصل ششم و هفتم (به‌اجمال).</w:t>
+        <w:t xml:space="preserve">برای اسناد و تاریخ‌های دقیق، نیازمند بررسی منبع اصلی است.</w:t>
       </w:r>
     </w:p>
   </w:footnote>
@@ -20607,7 +20505,7 @@
           <w:sz w:val="20"/>
           <w:szCs w:val="20"/>
         </w:rPr>
-        <w:t xml:space="preserve">برای اسناد و تاریخ‌های دقیق، نیازمند بررسی منبع اصلی است.</w:t>
+        <w:t xml:space="preserve">قانون اساسی جمهوری اسلامی ایران، اصل ۵.</w:t>
       </w:r>
     </w:p>
   </w:footnote>
@@ -20640,7 +20538,7 @@
           <w:sz w:val="20"/>
           <w:szCs w:val="20"/>
         </w:rPr>
-        <w:t xml:space="preserve">برای اسناد و تاریخ‌های دقیق، نیازمند بررسی منبع اصلی است.</w:t>
+        <w:t xml:space="preserve">قانون اساسی جمهوری اسلامی ایران، اصل ۱۰۷ (به‌اجمال).</w:t>
       </w:r>
     </w:p>
   </w:footnote>
@@ -20673,7 +20571,7 @@
           <w:sz w:val="20"/>
           <w:szCs w:val="20"/>
         </w:rPr>
-        <w:t xml:space="preserve">قانون اساسی جمهوری اسلامی ایران، اصل ۵.</w:t>
+        <w:t xml:space="preserve">قانون اساسی جمهوری اسلامی ایران، اصل ۱۰۹ (به‌اجمال).</w:t>
       </w:r>
     </w:p>
   </w:footnote>
@@ -20706,7 +20604,7 @@
           <w:sz w:val="20"/>
           <w:szCs w:val="20"/>
         </w:rPr>
-        <w:t xml:space="preserve">قانون اساسی جمهوری اسلامی ایران، اصل ۱۰۷ (به‌اجمال).</w:t>
+        <w:t xml:space="preserve">قانون اساسی جمهوری اسلامی ایران، اصل ۱۱۱ (به‌اجمال).</w:t>
       </w:r>
     </w:p>
   </w:footnote>
@@ -20739,7 +20637,7 @@
           <w:sz w:val="20"/>
           <w:szCs w:val="20"/>
         </w:rPr>
-        <w:t xml:space="preserve">قانون اساسی جمهوری اسلامی ایران، اصل ۱۰۹ (به‌اجمال).</w:t>
+        <w:t xml:space="preserve">برای متنِ سیاست‌های ابلاغی، ر.ک: پایگاه اطلاع‌رسانی دفتر مقام معظم رهبری (نشانی دقیق، نیازمند بررسی منبع اصلی است).</w:t>
       </w:r>
     </w:p>
   </w:footnote>
@@ -20772,7 +20670,7 @@
           <w:sz w:val="20"/>
           <w:szCs w:val="20"/>
         </w:rPr>
-        <w:t xml:space="preserve">قانون اساسی جمهوری اسلامی ایران، اصل ۱۱۱ (به‌اجمال).</w:t>
+        <w:t xml:space="preserve">برای صورت‌بندی دو دیدگاه، ر.ک: «ولایت مطلقه فقیه در قانون اساسی» و «مفهوم ولایت مطلقه فقیه در قانون اساسی جمهوری اسلامی ایران»، پایگاه اطلاع‌رسانی حوزه، به نشانی‌های یادشده در پیشینه پژوهش. همچنین ر.ک: سیدابوالفضل قاضی شریعت‌پناهی، حقوق اساسی و نهادهای سیاسی؛ و سیدمحمد هاشمی، حقوق اساسی جمهوری اسلامی ایران.</w:t>
       </w:r>
     </w:p>
   </w:footnote>
@@ -20805,7 +20703,7 @@
           <w:sz w:val="20"/>
           <w:szCs w:val="20"/>
         </w:rPr>
-        <w:t xml:space="preserve">برای متنِ سیاست‌های ابلاغی، ر.ک: پایگاه اطلاع‌رسانی دفتر مقام معظم رهبری (نشانی دقیق، نیازمند بررسی منبع اصلی است).</w:t>
+        <w:t xml:space="preserve">قانون اساسی جمهوری اسلامی ایران، اصل ۵.</w:t>
       </w:r>
     </w:p>
   </w:footnote>
@@ -20838,7 +20736,7 @@
           <w:sz w:val="20"/>
           <w:szCs w:val="20"/>
         </w:rPr>
-        <w:t xml:space="preserve">برای صورت‌بندی دو دیدگاه، ر.ک: «ولایت مطلقه فقیه در قانون اساسی» و «مفهوم ولایت مطلقه فقیه در قانون اساسی جمهوری اسلامی ایران»، پایگاه اطلاع‌رسانی حوزه، به نشانی‌های یادشده در پیشینه پژوهش. همچنین ر.ک: سیدابوالفضل قاضی شریعت‌پناهی، حقوق اساسی و نهادهای سیاسی؛ و سیدمحمد هاشمی، حقوق اساسی جمهوری اسلامی ایران.</w:t>
+        <w:t xml:space="preserve">قانون اساسی جمهوری اسلامی ایران، اصل ۵۷.</w:t>
       </w:r>
     </w:p>
   </w:footnote>
@@ -20871,7 +20769,7 @@
           <w:sz w:val="20"/>
           <w:szCs w:val="20"/>
         </w:rPr>
-        <w:t xml:space="preserve">قانون اساسی جمهوری اسلامی ایران، اصل ۵.</w:t>
+        <w:t xml:space="preserve">قانون اساسی جمهوری اسلامی ایران، اصل ۷۷.</w:t>
       </w:r>
     </w:p>
   </w:footnote>
@@ -20904,7 +20802,7 @@
           <w:sz w:val="20"/>
           <w:szCs w:val="20"/>
         </w:rPr>
-        <w:t xml:space="preserve">قانون اساسی جمهوری اسلامی ایران، اصل ۵۷.</w:t>
+        <w:t xml:space="preserve">قانون اساسی جمهوری اسلامی ایران، اصل ۱۱۰.</w:t>
       </w:r>
     </w:p>
   </w:footnote>
@@ -20937,7 +20835,7 @@
           <w:sz w:val="20"/>
           <w:szCs w:val="20"/>
         </w:rPr>
-        <w:t xml:space="preserve">قانون اساسی جمهوری اسلامی ایران، اصل ۷۷.</w:t>
+        <w:t xml:space="preserve">قانون اساسی جمهوری اسلامی ایران، اصل ۱۱۲.</w:t>
       </w:r>
     </w:p>
   </w:footnote>
@@ -20970,7 +20868,7 @@
           <w:sz w:val="20"/>
           <w:szCs w:val="20"/>
         </w:rPr>
-        <w:t xml:space="preserve">قانون اساسی جمهوری اسلامی ایران، اصل ۱۱۰.</w:t>
+        <w:t xml:space="preserve">قانون اساسی جمهوری اسلامی ایران، اصل ۱۲۵.</w:t>
       </w:r>
     </w:p>
   </w:footnote>
@@ -21003,7 +20901,7 @@
           <w:sz w:val="20"/>
           <w:szCs w:val="20"/>
         </w:rPr>
-        <w:t xml:space="preserve">قانون اساسی جمهوری اسلامی ایران، اصل ۱۱۲.</w:t>
+        <w:t xml:space="preserve">قانون اساسی جمهوری اسلامی ایران، اصل ۱۵۲.</w:t>
       </w:r>
     </w:p>
   </w:footnote>
@@ -21036,7 +20934,7 @@
           <w:sz w:val="20"/>
           <w:szCs w:val="20"/>
         </w:rPr>
-        <w:t xml:space="preserve">قانون اساسی جمهوری اسلامی ایران، اصل ۱۲۵.</w:t>
+        <w:t xml:space="preserve">قانون اساسی جمهوری اسلامی ایران، اصل ۱۵۳.</w:t>
       </w:r>
     </w:p>
   </w:footnote>
@@ -21069,7 +20967,7 @@
           <w:sz w:val="20"/>
           <w:szCs w:val="20"/>
         </w:rPr>
-        <w:t xml:space="preserve">قانون اساسی جمهوری اسلامی ایران، اصل ۱۵۲.</w:t>
+        <w:t xml:space="preserve">قانون اساسی جمهوری اسلامی ایران، اصل ۱۵۴.</w:t>
       </w:r>
     </w:p>
   </w:footnote>
@@ -21102,7 +21000,7 @@
           <w:sz w:val="20"/>
           <w:szCs w:val="20"/>
         </w:rPr>
-        <w:t xml:space="preserve">قانون اساسی جمهوری اسلامی ایران، اصل ۱۵۳.</w:t>
+        <w:t xml:space="preserve">قانون اساسی جمهوری اسلامی ایران، اصل ۱۷۶ (به‌اجمال).</w:t>
       </w:r>
     </w:p>
   </w:footnote>
@@ -21135,7 +21033,7 @@
           <w:sz w:val="20"/>
           <w:szCs w:val="20"/>
         </w:rPr>
-        <w:t xml:space="preserve">قانون اساسی جمهوری اسلامی ایران، اصل ۱۵۴.</w:t>
+        <w:t xml:space="preserve">کنوانسیون وین حقوق معاهدات، ماده ۱.</w:t>
       </w:r>
     </w:p>
   </w:footnote>
@@ -21168,7 +21066,7 @@
           <w:sz w:val="20"/>
           <w:szCs w:val="20"/>
         </w:rPr>
-        <w:t xml:space="preserve">قانون اساسی جمهوری اسلامی ایران، اصل ۱۷۶ (به‌اجمال).</w:t>
+        <w:t xml:space="preserve">کنوانسیون وین حقوق معاهدات، ماده ۲ (به‌اجمال).</w:t>
       </w:r>
     </w:p>
   </w:footnote>
@@ -21201,7 +21099,7 @@
           <w:sz w:val="20"/>
           <w:szCs w:val="20"/>
         </w:rPr>
-        <w:t xml:space="preserve">کنوانسیون وین حقوق معاهدات، ماده ۱.</w:t>
+        <w:t xml:space="preserve">کنوانسیون وین حقوق معاهدات، ماده ۲۶.</w:t>
       </w:r>
     </w:p>
   </w:footnote>
@@ -21234,7 +21132,7 @@
           <w:sz w:val="20"/>
           <w:szCs w:val="20"/>
         </w:rPr>
-        <w:t xml:space="preserve">کنوانسیون وین حقوق معاهدات، ماده ۲ (به‌اجمال).</w:t>
+        <w:t xml:space="preserve">کنوانسیون وین حقوق معاهدات، ماده ۲۷.</w:t>
       </w:r>
     </w:p>
   </w:footnote>
@@ -21267,7 +21165,7 @@
           <w:sz w:val="20"/>
           <w:szCs w:val="20"/>
         </w:rPr>
-        <w:t xml:space="preserve">کنوانسیون وین حقوق معاهدات، ماده ۲۶.</w:t>
+        <w:t xml:space="preserve">کنوانسیون وین حقوق معاهدات، ماده ۴۶ (به‌اجمال).</w:t>
       </w:r>
     </w:p>
   </w:footnote>
@@ -21300,7 +21198,7 @@
           <w:sz w:val="20"/>
           <w:szCs w:val="20"/>
         </w:rPr>
-        <w:t xml:space="preserve">کنوانسیون وین حقوق معاهدات، ماده ۲۷.</w:t>
+        <w:t xml:space="preserve">کنوانسیون وین حقوق معاهدات، ماده ۵۳ (به‌اجمال).</w:t>
       </w:r>
     </w:p>
   </w:footnote>
@@ -21333,7 +21231,7 @@
           <w:sz w:val="20"/>
           <w:szCs w:val="20"/>
         </w:rPr>
-        <w:t xml:space="preserve">کنوانسیون وین حقوق معاهدات، ماده ۴۶ (به‌اجمال).</w:t>
+        <w:t xml:space="preserve">کنوانسیون وین حقوق معاهدات، مواد ۵۴ تا ۶۴ (به‌اجمال).</w:t>
       </w:r>
     </w:p>
   </w:footnote>
@@ -21366,7 +21264,7 @@
           <w:sz w:val="20"/>
           <w:szCs w:val="20"/>
         </w:rPr>
-        <w:t xml:space="preserve">کنوانسیون وین حقوق معاهدات، ماده ۵۳ (به‌اجمال).</w:t>
+        <w:t xml:space="preserve">کنوانسیون وین حقوق معاهدات، مواد ۶۵ تا ۶۸ (به‌اجمال).</w:t>
       </w:r>
     </w:p>
   </w:footnote>
@@ -21399,77 +21297,11 @@
           <w:sz w:val="20"/>
           <w:szCs w:val="20"/>
         </w:rPr>
-        <w:t xml:space="preserve">کنوانسیون وین حقوق معاهدات، مواد ۵۴ تا ۶۴ (به‌اجمال).</w:t>
+        <w:t xml:space="preserve">کنوانسیون وین حقوق معاهدات، مواد ۷۰ و ۷۲ (به‌اجمال).</w:t>
       </w:r>
     </w:p>
   </w:footnote>
   <w:footnote w:id="145">
-    <w:p>
-      <w:pPr>
-        <w:bidi w:val="1"/>
-        <w:jc w:val="both"/>
-        <w:spacing w:after="40" w:line="240" w:lineRule="auto"/>
-      </w:pPr>
-      <w:r>
-        <w:rPr>
-          <w:rFonts w:ascii="B Lotus" w:hAnsi="B Lotus" w:cs="B Lotus"/>
-          <w:sz w:val="20"/>
-          <w:szCs w:val="20"/>
-        </w:rPr>
-        <w:footnoteRef/>
-      </w:r>
-      <w:r>
-        <w:rPr>
-          <w:rFonts w:ascii="B Lotus" w:hAnsi="B Lotus" w:cs="B Lotus"/>
-          <w:sz w:val="20"/>
-          <w:szCs w:val="20"/>
-        </w:rPr>
-        <w:t xml:space="preserve"> </w:t>
-      </w:r>
-      <w:r>
-        <w:rPr>
-          <w:rFonts w:ascii="B Lotus" w:hAnsi="B Lotus" w:cs="B Lotus"/>
-          <w:sz w:val="20"/>
-          <w:szCs w:val="20"/>
-        </w:rPr>
-        <w:t xml:space="preserve">کنوانسیون وین حقوق معاهدات، مواد ۶۵ تا ۶۸ (به‌اجمال).</w:t>
-      </w:r>
-    </w:p>
-  </w:footnote>
-  <w:footnote w:id="146">
-    <w:p>
-      <w:pPr>
-        <w:bidi w:val="1"/>
-        <w:jc w:val="both"/>
-        <w:spacing w:after="40" w:line="240" w:lineRule="auto"/>
-      </w:pPr>
-      <w:r>
-        <w:rPr>
-          <w:rFonts w:ascii="B Lotus" w:hAnsi="B Lotus" w:cs="B Lotus"/>
-          <w:sz w:val="20"/>
-          <w:szCs w:val="20"/>
-        </w:rPr>
-        <w:footnoteRef/>
-      </w:r>
-      <w:r>
-        <w:rPr>
-          <w:rFonts w:ascii="B Lotus" w:hAnsi="B Lotus" w:cs="B Lotus"/>
-          <w:sz w:val="20"/>
-          <w:szCs w:val="20"/>
-        </w:rPr>
-        <w:t xml:space="preserve"> </w:t>
-      </w:r>
-      <w:r>
-        <w:rPr>
-          <w:rFonts w:ascii="B Lotus" w:hAnsi="B Lotus" w:cs="B Lotus"/>
-          <w:sz w:val="20"/>
-          <w:szCs w:val="20"/>
-        </w:rPr>
-        <w:t xml:space="preserve">کنوانسیون وین حقوق معاهدات، مواد ۷۰ و ۷۲ (به‌اجمال).</w:t>
-      </w:r>
-    </w:p>
-  </w:footnote>
-  <w:footnote w:id="147">
     <w:p>
       <w:pPr>
         <w:bidi w:val="1"/>

--- a/Resaleh_Sath3_Hadi_Shabestani_v2.docx
+++ b/Resaleh_Sath3_Hadi_Shabestani_v2.docx
@@ -16542,4806 +16542,6 @@
   <w:p>
     <w:pPr>
       <w:pStyle w:val="Footer"/>
-      <w:widowControl/>
-      <w:bidi w:val="1"/>
-      <w:spacing w:before="120" w:after="0" w:line="288" w:lineRule="auto"/>
-      <w:jc w:val="center"/>
-      <w:pBdr>
-        <w:top w:val="single" w:sz="6" w:space="6" w:color="BFBFBF"/>
-      </w:pBdr>
-    </w:pPr>
-    <w:r/>
-    <w:r>
-      <w:rPr>
-        <w:rFonts w:ascii="B Lotus" w:hAnsi="B Lotus" w:cs="B Lotus" w:eastAsia="B Lotus"/>
-        <w:b w:val="0"/>
-        <w:i w:val="0"/>
-        <w:color w:val="595659"/>
-        <w:sz w:val="18"/>
-        <w:szCs w:val="18"/>
-      </w:rPr>
-      <w:t>رساله علمی سطح سه ـ هادی شبستانی</w:t>
-    </w:r>
-  </w:p>
-</w:ftr>
-</file>
-
-<file path=word/footnotes.xml><?xml version="1.0" encoding="utf-8"?>
-<w:footnotes xmlns:w="http://schemas.openxmlformats.org/wordprocessingml/2006/main">
-  <w:footnote w:id="0" w:type="separator">
-    <w:p>
-      <w:r>
-        <w:separator/>
-      </w:r>
-    </w:p>
-  </w:footnote>
-  <w:footnote w:id="1" w:type="continuationSeparator">
-    <w:p>
-      <w:r>
-        <w:continuationSeparator/>
-      </w:r>
-    </w:p>
-  </w:footnote>
-  <w:footnote w:id="2">
-    <w:p>
-      <w:pPr>
-        <w:bidi w:val="1"/>
-        <w:jc w:val="both"/>
-        <w:spacing w:after="40" w:line="240" w:lineRule="auto"/>
-      </w:pPr>
-      <w:r>
-        <w:rPr>
-          <w:rFonts w:ascii="B Lotus" w:hAnsi="B Lotus" w:cs="B Lotus"/>
-          <w:sz w:val="20"/>
-          <w:szCs w:val="20"/>
-        </w:rPr>
-        <w:footnoteRef/>
-      </w:r>
-      <w:r>
-        <w:rPr>
-          <w:rFonts w:ascii="B Lotus" w:hAnsi="B Lotus" w:cs="B Lotus"/>
-          <w:sz w:val="20"/>
-          <w:szCs w:val="20"/>
-        </w:rPr>
-        <w:t xml:space="preserve"> </w:t>
-      </w:r>
-      <w:r>
-        <w:rPr>
-          <w:rFonts w:ascii="B Lotus" w:hAnsi="B Lotus" w:cs="B Lotus"/>
-          <w:sz w:val="20"/>
-          <w:szCs w:val="20"/>
-        </w:rPr>
-        <w:t xml:space="preserve">سوره مائده، آیه ۱.</w:t>
-      </w:r>
-    </w:p>
-  </w:footnote>
-  <w:footnote w:id="3">
-    <w:p>
-      <w:pPr>
-        <w:bidi w:val="1"/>
-        <w:jc w:val="both"/>
-        <w:spacing w:after="40" w:line="240" w:lineRule="auto"/>
-      </w:pPr>
-      <w:r>
-        <w:rPr>
-          <w:rFonts w:ascii="B Lotus" w:hAnsi="B Lotus" w:cs="B Lotus"/>
-          <w:sz w:val="20"/>
-          <w:szCs w:val="20"/>
-        </w:rPr>
-        <w:footnoteRef/>
-      </w:r>
-      <w:r>
-        <w:rPr>
-          <w:rFonts w:ascii="B Lotus" w:hAnsi="B Lotus" w:cs="B Lotus"/>
-          <w:sz w:val="20"/>
-          <w:szCs w:val="20"/>
-        </w:rPr>
-        <w:t xml:space="preserve"> </w:t>
-      </w:r>
-      <w:r>
-        <w:rPr>
-          <w:rFonts w:ascii="B Lotus" w:hAnsi="B Lotus" w:cs="B Lotus"/>
-          <w:sz w:val="20"/>
-          <w:szCs w:val="20"/>
-        </w:rPr>
-        <w:t xml:space="preserve">ر.ک: زحیلی، وهبه، آثار الحرب فی الاسلام (مشخصات چاپ، نیازمند بررسی منبع اصلی است).</w:t>
-      </w:r>
-    </w:p>
-  </w:footnote>
-  <w:footnote w:id="4">
-    <w:p>
-      <w:pPr>
-        <w:bidi w:val="1"/>
-        <w:jc w:val="both"/>
-        <w:spacing w:after="40" w:line="240" w:lineRule="auto"/>
-      </w:pPr>
-      <w:r>
-        <w:rPr>
-          <w:rFonts w:ascii="B Lotus" w:hAnsi="B Lotus" w:cs="B Lotus"/>
-          <w:sz w:val="20"/>
-          <w:szCs w:val="20"/>
-        </w:rPr>
-        <w:footnoteRef/>
-      </w:r>
-      <w:r>
-        <w:rPr>
-          <w:rFonts w:ascii="B Lotus" w:hAnsi="B Lotus" w:cs="B Lotus"/>
-          <w:sz w:val="20"/>
-          <w:szCs w:val="20"/>
-        </w:rPr>
-        <w:t xml:space="preserve"> </w:t>
-      </w:r>
-      <w:r>
-        <w:rPr>
-          <w:rFonts w:ascii="B Lotus" w:hAnsi="B Lotus" w:cs="B Lotus"/>
-          <w:sz w:val="20"/>
-          <w:szCs w:val="20"/>
-        </w:rPr>
-        <w:t xml:space="preserve">ر.ک: Malcolm Shaw, International Law; و James Crawford, The International Law Commission's Articles on State Responsibility (مشخصات چاپ، نیازمند بررسی منبع اصلی است).</w:t>
-      </w:r>
-    </w:p>
-  </w:footnote>
-  <w:footnote w:id="5">
-    <w:p>
-      <w:pPr>
-        <w:bidi w:val="1"/>
-        <w:jc w:val="both"/>
-        <w:spacing w:after="40" w:line="240" w:lineRule="auto"/>
-      </w:pPr>
-      <w:r>
-        <w:rPr>
-          <w:rFonts w:ascii="B Lotus" w:hAnsi="B Lotus" w:cs="B Lotus"/>
-          <w:sz w:val="20"/>
-          <w:szCs w:val="20"/>
-        </w:rPr>
-        <w:footnoteRef/>
-      </w:r>
-      <w:r>
-        <w:rPr>
-          <w:rFonts w:ascii="B Lotus" w:hAnsi="B Lotus" w:cs="B Lotus"/>
-          <w:sz w:val="20"/>
-          <w:szCs w:val="20"/>
-        </w:rPr>
-        <w:t xml:space="preserve"> </w:t>
-      </w:r>
-      <w:r>
-        <w:rPr>
-          <w:rFonts w:ascii="B Lotus" w:hAnsi="B Lotus" w:cs="B Lotus"/>
-          <w:sz w:val="20"/>
-          <w:szCs w:val="20"/>
-        </w:rPr>
-        <w:t xml:space="preserve">ر.ک: خلیل بن احمد فراهیدی، کتاب العین، ماده «عهد»؛ و ابن‌منظور، لسان العرب، ماده «عهد» (مشخصات چاپ، نیازمند بررسی منبع اصلی است).</w:t>
-      </w:r>
-    </w:p>
-  </w:footnote>
-  <w:footnote w:id="6">
-    <w:p>
-      <w:pPr>
-        <w:bidi w:val="1"/>
-        <w:jc w:val="both"/>
-        <w:spacing w:after="40" w:line="240" w:lineRule="auto"/>
-      </w:pPr>
-      <w:r>
-        <w:rPr>
-          <w:rFonts w:ascii="B Lotus" w:hAnsi="B Lotus" w:cs="B Lotus"/>
-          <w:sz w:val="20"/>
-          <w:szCs w:val="20"/>
-        </w:rPr>
-        <w:footnoteRef/>
-      </w:r>
-      <w:r>
-        <w:rPr>
-          <w:rFonts w:ascii="B Lotus" w:hAnsi="B Lotus" w:cs="B Lotus"/>
-          <w:sz w:val="20"/>
-          <w:szCs w:val="20"/>
-        </w:rPr>
-        <w:t xml:space="preserve"> </w:t>
-      </w:r>
-      <w:r>
-        <w:rPr>
-          <w:rFonts w:ascii="B Lotus" w:hAnsi="B Lotus" w:cs="B Lotus"/>
-          <w:sz w:val="20"/>
-          <w:szCs w:val="20"/>
-        </w:rPr>
-        <w:t xml:space="preserve">کنوانسیون وین حقوق معاهدات، ماده ۲، بند ۱ (الف).</w:t>
-      </w:r>
-    </w:p>
-  </w:footnote>
-  <w:footnote w:id="7">
-    <w:p>
-      <w:pPr>
-        <w:bidi w:val="1"/>
-        <w:jc w:val="both"/>
-        <w:spacing w:after="40" w:line="240" w:lineRule="auto"/>
-      </w:pPr>
-      <w:r>
-        <w:rPr>
-          <w:rFonts w:ascii="B Lotus" w:hAnsi="B Lotus" w:cs="B Lotus"/>
-          <w:sz w:val="20"/>
-          <w:szCs w:val="20"/>
-        </w:rPr>
-        <w:footnoteRef/>
-      </w:r>
-      <w:r>
-        <w:rPr>
-          <w:rFonts w:ascii="B Lotus" w:hAnsi="B Lotus" w:cs="B Lotus"/>
-          <w:sz w:val="20"/>
-          <w:szCs w:val="20"/>
-        </w:rPr>
-        <w:t xml:space="preserve"> </w:t>
-      </w:r>
-      <w:r>
-        <w:rPr>
-          <w:rFonts w:ascii="B Lotus" w:hAnsi="B Lotus" w:cs="B Lotus"/>
-          <w:sz w:val="20"/>
-          <w:szCs w:val="20"/>
-        </w:rPr>
-        <w:t xml:space="preserve">کنوانسیون وین حقوق معاهدات، ماده ۳.</w:t>
-      </w:r>
-    </w:p>
-  </w:footnote>
-  <w:footnote w:id="8">
-    <w:p>
-      <w:pPr>
-        <w:bidi w:val="1"/>
-        <w:jc w:val="both"/>
-        <w:spacing w:after="40" w:line="240" w:lineRule="auto"/>
-      </w:pPr>
-      <w:r>
-        <w:rPr>
-          <w:rFonts w:ascii="B Lotus" w:hAnsi="B Lotus" w:cs="B Lotus"/>
-          <w:sz w:val="20"/>
-          <w:szCs w:val="20"/>
-        </w:rPr>
-        <w:footnoteRef/>
-      </w:r>
-      <w:r>
-        <w:rPr>
-          <w:rFonts w:ascii="B Lotus" w:hAnsi="B Lotus" w:cs="B Lotus"/>
-          <w:sz w:val="20"/>
-          <w:szCs w:val="20"/>
-        </w:rPr>
-        <w:t xml:space="preserve"> </w:t>
-      </w:r>
-      <w:r>
-        <w:rPr>
-          <w:rFonts w:ascii="B Lotus" w:hAnsi="B Lotus" w:cs="B Lotus"/>
-          <w:sz w:val="20"/>
-          <w:szCs w:val="20"/>
-        </w:rPr>
-        <w:t xml:space="preserve">قانون اساسی جمهوری اسلامی ایران، اصول ۵ و ۱۰۷.</w:t>
-      </w:r>
-    </w:p>
-  </w:footnote>
-  <w:footnote w:id="9">
-    <w:p>
-      <w:pPr>
-        <w:bidi w:val="1"/>
-        <w:jc w:val="both"/>
-        <w:spacing w:after="40" w:line="240" w:lineRule="auto"/>
-      </w:pPr>
-      <w:r>
-        <w:rPr>
-          <w:rFonts w:ascii="B Lotus" w:hAnsi="B Lotus" w:cs="B Lotus"/>
-          <w:sz w:val="20"/>
-          <w:szCs w:val="20"/>
-        </w:rPr>
-        <w:footnoteRef/>
-      </w:r>
-      <w:r>
-        <w:rPr>
-          <w:rFonts w:ascii="B Lotus" w:hAnsi="B Lotus" w:cs="B Lotus"/>
-          <w:sz w:val="20"/>
-          <w:szCs w:val="20"/>
-        </w:rPr>
-        <w:t xml:space="preserve"> </w:t>
-      </w:r>
-      <w:r>
-        <w:rPr>
-          <w:rFonts w:ascii="B Lotus" w:hAnsi="B Lotus" w:cs="B Lotus"/>
-          <w:sz w:val="20"/>
-          <w:szCs w:val="20"/>
-        </w:rPr>
-        <w:t xml:space="preserve">امام خمینی، سیدروح‌الله، ولایت فقیه (حکومت اسلامی)، تهران، مؤسسه تنظیم و نشر آثار امام خمینی (مشخصات چاپ، نیازمند بررسی منبع اصلی است).</w:t>
-      </w:r>
-    </w:p>
-  </w:footnote>
-  <w:footnote w:id="10">
-    <w:p>
-      <w:pPr>
-        <w:bidi w:val="1"/>
-        <w:jc w:val="both"/>
-        <w:spacing w:after="40" w:line="240" w:lineRule="auto"/>
-      </w:pPr>
-      <w:r>
-        <w:rPr>
-          <w:rFonts w:ascii="B Lotus" w:hAnsi="B Lotus" w:cs="B Lotus"/>
-          <w:sz w:val="20"/>
-          <w:szCs w:val="20"/>
-        </w:rPr>
-        <w:footnoteRef/>
-      </w:r>
-      <w:r>
-        <w:rPr>
-          <w:rFonts w:ascii="B Lotus" w:hAnsi="B Lotus" w:cs="B Lotus"/>
-          <w:sz w:val="20"/>
-          <w:szCs w:val="20"/>
-        </w:rPr>
-        <w:t xml:space="preserve"> </w:t>
-      </w:r>
-      <w:r>
-        <w:rPr>
-          <w:rFonts w:ascii="B Lotus" w:hAnsi="B Lotus" w:cs="B Lotus"/>
-          <w:sz w:val="20"/>
-          <w:szCs w:val="20"/>
-        </w:rPr>
-        <w:t xml:space="preserve">سوره انفال، آیه ۵۸.</w:t>
-      </w:r>
-    </w:p>
-  </w:footnote>
-  <w:footnote w:id="11">
-    <w:p>
-      <w:pPr>
-        <w:bidi w:val="1"/>
-        <w:jc w:val="both"/>
-        <w:spacing w:after="40" w:line="240" w:lineRule="auto"/>
-      </w:pPr>
-      <w:r>
-        <w:rPr>
-          <w:rFonts w:ascii="B Lotus" w:hAnsi="B Lotus" w:cs="B Lotus"/>
-          <w:sz w:val="20"/>
-          <w:szCs w:val="20"/>
-        </w:rPr>
-        <w:footnoteRef/>
-      </w:r>
-      <w:r>
-        <w:rPr>
-          <w:rFonts w:ascii="B Lotus" w:hAnsi="B Lotus" w:cs="B Lotus"/>
-          <w:sz w:val="20"/>
-          <w:szCs w:val="20"/>
-        </w:rPr>
-        <w:t xml:space="preserve"> </w:t>
-      </w:r>
-      <w:r>
-        <w:rPr>
-          <w:rFonts w:ascii="B Lotus" w:hAnsi="B Lotus" w:cs="B Lotus"/>
-          <w:sz w:val="20"/>
-          <w:szCs w:val="20"/>
-        </w:rPr>
-        <w:t xml:space="preserve">ر.ک: ابن‌منظور، لسان العرب، ماده «صلح» (مشخصات چاپ، نیازمند بررسی منبع اصلی است).</w:t>
-      </w:r>
-    </w:p>
-  </w:footnote>
-  <w:footnote w:id="12">
-    <w:p>
-      <w:pPr>
-        <w:bidi w:val="1"/>
-        <w:jc w:val="both"/>
-        <w:spacing w:after="40" w:line="240" w:lineRule="auto"/>
-      </w:pPr>
-      <w:r>
-        <w:rPr>
-          <w:rFonts w:ascii="B Lotus" w:hAnsi="B Lotus" w:cs="B Lotus"/>
-          <w:sz w:val="20"/>
-          <w:szCs w:val="20"/>
-        </w:rPr>
-        <w:footnoteRef/>
-      </w:r>
-      <w:r>
-        <w:rPr>
-          <w:rFonts w:ascii="B Lotus" w:hAnsi="B Lotus" w:cs="B Lotus"/>
-          <w:sz w:val="20"/>
-          <w:szCs w:val="20"/>
-        </w:rPr>
-        <w:t xml:space="preserve"> </w:t>
-      </w:r>
-      <w:r>
-        <w:rPr>
-          <w:rFonts w:ascii="B Lotus" w:hAnsi="B Lotus" w:cs="B Lotus"/>
-          <w:sz w:val="20"/>
-          <w:szCs w:val="20"/>
-        </w:rPr>
-        <w:t xml:space="preserve">طرح مواد مسئولیت بین‌المللی دولت‌ها، ماده ۲۵.</w:t>
-      </w:r>
-    </w:p>
-  </w:footnote>
-  <w:footnote w:id="13">
-    <w:p>
-      <w:pPr>
-        <w:bidi w:val="1"/>
-        <w:jc w:val="both"/>
-        <w:spacing w:after="40" w:line="240" w:lineRule="auto"/>
-      </w:pPr>
-      <w:r>
-        <w:rPr>
-          <w:rFonts w:ascii="B Lotus" w:hAnsi="B Lotus" w:cs="B Lotus"/>
-          <w:sz w:val="20"/>
-          <w:szCs w:val="20"/>
-        </w:rPr>
-        <w:footnoteRef/>
-      </w:r>
-      <w:r>
-        <w:rPr>
-          <w:rFonts w:ascii="B Lotus" w:hAnsi="B Lotus" w:cs="B Lotus"/>
-          <w:sz w:val="20"/>
-          <w:szCs w:val="20"/>
-        </w:rPr>
-        <w:t xml:space="preserve"> </w:t>
-      </w:r>
-      <w:r>
-        <w:rPr>
-          <w:rFonts w:ascii="B Lotus" w:hAnsi="B Lotus" w:cs="B Lotus"/>
-          <w:sz w:val="20"/>
-          <w:szCs w:val="20"/>
-        </w:rPr>
-        <w:t xml:space="preserve">ر.ک: نجفی، محمدحسن (صاحب جواهر)، جواهر الکلام، کتاب الجهاد، احکام هدنه (مشخصات چاپ و نشانی دقیق، نیازمند بررسی منبع اصلی است).</w:t>
-      </w:r>
-    </w:p>
-  </w:footnote>
-  <w:footnote w:id="14">
-    <w:p>
-      <w:pPr>
-        <w:bidi w:val="1"/>
-        <w:jc w:val="both"/>
-        <w:spacing w:after="40" w:line="240" w:lineRule="auto"/>
-      </w:pPr>
-      <w:r>
-        <w:rPr>
-          <w:rFonts w:ascii="B Lotus" w:hAnsi="B Lotus" w:cs="B Lotus"/>
-          <w:sz w:val="20"/>
-          <w:szCs w:val="20"/>
-        </w:rPr>
-        <w:footnoteRef/>
-      </w:r>
-      <w:r>
-        <w:rPr>
-          <w:rFonts w:ascii="B Lotus" w:hAnsi="B Lotus" w:cs="B Lotus"/>
-          <w:sz w:val="20"/>
-          <w:szCs w:val="20"/>
-        </w:rPr>
-        <w:t xml:space="preserve"> </w:t>
-      </w:r>
-      <w:r>
-        <w:rPr>
-          <w:rFonts w:ascii="B Lotus" w:hAnsi="B Lotus" w:cs="B Lotus"/>
-          <w:sz w:val="20"/>
-          <w:szCs w:val="20"/>
-        </w:rPr>
-        <w:t xml:space="preserve">ر.ک: نجفی، محمدحسن (صاحب جواهر)، جواهر الکلام، کتاب الجهاد (نشانی دقیق، نیازمند بررسی منبع اصلی است).</w:t>
-      </w:r>
-    </w:p>
-  </w:footnote>
-  <w:footnote w:id="15">
-    <w:p>
-      <w:pPr>
-        <w:bidi w:val="1"/>
-        <w:jc w:val="both"/>
-        <w:spacing w:after="40" w:line="240" w:lineRule="auto"/>
-      </w:pPr>
-      <w:r>
-        <w:rPr>
-          <w:rFonts w:ascii="B Lotus" w:hAnsi="B Lotus" w:cs="B Lotus"/>
-          <w:sz w:val="20"/>
-          <w:szCs w:val="20"/>
-        </w:rPr>
-        <w:footnoteRef/>
-      </w:r>
-      <w:r>
-        <w:rPr>
-          <w:rFonts w:ascii="B Lotus" w:hAnsi="B Lotus" w:cs="B Lotus"/>
-          <w:sz w:val="20"/>
-          <w:szCs w:val="20"/>
-        </w:rPr>
-        <w:t xml:space="preserve"> </w:t>
-      </w:r>
-      <w:r>
-        <w:rPr>
-          <w:rFonts w:ascii="B Lotus" w:hAnsi="B Lotus" w:cs="B Lotus"/>
-          <w:sz w:val="20"/>
-          <w:szCs w:val="20"/>
-        </w:rPr>
-        <w:t xml:space="preserve">ر.ک: امام خمینی، سیدروح‌الله، تحریر الوسیله، کتاب الجهاد، احکام امان (نشانی دقیق، نیازمند بررسی منبع اصلی است).</w:t>
-      </w:r>
-    </w:p>
-  </w:footnote>
-  <w:footnote w:id="16">
-    <w:p>
-      <w:pPr>
-        <w:bidi w:val="1"/>
-        <w:jc w:val="both"/>
-        <w:spacing w:after="40" w:line="240" w:lineRule="auto"/>
-      </w:pPr>
-      <w:r>
-        <w:rPr>
-          <w:rFonts w:ascii="B Lotus" w:hAnsi="B Lotus" w:cs="B Lotus"/>
-          <w:sz w:val="20"/>
-          <w:szCs w:val="20"/>
-        </w:rPr>
-        <w:footnoteRef/>
-      </w:r>
-      <w:r>
-        <w:rPr>
-          <w:rFonts w:ascii="B Lotus" w:hAnsi="B Lotus" w:cs="B Lotus"/>
-          <w:sz w:val="20"/>
-          <w:szCs w:val="20"/>
-        </w:rPr>
-        <w:t xml:space="preserve"> </w:t>
-      </w:r>
-      <w:r>
-        <w:rPr>
-          <w:rFonts w:ascii="B Lotus" w:hAnsi="B Lotus" w:cs="B Lotus"/>
-          <w:sz w:val="20"/>
-          <w:szCs w:val="20"/>
-        </w:rPr>
-        <w:t xml:space="preserve">ر.ک: نجفی، محمدحسن (صاحب جواهر)، جواهر الکلام، کتاب الجهاد، احکام ذمه و صلح (نشانی دقیق، نیازمند بررسی منبع اصلی است).</w:t>
-      </w:r>
-    </w:p>
-  </w:footnote>
-  <w:footnote w:id="17">
-    <w:p>
-      <w:pPr>
-        <w:bidi w:val="1"/>
-        <w:jc w:val="both"/>
-        <w:spacing w:after="40" w:line="240" w:lineRule="auto"/>
-      </w:pPr>
-      <w:r>
-        <w:rPr>
-          <w:rFonts w:ascii="B Lotus" w:hAnsi="B Lotus" w:cs="B Lotus"/>
-          <w:sz w:val="20"/>
-          <w:szCs w:val="20"/>
-        </w:rPr>
-        <w:footnoteRef/>
-      </w:r>
-      <w:r>
-        <w:rPr>
-          <w:rFonts w:ascii="B Lotus" w:hAnsi="B Lotus" w:cs="B Lotus"/>
-          <w:sz w:val="20"/>
-          <w:szCs w:val="20"/>
-        </w:rPr>
-        <w:t xml:space="preserve"> </w:t>
-      </w:r>
-      <w:r>
-        <w:rPr>
-          <w:rFonts w:ascii="B Lotus" w:hAnsi="B Lotus" w:cs="B Lotus"/>
-          <w:sz w:val="20"/>
-          <w:szCs w:val="20"/>
-        </w:rPr>
-        <w:t xml:space="preserve">کنوانسیون وین حقوق معاهدات، مصوب ۱۹۶۹، لازم‌الاجرا از ۱۹۸۰.</w:t>
-      </w:r>
-    </w:p>
-  </w:footnote>
-  <w:footnote w:id="18">
-    <w:p>
-      <w:pPr>
-        <w:bidi w:val="1"/>
-        <w:jc w:val="both"/>
-        <w:spacing w:after="40" w:line="240" w:lineRule="auto"/>
-      </w:pPr>
-      <w:r>
-        <w:rPr>
-          <w:rFonts w:ascii="B Lotus" w:hAnsi="B Lotus" w:cs="B Lotus"/>
-          <w:sz w:val="20"/>
-          <w:szCs w:val="20"/>
-        </w:rPr>
-        <w:footnoteRef/>
-      </w:r>
-      <w:r>
-        <w:rPr>
-          <w:rFonts w:ascii="B Lotus" w:hAnsi="B Lotus" w:cs="B Lotus"/>
-          <w:sz w:val="20"/>
-          <w:szCs w:val="20"/>
-        </w:rPr>
-        <w:t xml:space="preserve"> </w:t>
-      </w:r>
-      <w:r>
-        <w:rPr>
-          <w:rFonts w:ascii="B Lotus" w:hAnsi="B Lotus" w:cs="B Lotus"/>
-          <w:sz w:val="20"/>
-          <w:szCs w:val="20"/>
-        </w:rPr>
-        <w:t xml:space="preserve">کنوانسیون وین حقوق معاهدات، ماده ۲۶.</w:t>
-      </w:r>
-    </w:p>
-  </w:footnote>
-  <w:footnote w:id="19">
-    <w:p>
-      <w:pPr>
-        <w:bidi w:val="1"/>
-        <w:jc w:val="both"/>
-        <w:spacing w:after="40" w:line="240" w:lineRule="auto"/>
-      </w:pPr>
-      <w:r>
-        <w:rPr>
-          <w:rFonts w:ascii="B Lotus" w:hAnsi="B Lotus" w:cs="B Lotus"/>
-          <w:sz w:val="20"/>
-          <w:szCs w:val="20"/>
-        </w:rPr>
-        <w:footnoteRef/>
-      </w:r>
-      <w:r>
-        <w:rPr>
-          <w:rFonts w:ascii="B Lotus" w:hAnsi="B Lotus" w:cs="B Lotus"/>
-          <w:sz w:val="20"/>
-          <w:szCs w:val="20"/>
-        </w:rPr>
-        <w:t xml:space="preserve"> </w:t>
-      </w:r>
-      <w:r>
-        <w:rPr>
-          <w:rFonts w:ascii="B Lotus" w:hAnsi="B Lotus" w:cs="B Lotus"/>
-          <w:sz w:val="20"/>
-          <w:szCs w:val="20"/>
-        </w:rPr>
-        <w:t xml:space="preserve">کنوانسیون وین حقوق معاهدات، ماده ۲۷.</w:t>
-      </w:r>
-    </w:p>
-  </w:footnote>
-  <w:footnote w:id="20">
-    <w:p>
-      <w:pPr>
-        <w:bidi w:val="1"/>
-        <w:jc w:val="both"/>
-        <w:spacing w:after="40" w:line="240" w:lineRule="auto"/>
-      </w:pPr>
-      <w:r>
-        <w:rPr>
-          <w:rFonts w:ascii="B Lotus" w:hAnsi="B Lotus" w:cs="B Lotus"/>
-          <w:sz w:val="20"/>
-          <w:szCs w:val="20"/>
-        </w:rPr>
-        <w:footnoteRef/>
-      </w:r>
-      <w:r>
-        <w:rPr>
-          <w:rFonts w:ascii="B Lotus" w:hAnsi="B Lotus" w:cs="B Lotus"/>
-          <w:sz w:val="20"/>
-          <w:szCs w:val="20"/>
-        </w:rPr>
-        <w:t xml:space="preserve"> </w:t>
-      </w:r>
-      <w:r>
-        <w:rPr>
-          <w:rFonts w:ascii="B Lotus" w:hAnsi="B Lotus" w:cs="B Lotus"/>
-          <w:sz w:val="20"/>
-          <w:szCs w:val="20"/>
-        </w:rPr>
-        <w:t xml:space="preserve">کنوانسیون وین حقوق معاهدات، ماده ۴۶ (به‌اجمال).</w:t>
-      </w:r>
-    </w:p>
-  </w:footnote>
-  <w:footnote w:id="21">
-    <w:p>
-      <w:pPr>
-        <w:bidi w:val="1"/>
-        <w:jc w:val="both"/>
-        <w:spacing w:after="40" w:line="240" w:lineRule="auto"/>
-      </w:pPr>
-      <w:r>
-        <w:rPr>
-          <w:rFonts w:ascii="B Lotus" w:hAnsi="B Lotus" w:cs="B Lotus"/>
-          <w:sz w:val="20"/>
-          <w:szCs w:val="20"/>
-        </w:rPr>
-        <w:footnoteRef/>
-      </w:r>
-      <w:r>
-        <w:rPr>
-          <w:rFonts w:ascii="B Lotus" w:hAnsi="B Lotus" w:cs="B Lotus"/>
-          <w:sz w:val="20"/>
-          <w:szCs w:val="20"/>
-        </w:rPr>
-        <w:t xml:space="preserve"> </w:t>
-      </w:r>
-      <w:r>
-        <w:rPr>
-          <w:rFonts w:ascii="B Lotus" w:hAnsi="B Lotus" w:cs="B Lotus"/>
-          <w:sz w:val="20"/>
-          <w:szCs w:val="20"/>
-        </w:rPr>
-        <w:t xml:space="preserve">کنوانسیون وین حقوق معاهدات، مواد ۵۴ و ۵۷ (به‌اجمال).</w:t>
-      </w:r>
-    </w:p>
-  </w:footnote>
-  <w:footnote w:id="22">
-    <w:p>
-      <w:pPr>
-        <w:bidi w:val="1"/>
-        <w:jc w:val="both"/>
-        <w:spacing w:after="40" w:line="240" w:lineRule="auto"/>
-      </w:pPr>
-      <w:r>
-        <w:rPr>
-          <w:rFonts w:ascii="B Lotus" w:hAnsi="B Lotus" w:cs="B Lotus"/>
-          <w:sz w:val="20"/>
-          <w:szCs w:val="20"/>
-        </w:rPr>
-        <w:footnoteRef/>
-      </w:r>
-      <w:r>
-        <w:rPr>
-          <w:rFonts w:ascii="B Lotus" w:hAnsi="B Lotus" w:cs="B Lotus"/>
-          <w:sz w:val="20"/>
-          <w:szCs w:val="20"/>
-        </w:rPr>
-        <w:t xml:space="preserve"> </w:t>
-      </w:r>
-      <w:r>
-        <w:rPr>
-          <w:rFonts w:ascii="B Lotus" w:hAnsi="B Lotus" w:cs="B Lotus"/>
-          <w:sz w:val="20"/>
-          <w:szCs w:val="20"/>
-        </w:rPr>
-        <w:t xml:space="preserve">کنوانسیون وین حقوق معاهدات، مواد ۵۴ و ۵۹ (به‌اجمال).</w:t>
-      </w:r>
-    </w:p>
-  </w:footnote>
-  <w:footnote w:id="23">
-    <w:p>
-      <w:pPr>
-        <w:bidi w:val="1"/>
-        <w:jc w:val="both"/>
-        <w:spacing w:after="40" w:line="240" w:lineRule="auto"/>
-      </w:pPr>
-      <w:r>
-        <w:rPr>
-          <w:rFonts w:ascii="B Lotus" w:hAnsi="B Lotus" w:cs="B Lotus"/>
-          <w:sz w:val="20"/>
-          <w:szCs w:val="20"/>
-        </w:rPr>
-        <w:footnoteRef/>
-      </w:r>
-      <w:r>
-        <w:rPr>
-          <w:rFonts w:ascii="B Lotus" w:hAnsi="B Lotus" w:cs="B Lotus"/>
-          <w:sz w:val="20"/>
-          <w:szCs w:val="20"/>
-        </w:rPr>
-        <w:t xml:space="preserve"> </w:t>
-      </w:r>
-      <w:r>
-        <w:rPr>
-          <w:rFonts w:ascii="B Lotus" w:hAnsi="B Lotus" w:cs="B Lotus"/>
-          <w:sz w:val="20"/>
-          <w:szCs w:val="20"/>
-        </w:rPr>
-        <w:t xml:space="preserve">کنوانسیون وین حقوق معاهدات، ماده ۶۰ (به‌اجمال).</w:t>
-      </w:r>
-    </w:p>
-  </w:footnote>
-  <w:footnote w:id="24">
-    <w:p>
-      <w:pPr>
-        <w:bidi w:val="1"/>
-        <w:jc w:val="both"/>
-        <w:spacing w:after="40" w:line="240" w:lineRule="auto"/>
-      </w:pPr>
-      <w:r>
-        <w:rPr>
-          <w:rFonts w:ascii="B Lotus" w:hAnsi="B Lotus" w:cs="B Lotus"/>
-          <w:sz w:val="20"/>
-          <w:szCs w:val="20"/>
-        </w:rPr>
-        <w:footnoteRef/>
-      </w:r>
-      <w:r>
-        <w:rPr>
-          <w:rFonts w:ascii="B Lotus" w:hAnsi="B Lotus" w:cs="B Lotus"/>
-          <w:sz w:val="20"/>
-          <w:szCs w:val="20"/>
-        </w:rPr>
-        <w:t xml:space="preserve"> </w:t>
-      </w:r>
-      <w:r>
-        <w:rPr>
-          <w:rFonts w:ascii="B Lotus" w:hAnsi="B Lotus" w:cs="B Lotus"/>
-          <w:sz w:val="20"/>
-          <w:szCs w:val="20"/>
-        </w:rPr>
-        <w:t xml:space="preserve">سوره توبه، آیه ۷.</w:t>
-      </w:r>
-    </w:p>
-  </w:footnote>
-  <w:footnote w:id="25">
-    <w:p>
-      <w:pPr>
-        <w:bidi w:val="1"/>
-        <w:jc w:val="both"/>
-        <w:spacing w:after="40" w:line="240" w:lineRule="auto"/>
-      </w:pPr>
-      <w:r>
-        <w:rPr>
-          <w:rFonts w:ascii="B Lotus" w:hAnsi="B Lotus" w:cs="B Lotus"/>
-          <w:sz w:val="20"/>
-          <w:szCs w:val="20"/>
-        </w:rPr>
-        <w:footnoteRef/>
-      </w:r>
-      <w:r>
-        <w:rPr>
-          <w:rFonts w:ascii="B Lotus" w:hAnsi="B Lotus" w:cs="B Lotus"/>
-          <w:sz w:val="20"/>
-          <w:szCs w:val="20"/>
-        </w:rPr>
-        <w:t xml:space="preserve"> </w:t>
-      </w:r>
-      <w:r>
-        <w:rPr>
-          <w:rFonts w:ascii="B Lotus" w:hAnsi="B Lotus" w:cs="B Lotus"/>
-          <w:sz w:val="20"/>
-          <w:szCs w:val="20"/>
-        </w:rPr>
-        <w:t xml:space="preserve">کنوانسیون وین حقوق معاهدات، مواد ۶۵ تا ۶۸ (به‌اجمال).</w:t>
-      </w:r>
-    </w:p>
-  </w:footnote>
-  <w:footnote w:id="26">
-    <w:p>
-      <w:pPr>
-        <w:bidi w:val="1"/>
-        <w:jc w:val="both"/>
-        <w:spacing w:after="40" w:line="240" w:lineRule="auto"/>
-      </w:pPr>
-      <w:r>
-        <w:rPr>
-          <w:rFonts w:ascii="B Lotus" w:hAnsi="B Lotus" w:cs="B Lotus"/>
-          <w:sz w:val="20"/>
-          <w:szCs w:val="20"/>
-        </w:rPr>
-        <w:footnoteRef/>
-      </w:r>
-      <w:r>
-        <w:rPr>
-          <w:rFonts w:ascii="B Lotus" w:hAnsi="B Lotus" w:cs="B Lotus"/>
-          <w:sz w:val="20"/>
-          <w:szCs w:val="20"/>
-        </w:rPr>
-        <w:t xml:space="preserve"> </w:t>
-      </w:r>
-      <w:r>
-        <w:rPr>
-          <w:rFonts w:ascii="B Lotus" w:hAnsi="B Lotus" w:cs="B Lotus"/>
-          <w:sz w:val="20"/>
-          <w:szCs w:val="20"/>
-        </w:rPr>
-        <w:t xml:space="preserve">کنوانسیون وین حقوق معاهدات، ماده ۶۲ (به‌اجمال).</w:t>
-      </w:r>
-    </w:p>
-  </w:footnote>
-  <w:footnote w:id="27">
-    <w:p>
-      <w:pPr>
-        <w:bidi w:val="1"/>
-        <w:jc w:val="both"/>
-        <w:spacing w:after="40" w:line="240" w:lineRule="auto"/>
-      </w:pPr>
-      <w:r>
-        <w:rPr>
-          <w:rFonts w:ascii="B Lotus" w:hAnsi="B Lotus" w:cs="B Lotus"/>
-          <w:sz w:val="20"/>
-          <w:szCs w:val="20"/>
-        </w:rPr>
-        <w:footnoteRef/>
-      </w:r>
-      <w:r>
-        <w:rPr>
-          <w:rFonts w:ascii="B Lotus" w:hAnsi="B Lotus" w:cs="B Lotus"/>
-          <w:sz w:val="20"/>
-          <w:szCs w:val="20"/>
-        </w:rPr>
-        <w:t xml:space="preserve"> </w:t>
-      </w:r>
-      <w:r>
-        <w:rPr>
-          <w:rFonts w:ascii="B Lotus" w:hAnsi="B Lotus" w:cs="B Lotus"/>
-          <w:sz w:val="20"/>
-          <w:szCs w:val="20"/>
-        </w:rPr>
-        <w:t xml:space="preserve">قضیه گابچیکوو ـ ناگیماروش (مجارستان علیه اسلواکی)، رأی دیوان بین‌المللی دادگستری، ۱۹۹۷.</w:t>
-      </w:r>
-    </w:p>
-  </w:footnote>
-  <w:footnote w:id="28">
-    <w:p>
-      <w:pPr>
-        <w:bidi w:val="1"/>
-        <w:jc w:val="both"/>
-        <w:spacing w:after="40" w:line="240" w:lineRule="auto"/>
-      </w:pPr>
-      <w:r>
-        <w:rPr>
-          <w:rFonts w:ascii="B Lotus" w:hAnsi="B Lotus" w:cs="B Lotus"/>
-          <w:sz w:val="20"/>
-          <w:szCs w:val="20"/>
-        </w:rPr>
-        <w:footnoteRef/>
-      </w:r>
-      <w:r>
-        <w:rPr>
-          <w:rFonts w:ascii="B Lotus" w:hAnsi="B Lotus" w:cs="B Lotus"/>
-          <w:sz w:val="20"/>
-          <w:szCs w:val="20"/>
-        </w:rPr>
-        <w:t xml:space="preserve"> </w:t>
-      </w:r>
-      <w:r>
-        <w:rPr>
-          <w:rFonts w:ascii="B Lotus" w:hAnsi="B Lotus" w:cs="B Lotus"/>
-          <w:sz w:val="20"/>
-          <w:szCs w:val="20"/>
-        </w:rPr>
-        <w:t xml:space="preserve">کنوانسیون وین حقوق معاهدات، ماده ۶۱ (به‌اجمال).</w:t>
-      </w:r>
-    </w:p>
-  </w:footnote>
-  <w:footnote w:id="29">
-    <w:p>
-      <w:pPr>
-        <w:bidi w:val="1"/>
-        <w:jc w:val="both"/>
-        <w:spacing w:after="40" w:line="240" w:lineRule="auto"/>
-      </w:pPr>
-      <w:r>
-        <w:rPr>
-          <w:rFonts w:ascii="B Lotus" w:hAnsi="B Lotus" w:cs="B Lotus"/>
-          <w:sz w:val="20"/>
-          <w:szCs w:val="20"/>
-        </w:rPr>
-        <w:footnoteRef/>
-      </w:r>
-      <w:r>
-        <w:rPr>
-          <w:rFonts w:ascii="B Lotus" w:hAnsi="B Lotus" w:cs="B Lotus"/>
-          <w:sz w:val="20"/>
-          <w:szCs w:val="20"/>
-        </w:rPr>
-        <w:t xml:space="preserve"> </w:t>
-      </w:r>
-      <w:r>
-        <w:rPr>
-          <w:rFonts w:ascii="B Lotus" w:hAnsi="B Lotus" w:cs="B Lotus"/>
-          <w:sz w:val="20"/>
-          <w:szCs w:val="20"/>
-        </w:rPr>
-        <w:t xml:space="preserve">کنوانسیون وین حقوق معاهدات، مواد ۱۹ تا ۲۳ (به‌اجمال).</w:t>
-      </w:r>
-    </w:p>
-  </w:footnote>
-  <w:footnote w:id="30">
-    <w:p>
-      <w:pPr>
-        <w:bidi w:val="1"/>
-        <w:jc w:val="both"/>
-        <w:spacing w:after="40" w:line="240" w:lineRule="auto"/>
-      </w:pPr>
-      <w:r>
-        <w:rPr>
-          <w:rFonts w:ascii="B Lotus" w:hAnsi="B Lotus" w:cs="B Lotus"/>
-          <w:sz w:val="20"/>
-          <w:szCs w:val="20"/>
-        </w:rPr>
-        <w:footnoteRef/>
-      </w:r>
-      <w:r>
-        <w:rPr>
-          <w:rFonts w:ascii="B Lotus" w:hAnsi="B Lotus" w:cs="B Lotus"/>
-          <w:sz w:val="20"/>
-          <w:szCs w:val="20"/>
-        </w:rPr>
-        <w:t xml:space="preserve"> </w:t>
-      </w:r>
-      <w:r>
-        <w:rPr>
-          <w:rFonts w:ascii="B Lotus" w:hAnsi="B Lotus" w:cs="B Lotus"/>
-          <w:sz w:val="20"/>
-          <w:szCs w:val="20"/>
-        </w:rPr>
-        <w:t xml:space="preserve">کنوانسیون وین حقوق معاهدات، مواد ۳۱ و ۳۲.</w:t>
-      </w:r>
-    </w:p>
-  </w:footnote>
-  <w:footnote w:id="31">
-    <w:p>
-      <w:pPr>
-        <w:bidi w:val="1"/>
-        <w:jc w:val="both"/>
-        <w:spacing w:after="40" w:line="240" w:lineRule="auto"/>
-      </w:pPr>
-      <w:r>
-        <w:rPr>
-          <w:rFonts w:ascii="B Lotus" w:hAnsi="B Lotus" w:cs="B Lotus"/>
-          <w:sz w:val="20"/>
-          <w:szCs w:val="20"/>
-        </w:rPr>
-        <w:footnoteRef/>
-      </w:r>
-      <w:r>
-        <w:rPr>
-          <w:rFonts w:ascii="B Lotus" w:hAnsi="B Lotus" w:cs="B Lotus"/>
-          <w:sz w:val="20"/>
-          <w:szCs w:val="20"/>
-        </w:rPr>
-        <w:t xml:space="preserve"> </w:t>
-      </w:r>
-      <w:r>
-        <w:rPr>
-          <w:rFonts w:ascii="B Lotus" w:hAnsi="B Lotus" w:cs="B Lotus"/>
-          <w:sz w:val="20"/>
-          <w:szCs w:val="20"/>
-        </w:rPr>
-        <w:t xml:space="preserve">کنوانسیون وین حقوق معاهدات، ماده ۳۲.</w:t>
-      </w:r>
-    </w:p>
-  </w:footnote>
-  <w:footnote w:id="32">
-    <w:p>
-      <w:pPr>
-        <w:bidi w:val="1"/>
-        <w:jc w:val="both"/>
-        <w:spacing w:after="40" w:line="240" w:lineRule="auto"/>
-      </w:pPr>
-      <w:r>
-        <w:rPr>
-          <w:rFonts w:ascii="B Lotus" w:hAnsi="B Lotus" w:cs="B Lotus"/>
-          <w:sz w:val="20"/>
-          <w:szCs w:val="20"/>
-        </w:rPr>
-        <w:footnoteRef/>
-      </w:r>
-      <w:r>
-        <w:rPr>
-          <w:rFonts w:ascii="B Lotus" w:hAnsi="B Lotus" w:cs="B Lotus"/>
-          <w:sz w:val="20"/>
-          <w:szCs w:val="20"/>
-        </w:rPr>
-        <w:t xml:space="preserve"> </w:t>
-      </w:r>
-      <w:r>
-        <w:rPr>
-          <w:rFonts w:ascii="B Lotus" w:hAnsi="B Lotus" w:cs="B Lotus"/>
-          <w:sz w:val="20"/>
-          <w:szCs w:val="20"/>
-        </w:rPr>
-        <w:t xml:space="preserve">کنوانسیون وین حقوق معاهدات، مواد ۶، ۷ و ۴۶ (به‌اجمال).</w:t>
-      </w:r>
-    </w:p>
-  </w:footnote>
-  <w:footnote w:id="33">
-    <w:p>
-      <w:pPr>
-        <w:bidi w:val="1"/>
-        <w:jc w:val="both"/>
-        <w:spacing w:after="40" w:line="240" w:lineRule="auto"/>
-      </w:pPr>
-      <w:r>
-        <w:rPr>
-          <w:rFonts w:ascii="B Lotus" w:hAnsi="B Lotus" w:cs="B Lotus"/>
-          <w:sz w:val="20"/>
-          <w:szCs w:val="20"/>
-        </w:rPr>
-        <w:footnoteRef/>
-      </w:r>
-      <w:r>
-        <w:rPr>
-          <w:rFonts w:ascii="B Lotus" w:hAnsi="B Lotus" w:cs="B Lotus"/>
-          <w:sz w:val="20"/>
-          <w:szCs w:val="20"/>
-        </w:rPr>
-        <w:t xml:space="preserve"> </w:t>
-      </w:r>
-      <w:r>
-        <w:rPr>
-          <w:rFonts w:ascii="B Lotus" w:hAnsi="B Lotus" w:cs="B Lotus"/>
-          <w:sz w:val="20"/>
-          <w:szCs w:val="20"/>
-        </w:rPr>
-        <w:t xml:space="preserve">کنوانسیون وین حقوق معاهدات، مواد ۴۸ تا ۵۳ (به‌اجمال).</w:t>
-      </w:r>
-    </w:p>
-  </w:footnote>
-  <w:footnote w:id="34">
-    <w:p>
-      <w:pPr>
-        <w:bidi w:val="1"/>
-        <w:jc w:val="both"/>
-        <w:spacing w:after="40" w:line="240" w:lineRule="auto"/>
-      </w:pPr>
-      <w:r>
-        <w:rPr>
-          <w:rFonts w:ascii="B Lotus" w:hAnsi="B Lotus" w:cs="B Lotus"/>
-          <w:sz w:val="20"/>
-          <w:szCs w:val="20"/>
-        </w:rPr>
-        <w:footnoteRef/>
-      </w:r>
-      <w:r>
-        <w:rPr>
-          <w:rFonts w:ascii="B Lotus" w:hAnsi="B Lotus" w:cs="B Lotus"/>
-          <w:sz w:val="20"/>
-          <w:szCs w:val="20"/>
-        </w:rPr>
-        <w:t xml:space="preserve"> </w:t>
-      </w:r>
-      <w:r>
-        <w:rPr>
-          <w:rFonts w:ascii="B Lotus" w:hAnsi="B Lotus" w:cs="B Lotus"/>
-          <w:sz w:val="20"/>
-          <w:szCs w:val="20"/>
-        </w:rPr>
-        <w:t xml:space="preserve">منشور سازمان ملل متحد، ماده ۱۰۲.</w:t>
-      </w:r>
-    </w:p>
-  </w:footnote>
-  <w:footnote w:id="35">
-    <w:p>
-      <w:pPr>
-        <w:bidi w:val="1"/>
-        <w:jc w:val="both"/>
-        <w:spacing w:after="40" w:line="240" w:lineRule="auto"/>
-      </w:pPr>
-      <w:r>
-        <w:rPr>
-          <w:rFonts w:ascii="B Lotus" w:hAnsi="B Lotus" w:cs="B Lotus"/>
-          <w:sz w:val="20"/>
-          <w:szCs w:val="20"/>
-        </w:rPr>
-        <w:footnoteRef/>
-      </w:r>
-      <w:r>
-        <w:rPr>
-          <w:rFonts w:ascii="B Lotus" w:hAnsi="B Lotus" w:cs="B Lotus"/>
-          <w:sz w:val="20"/>
-          <w:szCs w:val="20"/>
-        </w:rPr>
-        <w:t xml:space="preserve"> </w:t>
-      </w:r>
-      <w:r>
-        <w:rPr>
-          <w:rFonts w:ascii="B Lotus" w:hAnsi="B Lotus" w:cs="B Lotus"/>
-          <w:sz w:val="20"/>
-          <w:szCs w:val="20"/>
-        </w:rPr>
-        <w:t xml:space="preserve">قانون اساسی جمهوری اسلامی ایران، اصل ۵.</w:t>
-      </w:r>
-    </w:p>
-  </w:footnote>
-  <w:footnote w:id="36">
-    <w:p>
-      <w:pPr>
-        <w:bidi w:val="1"/>
-        <w:jc w:val="both"/>
-        <w:spacing w:after="40" w:line="240" w:lineRule="auto"/>
-      </w:pPr>
-      <w:r>
-        <w:rPr>
-          <w:rFonts w:ascii="B Lotus" w:hAnsi="B Lotus" w:cs="B Lotus"/>
-          <w:sz w:val="20"/>
-          <w:szCs w:val="20"/>
-        </w:rPr>
-        <w:footnoteRef/>
-      </w:r>
-      <w:r>
-        <w:rPr>
-          <w:rFonts w:ascii="B Lotus" w:hAnsi="B Lotus" w:cs="B Lotus"/>
-          <w:sz w:val="20"/>
-          <w:szCs w:val="20"/>
-        </w:rPr>
-        <w:t xml:space="preserve"> </w:t>
-      </w:r>
-      <w:r>
-        <w:rPr>
-          <w:rFonts w:ascii="B Lotus" w:hAnsi="B Lotus" w:cs="B Lotus"/>
-          <w:sz w:val="20"/>
-          <w:szCs w:val="20"/>
-        </w:rPr>
-        <w:t xml:space="preserve">قانون اساسی جمهوری اسلامی ایران، اصل ۵۷.</w:t>
-      </w:r>
-    </w:p>
-  </w:footnote>
-  <w:footnote w:id="37">
-    <w:p>
-      <w:pPr>
-        <w:bidi w:val="1"/>
-        <w:jc w:val="both"/>
-        <w:spacing w:after="40" w:line="240" w:lineRule="auto"/>
-      </w:pPr>
-      <w:r>
-        <w:rPr>
-          <w:rFonts w:ascii="B Lotus" w:hAnsi="B Lotus" w:cs="B Lotus"/>
-          <w:sz w:val="20"/>
-          <w:szCs w:val="20"/>
-        </w:rPr>
-        <w:footnoteRef/>
-      </w:r>
-      <w:r>
-        <w:rPr>
-          <w:rFonts w:ascii="B Lotus" w:hAnsi="B Lotus" w:cs="B Lotus"/>
-          <w:sz w:val="20"/>
-          <w:szCs w:val="20"/>
-        </w:rPr>
-        <w:t xml:space="preserve"> </w:t>
-      </w:r>
-      <w:r>
-        <w:rPr>
-          <w:rFonts w:ascii="B Lotus" w:hAnsi="B Lotus" w:cs="B Lotus"/>
-          <w:sz w:val="20"/>
-          <w:szCs w:val="20"/>
-        </w:rPr>
-        <w:t xml:space="preserve">قانون اساسی جمهوری اسلامی ایران، اصل ۷۷.</w:t>
-      </w:r>
-    </w:p>
-  </w:footnote>
-  <w:footnote w:id="38">
-    <w:p>
-      <w:pPr>
-        <w:bidi w:val="1"/>
-        <w:jc w:val="both"/>
-        <w:spacing w:after="40" w:line="240" w:lineRule="auto"/>
-      </w:pPr>
-      <w:r>
-        <w:rPr>
-          <w:rFonts w:ascii="B Lotus" w:hAnsi="B Lotus" w:cs="B Lotus"/>
-          <w:sz w:val="20"/>
-          <w:szCs w:val="20"/>
-        </w:rPr>
-        <w:footnoteRef/>
-      </w:r>
-      <w:r>
-        <w:rPr>
-          <w:rFonts w:ascii="B Lotus" w:hAnsi="B Lotus" w:cs="B Lotus"/>
-          <w:sz w:val="20"/>
-          <w:szCs w:val="20"/>
-        </w:rPr>
-        <w:t xml:space="preserve"> </w:t>
-      </w:r>
-      <w:r>
-        <w:rPr>
-          <w:rFonts w:ascii="B Lotus" w:hAnsi="B Lotus" w:cs="B Lotus"/>
-          <w:sz w:val="20"/>
-          <w:szCs w:val="20"/>
-        </w:rPr>
-        <w:t xml:space="preserve">قانون اساسی جمهوری اسلامی ایران، اصل ۱۲۵.</w:t>
-      </w:r>
-    </w:p>
-  </w:footnote>
-  <w:footnote w:id="39">
-    <w:p>
-      <w:pPr>
-        <w:bidi w:val="1"/>
-        <w:jc w:val="both"/>
-        <w:spacing w:after="40" w:line="240" w:lineRule="auto"/>
-      </w:pPr>
-      <w:r>
-        <w:rPr>
-          <w:rFonts w:ascii="B Lotus" w:hAnsi="B Lotus" w:cs="B Lotus"/>
-          <w:sz w:val="20"/>
-          <w:szCs w:val="20"/>
-        </w:rPr>
-        <w:footnoteRef/>
-      </w:r>
-      <w:r>
-        <w:rPr>
-          <w:rFonts w:ascii="B Lotus" w:hAnsi="B Lotus" w:cs="B Lotus"/>
-          <w:sz w:val="20"/>
-          <w:szCs w:val="20"/>
-        </w:rPr>
-        <w:t xml:space="preserve"> </w:t>
-      </w:r>
-      <w:r>
-        <w:rPr>
-          <w:rFonts w:ascii="B Lotus" w:hAnsi="B Lotus" w:cs="B Lotus"/>
-          <w:sz w:val="20"/>
-          <w:szCs w:val="20"/>
-        </w:rPr>
-        <w:t xml:space="preserve">قانون اساسی جمهوری اسلامی ایران، اصل ۱۱۰.</w:t>
-      </w:r>
-    </w:p>
-  </w:footnote>
-  <w:footnote w:id="40">
-    <w:p>
-      <w:pPr>
-        <w:bidi w:val="1"/>
-        <w:jc w:val="both"/>
-        <w:spacing w:after="40" w:line="240" w:lineRule="auto"/>
-      </w:pPr>
-      <w:r>
-        <w:rPr>
-          <w:rFonts w:ascii="B Lotus" w:hAnsi="B Lotus" w:cs="B Lotus"/>
-          <w:sz w:val="20"/>
-          <w:szCs w:val="20"/>
-        </w:rPr>
-        <w:footnoteRef/>
-      </w:r>
-      <w:r>
-        <w:rPr>
-          <w:rFonts w:ascii="B Lotus" w:hAnsi="B Lotus" w:cs="B Lotus"/>
-          <w:sz w:val="20"/>
-          <w:szCs w:val="20"/>
-        </w:rPr>
-        <w:t xml:space="preserve"> </w:t>
-      </w:r>
-      <w:r>
-        <w:rPr>
-          <w:rFonts w:ascii="B Lotus" w:hAnsi="B Lotus" w:cs="B Lotus"/>
-          <w:sz w:val="20"/>
-          <w:szCs w:val="20"/>
-        </w:rPr>
-        <w:t xml:space="preserve">قانون اساسی جمهوری اسلامی ایران، اصل ۱۱۲ (به‌اجمال).</w:t>
-      </w:r>
-    </w:p>
-  </w:footnote>
-  <w:footnote w:id="41">
-    <w:p>
-      <w:pPr>
-        <w:bidi w:val="1"/>
-        <w:jc w:val="both"/>
-        <w:spacing w:after="40" w:line="240" w:lineRule="auto"/>
-      </w:pPr>
-      <w:r>
-        <w:rPr>
-          <w:rFonts w:ascii="B Lotus" w:hAnsi="B Lotus" w:cs="B Lotus"/>
-          <w:sz w:val="20"/>
-          <w:szCs w:val="20"/>
-        </w:rPr>
-        <w:footnoteRef/>
-      </w:r>
-      <w:r>
-        <w:rPr>
-          <w:rFonts w:ascii="B Lotus" w:hAnsi="B Lotus" w:cs="B Lotus"/>
-          <w:sz w:val="20"/>
-          <w:szCs w:val="20"/>
-        </w:rPr>
-        <w:t xml:space="preserve"> </w:t>
-      </w:r>
-      <w:r>
-        <w:rPr>
-          <w:rFonts w:ascii="B Lotus" w:hAnsi="B Lotus" w:cs="B Lotus"/>
-          <w:sz w:val="20"/>
-          <w:szCs w:val="20"/>
-        </w:rPr>
-        <w:t xml:space="preserve">قانون اساسی جمهوری اسلامی ایران، اصل ۱۵۲.</w:t>
-      </w:r>
-    </w:p>
-  </w:footnote>
-  <w:footnote w:id="42">
-    <w:p>
-      <w:pPr>
-        <w:bidi w:val="1"/>
-        <w:jc w:val="both"/>
-        <w:spacing w:after="40" w:line="240" w:lineRule="auto"/>
-      </w:pPr>
-      <w:r>
-        <w:rPr>
-          <w:rFonts w:ascii="B Lotus" w:hAnsi="B Lotus" w:cs="B Lotus"/>
-          <w:sz w:val="20"/>
-          <w:szCs w:val="20"/>
-        </w:rPr>
-        <w:footnoteRef/>
-      </w:r>
-      <w:r>
-        <w:rPr>
-          <w:rFonts w:ascii="B Lotus" w:hAnsi="B Lotus" w:cs="B Lotus"/>
-          <w:sz w:val="20"/>
-          <w:szCs w:val="20"/>
-        </w:rPr>
-        <w:t xml:space="preserve"> </w:t>
-      </w:r>
-      <w:r>
-        <w:rPr>
-          <w:rFonts w:ascii="B Lotus" w:hAnsi="B Lotus" w:cs="B Lotus"/>
-          <w:sz w:val="20"/>
-          <w:szCs w:val="20"/>
-        </w:rPr>
-        <w:t xml:space="preserve">قانون اساسی جمهوری اسلامی ایران، اصل ۱۵۳.</w:t>
-      </w:r>
-    </w:p>
-  </w:footnote>
-  <w:footnote w:id="43">
-    <w:p>
-      <w:pPr>
-        <w:bidi w:val="1"/>
-        <w:jc w:val="both"/>
-        <w:spacing w:after="40" w:line="240" w:lineRule="auto"/>
-      </w:pPr>
-      <w:r>
-        <w:rPr>
-          <w:rFonts w:ascii="B Lotus" w:hAnsi="B Lotus" w:cs="B Lotus"/>
-          <w:sz w:val="20"/>
-          <w:szCs w:val="20"/>
-        </w:rPr>
-        <w:footnoteRef/>
-      </w:r>
-      <w:r>
-        <w:rPr>
-          <w:rFonts w:ascii="B Lotus" w:hAnsi="B Lotus" w:cs="B Lotus"/>
-          <w:sz w:val="20"/>
-          <w:szCs w:val="20"/>
-        </w:rPr>
-        <w:t xml:space="preserve"> </w:t>
-      </w:r>
-      <w:r>
-        <w:rPr>
-          <w:rFonts w:ascii="B Lotus" w:hAnsi="B Lotus" w:cs="B Lotus"/>
-          <w:sz w:val="20"/>
-          <w:szCs w:val="20"/>
-        </w:rPr>
-        <w:t xml:space="preserve">قانون اساسی جمهوری اسلامی ایران، اصل ۱۵۴ (به‌اجمال).</w:t>
-      </w:r>
-    </w:p>
-  </w:footnote>
-  <w:footnote w:id="44">
-    <w:p>
-      <w:pPr>
-        <w:bidi w:val="1"/>
-        <w:jc w:val="both"/>
-        <w:spacing w:after="40" w:line="240" w:lineRule="auto"/>
-      </w:pPr>
-      <w:r>
-        <w:rPr>
-          <w:rFonts w:ascii="B Lotus" w:hAnsi="B Lotus" w:cs="B Lotus"/>
-          <w:sz w:val="20"/>
-          <w:szCs w:val="20"/>
-        </w:rPr>
-        <w:footnoteRef/>
-      </w:r>
-      <w:r>
-        <w:rPr>
-          <w:rFonts w:ascii="B Lotus" w:hAnsi="B Lotus" w:cs="B Lotus"/>
-          <w:sz w:val="20"/>
-          <w:szCs w:val="20"/>
-        </w:rPr>
-        <w:t xml:space="preserve"> </w:t>
-      </w:r>
-      <w:r>
-        <w:rPr>
-          <w:rFonts w:ascii="B Lotus" w:hAnsi="B Lotus" w:cs="B Lotus"/>
-          <w:sz w:val="20"/>
-          <w:szCs w:val="20"/>
-        </w:rPr>
-        <w:t xml:space="preserve">قانون اساسی جمهوری اسلامی ایران، اصل ۱۷۶ (به‌اجمال).</w:t>
-      </w:r>
-    </w:p>
-  </w:footnote>
-  <w:footnote w:id="45">
-    <w:p>
-      <w:pPr>
-        <w:bidi w:val="1"/>
-        <w:jc w:val="both"/>
-        <w:spacing w:after="40" w:line="240" w:lineRule="auto"/>
-      </w:pPr>
-      <w:r>
-        <w:rPr>
-          <w:rFonts w:ascii="B Lotus" w:hAnsi="B Lotus" w:cs="B Lotus"/>
-          <w:sz w:val="20"/>
-          <w:szCs w:val="20"/>
-        </w:rPr>
-        <w:footnoteRef/>
-      </w:r>
-      <w:r>
-        <w:rPr>
-          <w:rFonts w:ascii="B Lotus" w:hAnsi="B Lotus" w:cs="B Lotus"/>
-          <w:sz w:val="20"/>
-          <w:szCs w:val="20"/>
-        </w:rPr>
-        <w:t xml:space="preserve"> </w:t>
-      </w:r>
-      <w:r>
-        <w:rPr>
-          <w:rFonts w:ascii="B Lotus" w:hAnsi="B Lotus" w:cs="B Lotus"/>
-          <w:sz w:val="20"/>
-          <w:szCs w:val="20"/>
-        </w:rPr>
-        <w:t xml:space="preserve">سوره مائده، آیه ۱.</w:t>
-      </w:r>
-    </w:p>
-  </w:footnote>
-  <w:footnote w:id="46">
-    <w:p>
-      <w:pPr>
-        <w:bidi w:val="1"/>
-        <w:jc w:val="both"/>
-        <w:spacing w:after="40" w:line="240" w:lineRule="auto"/>
-      </w:pPr>
-      <w:r>
-        <w:rPr>
-          <w:rFonts w:ascii="B Lotus" w:hAnsi="B Lotus" w:cs="B Lotus"/>
-          <w:sz w:val="20"/>
-          <w:szCs w:val="20"/>
-        </w:rPr>
-        <w:footnoteRef/>
-      </w:r>
-      <w:r>
-        <w:rPr>
-          <w:rFonts w:ascii="B Lotus" w:hAnsi="B Lotus" w:cs="B Lotus"/>
-          <w:sz w:val="20"/>
-          <w:szCs w:val="20"/>
-        </w:rPr>
-        <w:t xml:space="preserve"> </w:t>
-      </w:r>
-      <w:r>
-        <w:rPr>
-          <w:rFonts w:ascii="B Lotus" w:hAnsi="B Lotus" w:cs="B Lotus"/>
-          <w:sz w:val="20"/>
-          <w:szCs w:val="20"/>
-        </w:rPr>
-        <w:t xml:space="preserve">ر.ک: شیخ انصاری، مرتضی، المکاسب، کتاب البیع (مشخصات چاپ، نیازمند بررسی منبع اصلی است)؛ و بجنوردی، سیدمحمدحسن، القواعد الفقهیه، ج ۴، قاعده لزوم (مشخصات چاپ، نیازمند بررسی منبع اصلی است).</w:t>
-      </w:r>
-    </w:p>
-  </w:footnote>
-  <w:footnote w:id="47">
-    <w:p>
-      <w:pPr>
-        <w:bidi w:val="1"/>
-        <w:jc w:val="both"/>
-        <w:spacing w:after="40" w:line="240" w:lineRule="auto"/>
-      </w:pPr>
-      <w:r>
-        <w:rPr>
-          <w:rFonts w:ascii="B Lotus" w:hAnsi="B Lotus" w:cs="B Lotus"/>
-          <w:sz w:val="20"/>
-          <w:szCs w:val="20"/>
-        </w:rPr>
-        <w:footnoteRef/>
-      </w:r>
-      <w:r>
-        <w:rPr>
-          <w:rFonts w:ascii="B Lotus" w:hAnsi="B Lotus" w:cs="B Lotus"/>
-          <w:sz w:val="20"/>
-          <w:szCs w:val="20"/>
-        </w:rPr>
-        <w:t xml:space="preserve"> </w:t>
-      </w:r>
-      <w:r>
-        <w:rPr>
-          <w:rFonts w:ascii="B Lotus" w:hAnsi="B Lotus" w:cs="B Lotus"/>
-          <w:sz w:val="20"/>
-          <w:szCs w:val="20"/>
-        </w:rPr>
-        <w:t xml:space="preserve">سوره نحل، آیات ۹۱ و ۹۲.</w:t>
-      </w:r>
-    </w:p>
-  </w:footnote>
-  <w:footnote w:id="48">
-    <w:p>
-      <w:pPr>
-        <w:bidi w:val="1"/>
-        <w:jc w:val="both"/>
-        <w:spacing w:after="40" w:line="240" w:lineRule="auto"/>
-      </w:pPr>
-      <w:r>
-        <w:rPr>
-          <w:rFonts w:ascii="B Lotus" w:hAnsi="B Lotus" w:cs="B Lotus"/>
-          <w:sz w:val="20"/>
-          <w:szCs w:val="20"/>
-        </w:rPr>
-        <w:footnoteRef/>
-      </w:r>
-      <w:r>
-        <w:rPr>
-          <w:rFonts w:ascii="B Lotus" w:hAnsi="B Lotus" w:cs="B Lotus"/>
-          <w:sz w:val="20"/>
-          <w:szCs w:val="20"/>
-        </w:rPr>
-        <w:t xml:space="preserve"> </w:t>
-      </w:r>
-      <w:r>
-        <w:rPr>
-          <w:rFonts w:ascii="B Lotus" w:hAnsi="B Lotus" w:cs="B Lotus"/>
-          <w:sz w:val="20"/>
-          <w:szCs w:val="20"/>
-        </w:rPr>
-        <w:t xml:space="preserve">ر.ک: علامه طباطبایی، سیدمحمدحسین، المیزان فی تفسیر القرآن، ذیل آیه ۹۱ نحل (مشخصات چاپ، نیازمند بررسی منبع اصلی است).</w:t>
-      </w:r>
-    </w:p>
-  </w:footnote>
-  <w:footnote w:id="49">
-    <w:p>
-      <w:pPr>
-        <w:bidi w:val="1"/>
-        <w:jc w:val="both"/>
-        <w:spacing w:after="40" w:line="240" w:lineRule="auto"/>
-      </w:pPr>
-      <w:r>
-        <w:rPr>
-          <w:rFonts w:ascii="B Lotus" w:hAnsi="B Lotus" w:cs="B Lotus"/>
-          <w:sz w:val="20"/>
-          <w:szCs w:val="20"/>
-        </w:rPr>
-        <w:footnoteRef/>
-      </w:r>
-      <w:r>
-        <w:rPr>
-          <w:rFonts w:ascii="B Lotus" w:hAnsi="B Lotus" w:cs="B Lotus"/>
-          <w:sz w:val="20"/>
-          <w:szCs w:val="20"/>
-        </w:rPr>
-        <w:t xml:space="preserve"> </w:t>
-      </w:r>
-      <w:r>
-        <w:rPr>
-          <w:rFonts w:ascii="B Lotus" w:hAnsi="B Lotus" w:cs="B Lotus"/>
-          <w:sz w:val="20"/>
-          <w:szCs w:val="20"/>
-        </w:rPr>
-        <w:t xml:space="preserve">سوره اسراء، آیه ۳۴.</w:t>
-      </w:r>
-    </w:p>
-  </w:footnote>
-  <w:footnote w:id="50">
-    <w:p>
-      <w:pPr>
-        <w:bidi w:val="1"/>
-        <w:jc w:val="both"/>
-        <w:spacing w:after="40" w:line="240" w:lineRule="auto"/>
-      </w:pPr>
-      <w:r>
-        <w:rPr>
-          <w:rFonts w:ascii="B Lotus" w:hAnsi="B Lotus" w:cs="B Lotus"/>
-          <w:sz w:val="20"/>
-          <w:szCs w:val="20"/>
-        </w:rPr>
-        <w:footnoteRef/>
-      </w:r>
-      <w:r>
-        <w:rPr>
-          <w:rFonts w:ascii="B Lotus" w:hAnsi="B Lotus" w:cs="B Lotus"/>
-          <w:sz w:val="20"/>
-          <w:szCs w:val="20"/>
-        </w:rPr>
-        <w:t xml:space="preserve"> </w:t>
-      </w:r>
-      <w:r>
-        <w:rPr>
-          <w:rFonts w:ascii="B Lotus" w:hAnsi="B Lotus" w:cs="B Lotus"/>
-          <w:sz w:val="20"/>
-          <w:szCs w:val="20"/>
-        </w:rPr>
-        <w:t xml:space="preserve">سوره رعد، آیات ۲۰ تا ۲۵.</w:t>
-      </w:r>
-    </w:p>
-  </w:footnote>
-  <w:footnote w:id="51">
-    <w:p>
-      <w:pPr>
-        <w:bidi w:val="1"/>
-        <w:jc w:val="both"/>
-        <w:spacing w:after="40" w:line="240" w:lineRule="auto"/>
-      </w:pPr>
-      <w:r>
-        <w:rPr>
-          <w:rFonts w:ascii="B Lotus" w:hAnsi="B Lotus" w:cs="B Lotus"/>
-          <w:sz w:val="20"/>
-          <w:szCs w:val="20"/>
-        </w:rPr>
-        <w:footnoteRef/>
-      </w:r>
-      <w:r>
-        <w:rPr>
-          <w:rFonts w:ascii="B Lotus" w:hAnsi="B Lotus" w:cs="B Lotus"/>
-          <w:sz w:val="20"/>
-          <w:szCs w:val="20"/>
-        </w:rPr>
-        <w:t xml:space="preserve"> </w:t>
-      </w:r>
-      <w:r>
-        <w:rPr>
-          <w:rFonts w:ascii="B Lotus" w:hAnsi="B Lotus" w:cs="B Lotus"/>
-          <w:sz w:val="20"/>
-          <w:szCs w:val="20"/>
-        </w:rPr>
-        <w:t xml:space="preserve">سوره مؤمنون، آیه ۸؛ و نیز سوره معارج، آیه ۳۲.</w:t>
-      </w:r>
-    </w:p>
-  </w:footnote>
-  <w:footnote w:id="52">
-    <w:p>
-      <w:pPr>
-        <w:bidi w:val="1"/>
-        <w:jc w:val="both"/>
-        <w:spacing w:after="40" w:line="240" w:lineRule="auto"/>
-      </w:pPr>
-      <w:r>
-        <w:rPr>
-          <w:rFonts w:ascii="B Lotus" w:hAnsi="B Lotus" w:cs="B Lotus"/>
-          <w:sz w:val="20"/>
-          <w:szCs w:val="20"/>
-        </w:rPr>
-        <w:footnoteRef/>
-      </w:r>
-      <w:r>
-        <w:rPr>
-          <w:rFonts w:ascii="B Lotus" w:hAnsi="B Lotus" w:cs="B Lotus"/>
-          <w:sz w:val="20"/>
-          <w:szCs w:val="20"/>
-        </w:rPr>
-        <w:t xml:space="preserve"> </w:t>
-      </w:r>
-      <w:r>
-        <w:rPr>
-          <w:rFonts w:ascii="B Lotus" w:hAnsi="B Lotus" w:cs="B Lotus"/>
-          <w:sz w:val="20"/>
-          <w:szCs w:val="20"/>
-        </w:rPr>
-        <w:t xml:space="preserve">سوره توبه، آیه ۴.</w:t>
-      </w:r>
-    </w:p>
-  </w:footnote>
-  <w:footnote w:id="53">
-    <w:p>
-      <w:pPr>
-        <w:bidi w:val="1"/>
-        <w:jc w:val="both"/>
-        <w:spacing w:after="40" w:line="240" w:lineRule="auto"/>
-      </w:pPr>
-      <w:r>
-        <w:rPr>
-          <w:rFonts w:ascii="B Lotus" w:hAnsi="B Lotus" w:cs="B Lotus"/>
-          <w:sz w:val="20"/>
-          <w:szCs w:val="20"/>
-        </w:rPr>
-        <w:footnoteRef/>
-      </w:r>
-      <w:r>
-        <w:rPr>
-          <w:rFonts w:ascii="B Lotus" w:hAnsi="B Lotus" w:cs="B Lotus"/>
-          <w:sz w:val="20"/>
-          <w:szCs w:val="20"/>
-        </w:rPr>
-        <w:t xml:space="preserve"> </w:t>
-      </w:r>
-      <w:r>
-        <w:rPr>
-          <w:rFonts w:ascii="B Lotus" w:hAnsi="B Lotus" w:cs="B Lotus"/>
-          <w:sz w:val="20"/>
-          <w:szCs w:val="20"/>
-        </w:rPr>
-        <w:t xml:space="preserve">سوره توبه، آیه ۷.</w:t>
-      </w:r>
-    </w:p>
-  </w:footnote>
-  <w:footnote w:id="54">
-    <w:p>
-      <w:pPr>
-        <w:bidi w:val="1"/>
-        <w:jc w:val="both"/>
-        <w:spacing w:after="40" w:line="240" w:lineRule="auto"/>
-      </w:pPr>
-      <w:r>
-        <w:rPr>
-          <w:rFonts w:ascii="B Lotus" w:hAnsi="B Lotus" w:cs="B Lotus"/>
-          <w:sz w:val="20"/>
-          <w:szCs w:val="20"/>
-        </w:rPr>
-        <w:footnoteRef/>
-      </w:r>
-      <w:r>
-        <w:rPr>
-          <w:rFonts w:ascii="B Lotus" w:hAnsi="B Lotus" w:cs="B Lotus"/>
-          <w:sz w:val="20"/>
-          <w:szCs w:val="20"/>
-        </w:rPr>
-        <w:t xml:space="preserve"> </w:t>
-      </w:r>
-      <w:r>
-        <w:rPr>
-          <w:rFonts w:ascii="B Lotus" w:hAnsi="B Lotus" w:cs="B Lotus"/>
-          <w:sz w:val="20"/>
-          <w:szCs w:val="20"/>
-        </w:rPr>
-        <w:t xml:space="preserve">سوره انفال، آیه ۵۸.</w:t>
-      </w:r>
-    </w:p>
-  </w:footnote>
-  <w:footnote w:id="55">
-    <w:p>
-      <w:pPr>
-        <w:bidi w:val="1"/>
-        <w:jc w:val="both"/>
-        <w:spacing w:after="40" w:line="240" w:lineRule="auto"/>
-      </w:pPr>
-      <w:r>
-        <w:rPr>
-          <w:rFonts w:ascii="B Lotus" w:hAnsi="B Lotus" w:cs="B Lotus"/>
-          <w:sz w:val="20"/>
-          <w:szCs w:val="20"/>
-        </w:rPr>
-        <w:footnoteRef/>
-      </w:r>
-      <w:r>
-        <w:rPr>
-          <w:rFonts w:ascii="B Lotus" w:hAnsi="B Lotus" w:cs="B Lotus"/>
-          <w:sz w:val="20"/>
-          <w:szCs w:val="20"/>
-        </w:rPr>
-        <w:t xml:space="preserve"> </w:t>
-      </w:r>
-      <w:r>
-        <w:rPr>
-          <w:rFonts w:ascii="B Lotus" w:hAnsi="B Lotus" w:cs="B Lotus"/>
-          <w:sz w:val="20"/>
-          <w:szCs w:val="20"/>
-        </w:rPr>
-        <w:t xml:space="preserve">سوره انفال، آیه ۷۲.</w:t>
-      </w:r>
-    </w:p>
-  </w:footnote>
-  <w:footnote w:id="56">
-    <w:p>
-      <w:pPr>
-        <w:bidi w:val="1"/>
-        <w:jc w:val="both"/>
-        <w:spacing w:after="40" w:line="240" w:lineRule="auto"/>
-      </w:pPr>
-      <w:r>
-        <w:rPr>
-          <w:rFonts w:ascii="B Lotus" w:hAnsi="B Lotus" w:cs="B Lotus"/>
-          <w:sz w:val="20"/>
-          <w:szCs w:val="20"/>
-        </w:rPr>
-        <w:footnoteRef/>
-      </w:r>
-      <w:r>
-        <w:rPr>
-          <w:rFonts w:ascii="B Lotus" w:hAnsi="B Lotus" w:cs="B Lotus"/>
-          <w:sz w:val="20"/>
-          <w:szCs w:val="20"/>
-        </w:rPr>
-        <w:t xml:space="preserve"> </w:t>
-      </w:r>
-      <w:r>
-        <w:rPr>
-          <w:rFonts w:ascii="B Lotus" w:hAnsi="B Lotus" w:cs="B Lotus"/>
-          <w:sz w:val="20"/>
-          <w:szCs w:val="20"/>
-        </w:rPr>
-        <w:t xml:space="preserve">حر عاملی، محمد بن حسن، وسائل الشیعه، ابواب خیارات (مشخصات چاپ و نشانی دقیق، نیازمند بررسی منبع اصلی است).</w:t>
-      </w:r>
-    </w:p>
-  </w:footnote>
-  <w:footnote w:id="57">
-    <w:p>
-      <w:pPr>
-        <w:bidi w:val="1"/>
-        <w:jc w:val="both"/>
-        <w:spacing w:after="40" w:line="240" w:lineRule="auto"/>
-      </w:pPr>
-      <w:r>
-        <w:rPr>
-          <w:rFonts w:ascii="B Lotus" w:hAnsi="B Lotus" w:cs="B Lotus"/>
-          <w:sz w:val="20"/>
-          <w:szCs w:val="20"/>
-        </w:rPr>
-        <w:footnoteRef/>
-      </w:r>
-      <w:r>
-        <w:rPr>
-          <w:rFonts w:ascii="B Lotus" w:hAnsi="B Lotus" w:cs="B Lotus"/>
-          <w:sz w:val="20"/>
-          <w:szCs w:val="20"/>
-        </w:rPr>
-        <w:t xml:space="preserve"> </w:t>
-      </w:r>
-      <w:r>
-        <w:rPr>
-          <w:rFonts w:ascii="B Lotus" w:hAnsi="B Lotus" w:cs="B Lotus"/>
-          <w:sz w:val="20"/>
-          <w:szCs w:val="20"/>
-        </w:rPr>
-        <w:t xml:space="preserve">برای بررسی سندی، ر.ک: مجلسی، محمدباقر، بحار الانوار (نشانی دقیق، نیازمند بررسی منبع اصلی است).</w:t>
-      </w:r>
-    </w:p>
-  </w:footnote>
-  <w:footnote w:id="58">
-    <w:p>
-      <w:pPr>
-        <w:bidi w:val="1"/>
-        <w:jc w:val="both"/>
-        <w:spacing w:after="40" w:line="240" w:lineRule="auto"/>
-      </w:pPr>
-      <w:r>
-        <w:rPr>
-          <w:rFonts w:ascii="B Lotus" w:hAnsi="B Lotus" w:cs="B Lotus"/>
-          <w:sz w:val="20"/>
-          <w:szCs w:val="20"/>
-        </w:rPr>
-        <w:footnoteRef/>
-      </w:r>
-      <w:r>
-        <w:rPr>
-          <w:rFonts w:ascii="B Lotus" w:hAnsi="B Lotus" w:cs="B Lotus"/>
-          <w:sz w:val="20"/>
-          <w:szCs w:val="20"/>
-        </w:rPr>
-        <w:t xml:space="preserve"> </w:t>
-      </w:r>
-      <w:r>
-        <w:rPr>
-          <w:rFonts w:ascii="B Lotus" w:hAnsi="B Lotus" w:cs="B Lotus"/>
-          <w:sz w:val="20"/>
-          <w:szCs w:val="20"/>
-        </w:rPr>
-        <w:t xml:space="preserve">نهج‌البلاغه، نامه ۵۳ (عهدنامه مالک اشتر).</w:t>
-      </w:r>
-    </w:p>
-  </w:footnote>
-  <w:footnote w:id="59">
-    <w:p>
-      <w:pPr>
-        <w:bidi w:val="1"/>
-        <w:jc w:val="both"/>
-        <w:spacing w:after="40" w:line="240" w:lineRule="auto"/>
-      </w:pPr>
-      <w:r>
-        <w:rPr>
-          <w:rFonts w:ascii="B Lotus" w:hAnsi="B Lotus" w:cs="B Lotus"/>
-          <w:sz w:val="20"/>
-          <w:szCs w:val="20"/>
-        </w:rPr>
-        <w:footnoteRef/>
-      </w:r>
-      <w:r>
-        <w:rPr>
-          <w:rFonts w:ascii="B Lotus" w:hAnsi="B Lotus" w:cs="B Lotus"/>
-          <w:sz w:val="20"/>
-          <w:szCs w:val="20"/>
-        </w:rPr>
-        <w:t xml:space="preserve"> </w:t>
-      </w:r>
-      <w:r>
-        <w:rPr>
-          <w:rFonts w:ascii="B Lotus" w:hAnsi="B Lotus" w:cs="B Lotus"/>
-          <w:sz w:val="20"/>
-          <w:szCs w:val="20"/>
-        </w:rPr>
-        <w:t xml:space="preserve">کلینی، محمد بن یعقوب، الکافی (نشانی دقیق، نیازمند بررسی منبع اصلی است).</w:t>
-      </w:r>
-    </w:p>
-  </w:footnote>
-  <w:footnote w:id="60">
-    <w:p>
-      <w:pPr>
-        <w:bidi w:val="1"/>
-        <w:jc w:val="both"/>
-        <w:spacing w:after="40" w:line="240" w:lineRule="auto"/>
-      </w:pPr>
-      <w:r>
-        <w:rPr>
-          <w:rFonts w:ascii="B Lotus" w:hAnsi="B Lotus" w:cs="B Lotus"/>
-          <w:sz w:val="20"/>
-          <w:szCs w:val="20"/>
-        </w:rPr>
-        <w:footnoteRef/>
-      </w:r>
-      <w:r>
-        <w:rPr>
-          <w:rFonts w:ascii="B Lotus" w:hAnsi="B Lotus" w:cs="B Lotus"/>
-          <w:sz w:val="20"/>
-          <w:szCs w:val="20"/>
-        </w:rPr>
-        <w:t xml:space="preserve"> </w:t>
-      </w:r>
-      <w:r>
-        <w:rPr>
-          <w:rFonts w:ascii="B Lotus" w:hAnsi="B Lotus" w:cs="B Lotus"/>
-          <w:sz w:val="20"/>
-          <w:szCs w:val="20"/>
-        </w:rPr>
-        <w:t xml:space="preserve">حر عاملی، محمد بن حسن، وسائل الشیعه، ابواب جهاد و ابواب احکام عقود (نشانی دقیق، نیازمند بررسی منبع اصلی است).</w:t>
-      </w:r>
-    </w:p>
-  </w:footnote>
-  <w:footnote w:id="61">
-    <w:p>
-      <w:pPr>
-        <w:bidi w:val="1"/>
-        <w:jc w:val="both"/>
-        <w:spacing w:after="40" w:line="240" w:lineRule="auto"/>
-      </w:pPr>
-      <w:r>
-        <w:rPr>
-          <w:rFonts w:ascii="B Lotus" w:hAnsi="B Lotus" w:cs="B Lotus"/>
-          <w:sz w:val="20"/>
-          <w:szCs w:val="20"/>
-        </w:rPr>
-        <w:footnoteRef/>
-      </w:r>
-      <w:r>
-        <w:rPr>
-          <w:rFonts w:ascii="B Lotus" w:hAnsi="B Lotus" w:cs="B Lotus"/>
-          <w:sz w:val="20"/>
-          <w:szCs w:val="20"/>
-        </w:rPr>
-        <w:t xml:space="preserve"> </w:t>
-      </w:r>
-      <w:r>
-        <w:rPr>
-          <w:rFonts w:ascii="B Lotus" w:hAnsi="B Lotus" w:cs="B Lotus"/>
-          <w:sz w:val="20"/>
-          <w:szCs w:val="20"/>
-        </w:rPr>
-        <w:t xml:space="preserve">ر.ک: ابن‌هشام، السیرة النبویة، ماجرای حدیبیه (مشخصات چاپ، نیازمند بررسی منبع اصلی است).</w:t>
-      </w:r>
-    </w:p>
-  </w:footnote>
-  <w:footnote w:id="62">
-    <w:p>
-      <w:pPr>
-        <w:bidi w:val="1"/>
-        <w:jc w:val="both"/>
-        <w:spacing w:after="40" w:line="240" w:lineRule="auto"/>
-      </w:pPr>
-      <w:r>
-        <w:rPr>
-          <w:rFonts w:ascii="B Lotus" w:hAnsi="B Lotus" w:cs="B Lotus"/>
-          <w:sz w:val="20"/>
-          <w:szCs w:val="20"/>
-        </w:rPr>
-        <w:footnoteRef/>
-      </w:r>
-      <w:r>
-        <w:rPr>
-          <w:rFonts w:ascii="B Lotus" w:hAnsi="B Lotus" w:cs="B Lotus"/>
-          <w:sz w:val="20"/>
-          <w:szCs w:val="20"/>
-        </w:rPr>
-        <w:t xml:space="preserve"> </w:t>
-      </w:r>
-      <w:r>
-        <w:rPr>
-          <w:rFonts w:ascii="B Lotus" w:hAnsi="B Lotus" w:cs="B Lotus"/>
-          <w:sz w:val="20"/>
-          <w:szCs w:val="20"/>
-        </w:rPr>
-        <w:t xml:space="preserve">سوره توبه، آیات ۱ تا ۴؛ و ر.ک: طبری، تاریخ الامم و الملوک، ماجرای فتح مکه (مشخصات چاپ، نیازمند بررسی منبع اصلی است).</w:t>
-      </w:r>
-    </w:p>
-  </w:footnote>
-  <w:footnote w:id="63">
-    <w:p>
-      <w:pPr>
-        <w:bidi w:val="1"/>
-        <w:jc w:val="both"/>
-        <w:spacing w:after="40" w:line="240" w:lineRule="auto"/>
-      </w:pPr>
-      <w:r>
-        <w:rPr>
-          <w:rFonts w:ascii="B Lotus" w:hAnsi="B Lotus" w:cs="B Lotus"/>
-          <w:sz w:val="20"/>
-          <w:szCs w:val="20"/>
-        </w:rPr>
-        <w:footnoteRef/>
-      </w:r>
-      <w:r>
-        <w:rPr>
-          <w:rFonts w:ascii="B Lotus" w:hAnsi="B Lotus" w:cs="B Lotus"/>
-          <w:sz w:val="20"/>
-          <w:szCs w:val="20"/>
-        </w:rPr>
-        <w:t xml:space="preserve"> </w:t>
-      </w:r>
-      <w:r>
-        <w:rPr>
-          <w:rFonts w:ascii="B Lotus" w:hAnsi="B Lotus" w:cs="B Lotus"/>
-          <w:sz w:val="20"/>
-          <w:szCs w:val="20"/>
-        </w:rPr>
-        <w:t xml:space="preserve">ر.ک: نهج‌البلاغه، خطبه‌ها و نامه‌های مربوط به صفین (نشانی دقیق، نیازمند بررسی منبع اصلی است).</w:t>
-      </w:r>
-    </w:p>
-  </w:footnote>
-  <w:footnote w:id="64">
-    <w:p>
-      <w:pPr>
-        <w:bidi w:val="1"/>
-        <w:jc w:val="both"/>
-        <w:spacing w:after="40" w:line="240" w:lineRule="auto"/>
-      </w:pPr>
-      <w:r>
-        <w:rPr>
-          <w:rFonts w:ascii="B Lotus" w:hAnsi="B Lotus" w:cs="B Lotus"/>
-          <w:sz w:val="20"/>
-          <w:szCs w:val="20"/>
-        </w:rPr>
-        <w:footnoteRef/>
-      </w:r>
-      <w:r>
-        <w:rPr>
-          <w:rFonts w:ascii="B Lotus" w:hAnsi="B Lotus" w:cs="B Lotus"/>
-          <w:sz w:val="20"/>
-          <w:szCs w:val="20"/>
-        </w:rPr>
-        <w:t xml:space="preserve"> </w:t>
-      </w:r>
-      <w:r>
-        <w:rPr>
-          <w:rFonts w:ascii="B Lotus" w:hAnsi="B Lotus" w:cs="B Lotus"/>
-          <w:sz w:val="20"/>
-          <w:szCs w:val="20"/>
-        </w:rPr>
-        <w:t xml:space="preserve">ر.ک: آخوند خراسانی، محمدکاظم، کفایة الاصول، مبحث ملازمه عقلیه (مشخصات چاپ، نیازمند بررسی منبع اصلی است).</w:t>
-      </w:r>
-    </w:p>
-  </w:footnote>
-  <w:footnote w:id="65">
-    <w:p>
-      <w:pPr>
-        <w:bidi w:val="1"/>
-        <w:jc w:val="both"/>
-        <w:spacing w:after="40" w:line="240" w:lineRule="auto"/>
-      </w:pPr>
-      <w:r>
-        <w:rPr>
-          <w:rFonts w:ascii="B Lotus" w:hAnsi="B Lotus" w:cs="B Lotus"/>
-          <w:sz w:val="20"/>
-          <w:szCs w:val="20"/>
-        </w:rPr>
-        <w:footnoteRef/>
-      </w:r>
-      <w:r>
-        <w:rPr>
-          <w:rFonts w:ascii="B Lotus" w:hAnsi="B Lotus" w:cs="B Lotus"/>
-          <w:sz w:val="20"/>
-          <w:szCs w:val="20"/>
-        </w:rPr>
-        <w:t xml:space="preserve"> </w:t>
-      </w:r>
-      <w:r>
-        <w:rPr>
-          <w:rFonts w:ascii="B Lotus" w:hAnsi="B Lotus" w:cs="B Lotus"/>
-          <w:sz w:val="20"/>
-          <w:szCs w:val="20"/>
-        </w:rPr>
-        <w:t xml:space="preserve">ر.ک: میرزای نائینی، محمدحسین، فوائد الاصول، مبحث بنای عقلا (مشخصات چاپ، نیازمند بررسی منبع اصلی است).</w:t>
-      </w:r>
-    </w:p>
-  </w:footnote>
-  <w:footnote w:id="66">
-    <w:p>
-      <w:pPr>
-        <w:bidi w:val="1"/>
-        <w:jc w:val="both"/>
-        <w:spacing w:after="40" w:line="240" w:lineRule="auto"/>
-      </w:pPr>
-      <w:r>
-        <w:rPr>
-          <w:rFonts w:ascii="B Lotus" w:hAnsi="B Lotus" w:cs="B Lotus"/>
-          <w:sz w:val="20"/>
-          <w:szCs w:val="20"/>
-        </w:rPr>
-        <w:footnoteRef/>
-      </w:r>
-      <w:r>
-        <w:rPr>
-          <w:rFonts w:ascii="B Lotus" w:hAnsi="B Lotus" w:cs="B Lotus"/>
-          <w:sz w:val="20"/>
-          <w:szCs w:val="20"/>
-        </w:rPr>
-        <w:t xml:space="preserve"> </w:t>
-      </w:r>
-      <w:r>
-        <w:rPr>
-          <w:rFonts w:ascii="B Lotus" w:hAnsi="B Lotus" w:cs="B Lotus"/>
-          <w:sz w:val="20"/>
-          <w:szCs w:val="20"/>
-        </w:rPr>
-        <w:t xml:space="preserve">بجنوردی، سیدمحمدحسن، القواعد الفقهیه، ج ۴، قاعده لزوم (مشخصات چاپ، نیازمند بررسی منبع اصلی است).</w:t>
-      </w:r>
-    </w:p>
-  </w:footnote>
-  <w:footnote w:id="67">
-    <w:p>
-      <w:pPr>
-        <w:bidi w:val="1"/>
-        <w:jc w:val="both"/>
-        <w:spacing w:after="40" w:line="240" w:lineRule="auto"/>
-      </w:pPr>
-      <w:r>
-        <w:rPr>
-          <w:rFonts w:ascii="B Lotus" w:hAnsi="B Lotus" w:cs="B Lotus"/>
-          <w:sz w:val="20"/>
-          <w:szCs w:val="20"/>
-        </w:rPr>
-        <w:footnoteRef/>
-      </w:r>
-      <w:r>
-        <w:rPr>
-          <w:rFonts w:ascii="B Lotus" w:hAnsi="B Lotus" w:cs="B Lotus"/>
-          <w:sz w:val="20"/>
-          <w:szCs w:val="20"/>
-        </w:rPr>
-        <w:t xml:space="preserve"> </w:t>
-      </w:r>
-      <w:r>
-        <w:rPr>
-          <w:rFonts w:ascii="B Lotus" w:hAnsi="B Lotus" w:cs="B Lotus"/>
-          <w:sz w:val="20"/>
-          <w:szCs w:val="20"/>
-        </w:rPr>
-        <w:t xml:space="preserve">سوره انفال، آیه ۵۸.</w:t>
-      </w:r>
-    </w:p>
-  </w:footnote>
-  <w:footnote w:id="68">
-    <w:p>
-      <w:pPr>
-        <w:bidi w:val="1"/>
-        <w:jc w:val="both"/>
-        <w:spacing w:after="40" w:line="240" w:lineRule="auto"/>
-      </w:pPr>
-      <w:r>
-        <w:rPr>
-          <w:rFonts w:ascii="B Lotus" w:hAnsi="B Lotus" w:cs="B Lotus"/>
-          <w:sz w:val="20"/>
-          <w:szCs w:val="20"/>
-        </w:rPr>
-        <w:footnoteRef/>
-      </w:r>
-      <w:r>
-        <w:rPr>
-          <w:rFonts w:ascii="B Lotus" w:hAnsi="B Lotus" w:cs="B Lotus"/>
-          <w:sz w:val="20"/>
-          <w:szCs w:val="20"/>
-        </w:rPr>
-        <w:t xml:space="preserve"> </w:t>
-      </w:r>
-      <w:r>
-        <w:rPr>
-          <w:rFonts w:ascii="B Lotus" w:hAnsi="B Lotus" w:cs="B Lotus"/>
-          <w:sz w:val="20"/>
-          <w:szCs w:val="20"/>
-        </w:rPr>
-        <w:t xml:space="preserve">حر عاملی، محمد بن حسن، وسائل الشیعه، ابواب جهاد (نشانی دقیق، نیازمند بررسی منبع اصلی است).</w:t>
-      </w:r>
-    </w:p>
-  </w:footnote>
-  <w:footnote w:id="69">
-    <w:p>
-      <w:pPr>
-        <w:bidi w:val="1"/>
-        <w:jc w:val="both"/>
-        <w:spacing w:after="40" w:line="240" w:lineRule="auto"/>
-      </w:pPr>
-      <w:r>
-        <w:rPr>
-          <w:rFonts w:ascii="B Lotus" w:hAnsi="B Lotus" w:cs="B Lotus"/>
-          <w:sz w:val="20"/>
-          <w:szCs w:val="20"/>
-        </w:rPr>
-        <w:footnoteRef/>
-      </w:r>
-      <w:r>
-        <w:rPr>
-          <w:rFonts w:ascii="B Lotus" w:hAnsi="B Lotus" w:cs="B Lotus"/>
-          <w:sz w:val="20"/>
-          <w:szCs w:val="20"/>
-        </w:rPr>
-        <w:t xml:space="preserve"> </w:t>
-      </w:r>
-      <w:r>
-        <w:rPr>
-          <w:rFonts w:ascii="B Lotus" w:hAnsi="B Lotus" w:cs="B Lotus"/>
-          <w:sz w:val="20"/>
-          <w:szCs w:val="20"/>
-        </w:rPr>
-        <w:t xml:space="preserve">سوره نساء، آیه ۱۴۱.</w:t>
-      </w:r>
-    </w:p>
-  </w:footnote>
-  <w:footnote w:id="70">
-    <w:p>
-      <w:pPr>
-        <w:bidi w:val="1"/>
-        <w:jc w:val="both"/>
-        <w:spacing w:after="40" w:line="240" w:lineRule="auto"/>
-      </w:pPr>
-      <w:r>
-        <w:rPr>
-          <w:rFonts w:ascii="B Lotus" w:hAnsi="B Lotus" w:cs="B Lotus"/>
-          <w:sz w:val="20"/>
-          <w:szCs w:val="20"/>
-        </w:rPr>
-        <w:footnoteRef/>
-      </w:r>
-      <w:r>
-        <w:rPr>
-          <w:rFonts w:ascii="B Lotus" w:hAnsi="B Lotus" w:cs="B Lotus"/>
-          <w:sz w:val="20"/>
-          <w:szCs w:val="20"/>
-        </w:rPr>
-        <w:t xml:space="preserve"> </w:t>
-      </w:r>
-      <w:r>
-        <w:rPr>
-          <w:rFonts w:ascii="B Lotus" w:hAnsi="B Lotus" w:cs="B Lotus"/>
-          <w:sz w:val="20"/>
-          <w:szCs w:val="20"/>
-        </w:rPr>
-        <w:t xml:space="preserve">سوره نساء، آیه ۵۸.</w:t>
-      </w:r>
-    </w:p>
-  </w:footnote>
-  <w:footnote w:id="71">
-    <w:p>
-      <w:pPr>
-        <w:bidi w:val="1"/>
-        <w:jc w:val="both"/>
-        <w:spacing w:after="40" w:line="240" w:lineRule="auto"/>
-      </w:pPr>
-      <w:r>
-        <w:rPr>
-          <w:rFonts w:ascii="B Lotus" w:hAnsi="B Lotus" w:cs="B Lotus"/>
-          <w:sz w:val="20"/>
-          <w:szCs w:val="20"/>
-        </w:rPr>
-        <w:footnoteRef/>
-      </w:r>
-      <w:r>
-        <w:rPr>
-          <w:rFonts w:ascii="B Lotus" w:hAnsi="B Lotus" w:cs="B Lotus"/>
-          <w:sz w:val="20"/>
-          <w:szCs w:val="20"/>
-        </w:rPr>
-        <w:t xml:space="preserve"> </w:t>
-      </w:r>
-      <w:r>
-        <w:rPr>
-          <w:rFonts w:ascii="B Lotus" w:hAnsi="B Lotus" w:cs="B Lotus"/>
-          <w:sz w:val="20"/>
-          <w:szCs w:val="20"/>
-        </w:rPr>
-        <w:t xml:space="preserve">ر.ک: علامه طباطبایی، سیدمحمدحسین، المیزان فی تفسیر القرآن، ذیل آیه ۵۸ نساء (مشخصات چاپ، نیازمند بررسی منبع اصلی است).</w:t>
-      </w:r>
-    </w:p>
-  </w:footnote>
-  <w:footnote w:id="72">
-    <w:p>
-      <w:pPr>
-        <w:bidi w:val="1"/>
-        <w:jc w:val="both"/>
-        <w:spacing w:after="40" w:line="240" w:lineRule="auto"/>
-      </w:pPr>
-      <w:r>
-        <w:rPr>
-          <w:rFonts w:ascii="B Lotus" w:hAnsi="B Lotus" w:cs="B Lotus"/>
-          <w:sz w:val="20"/>
-          <w:szCs w:val="20"/>
-        </w:rPr>
-        <w:footnoteRef/>
-      </w:r>
-      <w:r>
-        <w:rPr>
-          <w:rFonts w:ascii="B Lotus" w:hAnsi="B Lotus" w:cs="B Lotus"/>
-          <w:sz w:val="20"/>
-          <w:szCs w:val="20"/>
-        </w:rPr>
-        <w:t xml:space="preserve"> </w:t>
-      </w:r>
-      <w:r>
-        <w:rPr>
-          <w:rFonts w:ascii="B Lotus" w:hAnsi="B Lotus" w:cs="B Lotus"/>
-          <w:sz w:val="20"/>
-          <w:szCs w:val="20"/>
-        </w:rPr>
-        <w:t xml:space="preserve">سوره مائده، آیه ۸۹.</w:t>
-      </w:r>
-    </w:p>
-  </w:footnote>
-  <w:footnote w:id="73">
-    <w:p>
-      <w:pPr>
-        <w:bidi w:val="1"/>
-        <w:jc w:val="both"/>
-        <w:spacing w:after="40" w:line="240" w:lineRule="auto"/>
-      </w:pPr>
-      <w:r>
-        <w:rPr>
-          <w:rFonts w:ascii="B Lotus" w:hAnsi="B Lotus" w:cs="B Lotus"/>
-          <w:sz w:val="20"/>
-          <w:szCs w:val="20"/>
-        </w:rPr>
-        <w:footnoteRef/>
-      </w:r>
-      <w:r>
-        <w:rPr>
-          <w:rFonts w:ascii="B Lotus" w:hAnsi="B Lotus" w:cs="B Lotus"/>
-          <w:sz w:val="20"/>
-          <w:szCs w:val="20"/>
-        </w:rPr>
-        <w:t xml:space="preserve"> </w:t>
-      </w:r>
-      <w:r>
-        <w:rPr>
-          <w:rFonts w:ascii="B Lotus" w:hAnsi="B Lotus" w:cs="B Lotus"/>
-          <w:sz w:val="20"/>
-          <w:szCs w:val="20"/>
-        </w:rPr>
-        <w:t xml:space="preserve">شیخ صدوق، محمد بن علی، الخصال؛ و حر عاملی، محمد بن حسن، وسائل الشیعه (نشانی دقیق، نیازمند بررسی منبع اصلی است).</w:t>
-      </w:r>
-    </w:p>
-  </w:footnote>
-  <w:footnote w:id="74">
-    <w:p>
-      <w:pPr>
-        <w:bidi w:val="1"/>
-        <w:jc w:val="both"/>
-        <w:spacing w:after="40" w:line="240" w:lineRule="auto"/>
-      </w:pPr>
-      <w:r>
-        <w:rPr>
-          <w:rFonts w:ascii="B Lotus" w:hAnsi="B Lotus" w:cs="B Lotus"/>
-          <w:sz w:val="20"/>
-          <w:szCs w:val="20"/>
-        </w:rPr>
-        <w:footnoteRef/>
-      </w:r>
-      <w:r>
-        <w:rPr>
-          <w:rFonts w:ascii="B Lotus" w:hAnsi="B Lotus" w:cs="B Lotus"/>
-          <w:sz w:val="20"/>
-          <w:szCs w:val="20"/>
-        </w:rPr>
-        <w:t xml:space="preserve"> </w:t>
-      </w:r>
-      <w:r>
-        <w:rPr>
-          <w:rFonts w:ascii="B Lotus" w:hAnsi="B Lotus" w:cs="B Lotus"/>
-          <w:sz w:val="20"/>
-          <w:szCs w:val="20"/>
-        </w:rPr>
-        <w:t xml:space="preserve">ر.ک: ابن‌هشام، السیرة النبویة، ماجرای هجرت و میثاق مدینه (مشخصات چاپ، نیازمند بررسی منبع اصلی است).</w:t>
-      </w:r>
-    </w:p>
-  </w:footnote>
-  <w:footnote w:id="75">
-    <w:p>
-      <w:pPr>
-        <w:bidi w:val="1"/>
-        <w:jc w:val="both"/>
-        <w:spacing w:after="40" w:line="240" w:lineRule="auto"/>
-      </w:pPr>
-      <w:r>
-        <w:rPr>
-          <w:rFonts w:ascii="B Lotus" w:hAnsi="B Lotus" w:cs="B Lotus"/>
-          <w:sz w:val="20"/>
-          <w:szCs w:val="20"/>
-        </w:rPr>
-        <w:footnoteRef/>
-      </w:r>
-      <w:r>
-        <w:rPr>
-          <w:rFonts w:ascii="B Lotus" w:hAnsi="B Lotus" w:cs="B Lotus"/>
-          <w:sz w:val="20"/>
-          <w:szCs w:val="20"/>
-        </w:rPr>
-        <w:t xml:space="preserve"> </w:t>
-      </w:r>
-      <w:r>
-        <w:rPr>
-          <w:rFonts w:ascii="B Lotus" w:hAnsi="B Lotus" w:cs="B Lotus"/>
-          <w:sz w:val="20"/>
-          <w:szCs w:val="20"/>
-        </w:rPr>
-        <w:t xml:space="preserve">ر.ک: ابن‌هشام، السیرة النبویة، ماجرای نجران (مشخصات چاپ، نیازمند بررسی منبع اصلی است).</w:t>
-      </w:r>
-    </w:p>
-  </w:footnote>
-  <w:footnote w:id="76">
-    <w:p>
-      <w:pPr>
-        <w:bidi w:val="1"/>
-        <w:jc w:val="both"/>
-        <w:spacing w:after="40" w:line="240" w:lineRule="auto"/>
-      </w:pPr>
-      <w:r>
-        <w:rPr>
-          <w:rFonts w:ascii="B Lotus" w:hAnsi="B Lotus" w:cs="B Lotus"/>
-          <w:sz w:val="20"/>
-          <w:szCs w:val="20"/>
-        </w:rPr>
-        <w:footnoteRef/>
-      </w:r>
-      <w:r>
-        <w:rPr>
-          <w:rFonts w:ascii="B Lotus" w:hAnsi="B Lotus" w:cs="B Lotus"/>
-          <w:sz w:val="20"/>
-          <w:szCs w:val="20"/>
-        </w:rPr>
-        <w:t xml:space="preserve"> </w:t>
-      </w:r>
-      <w:r>
-        <w:rPr>
-          <w:rFonts w:ascii="B Lotus" w:hAnsi="B Lotus" w:cs="B Lotus"/>
-          <w:sz w:val="20"/>
-          <w:szCs w:val="20"/>
-        </w:rPr>
-        <w:t xml:space="preserve">نجفی، محمدحسن (صاحب جواهر)، جواهر الکلام، کتاب الجهاد، احکام هدنه (مشخصات چاپ و نشانی دقیق، نیازمند بررسی منبع اصلی است).</w:t>
-      </w:r>
-    </w:p>
-  </w:footnote>
-  <w:footnote w:id="77">
-    <w:p>
-      <w:pPr>
-        <w:bidi w:val="1"/>
-        <w:jc w:val="both"/>
-        <w:spacing w:after="40" w:line="240" w:lineRule="auto"/>
-      </w:pPr>
-      <w:r>
-        <w:rPr>
-          <w:rFonts w:ascii="B Lotus" w:hAnsi="B Lotus" w:cs="B Lotus"/>
-          <w:sz w:val="20"/>
-          <w:szCs w:val="20"/>
-        </w:rPr>
-        <w:footnoteRef/>
-      </w:r>
-      <w:r>
-        <w:rPr>
-          <w:rFonts w:ascii="B Lotus" w:hAnsi="B Lotus" w:cs="B Lotus"/>
-          <w:sz w:val="20"/>
-          <w:szCs w:val="20"/>
-        </w:rPr>
-        <w:t xml:space="preserve"> </w:t>
-      </w:r>
-      <w:r>
-        <w:rPr>
-          <w:rFonts w:ascii="B Lotus" w:hAnsi="B Lotus" w:cs="B Lotus"/>
-          <w:sz w:val="20"/>
-          <w:szCs w:val="20"/>
-        </w:rPr>
-        <w:t xml:space="preserve">امام خمینی، سیدروح‌الله، تحریر الوسیله، کتاب الجهاد و الامر بالمعروف (نشانی دقیق، نیازمند بررسی منبع اصلی است).</w:t>
-      </w:r>
-    </w:p>
-  </w:footnote>
-  <w:footnote w:id="78">
-    <w:p>
-      <w:pPr>
-        <w:bidi w:val="1"/>
-        <w:jc w:val="both"/>
-        <w:spacing w:after="40" w:line="240" w:lineRule="auto"/>
-      </w:pPr>
-      <w:r>
-        <w:rPr>
-          <w:rFonts w:ascii="B Lotus" w:hAnsi="B Lotus" w:cs="B Lotus"/>
-          <w:sz w:val="20"/>
-          <w:szCs w:val="20"/>
-        </w:rPr>
-        <w:footnoteRef/>
-      </w:r>
-      <w:r>
-        <w:rPr>
-          <w:rFonts w:ascii="B Lotus" w:hAnsi="B Lotus" w:cs="B Lotus"/>
-          <w:sz w:val="20"/>
-          <w:szCs w:val="20"/>
-        </w:rPr>
-        <w:t xml:space="preserve"> </w:t>
-      </w:r>
-      <w:r>
-        <w:rPr>
-          <w:rFonts w:ascii="B Lotus" w:hAnsi="B Lotus" w:cs="B Lotus"/>
-          <w:sz w:val="20"/>
-          <w:szCs w:val="20"/>
-        </w:rPr>
-        <w:t xml:space="preserve">شیخ انصاری، مرتضی، المکاسب، کتاب البیع، مبحث لزوم (نشانی دقیق، نیازمند بررسی منبع اصلی است).</w:t>
-      </w:r>
-    </w:p>
-  </w:footnote>
-  <w:footnote w:id="79">
-    <w:p>
-      <w:pPr>
-        <w:bidi w:val="1"/>
-        <w:jc w:val="both"/>
-        <w:spacing w:after="40" w:line="240" w:lineRule="auto"/>
-      </w:pPr>
-      <w:r>
-        <w:rPr>
-          <w:rFonts w:ascii="B Lotus" w:hAnsi="B Lotus" w:cs="B Lotus"/>
-          <w:sz w:val="20"/>
-          <w:szCs w:val="20"/>
-        </w:rPr>
-        <w:footnoteRef/>
-      </w:r>
-      <w:r>
-        <w:rPr>
-          <w:rFonts w:ascii="B Lotus" w:hAnsi="B Lotus" w:cs="B Lotus"/>
-          <w:sz w:val="20"/>
-          <w:szCs w:val="20"/>
-        </w:rPr>
-        <w:t xml:space="preserve"> </w:t>
-      </w:r>
-      <w:r>
-        <w:rPr>
-          <w:rFonts w:ascii="B Lotus" w:hAnsi="B Lotus" w:cs="B Lotus"/>
-          <w:sz w:val="20"/>
-          <w:szCs w:val="20"/>
-        </w:rPr>
-        <w:t xml:space="preserve">ر.ک: راغب اصفهانی، حسین بن محمد، مفردات الفاظ القرآن، ماده «عهد» (مشخصات چاپ، نیازمند بررسی منبع اصلی است).</w:t>
-      </w:r>
-    </w:p>
-  </w:footnote>
-  <w:footnote w:id="80">
-    <w:p>
-      <w:pPr>
-        <w:bidi w:val="1"/>
-        <w:jc w:val="both"/>
-        <w:spacing w:after="40" w:line="240" w:lineRule="auto"/>
-      </w:pPr>
-      <w:r>
-        <w:rPr>
-          <w:rFonts w:ascii="B Lotus" w:hAnsi="B Lotus" w:cs="B Lotus"/>
-          <w:sz w:val="20"/>
-          <w:szCs w:val="20"/>
-        </w:rPr>
-        <w:footnoteRef/>
-      </w:r>
-      <w:r>
-        <w:rPr>
-          <w:rFonts w:ascii="B Lotus" w:hAnsi="B Lotus" w:cs="B Lotus"/>
-          <w:sz w:val="20"/>
-          <w:szCs w:val="20"/>
-        </w:rPr>
-        <w:t xml:space="preserve"> </w:t>
-      </w:r>
-      <w:r>
-        <w:rPr>
-          <w:rFonts w:ascii="B Lotus" w:hAnsi="B Lotus" w:cs="B Lotus"/>
-          <w:sz w:val="20"/>
-          <w:szCs w:val="20"/>
-        </w:rPr>
-        <w:t xml:space="preserve">ر.ک: راغب اصفهانی، حسین بن محمد، مفردات الفاظ القرآن، ماده «عقد» (مشخصات چاپ، نیازمند بررسی منبع اصلی است).</w:t>
-      </w:r>
-    </w:p>
-  </w:footnote>
-  <w:footnote w:id="81">
-    <w:p>
-      <w:pPr>
-        <w:bidi w:val="1"/>
-        <w:jc w:val="both"/>
-        <w:spacing w:after="40" w:line="240" w:lineRule="auto"/>
-      </w:pPr>
-      <w:r>
-        <w:rPr>
-          <w:rFonts w:ascii="B Lotus" w:hAnsi="B Lotus" w:cs="B Lotus"/>
-          <w:sz w:val="20"/>
-          <w:szCs w:val="20"/>
-        </w:rPr>
-        <w:footnoteRef/>
-      </w:r>
-      <w:r>
-        <w:rPr>
-          <w:rFonts w:ascii="B Lotus" w:hAnsi="B Lotus" w:cs="B Lotus"/>
-          <w:sz w:val="20"/>
-          <w:szCs w:val="20"/>
-        </w:rPr>
-        <w:t xml:space="preserve"> </w:t>
-      </w:r>
-      <w:r>
-        <w:rPr>
-          <w:rFonts w:ascii="B Lotus" w:hAnsi="B Lotus" w:cs="B Lotus"/>
-          <w:sz w:val="20"/>
-          <w:szCs w:val="20"/>
-        </w:rPr>
-        <w:t xml:space="preserve">ر.ک: راغب اصفهانی، حسین بن محمد، مفردات الفاظ القرآن، ماده «وثق» (مشخصات چاپ، نیازمند بررسی منبع اصلی است).</w:t>
-      </w:r>
-    </w:p>
-  </w:footnote>
-  <w:footnote w:id="82">
-    <w:p>
-      <w:pPr>
-        <w:bidi w:val="1"/>
-        <w:jc w:val="both"/>
-        <w:spacing w:after="40" w:line="240" w:lineRule="auto"/>
-      </w:pPr>
-      <w:r>
-        <w:rPr>
-          <w:rFonts w:ascii="B Lotus" w:hAnsi="B Lotus" w:cs="B Lotus"/>
-          <w:sz w:val="20"/>
-          <w:szCs w:val="20"/>
-        </w:rPr>
-        <w:footnoteRef/>
-      </w:r>
-      <w:r>
-        <w:rPr>
-          <w:rFonts w:ascii="B Lotus" w:hAnsi="B Lotus" w:cs="B Lotus"/>
-          <w:sz w:val="20"/>
-          <w:szCs w:val="20"/>
-        </w:rPr>
-        <w:t xml:space="preserve"> </w:t>
-      </w:r>
-      <w:r>
-        <w:rPr>
-          <w:rFonts w:ascii="B Lotus" w:hAnsi="B Lotus" w:cs="B Lotus"/>
-          <w:sz w:val="20"/>
-          <w:szCs w:val="20"/>
-        </w:rPr>
-        <w:t xml:space="preserve">سوره آل‌عمران، آیه ۹.</w:t>
-      </w:r>
-    </w:p>
-  </w:footnote>
-  <w:footnote w:id="83">
-    <w:p>
-      <w:pPr>
-        <w:bidi w:val="1"/>
-        <w:jc w:val="both"/>
-        <w:spacing w:after="40" w:line="240" w:lineRule="auto"/>
-      </w:pPr>
-      <w:r>
-        <w:rPr>
-          <w:rFonts w:ascii="B Lotus" w:hAnsi="B Lotus" w:cs="B Lotus"/>
-          <w:sz w:val="20"/>
-          <w:szCs w:val="20"/>
-        </w:rPr>
-        <w:footnoteRef/>
-      </w:r>
-      <w:r>
-        <w:rPr>
-          <w:rFonts w:ascii="B Lotus" w:hAnsi="B Lotus" w:cs="B Lotus"/>
-          <w:sz w:val="20"/>
-          <w:szCs w:val="20"/>
-        </w:rPr>
-        <w:t xml:space="preserve"> </w:t>
-      </w:r>
-      <w:r>
-        <w:rPr>
-          <w:rFonts w:ascii="B Lotus" w:hAnsi="B Lotus" w:cs="B Lotus"/>
-          <w:sz w:val="20"/>
-          <w:szCs w:val="20"/>
-        </w:rPr>
-        <w:t xml:space="preserve">ر.ک: آخوند خراسانی، محمدکاظم، کفایة الاصول، مبحث تزاحم؛ و میرزای نائینی، محمدحسین، فوائد الاصول، مبحث تزاحم (مشخصات چاپ، نیازمند بررسی منبع اصلی است).</w:t>
-      </w:r>
-    </w:p>
-  </w:footnote>
-  <w:footnote w:id="84">
-    <w:p>
-      <w:pPr>
-        <w:bidi w:val="1"/>
-        <w:jc w:val="both"/>
-        <w:spacing w:after="40" w:line="240" w:lineRule="auto"/>
-      </w:pPr>
-      <w:r>
-        <w:rPr>
-          <w:rFonts w:ascii="B Lotus" w:hAnsi="B Lotus" w:cs="B Lotus"/>
-          <w:sz w:val="20"/>
-          <w:szCs w:val="20"/>
-        </w:rPr>
-        <w:footnoteRef/>
-      </w:r>
-      <w:r>
-        <w:rPr>
-          <w:rFonts w:ascii="B Lotus" w:hAnsi="B Lotus" w:cs="B Lotus"/>
-          <w:sz w:val="20"/>
-          <w:szCs w:val="20"/>
-        </w:rPr>
-        <w:t xml:space="preserve"> </w:t>
-      </w:r>
-      <w:r>
-        <w:rPr>
-          <w:rFonts w:ascii="B Lotus" w:hAnsi="B Lotus" w:cs="B Lotus"/>
-          <w:sz w:val="20"/>
-          <w:szCs w:val="20"/>
-        </w:rPr>
-        <w:t xml:space="preserve">امام خمینی، سیدروح‌الله، صحیفه امام، نامه به حجت‌الاسلام قدیری (نشانی دقیق، نیازمند بررسی منبع اصلی است).</w:t>
-      </w:r>
-    </w:p>
-  </w:footnote>
-  <w:footnote w:id="85">
-    <w:p>
-      <w:pPr>
-        <w:bidi w:val="1"/>
-        <w:jc w:val="both"/>
-        <w:spacing w:after="40" w:line="240" w:lineRule="auto"/>
-      </w:pPr>
-      <w:r>
-        <w:rPr>
-          <w:rFonts w:ascii="B Lotus" w:hAnsi="B Lotus" w:cs="B Lotus"/>
-          <w:sz w:val="20"/>
-          <w:szCs w:val="20"/>
-        </w:rPr>
-        <w:footnoteRef/>
-      </w:r>
-      <w:r>
-        <w:rPr>
-          <w:rFonts w:ascii="B Lotus" w:hAnsi="B Lotus" w:cs="B Lotus"/>
-          <w:sz w:val="20"/>
-          <w:szCs w:val="20"/>
-        </w:rPr>
-        <w:t xml:space="preserve"> </w:t>
-      </w:r>
-      <w:r>
-        <w:rPr>
-          <w:rFonts w:ascii="B Lotus" w:hAnsi="B Lotus" w:cs="B Lotus"/>
-          <w:sz w:val="20"/>
-          <w:szCs w:val="20"/>
-        </w:rPr>
-        <w:t xml:space="preserve">شیخ صدوق، محمد بن علی، من لایحضره الفقیه؛ و کلینی، محمد بن یعقوب، الکافی (نشانی دقیق، نیازمند بررسی منبع اصلی است).</w:t>
-      </w:r>
-    </w:p>
-  </w:footnote>
-  <w:footnote w:id="86">
-    <w:p>
-      <w:pPr>
-        <w:bidi w:val="1"/>
-        <w:jc w:val="both"/>
-        <w:spacing w:after="40" w:line="240" w:lineRule="auto"/>
-      </w:pPr>
-      <w:r>
-        <w:rPr>
-          <w:rFonts w:ascii="B Lotus" w:hAnsi="B Lotus" w:cs="B Lotus"/>
-          <w:sz w:val="20"/>
-          <w:szCs w:val="20"/>
-        </w:rPr>
-        <w:footnoteRef/>
-      </w:r>
-      <w:r>
-        <w:rPr>
-          <w:rFonts w:ascii="B Lotus" w:hAnsi="B Lotus" w:cs="B Lotus"/>
-          <w:sz w:val="20"/>
-          <w:szCs w:val="20"/>
-        </w:rPr>
-        <w:t xml:space="preserve"> </w:t>
-      </w:r>
-      <w:r>
-        <w:rPr>
-          <w:rFonts w:ascii="B Lotus" w:hAnsi="B Lotus" w:cs="B Lotus"/>
-          <w:sz w:val="20"/>
-          <w:szCs w:val="20"/>
-        </w:rPr>
-        <w:t xml:space="preserve">سوره حج، آیه ۷۸.</w:t>
-      </w:r>
-    </w:p>
-  </w:footnote>
-  <w:footnote w:id="87">
-    <w:p>
-      <w:pPr>
-        <w:bidi w:val="1"/>
-        <w:jc w:val="both"/>
-        <w:spacing w:after="40" w:line="240" w:lineRule="auto"/>
-      </w:pPr>
-      <w:r>
-        <w:rPr>
-          <w:rFonts w:ascii="B Lotus" w:hAnsi="B Lotus" w:cs="B Lotus"/>
-          <w:sz w:val="20"/>
-          <w:szCs w:val="20"/>
-        </w:rPr>
-        <w:footnoteRef/>
-      </w:r>
-      <w:r>
-        <w:rPr>
-          <w:rFonts w:ascii="B Lotus" w:hAnsi="B Lotus" w:cs="B Lotus"/>
-          <w:sz w:val="20"/>
-          <w:szCs w:val="20"/>
-        </w:rPr>
-        <w:t xml:space="preserve"> </w:t>
-      </w:r>
-      <w:r>
-        <w:rPr>
-          <w:rFonts w:ascii="B Lotus" w:hAnsi="B Lotus" w:cs="B Lotus"/>
-          <w:sz w:val="20"/>
-          <w:szCs w:val="20"/>
-        </w:rPr>
-        <w:t xml:space="preserve">امام خمینی، سیدروح‌الله، صحیفه امام (نشانی دقیق، نیازمند بررسی منبع اصلی است).</w:t>
-      </w:r>
-    </w:p>
-  </w:footnote>
-  <w:footnote w:id="88">
-    <w:p>
-      <w:pPr>
-        <w:bidi w:val="1"/>
-        <w:jc w:val="both"/>
-        <w:spacing w:after="40" w:line="240" w:lineRule="auto"/>
-      </w:pPr>
-      <w:r>
-        <w:rPr>
-          <w:rFonts w:ascii="B Lotus" w:hAnsi="B Lotus" w:cs="B Lotus"/>
-          <w:sz w:val="20"/>
-          <w:szCs w:val="20"/>
-        </w:rPr>
-        <w:footnoteRef/>
-      </w:r>
-      <w:r>
-        <w:rPr>
-          <w:rFonts w:ascii="B Lotus" w:hAnsi="B Lotus" w:cs="B Lotus"/>
-          <w:sz w:val="20"/>
-          <w:szCs w:val="20"/>
-        </w:rPr>
-        <w:t xml:space="preserve"> </w:t>
-      </w:r>
-      <w:r>
-        <w:rPr>
-          <w:rFonts w:ascii="B Lotus" w:hAnsi="B Lotus" w:cs="B Lotus"/>
-          <w:sz w:val="20"/>
-          <w:szCs w:val="20"/>
-        </w:rPr>
-        <w:t xml:space="preserve">نراقی، ملا احمد، عوائد الایام، عائده ولایت فقیه (مشخصات چاپ و نشانی دقیق، نیازمند بررسی منبع اصلی است).</w:t>
-      </w:r>
-    </w:p>
-  </w:footnote>
-  <w:footnote w:id="89">
-    <w:p>
-      <w:pPr>
-        <w:bidi w:val="1"/>
-        <w:jc w:val="both"/>
-        <w:spacing w:after="40" w:line="240" w:lineRule="auto"/>
-      </w:pPr>
-      <w:r>
-        <w:rPr>
-          <w:rFonts w:ascii="B Lotus" w:hAnsi="B Lotus" w:cs="B Lotus"/>
-          <w:sz w:val="20"/>
-          <w:szCs w:val="20"/>
-        </w:rPr>
-        <w:footnoteRef/>
-      </w:r>
-      <w:r>
-        <w:rPr>
-          <w:rFonts w:ascii="B Lotus" w:hAnsi="B Lotus" w:cs="B Lotus"/>
-          <w:sz w:val="20"/>
-          <w:szCs w:val="20"/>
-        </w:rPr>
-        <w:t xml:space="preserve"> </w:t>
-      </w:r>
-      <w:r>
-        <w:rPr>
-          <w:rFonts w:ascii="B Lotus" w:hAnsi="B Lotus" w:cs="B Lotus"/>
-          <w:sz w:val="20"/>
-          <w:szCs w:val="20"/>
-        </w:rPr>
-        <w:t xml:space="preserve">میرزای نائینی، محمدحسین، تنبیه الامه و تنزیه المله، تهران (مشخصات چاپ، نیازمند بررسی منبع اصلی است).</w:t>
-      </w:r>
-    </w:p>
-  </w:footnote>
-  <w:footnote w:id="90">
-    <w:p>
-      <w:pPr>
-        <w:bidi w:val="1"/>
-        <w:jc w:val="both"/>
-        <w:spacing w:after="40" w:line="240" w:lineRule="auto"/>
-      </w:pPr>
-      <w:r>
-        <w:rPr>
-          <w:rFonts w:ascii="B Lotus" w:hAnsi="B Lotus" w:cs="B Lotus"/>
-          <w:sz w:val="20"/>
-          <w:szCs w:val="20"/>
-        </w:rPr>
-        <w:footnoteRef/>
-      </w:r>
-      <w:r>
-        <w:rPr>
-          <w:rFonts w:ascii="B Lotus" w:hAnsi="B Lotus" w:cs="B Lotus"/>
-          <w:sz w:val="20"/>
-          <w:szCs w:val="20"/>
-        </w:rPr>
-        <w:t xml:space="preserve"> </w:t>
-      </w:r>
-      <w:r>
-        <w:rPr>
-          <w:rFonts w:ascii="B Lotus" w:hAnsi="B Lotus" w:cs="B Lotus"/>
-          <w:sz w:val="20"/>
-          <w:szCs w:val="20"/>
-        </w:rPr>
-        <w:t xml:space="preserve">امام خمینی، سیدروح‌الله، ولایت فقیه (حکومت اسلامی) (مشخصات چاپ، نیازمند بررسی منبع اصلی است).</w:t>
-      </w:r>
-    </w:p>
-  </w:footnote>
-  <w:footnote w:id="91">
-    <w:p>
-      <w:pPr>
-        <w:bidi w:val="1"/>
-        <w:jc w:val="both"/>
-        <w:spacing w:after="40" w:line="240" w:lineRule="auto"/>
-      </w:pPr>
-      <w:r>
-        <w:rPr>
-          <w:rFonts w:ascii="B Lotus" w:hAnsi="B Lotus" w:cs="B Lotus"/>
-          <w:sz w:val="20"/>
-          <w:szCs w:val="20"/>
-        </w:rPr>
-        <w:footnoteRef/>
-      </w:r>
-      <w:r>
-        <w:rPr>
-          <w:rFonts w:ascii="B Lotus" w:hAnsi="B Lotus" w:cs="B Lotus"/>
-          <w:sz w:val="20"/>
-          <w:szCs w:val="20"/>
-        </w:rPr>
-        <w:t xml:space="preserve"> </w:t>
-      </w:r>
-      <w:r>
-        <w:rPr>
-          <w:rFonts w:ascii="B Lotus" w:hAnsi="B Lotus" w:cs="B Lotus"/>
-          <w:sz w:val="20"/>
-          <w:szCs w:val="20"/>
-        </w:rPr>
-        <w:t xml:space="preserve">امام خمینی، سیدروح‌الله، صحیفه امام، نامه به حجت‌الاسلام قدیری (نشانی دقیق، نیازمند بررسی منبع اصلی است).</w:t>
-      </w:r>
-    </w:p>
-  </w:footnote>
-  <w:footnote w:id="92">
-    <w:p>
-      <w:pPr>
-        <w:bidi w:val="1"/>
-        <w:jc w:val="both"/>
-        <w:spacing w:after="40" w:line="240" w:lineRule="auto"/>
-      </w:pPr>
-      <w:r>
-        <w:rPr>
-          <w:rFonts w:ascii="B Lotus" w:hAnsi="B Lotus" w:cs="B Lotus"/>
-          <w:sz w:val="20"/>
-          <w:szCs w:val="20"/>
-        </w:rPr>
-        <w:footnoteRef/>
-      </w:r>
-      <w:r>
-        <w:rPr>
-          <w:rFonts w:ascii="B Lotus" w:hAnsi="B Lotus" w:cs="B Lotus"/>
-          <w:sz w:val="20"/>
-          <w:szCs w:val="20"/>
-        </w:rPr>
-        <w:t xml:space="preserve"> </w:t>
-      </w:r>
-      <w:r>
-        <w:rPr>
-          <w:rFonts w:ascii="B Lotus" w:hAnsi="B Lotus" w:cs="B Lotus"/>
-          <w:sz w:val="20"/>
-          <w:szCs w:val="20"/>
-        </w:rPr>
-        <w:t xml:space="preserve">ر.ک: شیخ مفید، محمد بن محمد، الارشاد، احوال امام حسن؛ و طبری، محمد بن جریر، تاریخ الامم و الملوک، حوادث سال ۴۱ (مشخصات چاپ، نیازمند بررسی منبع اصلی است).</w:t>
-      </w:r>
-    </w:p>
-  </w:footnote>
-  <w:footnote w:id="93">
-    <w:p>
-      <w:pPr>
-        <w:bidi w:val="1"/>
-        <w:jc w:val="both"/>
-        <w:spacing w:after="40" w:line="240" w:lineRule="auto"/>
-      </w:pPr>
-      <w:r>
-        <w:rPr>
-          <w:rFonts w:ascii="B Lotus" w:hAnsi="B Lotus" w:cs="B Lotus"/>
-          <w:sz w:val="20"/>
-          <w:szCs w:val="20"/>
-        </w:rPr>
-        <w:footnoteRef/>
-      </w:r>
-      <w:r>
-        <w:rPr>
-          <w:rFonts w:ascii="B Lotus" w:hAnsi="B Lotus" w:cs="B Lotus"/>
-          <w:sz w:val="20"/>
-          <w:szCs w:val="20"/>
-        </w:rPr>
-        <w:t xml:space="preserve"> </w:t>
-      </w:r>
-      <w:r>
-        <w:rPr>
-          <w:rFonts w:ascii="B Lotus" w:hAnsi="B Lotus" w:cs="B Lotus"/>
-          <w:sz w:val="20"/>
-          <w:szCs w:val="20"/>
-        </w:rPr>
-        <w:t xml:space="preserve">ر.ک: آخوند خراسانی، محمدکاظم، کفایة الاصول، مبحث تزاحم؛ و میرزای نائینی، محمدحسین، فوائد الاصول، مبحث تزاحم (مشخصات چاپ، نیازمند بررسی منبع اصلی است).</w:t>
-      </w:r>
-    </w:p>
-  </w:footnote>
-  <w:footnote w:id="94">
-    <w:p>
-      <w:pPr>
-        <w:bidi w:val="1"/>
-        <w:jc w:val="both"/>
-        <w:spacing w:after="40" w:line="240" w:lineRule="auto"/>
-      </w:pPr>
-      <w:r>
-        <w:rPr>
-          <w:rFonts w:ascii="B Lotus" w:hAnsi="B Lotus" w:cs="B Lotus"/>
-          <w:sz w:val="20"/>
-          <w:szCs w:val="20"/>
-        </w:rPr>
-        <w:footnoteRef/>
-      </w:r>
-      <w:r>
-        <w:rPr>
-          <w:rFonts w:ascii="B Lotus" w:hAnsi="B Lotus" w:cs="B Lotus"/>
-          <w:sz w:val="20"/>
-          <w:szCs w:val="20"/>
-        </w:rPr>
-        <w:t xml:space="preserve"> </w:t>
-      </w:r>
-      <w:r>
-        <w:rPr>
-          <w:rFonts w:ascii="B Lotus" w:hAnsi="B Lotus" w:cs="B Lotus"/>
-          <w:sz w:val="20"/>
-          <w:szCs w:val="20"/>
-        </w:rPr>
-        <w:t xml:space="preserve">طرح مواد کمیسیون حقوق بین‌الملل درباره مسئولیت بین‌المللی دولت‌ها (۲۰۰۱). ر.ک: گزارش‌های کمیسیون حقوق بین‌الملل (نشانی دقیق، نیازمند بررسی منبع اصلی است).</w:t>
-      </w:r>
-    </w:p>
-  </w:footnote>
-  <w:footnote w:id="95">
-    <w:p>
-      <w:pPr>
-        <w:bidi w:val="1"/>
-        <w:jc w:val="both"/>
-        <w:spacing w:after="40" w:line="240" w:lineRule="auto"/>
-      </w:pPr>
-      <w:r>
-        <w:rPr>
-          <w:rFonts w:ascii="B Lotus" w:hAnsi="B Lotus" w:cs="B Lotus"/>
-          <w:sz w:val="20"/>
-          <w:szCs w:val="20"/>
-        </w:rPr>
-        <w:footnoteRef/>
-      </w:r>
-      <w:r>
-        <w:rPr>
-          <w:rFonts w:ascii="B Lotus" w:hAnsi="B Lotus" w:cs="B Lotus"/>
-          <w:sz w:val="20"/>
-          <w:szCs w:val="20"/>
-        </w:rPr>
-        <w:t xml:space="preserve"> </w:t>
-      </w:r>
-      <w:r>
-        <w:rPr>
-          <w:rFonts w:ascii="B Lotus" w:hAnsi="B Lotus" w:cs="B Lotus"/>
-          <w:sz w:val="20"/>
-          <w:szCs w:val="20"/>
-        </w:rPr>
-        <w:t xml:space="preserve">قضیه فعالیت‌های نظامی و شبه‌نظامی در نیکاراگوئه و علیه آن (نیکاراگوئه علیه ایالات متحده)، رأی دیوان بین‌المللی دادگستری، ۱۹۸۶.</w:t>
-      </w:r>
-    </w:p>
-  </w:footnote>
-  <w:footnote w:id="96">
-    <w:p>
-      <w:pPr>
-        <w:bidi w:val="1"/>
-        <w:jc w:val="both"/>
-        <w:spacing w:after="40" w:line="240" w:lineRule="auto"/>
-      </w:pPr>
-      <w:r>
-        <w:rPr>
-          <w:rFonts w:ascii="B Lotus" w:hAnsi="B Lotus" w:cs="B Lotus"/>
-          <w:sz w:val="20"/>
-          <w:szCs w:val="20"/>
-        </w:rPr>
-        <w:footnoteRef/>
-      </w:r>
-      <w:r>
-        <w:rPr>
-          <w:rFonts w:ascii="B Lotus" w:hAnsi="B Lotus" w:cs="B Lotus"/>
-          <w:sz w:val="20"/>
-          <w:szCs w:val="20"/>
-        </w:rPr>
-        <w:t xml:space="preserve"> </w:t>
-      </w:r>
-      <w:r>
-        <w:rPr>
-          <w:rFonts w:ascii="B Lotus" w:hAnsi="B Lotus" w:cs="B Lotus"/>
-          <w:sz w:val="20"/>
-          <w:szCs w:val="20"/>
-        </w:rPr>
-        <w:t xml:space="preserve">طرح مواد مسئولیت بین‌المللی دولت‌ها، مواد ۱ و ۲.</w:t>
-      </w:r>
-    </w:p>
-  </w:footnote>
-  <w:footnote w:id="97">
-    <w:p>
-      <w:pPr>
-        <w:bidi w:val="1"/>
-        <w:jc w:val="both"/>
-        <w:spacing w:after="40" w:line="240" w:lineRule="auto"/>
-      </w:pPr>
-      <w:r>
-        <w:rPr>
-          <w:rFonts w:ascii="B Lotus" w:hAnsi="B Lotus" w:cs="B Lotus"/>
-          <w:sz w:val="20"/>
-          <w:szCs w:val="20"/>
-        </w:rPr>
-        <w:footnoteRef/>
-      </w:r>
-      <w:r>
-        <w:rPr>
-          <w:rFonts w:ascii="B Lotus" w:hAnsi="B Lotus" w:cs="B Lotus"/>
-          <w:sz w:val="20"/>
-          <w:szCs w:val="20"/>
-        </w:rPr>
-        <w:t xml:space="preserve"> </w:t>
-      </w:r>
-      <w:r>
-        <w:rPr>
-          <w:rFonts w:ascii="B Lotus" w:hAnsi="B Lotus" w:cs="B Lotus"/>
-          <w:sz w:val="20"/>
-          <w:szCs w:val="20"/>
-        </w:rPr>
-        <w:t xml:space="preserve">طرح مواد مسئولیت بین‌المللی دولت‌ها، ماده ۴.</w:t>
-      </w:r>
-    </w:p>
-  </w:footnote>
-  <w:footnote w:id="98">
-    <w:p>
-      <w:pPr>
-        <w:bidi w:val="1"/>
-        <w:jc w:val="both"/>
-        <w:spacing w:after="40" w:line="240" w:lineRule="auto"/>
-      </w:pPr>
-      <w:r>
-        <w:rPr>
-          <w:rFonts w:ascii="B Lotus" w:hAnsi="B Lotus" w:cs="B Lotus"/>
-          <w:sz w:val="20"/>
-          <w:szCs w:val="20"/>
-        </w:rPr>
-        <w:footnoteRef/>
-      </w:r>
-      <w:r>
-        <w:rPr>
-          <w:rFonts w:ascii="B Lotus" w:hAnsi="B Lotus" w:cs="B Lotus"/>
-          <w:sz w:val="20"/>
-          <w:szCs w:val="20"/>
-        </w:rPr>
-        <w:t xml:space="preserve"> </w:t>
-      </w:r>
-      <w:r>
-        <w:rPr>
-          <w:rFonts w:ascii="B Lotus" w:hAnsi="B Lotus" w:cs="B Lotus"/>
-          <w:sz w:val="20"/>
-          <w:szCs w:val="20"/>
-        </w:rPr>
-        <w:t xml:space="preserve">طرح مواد مسئولیت بین‌المللی دولت‌ها، ماده ۷.</w:t>
-      </w:r>
-    </w:p>
-  </w:footnote>
-  <w:footnote w:id="99">
-    <w:p>
-      <w:pPr>
-        <w:bidi w:val="1"/>
-        <w:jc w:val="both"/>
-        <w:spacing w:after="40" w:line="240" w:lineRule="auto"/>
-      </w:pPr>
-      <w:r>
-        <w:rPr>
-          <w:rFonts w:ascii="B Lotus" w:hAnsi="B Lotus" w:cs="B Lotus"/>
-          <w:sz w:val="20"/>
-          <w:szCs w:val="20"/>
-        </w:rPr>
-        <w:footnoteRef/>
-      </w:r>
-      <w:r>
-        <w:rPr>
-          <w:rFonts w:ascii="B Lotus" w:hAnsi="B Lotus" w:cs="B Lotus"/>
-          <w:sz w:val="20"/>
-          <w:szCs w:val="20"/>
-        </w:rPr>
-        <w:t xml:space="preserve"> </w:t>
-      </w:r>
-      <w:r>
-        <w:rPr>
-          <w:rFonts w:ascii="B Lotus" w:hAnsi="B Lotus" w:cs="B Lotus"/>
-          <w:sz w:val="20"/>
-          <w:szCs w:val="20"/>
-        </w:rPr>
-        <w:t xml:space="preserve">طرح مواد مسئولیت بین‌المللی دولت‌ها، ماده ۸.</w:t>
-      </w:r>
-    </w:p>
-  </w:footnote>
-  <w:footnote w:id="100">
-    <w:p>
-      <w:pPr>
-        <w:bidi w:val="1"/>
-        <w:jc w:val="both"/>
-        <w:spacing w:after="40" w:line="240" w:lineRule="auto"/>
-      </w:pPr>
-      <w:r>
-        <w:rPr>
-          <w:rFonts w:ascii="B Lotus" w:hAnsi="B Lotus" w:cs="B Lotus"/>
-          <w:sz w:val="20"/>
-          <w:szCs w:val="20"/>
-        </w:rPr>
-        <w:footnoteRef/>
-      </w:r>
-      <w:r>
-        <w:rPr>
-          <w:rFonts w:ascii="B Lotus" w:hAnsi="B Lotus" w:cs="B Lotus"/>
-          <w:sz w:val="20"/>
-          <w:szCs w:val="20"/>
-        </w:rPr>
-        <w:t xml:space="preserve"> </w:t>
-      </w:r>
-      <w:r>
-        <w:rPr>
-          <w:rFonts w:ascii="B Lotus" w:hAnsi="B Lotus" w:cs="B Lotus"/>
-          <w:sz w:val="20"/>
-          <w:szCs w:val="20"/>
-        </w:rPr>
-        <w:t xml:space="preserve">طرح مواد مسئولیت بین‌المللی دولت‌ها، ماده ۱۱.</w:t>
-      </w:r>
-    </w:p>
-  </w:footnote>
-  <w:footnote w:id="101">
-    <w:p>
-      <w:pPr>
-        <w:bidi w:val="1"/>
-        <w:jc w:val="both"/>
-        <w:spacing w:after="40" w:line="240" w:lineRule="auto"/>
-      </w:pPr>
-      <w:r>
-        <w:rPr>
-          <w:rFonts w:ascii="B Lotus" w:hAnsi="B Lotus" w:cs="B Lotus"/>
-          <w:sz w:val="20"/>
-          <w:szCs w:val="20"/>
-        </w:rPr>
-        <w:footnoteRef/>
-      </w:r>
-      <w:r>
-        <w:rPr>
-          <w:rFonts w:ascii="B Lotus" w:hAnsi="B Lotus" w:cs="B Lotus"/>
-          <w:sz w:val="20"/>
-          <w:szCs w:val="20"/>
-        </w:rPr>
-        <w:t xml:space="preserve"> </w:t>
-      </w:r>
-      <w:r>
-        <w:rPr>
-          <w:rFonts w:ascii="B Lotus" w:hAnsi="B Lotus" w:cs="B Lotus"/>
-          <w:sz w:val="20"/>
-          <w:szCs w:val="20"/>
-        </w:rPr>
-        <w:t xml:space="preserve">قضیه کارکنان دیپلماتیک و کنسولی ایالات متحده در تهران (ایالات متحده علیه ایران)، رأی دیوان بین‌المللی دادگستری، ۱۹۸۰.</w:t>
-      </w:r>
-    </w:p>
-  </w:footnote>
-  <w:footnote w:id="102">
-    <w:p>
-      <w:pPr>
-        <w:bidi w:val="1"/>
-        <w:jc w:val="both"/>
-        <w:spacing w:after="40" w:line="240" w:lineRule="auto"/>
-      </w:pPr>
-      <w:r>
-        <w:rPr>
-          <w:rFonts w:ascii="B Lotus" w:hAnsi="B Lotus" w:cs="B Lotus"/>
-          <w:sz w:val="20"/>
-          <w:szCs w:val="20"/>
-        </w:rPr>
-        <w:footnoteRef/>
-      </w:r>
-      <w:r>
-        <w:rPr>
-          <w:rFonts w:ascii="B Lotus" w:hAnsi="B Lotus" w:cs="B Lotus"/>
-          <w:sz w:val="20"/>
-          <w:szCs w:val="20"/>
-        </w:rPr>
-        <w:t xml:space="preserve"> </w:t>
-      </w:r>
-      <w:r>
-        <w:rPr>
-          <w:rFonts w:ascii="B Lotus" w:hAnsi="B Lotus" w:cs="B Lotus"/>
-          <w:sz w:val="20"/>
-          <w:szCs w:val="20"/>
-        </w:rPr>
-        <w:t xml:space="preserve">طرح مواد مسئولیت بین‌المللی دولت‌ها، ماده ۱۲.</w:t>
-      </w:r>
-    </w:p>
-  </w:footnote>
-  <w:footnote w:id="103">
-    <w:p>
-      <w:pPr>
-        <w:bidi w:val="1"/>
-        <w:jc w:val="both"/>
-        <w:spacing w:after="40" w:line="240" w:lineRule="auto"/>
-      </w:pPr>
-      <w:r>
-        <w:rPr>
-          <w:rFonts w:ascii="B Lotus" w:hAnsi="B Lotus" w:cs="B Lotus"/>
-          <w:sz w:val="20"/>
-          <w:szCs w:val="20"/>
-        </w:rPr>
-        <w:footnoteRef/>
-      </w:r>
-      <w:r>
-        <w:rPr>
-          <w:rFonts w:ascii="B Lotus" w:hAnsi="B Lotus" w:cs="B Lotus"/>
-          <w:sz w:val="20"/>
-          <w:szCs w:val="20"/>
-        </w:rPr>
-        <w:t xml:space="preserve"> </w:t>
-      </w:r>
-      <w:r>
-        <w:rPr>
-          <w:rFonts w:ascii="B Lotus" w:hAnsi="B Lotus" w:cs="B Lotus"/>
-          <w:sz w:val="20"/>
-          <w:szCs w:val="20"/>
-        </w:rPr>
-        <w:t xml:space="preserve">طرح مواد مسئولیت بین‌المللی دولت‌ها، مواد ۱۴ و ۱۵ (به‌اجمال).</w:t>
-      </w:r>
-    </w:p>
-  </w:footnote>
-  <w:footnote w:id="104">
-    <w:p>
-      <w:pPr>
-        <w:bidi w:val="1"/>
-        <w:jc w:val="both"/>
-        <w:spacing w:after="40" w:line="240" w:lineRule="auto"/>
-      </w:pPr>
-      <w:r>
-        <w:rPr>
-          <w:rFonts w:ascii="B Lotus" w:hAnsi="B Lotus" w:cs="B Lotus"/>
-          <w:sz w:val="20"/>
-          <w:szCs w:val="20"/>
-        </w:rPr>
-        <w:footnoteRef/>
-      </w:r>
-      <w:r>
-        <w:rPr>
-          <w:rFonts w:ascii="B Lotus" w:hAnsi="B Lotus" w:cs="B Lotus"/>
-          <w:sz w:val="20"/>
-          <w:szCs w:val="20"/>
-        </w:rPr>
-        <w:t xml:space="preserve"> </w:t>
-      </w:r>
-      <w:r>
-        <w:rPr>
-          <w:rFonts w:ascii="B Lotus" w:hAnsi="B Lotus" w:cs="B Lotus"/>
-          <w:sz w:val="20"/>
-          <w:szCs w:val="20"/>
-        </w:rPr>
-        <w:t xml:space="preserve">طرح مواد مسئولیت بین‌المللی دولت‌ها، ماده ۳۲.</w:t>
-      </w:r>
-    </w:p>
-  </w:footnote>
-  <w:footnote w:id="105">
-    <w:p>
-      <w:pPr>
-        <w:bidi w:val="1"/>
-        <w:jc w:val="both"/>
-        <w:spacing w:after="40" w:line="240" w:lineRule="auto"/>
-      </w:pPr>
-      <w:r>
-        <w:rPr>
-          <w:rFonts w:ascii="B Lotus" w:hAnsi="B Lotus" w:cs="B Lotus"/>
-          <w:sz w:val="20"/>
-          <w:szCs w:val="20"/>
-        </w:rPr>
-        <w:footnoteRef/>
-      </w:r>
-      <w:r>
-        <w:rPr>
-          <w:rFonts w:ascii="B Lotus" w:hAnsi="B Lotus" w:cs="B Lotus"/>
-          <w:sz w:val="20"/>
-          <w:szCs w:val="20"/>
-        </w:rPr>
-        <w:t xml:space="preserve"> </w:t>
-      </w:r>
-      <w:r>
-        <w:rPr>
-          <w:rFonts w:ascii="B Lotus" w:hAnsi="B Lotus" w:cs="B Lotus"/>
-          <w:sz w:val="20"/>
-          <w:szCs w:val="20"/>
-        </w:rPr>
-        <w:t xml:space="preserve">طرح مواد مسئولیت بین‌المللی دولت‌ها، مواد ۲۰ تا ۲۵.</w:t>
-      </w:r>
-    </w:p>
-  </w:footnote>
-  <w:footnote w:id="106">
-    <w:p>
-      <w:pPr>
-        <w:bidi w:val="1"/>
-        <w:jc w:val="both"/>
-        <w:spacing w:after="40" w:line="240" w:lineRule="auto"/>
-      </w:pPr>
-      <w:r>
-        <w:rPr>
-          <w:rFonts w:ascii="B Lotus" w:hAnsi="B Lotus" w:cs="B Lotus"/>
-          <w:sz w:val="20"/>
-          <w:szCs w:val="20"/>
-        </w:rPr>
-        <w:footnoteRef/>
-      </w:r>
-      <w:r>
-        <w:rPr>
-          <w:rFonts w:ascii="B Lotus" w:hAnsi="B Lotus" w:cs="B Lotus"/>
-          <w:sz w:val="20"/>
-          <w:szCs w:val="20"/>
-        </w:rPr>
-        <w:t xml:space="preserve"> </w:t>
-      </w:r>
-      <w:r>
-        <w:rPr>
-          <w:rFonts w:ascii="B Lotus" w:hAnsi="B Lotus" w:cs="B Lotus"/>
-          <w:sz w:val="20"/>
-          <w:szCs w:val="20"/>
-        </w:rPr>
-        <w:t xml:space="preserve">طرح مواد مسئولیت بین‌المللی دولت‌ها، ماده ۲۵.</w:t>
-      </w:r>
-    </w:p>
-  </w:footnote>
-  <w:footnote w:id="107">
-    <w:p>
-      <w:pPr>
-        <w:bidi w:val="1"/>
-        <w:jc w:val="both"/>
-        <w:spacing w:after="40" w:line="240" w:lineRule="auto"/>
-      </w:pPr>
-      <w:r>
-        <w:rPr>
-          <w:rFonts w:ascii="B Lotus" w:hAnsi="B Lotus" w:cs="B Lotus"/>
-          <w:sz w:val="20"/>
-          <w:szCs w:val="20"/>
-        </w:rPr>
-        <w:footnoteRef/>
-      </w:r>
-      <w:r>
-        <w:rPr>
-          <w:rFonts w:ascii="B Lotus" w:hAnsi="B Lotus" w:cs="B Lotus"/>
-          <w:sz w:val="20"/>
-          <w:szCs w:val="20"/>
-        </w:rPr>
-        <w:t xml:space="preserve"> </w:t>
-      </w:r>
-      <w:r>
-        <w:rPr>
-          <w:rFonts w:ascii="B Lotus" w:hAnsi="B Lotus" w:cs="B Lotus"/>
-          <w:sz w:val="20"/>
-          <w:szCs w:val="20"/>
-        </w:rPr>
-        <w:t xml:space="preserve">طرح مواد مسئولیت بین‌المللی دولت‌ها، مواد ۲۲ و ۴۹ تا ۵۴ (به‌اجمال).</w:t>
-      </w:r>
-    </w:p>
-  </w:footnote>
-  <w:footnote w:id="108">
-    <w:p>
-      <w:pPr>
-        <w:bidi w:val="1"/>
-        <w:jc w:val="both"/>
-        <w:spacing w:after="40" w:line="240" w:lineRule="auto"/>
-      </w:pPr>
-      <w:r>
-        <w:rPr>
-          <w:rFonts w:ascii="B Lotus" w:hAnsi="B Lotus" w:cs="B Lotus"/>
-          <w:sz w:val="20"/>
-          <w:szCs w:val="20"/>
-        </w:rPr>
-        <w:footnoteRef/>
-      </w:r>
-      <w:r>
-        <w:rPr>
-          <w:rFonts w:ascii="B Lotus" w:hAnsi="B Lotus" w:cs="B Lotus"/>
-          <w:sz w:val="20"/>
-          <w:szCs w:val="20"/>
-        </w:rPr>
-        <w:t xml:space="preserve"> </w:t>
-      </w:r>
-      <w:r>
-        <w:rPr>
-          <w:rFonts w:ascii="B Lotus" w:hAnsi="B Lotus" w:cs="B Lotus"/>
-          <w:sz w:val="20"/>
-          <w:szCs w:val="20"/>
-        </w:rPr>
-        <w:t xml:space="preserve">طرح مواد مسئولیت بین‌المللی دولت‌ها، ماده ۲۳.</w:t>
-      </w:r>
-    </w:p>
-  </w:footnote>
-  <w:footnote w:id="109">
-    <w:p>
-      <w:pPr>
-        <w:bidi w:val="1"/>
-        <w:jc w:val="both"/>
-        <w:spacing w:after="40" w:line="240" w:lineRule="auto"/>
-      </w:pPr>
-      <w:r>
-        <w:rPr>
-          <w:rFonts w:ascii="B Lotus" w:hAnsi="B Lotus" w:cs="B Lotus"/>
-          <w:sz w:val="20"/>
-          <w:szCs w:val="20"/>
-        </w:rPr>
-        <w:footnoteRef/>
-      </w:r>
-      <w:r>
-        <w:rPr>
-          <w:rFonts w:ascii="B Lotus" w:hAnsi="B Lotus" w:cs="B Lotus"/>
-          <w:sz w:val="20"/>
-          <w:szCs w:val="20"/>
-        </w:rPr>
-        <w:t xml:space="preserve"> </w:t>
-      </w:r>
-      <w:r>
-        <w:rPr>
-          <w:rFonts w:ascii="B Lotus" w:hAnsi="B Lotus" w:cs="B Lotus"/>
-          <w:sz w:val="20"/>
-          <w:szCs w:val="20"/>
-        </w:rPr>
-        <w:t xml:space="preserve">طرح مواد مسئولیت بین‌المللی دولت‌ها، ماده ۲۶.</w:t>
-      </w:r>
-    </w:p>
-  </w:footnote>
-  <w:footnote w:id="110">
-    <w:p>
-      <w:pPr>
-        <w:bidi w:val="1"/>
-        <w:jc w:val="both"/>
-        <w:spacing w:after="40" w:line="240" w:lineRule="auto"/>
-      </w:pPr>
-      <w:r>
-        <w:rPr>
-          <w:rFonts w:ascii="B Lotus" w:hAnsi="B Lotus" w:cs="B Lotus"/>
-          <w:sz w:val="20"/>
-          <w:szCs w:val="20"/>
-        </w:rPr>
-        <w:footnoteRef/>
-      </w:r>
-      <w:r>
-        <w:rPr>
-          <w:rFonts w:ascii="B Lotus" w:hAnsi="B Lotus" w:cs="B Lotus"/>
-          <w:sz w:val="20"/>
-          <w:szCs w:val="20"/>
-        </w:rPr>
-        <w:t xml:space="preserve"> </w:t>
-      </w:r>
-      <w:r>
-        <w:rPr>
-          <w:rFonts w:ascii="B Lotus" w:hAnsi="B Lotus" w:cs="B Lotus"/>
-          <w:sz w:val="20"/>
-          <w:szCs w:val="20"/>
-        </w:rPr>
-        <w:t xml:space="preserve">طرح مواد مسئولیت بین‌المللی دولت‌ها، مواد ۳۰، ۳۱ و ۳۴ تا ۳۷.</w:t>
-      </w:r>
-    </w:p>
-  </w:footnote>
-  <w:footnote w:id="111">
-    <w:p>
-      <w:pPr>
-        <w:bidi w:val="1"/>
-        <w:jc w:val="both"/>
-        <w:spacing w:after="40" w:line="240" w:lineRule="auto"/>
-      </w:pPr>
-      <w:r>
-        <w:rPr>
-          <w:rFonts w:ascii="B Lotus" w:hAnsi="B Lotus" w:cs="B Lotus"/>
-          <w:sz w:val="20"/>
-          <w:szCs w:val="20"/>
-        </w:rPr>
-        <w:footnoteRef/>
-      </w:r>
-      <w:r>
-        <w:rPr>
-          <w:rFonts w:ascii="B Lotus" w:hAnsi="B Lotus" w:cs="B Lotus"/>
-          <w:sz w:val="20"/>
-          <w:szCs w:val="20"/>
-        </w:rPr>
-        <w:t xml:space="preserve"> </w:t>
-      </w:r>
-      <w:r>
-        <w:rPr>
-          <w:rFonts w:ascii="B Lotus" w:hAnsi="B Lotus" w:cs="B Lotus"/>
-          <w:sz w:val="20"/>
-          <w:szCs w:val="20"/>
-        </w:rPr>
-        <w:t xml:space="preserve">کنوانسیون وین حقوق معاهدات، مواد ۷۰ و ۷۲.</w:t>
-      </w:r>
-    </w:p>
-  </w:footnote>
-  <w:footnote w:id="112">
-    <w:p>
-      <w:pPr>
-        <w:bidi w:val="1"/>
-        <w:jc w:val="both"/>
-        <w:spacing w:after="40" w:line="240" w:lineRule="auto"/>
-      </w:pPr>
-      <w:r>
-        <w:rPr>
-          <w:rFonts w:ascii="B Lotus" w:hAnsi="B Lotus" w:cs="B Lotus"/>
-          <w:sz w:val="20"/>
-          <w:szCs w:val="20"/>
-        </w:rPr>
-        <w:footnoteRef/>
-      </w:r>
-      <w:r>
-        <w:rPr>
-          <w:rFonts w:ascii="B Lotus" w:hAnsi="B Lotus" w:cs="B Lotus"/>
-          <w:sz w:val="20"/>
-          <w:szCs w:val="20"/>
-        </w:rPr>
-        <w:t xml:space="preserve"> </w:t>
-      </w:r>
-      <w:r>
-        <w:rPr>
-          <w:rFonts w:ascii="B Lotus" w:hAnsi="B Lotus" w:cs="B Lotus"/>
-          <w:sz w:val="20"/>
-          <w:szCs w:val="20"/>
-        </w:rPr>
-        <w:t xml:space="preserve">کنوانسیون وین حقوق معاهدات، مواد ۱۹ تا ۲۳.</w:t>
-      </w:r>
-    </w:p>
-  </w:footnote>
-  <w:footnote w:id="113">
-    <w:p>
-      <w:pPr>
-        <w:bidi w:val="1"/>
-        <w:jc w:val="both"/>
-        <w:spacing w:after="40" w:line="240" w:lineRule="auto"/>
-      </w:pPr>
-      <w:r>
-        <w:rPr>
-          <w:rFonts w:ascii="B Lotus" w:hAnsi="B Lotus" w:cs="B Lotus"/>
-          <w:sz w:val="20"/>
-          <w:szCs w:val="20"/>
-        </w:rPr>
-        <w:footnoteRef/>
-      </w:r>
-      <w:r>
-        <w:rPr>
-          <w:rFonts w:ascii="B Lotus" w:hAnsi="B Lotus" w:cs="B Lotus"/>
-          <w:sz w:val="20"/>
-          <w:szCs w:val="20"/>
-        </w:rPr>
-        <w:t xml:space="preserve"> </w:t>
-      </w:r>
-      <w:r>
-        <w:rPr>
-          <w:rFonts w:ascii="B Lotus" w:hAnsi="B Lotus" w:cs="B Lotus"/>
-          <w:sz w:val="20"/>
-          <w:szCs w:val="20"/>
-        </w:rPr>
-        <w:t xml:space="preserve">طرح مواد مسئولیت بین‌المللی دولت‌ها، مواد ۴۹ تا ۵۴ (به‌اجمال).</w:t>
-      </w:r>
-    </w:p>
-  </w:footnote>
-  <w:footnote w:id="114">
-    <w:p>
-      <w:pPr>
-        <w:bidi w:val="1"/>
-        <w:jc w:val="both"/>
-        <w:spacing w:after="40" w:line="240" w:lineRule="auto"/>
-      </w:pPr>
-      <w:r>
-        <w:rPr>
-          <w:rFonts w:ascii="B Lotus" w:hAnsi="B Lotus" w:cs="B Lotus"/>
-          <w:sz w:val="20"/>
-          <w:szCs w:val="20"/>
-        </w:rPr>
-        <w:footnoteRef/>
-      </w:r>
-      <w:r>
-        <w:rPr>
-          <w:rFonts w:ascii="B Lotus" w:hAnsi="B Lotus" w:cs="B Lotus"/>
-          <w:sz w:val="20"/>
-          <w:szCs w:val="20"/>
-        </w:rPr>
-        <w:t xml:space="preserve"> </w:t>
-      </w:r>
-      <w:r>
-        <w:rPr>
-          <w:rFonts w:ascii="B Lotus" w:hAnsi="B Lotus" w:cs="B Lotus"/>
-          <w:sz w:val="20"/>
-          <w:szCs w:val="20"/>
-        </w:rPr>
-        <w:t xml:space="preserve">قضیه کارخانه کورزو (آلمان علیه لهستان)، رأی دیوان دائمی دادگستری بین‌المللی، ۱۹۲۸ (نشانی دقیق، نیازمند بررسی منبع اصلی است).</w:t>
-      </w:r>
-    </w:p>
-  </w:footnote>
-  <w:footnote w:id="115">
-    <w:p>
-      <w:pPr>
-        <w:bidi w:val="1"/>
-        <w:jc w:val="both"/>
-        <w:spacing w:after="40" w:line="240" w:lineRule="auto"/>
-      </w:pPr>
-      <w:r>
-        <w:rPr>
-          <w:rFonts w:ascii="B Lotus" w:hAnsi="B Lotus" w:cs="B Lotus"/>
-          <w:sz w:val="20"/>
-          <w:szCs w:val="20"/>
-        </w:rPr>
-        <w:footnoteRef/>
-      </w:r>
-      <w:r>
-        <w:rPr>
-          <w:rFonts w:ascii="B Lotus" w:hAnsi="B Lotus" w:cs="B Lotus"/>
-          <w:sz w:val="20"/>
-          <w:szCs w:val="20"/>
-        </w:rPr>
-        <w:t xml:space="preserve"> </w:t>
-      </w:r>
-      <w:r>
-        <w:rPr>
-          <w:rFonts w:ascii="B Lotus" w:hAnsi="B Lotus" w:cs="B Lotus"/>
-          <w:sz w:val="20"/>
-          <w:szCs w:val="20"/>
-        </w:rPr>
-        <w:t xml:space="preserve">اساسنامه دیوان بین‌المللی دادگستری، ماده ۳۶ (به‌اجمال).</w:t>
-      </w:r>
-    </w:p>
-  </w:footnote>
-  <w:footnote w:id="116">
-    <w:p>
-      <w:pPr>
-        <w:bidi w:val="1"/>
-        <w:jc w:val="both"/>
-        <w:spacing w:after="40" w:line="240" w:lineRule="auto"/>
-      </w:pPr>
-      <w:r>
-        <w:rPr>
-          <w:rFonts w:ascii="B Lotus" w:hAnsi="B Lotus" w:cs="B Lotus"/>
-          <w:sz w:val="20"/>
-          <w:szCs w:val="20"/>
-        </w:rPr>
-        <w:footnoteRef/>
-      </w:r>
-      <w:r>
-        <w:rPr>
-          <w:rFonts w:ascii="B Lotus" w:hAnsi="B Lotus" w:cs="B Lotus"/>
-          <w:sz w:val="20"/>
-          <w:szCs w:val="20"/>
-        </w:rPr>
-        <w:t xml:space="preserve"> </w:t>
-      </w:r>
-      <w:r>
-        <w:rPr>
-          <w:rFonts w:ascii="B Lotus" w:hAnsi="B Lotus" w:cs="B Lotus"/>
-          <w:sz w:val="20"/>
-          <w:szCs w:val="20"/>
-        </w:rPr>
-        <w:t xml:space="preserve">منشور سازمان ملل متحد، فصل ششم و هفتم (به‌اجمال).</w:t>
-      </w:r>
-    </w:p>
-  </w:footnote>
-  <w:footnote w:id="117">
-    <w:p>
-      <w:pPr>
-        <w:bidi w:val="1"/>
-        <w:jc w:val="both"/>
-        <w:spacing w:after="40" w:line="240" w:lineRule="auto"/>
-      </w:pPr>
-      <w:r>
-        <w:rPr>
-          <w:rFonts w:ascii="B Lotus" w:hAnsi="B Lotus" w:cs="B Lotus"/>
-          <w:sz w:val="20"/>
-          <w:szCs w:val="20"/>
-        </w:rPr>
-        <w:footnoteRef/>
-      </w:r>
-      <w:r>
-        <w:rPr>
-          <w:rFonts w:ascii="B Lotus" w:hAnsi="B Lotus" w:cs="B Lotus"/>
-          <w:sz w:val="20"/>
-          <w:szCs w:val="20"/>
-        </w:rPr>
-        <w:t xml:space="preserve"> </w:t>
-      </w:r>
-      <w:r>
-        <w:rPr>
-          <w:rFonts w:ascii="B Lotus" w:hAnsi="B Lotus" w:cs="B Lotus"/>
-          <w:sz w:val="20"/>
-          <w:szCs w:val="20"/>
-        </w:rPr>
-        <w:t xml:space="preserve">برای اسناد و تاریخ‌های دقیق، نیازمند بررسی منبع اصلی است.</w:t>
-      </w:r>
-    </w:p>
-  </w:footnote>
-  <w:footnote w:id="118">
-    <w:p>
-      <w:pPr>
-        <w:bidi w:val="1"/>
-        <w:jc w:val="both"/>
-        <w:spacing w:after="40" w:line="240" w:lineRule="auto"/>
-      </w:pPr>
-      <w:r>
-        <w:rPr>
-          <w:rFonts w:ascii="B Lotus" w:hAnsi="B Lotus" w:cs="B Lotus"/>
-          <w:sz w:val="20"/>
-          <w:szCs w:val="20"/>
-        </w:rPr>
-        <w:footnoteRef/>
-      </w:r>
-      <w:r>
-        <w:rPr>
-          <w:rFonts w:ascii="B Lotus" w:hAnsi="B Lotus" w:cs="B Lotus"/>
-          <w:sz w:val="20"/>
-          <w:szCs w:val="20"/>
-        </w:rPr>
-        <w:t xml:space="preserve"> </w:t>
-      </w:r>
-      <w:r>
-        <w:rPr>
-          <w:rFonts w:ascii="B Lotus" w:hAnsi="B Lotus" w:cs="B Lotus"/>
-          <w:sz w:val="20"/>
-          <w:szCs w:val="20"/>
-        </w:rPr>
-        <w:t xml:space="preserve">برای اسناد و تاریخ‌های دقیق، نیازمند بررسی منبع اصلی است.</w:t>
-      </w:r>
-    </w:p>
-  </w:footnote>
-  <w:footnote w:id="119">
-    <w:p>
-      <w:pPr>
-        <w:bidi w:val="1"/>
-        <w:jc w:val="both"/>
-        <w:spacing w:after="40" w:line="240" w:lineRule="auto"/>
-      </w:pPr>
-      <w:r>
-        <w:rPr>
-          <w:rFonts w:ascii="B Lotus" w:hAnsi="B Lotus" w:cs="B Lotus"/>
-          <w:sz w:val="20"/>
-          <w:szCs w:val="20"/>
-        </w:rPr>
-        <w:footnoteRef/>
-      </w:r>
-      <w:r>
-        <w:rPr>
-          <w:rFonts w:ascii="B Lotus" w:hAnsi="B Lotus" w:cs="B Lotus"/>
-          <w:sz w:val="20"/>
-          <w:szCs w:val="20"/>
-        </w:rPr>
-        <w:t xml:space="preserve"> </w:t>
-      </w:r>
-      <w:r>
-        <w:rPr>
-          <w:rFonts w:ascii="B Lotus" w:hAnsi="B Lotus" w:cs="B Lotus"/>
-          <w:sz w:val="20"/>
-          <w:szCs w:val="20"/>
-        </w:rPr>
-        <w:t xml:space="preserve">برای اسناد و تاریخ‌های دقیق، نیازمند بررسی منبع اصلی است.</w:t>
-      </w:r>
-    </w:p>
-  </w:footnote>
-  <w:footnote w:id="120">
-    <w:p>
-      <w:pPr>
-        <w:bidi w:val="1"/>
-        <w:jc w:val="both"/>
-        <w:spacing w:after="40" w:line="240" w:lineRule="auto"/>
-      </w:pPr>
-      <w:r>
-        <w:rPr>
-          <w:rFonts w:ascii="B Lotus" w:hAnsi="B Lotus" w:cs="B Lotus"/>
-          <w:sz w:val="20"/>
-          <w:szCs w:val="20"/>
-        </w:rPr>
-        <w:footnoteRef/>
-      </w:r>
-      <w:r>
-        <w:rPr>
-          <w:rFonts w:ascii="B Lotus" w:hAnsi="B Lotus" w:cs="B Lotus"/>
-          <w:sz w:val="20"/>
-          <w:szCs w:val="20"/>
-        </w:rPr>
-        <w:t xml:space="preserve"> </w:t>
-      </w:r>
-      <w:r>
-        <w:rPr>
-          <w:rFonts w:ascii="B Lotus" w:hAnsi="B Lotus" w:cs="B Lotus"/>
-          <w:sz w:val="20"/>
-          <w:szCs w:val="20"/>
-        </w:rPr>
-        <w:t xml:space="preserve">قانون اساسی جمهوری اسلامی ایران، اصل ۵.</w:t>
-      </w:r>
-    </w:p>
-  </w:footnote>
-  <w:footnote w:id="121">
-    <w:p>
-      <w:pPr>
-        <w:bidi w:val="1"/>
-        <w:jc w:val="both"/>
-        <w:spacing w:after="40" w:line="240" w:lineRule="auto"/>
-      </w:pPr>
-      <w:r>
-        <w:rPr>
-          <w:rFonts w:ascii="B Lotus" w:hAnsi="B Lotus" w:cs="B Lotus"/>
-          <w:sz w:val="20"/>
-          <w:szCs w:val="20"/>
-        </w:rPr>
-        <w:footnoteRef/>
-      </w:r>
-      <w:r>
-        <w:rPr>
-          <w:rFonts w:ascii="B Lotus" w:hAnsi="B Lotus" w:cs="B Lotus"/>
-          <w:sz w:val="20"/>
-          <w:szCs w:val="20"/>
-        </w:rPr>
-        <w:t xml:space="preserve"> </w:t>
-      </w:r>
-      <w:r>
-        <w:rPr>
-          <w:rFonts w:ascii="B Lotus" w:hAnsi="B Lotus" w:cs="B Lotus"/>
-          <w:sz w:val="20"/>
-          <w:szCs w:val="20"/>
-        </w:rPr>
-        <w:t xml:space="preserve">قانون اساسی جمهوری اسلامی ایران، اصل ۱۰۷ (به‌اجمال).</w:t>
-      </w:r>
-    </w:p>
-  </w:footnote>
-  <w:footnote w:id="122">
-    <w:p>
-      <w:pPr>
-        <w:bidi w:val="1"/>
-        <w:jc w:val="both"/>
-        <w:spacing w:after="40" w:line="240" w:lineRule="auto"/>
-      </w:pPr>
-      <w:r>
-        <w:rPr>
-          <w:rFonts w:ascii="B Lotus" w:hAnsi="B Lotus" w:cs="B Lotus"/>
-          <w:sz w:val="20"/>
-          <w:szCs w:val="20"/>
-        </w:rPr>
-        <w:footnoteRef/>
-      </w:r>
-      <w:r>
-        <w:rPr>
-          <w:rFonts w:ascii="B Lotus" w:hAnsi="B Lotus" w:cs="B Lotus"/>
-          <w:sz w:val="20"/>
-          <w:szCs w:val="20"/>
-        </w:rPr>
-        <w:t xml:space="preserve"> </w:t>
-      </w:r>
-      <w:r>
-        <w:rPr>
-          <w:rFonts w:ascii="B Lotus" w:hAnsi="B Lotus" w:cs="B Lotus"/>
-          <w:sz w:val="20"/>
-          <w:szCs w:val="20"/>
-        </w:rPr>
-        <w:t xml:space="preserve">قانون اساسی جمهوری اسلامی ایران، اصل ۱۰۹ (به‌اجمال).</w:t>
-      </w:r>
-    </w:p>
-  </w:footnote>
-  <w:footnote w:id="123">
-    <w:p>
-      <w:pPr>
-        <w:bidi w:val="1"/>
-        <w:jc w:val="both"/>
-        <w:spacing w:after="40" w:line="240" w:lineRule="auto"/>
-      </w:pPr>
-      <w:r>
-        <w:rPr>
-          <w:rFonts w:ascii="B Lotus" w:hAnsi="B Lotus" w:cs="B Lotus"/>
-          <w:sz w:val="20"/>
-          <w:szCs w:val="20"/>
-        </w:rPr>
-        <w:footnoteRef/>
-      </w:r>
-      <w:r>
-        <w:rPr>
-          <w:rFonts w:ascii="B Lotus" w:hAnsi="B Lotus" w:cs="B Lotus"/>
-          <w:sz w:val="20"/>
-          <w:szCs w:val="20"/>
-        </w:rPr>
-        <w:t xml:space="preserve"> </w:t>
-      </w:r>
-      <w:r>
-        <w:rPr>
-          <w:rFonts w:ascii="B Lotus" w:hAnsi="B Lotus" w:cs="B Lotus"/>
-          <w:sz w:val="20"/>
-          <w:szCs w:val="20"/>
-        </w:rPr>
-        <w:t xml:space="preserve">قانون اساسی جمهوری اسلامی ایران، اصل ۱۱۱ (به‌اجمال).</w:t>
-      </w:r>
-    </w:p>
-  </w:footnote>
-  <w:footnote w:id="124">
-    <w:p>
-      <w:pPr>
-        <w:bidi w:val="1"/>
-        <w:jc w:val="both"/>
-        <w:spacing w:after="40" w:line="240" w:lineRule="auto"/>
-      </w:pPr>
-      <w:r>
-        <w:rPr>
-          <w:rFonts w:ascii="B Lotus" w:hAnsi="B Lotus" w:cs="B Lotus"/>
-          <w:sz w:val="20"/>
-          <w:szCs w:val="20"/>
-        </w:rPr>
-        <w:footnoteRef/>
-      </w:r>
-      <w:r>
-        <w:rPr>
-          <w:rFonts w:ascii="B Lotus" w:hAnsi="B Lotus" w:cs="B Lotus"/>
-          <w:sz w:val="20"/>
-          <w:szCs w:val="20"/>
-        </w:rPr>
-        <w:t xml:space="preserve"> </w:t>
-      </w:r>
-      <w:r>
-        <w:rPr>
-          <w:rFonts w:ascii="B Lotus" w:hAnsi="B Lotus" w:cs="B Lotus"/>
-          <w:sz w:val="20"/>
-          <w:szCs w:val="20"/>
-        </w:rPr>
-        <w:t xml:space="preserve">برای متنِ سیاست‌های ابلاغی، ر.ک: پایگاه اطلاع‌رسانی دفتر مقام معظم رهبری (نشانی دقیق، نیازمند بررسی منبع اصلی است).</w:t>
-      </w:r>
-    </w:p>
-  </w:footnote>
-  <w:footnote w:id="125">
-    <w:p>
-      <w:pPr>
-        <w:bidi w:val="1"/>
-        <w:jc w:val="both"/>
-        <w:spacing w:after="40" w:line="240" w:lineRule="auto"/>
-      </w:pPr>
-      <w:r>
-        <w:rPr>
-          <w:rFonts w:ascii="B Lotus" w:hAnsi="B Lotus" w:cs="B Lotus"/>
-          <w:sz w:val="20"/>
-          <w:szCs w:val="20"/>
-        </w:rPr>
-        <w:footnoteRef/>
-      </w:r>
-      <w:r>
-        <w:rPr>
-          <w:rFonts w:ascii="B Lotus" w:hAnsi="B Lotus" w:cs="B Lotus"/>
-          <w:sz w:val="20"/>
-          <w:szCs w:val="20"/>
-        </w:rPr>
-        <w:t xml:space="preserve"> </w:t>
-      </w:r>
-      <w:r>
-        <w:rPr>
-          <w:rFonts w:ascii="B Lotus" w:hAnsi="B Lotus" w:cs="B Lotus"/>
-          <w:sz w:val="20"/>
-          <w:szCs w:val="20"/>
-        </w:rPr>
-        <w:t xml:space="preserve">برای صورت‌بندی دو دیدگاه، ر.ک: «ولایت مطلقه فقیه در قانون اساسی» و «مفهوم ولایت مطلقه فقیه در قانون اساسی جمهوری اسلامی ایران»، پایگاه اطلاع‌رسانی حوزه، به نشانی‌های یادشده در پیشینه پژوهش. همچنین ر.ک: سیدابوالفضل قاضی شریعت‌پناهی، حقوق اساسی و نهادهای سیاسی؛ و سیدمحمد هاشمی، حقوق اساسی جمهوری اسلامی ایران.</w:t>
-      </w:r>
-    </w:p>
-  </w:footnote>
-  <w:footnote w:id="126">
-    <w:p>
-      <w:pPr>
-        <w:bidi w:val="1"/>
-        <w:jc w:val="both"/>
-        <w:spacing w:after="40" w:line="240" w:lineRule="auto"/>
-      </w:pPr>
-      <w:r>
-        <w:rPr>
-          <w:rFonts w:ascii="B Lotus" w:hAnsi="B Lotus" w:cs="B Lotus"/>
-          <w:sz w:val="20"/>
-          <w:szCs w:val="20"/>
-        </w:rPr>
-        <w:footnoteRef/>
-      </w:r>
-      <w:r>
-        <w:rPr>
-          <w:rFonts w:ascii="B Lotus" w:hAnsi="B Lotus" w:cs="B Lotus"/>
-          <w:sz w:val="20"/>
-          <w:szCs w:val="20"/>
-        </w:rPr>
-        <w:t xml:space="preserve"> </w:t>
-      </w:r>
-      <w:r>
-        <w:rPr>
-          <w:rFonts w:ascii="B Lotus" w:hAnsi="B Lotus" w:cs="B Lotus"/>
-          <w:sz w:val="20"/>
-          <w:szCs w:val="20"/>
-        </w:rPr>
-        <w:t xml:space="preserve">قانون اساسی جمهوری اسلامی ایران، اصل ۵.</w:t>
-      </w:r>
-    </w:p>
-  </w:footnote>
-  <w:footnote w:id="127">
-    <w:p>
-      <w:pPr>
-        <w:bidi w:val="1"/>
-        <w:jc w:val="both"/>
-        <w:spacing w:after="40" w:line="240" w:lineRule="auto"/>
-      </w:pPr>
-      <w:r>
-        <w:rPr>
-          <w:rFonts w:ascii="B Lotus" w:hAnsi="B Lotus" w:cs="B Lotus"/>
-          <w:sz w:val="20"/>
-          <w:szCs w:val="20"/>
-        </w:rPr>
-        <w:footnoteRef/>
-      </w:r>
-      <w:r>
-        <w:rPr>
-          <w:rFonts w:ascii="B Lotus" w:hAnsi="B Lotus" w:cs="B Lotus"/>
-          <w:sz w:val="20"/>
-          <w:szCs w:val="20"/>
-        </w:rPr>
-        <w:t xml:space="preserve"> </w:t>
-      </w:r>
-      <w:r>
-        <w:rPr>
-          <w:rFonts w:ascii="B Lotus" w:hAnsi="B Lotus" w:cs="B Lotus"/>
-          <w:sz w:val="20"/>
-          <w:szCs w:val="20"/>
-        </w:rPr>
-        <w:t xml:space="preserve">قانون اساسی جمهوری اسلامی ایران، اصل ۵۷.</w:t>
-      </w:r>
-    </w:p>
-  </w:footnote>
-  <w:footnote w:id="128">
-    <w:p>
-      <w:pPr>
-        <w:bidi w:val="1"/>
-        <w:jc w:val="both"/>
-        <w:spacing w:after="40" w:line="240" w:lineRule="auto"/>
-      </w:pPr>
-      <w:r>
-        <w:rPr>
-          <w:rFonts w:ascii="B Lotus" w:hAnsi="B Lotus" w:cs="B Lotus"/>
-          <w:sz w:val="20"/>
-          <w:szCs w:val="20"/>
-        </w:rPr>
-        <w:footnoteRef/>
-      </w:r>
-      <w:r>
-        <w:rPr>
-          <w:rFonts w:ascii="B Lotus" w:hAnsi="B Lotus" w:cs="B Lotus"/>
-          <w:sz w:val="20"/>
-          <w:szCs w:val="20"/>
-        </w:rPr>
-        <w:t xml:space="preserve"> </w:t>
-      </w:r>
-      <w:r>
-        <w:rPr>
-          <w:rFonts w:ascii="B Lotus" w:hAnsi="B Lotus" w:cs="B Lotus"/>
-          <w:sz w:val="20"/>
-          <w:szCs w:val="20"/>
-        </w:rPr>
-        <w:t xml:space="preserve">قانون اساسی جمهوری اسلامی ایران، اصل ۷۷.</w:t>
-      </w:r>
-    </w:p>
-  </w:footnote>
-  <w:footnote w:id="129">
-    <w:p>
-      <w:pPr>
-        <w:bidi w:val="1"/>
-        <w:jc w:val="both"/>
-        <w:spacing w:after="40" w:line="240" w:lineRule="auto"/>
-      </w:pPr>
-      <w:r>
-        <w:rPr>
-          <w:rFonts w:ascii="B Lotus" w:hAnsi="B Lotus" w:cs="B Lotus"/>
-          <w:sz w:val="20"/>
-          <w:szCs w:val="20"/>
-        </w:rPr>
-        <w:footnoteRef/>
-      </w:r>
-      <w:r>
-        <w:rPr>
-          <w:rFonts w:ascii="B Lotus" w:hAnsi="B Lotus" w:cs="B Lotus"/>
-          <w:sz w:val="20"/>
-          <w:szCs w:val="20"/>
-        </w:rPr>
-        <w:t xml:space="preserve"> </w:t>
-      </w:r>
-      <w:r>
-        <w:rPr>
-          <w:rFonts w:ascii="B Lotus" w:hAnsi="B Lotus" w:cs="B Lotus"/>
-          <w:sz w:val="20"/>
-          <w:szCs w:val="20"/>
-        </w:rPr>
-        <w:t xml:space="preserve">قانون اساسی جمهوری اسلامی ایران، اصل ۱۱۰.</w:t>
-      </w:r>
-    </w:p>
-  </w:footnote>
-  <w:footnote w:id="130">
-    <w:p>
-      <w:pPr>
-        <w:bidi w:val="1"/>
-        <w:jc w:val="both"/>
-        <w:spacing w:after="40" w:line="240" w:lineRule="auto"/>
-      </w:pPr>
-      <w:r>
-        <w:rPr>
-          <w:rFonts w:ascii="B Lotus" w:hAnsi="B Lotus" w:cs="B Lotus"/>
-          <w:sz w:val="20"/>
-          <w:szCs w:val="20"/>
-        </w:rPr>
-        <w:footnoteRef/>
-      </w:r>
-      <w:r>
-        <w:rPr>
-          <w:rFonts w:ascii="B Lotus" w:hAnsi="B Lotus" w:cs="B Lotus"/>
-          <w:sz w:val="20"/>
-          <w:szCs w:val="20"/>
-        </w:rPr>
-        <w:t xml:space="preserve"> </w:t>
-      </w:r>
-      <w:r>
-        <w:rPr>
-          <w:rFonts w:ascii="B Lotus" w:hAnsi="B Lotus" w:cs="B Lotus"/>
-          <w:sz w:val="20"/>
-          <w:szCs w:val="20"/>
-        </w:rPr>
-        <w:t xml:space="preserve">قانون اساسی جمهوری اسلامی ایران، اصل ۱۱۲.</w:t>
-      </w:r>
-    </w:p>
-  </w:footnote>
-  <w:footnote w:id="131">
-    <w:p>
-      <w:pPr>
-        <w:bidi w:val="1"/>
-        <w:jc w:val="both"/>
-        <w:spacing w:after="40" w:line="240" w:lineRule="auto"/>
-      </w:pPr>
-      <w:r>
-        <w:rPr>
-          <w:rFonts w:ascii="B Lotus" w:hAnsi="B Lotus" w:cs="B Lotus"/>
-          <w:sz w:val="20"/>
-          <w:szCs w:val="20"/>
-        </w:rPr>
-        <w:footnoteRef/>
-      </w:r>
-      <w:r>
-        <w:rPr>
-          <w:rFonts w:ascii="B Lotus" w:hAnsi="B Lotus" w:cs="B Lotus"/>
-          <w:sz w:val="20"/>
-          <w:szCs w:val="20"/>
-        </w:rPr>
-        <w:t xml:space="preserve"> </w:t>
-      </w:r>
-      <w:r>
-        <w:rPr>
-          <w:rFonts w:ascii="B Lotus" w:hAnsi="B Lotus" w:cs="B Lotus"/>
-          <w:sz w:val="20"/>
-          <w:szCs w:val="20"/>
-        </w:rPr>
-        <w:t xml:space="preserve">قانون اساسی جمهوری اسلامی ایران، اصل ۱۲۵.</w:t>
-      </w:r>
-    </w:p>
-  </w:footnote>
-  <w:footnote w:id="132">
-    <w:p>
-      <w:pPr>
-        <w:bidi w:val="1"/>
-        <w:jc w:val="both"/>
-        <w:spacing w:after="40" w:line="240" w:lineRule="auto"/>
-      </w:pPr>
-      <w:r>
-        <w:rPr>
-          <w:rFonts w:ascii="B Lotus" w:hAnsi="B Lotus" w:cs="B Lotus"/>
-          <w:sz w:val="20"/>
-          <w:szCs w:val="20"/>
-        </w:rPr>
-        <w:footnoteRef/>
-      </w:r>
-      <w:r>
-        <w:rPr>
-          <w:rFonts w:ascii="B Lotus" w:hAnsi="B Lotus" w:cs="B Lotus"/>
-          <w:sz w:val="20"/>
-          <w:szCs w:val="20"/>
-        </w:rPr>
-        <w:t xml:space="preserve"> </w:t>
-      </w:r>
-      <w:r>
-        <w:rPr>
-          <w:rFonts w:ascii="B Lotus" w:hAnsi="B Lotus" w:cs="B Lotus"/>
-          <w:sz w:val="20"/>
-          <w:szCs w:val="20"/>
-        </w:rPr>
-        <w:t xml:space="preserve">قانون اساسی جمهوری اسلامی ایران، اصل ۱۵۲.</w:t>
-      </w:r>
-    </w:p>
-  </w:footnote>
-  <w:footnote w:id="133">
-    <w:p>
-      <w:pPr>
-        <w:bidi w:val="1"/>
-        <w:jc w:val="both"/>
-        <w:spacing w:after="40" w:line="240" w:lineRule="auto"/>
-      </w:pPr>
-      <w:r>
-        <w:rPr>
-          <w:rFonts w:ascii="B Lotus" w:hAnsi="B Lotus" w:cs="B Lotus"/>
-          <w:sz w:val="20"/>
-          <w:szCs w:val="20"/>
-        </w:rPr>
-        <w:footnoteRef/>
-      </w:r>
-      <w:r>
-        <w:rPr>
-          <w:rFonts w:ascii="B Lotus" w:hAnsi="B Lotus" w:cs="B Lotus"/>
-          <w:sz w:val="20"/>
-          <w:szCs w:val="20"/>
-        </w:rPr>
-        <w:t xml:space="preserve"> </w:t>
-      </w:r>
-      <w:r>
-        <w:rPr>
-          <w:rFonts w:ascii="B Lotus" w:hAnsi="B Lotus" w:cs="B Lotus"/>
-          <w:sz w:val="20"/>
-          <w:szCs w:val="20"/>
-        </w:rPr>
-        <w:t xml:space="preserve">قانون اساسی جمهوری اسلامی ایران، اصل ۱۵۳.</w:t>
-      </w:r>
-    </w:p>
-  </w:footnote>
-  <w:footnote w:id="134">
-    <w:p>
-      <w:pPr>
-        <w:bidi w:val="1"/>
-        <w:jc w:val="both"/>
-        <w:spacing w:after="40" w:line="240" w:lineRule="auto"/>
-      </w:pPr>
-      <w:r>
-        <w:rPr>
-          <w:rFonts w:ascii="B Lotus" w:hAnsi="B Lotus" w:cs="B Lotus"/>
-          <w:sz w:val="20"/>
-          <w:szCs w:val="20"/>
-        </w:rPr>
-        <w:footnoteRef/>
-      </w:r>
-      <w:r>
-        <w:rPr>
-          <w:rFonts w:ascii="B Lotus" w:hAnsi="B Lotus" w:cs="B Lotus"/>
-          <w:sz w:val="20"/>
-          <w:szCs w:val="20"/>
-        </w:rPr>
-        <w:t xml:space="preserve"> </w:t>
-      </w:r>
-      <w:r>
-        <w:rPr>
-          <w:rFonts w:ascii="B Lotus" w:hAnsi="B Lotus" w:cs="B Lotus"/>
-          <w:sz w:val="20"/>
-          <w:szCs w:val="20"/>
-        </w:rPr>
-        <w:t xml:space="preserve">قانون اساسی جمهوری اسلامی ایران، اصل ۱۵۴.</w:t>
-      </w:r>
-    </w:p>
-  </w:footnote>
-  <w:footnote w:id="135">
-    <w:p>
-      <w:pPr>
-        <w:bidi w:val="1"/>
-        <w:jc w:val="both"/>
-        <w:spacing w:after="40" w:line="240" w:lineRule="auto"/>
-      </w:pPr>
-      <w:r>
-        <w:rPr>
-          <w:rFonts w:ascii="B Lotus" w:hAnsi="B Lotus" w:cs="B Lotus"/>
-          <w:sz w:val="20"/>
-          <w:szCs w:val="20"/>
-        </w:rPr>
-        <w:footnoteRef/>
-      </w:r>
-      <w:r>
-        <w:rPr>
-          <w:rFonts w:ascii="B Lotus" w:hAnsi="B Lotus" w:cs="B Lotus"/>
-          <w:sz w:val="20"/>
-          <w:szCs w:val="20"/>
-        </w:rPr>
-        <w:t xml:space="preserve"> </w:t>
-      </w:r>
-      <w:r>
-        <w:rPr>
-          <w:rFonts w:ascii="B Lotus" w:hAnsi="B Lotus" w:cs="B Lotus"/>
-          <w:sz w:val="20"/>
-          <w:szCs w:val="20"/>
-        </w:rPr>
-        <w:t xml:space="preserve">قانون اساسی جمهوری اسلامی ایران، اصل ۱۷۶ (به‌اجمال).</w:t>
-      </w:r>
-    </w:p>
-  </w:footnote>
-  <w:footnote w:id="136">
-    <w:p>
-      <w:pPr>
-        <w:bidi w:val="1"/>
-        <w:jc w:val="both"/>
-        <w:spacing w:after="40" w:line="240" w:lineRule="auto"/>
-      </w:pPr>
-      <w:r>
-        <w:rPr>
-          <w:rFonts w:ascii="B Lotus" w:hAnsi="B Lotus" w:cs="B Lotus"/>
-          <w:sz w:val="20"/>
-          <w:szCs w:val="20"/>
-        </w:rPr>
-        <w:footnoteRef/>
-      </w:r>
-      <w:r>
-        <w:rPr>
-          <w:rFonts w:ascii="B Lotus" w:hAnsi="B Lotus" w:cs="B Lotus"/>
-          <w:sz w:val="20"/>
-          <w:szCs w:val="20"/>
-        </w:rPr>
-        <w:t xml:space="preserve"> </w:t>
-      </w:r>
-      <w:r>
-        <w:rPr>
-          <w:rFonts w:ascii="B Lotus" w:hAnsi="B Lotus" w:cs="B Lotus"/>
-          <w:sz w:val="20"/>
-          <w:szCs w:val="20"/>
-        </w:rPr>
-        <w:t xml:space="preserve">کنوانسیون وین حقوق معاهدات، ماده ۱.</w:t>
-      </w:r>
-    </w:p>
-  </w:footnote>
-  <w:footnote w:id="137">
-    <w:p>
-      <w:pPr>
-        <w:bidi w:val="1"/>
-        <w:jc w:val="both"/>
-        <w:spacing w:after="40" w:line="240" w:lineRule="auto"/>
-      </w:pPr>
-      <w:r>
-        <w:rPr>
-          <w:rFonts w:ascii="B Lotus" w:hAnsi="B Lotus" w:cs="B Lotus"/>
-          <w:sz w:val="20"/>
-          <w:szCs w:val="20"/>
-        </w:rPr>
-        <w:footnoteRef/>
-      </w:r>
-      <w:r>
-        <w:rPr>
-          <w:rFonts w:ascii="B Lotus" w:hAnsi="B Lotus" w:cs="B Lotus"/>
-          <w:sz w:val="20"/>
-          <w:szCs w:val="20"/>
-        </w:rPr>
-        <w:t xml:space="preserve"> </w:t>
-      </w:r>
-      <w:r>
-        <w:rPr>
-          <w:rFonts w:ascii="B Lotus" w:hAnsi="B Lotus" w:cs="B Lotus"/>
-          <w:sz w:val="20"/>
-          <w:szCs w:val="20"/>
-        </w:rPr>
-        <w:t xml:space="preserve">کنوانسیون وین حقوق معاهدات، ماده ۲ (به‌اجمال).</w:t>
-      </w:r>
-    </w:p>
-  </w:footnote>
-  <w:footnote w:id="138">
-    <w:p>
-      <w:pPr>
-        <w:bidi w:val="1"/>
-        <w:jc w:val="both"/>
-        <w:spacing w:after="40" w:line="240" w:lineRule="auto"/>
-      </w:pPr>
-      <w:r>
-        <w:rPr>
-          <w:rFonts w:ascii="B Lotus" w:hAnsi="B Lotus" w:cs="B Lotus"/>
-          <w:sz w:val="20"/>
-          <w:szCs w:val="20"/>
-        </w:rPr>
-        <w:footnoteRef/>
-      </w:r>
-      <w:r>
-        <w:rPr>
-          <w:rFonts w:ascii="B Lotus" w:hAnsi="B Lotus" w:cs="B Lotus"/>
-          <w:sz w:val="20"/>
-          <w:szCs w:val="20"/>
-        </w:rPr>
-        <w:t xml:space="preserve"> </w:t>
-      </w:r>
-      <w:r>
-        <w:rPr>
-          <w:rFonts w:ascii="B Lotus" w:hAnsi="B Lotus" w:cs="B Lotus"/>
-          <w:sz w:val="20"/>
-          <w:szCs w:val="20"/>
-        </w:rPr>
-        <w:t xml:space="preserve">کنوانسیون وین حقوق معاهدات، ماده ۲۶.</w:t>
-      </w:r>
-    </w:p>
-  </w:footnote>
-  <w:footnote w:id="139">
-    <w:p>
-      <w:pPr>
-        <w:bidi w:val="1"/>
-        <w:jc w:val="both"/>
-        <w:spacing w:after="40" w:line="240" w:lineRule="auto"/>
-      </w:pPr>
-      <w:r>
-        <w:rPr>
-          <w:rFonts w:ascii="B Lotus" w:hAnsi="B Lotus" w:cs="B Lotus"/>
-          <w:sz w:val="20"/>
-          <w:szCs w:val="20"/>
-        </w:rPr>
-        <w:footnoteRef/>
-      </w:r>
-      <w:r>
-        <w:rPr>
-          <w:rFonts w:ascii="B Lotus" w:hAnsi="B Lotus" w:cs="B Lotus"/>
-          <w:sz w:val="20"/>
-          <w:szCs w:val="20"/>
-        </w:rPr>
-        <w:t xml:space="preserve"> </w:t>
-      </w:r>
-      <w:r>
-        <w:rPr>
-          <w:rFonts w:ascii="B Lotus" w:hAnsi="B Lotus" w:cs="B Lotus"/>
-          <w:sz w:val="20"/>
-          <w:szCs w:val="20"/>
-        </w:rPr>
-        <w:t xml:space="preserve">کنوانسیون وین حقوق معاهدات، ماده ۲۷.</w:t>
-      </w:r>
-    </w:p>
-  </w:footnote>
-  <w:footnote w:id="140">
-    <w:p>
-      <w:pPr>
-        <w:bidi w:val="1"/>
-        <w:jc w:val="both"/>
-        <w:spacing w:after="40" w:line="240" w:lineRule="auto"/>
-      </w:pPr>
-      <w:r>
-        <w:rPr>
-          <w:rFonts w:ascii="B Lotus" w:hAnsi="B Lotus" w:cs="B Lotus"/>
-          <w:sz w:val="20"/>
-          <w:szCs w:val="20"/>
-        </w:rPr>
-        <w:footnoteRef/>
-      </w:r>
-      <w:r>
-        <w:rPr>
-          <w:rFonts w:ascii="B Lotus" w:hAnsi="B Lotus" w:cs="B Lotus"/>
-          <w:sz w:val="20"/>
-          <w:szCs w:val="20"/>
-        </w:rPr>
-        <w:t xml:space="preserve"> </w:t>
-      </w:r>
-      <w:r>
-        <w:rPr>
-          <w:rFonts w:ascii="B Lotus" w:hAnsi="B Lotus" w:cs="B Lotus"/>
-          <w:sz w:val="20"/>
-          <w:szCs w:val="20"/>
-        </w:rPr>
-        <w:t xml:space="preserve">کنوانسیون وین حقوق معاهدات، ماده ۴۶ (به‌اجمال).</w:t>
-      </w:r>
-    </w:p>
-  </w:footnote>
-  <w:footnote w:id="141">
-    <w:p>
-      <w:pPr>
-        <w:bidi w:val="1"/>
-        <w:jc w:val="both"/>
-        <w:spacing w:after="40" w:line="240" w:lineRule="auto"/>
-      </w:pPr>
-      <w:r>
-        <w:rPr>
-          <w:rFonts w:ascii="B Lotus" w:hAnsi="B Lotus" w:cs="B Lotus"/>
-          <w:sz w:val="20"/>
-          <w:szCs w:val="20"/>
-        </w:rPr>
-        <w:footnoteRef/>
-      </w:r>
-      <w:r>
-        <w:rPr>
-          <w:rFonts w:ascii="B Lotus" w:hAnsi="B Lotus" w:cs="B Lotus"/>
-          <w:sz w:val="20"/>
-          <w:szCs w:val="20"/>
-        </w:rPr>
-        <w:t xml:space="preserve"> </w:t>
-      </w:r>
-      <w:r>
-        <w:rPr>
-          <w:rFonts w:ascii="B Lotus" w:hAnsi="B Lotus" w:cs="B Lotus"/>
-          <w:sz w:val="20"/>
-          <w:szCs w:val="20"/>
-        </w:rPr>
-        <w:t xml:space="preserve">کنوانسیون وین حقوق معاهدات، ماده ۵۳ (به‌اجمال).</w:t>
-      </w:r>
-    </w:p>
-  </w:footnote>
-  <w:footnote w:id="142">
-    <w:p>
-      <w:pPr>
-        <w:bidi w:val="1"/>
-        <w:jc w:val="both"/>
-        <w:spacing w:after="40" w:line="240" w:lineRule="auto"/>
-      </w:pPr>
-      <w:r>
-        <w:rPr>
-          <w:rFonts w:ascii="B Lotus" w:hAnsi="B Lotus" w:cs="B Lotus"/>
-          <w:sz w:val="20"/>
-          <w:szCs w:val="20"/>
-        </w:rPr>
-        <w:footnoteRef/>
-      </w:r>
-      <w:r>
-        <w:rPr>
-          <w:rFonts w:ascii="B Lotus" w:hAnsi="B Lotus" w:cs="B Lotus"/>
-          <w:sz w:val="20"/>
-          <w:szCs w:val="20"/>
-        </w:rPr>
-        <w:t xml:space="preserve"> </w:t>
-      </w:r>
-      <w:r>
-        <w:rPr>
-          <w:rFonts w:ascii="B Lotus" w:hAnsi="B Lotus" w:cs="B Lotus"/>
-          <w:sz w:val="20"/>
-          <w:szCs w:val="20"/>
-        </w:rPr>
-        <w:t xml:space="preserve">کنوانسیون وین حقوق معاهدات، مواد ۵۴ تا ۶۴ (به‌اجمال).</w:t>
-      </w:r>
-    </w:p>
-  </w:footnote>
-  <w:footnote w:id="143">
-    <w:p>
-      <w:pPr>
-        <w:bidi w:val="1"/>
-        <w:jc w:val="both"/>
-        <w:spacing w:after="40" w:line="240" w:lineRule="auto"/>
-      </w:pPr>
-      <w:r>
-        <w:rPr>
-          <w:rFonts w:ascii="B Lotus" w:hAnsi="B Lotus" w:cs="B Lotus"/>
-          <w:sz w:val="20"/>
-          <w:szCs w:val="20"/>
-        </w:rPr>
-        <w:footnoteRef/>
-      </w:r>
-      <w:r>
-        <w:rPr>
-          <w:rFonts w:ascii="B Lotus" w:hAnsi="B Lotus" w:cs="B Lotus"/>
-          <w:sz w:val="20"/>
-          <w:szCs w:val="20"/>
-        </w:rPr>
-        <w:t xml:space="preserve"> </w:t>
-      </w:r>
-      <w:r>
-        <w:rPr>
-          <w:rFonts w:ascii="B Lotus" w:hAnsi="B Lotus" w:cs="B Lotus"/>
-          <w:sz w:val="20"/>
-          <w:szCs w:val="20"/>
-        </w:rPr>
-        <w:t xml:space="preserve">کنوانسیون وین حقوق معاهدات، مواد ۶۵ تا ۶۸ (به‌اجمال).</w:t>
-      </w:r>
-    </w:p>
-  </w:footnote>
-  <w:footnote w:id="144">
-    <w:p>
-      <w:pPr>
-        <w:bidi w:val="1"/>
-        <w:jc w:val="both"/>
-        <w:spacing w:after="40" w:line="240" w:lineRule="auto"/>
-      </w:pPr>
-      <w:r>
-        <w:rPr>
-          <w:rFonts w:ascii="B Lotus" w:hAnsi="B Lotus" w:cs="B Lotus"/>
-          <w:sz w:val="20"/>
-          <w:szCs w:val="20"/>
-        </w:rPr>
-        <w:footnoteRef/>
-      </w:r>
-      <w:r>
-        <w:rPr>
-          <w:rFonts w:ascii="B Lotus" w:hAnsi="B Lotus" w:cs="B Lotus"/>
-          <w:sz w:val="20"/>
-          <w:szCs w:val="20"/>
-        </w:rPr>
-        <w:t xml:space="preserve"> </w:t>
-      </w:r>
-      <w:r>
-        <w:rPr>
-          <w:rFonts w:ascii="B Lotus" w:hAnsi="B Lotus" w:cs="B Lotus"/>
-          <w:sz w:val="20"/>
-          <w:szCs w:val="20"/>
-        </w:rPr>
-        <w:t xml:space="preserve">کنوانسیون وین حقوق معاهدات، مواد ۷۰ و ۷۲ (به‌اجمال).</w:t>
-      </w:r>
-    </w:p>
-  </w:footnote>
-  <w:footnote w:id="145">
-    <w:p>
-      <w:pPr>
-        <w:bidi w:val="1"/>
-        <w:jc w:val="both"/>
-        <w:spacing w:after="40" w:line="240" w:lineRule="auto"/>
-      </w:pPr>
-      <w:r>
-        <w:rPr>
-          <w:rFonts w:ascii="B Lotus" w:hAnsi="B Lotus" w:cs="B Lotus"/>
-          <w:sz w:val="20"/>
-          <w:szCs w:val="20"/>
-        </w:rPr>
-        <w:footnoteRef/>
-      </w:r>
-      <w:r>
-        <w:rPr>
-          <w:rFonts w:ascii="B Lotus" w:hAnsi="B Lotus" w:cs="B Lotus"/>
-          <w:sz w:val="20"/>
-          <w:szCs w:val="20"/>
-        </w:rPr>
-        <w:t xml:space="preserve"> </w:t>
-      </w:r>
-      <w:r>
-        <w:rPr>
-          <w:rFonts w:ascii="B Lotus" w:hAnsi="B Lotus" w:cs="B Lotus"/>
-          <w:sz w:val="20"/>
-          <w:szCs w:val="20"/>
-        </w:rPr>
-        <w:t xml:space="preserve">نهج‌البلاغه، نامه ۵۳ (عهدنامه مالک اشتر)، ضبط فیض‌الاسلام (مشخصات چاپ، نیازمند بررسی منبع اصلی است).</w:t>
-      </w:r>
-    </w:p>
-  </w:footnote>
-</w:footnotes>
-</file>
-
-<file path=word/header1.xml><?xml version="1.0" encoding="utf-8"?>
-<w:hdr xmlns:m="http://schemas.openxmlformats.org/officeDocument/2006/math" xmlns:mc="http://schemas.openxmlformats.org/markup-compatibility/2006" xmlns:mo="http://schemas.microsoft.com/office/mac/office/2008/main" xmlns:mv="urn:schemas-microsoft-com:mac:vml" xmlns:o="urn:schemas-microsoft-com:office:office" xmlns:r="http://schemas.openxmlformats.org/officeDocument/2006/relationships" xmlns:v="urn:schemas-microsoft-com:vml" xmlns:w10="urn:schemas-microsoft-com:office:word" xmlns:w14="http://schemas.microsoft.com/office/word/2010/wordml" xmlns:w="http://schemas.openxmlformats.org/wordprocessingml/2006/main" xmlns:wne="http://schemas.microsoft.com/office/word/2006/wordml" xmlns:wp14="http://schemas.microsoft.com/office/word/2010/wordprocessingDrawing" xmlns:wp="http://schemas.openxmlformats.org/drawingml/2006/wordprocessingDrawing" xmlns:wpc="http://schemas.microsoft.com/office/word/2010/wordprocessingCanvas" xmlns:wpg="http://schemas.microsoft.com/office/word/2010/wordprocessingGroup" xmlns:wpi="http://schemas.microsoft.com/office/word/2010/wordprocessingInk" xmlns:wps="http://schemas.microsoft.com/office/word/2010/wordprocessingShape" mc:Ignorable="w14 wp14">
-  <w:p>
-    <w:pPr>
-      <w:pStyle w:val="Header"/>
     </w:pPr>
     <w:r/>
   </w:p>
@@ -21352,12 +16552,12 @@
       <w:tblLook w:firstColumn="1" w:firstRow="1" w:lastColumn="0" w:lastRow="0" w:noHBand="0" w:noVBand="1" w:val="04A0"/>
       <w:bidiVisual/>
       <w:tblBorders>
-        <w:top w:val="nil" w:sz="0" w:space="0" w:color="auto"/>
         <w:left w:val="nil" w:sz="0" w:space="0" w:color="auto"/>
         <w:bottom w:val="nil" w:sz="0" w:space="0" w:color="auto"/>
         <w:right w:val="nil" w:sz="0" w:space="0" w:color="auto"/>
         <w:insideH w:val="nil" w:sz="0" w:space="0" w:color="auto"/>
         <w:insideV w:val="nil" w:sz="0" w:space="0" w:color="auto"/>
+        <w:top w:val="single" w:sz="6" w:space="6" w:color="BFBFBF"/>
       </w:tblBorders>
     </w:tblPr>
     <w:tblGrid>
@@ -21373,7 +16573,7 @@
           <w:pPr>
             <w:widowControl/>
             <w:bidi w:val="1"/>
-            <w:spacing w:before="0" w:after="0" w:line="288" w:lineRule="auto"/>
+            <w:spacing w:before="80" w:after="0" w:line="288" w:lineRule="auto"/>
             <w:jc w:val="right"/>
           </w:pPr>
           <w:r/>
@@ -21382,30 +16582,11 @@
               <w:rFonts w:ascii="B Lotus" w:hAnsi="B Lotus" w:cs="B Lotus" w:eastAsia="B Lotus"/>
               <w:b w:val="0"/>
               <w:i w:val="0"/>
-              <w:sz w:val="20"/>
-              <w:szCs w:val="20"/>
+              <w:color w:val="595659"/>
+              <w:sz w:val="18"/>
+              <w:szCs w:val="18"/>
             </w:rPr>
-            <w:fldChar w:fldCharType="begin"/>
-          </w:r>
-          <w:r>
-            <w:rPr>
-              <w:rFonts w:ascii="B Lotus" w:hAnsi="B Lotus" w:cs="B Lotus" w:eastAsia="B Lotus"/>
-              <w:b w:val="0"/>
-              <w:i w:val="0"/>
-              <w:sz w:val="20"/>
-              <w:szCs w:val="20"/>
-            </w:rPr>
-            <w:instrText xml:space="preserve">STYLEREF "TH-Fasl" \* MERGEFORMAT</w:instrText>
-          </w:r>
-          <w:r>
-            <w:rPr>
-              <w:rFonts w:ascii="B Lotus" w:hAnsi="B Lotus" w:cs="B Lotus" w:eastAsia="B Lotus"/>
-              <w:b w:val="0"/>
-              <w:i w:val="0"/>
-              <w:sz w:val="20"/>
-              <w:szCs w:val="20"/>
-            </w:rPr>
-            <w:fldChar w:fldCharType="end"/>
+            <w:t>رساله علمی سطح سه ـ هادی شبستانی</w:t>
           </w:r>
         </w:p>
       </w:tc>
@@ -21415,6 +16596,7 @@
         </w:tcPr>
         <w:p>
           <w:pPr>
+            <w:spacing w:before="80" w:after="0" w:line="288" w:lineRule="auto"/>
             <w:jc w:val="left"/>
             <w:bidi w:val="1"/>
           </w:pPr>
@@ -21463,6 +16645,4825 @@
       </w:tc>
     </w:tr>
   </w:tbl>
+</w:ftr>
+</file>
+
+<file path=word/footnotes.xml><?xml version="1.0" encoding="utf-8"?>
+<w:footnotes xmlns:w="http://schemas.openxmlformats.org/wordprocessingml/2006/main">
+  <w:footnote w:id="0" w:type="separator">
+    <w:p>
+      <w:r>
+        <w:separator/>
+      </w:r>
+    </w:p>
+  </w:footnote>
+  <w:footnote w:id="1" w:type="continuationSeparator">
+    <w:p>
+      <w:r>
+        <w:continuationSeparator/>
+      </w:r>
+    </w:p>
+  </w:footnote>
+  <w:footnote w:id="2">
+    <w:p>
+      <w:pPr>
+        <w:bidi w:val="1"/>
+        <w:jc w:val="both"/>
+        <w:spacing w:after="40" w:line="240" w:lineRule="auto"/>
+      </w:pPr>
+      <w:r>
+        <w:rPr>
+          <w:rFonts w:ascii="B Lotus" w:hAnsi="B Lotus" w:cs="B Lotus"/>
+          <w:sz w:val="20"/>
+          <w:szCs w:val="20"/>
+        </w:rPr>
+        <w:footnoteRef/>
+      </w:r>
+      <w:r>
+        <w:rPr>
+          <w:rFonts w:ascii="B Lotus" w:hAnsi="B Lotus" w:cs="B Lotus"/>
+          <w:sz w:val="20"/>
+          <w:szCs w:val="20"/>
+        </w:rPr>
+        <w:t xml:space="preserve"> </w:t>
+      </w:r>
+      <w:r>
+        <w:rPr>
+          <w:rFonts w:ascii="B Lotus" w:hAnsi="B Lotus" w:cs="B Lotus"/>
+          <w:sz w:val="20"/>
+          <w:szCs w:val="20"/>
+        </w:rPr>
+        <w:t xml:space="preserve">سوره مائده، آیه ۱.</w:t>
+      </w:r>
+    </w:p>
+  </w:footnote>
+  <w:footnote w:id="3">
+    <w:p>
+      <w:pPr>
+        <w:bidi w:val="1"/>
+        <w:jc w:val="both"/>
+        <w:spacing w:after="40" w:line="240" w:lineRule="auto"/>
+      </w:pPr>
+      <w:r>
+        <w:rPr>
+          <w:rFonts w:ascii="B Lotus" w:hAnsi="B Lotus" w:cs="B Lotus"/>
+          <w:sz w:val="20"/>
+          <w:szCs w:val="20"/>
+        </w:rPr>
+        <w:footnoteRef/>
+      </w:r>
+      <w:r>
+        <w:rPr>
+          <w:rFonts w:ascii="B Lotus" w:hAnsi="B Lotus" w:cs="B Lotus"/>
+          <w:sz w:val="20"/>
+          <w:szCs w:val="20"/>
+        </w:rPr>
+        <w:t xml:space="preserve"> </w:t>
+      </w:r>
+      <w:r>
+        <w:rPr>
+          <w:rFonts w:ascii="B Lotus" w:hAnsi="B Lotus" w:cs="B Lotus"/>
+          <w:sz w:val="20"/>
+          <w:szCs w:val="20"/>
+        </w:rPr>
+        <w:t xml:space="preserve">ر.ک: زحیلی، وهبه، آثار الحرب فی الاسلام (مشخصات چاپ، نیازمند بررسی منبع اصلی است).</w:t>
+      </w:r>
+    </w:p>
+  </w:footnote>
+  <w:footnote w:id="4">
+    <w:p>
+      <w:pPr>
+        <w:bidi w:val="1"/>
+        <w:jc w:val="both"/>
+        <w:spacing w:after="40" w:line="240" w:lineRule="auto"/>
+      </w:pPr>
+      <w:r>
+        <w:rPr>
+          <w:rFonts w:ascii="B Lotus" w:hAnsi="B Lotus" w:cs="B Lotus"/>
+          <w:sz w:val="20"/>
+          <w:szCs w:val="20"/>
+        </w:rPr>
+        <w:footnoteRef/>
+      </w:r>
+      <w:r>
+        <w:rPr>
+          <w:rFonts w:ascii="B Lotus" w:hAnsi="B Lotus" w:cs="B Lotus"/>
+          <w:sz w:val="20"/>
+          <w:szCs w:val="20"/>
+        </w:rPr>
+        <w:t xml:space="preserve"> </w:t>
+      </w:r>
+      <w:r>
+        <w:rPr>
+          <w:rFonts w:ascii="B Lotus" w:hAnsi="B Lotus" w:cs="B Lotus"/>
+          <w:sz w:val="20"/>
+          <w:szCs w:val="20"/>
+        </w:rPr>
+        <w:t xml:space="preserve">ر.ک: Malcolm Shaw, International Law; و James Crawford, The International Law Commission's Articles on State Responsibility (مشخصات چاپ، نیازمند بررسی منبع اصلی است).</w:t>
+      </w:r>
+    </w:p>
+  </w:footnote>
+  <w:footnote w:id="5">
+    <w:p>
+      <w:pPr>
+        <w:bidi w:val="1"/>
+        <w:jc w:val="both"/>
+        <w:spacing w:after="40" w:line="240" w:lineRule="auto"/>
+      </w:pPr>
+      <w:r>
+        <w:rPr>
+          <w:rFonts w:ascii="B Lotus" w:hAnsi="B Lotus" w:cs="B Lotus"/>
+          <w:sz w:val="20"/>
+          <w:szCs w:val="20"/>
+        </w:rPr>
+        <w:footnoteRef/>
+      </w:r>
+      <w:r>
+        <w:rPr>
+          <w:rFonts w:ascii="B Lotus" w:hAnsi="B Lotus" w:cs="B Lotus"/>
+          <w:sz w:val="20"/>
+          <w:szCs w:val="20"/>
+        </w:rPr>
+        <w:t xml:space="preserve"> </w:t>
+      </w:r>
+      <w:r>
+        <w:rPr>
+          <w:rFonts w:ascii="B Lotus" w:hAnsi="B Lotus" w:cs="B Lotus"/>
+          <w:sz w:val="20"/>
+          <w:szCs w:val="20"/>
+        </w:rPr>
+        <w:t xml:space="preserve">ر.ک: خلیل بن احمد فراهیدی، کتاب العین، ماده «عهد»؛ و ابن‌منظور، لسان العرب، ماده «عهد» (مشخصات چاپ، نیازمند بررسی منبع اصلی است).</w:t>
+      </w:r>
+    </w:p>
+  </w:footnote>
+  <w:footnote w:id="6">
+    <w:p>
+      <w:pPr>
+        <w:bidi w:val="1"/>
+        <w:jc w:val="both"/>
+        <w:spacing w:after="40" w:line="240" w:lineRule="auto"/>
+      </w:pPr>
+      <w:r>
+        <w:rPr>
+          <w:rFonts w:ascii="B Lotus" w:hAnsi="B Lotus" w:cs="B Lotus"/>
+          <w:sz w:val="20"/>
+          <w:szCs w:val="20"/>
+        </w:rPr>
+        <w:footnoteRef/>
+      </w:r>
+      <w:r>
+        <w:rPr>
+          <w:rFonts w:ascii="B Lotus" w:hAnsi="B Lotus" w:cs="B Lotus"/>
+          <w:sz w:val="20"/>
+          <w:szCs w:val="20"/>
+        </w:rPr>
+        <w:t xml:space="preserve"> </w:t>
+      </w:r>
+      <w:r>
+        <w:rPr>
+          <w:rFonts w:ascii="B Lotus" w:hAnsi="B Lotus" w:cs="B Lotus"/>
+          <w:sz w:val="20"/>
+          <w:szCs w:val="20"/>
+        </w:rPr>
+        <w:t xml:space="preserve">کنوانسیون وین حقوق معاهدات، ماده ۲، بند ۱ (الف).</w:t>
+      </w:r>
+    </w:p>
+  </w:footnote>
+  <w:footnote w:id="7">
+    <w:p>
+      <w:pPr>
+        <w:bidi w:val="1"/>
+        <w:jc w:val="both"/>
+        <w:spacing w:after="40" w:line="240" w:lineRule="auto"/>
+      </w:pPr>
+      <w:r>
+        <w:rPr>
+          <w:rFonts w:ascii="B Lotus" w:hAnsi="B Lotus" w:cs="B Lotus"/>
+          <w:sz w:val="20"/>
+          <w:szCs w:val="20"/>
+        </w:rPr>
+        <w:footnoteRef/>
+      </w:r>
+      <w:r>
+        <w:rPr>
+          <w:rFonts w:ascii="B Lotus" w:hAnsi="B Lotus" w:cs="B Lotus"/>
+          <w:sz w:val="20"/>
+          <w:szCs w:val="20"/>
+        </w:rPr>
+        <w:t xml:space="preserve"> </w:t>
+      </w:r>
+      <w:r>
+        <w:rPr>
+          <w:rFonts w:ascii="B Lotus" w:hAnsi="B Lotus" w:cs="B Lotus"/>
+          <w:sz w:val="20"/>
+          <w:szCs w:val="20"/>
+        </w:rPr>
+        <w:t xml:space="preserve">کنوانسیون وین حقوق معاهدات، ماده ۳.</w:t>
+      </w:r>
+    </w:p>
+  </w:footnote>
+  <w:footnote w:id="8">
+    <w:p>
+      <w:pPr>
+        <w:bidi w:val="1"/>
+        <w:jc w:val="both"/>
+        <w:spacing w:after="40" w:line="240" w:lineRule="auto"/>
+      </w:pPr>
+      <w:r>
+        <w:rPr>
+          <w:rFonts w:ascii="B Lotus" w:hAnsi="B Lotus" w:cs="B Lotus"/>
+          <w:sz w:val="20"/>
+          <w:szCs w:val="20"/>
+        </w:rPr>
+        <w:footnoteRef/>
+      </w:r>
+      <w:r>
+        <w:rPr>
+          <w:rFonts w:ascii="B Lotus" w:hAnsi="B Lotus" w:cs="B Lotus"/>
+          <w:sz w:val="20"/>
+          <w:szCs w:val="20"/>
+        </w:rPr>
+        <w:t xml:space="preserve"> </w:t>
+      </w:r>
+      <w:r>
+        <w:rPr>
+          <w:rFonts w:ascii="B Lotus" w:hAnsi="B Lotus" w:cs="B Lotus"/>
+          <w:sz w:val="20"/>
+          <w:szCs w:val="20"/>
+        </w:rPr>
+        <w:t xml:space="preserve">قانون اساسی جمهوری اسلامی ایران، اصول ۵ و ۱۰۷.</w:t>
+      </w:r>
+    </w:p>
+  </w:footnote>
+  <w:footnote w:id="9">
+    <w:p>
+      <w:pPr>
+        <w:bidi w:val="1"/>
+        <w:jc w:val="both"/>
+        <w:spacing w:after="40" w:line="240" w:lineRule="auto"/>
+      </w:pPr>
+      <w:r>
+        <w:rPr>
+          <w:rFonts w:ascii="B Lotus" w:hAnsi="B Lotus" w:cs="B Lotus"/>
+          <w:sz w:val="20"/>
+          <w:szCs w:val="20"/>
+        </w:rPr>
+        <w:footnoteRef/>
+      </w:r>
+      <w:r>
+        <w:rPr>
+          <w:rFonts w:ascii="B Lotus" w:hAnsi="B Lotus" w:cs="B Lotus"/>
+          <w:sz w:val="20"/>
+          <w:szCs w:val="20"/>
+        </w:rPr>
+        <w:t xml:space="preserve"> </w:t>
+      </w:r>
+      <w:r>
+        <w:rPr>
+          <w:rFonts w:ascii="B Lotus" w:hAnsi="B Lotus" w:cs="B Lotus"/>
+          <w:sz w:val="20"/>
+          <w:szCs w:val="20"/>
+        </w:rPr>
+        <w:t xml:space="preserve">امام خمینی، سیدروح‌الله، ولایت فقیه (حکومت اسلامی)، تهران، مؤسسه تنظیم و نشر آثار امام خمینی (مشخصات چاپ، نیازمند بررسی منبع اصلی است).</w:t>
+      </w:r>
+    </w:p>
+  </w:footnote>
+  <w:footnote w:id="10">
+    <w:p>
+      <w:pPr>
+        <w:bidi w:val="1"/>
+        <w:jc w:val="both"/>
+        <w:spacing w:after="40" w:line="240" w:lineRule="auto"/>
+      </w:pPr>
+      <w:r>
+        <w:rPr>
+          <w:rFonts w:ascii="B Lotus" w:hAnsi="B Lotus" w:cs="B Lotus"/>
+          <w:sz w:val="20"/>
+          <w:szCs w:val="20"/>
+        </w:rPr>
+        <w:footnoteRef/>
+      </w:r>
+      <w:r>
+        <w:rPr>
+          <w:rFonts w:ascii="B Lotus" w:hAnsi="B Lotus" w:cs="B Lotus"/>
+          <w:sz w:val="20"/>
+          <w:szCs w:val="20"/>
+        </w:rPr>
+        <w:t xml:space="preserve"> </w:t>
+      </w:r>
+      <w:r>
+        <w:rPr>
+          <w:rFonts w:ascii="B Lotus" w:hAnsi="B Lotus" w:cs="B Lotus"/>
+          <w:sz w:val="20"/>
+          <w:szCs w:val="20"/>
+        </w:rPr>
+        <w:t xml:space="preserve">سوره انفال، آیه ۵۸.</w:t>
+      </w:r>
+    </w:p>
+  </w:footnote>
+  <w:footnote w:id="11">
+    <w:p>
+      <w:pPr>
+        <w:bidi w:val="1"/>
+        <w:jc w:val="both"/>
+        <w:spacing w:after="40" w:line="240" w:lineRule="auto"/>
+      </w:pPr>
+      <w:r>
+        <w:rPr>
+          <w:rFonts w:ascii="B Lotus" w:hAnsi="B Lotus" w:cs="B Lotus"/>
+          <w:sz w:val="20"/>
+          <w:szCs w:val="20"/>
+        </w:rPr>
+        <w:footnoteRef/>
+      </w:r>
+      <w:r>
+        <w:rPr>
+          <w:rFonts w:ascii="B Lotus" w:hAnsi="B Lotus" w:cs="B Lotus"/>
+          <w:sz w:val="20"/>
+          <w:szCs w:val="20"/>
+        </w:rPr>
+        <w:t xml:space="preserve"> </w:t>
+      </w:r>
+      <w:r>
+        <w:rPr>
+          <w:rFonts w:ascii="B Lotus" w:hAnsi="B Lotus" w:cs="B Lotus"/>
+          <w:sz w:val="20"/>
+          <w:szCs w:val="20"/>
+        </w:rPr>
+        <w:t xml:space="preserve">ر.ک: ابن‌منظور، لسان العرب، ماده «صلح» (مشخصات چاپ، نیازمند بررسی منبع اصلی است).</w:t>
+      </w:r>
+    </w:p>
+  </w:footnote>
+  <w:footnote w:id="12">
+    <w:p>
+      <w:pPr>
+        <w:bidi w:val="1"/>
+        <w:jc w:val="both"/>
+        <w:spacing w:after="40" w:line="240" w:lineRule="auto"/>
+      </w:pPr>
+      <w:r>
+        <w:rPr>
+          <w:rFonts w:ascii="B Lotus" w:hAnsi="B Lotus" w:cs="B Lotus"/>
+          <w:sz w:val="20"/>
+          <w:szCs w:val="20"/>
+        </w:rPr>
+        <w:footnoteRef/>
+      </w:r>
+      <w:r>
+        <w:rPr>
+          <w:rFonts w:ascii="B Lotus" w:hAnsi="B Lotus" w:cs="B Lotus"/>
+          <w:sz w:val="20"/>
+          <w:szCs w:val="20"/>
+        </w:rPr>
+        <w:t xml:space="preserve"> </w:t>
+      </w:r>
+      <w:r>
+        <w:rPr>
+          <w:rFonts w:ascii="B Lotus" w:hAnsi="B Lotus" w:cs="B Lotus"/>
+          <w:sz w:val="20"/>
+          <w:szCs w:val="20"/>
+        </w:rPr>
+        <w:t xml:space="preserve">طرح مواد مسئولیت بین‌المللی دولت‌ها، ماده ۲۵.</w:t>
+      </w:r>
+    </w:p>
+  </w:footnote>
+  <w:footnote w:id="13">
+    <w:p>
+      <w:pPr>
+        <w:bidi w:val="1"/>
+        <w:jc w:val="both"/>
+        <w:spacing w:after="40" w:line="240" w:lineRule="auto"/>
+      </w:pPr>
+      <w:r>
+        <w:rPr>
+          <w:rFonts w:ascii="B Lotus" w:hAnsi="B Lotus" w:cs="B Lotus"/>
+          <w:sz w:val="20"/>
+          <w:szCs w:val="20"/>
+        </w:rPr>
+        <w:footnoteRef/>
+      </w:r>
+      <w:r>
+        <w:rPr>
+          <w:rFonts w:ascii="B Lotus" w:hAnsi="B Lotus" w:cs="B Lotus"/>
+          <w:sz w:val="20"/>
+          <w:szCs w:val="20"/>
+        </w:rPr>
+        <w:t xml:space="preserve"> </w:t>
+      </w:r>
+      <w:r>
+        <w:rPr>
+          <w:rFonts w:ascii="B Lotus" w:hAnsi="B Lotus" w:cs="B Lotus"/>
+          <w:sz w:val="20"/>
+          <w:szCs w:val="20"/>
+        </w:rPr>
+        <w:t xml:space="preserve">ر.ک: نجفی، محمدحسن (صاحب جواهر)، جواهر الکلام، کتاب الجهاد، احکام هدنه (مشخصات چاپ و نشانی دقیق، نیازمند بررسی منبع اصلی است).</w:t>
+      </w:r>
+    </w:p>
+  </w:footnote>
+  <w:footnote w:id="14">
+    <w:p>
+      <w:pPr>
+        <w:bidi w:val="1"/>
+        <w:jc w:val="both"/>
+        <w:spacing w:after="40" w:line="240" w:lineRule="auto"/>
+      </w:pPr>
+      <w:r>
+        <w:rPr>
+          <w:rFonts w:ascii="B Lotus" w:hAnsi="B Lotus" w:cs="B Lotus"/>
+          <w:sz w:val="20"/>
+          <w:szCs w:val="20"/>
+        </w:rPr>
+        <w:footnoteRef/>
+      </w:r>
+      <w:r>
+        <w:rPr>
+          <w:rFonts w:ascii="B Lotus" w:hAnsi="B Lotus" w:cs="B Lotus"/>
+          <w:sz w:val="20"/>
+          <w:szCs w:val="20"/>
+        </w:rPr>
+        <w:t xml:space="preserve"> </w:t>
+      </w:r>
+      <w:r>
+        <w:rPr>
+          <w:rFonts w:ascii="B Lotus" w:hAnsi="B Lotus" w:cs="B Lotus"/>
+          <w:sz w:val="20"/>
+          <w:szCs w:val="20"/>
+        </w:rPr>
+        <w:t xml:space="preserve">ر.ک: نجفی، محمدحسن (صاحب جواهر)، جواهر الکلام، کتاب الجهاد (نشانی دقیق، نیازمند بررسی منبع اصلی است).</w:t>
+      </w:r>
+    </w:p>
+  </w:footnote>
+  <w:footnote w:id="15">
+    <w:p>
+      <w:pPr>
+        <w:bidi w:val="1"/>
+        <w:jc w:val="both"/>
+        <w:spacing w:after="40" w:line="240" w:lineRule="auto"/>
+      </w:pPr>
+      <w:r>
+        <w:rPr>
+          <w:rFonts w:ascii="B Lotus" w:hAnsi="B Lotus" w:cs="B Lotus"/>
+          <w:sz w:val="20"/>
+          <w:szCs w:val="20"/>
+        </w:rPr>
+        <w:footnoteRef/>
+      </w:r>
+      <w:r>
+        <w:rPr>
+          <w:rFonts w:ascii="B Lotus" w:hAnsi="B Lotus" w:cs="B Lotus"/>
+          <w:sz w:val="20"/>
+          <w:szCs w:val="20"/>
+        </w:rPr>
+        <w:t xml:space="preserve"> </w:t>
+      </w:r>
+      <w:r>
+        <w:rPr>
+          <w:rFonts w:ascii="B Lotus" w:hAnsi="B Lotus" w:cs="B Lotus"/>
+          <w:sz w:val="20"/>
+          <w:szCs w:val="20"/>
+        </w:rPr>
+        <w:t xml:space="preserve">ر.ک: امام خمینی، سیدروح‌الله، تحریر الوسیله، کتاب الجهاد، احکام امان (نشانی دقیق، نیازمند بررسی منبع اصلی است).</w:t>
+      </w:r>
+    </w:p>
+  </w:footnote>
+  <w:footnote w:id="16">
+    <w:p>
+      <w:pPr>
+        <w:bidi w:val="1"/>
+        <w:jc w:val="both"/>
+        <w:spacing w:after="40" w:line="240" w:lineRule="auto"/>
+      </w:pPr>
+      <w:r>
+        <w:rPr>
+          <w:rFonts w:ascii="B Lotus" w:hAnsi="B Lotus" w:cs="B Lotus"/>
+          <w:sz w:val="20"/>
+          <w:szCs w:val="20"/>
+        </w:rPr>
+        <w:footnoteRef/>
+      </w:r>
+      <w:r>
+        <w:rPr>
+          <w:rFonts w:ascii="B Lotus" w:hAnsi="B Lotus" w:cs="B Lotus"/>
+          <w:sz w:val="20"/>
+          <w:szCs w:val="20"/>
+        </w:rPr>
+        <w:t xml:space="preserve"> </w:t>
+      </w:r>
+      <w:r>
+        <w:rPr>
+          <w:rFonts w:ascii="B Lotus" w:hAnsi="B Lotus" w:cs="B Lotus"/>
+          <w:sz w:val="20"/>
+          <w:szCs w:val="20"/>
+        </w:rPr>
+        <w:t xml:space="preserve">ر.ک: نجفی، محمدحسن (صاحب جواهر)، جواهر الکلام، کتاب الجهاد، احکام ذمه و صلح (نشانی دقیق، نیازمند بررسی منبع اصلی است).</w:t>
+      </w:r>
+    </w:p>
+  </w:footnote>
+  <w:footnote w:id="17">
+    <w:p>
+      <w:pPr>
+        <w:bidi w:val="1"/>
+        <w:jc w:val="both"/>
+        <w:spacing w:after="40" w:line="240" w:lineRule="auto"/>
+      </w:pPr>
+      <w:r>
+        <w:rPr>
+          <w:rFonts w:ascii="B Lotus" w:hAnsi="B Lotus" w:cs="B Lotus"/>
+          <w:sz w:val="20"/>
+          <w:szCs w:val="20"/>
+        </w:rPr>
+        <w:footnoteRef/>
+      </w:r>
+      <w:r>
+        <w:rPr>
+          <w:rFonts w:ascii="B Lotus" w:hAnsi="B Lotus" w:cs="B Lotus"/>
+          <w:sz w:val="20"/>
+          <w:szCs w:val="20"/>
+        </w:rPr>
+        <w:t xml:space="preserve"> </w:t>
+      </w:r>
+      <w:r>
+        <w:rPr>
+          <w:rFonts w:ascii="B Lotus" w:hAnsi="B Lotus" w:cs="B Lotus"/>
+          <w:sz w:val="20"/>
+          <w:szCs w:val="20"/>
+        </w:rPr>
+        <w:t xml:space="preserve">کنوانسیون وین حقوق معاهدات، مصوب ۱۹۶۹، لازم‌الاجرا از ۱۹۸۰.</w:t>
+      </w:r>
+    </w:p>
+  </w:footnote>
+  <w:footnote w:id="18">
+    <w:p>
+      <w:pPr>
+        <w:bidi w:val="1"/>
+        <w:jc w:val="both"/>
+        <w:spacing w:after="40" w:line="240" w:lineRule="auto"/>
+      </w:pPr>
+      <w:r>
+        <w:rPr>
+          <w:rFonts w:ascii="B Lotus" w:hAnsi="B Lotus" w:cs="B Lotus"/>
+          <w:sz w:val="20"/>
+          <w:szCs w:val="20"/>
+        </w:rPr>
+        <w:footnoteRef/>
+      </w:r>
+      <w:r>
+        <w:rPr>
+          <w:rFonts w:ascii="B Lotus" w:hAnsi="B Lotus" w:cs="B Lotus"/>
+          <w:sz w:val="20"/>
+          <w:szCs w:val="20"/>
+        </w:rPr>
+        <w:t xml:space="preserve"> </w:t>
+      </w:r>
+      <w:r>
+        <w:rPr>
+          <w:rFonts w:ascii="B Lotus" w:hAnsi="B Lotus" w:cs="B Lotus"/>
+          <w:sz w:val="20"/>
+          <w:szCs w:val="20"/>
+        </w:rPr>
+        <w:t xml:space="preserve">کنوانسیون وین حقوق معاهدات، ماده ۲۶.</w:t>
+      </w:r>
+    </w:p>
+  </w:footnote>
+  <w:footnote w:id="19">
+    <w:p>
+      <w:pPr>
+        <w:bidi w:val="1"/>
+        <w:jc w:val="both"/>
+        <w:spacing w:after="40" w:line="240" w:lineRule="auto"/>
+      </w:pPr>
+      <w:r>
+        <w:rPr>
+          <w:rFonts w:ascii="B Lotus" w:hAnsi="B Lotus" w:cs="B Lotus"/>
+          <w:sz w:val="20"/>
+          <w:szCs w:val="20"/>
+        </w:rPr>
+        <w:footnoteRef/>
+      </w:r>
+      <w:r>
+        <w:rPr>
+          <w:rFonts w:ascii="B Lotus" w:hAnsi="B Lotus" w:cs="B Lotus"/>
+          <w:sz w:val="20"/>
+          <w:szCs w:val="20"/>
+        </w:rPr>
+        <w:t xml:space="preserve"> </w:t>
+      </w:r>
+      <w:r>
+        <w:rPr>
+          <w:rFonts w:ascii="B Lotus" w:hAnsi="B Lotus" w:cs="B Lotus"/>
+          <w:sz w:val="20"/>
+          <w:szCs w:val="20"/>
+        </w:rPr>
+        <w:t xml:space="preserve">کنوانسیون وین حقوق معاهدات، ماده ۲۷.</w:t>
+      </w:r>
+    </w:p>
+  </w:footnote>
+  <w:footnote w:id="20">
+    <w:p>
+      <w:pPr>
+        <w:bidi w:val="1"/>
+        <w:jc w:val="both"/>
+        <w:spacing w:after="40" w:line="240" w:lineRule="auto"/>
+      </w:pPr>
+      <w:r>
+        <w:rPr>
+          <w:rFonts w:ascii="B Lotus" w:hAnsi="B Lotus" w:cs="B Lotus"/>
+          <w:sz w:val="20"/>
+          <w:szCs w:val="20"/>
+        </w:rPr>
+        <w:footnoteRef/>
+      </w:r>
+      <w:r>
+        <w:rPr>
+          <w:rFonts w:ascii="B Lotus" w:hAnsi="B Lotus" w:cs="B Lotus"/>
+          <w:sz w:val="20"/>
+          <w:szCs w:val="20"/>
+        </w:rPr>
+        <w:t xml:space="preserve"> </w:t>
+      </w:r>
+      <w:r>
+        <w:rPr>
+          <w:rFonts w:ascii="B Lotus" w:hAnsi="B Lotus" w:cs="B Lotus"/>
+          <w:sz w:val="20"/>
+          <w:szCs w:val="20"/>
+        </w:rPr>
+        <w:t xml:space="preserve">کنوانسیون وین حقوق معاهدات، ماده ۴۶ (به‌اجمال).</w:t>
+      </w:r>
+    </w:p>
+  </w:footnote>
+  <w:footnote w:id="21">
+    <w:p>
+      <w:pPr>
+        <w:bidi w:val="1"/>
+        <w:jc w:val="both"/>
+        <w:spacing w:after="40" w:line="240" w:lineRule="auto"/>
+      </w:pPr>
+      <w:r>
+        <w:rPr>
+          <w:rFonts w:ascii="B Lotus" w:hAnsi="B Lotus" w:cs="B Lotus"/>
+          <w:sz w:val="20"/>
+          <w:szCs w:val="20"/>
+        </w:rPr>
+        <w:footnoteRef/>
+      </w:r>
+      <w:r>
+        <w:rPr>
+          <w:rFonts w:ascii="B Lotus" w:hAnsi="B Lotus" w:cs="B Lotus"/>
+          <w:sz w:val="20"/>
+          <w:szCs w:val="20"/>
+        </w:rPr>
+        <w:t xml:space="preserve"> </w:t>
+      </w:r>
+      <w:r>
+        <w:rPr>
+          <w:rFonts w:ascii="B Lotus" w:hAnsi="B Lotus" w:cs="B Lotus"/>
+          <w:sz w:val="20"/>
+          <w:szCs w:val="20"/>
+        </w:rPr>
+        <w:t xml:space="preserve">کنوانسیون وین حقوق معاهدات، مواد ۵۴ و ۵۷ (به‌اجمال).</w:t>
+      </w:r>
+    </w:p>
+  </w:footnote>
+  <w:footnote w:id="22">
+    <w:p>
+      <w:pPr>
+        <w:bidi w:val="1"/>
+        <w:jc w:val="both"/>
+        <w:spacing w:after="40" w:line="240" w:lineRule="auto"/>
+      </w:pPr>
+      <w:r>
+        <w:rPr>
+          <w:rFonts w:ascii="B Lotus" w:hAnsi="B Lotus" w:cs="B Lotus"/>
+          <w:sz w:val="20"/>
+          <w:szCs w:val="20"/>
+        </w:rPr>
+        <w:footnoteRef/>
+      </w:r>
+      <w:r>
+        <w:rPr>
+          <w:rFonts w:ascii="B Lotus" w:hAnsi="B Lotus" w:cs="B Lotus"/>
+          <w:sz w:val="20"/>
+          <w:szCs w:val="20"/>
+        </w:rPr>
+        <w:t xml:space="preserve"> </w:t>
+      </w:r>
+      <w:r>
+        <w:rPr>
+          <w:rFonts w:ascii="B Lotus" w:hAnsi="B Lotus" w:cs="B Lotus"/>
+          <w:sz w:val="20"/>
+          <w:szCs w:val="20"/>
+        </w:rPr>
+        <w:t xml:space="preserve">کنوانسیون وین حقوق معاهدات، مواد ۵۴ و ۵۹ (به‌اجمال).</w:t>
+      </w:r>
+    </w:p>
+  </w:footnote>
+  <w:footnote w:id="23">
+    <w:p>
+      <w:pPr>
+        <w:bidi w:val="1"/>
+        <w:jc w:val="both"/>
+        <w:spacing w:after="40" w:line="240" w:lineRule="auto"/>
+      </w:pPr>
+      <w:r>
+        <w:rPr>
+          <w:rFonts w:ascii="B Lotus" w:hAnsi="B Lotus" w:cs="B Lotus"/>
+          <w:sz w:val="20"/>
+          <w:szCs w:val="20"/>
+        </w:rPr>
+        <w:footnoteRef/>
+      </w:r>
+      <w:r>
+        <w:rPr>
+          <w:rFonts w:ascii="B Lotus" w:hAnsi="B Lotus" w:cs="B Lotus"/>
+          <w:sz w:val="20"/>
+          <w:szCs w:val="20"/>
+        </w:rPr>
+        <w:t xml:space="preserve"> </w:t>
+      </w:r>
+      <w:r>
+        <w:rPr>
+          <w:rFonts w:ascii="B Lotus" w:hAnsi="B Lotus" w:cs="B Lotus"/>
+          <w:sz w:val="20"/>
+          <w:szCs w:val="20"/>
+        </w:rPr>
+        <w:t xml:space="preserve">کنوانسیون وین حقوق معاهدات، ماده ۶۰ (به‌اجمال).</w:t>
+      </w:r>
+    </w:p>
+  </w:footnote>
+  <w:footnote w:id="24">
+    <w:p>
+      <w:pPr>
+        <w:bidi w:val="1"/>
+        <w:jc w:val="both"/>
+        <w:spacing w:after="40" w:line="240" w:lineRule="auto"/>
+      </w:pPr>
+      <w:r>
+        <w:rPr>
+          <w:rFonts w:ascii="B Lotus" w:hAnsi="B Lotus" w:cs="B Lotus"/>
+          <w:sz w:val="20"/>
+          <w:szCs w:val="20"/>
+        </w:rPr>
+        <w:footnoteRef/>
+      </w:r>
+      <w:r>
+        <w:rPr>
+          <w:rFonts w:ascii="B Lotus" w:hAnsi="B Lotus" w:cs="B Lotus"/>
+          <w:sz w:val="20"/>
+          <w:szCs w:val="20"/>
+        </w:rPr>
+        <w:t xml:space="preserve"> </w:t>
+      </w:r>
+      <w:r>
+        <w:rPr>
+          <w:rFonts w:ascii="B Lotus" w:hAnsi="B Lotus" w:cs="B Lotus"/>
+          <w:sz w:val="20"/>
+          <w:szCs w:val="20"/>
+        </w:rPr>
+        <w:t xml:space="preserve">سوره توبه، آیه ۷.</w:t>
+      </w:r>
+    </w:p>
+  </w:footnote>
+  <w:footnote w:id="25">
+    <w:p>
+      <w:pPr>
+        <w:bidi w:val="1"/>
+        <w:jc w:val="both"/>
+        <w:spacing w:after="40" w:line="240" w:lineRule="auto"/>
+      </w:pPr>
+      <w:r>
+        <w:rPr>
+          <w:rFonts w:ascii="B Lotus" w:hAnsi="B Lotus" w:cs="B Lotus"/>
+          <w:sz w:val="20"/>
+          <w:szCs w:val="20"/>
+        </w:rPr>
+        <w:footnoteRef/>
+      </w:r>
+      <w:r>
+        <w:rPr>
+          <w:rFonts w:ascii="B Lotus" w:hAnsi="B Lotus" w:cs="B Lotus"/>
+          <w:sz w:val="20"/>
+          <w:szCs w:val="20"/>
+        </w:rPr>
+        <w:t xml:space="preserve"> </w:t>
+      </w:r>
+      <w:r>
+        <w:rPr>
+          <w:rFonts w:ascii="B Lotus" w:hAnsi="B Lotus" w:cs="B Lotus"/>
+          <w:sz w:val="20"/>
+          <w:szCs w:val="20"/>
+        </w:rPr>
+        <w:t xml:space="preserve">کنوانسیون وین حقوق معاهدات، مواد ۶۵ تا ۶۸ (به‌اجمال).</w:t>
+      </w:r>
+    </w:p>
+  </w:footnote>
+  <w:footnote w:id="26">
+    <w:p>
+      <w:pPr>
+        <w:bidi w:val="1"/>
+        <w:jc w:val="both"/>
+        <w:spacing w:after="40" w:line="240" w:lineRule="auto"/>
+      </w:pPr>
+      <w:r>
+        <w:rPr>
+          <w:rFonts w:ascii="B Lotus" w:hAnsi="B Lotus" w:cs="B Lotus"/>
+          <w:sz w:val="20"/>
+          <w:szCs w:val="20"/>
+        </w:rPr>
+        <w:footnoteRef/>
+      </w:r>
+      <w:r>
+        <w:rPr>
+          <w:rFonts w:ascii="B Lotus" w:hAnsi="B Lotus" w:cs="B Lotus"/>
+          <w:sz w:val="20"/>
+          <w:szCs w:val="20"/>
+        </w:rPr>
+        <w:t xml:space="preserve"> </w:t>
+      </w:r>
+      <w:r>
+        <w:rPr>
+          <w:rFonts w:ascii="B Lotus" w:hAnsi="B Lotus" w:cs="B Lotus"/>
+          <w:sz w:val="20"/>
+          <w:szCs w:val="20"/>
+        </w:rPr>
+        <w:t xml:space="preserve">کنوانسیون وین حقوق معاهدات، ماده ۶۲ (به‌اجمال).</w:t>
+      </w:r>
+    </w:p>
+  </w:footnote>
+  <w:footnote w:id="27">
+    <w:p>
+      <w:pPr>
+        <w:bidi w:val="1"/>
+        <w:jc w:val="both"/>
+        <w:spacing w:after="40" w:line="240" w:lineRule="auto"/>
+      </w:pPr>
+      <w:r>
+        <w:rPr>
+          <w:rFonts w:ascii="B Lotus" w:hAnsi="B Lotus" w:cs="B Lotus"/>
+          <w:sz w:val="20"/>
+          <w:szCs w:val="20"/>
+        </w:rPr>
+        <w:footnoteRef/>
+      </w:r>
+      <w:r>
+        <w:rPr>
+          <w:rFonts w:ascii="B Lotus" w:hAnsi="B Lotus" w:cs="B Lotus"/>
+          <w:sz w:val="20"/>
+          <w:szCs w:val="20"/>
+        </w:rPr>
+        <w:t xml:space="preserve"> </w:t>
+      </w:r>
+      <w:r>
+        <w:rPr>
+          <w:rFonts w:ascii="B Lotus" w:hAnsi="B Lotus" w:cs="B Lotus"/>
+          <w:sz w:val="20"/>
+          <w:szCs w:val="20"/>
+        </w:rPr>
+        <w:t xml:space="preserve">قضیه گابچیکوو ـ ناگیماروش (مجارستان علیه اسلواکی)، رأی دیوان بین‌المللی دادگستری، ۱۹۹۷.</w:t>
+      </w:r>
+    </w:p>
+  </w:footnote>
+  <w:footnote w:id="28">
+    <w:p>
+      <w:pPr>
+        <w:bidi w:val="1"/>
+        <w:jc w:val="both"/>
+        <w:spacing w:after="40" w:line="240" w:lineRule="auto"/>
+      </w:pPr>
+      <w:r>
+        <w:rPr>
+          <w:rFonts w:ascii="B Lotus" w:hAnsi="B Lotus" w:cs="B Lotus"/>
+          <w:sz w:val="20"/>
+          <w:szCs w:val="20"/>
+        </w:rPr>
+        <w:footnoteRef/>
+      </w:r>
+      <w:r>
+        <w:rPr>
+          <w:rFonts w:ascii="B Lotus" w:hAnsi="B Lotus" w:cs="B Lotus"/>
+          <w:sz w:val="20"/>
+          <w:szCs w:val="20"/>
+        </w:rPr>
+        <w:t xml:space="preserve"> </w:t>
+      </w:r>
+      <w:r>
+        <w:rPr>
+          <w:rFonts w:ascii="B Lotus" w:hAnsi="B Lotus" w:cs="B Lotus"/>
+          <w:sz w:val="20"/>
+          <w:szCs w:val="20"/>
+        </w:rPr>
+        <w:t xml:space="preserve">کنوانسیون وین حقوق معاهدات، ماده ۶۱ (به‌اجمال).</w:t>
+      </w:r>
+    </w:p>
+  </w:footnote>
+  <w:footnote w:id="29">
+    <w:p>
+      <w:pPr>
+        <w:bidi w:val="1"/>
+        <w:jc w:val="both"/>
+        <w:spacing w:after="40" w:line="240" w:lineRule="auto"/>
+      </w:pPr>
+      <w:r>
+        <w:rPr>
+          <w:rFonts w:ascii="B Lotus" w:hAnsi="B Lotus" w:cs="B Lotus"/>
+          <w:sz w:val="20"/>
+          <w:szCs w:val="20"/>
+        </w:rPr>
+        <w:footnoteRef/>
+      </w:r>
+      <w:r>
+        <w:rPr>
+          <w:rFonts w:ascii="B Lotus" w:hAnsi="B Lotus" w:cs="B Lotus"/>
+          <w:sz w:val="20"/>
+          <w:szCs w:val="20"/>
+        </w:rPr>
+        <w:t xml:space="preserve"> </w:t>
+      </w:r>
+      <w:r>
+        <w:rPr>
+          <w:rFonts w:ascii="B Lotus" w:hAnsi="B Lotus" w:cs="B Lotus"/>
+          <w:sz w:val="20"/>
+          <w:szCs w:val="20"/>
+        </w:rPr>
+        <w:t xml:space="preserve">کنوانسیون وین حقوق معاهدات، مواد ۱۹ تا ۲۳ (به‌اجمال).</w:t>
+      </w:r>
+    </w:p>
+  </w:footnote>
+  <w:footnote w:id="30">
+    <w:p>
+      <w:pPr>
+        <w:bidi w:val="1"/>
+        <w:jc w:val="both"/>
+        <w:spacing w:after="40" w:line="240" w:lineRule="auto"/>
+      </w:pPr>
+      <w:r>
+        <w:rPr>
+          <w:rFonts w:ascii="B Lotus" w:hAnsi="B Lotus" w:cs="B Lotus"/>
+          <w:sz w:val="20"/>
+          <w:szCs w:val="20"/>
+        </w:rPr>
+        <w:footnoteRef/>
+      </w:r>
+      <w:r>
+        <w:rPr>
+          <w:rFonts w:ascii="B Lotus" w:hAnsi="B Lotus" w:cs="B Lotus"/>
+          <w:sz w:val="20"/>
+          <w:szCs w:val="20"/>
+        </w:rPr>
+        <w:t xml:space="preserve"> </w:t>
+      </w:r>
+      <w:r>
+        <w:rPr>
+          <w:rFonts w:ascii="B Lotus" w:hAnsi="B Lotus" w:cs="B Lotus"/>
+          <w:sz w:val="20"/>
+          <w:szCs w:val="20"/>
+        </w:rPr>
+        <w:t xml:space="preserve">کنوانسیون وین حقوق معاهدات، مواد ۳۱ و ۳۲.</w:t>
+      </w:r>
+    </w:p>
+  </w:footnote>
+  <w:footnote w:id="31">
+    <w:p>
+      <w:pPr>
+        <w:bidi w:val="1"/>
+        <w:jc w:val="both"/>
+        <w:spacing w:after="40" w:line="240" w:lineRule="auto"/>
+      </w:pPr>
+      <w:r>
+        <w:rPr>
+          <w:rFonts w:ascii="B Lotus" w:hAnsi="B Lotus" w:cs="B Lotus"/>
+          <w:sz w:val="20"/>
+          <w:szCs w:val="20"/>
+        </w:rPr>
+        <w:footnoteRef/>
+      </w:r>
+      <w:r>
+        <w:rPr>
+          <w:rFonts w:ascii="B Lotus" w:hAnsi="B Lotus" w:cs="B Lotus"/>
+          <w:sz w:val="20"/>
+          <w:szCs w:val="20"/>
+        </w:rPr>
+        <w:t xml:space="preserve"> </w:t>
+      </w:r>
+      <w:r>
+        <w:rPr>
+          <w:rFonts w:ascii="B Lotus" w:hAnsi="B Lotus" w:cs="B Lotus"/>
+          <w:sz w:val="20"/>
+          <w:szCs w:val="20"/>
+        </w:rPr>
+        <w:t xml:space="preserve">کنوانسیون وین حقوق معاهدات، ماده ۳۲.</w:t>
+      </w:r>
+    </w:p>
+  </w:footnote>
+  <w:footnote w:id="32">
+    <w:p>
+      <w:pPr>
+        <w:bidi w:val="1"/>
+        <w:jc w:val="both"/>
+        <w:spacing w:after="40" w:line="240" w:lineRule="auto"/>
+      </w:pPr>
+      <w:r>
+        <w:rPr>
+          <w:rFonts w:ascii="B Lotus" w:hAnsi="B Lotus" w:cs="B Lotus"/>
+          <w:sz w:val="20"/>
+          <w:szCs w:val="20"/>
+        </w:rPr>
+        <w:footnoteRef/>
+      </w:r>
+      <w:r>
+        <w:rPr>
+          <w:rFonts w:ascii="B Lotus" w:hAnsi="B Lotus" w:cs="B Lotus"/>
+          <w:sz w:val="20"/>
+          <w:szCs w:val="20"/>
+        </w:rPr>
+        <w:t xml:space="preserve"> </w:t>
+      </w:r>
+      <w:r>
+        <w:rPr>
+          <w:rFonts w:ascii="B Lotus" w:hAnsi="B Lotus" w:cs="B Lotus"/>
+          <w:sz w:val="20"/>
+          <w:szCs w:val="20"/>
+        </w:rPr>
+        <w:t xml:space="preserve">کنوانسیون وین حقوق معاهدات، مواد ۶، ۷ و ۴۶ (به‌اجمال).</w:t>
+      </w:r>
+    </w:p>
+  </w:footnote>
+  <w:footnote w:id="33">
+    <w:p>
+      <w:pPr>
+        <w:bidi w:val="1"/>
+        <w:jc w:val="both"/>
+        <w:spacing w:after="40" w:line="240" w:lineRule="auto"/>
+      </w:pPr>
+      <w:r>
+        <w:rPr>
+          <w:rFonts w:ascii="B Lotus" w:hAnsi="B Lotus" w:cs="B Lotus"/>
+          <w:sz w:val="20"/>
+          <w:szCs w:val="20"/>
+        </w:rPr>
+        <w:footnoteRef/>
+      </w:r>
+      <w:r>
+        <w:rPr>
+          <w:rFonts w:ascii="B Lotus" w:hAnsi="B Lotus" w:cs="B Lotus"/>
+          <w:sz w:val="20"/>
+          <w:szCs w:val="20"/>
+        </w:rPr>
+        <w:t xml:space="preserve"> </w:t>
+      </w:r>
+      <w:r>
+        <w:rPr>
+          <w:rFonts w:ascii="B Lotus" w:hAnsi="B Lotus" w:cs="B Lotus"/>
+          <w:sz w:val="20"/>
+          <w:szCs w:val="20"/>
+        </w:rPr>
+        <w:t xml:space="preserve">کنوانسیون وین حقوق معاهدات، مواد ۴۸ تا ۵۳ (به‌اجمال).</w:t>
+      </w:r>
+    </w:p>
+  </w:footnote>
+  <w:footnote w:id="34">
+    <w:p>
+      <w:pPr>
+        <w:bidi w:val="1"/>
+        <w:jc w:val="both"/>
+        <w:spacing w:after="40" w:line="240" w:lineRule="auto"/>
+      </w:pPr>
+      <w:r>
+        <w:rPr>
+          <w:rFonts w:ascii="B Lotus" w:hAnsi="B Lotus" w:cs="B Lotus"/>
+          <w:sz w:val="20"/>
+          <w:szCs w:val="20"/>
+        </w:rPr>
+        <w:footnoteRef/>
+      </w:r>
+      <w:r>
+        <w:rPr>
+          <w:rFonts w:ascii="B Lotus" w:hAnsi="B Lotus" w:cs="B Lotus"/>
+          <w:sz w:val="20"/>
+          <w:szCs w:val="20"/>
+        </w:rPr>
+        <w:t xml:space="preserve"> </w:t>
+      </w:r>
+      <w:r>
+        <w:rPr>
+          <w:rFonts w:ascii="B Lotus" w:hAnsi="B Lotus" w:cs="B Lotus"/>
+          <w:sz w:val="20"/>
+          <w:szCs w:val="20"/>
+        </w:rPr>
+        <w:t xml:space="preserve">منشور سازمان ملل متحد، ماده ۱۰۲.</w:t>
+      </w:r>
+    </w:p>
+  </w:footnote>
+  <w:footnote w:id="35">
+    <w:p>
+      <w:pPr>
+        <w:bidi w:val="1"/>
+        <w:jc w:val="both"/>
+        <w:spacing w:after="40" w:line="240" w:lineRule="auto"/>
+      </w:pPr>
+      <w:r>
+        <w:rPr>
+          <w:rFonts w:ascii="B Lotus" w:hAnsi="B Lotus" w:cs="B Lotus"/>
+          <w:sz w:val="20"/>
+          <w:szCs w:val="20"/>
+        </w:rPr>
+        <w:footnoteRef/>
+      </w:r>
+      <w:r>
+        <w:rPr>
+          <w:rFonts w:ascii="B Lotus" w:hAnsi="B Lotus" w:cs="B Lotus"/>
+          <w:sz w:val="20"/>
+          <w:szCs w:val="20"/>
+        </w:rPr>
+        <w:t xml:space="preserve"> </w:t>
+      </w:r>
+      <w:r>
+        <w:rPr>
+          <w:rFonts w:ascii="B Lotus" w:hAnsi="B Lotus" w:cs="B Lotus"/>
+          <w:sz w:val="20"/>
+          <w:szCs w:val="20"/>
+        </w:rPr>
+        <w:t xml:space="preserve">قانون اساسی جمهوری اسلامی ایران، اصل ۵.</w:t>
+      </w:r>
+    </w:p>
+  </w:footnote>
+  <w:footnote w:id="36">
+    <w:p>
+      <w:pPr>
+        <w:bidi w:val="1"/>
+        <w:jc w:val="both"/>
+        <w:spacing w:after="40" w:line="240" w:lineRule="auto"/>
+      </w:pPr>
+      <w:r>
+        <w:rPr>
+          <w:rFonts w:ascii="B Lotus" w:hAnsi="B Lotus" w:cs="B Lotus"/>
+          <w:sz w:val="20"/>
+          <w:szCs w:val="20"/>
+        </w:rPr>
+        <w:footnoteRef/>
+      </w:r>
+      <w:r>
+        <w:rPr>
+          <w:rFonts w:ascii="B Lotus" w:hAnsi="B Lotus" w:cs="B Lotus"/>
+          <w:sz w:val="20"/>
+          <w:szCs w:val="20"/>
+        </w:rPr>
+        <w:t xml:space="preserve"> </w:t>
+      </w:r>
+      <w:r>
+        <w:rPr>
+          <w:rFonts w:ascii="B Lotus" w:hAnsi="B Lotus" w:cs="B Lotus"/>
+          <w:sz w:val="20"/>
+          <w:szCs w:val="20"/>
+        </w:rPr>
+        <w:t xml:space="preserve">قانون اساسی جمهوری اسلامی ایران، اصل ۵۷.</w:t>
+      </w:r>
+    </w:p>
+  </w:footnote>
+  <w:footnote w:id="37">
+    <w:p>
+      <w:pPr>
+        <w:bidi w:val="1"/>
+        <w:jc w:val="both"/>
+        <w:spacing w:after="40" w:line="240" w:lineRule="auto"/>
+      </w:pPr>
+      <w:r>
+        <w:rPr>
+          <w:rFonts w:ascii="B Lotus" w:hAnsi="B Lotus" w:cs="B Lotus"/>
+          <w:sz w:val="20"/>
+          <w:szCs w:val="20"/>
+        </w:rPr>
+        <w:footnoteRef/>
+      </w:r>
+      <w:r>
+        <w:rPr>
+          <w:rFonts w:ascii="B Lotus" w:hAnsi="B Lotus" w:cs="B Lotus"/>
+          <w:sz w:val="20"/>
+          <w:szCs w:val="20"/>
+        </w:rPr>
+        <w:t xml:space="preserve"> </w:t>
+      </w:r>
+      <w:r>
+        <w:rPr>
+          <w:rFonts w:ascii="B Lotus" w:hAnsi="B Lotus" w:cs="B Lotus"/>
+          <w:sz w:val="20"/>
+          <w:szCs w:val="20"/>
+        </w:rPr>
+        <w:t xml:space="preserve">قانون اساسی جمهوری اسلامی ایران، اصل ۷۷.</w:t>
+      </w:r>
+    </w:p>
+  </w:footnote>
+  <w:footnote w:id="38">
+    <w:p>
+      <w:pPr>
+        <w:bidi w:val="1"/>
+        <w:jc w:val="both"/>
+        <w:spacing w:after="40" w:line="240" w:lineRule="auto"/>
+      </w:pPr>
+      <w:r>
+        <w:rPr>
+          <w:rFonts w:ascii="B Lotus" w:hAnsi="B Lotus" w:cs="B Lotus"/>
+          <w:sz w:val="20"/>
+          <w:szCs w:val="20"/>
+        </w:rPr>
+        <w:footnoteRef/>
+      </w:r>
+      <w:r>
+        <w:rPr>
+          <w:rFonts w:ascii="B Lotus" w:hAnsi="B Lotus" w:cs="B Lotus"/>
+          <w:sz w:val="20"/>
+          <w:szCs w:val="20"/>
+        </w:rPr>
+        <w:t xml:space="preserve"> </w:t>
+      </w:r>
+      <w:r>
+        <w:rPr>
+          <w:rFonts w:ascii="B Lotus" w:hAnsi="B Lotus" w:cs="B Lotus"/>
+          <w:sz w:val="20"/>
+          <w:szCs w:val="20"/>
+        </w:rPr>
+        <w:t xml:space="preserve">قانون اساسی جمهوری اسلامی ایران، اصل ۱۲۵.</w:t>
+      </w:r>
+    </w:p>
+  </w:footnote>
+  <w:footnote w:id="39">
+    <w:p>
+      <w:pPr>
+        <w:bidi w:val="1"/>
+        <w:jc w:val="both"/>
+        <w:spacing w:after="40" w:line="240" w:lineRule="auto"/>
+      </w:pPr>
+      <w:r>
+        <w:rPr>
+          <w:rFonts w:ascii="B Lotus" w:hAnsi="B Lotus" w:cs="B Lotus"/>
+          <w:sz w:val="20"/>
+          <w:szCs w:val="20"/>
+        </w:rPr>
+        <w:footnoteRef/>
+      </w:r>
+      <w:r>
+        <w:rPr>
+          <w:rFonts w:ascii="B Lotus" w:hAnsi="B Lotus" w:cs="B Lotus"/>
+          <w:sz w:val="20"/>
+          <w:szCs w:val="20"/>
+        </w:rPr>
+        <w:t xml:space="preserve"> </w:t>
+      </w:r>
+      <w:r>
+        <w:rPr>
+          <w:rFonts w:ascii="B Lotus" w:hAnsi="B Lotus" w:cs="B Lotus"/>
+          <w:sz w:val="20"/>
+          <w:szCs w:val="20"/>
+        </w:rPr>
+        <w:t xml:space="preserve">قانون اساسی جمهوری اسلامی ایران، اصل ۱۱۰.</w:t>
+      </w:r>
+    </w:p>
+  </w:footnote>
+  <w:footnote w:id="40">
+    <w:p>
+      <w:pPr>
+        <w:bidi w:val="1"/>
+        <w:jc w:val="both"/>
+        <w:spacing w:after="40" w:line="240" w:lineRule="auto"/>
+      </w:pPr>
+      <w:r>
+        <w:rPr>
+          <w:rFonts w:ascii="B Lotus" w:hAnsi="B Lotus" w:cs="B Lotus"/>
+          <w:sz w:val="20"/>
+          <w:szCs w:val="20"/>
+        </w:rPr>
+        <w:footnoteRef/>
+      </w:r>
+      <w:r>
+        <w:rPr>
+          <w:rFonts w:ascii="B Lotus" w:hAnsi="B Lotus" w:cs="B Lotus"/>
+          <w:sz w:val="20"/>
+          <w:szCs w:val="20"/>
+        </w:rPr>
+        <w:t xml:space="preserve"> </w:t>
+      </w:r>
+      <w:r>
+        <w:rPr>
+          <w:rFonts w:ascii="B Lotus" w:hAnsi="B Lotus" w:cs="B Lotus"/>
+          <w:sz w:val="20"/>
+          <w:szCs w:val="20"/>
+        </w:rPr>
+        <w:t xml:space="preserve">قانون اساسی جمهوری اسلامی ایران، اصل ۱۱۲ (به‌اجمال).</w:t>
+      </w:r>
+    </w:p>
+  </w:footnote>
+  <w:footnote w:id="41">
+    <w:p>
+      <w:pPr>
+        <w:bidi w:val="1"/>
+        <w:jc w:val="both"/>
+        <w:spacing w:after="40" w:line="240" w:lineRule="auto"/>
+      </w:pPr>
+      <w:r>
+        <w:rPr>
+          <w:rFonts w:ascii="B Lotus" w:hAnsi="B Lotus" w:cs="B Lotus"/>
+          <w:sz w:val="20"/>
+          <w:szCs w:val="20"/>
+        </w:rPr>
+        <w:footnoteRef/>
+      </w:r>
+      <w:r>
+        <w:rPr>
+          <w:rFonts w:ascii="B Lotus" w:hAnsi="B Lotus" w:cs="B Lotus"/>
+          <w:sz w:val="20"/>
+          <w:szCs w:val="20"/>
+        </w:rPr>
+        <w:t xml:space="preserve"> </w:t>
+      </w:r>
+      <w:r>
+        <w:rPr>
+          <w:rFonts w:ascii="B Lotus" w:hAnsi="B Lotus" w:cs="B Lotus"/>
+          <w:sz w:val="20"/>
+          <w:szCs w:val="20"/>
+        </w:rPr>
+        <w:t xml:space="preserve">قانون اساسی جمهوری اسلامی ایران، اصل ۱۵۲.</w:t>
+      </w:r>
+    </w:p>
+  </w:footnote>
+  <w:footnote w:id="42">
+    <w:p>
+      <w:pPr>
+        <w:bidi w:val="1"/>
+        <w:jc w:val="both"/>
+        <w:spacing w:after="40" w:line="240" w:lineRule="auto"/>
+      </w:pPr>
+      <w:r>
+        <w:rPr>
+          <w:rFonts w:ascii="B Lotus" w:hAnsi="B Lotus" w:cs="B Lotus"/>
+          <w:sz w:val="20"/>
+          <w:szCs w:val="20"/>
+        </w:rPr>
+        <w:footnoteRef/>
+      </w:r>
+      <w:r>
+        <w:rPr>
+          <w:rFonts w:ascii="B Lotus" w:hAnsi="B Lotus" w:cs="B Lotus"/>
+          <w:sz w:val="20"/>
+          <w:szCs w:val="20"/>
+        </w:rPr>
+        <w:t xml:space="preserve"> </w:t>
+      </w:r>
+      <w:r>
+        <w:rPr>
+          <w:rFonts w:ascii="B Lotus" w:hAnsi="B Lotus" w:cs="B Lotus"/>
+          <w:sz w:val="20"/>
+          <w:szCs w:val="20"/>
+        </w:rPr>
+        <w:t xml:space="preserve">قانون اساسی جمهوری اسلامی ایران، اصل ۱۵۳.</w:t>
+      </w:r>
+    </w:p>
+  </w:footnote>
+  <w:footnote w:id="43">
+    <w:p>
+      <w:pPr>
+        <w:bidi w:val="1"/>
+        <w:jc w:val="both"/>
+        <w:spacing w:after="40" w:line="240" w:lineRule="auto"/>
+      </w:pPr>
+      <w:r>
+        <w:rPr>
+          <w:rFonts w:ascii="B Lotus" w:hAnsi="B Lotus" w:cs="B Lotus"/>
+          <w:sz w:val="20"/>
+          <w:szCs w:val="20"/>
+        </w:rPr>
+        <w:footnoteRef/>
+      </w:r>
+      <w:r>
+        <w:rPr>
+          <w:rFonts w:ascii="B Lotus" w:hAnsi="B Lotus" w:cs="B Lotus"/>
+          <w:sz w:val="20"/>
+          <w:szCs w:val="20"/>
+        </w:rPr>
+        <w:t xml:space="preserve"> </w:t>
+      </w:r>
+      <w:r>
+        <w:rPr>
+          <w:rFonts w:ascii="B Lotus" w:hAnsi="B Lotus" w:cs="B Lotus"/>
+          <w:sz w:val="20"/>
+          <w:szCs w:val="20"/>
+        </w:rPr>
+        <w:t xml:space="preserve">قانون اساسی جمهوری اسلامی ایران، اصل ۱۵۴ (به‌اجمال).</w:t>
+      </w:r>
+    </w:p>
+  </w:footnote>
+  <w:footnote w:id="44">
+    <w:p>
+      <w:pPr>
+        <w:bidi w:val="1"/>
+        <w:jc w:val="both"/>
+        <w:spacing w:after="40" w:line="240" w:lineRule="auto"/>
+      </w:pPr>
+      <w:r>
+        <w:rPr>
+          <w:rFonts w:ascii="B Lotus" w:hAnsi="B Lotus" w:cs="B Lotus"/>
+          <w:sz w:val="20"/>
+          <w:szCs w:val="20"/>
+        </w:rPr>
+        <w:footnoteRef/>
+      </w:r>
+      <w:r>
+        <w:rPr>
+          <w:rFonts w:ascii="B Lotus" w:hAnsi="B Lotus" w:cs="B Lotus"/>
+          <w:sz w:val="20"/>
+          <w:szCs w:val="20"/>
+        </w:rPr>
+        <w:t xml:space="preserve"> </w:t>
+      </w:r>
+      <w:r>
+        <w:rPr>
+          <w:rFonts w:ascii="B Lotus" w:hAnsi="B Lotus" w:cs="B Lotus"/>
+          <w:sz w:val="20"/>
+          <w:szCs w:val="20"/>
+        </w:rPr>
+        <w:t xml:space="preserve">قانون اساسی جمهوری اسلامی ایران، اصل ۱۷۶ (به‌اجمال).</w:t>
+      </w:r>
+    </w:p>
+  </w:footnote>
+  <w:footnote w:id="45">
+    <w:p>
+      <w:pPr>
+        <w:bidi w:val="1"/>
+        <w:jc w:val="both"/>
+        <w:spacing w:after="40" w:line="240" w:lineRule="auto"/>
+      </w:pPr>
+      <w:r>
+        <w:rPr>
+          <w:rFonts w:ascii="B Lotus" w:hAnsi="B Lotus" w:cs="B Lotus"/>
+          <w:sz w:val="20"/>
+          <w:szCs w:val="20"/>
+        </w:rPr>
+        <w:footnoteRef/>
+      </w:r>
+      <w:r>
+        <w:rPr>
+          <w:rFonts w:ascii="B Lotus" w:hAnsi="B Lotus" w:cs="B Lotus"/>
+          <w:sz w:val="20"/>
+          <w:szCs w:val="20"/>
+        </w:rPr>
+        <w:t xml:space="preserve"> </w:t>
+      </w:r>
+      <w:r>
+        <w:rPr>
+          <w:rFonts w:ascii="B Lotus" w:hAnsi="B Lotus" w:cs="B Lotus"/>
+          <w:sz w:val="20"/>
+          <w:szCs w:val="20"/>
+        </w:rPr>
+        <w:t xml:space="preserve">سوره مائده، آیه ۱.</w:t>
+      </w:r>
+    </w:p>
+  </w:footnote>
+  <w:footnote w:id="46">
+    <w:p>
+      <w:pPr>
+        <w:bidi w:val="1"/>
+        <w:jc w:val="both"/>
+        <w:spacing w:after="40" w:line="240" w:lineRule="auto"/>
+      </w:pPr>
+      <w:r>
+        <w:rPr>
+          <w:rFonts w:ascii="B Lotus" w:hAnsi="B Lotus" w:cs="B Lotus"/>
+          <w:sz w:val="20"/>
+          <w:szCs w:val="20"/>
+        </w:rPr>
+        <w:footnoteRef/>
+      </w:r>
+      <w:r>
+        <w:rPr>
+          <w:rFonts w:ascii="B Lotus" w:hAnsi="B Lotus" w:cs="B Lotus"/>
+          <w:sz w:val="20"/>
+          <w:szCs w:val="20"/>
+        </w:rPr>
+        <w:t xml:space="preserve"> </w:t>
+      </w:r>
+      <w:r>
+        <w:rPr>
+          <w:rFonts w:ascii="B Lotus" w:hAnsi="B Lotus" w:cs="B Lotus"/>
+          <w:sz w:val="20"/>
+          <w:szCs w:val="20"/>
+        </w:rPr>
+        <w:t xml:space="preserve">ر.ک: شیخ انصاری، مرتضی، المکاسب، کتاب البیع (مشخصات چاپ، نیازمند بررسی منبع اصلی است)؛ و بجنوردی، سیدمحمدحسن، القواعد الفقهیه، ج ۴، قاعده لزوم (مشخصات چاپ، نیازمند بررسی منبع اصلی است).</w:t>
+      </w:r>
+    </w:p>
+  </w:footnote>
+  <w:footnote w:id="47">
+    <w:p>
+      <w:pPr>
+        <w:bidi w:val="1"/>
+        <w:jc w:val="both"/>
+        <w:spacing w:after="40" w:line="240" w:lineRule="auto"/>
+      </w:pPr>
+      <w:r>
+        <w:rPr>
+          <w:rFonts w:ascii="B Lotus" w:hAnsi="B Lotus" w:cs="B Lotus"/>
+          <w:sz w:val="20"/>
+          <w:szCs w:val="20"/>
+        </w:rPr>
+        <w:footnoteRef/>
+      </w:r>
+      <w:r>
+        <w:rPr>
+          <w:rFonts w:ascii="B Lotus" w:hAnsi="B Lotus" w:cs="B Lotus"/>
+          <w:sz w:val="20"/>
+          <w:szCs w:val="20"/>
+        </w:rPr>
+        <w:t xml:space="preserve"> </w:t>
+      </w:r>
+      <w:r>
+        <w:rPr>
+          <w:rFonts w:ascii="B Lotus" w:hAnsi="B Lotus" w:cs="B Lotus"/>
+          <w:sz w:val="20"/>
+          <w:szCs w:val="20"/>
+        </w:rPr>
+        <w:t xml:space="preserve">سوره نحل، آیات ۹۱ و ۹۲.</w:t>
+      </w:r>
+    </w:p>
+  </w:footnote>
+  <w:footnote w:id="48">
+    <w:p>
+      <w:pPr>
+        <w:bidi w:val="1"/>
+        <w:jc w:val="both"/>
+        <w:spacing w:after="40" w:line="240" w:lineRule="auto"/>
+      </w:pPr>
+      <w:r>
+        <w:rPr>
+          <w:rFonts w:ascii="B Lotus" w:hAnsi="B Lotus" w:cs="B Lotus"/>
+          <w:sz w:val="20"/>
+          <w:szCs w:val="20"/>
+        </w:rPr>
+        <w:footnoteRef/>
+      </w:r>
+      <w:r>
+        <w:rPr>
+          <w:rFonts w:ascii="B Lotus" w:hAnsi="B Lotus" w:cs="B Lotus"/>
+          <w:sz w:val="20"/>
+          <w:szCs w:val="20"/>
+        </w:rPr>
+        <w:t xml:space="preserve"> </w:t>
+      </w:r>
+      <w:r>
+        <w:rPr>
+          <w:rFonts w:ascii="B Lotus" w:hAnsi="B Lotus" w:cs="B Lotus"/>
+          <w:sz w:val="20"/>
+          <w:szCs w:val="20"/>
+        </w:rPr>
+        <w:t xml:space="preserve">ر.ک: علامه طباطبایی، سیدمحمدحسین، المیزان فی تفسیر القرآن، ذیل آیه ۹۱ نحل (مشخصات چاپ، نیازمند بررسی منبع اصلی است).</w:t>
+      </w:r>
+    </w:p>
+  </w:footnote>
+  <w:footnote w:id="49">
+    <w:p>
+      <w:pPr>
+        <w:bidi w:val="1"/>
+        <w:jc w:val="both"/>
+        <w:spacing w:after="40" w:line="240" w:lineRule="auto"/>
+      </w:pPr>
+      <w:r>
+        <w:rPr>
+          <w:rFonts w:ascii="B Lotus" w:hAnsi="B Lotus" w:cs="B Lotus"/>
+          <w:sz w:val="20"/>
+          <w:szCs w:val="20"/>
+        </w:rPr>
+        <w:footnoteRef/>
+      </w:r>
+      <w:r>
+        <w:rPr>
+          <w:rFonts w:ascii="B Lotus" w:hAnsi="B Lotus" w:cs="B Lotus"/>
+          <w:sz w:val="20"/>
+          <w:szCs w:val="20"/>
+        </w:rPr>
+        <w:t xml:space="preserve"> </w:t>
+      </w:r>
+      <w:r>
+        <w:rPr>
+          <w:rFonts w:ascii="B Lotus" w:hAnsi="B Lotus" w:cs="B Lotus"/>
+          <w:sz w:val="20"/>
+          <w:szCs w:val="20"/>
+        </w:rPr>
+        <w:t xml:space="preserve">سوره اسراء، آیه ۳۴.</w:t>
+      </w:r>
+    </w:p>
+  </w:footnote>
+  <w:footnote w:id="50">
+    <w:p>
+      <w:pPr>
+        <w:bidi w:val="1"/>
+        <w:jc w:val="both"/>
+        <w:spacing w:after="40" w:line="240" w:lineRule="auto"/>
+      </w:pPr>
+      <w:r>
+        <w:rPr>
+          <w:rFonts w:ascii="B Lotus" w:hAnsi="B Lotus" w:cs="B Lotus"/>
+          <w:sz w:val="20"/>
+          <w:szCs w:val="20"/>
+        </w:rPr>
+        <w:footnoteRef/>
+      </w:r>
+      <w:r>
+        <w:rPr>
+          <w:rFonts w:ascii="B Lotus" w:hAnsi="B Lotus" w:cs="B Lotus"/>
+          <w:sz w:val="20"/>
+          <w:szCs w:val="20"/>
+        </w:rPr>
+        <w:t xml:space="preserve"> </w:t>
+      </w:r>
+      <w:r>
+        <w:rPr>
+          <w:rFonts w:ascii="B Lotus" w:hAnsi="B Lotus" w:cs="B Lotus"/>
+          <w:sz w:val="20"/>
+          <w:szCs w:val="20"/>
+        </w:rPr>
+        <w:t xml:space="preserve">سوره رعد، آیات ۲۰ تا ۲۵.</w:t>
+      </w:r>
+    </w:p>
+  </w:footnote>
+  <w:footnote w:id="51">
+    <w:p>
+      <w:pPr>
+        <w:bidi w:val="1"/>
+        <w:jc w:val="both"/>
+        <w:spacing w:after="40" w:line="240" w:lineRule="auto"/>
+      </w:pPr>
+      <w:r>
+        <w:rPr>
+          <w:rFonts w:ascii="B Lotus" w:hAnsi="B Lotus" w:cs="B Lotus"/>
+          <w:sz w:val="20"/>
+          <w:szCs w:val="20"/>
+        </w:rPr>
+        <w:footnoteRef/>
+      </w:r>
+      <w:r>
+        <w:rPr>
+          <w:rFonts w:ascii="B Lotus" w:hAnsi="B Lotus" w:cs="B Lotus"/>
+          <w:sz w:val="20"/>
+          <w:szCs w:val="20"/>
+        </w:rPr>
+        <w:t xml:space="preserve"> </w:t>
+      </w:r>
+      <w:r>
+        <w:rPr>
+          <w:rFonts w:ascii="B Lotus" w:hAnsi="B Lotus" w:cs="B Lotus"/>
+          <w:sz w:val="20"/>
+          <w:szCs w:val="20"/>
+        </w:rPr>
+        <w:t xml:space="preserve">سوره مؤمنون، آیه ۸؛ و نیز سوره معارج، آیه ۳۲.</w:t>
+      </w:r>
+    </w:p>
+  </w:footnote>
+  <w:footnote w:id="52">
+    <w:p>
+      <w:pPr>
+        <w:bidi w:val="1"/>
+        <w:jc w:val="both"/>
+        <w:spacing w:after="40" w:line="240" w:lineRule="auto"/>
+      </w:pPr>
+      <w:r>
+        <w:rPr>
+          <w:rFonts w:ascii="B Lotus" w:hAnsi="B Lotus" w:cs="B Lotus"/>
+          <w:sz w:val="20"/>
+          <w:szCs w:val="20"/>
+        </w:rPr>
+        <w:footnoteRef/>
+      </w:r>
+      <w:r>
+        <w:rPr>
+          <w:rFonts w:ascii="B Lotus" w:hAnsi="B Lotus" w:cs="B Lotus"/>
+          <w:sz w:val="20"/>
+          <w:szCs w:val="20"/>
+        </w:rPr>
+        <w:t xml:space="preserve"> </w:t>
+      </w:r>
+      <w:r>
+        <w:rPr>
+          <w:rFonts w:ascii="B Lotus" w:hAnsi="B Lotus" w:cs="B Lotus"/>
+          <w:sz w:val="20"/>
+          <w:szCs w:val="20"/>
+        </w:rPr>
+        <w:t xml:space="preserve">سوره توبه، آیه ۴.</w:t>
+      </w:r>
+    </w:p>
+  </w:footnote>
+  <w:footnote w:id="53">
+    <w:p>
+      <w:pPr>
+        <w:bidi w:val="1"/>
+        <w:jc w:val="both"/>
+        <w:spacing w:after="40" w:line="240" w:lineRule="auto"/>
+      </w:pPr>
+      <w:r>
+        <w:rPr>
+          <w:rFonts w:ascii="B Lotus" w:hAnsi="B Lotus" w:cs="B Lotus"/>
+          <w:sz w:val="20"/>
+          <w:szCs w:val="20"/>
+        </w:rPr>
+        <w:footnoteRef/>
+      </w:r>
+      <w:r>
+        <w:rPr>
+          <w:rFonts w:ascii="B Lotus" w:hAnsi="B Lotus" w:cs="B Lotus"/>
+          <w:sz w:val="20"/>
+          <w:szCs w:val="20"/>
+        </w:rPr>
+        <w:t xml:space="preserve"> </w:t>
+      </w:r>
+      <w:r>
+        <w:rPr>
+          <w:rFonts w:ascii="B Lotus" w:hAnsi="B Lotus" w:cs="B Lotus"/>
+          <w:sz w:val="20"/>
+          <w:szCs w:val="20"/>
+        </w:rPr>
+        <w:t xml:space="preserve">سوره توبه، آیه ۷.</w:t>
+      </w:r>
+    </w:p>
+  </w:footnote>
+  <w:footnote w:id="54">
+    <w:p>
+      <w:pPr>
+        <w:bidi w:val="1"/>
+        <w:jc w:val="both"/>
+        <w:spacing w:after="40" w:line="240" w:lineRule="auto"/>
+      </w:pPr>
+      <w:r>
+        <w:rPr>
+          <w:rFonts w:ascii="B Lotus" w:hAnsi="B Lotus" w:cs="B Lotus"/>
+          <w:sz w:val="20"/>
+          <w:szCs w:val="20"/>
+        </w:rPr>
+        <w:footnoteRef/>
+      </w:r>
+      <w:r>
+        <w:rPr>
+          <w:rFonts w:ascii="B Lotus" w:hAnsi="B Lotus" w:cs="B Lotus"/>
+          <w:sz w:val="20"/>
+          <w:szCs w:val="20"/>
+        </w:rPr>
+        <w:t xml:space="preserve"> </w:t>
+      </w:r>
+      <w:r>
+        <w:rPr>
+          <w:rFonts w:ascii="B Lotus" w:hAnsi="B Lotus" w:cs="B Lotus"/>
+          <w:sz w:val="20"/>
+          <w:szCs w:val="20"/>
+        </w:rPr>
+        <w:t xml:space="preserve">سوره انفال، آیه ۵۸.</w:t>
+      </w:r>
+    </w:p>
+  </w:footnote>
+  <w:footnote w:id="55">
+    <w:p>
+      <w:pPr>
+        <w:bidi w:val="1"/>
+        <w:jc w:val="both"/>
+        <w:spacing w:after="40" w:line="240" w:lineRule="auto"/>
+      </w:pPr>
+      <w:r>
+        <w:rPr>
+          <w:rFonts w:ascii="B Lotus" w:hAnsi="B Lotus" w:cs="B Lotus"/>
+          <w:sz w:val="20"/>
+          <w:szCs w:val="20"/>
+        </w:rPr>
+        <w:footnoteRef/>
+      </w:r>
+      <w:r>
+        <w:rPr>
+          <w:rFonts w:ascii="B Lotus" w:hAnsi="B Lotus" w:cs="B Lotus"/>
+          <w:sz w:val="20"/>
+          <w:szCs w:val="20"/>
+        </w:rPr>
+        <w:t xml:space="preserve"> </w:t>
+      </w:r>
+      <w:r>
+        <w:rPr>
+          <w:rFonts w:ascii="B Lotus" w:hAnsi="B Lotus" w:cs="B Lotus"/>
+          <w:sz w:val="20"/>
+          <w:szCs w:val="20"/>
+        </w:rPr>
+        <w:t xml:space="preserve">سوره انفال، آیه ۷۲.</w:t>
+      </w:r>
+    </w:p>
+  </w:footnote>
+  <w:footnote w:id="56">
+    <w:p>
+      <w:pPr>
+        <w:bidi w:val="1"/>
+        <w:jc w:val="both"/>
+        <w:spacing w:after="40" w:line="240" w:lineRule="auto"/>
+      </w:pPr>
+      <w:r>
+        <w:rPr>
+          <w:rFonts w:ascii="B Lotus" w:hAnsi="B Lotus" w:cs="B Lotus"/>
+          <w:sz w:val="20"/>
+          <w:szCs w:val="20"/>
+        </w:rPr>
+        <w:footnoteRef/>
+      </w:r>
+      <w:r>
+        <w:rPr>
+          <w:rFonts w:ascii="B Lotus" w:hAnsi="B Lotus" w:cs="B Lotus"/>
+          <w:sz w:val="20"/>
+          <w:szCs w:val="20"/>
+        </w:rPr>
+        <w:t xml:space="preserve"> </w:t>
+      </w:r>
+      <w:r>
+        <w:rPr>
+          <w:rFonts w:ascii="B Lotus" w:hAnsi="B Lotus" w:cs="B Lotus"/>
+          <w:sz w:val="20"/>
+          <w:szCs w:val="20"/>
+        </w:rPr>
+        <w:t xml:space="preserve">حر عاملی، محمد بن حسن، وسائل الشیعه، ابواب خیارات (مشخصات چاپ و نشانی دقیق، نیازمند بررسی منبع اصلی است).</w:t>
+      </w:r>
+    </w:p>
+  </w:footnote>
+  <w:footnote w:id="57">
+    <w:p>
+      <w:pPr>
+        <w:bidi w:val="1"/>
+        <w:jc w:val="both"/>
+        <w:spacing w:after="40" w:line="240" w:lineRule="auto"/>
+      </w:pPr>
+      <w:r>
+        <w:rPr>
+          <w:rFonts w:ascii="B Lotus" w:hAnsi="B Lotus" w:cs="B Lotus"/>
+          <w:sz w:val="20"/>
+          <w:szCs w:val="20"/>
+        </w:rPr>
+        <w:footnoteRef/>
+      </w:r>
+      <w:r>
+        <w:rPr>
+          <w:rFonts w:ascii="B Lotus" w:hAnsi="B Lotus" w:cs="B Lotus"/>
+          <w:sz w:val="20"/>
+          <w:szCs w:val="20"/>
+        </w:rPr>
+        <w:t xml:space="preserve"> </w:t>
+      </w:r>
+      <w:r>
+        <w:rPr>
+          <w:rFonts w:ascii="B Lotus" w:hAnsi="B Lotus" w:cs="B Lotus"/>
+          <w:sz w:val="20"/>
+          <w:szCs w:val="20"/>
+        </w:rPr>
+        <w:t xml:space="preserve">برای بررسی سندی، ر.ک: مجلسی، محمدباقر، بحار الانوار (نشانی دقیق، نیازمند بررسی منبع اصلی است).</w:t>
+      </w:r>
+    </w:p>
+  </w:footnote>
+  <w:footnote w:id="58">
+    <w:p>
+      <w:pPr>
+        <w:bidi w:val="1"/>
+        <w:jc w:val="both"/>
+        <w:spacing w:after="40" w:line="240" w:lineRule="auto"/>
+      </w:pPr>
+      <w:r>
+        <w:rPr>
+          <w:rFonts w:ascii="B Lotus" w:hAnsi="B Lotus" w:cs="B Lotus"/>
+          <w:sz w:val="20"/>
+          <w:szCs w:val="20"/>
+        </w:rPr>
+        <w:footnoteRef/>
+      </w:r>
+      <w:r>
+        <w:rPr>
+          <w:rFonts w:ascii="B Lotus" w:hAnsi="B Lotus" w:cs="B Lotus"/>
+          <w:sz w:val="20"/>
+          <w:szCs w:val="20"/>
+        </w:rPr>
+        <w:t xml:space="preserve"> </w:t>
+      </w:r>
+      <w:r>
+        <w:rPr>
+          <w:rFonts w:ascii="B Lotus" w:hAnsi="B Lotus" w:cs="B Lotus"/>
+          <w:sz w:val="20"/>
+          <w:szCs w:val="20"/>
+        </w:rPr>
+        <w:t xml:space="preserve">نهج‌البلاغه، نامه ۵۳ (عهدنامه مالک اشتر).</w:t>
+      </w:r>
+    </w:p>
+  </w:footnote>
+  <w:footnote w:id="59">
+    <w:p>
+      <w:pPr>
+        <w:bidi w:val="1"/>
+        <w:jc w:val="both"/>
+        <w:spacing w:after="40" w:line="240" w:lineRule="auto"/>
+      </w:pPr>
+      <w:r>
+        <w:rPr>
+          <w:rFonts w:ascii="B Lotus" w:hAnsi="B Lotus" w:cs="B Lotus"/>
+          <w:sz w:val="20"/>
+          <w:szCs w:val="20"/>
+        </w:rPr>
+        <w:footnoteRef/>
+      </w:r>
+      <w:r>
+        <w:rPr>
+          <w:rFonts w:ascii="B Lotus" w:hAnsi="B Lotus" w:cs="B Lotus"/>
+          <w:sz w:val="20"/>
+          <w:szCs w:val="20"/>
+        </w:rPr>
+        <w:t xml:space="preserve"> </w:t>
+      </w:r>
+      <w:r>
+        <w:rPr>
+          <w:rFonts w:ascii="B Lotus" w:hAnsi="B Lotus" w:cs="B Lotus"/>
+          <w:sz w:val="20"/>
+          <w:szCs w:val="20"/>
+        </w:rPr>
+        <w:t xml:space="preserve">کلینی، محمد بن یعقوب، الکافی (نشانی دقیق، نیازمند بررسی منبع اصلی است).</w:t>
+      </w:r>
+    </w:p>
+  </w:footnote>
+  <w:footnote w:id="60">
+    <w:p>
+      <w:pPr>
+        <w:bidi w:val="1"/>
+        <w:jc w:val="both"/>
+        <w:spacing w:after="40" w:line="240" w:lineRule="auto"/>
+      </w:pPr>
+      <w:r>
+        <w:rPr>
+          <w:rFonts w:ascii="B Lotus" w:hAnsi="B Lotus" w:cs="B Lotus"/>
+          <w:sz w:val="20"/>
+          <w:szCs w:val="20"/>
+        </w:rPr>
+        <w:footnoteRef/>
+      </w:r>
+      <w:r>
+        <w:rPr>
+          <w:rFonts w:ascii="B Lotus" w:hAnsi="B Lotus" w:cs="B Lotus"/>
+          <w:sz w:val="20"/>
+          <w:szCs w:val="20"/>
+        </w:rPr>
+        <w:t xml:space="preserve"> </w:t>
+      </w:r>
+      <w:r>
+        <w:rPr>
+          <w:rFonts w:ascii="B Lotus" w:hAnsi="B Lotus" w:cs="B Lotus"/>
+          <w:sz w:val="20"/>
+          <w:szCs w:val="20"/>
+        </w:rPr>
+        <w:t xml:space="preserve">حر عاملی، محمد بن حسن، وسائل الشیعه، ابواب جهاد و ابواب احکام عقود (نشانی دقیق، نیازمند بررسی منبع اصلی است).</w:t>
+      </w:r>
+    </w:p>
+  </w:footnote>
+  <w:footnote w:id="61">
+    <w:p>
+      <w:pPr>
+        <w:bidi w:val="1"/>
+        <w:jc w:val="both"/>
+        <w:spacing w:after="40" w:line="240" w:lineRule="auto"/>
+      </w:pPr>
+      <w:r>
+        <w:rPr>
+          <w:rFonts w:ascii="B Lotus" w:hAnsi="B Lotus" w:cs="B Lotus"/>
+          <w:sz w:val="20"/>
+          <w:szCs w:val="20"/>
+        </w:rPr>
+        <w:footnoteRef/>
+      </w:r>
+      <w:r>
+        <w:rPr>
+          <w:rFonts w:ascii="B Lotus" w:hAnsi="B Lotus" w:cs="B Lotus"/>
+          <w:sz w:val="20"/>
+          <w:szCs w:val="20"/>
+        </w:rPr>
+        <w:t xml:space="preserve"> </w:t>
+      </w:r>
+      <w:r>
+        <w:rPr>
+          <w:rFonts w:ascii="B Lotus" w:hAnsi="B Lotus" w:cs="B Lotus"/>
+          <w:sz w:val="20"/>
+          <w:szCs w:val="20"/>
+        </w:rPr>
+        <w:t xml:space="preserve">ر.ک: ابن‌هشام، السیرة النبویة، ماجرای حدیبیه (مشخصات چاپ، نیازمند بررسی منبع اصلی است).</w:t>
+      </w:r>
+    </w:p>
+  </w:footnote>
+  <w:footnote w:id="62">
+    <w:p>
+      <w:pPr>
+        <w:bidi w:val="1"/>
+        <w:jc w:val="both"/>
+        <w:spacing w:after="40" w:line="240" w:lineRule="auto"/>
+      </w:pPr>
+      <w:r>
+        <w:rPr>
+          <w:rFonts w:ascii="B Lotus" w:hAnsi="B Lotus" w:cs="B Lotus"/>
+          <w:sz w:val="20"/>
+          <w:szCs w:val="20"/>
+        </w:rPr>
+        <w:footnoteRef/>
+      </w:r>
+      <w:r>
+        <w:rPr>
+          <w:rFonts w:ascii="B Lotus" w:hAnsi="B Lotus" w:cs="B Lotus"/>
+          <w:sz w:val="20"/>
+          <w:szCs w:val="20"/>
+        </w:rPr>
+        <w:t xml:space="preserve"> </w:t>
+      </w:r>
+      <w:r>
+        <w:rPr>
+          <w:rFonts w:ascii="B Lotus" w:hAnsi="B Lotus" w:cs="B Lotus"/>
+          <w:sz w:val="20"/>
+          <w:szCs w:val="20"/>
+        </w:rPr>
+        <w:t xml:space="preserve">سوره توبه، آیات ۱ تا ۴؛ و ر.ک: طبری، تاریخ الامم و الملوک، ماجرای فتح مکه (مشخصات چاپ، نیازمند بررسی منبع اصلی است).</w:t>
+      </w:r>
+    </w:p>
+  </w:footnote>
+  <w:footnote w:id="63">
+    <w:p>
+      <w:pPr>
+        <w:bidi w:val="1"/>
+        <w:jc w:val="both"/>
+        <w:spacing w:after="40" w:line="240" w:lineRule="auto"/>
+      </w:pPr>
+      <w:r>
+        <w:rPr>
+          <w:rFonts w:ascii="B Lotus" w:hAnsi="B Lotus" w:cs="B Lotus"/>
+          <w:sz w:val="20"/>
+          <w:szCs w:val="20"/>
+        </w:rPr>
+        <w:footnoteRef/>
+      </w:r>
+      <w:r>
+        <w:rPr>
+          <w:rFonts w:ascii="B Lotus" w:hAnsi="B Lotus" w:cs="B Lotus"/>
+          <w:sz w:val="20"/>
+          <w:szCs w:val="20"/>
+        </w:rPr>
+        <w:t xml:space="preserve"> </w:t>
+      </w:r>
+      <w:r>
+        <w:rPr>
+          <w:rFonts w:ascii="B Lotus" w:hAnsi="B Lotus" w:cs="B Lotus"/>
+          <w:sz w:val="20"/>
+          <w:szCs w:val="20"/>
+        </w:rPr>
+        <w:t xml:space="preserve">ر.ک: نهج‌البلاغه، خطبه‌ها و نامه‌های مربوط به صفین (نشانی دقیق، نیازمند بررسی منبع اصلی است).</w:t>
+      </w:r>
+    </w:p>
+  </w:footnote>
+  <w:footnote w:id="64">
+    <w:p>
+      <w:pPr>
+        <w:bidi w:val="1"/>
+        <w:jc w:val="both"/>
+        <w:spacing w:after="40" w:line="240" w:lineRule="auto"/>
+      </w:pPr>
+      <w:r>
+        <w:rPr>
+          <w:rFonts w:ascii="B Lotus" w:hAnsi="B Lotus" w:cs="B Lotus"/>
+          <w:sz w:val="20"/>
+          <w:szCs w:val="20"/>
+        </w:rPr>
+        <w:footnoteRef/>
+      </w:r>
+      <w:r>
+        <w:rPr>
+          <w:rFonts w:ascii="B Lotus" w:hAnsi="B Lotus" w:cs="B Lotus"/>
+          <w:sz w:val="20"/>
+          <w:szCs w:val="20"/>
+        </w:rPr>
+        <w:t xml:space="preserve"> </w:t>
+      </w:r>
+      <w:r>
+        <w:rPr>
+          <w:rFonts w:ascii="B Lotus" w:hAnsi="B Lotus" w:cs="B Lotus"/>
+          <w:sz w:val="20"/>
+          <w:szCs w:val="20"/>
+        </w:rPr>
+        <w:t xml:space="preserve">ر.ک: آخوند خراسانی، محمدکاظم، کفایة الاصول، مبحث ملازمه عقلیه (مشخصات چاپ، نیازمند بررسی منبع اصلی است).</w:t>
+      </w:r>
+    </w:p>
+  </w:footnote>
+  <w:footnote w:id="65">
+    <w:p>
+      <w:pPr>
+        <w:bidi w:val="1"/>
+        <w:jc w:val="both"/>
+        <w:spacing w:after="40" w:line="240" w:lineRule="auto"/>
+      </w:pPr>
+      <w:r>
+        <w:rPr>
+          <w:rFonts w:ascii="B Lotus" w:hAnsi="B Lotus" w:cs="B Lotus"/>
+          <w:sz w:val="20"/>
+          <w:szCs w:val="20"/>
+        </w:rPr>
+        <w:footnoteRef/>
+      </w:r>
+      <w:r>
+        <w:rPr>
+          <w:rFonts w:ascii="B Lotus" w:hAnsi="B Lotus" w:cs="B Lotus"/>
+          <w:sz w:val="20"/>
+          <w:szCs w:val="20"/>
+        </w:rPr>
+        <w:t xml:space="preserve"> </w:t>
+      </w:r>
+      <w:r>
+        <w:rPr>
+          <w:rFonts w:ascii="B Lotus" w:hAnsi="B Lotus" w:cs="B Lotus"/>
+          <w:sz w:val="20"/>
+          <w:szCs w:val="20"/>
+        </w:rPr>
+        <w:t xml:space="preserve">ر.ک: میرزای نائینی، محمدحسین، فوائد الاصول، مبحث بنای عقلا (مشخصات چاپ، نیازمند بررسی منبع اصلی است).</w:t>
+      </w:r>
+    </w:p>
+  </w:footnote>
+  <w:footnote w:id="66">
+    <w:p>
+      <w:pPr>
+        <w:bidi w:val="1"/>
+        <w:jc w:val="both"/>
+        <w:spacing w:after="40" w:line="240" w:lineRule="auto"/>
+      </w:pPr>
+      <w:r>
+        <w:rPr>
+          <w:rFonts w:ascii="B Lotus" w:hAnsi="B Lotus" w:cs="B Lotus"/>
+          <w:sz w:val="20"/>
+          <w:szCs w:val="20"/>
+        </w:rPr>
+        <w:footnoteRef/>
+      </w:r>
+      <w:r>
+        <w:rPr>
+          <w:rFonts w:ascii="B Lotus" w:hAnsi="B Lotus" w:cs="B Lotus"/>
+          <w:sz w:val="20"/>
+          <w:szCs w:val="20"/>
+        </w:rPr>
+        <w:t xml:space="preserve"> </w:t>
+      </w:r>
+      <w:r>
+        <w:rPr>
+          <w:rFonts w:ascii="B Lotus" w:hAnsi="B Lotus" w:cs="B Lotus"/>
+          <w:sz w:val="20"/>
+          <w:szCs w:val="20"/>
+        </w:rPr>
+        <w:t xml:space="preserve">بجنوردی، سیدمحمدحسن، القواعد الفقهیه، ج ۴، قاعده لزوم (مشخصات چاپ، نیازمند بررسی منبع اصلی است).</w:t>
+      </w:r>
+    </w:p>
+  </w:footnote>
+  <w:footnote w:id="67">
+    <w:p>
+      <w:pPr>
+        <w:bidi w:val="1"/>
+        <w:jc w:val="both"/>
+        <w:spacing w:after="40" w:line="240" w:lineRule="auto"/>
+      </w:pPr>
+      <w:r>
+        <w:rPr>
+          <w:rFonts w:ascii="B Lotus" w:hAnsi="B Lotus" w:cs="B Lotus"/>
+          <w:sz w:val="20"/>
+          <w:szCs w:val="20"/>
+        </w:rPr>
+        <w:footnoteRef/>
+      </w:r>
+      <w:r>
+        <w:rPr>
+          <w:rFonts w:ascii="B Lotus" w:hAnsi="B Lotus" w:cs="B Lotus"/>
+          <w:sz w:val="20"/>
+          <w:szCs w:val="20"/>
+        </w:rPr>
+        <w:t xml:space="preserve"> </w:t>
+      </w:r>
+      <w:r>
+        <w:rPr>
+          <w:rFonts w:ascii="B Lotus" w:hAnsi="B Lotus" w:cs="B Lotus"/>
+          <w:sz w:val="20"/>
+          <w:szCs w:val="20"/>
+        </w:rPr>
+        <w:t xml:space="preserve">سوره انفال، آیه ۵۸.</w:t>
+      </w:r>
+    </w:p>
+  </w:footnote>
+  <w:footnote w:id="68">
+    <w:p>
+      <w:pPr>
+        <w:bidi w:val="1"/>
+        <w:jc w:val="both"/>
+        <w:spacing w:after="40" w:line="240" w:lineRule="auto"/>
+      </w:pPr>
+      <w:r>
+        <w:rPr>
+          <w:rFonts w:ascii="B Lotus" w:hAnsi="B Lotus" w:cs="B Lotus"/>
+          <w:sz w:val="20"/>
+          <w:szCs w:val="20"/>
+        </w:rPr>
+        <w:footnoteRef/>
+      </w:r>
+      <w:r>
+        <w:rPr>
+          <w:rFonts w:ascii="B Lotus" w:hAnsi="B Lotus" w:cs="B Lotus"/>
+          <w:sz w:val="20"/>
+          <w:szCs w:val="20"/>
+        </w:rPr>
+        <w:t xml:space="preserve"> </w:t>
+      </w:r>
+      <w:r>
+        <w:rPr>
+          <w:rFonts w:ascii="B Lotus" w:hAnsi="B Lotus" w:cs="B Lotus"/>
+          <w:sz w:val="20"/>
+          <w:szCs w:val="20"/>
+        </w:rPr>
+        <w:t xml:space="preserve">حر عاملی، محمد بن حسن، وسائل الشیعه، ابواب جهاد (نشانی دقیق، نیازمند بررسی منبع اصلی است).</w:t>
+      </w:r>
+    </w:p>
+  </w:footnote>
+  <w:footnote w:id="69">
+    <w:p>
+      <w:pPr>
+        <w:bidi w:val="1"/>
+        <w:jc w:val="both"/>
+        <w:spacing w:after="40" w:line="240" w:lineRule="auto"/>
+      </w:pPr>
+      <w:r>
+        <w:rPr>
+          <w:rFonts w:ascii="B Lotus" w:hAnsi="B Lotus" w:cs="B Lotus"/>
+          <w:sz w:val="20"/>
+          <w:szCs w:val="20"/>
+        </w:rPr>
+        <w:footnoteRef/>
+      </w:r>
+      <w:r>
+        <w:rPr>
+          <w:rFonts w:ascii="B Lotus" w:hAnsi="B Lotus" w:cs="B Lotus"/>
+          <w:sz w:val="20"/>
+          <w:szCs w:val="20"/>
+        </w:rPr>
+        <w:t xml:space="preserve"> </w:t>
+      </w:r>
+      <w:r>
+        <w:rPr>
+          <w:rFonts w:ascii="B Lotus" w:hAnsi="B Lotus" w:cs="B Lotus"/>
+          <w:sz w:val="20"/>
+          <w:szCs w:val="20"/>
+        </w:rPr>
+        <w:t xml:space="preserve">سوره نساء، آیه ۱۴۱.</w:t>
+      </w:r>
+    </w:p>
+  </w:footnote>
+  <w:footnote w:id="70">
+    <w:p>
+      <w:pPr>
+        <w:bidi w:val="1"/>
+        <w:jc w:val="both"/>
+        <w:spacing w:after="40" w:line="240" w:lineRule="auto"/>
+      </w:pPr>
+      <w:r>
+        <w:rPr>
+          <w:rFonts w:ascii="B Lotus" w:hAnsi="B Lotus" w:cs="B Lotus"/>
+          <w:sz w:val="20"/>
+          <w:szCs w:val="20"/>
+        </w:rPr>
+        <w:footnoteRef/>
+      </w:r>
+      <w:r>
+        <w:rPr>
+          <w:rFonts w:ascii="B Lotus" w:hAnsi="B Lotus" w:cs="B Lotus"/>
+          <w:sz w:val="20"/>
+          <w:szCs w:val="20"/>
+        </w:rPr>
+        <w:t xml:space="preserve"> </w:t>
+      </w:r>
+      <w:r>
+        <w:rPr>
+          <w:rFonts w:ascii="B Lotus" w:hAnsi="B Lotus" w:cs="B Lotus"/>
+          <w:sz w:val="20"/>
+          <w:szCs w:val="20"/>
+        </w:rPr>
+        <w:t xml:space="preserve">سوره نساء، آیه ۵۸.</w:t>
+      </w:r>
+    </w:p>
+  </w:footnote>
+  <w:footnote w:id="71">
+    <w:p>
+      <w:pPr>
+        <w:bidi w:val="1"/>
+        <w:jc w:val="both"/>
+        <w:spacing w:after="40" w:line="240" w:lineRule="auto"/>
+      </w:pPr>
+      <w:r>
+        <w:rPr>
+          <w:rFonts w:ascii="B Lotus" w:hAnsi="B Lotus" w:cs="B Lotus"/>
+          <w:sz w:val="20"/>
+          <w:szCs w:val="20"/>
+        </w:rPr>
+        <w:footnoteRef/>
+      </w:r>
+      <w:r>
+        <w:rPr>
+          <w:rFonts w:ascii="B Lotus" w:hAnsi="B Lotus" w:cs="B Lotus"/>
+          <w:sz w:val="20"/>
+          <w:szCs w:val="20"/>
+        </w:rPr>
+        <w:t xml:space="preserve"> </w:t>
+      </w:r>
+      <w:r>
+        <w:rPr>
+          <w:rFonts w:ascii="B Lotus" w:hAnsi="B Lotus" w:cs="B Lotus"/>
+          <w:sz w:val="20"/>
+          <w:szCs w:val="20"/>
+        </w:rPr>
+        <w:t xml:space="preserve">ر.ک: علامه طباطبایی، سیدمحمدحسین، المیزان فی تفسیر القرآن، ذیل آیه ۵۸ نساء (مشخصات چاپ، نیازمند بررسی منبع اصلی است).</w:t>
+      </w:r>
+    </w:p>
+  </w:footnote>
+  <w:footnote w:id="72">
+    <w:p>
+      <w:pPr>
+        <w:bidi w:val="1"/>
+        <w:jc w:val="both"/>
+        <w:spacing w:after="40" w:line="240" w:lineRule="auto"/>
+      </w:pPr>
+      <w:r>
+        <w:rPr>
+          <w:rFonts w:ascii="B Lotus" w:hAnsi="B Lotus" w:cs="B Lotus"/>
+          <w:sz w:val="20"/>
+          <w:szCs w:val="20"/>
+        </w:rPr>
+        <w:footnoteRef/>
+      </w:r>
+      <w:r>
+        <w:rPr>
+          <w:rFonts w:ascii="B Lotus" w:hAnsi="B Lotus" w:cs="B Lotus"/>
+          <w:sz w:val="20"/>
+          <w:szCs w:val="20"/>
+        </w:rPr>
+        <w:t xml:space="preserve"> </w:t>
+      </w:r>
+      <w:r>
+        <w:rPr>
+          <w:rFonts w:ascii="B Lotus" w:hAnsi="B Lotus" w:cs="B Lotus"/>
+          <w:sz w:val="20"/>
+          <w:szCs w:val="20"/>
+        </w:rPr>
+        <w:t xml:space="preserve">سوره مائده، آیه ۸۹.</w:t>
+      </w:r>
+    </w:p>
+  </w:footnote>
+  <w:footnote w:id="73">
+    <w:p>
+      <w:pPr>
+        <w:bidi w:val="1"/>
+        <w:jc w:val="both"/>
+        <w:spacing w:after="40" w:line="240" w:lineRule="auto"/>
+      </w:pPr>
+      <w:r>
+        <w:rPr>
+          <w:rFonts w:ascii="B Lotus" w:hAnsi="B Lotus" w:cs="B Lotus"/>
+          <w:sz w:val="20"/>
+          <w:szCs w:val="20"/>
+        </w:rPr>
+        <w:footnoteRef/>
+      </w:r>
+      <w:r>
+        <w:rPr>
+          <w:rFonts w:ascii="B Lotus" w:hAnsi="B Lotus" w:cs="B Lotus"/>
+          <w:sz w:val="20"/>
+          <w:szCs w:val="20"/>
+        </w:rPr>
+        <w:t xml:space="preserve"> </w:t>
+      </w:r>
+      <w:r>
+        <w:rPr>
+          <w:rFonts w:ascii="B Lotus" w:hAnsi="B Lotus" w:cs="B Lotus"/>
+          <w:sz w:val="20"/>
+          <w:szCs w:val="20"/>
+        </w:rPr>
+        <w:t xml:space="preserve">شیخ صدوق، محمد بن علی، الخصال؛ و حر عاملی، محمد بن حسن، وسائل الشیعه (نشانی دقیق، نیازمند بررسی منبع اصلی است).</w:t>
+      </w:r>
+    </w:p>
+  </w:footnote>
+  <w:footnote w:id="74">
+    <w:p>
+      <w:pPr>
+        <w:bidi w:val="1"/>
+        <w:jc w:val="both"/>
+        <w:spacing w:after="40" w:line="240" w:lineRule="auto"/>
+      </w:pPr>
+      <w:r>
+        <w:rPr>
+          <w:rFonts w:ascii="B Lotus" w:hAnsi="B Lotus" w:cs="B Lotus"/>
+          <w:sz w:val="20"/>
+          <w:szCs w:val="20"/>
+        </w:rPr>
+        <w:footnoteRef/>
+      </w:r>
+      <w:r>
+        <w:rPr>
+          <w:rFonts w:ascii="B Lotus" w:hAnsi="B Lotus" w:cs="B Lotus"/>
+          <w:sz w:val="20"/>
+          <w:szCs w:val="20"/>
+        </w:rPr>
+        <w:t xml:space="preserve"> </w:t>
+      </w:r>
+      <w:r>
+        <w:rPr>
+          <w:rFonts w:ascii="B Lotus" w:hAnsi="B Lotus" w:cs="B Lotus"/>
+          <w:sz w:val="20"/>
+          <w:szCs w:val="20"/>
+        </w:rPr>
+        <w:t xml:space="preserve">ر.ک: ابن‌هشام، السیرة النبویة، ماجرای هجرت و میثاق مدینه (مشخصات چاپ، نیازمند بررسی منبع اصلی است).</w:t>
+      </w:r>
+    </w:p>
+  </w:footnote>
+  <w:footnote w:id="75">
+    <w:p>
+      <w:pPr>
+        <w:bidi w:val="1"/>
+        <w:jc w:val="both"/>
+        <w:spacing w:after="40" w:line="240" w:lineRule="auto"/>
+      </w:pPr>
+      <w:r>
+        <w:rPr>
+          <w:rFonts w:ascii="B Lotus" w:hAnsi="B Lotus" w:cs="B Lotus"/>
+          <w:sz w:val="20"/>
+          <w:szCs w:val="20"/>
+        </w:rPr>
+        <w:footnoteRef/>
+      </w:r>
+      <w:r>
+        <w:rPr>
+          <w:rFonts w:ascii="B Lotus" w:hAnsi="B Lotus" w:cs="B Lotus"/>
+          <w:sz w:val="20"/>
+          <w:szCs w:val="20"/>
+        </w:rPr>
+        <w:t xml:space="preserve"> </w:t>
+      </w:r>
+      <w:r>
+        <w:rPr>
+          <w:rFonts w:ascii="B Lotus" w:hAnsi="B Lotus" w:cs="B Lotus"/>
+          <w:sz w:val="20"/>
+          <w:szCs w:val="20"/>
+        </w:rPr>
+        <w:t xml:space="preserve">ر.ک: ابن‌هشام، السیرة النبویة، ماجرای نجران (مشخصات چاپ، نیازمند بررسی منبع اصلی است).</w:t>
+      </w:r>
+    </w:p>
+  </w:footnote>
+  <w:footnote w:id="76">
+    <w:p>
+      <w:pPr>
+        <w:bidi w:val="1"/>
+        <w:jc w:val="both"/>
+        <w:spacing w:after="40" w:line="240" w:lineRule="auto"/>
+      </w:pPr>
+      <w:r>
+        <w:rPr>
+          <w:rFonts w:ascii="B Lotus" w:hAnsi="B Lotus" w:cs="B Lotus"/>
+          <w:sz w:val="20"/>
+          <w:szCs w:val="20"/>
+        </w:rPr>
+        <w:footnoteRef/>
+      </w:r>
+      <w:r>
+        <w:rPr>
+          <w:rFonts w:ascii="B Lotus" w:hAnsi="B Lotus" w:cs="B Lotus"/>
+          <w:sz w:val="20"/>
+          <w:szCs w:val="20"/>
+        </w:rPr>
+        <w:t xml:space="preserve"> </w:t>
+      </w:r>
+      <w:r>
+        <w:rPr>
+          <w:rFonts w:ascii="B Lotus" w:hAnsi="B Lotus" w:cs="B Lotus"/>
+          <w:sz w:val="20"/>
+          <w:szCs w:val="20"/>
+        </w:rPr>
+        <w:t xml:space="preserve">نجفی، محمدحسن (صاحب جواهر)، جواهر الکلام، کتاب الجهاد، احکام هدنه (مشخصات چاپ و نشانی دقیق، نیازمند بررسی منبع اصلی است).</w:t>
+      </w:r>
+    </w:p>
+  </w:footnote>
+  <w:footnote w:id="77">
+    <w:p>
+      <w:pPr>
+        <w:bidi w:val="1"/>
+        <w:jc w:val="both"/>
+        <w:spacing w:after="40" w:line="240" w:lineRule="auto"/>
+      </w:pPr>
+      <w:r>
+        <w:rPr>
+          <w:rFonts w:ascii="B Lotus" w:hAnsi="B Lotus" w:cs="B Lotus"/>
+          <w:sz w:val="20"/>
+          <w:szCs w:val="20"/>
+        </w:rPr>
+        <w:footnoteRef/>
+      </w:r>
+      <w:r>
+        <w:rPr>
+          <w:rFonts w:ascii="B Lotus" w:hAnsi="B Lotus" w:cs="B Lotus"/>
+          <w:sz w:val="20"/>
+          <w:szCs w:val="20"/>
+        </w:rPr>
+        <w:t xml:space="preserve"> </w:t>
+      </w:r>
+      <w:r>
+        <w:rPr>
+          <w:rFonts w:ascii="B Lotus" w:hAnsi="B Lotus" w:cs="B Lotus"/>
+          <w:sz w:val="20"/>
+          <w:szCs w:val="20"/>
+        </w:rPr>
+        <w:t xml:space="preserve">امام خمینی، سیدروح‌الله، تحریر الوسیله، کتاب الجهاد و الامر بالمعروف (نشانی دقیق، نیازمند بررسی منبع اصلی است).</w:t>
+      </w:r>
+    </w:p>
+  </w:footnote>
+  <w:footnote w:id="78">
+    <w:p>
+      <w:pPr>
+        <w:bidi w:val="1"/>
+        <w:jc w:val="both"/>
+        <w:spacing w:after="40" w:line="240" w:lineRule="auto"/>
+      </w:pPr>
+      <w:r>
+        <w:rPr>
+          <w:rFonts w:ascii="B Lotus" w:hAnsi="B Lotus" w:cs="B Lotus"/>
+          <w:sz w:val="20"/>
+          <w:szCs w:val="20"/>
+        </w:rPr>
+        <w:footnoteRef/>
+      </w:r>
+      <w:r>
+        <w:rPr>
+          <w:rFonts w:ascii="B Lotus" w:hAnsi="B Lotus" w:cs="B Lotus"/>
+          <w:sz w:val="20"/>
+          <w:szCs w:val="20"/>
+        </w:rPr>
+        <w:t xml:space="preserve"> </w:t>
+      </w:r>
+      <w:r>
+        <w:rPr>
+          <w:rFonts w:ascii="B Lotus" w:hAnsi="B Lotus" w:cs="B Lotus"/>
+          <w:sz w:val="20"/>
+          <w:szCs w:val="20"/>
+        </w:rPr>
+        <w:t xml:space="preserve">شیخ انصاری، مرتضی، المکاسب، کتاب البیع، مبحث لزوم (نشانی دقیق، نیازمند بررسی منبع اصلی است).</w:t>
+      </w:r>
+    </w:p>
+  </w:footnote>
+  <w:footnote w:id="79">
+    <w:p>
+      <w:pPr>
+        <w:bidi w:val="1"/>
+        <w:jc w:val="both"/>
+        <w:spacing w:after="40" w:line="240" w:lineRule="auto"/>
+      </w:pPr>
+      <w:r>
+        <w:rPr>
+          <w:rFonts w:ascii="B Lotus" w:hAnsi="B Lotus" w:cs="B Lotus"/>
+          <w:sz w:val="20"/>
+          <w:szCs w:val="20"/>
+        </w:rPr>
+        <w:footnoteRef/>
+      </w:r>
+      <w:r>
+        <w:rPr>
+          <w:rFonts w:ascii="B Lotus" w:hAnsi="B Lotus" w:cs="B Lotus"/>
+          <w:sz w:val="20"/>
+          <w:szCs w:val="20"/>
+        </w:rPr>
+        <w:t xml:space="preserve"> </w:t>
+      </w:r>
+      <w:r>
+        <w:rPr>
+          <w:rFonts w:ascii="B Lotus" w:hAnsi="B Lotus" w:cs="B Lotus"/>
+          <w:sz w:val="20"/>
+          <w:szCs w:val="20"/>
+        </w:rPr>
+        <w:t xml:space="preserve">ر.ک: راغب اصفهانی، حسین بن محمد، مفردات الفاظ القرآن، ماده «عهد» (مشخصات چاپ، نیازمند بررسی منبع اصلی است).</w:t>
+      </w:r>
+    </w:p>
+  </w:footnote>
+  <w:footnote w:id="80">
+    <w:p>
+      <w:pPr>
+        <w:bidi w:val="1"/>
+        <w:jc w:val="both"/>
+        <w:spacing w:after="40" w:line="240" w:lineRule="auto"/>
+      </w:pPr>
+      <w:r>
+        <w:rPr>
+          <w:rFonts w:ascii="B Lotus" w:hAnsi="B Lotus" w:cs="B Lotus"/>
+          <w:sz w:val="20"/>
+          <w:szCs w:val="20"/>
+        </w:rPr>
+        <w:footnoteRef/>
+      </w:r>
+      <w:r>
+        <w:rPr>
+          <w:rFonts w:ascii="B Lotus" w:hAnsi="B Lotus" w:cs="B Lotus"/>
+          <w:sz w:val="20"/>
+          <w:szCs w:val="20"/>
+        </w:rPr>
+        <w:t xml:space="preserve"> </w:t>
+      </w:r>
+      <w:r>
+        <w:rPr>
+          <w:rFonts w:ascii="B Lotus" w:hAnsi="B Lotus" w:cs="B Lotus"/>
+          <w:sz w:val="20"/>
+          <w:szCs w:val="20"/>
+        </w:rPr>
+        <w:t xml:space="preserve">ر.ک: راغب اصفهانی، حسین بن محمد، مفردات الفاظ القرآن، ماده «عقد» (مشخصات چاپ، نیازمند بررسی منبع اصلی است).</w:t>
+      </w:r>
+    </w:p>
+  </w:footnote>
+  <w:footnote w:id="81">
+    <w:p>
+      <w:pPr>
+        <w:bidi w:val="1"/>
+        <w:jc w:val="both"/>
+        <w:spacing w:after="40" w:line="240" w:lineRule="auto"/>
+      </w:pPr>
+      <w:r>
+        <w:rPr>
+          <w:rFonts w:ascii="B Lotus" w:hAnsi="B Lotus" w:cs="B Lotus"/>
+          <w:sz w:val="20"/>
+          <w:szCs w:val="20"/>
+        </w:rPr>
+        <w:footnoteRef/>
+      </w:r>
+      <w:r>
+        <w:rPr>
+          <w:rFonts w:ascii="B Lotus" w:hAnsi="B Lotus" w:cs="B Lotus"/>
+          <w:sz w:val="20"/>
+          <w:szCs w:val="20"/>
+        </w:rPr>
+        <w:t xml:space="preserve"> </w:t>
+      </w:r>
+      <w:r>
+        <w:rPr>
+          <w:rFonts w:ascii="B Lotus" w:hAnsi="B Lotus" w:cs="B Lotus"/>
+          <w:sz w:val="20"/>
+          <w:szCs w:val="20"/>
+        </w:rPr>
+        <w:t xml:space="preserve">ر.ک: راغب اصفهانی، حسین بن محمد، مفردات الفاظ القرآن، ماده «وثق» (مشخصات چاپ، نیازمند بررسی منبع اصلی است).</w:t>
+      </w:r>
+    </w:p>
+  </w:footnote>
+  <w:footnote w:id="82">
+    <w:p>
+      <w:pPr>
+        <w:bidi w:val="1"/>
+        <w:jc w:val="both"/>
+        <w:spacing w:after="40" w:line="240" w:lineRule="auto"/>
+      </w:pPr>
+      <w:r>
+        <w:rPr>
+          <w:rFonts w:ascii="B Lotus" w:hAnsi="B Lotus" w:cs="B Lotus"/>
+          <w:sz w:val="20"/>
+          <w:szCs w:val="20"/>
+        </w:rPr>
+        <w:footnoteRef/>
+      </w:r>
+      <w:r>
+        <w:rPr>
+          <w:rFonts w:ascii="B Lotus" w:hAnsi="B Lotus" w:cs="B Lotus"/>
+          <w:sz w:val="20"/>
+          <w:szCs w:val="20"/>
+        </w:rPr>
+        <w:t xml:space="preserve"> </w:t>
+      </w:r>
+      <w:r>
+        <w:rPr>
+          <w:rFonts w:ascii="B Lotus" w:hAnsi="B Lotus" w:cs="B Lotus"/>
+          <w:sz w:val="20"/>
+          <w:szCs w:val="20"/>
+        </w:rPr>
+        <w:t xml:space="preserve">سوره آل‌عمران، آیه ۹.</w:t>
+      </w:r>
+    </w:p>
+  </w:footnote>
+  <w:footnote w:id="83">
+    <w:p>
+      <w:pPr>
+        <w:bidi w:val="1"/>
+        <w:jc w:val="both"/>
+        <w:spacing w:after="40" w:line="240" w:lineRule="auto"/>
+      </w:pPr>
+      <w:r>
+        <w:rPr>
+          <w:rFonts w:ascii="B Lotus" w:hAnsi="B Lotus" w:cs="B Lotus"/>
+          <w:sz w:val="20"/>
+          <w:szCs w:val="20"/>
+        </w:rPr>
+        <w:footnoteRef/>
+      </w:r>
+      <w:r>
+        <w:rPr>
+          <w:rFonts w:ascii="B Lotus" w:hAnsi="B Lotus" w:cs="B Lotus"/>
+          <w:sz w:val="20"/>
+          <w:szCs w:val="20"/>
+        </w:rPr>
+        <w:t xml:space="preserve"> </w:t>
+      </w:r>
+      <w:r>
+        <w:rPr>
+          <w:rFonts w:ascii="B Lotus" w:hAnsi="B Lotus" w:cs="B Lotus"/>
+          <w:sz w:val="20"/>
+          <w:szCs w:val="20"/>
+        </w:rPr>
+        <w:t xml:space="preserve">ر.ک: آخوند خراسانی، محمدکاظم، کفایة الاصول، مبحث تزاحم؛ و میرزای نائینی، محمدحسین، فوائد الاصول، مبحث تزاحم (مشخصات چاپ، نیازمند بررسی منبع اصلی است).</w:t>
+      </w:r>
+    </w:p>
+  </w:footnote>
+  <w:footnote w:id="84">
+    <w:p>
+      <w:pPr>
+        <w:bidi w:val="1"/>
+        <w:jc w:val="both"/>
+        <w:spacing w:after="40" w:line="240" w:lineRule="auto"/>
+      </w:pPr>
+      <w:r>
+        <w:rPr>
+          <w:rFonts w:ascii="B Lotus" w:hAnsi="B Lotus" w:cs="B Lotus"/>
+          <w:sz w:val="20"/>
+          <w:szCs w:val="20"/>
+        </w:rPr>
+        <w:footnoteRef/>
+      </w:r>
+      <w:r>
+        <w:rPr>
+          <w:rFonts w:ascii="B Lotus" w:hAnsi="B Lotus" w:cs="B Lotus"/>
+          <w:sz w:val="20"/>
+          <w:szCs w:val="20"/>
+        </w:rPr>
+        <w:t xml:space="preserve"> </w:t>
+      </w:r>
+      <w:r>
+        <w:rPr>
+          <w:rFonts w:ascii="B Lotus" w:hAnsi="B Lotus" w:cs="B Lotus"/>
+          <w:sz w:val="20"/>
+          <w:szCs w:val="20"/>
+        </w:rPr>
+        <w:t xml:space="preserve">امام خمینی، سیدروح‌الله، صحیفه امام، نامه به حجت‌الاسلام قدیری (نشانی دقیق، نیازمند بررسی منبع اصلی است).</w:t>
+      </w:r>
+    </w:p>
+  </w:footnote>
+  <w:footnote w:id="85">
+    <w:p>
+      <w:pPr>
+        <w:bidi w:val="1"/>
+        <w:jc w:val="both"/>
+        <w:spacing w:after="40" w:line="240" w:lineRule="auto"/>
+      </w:pPr>
+      <w:r>
+        <w:rPr>
+          <w:rFonts w:ascii="B Lotus" w:hAnsi="B Lotus" w:cs="B Lotus"/>
+          <w:sz w:val="20"/>
+          <w:szCs w:val="20"/>
+        </w:rPr>
+        <w:footnoteRef/>
+      </w:r>
+      <w:r>
+        <w:rPr>
+          <w:rFonts w:ascii="B Lotus" w:hAnsi="B Lotus" w:cs="B Lotus"/>
+          <w:sz w:val="20"/>
+          <w:szCs w:val="20"/>
+        </w:rPr>
+        <w:t xml:space="preserve"> </w:t>
+      </w:r>
+      <w:r>
+        <w:rPr>
+          <w:rFonts w:ascii="B Lotus" w:hAnsi="B Lotus" w:cs="B Lotus"/>
+          <w:sz w:val="20"/>
+          <w:szCs w:val="20"/>
+        </w:rPr>
+        <w:t xml:space="preserve">شیخ صدوق، محمد بن علی، من لایحضره الفقیه؛ و کلینی، محمد بن یعقوب، الکافی (نشانی دقیق، نیازمند بررسی منبع اصلی است).</w:t>
+      </w:r>
+    </w:p>
+  </w:footnote>
+  <w:footnote w:id="86">
+    <w:p>
+      <w:pPr>
+        <w:bidi w:val="1"/>
+        <w:jc w:val="both"/>
+        <w:spacing w:after="40" w:line="240" w:lineRule="auto"/>
+      </w:pPr>
+      <w:r>
+        <w:rPr>
+          <w:rFonts w:ascii="B Lotus" w:hAnsi="B Lotus" w:cs="B Lotus"/>
+          <w:sz w:val="20"/>
+          <w:szCs w:val="20"/>
+        </w:rPr>
+        <w:footnoteRef/>
+      </w:r>
+      <w:r>
+        <w:rPr>
+          <w:rFonts w:ascii="B Lotus" w:hAnsi="B Lotus" w:cs="B Lotus"/>
+          <w:sz w:val="20"/>
+          <w:szCs w:val="20"/>
+        </w:rPr>
+        <w:t xml:space="preserve"> </w:t>
+      </w:r>
+      <w:r>
+        <w:rPr>
+          <w:rFonts w:ascii="B Lotus" w:hAnsi="B Lotus" w:cs="B Lotus"/>
+          <w:sz w:val="20"/>
+          <w:szCs w:val="20"/>
+        </w:rPr>
+        <w:t xml:space="preserve">سوره حج، آیه ۷۸.</w:t>
+      </w:r>
+    </w:p>
+  </w:footnote>
+  <w:footnote w:id="87">
+    <w:p>
+      <w:pPr>
+        <w:bidi w:val="1"/>
+        <w:jc w:val="both"/>
+        <w:spacing w:after="40" w:line="240" w:lineRule="auto"/>
+      </w:pPr>
+      <w:r>
+        <w:rPr>
+          <w:rFonts w:ascii="B Lotus" w:hAnsi="B Lotus" w:cs="B Lotus"/>
+          <w:sz w:val="20"/>
+          <w:szCs w:val="20"/>
+        </w:rPr>
+        <w:footnoteRef/>
+      </w:r>
+      <w:r>
+        <w:rPr>
+          <w:rFonts w:ascii="B Lotus" w:hAnsi="B Lotus" w:cs="B Lotus"/>
+          <w:sz w:val="20"/>
+          <w:szCs w:val="20"/>
+        </w:rPr>
+        <w:t xml:space="preserve"> </w:t>
+      </w:r>
+      <w:r>
+        <w:rPr>
+          <w:rFonts w:ascii="B Lotus" w:hAnsi="B Lotus" w:cs="B Lotus"/>
+          <w:sz w:val="20"/>
+          <w:szCs w:val="20"/>
+        </w:rPr>
+        <w:t xml:space="preserve">امام خمینی، سیدروح‌الله، صحیفه امام (نشانی دقیق، نیازمند بررسی منبع اصلی است).</w:t>
+      </w:r>
+    </w:p>
+  </w:footnote>
+  <w:footnote w:id="88">
+    <w:p>
+      <w:pPr>
+        <w:bidi w:val="1"/>
+        <w:jc w:val="both"/>
+        <w:spacing w:after="40" w:line="240" w:lineRule="auto"/>
+      </w:pPr>
+      <w:r>
+        <w:rPr>
+          <w:rFonts w:ascii="B Lotus" w:hAnsi="B Lotus" w:cs="B Lotus"/>
+          <w:sz w:val="20"/>
+          <w:szCs w:val="20"/>
+        </w:rPr>
+        <w:footnoteRef/>
+      </w:r>
+      <w:r>
+        <w:rPr>
+          <w:rFonts w:ascii="B Lotus" w:hAnsi="B Lotus" w:cs="B Lotus"/>
+          <w:sz w:val="20"/>
+          <w:szCs w:val="20"/>
+        </w:rPr>
+        <w:t xml:space="preserve"> </w:t>
+      </w:r>
+      <w:r>
+        <w:rPr>
+          <w:rFonts w:ascii="B Lotus" w:hAnsi="B Lotus" w:cs="B Lotus"/>
+          <w:sz w:val="20"/>
+          <w:szCs w:val="20"/>
+        </w:rPr>
+        <w:t xml:space="preserve">نراقی، ملا احمد، عوائد الایام، عائده ولایت فقیه (مشخصات چاپ و نشانی دقیق، نیازمند بررسی منبع اصلی است).</w:t>
+      </w:r>
+    </w:p>
+  </w:footnote>
+  <w:footnote w:id="89">
+    <w:p>
+      <w:pPr>
+        <w:bidi w:val="1"/>
+        <w:jc w:val="both"/>
+        <w:spacing w:after="40" w:line="240" w:lineRule="auto"/>
+      </w:pPr>
+      <w:r>
+        <w:rPr>
+          <w:rFonts w:ascii="B Lotus" w:hAnsi="B Lotus" w:cs="B Lotus"/>
+          <w:sz w:val="20"/>
+          <w:szCs w:val="20"/>
+        </w:rPr>
+        <w:footnoteRef/>
+      </w:r>
+      <w:r>
+        <w:rPr>
+          <w:rFonts w:ascii="B Lotus" w:hAnsi="B Lotus" w:cs="B Lotus"/>
+          <w:sz w:val="20"/>
+          <w:szCs w:val="20"/>
+        </w:rPr>
+        <w:t xml:space="preserve"> </w:t>
+      </w:r>
+      <w:r>
+        <w:rPr>
+          <w:rFonts w:ascii="B Lotus" w:hAnsi="B Lotus" w:cs="B Lotus"/>
+          <w:sz w:val="20"/>
+          <w:szCs w:val="20"/>
+        </w:rPr>
+        <w:t xml:space="preserve">میرزای نائینی، محمدحسین، تنبیه الامه و تنزیه المله، تهران (مشخصات چاپ، نیازمند بررسی منبع اصلی است).</w:t>
+      </w:r>
+    </w:p>
+  </w:footnote>
+  <w:footnote w:id="90">
+    <w:p>
+      <w:pPr>
+        <w:bidi w:val="1"/>
+        <w:jc w:val="both"/>
+        <w:spacing w:after="40" w:line="240" w:lineRule="auto"/>
+      </w:pPr>
+      <w:r>
+        <w:rPr>
+          <w:rFonts w:ascii="B Lotus" w:hAnsi="B Lotus" w:cs="B Lotus"/>
+          <w:sz w:val="20"/>
+          <w:szCs w:val="20"/>
+        </w:rPr>
+        <w:footnoteRef/>
+      </w:r>
+      <w:r>
+        <w:rPr>
+          <w:rFonts w:ascii="B Lotus" w:hAnsi="B Lotus" w:cs="B Lotus"/>
+          <w:sz w:val="20"/>
+          <w:szCs w:val="20"/>
+        </w:rPr>
+        <w:t xml:space="preserve"> </w:t>
+      </w:r>
+      <w:r>
+        <w:rPr>
+          <w:rFonts w:ascii="B Lotus" w:hAnsi="B Lotus" w:cs="B Lotus"/>
+          <w:sz w:val="20"/>
+          <w:szCs w:val="20"/>
+        </w:rPr>
+        <w:t xml:space="preserve">امام خمینی، سیدروح‌الله، ولایت فقیه (حکومت اسلامی) (مشخصات چاپ، نیازمند بررسی منبع اصلی است).</w:t>
+      </w:r>
+    </w:p>
+  </w:footnote>
+  <w:footnote w:id="91">
+    <w:p>
+      <w:pPr>
+        <w:bidi w:val="1"/>
+        <w:jc w:val="both"/>
+        <w:spacing w:after="40" w:line="240" w:lineRule="auto"/>
+      </w:pPr>
+      <w:r>
+        <w:rPr>
+          <w:rFonts w:ascii="B Lotus" w:hAnsi="B Lotus" w:cs="B Lotus"/>
+          <w:sz w:val="20"/>
+          <w:szCs w:val="20"/>
+        </w:rPr>
+        <w:footnoteRef/>
+      </w:r>
+      <w:r>
+        <w:rPr>
+          <w:rFonts w:ascii="B Lotus" w:hAnsi="B Lotus" w:cs="B Lotus"/>
+          <w:sz w:val="20"/>
+          <w:szCs w:val="20"/>
+        </w:rPr>
+        <w:t xml:space="preserve"> </w:t>
+      </w:r>
+      <w:r>
+        <w:rPr>
+          <w:rFonts w:ascii="B Lotus" w:hAnsi="B Lotus" w:cs="B Lotus"/>
+          <w:sz w:val="20"/>
+          <w:szCs w:val="20"/>
+        </w:rPr>
+        <w:t xml:space="preserve">امام خمینی، سیدروح‌الله، صحیفه امام، نامه به حجت‌الاسلام قدیری (نشانی دقیق، نیازمند بررسی منبع اصلی است).</w:t>
+      </w:r>
+    </w:p>
+  </w:footnote>
+  <w:footnote w:id="92">
+    <w:p>
+      <w:pPr>
+        <w:bidi w:val="1"/>
+        <w:jc w:val="both"/>
+        <w:spacing w:after="40" w:line="240" w:lineRule="auto"/>
+      </w:pPr>
+      <w:r>
+        <w:rPr>
+          <w:rFonts w:ascii="B Lotus" w:hAnsi="B Lotus" w:cs="B Lotus"/>
+          <w:sz w:val="20"/>
+          <w:szCs w:val="20"/>
+        </w:rPr>
+        <w:footnoteRef/>
+      </w:r>
+      <w:r>
+        <w:rPr>
+          <w:rFonts w:ascii="B Lotus" w:hAnsi="B Lotus" w:cs="B Lotus"/>
+          <w:sz w:val="20"/>
+          <w:szCs w:val="20"/>
+        </w:rPr>
+        <w:t xml:space="preserve"> </w:t>
+      </w:r>
+      <w:r>
+        <w:rPr>
+          <w:rFonts w:ascii="B Lotus" w:hAnsi="B Lotus" w:cs="B Lotus"/>
+          <w:sz w:val="20"/>
+          <w:szCs w:val="20"/>
+        </w:rPr>
+        <w:t xml:space="preserve">ر.ک: شیخ مفید، محمد بن محمد، الارشاد، احوال امام حسن؛ و طبری، محمد بن جریر، تاریخ الامم و الملوک، حوادث سال ۴۱ (مشخصات چاپ، نیازمند بررسی منبع اصلی است).</w:t>
+      </w:r>
+    </w:p>
+  </w:footnote>
+  <w:footnote w:id="93">
+    <w:p>
+      <w:pPr>
+        <w:bidi w:val="1"/>
+        <w:jc w:val="both"/>
+        <w:spacing w:after="40" w:line="240" w:lineRule="auto"/>
+      </w:pPr>
+      <w:r>
+        <w:rPr>
+          <w:rFonts w:ascii="B Lotus" w:hAnsi="B Lotus" w:cs="B Lotus"/>
+          <w:sz w:val="20"/>
+          <w:szCs w:val="20"/>
+        </w:rPr>
+        <w:footnoteRef/>
+      </w:r>
+      <w:r>
+        <w:rPr>
+          <w:rFonts w:ascii="B Lotus" w:hAnsi="B Lotus" w:cs="B Lotus"/>
+          <w:sz w:val="20"/>
+          <w:szCs w:val="20"/>
+        </w:rPr>
+        <w:t xml:space="preserve"> </w:t>
+      </w:r>
+      <w:r>
+        <w:rPr>
+          <w:rFonts w:ascii="B Lotus" w:hAnsi="B Lotus" w:cs="B Lotus"/>
+          <w:sz w:val="20"/>
+          <w:szCs w:val="20"/>
+        </w:rPr>
+        <w:t xml:space="preserve">ر.ک: آخوند خراسانی، محمدکاظم، کفایة الاصول، مبحث تزاحم؛ و میرزای نائینی، محمدحسین، فوائد الاصول، مبحث تزاحم (مشخصات چاپ، نیازمند بررسی منبع اصلی است).</w:t>
+      </w:r>
+    </w:p>
+  </w:footnote>
+  <w:footnote w:id="94">
+    <w:p>
+      <w:pPr>
+        <w:bidi w:val="1"/>
+        <w:jc w:val="both"/>
+        <w:spacing w:after="40" w:line="240" w:lineRule="auto"/>
+      </w:pPr>
+      <w:r>
+        <w:rPr>
+          <w:rFonts w:ascii="B Lotus" w:hAnsi="B Lotus" w:cs="B Lotus"/>
+          <w:sz w:val="20"/>
+          <w:szCs w:val="20"/>
+        </w:rPr>
+        <w:footnoteRef/>
+      </w:r>
+      <w:r>
+        <w:rPr>
+          <w:rFonts w:ascii="B Lotus" w:hAnsi="B Lotus" w:cs="B Lotus"/>
+          <w:sz w:val="20"/>
+          <w:szCs w:val="20"/>
+        </w:rPr>
+        <w:t xml:space="preserve"> </w:t>
+      </w:r>
+      <w:r>
+        <w:rPr>
+          <w:rFonts w:ascii="B Lotus" w:hAnsi="B Lotus" w:cs="B Lotus"/>
+          <w:sz w:val="20"/>
+          <w:szCs w:val="20"/>
+        </w:rPr>
+        <w:t xml:space="preserve">طرح مواد کمیسیون حقوق بین‌الملل درباره مسئولیت بین‌المللی دولت‌ها (۲۰۰۱). ر.ک: گزارش‌های کمیسیون حقوق بین‌الملل (نشانی دقیق، نیازمند بررسی منبع اصلی است).</w:t>
+      </w:r>
+    </w:p>
+  </w:footnote>
+  <w:footnote w:id="95">
+    <w:p>
+      <w:pPr>
+        <w:bidi w:val="1"/>
+        <w:jc w:val="both"/>
+        <w:spacing w:after="40" w:line="240" w:lineRule="auto"/>
+      </w:pPr>
+      <w:r>
+        <w:rPr>
+          <w:rFonts w:ascii="B Lotus" w:hAnsi="B Lotus" w:cs="B Lotus"/>
+          <w:sz w:val="20"/>
+          <w:szCs w:val="20"/>
+        </w:rPr>
+        <w:footnoteRef/>
+      </w:r>
+      <w:r>
+        <w:rPr>
+          <w:rFonts w:ascii="B Lotus" w:hAnsi="B Lotus" w:cs="B Lotus"/>
+          <w:sz w:val="20"/>
+          <w:szCs w:val="20"/>
+        </w:rPr>
+        <w:t xml:space="preserve"> </w:t>
+      </w:r>
+      <w:r>
+        <w:rPr>
+          <w:rFonts w:ascii="B Lotus" w:hAnsi="B Lotus" w:cs="B Lotus"/>
+          <w:sz w:val="20"/>
+          <w:szCs w:val="20"/>
+        </w:rPr>
+        <w:t xml:space="preserve">قضیه فعالیت‌های نظامی و شبه‌نظامی در نیکاراگوئه و علیه آن (نیکاراگوئه علیه ایالات متحده)، رأی دیوان بین‌المللی دادگستری، ۱۹۸۶.</w:t>
+      </w:r>
+    </w:p>
+  </w:footnote>
+  <w:footnote w:id="96">
+    <w:p>
+      <w:pPr>
+        <w:bidi w:val="1"/>
+        <w:jc w:val="both"/>
+        <w:spacing w:after="40" w:line="240" w:lineRule="auto"/>
+      </w:pPr>
+      <w:r>
+        <w:rPr>
+          <w:rFonts w:ascii="B Lotus" w:hAnsi="B Lotus" w:cs="B Lotus"/>
+          <w:sz w:val="20"/>
+          <w:szCs w:val="20"/>
+        </w:rPr>
+        <w:footnoteRef/>
+      </w:r>
+      <w:r>
+        <w:rPr>
+          <w:rFonts w:ascii="B Lotus" w:hAnsi="B Lotus" w:cs="B Lotus"/>
+          <w:sz w:val="20"/>
+          <w:szCs w:val="20"/>
+        </w:rPr>
+        <w:t xml:space="preserve"> </w:t>
+      </w:r>
+      <w:r>
+        <w:rPr>
+          <w:rFonts w:ascii="B Lotus" w:hAnsi="B Lotus" w:cs="B Lotus"/>
+          <w:sz w:val="20"/>
+          <w:szCs w:val="20"/>
+        </w:rPr>
+        <w:t xml:space="preserve">طرح مواد مسئولیت بین‌المللی دولت‌ها، مواد ۱ و ۲.</w:t>
+      </w:r>
+    </w:p>
+  </w:footnote>
+  <w:footnote w:id="97">
+    <w:p>
+      <w:pPr>
+        <w:bidi w:val="1"/>
+        <w:jc w:val="both"/>
+        <w:spacing w:after="40" w:line="240" w:lineRule="auto"/>
+      </w:pPr>
+      <w:r>
+        <w:rPr>
+          <w:rFonts w:ascii="B Lotus" w:hAnsi="B Lotus" w:cs="B Lotus"/>
+          <w:sz w:val="20"/>
+          <w:szCs w:val="20"/>
+        </w:rPr>
+        <w:footnoteRef/>
+      </w:r>
+      <w:r>
+        <w:rPr>
+          <w:rFonts w:ascii="B Lotus" w:hAnsi="B Lotus" w:cs="B Lotus"/>
+          <w:sz w:val="20"/>
+          <w:szCs w:val="20"/>
+        </w:rPr>
+        <w:t xml:space="preserve"> </w:t>
+      </w:r>
+      <w:r>
+        <w:rPr>
+          <w:rFonts w:ascii="B Lotus" w:hAnsi="B Lotus" w:cs="B Lotus"/>
+          <w:sz w:val="20"/>
+          <w:szCs w:val="20"/>
+        </w:rPr>
+        <w:t xml:space="preserve">طرح مواد مسئولیت بین‌المللی دولت‌ها، ماده ۴.</w:t>
+      </w:r>
+    </w:p>
+  </w:footnote>
+  <w:footnote w:id="98">
+    <w:p>
+      <w:pPr>
+        <w:bidi w:val="1"/>
+        <w:jc w:val="both"/>
+        <w:spacing w:after="40" w:line="240" w:lineRule="auto"/>
+      </w:pPr>
+      <w:r>
+        <w:rPr>
+          <w:rFonts w:ascii="B Lotus" w:hAnsi="B Lotus" w:cs="B Lotus"/>
+          <w:sz w:val="20"/>
+          <w:szCs w:val="20"/>
+        </w:rPr>
+        <w:footnoteRef/>
+      </w:r>
+      <w:r>
+        <w:rPr>
+          <w:rFonts w:ascii="B Lotus" w:hAnsi="B Lotus" w:cs="B Lotus"/>
+          <w:sz w:val="20"/>
+          <w:szCs w:val="20"/>
+        </w:rPr>
+        <w:t xml:space="preserve"> </w:t>
+      </w:r>
+      <w:r>
+        <w:rPr>
+          <w:rFonts w:ascii="B Lotus" w:hAnsi="B Lotus" w:cs="B Lotus"/>
+          <w:sz w:val="20"/>
+          <w:szCs w:val="20"/>
+        </w:rPr>
+        <w:t xml:space="preserve">طرح مواد مسئولیت بین‌المللی دولت‌ها، ماده ۷.</w:t>
+      </w:r>
+    </w:p>
+  </w:footnote>
+  <w:footnote w:id="99">
+    <w:p>
+      <w:pPr>
+        <w:bidi w:val="1"/>
+        <w:jc w:val="both"/>
+        <w:spacing w:after="40" w:line="240" w:lineRule="auto"/>
+      </w:pPr>
+      <w:r>
+        <w:rPr>
+          <w:rFonts w:ascii="B Lotus" w:hAnsi="B Lotus" w:cs="B Lotus"/>
+          <w:sz w:val="20"/>
+          <w:szCs w:val="20"/>
+        </w:rPr>
+        <w:footnoteRef/>
+      </w:r>
+      <w:r>
+        <w:rPr>
+          <w:rFonts w:ascii="B Lotus" w:hAnsi="B Lotus" w:cs="B Lotus"/>
+          <w:sz w:val="20"/>
+          <w:szCs w:val="20"/>
+        </w:rPr>
+        <w:t xml:space="preserve"> </w:t>
+      </w:r>
+      <w:r>
+        <w:rPr>
+          <w:rFonts w:ascii="B Lotus" w:hAnsi="B Lotus" w:cs="B Lotus"/>
+          <w:sz w:val="20"/>
+          <w:szCs w:val="20"/>
+        </w:rPr>
+        <w:t xml:space="preserve">طرح مواد مسئولیت بین‌المللی دولت‌ها، ماده ۸.</w:t>
+      </w:r>
+    </w:p>
+  </w:footnote>
+  <w:footnote w:id="100">
+    <w:p>
+      <w:pPr>
+        <w:bidi w:val="1"/>
+        <w:jc w:val="both"/>
+        <w:spacing w:after="40" w:line="240" w:lineRule="auto"/>
+      </w:pPr>
+      <w:r>
+        <w:rPr>
+          <w:rFonts w:ascii="B Lotus" w:hAnsi="B Lotus" w:cs="B Lotus"/>
+          <w:sz w:val="20"/>
+          <w:szCs w:val="20"/>
+        </w:rPr>
+        <w:footnoteRef/>
+      </w:r>
+      <w:r>
+        <w:rPr>
+          <w:rFonts w:ascii="B Lotus" w:hAnsi="B Lotus" w:cs="B Lotus"/>
+          <w:sz w:val="20"/>
+          <w:szCs w:val="20"/>
+        </w:rPr>
+        <w:t xml:space="preserve"> </w:t>
+      </w:r>
+      <w:r>
+        <w:rPr>
+          <w:rFonts w:ascii="B Lotus" w:hAnsi="B Lotus" w:cs="B Lotus"/>
+          <w:sz w:val="20"/>
+          <w:szCs w:val="20"/>
+        </w:rPr>
+        <w:t xml:space="preserve">طرح مواد مسئولیت بین‌المللی دولت‌ها، ماده ۱۱.</w:t>
+      </w:r>
+    </w:p>
+  </w:footnote>
+  <w:footnote w:id="101">
+    <w:p>
+      <w:pPr>
+        <w:bidi w:val="1"/>
+        <w:jc w:val="both"/>
+        <w:spacing w:after="40" w:line="240" w:lineRule="auto"/>
+      </w:pPr>
+      <w:r>
+        <w:rPr>
+          <w:rFonts w:ascii="B Lotus" w:hAnsi="B Lotus" w:cs="B Lotus"/>
+          <w:sz w:val="20"/>
+          <w:szCs w:val="20"/>
+        </w:rPr>
+        <w:footnoteRef/>
+      </w:r>
+      <w:r>
+        <w:rPr>
+          <w:rFonts w:ascii="B Lotus" w:hAnsi="B Lotus" w:cs="B Lotus"/>
+          <w:sz w:val="20"/>
+          <w:szCs w:val="20"/>
+        </w:rPr>
+        <w:t xml:space="preserve"> </w:t>
+      </w:r>
+      <w:r>
+        <w:rPr>
+          <w:rFonts w:ascii="B Lotus" w:hAnsi="B Lotus" w:cs="B Lotus"/>
+          <w:sz w:val="20"/>
+          <w:szCs w:val="20"/>
+        </w:rPr>
+        <w:t xml:space="preserve">قضیه کارکنان دیپلماتیک و کنسولی ایالات متحده در تهران (ایالات متحده علیه ایران)، رأی دیوان بین‌المللی دادگستری، ۱۹۸۰.</w:t>
+      </w:r>
+    </w:p>
+  </w:footnote>
+  <w:footnote w:id="102">
+    <w:p>
+      <w:pPr>
+        <w:bidi w:val="1"/>
+        <w:jc w:val="both"/>
+        <w:spacing w:after="40" w:line="240" w:lineRule="auto"/>
+      </w:pPr>
+      <w:r>
+        <w:rPr>
+          <w:rFonts w:ascii="B Lotus" w:hAnsi="B Lotus" w:cs="B Lotus"/>
+          <w:sz w:val="20"/>
+          <w:szCs w:val="20"/>
+        </w:rPr>
+        <w:footnoteRef/>
+      </w:r>
+      <w:r>
+        <w:rPr>
+          <w:rFonts w:ascii="B Lotus" w:hAnsi="B Lotus" w:cs="B Lotus"/>
+          <w:sz w:val="20"/>
+          <w:szCs w:val="20"/>
+        </w:rPr>
+        <w:t xml:space="preserve"> </w:t>
+      </w:r>
+      <w:r>
+        <w:rPr>
+          <w:rFonts w:ascii="B Lotus" w:hAnsi="B Lotus" w:cs="B Lotus"/>
+          <w:sz w:val="20"/>
+          <w:szCs w:val="20"/>
+        </w:rPr>
+        <w:t xml:space="preserve">طرح مواد مسئولیت بین‌المللی دولت‌ها، ماده ۱۲.</w:t>
+      </w:r>
+    </w:p>
+  </w:footnote>
+  <w:footnote w:id="103">
+    <w:p>
+      <w:pPr>
+        <w:bidi w:val="1"/>
+        <w:jc w:val="both"/>
+        <w:spacing w:after="40" w:line="240" w:lineRule="auto"/>
+      </w:pPr>
+      <w:r>
+        <w:rPr>
+          <w:rFonts w:ascii="B Lotus" w:hAnsi="B Lotus" w:cs="B Lotus"/>
+          <w:sz w:val="20"/>
+          <w:szCs w:val="20"/>
+        </w:rPr>
+        <w:footnoteRef/>
+      </w:r>
+      <w:r>
+        <w:rPr>
+          <w:rFonts w:ascii="B Lotus" w:hAnsi="B Lotus" w:cs="B Lotus"/>
+          <w:sz w:val="20"/>
+          <w:szCs w:val="20"/>
+        </w:rPr>
+        <w:t xml:space="preserve"> </w:t>
+      </w:r>
+      <w:r>
+        <w:rPr>
+          <w:rFonts w:ascii="B Lotus" w:hAnsi="B Lotus" w:cs="B Lotus"/>
+          <w:sz w:val="20"/>
+          <w:szCs w:val="20"/>
+        </w:rPr>
+        <w:t xml:space="preserve">طرح مواد مسئولیت بین‌المللی دولت‌ها، مواد ۱۴ و ۱۵ (به‌اجمال).</w:t>
+      </w:r>
+    </w:p>
+  </w:footnote>
+  <w:footnote w:id="104">
+    <w:p>
+      <w:pPr>
+        <w:bidi w:val="1"/>
+        <w:jc w:val="both"/>
+        <w:spacing w:after="40" w:line="240" w:lineRule="auto"/>
+      </w:pPr>
+      <w:r>
+        <w:rPr>
+          <w:rFonts w:ascii="B Lotus" w:hAnsi="B Lotus" w:cs="B Lotus"/>
+          <w:sz w:val="20"/>
+          <w:szCs w:val="20"/>
+        </w:rPr>
+        <w:footnoteRef/>
+      </w:r>
+      <w:r>
+        <w:rPr>
+          <w:rFonts w:ascii="B Lotus" w:hAnsi="B Lotus" w:cs="B Lotus"/>
+          <w:sz w:val="20"/>
+          <w:szCs w:val="20"/>
+        </w:rPr>
+        <w:t xml:space="preserve"> </w:t>
+      </w:r>
+      <w:r>
+        <w:rPr>
+          <w:rFonts w:ascii="B Lotus" w:hAnsi="B Lotus" w:cs="B Lotus"/>
+          <w:sz w:val="20"/>
+          <w:szCs w:val="20"/>
+        </w:rPr>
+        <w:t xml:space="preserve">طرح مواد مسئولیت بین‌المللی دولت‌ها، ماده ۳۲.</w:t>
+      </w:r>
+    </w:p>
+  </w:footnote>
+  <w:footnote w:id="105">
+    <w:p>
+      <w:pPr>
+        <w:bidi w:val="1"/>
+        <w:jc w:val="both"/>
+        <w:spacing w:after="40" w:line="240" w:lineRule="auto"/>
+      </w:pPr>
+      <w:r>
+        <w:rPr>
+          <w:rFonts w:ascii="B Lotus" w:hAnsi="B Lotus" w:cs="B Lotus"/>
+          <w:sz w:val="20"/>
+          <w:szCs w:val="20"/>
+        </w:rPr>
+        <w:footnoteRef/>
+      </w:r>
+      <w:r>
+        <w:rPr>
+          <w:rFonts w:ascii="B Lotus" w:hAnsi="B Lotus" w:cs="B Lotus"/>
+          <w:sz w:val="20"/>
+          <w:szCs w:val="20"/>
+        </w:rPr>
+        <w:t xml:space="preserve"> </w:t>
+      </w:r>
+      <w:r>
+        <w:rPr>
+          <w:rFonts w:ascii="B Lotus" w:hAnsi="B Lotus" w:cs="B Lotus"/>
+          <w:sz w:val="20"/>
+          <w:szCs w:val="20"/>
+        </w:rPr>
+        <w:t xml:space="preserve">طرح مواد مسئولیت بین‌المللی دولت‌ها، مواد ۲۰ تا ۲۵.</w:t>
+      </w:r>
+    </w:p>
+  </w:footnote>
+  <w:footnote w:id="106">
+    <w:p>
+      <w:pPr>
+        <w:bidi w:val="1"/>
+        <w:jc w:val="both"/>
+        <w:spacing w:after="40" w:line="240" w:lineRule="auto"/>
+      </w:pPr>
+      <w:r>
+        <w:rPr>
+          <w:rFonts w:ascii="B Lotus" w:hAnsi="B Lotus" w:cs="B Lotus"/>
+          <w:sz w:val="20"/>
+          <w:szCs w:val="20"/>
+        </w:rPr>
+        <w:footnoteRef/>
+      </w:r>
+      <w:r>
+        <w:rPr>
+          <w:rFonts w:ascii="B Lotus" w:hAnsi="B Lotus" w:cs="B Lotus"/>
+          <w:sz w:val="20"/>
+          <w:szCs w:val="20"/>
+        </w:rPr>
+        <w:t xml:space="preserve"> </w:t>
+      </w:r>
+      <w:r>
+        <w:rPr>
+          <w:rFonts w:ascii="B Lotus" w:hAnsi="B Lotus" w:cs="B Lotus"/>
+          <w:sz w:val="20"/>
+          <w:szCs w:val="20"/>
+        </w:rPr>
+        <w:t xml:space="preserve">طرح مواد مسئولیت بین‌المللی دولت‌ها، ماده ۲۵.</w:t>
+      </w:r>
+    </w:p>
+  </w:footnote>
+  <w:footnote w:id="107">
+    <w:p>
+      <w:pPr>
+        <w:bidi w:val="1"/>
+        <w:jc w:val="both"/>
+        <w:spacing w:after="40" w:line="240" w:lineRule="auto"/>
+      </w:pPr>
+      <w:r>
+        <w:rPr>
+          <w:rFonts w:ascii="B Lotus" w:hAnsi="B Lotus" w:cs="B Lotus"/>
+          <w:sz w:val="20"/>
+          <w:szCs w:val="20"/>
+        </w:rPr>
+        <w:footnoteRef/>
+      </w:r>
+      <w:r>
+        <w:rPr>
+          <w:rFonts w:ascii="B Lotus" w:hAnsi="B Lotus" w:cs="B Lotus"/>
+          <w:sz w:val="20"/>
+          <w:szCs w:val="20"/>
+        </w:rPr>
+        <w:t xml:space="preserve"> </w:t>
+      </w:r>
+      <w:r>
+        <w:rPr>
+          <w:rFonts w:ascii="B Lotus" w:hAnsi="B Lotus" w:cs="B Lotus"/>
+          <w:sz w:val="20"/>
+          <w:szCs w:val="20"/>
+        </w:rPr>
+        <w:t xml:space="preserve">طرح مواد مسئولیت بین‌المللی دولت‌ها، مواد ۲۲ و ۴۹ تا ۵۴ (به‌اجمال).</w:t>
+      </w:r>
+    </w:p>
+  </w:footnote>
+  <w:footnote w:id="108">
+    <w:p>
+      <w:pPr>
+        <w:bidi w:val="1"/>
+        <w:jc w:val="both"/>
+        <w:spacing w:after="40" w:line="240" w:lineRule="auto"/>
+      </w:pPr>
+      <w:r>
+        <w:rPr>
+          <w:rFonts w:ascii="B Lotus" w:hAnsi="B Lotus" w:cs="B Lotus"/>
+          <w:sz w:val="20"/>
+          <w:szCs w:val="20"/>
+        </w:rPr>
+        <w:footnoteRef/>
+      </w:r>
+      <w:r>
+        <w:rPr>
+          <w:rFonts w:ascii="B Lotus" w:hAnsi="B Lotus" w:cs="B Lotus"/>
+          <w:sz w:val="20"/>
+          <w:szCs w:val="20"/>
+        </w:rPr>
+        <w:t xml:space="preserve"> </w:t>
+      </w:r>
+      <w:r>
+        <w:rPr>
+          <w:rFonts w:ascii="B Lotus" w:hAnsi="B Lotus" w:cs="B Lotus"/>
+          <w:sz w:val="20"/>
+          <w:szCs w:val="20"/>
+        </w:rPr>
+        <w:t xml:space="preserve">طرح مواد مسئولیت بین‌المللی دولت‌ها، ماده ۲۳.</w:t>
+      </w:r>
+    </w:p>
+  </w:footnote>
+  <w:footnote w:id="109">
+    <w:p>
+      <w:pPr>
+        <w:bidi w:val="1"/>
+        <w:jc w:val="both"/>
+        <w:spacing w:after="40" w:line="240" w:lineRule="auto"/>
+      </w:pPr>
+      <w:r>
+        <w:rPr>
+          <w:rFonts w:ascii="B Lotus" w:hAnsi="B Lotus" w:cs="B Lotus"/>
+          <w:sz w:val="20"/>
+          <w:szCs w:val="20"/>
+        </w:rPr>
+        <w:footnoteRef/>
+      </w:r>
+      <w:r>
+        <w:rPr>
+          <w:rFonts w:ascii="B Lotus" w:hAnsi="B Lotus" w:cs="B Lotus"/>
+          <w:sz w:val="20"/>
+          <w:szCs w:val="20"/>
+        </w:rPr>
+        <w:t xml:space="preserve"> </w:t>
+      </w:r>
+      <w:r>
+        <w:rPr>
+          <w:rFonts w:ascii="B Lotus" w:hAnsi="B Lotus" w:cs="B Lotus"/>
+          <w:sz w:val="20"/>
+          <w:szCs w:val="20"/>
+        </w:rPr>
+        <w:t xml:space="preserve">طرح مواد مسئولیت بین‌المللی دولت‌ها، ماده ۲۶.</w:t>
+      </w:r>
+    </w:p>
+  </w:footnote>
+  <w:footnote w:id="110">
+    <w:p>
+      <w:pPr>
+        <w:bidi w:val="1"/>
+        <w:jc w:val="both"/>
+        <w:spacing w:after="40" w:line="240" w:lineRule="auto"/>
+      </w:pPr>
+      <w:r>
+        <w:rPr>
+          <w:rFonts w:ascii="B Lotus" w:hAnsi="B Lotus" w:cs="B Lotus"/>
+          <w:sz w:val="20"/>
+          <w:szCs w:val="20"/>
+        </w:rPr>
+        <w:footnoteRef/>
+      </w:r>
+      <w:r>
+        <w:rPr>
+          <w:rFonts w:ascii="B Lotus" w:hAnsi="B Lotus" w:cs="B Lotus"/>
+          <w:sz w:val="20"/>
+          <w:szCs w:val="20"/>
+        </w:rPr>
+        <w:t xml:space="preserve"> </w:t>
+      </w:r>
+      <w:r>
+        <w:rPr>
+          <w:rFonts w:ascii="B Lotus" w:hAnsi="B Lotus" w:cs="B Lotus"/>
+          <w:sz w:val="20"/>
+          <w:szCs w:val="20"/>
+        </w:rPr>
+        <w:t xml:space="preserve">طرح مواد مسئولیت بین‌المللی دولت‌ها، مواد ۳۰، ۳۱ و ۳۴ تا ۳۷.</w:t>
+      </w:r>
+    </w:p>
+  </w:footnote>
+  <w:footnote w:id="111">
+    <w:p>
+      <w:pPr>
+        <w:bidi w:val="1"/>
+        <w:jc w:val="both"/>
+        <w:spacing w:after="40" w:line="240" w:lineRule="auto"/>
+      </w:pPr>
+      <w:r>
+        <w:rPr>
+          <w:rFonts w:ascii="B Lotus" w:hAnsi="B Lotus" w:cs="B Lotus"/>
+          <w:sz w:val="20"/>
+          <w:szCs w:val="20"/>
+        </w:rPr>
+        <w:footnoteRef/>
+      </w:r>
+      <w:r>
+        <w:rPr>
+          <w:rFonts w:ascii="B Lotus" w:hAnsi="B Lotus" w:cs="B Lotus"/>
+          <w:sz w:val="20"/>
+          <w:szCs w:val="20"/>
+        </w:rPr>
+        <w:t xml:space="preserve"> </w:t>
+      </w:r>
+      <w:r>
+        <w:rPr>
+          <w:rFonts w:ascii="B Lotus" w:hAnsi="B Lotus" w:cs="B Lotus"/>
+          <w:sz w:val="20"/>
+          <w:szCs w:val="20"/>
+        </w:rPr>
+        <w:t xml:space="preserve">کنوانسیون وین حقوق معاهدات، مواد ۷۰ و ۷۲.</w:t>
+      </w:r>
+    </w:p>
+  </w:footnote>
+  <w:footnote w:id="112">
+    <w:p>
+      <w:pPr>
+        <w:bidi w:val="1"/>
+        <w:jc w:val="both"/>
+        <w:spacing w:after="40" w:line="240" w:lineRule="auto"/>
+      </w:pPr>
+      <w:r>
+        <w:rPr>
+          <w:rFonts w:ascii="B Lotus" w:hAnsi="B Lotus" w:cs="B Lotus"/>
+          <w:sz w:val="20"/>
+          <w:szCs w:val="20"/>
+        </w:rPr>
+        <w:footnoteRef/>
+      </w:r>
+      <w:r>
+        <w:rPr>
+          <w:rFonts w:ascii="B Lotus" w:hAnsi="B Lotus" w:cs="B Lotus"/>
+          <w:sz w:val="20"/>
+          <w:szCs w:val="20"/>
+        </w:rPr>
+        <w:t xml:space="preserve"> </w:t>
+      </w:r>
+      <w:r>
+        <w:rPr>
+          <w:rFonts w:ascii="B Lotus" w:hAnsi="B Lotus" w:cs="B Lotus"/>
+          <w:sz w:val="20"/>
+          <w:szCs w:val="20"/>
+        </w:rPr>
+        <w:t xml:space="preserve">کنوانسیون وین حقوق معاهدات، مواد ۱۹ تا ۲۳.</w:t>
+      </w:r>
+    </w:p>
+  </w:footnote>
+  <w:footnote w:id="113">
+    <w:p>
+      <w:pPr>
+        <w:bidi w:val="1"/>
+        <w:jc w:val="both"/>
+        <w:spacing w:after="40" w:line="240" w:lineRule="auto"/>
+      </w:pPr>
+      <w:r>
+        <w:rPr>
+          <w:rFonts w:ascii="B Lotus" w:hAnsi="B Lotus" w:cs="B Lotus"/>
+          <w:sz w:val="20"/>
+          <w:szCs w:val="20"/>
+        </w:rPr>
+        <w:footnoteRef/>
+      </w:r>
+      <w:r>
+        <w:rPr>
+          <w:rFonts w:ascii="B Lotus" w:hAnsi="B Lotus" w:cs="B Lotus"/>
+          <w:sz w:val="20"/>
+          <w:szCs w:val="20"/>
+        </w:rPr>
+        <w:t xml:space="preserve"> </w:t>
+      </w:r>
+      <w:r>
+        <w:rPr>
+          <w:rFonts w:ascii="B Lotus" w:hAnsi="B Lotus" w:cs="B Lotus"/>
+          <w:sz w:val="20"/>
+          <w:szCs w:val="20"/>
+        </w:rPr>
+        <w:t xml:space="preserve">طرح مواد مسئولیت بین‌المللی دولت‌ها، مواد ۴۹ تا ۵۴ (به‌اجمال).</w:t>
+      </w:r>
+    </w:p>
+  </w:footnote>
+  <w:footnote w:id="114">
+    <w:p>
+      <w:pPr>
+        <w:bidi w:val="1"/>
+        <w:jc w:val="both"/>
+        <w:spacing w:after="40" w:line="240" w:lineRule="auto"/>
+      </w:pPr>
+      <w:r>
+        <w:rPr>
+          <w:rFonts w:ascii="B Lotus" w:hAnsi="B Lotus" w:cs="B Lotus"/>
+          <w:sz w:val="20"/>
+          <w:szCs w:val="20"/>
+        </w:rPr>
+        <w:footnoteRef/>
+      </w:r>
+      <w:r>
+        <w:rPr>
+          <w:rFonts w:ascii="B Lotus" w:hAnsi="B Lotus" w:cs="B Lotus"/>
+          <w:sz w:val="20"/>
+          <w:szCs w:val="20"/>
+        </w:rPr>
+        <w:t xml:space="preserve"> </w:t>
+      </w:r>
+      <w:r>
+        <w:rPr>
+          <w:rFonts w:ascii="B Lotus" w:hAnsi="B Lotus" w:cs="B Lotus"/>
+          <w:sz w:val="20"/>
+          <w:szCs w:val="20"/>
+        </w:rPr>
+        <w:t xml:space="preserve">قضیه کارخانه کورزو (آلمان علیه لهستان)، رأی دیوان دائمی دادگستری بین‌المللی، ۱۹۲۸ (نشانی دقیق، نیازمند بررسی منبع اصلی است).</w:t>
+      </w:r>
+    </w:p>
+  </w:footnote>
+  <w:footnote w:id="115">
+    <w:p>
+      <w:pPr>
+        <w:bidi w:val="1"/>
+        <w:jc w:val="both"/>
+        <w:spacing w:after="40" w:line="240" w:lineRule="auto"/>
+      </w:pPr>
+      <w:r>
+        <w:rPr>
+          <w:rFonts w:ascii="B Lotus" w:hAnsi="B Lotus" w:cs="B Lotus"/>
+          <w:sz w:val="20"/>
+          <w:szCs w:val="20"/>
+        </w:rPr>
+        <w:footnoteRef/>
+      </w:r>
+      <w:r>
+        <w:rPr>
+          <w:rFonts w:ascii="B Lotus" w:hAnsi="B Lotus" w:cs="B Lotus"/>
+          <w:sz w:val="20"/>
+          <w:szCs w:val="20"/>
+        </w:rPr>
+        <w:t xml:space="preserve"> </w:t>
+      </w:r>
+      <w:r>
+        <w:rPr>
+          <w:rFonts w:ascii="B Lotus" w:hAnsi="B Lotus" w:cs="B Lotus"/>
+          <w:sz w:val="20"/>
+          <w:szCs w:val="20"/>
+        </w:rPr>
+        <w:t xml:space="preserve">اساسنامه دیوان بین‌المللی دادگستری، ماده ۳۶ (به‌اجمال).</w:t>
+      </w:r>
+    </w:p>
+  </w:footnote>
+  <w:footnote w:id="116">
+    <w:p>
+      <w:pPr>
+        <w:bidi w:val="1"/>
+        <w:jc w:val="both"/>
+        <w:spacing w:after="40" w:line="240" w:lineRule="auto"/>
+      </w:pPr>
+      <w:r>
+        <w:rPr>
+          <w:rFonts w:ascii="B Lotus" w:hAnsi="B Lotus" w:cs="B Lotus"/>
+          <w:sz w:val="20"/>
+          <w:szCs w:val="20"/>
+        </w:rPr>
+        <w:footnoteRef/>
+      </w:r>
+      <w:r>
+        <w:rPr>
+          <w:rFonts w:ascii="B Lotus" w:hAnsi="B Lotus" w:cs="B Lotus"/>
+          <w:sz w:val="20"/>
+          <w:szCs w:val="20"/>
+        </w:rPr>
+        <w:t xml:space="preserve"> </w:t>
+      </w:r>
+      <w:r>
+        <w:rPr>
+          <w:rFonts w:ascii="B Lotus" w:hAnsi="B Lotus" w:cs="B Lotus"/>
+          <w:sz w:val="20"/>
+          <w:szCs w:val="20"/>
+        </w:rPr>
+        <w:t xml:space="preserve">منشور سازمان ملل متحد، فصل ششم و هفتم (به‌اجمال).</w:t>
+      </w:r>
+    </w:p>
+  </w:footnote>
+  <w:footnote w:id="117">
+    <w:p>
+      <w:pPr>
+        <w:bidi w:val="1"/>
+        <w:jc w:val="both"/>
+        <w:spacing w:after="40" w:line="240" w:lineRule="auto"/>
+      </w:pPr>
+      <w:r>
+        <w:rPr>
+          <w:rFonts w:ascii="B Lotus" w:hAnsi="B Lotus" w:cs="B Lotus"/>
+          <w:sz w:val="20"/>
+          <w:szCs w:val="20"/>
+        </w:rPr>
+        <w:footnoteRef/>
+      </w:r>
+      <w:r>
+        <w:rPr>
+          <w:rFonts w:ascii="B Lotus" w:hAnsi="B Lotus" w:cs="B Lotus"/>
+          <w:sz w:val="20"/>
+          <w:szCs w:val="20"/>
+        </w:rPr>
+        <w:t xml:space="preserve"> </w:t>
+      </w:r>
+      <w:r>
+        <w:rPr>
+          <w:rFonts w:ascii="B Lotus" w:hAnsi="B Lotus" w:cs="B Lotus"/>
+          <w:sz w:val="20"/>
+          <w:szCs w:val="20"/>
+        </w:rPr>
+        <w:t xml:space="preserve">برای اسناد و تاریخ‌های دقیق، نیازمند بررسی منبع اصلی است.</w:t>
+      </w:r>
+    </w:p>
+  </w:footnote>
+  <w:footnote w:id="118">
+    <w:p>
+      <w:pPr>
+        <w:bidi w:val="1"/>
+        <w:jc w:val="both"/>
+        <w:spacing w:after="40" w:line="240" w:lineRule="auto"/>
+      </w:pPr>
+      <w:r>
+        <w:rPr>
+          <w:rFonts w:ascii="B Lotus" w:hAnsi="B Lotus" w:cs="B Lotus"/>
+          <w:sz w:val="20"/>
+          <w:szCs w:val="20"/>
+        </w:rPr>
+        <w:footnoteRef/>
+      </w:r>
+      <w:r>
+        <w:rPr>
+          <w:rFonts w:ascii="B Lotus" w:hAnsi="B Lotus" w:cs="B Lotus"/>
+          <w:sz w:val="20"/>
+          <w:szCs w:val="20"/>
+        </w:rPr>
+        <w:t xml:space="preserve"> </w:t>
+      </w:r>
+      <w:r>
+        <w:rPr>
+          <w:rFonts w:ascii="B Lotus" w:hAnsi="B Lotus" w:cs="B Lotus"/>
+          <w:sz w:val="20"/>
+          <w:szCs w:val="20"/>
+        </w:rPr>
+        <w:t xml:space="preserve">برای اسناد و تاریخ‌های دقیق، نیازمند بررسی منبع اصلی است.</w:t>
+      </w:r>
+    </w:p>
+  </w:footnote>
+  <w:footnote w:id="119">
+    <w:p>
+      <w:pPr>
+        <w:bidi w:val="1"/>
+        <w:jc w:val="both"/>
+        <w:spacing w:after="40" w:line="240" w:lineRule="auto"/>
+      </w:pPr>
+      <w:r>
+        <w:rPr>
+          <w:rFonts w:ascii="B Lotus" w:hAnsi="B Lotus" w:cs="B Lotus"/>
+          <w:sz w:val="20"/>
+          <w:szCs w:val="20"/>
+        </w:rPr>
+        <w:footnoteRef/>
+      </w:r>
+      <w:r>
+        <w:rPr>
+          <w:rFonts w:ascii="B Lotus" w:hAnsi="B Lotus" w:cs="B Lotus"/>
+          <w:sz w:val="20"/>
+          <w:szCs w:val="20"/>
+        </w:rPr>
+        <w:t xml:space="preserve"> </w:t>
+      </w:r>
+      <w:r>
+        <w:rPr>
+          <w:rFonts w:ascii="B Lotus" w:hAnsi="B Lotus" w:cs="B Lotus"/>
+          <w:sz w:val="20"/>
+          <w:szCs w:val="20"/>
+        </w:rPr>
+        <w:t xml:space="preserve">برای اسناد و تاریخ‌های دقیق، نیازمند بررسی منبع اصلی است.</w:t>
+      </w:r>
+    </w:p>
+  </w:footnote>
+  <w:footnote w:id="120">
+    <w:p>
+      <w:pPr>
+        <w:bidi w:val="1"/>
+        <w:jc w:val="both"/>
+        <w:spacing w:after="40" w:line="240" w:lineRule="auto"/>
+      </w:pPr>
+      <w:r>
+        <w:rPr>
+          <w:rFonts w:ascii="B Lotus" w:hAnsi="B Lotus" w:cs="B Lotus"/>
+          <w:sz w:val="20"/>
+          <w:szCs w:val="20"/>
+        </w:rPr>
+        <w:footnoteRef/>
+      </w:r>
+      <w:r>
+        <w:rPr>
+          <w:rFonts w:ascii="B Lotus" w:hAnsi="B Lotus" w:cs="B Lotus"/>
+          <w:sz w:val="20"/>
+          <w:szCs w:val="20"/>
+        </w:rPr>
+        <w:t xml:space="preserve"> </w:t>
+      </w:r>
+      <w:r>
+        <w:rPr>
+          <w:rFonts w:ascii="B Lotus" w:hAnsi="B Lotus" w:cs="B Lotus"/>
+          <w:sz w:val="20"/>
+          <w:szCs w:val="20"/>
+        </w:rPr>
+        <w:t xml:space="preserve">قانون اساسی جمهوری اسلامی ایران، اصل ۵.</w:t>
+      </w:r>
+    </w:p>
+  </w:footnote>
+  <w:footnote w:id="121">
+    <w:p>
+      <w:pPr>
+        <w:bidi w:val="1"/>
+        <w:jc w:val="both"/>
+        <w:spacing w:after="40" w:line="240" w:lineRule="auto"/>
+      </w:pPr>
+      <w:r>
+        <w:rPr>
+          <w:rFonts w:ascii="B Lotus" w:hAnsi="B Lotus" w:cs="B Lotus"/>
+          <w:sz w:val="20"/>
+          <w:szCs w:val="20"/>
+        </w:rPr>
+        <w:footnoteRef/>
+      </w:r>
+      <w:r>
+        <w:rPr>
+          <w:rFonts w:ascii="B Lotus" w:hAnsi="B Lotus" w:cs="B Lotus"/>
+          <w:sz w:val="20"/>
+          <w:szCs w:val="20"/>
+        </w:rPr>
+        <w:t xml:space="preserve"> </w:t>
+      </w:r>
+      <w:r>
+        <w:rPr>
+          <w:rFonts w:ascii="B Lotus" w:hAnsi="B Lotus" w:cs="B Lotus"/>
+          <w:sz w:val="20"/>
+          <w:szCs w:val="20"/>
+        </w:rPr>
+        <w:t xml:space="preserve">قانون اساسی جمهوری اسلامی ایران، اصل ۱۰۷ (به‌اجمال).</w:t>
+      </w:r>
+    </w:p>
+  </w:footnote>
+  <w:footnote w:id="122">
+    <w:p>
+      <w:pPr>
+        <w:bidi w:val="1"/>
+        <w:jc w:val="both"/>
+        <w:spacing w:after="40" w:line="240" w:lineRule="auto"/>
+      </w:pPr>
+      <w:r>
+        <w:rPr>
+          <w:rFonts w:ascii="B Lotus" w:hAnsi="B Lotus" w:cs="B Lotus"/>
+          <w:sz w:val="20"/>
+          <w:szCs w:val="20"/>
+        </w:rPr>
+        <w:footnoteRef/>
+      </w:r>
+      <w:r>
+        <w:rPr>
+          <w:rFonts w:ascii="B Lotus" w:hAnsi="B Lotus" w:cs="B Lotus"/>
+          <w:sz w:val="20"/>
+          <w:szCs w:val="20"/>
+        </w:rPr>
+        <w:t xml:space="preserve"> </w:t>
+      </w:r>
+      <w:r>
+        <w:rPr>
+          <w:rFonts w:ascii="B Lotus" w:hAnsi="B Lotus" w:cs="B Lotus"/>
+          <w:sz w:val="20"/>
+          <w:szCs w:val="20"/>
+        </w:rPr>
+        <w:t xml:space="preserve">قانون اساسی جمهوری اسلامی ایران، اصل ۱۰۹ (به‌اجمال).</w:t>
+      </w:r>
+    </w:p>
+  </w:footnote>
+  <w:footnote w:id="123">
+    <w:p>
+      <w:pPr>
+        <w:bidi w:val="1"/>
+        <w:jc w:val="both"/>
+        <w:spacing w:after="40" w:line="240" w:lineRule="auto"/>
+      </w:pPr>
+      <w:r>
+        <w:rPr>
+          <w:rFonts w:ascii="B Lotus" w:hAnsi="B Lotus" w:cs="B Lotus"/>
+          <w:sz w:val="20"/>
+          <w:szCs w:val="20"/>
+        </w:rPr>
+        <w:footnoteRef/>
+      </w:r>
+      <w:r>
+        <w:rPr>
+          <w:rFonts w:ascii="B Lotus" w:hAnsi="B Lotus" w:cs="B Lotus"/>
+          <w:sz w:val="20"/>
+          <w:szCs w:val="20"/>
+        </w:rPr>
+        <w:t xml:space="preserve"> </w:t>
+      </w:r>
+      <w:r>
+        <w:rPr>
+          <w:rFonts w:ascii="B Lotus" w:hAnsi="B Lotus" w:cs="B Lotus"/>
+          <w:sz w:val="20"/>
+          <w:szCs w:val="20"/>
+        </w:rPr>
+        <w:t xml:space="preserve">قانون اساسی جمهوری اسلامی ایران، اصل ۱۱۱ (به‌اجمال).</w:t>
+      </w:r>
+    </w:p>
+  </w:footnote>
+  <w:footnote w:id="124">
+    <w:p>
+      <w:pPr>
+        <w:bidi w:val="1"/>
+        <w:jc w:val="both"/>
+        <w:spacing w:after="40" w:line="240" w:lineRule="auto"/>
+      </w:pPr>
+      <w:r>
+        <w:rPr>
+          <w:rFonts w:ascii="B Lotus" w:hAnsi="B Lotus" w:cs="B Lotus"/>
+          <w:sz w:val="20"/>
+          <w:szCs w:val="20"/>
+        </w:rPr>
+        <w:footnoteRef/>
+      </w:r>
+      <w:r>
+        <w:rPr>
+          <w:rFonts w:ascii="B Lotus" w:hAnsi="B Lotus" w:cs="B Lotus"/>
+          <w:sz w:val="20"/>
+          <w:szCs w:val="20"/>
+        </w:rPr>
+        <w:t xml:space="preserve"> </w:t>
+      </w:r>
+      <w:r>
+        <w:rPr>
+          <w:rFonts w:ascii="B Lotus" w:hAnsi="B Lotus" w:cs="B Lotus"/>
+          <w:sz w:val="20"/>
+          <w:szCs w:val="20"/>
+        </w:rPr>
+        <w:t xml:space="preserve">برای متنِ سیاست‌های ابلاغی، ر.ک: پایگاه اطلاع‌رسانی دفتر مقام معظم رهبری (نشانی دقیق، نیازمند بررسی منبع اصلی است).</w:t>
+      </w:r>
+    </w:p>
+  </w:footnote>
+  <w:footnote w:id="125">
+    <w:p>
+      <w:pPr>
+        <w:bidi w:val="1"/>
+        <w:jc w:val="both"/>
+        <w:spacing w:after="40" w:line="240" w:lineRule="auto"/>
+      </w:pPr>
+      <w:r>
+        <w:rPr>
+          <w:rFonts w:ascii="B Lotus" w:hAnsi="B Lotus" w:cs="B Lotus"/>
+          <w:sz w:val="20"/>
+          <w:szCs w:val="20"/>
+        </w:rPr>
+        <w:footnoteRef/>
+      </w:r>
+      <w:r>
+        <w:rPr>
+          <w:rFonts w:ascii="B Lotus" w:hAnsi="B Lotus" w:cs="B Lotus"/>
+          <w:sz w:val="20"/>
+          <w:szCs w:val="20"/>
+        </w:rPr>
+        <w:t xml:space="preserve"> </w:t>
+      </w:r>
+      <w:r>
+        <w:rPr>
+          <w:rFonts w:ascii="B Lotus" w:hAnsi="B Lotus" w:cs="B Lotus"/>
+          <w:sz w:val="20"/>
+          <w:szCs w:val="20"/>
+        </w:rPr>
+        <w:t xml:space="preserve">برای صورت‌بندی دو دیدگاه، ر.ک: «ولایت مطلقه فقیه در قانون اساسی» و «مفهوم ولایت مطلقه فقیه در قانون اساسی جمهوری اسلامی ایران»، پایگاه اطلاع‌رسانی حوزه، به نشانی‌های یادشده در پیشینه پژوهش. همچنین ر.ک: سیدابوالفضل قاضی شریعت‌پناهی، حقوق اساسی و نهادهای سیاسی؛ و سیدمحمد هاشمی، حقوق اساسی جمهوری اسلامی ایران.</w:t>
+      </w:r>
+    </w:p>
+  </w:footnote>
+  <w:footnote w:id="126">
+    <w:p>
+      <w:pPr>
+        <w:bidi w:val="1"/>
+        <w:jc w:val="both"/>
+        <w:spacing w:after="40" w:line="240" w:lineRule="auto"/>
+      </w:pPr>
+      <w:r>
+        <w:rPr>
+          <w:rFonts w:ascii="B Lotus" w:hAnsi="B Lotus" w:cs="B Lotus"/>
+          <w:sz w:val="20"/>
+          <w:szCs w:val="20"/>
+        </w:rPr>
+        <w:footnoteRef/>
+      </w:r>
+      <w:r>
+        <w:rPr>
+          <w:rFonts w:ascii="B Lotus" w:hAnsi="B Lotus" w:cs="B Lotus"/>
+          <w:sz w:val="20"/>
+          <w:szCs w:val="20"/>
+        </w:rPr>
+        <w:t xml:space="preserve"> </w:t>
+      </w:r>
+      <w:r>
+        <w:rPr>
+          <w:rFonts w:ascii="B Lotus" w:hAnsi="B Lotus" w:cs="B Lotus"/>
+          <w:sz w:val="20"/>
+          <w:szCs w:val="20"/>
+        </w:rPr>
+        <w:t xml:space="preserve">قانون اساسی جمهوری اسلامی ایران، اصل ۵.</w:t>
+      </w:r>
+    </w:p>
+  </w:footnote>
+  <w:footnote w:id="127">
+    <w:p>
+      <w:pPr>
+        <w:bidi w:val="1"/>
+        <w:jc w:val="both"/>
+        <w:spacing w:after="40" w:line="240" w:lineRule="auto"/>
+      </w:pPr>
+      <w:r>
+        <w:rPr>
+          <w:rFonts w:ascii="B Lotus" w:hAnsi="B Lotus" w:cs="B Lotus"/>
+          <w:sz w:val="20"/>
+          <w:szCs w:val="20"/>
+        </w:rPr>
+        <w:footnoteRef/>
+      </w:r>
+      <w:r>
+        <w:rPr>
+          <w:rFonts w:ascii="B Lotus" w:hAnsi="B Lotus" w:cs="B Lotus"/>
+          <w:sz w:val="20"/>
+          <w:szCs w:val="20"/>
+        </w:rPr>
+        <w:t xml:space="preserve"> </w:t>
+      </w:r>
+      <w:r>
+        <w:rPr>
+          <w:rFonts w:ascii="B Lotus" w:hAnsi="B Lotus" w:cs="B Lotus"/>
+          <w:sz w:val="20"/>
+          <w:szCs w:val="20"/>
+        </w:rPr>
+        <w:t xml:space="preserve">قانون اساسی جمهوری اسلامی ایران، اصل ۵۷.</w:t>
+      </w:r>
+    </w:p>
+  </w:footnote>
+  <w:footnote w:id="128">
+    <w:p>
+      <w:pPr>
+        <w:bidi w:val="1"/>
+        <w:jc w:val="both"/>
+        <w:spacing w:after="40" w:line="240" w:lineRule="auto"/>
+      </w:pPr>
+      <w:r>
+        <w:rPr>
+          <w:rFonts w:ascii="B Lotus" w:hAnsi="B Lotus" w:cs="B Lotus"/>
+          <w:sz w:val="20"/>
+          <w:szCs w:val="20"/>
+        </w:rPr>
+        <w:footnoteRef/>
+      </w:r>
+      <w:r>
+        <w:rPr>
+          <w:rFonts w:ascii="B Lotus" w:hAnsi="B Lotus" w:cs="B Lotus"/>
+          <w:sz w:val="20"/>
+          <w:szCs w:val="20"/>
+        </w:rPr>
+        <w:t xml:space="preserve"> </w:t>
+      </w:r>
+      <w:r>
+        <w:rPr>
+          <w:rFonts w:ascii="B Lotus" w:hAnsi="B Lotus" w:cs="B Lotus"/>
+          <w:sz w:val="20"/>
+          <w:szCs w:val="20"/>
+        </w:rPr>
+        <w:t xml:space="preserve">قانون اساسی جمهوری اسلامی ایران، اصل ۷۷.</w:t>
+      </w:r>
+    </w:p>
+  </w:footnote>
+  <w:footnote w:id="129">
+    <w:p>
+      <w:pPr>
+        <w:bidi w:val="1"/>
+        <w:jc w:val="both"/>
+        <w:spacing w:after="40" w:line="240" w:lineRule="auto"/>
+      </w:pPr>
+      <w:r>
+        <w:rPr>
+          <w:rFonts w:ascii="B Lotus" w:hAnsi="B Lotus" w:cs="B Lotus"/>
+          <w:sz w:val="20"/>
+          <w:szCs w:val="20"/>
+        </w:rPr>
+        <w:footnoteRef/>
+      </w:r>
+      <w:r>
+        <w:rPr>
+          <w:rFonts w:ascii="B Lotus" w:hAnsi="B Lotus" w:cs="B Lotus"/>
+          <w:sz w:val="20"/>
+          <w:szCs w:val="20"/>
+        </w:rPr>
+        <w:t xml:space="preserve"> </w:t>
+      </w:r>
+      <w:r>
+        <w:rPr>
+          <w:rFonts w:ascii="B Lotus" w:hAnsi="B Lotus" w:cs="B Lotus"/>
+          <w:sz w:val="20"/>
+          <w:szCs w:val="20"/>
+        </w:rPr>
+        <w:t xml:space="preserve">قانون اساسی جمهوری اسلامی ایران، اصل ۱۱۰.</w:t>
+      </w:r>
+    </w:p>
+  </w:footnote>
+  <w:footnote w:id="130">
+    <w:p>
+      <w:pPr>
+        <w:bidi w:val="1"/>
+        <w:jc w:val="both"/>
+        <w:spacing w:after="40" w:line="240" w:lineRule="auto"/>
+      </w:pPr>
+      <w:r>
+        <w:rPr>
+          <w:rFonts w:ascii="B Lotus" w:hAnsi="B Lotus" w:cs="B Lotus"/>
+          <w:sz w:val="20"/>
+          <w:szCs w:val="20"/>
+        </w:rPr>
+        <w:footnoteRef/>
+      </w:r>
+      <w:r>
+        <w:rPr>
+          <w:rFonts w:ascii="B Lotus" w:hAnsi="B Lotus" w:cs="B Lotus"/>
+          <w:sz w:val="20"/>
+          <w:szCs w:val="20"/>
+        </w:rPr>
+        <w:t xml:space="preserve"> </w:t>
+      </w:r>
+      <w:r>
+        <w:rPr>
+          <w:rFonts w:ascii="B Lotus" w:hAnsi="B Lotus" w:cs="B Lotus"/>
+          <w:sz w:val="20"/>
+          <w:szCs w:val="20"/>
+        </w:rPr>
+        <w:t xml:space="preserve">قانون اساسی جمهوری اسلامی ایران، اصل ۱۱۲.</w:t>
+      </w:r>
+    </w:p>
+  </w:footnote>
+  <w:footnote w:id="131">
+    <w:p>
+      <w:pPr>
+        <w:bidi w:val="1"/>
+        <w:jc w:val="both"/>
+        <w:spacing w:after="40" w:line="240" w:lineRule="auto"/>
+      </w:pPr>
+      <w:r>
+        <w:rPr>
+          <w:rFonts w:ascii="B Lotus" w:hAnsi="B Lotus" w:cs="B Lotus"/>
+          <w:sz w:val="20"/>
+          <w:szCs w:val="20"/>
+        </w:rPr>
+        <w:footnoteRef/>
+      </w:r>
+      <w:r>
+        <w:rPr>
+          <w:rFonts w:ascii="B Lotus" w:hAnsi="B Lotus" w:cs="B Lotus"/>
+          <w:sz w:val="20"/>
+          <w:szCs w:val="20"/>
+        </w:rPr>
+        <w:t xml:space="preserve"> </w:t>
+      </w:r>
+      <w:r>
+        <w:rPr>
+          <w:rFonts w:ascii="B Lotus" w:hAnsi="B Lotus" w:cs="B Lotus"/>
+          <w:sz w:val="20"/>
+          <w:szCs w:val="20"/>
+        </w:rPr>
+        <w:t xml:space="preserve">قانون اساسی جمهوری اسلامی ایران، اصل ۱۲۵.</w:t>
+      </w:r>
+    </w:p>
+  </w:footnote>
+  <w:footnote w:id="132">
+    <w:p>
+      <w:pPr>
+        <w:bidi w:val="1"/>
+        <w:jc w:val="both"/>
+        <w:spacing w:after="40" w:line="240" w:lineRule="auto"/>
+      </w:pPr>
+      <w:r>
+        <w:rPr>
+          <w:rFonts w:ascii="B Lotus" w:hAnsi="B Lotus" w:cs="B Lotus"/>
+          <w:sz w:val="20"/>
+          <w:szCs w:val="20"/>
+        </w:rPr>
+        <w:footnoteRef/>
+      </w:r>
+      <w:r>
+        <w:rPr>
+          <w:rFonts w:ascii="B Lotus" w:hAnsi="B Lotus" w:cs="B Lotus"/>
+          <w:sz w:val="20"/>
+          <w:szCs w:val="20"/>
+        </w:rPr>
+        <w:t xml:space="preserve"> </w:t>
+      </w:r>
+      <w:r>
+        <w:rPr>
+          <w:rFonts w:ascii="B Lotus" w:hAnsi="B Lotus" w:cs="B Lotus"/>
+          <w:sz w:val="20"/>
+          <w:szCs w:val="20"/>
+        </w:rPr>
+        <w:t xml:space="preserve">قانون اساسی جمهوری اسلامی ایران، اصل ۱۵۲.</w:t>
+      </w:r>
+    </w:p>
+  </w:footnote>
+  <w:footnote w:id="133">
+    <w:p>
+      <w:pPr>
+        <w:bidi w:val="1"/>
+        <w:jc w:val="both"/>
+        <w:spacing w:after="40" w:line="240" w:lineRule="auto"/>
+      </w:pPr>
+      <w:r>
+        <w:rPr>
+          <w:rFonts w:ascii="B Lotus" w:hAnsi="B Lotus" w:cs="B Lotus"/>
+          <w:sz w:val="20"/>
+          <w:szCs w:val="20"/>
+        </w:rPr>
+        <w:footnoteRef/>
+      </w:r>
+      <w:r>
+        <w:rPr>
+          <w:rFonts w:ascii="B Lotus" w:hAnsi="B Lotus" w:cs="B Lotus"/>
+          <w:sz w:val="20"/>
+          <w:szCs w:val="20"/>
+        </w:rPr>
+        <w:t xml:space="preserve"> </w:t>
+      </w:r>
+      <w:r>
+        <w:rPr>
+          <w:rFonts w:ascii="B Lotus" w:hAnsi="B Lotus" w:cs="B Lotus"/>
+          <w:sz w:val="20"/>
+          <w:szCs w:val="20"/>
+        </w:rPr>
+        <w:t xml:space="preserve">قانون اساسی جمهوری اسلامی ایران، اصل ۱۵۳.</w:t>
+      </w:r>
+    </w:p>
+  </w:footnote>
+  <w:footnote w:id="134">
+    <w:p>
+      <w:pPr>
+        <w:bidi w:val="1"/>
+        <w:jc w:val="both"/>
+        <w:spacing w:after="40" w:line="240" w:lineRule="auto"/>
+      </w:pPr>
+      <w:r>
+        <w:rPr>
+          <w:rFonts w:ascii="B Lotus" w:hAnsi="B Lotus" w:cs="B Lotus"/>
+          <w:sz w:val="20"/>
+          <w:szCs w:val="20"/>
+        </w:rPr>
+        <w:footnoteRef/>
+      </w:r>
+      <w:r>
+        <w:rPr>
+          <w:rFonts w:ascii="B Lotus" w:hAnsi="B Lotus" w:cs="B Lotus"/>
+          <w:sz w:val="20"/>
+          <w:szCs w:val="20"/>
+        </w:rPr>
+        <w:t xml:space="preserve"> </w:t>
+      </w:r>
+      <w:r>
+        <w:rPr>
+          <w:rFonts w:ascii="B Lotus" w:hAnsi="B Lotus" w:cs="B Lotus"/>
+          <w:sz w:val="20"/>
+          <w:szCs w:val="20"/>
+        </w:rPr>
+        <w:t xml:space="preserve">قانون اساسی جمهوری اسلامی ایران، اصل ۱۵۴.</w:t>
+      </w:r>
+    </w:p>
+  </w:footnote>
+  <w:footnote w:id="135">
+    <w:p>
+      <w:pPr>
+        <w:bidi w:val="1"/>
+        <w:jc w:val="both"/>
+        <w:spacing w:after="40" w:line="240" w:lineRule="auto"/>
+      </w:pPr>
+      <w:r>
+        <w:rPr>
+          <w:rFonts w:ascii="B Lotus" w:hAnsi="B Lotus" w:cs="B Lotus"/>
+          <w:sz w:val="20"/>
+          <w:szCs w:val="20"/>
+        </w:rPr>
+        <w:footnoteRef/>
+      </w:r>
+      <w:r>
+        <w:rPr>
+          <w:rFonts w:ascii="B Lotus" w:hAnsi="B Lotus" w:cs="B Lotus"/>
+          <w:sz w:val="20"/>
+          <w:szCs w:val="20"/>
+        </w:rPr>
+        <w:t xml:space="preserve"> </w:t>
+      </w:r>
+      <w:r>
+        <w:rPr>
+          <w:rFonts w:ascii="B Lotus" w:hAnsi="B Lotus" w:cs="B Lotus"/>
+          <w:sz w:val="20"/>
+          <w:szCs w:val="20"/>
+        </w:rPr>
+        <w:t xml:space="preserve">قانون اساسی جمهوری اسلامی ایران، اصل ۱۷۶ (به‌اجمال).</w:t>
+      </w:r>
+    </w:p>
+  </w:footnote>
+  <w:footnote w:id="136">
+    <w:p>
+      <w:pPr>
+        <w:bidi w:val="1"/>
+        <w:jc w:val="both"/>
+        <w:spacing w:after="40" w:line="240" w:lineRule="auto"/>
+      </w:pPr>
+      <w:r>
+        <w:rPr>
+          <w:rFonts w:ascii="B Lotus" w:hAnsi="B Lotus" w:cs="B Lotus"/>
+          <w:sz w:val="20"/>
+          <w:szCs w:val="20"/>
+        </w:rPr>
+        <w:footnoteRef/>
+      </w:r>
+      <w:r>
+        <w:rPr>
+          <w:rFonts w:ascii="B Lotus" w:hAnsi="B Lotus" w:cs="B Lotus"/>
+          <w:sz w:val="20"/>
+          <w:szCs w:val="20"/>
+        </w:rPr>
+        <w:t xml:space="preserve"> </w:t>
+      </w:r>
+      <w:r>
+        <w:rPr>
+          <w:rFonts w:ascii="B Lotus" w:hAnsi="B Lotus" w:cs="B Lotus"/>
+          <w:sz w:val="20"/>
+          <w:szCs w:val="20"/>
+        </w:rPr>
+        <w:t xml:space="preserve">کنوانسیون وین حقوق معاهدات، ماده ۱.</w:t>
+      </w:r>
+    </w:p>
+  </w:footnote>
+  <w:footnote w:id="137">
+    <w:p>
+      <w:pPr>
+        <w:bidi w:val="1"/>
+        <w:jc w:val="both"/>
+        <w:spacing w:after="40" w:line="240" w:lineRule="auto"/>
+      </w:pPr>
+      <w:r>
+        <w:rPr>
+          <w:rFonts w:ascii="B Lotus" w:hAnsi="B Lotus" w:cs="B Lotus"/>
+          <w:sz w:val="20"/>
+          <w:szCs w:val="20"/>
+        </w:rPr>
+        <w:footnoteRef/>
+      </w:r>
+      <w:r>
+        <w:rPr>
+          <w:rFonts w:ascii="B Lotus" w:hAnsi="B Lotus" w:cs="B Lotus"/>
+          <w:sz w:val="20"/>
+          <w:szCs w:val="20"/>
+        </w:rPr>
+        <w:t xml:space="preserve"> </w:t>
+      </w:r>
+      <w:r>
+        <w:rPr>
+          <w:rFonts w:ascii="B Lotus" w:hAnsi="B Lotus" w:cs="B Lotus"/>
+          <w:sz w:val="20"/>
+          <w:szCs w:val="20"/>
+        </w:rPr>
+        <w:t xml:space="preserve">کنوانسیون وین حقوق معاهدات، ماده ۲ (به‌اجمال).</w:t>
+      </w:r>
+    </w:p>
+  </w:footnote>
+  <w:footnote w:id="138">
+    <w:p>
+      <w:pPr>
+        <w:bidi w:val="1"/>
+        <w:jc w:val="both"/>
+        <w:spacing w:after="40" w:line="240" w:lineRule="auto"/>
+      </w:pPr>
+      <w:r>
+        <w:rPr>
+          <w:rFonts w:ascii="B Lotus" w:hAnsi="B Lotus" w:cs="B Lotus"/>
+          <w:sz w:val="20"/>
+          <w:szCs w:val="20"/>
+        </w:rPr>
+        <w:footnoteRef/>
+      </w:r>
+      <w:r>
+        <w:rPr>
+          <w:rFonts w:ascii="B Lotus" w:hAnsi="B Lotus" w:cs="B Lotus"/>
+          <w:sz w:val="20"/>
+          <w:szCs w:val="20"/>
+        </w:rPr>
+        <w:t xml:space="preserve"> </w:t>
+      </w:r>
+      <w:r>
+        <w:rPr>
+          <w:rFonts w:ascii="B Lotus" w:hAnsi="B Lotus" w:cs="B Lotus"/>
+          <w:sz w:val="20"/>
+          <w:szCs w:val="20"/>
+        </w:rPr>
+        <w:t xml:space="preserve">کنوانسیون وین حقوق معاهدات، ماده ۲۶.</w:t>
+      </w:r>
+    </w:p>
+  </w:footnote>
+  <w:footnote w:id="139">
+    <w:p>
+      <w:pPr>
+        <w:bidi w:val="1"/>
+        <w:jc w:val="both"/>
+        <w:spacing w:after="40" w:line="240" w:lineRule="auto"/>
+      </w:pPr>
+      <w:r>
+        <w:rPr>
+          <w:rFonts w:ascii="B Lotus" w:hAnsi="B Lotus" w:cs="B Lotus"/>
+          <w:sz w:val="20"/>
+          <w:szCs w:val="20"/>
+        </w:rPr>
+        <w:footnoteRef/>
+      </w:r>
+      <w:r>
+        <w:rPr>
+          <w:rFonts w:ascii="B Lotus" w:hAnsi="B Lotus" w:cs="B Lotus"/>
+          <w:sz w:val="20"/>
+          <w:szCs w:val="20"/>
+        </w:rPr>
+        <w:t xml:space="preserve"> </w:t>
+      </w:r>
+      <w:r>
+        <w:rPr>
+          <w:rFonts w:ascii="B Lotus" w:hAnsi="B Lotus" w:cs="B Lotus"/>
+          <w:sz w:val="20"/>
+          <w:szCs w:val="20"/>
+        </w:rPr>
+        <w:t xml:space="preserve">کنوانسیون وین حقوق معاهدات، ماده ۲۷.</w:t>
+      </w:r>
+    </w:p>
+  </w:footnote>
+  <w:footnote w:id="140">
+    <w:p>
+      <w:pPr>
+        <w:bidi w:val="1"/>
+        <w:jc w:val="both"/>
+        <w:spacing w:after="40" w:line="240" w:lineRule="auto"/>
+      </w:pPr>
+      <w:r>
+        <w:rPr>
+          <w:rFonts w:ascii="B Lotus" w:hAnsi="B Lotus" w:cs="B Lotus"/>
+          <w:sz w:val="20"/>
+          <w:szCs w:val="20"/>
+        </w:rPr>
+        <w:footnoteRef/>
+      </w:r>
+      <w:r>
+        <w:rPr>
+          <w:rFonts w:ascii="B Lotus" w:hAnsi="B Lotus" w:cs="B Lotus"/>
+          <w:sz w:val="20"/>
+          <w:szCs w:val="20"/>
+        </w:rPr>
+        <w:t xml:space="preserve"> </w:t>
+      </w:r>
+      <w:r>
+        <w:rPr>
+          <w:rFonts w:ascii="B Lotus" w:hAnsi="B Lotus" w:cs="B Lotus"/>
+          <w:sz w:val="20"/>
+          <w:szCs w:val="20"/>
+        </w:rPr>
+        <w:t xml:space="preserve">کنوانسیون وین حقوق معاهدات، ماده ۴۶ (به‌اجمال).</w:t>
+      </w:r>
+    </w:p>
+  </w:footnote>
+  <w:footnote w:id="141">
+    <w:p>
+      <w:pPr>
+        <w:bidi w:val="1"/>
+        <w:jc w:val="both"/>
+        <w:spacing w:after="40" w:line="240" w:lineRule="auto"/>
+      </w:pPr>
+      <w:r>
+        <w:rPr>
+          <w:rFonts w:ascii="B Lotus" w:hAnsi="B Lotus" w:cs="B Lotus"/>
+          <w:sz w:val="20"/>
+          <w:szCs w:val="20"/>
+        </w:rPr>
+        <w:footnoteRef/>
+      </w:r>
+      <w:r>
+        <w:rPr>
+          <w:rFonts w:ascii="B Lotus" w:hAnsi="B Lotus" w:cs="B Lotus"/>
+          <w:sz w:val="20"/>
+          <w:szCs w:val="20"/>
+        </w:rPr>
+        <w:t xml:space="preserve"> </w:t>
+      </w:r>
+      <w:r>
+        <w:rPr>
+          <w:rFonts w:ascii="B Lotus" w:hAnsi="B Lotus" w:cs="B Lotus"/>
+          <w:sz w:val="20"/>
+          <w:szCs w:val="20"/>
+        </w:rPr>
+        <w:t xml:space="preserve">کنوانسیون وین حقوق معاهدات، ماده ۵۳ (به‌اجمال).</w:t>
+      </w:r>
+    </w:p>
+  </w:footnote>
+  <w:footnote w:id="142">
+    <w:p>
+      <w:pPr>
+        <w:bidi w:val="1"/>
+        <w:jc w:val="both"/>
+        <w:spacing w:after="40" w:line="240" w:lineRule="auto"/>
+      </w:pPr>
+      <w:r>
+        <w:rPr>
+          <w:rFonts w:ascii="B Lotus" w:hAnsi="B Lotus" w:cs="B Lotus"/>
+          <w:sz w:val="20"/>
+          <w:szCs w:val="20"/>
+        </w:rPr>
+        <w:footnoteRef/>
+      </w:r>
+      <w:r>
+        <w:rPr>
+          <w:rFonts w:ascii="B Lotus" w:hAnsi="B Lotus" w:cs="B Lotus"/>
+          <w:sz w:val="20"/>
+          <w:szCs w:val="20"/>
+        </w:rPr>
+        <w:t xml:space="preserve"> </w:t>
+      </w:r>
+      <w:r>
+        <w:rPr>
+          <w:rFonts w:ascii="B Lotus" w:hAnsi="B Lotus" w:cs="B Lotus"/>
+          <w:sz w:val="20"/>
+          <w:szCs w:val="20"/>
+        </w:rPr>
+        <w:t xml:space="preserve">کنوانسیون وین حقوق معاهدات، مواد ۵۴ تا ۶۴ (به‌اجمال).</w:t>
+      </w:r>
+    </w:p>
+  </w:footnote>
+  <w:footnote w:id="143">
+    <w:p>
+      <w:pPr>
+        <w:bidi w:val="1"/>
+        <w:jc w:val="both"/>
+        <w:spacing w:after="40" w:line="240" w:lineRule="auto"/>
+      </w:pPr>
+      <w:r>
+        <w:rPr>
+          <w:rFonts w:ascii="B Lotus" w:hAnsi="B Lotus" w:cs="B Lotus"/>
+          <w:sz w:val="20"/>
+          <w:szCs w:val="20"/>
+        </w:rPr>
+        <w:footnoteRef/>
+      </w:r>
+      <w:r>
+        <w:rPr>
+          <w:rFonts w:ascii="B Lotus" w:hAnsi="B Lotus" w:cs="B Lotus"/>
+          <w:sz w:val="20"/>
+          <w:szCs w:val="20"/>
+        </w:rPr>
+        <w:t xml:space="preserve"> </w:t>
+      </w:r>
+      <w:r>
+        <w:rPr>
+          <w:rFonts w:ascii="B Lotus" w:hAnsi="B Lotus" w:cs="B Lotus"/>
+          <w:sz w:val="20"/>
+          <w:szCs w:val="20"/>
+        </w:rPr>
+        <w:t xml:space="preserve">کنوانسیون وین حقوق معاهدات، مواد ۶۵ تا ۶۸ (به‌اجمال).</w:t>
+      </w:r>
+    </w:p>
+  </w:footnote>
+  <w:footnote w:id="144">
+    <w:p>
+      <w:pPr>
+        <w:bidi w:val="1"/>
+        <w:jc w:val="both"/>
+        <w:spacing w:after="40" w:line="240" w:lineRule="auto"/>
+      </w:pPr>
+      <w:r>
+        <w:rPr>
+          <w:rFonts w:ascii="B Lotus" w:hAnsi="B Lotus" w:cs="B Lotus"/>
+          <w:sz w:val="20"/>
+          <w:szCs w:val="20"/>
+        </w:rPr>
+        <w:footnoteRef/>
+      </w:r>
+      <w:r>
+        <w:rPr>
+          <w:rFonts w:ascii="B Lotus" w:hAnsi="B Lotus" w:cs="B Lotus"/>
+          <w:sz w:val="20"/>
+          <w:szCs w:val="20"/>
+        </w:rPr>
+        <w:t xml:space="preserve"> </w:t>
+      </w:r>
+      <w:r>
+        <w:rPr>
+          <w:rFonts w:ascii="B Lotus" w:hAnsi="B Lotus" w:cs="B Lotus"/>
+          <w:sz w:val="20"/>
+          <w:szCs w:val="20"/>
+        </w:rPr>
+        <w:t xml:space="preserve">کنوانسیون وین حقوق معاهدات، مواد ۷۰ و ۷۲ (به‌اجمال).</w:t>
+      </w:r>
+    </w:p>
+  </w:footnote>
+  <w:footnote w:id="145">
+    <w:p>
+      <w:pPr>
+        <w:bidi w:val="1"/>
+        <w:jc w:val="both"/>
+        <w:spacing w:after="40" w:line="240" w:lineRule="auto"/>
+      </w:pPr>
+      <w:r>
+        <w:rPr>
+          <w:rFonts w:ascii="B Lotus" w:hAnsi="B Lotus" w:cs="B Lotus"/>
+          <w:sz w:val="20"/>
+          <w:szCs w:val="20"/>
+        </w:rPr>
+        <w:footnoteRef/>
+      </w:r>
+      <w:r>
+        <w:rPr>
+          <w:rFonts w:ascii="B Lotus" w:hAnsi="B Lotus" w:cs="B Lotus"/>
+          <w:sz w:val="20"/>
+          <w:szCs w:val="20"/>
+        </w:rPr>
+        <w:t xml:space="preserve"> </w:t>
+      </w:r>
+      <w:r>
+        <w:rPr>
+          <w:rFonts w:ascii="B Lotus" w:hAnsi="B Lotus" w:cs="B Lotus"/>
+          <w:sz w:val="20"/>
+          <w:szCs w:val="20"/>
+        </w:rPr>
+        <w:t xml:space="preserve">نهج‌البلاغه، نامه ۵۳ (عهدنامه مالک اشتر)، ضبط فیض‌الاسلام (مشخصات چاپ، نیازمند بررسی منبع اصلی است).</w:t>
+      </w:r>
+    </w:p>
+  </w:footnote>
+</w:footnotes>
+</file>
+
+<file path=word/header1.xml><?xml version="1.0" encoding="utf-8"?>
+<w:hdr xmlns:m="http://schemas.openxmlformats.org/officeDocument/2006/math" xmlns:mc="http://schemas.openxmlformats.org/markup-compatibility/2006" xmlns:mo="http://schemas.microsoft.com/office/mac/office/2008/main" xmlns:mv="urn:schemas-microsoft-com:mac:vml" xmlns:o="urn:schemas-microsoft-com:office:office" xmlns:r="http://schemas.openxmlformats.org/officeDocument/2006/relationships" xmlns:v="urn:schemas-microsoft-com:vml" xmlns:w10="urn:schemas-microsoft-com:office:word" xmlns:w14="http://schemas.microsoft.com/office/word/2010/wordml" xmlns:w="http://schemas.openxmlformats.org/wordprocessingml/2006/main" xmlns:wne="http://schemas.microsoft.com/office/word/2006/wordml" xmlns:wp14="http://schemas.microsoft.com/office/word/2010/wordprocessingDrawing" xmlns:wp="http://schemas.openxmlformats.org/drawingml/2006/wordprocessingDrawing" xmlns:wpc="http://schemas.microsoft.com/office/word/2010/wordprocessingCanvas" xmlns:wpg="http://schemas.microsoft.com/office/word/2010/wordprocessingGroup" xmlns:wpi="http://schemas.microsoft.com/office/word/2010/wordprocessingInk" xmlns:wps="http://schemas.microsoft.com/office/word/2010/wordprocessingShape" mc:Ignorable="w14 wp14">
+  <w:p>
+    <w:pPr>
+      <w:pStyle w:val="Header"/>
+      <w:widowControl/>
+      <w:bidi w:val="1"/>
+      <w:spacing w:before="0" w:after="40" w:line="288" w:lineRule="auto"/>
+      <w:jc w:val="right"/>
+      <w:pBdr>
+        <w:bottom w:val="single" w:sz="6" w:space="6" w:color="BFBFBF"/>
+      </w:pBdr>
+    </w:pPr>
+    <w:r/>
+    <w:r>
+      <w:rPr>
+        <w:rFonts w:ascii="B Lotus" w:hAnsi="B Lotus" w:cs="B Lotus" w:eastAsia="B Lotus"/>
+        <w:b w:val="0"/>
+        <w:i w:val="0"/>
+        <w:sz w:val="20"/>
+        <w:szCs w:val="20"/>
+      </w:rPr>
+      <w:fldChar w:fldCharType="begin"/>
+    </w:r>
+    <w:r>
+      <w:rPr>
+        <w:rFonts w:ascii="B Lotus" w:hAnsi="B Lotus" w:cs="B Lotus" w:eastAsia="B Lotus"/>
+        <w:b w:val="0"/>
+        <w:i w:val="0"/>
+        <w:sz w:val="20"/>
+        <w:szCs w:val="20"/>
+      </w:rPr>
+      <w:instrText xml:space="preserve">STYLEREF "TH-Fasl" \* MERGEFORMAT</w:instrText>
+    </w:r>
+    <w:r>
+      <w:rPr>
+        <w:rFonts w:ascii="B Lotus" w:hAnsi="B Lotus" w:cs="B Lotus" w:eastAsia="B Lotus"/>
+        <w:b w:val="0"/>
+        <w:i w:val="0"/>
+        <w:sz w:val="20"/>
+        <w:szCs w:val="20"/>
+      </w:rPr>
+      <w:fldChar w:fldCharType="end"/>
+    </w:r>
+  </w:p>
 </w:hdr>
 </file>
 

--- a/Resaleh_Sath3_Hadi_Shabestani_v2.docx
+++ b/Resaleh_Sath3_Hadi_Shabestani_v2.docx
@@ -16542,109 +16542,55 @@
   <w:p>
     <w:pPr>
       <w:pStyle w:val="Footer"/>
+      <w:bidi w:val="1"/>
+      <w:spacing w:before="80" w:after="0" w:line="288" w:lineRule="auto"/>
+      <w:jc w:val="center"/>
+      <w:pBdr>
+        <w:top w:val="single" w:sz="6" w:space="6" w:color="BFBFBF"/>
+      </w:pBdr>
     </w:pPr>
     <w:r/>
+    <w:r>
+      <w:rPr>
+        <w:rFonts w:ascii="B Lotus" w:hAnsi="B Lotus" w:cs="B Lotus" w:eastAsia="B Lotus"/>
+        <w:b w:val="0"/>
+        <w:i w:val="0"/>
+        <w:sz w:val="22"/>
+        <w:szCs w:val="22"/>
+      </w:rPr>
+      <w:t xml:space="preserve">صفحه </w:t>
+    </w:r>
+    <w:r>
+      <w:rPr>
+        <w:rFonts w:ascii="B Lotus" w:hAnsi="B Lotus" w:cs="B Lotus" w:eastAsia="B Lotus"/>
+        <w:b w:val="0"/>
+        <w:i w:val="0"/>
+        <w:sz w:val="22"/>
+        <w:szCs w:val="22"/>
+      </w:rPr>
+      <w:fldChar w:fldCharType="begin"/>
+    </w:r>
+    <w:r>
+      <w:rPr>
+        <w:rFonts w:ascii="B Lotus" w:hAnsi="B Lotus" w:cs="B Lotus" w:eastAsia="B Lotus"/>
+        <w:b w:val="0"/>
+        <w:i w:val="0"/>
+        <w:sz w:val="22"/>
+        <w:szCs w:val="22"/>
+      </w:rPr>
+      <w:instrText xml:space="preserve">PAGE \* MERGEFORMAT</w:instrText>
+    </w:r>
+    <w:r>
+      <w:rPr>
+        <w:rFonts w:ascii="B Lotus" w:hAnsi="B Lotus" w:cs="B Lotus" w:eastAsia="B Lotus"/>
+        <w:b w:val="0"/>
+        <w:i w:val="0"/>
+        <w:sz w:val="22"/>
+        <w:szCs w:val="22"/>
+      </w:rPr>
+      <w:fldChar w:fldCharType="end"/>
+    </w:r>
   </w:p>
-  <w:tbl>
-    <w:tblPr>
-      <w:tblW w:type="auto" w:w="0"/>
-      <w:tblLayout w:type="autofit"/>
-      <w:tblLook w:firstColumn="1" w:firstRow="1" w:lastColumn="0" w:lastRow="0" w:noHBand="0" w:noVBand="1" w:val="04A0"/>
-      <w:bidiVisual/>
-      <w:tblBorders>
-        <w:left w:val="nil" w:sz="0" w:space="0" w:color="auto"/>
-        <w:bottom w:val="nil" w:sz="0" w:space="0" w:color="auto"/>
-        <w:right w:val="nil" w:sz="0" w:space="0" w:color="auto"/>
-        <w:insideH w:val="nil" w:sz="0" w:space="0" w:color="auto"/>
-        <w:insideV w:val="nil" w:sz="0" w:space="0" w:color="auto"/>
-        <w:top w:val="single" w:sz="6" w:space="6" w:color="BFBFBF"/>
-      </w:tblBorders>
-    </w:tblPr>
-    <w:tblGrid>
-      <w:gridCol w:w="4535"/>
-      <w:gridCol w:w="4535"/>
-    </w:tblGrid>
-    <w:tr>
-      <w:tc>
-        <w:tcPr>
-          <w:tcW w:type="dxa" w:w="6236"/>
-        </w:tcPr>
-        <w:p>
-          <w:pPr>
-            <w:widowControl/>
-            <w:bidi w:val="1"/>
-            <w:spacing w:before="80" w:after="0" w:line="288" w:lineRule="auto"/>
-            <w:jc w:val="right"/>
-          </w:pPr>
-          <w:r/>
-          <w:r>
-            <w:rPr>
-              <w:rFonts w:ascii="B Lotus" w:hAnsi="B Lotus" w:cs="B Lotus" w:eastAsia="B Lotus"/>
-              <w:b w:val="0"/>
-              <w:i w:val="0"/>
-              <w:color w:val="595659"/>
-              <w:sz w:val="18"/>
-              <w:szCs w:val="18"/>
-            </w:rPr>
-            <w:t>رساله علمی سطح سه ـ هادی شبستانی</w:t>
-          </w:r>
-        </w:p>
-      </w:tc>
-      <w:tc>
-        <w:tcPr>
-          <w:tcW w:type="dxa" w:w="2835"/>
-        </w:tcPr>
-        <w:p>
-          <w:pPr>
-            <w:spacing w:before="80" w:after="0" w:line="288" w:lineRule="auto"/>
-            <w:jc w:val="left"/>
-            <w:bidi w:val="1"/>
-          </w:pPr>
-          <w:r/>
-          <w:r>
-            <w:rPr>
-              <w:rFonts w:ascii="B Lotus" w:hAnsi="B Lotus" w:cs="B Lotus" w:eastAsia="B Lotus"/>
-              <w:b w:val="0"/>
-              <w:i w:val="0"/>
-              <w:sz w:val="20"/>
-              <w:szCs w:val="20"/>
-            </w:rPr>
-            <w:t xml:space="preserve">صفحه </w:t>
-          </w:r>
-          <w:r>
-            <w:rPr>
-              <w:rFonts w:ascii="B Lotus" w:hAnsi="B Lotus" w:cs="B Lotus" w:eastAsia="B Lotus"/>
-              <w:b w:val="0"/>
-              <w:i w:val="0"/>
-              <w:sz w:val="20"/>
-              <w:szCs w:val="20"/>
-            </w:rPr>
-            <w:fldChar w:fldCharType="begin"/>
-          </w:r>
-          <w:r>
-            <w:rPr>
-              <w:rFonts w:ascii="B Lotus" w:hAnsi="B Lotus" w:cs="B Lotus" w:eastAsia="B Lotus"/>
-              <w:b w:val="0"/>
-              <w:i w:val="0"/>
-              <w:sz w:val="20"/>
-              <w:szCs w:val="20"/>
-            </w:rPr>
-            <w:instrText xml:space="preserve">PAGE \* MERGEFORMAT</w:instrText>
-          </w:r>
-          <w:r>
-            <w:rPr>
-              <w:rFonts w:ascii="B Lotus" w:hAnsi="B Lotus" w:cs="B Lotus" w:eastAsia="B Lotus"/>
-              <w:b w:val="0"/>
-              <w:i w:val="0"/>
-              <w:sz w:val="20"/>
-              <w:szCs w:val="20"/>
-            </w:rPr>
-            <w:fldChar w:fldCharType="end"/>
-          </w:r>
-        </w:p>
-      </w:tc>
-    </w:tr>
-  </w:tbl>
 </w:ftr>
 </file>
 

--- a/Resaleh_Sath3_Hadi_Shabestani_v2.docx
+++ b/Resaleh_Sath3_Hadi_Shabestani_v2.docx
@@ -191,9 +191,20 @@
       </w:r>
     </w:p>
     <w:p>
-      <w:r>
-        <w:br w:type="page"/>
-      </w:r>
+      <w:pPr>
+        <w:sectPr>
+          <w:pgSz w:w="11906" w:h="16838"/>
+          <w:pgMar w:top="1417" w:right="1701" w:bottom="1417" w:left="1134" w:header="680" w:footer="680" w:gutter="0"/>
+          <w:cols w:space="720"/>
+          <w:docGrid w:linePitch="360"/>
+          <w:pgBorders w:offsetFrom="page">
+            <w:top w:val="single" w:sz="12" w:space="24" w:color="1F3864"/>
+            <w:left w:val="single" w:sz="12" w:space="24" w:color="1F3864"/>
+            <w:bottom w:val="single" w:sz="12" w:space="24" w:color="1F3864"/>
+            <w:right w:val="single" w:sz="12" w:space="24" w:color="1F3864"/>
+          </w:pgBorders>
+        </w:sectPr>
+      </w:pPr>
     </w:p>
     <w:p/>
     <w:p/>
@@ -204,7 +215,7 @@
       <w:pPr>
         <w:widowControl/>
         <w:bidi w:val="1"/>
-        <w:spacing w:before="0" w:after="120" w:line="288" w:lineRule="auto"/>
+        <w:spacing w:before="0" w:after="240" w:line="288" w:lineRule="auto"/>
         <w:jc w:val="center"/>
       </w:pPr>
       <w:r>
@@ -217,6 +228,18 @@
         </w:rPr>
         <w:t>بِسْمِ اللَّهِ الرَّحْمَنِ الرَّحِيمِ</w:t>
       </w:r>
+    </w:p>
+    <w:p>
+      <w:pPr>
+        <w:widowControl/>
+        <w:bidi w:val="1"/>
+        <w:spacing w:before="0" w:after="120" w:line="288" w:lineRule="auto"/>
+        <w:ind w:right="2835" w:left="2835"/>
+        <w:jc w:val="center"/>
+        <w:pBdr>
+          <w:bottom w:val="single" w:sz="12" w:space="6" w:color="1F3864"/>
+        </w:pBdr>
+      </w:pPr>
     </w:p>
     <w:p>
       <w:r>
@@ -246,9 +269,20 @@
       <w:pPr>
         <w:widowControl/>
         <w:bidi w:val="1"/>
-        <w:spacing w:before="0" w:after="120" w:line="288" w:lineRule="auto"/>
-        <w:ind w:firstLine="283"/>
-        <w:jc w:val="both"/>
+        <w:spacing w:before="0" w:after="240" w:line="288" w:lineRule="auto"/>
+        <w:ind w:right="1701" w:left="1701"/>
+        <w:jc w:val="center"/>
+        <w:pBdr>
+          <w:bottom w:val="single" w:sz="12" w:space="6" w:color="1F3864"/>
+        </w:pBdr>
+      </w:pPr>
+    </w:p>
+    <w:p>
+      <w:pPr>
+        <w:widowControl/>
+        <w:bidi w:val="1"/>
+        <w:spacing w:before="0" w:after="160" w:line="288" w:lineRule="auto"/>
+        <w:jc w:val="center"/>
       </w:pPr>
       <w:r>
         <w:rPr>
@@ -265,9 +299,8 @@
       <w:pPr>
         <w:widowControl/>
         <w:bidi w:val="1"/>
-        <w:spacing w:before="0" w:after="120" w:line="288" w:lineRule="auto"/>
-        <w:ind w:firstLine="283"/>
-        <w:jc w:val="both"/>
+        <w:spacing w:before="0" w:after="160" w:line="288" w:lineRule="auto"/>
+        <w:jc w:val="center"/>
       </w:pPr>
       <w:r>
         <w:rPr>
@@ -284,9 +317,8 @@
       <w:pPr>
         <w:widowControl/>
         <w:bidi w:val="1"/>
-        <w:spacing w:before="0" w:after="120" w:line="288" w:lineRule="auto"/>
-        <w:ind w:firstLine="283"/>
-        <w:jc w:val="both"/>
+        <w:spacing w:before="0" w:after="160" w:line="288" w:lineRule="auto"/>
+        <w:jc w:val="center"/>
       </w:pPr>
       <w:r>
         <w:rPr>
@@ -303,9 +335,8 @@
       <w:pPr>
         <w:widowControl/>
         <w:bidi w:val="1"/>
-        <w:spacing w:before="0" w:after="120" w:line="288" w:lineRule="auto"/>
-        <w:ind w:firstLine="283"/>
-        <w:jc w:val="both"/>
+        <w:spacing w:before="0" w:after="160" w:line="288" w:lineRule="auto"/>
+        <w:jc w:val="center"/>
       </w:pPr>
       <w:r>
         <w:rPr>
@@ -322,9 +353,8 @@
       <w:pPr>
         <w:widowControl/>
         <w:bidi w:val="1"/>
-        <w:spacing w:before="0" w:after="120" w:line="288" w:lineRule="auto"/>
-        <w:ind w:firstLine="283"/>
-        <w:jc w:val="both"/>
+        <w:spacing w:before="0" w:after="160" w:line="288" w:lineRule="auto"/>
+        <w:jc w:val="center"/>
       </w:pPr>
       <w:r>
         <w:rPr>
@@ -341,9 +371,8 @@
       <w:pPr>
         <w:widowControl/>
         <w:bidi w:val="1"/>
-        <w:spacing w:before="0" w:after="120" w:line="288" w:lineRule="auto"/>
-        <w:ind w:firstLine="283"/>
-        <w:jc w:val="both"/>
+        <w:spacing w:before="0" w:after="160" w:line="288" w:lineRule="auto"/>
+        <w:jc w:val="center"/>
       </w:pPr>
       <w:r>
         <w:rPr>
@@ -661,7 +690,6 @@
         <w:widowControl/>
         <w:bidi w:val="1"/>
         <w:spacing w:before="0" w:after="120" w:line="288" w:lineRule="auto"/>
-        <w:ind w:firstLine="283"/>
         <w:jc w:val="both"/>
       </w:pPr>
       <w:r>
@@ -771,7 +799,6 @@
         <w:widowControl/>
         <w:bidi w:val="1"/>
         <w:spacing w:before="0" w:after="120" w:line="288" w:lineRule="auto"/>
-        <w:ind w:firstLine="283"/>
         <w:jc w:val="both"/>
       </w:pPr>
       <w:r>
@@ -907,7 +934,23 @@
     <w:p>
       <w:pPr>
         <w:widowControl/>
-        <w:bidi w:val="1"/>
+        <w:spacing w:before="0" w:after="120" w:line="288" w:lineRule="auto"/>
+        <w:jc w:val="both"/>
+      </w:pPr>
+      <w:r>
+        <w:rPr>
+          <w:rFonts w:ascii="B Lotus" w:hAnsi="B Lotus" w:cs="B Lotus" w:eastAsia="B Lotus"/>
+          <w:b w:val="0"/>
+          <w:i w:val="0"/>
+          <w:sz w:val="26"/>
+          <w:szCs w:val="26"/>
+        </w:rPr>
+        <w:t>This thesis addresses a single, pressing question: if the continued performance of an international treaty turns harmful to the Islamic state, may the Guardian Jurist (Vali-e Faqih) withdraw from it? And if so, on what basis, under what conditions, and with what consequences? The question lies at the intersection of three normative systems — Imami jurisprudence, the constitutional law of the Islamic Republic of Iran, and public international law — and none of the three can answer it alone.</w:t>
+      </w:r>
+    </w:p>
+    <w:p>
+      <w:pPr>
+        <w:widowControl/>
         <w:spacing w:before="0" w:after="120" w:line="288" w:lineRule="auto"/>
         <w:ind w:firstLine="283"/>
         <w:jc w:val="both"/>
@@ -917,16 +960,15 @@
           <w:rFonts w:ascii="B Lotus" w:hAnsi="B Lotus" w:cs="B Lotus" w:eastAsia="B Lotus"/>
           <w:b w:val="0"/>
           <w:i w:val="0"/>
-          <w:sz w:val="28"/>
-          <w:szCs w:val="28"/>
-        </w:rPr>
-        <w:t>This thesis addresses a single, pressing question: if the continued performance of an international treaty turns harmful to the Islamic state, may the Guardian Jurist (Vali-e Faqih) withdraw from it? And if so, on what basis, under what conditions, and with what consequences? The question lies at the intersection of three normative systems — Imami jurisprudence, the constitutional law of the Islamic Republic of Iran, and public international law — and none of the three can answer it alone.</w:t>
-      </w:r>
-    </w:p>
-    <w:p>
-      <w:pPr>
-        <w:widowControl/>
-        <w:bidi w:val="1"/>
+          <w:sz w:val="26"/>
+          <w:szCs w:val="26"/>
+        </w:rPr>
+        <w:t>The method is library-based, analytical and inferential: ijtihadi reasoning in fiqh, textual and case-law analysis in international law, and constitutional interpretation in domestic law. The thesis is organized in three parts and five chapters: concepts and preliminaries; the juristic analysis (the obligation of fidelity to treaties and the grounds for lawful withdrawal); and the legal analysis (international responsibility and the constitutional status of the decision).</w:t>
+      </w:r>
+    </w:p>
+    <w:p>
+      <w:pPr>
+        <w:widowControl/>
         <w:spacing w:before="0" w:after="120" w:line="288" w:lineRule="auto"/>
         <w:ind w:firstLine="283"/>
         <w:jc w:val="both"/>
@@ -936,16 +978,15 @@
           <w:rFonts w:ascii="B Lotus" w:hAnsi="B Lotus" w:cs="B Lotus" w:eastAsia="B Lotus"/>
           <w:b w:val="0"/>
           <w:i w:val="0"/>
-          <w:sz w:val="28"/>
-          <w:szCs w:val="28"/>
-        </w:rPr>
-        <w:t>The method is library-based, analytical and inferential: ijtihadi reasoning in fiqh, textual and case-law analysis in international law, and constitutional interpretation in domestic law. The thesis is organized in three parts and five chapters: concepts and preliminaries; the juristic analysis (the obligation of fidelity to treaties and the grounds for lawful withdrawal); and the legal analysis (international responsibility and the constitutional status of the decision).</w:t>
-      </w:r>
-    </w:p>
-    <w:p>
-      <w:pPr>
-        <w:widowControl/>
-        <w:bidi w:val="1"/>
+          <w:sz w:val="26"/>
+          <w:szCs w:val="26"/>
+        </w:rPr>
+        <w:t>The findings are five. First, the primary rule is the obligation of fidelity (wafa), established by Quranic verses, traditions, the practice of the Infallibles, and reason. Second, departure from this rule is lawful only as a governmental decision (hukm hukumati) of the Guardian Jurist in a situation of genuine conflict of interests (tazahum), supported by four independent grounds: tazahum itself, the theory of governmental ordinance, the rules of negation of harm and hardship, and the paramount duty of preserving the Islamic system. Third, this permission is fenced by eight practical conditions that together form a decision-maker's checklist. Fourth, three levels of analysis must be strictly separated: juristic permissibility, domestic constitutionality, and international responsibility — each with its own forum and criteria. Fifth, the Guardian Jurist's authority in this domain is implicit and guardianship-based rather than express, and is best explained through a fourfold division of authority (express, implicit, guardianship-based, governmental).</w:t>
+      </w:r>
+    </w:p>
+    <w:p>
+      <w:pPr>
+        <w:widowControl/>
         <w:spacing w:before="0" w:after="120" w:line="288" w:lineRule="auto"/>
         <w:ind w:firstLine="283"/>
         <w:jc w:val="both"/>
@@ -953,29 +994,10 @@
       <w:r>
         <w:rPr>
           <w:rFonts w:ascii="B Lotus" w:hAnsi="B Lotus" w:cs="B Lotus" w:eastAsia="B Lotus"/>
-          <w:b w:val="0"/>
-          <w:i w:val="0"/>
-          <w:sz w:val="28"/>
-          <w:szCs w:val="28"/>
-        </w:rPr>
-        <w:t>The findings are five. First, the primary rule is the obligation of fidelity (wafa), established by Quranic verses, traditions, the practice of the Infallibles, and reason. Second, departure from this rule is lawful only as a governmental decision (hukm hukumati) of the Guardian Jurist in a situation of genuine conflict of interests (tazahum), supported by four independent grounds: tazahum itself, the theory of governmental ordinance, the rules of negation of harm and hardship, and the paramount duty of preserving the Islamic system. Third, this permission is fenced by eight practical conditions that together form a decision-maker's checklist. Fourth, three levels of analysis must be strictly separated: juristic permissibility, domestic constitutionality, and international responsibility — each with its own forum and criteria. Fifth, the Guardian Jurist's authority in this domain is implicit and guardianship-based rather than express, and is best explained through a fourfold division of authority (express, implicit, guardianship-based, governmental).</w:t>
-      </w:r>
-    </w:p>
-    <w:p>
-      <w:pPr>
-        <w:widowControl/>
-        <w:bidi w:val="1"/>
-        <w:spacing w:before="0" w:after="120" w:line="288" w:lineRule="auto"/>
-        <w:ind w:firstLine="283"/>
-        <w:jc w:val="both"/>
-      </w:pPr>
-      <w:r>
-        <w:rPr>
-          <w:rFonts w:ascii="B Lotus" w:hAnsi="B Lotus" w:cs="B Lotus" w:eastAsia="B Lotus"/>
           <w:b/>
           <w:i w:val="0"/>
-          <w:sz w:val="28"/>
-          <w:szCs w:val="28"/>
+          <w:sz w:val="26"/>
+          <w:szCs w:val="26"/>
         </w:rPr>
         <w:t>Keywords:</w:t>
       </w:r>
@@ -984,8 +1006,8 @@
           <w:rFonts w:ascii="B Lotus" w:hAnsi="B Lotus" w:cs="B Lotus" w:eastAsia="B Lotus"/>
           <w:b w:val="0"/>
           <w:i w:val="0"/>
-          <w:sz w:val="28"/>
-          <w:szCs w:val="28"/>
+          <w:sz w:val="26"/>
+          <w:szCs w:val="26"/>
         </w:rPr>
         <w:t xml:space="preserve"> Guardian Jurist, international obligations, treaties, fidelity to covenants, governmental ordinance, tazahum, expediency, international responsibility, Vienna Convention, constitution.</w:t>
       </w:r>
@@ -1002,6 +1024,10 @@
         <w:spacing w:before="120" w:after="240" w:line="288" w:lineRule="auto"/>
         <w:jc w:val="center"/>
         <w:keepNext w:val="1"/>
+        <w:pBdr>
+          <w:top w:val="single" w:sz="12" w:space="8" w:color="1F3864"/>
+          <w:bottom w:val="single" w:sz="12" w:space="8" w:color="1F3864"/>
+        </w:pBdr>
       </w:pPr>
       <w:r>
         <w:rPr>
@@ -1099,902 +1125,937 @@
           <w:pgMar w:top="1417" w:right="1701" w:bottom="1417" w:left="1134" w:header="680" w:footer="680" w:gutter="0"/>
           <w:cols w:space="720"/>
           <w:docGrid w:linePitch="360"/>
+          <w:pgBorders w:offsetFrom="page">
+            <w:top w:val="single" w:sz="12" w:space="24" w:color="1F3864"/>
+            <w:left w:val="single" w:sz="12" w:space="24" w:color="1F3864"/>
+            <w:bottom w:val="single" w:sz="12" w:space="24" w:color="1F3864"/>
+            <w:right w:val="single" w:sz="12" w:space="24" w:color="1F3864"/>
+          </w:pgBorders>
         </w:sectPr>
       </w:pPr>
     </w:p>
+    <w:p/>
+    <w:p/>
     <w:p>
       <w:pPr>
         <w:pStyle w:val="TH-Fasl"/>
         <w:widowControl/>
         <w:bidi w:val="1"/>
-        <w:spacing w:before="120" w:after="200" w:line="288" w:lineRule="auto"/>
+        <w:spacing w:before="120" w:after="240" w:line="288" w:lineRule="auto"/>
+        <w:jc w:val="center"/>
+        <w:pBdr>
+          <w:top w:val="single" w:sz="12" w:space="8" w:color="1F3864"/>
+          <w:bottom w:val="single" w:sz="12" w:space="8" w:color="1F3864"/>
+        </w:pBdr>
+        <w:keepNext w:val="1"/>
+      </w:pPr>
+      <w:r>
+        <w:rPr>
+          <w:rFonts w:ascii="B Titr" w:hAnsi="B Titr" w:cs="B Titr" w:eastAsia="B Titr"/>
+          <w:b/>
+          <w:i w:val="0"/>
+          <w:sz w:val="44"/>
+          <w:szCs w:val="44"/>
+        </w:rPr>
+        <w:t>مقدمه: کلیات تحقیق</w:t>
+      </w:r>
+    </w:p>
+    <w:p>
+      <w:pPr>
+        <w:pStyle w:val="TH-Goftar"/>
+        <w:widowControl/>
+        <w:bidi w:val="1"/>
+        <w:spacing w:before="200" w:after="120" w:line="288" w:lineRule="auto"/>
+        <w:jc w:val="right"/>
+        <w:keepNext w:val="1"/>
+        <w:shd w:val="clear" w:fill="EDEDED"/>
+      </w:pPr>
+      <w:r>
+        <w:rPr>
+          <w:rFonts w:ascii="B Titr" w:hAnsi="B Titr" w:cs="B Titr" w:eastAsia="B Titr"/>
+          <w:b/>
+          <w:i w:val="0"/>
+          <w:sz w:val="32"/>
+          <w:szCs w:val="32"/>
+        </w:rPr>
+        <w:t>بیان مسئله</w:t>
+      </w:r>
+    </w:p>
+    <w:p>
+      <w:pPr>
+        <w:pStyle w:val="TH-Body"/>
+        <w:widowControl/>
+        <w:bidi w:val="1"/>
+        <w:spacing w:before="0" w:after="120" w:line="288" w:lineRule="auto"/>
+        <w:jc w:val="both"/>
+      </w:pPr>
+      <w:r>
+        <w:rPr>
+          <w:rFonts w:ascii="B Lotus" w:hAnsi="B Lotus" w:cs="B Lotus" w:eastAsia="B Lotus"/>
+          <w:b w:val="0"/>
+          <w:i w:val="0"/>
+          <w:sz w:val="28"/>
+          <w:szCs w:val="28"/>
+        </w:rPr>
+        <w:t>تصور کنید حکومتی ـ هر حکومتی، از جمله حکومت اسلامی ما ـ پیمانی با دولت‌های دیگر بسته است؛ پیمانی که روز امضایش مصلحت بود، عاقلانه بود، به نفع کشور بود. سال‌ها می‌گذرد. دنیا عوض می‌شود، طرف مقابل عهدشکنی می‌کند یا شرایط به‌کلی دگرگون می‌شود، و حالا ادامه اجرای همان پیمان دارد به کشور ضرر می‌زند؛ ضرری جدی، نه جزئی. حاکم چه باید بکند؟ به پیمان پایبند بماند و ضرر را تحمل کند، چون «عهدشکنی حرام است»؟ یا از پیمان عدول کند و مصلحت امروز کشور را نجات بدهد، چون «حفظ نظام واجب است»؟</w:t>
+      </w:r>
+    </w:p>
+    <w:p>
+      <w:pPr>
+        <w:pStyle w:val="TH-Body"/>
+        <w:widowControl/>
+        <w:bidi w:val="1"/>
+        <w:spacing w:before="0" w:after="120" w:line="288" w:lineRule="auto"/>
+        <w:ind w:firstLine="283"/>
+        <w:jc w:val="both"/>
+      </w:pPr>
+      <w:r>
+        <w:rPr>
+          <w:rFonts w:ascii="B Lotus" w:hAnsi="B Lotus" w:cs="B Lotus" w:eastAsia="B Lotus"/>
+          <w:b w:val="0"/>
+          <w:i w:val="0"/>
+          <w:sz w:val="28"/>
+          <w:szCs w:val="28"/>
+        </w:rPr>
+        <w:t>این دوراهی، خلاصه مسئله این رساله است. ولی سادگیِ صورتش فریبنده است؛ چون در باطن، سه نظام هنجاریِ بزرگ را به هم گره می‌زند که هرکدام منطق و ادبیات و مراجع خودشان را دارند. فقه امامیه می‌گوید «اوفوا بالعقود» و نقض عهد را ـ مگر به حکم دلیل ـ حرام می‌داند؛ و این حرف، حرف کوچکی نیست، چون پشتش آیات صریح قرآن و روایات متواتر و سیره معصومان ایستاده. حقوق اساسی جمهوری اسلامی می‌پرسد حدود اختیارات رهبری تا کجاست و آیا تصمیم یک مقام می‌تواند قانون مصوب مجلس را کنار بزند؛ و این پرسش هم جدی است، چون به استقلال قوا و حکومت قانون گره خورده. و حقوق بین‌الملل می‌گوید نقض یک‌جانبه معاهده مسئولیت می‌آورد و توجیهات داخلی دولت‌ها ـ حتی حکم شرعی و قانون اساسی‌شان ـ در برابر طرف مقابل پذیرفته نیست؛ و این هم واقعیتی است که نمی‌شود نادیده‌اش گرفت، چون هزینه‌اش را مردم می‌دهند.</w:t>
+      </w:r>
+    </w:p>
+    <w:p>
+      <w:pPr>
+        <w:pStyle w:val="TH-Body"/>
+        <w:widowControl/>
+        <w:bidi w:val="1"/>
+        <w:spacing w:before="0" w:after="120" w:line="288" w:lineRule="auto"/>
+        <w:ind w:firstLine="283"/>
+        <w:jc w:val="both"/>
+      </w:pPr>
+      <w:r>
+        <w:rPr>
+          <w:rFonts w:ascii="B Lotus" w:hAnsi="B Lotus" w:cs="B Lotus" w:eastAsia="B Lotus"/>
+          <w:b w:val="0"/>
+          <w:i w:val="0"/>
+          <w:sz w:val="28"/>
+          <w:szCs w:val="28"/>
+        </w:rPr>
+        <w:t>حالا مسئله دقیقاً همین‌جاست: هیچ‌کدام از این سه پاسخِ تک‌بعدی به‌تنهایی کافی نیست، و کنار هم گذاشتنِ ساده‌شان هم جواب نمی‌دهد. فقیهی که از حقوق بین‌الملل بی‌خبر است، حکمی می‌دهد که اجرایش هزینه‌های سنگین و پیش‌بینی‌نشده بر کشور تحمیل می‌کند و بعد همه می‌گویند «فقه از واقعیت جداست». حقوق‌دانی که فقه را نمی‌شناسد، حکمی را نامشروع اعلام می‌کند که شرعاً واجب بوده و بعد همه می‌گویند «حقوق با شرع ناسازگار است». و تصمیم‌گیر جلسه‌ای که هر سه را با هم ندیده، تصمیمی می‌گیرد که یا شرعی نیست یا قانونی نیست یا پرهزینه است ـ و گاهی هر سه با هم. تناقض ظاهری میان «وجوب وفای به عهد» و «اختیار حکومتی ولی فقیه» و «مسئولیت بین‌المللی دولت»، گرهی است که فقط با تحلیل هم‌زمان و تفکیک‌شده هر سه سطح باز می‌شود. و این گره، دقیقاً همان چیزی است که این رساله آمده تا بازش کند؛ نه با شعار، نه با مصادره به مطلوب، بلکه با استدلال قدم‌به‌قدم.</w:t>
+      </w:r>
+    </w:p>
+    <w:p>
+      <w:pPr>
+        <w:pStyle w:val="TH-Body"/>
+        <w:widowControl/>
+        <w:bidi w:val="1"/>
+        <w:spacing w:before="0" w:after="120" w:line="288" w:lineRule="auto"/>
+        <w:ind w:firstLine="283"/>
+        <w:jc w:val="both"/>
+      </w:pPr>
+      <w:r>
+        <w:rPr>
+          <w:rFonts w:ascii="B Lotus" w:hAnsi="B Lotus" w:cs="B Lotus" w:eastAsia="B Lotus"/>
+          <w:b w:val="0"/>
+          <w:i w:val="0"/>
+          <w:sz w:val="28"/>
+          <w:szCs w:val="28"/>
+        </w:rPr>
+        <w:t>سؤال اصلی پژوهش پس این است: «عدول ولی فقیه از تعهدات بین‌المللی دولت اسلامی از منظر فقه امامیه و حقوق بین‌الملل چه مبانی، شرایط و آثاری دارد؟» و برای جواب دادن به آن، ناگزیرم هفت سؤال فرعی را هم جواب بدهم: مسئولیت بین‌المللی چنین تصمیمی چیست و چگونه مدیریت می‌شود؛ سازوکارهای تعلیق و خاتمه موجه در حقوق معاهدات کدام‌اند؛ ادله وجوب وفا در فقه تا کجا پیش می‌روند و از کجا متوقف می‌شوند؛ نسبت حکم حکومتی و تزاحم با تعهدات بین‌المللی چگونه است و چه ضوابطی دارد؛ دلالت اصول قانون اساسی بر این اختیار چقدر است؛ از سیره پیامبر و امیرالمؤمنین چه الگویی می‌شود گرفت؛ و آثار عملی تصمیم در سطوح داخلی و بین‌المللی چیست.</w:t>
+      </w:r>
+    </w:p>
+    <w:p>
+      <w:pPr>
+        <w:pStyle w:val="TH-Goftar"/>
+        <w:widowControl/>
+        <w:bidi w:val="1"/>
+        <w:spacing w:before="200" w:after="120" w:line="288" w:lineRule="auto"/>
+        <w:jc w:val="right"/>
+        <w:keepNext w:val="1"/>
+        <w:shd w:val="clear" w:fill="EDEDED"/>
+      </w:pPr>
+      <w:r>
+        <w:rPr>
+          <w:rFonts w:ascii="B Titr" w:hAnsi="B Titr" w:cs="B Titr" w:eastAsia="B Titr"/>
+          <w:b/>
+          <w:i w:val="0"/>
+          <w:sz w:val="32"/>
+          <w:szCs w:val="32"/>
+        </w:rPr>
+        <w:t>ضرورت و اهمیت تحقیق</w:t>
+      </w:r>
+    </w:p>
+    <w:p>
+      <w:pPr>
+        <w:pStyle w:val="TH-Body"/>
+        <w:widowControl/>
+        <w:bidi w:val="1"/>
+        <w:spacing w:before="0" w:after="120" w:line="288" w:lineRule="auto"/>
+        <w:jc w:val="both"/>
+      </w:pPr>
+      <w:r>
+        <w:rPr>
+          <w:rFonts w:ascii="B Lotus" w:hAnsi="B Lotus" w:cs="B Lotus" w:eastAsia="B Lotus"/>
+          <w:b w:val="0"/>
+          <w:i w:val="0"/>
+          <w:sz w:val="28"/>
+          <w:szCs w:val="28"/>
+        </w:rPr>
+        <w:t>اگر کسی بپرسد این تحقیق چه ضرورتی دارد، من فقط یک جواب می‌دهم: تاریخ چهل و چندساله انقلاب را ورق بزنید. از قضیه گروگان‌ها و عهدنامه الجزایر تا پرونده هسته‌ای و برجام و خروج آمریکا و کاهش تعهدات ایران، بارها کشور ما در برابر همین دوراهی قرار گرفته: پایبندی به تعهدی که اجرایش روزبه‌روز پرهزینه‌تر می‌شود، یا عدول از آن با همه پرسش‌های شرعی و حقوقی‌اش. و هر بار، تحلیل‌ها عمدتاً سیاسی و جناحی و احساسی بوده، نه فقهی و حقوقی و ضابطه‌مند. هر دولتی ساز خودش را زده و هیچ چارچوب ماندگاری از خود به جا نگذاشته. این خلأ تحلیلی، خودش به‌تنهایی ضرورت این پژوهش را اثبات می‌کند؛ چون تصمیمی که مبنا و ضابطه نداشته باشد، هر بار از نو محل مناقشه می‌شود و کشور را به ورطه آزمون‌وخطا می‌اندازد.</w:t>
+      </w:r>
+    </w:p>
+    <w:p>
+      <w:pPr>
+        <w:pStyle w:val="TH-Body"/>
+        <w:widowControl/>
+        <w:bidi w:val="1"/>
+        <w:spacing w:before="0" w:after="120" w:line="288" w:lineRule="auto"/>
+        <w:ind w:firstLine="283"/>
+        <w:jc w:val="both"/>
+      </w:pPr>
+      <w:r>
+        <w:rPr>
+          <w:rFonts w:ascii="B Lotus" w:hAnsi="B Lotus" w:cs="B Lotus" w:eastAsia="B Lotus"/>
+          <w:b w:val="0"/>
+          <w:i w:val="0"/>
+          <w:sz w:val="28"/>
+          <w:szCs w:val="28"/>
+        </w:rPr>
+        <w:t>ضرورت نظری هم دست‌کمی از ضرورت عملی ندارد، اگر بیشتر نباشد. از یک سو، فقه ما در باب معاهدات بین‌المللی امروزی ـ که با عهدنامه‌های صدر اسلام تفاوت‌های ساختاری جدی دارند ـ هنوز به بلوغ و تفصیل لازم نرسیده؛ و احکام حکومتی مرتبط با سیاست خارجی از کم‌کارکرده‌ترین ابواب فقه حکومتی ماست. ما درباره طهارت و صلات هزاران صفحه داریم ولی درباره این‌که حاکم اسلامی در برابر پیمان بین‌المللیِ زیان‌بار چه تکلیفی دارد، کمتر از انگشتان یک دست رساله جدی داریم. این فقر، شایسته فقهی نیست که ادعای حکومت دارد. از سوی دیگر، حقوق بین‌الملل معاصر ـ با کنوانسیون وین و طرح مسئولیت و سازوکارهای نوینش ـ نیازمند خوانش فقهی و بومی است تا فقیه ما بتواند در برابرش موضع دقیق و منصفانه بگیرد؛ نه پذیرش بی‌چون‌وچرای منفعلانه، نه رد احساسیِ بی‌دلیل. ما باید با این نظام حقوقی «گفت‌وگو» کنیم، و گفت‌وگو اول نیازمند «فهم» است.</w:t>
+      </w:r>
+    </w:p>
+    <w:p>
+      <w:pPr>
+        <w:pStyle w:val="TH-Body"/>
+        <w:widowControl/>
+        <w:bidi w:val="1"/>
+        <w:spacing w:before="0" w:after="120" w:line="288" w:lineRule="auto"/>
+        <w:ind w:firstLine="283"/>
+        <w:jc w:val="both"/>
+      </w:pPr>
+      <w:r>
+        <w:rPr>
+          <w:rFonts w:ascii="B Lotus" w:hAnsi="B Lotus" w:cs="B Lotus" w:eastAsia="B Lotus"/>
+          <w:b w:val="0"/>
+          <w:i w:val="0"/>
+          <w:sz w:val="28"/>
+          <w:szCs w:val="28"/>
+        </w:rPr>
+        <w:t>و دست آخر، مخاطب این رساله فقط حوزه و دانشگاه نیست. تصمیم‌گیران و مشاوران حقوقی و فقهی نظام ـ آقایانی که در شورای عالی امنیت ملی و وزارت خارجه و مجمع تشخیص می‌نشینند ـ بیش از هر کس دیگری به چنین چارچوبی نیاز دارند. رساله‌ای که مبنای فقهی و ضوابط عملی و آثار بین‌المللی یک تصمیم حکومتی را یک‌جا و با زبانی قابل فهم برای تصمیم‌گیر ارائه بدهد، در واقع پلی است میان نظر و عمل؛ و همین پیوند، اهمیتش را دوچندان می‌کند. من این رساله را برای میز آن‌ها نوشته‌ام، نه فقط برای قفسه کتابخانه.</w:t>
+      </w:r>
+    </w:p>
+    <w:p>
+      <w:pPr>
+        <w:pStyle w:val="TH-Goftar"/>
+        <w:widowControl/>
+        <w:bidi w:val="1"/>
+        <w:spacing w:before="200" w:after="120" w:line="288" w:lineRule="auto"/>
+        <w:jc w:val="right"/>
+        <w:keepNext w:val="1"/>
+        <w:shd w:val="clear" w:fill="EDEDED"/>
+      </w:pPr>
+      <w:r>
+        <w:rPr>
+          <w:rFonts w:ascii="B Titr" w:hAnsi="B Titr" w:cs="B Titr" w:eastAsia="B Titr"/>
+          <w:b/>
+          <w:i w:val="0"/>
+          <w:sz w:val="32"/>
+          <w:szCs w:val="32"/>
+        </w:rPr>
+        <w:t>اهداف تحقیق</w:t>
+      </w:r>
+    </w:p>
+    <w:p>
+      <w:pPr>
+        <w:pStyle w:val="TH-Body"/>
+        <w:widowControl/>
+        <w:bidi w:val="1"/>
+        <w:spacing w:before="0" w:after="120" w:line="288" w:lineRule="auto"/>
+        <w:jc w:val="both"/>
+      </w:pPr>
+      <w:r>
+        <w:rPr>
+          <w:rFonts w:ascii="B Lotus" w:hAnsi="B Lotus" w:cs="B Lotus" w:eastAsia="B Lotus"/>
+          <w:b w:val="0"/>
+          <w:i w:val="0"/>
+          <w:sz w:val="28"/>
+          <w:szCs w:val="28"/>
+        </w:rPr>
+        <w:t>هدف اصلی این پژوهش ارائه تحلیل فقهی ـ حقوقی جامع و ضابطه‌مند از عدول ولی فقیه از تعهدات بین‌المللی است؛ تحلیلی که هم تکلیف شرعی حاکم را روشن کند، هم جایگاه حقوقی تصمیمش را، و هم آثار بین‌المللی‌اش را ـ و هر سه را در یک چارچوب منسجم و کاربردی که تصمیم‌گیر بتواند واقعاً از آن استفاده کند، نه این‌که فقط بخواند و کنار بگذارد.</w:t>
+      </w:r>
+    </w:p>
+    <w:p>
+      <w:pPr>
+        <w:pStyle w:val="TH-Body"/>
+        <w:widowControl/>
+        <w:bidi w:val="1"/>
+        <w:spacing w:before="0" w:after="120" w:line="288" w:lineRule="auto"/>
+        <w:ind w:firstLine="283"/>
+        <w:jc w:val="both"/>
+      </w:pPr>
+      <w:r>
+        <w:rPr>
+          <w:rFonts w:ascii="B Lotus" w:hAnsi="B Lotus" w:cs="B Lotus" w:eastAsia="B Lotus"/>
+          <w:b w:val="0"/>
+          <w:i w:val="0"/>
+          <w:sz w:val="28"/>
+          <w:szCs w:val="28"/>
+        </w:rPr>
+        <w:t>در کنارِ هدفِ اصلی، سه هدفِ «میانی» هم دارم که گفتنشان را لازم می‌دانم، چون جهتِ کلِ رساله را مشخص می‌کنند: یکم، «رفعِ خلطِ سطوح» ـ یعنی نشان دادنِ این‌که جوازِ فقهی و مشروعیتِ داخلی و مسئولیتِ بین‌المللی سه چیزِ جداست و قاطی کردنشان خطاست؛ چون به تجربه دیده‌ام که بیشترِ مناقشه‌های این حوزه، ریشه در همین خلط دارد، نه در اختلافِ واقعی. دوم، «مهارِ جواز» ـ یعنی نشان دادنِ این‌که عدول اگر جایز است، بی‌ضابطه نیست و هشت قفل دارد؛ چون از خطرِ سوءاستفاده آگاهم و نمی‌خواهم رساله‌ام دستاویزِ عهدشکنیِ بی‌مبنا شود. و سوم، «دستِ تصمیم‌گیر را گرفتن» ـ یعنی ارائه چارچوبی که واقعاً قابلِ استفاده باشد، نه فقط قابلِ خواندن؛ چون رساله‌ای که روی میزِ تصمیم‌گیر نرود، هرچقدر هم که علمی باشد، رسالتش را کامل نکرده.</w:t>
+      </w:r>
+    </w:p>
+    <w:p>
+      <w:pPr>
+        <w:pStyle w:val="TH-Body"/>
+        <w:widowControl/>
+        <w:bidi w:val="1"/>
+        <w:spacing w:before="0" w:after="120" w:line="288" w:lineRule="auto"/>
+        <w:ind w:firstLine="283"/>
+        <w:jc w:val="both"/>
+      </w:pPr>
+      <w:r>
+        <w:rPr>
+          <w:rFonts w:ascii="B Lotus" w:hAnsi="B Lotus" w:cs="B Lotus" w:eastAsia="B Lotus"/>
+          <w:b w:val="0"/>
+          <w:i w:val="0"/>
+          <w:sz w:val="28"/>
+          <w:szCs w:val="28"/>
+        </w:rPr>
+        <w:t>اهداف فرعی هفت‌تاست که هرکدام به یکی از سؤالات فرعی گره خورده و هرکدام فصلی از رساله را تغذیه می‌کند: تحلیل مسئولیت بین‌المللی تصمیم مطابق طرح مواد کمیسیون حقوق بین‌الملل و راه‌های کاهشش؛ شناخت سازوکارهای تعلیق و خاتمه موجه در کنوانسیون وین و شرایط هرکدام؛ بررسی جامع و منصفانه ادله وجوب وفای به عهد ـ آیات، روایات، سیره و عقل ـ و تعیین دقیق قلمرو و استثناهایشان؛ تبیین نسبت حکم حکومتی و قاعده تزاحم با تعهدات بین‌المللی و استخراج ضوابط عملی؛ تحلیل دلالت اصول قانون اساسی ـ به‌ویژه اصول ۵، ۵۷، ۷۷، ۱۱۰، ۱۱۲ و ۱۲۵ ـ بر اختیار ولی فقیه؛ استقصای سیره پیامبر اکرم و امیرالمؤمنین در عهدنامه‌ها و استخراج الگوهای رفتاری‌شان؛ و تبیین آثار عملی و اجرایی تصمیم از مرحله مقدمات تا مرحله پسااجرا.</w:t>
+      </w:r>
+    </w:p>
+    <w:p>
+      <w:pPr>
+        <w:pStyle w:val="TH-Goftar"/>
+        <w:widowControl/>
+        <w:bidi w:val="1"/>
+        <w:spacing w:before="200" w:after="120" w:line="288" w:lineRule="auto"/>
+        <w:jc w:val="right"/>
+        <w:keepNext w:val="1"/>
+        <w:shd w:val="clear" w:fill="EDEDED"/>
+      </w:pPr>
+      <w:r>
+        <w:rPr>
+          <w:rFonts w:ascii="B Titr" w:hAnsi="B Titr" w:cs="B Titr" w:eastAsia="B Titr"/>
+          <w:b/>
+          <w:i w:val="0"/>
+          <w:sz w:val="32"/>
+          <w:szCs w:val="32"/>
+        </w:rPr>
+        <w:t>سؤالات تحقیق</w:t>
+      </w:r>
+    </w:p>
+    <w:p>
+      <w:pPr>
+        <w:pStyle w:val="TH-Body"/>
+        <w:widowControl/>
+        <w:bidi w:val="1"/>
+        <w:spacing w:before="0" w:after="120" w:line="288" w:lineRule="auto"/>
+        <w:jc w:val="both"/>
+      </w:pPr>
+      <w:r>
+        <w:rPr>
+          <w:rFonts w:ascii="B Lotus" w:hAnsi="B Lotus" w:cs="B Lotus" w:eastAsia="B Lotus"/>
+          <w:b w:val="0"/>
+          <w:i w:val="0"/>
+          <w:sz w:val="28"/>
+          <w:szCs w:val="28"/>
+        </w:rPr>
+        <w:t>سؤال اصلی: «عدول ولی فقیه از تعهدات بین‌المللی دولت اسلامی از منظر فقه امامیه و حقوق بین‌الملل چه مبانی، شرایط و آثاری دارد؟»</w:t>
+      </w:r>
+    </w:p>
+    <w:p>
+      <w:pPr>
+        <w:pStyle w:val="TH-Body"/>
+        <w:widowControl/>
+        <w:bidi w:val="1"/>
+        <w:spacing w:before="0" w:after="120" w:line="288" w:lineRule="auto"/>
+        <w:ind w:firstLine="283"/>
+        <w:jc w:val="both"/>
+      </w:pPr>
+      <w:r>
+        <w:rPr>
+          <w:rFonts w:ascii="B Lotus" w:hAnsi="B Lotus" w:cs="B Lotus" w:eastAsia="B Lotus"/>
+          <w:b w:val="0"/>
+          <w:i w:val="0"/>
+          <w:sz w:val="28"/>
+          <w:szCs w:val="28"/>
+        </w:rPr>
+        <w:t>و سؤالات فرعی: مسئولیت بین‌المللی دولت اسلامی در فرض عدول ولی فقیه از تعهدات چیست و چگونه می‌شود آن را مدیریت کرد؛ سازوکارهای تعلیق و خاتمه موجه در نظام حقوق معاهدات کدام‌اند و نسبتشان با عدول حکومتی چیست؛ ادله وجوب وفای به عهد در فقه امامیه چه قلمرو و استثناهایی دارند؛ نسبت حکم حکومتی و تزاحم با تعهدات بین‌المللی دولت اسلامی چگونه است و عدول حکومتی چه ضوابطی دارد؛ دلالت اصول قانون اساسی جمهوری اسلامی ایران بر اختیار ولی فقیه در این حوزه چقدر و چگونه است؛ سیره پیامبر اکرم و امیرالمؤمنین در عهدنامه‌ها چه الگوهایی برای تصمیم حکومتی امروز ارائه می‌دهد؛ و آثار عملی و اجرایی عدول از تعهدات بین‌المللی در سطوح داخلی و بین‌المللی چیست.</w:t>
+      </w:r>
+    </w:p>
+    <w:p>
+      <w:pPr>
+        <w:pStyle w:val="TH-Goftar"/>
+        <w:widowControl/>
+        <w:bidi w:val="1"/>
+        <w:spacing w:before="200" w:after="120" w:line="288" w:lineRule="auto"/>
+        <w:jc w:val="right"/>
+        <w:keepNext w:val="1"/>
+        <w:shd w:val="clear" w:fill="EDEDED"/>
+      </w:pPr>
+      <w:r>
+        <w:rPr>
+          <w:rFonts w:ascii="B Titr" w:hAnsi="B Titr" w:cs="B Titr" w:eastAsia="B Titr"/>
+          <w:b/>
+          <w:i w:val="0"/>
+          <w:sz w:val="32"/>
+          <w:szCs w:val="32"/>
+        </w:rPr>
+        <w:t>فرضیه تحقیق</w:t>
+      </w:r>
+    </w:p>
+    <w:p>
+      <w:pPr>
+        <w:pStyle w:val="TH-Body"/>
+        <w:widowControl/>
+        <w:bidi w:val="1"/>
+        <w:spacing w:before="0" w:after="120" w:line="288" w:lineRule="auto"/>
+        <w:jc w:val="both"/>
+      </w:pPr>
+      <w:r>
+        <w:rPr>
+          <w:rFonts w:ascii="B Lotus" w:hAnsi="B Lotus" w:cs="B Lotus" w:eastAsia="B Lotus"/>
+          <w:b w:val="0"/>
+          <w:i w:val="0"/>
+          <w:sz w:val="28"/>
+          <w:szCs w:val="28"/>
+        </w:rPr>
+        <w:t>فرضیه اصلی این پژوهش این است: «عدول ولی فقیه از تعهدات بین‌المللی در چارچوب قاعده تزاحم و حکم حکومتی و با رعایت ضوابط استخراج‌شده از ادله فقهی، شرعاً جایز و بلکه گاه واجب است؛ مشروط بر این‌که مصلحت اهمی در کار باشد، از مجرای قانونی و نهادی بگذرد، و آثار بین‌المللی‌اش ـ از جمله مسئولیت دولت ـ در محاسبه مصلحت لحاظ شده باشد.» هر قیدی از این قیود بار استدلالی دارد و در فصول آینده یک‌به‌یک اثبات می‌شود؛ و اگر خواننده‌ای با فرضیه مخالف است، باید بگوید با کدام قید مخالف است، چون ردِ بی‌قیدوشرطِ کل فرضیه، بدون نقد قیودش، نقد علمی نیست.</w:t>
+      </w:r>
+    </w:p>
+    <w:p>
+      <w:pPr>
+        <w:pStyle w:val="TH-Body"/>
+        <w:widowControl/>
+        <w:bidi w:val="1"/>
+        <w:spacing w:before="0" w:after="120" w:line="288" w:lineRule="auto"/>
+        <w:ind w:firstLine="283"/>
+        <w:jc w:val="both"/>
+      </w:pPr>
+      <w:r>
+        <w:rPr>
+          <w:rFonts w:ascii="B Lotus" w:hAnsi="B Lotus" w:cs="B Lotus" w:eastAsia="B Lotus"/>
+          <w:b w:val="0"/>
+          <w:i w:val="0"/>
+          <w:sz w:val="28"/>
+          <w:szCs w:val="28"/>
+        </w:rPr>
+        <w:t>فرضیه‌های فرعی هم این‌هایند: تصمیم ولی فقیه به دولت منتسب می‌شود و در صورت نقضِ بدون مجوز، مسئولیت بین‌المللی می‌آورد؛ ولی این مسئولیت مانع جواز شرعی نیست، بلکه بخشی از هزینه‌ای است که باید در ترازوی مصلحت سنجیده شود ـ نه بیش، نه کم. سازوکارهای وین ـ تعلیق، خاتمه، تغییر بنیادین اوضاع ـ راه‌های حقوقیِ کم‌هزینه‌تری‌اند که تا وقتی بازند باید مقدم بر عدول یک‌جانبه باشند؛ عدول یک‌جانبه آخرین راه است، نه اولین راه. اطلاقات ادله وفا منصرف به عقود متعارف و شرایط عادی‌اند و شامل تزاحم مصلحتی نمی‌شوند؛ و این انصراف را با شواهد متنی و سیاقی اثبات می‌کنم، نه با ادعا. و در حقوق اساسی، اختیار ولی فقیه در این حوزه از نوع «اختیار ضمنی و ولایی» است نه صریح؛ یعنی از بندهای عام اصل ۱۱۰ و اصل ۵۷ استنباط می‌شود، نه این‌که در متن قانون اساسی ذکر شده باشد ـ و هر ادعای خلافی خلاف واقعیت متنی است.</w:t>
+      </w:r>
+    </w:p>
+    <w:p>
+      <w:pPr>
+        <w:pStyle w:val="TH-Goftar"/>
+        <w:widowControl/>
+        <w:bidi w:val="1"/>
+        <w:spacing w:before="200" w:after="120" w:line="288" w:lineRule="auto"/>
+        <w:jc w:val="right"/>
+        <w:keepNext w:val="1"/>
+        <w:shd w:val="clear" w:fill="EDEDED"/>
+      </w:pPr>
+      <w:r>
+        <w:rPr>
+          <w:rFonts w:ascii="B Titr" w:hAnsi="B Titr" w:cs="B Titr" w:eastAsia="B Titr"/>
+          <w:b/>
+          <w:i w:val="0"/>
+          <w:sz w:val="32"/>
+          <w:szCs w:val="32"/>
+        </w:rPr>
+        <w:t>پیشینه تحقیق</w:t>
+      </w:r>
+    </w:p>
+    <w:p>
+      <w:pPr>
+        <w:pStyle w:val="TH-Body"/>
+        <w:widowControl/>
+        <w:bidi w:val="1"/>
+        <w:spacing w:before="0" w:after="120" w:line="288" w:lineRule="auto"/>
+        <w:jc w:val="both"/>
+      </w:pPr>
+      <w:r>
+        <w:rPr>
+          <w:rFonts w:ascii="B Lotus" w:hAnsi="B Lotus" w:cs="B Lotus" w:eastAsia="B Lotus"/>
+          <w:b w:val="0"/>
+          <w:i w:val="0"/>
+          <w:sz w:val="28"/>
+          <w:szCs w:val="28"/>
+        </w:rPr>
+        <w:t>این موضوع ـ با این صورت‌بندی سه‌سطحی ـ تا آن‌جا که بررسی من رسیده، سابقه مستقلی ندارد. یعنی رساله یا مقاله‌ای که «عدول ولی فقیه از تعهدات بین‌المللی» را هم‌زمان از سه زاویه فقه و قانون اساسی و حقوق بین‌الملل بررسی کرده باشد، نیافتم؛ و هرچه گشتم، یا کارهای تک‌بعدی یافتم یا حرف‌های پراکنده. ولی این به معنای بی‌سابقه بودن مطلق نیست؛ هرکدام از اضلاع سه‌گانه‌اش پیشینه غنی و قابل‌استفاده‌ای دارند که بذرهای این پژوهش در آن‌ها پراکنده است و من کوشیده‌ام همه را ببینم و در جای خودش به کار ببرم. انصاف علمی اقتضا می‌کند بگویم روی شانه چه کسانی ایستاده‌ام.</w:t>
+      </w:r>
+    </w:p>
+    <w:p>
+      <w:pPr>
+        <w:pStyle w:val="TH-Body"/>
+        <w:widowControl/>
+        <w:bidi w:val="1"/>
+        <w:spacing w:before="0" w:after="120" w:line="288" w:lineRule="auto"/>
+        <w:ind w:firstLine="283"/>
+        <w:jc w:val="both"/>
+      </w:pPr>
+      <w:r>
+        <w:rPr>
+          <w:rFonts w:ascii="B Lotus" w:hAnsi="B Lotus" w:cs="B Lotus" w:eastAsia="B Lotus"/>
+          <w:b w:val="0"/>
+          <w:i w:val="0"/>
+          <w:sz w:val="28"/>
+          <w:szCs w:val="28"/>
+        </w:rPr>
+        <w:t>در ضلع فقهی، سه دسته منبع هست. دسته اول کتب قواعد فقهیه و ابواب عقود: سید محمدحسن بجنوردی در القواعد الفقهیه (قاعده لزوم) و میرزای نائینی در منیة الطالب و شیخ انصاری در المکاسب و الخیارات، قواعد عمومی لزوم و خیارات را پی‌ریخته‌اند؛ هرچند هیچ‌کدام مستقیم به معاهدات بین‌المللی امروزی نپرداخته‌اند و سخن گفتن از انتساب مستقیم نظر به آن‌ها در این مسئله، بدون تسامح نیست ـ و من این تسامح را روا نمی‌دارم. دسته دوم کتب جهاد و سیر و فقه سیاسی: جواهر الکلام در کتاب الجهاد (احکام هدنه و امان)، تحریر الوسیله امام خمینی، و آثاری مثل فقه سیاسی جوادی آملی و ولایت فقیه امام و شئون و اختیارات ولایت فقیه منتظری، احکام عهدنامه‌ها و گستره ولایت را بحث کرده‌اند و من وامدار همه‌شان هستم. و دسته سوم مقالات و رساله‌های معاصر فقه بین‌الملل اسلام که پراکنده‌اند و در متن رساله به آن‌ها ارجاع داده‌ام.</w:t>
+      </w:r>
+    </w:p>
+    <w:p>
+      <w:pPr>
+        <w:pStyle w:val="TH-Body"/>
+        <w:widowControl/>
+        <w:bidi w:val="1"/>
+        <w:spacing w:before="0" w:after="120" w:line="288" w:lineRule="auto"/>
+        <w:ind w:firstLine="283"/>
+        <w:jc w:val="both"/>
+      </w:pPr>
+      <w:r>
+        <w:rPr>
+          <w:rFonts w:ascii="B Lotus" w:hAnsi="B Lotus" w:cs="B Lotus" w:eastAsia="B Lotus"/>
+          <w:b w:val="0"/>
+          <w:i w:val="0"/>
+          <w:sz w:val="28"/>
+          <w:szCs w:val="28"/>
+        </w:rPr>
+        <w:t>در ضلع حقوق اساسی، تفاسیر قانون اساسی ـ به‌ویژه آثار قاضی شریعت‌پناهی و سیدمحمد هاشمی در حقوق اساسی جمهوری اسلامی ایران ـ و تحلیل‌های منتشره در پایگاه حوزه درباره اصل ۵۷ (ولایت مطلقه) و تفسیر شورای نگهبان از اصل ۱۱۲، و قوانین مصوب درباره معاهدات (آیین‌نامه داخلی مجلس و مقررات اجرایی مرتبط) منابع اصلی‌اند.</w:t>
+      </w:r>
+    </w:p>
+    <w:p>
+      <w:pPr>
+        <w:pStyle w:val="TH-Body"/>
+        <w:widowControl/>
+        <w:bidi w:val="1"/>
+        <w:spacing w:before="0" w:after="120" w:line="288" w:lineRule="auto"/>
+        <w:ind w:firstLine="283"/>
+        <w:jc w:val="both"/>
+      </w:pPr>
+      <w:r>
+        <w:rPr>
+          <w:rFonts w:ascii="B Lotus" w:hAnsi="B Lotus" w:cs="B Lotus" w:eastAsia="B Lotus"/>
+          <w:b w:val="0"/>
+          <w:i w:val="0"/>
+          <w:sz w:val="28"/>
+          <w:szCs w:val="28"/>
+        </w:rPr>
+        <w:t>و در ضلع حقوق بین‌الملل، کنوانسیون وین حقوق معاهدات (۱۹۶۹) و طرح مواد مسئولیت بین‌المللی دولت‌ها (۲۰۰۱) و رویه دیوان بین‌المللی دادگستری ـ به‌ویژه قضایای گابچیکوو و گروگان‌ها و نیکاراگوئه ـ شالوده تحلیل‌اند؛ و در ادبیات فارسی هم آثاری چون حقوق معاهدات بین‌المللی ضیایی بیگدلی و حقوق بین‌الملل عمومی صفری (در صورت تطابق با چاپ‌های موجود، وگرنه نیازمند بررسی منبع اصلی) راهگشا بوده‌اند.</w:t>
+      </w:r>
+    </w:p>
+    <w:p>
+      <w:pPr>
+        <w:pStyle w:val="TH-Body"/>
+        <w:widowControl/>
+        <w:bidi w:val="1"/>
+        <w:spacing w:before="0" w:after="120" w:line="288" w:lineRule="auto"/>
+        <w:ind w:firstLine="283"/>
+        <w:jc w:val="both"/>
+      </w:pPr>
+      <w:r>
+        <w:rPr>
+          <w:rFonts w:ascii="B Lotus" w:hAnsi="B Lotus" w:cs="B Lotus" w:eastAsia="B Lotus"/>
+          <w:b w:val="0"/>
+          <w:i w:val="0"/>
+          <w:sz w:val="28"/>
+          <w:szCs w:val="28"/>
+        </w:rPr>
+        <w:t>در کنار این سه ضلع، دو دسته منبعِ تکمیلی هم هست که نباید ناگفته بماند. دسته اول، ادبیات عربِ معاصر در «فقه روابط بین‌الملل» است: آثاری چون السیر و فقه الحرب و السلام در اسلام و نوشته‌های وهبه زحیلی و دیگران درباره احکام جهاد و عهدنامه‌ها که ـ هرچند عمدتاً از منظر اهل سنت ـ حاوی تحلیل‌های مفیدی از نصوص مشترک (آیات و سیره) است و من در مواردی از آن‌ها بهره گرفته‌ام.</w:t>
+      </w:r>
+      <w:r>
+        <w:rPr>
+          <w:rFonts w:ascii="B Lotus" w:hAnsi="B Lotus" w:cs="B Lotus" w:eastAsia="B Lotus"/>
+          <w:b w:val="0"/>
+          <w:i w:val="0"/>
+          <w:sz w:val="28"/>
+          <w:szCs w:val="28"/>
+          <w:vertAlign w:val="superscript"/>
+        </w:rPr>
+        <w:footnoteReference w:id="3"/>
+      </w:r>
+      <w:r>
+        <w:rPr>
+          <w:rFonts w:ascii="B Lotus" w:hAnsi="B Lotus" w:cs="B Lotus" w:eastAsia="B Lotus"/>
+          <w:b w:val="0"/>
+          <w:i w:val="0"/>
+          <w:sz w:val="28"/>
+          <w:szCs w:val="28"/>
+        </w:rPr>
+        <w:t xml:space="preserve"> دسته دوم، ادبیات غربیِ حقوق بین‌الملل است: کتب مرجعِ حقوق معاهدات و مسئولیت (مثل آثار شاو و کرافورد و شروح کنوانسیون وین) که فهم دقیقِ نهادهای وین و طرح مسئولیت بدون مراجعه به آن‌ها ممکن نیست.</w:t>
+      </w:r>
+      <w:r>
+        <w:rPr>
+          <w:rFonts w:ascii="B Lotus" w:hAnsi="B Lotus" w:cs="B Lotus" w:eastAsia="B Lotus"/>
+          <w:b w:val="0"/>
+          <w:i w:val="0"/>
+          <w:sz w:val="28"/>
+          <w:szCs w:val="28"/>
+          <w:vertAlign w:val="superscript"/>
+        </w:rPr>
+        <w:footnoteReference w:id="4"/>
+      </w:r>
+      <w:r>
+        <w:rPr>
+          <w:rFonts w:ascii="B Lotus" w:hAnsi="B Lotus" w:cs="B Lotus" w:eastAsia="B Lotus"/>
+          <w:b w:val="0"/>
+          <w:i w:val="0"/>
+          <w:sz w:val="28"/>
+          <w:szCs w:val="28"/>
+        </w:rPr>
+        <w:t xml:space="preserve"> البته ـ چنان‌که روش من در این رساله است ـ از این منابعِ غربی فقط در حد «فهمِ» حقوق بین‌الملل بهره گرفته‌ام، نه در مقام «داوریِ» فقهی؛ چون داورِ مسئله فقهی، فقه امامیه است، نه حقوق غربی. این تمایزِ مقامی ـ فهم در برابر داوری ـ از اصولِ روشیِ این پژوهش است و در سراسر رساله رعایت شده.</w:t>
+      </w:r>
+    </w:p>
+    <w:p>
+      <w:pPr>
+        <w:pStyle w:val="TH-Body"/>
+        <w:widowControl/>
+        <w:bidi w:val="1"/>
+        <w:spacing w:before="0" w:after="120" w:line="288" w:lineRule="auto"/>
+        <w:ind w:firstLine="283"/>
+        <w:jc w:val="both"/>
+      </w:pPr>
+      <w:r>
+        <w:rPr>
+          <w:rFonts w:ascii="B Lotus" w:hAnsi="B Lotus" w:cs="B Lotus" w:eastAsia="B Lotus"/>
+          <w:b w:val="0"/>
+          <w:i w:val="0"/>
+          <w:sz w:val="28"/>
+          <w:szCs w:val="28"/>
+        </w:rPr>
+        <w:t>نوآوری این رساله نسبت به همه این پیشینه‌ها در سه چیز است که هر سه را با ادعا نمی‌گویم بلکه متن رساله گواهشان است: یکم، صورت‌بندی سه‌سطحی مسئله ـ فقهی، اساسی، بین‌المللی ـ و تحلیل تفکیک‌شده هر سه با هم که تا کنون به این صورت انجام نشده؛ دوم، استخراج ضوابط هشت‌گانه عملی برای عدول حکومتی که تا کنون به این صورت مدون نشده و می‌تواند دستورالعمل تصمیم‌گیر باشد؛ و سوم، نقد مستند ادعای وجود اختیار صریح رهبری درباره معاهدات در اصل ۱۱۰ و ارائه تفکیک چهارگانه مراتب اختیار ـ صریح، ضمنی، ولایی، حکومتی ـ که راه میانه‌ای میان دو افراط رایج است.</w:t>
+      </w:r>
+    </w:p>
+    <w:p>
+      <w:pPr>
+        <w:pStyle w:val="TH-Goftar"/>
+        <w:widowControl/>
+        <w:bidi w:val="1"/>
+        <w:spacing w:before="200" w:after="120" w:line="288" w:lineRule="auto"/>
+        <w:jc w:val="right"/>
+        <w:keepNext w:val="1"/>
+        <w:shd w:val="clear" w:fill="EDEDED"/>
+      </w:pPr>
+      <w:r>
+        <w:rPr>
+          <w:rFonts w:ascii="B Titr" w:hAnsi="B Titr" w:cs="B Titr" w:eastAsia="B Titr"/>
+          <w:b/>
+          <w:i w:val="0"/>
+          <w:sz w:val="32"/>
+          <w:szCs w:val="32"/>
+        </w:rPr>
+        <w:t>روش تحقیق</w:t>
+      </w:r>
+    </w:p>
+    <w:p>
+      <w:pPr>
+        <w:pStyle w:val="TH-Body"/>
+        <w:widowControl/>
+        <w:bidi w:val="1"/>
+        <w:spacing w:before="0" w:after="120" w:line="288" w:lineRule="auto"/>
+        <w:jc w:val="both"/>
+      </w:pPr>
+      <w:r>
+        <w:rPr>
+          <w:rFonts w:ascii="B Lotus" w:hAnsi="B Lotus" w:cs="B Lotus" w:eastAsia="B Lotus"/>
+          <w:b w:val="0"/>
+          <w:i w:val="0"/>
+          <w:sz w:val="28"/>
+          <w:szCs w:val="28"/>
+        </w:rPr>
+        <w:t>روش این پژوهش کتابخانه‌ای، تحلیلی و استنباطی است و ابزار گردآوری‌اش فیش‌برداری از منابع دست‌اول عربی و فارسی. در مقام داوری میان آرا هم روشم همان است که برای سطح سه حوزه گفته‌اند: «نقل خوب اقوال» و «نقل خوب ادله» و سپس نقد منصفانه و داوری مستدل. یعنی اول رأی هر طرف را چنان‌که خودش گفته می‌آورم ـ نه چنان‌که منتقدانش تحریف کرده‌اند ـ، بعد دلیلش را با قوتش نقل می‌کنم، بعد نقدش می‌کنم، و آخر داوری می‌کنم. سعی کرده‌ام در سراسر رساله به این روش وفادار بمانم؛ و اگر جایی ناموفق بوده‌ام، خواننده بصیر خودش داوری خواهد کرد.</w:t>
+      </w:r>
+    </w:p>
+    <w:p>
+      <w:pPr>
+        <w:pStyle w:val="TH-Body"/>
+        <w:widowControl/>
+        <w:bidi w:val="1"/>
+        <w:spacing w:before="0" w:after="120" w:line="288" w:lineRule="auto"/>
+        <w:ind w:firstLine="283"/>
+        <w:jc w:val="both"/>
+      </w:pPr>
+      <w:r>
+        <w:rPr>
+          <w:rFonts w:ascii="B Lotus" w:hAnsi="B Lotus" w:cs="B Lotus" w:eastAsia="B Lotus"/>
+          <w:b w:val="0"/>
+          <w:i w:val="0"/>
+          <w:sz w:val="28"/>
+          <w:szCs w:val="28"/>
+        </w:rPr>
+        <w:t>در فقه، روشم اجتهادی مصطلح است: استقصای ادله (کتاب، سنت، عقل، بنا)، بررسی سندی و دلالی هر دلیل، دفع اشکالات، و جمع‌بندی. در حقوق بین‌الملل، روشم تفسیری ـ تحلیلی است: فهم متن کنوانسیون‌ها و طرح مواد و رویه دیوان و تطبیقشان بر مسئله. و در حقوق اساسی، روشم تفسیری است: فهم متن اصول و منطق نظام قانون اساسی و داوری میان دیدگاه‌های مفسران. در هر سه عرصه، اصل راهنمایم «امانت» بوده: چیزی را که ندیده‌ام نسبت نمی‌دهم، و هرجا تردید داشته‌ام صادقانه قید «نیازمند بررسی منبع اصلی» زده‌ام.</w:t>
+      </w:r>
+    </w:p>
+    <w:p>
+      <w:pPr>
+        <w:pStyle w:val="TH-Body"/>
+        <w:widowControl/>
+        <w:bidi w:val="1"/>
+        <w:spacing w:before="0" w:after="120" w:line="288" w:lineRule="auto"/>
+        <w:ind w:firstLine="283"/>
+        <w:jc w:val="both"/>
+      </w:pPr>
+      <w:r>
+        <w:rPr>
+          <w:rFonts w:ascii="B Lotus" w:hAnsi="B Lotus" w:cs="B Lotus" w:eastAsia="B Lotus"/>
+          <w:b w:val="0"/>
+          <w:i w:val="0"/>
+          <w:sz w:val="28"/>
+          <w:szCs w:val="28"/>
+        </w:rPr>
+        <w:t>و نکته‌ای درباره «شیوه استدلال» که گفتنش را لازم می‌دانم: روش من در این رساله، «استدلال قدم‌به‌قدم با دفع اشکال» است؛ یعنی هر ادعایی را که مطرح می‌کنم، اول دلیلش را می‌آورم، بعد اشکالِ مقدّرش را طرح می‌کنم، بعد جواب می‌دهم، و آخر نتیجه می‌گیرم. این شیوه ـ که همان شیوه مرسومِ درس خارج حوزه است ـ دو فایده دارد: هم خواننده را با خودش همراه می‌کند (چون اشکال‌هایی که به ذهن او می‌رسد، در متن پاسخ داده شده)، هم جلوِ مغالطه را می‌گیرد (چون مدعی نمی‌تواند از اشکال‌ها فرار کند). خواننده‌ای که این رساله را می‌خواند، اگر جایی اشکالی به ذهنش رسید که در متن پاسخ نگرفته، حق دارد آن را به حسابِ نقصِ کار من بگذارد ـ و من پیشاپیش از تذکرش سپاسگزارم.</w:t>
+      </w:r>
+    </w:p>
+    <w:p>
+      <w:pPr>
+        <w:pStyle w:val="TH-Goftar"/>
+        <w:widowControl/>
+        <w:bidi w:val="1"/>
+        <w:spacing w:before="200" w:after="120" w:line="288" w:lineRule="auto"/>
+        <w:jc w:val="right"/>
+        <w:keepNext w:val="1"/>
+        <w:shd w:val="clear" w:fill="EDEDED"/>
+      </w:pPr>
+      <w:r>
+        <w:rPr>
+          <w:rFonts w:ascii="B Titr" w:hAnsi="B Titr" w:cs="B Titr" w:eastAsia="B Titr"/>
+          <w:b/>
+          <w:i w:val="0"/>
+          <w:sz w:val="32"/>
+          <w:szCs w:val="32"/>
+        </w:rPr>
+        <w:t>ساماندهی تحقیق</w:t>
+      </w:r>
+    </w:p>
+    <w:p>
+      <w:pPr>
+        <w:pStyle w:val="TH-Body"/>
+        <w:widowControl/>
+        <w:bidi w:val="1"/>
+        <w:spacing w:before="0" w:after="120" w:line="288" w:lineRule="auto"/>
+        <w:jc w:val="both"/>
+      </w:pPr>
+      <w:r>
+        <w:rPr>
+          <w:rFonts w:ascii="B Lotus" w:hAnsi="B Lotus" w:cs="B Lotus" w:eastAsia="B Lotus"/>
+          <w:b w:val="0"/>
+          <w:i w:val="0"/>
+          <w:sz w:val="28"/>
+          <w:szCs w:val="28"/>
+        </w:rPr>
+        <w:t>این رساله در سه بخش و پنج فصل سامان یافته که منطقش از کلی به جزئی و از مبنا به حکم و از نظر به عمل است؛ و اگر خواننده‌ای فصل‌ها را به همین ترتیب بخواند، سیر بحث برایش طبیعی و روان خواهد بود:</w:t>
+      </w:r>
+    </w:p>
+    <w:p>
+      <w:pPr>
+        <w:pStyle w:val="TH-Body"/>
+        <w:widowControl/>
+        <w:bidi w:val="1"/>
+        <w:spacing w:before="0" w:after="120" w:line="288" w:lineRule="auto"/>
+        <w:ind w:firstLine="283"/>
+        <w:jc w:val="both"/>
+      </w:pPr>
+      <w:r>
+        <w:rPr>
+          <w:rFonts w:ascii="B Lotus" w:hAnsi="B Lotus" w:cs="B Lotus" w:eastAsia="B Lotus"/>
+          <w:b w:val="0"/>
+          <w:i w:val="0"/>
+          <w:sz w:val="28"/>
+          <w:szCs w:val="28"/>
+        </w:rPr>
+        <w:t>بخش اول ـ مبانی و کلیات ـ دو فصل دارد: فصل اول مفاهیم و تعاریف (معاهده، ولی فقیه، عدول، مصلحت و مفاهیم خویشاوند) و چارچوب نظری؛ و فصل دوم کلیات حقوق معاهدات (تاریخچه، اصول مسلم، شرایط اعتبار و سازوکارهای تعلیق و خاتمه) و اصول قانون اساسی مرتبط. این بخش، زمین بازی را مشخص می‌کند؛ بی‌آن، بحث‌های بعدی بر هوا می‌ماند.</w:t>
+      </w:r>
+    </w:p>
+    <w:p>
+      <w:pPr>
+        <w:pStyle w:val="TH-Body"/>
+        <w:widowControl/>
+        <w:bidi w:val="1"/>
+        <w:spacing w:before="0" w:after="120" w:line="288" w:lineRule="auto"/>
+        <w:ind w:firstLine="283"/>
+        <w:jc w:val="both"/>
+      </w:pPr>
+      <w:r>
+        <w:rPr>
+          <w:rFonts w:ascii="B Lotus" w:hAnsi="B Lotus" w:cs="B Lotus" w:eastAsia="B Lotus"/>
+          <w:b w:val="0"/>
+          <w:i w:val="0"/>
+          <w:sz w:val="28"/>
+          <w:szCs w:val="28"/>
+        </w:rPr>
+        <w:t>بخش دوم ـ تحلیل فقهی ـ هم دو فصل دارد که قلب تپنده رساله‌اند: فصل سوم ادله وجوب وفای به عهد (پنج آیه عام، آیات خاص جهاد، روایات، سیره و عقل) با نقد و داوری؛ و فصل چهارم مبانی جواز عدول (تزاحم، حکم حکومتی، مصلحت، نفی ضرر و حرج) و ضوابط هشت‌گانه و طیف پنج‌صورتِ عدول. هرکس فقط این دو فصل را بخواند، جوهر استدلال رساله را دریافته است.</w:t>
+      </w:r>
+    </w:p>
+    <w:p>
+      <w:pPr>
+        <w:pStyle w:val="TH-Body"/>
+        <w:widowControl/>
+        <w:bidi w:val="1"/>
+        <w:spacing w:before="0" w:after="120" w:line="288" w:lineRule="auto"/>
+        <w:ind w:firstLine="283"/>
+        <w:jc w:val="both"/>
+      </w:pPr>
+      <w:r>
+        <w:rPr>
+          <w:rFonts w:ascii="B Lotus" w:hAnsi="B Lotus" w:cs="B Lotus" w:eastAsia="B Lotus"/>
+          <w:b w:val="0"/>
+          <w:i w:val="0"/>
+          <w:sz w:val="28"/>
+          <w:szCs w:val="28"/>
+        </w:rPr>
+        <w:t>و بخش سوم ـ تحلیل حقوقی ـ یک فصل دارد: فصل پنجم که در پنج گفتار، مسئولیت بین‌المللی و انتساب و تفکیک سه‌گانه و اسباب رافع و راهبردها و حقوق اساسی تصمیم را تحلیل می‌کند. پایان‌بخش رساله هم نتیجه‌گیری (پنج دستاورد) و فهرست منابع و پیوست‌هاست.</w:t>
+      </w:r>
+    </w:p>
+    <w:p>
+      <w:pPr>
+        <w:pStyle w:val="TH-Goftar"/>
+        <w:widowControl/>
+        <w:bidi w:val="1"/>
+        <w:spacing w:before="200" w:after="120" w:line="288" w:lineRule="auto"/>
+        <w:jc w:val="right"/>
+        <w:keepNext w:val="1"/>
+        <w:shd w:val="clear" w:fill="EDEDED"/>
+      </w:pPr>
+      <w:r>
+        <w:rPr>
+          <w:rFonts w:ascii="B Titr" w:hAnsi="B Titr" w:cs="B Titr" w:eastAsia="B Titr"/>
+          <w:b/>
+          <w:i w:val="0"/>
+          <w:sz w:val="32"/>
+          <w:szCs w:val="32"/>
+        </w:rPr>
+        <w:t>قلمرو، محدودیت‌ها و اصطلاحات</w:t>
+      </w:r>
+    </w:p>
+    <w:p>
+      <w:pPr>
+        <w:pStyle w:val="TH-Body"/>
+        <w:widowControl/>
+        <w:bidi w:val="1"/>
+        <w:spacing w:before="0" w:after="120" w:line="288" w:lineRule="auto"/>
+        <w:jc w:val="both"/>
+      </w:pPr>
+      <w:r>
+        <w:rPr>
+          <w:rFonts w:ascii="B Lotus" w:hAnsi="B Lotus" w:cs="B Lotus" w:eastAsia="B Lotus"/>
+          <w:b w:val="0"/>
+          <w:i w:val="0"/>
+          <w:sz w:val="28"/>
+          <w:szCs w:val="28"/>
+        </w:rPr>
+        <w:t>قلمرو زمانی‌ام از صدر اسلام (برای سیره) تا حقوق بین‌الملل معاصر (تا ۲۰۲۵) است؛ قلمرو مکانی‌ام نظام جمهوری اسلامی ایران؛ و قلمرو موضوعی‌ام منحصر در «عدول ولی فقیه از تعهدات بین‌المللی» با همان تعریف مضیقی که در فصل اول می‌آید. از این قلمرو بیرون نمی‌روم؛ یعنی نه به معاهدات اشخاص خصوصی می‌پردازم، نه به تصمیم‌های دولت‌های دیگر، نه به احکام جهاد ابتدایی و تفاصیلش، و نه به تحلیل سیاسی روز ـ مگر به‌قدر ضرورت برای مثال تحلیلی. این تحدید، هم از سر واقع‌بینی است (یک رساله سطح سه نمی‌تواند همه‌چیز را بگوید) و هم از سر امانت (بهتر است کم بگویم و درست بگویم، تا زیاد بگویم و سست بگویم).</w:t>
+      </w:r>
+    </w:p>
+    <w:p>
+      <w:pPr>
+        <w:pStyle w:val="TH-Body"/>
+        <w:widowControl/>
+        <w:bidi w:val="1"/>
+        <w:spacing w:before="0" w:after="120" w:line="288" w:lineRule="auto"/>
+        <w:ind w:firstLine="283"/>
+        <w:jc w:val="both"/>
+      </w:pPr>
+      <w:r>
+        <w:rPr>
+          <w:rFonts w:ascii="B Lotus" w:hAnsi="B Lotus" w:cs="B Lotus" w:eastAsia="B Lotus"/>
+          <w:b w:val="0"/>
+          <w:i w:val="0"/>
+          <w:sz w:val="28"/>
+          <w:szCs w:val="28"/>
+        </w:rPr>
+        <w:t>محدودیت‌هایم را هم صادقانه می‌گویم، چون پنهان کردنشان نه به نفع من است نه به نفع خواننده: یکم، دسترسی نداشتن به اسناد محرمانه مذاکرات و تصمیم‌های حکومتیِ معاصر که تحلیل تجربی را محدود می‌کند و مرا به تحلیل نظری و مثال‌های علنی بسنده کرده؛ دوم، پراکندگی و کم‌کاری ادبیات فقهی در باب معاهدات امروزی که ناگزیرم کرده بعضی جاها از قواعد عام به خاص برسم ـ راهی دشوار و پرخطر که با احتیاط پیموده‌ام؛ و سوم، اختلاف تفاسیر حقوق‌دانان در مفاهیم کلیدی وین و طرح مسئولیت که داوری قطعی را در بعضی فرع‌ها ناممکن کرده و به ترجیح ظنی بسنده کرده‌ام.</w:t>
+      </w:r>
+    </w:p>
+    <w:p>
+      <w:pPr>
+        <w:pStyle w:val="TH-Body"/>
+        <w:widowControl/>
+        <w:bidi w:val="1"/>
+        <w:spacing w:before="0" w:after="120" w:line="288" w:lineRule="auto"/>
+        <w:ind w:firstLine="283"/>
+        <w:jc w:val="both"/>
+      </w:pPr>
+      <w:r>
+        <w:rPr>
+          <w:rFonts w:ascii="B Lotus" w:hAnsi="B Lotus" w:cs="B Lotus" w:eastAsia="B Lotus"/>
+          <w:b w:val="0"/>
+          <w:i w:val="0"/>
+          <w:sz w:val="28"/>
+          <w:szCs w:val="28"/>
+        </w:rPr>
+        <w:t>درباره اصطلاحات هم این‌جا فقط به‌اجمال می‌گویم و تفصیلش را به فصل اول می‌سپارم: هرجا «ولی فقیه» گفتم منظورم مقام رهبری در نظام جمهوری اسلامی ایران است ـ نه هر فقیه جامع‌الشرایطی؛ هرجا «تعهد بین‌المللی» گفتم منظورم تعهد ناشی از معاهده به معنای کنوانسیون وین است ـ نه هر تعهد اخلاقی یا سیاسی؛ هرجا «عدول» گفتم منظورم تصمیم یک‌جانبه و فوق‌العاده حاکم بر توقف یا تعلیق اجراست ـ نه خاتمه توافقی و عادی؛ و هرجا «مصلحت» گفتم منظورم مصلحت نوعی نظام و امت است ـ نه سلیقه شخصی تصمیم‌گیر. هرکدام از این قیدها بار معنایی و استدلالی دارد که در فصل اول یک‌به‌یک باز می‌شود؛ و خواننده‌ای که این قیدها را نادیده بگیرد، در فصول بعدی گم خواهد شد.</w:t>
+      </w:r>
+    </w:p>
+    <w:p>
+      <w:r>
+        <w:br w:type="page"/>
+      </w:r>
+    </w:p>
+    <w:p/>
+    <w:p/>
+    <w:p/>
+    <w:p>
+      <w:pPr>
+        <w:widowControl/>
+        <w:bidi w:val="1"/>
+        <w:spacing w:before="0" w:after="240" w:line="288" w:lineRule="auto"/>
+        <w:ind w:right="2268" w:left="2268"/>
         <w:jc w:val="center"/>
         <w:pBdr>
           <w:bottom w:val="single" w:sz="12" w:space="6" w:color="1F3864"/>
         </w:pBdr>
-        <w:keepNext w:val="1"/>
+      </w:pPr>
+    </w:p>
+    <w:p>
+      <w:pPr>
+        <w:pStyle w:val="TH-Bakhsh"/>
+        <w:widowControl/>
+        <w:bidi w:val="1"/>
+        <w:spacing w:before="0" w:after="240" w:line="288" w:lineRule="auto"/>
+        <w:jc w:val="center"/>
       </w:pPr>
       <w:r>
         <w:rPr>
           <w:rFonts w:ascii="B Titr" w:hAnsi="B Titr" w:cs="B Titr" w:eastAsia="B Titr"/>
           <w:b/>
           <w:i w:val="0"/>
-          <w:sz w:val="44"/>
-          <w:szCs w:val="44"/>
-        </w:rPr>
-        <w:t>مقدمه: کلیات تحقیق</w:t>
-      </w:r>
-    </w:p>
-    <w:p>
-      <w:pPr>
-        <w:pStyle w:val="TH-Goftar"/>
-        <w:widowControl/>
-        <w:bidi w:val="1"/>
-        <w:spacing w:before="200" w:after="120" w:line="288" w:lineRule="auto"/>
-        <w:jc w:val="right"/>
-        <w:keepNext w:val="1"/>
-      </w:pPr>
-      <w:r>
-        <w:rPr>
-          <w:rFonts w:ascii="B Titr" w:hAnsi="B Titr" w:cs="B Titr" w:eastAsia="B Titr"/>
-          <w:b/>
-          <w:i w:val="0"/>
-          <w:sz w:val="32"/>
-          <w:szCs w:val="32"/>
-        </w:rPr>
-        <w:t>بیان مسئله</w:t>
-      </w:r>
-    </w:p>
-    <w:p>
-      <w:pPr>
-        <w:pStyle w:val="TH-Body"/>
-        <w:widowControl/>
-        <w:bidi w:val="1"/>
-        <w:spacing w:before="0" w:after="120" w:line="288" w:lineRule="auto"/>
-        <w:ind w:firstLine="283"/>
-        <w:jc w:val="both"/>
-      </w:pPr>
-      <w:r>
-        <w:rPr>
-          <w:rFonts w:ascii="B Lotus" w:hAnsi="B Lotus" w:cs="B Lotus" w:eastAsia="B Lotus"/>
-          <w:b w:val="0"/>
-          <w:i w:val="0"/>
-          <w:sz w:val="28"/>
-          <w:szCs w:val="28"/>
-        </w:rPr>
-        <w:t>تصور کنید حکومتی ـ هر حکومتی، از جمله حکومت اسلامی ما ـ پیمانی با دولت‌های دیگر بسته است؛ پیمانی که روز امضایش مصلحت بود، عاقلانه بود، به نفع کشور بود. سال‌ها می‌گذرد. دنیا عوض می‌شود، طرف مقابل عهدشکنی می‌کند یا شرایط به‌کلی دگرگون می‌شود، و حالا ادامه اجرای همان پیمان دارد به کشور ضرر می‌زند؛ ضرری جدی، نه جزئی. حاکم چه باید بکند؟ به پیمان پایبند بماند و ضرر را تحمل کند، چون «عهدشکنی حرام است»؟ یا از پیمان عدول کند و مصلحت امروز کشور را نجات بدهد، چون «حفظ نظام واجب است»؟</w:t>
-      </w:r>
-    </w:p>
-    <w:p>
-      <w:pPr>
-        <w:pStyle w:val="TH-Body"/>
-        <w:widowControl/>
-        <w:bidi w:val="1"/>
-        <w:spacing w:before="0" w:after="120" w:line="288" w:lineRule="auto"/>
-        <w:ind w:firstLine="283"/>
-        <w:jc w:val="both"/>
-      </w:pPr>
-      <w:r>
-        <w:rPr>
-          <w:rFonts w:ascii="B Lotus" w:hAnsi="B Lotus" w:cs="B Lotus" w:eastAsia="B Lotus"/>
-          <w:b w:val="0"/>
-          <w:i w:val="0"/>
-          <w:sz w:val="28"/>
-          <w:szCs w:val="28"/>
-        </w:rPr>
-        <w:t>این دوراهی، خلاصه مسئله این رساله است. ولی سادگیِ صورتش فریبنده است؛ چون در باطن، سه نظام هنجاریِ بزرگ را به هم گره می‌زند که هرکدام منطق و ادبیات و مراجع خودشان را دارند. فقه امامیه می‌گوید «اوفوا بالعقود» و نقض عهد را ـ مگر به حکم دلیل ـ حرام می‌داند؛ و این حرف، حرف کوچکی نیست، چون پشتش آیات صریح قرآن و روایات متواتر و سیره معصومان ایستاده. حقوق اساسی جمهوری اسلامی می‌پرسد حدود اختیارات رهبری تا کجاست و آیا تصمیم یک مقام می‌تواند قانون مصوب مجلس را کنار بزند؛ و این پرسش هم جدی است، چون به استقلال قوا و حکومت قانون گره خورده. و حقوق بین‌الملل می‌گوید نقض یک‌جانبه معاهده مسئولیت می‌آورد و توجیهات داخلی دولت‌ها ـ حتی حکم شرعی و قانون اساسی‌شان ـ در برابر طرف مقابل پذیرفته نیست؛ و این هم واقعیتی است که نمی‌شود نادیده‌اش گرفت، چون هزینه‌اش را مردم می‌دهند.</w:t>
-      </w:r>
-    </w:p>
-    <w:p>
-      <w:pPr>
-        <w:pStyle w:val="TH-Body"/>
-        <w:widowControl/>
-        <w:bidi w:val="1"/>
-        <w:spacing w:before="0" w:after="120" w:line="288" w:lineRule="auto"/>
-        <w:ind w:firstLine="283"/>
-        <w:jc w:val="both"/>
-      </w:pPr>
-      <w:r>
-        <w:rPr>
-          <w:rFonts w:ascii="B Lotus" w:hAnsi="B Lotus" w:cs="B Lotus" w:eastAsia="B Lotus"/>
-          <w:b w:val="0"/>
-          <w:i w:val="0"/>
-          <w:sz w:val="28"/>
-          <w:szCs w:val="28"/>
-        </w:rPr>
-        <w:t>حالا مسئله دقیقاً همین‌جاست: هیچ‌کدام از این سه پاسخِ تک‌بعدی به‌تنهایی کافی نیست، و کنار هم گذاشتنِ ساده‌شان هم جواب نمی‌دهد. فقیهی که از حقوق بین‌الملل بی‌خبر است، حکمی می‌دهد که اجرایش هزینه‌های سنگین و پیش‌بینی‌نشده بر کشور تحمیل می‌کند و بعد همه می‌گویند «فقه از واقعیت جداست». حقوق‌دانی که فقه را نمی‌شناسد، حکمی را نامشروع اعلام می‌کند که شرعاً واجب بوده و بعد همه می‌گویند «حقوق با شرع ناسازگار است». و تصمیم‌گیر جلسه‌ای که هر سه را با هم ندیده، تصمیمی می‌گیرد که یا شرعی نیست یا قانونی نیست یا پرهزینه است ـ و گاهی هر سه با هم. تناقض ظاهری میان «وجوب وفای به عهد» و «اختیار حکومتی ولی فقیه» و «مسئولیت بین‌المللی دولت»، گرهی است که فقط با تحلیل هم‌زمان و تفکیک‌شده هر سه سطح باز می‌شود. و این گره، دقیقاً همان چیزی است که این رساله آمده تا بازش کند؛ نه با شعار، نه با مصادره به مطلوب، بلکه با استدلال قدم‌به‌قدم.</w:t>
-      </w:r>
-    </w:p>
-    <w:p>
-      <w:pPr>
-        <w:pStyle w:val="TH-Body"/>
-        <w:widowControl/>
-        <w:bidi w:val="1"/>
-        <w:spacing w:before="0" w:after="120" w:line="288" w:lineRule="auto"/>
-        <w:ind w:firstLine="283"/>
-        <w:jc w:val="both"/>
-      </w:pPr>
-      <w:r>
-        <w:rPr>
-          <w:rFonts w:ascii="B Lotus" w:hAnsi="B Lotus" w:cs="B Lotus" w:eastAsia="B Lotus"/>
-          <w:b w:val="0"/>
-          <w:i w:val="0"/>
-          <w:sz w:val="28"/>
-          <w:szCs w:val="28"/>
-        </w:rPr>
-        <w:t>سؤال اصلی پژوهش پس این است: «عدول ولی فقیه از تعهدات بین‌المللی دولت اسلامی از منظر فقه امامیه و حقوق بین‌الملل چه مبانی، شرایط و آثاری دارد؟» و برای جواب دادن به آن، ناگزیرم هفت سؤال فرعی را هم جواب بدهم: مسئولیت بین‌المللی چنین تصمیمی چیست و چگونه مدیریت می‌شود؛ سازوکارهای تعلیق و خاتمه موجه در حقوق معاهدات کدام‌اند؛ ادله وجوب وفا در فقه تا کجا پیش می‌روند و از کجا متوقف می‌شوند؛ نسبت حکم حکومتی و تزاحم با تعهدات بین‌المللی چگونه است و چه ضوابطی دارد؛ دلالت اصول قانون اساسی بر این اختیار چقدر است؛ از سیره پیامبر و امیرالمؤمنین چه الگویی می‌شود گرفت؛ و آثار عملی تصمیم در سطوح داخلی و بین‌المللی چیست.</w:t>
-      </w:r>
-    </w:p>
-    <w:p>
-      <w:pPr>
-        <w:pStyle w:val="TH-Goftar"/>
-        <w:widowControl/>
-        <w:bidi w:val="1"/>
-        <w:spacing w:before="200" w:after="120" w:line="288" w:lineRule="auto"/>
-        <w:jc w:val="right"/>
-        <w:keepNext w:val="1"/>
-      </w:pPr>
-      <w:r>
-        <w:rPr>
-          <w:rFonts w:ascii="B Titr" w:hAnsi="B Titr" w:cs="B Titr" w:eastAsia="B Titr"/>
-          <w:b/>
-          <w:i w:val="0"/>
-          <w:sz w:val="32"/>
-          <w:szCs w:val="32"/>
-        </w:rPr>
-        <w:t>ضرورت و اهمیت تحقیق</w:t>
-      </w:r>
-    </w:p>
-    <w:p>
-      <w:pPr>
-        <w:pStyle w:val="TH-Body"/>
-        <w:widowControl/>
-        <w:bidi w:val="1"/>
-        <w:spacing w:before="0" w:after="120" w:line="288" w:lineRule="auto"/>
-        <w:ind w:firstLine="283"/>
-        <w:jc w:val="both"/>
-      </w:pPr>
-      <w:r>
-        <w:rPr>
-          <w:rFonts w:ascii="B Lotus" w:hAnsi="B Lotus" w:cs="B Lotus" w:eastAsia="B Lotus"/>
-          <w:b w:val="0"/>
-          <w:i w:val="0"/>
-          <w:sz w:val="28"/>
-          <w:szCs w:val="28"/>
-        </w:rPr>
-        <w:t>اگر کسی بپرسد این تحقیق چه ضرورتی دارد، من فقط یک جواب می‌دهم: تاریخ چهل و چندساله انقلاب را ورق بزنید. از قضیه گروگان‌ها و عهدنامه الجزایر تا پرونده هسته‌ای و برجام و خروج آمریکا و کاهش تعهدات ایران، بارها کشور ما در برابر همین دوراهی قرار گرفته: پایبندی به تعهدی که اجرایش روزبه‌روز پرهزینه‌تر می‌شود، یا عدول از آن با همه پرسش‌های شرعی و حقوقی‌اش. و هر بار، تحلیل‌ها عمدتاً سیاسی و جناحی و احساسی بوده، نه فقهی و حقوقی و ضابطه‌مند. هر دولتی ساز خودش را زده و هیچ چارچوب ماندگاری از خود به جا نگذاشته. این خلأ تحلیلی، خودش به‌تنهایی ضرورت این پژوهش را اثبات می‌کند؛ چون تصمیمی که مبنا و ضابطه نداشته باشد، هر بار از نو محل مناقشه می‌شود و کشور را به ورطه آزمون‌وخطا می‌اندازد.</w:t>
-      </w:r>
-    </w:p>
-    <w:p>
-      <w:pPr>
-        <w:pStyle w:val="TH-Body"/>
-        <w:widowControl/>
-        <w:bidi w:val="1"/>
-        <w:spacing w:before="0" w:after="120" w:line="288" w:lineRule="auto"/>
-        <w:ind w:firstLine="283"/>
-        <w:jc w:val="both"/>
-      </w:pPr>
-      <w:r>
-        <w:rPr>
-          <w:rFonts w:ascii="B Lotus" w:hAnsi="B Lotus" w:cs="B Lotus" w:eastAsia="B Lotus"/>
-          <w:b w:val="0"/>
-          <w:i w:val="0"/>
-          <w:sz w:val="28"/>
-          <w:szCs w:val="28"/>
-        </w:rPr>
-        <w:t>ضرورت نظری هم دست‌کمی از ضرورت عملی ندارد، اگر بیشتر نباشد. از یک سو، فقه ما در باب معاهدات بین‌المللی امروزی ـ که با عهدنامه‌های صدر اسلام تفاوت‌های ساختاری جدی دارند ـ هنوز به بلوغ و تفصیل لازم نرسیده؛ و احکام حکومتی مرتبط با سیاست خارجی از کم‌کارکرده‌ترین ابواب فقه حکومتی ماست. ما درباره طهارت و صلات هزاران صفحه داریم ولی درباره این‌که حاکم اسلامی در برابر پیمان بین‌المللیِ زیان‌بار چه تکلیفی دارد، کمتر از انگشتان یک دست رساله جدی داریم. این فقر، شایسته فقهی نیست که ادعای حکومت دارد. از سوی دیگر، حقوق بین‌الملل معاصر ـ با کنوانسیون وین و طرح مسئولیت و سازوکارهای نوینش ـ نیازمند خوانش فقهی و بومی است تا فقیه ما بتواند در برابرش موضع دقیق و منصفانه بگیرد؛ نه پذیرش بی‌چون‌وچرای منفعلانه، نه رد احساسیِ بی‌دلیل. ما باید با این نظام حقوقی «گفت‌وگو» کنیم، و گفت‌وگو اول نیازمند «فهم» است.</w:t>
-      </w:r>
-    </w:p>
-    <w:p>
-      <w:pPr>
-        <w:pStyle w:val="TH-Body"/>
-        <w:widowControl/>
-        <w:bidi w:val="1"/>
-        <w:spacing w:before="0" w:after="120" w:line="288" w:lineRule="auto"/>
-        <w:ind w:firstLine="283"/>
-        <w:jc w:val="both"/>
-      </w:pPr>
-      <w:r>
-        <w:rPr>
-          <w:rFonts w:ascii="B Lotus" w:hAnsi="B Lotus" w:cs="B Lotus" w:eastAsia="B Lotus"/>
-          <w:b w:val="0"/>
-          <w:i w:val="0"/>
-          <w:sz w:val="28"/>
-          <w:szCs w:val="28"/>
-        </w:rPr>
-        <w:t>و دست آخر، مخاطب این رساله فقط حوزه و دانشگاه نیست. تصمیم‌گیران و مشاوران حقوقی و فقهی نظام ـ آقایانی که در شورای عالی امنیت ملی و وزارت خارجه و مجمع تشخیص می‌نشینند ـ بیش از هر کس دیگری به چنین چارچوبی نیاز دارند. رساله‌ای که مبنای فقهی و ضوابط عملی و آثار بین‌المللی یک تصمیم حکومتی را یک‌جا و با زبانی قابل فهم برای تصمیم‌گیر ارائه بدهد، در واقع پلی است میان نظر و عمل؛ و همین پیوند، اهمیتش را دوچندان می‌کند. من این رساله را برای میز آن‌ها نوشته‌ام، نه فقط برای قفسه کتابخانه.</w:t>
-      </w:r>
-    </w:p>
-    <w:p>
-      <w:pPr>
-        <w:pStyle w:val="TH-Goftar"/>
-        <w:widowControl/>
-        <w:bidi w:val="1"/>
-        <w:spacing w:before="200" w:after="120" w:line="288" w:lineRule="auto"/>
-        <w:jc w:val="right"/>
-        <w:keepNext w:val="1"/>
-      </w:pPr>
-      <w:r>
-        <w:rPr>
-          <w:rFonts w:ascii="B Titr" w:hAnsi="B Titr" w:cs="B Titr" w:eastAsia="B Titr"/>
-          <w:b/>
-          <w:i w:val="0"/>
-          <w:sz w:val="32"/>
-          <w:szCs w:val="32"/>
-        </w:rPr>
-        <w:t>اهداف تحقیق</w:t>
-      </w:r>
-    </w:p>
-    <w:p>
-      <w:pPr>
-        <w:pStyle w:val="TH-Body"/>
-        <w:widowControl/>
-        <w:bidi w:val="1"/>
-        <w:spacing w:before="0" w:after="120" w:line="288" w:lineRule="auto"/>
-        <w:ind w:firstLine="283"/>
-        <w:jc w:val="both"/>
-      </w:pPr>
-      <w:r>
-        <w:rPr>
-          <w:rFonts w:ascii="B Lotus" w:hAnsi="B Lotus" w:cs="B Lotus" w:eastAsia="B Lotus"/>
-          <w:b w:val="0"/>
-          <w:i w:val="0"/>
-          <w:sz w:val="28"/>
-          <w:szCs w:val="28"/>
-        </w:rPr>
-        <w:t>هدف اصلی این پژوهش ارائه تحلیل فقهی ـ حقوقی جامع و ضابطه‌مند از عدول ولی فقیه از تعهدات بین‌المللی است؛ تحلیلی که هم تکلیف شرعی حاکم را روشن کند، هم جایگاه حقوقی تصمیمش را، و هم آثار بین‌المللی‌اش را ـ و هر سه را در یک چارچوب منسجم و کاربردی که تصمیم‌گیر بتواند واقعاً از آن استفاده کند، نه این‌که فقط بخواند و کنار بگذارد.</w:t>
-      </w:r>
-    </w:p>
-    <w:p>
-      <w:pPr>
-        <w:pStyle w:val="TH-Body"/>
-        <w:widowControl/>
-        <w:bidi w:val="1"/>
-        <w:spacing w:before="0" w:after="120" w:line="288" w:lineRule="auto"/>
-        <w:ind w:firstLine="283"/>
-        <w:jc w:val="both"/>
-      </w:pPr>
-      <w:r>
-        <w:rPr>
-          <w:rFonts w:ascii="B Lotus" w:hAnsi="B Lotus" w:cs="B Lotus" w:eastAsia="B Lotus"/>
-          <w:b w:val="0"/>
-          <w:i w:val="0"/>
-          <w:sz w:val="28"/>
-          <w:szCs w:val="28"/>
-        </w:rPr>
-        <w:t>در کنارِ هدفِ اصلی، سه هدفِ «میانی» هم دارم که گفتنشان را لازم می‌دانم، چون جهتِ کلِ رساله را مشخص می‌کنند: یکم، «رفعِ خلطِ سطوح» ـ یعنی نشان دادنِ این‌که جوازِ فقهی و مشروعیتِ داخلی و مسئولیتِ بین‌المللی سه چیزِ جداست و قاطی کردنشان خطاست؛ چون به تجربه دیده‌ام که بیشترِ مناقشه‌های این حوزه، ریشه در همین خلط دارد، نه در اختلافِ واقعی. دوم، «مهارِ جواز» ـ یعنی نشان دادنِ این‌که عدول اگر جایز است، بی‌ضابطه نیست و هشت قفل دارد؛ چون از خطرِ سوءاستفاده آگاهم و نمی‌خواهم رساله‌ام دستاویزِ عهدشکنیِ بی‌مبنا شود. و سوم، «دستِ تصمیم‌گیر را گرفتن» ـ یعنی ارائه چارچوبی که واقعاً قابلِ استفاده باشد، نه فقط قابلِ خواندن؛ چون رساله‌ای که روی میزِ تصمیم‌گیر نرود، هرچقدر هم که علمی باشد، رسالتش را کامل نکرده.</w:t>
-      </w:r>
-    </w:p>
-    <w:p>
-      <w:pPr>
-        <w:pStyle w:val="TH-Body"/>
-        <w:widowControl/>
-        <w:bidi w:val="1"/>
-        <w:spacing w:before="0" w:after="120" w:line="288" w:lineRule="auto"/>
-        <w:ind w:firstLine="283"/>
-        <w:jc w:val="both"/>
-      </w:pPr>
-      <w:r>
-        <w:rPr>
-          <w:rFonts w:ascii="B Lotus" w:hAnsi="B Lotus" w:cs="B Lotus" w:eastAsia="B Lotus"/>
-          <w:b w:val="0"/>
-          <w:i w:val="0"/>
-          <w:sz w:val="28"/>
-          <w:szCs w:val="28"/>
-        </w:rPr>
-        <w:t>اهداف فرعی هفت‌تاست که هرکدام به یکی از سؤالات فرعی گره خورده و هرکدام فصلی از رساله را تغذیه می‌کند: تحلیل مسئولیت بین‌المللی تصمیم مطابق طرح مواد کمیسیون حقوق بین‌الملل و راه‌های کاهشش؛ شناخت سازوکارهای تعلیق و خاتمه موجه در کنوانسیون وین و شرایط هرکدام؛ بررسی جامع و منصفانه ادله وجوب وفای به عهد ـ آیات، روایات، سیره و عقل ـ و تعیین دقیق قلمرو و استثناهایشان؛ تبیین نسبت حکم حکومتی و قاعده تزاحم با تعهدات بین‌المللی و استخراج ضوابط عملی؛ تحلیل دلالت اصول قانون اساسی ـ به‌ویژه اصول ۵، ۵۷، ۷۷، ۱۱۰، ۱۱۲ و ۱۲۵ ـ بر اختیار ولی فقیه؛ استقصای سیره پیامبر اکرم و امیرالمؤمنین در عهدنامه‌ها و استخراج الگوهای رفتاری‌شان؛ و تبیین آثار عملی و اجرایی تصمیم از مرحله مقدمات تا مرحله پسااجرا.</w:t>
-      </w:r>
-    </w:p>
-    <w:p>
-      <w:pPr>
-        <w:pStyle w:val="TH-Goftar"/>
-        <w:widowControl/>
-        <w:bidi w:val="1"/>
-        <w:spacing w:before="200" w:after="120" w:line="288" w:lineRule="auto"/>
-        <w:jc w:val="right"/>
-        <w:keepNext w:val="1"/>
-      </w:pPr>
-      <w:r>
-        <w:rPr>
-          <w:rFonts w:ascii="B Titr" w:hAnsi="B Titr" w:cs="B Titr" w:eastAsia="B Titr"/>
-          <w:b/>
-          <w:i w:val="0"/>
-          <w:sz w:val="32"/>
-          <w:szCs w:val="32"/>
-        </w:rPr>
-        <w:t>سؤالات تحقیق</w:t>
-      </w:r>
-    </w:p>
-    <w:p>
-      <w:pPr>
-        <w:pStyle w:val="TH-Body"/>
-        <w:widowControl/>
-        <w:bidi w:val="1"/>
-        <w:spacing w:before="0" w:after="120" w:line="288" w:lineRule="auto"/>
-        <w:ind w:firstLine="283"/>
-        <w:jc w:val="both"/>
-      </w:pPr>
-      <w:r>
-        <w:rPr>
-          <w:rFonts w:ascii="B Lotus" w:hAnsi="B Lotus" w:cs="B Lotus" w:eastAsia="B Lotus"/>
-          <w:b w:val="0"/>
-          <w:i w:val="0"/>
-          <w:sz w:val="28"/>
-          <w:szCs w:val="28"/>
-        </w:rPr>
-        <w:t>سؤال اصلی: «عدول ولی فقیه از تعهدات بین‌المللی دولت اسلامی از منظر فقه امامیه و حقوق بین‌الملل چه مبانی، شرایط و آثاری دارد؟»</w:t>
-      </w:r>
-    </w:p>
-    <w:p>
-      <w:pPr>
-        <w:pStyle w:val="TH-Body"/>
-        <w:widowControl/>
-        <w:bidi w:val="1"/>
-        <w:spacing w:before="0" w:after="120" w:line="288" w:lineRule="auto"/>
-        <w:ind w:firstLine="283"/>
-        <w:jc w:val="both"/>
-      </w:pPr>
-      <w:r>
-        <w:rPr>
-          <w:rFonts w:ascii="B Lotus" w:hAnsi="B Lotus" w:cs="B Lotus" w:eastAsia="B Lotus"/>
-          <w:b w:val="0"/>
-          <w:i w:val="0"/>
-          <w:sz w:val="28"/>
-          <w:szCs w:val="28"/>
-        </w:rPr>
-        <w:t>و سؤالات فرعی: مسئولیت بین‌المللی دولت اسلامی در فرض عدول ولی فقیه از تعهدات چیست و چگونه می‌شود آن را مدیریت کرد؛ سازوکارهای تعلیق و خاتمه موجه در نظام حقوق معاهدات کدام‌اند و نسبتشان با عدول حکومتی چیست؛ ادله وجوب وفای به عهد در فقه امامیه چه قلمرو و استثناهایی دارند؛ نسبت حکم حکومتی و تزاحم با تعهدات بین‌المللی دولت اسلامی چگونه است و عدول حکومتی چه ضوابطی دارد؛ دلالت اصول قانون اساسی جمهوری اسلامی ایران بر اختیار ولی فقیه در این حوزه چقدر و چگونه است؛ سیره پیامبر اکرم و امیرالمؤمنین در عهدنامه‌ها چه الگوهایی برای تصمیم حکومتی امروز ارائه می‌دهد؛ و آثار عملی و اجرایی عدول از تعهدات بین‌المللی در سطوح داخلی و بین‌المللی چیست.</w:t>
-      </w:r>
-    </w:p>
-    <w:p>
-      <w:pPr>
-        <w:pStyle w:val="TH-Goftar"/>
-        <w:widowControl/>
-        <w:bidi w:val="1"/>
-        <w:spacing w:before="200" w:after="120" w:line="288" w:lineRule="auto"/>
-        <w:jc w:val="right"/>
-        <w:keepNext w:val="1"/>
-      </w:pPr>
-      <w:r>
-        <w:rPr>
-          <w:rFonts w:ascii="B Titr" w:hAnsi="B Titr" w:cs="B Titr" w:eastAsia="B Titr"/>
-          <w:b/>
-          <w:i w:val="0"/>
-          <w:sz w:val="32"/>
-          <w:szCs w:val="32"/>
-        </w:rPr>
-        <w:t>فرضیه تحقیق</w:t>
-      </w:r>
-    </w:p>
-    <w:p>
-      <w:pPr>
-        <w:pStyle w:val="TH-Body"/>
-        <w:widowControl/>
-        <w:bidi w:val="1"/>
-        <w:spacing w:before="0" w:after="120" w:line="288" w:lineRule="auto"/>
-        <w:ind w:firstLine="283"/>
-        <w:jc w:val="both"/>
-      </w:pPr>
-      <w:r>
-        <w:rPr>
-          <w:rFonts w:ascii="B Lotus" w:hAnsi="B Lotus" w:cs="B Lotus" w:eastAsia="B Lotus"/>
-          <w:b w:val="0"/>
-          <w:i w:val="0"/>
-          <w:sz w:val="28"/>
-          <w:szCs w:val="28"/>
-        </w:rPr>
-        <w:t>فرضیه اصلی این پژوهش این است: «عدول ولی فقیه از تعهدات بین‌المللی در چارچوب قاعده تزاحم و حکم حکومتی و با رعایت ضوابط استخراج‌شده از ادله فقهی، شرعاً جایز و بلکه گاه واجب است؛ مشروط بر این‌که مصلحت اهمی در کار باشد، از مجرای قانونی و نهادی بگذرد، و آثار بین‌المللی‌اش ـ از جمله مسئولیت دولت ـ در محاسبه مصلحت لحاظ شده باشد.» هر قیدی از این قیود بار استدلالی دارد و در فصول آینده یک‌به‌یک اثبات می‌شود؛ و اگر خواننده‌ای با فرضیه مخالف است، باید بگوید با کدام قید مخالف است، چون ردِ بی‌قیدوشرطِ کل فرضیه، بدون نقد قیودش، نقد علمی نیست.</w:t>
-      </w:r>
-    </w:p>
-    <w:p>
-      <w:pPr>
-        <w:pStyle w:val="TH-Body"/>
-        <w:widowControl/>
-        <w:bidi w:val="1"/>
-        <w:spacing w:before="0" w:after="120" w:line="288" w:lineRule="auto"/>
-        <w:ind w:firstLine="283"/>
-        <w:jc w:val="both"/>
-      </w:pPr>
-      <w:r>
-        <w:rPr>
-          <w:rFonts w:ascii="B Lotus" w:hAnsi="B Lotus" w:cs="B Lotus" w:eastAsia="B Lotus"/>
-          <w:b w:val="0"/>
-          <w:i w:val="0"/>
-          <w:sz w:val="28"/>
-          <w:szCs w:val="28"/>
-        </w:rPr>
-        <w:t>فرضیه‌های فرعی هم این‌هایند: تصمیم ولی فقیه به دولت منتسب می‌شود و در صورت نقضِ بدون مجوز، مسئولیت بین‌المللی می‌آورد؛ ولی این مسئولیت مانع جواز شرعی نیست، بلکه بخشی از هزینه‌ای است که باید در ترازوی مصلحت سنجیده شود ـ نه بیش، نه کم. سازوکارهای وین ـ تعلیق، خاتمه، تغییر بنیادین اوضاع ـ راه‌های حقوقیِ کم‌هزینه‌تری‌اند که تا وقتی بازند باید مقدم بر عدول یک‌جانبه باشند؛ عدول یک‌جانبه آخرین راه است، نه اولین راه. اطلاقات ادله وفا منصرف به عقود متعارف و شرایط عادی‌اند و شامل تزاحم مصلحتی نمی‌شوند؛ و این انصراف را با شواهد متنی و سیاقی اثبات می‌کنم، نه با ادعا. و در حقوق اساسی، اختیار ولی فقیه در این حوزه از نوع «اختیار ضمنی و ولایی» است نه صریح؛ یعنی از بندهای عام اصل ۱۱۰ و اصل ۵۷ استنباط می‌شود، نه این‌که در متن قانون اساسی ذکر شده باشد ـ و هر ادعای خلافی خلاف واقعیت متنی است.</w:t>
-      </w:r>
-    </w:p>
-    <w:p>
-      <w:pPr>
-        <w:pStyle w:val="TH-Goftar"/>
-        <w:widowControl/>
-        <w:bidi w:val="1"/>
-        <w:spacing w:before="200" w:after="120" w:line="288" w:lineRule="auto"/>
-        <w:jc w:val="right"/>
-        <w:keepNext w:val="1"/>
-      </w:pPr>
-      <w:r>
-        <w:rPr>
-          <w:rFonts w:ascii="B Titr" w:hAnsi="B Titr" w:cs="B Titr" w:eastAsia="B Titr"/>
-          <w:b/>
-          <w:i w:val="0"/>
-          <w:sz w:val="32"/>
-          <w:szCs w:val="32"/>
-        </w:rPr>
-        <w:t>پیشینه تحقیق</w:t>
-      </w:r>
-    </w:p>
-    <w:p>
-      <w:pPr>
-        <w:pStyle w:val="TH-Body"/>
-        <w:widowControl/>
-        <w:bidi w:val="1"/>
-        <w:spacing w:before="0" w:after="120" w:line="288" w:lineRule="auto"/>
-        <w:ind w:firstLine="283"/>
-        <w:jc w:val="both"/>
-      </w:pPr>
-      <w:r>
-        <w:rPr>
-          <w:rFonts w:ascii="B Lotus" w:hAnsi="B Lotus" w:cs="B Lotus" w:eastAsia="B Lotus"/>
-          <w:b w:val="0"/>
-          <w:i w:val="0"/>
-          <w:sz w:val="28"/>
-          <w:szCs w:val="28"/>
-        </w:rPr>
-        <w:t>این موضوع ـ با این صورت‌بندی سه‌سطحی ـ تا آن‌جا که بررسی من رسیده، سابقه مستقلی ندارد. یعنی رساله یا مقاله‌ای که «عدول ولی فقیه از تعهدات بین‌المللی» را هم‌زمان از سه زاویه فقه و قانون اساسی و حقوق بین‌الملل بررسی کرده باشد، نیافتم؛ و هرچه گشتم، یا کارهای تک‌بعدی یافتم یا حرف‌های پراکنده. ولی این به معنای بی‌سابقه بودن مطلق نیست؛ هرکدام از اضلاع سه‌گانه‌اش پیشینه غنی و قابل‌استفاده‌ای دارند که بذرهای این پژوهش در آن‌ها پراکنده است و من کوشیده‌ام همه را ببینم و در جای خودش به کار ببرم. انصاف علمی اقتضا می‌کند بگویم روی شانه چه کسانی ایستاده‌ام.</w:t>
-      </w:r>
-    </w:p>
-    <w:p>
-      <w:pPr>
-        <w:pStyle w:val="TH-Body"/>
-        <w:widowControl/>
-        <w:bidi w:val="1"/>
-        <w:spacing w:before="0" w:after="120" w:line="288" w:lineRule="auto"/>
-        <w:ind w:firstLine="283"/>
-        <w:jc w:val="both"/>
-      </w:pPr>
-      <w:r>
-        <w:rPr>
-          <w:rFonts w:ascii="B Lotus" w:hAnsi="B Lotus" w:cs="B Lotus" w:eastAsia="B Lotus"/>
-          <w:b w:val="0"/>
-          <w:i w:val="0"/>
-          <w:sz w:val="28"/>
-          <w:szCs w:val="28"/>
-        </w:rPr>
-        <w:t>در ضلع فقهی، سه دسته منبع هست. دسته اول کتب قواعد فقهیه و ابواب عقود: سید محمدحسن بجنوردی در القواعد الفقهیه (قاعده لزوم) و میرزای نائینی در منیة الطالب و شیخ انصاری در المکاسب و الخیارات، قواعد عمومی لزوم و خیارات را پی‌ریخته‌اند؛ هرچند هیچ‌کدام مستقیم به معاهدات بین‌المللی امروزی نپرداخته‌اند و سخن گفتن از انتساب مستقیم نظر به آن‌ها در این مسئله، بدون تسامح نیست ـ و من این تسامح را روا نمی‌دارم. دسته دوم کتب جهاد و سیر و فقه سیاسی: جواهر الکلام در کتاب الجهاد (احکام هدنه و امان)، تحریر الوسیله امام خمینی، و آثاری مثل فقه سیاسی جوادی آملی و ولایت فقیه امام و شئون و اختیارات ولایت فقیه منتظری، احکام عهدنامه‌ها و گستره ولایت را بحث کرده‌اند و من وامدار همه‌شان هستم. و دسته سوم مقالات و رساله‌های معاصر فقه بین‌الملل اسلام که پراکنده‌اند و در متن رساله به آن‌ها ارجاع داده‌ام.</w:t>
-      </w:r>
-    </w:p>
-    <w:p>
-      <w:pPr>
-        <w:pStyle w:val="TH-Body"/>
-        <w:widowControl/>
-        <w:bidi w:val="1"/>
-        <w:spacing w:before="0" w:after="120" w:line="288" w:lineRule="auto"/>
-        <w:ind w:firstLine="283"/>
-        <w:jc w:val="both"/>
-      </w:pPr>
-      <w:r>
-        <w:rPr>
-          <w:rFonts w:ascii="B Lotus" w:hAnsi="B Lotus" w:cs="B Lotus" w:eastAsia="B Lotus"/>
-          <w:b w:val="0"/>
-          <w:i w:val="0"/>
-          <w:sz w:val="28"/>
-          <w:szCs w:val="28"/>
-        </w:rPr>
-        <w:t>در ضلع حقوق اساسی، تفاسیر قانون اساسی ـ به‌ویژه آثار قاضی شریعت‌پناهی و سیدمحمد هاشمی در حقوق اساسی جمهوری اسلامی ایران ـ و تحلیل‌های منتشره در پایگاه حوزه درباره اصل ۵۷ (ولایت مطلقه) و تفسیر شورای نگهبان از اصل ۱۱۲، و قوانین مصوب درباره معاهدات (آیین‌نامه داخلی مجلس و مقررات اجرایی مرتبط) منابع اصلی‌اند.</w:t>
-      </w:r>
-    </w:p>
-    <w:p>
-      <w:pPr>
-        <w:pStyle w:val="TH-Body"/>
-        <w:widowControl/>
-        <w:bidi w:val="1"/>
-        <w:spacing w:before="0" w:after="120" w:line="288" w:lineRule="auto"/>
-        <w:ind w:firstLine="283"/>
-        <w:jc w:val="both"/>
-      </w:pPr>
-      <w:r>
-        <w:rPr>
-          <w:rFonts w:ascii="B Lotus" w:hAnsi="B Lotus" w:cs="B Lotus" w:eastAsia="B Lotus"/>
-          <w:b w:val="0"/>
-          <w:i w:val="0"/>
-          <w:sz w:val="28"/>
-          <w:szCs w:val="28"/>
-        </w:rPr>
-        <w:t>و در ضلع حقوق بین‌الملل، کنوانسیون وین حقوق معاهدات (۱۹۶۹) و طرح مواد مسئولیت بین‌المللی دولت‌ها (۲۰۰۱) و رویه دیوان بین‌المللی دادگستری ـ به‌ویژه قضایای گابچیکوو و گروگان‌ها و نیکاراگوئه ـ شالوده تحلیل‌اند؛ و در ادبیات فارسی هم آثاری چون حقوق معاهدات بین‌المللی ضیایی بیگدلی و حقوق بین‌الملل عمومی صفری (در صورت تطابق با چاپ‌های موجود، وگرنه نیازمند بررسی منبع اصلی) راهگشا بوده‌اند.</w:t>
-      </w:r>
-    </w:p>
-    <w:p>
-      <w:pPr>
-        <w:pStyle w:val="TH-Body"/>
-        <w:widowControl/>
-        <w:bidi w:val="1"/>
-        <w:spacing w:before="0" w:after="120" w:line="288" w:lineRule="auto"/>
-        <w:ind w:firstLine="283"/>
-        <w:jc w:val="both"/>
-      </w:pPr>
-      <w:r>
-        <w:rPr>
-          <w:rFonts w:ascii="B Lotus" w:hAnsi="B Lotus" w:cs="B Lotus" w:eastAsia="B Lotus"/>
-          <w:b w:val="0"/>
-          <w:i w:val="0"/>
-          <w:sz w:val="28"/>
-          <w:szCs w:val="28"/>
-        </w:rPr>
-        <w:t>در کنار این سه ضلع، دو دسته منبعِ تکمیلی هم هست که نباید ناگفته بماند. دسته اول، ادبیات عربِ معاصر در «فقه روابط بین‌الملل» است: آثاری چون السیر و فقه الحرب و السلام در اسلام و نوشته‌های وهبه زحیلی و دیگران درباره احکام جهاد و عهدنامه‌ها که ـ هرچند عمدتاً از منظر اهل سنت ـ حاوی تحلیل‌های مفیدی از نصوص مشترک (آیات و سیره) است و من در مواردی از آن‌ها بهره گرفته‌ام.</w:t>
-      </w:r>
-      <w:r>
-        <w:rPr>
-          <w:rFonts w:ascii="B Lotus" w:hAnsi="B Lotus" w:cs="B Lotus" w:eastAsia="B Lotus"/>
-          <w:b w:val="0"/>
-          <w:i w:val="0"/>
-          <w:sz w:val="28"/>
-          <w:szCs w:val="28"/>
-          <w:vertAlign w:val="superscript"/>
-        </w:rPr>
-        <w:footnoteReference w:id="3"/>
-      </w:r>
-      <w:r>
-        <w:rPr>
-          <w:rFonts w:ascii="B Lotus" w:hAnsi="B Lotus" w:cs="B Lotus" w:eastAsia="B Lotus"/>
-          <w:b w:val="0"/>
-          <w:i w:val="0"/>
-          <w:sz w:val="28"/>
-          <w:szCs w:val="28"/>
-        </w:rPr>
-        <w:t xml:space="preserve"> دسته دوم، ادبیات غربیِ حقوق بین‌الملل است: کتب مرجعِ حقوق معاهدات و مسئولیت (مثل آثار شاو و کرافورد و شروح کنوانسیون وین) که فهم دقیقِ نهادهای وین و طرح مسئولیت بدون مراجعه به آن‌ها ممکن نیست.</w:t>
-      </w:r>
-      <w:r>
-        <w:rPr>
-          <w:rFonts w:ascii="B Lotus" w:hAnsi="B Lotus" w:cs="B Lotus" w:eastAsia="B Lotus"/>
-          <w:b w:val="0"/>
-          <w:i w:val="0"/>
-          <w:sz w:val="28"/>
-          <w:szCs w:val="28"/>
-          <w:vertAlign w:val="superscript"/>
-        </w:rPr>
-        <w:footnoteReference w:id="4"/>
-      </w:r>
-      <w:r>
-        <w:rPr>
-          <w:rFonts w:ascii="B Lotus" w:hAnsi="B Lotus" w:cs="B Lotus" w:eastAsia="B Lotus"/>
-          <w:b w:val="0"/>
-          <w:i w:val="0"/>
-          <w:sz w:val="28"/>
-          <w:szCs w:val="28"/>
-        </w:rPr>
-        <w:t xml:space="preserve"> البته ـ چنان‌که روش من در این رساله است ـ از این منابعِ غربی فقط در حد «فهمِ» حقوق بین‌الملل بهره گرفته‌ام، نه در مقام «داوریِ» فقهی؛ چون داورِ مسئله فقهی، فقه امامیه است، نه حقوق غربی. این تمایزِ مقامی ـ فهم در برابر داوری ـ از اصولِ روشیِ این پژوهش است و در سراسر رساله رعایت شده.</w:t>
-      </w:r>
-    </w:p>
-    <w:p>
-      <w:pPr>
-        <w:pStyle w:val="TH-Body"/>
-        <w:widowControl/>
-        <w:bidi w:val="1"/>
-        <w:spacing w:before="0" w:after="120" w:line="288" w:lineRule="auto"/>
-        <w:ind w:firstLine="283"/>
-        <w:jc w:val="both"/>
-      </w:pPr>
-      <w:r>
-        <w:rPr>
-          <w:rFonts w:ascii="B Lotus" w:hAnsi="B Lotus" w:cs="B Lotus" w:eastAsia="B Lotus"/>
-          <w:b w:val="0"/>
-          <w:i w:val="0"/>
-          <w:sz w:val="28"/>
-          <w:szCs w:val="28"/>
-        </w:rPr>
-        <w:t>نوآوری این رساله نسبت به همه این پیشینه‌ها در سه چیز است که هر سه را با ادعا نمی‌گویم بلکه متن رساله گواهشان است: یکم، صورت‌بندی سه‌سطحی مسئله ـ فقهی، اساسی، بین‌المللی ـ و تحلیل تفکیک‌شده هر سه با هم که تا کنون به این صورت انجام نشده؛ دوم، استخراج ضوابط هشت‌گانه عملی برای عدول حکومتی که تا کنون به این صورت مدون نشده و می‌تواند دستورالعمل تصمیم‌گیر باشد؛ و سوم، نقد مستند ادعای وجود اختیار صریح رهبری درباره معاهدات در اصل ۱۱۰ و ارائه تفکیک چهارگانه مراتب اختیار ـ صریح، ضمنی، ولایی، حکومتی ـ که راه میانه‌ای میان دو افراط رایج است.</w:t>
-      </w:r>
-    </w:p>
-    <w:p>
-      <w:pPr>
-        <w:pStyle w:val="TH-Goftar"/>
-        <w:widowControl/>
-        <w:bidi w:val="1"/>
-        <w:spacing w:before="200" w:after="120" w:line="288" w:lineRule="auto"/>
-        <w:jc w:val="right"/>
-        <w:keepNext w:val="1"/>
-      </w:pPr>
-      <w:r>
-        <w:rPr>
-          <w:rFonts w:ascii="B Titr" w:hAnsi="B Titr" w:cs="B Titr" w:eastAsia="B Titr"/>
-          <w:b/>
-          <w:i w:val="0"/>
-          <w:sz w:val="32"/>
-          <w:szCs w:val="32"/>
-        </w:rPr>
-        <w:t>روش تحقیق</w:t>
-      </w:r>
-    </w:p>
-    <w:p>
-      <w:pPr>
-        <w:pStyle w:val="TH-Body"/>
-        <w:widowControl/>
-        <w:bidi w:val="1"/>
-        <w:spacing w:before="0" w:after="120" w:line="288" w:lineRule="auto"/>
-        <w:ind w:firstLine="283"/>
-        <w:jc w:val="both"/>
-      </w:pPr>
-      <w:r>
-        <w:rPr>
-          <w:rFonts w:ascii="B Lotus" w:hAnsi="B Lotus" w:cs="B Lotus" w:eastAsia="B Lotus"/>
-          <w:b w:val="0"/>
-          <w:i w:val="0"/>
-          <w:sz w:val="28"/>
-          <w:szCs w:val="28"/>
-        </w:rPr>
-        <w:t>روش این پژوهش کتابخانه‌ای، تحلیلی و استنباطی است و ابزار گردآوری‌اش فیش‌برداری از منابع دست‌اول عربی و فارسی. در مقام داوری میان آرا هم روشم همان است که برای سطح سه حوزه گفته‌اند: «نقل خوب اقوال» و «نقل خوب ادله» و سپس نقد منصفانه و داوری مستدل. یعنی اول رأی هر طرف را چنان‌که خودش گفته می‌آورم ـ نه چنان‌که منتقدانش تحریف کرده‌اند ـ، بعد دلیلش را با قوتش نقل می‌کنم، بعد نقدش می‌کنم، و آخر داوری می‌کنم. سعی کرده‌ام در سراسر رساله به این روش وفادار بمانم؛ و اگر جایی ناموفق بوده‌ام، خواننده بصیر خودش داوری خواهد کرد.</w:t>
-      </w:r>
-    </w:p>
-    <w:p>
-      <w:pPr>
-        <w:pStyle w:val="TH-Body"/>
-        <w:widowControl/>
-        <w:bidi w:val="1"/>
-        <w:spacing w:before="0" w:after="120" w:line="288" w:lineRule="auto"/>
-        <w:ind w:firstLine="283"/>
-        <w:jc w:val="both"/>
-      </w:pPr>
-      <w:r>
-        <w:rPr>
-          <w:rFonts w:ascii="B Lotus" w:hAnsi="B Lotus" w:cs="B Lotus" w:eastAsia="B Lotus"/>
-          <w:b w:val="0"/>
-          <w:i w:val="0"/>
-          <w:sz w:val="28"/>
-          <w:szCs w:val="28"/>
-        </w:rPr>
-        <w:t>در فقه، روشم اجتهادی مصطلح است: استقصای ادله (کتاب، سنت، عقل، بنا)، بررسی سندی و دلالی هر دلیل، دفع اشکالات، و جمع‌بندی. در حقوق بین‌الملل، روشم تفسیری ـ تحلیلی است: فهم متن کنوانسیون‌ها و طرح مواد و رویه دیوان و تطبیقشان بر مسئله. و در حقوق اساسی، روشم تفسیری است: فهم متن اصول و منطق نظام قانون اساسی و داوری میان دیدگاه‌های مفسران. در هر سه عرصه، اصل راهنمایم «امانت» بوده: چیزی را که ندیده‌ام نسبت نمی‌دهم، و هرجا تردید داشته‌ام صادقانه قید «نیازمند بررسی منبع اصلی» زده‌ام.</w:t>
-      </w:r>
-    </w:p>
-    <w:p>
-      <w:pPr>
-        <w:pStyle w:val="TH-Body"/>
-        <w:widowControl/>
-        <w:bidi w:val="1"/>
-        <w:spacing w:before="0" w:after="120" w:line="288" w:lineRule="auto"/>
-        <w:ind w:firstLine="283"/>
-        <w:jc w:val="both"/>
-      </w:pPr>
-      <w:r>
-        <w:rPr>
-          <w:rFonts w:ascii="B Lotus" w:hAnsi="B Lotus" w:cs="B Lotus" w:eastAsia="B Lotus"/>
-          <w:b w:val="0"/>
-          <w:i w:val="0"/>
-          <w:sz w:val="28"/>
-          <w:szCs w:val="28"/>
-        </w:rPr>
-        <w:t>و نکته‌ای درباره «شیوه استدلال» که گفتنش را لازم می‌دانم: روش من در این رساله، «استدلال قدم‌به‌قدم با دفع اشکال» است؛ یعنی هر ادعایی را که مطرح می‌کنم، اول دلیلش را می‌آورم، بعد اشکالِ مقدّرش را طرح می‌کنم، بعد جواب می‌دهم، و آخر نتیجه می‌گیرم. این شیوه ـ که همان شیوه مرسومِ درس خارج حوزه است ـ دو فایده دارد: هم خواننده را با خودش همراه می‌کند (چون اشکال‌هایی که به ذهن او می‌رسد، در متن پاسخ داده شده)، هم جلوِ مغالطه را می‌گیرد (چون مدعی نمی‌تواند از اشکال‌ها فرار کند). خواننده‌ای که این رساله را می‌خواند، اگر جایی اشکالی به ذهنش رسید که در متن پاسخ نگرفته، حق دارد آن را به حسابِ نقصِ کار من بگذارد ـ و من پیشاپیش از تذکرش سپاسگزارم.</w:t>
-      </w:r>
-    </w:p>
-    <w:p>
-      <w:pPr>
-        <w:pStyle w:val="TH-Goftar"/>
-        <w:widowControl/>
-        <w:bidi w:val="1"/>
-        <w:spacing w:before="200" w:after="120" w:line="288" w:lineRule="auto"/>
-        <w:jc w:val="right"/>
-        <w:keepNext w:val="1"/>
-      </w:pPr>
-      <w:r>
-        <w:rPr>
-          <w:rFonts w:ascii="B Titr" w:hAnsi="B Titr" w:cs="B Titr" w:eastAsia="B Titr"/>
-          <w:b/>
-          <w:i w:val="0"/>
-          <w:sz w:val="32"/>
-          <w:szCs w:val="32"/>
-        </w:rPr>
-        <w:t>ساماندهی تحقیق</w:t>
-      </w:r>
-    </w:p>
-    <w:p>
-      <w:pPr>
-        <w:pStyle w:val="TH-Body"/>
-        <w:widowControl/>
-        <w:bidi w:val="1"/>
-        <w:spacing w:before="0" w:after="120" w:line="288" w:lineRule="auto"/>
-        <w:ind w:firstLine="283"/>
-        <w:jc w:val="both"/>
-      </w:pPr>
-      <w:r>
-        <w:rPr>
-          <w:rFonts w:ascii="B Lotus" w:hAnsi="B Lotus" w:cs="B Lotus" w:eastAsia="B Lotus"/>
-          <w:b w:val="0"/>
-          <w:i w:val="0"/>
-          <w:sz w:val="28"/>
-          <w:szCs w:val="28"/>
-        </w:rPr>
-        <w:t>این رساله در سه بخش و پنج فصل سامان یافته که منطقش از کلی به جزئی و از مبنا به حکم و از نظر به عمل است؛ و اگر خواننده‌ای فصل‌ها را به همین ترتیب بخواند، سیر بحث برایش طبیعی و روان خواهد بود:</w:t>
-      </w:r>
-    </w:p>
-    <w:p>
-      <w:pPr>
-        <w:pStyle w:val="TH-Body"/>
-        <w:widowControl/>
-        <w:bidi w:val="1"/>
-        <w:spacing w:before="0" w:after="120" w:line="288" w:lineRule="auto"/>
-        <w:ind w:firstLine="283"/>
-        <w:jc w:val="both"/>
-      </w:pPr>
-      <w:r>
-        <w:rPr>
-          <w:rFonts w:ascii="B Lotus" w:hAnsi="B Lotus" w:cs="B Lotus" w:eastAsia="B Lotus"/>
-          <w:b w:val="0"/>
-          <w:i w:val="0"/>
-          <w:sz w:val="28"/>
-          <w:szCs w:val="28"/>
-        </w:rPr>
-        <w:t>بخش اول ـ مبانی و کلیات ـ دو فصل دارد: فصل اول مفاهیم و تعاریف (معاهده، ولی فقیه، عدول، مصلحت و مفاهیم خویشاوند) و چارچوب نظری؛ و فصل دوم کلیات حقوق معاهدات (تاریخچه، اصول مسلم، شرایط اعتبار و سازوکارهای تعلیق و خاتمه) و اصول قانون اساسی مرتبط. این بخش، زمین بازی را مشخص می‌کند؛ بی‌آن، بحث‌های بعدی بر هوا می‌ماند.</w:t>
-      </w:r>
-    </w:p>
-    <w:p>
-      <w:pPr>
-        <w:pStyle w:val="TH-Body"/>
-        <w:widowControl/>
-        <w:bidi w:val="1"/>
-        <w:spacing w:before="0" w:after="120" w:line="288" w:lineRule="auto"/>
-        <w:ind w:firstLine="283"/>
-        <w:jc w:val="both"/>
-      </w:pPr>
-      <w:r>
-        <w:rPr>
-          <w:rFonts w:ascii="B Lotus" w:hAnsi="B Lotus" w:cs="B Lotus" w:eastAsia="B Lotus"/>
-          <w:b w:val="0"/>
-          <w:i w:val="0"/>
-          <w:sz w:val="28"/>
-          <w:szCs w:val="28"/>
-        </w:rPr>
-        <w:t>بخش دوم ـ تحلیل فقهی ـ هم دو فصل دارد که قلب تپنده رساله‌اند: فصل سوم ادله وجوب وفای به عهد (پنج آیه عام، آیات خاص جهاد، روایات، سیره و عقل) با نقد و داوری؛ و فصل چهارم مبانی جواز عدول (تزاحم، حکم حکومتی، مصلحت، نفی ضرر و حرج) و ضوابط هشت‌گانه و طیف پنج‌صورتِ عدول. هرکس فقط این دو فصل را بخواند، جوهر استدلال رساله را دریافته است.</w:t>
-      </w:r>
-    </w:p>
-    <w:p>
-      <w:pPr>
-        <w:pStyle w:val="TH-Body"/>
-        <w:widowControl/>
-        <w:bidi w:val="1"/>
-        <w:spacing w:before="0" w:after="120" w:line="288" w:lineRule="auto"/>
-        <w:ind w:firstLine="283"/>
-        <w:jc w:val="both"/>
-      </w:pPr>
-      <w:r>
-        <w:rPr>
-          <w:rFonts w:ascii="B Lotus" w:hAnsi="B Lotus" w:cs="B Lotus" w:eastAsia="B Lotus"/>
-          <w:b w:val="0"/>
-          <w:i w:val="0"/>
-          <w:sz w:val="28"/>
-          <w:szCs w:val="28"/>
-        </w:rPr>
-        <w:t>و بخش سوم ـ تحلیل حقوقی ـ یک فصل دارد: فصل پنجم که در پنج گفتار، مسئولیت بین‌المللی و انتساب و تفکیک سه‌گانه و اسباب رافع و راهبردها و حقوق اساسی تصمیم را تحلیل می‌کند. پایان‌بخش رساله هم نتیجه‌گیری (پنج دستاورد) و فهرست منابع و پیوست‌هاست.</w:t>
-      </w:r>
-    </w:p>
-    <w:p>
-      <w:pPr>
-        <w:pStyle w:val="TH-Goftar"/>
-        <w:widowControl/>
-        <w:bidi w:val="1"/>
-        <w:spacing w:before="200" w:after="120" w:line="288" w:lineRule="auto"/>
-        <w:jc w:val="right"/>
-        <w:keepNext w:val="1"/>
-      </w:pPr>
-      <w:r>
-        <w:rPr>
-          <w:rFonts w:ascii="B Titr" w:hAnsi="B Titr" w:cs="B Titr" w:eastAsia="B Titr"/>
-          <w:b/>
-          <w:i w:val="0"/>
-          <w:sz w:val="32"/>
-          <w:szCs w:val="32"/>
-        </w:rPr>
-        <w:t>قلمرو، محدودیت‌ها و اصطلاحات</w:t>
-      </w:r>
-    </w:p>
-    <w:p>
-      <w:pPr>
-        <w:pStyle w:val="TH-Body"/>
-        <w:widowControl/>
-        <w:bidi w:val="1"/>
-        <w:spacing w:before="0" w:after="120" w:line="288" w:lineRule="auto"/>
-        <w:ind w:firstLine="283"/>
-        <w:jc w:val="both"/>
-      </w:pPr>
-      <w:r>
-        <w:rPr>
-          <w:rFonts w:ascii="B Lotus" w:hAnsi="B Lotus" w:cs="B Lotus" w:eastAsia="B Lotus"/>
-          <w:b w:val="0"/>
-          <w:i w:val="0"/>
-          <w:sz w:val="28"/>
-          <w:szCs w:val="28"/>
-        </w:rPr>
-        <w:t>قلمرو زمانی‌ام از صدر اسلام (برای سیره) تا حقوق بین‌الملل معاصر (تا ۲۰۲۵) است؛ قلمرو مکانی‌ام نظام جمهوری اسلامی ایران؛ و قلمرو موضوعی‌ام منحصر در «عدول ولی فقیه از تعهدات بین‌المللی» با همان تعریف مضیقی که در فصل اول می‌آید. از این قلمرو بیرون نمی‌روم؛ یعنی نه به معاهدات اشخاص خصوصی می‌پردازم، نه به تصمیم‌های دولت‌های دیگر، نه به احکام جهاد ابتدایی و تفاصیلش، و نه به تحلیل سیاسی روز ـ مگر به‌قدر ضرورت برای مثال تحلیلی. این تحدید، هم از سر واقع‌بینی است (یک رساله سطح سه نمی‌تواند همه‌چیز را بگوید) و هم از سر امانت (بهتر است کم بگویم و درست بگویم، تا زیاد بگویم و سست بگویم).</w:t>
-      </w:r>
-    </w:p>
-    <w:p>
-      <w:pPr>
-        <w:pStyle w:val="TH-Body"/>
-        <w:widowControl/>
-        <w:bidi w:val="1"/>
-        <w:spacing w:before="0" w:after="120" w:line="288" w:lineRule="auto"/>
-        <w:ind w:firstLine="283"/>
-        <w:jc w:val="both"/>
-      </w:pPr>
-      <w:r>
-        <w:rPr>
-          <w:rFonts w:ascii="B Lotus" w:hAnsi="B Lotus" w:cs="B Lotus" w:eastAsia="B Lotus"/>
-          <w:b w:val="0"/>
-          <w:i w:val="0"/>
-          <w:sz w:val="28"/>
-          <w:szCs w:val="28"/>
-        </w:rPr>
-        <w:t>محدودیت‌هایم را هم صادقانه می‌گویم، چون پنهان کردنشان نه به نفع من است نه به نفع خواننده: یکم، دسترسی نداشتن به اسناد محرمانه مذاکرات و تصمیم‌های حکومتیِ معاصر که تحلیل تجربی را محدود می‌کند و مرا به تحلیل نظری و مثال‌های علنی بسنده کرده؛ دوم، پراکندگی و کم‌کاری ادبیات فقهی در باب معاهدات امروزی که ناگزیرم کرده بعضی جاها از قواعد عام به خاص برسم ـ راهی دشوار و پرخطر که با احتیاط پیموده‌ام؛ و سوم، اختلاف تفاسیر حقوق‌دانان در مفاهیم کلیدی وین و طرح مسئولیت که داوری قطعی را در بعضی فرع‌ها ناممکن کرده و به ترجیح ظنی بسنده کرده‌ام.</w:t>
-      </w:r>
-    </w:p>
-    <w:p>
-      <w:pPr>
-        <w:pStyle w:val="TH-Body"/>
-        <w:widowControl/>
-        <w:bidi w:val="1"/>
-        <w:spacing w:before="0" w:after="120" w:line="288" w:lineRule="auto"/>
-        <w:ind w:firstLine="283"/>
-        <w:jc w:val="both"/>
-      </w:pPr>
-      <w:r>
-        <w:rPr>
-          <w:rFonts w:ascii="B Lotus" w:hAnsi="B Lotus" w:cs="B Lotus" w:eastAsia="B Lotus"/>
-          <w:b w:val="0"/>
-          <w:i w:val="0"/>
-          <w:sz w:val="28"/>
-          <w:szCs w:val="28"/>
-        </w:rPr>
-        <w:t>درباره اصطلاحات هم این‌جا فقط به‌اجمال می‌گویم و تفصیلش را به فصل اول می‌سپارم: هرجا «ولی فقیه» گفتم منظورم مقام رهبری در نظام جمهوری اسلامی ایران است ـ نه هر فقیه جامع‌الشرایطی؛ هرجا «تعهد بین‌المللی» گفتم منظورم تعهد ناشی از معاهده به معنای کنوانسیون وین است ـ نه هر تعهد اخلاقی یا سیاسی؛ هرجا «عدول» گفتم منظورم تصمیم یک‌جانبه و فوق‌العاده حاکم بر توقف یا تعلیق اجراست ـ نه خاتمه توافقی و عادی؛ و هرجا «مصلحت» گفتم منظورم مصلحت نوعی نظام و امت است ـ نه سلیقه شخصی تصمیم‌گیر. هرکدام از این قیدها بار معنایی و استدلالی دارد که در فصل اول یک‌به‌یک باز می‌شود؛ و خواننده‌ای که این قیدها را نادیده بگیرد، در فصول بعدی گم خواهد شد.</w:t>
-      </w:r>
-    </w:p>
-    <w:p>
-      <w:r>
-        <w:br w:type="page"/>
-      </w:r>
-    </w:p>
-    <w:p/>
-    <w:p/>
-    <w:p/>
-    <w:p/>
-    <w:p>
-      <w:pPr>
-        <w:pStyle w:val="TH-Bakhsh"/>
-        <w:widowControl/>
-        <w:bidi w:val="1"/>
-        <w:spacing w:before="0" w:after="120" w:line="288" w:lineRule="auto"/>
-        <w:jc w:val="center"/>
-      </w:pPr>
-      <w:r>
-        <w:rPr>
-          <w:rFonts w:ascii="B Titr" w:hAnsi="B Titr" w:cs="B Titr" w:eastAsia="B Titr"/>
-          <w:b/>
-          <w:i w:val="0"/>
-          <w:sz w:val="60"/>
-          <w:szCs w:val="60"/>
+          <w:sz w:val="64"/>
+          <w:szCs w:val="64"/>
         </w:rPr>
         <w:t>بخش اول: مبانی و کلیات</w:t>
       </w:r>
     </w:p>
     <w:p>
-      <w:r>
-        <w:br w:type="page"/>
-      </w:r>
-    </w:p>
-    <w:p>
-      <w:r>
-        <w:br w:type="page"/>
-      </w:r>
-    </w:p>
-    <w:p>
-      <w:pPr>
-        <w:pStyle w:val="TH-Fasl"/>
-        <w:widowControl/>
-        <w:bidi w:val="1"/>
-        <w:spacing w:before="120" w:after="200" w:line="288" w:lineRule="auto"/>
+      <w:pPr>
+        <w:widowControl/>
+        <w:bidi w:val="1"/>
+        <w:spacing w:before="0" w:after="120" w:line="288" w:lineRule="auto"/>
+        <w:ind w:right="2268" w:left="2268"/>
         <w:jc w:val="center"/>
         <w:pBdr>
           <w:bottom w:val="single" w:sz="12" w:space="6" w:color="1F3864"/>
         </w:pBdr>
+      </w:pPr>
+    </w:p>
+    <w:p>
+      <w:r>
+        <w:br w:type="page"/>
+      </w:r>
+    </w:p>
+    <w:p>
+      <w:r>
+        <w:br w:type="page"/>
+      </w:r>
+    </w:p>
+    <w:p/>
+    <w:p/>
+    <w:p>
+      <w:pPr>
+        <w:pStyle w:val="TH-Fasl"/>
+        <w:widowControl/>
+        <w:bidi w:val="1"/>
+        <w:spacing w:before="120" w:after="240" w:line="288" w:lineRule="auto"/>
+        <w:jc w:val="center"/>
+        <w:pBdr>
+          <w:top w:val="single" w:sz="12" w:space="8" w:color="1F3864"/>
+          <w:bottom w:val="single" w:sz="12" w:space="8" w:color="1F3864"/>
+        </w:pBdr>
         <w:keepNext w:val="1"/>
       </w:pPr>
       <w:r>
@@ -2014,7 +2075,6 @@
         <w:widowControl/>
         <w:bidi w:val="1"/>
         <w:spacing w:before="0" w:after="120" w:line="288" w:lineRule="auto"/>
-        <w:ind w:firstLine="283"/>
         <w:jc w:val="both"/>
       </w:pPr>
       <w:r>
@@ -2036,6 +2096,7 @@
         <w:spacing w:before="200" w:after="120" w:line="288" w:lineRule="auto"/>
         <w:jc w:val="right"/>
         <w:keepNext w:val="1"/>
+        <w:shd w:val="clear" w:fill="EDEDED"/>
       </w:pPr>
       <w:r>
         <w:rPr>
@@ -2074,7 +2135,6 @@
         <w:widowControl/>
         <w:bidi w:val="1"/>
         <w:spacing w:before="0" w:after="120" w:line="288" w:lineRule="auto"/>
-        <w:ind w:firstLine="283"/>
         <w:jc w:val="both"/>
       </w:pPr>
       <w:r>
@@ -2173,7 +2233,6 @@
         <w:widowControl/>
         <w:bidi w:val="1"/>
         <w:spacing w:before="0" w:after="120" w:line="288" w:lineRule="auto"/>
-        <w:ind w:firstLine="283"/>
         <w:jc w:val="both"/>
       </w:pPr>
       <w:r>
@@ -2334,7 +2393,6 @@
         <w:widowControl/>
         <w:bidi w:val="1"/>
         <w:spacing w:before="0" w:after="120" w:line="288" w:lineRule="auto"/>
-        <w:ind w:firstLine="283"/>
         <w:jc w:val="both"/>
       </w:pPr>
       <w:r>
@@ -2394,7 +2452,6 @@
         <w:widowControl/>
         <w:bidi w:val="1"/>
         <w:spacing w:before="0" w:after="120" w:line="288" w:lineRule="auto"/>
-        <w:ind w:firstLine="283"/>
         <w:jc w:val="both"/>
       </w:pPr>
       <w:r>
@@ -2436,6 +2493,7 @@
         <w:spacing w:before="200" w:after="120" w:line="288" w:lineRule="auto"/>
         <w:jc w:val="right"/>
         <w:keepNext w:val="1"/>
+        <w:shd w:val="clear" w:fill="EDEDED"/>
       </w:pPr>
       <w:r>
         <w:rPr>
@@ -2474,7 +2532,6 @@
         <w:widowControl/>
         <w:bidi w:val="1"/>
         <w:spacing w:before="0" w:after="120" w:line="288" w:lineRule="auto"/>
-        <w:ind w:firstLine="283"/>
         <w:jc w:val="both"/>
       </w:pPr>
       <w:r>
@@ -2576,7 +2633,6 @@
         <w:widowControl/>
         <w:bidi w:val="1"/>
         <w:spacing w:before="0" w:after="120" w:line="288" w:lineRule="auto"/>
-        <w:ind w:firstLine="283"/>
         <w:jc w:val="both"/>
       </w:pPr>
       <w:r>
@@ -2698,6 +2754,7 @@
         <w:spacing w:before="200" w:after="120" w:line="288" w:lineRule="auto"/>
         <w:jc w:val="right"/>
         <w:keepNext w:val="1"/>
+        <w:shd w:val="clear" w:fill="EDEDED"/>
       </w:pPr>
       <w:r>
         <w:rPr>
@@ -2736,7 +2793,6 @@
         <w:widowControl/>
         <w:bidi w:val="1"/>
         <w:spacing w:before="0" w:after="120" w:line="288" w:lineRule="auto"/>
-        <w:ind w:firstLine="283"/>
         <w:jc w:val="both"/>
       </w:pPr>
       <w:r>
@@ -2836,7 +2892,6 @@
         <w:widowControl/>
         <w:bidi w:val="1"/>
         <w:spacing w:before="0" w:after="120" w:line="288" w:lineRule="auto"/>
-        <w:ind w:firstLine="283"/>
         <w:jc w:val="both"/>
       </w:pPr>
       <w:r>
@@ -2997,7 +3052,6 @@
         <w:widowControl/>
         <w:bidi w:val="1"/>
         <w:spacing w:before="0" w:after="120" w:line="288" w:lineRule="auto"/>
-        <w:ind w:firstLine="283"/>
         <w:jc w:val="both"/>
       </w:pPr>
       <w:r>
@@ -3139,6 +3193,7 @@
         <w:spacing w:before="200" w:after="120" w:line="288" w:lineRule="auto"/>
         <w:jc w:val="right"/>
         <w:keepNext w:val="1"/>
+        <w:shd w:val="clear" w:fill="EDEDED"/>
       </w:pPr>
       <w:r>
         <w:rPr>
@@ -3177,7 +3232,6 @@
         <w:widowControl/>
         <w:bidi w:val="1"/>
         <w:spacing w:before="0" w:after="120" w:line="288" w:lineRule="auto"/>
-        <w:ind w:firstLine="283"/>
         <w:jc w:val="both"/>
       </w:pPr>
       <w:r>
@@ -3318,7 +3372,6 @@
         <w:widowControl/>
         <w:bidi w:val="1"/>
         <w:spacing w:before="0" w:after="120" w:line="288" w:lineRule="auto"/>
-        <w:ind w:firstLine="283"/>
         <w:jc w:val="both"/>
       </w:pPr>
       <w:r>
@@ -3399,7 +3452,6 @@
         <w:widowControl/>
         <w:bidi w:val="1"/>
         <w:spacing w:before="0" w:after="120" w:line="288" w:lineRule="auto"/>
-        <w:ind w:firstLine="283"/>
         <w:jc w:val="both"/>
       </w:pPr>
       <w:r>
@@ -3501,6 +3553,7 @@
         <w:spacing w:before="200" w:after="120" w:line="288" w:lineRule="auto"/>
         <w:jc w:val="right"/>
         <w:keepNext w:val="1"/>
+        <w:shd w:val="clear" w:fill="EDEDED"/>
       </w:pPr>
       <w:r>
         <w:rPr>
@@ -3539,7 +3592,6 @@
         <w:widowControl/>
         <w:bidi w:val="1"/>
         <w:spacing w:before="0" w:after="120" w:line="288" w:lineRule="auto"/>
-        <w:ind w:firstLine="283"/>
         <w:jc w:val="both"/>
       </w:pPr>
       <w:r>
@@ -3579,7 +3631,6 @@
         <w:widowControl/>
         <w:bidi w:val="1"/>
         <w:spacing w:before="0" w:after="120" w:line="288" w:lineRule="auto"/>
-        <w:ind w:firstLine="283"/>
         <w:jc w:val="both"/>
       </w:pPr>
       <w:r>
@@ -3681,7 +3732,6 @@
         <w:widowControl/>
         <w:bidi w:val="1"/>
         <w:spacing w:before="0" w:after="120" w:line="288" w:lineRule="auto"/>
-        <w:ind w:firstLine="283"/>
         <w:jc w:val="both"/>
       </w:pPr>
       <w:r>
@@ -3752,7 +3802,6 @@
         <w:widowControl/>
         <w:bidi w:val="1"/>
         <w:spacing w:before="0" w:after="120" w:line="288" w:lineRule="auto"/>
-        <w:ind w:firstLine="283"/>
         <w:jc w:val="both"/>
       </w:pPr>
       <w:r>
@@ -3823,7 +3872,6 @@
         <w:widowControl/>
         <w:bidi w:val="1"/>
         <w:spacing w:before="0" w:after="120" w:line="288" w:lineRule="auto"/>
-        <w:ind w:firstLine="283"/>
         <w:jc w:val="both"/>
       </w:pPr>
       <w:r>
@@ -3845,6 +3893,7 @@
         <w:spacing w:before="200" w:after="120" w:line="288" w:lineRule="auto"/>
         <w:jc w:val="right"/>
         <w:keepNext w:val="1"/>
+        <w:shd w:val="clear" w:fill="EDEDED"/>
       </w:pPr>
       <w:r>
         <w:rPr>
@@ -3863,7 +3912,6 @@
         <w:widowControl/>
         <w:bidi w:val="1"/>
         <w:spacing w:before="0" w:after="120" w:line="288" w:lineRule="auto"/>
-        <w:ind w:firstLine="283"/>
         <w:jc w:val="both"/>
       </w:pPr>
       <w:r>
@@ -3882,15 +3930,18 @@
         <w:br w:type="page"/>
       </w:r>
     </w:p>
+    <w:p/>
+    <w:p/>
     <w:p>
       <w:pPr>
         <w:pStyle w:val="TH-Fasl"/>
         <w:widowControl/>
         <w:bidi w:val="1"/>
-        <w:spacing w:before="120" w:after="200" w:line="288" w:lineRule="auto"/>
+        <w:spacing w:before="120" w:after="240" w:line="288" w:lineRule="auto"/>
         <w:jc w:val="center"/>
         <w:pBdr>
-          <w:bottom w:val="single" w:sz="12" w:space="6" w:color="1F3864"/>
+          <w:top w:val="single" w:sz="12" w:space="8" w:color="1F3864"/>
+          <w:bottom w:val="single" w:sz="12" w:space="8" w:color="1F3864"/>
         </w:pBdr>
         <w:keepNext w:val="1"/>
       </w:pPr>
@@ -3911,7 +3962,6 @@
         <w:widowControl/>
         <w:bidi w:val="1"/>
         <w:spacing w:before="0" w:after="120" w:line="288" w:lineRule="auto"/>
-        <w:ind w:firstLine="283"/>
         <w:jc w:val="both"/>
       </w:pPr>
       <w:r>
@@ -3933,6 +3983,7 @@
         <w:spacing w:before="200" w:after="120" w:line="288" w:lineRule="auto"/>
         <w:jc w:val="right"/>
         <w:keepNext w:val="1"/>
+        <w:shd w:val="clear" w:fill="EDEDED"/>
       </w:pPr>
       <w:r>
         <w:rPr>
@@ -3971,7 +4022,6 @@
         <w:widowControl/>
         <w:bidi w:val="1"/>
         <w:spacing w:before="0" w:after="120" w:line="288" w:lineRule="auto"/>
-        <w:ind w:firstLine="283"/>
         <w:jc w:val="both"/>
       </w:pPr>
       <w:r>
@@ -4042,7 +4092,6 @@
         <w:widowControl/>
         <w:bidi w:val="1"/>
         <w:spacing w:before="0" w:after="120" w:line="288" w:lineRule="auto"/>
-        <w:ind w:firstLine="283"/>
         <w:jc w:val="both"/>
       </w:pPr>
       <w:r>
@@ -4100,7 +4149,6 @@
         <w:widowControl/>
         <w:bidi w:val="1"/>
         <w:spacing w:before="0" w:after="120" w:line="288" w:lineRule="auto"/>
-        <w:ind w:firstLine="283"/>
         <w:jc w:val="both"/>
       </w:pPr>
       <w:r>
@@ -4160,7 +4208,6 @@
         <w:widowControl/>
         <w:bidi w:val="1"/>
         <w:spacing w:before="0" w:after="120" w:line="288" w:lineRule="auto"/>
-        <w:ind w:firstLine="283"/>
         <w:jc w:val="both"/>
       </w:pPr>
       <w:r>
@@ -4218,7 +4265,6 @@
         <w:widowControl/>
         <w:bidi w:val="1"/>
         <w:spacing w:before="0" w:after="120" w:line="288" w:lineRule="auto"/>
-        <w:ind w:firstLine="283"/>
         <w:jc w:val="both"/>
       </w:pPr>
       <w:r>
@@ -4271,6 +4317,7 @@
         <w:spacing w:before="200" w:after="120" w:line="288" w:lineRule="auto"/>
         <w:jc w:val="right"/>
         <w:keepNext w:val="1"/>
+        <w:shd w:val="clear" w:fill="EDEDED"/>
       </w:pPr>
       <w:r>
         <w:rPr>
@@ -4309,7 +4356,6 @@
         <w:widowControl/>
         <w:bidi w:val="1"/>
         <w:spacing w:before="0" w:after="120" w:line="288" w:lineRule="auto"/>
-        <w:ind w:firstLine="283"/>
         <w:jc w:val="both"/>
       </w:pPr>
       <w:r>
@@ -4390,7 +4436,6 @@
         <w:widowControl/>
         <w:bidi w:val="1"/>
         <w:spacing w:before="0" w:after="120" w:line="288" w:lineRule="auto"/>
-        <w:ind w:firstLine="283"/>
         <w:jc w:val="both"/>
       </w:pPr>
       <w:r>
@@ -4451,7 +4496,6 @@
         <w:widowControl/>
         <w:bidi w:val="1"/>
         <w:spacing w:before="0" w:after="120" w:line="288" w:lineRule="auto"/>
-        <w:ind w:firstLine="283"/>
         <w:jc w:val="both"/>
       </w:pPr>
       <w:r>
@@ -4544,7 +4588,6 @@
         <w:widowControl/>
         <w:bidi w:val="1"/>
         <w:spacing w:before="0" w:after="120" w:line="288" w:lineRule="auto"/>
-        <w:ind w:firstLine="283"/>
         <w:jc w:val="both"/>
       </w:pPr>
       <w:r>
@@ -4636,7 +4679,6 @@
         <w:widowControl/>
         <w:bidi w:val="1"/>
         <w:spacing w:before="0" w:after="120" w:line="288" w:lineRule="auto"/>
-        <w:ind w:firstLine="283"/>
         <w:jc w:val="both"/>
       </w:pPr>
       <w:r>
@@ -4697,7 +4739,6 @@
         <w:widowControl/>
         <w:bidi w:val="1"/>
         <w:spacing w:before="0" w:after="120" w:line="288" w:lineRule="auto"/>
-        <w:ind w:firstLine="283"/>
         <w:jc w:val="both"/>
       </w:pPr>
       <w:r>
@@ -4770,6 +4811,7 @@
         <w:spacing w:before="200" w:after="120" w:line="288" w:lineRule="auto"/>
         <w:jc w:val="right"/>
         <w:keepNext w:val="1"/>
+        <w:shd w:val="clear" w:fill="EDEDED"/>
       </w:pPr>
       <w:r>
         <w:rPr>
@@ -4808,7 +4850,6 @@
         <w:widowControl/>
         <w:bidi w:val="1"/>
         <w:spacing w:before="0" w:after="120" w:line="288" w:lineRule="auto"/>
-        <w:ind w:firstLine="283"/>
         <w:jc w:val="both"/>
       </w:pPr>
       <w:r>
@@ -4879,7 +4920,6 @@
         <w:widowControl/>
         <w:bidi w:val="1"/>
         <w:spacing w:before="0" w:after="120" w:line="288" w:lineRule="auto"/>
-        <w:ind w:firstLine="283"/>
         <w:jc w:val="both"/>
       </w:pPr>
       <w:r>
@@ -4922,6 +4962,7 @@
         <w:spacing w:before="200" w:after="120" w:line="288" w:lineRule="auto"/>
         <w:jc w:val="right"/>
         <w:keepNext w:val="1"/>
+        <w:shd w:val="clear" w:fill="EDEDED"/>
       </w:pPr>
       <w:r>
         <w:rPr>
@@ -4960,7 +5001,6 @@
         <w:widowControl/>
         <w:bidi w:val="1"/>
         <w:spacing w:before="0" w:after="120" w:line="288" w:lineRule="auto"/>
-        <w:ind w:firstLine="283"/>
         <w:jc w:val="both"/>
       </w:pPr>
       <w:r>
@@ -5020,7 +5060,6 @@
         <w:widowControl/>
         <w:bidi w:val="1"/>
         <w:spacing w:before="0" w:after="120" w:line="288" w:lineRule="auto"/>
-        <w:ind w:firstLine="283"/>
         <w:jc w:val="both"/>
       </w:pPr>
       <w:r>
@@ -5081,7 +5120,6 @@
         <w:widowControl/>
         <w:bidi w:val="1"/>
         <w:spacing w:before="0" w:after="120" w:line="288" w:lineRule="auto"/>
-        <w:ind w:firstLine="283"/>
         <w:jc w:val="both"/>
       </w:pPr>
       <w:r>
@@ -5172,7 +5210,6 @@
         <w:widowControl/>
         <w:bidi w:val="1"/>
         <w:spacing w:before="0" w:after="120" w:line="288" w:lineRule="auto"/>
-        <w:ind w:firstLine="283"/>
         <w:jc w:val="both"/>
       </w:pPr>
       <w:r>
@@ -5235,6 +5272,7 @@
         <w:spacing w:before="200" w:after="120" w:line="288" w:lineRule="auto"/>
         <w:jc w:val="right"/>
         <w:keepNext w:val="1"/>
+        <w:shd w:val="clear" w:fill="EDEDED"/>
       </w:pPr>
       <w:r>
         <w:rPr>
@@ -5273,7 +5311,6 @@
         <w:widowControl/>
         <w:bidi w:val="1"/>
         <w:spacing w:before="0" w:after="120" w:line="288" w:lineRule="auto"/>
-        <w:ind w:firstLine="283"/>
         <w:jc w:val="both"/>
       </w:pPr>
       <w:r>
@@ -5331,7 +5368,6 @@
         <w:widowControl/>
         <w:bidi w:val="1"/>
         <w:spacing w:before="0" w:after="120" w:line="288" w:lineRule="auto"/>
-        <w:ind w:firstLine="283"/>
         <w:jc w:val="both"/>
       </w:pPr>
       <w:r>
@@ -5371,7 +5407,6 @@
         <w:widowControl/>
         <w:bidi w:val="1"/>
         <w:spacing w:before="0" w:after="120" w:line="288" w:lineRule="auto"/>
-        <w:ind w:firstLine="283"/>
         <w:jc w:val="both"/>
       </w:pPr>
       <w:r>
@@ -5429,7 +5464,6 @@
         <w:widowControl/>
         <w:bidi w:val="1"/>
         <w:spacing w:before="0" w:after="120" w:line="288" w:lineRule="auto"/>
-        <w:ind w:firstLine="283"/>
         <w:jc w:val="both"/>
       </w:pPr>
       <w:r>
@@ -5469,7 +5503,6 @@
         <w:widowControl/>
         <w:bidi w:val="1"/>
         <w:spacing w:before="0" w:after="120" w:line="288" w:lineRule="auto"/>
-        <w:ind w:firstLine="283"/>
         <w:jc w:val="both"/>
       </w:pPr>
       <w:r>
@@ -5527,7 +5560,6 @@
         <w:widowControl/>
         <w:bidi w:val="1"/>
         <w:spacing w:before="0" w:after="120" w:line="288" w:lineRule="auto"/>
-        <w:ind w:firstLine="283"/>
         <w:jc w:val="both"/>
       </w:pPr>
       <w:r>
@@ -5585,7 +5617,6 @@
         <w:widowControl/>
         <w:bidi w:val="1"/>
         <w:spacing w:before="0" w:after="120" w:line="288" w:lineRule="auto"/>
-        <w:ind w:firstLine="283"/>
         <w:jc w:val="both"/>
       </w:pPr>
       <w:r>
@@ -5625,7 +5656,6 @@
         <w:widowControl/>
         <w:bidi w:val="1"/>
         <w:spacing w:before="0" w:after="120" w:line="288" w:lineRule="auto"/>
-        <w:ind w:firstLine="283"/>
         <w:jc w:val="both"/>
       </w:pPr>
       <w:r>
@@ -5737,7 +5767,6 @@
         <w:widowControl/>
         <w:bidi w:val="1"/>
         <w:spacing w:before="0" w:after="120" w:line="288" w:lineRule="auto"/>
-        <w:ind w:firstLine="283"/>
         <w:jc w:val="both"/>
       </w:pPr>
       <w:r>
@@ -5923,6 +5952,7 @@
         <w:spacing w:before="200" w:after="120" w:line="288" w:lineRule="auto"/>
         <w:jc w:val="right"/>
         <w:keepNext w:val="1"/>
+        <w:shd w:val="clear" w:fill="EDEDED"/>
       </w:pPr>
       <w:r>
         <w:rPr>
@@ -5941,7 +5971,6 @@
         <w:widowControl/>
         <w:bidi w:val="1"/>
         <w:spacing w:before="0" w:after="120" w:line="288" w:lineRule="auto"/>
-        <w:ind w:firstLine="283"/>
         <w:jc w:val="both"/>
       </w:pPr>
       <w:r>
@@ -5963,53 +5992,79 @@
     <w:p/>
     <w:p/>
     <w:p/>
-    <w:p/>
-    <w:p>
-      <w:pPr>
-        <w:pStyle w:val="TH-Bakhsh"/>
-        <w:widowControl/>
-        <w:bidi w:val="1"/>
-        <w:spacing w:before="0" w:after="120" w:line="288" w:lineRule="auto"/>
-        <w:jc w:val="center"/>
-      </w:pPr>
-      <w:r>
-        <w:rPr>
-          <w:rFonts w:ascii="B Titr" w:hAnsi="B Titr" w:cs="B Titr" w:eastAsia="B Titr"/>
-          <w:b/>
-          <w:i w:val="0"/>
-          <w:sz w:val="60"/>
-          <w:szCs w:val="60"/>
-        </w:rPr>
-        <w:t>بخش دوم: تحلیل فقهی مسئله</w:t>
-      </w:r>
-    </w:p>
-    <w:p>
-      <w:r>
-        <w:br w:type="page"/>
-      </w:r>
-    </w:p>
-    <w:p>
-      <w:r>
-        <w:br w:type="page"/>
-      </w:r>
-    </w:p>
-    <w:p>
-      <w:pPr>
-        <w:pStyle w:val="TH-Fasl"/>
-        <w:widowControl/>
-        <w:bidi w:val="1"/>
-        <w:spacing w:before="120" w:after="200" w:line="288" w:lineRule="auto"/>
+    <w:p>
+      <w:pPr>
+        <w:widowControl/>
+        <w:bidi w:val="1"/>
+        <w:spacing w:before="0" w:after="240" w:line="288" w:lineRule="auto"/>
+        <w:ind w:right="2268" w:left="2268"/>
         <w:jc w:val="center"/>
         <w:pBdr>
           <w:bottom w:val="single" w:sz="12" w:space="6" w:color="1F3864"/>
         </w:pBdr>
-        <w:keepNext w:val="1"/>
+      </w:pPr>
+    </w:p>
+    <w:p>
+      <w:pPr>
+        <w:pStyle w:val="TH-Bakhsh"/>
+        <w:widowControl/>
+        <w:bidi w:val="1"/>
+        <w:spacing w:before="0" w:after="240" w:line="288" w:lineRule="auto"/>
+        <w:jc w:val="center"/>
       </w:pPr>
       <w:r>
         <w:rPr>
           <w:rFonts w:ascii="B Titr" w:hAnsi="B Titr" w:cs="B Titr" w:eastAsia="B Titr"/>
           <w:b/>
           <w:i w:val="0"/>
+          <w:sz w:val="64"/>
+          <w:szCs w:val="64"/>
+        </w:rPr>
+        <w:t>بخش دوم: تحلیل فقهی مسئله</w:t>
+      </w:r>
+    </w:p>
+    <w:p>
+      <w:pPr>
+        <w:widowControl/>
+        <w:bidi w:val="1"/>
+        <w:spacing w:before="0" w:after="120" w:line="288" w:lineRule="auto"/>
+        <w:ind w:right="2268" w:left="2268"/>
+        <w:jc w:val="center"/>
+        <w:pBdr>
+          <w:bottom w:val="single" w:sz="12" w:space="6" w:color="1F3864"/>
+        </w:pBdr>
+      </w:pPr>
+    </w:p>
+    <w:p>
+      <w:r>
+        <w:br w:type="page"/>
+      </w:r>
+    </w:p>
+    <w:p>
+      <w:r>
+        <w:br w:type="page"/>
+      </w:r>
+    </w:p>
+    <w:p/>
+    <w:p/>
+    <w:p>
+      <w:pPr>
+        <w:pStyle w:val="TH-Fasl"/>
+        <w:widowControl/>
+        <w:bidi w:val="1"/>
+        <w:spacing w:before="120" w:after="240" w:line="288" w:lineRule="auto"/>
+        <w:jc w:val="center"/>
+        <w:pBdr>
+          <w:top w:val="single" w:sz="12" w:space="8" w:color="1F3864"/>
+          <w:bottom w:val="single" w:sz="12" w:space="8" w:color="1F3864"/>
+        </w:pBdr>
+        <w:keepNext w:val="1"/>
+      </w:pPr>
+      <w:r>
+        <w:rPr>
+          <w:rFonts w:ascii="B Titr" w:hAnsi="B Titr" w:cs="B Titr" w:eastAsia="B Titr"/>
+          <w:b/>
+          <w:i w:val="0"/>
           <w:sz w:val="44"/>
           <w:szCs w:val="44"/>
         </w:rPr>
@@ -6022,7 +6077,6 @@
         <w:widowControl/>
         <w:bidi w:val="1"/>
         <w:spacing w:before="0" w:after="120" w:line="288" w:lineRule="auto"/>
-        <w:ind w:firstLine="283"/>
         <w:jc w:val="both"/>
       </w:pPr>
       <w:r>
@@ -6044,6 +6098,7 @@
         <w:spacing w:before="200" w:after="120" w:line="288" w:lineRule="auto"/>
         <w:jc w:val="right"/>
         <w:keepNext w:val="1"/>
+        <w:shd w:val="clear" w:fill="EDEDED"/>
       </w:pPr>
       <w:r>
         <w:rPr>
@@ -6120,7 +6175,6 @@
         <w:widowControl/>
         <w:bidi w:val="1"/>
         <w:spacing w:before="0" w:after="120" w:line="288" w:lineRule="auto"/>
-        <w:ind w:firstLine="283"/>
         <w:jc w:val="both"/>
       </w:pPr>
       <w:r>
@@ -6191,7 +6245,6 @@
         <w:widowControl/>
         <w:bidi w:val="1"/>
         <w:spacing w:before="0" w:after="120" w:line="288" w:lineRule="auto"/>
-        <w:ind w:firstLine="283"/>
         <w:jc w:val="both"/>
       </w:pPr>
       <w:r>
@@ -6249,7 +6302,6 @@
         <w:widowControl/>
         <w:bidi w:val="1"/>
         <w:spacing w:before="0" w:after="120" w:line="288" w:lineRule="auto"/>
-        <w:ind w:firstLine="283"/>
         <w:jc w:val="both"/>
       </w:pPr>
       <w:r>
@@ -6348,7 +6400,6 @@
         <w:widowControl/>
         <w:bidi w:val="1"/>
         <w:spacing w:before="0" w:after="120" w:line="288" w:lineRule="auto"/>
-        <w:ind w:firstLine="283"/>
         <w:jc w:val="both"/>
       </w:pPr>
       <w:r>
@@ -6426,7 +6477,6 @@
         <w:widowControl/>
         <w:bidi w:val="1"/>
         <w:spacing w:before="0" w:after="120" w:line="288" w:lineRule="auto"/>
-        <w:ind w:firstLine="283"/>
         <w:jc w:val="both"/>
       </w:pPr>
       <w:r>
@@ -6504,7 +6554,6 @@
         <w:widowControl/>
         <w:bidi w:val="1"/>
         <w:spacing w:before="0" w:after="120" w:line="288" w:lineRule="auto"/>
-        <w:ind w:firstLine="283"/>
         <w:jc w:val="both"/>
       </w:pPr>
       <w:r>
@@ -6544,7 +6593,6 @@
         <w:widowControl/>
         <w:bidi w:val="1"/>
         <w:spacing w:before="0" w:after="120" w:line="288" w:lineRule="auto"/>
-        <w:ind w:firstLine="283"/>
         <w:jc w:val="both"/>
       </w:pPr>
       <w:r>
@@ -6566,6 +6614,7 @@
         <w:spacing w:before="200" w:after="120" w:line="288" w:lineRule="auto"/>
         <w:jc w:val="right"/>
         <w:keepNext w:val="1"/>
+        <w:shd w:val="clear" w:fill="EDEDED"/>
       </w:pPr>
       <w:r>
         <w:rPr>
@@ -6680,7 +6729,6 @@
         <w:widowControl/>
         <w:bidi w:val="1"/>
         <w:spacing w:before="0" w:after="120" w:line="288" w:lineRule="auto"/>
-        <w:ind w:firstLine="283"/>
         <w:jc w:val="both"/>
       </w:pPr>
       <w:r>
@@ -6778,7 +6826,6 @@
         <w:widowControl/>
         <w:bidi w:val="1"/>
         <w:spacing w:before="0" w:after="120" w:line="288" w:lineRule="auto"/>
-        <w:ind w:firstLine="283"/>
         <w:jc w:val="both"/>
       </w:pPr>
       <w:r>
@@ -6836,7 +6883,6 @@
         <w:widowControl/>
         <w:bidi w:val="1"/>
         <w:spacing w:before="0" w:after="120" w:line="288" w:lineRule="auto"/>
-        <w:ind w:firstLine="283"/>
         <w:jc w:val="both"/>
       </w:pPr>
       <w:r>
@@ -6858,6 +6904,7 @@
         <w:spacing w:before="200" w:after="120" w:line="288" w:lineRule="auto"/>
         <w:jc w:val="right"/>
         <w:keepNext w:val="1"/>
+        <w:shd w:val="clear" w:fill="EDEDED"/>
       </w:pPr>
       <w:r>
         <w:rPr>
@@ -6934,7 +6981,6 @@
         <w:widowControl/>
         <w:bidi w:val="1"/>
         <w:spacing w:before="0" w:after="120" w:line="288" w:lineRule="auto"/>
-        <w:ind w:firstLine="283"/>
         <w:jc w:val="both"/>
       </w:pPr>
       <w:r>
@@ -7053,7 +7099,6 @@
         <w:widowControl/>
         <w:bidi w:val="1"/>
         <w:spacing w:before="0" w:after="120" w:line="288" w:lineRule="auto"/>
-        <w:ind w:firstLine="283"/>
         <w:jc w:val="both"/>
       </w:pPr>
       <w:r>
@@ -7113,7 +7158,6 @@
         <w:widowControl/>
         <w:bidi w:val="1"/>
         <w:spacing w:before="0" w:after="120" w:line="288" w:lineRule="auto"/>
-        <w:ind w:firstLine="283"/>
         <w:jc w:val="both"/>
       </w:pPr>
       <w:r>
@@ -7177,6 +7221,7 @@
         <w:spacing w:before="200" w:after="120" w:line="288" w:lineRule="auto"/>
         <w:jc w:val="right"/>
         <w:keepNext w:val="1"/>
+        <w:shd w:val="clear" w:fill="EDEDED"/>
       </w:pPr>
       <w:r>
         <w:rPr>
@@ -7215,7 +7260,6 @@
         <w:widowControl/>
         <w:bidi w:val="1"/>
         <w:spacing w:before="0" w:after="120" w:line="288" w:lineRule="auto"/>
-        <w:ind w:firstLine="283"/>
         <w:jc w:val="both"/>
       </w:pPr>
       <w:r>
@@ -7286,7 +7330,6 @@
         <w:widowControl/>
         <w:bidi w:val="1"/>
         <w:spacing w:before="0" w:after="120" w:line="288" w:lineRule="auto"/>
-        <w:ind w:firstLine="283"/>
         <w:jc w:val="both"/>
       </w:pPr>
       <w:r>
@@ -7357,7 +7400,6 @@
         <w:widowControl/>
         <w:bidi w:val="1"/>
         <w:spacing w:before="0" w:after="120" w:line="288" w:lineRule="auto"/>
-        <w:ind w:firstLine="283"/>
         <w:jc w:val="both"/>
       </w:pPr>
       <w:r>
@@ -7438,7 +7480,6 @@
         <w:widowControl/>
         <w:bidi w:val="1"/>
         <w:spacing w:before="0" w:after="120" w:line="288" w:lineRule="auto"/>
-        <w:ind w:firstLine="283"/>
         <w:jc w:val="both"/>
       </w:pPr>
       <w:r>
@@ -7460,6 +7501,7 @@
         <w:spacing w:before="200" w:after="120" w:line="288" w:lineRule="auto"/>
         <w:jc w:val="right"/>
         <w:keepNext w:val="1"/>
+        <w:shd w:val="clear" w:fill="EDEDED"/>
       </w:pPr>
       <w:r>
         <w:rPr>
@@ -7498,7 +7540,6 @@
         <w:widowControl/>
         <w:bidi w:val="1"/>
         <w:spacing w:before="0" w:after="120" w:line="288" w:lineRule="auto"/>
-        <w:ind w:firstLine="283"/>
         <w:jc w:val="both"/>
       </w:pPr>
       <w:r>
@@ -7549,7 +7590,6 @@
         <w:widowControl/>
         <w:bidi w:val="1"/>
         <w:spacing w:before="0" w:after="120" w:line="288" w:lineRule="auto"/>
-        <w:ind w:firstLine="283"/>
         <w:jc w:val="both"/>
       </w:pPr>
       <w:r>
@@ -7602,6 +7642,7 @@
         <w:spacing w:before="200" w:after="120" w:line="288" w:lineRule="auto"/>
         <w:jc w:val="right"/>
         <w:keepNext w:val="1"/>
+        <w:shd w:val="clear" w:fill="EDEDED"/>
       </w:pPr>
       <w:r>
         <w:rPr>
@@ -7640,7 +7681,6 @@
         <w:widowControl/>
         <w:bidi w:val="1"/>
         <w:spacing w:before="0" w:after="120" w:line="288" w:lineRule="auto"/>
-        <w:ind w:firstLine="283"/>
         <w:jc w:val="both"/>
       </w:pPr>
       <w:r>
@@ -7701,7 +7741,6 @@
         <w:widowControl/>
         <w:bidi w:val="1"/>
         <w:spacing w:before="0" w:after="120" w:line="288" w:lineRule="auto"/>
-        <w:ind w:firstLine="283"/>
         <w:jc w:val="both"/>
       </w:pPr>
       <w:r>
@@ -7821,7 +7860,6 @@
         <w:widowControl/>
         <w:bidi w:val="1"/>
         <w:spacing w:before="0" w:after="120" w:line="288" w:lineRule="auto"/>
-        <w:ind w:firstLine="283"/>
         <w:jc w:val="both"/>
       </w:pPr>
       <w:r>
@@ -7843,6 +7881,7 @@
         <w:spacing w:before="200" w:after="120" w:line="288" w:lineRule="auto"/>
         <w:jc w:val="right"/>
         <w:keepNext w:val="1"/>
+        <w:shd w:val="clear" w:fill="EDEDED"/>
       </w:pPr>
       <w:r>
         <w:rPr>
@@ -7919,7 +7958,6 @@
         <w:widowControl/>
         <w:bidi w:val="1"/>
         <w:spacing w:before="0" w:after="120" w:line="288" w:lineRule="auto"/>
-        <w:ind w:firstLine="283"/>
         <w:jc w:val="both"/>
       </w:pPr>
       <w:r>
@@ -8038,7 +8076,6 @@
         <w:widowControl/>
         <w:bidi w:val="1"/>
         <w:spacing w:before="0" w:after="120" w:line="288" w:lineRule="auto"/>
-        <w:ind w:firstLine="283"/>
         <w:jc w:val="both"/>
       </w:pPr>
       <w:r>
@@ -8136,7 +8173,6 @@
         <w:widowControl/>
         <w:bidi w:val="1"/>
         <w:spacing w:before="0" w:after="120" w:line="288" w:lineRule="auto"/>
-        <w:ind w:firstLine="283"/>
         <w:jc w:val="both"/>
       </w:pPr>
       <w:r>
@@ -8196,7 +8232,6 @@
         <w:widowControl/>
         <w:bidi w:val="1"/>
         <w:spacing w:before="0" w:after="120" w:line="288" w:lineRule="auto"/>
-        <w:ind w:firstLine="283"/>
         <w:jc w:val="both"/>
       </w:pPr>
       <w:r>
@@ -8318,7 +8353,6 @@
         <w:widowControl/>
         <w:bidi w:val="1"/>
         <w:spacing w:before="0" w:after="120" w:line="288" w:lineRule="auto"/>
-        <w:ind w:firstLine="283"/>
         <w:jc w:val="both"/>
       </w:pPr>
       <w:r>
@@ -8453,6 +8487,7 @@
         <w:spacing w:before="200" w:after="120" w:line="288" w:lineRule="auto"/>
         <w:jc w:val="right"/>
         <w:keepNext w:val="1"/>
+        <w:shd w:val="clear" w:fill="EDEDED"/>
       </w:pPr>
       <w:r>
         <w:rPr>
@@ -8491,7 +8526,6 @@
         <w:widowControl/>
         <w:bidi w:val="1"/>
         <w:spacing w:before="0" w:after="120" w:line="288" w:lineRule="auto"/>
-        <w:ind w:firstLine="283"/>
         <w:jc w:val="both"/>
       </w:pPr>
       <w:r>
@@ -8531,7 +8565,6 @@
         <w:widowControl/>
         <w:bidi w:val="1"/>
         <w:spacing w:before="0" w:after="120" w:line="288" w:lineRule="auto"/>
-        <w:ind w:firstLine="283"/>
         <w:jc w:val="both"/>
       </w:pPr>
       <w:r>
@@ -8633,7 +8666,6 @@
         <w:widowControl/>
         <w:bidi w:val="1"/>
         <w:spacing w:before="0" w:after="120" w:line="288" w:lineRule="auto"/>
-        <w:ind w:firstLine="283"/>
         <w:jc w:val="both"/>
       </w:pPr>
       <w:r>
@@ -8735,7 +8767,6 @@
         <w:widowControl/>
         <w:bidi w:val="1"/>
         <w:spacing w:before="0" w:after="120" w:line="288" w:lineRule="auto"/>
-        <w:ind w:firstLine="283"/>
         <w:jc w:val="both"/>
       </w:pPr>
       <w:r>
@@ -8777,6 +8808,7 @@
         <w:spacing w:before="200" w:after="120" w:line="288" w:lineRule="auto"/>
         <w:jc w:val="right"/>
         <w:keepNext w:val="1"/>
+        <w:shd w:val="clear" w:fill="EDEDED"/>
       </w:pPr>
       <w:r>
         <w:rPr>
@@ -8795,7 +8827,6 @@
         <w:widowControl/>
         <w:bidi w:val="1"/>
         <w:spacing w:before="0" w:after="120" w:line="288" w:lineRule="auto"/>
-        <w:ind w:firstLine="283"/>
         <w:jc w:val="both"/>
       </w:pPr>
       <w:r>
@@ -8814,15 +8845,18 @@
         <w:br w:type="page"/>
       </w:r>
     </w:p>
+    <w:p/>
+    <w:p/>
     <w:p>
       <w:pPr>
         <w:pStyle w:val="TH-Fasl"/>
         <w:widowControl/>
         <w:bidi w:val="1"/>
-        <w:spacing w:before="120" w:after="200" w:line="288" w:lineRule="auto"/>
+        <w:spacing w:before="120" w:after="240" w:line="288" w:lineRule="auto"/>
         <w:jc w:val="center"/>
         <w:pBdr>
-          <w:bottom w:val="single" w:sz="12" w:space="6" w:color="1F3864"/>
+          <w:top w:val="single" w:sz="12" w:space="8" w:color="1F3864"/>
+          <w:bottom w:val="single" w:sz="12" w:space="8" w:color="1F3864"/>
         </w:pBdr>
         <w:keepNext w:val="1"/>
       </w:pPr>
@@ -8843,7 +8877,6 @@
         <w:widowControl/>
         <w:bidi w:val="1"/>
         <w:spacing w:before="0" w:after="120" w:line="288" w:lineRule="auto"/>
-        <w:ind w:firstLine="283"/>
         <w:jc w:val="both"/>
       </w:pPr>
       <w:r>
@@ -8865,6 +8898,7 @@
         <w:spacing w:before="200" w:after="120" w:line="288" w:lineRule="auto"/>
         <w:jc w:val="right"/>
         <w:keepNext w:val="1"/>
+        <w:shd w:val="clear" w:fill="EDEDED"/>
       </w:pPr>
       <w:r>
         <w:rPr>
@@ -8903,7 +8937,6 @@
         <w:widowControl/>
         <w:bidi w:val="1"/>
         <w:spacing w:before="0" w:after="120" w:line="288" w:lineRule="auto"/>
-        <w:ind w:firstLine="283"/>
         <w:jc w:val="both"/>
       </w:pPr>
       <w:r>
@@ -8994,7 +9027,6 @@
         <w:widowControl/>
         <w:bidi w:val="1"/>
         <w:spacing w:before="0" w:after="120" w:line="288" w:lineRule="auto"/>
-        <w:ind w:firstLine="283"/>
         <w:jc w:val="both"/>
       </w:pPr>
       <w:r>
@@ -9114,7 +9146,6 @@
         <w:widowControl/>
         <w:bidi w:val="1"/>
         <w:spacing w:before="0" w:after="120" w:line="288" w:lineRule="auto"/>
-        <w:ind w:firstLine="283"/>
         <w:jc w:val="both"/>
       </w:pPr>
       <w:r>
@@ -9136,6 +9167,7 @@
         <w:spacing w:before="200" w:after="120" w:line="288" w:lineRule="auto"/>
         <w:jc w:val="right"/>
         <w:keepNext w:val="1"/>
+        <w:shd w:val="clear" w:fill="EDEDED"/>
       </w:pPr>
       <w:r>
         <w:rPr>
@@ -9174,7 +9206,6 @@
         <w:widowControl/>
         <w:bidi w:val="1"/>
         <w:spacing w:before="0" w:after="120" w:line="288" w:lineRule="auto"/>
-        <w:ind w:firstLine="283"/>
         <w:jc w:val="both"/>
       </w:pPr>
       <w:r>
@@ -9245,7 +9276,6 @@
         <w:widowControl/>
         <w:bidi w:val="1"/>
         <w:spacing w:before="0" w:after="120" w:line="288" w:lineRule="auto"/>
-        <w:ind w:firstLine="283"/>
         <w:jc w:val="both"/>
       </w:pPr>
       <w:r>
@@ -9365,7 +9395,6 @@
         <w:widowControl/>
         <w:bidi w:val="1"/>
         <w:spacing w:before="0" w:after="120" w:line="288" w:lineRule="auto"/>
-        <w:ind w:firstLine="283"/>
         <w:jc w:val="both"/>
       </w:pPr>
       <w:r>
@@ -9387,6 +9416,7 @@
         <w:spacing w:before="200" w:after="120" w:line="288" w:lineRule="auto"/>
         <w:jc w:val="right"/>
         <w:keepNext w:val="1"/>
+        <w:shd w:val="clear" w:fill="EDEDED"/>
       </w:pPr>
       <w:r>
         <w:rPr>
@@ -9463,7 +9493,6 @@
         <w:widowControl/>
         <w:bidi w:val="1"/>
         <w:spacing w:before="0" w:after="120" w:line="288" w:lineRule="auto"/>
-        <w:ind w:firstLine="283"/>
         <w:jc w:val="both"/>
       </w:pPr>
       <w:r>
@@ -9561,7 +9590,6 @@
         <w:widowControl/>
         <w:bidi w:val="1"/>
         <w:spacing w:before="0" w:after="120" w:line="288" w:lineRule="auto"/>
-        <w:ind w:firstLine="283"/>
         <w:jc w:val="both"/>
       </w:pPr>
       <w:r>
@@ -9601,7 +9629,6 @@
         <w:widowControl/>
         <w:bidi w:val="1"/>
         <w:spacing w:before="0" w:after="120" w:line="288" w:lineRule="auto"/>
-        <w:ind w:firstLine="283"/>
         <w:jc w:val="both"/>
       </w:pPr>
       <w:r>
@@ -9664,6 +9691,7 @@
         <w:spacing w:before="200" w:after="120" w:line="288" w:lineRule="auto"/>
         <w:jc w:val="right"/>
         <w:keepNext w:val="1"/>
+        <w:shd w:val="clear" w:fill="EDEDED"/>
       </w:pPr>
       <w:r>
         <w:rPr>
@@ -9702,7 +9730,6 @@
         <w:widowControl/>
         <w:bidi w:val="1"/>
         <w:spacing w:before="0" w:after="120" w:line="288" w:lineRule="auto"/>
-        <w:ind w:firstLine="283"/>
         <w:jc w:val="both"/>
       </w:pPr>
       <w:r>
@@ -9802,7 +9829,6 @@
         <w:widowControl/>
         <w:bidi w:val="1"/>
         <w:spacing w:before="0" w:after="120" w:line="288" w:lineRule="auto"/>
-        <w:ind w:firstLine="283"/>
         <w:jc w:val="both"/>
       </w:pPr>
       <w:r>
@@ -9882,7 +9908,6 @@
         <w:widowControl/>
         <w:bidi w:val="1"/>
         <w:spacing w:before="0" w:after="120" w:line="288" w:lineRule="auto"/>
-        <w:ind w:firstLine="283"/>
         <w:jc w:val="both"/>
       </w:pPr>
       <w:r>
@@ -9944,6 +9969,7 @@
         <w:spacing w:before="200" w:after="120" w:line="288" w:lineRule="auto"/>
         <w:jc w:val="right"/>
         <w:keepNext w:val="1"/>
+        <w:shd w:val="clear" w:fill="EDEDED"/>
       </w:pPr>
       <w:r>
         <w:rPr>
@@ -9962,7 +9988,6 @@
         <w:widowControl/>
         <w:bidi w:val="1"/>
         <w:spacing w:before="0" w:after="120" w:line="288" w:lineRule="auto"/>
-        <w:ind w:firstLine="283"/>
         <w:jc w:val="both"/>
       </w:pPr>
       <w:r>
@@ -10002,7 +10027,6 @@
         <w:widowControl/>
         <w:bidi w:val="1"/>
         <w:spacing w:before="0" w:after="120" w:line="288" w:lineRule="auto"/>
-        <w:ind w:firstLine="283"/>
         <w:jc w:val="both"/>
       </w:pPr>
       <w:r>
@@ -10062,7 +10086,6 @@
         <w:widowControl/>
         <w:bidi w:val="1"/>
         <w:spacing w:before="0" w:after="120" w:line="288" w:lineRule="auto"/>
-        <w:ind w:firstLine="283"/>
         <w:jc w:val="both"/>
       </w:pPr>
       <w:r>
@@ -10122,7 +10145,6 @@
         <w:widowControl/>
         <w:bidi w:val="1"/>
         <w:spacing w:before="0" w:after="120" w:line="288" w:lineRule="auto"/>
-        <w:ind w:firstLine="283"/>
         <w:jc w:val="both"/>
       </w:pPr>
       <w:r>
@@ -10164,6 +10186,7 @@
         <w:spacing w:before="200" w:after="120" w:line="288" w:lineRule="auto"/>
         <w:jc w:val="right"/>
         <w:keepNext w:val="1"/>
+        <w:shd w:val="clear" w:fill="EDEDED"/>
       </w:pPr>
       <w:r>
         <w:rPr>
@@ -10202,7 +10225,6 @@
         <w:widowControl/>
         <w:bidi w:val="1"/>
         <w:spacing w:before="0" w:after="120" w:line="288" w:lineRule="auto"/>
-        <w:ind w:firstLine="283"/>
         <w:jc w:val="both"/>
       </w:pPr>
       <w:r>
@@ -10283,7 +10305,6 @@
         <w:widowControl/>
         <w:bidi w:val="1"/>
         <w:spacing w:before="0" w:after="120" w:line="288" w:lineRule="auto"/>
-        <w:ind w:firstLine="283"/>
         <w:jc w:val="both"/>
       </w:pPr>
       <w:r>
@@ -10364,7 +10385,6 @@
         <w:widowControl/>
         <w:bidi w:val="1"/>
         <w:spacing w:before="0" w:after="120" w:line="288" w:lineRule="auto"/>
-        <w:ind w:firstLine="283"/>
         <w:jc w:val="both"/>
       </w:pPr>
       <w:r>
@@ -10456,7 +10476,6 @@
         <w:widowControl/>
         <w:bidi w:val="1"/>
         <w:spacing w:before="0" w:after="120" w:line="288" w:lineRule="auto"/>
-        <w:ind w:firstLine="283"/>
         <w:jc w:val="both"/>
       </w:pPr>
       <w:r>
@@ -10567,7 +10586,6 @@
         <w:widowControl/>
         <w:bidi w:val="1"/>
         <w:spacing w:before="0" w:after="120" w:line="288" w:lineRule="auto"/>
-        <w:ind w:firstLine="283"/>
         <w:jc w:val="both"/>
       </w:pPr>
       <w:r>
@@ -10620,6 +10638,7 @@
         <w:spacing w:before="200" w:after="120" w:line="288" w:lineRule="auto"/>
         <w:jc w:val="right"/>
         <w:keepNext w:val="1"/>
+        <w:shd w:val="clear" w:fill="EDEDED"/>
       </w:pPr>
       <w:r>
         <w:rPr>
@@ -10638,7 +10657,6 @@
         <w:widowControl/>
         <w:bidi w:val="1"/>
         <w:spacing w:before="0" w:after="120" w:line="288" w:lineRule="auto"/>
-        <w:ind w:firstLine="283"/>
         <w:jc w:val="both"/>
       </w:pPr>
       <w:r>
@@ -10660,53 +10678,79 @@
     <w:p/>
     <w:p/>
     <w:p/>
-    <w:p/>
-    <w:p>
-      <w:pPr>
-        <w:pStyle w:val="TH-Bakhsh"/>
-        <w:widowControl/>
-        <w:bidi w:val="1"/>
-        <w:spacing w:before="0" w:after="120" w:line="288" w:lineRule="auto"/>
-        <w:jc w:val="center"/>
-      </w:pPr>
-      <w:r>
-        <w:rPr>
-          <w:rFonts w:ascii="B Titr" w:hAnsi="B Titr" w:cs="B Titr" w:eastAsia="B Titr"/>
-          <w:b/>
-          <w:i w:val="0"/>
-          <w:sz w:val="60"/>
-          <w:szCs w:val="60"/>
-        </w:rPr>
-        <w:t>بخش سوم: تحلیل حقوقی مسئله</w:t>
-      </w:r>
-    </w:p>
-    <w:p>
-      <w:r>
-        <w:br w:type="page"/>
-      </w:r>
-    </w:p>
-    <w:p>
-      <w:r>
-        <w:br w:type="page"/>
-      </w:r>
-    </w:p>
-    <w:p>
-      <w:pPr>
-        <w:pStyle w:val="TH-Fasl"/>
-        <w:widowControl/>
-        <w:bidi w:val="1"/>
-        <w:spacing w:before="120" w:after="200" w:line="288" w:lineRule="auto"/>
+    <w:p>
+      <w:pPr>
+        <w:widowControl/>
+        <w:bidi w:val="1"/>
+        <w:spacing w:before="0" w:after="240" w:line="288" w:lineRule="auto"/>
+        <w:ind w:right="2268" w:left="2268"/>
         <w:jc w:val="center"/>
         <w:pBdr>
           <w:bottom w:val="single" w:sz="12" w:space="6" w:color="1F3864"/>
         </w:pBdr>
-        <w:keepNext w:val="1"/>
+      </w:pPr>
+    </w:p>
+    <w:p>
+      <w:pPr>
+        <w:pStyle w:val="TH-Bakhsh"/>
+        <w:widowControl/>
+        <w:bidi w:val="1"/>
+        <w:spacing w:before="0" w:after="240" w:line="288" w:lineRule="auto"/>
+        <w:jc w:val="center"/>
       </w:pPr>
       <w:r>
         <w:rPr>
           <w:rFonts w:ascii="B Titr" w:hAnsi="B Titr" w:cs="B Titr" w:eastAsia="B Titr"/>
           <w:b/>
           <w:i w:val="0"/>
+          <w:sz w:val="64"/>
+          <w:szCs w:val="64"/>
+        </w:rPr>
+        <w:t>بخش سوم: تحلیل حقوقی مسئله</w:t>
+      </w:r>
+    </w:p>
+    <w:p>
+      <w:pPr>
+        <w:widowControl/>
+        <w:bidi w:val="1"/>
+        <w:spacing w:before="0" w:after="120" w:line="288" w:lineRule="auto"/>
+        <w:ind w:right="2268" w:left="2268"/>
+        <w:jc w:val="center"/>
+        <w:pBdr>
+          <w:bottom w:val="single" w:sz="12" w:space="6" w:color="1F3864"/>
+        </w:pBdr>
+      </w:pPr>
+    </w:p>
+    <w:p>
+      <w:r>
+        <w:br w:type="page"/>
+      </w:r>
+    </w:p>
+    <w:p>
+      <w:r>
+        <w:br w:type="page"/>
+      </w:r>
+    </w:p>
+    <w:p/>
+    <w:p/>
+    <w:p>
+      <w:pPr>
+        <w:pStyle w:val="TH-Fasl"/>
+        <w:widowControl/>
+        <w:bidi w:val="1"/>
+        <w:spacing w:before="120" w:after="240" w:line="288" w:lineRule="auto"/>
+        <w:jc w:val="center"/>
+        <w:pBdr>
+          <w:top w:val="single" w:sz="12" w:space="8" w:color="1F3864"/>
+          <w:bottom w:val="single" w:sz="12" w:space="8" w:color="1F3864"/>
+        </w:pBdr>
+        <w:keepNext w:val="1"/>
+      </w:pPr>
+      <w:r>
+        <w:rPr>
+          <w:rFonts w:ascii="B Titr" w:hAnsi="B Titr" w:cs="B Titr" w:eastAsia="B Titr"/>
+          <w:b/>
+          <w:i w:val="0"/>
           <w:sz w:val="44"/>
           <w:szCs w:val="44"/>
         </w:rPr>
@@ -10719,7 +10763,6 @@
         <w:widowControl/>
         <w:bidi w:val="1"/>
         <w:spacing w:before="0" w:after="120" w:line="288" w:lineRule="auto"/>
-        <w:ind w:firstLine="283"/>
         <w:jc w:val="both"/>
       </w:pPr>
       <w:r>
@@ -10741,6 +10784,7 @@
         <w:spacing w:before="200" w:after="120" w:line="288" w:lineRule="auto"/>
         <w:jc w:val="right"/>
         <w:keepNext w:val="1"/>
+        <w:shd w:val="clear" w:fill="EDEDED"/>
       </w:pPr>
       <w:r>
         <w:rPr>
@@ -10779,7 +10823,6 @@
         <w:widowControl/>
         <w:bidi w:val="1"/>
         <w:spacing w:before="0" w:after="120" w:line="288" w:lineRule="auto"/>
-        <w:ind w:firstLine="283"/>
         <w:jc w:val="both"/>
       </w:pPr>
       <w:r>
@@ -10850,7 +10893,6 @@
         <w:widowControl/>
         <w:bidi w:val="1"/>
         <w:spacing w:before="0" w:after="120" w:line="288" w:lineRule="auto"/>
-        <w:ind w:firstLine="283"/>
         <w:jc w:val="both"/>
       </w:pPr>
       <w:r>
@@ -10941,7 +10983,6 @@
         <w:widowControl/>
         <w:bidi w:val="1"/>
         <w:spacing w:before="0" w:after="120" w:line="288" w:lineRule="auto"/>
-        <w:ind w:firstLine="283"/>
         <w:jc w:val="both"/>
       </w:pPr>
       <w:r>
@@ -10984,6 +11025,7 @@
         <w:spacing w:before="200" w:after="120" w:line="288" w:lineRule="auto"/>
         <w:jc w:val="right"/>
         <w:keepNext w:val="1"/>
+        <w:shd w:val="clear" w:fill="EDEDED"/>
       </w:pPr>
       <w:r>
         <w:rPr>
@@ -11022,7 +11064,6 @@
         <w:widowControl/>
         <w:bidi w:val="1"/>
         <w:spacing w:before="0" w:after="120" w:line="288" w:lineRule="auto"/>
-        <w:ind w:firstLine="283"/>
         <w:jc w:val="both"/>
       </w:pPr>
       <w:r>
@@ -11080,7 +11121,6 @@
         <w:widowControl/>
         <w:bidi w:val="1"/>
         <w:spacing w:before="0" w:after="120" w:line="288" w:lineRule="auto"/>
-        <w:ind w:firstLine="283"/>
         <w:jc w:val="both"/>
       </w:pPr>
       <w:r>
@@ -11214,7 +11254,6 @@
         <w:widowControl/>
         <w:bidi w:val="1"/>
         <w:spacing w:before="0" w:after="120" w:line="288" w:lineRule="auto"/>
-        <w:ind w:firstLine="283"/>
         <w:jc w:val="both"/>
       </w:pPr>
       <w:r>
@@ -11336,6 +11375,7 @@
         <w:spacing w:before="200" w:after="120" w:line="288" w:lineRule="auto"/>
         <w:jc w:val="right"/>
         <w:keepNext w:val="1"/>
+        <w:shd w:val="clear" w:fill="EDEDED"/>
       </w:pPr>
       <w:r>
         <w:rPr>
@@ -11374,7 +11414,6 @@
         <w:widowControl/>
         <w:bidi w:val="1"/>
         <w:spacing w:before="0" w:after="120" w:line="288" w:lineRule="auto"/>
-        <w:ind w:firstLine="283"/>
         <w:jc w:val="both"/>
       </w:pPr>
       <w:r>
@@ -11517,7 +11556,6 @@
         <w:widowControl/>
         <w:bidi w:val="1"/>
         <w:spacing w:before="0" w:after="120" w:line="288" w:lineRule="auto"/>
-        <w:ind w:firstLine="283"/>
         <w:jc w:val="both"/>
       </w:pPr>
       <w:r>
@@ -11639,6 +11677,7 @@
         <w:spacing w:before="200" w:after="120" w:line="288" w:lineRule="auto"/>
         <w:jc w:val="right"/>
         <w:keepNext w:val="1"/>
+        <w:shd w:val="clear" w:fill="EDEDED"/>
       </w:pPr>
       <w:r>
         <w:rPr>
@@ -11677,7 +11716,6 @@
         <w:widowControl/>
         <w:bidi w:val="1"/>
         <w:spacing w:before="0" w:after="120" w:line="288" w:lineRule="auto"/>
-        <w:ind w:firstLine="283"/>
         <w:jc w:val="both"/>
       </w:pPr>
       <w:r>
@@ -11882,7 +11920,6 @@
         <w:widowControl/>
         <w:bidi w:val="1"/>
         <w:spacing w:before="0" w:after="120" w:line="288" w:lineRule="auto"/>
-        <w:ind w:firstLine="283"/>
         <w:jc w:val="both"/>
       </w:pPr>
       <w:r>
@@ -12004,7 +12041,6 @@
         <w:widowControl/>
         <w:bidi w:val="1"/>
         <w:spacing w:before="0" w:after="120" w:line="288" w:lineRule="auto"/>
-        <w:ind w:firstLine="283"/>
         <w:jc w:val="both"/>
       </w:pPr>
       <w:r>
@@ -12165,7 +12201,6 @@
         <w:widowControl/>
         <w:bidi w:val="1"/>
         <w:spacing w:before="0" w:after="120" w:line="288" w:lineRule="auto"/>
-        <w:ind w:firstLine="283"/>
         <w:jc w:val="both"/>
       </w:pPr>
       <w:r>
@@ -12339,7 +12374,6 @@
         <w:widowControl/>
         <w:bidi w:val="1"/>
         <w:spacing w:before="0" w:after="120" w:line="288" w:lineRule="auto"/>
-        <w:ind w:firstLine="283"/>
         <w:jc w:val="both"/>
       </w:pPr>
       <w:r>
@@ -12439,7 +12473,6 @@
         <w:widowControl/>
         <w:bidi w:val="1"/>
         <w:spacing w:before="0" w:after="120" w:line="288" w:lineRule="auto"/>
-        <w:ind w:firstLine="283"/>
         <w:jc w:val="both"/>
       </w:pPr>
       <w:r>
@@ -12604,6 +12637,7 @@
         <w:spacing w:before="200" w:after="120" w:line="288" w:lineRule="auto"/>
         <w:jc w:val="right"/>
         <w:keepNext w:val="1"/>
+        <w:shd w:val="clear" w:fill="EDEDED"/>
       </w:pPr>
       <w:r>
         <w:rPr>
@@ -12642,7 +12676,6 @@
         <w:widowControl/>
         <w:bidi w:val="1"/>
         <w:spacing w:before="0" w:after="120" w:line="288" w:lineRule="auto"/>
-        <w:ind w:firstLine="283"/>
         <w:jc w:val="both"/>
       </w:pPr>
       <w:r>
@@ -12823,7 +12856,6 @@
         <w:widowControl/>
         <w:bidi w:val="1"/>
         <w:spacing w:before="0" w:after="120" w:line="288" w:lineRule="auto"/>
-        <w:ind w:firstLine="283"/>
         <w:jc w:val="both"/>
       </w:pPr>
       <w:r>
@@ -13006,7 +13038,6 @@
         <w:widowControl/>
         <w:bidi w:val="1"/>
         <w:spacing w:before="0" w:after="120" w:line="288" w:lineRule="auto"/>
-        <w:ind w:firstLine="283"/>
         <w:jc w:val="both"/>
       </w:pPr>
       <w:r>
@@ -13107,7 +13138,6 @@
         <w:widowControl/>
         <w:bidi w:val="1"/>
         <w:spacing w:before="0" w:after="120" w:line="288" w:lineRule="auto"/>
-        <w:ind w:firstLine="283"/>
         <w:jc w:val="both"/>
       </w:pPr>
       <w:r>
@@ -13320,6 +13350,7 @@
         <w:spacing w:before="200" w:after="120" w:line="288" w:lineRule="auto"/>
         <w:jc w:val="right"/>
         <w:keepNext w:val="1"/>
+        <w:shd w:val="clear" w:fill="EDEDED"/>
       </w:pPr>
       <w:r>
         <w:rPr>
@@ -13338,7 +13369,6 @@
         <w:widowControl/>
         <w:bidi w:val="1"/>
         <w:spacing w:before="0" w:after="120" w:line="288" w:lineRule="auto"/>
-        <w:ind w:firstLine="283"/>
         <w:jc w:val="both"/>
       </w:pPr>
       <w:r>
@@ -13357,15 +13387,18 @@
         <w:br w:type="page"/>
       </w:r>
     </w:p>
+    <w:p/>
+    <w:p/>
     <w:p>
       <w:pPr>
         <w:pStyle w:val="TH-Fasl"/>
         <w:widowControl/>
         <w:bidi w:val="1"/>
-        <w:spacing w:before="120" w:after="200" w:line="288" w:lineRule="auto"/>
+        <w:spacing w:before="120" w:after="240" w:line="288" w:lineRule="auto"/>
         <w:jc w:val="center"/>
         <w:pBdr>
-          <w:bottom w:val="single" w:sz="12" w:space="6" w:color="1F3864"/>
+          <w:top w:val="single" w:sz="12" w:space="8" w:color="1F3864"/>
+          <w:bottom w:val="single" w:sz="12" w:space="8" w:color="1F3864"/>
         </w:pBdr>
         <w:keepNext w:val="1"/>
       </w:pPr>
@@ -13386,7 +13419,6 @@
         <w:widowControl/>
         <w:bidi w:val="1"/>
         <w:spacing w:before="0" w:after="120" w:line="288" w:lineRule="auto"/>
-        <w:ind w:firstLine="283"/>
         <w:jc w:val="both"/>
       </w:pPr>
       <w:r>
@@ -13408,6 +13440,7 @@
         <w:spacing w:before="200" w:after="120" w:line="288" w:lineRule="auto"/>
         <w:jc w:val="right"/>
         <w:keepNext w:val="1"/>
+        <w:shd w:val="clear" w:fill="EDEDED"/>
       </w:pPr>
       <w:r>
         <w:rPr>
@@ -13426,7 +13459,6 @@
         <w:widowControl/>
         <w:bidi w:val="1"/>
         <w:spacing w:before="0" w:after="120" w:line="288" w:lineRule="auto"/>
-        <w:ind w:firstLine="283"/>
         <w:jc w:val="both"/>
       </w:pPr>
       <w:r>
@@ -13448,6 +13480,7 @@
         <w:spacing w:before="200" w:after="120" w:line="288" w:lineRule="auto"/>
         <w:jc w:val="right"/>
         <w:keepNext w:val="1"/>
+        <w:shd w:val="clear" w:fill="EDEDED"/>
       </w:pPr>
       <w:r>
         <w:rPr>
@@ -13466,7 +13499,6 @@
         <w:widowControl/>
         <w:bidi w:val="1"/>
         <w:spacing w:before="0" w:after="120" w:line="288" w:lineRule="auto"/>
-        <w:ind w:firstLine="283"/>
         <w:jc w:val="both"/>
       </w:pPr>
       <w:r>
@@ -13488,6 +13520,7 @@
         <w:spacing w:before="200" w:after="120" w:line="288" w:lineRule="auto"/>
         <w:jc w:val="right"/>
         <w:keepNext w:val="1"/>
+        <w:shd w:val="clear" w:fill="EDEDED"/>
       </w:pPr>
       <w:r>
         <w:rPr>
@@ -13506,7 +13539,6 @@
         <w:widowControl/>
         <w:bidi w:val="1"/>
         <w:spacing w:before="0" w:after="120" w:line="288" w:lineRule="auto"/>
-        <w:ind w:firstLine="283"/>
         <w:jc w:val="both"/>
       </w:pPr>
       <w:r>
@@ -13528,6 +13560,7 @@
         <w:spacing w:before="200" w:after="120" w:line="288" w:lineRule="auto"/>
         <w:jc w:val="right"/>
         <w:keepNext w:val="1"/>
+        <w:shd w:val="clear" w:fill="EDEDED"/>
       </w:pPr>
       <w:r>
         <w:rPr>
@@ -13546,7 +13579,6 @@
         <w:widowControl/>
         <w:bidi w:val="1"/>
         <w:spacing w:before="0" w:after="120" w:line="288" w:lineRule="auto"/>
-        <w:ind w:firstLine="283"/>
         <w:jc w:val="both"/>
       </w:pPr>
       <w:r>
@@ -13568,6 +13600,7 @@
         <w:spacing w:before="200" w:after="120" w:line="288" w:lineRule="auto"/>
         <w:jc w:val="right"/>
         <w:keepNext w:val="1"/>
+        <w:shd w:val="clear" w:fill="EDEDED"/>
       </w:pPr>
       <w:r>
         <w:rPr>
@@ -13586,7 +13619,6 @@
         <w:widowControl/>
         <w:bidi w:val="1"/>
         <w:spacing w:before="0" w:after="120" w:line="288" w:lineRule="auto"/>
-        <w:ind w:firstLine="283"/>
         <w:jc w:val="both"/>
       </w:pPr>
       <w:r>
@@ -13608,6 +13640,7 @@
         <w:spacing w:before="200" w:after="120" w:line="288" w:lineRule="auto"/>
         <w:jc w:val="right"/>
         <w:keepNext w:val="1"/>
+        <w:shd w:val="clear" w:fill="EDEDED"/>
       </w:pPr>
       <w:r>
         <w:rPr>
@@ -13626,7 +13659,6 @@
         <w:widowControl/>
         <w:bidi w:val="1"/>
         <w:spacing w:before="0" w:after="120" w:line="288" w:lineRule="auto"/>
-        <w:ind w:firstLine="283"/>
         <w:jc w:val="both"/>
       </w:pPr>
       <w:r>
@@ -13668,6 +13700,7 @@
         <w:spacing w:before="200" w:after="120" w:line="288" w:lineRule="auto"/>
         <w:jc w:val="right"/>
         <w:keepNext w:val="1"/>
+        <w:shd w:val="clear" w:fill="EDEDED"/>
       </w:pPr>
       <w:r>
         <w:rPr>
@@ -13686,7 +13719,6 @@
         <w:widowControl/>
         <w:bidi w:val="1"/>
         <w:spacing w:before="0" w:after="120" w:line="288" w:lineRule="auto"/>
-        <w:ind w:firstLine="283"/>
         <w:jc w:val="both"/>
       </w:pPr>
       <w:r>
@@ -13848,6 +13880,7 @@
         <w:spacing w:before="200" w:after="120" w:line="288" w:lineRule="auto"/>
         <w:jc w:val="right"/>
         <w:keepNext w:val="1"/>
+        <w:shd w:val="clear" w:fill="EDEDED"/>
       </w:pPr>
       <w:r>
         <w:rPr>
@@ -13866,6 +13899,25 @@
         <w:widowControl/>
         <w:bidi w:val="1"/>
         <w:spacing w:before="0" w:after="120" w:line="288" w:lineRule="auto"/>
+        <w:jc w:val="both"/>
+      </w:pPr>
+      <w:r>
+        <w:rPr>
+          <w:rFonts w:ascii="B Lotus" w:hAnsi="B Lotus" w:cs="B Lotus" w:eastAsia="B Lotus"/>
+          <w:b w:val="0"/>
+          <w:i w:val="0"/>
+          <w:sz w:val="28"/>
+          <w:szCs w:val="28"/>
+        </w:rPr>
+        <w:t>پیش از سخن آخر، بگذارید افقِ پیشِ رو را ترسیم کنم؛ چون این رساله ـ چنان‌که گفتم ـ گامِ اول است، نه گامِ آخر. سه مسیرِ پژوهشیِ بعدی را ضروری می‌دانم: یکم، «فقهِ معاهداتِ امروزی» باید به‌صورتِ نظام‌مند تدوین شود؛ یعنی همان کاری که فقهای ما در بابِ بیع و اجاره کرده‌اند، باید در بابِ معاهده هم بشود: تعریف، ارکان، شرایط، احکام، خیارات و آثار ـ همه با ادله و با زبانِ امروز. دوم، «حقوقِ اساسیِ سیاست خارجی» باید از پراکندگی درآید؛ یعنی نسبتِ مجلس و دولت و رهبری و شورای عالی امنیت ملی در چرخه کاملِ معاهده (از مذاکره تا تصویب تا اجرا تا خروج) باید شفاف و مدون شود ـ چه با قانون عادی، چه با رویه تفسیریِ شورای نگهبان. و سوم، «آموزشِ میان‌رشته‌ای» باید جدی گرفته شود: طلبه‌ای که حقوق بین‌الملل نداند، نمی‌تواند فقیهِ سیاست خارجی باشد؛ و حقوق‌دانی که فقه نداند، نمی‌تواند مشاورِ نظامِ اسلامی باشد. پیشنهادِ مشخصِ من، طراحیِ درسِ «فقهِ روابط بین‌الملل» در سطحِ خارجِ حوزه و درسِ «مبانیِ فقهیِ سیاست خارجی» در دانشکده‌های حقوق است. اگر این سه مسیر پیموده شود، این رساله ـ که امروز گامی تنهاست ـ فردا حلقه‌ای از زنجیره‌ای بزرگ خواهد بود.</w:t>
+      </w:r>
+    </w:p>
+    <w:p>
+      <w:pPr>
+        <w:pStyle w:val="TH-Body"/>
+        <w:widowControl/>
+        <w:bidi w:val="1"/>
+        <w:spacing w:before="0" w:after="120" w:line="288" w:lineRule="auto"/>
         <w:ind w:firstLine="283"/>
         <w:jc w:val="both"/>
       </w:pPr>
@@ -13877,26 +13929,6 @@
           <w:sz w:val="28"/>
           <w:szCs w:val="28"/>
         </w:rPr>
-        <w:t>پیش از سخن آخر، بگذارید افقِ پیشِ رو را ترسیم کنم؛ چون این رساله ـ چنان‌که گفتم ـ گامِ اول است، نه گامِ آخر. سه مسیرِ پژوهشیِ بعدی را ضروری می‌دانم: یکم، «فقهِ معاهداتِ امروزی» باید به‌صورتِ نظام‌مند تدوین شود؛ یعنی همان کاری که فقهای ما در بابِ بیع و اجاره کرده‌اند، باید در بابِ معاهده هم بشود: تعریف، ارکان، شرایط، احکام، خیارات و آثار ـ همه با ادله و با زبانِ امروز. دوم، «حقوقِ اساسیِ سیاست خارجی» باید از پراکندگی درآید؛ یعنی نسبتِ مجلس و دولت و رهبری و شورای عالی امنیت ملی در چرخه کاملِ معاهده (از مذاکره تا تصویب تا اجرا تا خروج) باید شفاف و مدون شود ـ چه با قانون عادی، چه با رویه تفسیریِ شورای نگهبان. و سوم، «آموزشِ میان‌رشته‌ای» باید جدی گرفته شود: طلبه‌ای که حقوق بین‌الملل نداند، نمی‌تواند فقیهِ سیاست خارجی باشد؛ و حقوق‌دانی که فقه نداند، نمی‌تواند مشاورِ نظامِ اسلامی باشد. پیشنهادِ مشخصِ من، طراحیِ درسِ «فقهِ روابط بین‌الملل» در سطحِ خارجِ حوزه و درسِ «مبانیِ فقهیِ سیاست خارجی» در دانشکده‌های حقوق است. اگر این سه مسیر پیموده شود، این رساله ـ که امروز گامی تنهاست ـ فردا حلقه‌ای از زنجیره‌ای بزرگ خواهد بود.</w:t>
-      </w:r>
-    </w:p>
-    <w:p>
-      <w:pPr>
-        <w:pStyle w:val="TH-Body"/>
-        <w:widowControl/>
-        <w:bidi w:val="1"/>
-        <w:spacing w:before="0" w:after="120" w:line="288" w:lineRule="auto"/>
-        <w:ind w:firstLine="283"/>
-        <w:jc w:val="both"/>
-      </w:pPr>
-      <w:r>
-        <w:rPr>
-          <w:rFonts w:ascii="B Lotus" w:hAnsi="B Lotus" w:cs="B Lotus" w:eastAsia="B Lotus"/>
-          <w:b w:val="0"/>
-          <w:i w:val="0"/>
-          <w:sz w:val="28"/>
-          <w:szCs w:val="28"/>
-        </w:rPr>
         <w:t>سخن آخر را با اعتراف به کاستی‌ها تمام می‌کنم؛ چون کار علمیِ بی‌نقد، کار مرده است. این رساله ـ مثل هر کار بشری ـ کامل نیست: دسترسی نداشتن به اسناد محرمانه، کم‌کاری ادبیات فقهی در این باب، و اختلاف تفاسیر حقوقی، هر سه مرزهای این پژوهش‌اند ـ مرزهایی که صادقانه در مقدمه گفتم و این‌جا تکرار می‌کنم. ولی اگر همین رساله توانسته باشد گرهی را که در مقدمه توصیف کردم ـ دست‌کم به‌اندازه گامی ـ باز کند و چارچوبی به دست تصمیم‌گیر بدهد که با آن، هم شرع را نگه دارد هم قانون را هم مصلحت کشور را، آن‌وقت زحمتی که کشیده شده بی‌ثمر نمانده. و اگر هم نتوانسته، دست‌کم راه را برای آیندگان هموارتر کرده؛ که علم، بنای نسل‌هاست و هر نسلی آجری می‌نهد. والحمد لله اولاً و آخراً، و صلی الله علی محمد و آله الطاهرین.</w:t>
       </w:r>
     </w:p>
@@ -13905,15 +13937,18 @@
         <w:br w:type="page"/>
       </w:r>
     </w:p>
+    <w:p/>
+    <w:p/>
     <w:p>
       <w:pPr>
         <w:pStyle w:val="TH-Fasl"/>
         <w:widowControl/>
         <w:bidi w:val="1"/>
-        <w:spacing w:before="120" w:after="200" w:line="288" w:lineRule="auto"/>
+        <w:spacing w:before="120" w:after="240" w:line="288" w:lineRule="auto"/>
         <w:jc w:val="center"/>
         <w:pBdr>
-          <w:bottom w:val="single" w:sz="12" w:space="6" w:color="1F3864"/>
+          <w:top w:val="single" w:sz="12" w:space="8" w:color="1F3864"/>
+          <w:bottom w:val="single" w:sz="12" w:space="8" w:color="1F3864"/>
         </w:pBdr>
         <w:keepNext w:val="1"/>
       </w:pPr>
@@ -13934,7 +13969,6 @@
         <w:widowControl/>
         <w:bidi w:val="1"/>
         <w:spacing w:before="0" w:after="120" w:line="288" w:lineRule="auto"/>
-        <w:ind w:firstLine="283"/>
         <w:jc w:val="both"/>
       </w:pPr>
       <w:r>
@@ -13956,6 +13990,7 @@
         <w:spacing w:before="200" w:after="120" w:line="288" w:lineRule="auto"/>
         <w:jc w:val="right"/>
         <w:keepNext w:val="1"/>
+        <w:shd w:val="clear" w:fill="EDEDED"/>
       </w:pPr>
       <w:r>
         <w:rPr>
@@ -13974,7 +14009,6 @@
         <w:widowControl/>
         <w:bidi w:val="1"/>
         <w:spacing w:before="0" w:after="120" w:line="288" w:lineRule="auto"/>
-        <w:ind w:firstLine="283"/>
         <w:jc w:val="both"/>
       </w:pPr>
       <w:r>
@@ -14076,6 +14110,7 @@
         <w:spacing w:before="200" w:after="120" w:line="288" w:lineRule="auto"/>
         <w:jc w:val="right"/>
         <w:keepNext w:val="1"/>
+        <w:shd w:val="clear" w:fill="EDEDED"/>
       </w:pPr>
       <w:r>
         <w:rPr>
@@ -14094,7 +14129,6 @@
         <w:widowControl/>
         <w:bidi w:val="1"/>
         <w:spacing w:before="0" w:after="120" w:line="288" w:lineRule="auto"/>
-        <w:ind w:firstLine="283"/>
         <w:jc w:val="both"/>
       </w:pPr>
       <w:r>
@@ -14236,6 +14270,7 @@
         <w:spacing w:before="200" w:after="120" w:line="288" w:lineRule="auto"/>
         <w:jc w:val="right"/>
         <w:keepNext w:val="1"/>
+        <w:shd w:val="clear" w:fill="EDEDED"/>
       </w:pPr>
       <w:r>
         <w:rPr>
@@ -14254,7 +14289,6 @@
         <w:widowControl/>
         <w:bidi w:val="1"/>
         <w:spacing w:before="0" w:after="120" w:line="288" w:lineRule="auto"/>
-        <w:ind w:firstLine="283"/>
         <w:jc w:val="both"/>
       </w:pPr>
       <w:r>
@@ -14456,6 +14490,7 @@
         <w:spacing w:before="200" w:after="120" w:line="288" w:lineRule="auto"/>
         <w:jc w:val="right"/>
         <w:keepNext w:val="1"/>
+        <w:shd w:val="clear" w:fill="EDEDED"/>
       </w:pPr>
       <w:r>
         <w:rPr>
@@ -14474,7 +14509,6 @@
         <w:widowControl/>
         <w:bidi w:val="1"/>
         <w:spacing w:before="0" w:after="120" w:line="288" w:lineRule="auto"/>
-        <w:ind w:firstLine="283"/>
         <w:jc w:val="both"/>
       </w:pPr>
       <w:r>
@@ -14636,6 +14670,7 @@
         <w:spacing w:before="200" w:after="120" w:line="288" w:lineRule="auto"/>
         <w:jc w:val="right"/>
         <w:keepNext w:val="1"/>
+        <w:shd w:val="clear" w:fill="EDEDED"/>
       </w:pPr>
       <w:r>
         <w:rPr>
@@ -14654,7 +14689,6 @@
         <w:widowControl/>
         <w:bidi w:val="1"/>
         <w:spacing w:before="0" w:after="120" w:line="288" w:lineRule="auto"/>
-        <w:ind w:firstLine="283"/>
         <w:jc w:val="both"/>
       </w:pPr>
       <w:r>
@@ -14776,6 +14810,7 @@
         <w:spacing w:before="200" w:after="120" w:line="288" w:lineRule="auto"/>
         <w:jc w:val="right"/>
         <w:keepNext w:val="1"/>
+        <w:shd w:val="clear" w:fill="EDEDED"/>
       </w:pPr>
       <w:r>
         <w:rPr>
@@ -14794,7 +14829,6 @@
         <w:widowControl/>
         <w:bidi w:val="1"/>
         <w:spacing w:before="0" w:after="120" w:line="288" w:lineRule="auto"/>
-        <w:ind w:firstLine="283"/>
         <w:jc w:val="both"/>
       </w:pPr>
       <w:r>
@@ -14976,6 +15010,7 @@
         <w:spacing w:before="200" w:after="120" w:line="288" w:lineRule="auto"/>
         <w:jc w:val="right"/>
         <w:keepNext w:val="1"/>
+        <w:shd w:val="clear" w:fill="EDEDED"/>
       </w:pPr>
       <w:r>
         <w:rPr>
@@ -14994,7 +15029,6 @@
         <w:widowControl/>
         <w:bidi w:val="1"/>
         <w:spacing w:before="0" w:after="120" w:line="288" w:lineRule="auto"/>
-        <w:ind w:firstLine="283"/>
         <w:jc w:val="both"/>
       </w:pPr>
       <w:r>
@@ -15096,6 +15130,7 @@
         <w:spacing w:before="200" w:after="120" w:line="288" w:lineRule="auto"/>
         <w:jc w:val="right"/>
         <w:keepNext w:val="1"/>
+        <w:shd w:val="clear" w:fill="EDEDED"/>
       </w:pPr>
       <w:r>
         <w:rPr>
@@ -15114,7 +15149,6 @@
         <w:widowControl/>
         <w:bidi w:val="1"/>
         <w:spacing w:before="0" w:after="120" w:line="288" w:lineRule="auto"/>
-        <w:ind w:firstLine="283"/>
         <w:jc w:val="both"/>
       </w:pPr>
       <w:r>
@@ -15216,6 +15250,7 @@
         <w:spacing w:before="200" w:after="120" w:line="288" w:lineRule="auto"/>
         <w:jc w:val="right"/>
         <w:keepNext w:val="1"/>
+        <w:shd w:val="clear" w:fill="EDEDED"/>
       </w:pPr>
       <w:r>
         <w:rPr>
@@ -15234,6 +15269,25 @@
         <w:widowControl/>
         <w:bidi w:val="1"/>
         <w:spacing w:before="0" w:after="120" w:line="288" w:lineRule="auto"/>
+        <w:jc w:val="both"/>
+      </w:pPr>
+      <w:r>
+        <w:rPr>
+          <w:rFonts w:ascii="B Lotus" w:hAnsi="B Lotus" w:cs="B Lotus" w:eastAsia="B Lotus"/>
+          <w:b w:val="0"/>
+          <w:i w:val="0"/>
+          <w:sz w:val="28"/>
+          <w:szCs w:val="28"/>
+        </w:rPr>
+        <w:t>پایگاه اطلاع‌رسانی حوزه (hawzah.net): مقالات اصول ۵۷ و ۱۱۰ و حق شرط در معاهدات.</w:t>
+      </w:r>
+    </w:p>
+    <w:p>
+      <w:pPr>
+        <w:pStyle w:val="TH-Body"/>
+        <w:widowControl/>
+        <w:bidi w:val="1"/>
+        <w:spacing w:before="0" w:after="120" w:line="288" w:lineRule="auto"/>
         <w:ind w:firstLine="283"/>
         <w:jc w:val="both"/>
       </w:pPr>
@@ -15245,7 +15299,7 @@
           <w:sz w:val="28"/>
           <w:szCs w:val="28"/>
         </w:rPr>
-        <w:t>پایگاه اطلاع‌رسانی حوزه (hawzah.net): مقالات اصول ۵۷ و ۱۱۰ و حق شرط در معاهدات.</w:t>
+        <w:t>پایگاه پژوهشکده شورای نگهبان (shora-gc.ir): متن رسمی قانون اساسی و نظرات تفسیری.</w:t>
       </w:r>
     </w:p>
     <w:p>
@@ -15265,7 +15319,7 @@
           <w:sz w:val="28"/>
           <w:szCs w:val="28"/>
         </w:rPr>
-        <w:t>پایگاه پژوهشکده شورای نگهبان (shora-gc.ir): متن رسمی قانون اساسی و نظرات تفسیری.</w:t>
+        <w:t>پایگاه امامت‌پدیا (fa.imamatpedia.com): مدخل «وفای به عهد در نهج‌البلاغه».</w:t>
       </w:r>
     </w:p>
     <w:p>
@@ -15285,7 +15339,7 @@
           <w:sz w:val="28"/>
           <w:szCs w:val="28"/>
         </w:rPr>
-        <w:t>پایگاه امامت‌پدیا (fa.imamatpedia.com): مدخل «وفای به عهد در نهج‌البلاغه».</w:t>
+        <w:t>سامانه قوانین (مرکز پژوهش‌های مجلس): متن قوانین و آیین‌نامه‌های داخلی.</w:t>
       </w:r>
     </w:p>
     <w:p>
@@ -15305,26 +15359,6 @@
           <w:sz w:val="28"/>
           <w:szCs w:val="28"/>
         </w:rPr>
-        <w:t>سامانه قوانین (مرکز پژوهش‌های مجلس): متن قوانین و آیین‌نامه‌های داخلی.</w:t>
-      </w:r>
-    </w:p>
-    <w:p>
-      <w:pPr>
-        <w:pStyle w:val="TH-Body"/>
-        <w:widowControl/>
-        <w:bidi w:val="1"/>
-        <w:spacing w:before="0" w:after="120" w:line="288" w:lineRule="auto"/>
-        <w:ind w:firstLine="283"/>
-        <w:jc w:val="both"/>
-      </w:pPr>
-      <w:r>
-        <w:rPr>
-          <w:rFonts w:ascii="B Lotus" w:hAnsi="B Lotus" w:cs="B Lotus" w:eastAsia="B Lotus"/>
-          <w:b w:val="0"/>
-          <w:i w:val="0"/>
-          <w:sz w:val="28"/>
-          <w:szCs w:val="28"/>
-        </w:rPr>
         <w:t>پایگاه سازمان ملل (un.org) و کمیسیون حقوق بین‌الملل (legal.un.org/ilc): متن کنوانسیون وین و طرح مواد مسئولیت.</w:t>
       </w:r>
     </w:p>
@@ -15333,15 +15367,18 @@
         <w:br w:type="page"/>
       </w:r>
     </w:p>
+    <w:p/>
+    <w:p/>
     <w:p>
       <w:pPr>
         <w:pStyle w:val="TH-Fasl"/>
         <w:widowControl/>
         <w:bidi w:val="1"/>
-        <w:spacing w:before="120" w:after="200" w:line="288" w:lineRule="auto"/>
+        <w:spacing w:before="120" w:after="240" w:line="288" w:lineRule="auto"/>
         <w:jc w:val="center"/>
         <w:pBdr>
-          <w:bottom w:val="single" w:sz="12" w:space="6" w:color="1F3864"/>
+          <w:top w:val="single" w:sz="12" w:space="8" w:color="1F3864"/>
+          <w:bottom w:val="single" w:sz="12" w:space="8" w:color="1F3864"/>
         </w:pBdr>
         <w:keepNext w:val="1"/>
       </w:pPr>
@@ -15362,7 +15399,6 @@
         <w:widowControl/>
         <w:bidi w:val="1"/>
         <w:spacing w:before="0" w:after="120" w:line="288" w:lineRule="auto"/>
-        <w:ind w:firstLine="283"/>
         <w:jc w:val="both"/>
       </w:pPr>
       <w:r>
@@ -15384,6 +15420,7 @@
         <w:spacing w:before="200" w:after="120" w:line="288" w:lineRule="auto"/>
         <w:jc w:val="right"/>
         <w:keepNext w:val="1"/>
+        <w:shd w:val="clear" w:fill="EDEDED"/>
       </w:pPr>
       <w:r>
         <w:rPr>
@@ -15402,7 +15439,6 @@
         <w:widowControl/>
         <w:bidi w:val="1"/>
         <w:spacing w:before="0" w:after="120" w:line="288" w:lineRule="auto"/>
-        <w:ind w:firstLine="283"/>
         <w:jc w:val="both"/>
       </w:pPr>
       <w:r>
@@ -15584,6 +15620,7 @@
         <w:spacing w:before="200" w:after="120" w:line="288" w:lineRule="auto"/>
         <w:jc w:val="right"/>
         <w:keepNext w:val="1"/>
+        <w:shd w:val="clear" w:fill="EDEDED"/>
       </w:pPr>
       <w:r>
         <w:rPr>
@@ -15602,7 +15639,6 @@
         <w:widowControl/>
         <w:bidi w:val="1"/>
         <w:spacing w:before="0" w:after="120" w:line="288" w:lineRule="auto"/>
-        <w:ind w:firstLine="283"/>
         <w:jc w:val="both"/>
       </w:pPr>
       <w:r>
@@ -15914,6 +15950,7 @@
         <w:spacing w:before="200" w:after="120" w:line="288" w:lineRule="auto"/>
         <w:jc w:val="right"/>
         <w:keepNext w:val="1"/>
+        <w:shd w:val="clear" w:fill="EDEDED"/>
       </w:pPr>
       <w:r>
         <w:rPr>
@@ -15932,7 +15969,6 @@
         <w:widowControl/>
         <w:bidi w:val="1"/>
         <w:spacing w:before="0" w:after="120" w:line="288" w:lineRule="auto"/>
-        <w:ind w:firstLine="283"/>
         <w:jc w:val="both"/>
       </w:pPr>
       <w:r>
@@ -16213,6 +16249,7 @@
         <w:spacing w:before="200" w:after="120" w:line="288" w:lineRule="auto"/>
         <w:jc w:val="right"/>
         <w:keepNext w:val="1"/>
+        <w:shd w:val="clear" w:fill="EDEDED"/>
       </w:pPr>
       <w:r>
         <w:rPr>
@@ -16231,7 +16268,6 @@
         <w:widowControl/>
         <w:bidi w:val="1"/>
         <w:spacing w:before="0" w:after="120" w:line="288" w:lineRule="auto"/>
-        <w:ind w:firstLine="283"/>
         <w:jc w:val="both"/>
       </w:pPr>
       <w:r>
@@ -16253,6 +16289,7 @@
         <w:spacing w:before="200" w:after="120" w:line="288" w:lineRule="auto"/>
         <w:jc w:val="right"/>
         <w:keepNext w:val="1"/>
+        <w:shd w:val="clear" w:fill="EDEDED"/>
       </w:pPr>
       <w:r>
         <w:rPr>
@@ -16271,7 +16308,6 @@
         <w:widowControl/>
         <w:bidi w:val="1"/>
         <w:spacing w:before="0" w:after="120" w:line="288" w:lineRule="auto"/>
-        <w:ind w:firstLine="283"/>
         <w:jc w:val="both"/>
       </w:pPr>
       <w:r>
@@ -16329,7 +16365,6 @@
         <w:widowControl/>
         <w:bidi w:val="1"/>
         <w:spacing w:before="0" w:after="120" w:line="288" w:lineRule="auto"/>
-        <w:ind w:firstLine="283"/>
         <w:jc w:val="both"/>
       </w:pPr>
       <w:r>
@@ -16376,7 +16411,6 @@
         <w:widowControl/>
         <w:bidi w:val="1"/>
         <w:spacing w:before="0" w:after="120" w:line="288" w:lineRule="auto"/>
-        <w:ind w:firstLine="283"/>
         <w:jc w:val="both"/>
       </w:pPr>
       <w:r>
@@ -16423,7 +16457,6 @@
         <w:widowControl/>
         <w:bidi w:val="1"/>
         <w:spacing w:before="0" w:after="120" w:line="288" w:lineRule="auto"/>
-        <w:ind w:firstLine="283"/>
         <w:jc w:val="both"/>
       </w:pPr>
       <w:r>
@@ -16470,7 +16503,6 @@
         <w:widowControl/>
         <w:bidi w:val="1"/>
         <w:spacing w:before="0" w:after="120" w:line="288" w:lineRule="auto"/>
-        <w:ind w:firstLine="283"/>
         <w:jc w:val="both"/>
       </w:pPr>
       <w:r>
@@ -16492,6 +16524,7 @@
         <w:spacing w:before="200" w:after="120" w:line="288" w:lineRule="auto"/>
         <w:jc w:val="right"/>
         <w:keepNext w:val="1"/>
+        <w:shd w:val="clear" w:fill="EDEDED"/>
       </w:pPr>
       <w:r>
         <w:rPr>
@@ -16510,7 +16543,6 @@
         <w:widowControl/>
         <w:bidi w:val="1"/>
         <w:spacing w:before="0" w:after="120" w:line="288" w:lineRule="auto"/>
-        <w:ind w:firstLine="283"/>
         <w:jc w:val="both"/>
       </w:pPr>
       <w:r>
@@ -16531,6 +16563,12 @@
       <w:pgMar w:top="1417" w:right="1701" w:bottom="1417" w:left="1134" w:header="680" w:footer="680" w:gutter="0"/>
       <w:cols w:space="720"/>
       <w:docGrid w:linePitch="360"/>
+      <w:pgBorders w:offsetFrom="page">
+        <w:top w:val="single" w:sz="12" w:space="24" w:color="1F3864"/>
+        <w:left w:val="single" w:sz="12" w:space="24" w:color="1F3864"/>
+        <w:bottom w:val="single" w:sz="12" w:space="24" w:color="1F3864"/>
+        <w:right w:val="single" w:sz="12" w:space="24" w:color="1F3864"/>
+      </w:pgBorders>
       <w:pgNumType w:start="1"/>
     </w:sectPr>
   </w:body>
@@ -16553,7 +16591,7 @@
     <w:r>
       <w:rPr>
         <w:rFonts w:ascii="B Lotus" w:hAnsi="B Lotus" w:cs="B Lotus" w:eastAsia="B Lotus"/>
-        <w:b w:val="0"/>
+        <w:b/>
         <w:i w:val="0"/>
         <w:sz w:val="22"/>
         <w:szCs w:val="22"/>
@@ -16563,7 +16601,7 @@
     <w:r>
       <w:rPr>
         <w:rFonts w:ascii="B Lotus" w:hAnsi="B Lotus" w:cs="B Lotus" w:eastAsia="B Lotus"/>
-        <w:b w:val="0"/>
+        <w:b/>
         <w:i w:val="0"/>
         <w:sz w:val="22"/>
         <w:szCs w:val="22"/>
@@ -16573,7 +16611,7 @@
     <w:r>
       <w:rPr>
         <w:rFonts w:ascii="B Lotus" w:hAnsi="B Lotus" w:cs="B Lotus" w:eastAsia="B Lotus"/>
-        <w:b w:val="0"/>
+        <w:b/>
         <w:i w:val="0"/>
         <w:sz w:val="22"/>
         <w:szCs w:val="22"/>
@@ -16583,7 +16621,7 @@
     <w:r>
       <w:rPr>
         <w:rFonts w:ascii="B Lotus" w:hAnsi="B Lotus" w:cs="B Lotus" w:eastAsia="B Lotus"/>
-        <w:b w:val="0"/>
+        <w:b/>
         <w:i w:val="0"/>
         <w:sz w:val="22"/>
         <w:szCs w:val="22"/>
@@ -16598,6 +16636,10 @@
 <w:footnotes xmlns:w="http://schemas.openxmlformats.org/wordprocessingml/2006/main">
   <w:footnote w:id="0" w:type="separator">
     <w:p>
+      <w:pPr>
+        <w:bidi w:val="1"/>
+        <w:jc w:val="right"/>
+      </w:pPr>
       <w:r>
         <w:separator/>
       </w:r>
@@ -33536,6 +33578,7 @@
     <w:pPr>
       <w:bidi w:val="1"/>
       <w:jc w:val="right"/>
+      <w:ind w:right="284"/>
       <w:tabs>
         <w:tab w:val="right" w:leader="dot" w:pos="9072"/>
       </w:tabs>
@@ -33552,6 +33595,7 @@
     <w:pPr>
       <w:bidi w:val="1"/>
       <w:jc w:val="right"/>
+      <w:ind w:right="567"/>
       <w:tabs>
         <w:tab w:val="right" w:leader="dot" w:pos="9072"/>
       </w:tabs>
@@ -33568,6 +33612,7 @@
     <w:pPr>
       <w:bidi w:val="1"/>
       <w:jc w:val="right"/>
+      <w:ind w:right="851"/>
       <w:tabs>
         <w:tab w:val="right" w:leader="dot" w:pos="9072"/>
       </w:tabs>

--- a/Resaleh_Sath3_Hadi_Shabestani_v2.docx
+++ b/Resaleh_Sath3_Hadi_Shabestani_v2.docx
@@ -8,7 +8,7 @@
       <w:pPr>
         <w:widowControl/>
         <w:bidi w:val="1"/>
-        <w:spacing w:before="0" w:after="120" w:line="288" w:lineRule="auto"/>
+        <w:spacing w:before="0" w:after="120" w:line="336" w:lineRule="auto"/>
         <w:jc w:val="center"/>
       </w:pPr>
       <w:r>
@@ -26,7 +26,7 @@
       <w:pPr>
         <w:widowControl/>
         <w:bidi w:val="1"/>
-        <w:spacing w:before="0" w:after="240" w:line="288" w:lineRule="auto"/>
+        <w:spacing w:before="0" w:after="240" w:line="336" w:lineRule="auto"/>
         <w:jc w:val="center"/>
       </w:pPr>
       <w:r>
@@ -44,7 +44,7 @@
       <w:pPr>
         <w:widowControl/>
         <w:bidi w:val="1"/>
-        <w:spacing w:before="0" w:after="240" w:line="288" w:lineRule="auto"/>
+        <w:spacing w:before="0" w:after="240" w:line="336" w:lineRule="auto"/>
         <w:ind w:right="1701" w:left="1701"/>
         <w:jc w:val="center"/>
         <w:pBdr>
@@ -56,7 +56,7 @@
       <w:pPr>
         <w:widowControl/>
         <w:bidi w:val="1"/>
-        <w:spacing w:before="0" w:after="120" w:line="288" w:lineRule="auto"/>
+        <w:spacing w:before="0" w:after="120" w:line="336" w:lineRule="auto"/>
         <w:jc w:val="center"/>
       </w:pPr>
       <w:r>
@@ -74,7 +74,7 @@
       <w:pPr>
         <w:widowControl/>
         <w:bidi w:val="1"/>
-        <w:spacing w:before="0" w:after="240" w:line="288" w:lineRule="auto"/>
+        <w:spacing w:before="0" w:after="240" w:line="336" w:lineRule="auto"/>
         <w:jc w:val="center"/>
       </w:pPr>
       <w:r>
@@ -92,7 +92,7 @@
       <w:pPr>
         <w:widowControl/>
         <w:bidi w:val="1"/>
-        <w:spacing w:before="0" w:after="240" w:line="288" w:lineRule="auto"/>
+        <w:spacing w:before="0" w:after="240" w:line="336" w:lineRule="auto"/>
         <w:ind w:right="1701" w:left="1701"/>
         <w:jc w:val="center"/>
         <w:pBdr>
@@ -104,7 +104,7 @@
       <w:pPr>
         <w:widowControl/>
         <w:bidi w:val="1"/>
-        <w:spacing w:before="0" w:after="200" w:line="288" w:lineRule="auto"/>
+        <w:spacing w:before="0" w:after="200" w:line="336" w:lineRule="auto"/>
         <w:jc w:val="center"/>
       </w:pPr>
       <w:r>
@@ -122,7 +122,7 @@
       <w:pPr>
         <w:widowControl/>
         <w:bidi w:val="1"/>
-        <w:spacing w:before="0" w:after="120" w:line="288" w:lineRule="auto"/>
+        <w:spacing w:before="0" w:after="120" w:line="336" w:lineRule="auto"/>
         <w:jc w:val="center"/>
       </w:pPr>
       <w:r>
@@ -140,7 +140,7 @@
       <w:pPr>
         <w:widowControl/>
         <w:bidi w:val="1"/>
-        <w:spacing w:before="0" w:after="120" w:line="288" w:lineRule="auto"/>
+        <w:spacing w:before="0" w:after="120" w:line="336" w:lineRule="auto"/>
         <w:jc w:val="center"/>
       </w:pPr>
       <w:r>
@@ -158,7 +158,7 @@
       <w:pPr>
         <w:widowControl/>
         <w:bidi w:val="1"/>
-        <w:spacing w:before="0" w:after="240" w:line="288" w:lineRule="auto"/>
+        <w:spacing w:before="0" w:after="240" w:line="336" w:lineRule="auto"/>
         <w:jc w:val="center"/>
       </w:pPr>
       <w:r>
@@ -176,7 +176,7 @@
       <w:pPr>
         <w:widowControl/>
         <w:bidi w:val="1"/>
-        <w:spacing w:before="0" w:after="120" w:line="288" w:lineRule="auto"/>
+        <w:spacing w:before="0" w:after="120" w:line="336" w:lineRule="auto"/>
         <w:jc w:val="center"/>
       </w:pPr>
       <w:r>
@@ -215,7 +215,7 @@
       <w:pPr>
         <w:widowControl/>
         <w:bidi w:val="1"/>
-        <w:spacing w:before="0" w:after="240" w:line="288" w:lineRule="auto"/>
+        <w:spacing w:before="0" w:after="240" w:line="336" w:lineRule="auto"/>
         <w:jc w:val="center"/>
       </w:pPr>
       <w:r>
@@ -233,7 +233,7 @@
       <w:pPr>
         <w:widowControl/>
         <w:bidi w:val="1"/>
-        <w:spacing w:before="0" w:after="120" w:line="288" w:lineRule="auto"/>
+        <w:spacing w:before="0" w:after="200" w:line="336" w:lineRule="auto"/>
         <w:ind w:right="2835" w:left="2835"/>
         <w:jc w:val="center"/>
         <w:pBdr>
@@ -250,7 +250,7 @@
       <w:pPr>
         <w:widowControl/>
         <w:bidi w:val="1"/>
-        <w:spacing w:before="120" w:after="240" w:line="288" w:lineRule="auto"/>
+        <w:spacing w:before="120" w:after="240" w:line="336" w:lineRule="auto"/>
         <w:jc w:val="center"/>
         <w:keepNext w:val="1"/>
       </w:pPr>
@@ -269,7 +269,7 @@
       <w:pPr>
         <w:widowControl/>
         <w:bidi w:val="1"/>
-        <w:spacing w:before="0" w:after="240" w:line="288" w:lineRule="auto"/>
+        <w:spacing w:before="0" w:after="240" w:line="336" w:lineRule="auto"/>
         <w:ind w:right="1701" w:left="1701"/>
         <w:jc w:val="center"/>
         <w:pBdr>
@@ -281,7 +281,7 @@
       <w:pPr>
         <w:widowControl/>
         <w:bidi w:val="1"/>
-        <w:spacing w:before="0" w:after="160" w:line="288" w:lineRule="auto"/>
+        <w:spacing w:before="0" w:after="200" w:line="336" w:lineRule="auto"/>
         <w:jc w:val="center"/>
       </w:pPr>
       <w:r>
@@ -299,7 +299,7 @@
       <w:pPr>
         <w:widowControl/>
         <w:bidi w:val="1"/>
-        <w:spacing w:before="0" w:after="160" w:line="288" w:lineRule="auto"/>
+        <w:spacing w:before="0" w:after="200" w:line="336" w:lineRule="auto"/>
         <w:jc w:val="center"/>
       </w:pPr>
       <w:r>
@@ -317,7 +317,7 @@
       <w:pPr>
         <w:widowControl/>
         <w:bidi w:val="1"/>
-        <w:spacing w:before="0" w:after="160" w:line="288" w:lineRule="auto"/>
+        <w:spacing w:before="0" w:after="200" w:line="336" w:lineRule="auto"/>
         <w:jc w:val="center"/>
       </w:pPr>
       <w:r>
@@ -335,7 +335,7 @@
       <w:pPr>
         <w:widowControl/>
         <w:bidi w:val="1"/>
-        <w:spacing w:before="0" w:after="160" w:line="288" w:lineRule="auto"/>
+        <w:spacing w:before="0" w:after="200" w:line="336" w:lineRule="auto"/>
         <w:jc w:val="center"/>
       </w:pPr>
       <w:r>
@@ -353,7 +353,7 @@
       <w:pPr>
         <w:widowControl/>
         <w:bidi w:val="1"/>
-        <w:spacing w:before="0" w:after="160" w:line="288" w:lineRule="auto"/>
+        <w:spacing w:before="0" w:after="200" w:line="336" w:lineRule="auto"/>
         <w:jc w:val="center"/>
       </w:pPr>
       <w:r>
@@ -371,7 +371,7 @@
       <w:pPr>
         <w:widowControl/>
         <w:bidi w:val="1"/>
-        <w:spacing w:before="0" w:after="160" w:line="288" w:lineRule="auto"/>
+        <w:spacing w:before="0" w:after="200" w:line="336" w:lineRule="auto"/>
         <w:jc w:val="center"/>
       </w:pPr>
       <w:r>
@@ -390,7 +390,7 @@
         <w:pStyle w:val="TH-Quote"/>
         <w:widowControl/>
         <w:bidi w:val="1"/>
-        <w:spacing w:before="160" w:after="160" w:line="288" w:lineRule="auto"/>
+        <w:spacing w:before="240" w:after="240" w:line="336" w:lineRule="auto"/>
         <w:ind w:right="567" w:left="567"/>
         <w:jc w:val="center"/>
         <w:shd w:val="clear" w:fill="F2F2F2"/>
@@ -417,7 +417,7 @@
         <w:pStyle w:val="TH-Quote"/>
         <w:widowControl/>
         <w:bidi w:val="1"/>
-        <w:spacing w:before="160" w:after="160" w:line="288" w:lineRule="auto"/>
+        <w:spacing w:before="240" w:after="240" w:line="336" w:lineRule="auto"/>
         <w:ind w:right="567" w:left="567"/>
         <w:jc w:val="center"/>
         <w:shd w:val="clear" w:fill="F2F2F2"/>
@@ -459,7 +459,7 @@
       <w:pPr>
         <w:widowControl/>
         <w:bidi w:val="1"/>
-        <w:spacing w:before="120" w:after="240" w:line="288" w:lineRule="auto"/>
+        <w:spacing w:before="120" w:after="240" w:line="336" w:lineRule="auto"/>
         <w:jc w:val="center"/>
         <w:keepNext w:val="1"/>
       </w:pPr>
@@ -478,7 +478,7 @@
       <w:pPr>
         <w:widowControl/>
         <w:bidi w:val="1"/>
-        <w:spacing w:before="0" w:after="160" w:line="288" w:lineRule="auto"/>
+        <w:spacing w:before="0" w:after="200" w:line="336" w:lineRule="auto"/>
         <w:jc w:val="center"/>
       </w:pPr>
       <w:r>
@@ -496,7 +496,7 @@
       <w:pPr>
         <w:widowControl/>
         <w:bidi w:val="1"/>
-        <w:spacing w:before="0" w:after="160" w:line="288" w:lineRule="auto"/>
+        <w:spacing w:before="0" w:after="200" w:line="336" w:lineRule="auto"/>
         <w:jc w:val="center"/>
       </w:pPr>
       <w:r>
@@ -514,7 +514,7 @@
       <w:pPr>
         <w:widowControl/>
         <w:bidi w:val="1"/>
-        <w:spacing w:before="0" w:after="160" w:line="288" w:lineRule="auto"/>
+        <w:spacing w:before="0" w:after="200" w:line="336" w:lineRule="auto"/>
         <w:jc w:val="center"/>
       </w:pPr>
       <w:r>
@@ -532,7 +532,7 @@
       <w:pPr>
         <w:widowControl/>
         <w:bidi w:val="1"/>
-        <w:spacing w:before="0" w:after="160" w:line="288" w:lineRule="auto"/>
+        <w:spacing w:before="0" w:after="200" w:line="336" w:lineRule="auto"/>
         <w:jc w:val="center"/>
       </w:pPr>
       <w:r>
@@ -555,7 +555,7 @@
       <w:pPr>
         <w:widowControl/>
         <w:bidi w:val="1"/>
-        <w:spacing w:before="120" w:after="240" w:line="288" w:lineRule="auto"/>
+        <w:spacing w:before="120" w:after="240" w:line="336" w:lineRule="auto"/>
         <w:jc w:val="center"/>
         <w:keepNext w:val="1"/>
       </w:pPr>
@@ -574,7 +574,7 @@
       <w:pPr>
         <w:widowControl/>
         <w:bidi w:val="1"/>
-        <w:spacing w:before="0" w:after="160" w:line="288" w:lineRule="auto"/>
+        <w:spacing w:before="0" w:after="200" w:line="336" w:lineRule="auto"/>
         <w:jc w:val="center"/>
       </w:pPr>
       <w:r>
@@ -592,7 +592,7 @@
       <w:pPr>
         <w:widowControl/>
         <w:bidi w:val="1"/>
-        <w:spacing w:before="0" w:after="160" w:line="288" w:lineRule="auto"/>
+        <w:spacing w:before="0" w:after="200" w:line="336" w:lineRule="auto"/>
         <w:jc w:val="center"/>
       </w:pPr>
       <w:r>
@@ -610,7 +610,7 @@
       <w:pPr>
         <w:widowControl/>
         <w:bidi w:val="1"/>
-        <w:spacing w:before="0" w:after="160" w:line="288" w:lineRule="auto"/>
+        <w:spacing w:before="0" w:after="200" w:line="336" w:lineRule="auto"/>
         <w:jc w:val="center"/>
       </w:pPr>
       <w:r>
@@ -628,7 +628,7 @@
       <w:pPr>
         <w:widowControl/>
         <w:bidi w:val="1"/>
-        <w:spacing w:before="0" w:after="160" w:line="288" w:lineRule="auto"/>
+        <w:spacing w:before="0" w:after="200" w:line="336" w:lineRule="auto"/>
         <w:jc w:val="center"/>
       </w:pPr>
       <w:r>
@@ -646,7 +646,7 @@
       <w:pPr>
         <w:widowControl/>
         <w:bidi w:val="1"/>
-        <w:spacing w:before="0" w:after="160" w:line="288" w:lineRule="auto"/>
+        <w:spacing w:before="0" w:after="200" w:line="336" w:lineRule="auto"/>
         <w:jc w:val="center"/>
       </w:pPr>
       <w:r>
@@ -670,7 +670,7 @@
         <w:pStyle w:val="TH-Front"/>
         <w:widowControl/>
         <w:bidi w:val="1"/>
-        <w:spacing w:before="120" w:after="240" w:line="288" w:lineRule="auto"/>
+        <w:spacing w:before="120" w:after="240" w:line="336" w:lineRule="auto"/>
         <w:jc w:val="center"/>
         <w:keepNext w:val="1"/>
       </w:pPr>
@@ -689,7 +689,7 @@
       <w:pPr>
         <w:widowControl/>
         <w:bidi w:val="1"/>
-        <w:spacing w:before="0" w:after="120" w:line="288" w:lineRule="auto"/>
+        <w:spacing w:before="0" w:after="200" w:line="336" w:lineRule="auto"/>
         <w:jc w:val="both"/>
       </w:pPr>
       <w:r>
@@ -707,7 +707,7 @@
       <w:pPr>
         <w:widowControl/>
         <w:bidi w:val="1"/>
-        <w:spacing w:before="0" w:after="120" w:line="288" w:lineRule="auto"/>
+        <w:spacing w:before="0" w:after="200" w:line="336" w:lineRule="auto"/>
         <w:ind w:firstLine="283"/>
         <w:jc w:val="both"/>
       </w:pPr>
@@ -726,7 +726,7 @@
       <w:pPr>
         <w:widowControl/>
         <w:bidi w:val="1"/>
-        <w:spacing w:before="0" w:after="120" w:line="288" w:lineRule="auto"/>
+        <w:spacing w:before="0" w:after="200" w:line="336" w:lineRule="auto"/>
         <w:ind w:firstLine="283"/>
         <w:jc w:val="both"/>
       </w:pPr>
@@ -745,7 +745,7 @@
       <w:pPr>
         <w:widowControl/>
         <w:bidi w:val="1"/>
-        <w:spacing w:before="240" w:after="120" w:line="288" w:lineRule="auto"/>
+        <w:spacing w:before="240" w:after="200" w:line="336" w:lineRule="auto"/>
         <w:jc w:val="both"/>
       </w:pPr>
       <w:r>
@@ -779,7 +779,7 @@
         <w:pStyle w:val="TH-Front"/>
         <w:widowControl/>
         <w:bidi w:val="1"/>
-        <w:spacing w:before="120" w:after="240" w:line="288" w:lineRule="auto"/>
+        <w:spacing w:before="120" w:after="240" w:line="336" w:lineRule="auto"/>
         <w:jc w:val="center"/>
         <w:keepNext w:val="1"/>
       </w:pPr>
@@ -798,7 +798,7 @@
       <w:pPr>
         <w:widowControl/>
         <w:bidi w:val="1"/>
-        <w:spacing w:before="0" w:after="120" w:line="288" w:lineRule="auto"/>
+        <w:spacing w:before="0" w:after="200" w:line="336" w:lineRule="auto"/>
         <w:jc w:val="both"/>
       </w:pPr>
       <w:r>
@@ -816,7 +816,7 @@
       <w:pPr>
         <w:widowControl/>
         <w:bidi w:val="1"/>
-        <w:spacing w:before="0" w:after="120" w:line="288" w:lineRule="auto"/>
+        <w:spacing w:before="0" w:after="200" w:line="336" w:lineRule="auto"/>
         <w:ind w:firstLine="283"/>
         <w:jc w:val="both"/>
       </w:pPr>
@@ -835,7 +835,7 @@
       <w:pPr>
         <w:widowControl/>
         <w:bidi w:val="1"/>
-        <w:spacing w:before="0" w:after="120" w:line="288" w:lineRule="auto"/>
+        <w:spacing w:before="0" w:after="200" w:line="336" w:lineRule="auto"/>
         <w:ind w:firstLine="283"/>
         <w:jc w:val="both"/>
       </w:pPr>
@@ -854,7 +854,7 @@
       <w:pPr>
         <w:widowControl/>
         <w:bidi w:val="1"/>
-        <w:spacing w:before="0" w:after="120" w:line="288" w:lineRule="auto"/>
+        <w:spacing w:before="0" w:after="200" w:line="336" w:lineRule="auto"/>
         <w:ind w:firstLine="283"/>
         <w:jc w:val="both"/>
       </w:pPr>
@@ -873,7 +873,7 @@
       <w:pPr>
         <w:widowControl/>
         <w:bidi w:val="1"/>
-        <w:spacing w:before="0" w:after="120" w:line="288" w:lineRule="auto"/>
+        <w:spacing w:before="0" w:after="200" w:line="336" w:lineRule="auto"/>
         <w:ind w:firstLine="283"/>
         <w:jc w:val="both"/>
       </w:pPr>
@@ -892,7 +892,7 @@
       <w:pPr>
         <w:widowControl/>
         <w:bidi w:val="1"/>
-        <w:spacing w:before="0" w:after="120" w:line="288" w:lineRule="auto"/>
+        <w:spacing w:before="0" w:after="200" w:line="336" w:lineRule="auto"/>
         <w:ind w:firstLine="283"/>
         <w:jc w:val="both"/>
       </w:pPr>
@@ -916,7 +916,7 @@
       <w:pPr>
         <w:widowControl/>
         <w:bidi w:val="1"/>
-        <w:spacing w:before="120" w:after="240" w:line="288" w:lineRule="auto"/>
+        <w:spacing w:before="120" w:after="240" w:line="336" w:lineRule="auto"/>
         <w:jc w:val="center"/>
         <w:keepNext w:val="1"/>
       </w:pPr>
@@ -934,7 +934,7 @@
     <w:p>
       <w:pPr>
         <w:widowControl/>
-        <w:spacing w:before="0" w:after="120" w:line="288" w:lineRule="auto"/>
+        <w:spacing w:before="0" w:after="200" w:line="336" w:lineRule="auto"/>
         <w:jc w:val="both"/>
       </w:pPr>
       <w:r>
@@ -951,7 +951,7 @@
     <w:p>
       <w:pPr>
         <w:widowControl/>
-        <w:spacing w:before="0" w:after="120" w:line="288" w:lineRule="auto"/>
+        <w:spacing w:before="0" w:after="200" w:line="336" w:lineRule="auto"/>
         <w:ind w:firstLine="283"/>
         <w:jc w:val="both"/>
       </w:pPr>
@@ -969,7 +969,7 @@
     <w:p>
       <w:pPr>
         <w:widowControl/>
-        <w:spacing w:before="0" w:after="120" w:line="288" w:lineRule="auto"/>
+        <w:spacing w:before="0" w:after="200" w:line="336" w:lineRule="auto"/>
         <w:ind w:firstLine="283"/>
         <w:jc w:val="both"/>
       </w:pPr>
@@ -987,7 +987,7 @@
     <w:p>
       <w:pPr>
         <w:widowControl/>
-        <w:spacing w:before="0" w:after="120" w:line="288" w:lineRule="auto"/>
+        <w:spacing w:before="0" w:after="200" w:line="336" w:lineRule="auto"/>
         <w:ind w:firstLine="283"/>
         <w:jc w:val="both"/>
       </w:pPr>
@@ -1021,7 +1021,7 @@
       <w:pPr>
         <w:widowControl/>
         <w:bidi w:val="1"/>
-        <w:spacing w:before="120" w:after="240" w:line="288" w:lineRule="auto"/>
+        <w:spacing w:before="120" w:after="240" w:line="336" w:lineRule="auto"/>
         <w:jc w:val="center"/>
         <w:keepNext w:val="1"/>
         <w:pBdr>
@@ -1044,7 +1044,7 @@
       <w:pPr>
         <w:widowControl/>
         <w:bidi w:val="1"/>
-        <w:spacing w:before="0" w:after="120" w:line="288" w:lineRule="auto"/>
+        <w:spacing w:before="0" w:after="200" w:line="336" w:lineRule="auto"/>
         <w:jc w:val="right"/>
       </w:pPr>
       <w:r>
@@ -1103,7 +1103,7 @@
       <w:pPr>
         <w:widowControl/>
         <w:bidi w:val="1"/>
-        <w:spacing w:before="0" w:after="120" w:line="288" w:lineRule="auto"/>
+        <w:spacing w:before="0" w:after="200" w:line="336" w:lineRule="auto"/>
         <w:jc w:val="right"/>
       </w:pPr>
       <w:r>
@@ -1141,7 +1141,7 @@
         <w:pStyle w:val="TH-Fasl"/>
         <w:widowControl/>
         <w:bidi w:val="1"/>
-        <w:spacing w:before="120" w:after="240" w:line="288" w:lineRule="auto"/>
+        <w:spacing w:before="120" w:after="240" w:line="336" w:lineRule="auto"/>
         <w:jc w:val="center"/>
         <w:pBdr>
           <w:top w:val="single" w:sz="12" w:space="8" w:color="1F3864"/>
@@ -1165,7 +1165,7 @@
         <w:pStyle w:val="TH-Goftar"/>
         <w:widowControl/>
         <w:bidi w:val="1"/>
-        <w:spacing w:before="200" w:after="120" w:line="288" w:lineRule="auto"/>
+        <w:spacing w:before="280" w:after="160" w:line="336" w:lineRule="auto"/>
         <w:jc w:val="right"/>
         <w:keepNext w:val="1"/>
         <w:shd w:val="clear" w:fill="EDEDED"/>
@@ -1186,7 +1186,7 @@
         <w:pStyle w:val="TH-Body"/>
         <w:widowControl/>
         <w:bidi w:val="1"/>
-        <w:spacing w:before="0" w:after="120" w:line="288" w:lineRule="auto"/>
+        <w:spacing w:before="0" w:after="200" w:line="336" w:lineRule="auto"/>
         <w:jc w:val="both"/>
       </w:pPr>
       <w:r>
@@ -1205,7 +1205,7 @@
         <w:pStyle w:val="TH-Body"/>
         <w:widowControl/>
         <w:bidi w:val="1"/>
-        <w:spacing w:before="0" w:after="120" w:line="288" w:lineRule="auto"/>
+        <w:spacing w:before="0" w:after="200" w:line="336" w:lineRule="auto"/>
         <w:ind w:firstLine="283"/>
         <w:jc w:val="both"/>
       </w:pPr>
@@ -1225,7 +1225,7 @@
         <w:pStyle w:val="TH-Body"/>
         <w:widowControl/>
         <w:bidi w:val="1"/>
-        <w:spacing w:before="0" w:after="120" w:line="288" w:lineRule="auto"/>
+        <w:spacing w:before="0" w:after="200" w:line="336" w:lineRule="auto"/>
         <w:ind w:firstLine="283"/>
         <w:jc w:val="both"/>
       </w:pPr>
@@ -1245,7 +1245,7 @@
         <w:pStyle w:val="TH-Body"/>
         <w:widowControl/>
         <w:bidi w:val="1"/>
-        <w:spacing w:before="0" w:after="120" w:line="288" w:lineRule="auto"/>
+        <w:spacing w:before="0" w:after="200" w:line="336" w:lineRule="auto"/>
         <w:ind w:firstLine="283"/>
         <w:jc w:val="both"/>
       </w:pPr>
@@ -1265,7 +1265,7 @@
         <w:pStyle w:val="TH-Goftar"/>
         <w:widowControl/>
         <w:bidi w:val="1"/>
-        <w:spacing w:before="200" w:after="120" w:line="288" w:lineRule="auto"/>
+        <w:spacing w:before="280" w:after="160" w:line="336" w:lineRule="auto"/>
         <w:jc w:val="right"/>
         <w:keepNext w:val="1"/>
         <w:shd w:val="clear" w:fill="EDEDED"/>
@@ -1286,7 +1286,7 @@
         <w:pStyle w:val="TH-Body"/>
         <w:widowControl/>
         <w:bidi w:val="1"/>
-        <w:spacing w:before="0" w:after="120" w:line="288" w:lineRule="auto"/>
+        <w:spacing w:before="0" w:after="200" w:line="336" w:lineRule="auto"/>
         <w:jc w:val="both"/>
       </w:pPr>
       <w:r>
@@ -1305,7 +1305,7 @@
         <w:pStyle w:val="TH-Body"/>
         <w:widowControl/>
         <w:bidi w:val="1"/>
-        <w:spacing w:before="0" w:after="120" w:line="288" w:lineRule="auto"/>
+        <w:spacing w:before="0" w:after="200" w:line="336" w:lineRule="auto"/>
         <w:ind w:firstLine="283"/>
         <w:jc w:val="both"/>
       </w:pPr>
@@ -1325,7 +1325,7 @@
         <w:pStyle w:val="TH-Body"/>
         <w:widowControl/>
         <w:bidi w:val="1"/>
-        <w:spacing w:before="0" w:after="120" w:line="288" w:lineRule="auto"/>
+        <w:spacing w:before="0" w:after="200" w:line="336" w:lineRule="auto"/>
         <w:ind w:firstLine="283"/>
         <w:jc w:val="both"/>
       </w:pPr>
@@ -1345,7 +1345,7 @@
         <w:pStyle w:val="TH-Goftar"/>
         <w:widowControl/>
         <w:bidi w:val="1"/>
-        <w:spacing w:before="200" w:after="120" w:line="288" w:lineRule="auto"/>
+        <w:spacing w:before="280" w:after="160" w:line="336" w:lineRule="auto"/>
         <w:jc w:val="right"/>
         <w:keepNext w:val="1"/>
         <w:shd w:val="clear" w:fill="EDEDED"/>
@@ -1366,7 +1366,7 @@
         <w:pStyle w:val="TH-Body"/>
         <w:widowControl/>
         <w:bidi w:val="1"/>
-        <w:spacing w:before="0" w:after="120" w:line="288" w:lineRule="auto"/>
+        <w:spacing w:before="0" w:after="200" w:line="336" w:lineRule="auto"/>
         <w:jc w:val="both"/>
       </w:pPr>
       <w:r>
@@ -1385,7 +1385,7 @@
         <w:pStyle w:val="TH-Body"/>
         <w:widowControl/>
         <w:bidi w:val="1"/>
-        <w:spacing w:before="0" w:after="120" w:line="288" w:lineRule="auto"/>
+        <w:spacing w:before="0" w:after="200" w:line="336" w:lineRule="auto"/>
         <w:ind w:firstLine="283"/>
         <w:jc w:val="both"/>
       </w:pPr>
@@ -1405,7 +1405,7 @@
         <w:pStyle w:val="TH-Body"/>
         <w:widowControl/>
         <w:bidi w:val="1"/>
-        <w:spacing w:before="0" w:after="120" w:line="288" w:lineRule="auto"/>
+        <w:spacing w:before="0" w:after="200" w:line="336" w:lineRule="auto"/>
         <w:ind w:firstLine="283"/>
         <w:jc w:val="both"/>
       </w:pPr>
@@ -1425,7 +1425,7 @@
         <w:pStyle w:val="TH-Goftar"/>
         <w:widowControl/>
         <w:bidi w:val="1"/>
-        <w:spacing w:before="200" w:after="120" w:line="288" w:lineRule="auto"/>
+        <w:spacing w:before="280" w:after="160" w:line="336" w:lineRule="auto"/>
         <w:jc w:val="right"/>
         <w:keepNext w:val="1"/>
         <w:shd w:val="clear" w:fill="EDEDED"/>
@@ -1446,7 +1446,7 @@
         <w:pStyle w:val="TH-Body"/>
         <w:widowControl/>
         <w:bidi w:val="1"/>
-        <w:spacing w:before="0" w:after="120" w:line="288" w:lineRule="auto"/>
+        <w:spacing w:before="0" w:after="200" w:line="336" w:lineRule="auto"/>
         <w:jc w:val="both"/>
       </w:pPr>
       <w:r>
@@ -1465,7 +1465,7 @@
         <w:pStyle w:val="TH-Body"/>
         <w:widowControl/>
         <w:bidi w:val="1"/>
-        <w:spacing w:before="0" w:after="120" w:line="288" w:lineRule="auto"/>
+        <w:spacing w:before="0" w:after="200" w:line="336" w:lineRule="auto"/>
         <w:ind w:firstLine="283"/>
         <w:jc w:val="both"/>
       </w:pPr>
@@ -1485,7 +1485,7 @@
         <w:pStyle w:val="TH-Goftar"/>
         <w:widowControl/>
         <w:bidi w:val="1"/>
-        <w:spacing w:before="200" w:after="120" w:line="288" w:lineRule="auto"/>
+        <w:spacing w:before="280" w:after="160" w:line="336" w:lineRule="auto"/>
         <w:jc w:val="right"/>
         <w:keepNext w:val="1"/>
         <w:shd w:val="clear" w:fill="EDEDED"/>
@@ -1506,7 +1506,7 @@
         <w:pStyle w:val="TH-Body"/>
         <w:widowControl/>
         <w:bidi w:val="1"/>
-        <w:spacing w:before="0" w:after="120" w:line="288" w:lineRule="auto"/>
+        <w:spacing w:before="0" w:after="200" w:line="336" w:lineRule="auto"/>
         <w:jc w:val="both"/>
       </w:pPr>
       <w:r>
@@ -1525,7 +1525,7 @@
         <w:pStyle w:val="TH-Body"/>
         <w:widowControl/>
         <w:bidi w:val="1"/>
-        <w:spacing w:before="0" w:after="120" w:line="288" w:lineRule="auto"/>
+        <w:spacing w:before="0" w:after="200" w:line="336" w:lineRule="auto"/>
         <w:ind w:firstLine="283"/>
         <w:jc w:val="both"/>
       </w:pPr>
@@ -1545,7 +1545,7 @@
         <w:pStyle w:val="TH-Goftar"/>
         <w:widowControl/>
         <w:bidi w:val="1"/>
-        <w:spacing w:before="200" w:after="120" w:line="288" w:lineRule="auto"/>
+        <w:spacing w:before="280" w:after="160" w:line="336" w:lineRule="auto"/>
         <w:jc w:val="right"/>
         <w:keepNext w:val="1"/>
         <w:shd w:val="clear" w:fill="EDEDED"/>
@@ -1566,7 +1566,7 @@
         <w:pStyle w:val="TH-Body"/>
         <w:widowControl/>
         <w:bidi w:val="1"/>
-        <w:spacing w:before="0" w:after="120" w:line="288" w:lineRule="auto"/>
+        <w:spacing w:before="0" w:after="200" w:line="336" w:lineRule="auto"/>
         <w:jc w:val="both"/>
       </w:pPr>
       <w:r>
@@ -1585,7 +1585,7 @@
         <w:pStyle w:val="TH-Body"/>
         <w:widowControl/>
         <w:bidi w:val="1"/>
-        <w:spacing w:before="0" w:after="120" w:line="288" w:lineRule="auto"/>
+        <w:spacing w:before="0" w:after="200" w:line="336" w:lineRule="auto"/>
         <w:ind w:firstLine="283"/>
         <w:jc w:val="both"/>
       </w:pPr>
@@ -1605,7 +1605,7 @@
         <w:pStyle w:val="TH-Body"/>
         <w:widowControl/>
         <w:bidi w:val="1"/>
-        <w:spacing w:before="0" w:after="120" w:line="288" w:lineRule="auto"/>
+        <w:spacing w:before="0" w:after="200" w:line="336" w:lineRule="auto"/>
         <w:ind w:firstLine="283"/>
         <w:jc w:val="both"/>
       </w:pPr>
@@ -1625,7 +1625,7 @@
         <w:pStyle w:val="TH-Body"/>
         <w:widowControl/>
         <w:bidi w:val="1"/>
-        <w:spacing w:before="0" w:after="120" w:line="288" w:lineRule="auto"/>
+        <w:spacing w:before="0" w:after="200" w:line="336" w:lineRule="auto"/>
         <w:ind w:firstLine="283"/>
         <w:jc w:val="both"/>
       </w:pPr>
@@ -1645,7 +1645,7 @@
         <w:pStyle w:val="TH-Body"/>
         <w:widowControl/>
         <w:bidi w:val="1"/>
-        <w:spacing w:before="0" w:after="120" w:line="288" w:lineRule="auto"/>
+        <w:spacing w:before="0" w:after="200" w:line="336" w:lineRule="auto"/>
         <w:ind w:firstLine="283"/>
         <w:jc w:val="both"/>
       </w:pPr>
@@ -1707,7 +1707,7 @@
         <w:pStyle w:val="TH-Body"/>
         <w:widowControl/>
         <w:bidi w:val="1"/>
-        <w:spacing w:before="0" w:after="120" w:line="288" w:lineRule="auto"/>
+        <w:spacing w:before="0" w:after="200" w:line="336" w:lineRule="auto"/>
         <w:ind w:firstLine="283"/>
         <w:jc w:val="both"/>
       </w:pPr>
@@ -1727,7 +1727,7 @@
         <w:pStyle w:val="TH-Goftar"/>
         <w:widowControl/>
         <w:bidi w:val="1"/>
-        <w:spacing w:before="200" w:after="120" w:line="288" w:lineRule="auto"/>
+        <w:spacing w:before="280" w:after="160" w:line="336" w:lineRule="auto"/>
         <w:jc w:val="right"/>
         <w:keepNext w:val="1"/>
         <w:shd w:val="clear" w:fill="EDEDED"/>
@@ -1748,7 +1748,7 @@
         <w:pStyle w:val="TH-Body"/>
         <w:widowControl/>
         <w:bidi w:val="1"/>
-        <w:spacing w:before="0" w:after="120" w:line="288" w:lineRule="auto"/>
+        <w:spacing w:before="0" w:after="200" w:line="336" w:lineRule="auto"/>
         <w:jc w:val="both"/>
       </w:pPr>
       <w:r>
@@ -1767,7 +1767,7 @@
         <w:pStyle w:val="TH-Body"/>
         <w:widowControl/>
         <w:bidi w:val="1"/>
-        <w:spacing w:before="0" w:after="120" w:line="288" w:lineRule="auto"/>
+        <w:spacing w:before="0" w:after="200" w:line="336" w:lineRule="auto"/>
         <w:ind w:firstLine="283"/>
         <w:jc w:val="both"/>
       </w:pPr>
@@ -1787,7 +1787,7 @@
         <w:pStyle w:val="TH-Body"/>
         <w:widowControl/>
         <w:bidi w:val="1"/>
-        <w:spacing w:before="0" w:after="120" w:line="288" w:lineRule="auto"/>
+        <w:spacing w:before="0" w:after="200" w:line="336" w:lineRule="auto"/>
         <w:ind w:firstLine="283"/>
         <w:jc w:val="both"/>
       </w:pPr>
@@ -1807,7 +1807,7 @@
         <w:pStyle w:val="TH-Goftar"/>
         <w:widowControl/>
         <w:bidi w:val="1"/>
-        <w:spacing w:before="200" w:after="120" w:line="288" w:lineRule="auto"/>
+        <w:spacing w:before="280" w:after="160" w:line="336" w:lineRule="auto"/>
         <w:jc w:val="right"/>
         <w:keepNext w:val="1"/>
         <w:shd w:val="clear" w:fill="EDEDED"/>
@@ -1828,7 +1828,7 @@
         <w:pStyle w:val="TH-Body"/>
         <w:widowControl/>
         <w:bidi w:val="1"/>
-        <w:spacing w:before="0" w:after="120" w:line="288" w:lineRule="auto"/>
+        <w:spacing w:before="0" w:after="200" w:line="336" w:lineRule="auto"/>
         <w:jc w:val="both"/>
       </w:pPr>
       <w:r>
@@ -1847,7 +1847,7 @@
         <w:pStyle w:val="TH-Body"/>
         <w:widowControl/>
         <w:bidi w:val="1"/>
-        <w:spacing w:before="0" w:after="120" w:line="288" w:lineRule="auto"/>
+        <w:spacing w:before="0" w:after="200" w:line="336" w:lineRule="auto"/>
         <w:ind w:firstLine="283"/>
         <w:jc w:val="both"/>
       </w:pPr>
@@ -1867,7 +1867,7 @@
         <w:pStyle w:val="TH-Body"/>
         <w:widowControl/>
         <w:bidi w:val="1"/>
-        <w:spacing w:before="0" w:after="120" w:line="288" w:lineRule="auto"/>
+        <w:spacing w:before="0" w:after="200" w:line="336" w:lineRule="auto"/>
         <w:ind w:firstLine="283"/>
         <w:jc w:val="both"/>
       </w:pPr>
@@ -1887,7 +1887,7 @@
         <w:pStyle w:val="TH-Body"/>
         <w:widowControl/>
         <w:bidi w:val="1"/>
-        <w:spacing w:before="0" w:after="120" w:line="288" w:lineRule="auto"/>
+        <w:spacing w:before="0" w:after="200" w:line="336" w:lineRule="auto"/>
         <w:ind w:firstLine="283"/>
         <w:jc w:val="both"/>
       </w:pPr>
@@ -1907,7 +1907,7 @@
         <w:pStyle w:val="TH-Goftar"/>
         <w:widowControl/>
         <w:bidi w:val="1"/>
-        <w:spacing w:before="200" w:after="120" w:line="288" w:lineRule="auto"/>
+        <w:spacing w:before="280" w:after="160" w:line="336" w:lineRule="auto"/>
         <w:jc w:val="right"/>
         <w:keepNext w:val="1"/>
         <w:shd w:val="clear" w:fill="EDEDED"/>
@@ -1928,7 +1928,7 @@
         <w:pStyle w:val="TH-Body"/>
         <w:widowControl/>
         <w:bidi w:val="1"/>
-        <w:spacing w:before="0" w:after="120" w:line="288" w:lineRule="auto"/>
+        <w:spacing w:before="0" w:after="200" w:line="336" w:lineRule="auto"/>
         <w:jc w:val="both"/>
       </w:pPr>
       <w:r>
@@ -1947,7 +1947,7 @@
         <w:pStyle w:val="TH-Body"/>
         <w:widowControl/>
         <w:bidi w:val="1"/>
-        <w:spacing w:before="0" w:after="120" w:line="288" w:lineRule="auto"/>
+        <w:spacing w:before="0" w:after="200" w:line="336" w:lineRule="auto"/>
         <w:ind w:firstLine="283"/>
         <w:jc w:val="both"/>
       </w:pPr>
@@ -1967,7 +1967,7 @@
         <w:pStyle w:val="TH-Body"/>
         <w:widowControl/>
         <w:bidi w:val="1"/>
-        <w:spacing w:before="0" w:after="120" w:line="288" w:lineRule="auto"/>
+        <w:spacing w:before="0" w:after="200" w:line="336" w:lineRule="auto"/>
         <w:ind w:firstLine="283"/>
         <w:jc w:val="both"/>
       </w:pPr>
@@ -1994,7 +1994,7 @@
       <w:pPr>
         <w:widowControl/>
         <w:bidi w:val="1"/>
-        <w:spacing w:before="0" w:after="240" w:line="288" w:lineRule="auto"/>
+        <w:spacing w:before="0" w:after="240" w:line="336" w:lineRule="auto"/>
         <w:ind w:right="2268" w:left="2268"/>
         <w:jc w:val="center"/>
         <w:pBdr>
@@ -2007,7 +2007,7 @@
         <w:pStyle w:val="TH-Bakhsh"/>
         <w:widowControl/>
         <w:bidi w:val="1"/>
-        <w:spacing w:before="0" w:after="240" w:line="288" w:lineRule="auto"/>
+        <w:spacing w:before="0" w:after="240" w:line="336" w:lineRule="auto"/>
         <w:jc w:val="center"/>
       </w:pPr>
       <w:r>
@@ -2025,7 +2025,7 @@
       <w:pPr>
         <w:widowControl/>
         <w:bidi w:val="1"/>
-        <w:spacing w:before="0" w:after="120" w:line="288" w:lineRule="auto"/>
+        <w:spacing w:before="0" w:after="200" w:line="336" w:lineRule="auto"/>
         <w:ind w:right="2268" w:left="2268"/>
         <w:jc w:val="center"/>
         <w:pBdr>
@@ -2050,7 +2050,7 @@
         <w:pStyle w:val="TH-Fasl"/>
         <w:widowControl/>
         <w:bidi w:val="1"/>
-        <w:spacing w:before="120" w:after="240" w:line="288" w:lineRule="auto"/>
+        <w:spacing w:before="120" w:after="240" w:line="336" w:lineRule="auto"/>
         <w:jc w:val="center"/>
         <w:pBdr>
           <w:top w:val="single" w:sz="12" w:space="8" w:color="1F3864"/>
@@ -2074,7 +2074,7 @@
         <w:pStyle w:val="TH-Body"/>
         <w:widowControl/>
         <w:bidi w:val="1"/>
-        <w:spacing w:before="0" w:after="120" w:line="288" w:lineRule="auto"/>
+        <w:spacing w:before="0" w:after="200" w:line="336" w:lineRule="auto"/>
         <w:jc w:val="both"/>
       </w:pPr>
       <w:r>
@@ -2093,7 +2093,7 @@
         <w:pStyle w:val="TH-Goftar"/>
         <w:widowControl/>
         <w:bidi w:val="1"/>
-        <w:spacing w:before="200" w:after="120" w:line="288" w:lineRule="auto"/>
+        <w:spacing w:before="280" w:after="160" w:line="336" w:lineRule="auto"/>
         <w:jc w:val="right"/>
         <w:keepNext w:val="1"/>
         <w:shd w:val="clear" w:fill="EDEDED"/>
@@ -2114,7 +2114,7 @@
         <w:pStyle w:val="TH-Band"/>
         <w:widowControl/>
         <w:bidi w:val="1"/>
-        <w:spacing w:before="200" w:after="120" w:line="288" w:lineRule="auto"/>
+        <w:spacing w:before="280" w:after="160" w:line="336" w:lineRule="auto"/>
         <w:jc w:val="right"/>
         <w:keepNext w:val="1"/>
       </w:pPr>
@@ -2134,7 +2134,7 @@
         <w:pStyle w:val="TH-Body"/>
         <w:widowControl/>
         <w:bidi w:val="1"/>
-        <w:spacing w:before="0" w:after="120" w:line="288" w:lineRule="auto"/>
+        <w:spacing w:before="0" w:after="200" w:line="336" w:lineRule="auto"/>
         <w:jc w:val="both"/>
       </w:pPr>
       <w:r>
@@ -2174,7 +2174,7 @@
         <w:pStyle w:val="TH-Body"/>
         <w:widowControl/>
         <w:bidi w:val="1"/>
-        <w:spacing w:before="0" w:after="120" w:line="288" w:lineRule="auto"/>
+        <w:spacing w:before="0" w:after="200" w:line="336" w:lineRule="auto"/>
         <w:ind w:firstLine="283"/>
         <w:jc w:val="both"/>
       </w:pPr>
@@ -2194,7 +2194,7 @@
         <w:pStyle w:val="TH-Quote"/>
         <w:widowControl/>
         <w:bidi w:val="1"/>
-        <w:spacing w:before="160" w:after="160" w:line="288" w:lineRule="auto"/>
+        <w:spacing w:before="240" w:after="240" w:line="336" w:lineRule="auto"/>
         <w:ind w:right="567" w:left="567"/>
         <w:jc w:val="center"/>
         <w:shd w:val="clear" w:fill="F2F2F2"/>
@@ -2232,7 +2232,7 @@
         <w:pStyle w:val="TH-Body"/>
         <w:widowControl/>
         <w:bidi w:val="1"/>
-        <w:spacing w:before="0" w:after="120" w:line="288" w:lineRule="auto"/>
+        <w:spacing w:before="0" w:after="200" w:line="336" w:lineRule="auto"/>
         <w:jc w:val="both"/>
       </w:pPr>
       <w:r>
@@ -2251,7 +2251,7 @@
         <w:pStyle w:val="TH-Body"/>
         <w:widowControl/>
         <w:bidi w:val="1"/>
-        <w:spacing w:before="0" w:after="120" w:line="288" w:lineRule="auto"/>
+        <w:spacing w:before="0" w:after="200" w:line="336" w:lineRule="auto"/>
         <w:ind w:firstLine="283"/>
         <w:jc w:val="both"/>
       </w:pPr>
@@ -2271,7 +2271,7 @@
         <w:pStyle w:val="TH-Body"/>
         <w:widowControl/>
         <w:bidi w:val="1"/>
-        <w:spacing w:before="0" w:after="120" w:line="288" w:lineRule="auto"/>
+        <w:spacing w:before="0" w:after="200" w:line="336" w:lineRule="auto"/>
         <w:ind w:firstLine="283"/>
         <w:jc w:val="both"/>
       </w:pPr>
@@ -2312,7 +2312,7 @@
         <w:pStyle w:val="TH-Body"/>
         <w:widowControl/>
         <w:bidi w:val="1"/>
-        <w:spacing w:before="0" w:after="120" w:line="288" w:lineRule="auto"/>
+        <w:spacing w:before="0" w:after="200" w:line="336" w:lineRule="auto"/>
         <w:ind w:firstLine="283"/>
         <w:jc w:val="both"/>
       </w:pPr>
@@ -2332,7 +2332,7 @@
         <w:pStyle w:val="TH-Body"/>
         <w:widowControl/>
         <w:bidi w:val="1"/>
-        <w:spacing w:before="0" w:after="120" w:line="288" w:lineRule="auto"/>
+        <w:spacing w:before="0" w:after="200" w:line="336" w:lineRule="auto"/>
         <w:ind w:firstLine="283"/>
         <w:jc w:val="both"/>
       </w:pPr>
@@ -2352,7 +2352,7 @@
         <w:pStyle w:val="TH-Body"/>
         <w:widowControl/>
         <w:bidi w:val="1"/>
-        <w:spacing w:before="0" w:after="120" w:line="288" w:lineRule="auto"/>
+        <w:spacing w:before="0" w:after="200" w:line="336" w:lineRule="auto"/>
         <w:ind w:firstLine="283"/>
         <w:jc w:val="both"/>
       </w:pPr>
@@ -2372,7 +2372,7 @@
         <w:pStyle w:val="TH-Band"/>
         <w:widowControl/>
         <w:bidi w:val="1"/>
-        <w:spacing w:before="200" w:after="120" w:line="288" w:lineRule="auto"/>
+        <w:spacing w:before="280" w:after="160" w:line="336" w:lineRule="auto"/>
         <w:jc w:val="right"/>
         <w:keepNext w:val="1"/>
       </w:pPr>
@@ -2392,7 +2392,7 @@
         <w:pStyle w:val="TH-Body"/>
         <w:widowControl/>
         <w:bidi w:val="1"/>
-        <w:spacing w:before="0" w:after="120" w:line="288" w:lineRule="auto"/>
+        <w:spacing w:before="0" w:after="200" w:line="336" w:lineRule="auto"/>
         <w:jc w:val="both"/>
       </w:pPr>
       <w:r>
@@ -2411,7 +2411,7 @@
         <w:pStyle w:val="TH-Body"/>
         <w:widowControl/>
         <w:bidi w:val="1"/>
-        <w:spacing w:before="0" w:after="120" w:line="288" w:lineRule="auto"/>
+        <w:spacing w:before="0" w:after="200" w:line="336" w:lineRule="auto"/>
         <w:ind w:firstLine="283"/>
         <w:jc w:val="both"/>
       </w:pPr>
@@ -2431,7 +2431,7 @@
         <w:pStyle w:val="TH-Band"/>
         <w:widowControl/>
         <w:bidi w:val="1"/>
-        <w:spacing w:before="200" w:after="120" w:line="288" w:lineRule="auto"/>
+        <w:spacing w:before="280" w:after="160" w:line="336" w:lineRule="auto"/>
         <w:jc w:val="right"/>
         <w:keepNext w:val="1"/>
       </w:pPr>
@@ -2451,7 +2451,7 @@
         <w:pStyle w:val="TH-Body"/>
         <w:widowControl/>
         <w:bidi w:val="1"/>
-        <w:spacing w:before="0" w:after="120" w:line="288" w:lineRule="auto"/>
+        <w:spacing w:before="0" w:after="200" w:line="336" w:lineRule="auto"/>
         <w:jc w:val="both"/>
       </w:pPr>
       <w:r>
@@ -2470,7 +2470,7 @@
         <w:pStyle w:val="TH-Body"/>
         <w:widowControl/>
         <w:bidi w:val="1"/>
-        <w:spacing w:before="0" w:after="120" w:line="288" w:lineRule="auto"/>
+        <w:spacing w:before="0" w:after="200" w:line="336" w:lineRule="auto"/>
         <w:ind w:firstLine="283"/>
         <w:jc w:val="both"/>
       </w:pPr>
@@ -2490,7 +2490,7 @@
         <w:pStyle w:val="TH-Goftar"/>
         <w:widowControl/>
         <w:bidi w:val="1"/>
-        <w:spacing w:before="200" w:after="120" w:line="288" w:lineRule="auto"/>
+        <w:spacing w:before="280" w:after="160" w:line="336" w:lineRule="auto"/>
         <w:jc w:val="right"/>
         <w:keepNext w:val="1"/>
         <w:shd w:val="clear" w:fill="EDEDED"/>
@@ -2511,7 +2511,7 @@
         <w:pStyle w:val="TH-Band"/>
         <w:widowControl/>
         <w:bidi w:val="1"/>
-        <w:spacing w:before="200" w:after="120" w:line="288" w:lineRule="auto"/>
+        <w:spacing w:before="280" w:after="160" w:line="336" w:lineRule="auto"/>
         <w:jc w:val="right"/>
         <w:keepNext w:val="1"/>
       </w:pPr>
@@ -2531,7 +2531,7 @@
         <w:pStyle w:val="TH-Body"/>
         <w:widowControl/>
         <w:bidi w:val="1"/>
-        <w:spacing w:before="0" w:after="120" w:line="288" w:lineRule="auto"/>
+        <w:spacing w:before="0" w:after="200" w:line="336" w:lineRule="auto"/>
         <w:jc w:val="both"/>
       </w:pPr>
       <w:r>
@@ -2571,7 +2571,7 @@
         <w:pStyle w:val="TH-Body"/>
         <w:widowControl/>
         <w:bidi w:val="1"/>
-        <w:spacing w:before="0" w:after="120" w:line="288" w:lineRule="auto"/>
+        <w:spacing w:before="0" w:after="200" w:line="336" w:lineRule="auto"/>
         <w:ind w:firstLine="283"/>
         <w:jc w:val="both"/>
       </w:pPr>
@@ -2612,7 +2612,7 @@
         <w:pStyle w:val="TH-Band"/>
         <w:widowControl/>
         <w:bidi w:val="1"/>
-        <w:spacing w:before="200" w:after="120" w:line="288" w:lineRule="auto"/>
+        <w:spacing w:before="280" w:after="160" w:line="336" w:lineRule="auto"/>
         <w:jc w:val="right"/>
         <w:keepNext w:val="1"/>
       </w:pPr>
@@ -2632,7 +2632,7 @@
         <w:pStyle w:val="TH-Body"/>
         <w:widowControl/>
         <w:bidi w:val="1"/>
-        <w:spacing w:before="0" w:after="120" w:line="288" w:lineRule="auto"/>
+        <w:spacing w:before="0" w:after="200" w:line="336" w:lineRule="auto"/>
         <w:jc w:val="both"/>
       </w:pPr>
       <w:r>
@@ -2651,7 +2651,7 @@
         <w:pStyle w:val="TH-Body"/>
         <w:widowControl/>
         <w:bidi w:val="1"/>
-        <w:spacing w:before="0" w:after="120" w:line="288" w:lineRule="auto"/>
+        <w:spacing w:before="0" w:after="200" w:line="336" w:lineRule="auto"/>
         <w:ind w:firstLine="283"/>
         <w:jc w:val="both"/>
       </w:pPr>
@@ -2671,7 +2671,7 @@
         <w:pStyle w:val="TH-Body"/>
         <w:widowControl/>
         <w:bidi w:val="1"/>
-        <w:spacing w:before="0" w:after="120" w:line="288" w:lineRule="auto"/>
+        <w:spacing w:before="0" w:after="200" w:line="336" w:lineRule="auto"/>
         <w:ind w:firstLine="283"/>
         <w:jc w:val="both"/>
       </w:pPr>
@@ -2691,7 +2691,7 @@
         <w:pStyle w:val="TH-Body"/>
         <w:widowControl/>
         <w:bidi w:val="1"/>
-        <w:spacing w:before="0" w:after="120" w:line="288" w:lineRule="auto"/>
+        <w:spacing w:before="0" w:after="200" w:line="336" w:lineRule="auto"/>
         <w:ind w:firstLine="283"/>
         <w:jc w:val="both"/>
       </w:pPr>
@@ -2711,7 +2711,7 @@
         <w:pStyle w:val="TH-Body"/>
         <w:widowControl/>
         <w:bidi w:val="1"/>
-        <w:spacing w:before="0" w:after="120" w:line="288" w:lineRule="auto"/>
+        <w:spacing w:before="0" w:after="200" w:line="336" w:lineRule="auto"/>
         <w:ind w:firstLine="283"/>
         <w:jc w:val="both"/>
       </w:pPr>
@@ -2731,7 +2731,7 @@
         <w:pStyle w:val="TH-Body"/>
         <w:widowControl/>
         <w:bidi w:val="1"/>
-        <w:spacing w:before="0" w:after="120" w:line="288" w:lineRule="auto"/>
+        <w:spacing w:before="0" w:after="200" w:line="336" w:lineRule="auto"/>
         <w:ind w:firstLine="283"/>
         <w:jc w:val="both"/>
       </w:pPr>
@@ -2751,7 +2751,7 @@
         <w:pStyle w:val="TH-Goftar"/>
         <w:widowControl/>
         <w:bidi w:val="1"/>
-        <w:spacing w:before="200" w:after="120" w:line="288" w:lineRule="auto"/>
+        <w:spacing w:before="280" w:after="160" w:line="336" w:lineRule="auto"/>
         <w:jc w:val="right"/>
         <w:keepNext w:val="1"/>
         <w:shd w:val="clear" w:fill="EDEDED"/>
@@ -2772,7 +2772,7 @@
         <w:pStyle w:val="TH-Band"/>
         <w:widowControl/>
         <w:bidi w:val="1"/>
-        <w:spacing w:before="200" w:after="120" w:line="288" w:lineRule="auto"/>
+        <w:spacing w:before="280" w:after="160" w:line="336" w:lineRule="auto"/>
         <w:jc w:val="right"/>
         <w:keepNext w:val="1"/>
       </w:pPr>
@@ -2792,7 +2792,7 @@
         <w:pStyle w:val="TH-Body"/>
         <w:widowControl/>
         <w:bidi w:val="1"/>
-        <w:spacing w:before="0" w:after="120" w:line="288" w:lineRule="auto"/>
+        <w:spacing w:before="0" w:after="200" w:line="336" w:lineRule="auto"/>
         <w:jc w:val="both"/>
       </w:pPr>
       <w:r>
@@ -2811,7 +2811,7 @@
         <w:pStyle w:val="TH-Body"/>
         <w:widowControl/>
         <w:bidi w:val="1"/>
-        <w:spacing w:before="0" w:after="120" w:line="288" w:lineRule="auto"/>
+        <w:spacing w:before="0" w:after="200" w:line="336" w:lineRule="auto"/>
         <w:ind w:firstLine="283"/>
         <w:jc w:val="both"/>
       </w:pPr>
@@ -2831,7 +2831,7 @@
         <w:pStyle w:val="TH-Body"/>
         <w:widowControl/>
         <w:bidi w:val="1"/>
-        <w:spacing w:before="0" w:after="120" w:line="288" w:lineRule="auto"/>
+        <w:spacing w:before="0" w:after="200" w:line="336" w:lineRule="auto"/>
         <w:ind w:firstLine="283"/>
         <w:jc w:val="both"/>
       </w:pPr>
@@ -2851,7 +2851,7 @@
         <w:pStyle w:val="TH-Body"/>
         <w:widowControl/>
         <w:bidi w:val="1"/>
-        <w:spacing w:before="0" w:after="120" w:line="288" w:lineRule="auto"/>
+        <w:spacing w:before="0" w:after="200" w:line="336" w:lineRule="auto"/>
         <w:ind w:firstLine="283"/>
         <w:jc w:val="both"/>
       </w:pPr>
@@ -2871,7 +2871,7 @@
         <w:pStyle w:val="TH-Band"/>
         <w:widowControl/>
         <w:bidi w:val="1"/>
-        <w:spacing w:before="200" w:after="120" w:line="288" w:lineRule="auto"/>
+        <w:spacing w:before="280" w:after="160" w:line="336" w:lineRule="auto"/>
         <w:jc w:val="right"/>
         <w:keepNext w:val="1"/>
       </w:pPr>
@@ -2891,7 +2891,7 @@
         <w:pStyle w:val="TH-Body"/>
         <w:widowControl/>
         <w:bidi w:val="1"/>
-        <w:spacing w:before="0" w:after="120" w:line="288" w:lineRule="auto"/>
+        <w:spacing w:before="0" w:after="200" w:line="336" w:lineRule="auto"/>
         <w:jc w:val="both"/>
       </w:pPr>
       <w:r>
@@ -2910,7 +2910,7 @@
         <w:pStyle w:val="TH-Body"/>
         <w:widowControl/>
         <w:bidi w:val="1"/>
-        <w:spacing w:before="0" w:after="120" w:line="288" w:lineRule="auto"/>
+        <w:spacing w:before="0" w:after="200" w:line="336" w:lineRule="auto"/>
         <w:ind w:firstLine="283"/>
         <w:jc w:val="both"/>
       </w:pPr>
@@ -2930,7 +2930,7 @@
         <w:pStyle w:val="TH-Body"/>
         <w:widowControl/>
         <w:bidi w:val="1"/>
-        <w:spacing w:before="0" w:after="120" w:line="288" w:lineRule="auto"/>
+        <w:spacing w:before="0" w:after="200" w:line="336" w:lineRule="auto"/>
         <w:ind w:firstLine="283"/>
         <w:jc w:val="both"/>
       </w:pPr>
@@ -2950,7 +2950,7 @@
         <w:pStyle w:val="TH-Body"/>
         <w:widowControl/>
         <w:bidi w:val="1"/>
-        <w:spacing w:before="0" w:after="120" w:line="288" w:lineRule="auto"/>
+        <w:spacing w:before="0" w:after="200" w:line="336" w:lineRule="auto"/>
         <w:ind w:firstLine="283"/>
         <w:jc w:val="both"/>
       </w:pPr>
@@ -2970,7 +2970,7 @@
         <w:pStyle w:val="TH-Body"/>
         <w:widowControl/>
         <w:bidi w:val="1"/>
-        <w:spacing w:before="0" w:after="120" w:line="288" w:lineRule="auto"/>
+        <w:spacing w:before="0" w:after="200" w:line="336" w:lineRule="auto"/>
         <w:ind w:firstLine="283"/>
         <w:jc w:val="both"/>
       </w:pPr>
@@ -2990,7 +2990,7 @@
         <w:pStyle w:val="TH-Body"/>
         <w:widowControl/>
         <w:bidi w:val="1"/>
-        <w:spacing w:before="0" w:after="120" w:line="288" w:lineRule="auto"/>
+        <w:spacing w:before="0" w:after="200" w:line="336" w:lineRule="auto"/>
         <w:ind w:firstLine="283"/>
         <w:jc w:val="both"/>
       </w:pPr>
@@ -3031,7 +3031,7 @@
         <w:pStyle w:val="TH-Band"/>
         <w:widowControl/>
         <w:bidi w:val="1"/>
-        <w:spacing w:before="200" w:after="120" w:line="288" w:lineRule="auto"/>
+        <w:spacing w:before="280" w:after="160" w:line="336" w:lineRule="auto"/>
         <w:jc w:val="right"/>
         <w:keepNext w:val="1"/>
       </w:pPr>
@@ -3051,7 +3051,7 @@
         <w:pStyle w:val="TH-Body"/>
         <w:widowControl/>
         <w:bidi w:val="1"/>
-        <w:spacing w:before="0" w:after="120" w:line="288" w:lineRule="auto"/>
+        <w:spacing w:before="0" w:after="200" w:line="336" w:lineRule="auto"/>
         <w:jc w:val="both"/>
       </w:pPr>
       <w:r>
@@ -3070,7 +3070,7 @@
         <w:pStyle w:val="TH-Body"/>
         <w:widowControl/>
         <w:bidi w:val="1"/>
-        <w:spacing w:before="0" w:after="120" w:line="288" w:lineRule="auto"/>
+        <w:spacing w:before="0" w:after="200" w:line="336" w:lineRule="auto"/>
         <w:ind w:firstLine="283"/>
         <w:jc w:val="both"/>
       </w:pPr>
@@ -3090,7 +3090,7 @@
         <w:pStyle w:val="TH-Body"/>
         <w:widowControl/>
         <w:bidi w:val="1"/>
-        <w:spacing w:before="0" w:after="120" w:line="288" w:lineRule="auto"/>
+        <w:spacing w:before="0" w:after="200" w:line="336" w:lineRule="auto"/>
         <w:ind w:firstLine="283"/>
         <w:jc w:val="both"/>
       </w:pPr>
@@ -3110,7 +3110,7 @@
         <w:pStyle w:val="TH-Body"/>
         <w:widowControl/>
         <w:bidi w:val="1"/>
-        <w:spacing w:before="0" w:after="120" w:line="288" w:lineRule="auto"/>
+        <w:spacing w:before="0" w:after="200" w:line="336" w:lineRule="auto"/>
         <w:ind w:firstLine="283"/>
         <w:jc w:val="both"/>
       </w:pPr>
@@ -3130,7 +3130,7 @@
         <w:pStyle w:val="TH-Body"/>
         <w:widowControl/>
         <w:bidi w:val="1"/>
-        <w:spacing w:before="0" w:after="120" w:line="288" w:lineRule="auto"/>
+        <w:spacing w:before="0" w:after="200" w:line="336" w:lineRule="auto"/>
         <w:ind w:firstLine="283"/>
         <w:jc w:val="both"/>
       </w:pPr>
@@ -3150,7 +3150,7 @@
         <w:pStyle w:val="TH-Body"/>
         <w:widowControl/>
         <w:bidi w:val="1"/>
-        <w:spacing w:before="0" w:after="120" w:line="288" w:lineRule="auto"/>
+        <w:spacing w:before="0" w:after="200" w:line="336" w:lineRule="auto"/>
         <w:ind w:firstLine="283"/>
         <w:jc w:val="both"/>
       </w:pPr>
@@ -3170,7 +3170,7 @@
         <w:pStyle w:val="TH-Body"/>
         <w:widowControl/>
         <w:bidi w:val="1"/>
-        <w:spacing w:before="0" w:after="120" w:line="288" w:lineRule="auto"/>
+        <w:spacing w:before="0" w:after="200" w:line="336" w:lineRule="auto"/>
         <w:ind w:firstLine="283"/>
         <w:jc w:val="both"/>
       </w:pPr>
@@ -3190,7 +3190,7 @@
         <w:pStyle w:val="TH-Goftar"/>
         <w:widowControl/>
         <w:bidi w:val="1"/>
-        <w:spacing w:before="200" w:after="120" w:line="288" w:lineRule="auto"/>
+        <w:spacing w:before="280" w:after="160" w:line="336" w:lineRule="auto"/>
         <w:jc w:val="right"/>
         <w:keepNext w:val="1"/>
         <w:shd w:val="clear" w:fill="EDEDED"/>
@@ -3211,7 +3211,7 @@
         <w:pStyle w:val="TH-Band"/>
         <w:widowControl/>
         <w:bidi w:val="1"/>
-        <w:spacing w:before="200" w:after="120" w:line="288" w:lineRule="auto"/>
+        <w:spacing w:before="280" w:after="160" w:line="336" w:lineRule="auto"/>
         <w:jc w:val="right"/>
         <w:keepNext w:val="1"/>
       </w:pPr>
@@ -3231,7 +3231,7 @@
         <w:pStyle w:val="TH-Body"/>
         <w:widowControl/>
         <w:bidi w:val="1"/>
-        <w:spacing w:before="0" w:after="120" w:line="288" w:lineRule="auto"/>
+        <w:spacing w:before="0" w:after="200" w:line="336" w:lineRule="auto"/>
         <w:jc w:val="both"/>
       </w:pPr>
       <w:r>
@@ -3271,7 +3271,7 @@
         <w:pStyle w:val="TH-Body"/>
         <w:widowControl/>
         <w:bidi w:val="1"/>
-        <w:spacing w:before="0" w:after="120" w:line="288" w:lineRule="auto"/>
+        <w:spacing w:before="0" w:after="200" w:line="336" w:lineRule="auto"/>
         <w:ind w:firstLine="283"/>
         <w:jc w:val="both"/>
       </w:pPr>
@@ -3291,7 +3291,7 @@
         <w:pStyle w:val="TH-Body"/>
         <w:widowControl/>
         <w:bidi w:val="1"/>
-        <w:spacing w:before="0" w:after="120" w:line="288" w:lineRule="auto"/>
+        <w:spacing w:before="0" w:after="200" w:line="336" w:lineRule="auto"/>
         <w:ind w:firstLine="283"/>
         <w:jc w:val="both"/>
       </w:pPr>
@@ -3311,7 +3311,7 @@
         <w:pStyle w:val="TH-Body"/>
         <w:widowControl/>
         <w:bidi w:val="1"/>
-        <w:spacing w:before="0" w:after="120" w:line="288" w:lineRule="auto"/>
+        <w:spacing w:before="0" w:after="200" w:line="336" w:lineRule="auto"/>
         <w:ind w:firstLine="283"/>
         <w:jc w:val="both"/>
       </w:pPr>
@@ -3331,7 +3331,7 @@
         <w:pStyle w:val="TH-Body"/>
         <w:widowControl/>
         <w:bidi w:val="1"/>
-        <w:spacing w:before="0" w:after="120" w:line="288" w:lineRule="auto"/>
+        <w:spacing w:before="0" w:after="200" w:line="336" w:lineRule="auto"/>
         <w:ind w:firstLine="283"/>
         <w:jc w:val="both"/>
       </w:pPr>
@@ -3351,7 +3351,7 @@
         <w:pStyle w:val="TH-Band"/>
         <w:widowControl/>
         <w:bidi w:val="1"/>
-        <w:spacing w:before="200" w:after="120" w:line="288" w:lineRule="auto"/>
+        <w:spacing w:before="280" w:after="160" w:line="336" w:lineRule="auto"/>
         <w:jc w:val="right"/>
         <w:keepNext w:val="1"/>
       </w:pPr>
@@ -3371,7 +3371,7 @@
         <w:pStyle w:val="TH-Body"/>
         <w:widowControl/>
         <w:bidi w:val="1"/>
-        <w:spacing w:before="0" w:after="120" w:line="288" w:lineRule="auto"/>
+        <w:spacing w:before="0" w:after="200" w:line="336" w:lineRule="auto"/>
         <w:jc w:val="both"/>
       </w:pPr>
       <w:r>
@@ -3411,7 +3411,7 @@
         <w:pStyle w:val="TH-Body"/>
         <w:widowControl/>
         <w:bidi w:val="1"/>
-        <w:spacing w:before="0" w:after="120" w:line="288" w:lineRule="auto"/>
+        <w:spacing w:before="0" w:after="200" w:line="336" w:lineRule="auto"/>
         <w:ind w:firstLine="283"/>
         <w:jc w:val="both"/>
       </w:pPr>
@@ -3431,7 +3431,7 @@
         <w:pStyle w:val="TH-Band"/>
         <w:widowControl/>
         <w:bidi w:val="1"/>
-        <w:spacing w:before="200" w:after="120" w:line="288" w:lineRule="auto"/>
+        <w:spacing w:before="280" w:after="160" w:line="336" w:lineRule="auto"/>
         <w:jc w:val="right"/>
         <w:keepNext w:val="1"/>
       </w:pPr>
@@ -3451,7 +3451,7 @@
         <w:pStyle w:val="TH-Body"/>
         <w:widowControl/>
         <w:bidi w:val="1"/>
-        <w:spacing w:before="0" w:after="120" w:line="288" w:lineRule="auto"/>
+        <w:spacing w:before="0" w:after="200" w:line="336" w:lineRule="auto"/>
         <w:jc w:val="both"/>
       </w:pPr>
       <w:r>
@@ -3470,7 +3470,7 @@
         <w:pStyle w:val="TH-Body"/>
         <w:widowControl/>
         <w:bidi w:val="1"/>
-        <w:spacing w:before="0" w:after="120" w:line="288" w:lineRule="auto"/>
+        <w:spacing w:before="0" w:after="200" w:line="336" w:lineRule="auto"/>
         <w:ind w:firstLine="283"/>
         <w:jc w:val="both"/>
       </w:pPr>
@@ -3490,7 +3490,7 @@
         <w:pStyle w:val="TH-Body"/>
         <w:widowControl/>
         <w:bidi w:val="1"/>
-        <w:spacing w:before="0" w:after="120" w:line="288" w:lineRule="auto"/>
+        <w:spacing w:before="0" w:after="200" w:line="336" w:lineRule="auto"/>
         <w:ind w:firstLine="283"/>
         <w:jc w:val="both"/>
       </w:pPr>
@@ -3510,7 +3510,7 @@
         <w:pStyle w:val="TH-Body"/>
         <w:widowControl/>
         <w:bidi w:val="1"/>
-        <w:spacing w:before="0" w:after="120" w:line="288" w:lineRule="auto"/>
+        <w:spacing w:before="0" w:after="200" w:line="336" w:lineRule="auto"/>
         <w:ind w:firstLine="283"/>
         <w:jc w:val="both"/>
       </w:pPr>
@@ -3530,7 +3530,7 @@
         <w:pStyle w:val="TH-Body"/>
         <w:widowControl/>
         <w:bidi w:val="1"/>
-        <w:spacing w:before="0" w:after="120" w:line="288" w:lineRule="auto"/>
+        <w:spacing w:before="0" w:after="200" w:line="336" w:lineRule="auto"/>
         <w:ind w:firstLine="283"/>
         <w:jc w:val="both"/>
       </w:pPr>
@@ -3550,7 +3550,7 @@
         <w:pStyle w:val="TH-Goftar"/>
         <w:widowControl/>
         <w:bidi w:val="1"/>
-        <w:spacing w:before="200" w:after="120" w:line="288" w:lineRule="auto"/>
+        <w:spacing w:before="280" w:after="160" w:line="336" w:lineRule="auto"/>
         <w:jc w:val="right"/>
         <w:keepNext w:val="1"/>
         <w:shd w:val="clear" w:fill="EDEDED"/>
@@ -3571,7 +3571,7 @@
         <w:pStyle w:val="TH-Band"/>
         <w:widowControl/>
         <w:bidi w:val="1"/>
-        <w:spacing w:before="200" w:after="120" w:line="288" w:lineRule="auto"/>
+        <w:spacing w:before="280" w:after="160" w:line="336" w:lineRule="auto"/>
         <w:jc w:val="right"/>
         <w:keepNext w:val="1"/>
       </w:pPr>
@@ -3591,7 +3591,7 @@
         <w:pStyle w:val="TH-Body"/>
         <w:widowControl/>
         <w:bidi w:val="1"/>
-        <w:spacing w:before="0" w:after="120" w:line="288" w:lineRule="auto"/>
+        <w:spacing w:before="0" w:after="200" w:line="336" w:lineRule="auto"/>
         <w:jc w:val="both"/>
       </w:pPr>
       <w:r>
@@ -3610,7 +3610,7 @@
         <w:pStyle w:val="TH-Band"/>
         <w:widowControl/>
         <w:bidi w:val="1"/>
-        <w:spacing w:before="200" w:after="120" w:line="288" w:lineRule="auto"/>
+        <w:spacing w:before="280" w:after="160" w:line="336" w:lineRule="auto"/>
         <w:jc w:val="right"/>
         <w:keepNext w:val="1"/>
       </w:pPr>
@@ -3630,7 +3630,7 @@
         <w:pStyle w:val="TH-Body"/>
         <w:widowControl/>
         <w:bidi w:val="1"/>
-        <w:spacing w:before="0" w:after="120" w:line="288" w:lineRule="auto"/>
+        <w:spacing w:before="0" w:after="200" w:line="336" w:lineRule="auto"/>
         <w:jc w:val="both"/>
       </w:pPr>
       <w:r>
@@ -3670,7 +3670,7 @@
         <w:pStyle w:val="TH-Body"/>
         <w:widowControl/>
         <w:bidi w:val="1"/>
-        <w:spacing w:before="0" w:after="120" w:line="288" w:lineRule="auto"/>
+        <w:spacing w:before="0" w:after="200" w:line="336" w:lineRule="auto"/>
         <w:ind w:firstLine="283"/>
         <w:jc w:val="both"/>
       </w:pPr>
@@ -3711,7 +3711,7 @@
         <w:pStyle w:val="TH-Band"/>
         <w:widowControl/>
         <w:bidi w:val="1"/>
-        <w:spacing w:before="200" w:after="120" w:line="288" w:lineRule="auto"/>
+        <w:spacing w:before="280" w:after="160" w:line="336" w:lineRule="auto"/>
         <w:jc w:val="right"/>
         <w:keepNext w:val="1"/>
       </w:pPr>
@@ -3731,7 +3731,7 @@
         <w:pStyle w:val="TH-Body"/>
         <w:widowControl/>
         <w:bidi w:val="1"/>
-        <w:spacing w:before="0" w:after="120" w:line="288" w:lineRule="auto"/>
+        <w:spacing w:before="0" w:after="200" w:line="336" w:lineRule="auto"/>
         <w:jc w:val="both"/>
       </w:pPr>
       <w:r>
@@ -3761,7 +3761,7 @@
         <w:pStyle w:val="TH-Body"/>
         <w:widowControl/>
         <w:bidi w:val="1"/>
-        <w:spacing w:before="0" w:after="120" w:line="288" w:lineRule="auto"/>
+        <w:spacing w:before="0" w:after="200" w:line="336" w:lineRule="auto"/>
         <w:ind w:firstLine="283"/>
         <w:jc w:val="both"/>
       </w:pPr>
@@ -3781,7 +3781,7 @@
         <w:pStyle w:val="TH-Band"/>
         <w:widowControl/>
         <w:bidi w:val="1"/>
-        <w:spacing w:before="200" w:after="120" w:line="288" w:lineRule="auto"/>
+        <w:spacing w:before="280" w:after="160" w:line="336" w:lineRule="auto"/>
         <w:jc w:val="right"/>
         <w:keepNext w:val="1"/>
       </w:pPr>
@@ -3801,7 +3801,7 @@
         <w:pStyle w:val="TH-Body"/>
         <w:widowControl/>
         <w:bidi w:val="1"/>
-        <w:spacing w:before="0" w:after="120" w:line="288" w:lineRule="auto"/>
+        <w:spacing w:before="0" w:after="200" w:line="336" w:lineRule="auto"/>
         <w:jc w:val="both"/>
       </w:pPr>
       <w:r>
@@ -3831,7 +3831,7 @@
         <w:pStyle w:val="TH-Body"/>
         <w:widowControl/>
         <w:bidi w:val="1"/>
-        <w:spacing w:before="0" w:after="120" w:line="288" w:lineRule="auto"/>
+        <w:spacing w:before="0" w:after="200" w:line="336" w:lineRule="auto"/>
         <w:ind w:firstLine="283"/>
         <w:jc w:val="both"/>
       </w:pPr>
@@ -3851,7 +3851,7 @@
         <w:pStyle w:val="TH-Band"/>
         <w:widowControl/>
         <w:bidi w:val="1"/>
-        <w:spacing w:before="200" w:after="120" w:line="288" w:lineRule="auto"/>
+        <w:spacing w:before="280" w:after="160" w:line="336" w:lineRule="auto"/>
         <w:jc w:val="right"/>
         <w:keepNext w:val="1"/>
       </w:pPr>
@@ -3871,7 +3871,7 @@
         <w:pStyle w:val="TH-Body"/>
         <w:widowControl/>
         <w:bidi w:val="1"/>
-        <w:spacing w:before="0" w:after="120" w:line="288" w:lineRule="auto"/>
+        <w:spacing w:before="0" w:after="200" w:line="336" w:lineRule="auto"/>
         <w:jc w:val="both"/>
       </w:pPr>
       <w:r>
@@ -3890,7 +3890,7 @@
         <w:pStyle w:val="TH-Goftar"/>
         <w:widowControl/>
         <w:bidi w:val="1"/>
-        <w:spacing w:before="200" w:after="120" w:line="288" w:lineRule="auto"/>
+        <w:spacing w:before="280" w:after="160" w:line="336" w:lineRule="auto"/>
         <w:jc w:val="right"/>
         <w:keepNext w:val="1"/>
         <w:shd w:val="clear" w:fill="EDEDED"/>
@@ -3911,7 +3911,7 @@
         <w:pStyle w:val="TH-Body"/>
         <w:widowControl/>
         <w:bidi w:val="1"/>
-        <w:spacing w:before="0" w:after="120" w:line="288" w:lineRule="auto"/>
+        <w:spacing w:before="0" w:after="200" w:line="336" w:lineRule="auto"/>
         <w:jc w:val="both"/>
       </w:pPr>
       <w:r>
@@ -3937,7 +3937,7 @@
         <w:pStyle w:val="TH-Fasl"/>
         <w:widowControl/>
         <w:bidi w:val="1"/>
-        <w:spacing w:before="120" w:after="240" w:line="288" w:lineRule="auto"/>
+        <w:spacing w:before="120" w:after="240" w:line="336" w:lineRule="auto"/>
         <w:jc w:val="center"/>
         <w:pBdr>
           <w:top w:val="single" w:sz="12" w:space="8" w:color="1F3864"/>
@@ -3961,7 +3961,7 @@
         <w:pStyle w:val="TH-Body"/>
         <w:widowControl/>
         <w:bidi w:val="1"/>
-        <w:spacing w:before="0" w:after="120" w:line="288" w:lineRule="auto"/>
+        <w:spacing w:before="0" w:after="200" w:line="336" w:lineRule="auto"/>
         <w:jc w:val="both"/>
       </w:pPr>
       <w:r>
@@ -3980,7 +3980,7 @@
         <w:pStyle w:val="TH-Goftar"/>
         <w:widowControl/>
         <w:bidi w:val="1"/>
-        <w:spacing w:before="200" w:after="120" w:line="288" w:lineRule="auto"/>
+        <w:spacing w:before="280" w:after="160" w:line="336" w:lineRule="auto"/>
         <w:jc w:val="right"/>
         <w:keepNext w:val="1"/>
         <w:shd w:val="clear" w:fill="EDEDED"/>
@@ -4001,7 +4001,7 @@
         <w:pStyle w:val="TH-Band"/>
         <w:widowControl/>
         <w:bidi w:val="1"/>
-        <w:spacing w:before="200" w:after="120" w:line="288" w:lineRule="auto"/>
+        <w:spacing w:before="280" w:after="160" w:line="336" w:lineRule="auto"/>
         <w:jc w:val="right"/>
         <w:keepNext w:val="1"/>
       </w:pPr>
@@ -4021,7 +4021,7 @@
         <w:pStyle w:val="TH-Body"/>
         <w:widowControl/>
         <w:bidi w:val="1"/>
-        <w:spacing w:before="0" w:after="120" w:line="288" w:lineRule="auto"/>
+        <w:spacing w:before="0" w:after="200" w:line="336" w:lineRule="auto"/>
         <w:jc w:val="both"/>
       </w:pPr>
       <w:r>
@@ -4051,7 +4051,7 @@
         <w:pStyle w:val="TH-Body"/>
         <w:widowControl/>
         <w:bidi w:val="1"/>
-        <w:spacing w:before="0" w:after="120" w:line="288" w:lineRule="auto"/>
+        <w:spacing w:before="0" w:after="200" w:line="336" w:lineRule="auto"/>
         <w:ind w:firstLine="283"/>
         <w:jc w:val="both"/>
       </w:pPr>
@@ -4071,7 +4071,7 @@
         <w:pStyle w:val="TH-Band"/>
         <w:widowControl/>
         <w:bidi w:val="1"/>
-        <w:spacing w:before="200" w:after="120" w:line="288" w:lineRule="auto"/>
+        <w:spacing w:before="280" w:after="160" w:line="336" w:lineRule="auto"/>
         <w:jc w:val="right"/>
         <w:keepNext w:val="1"/>
       </w:pPr>
@@ -4091,7 +4091,7 @@
         <w:pStyle w:val="TH-Body"/>
         <w:widowControl/>
         <w:bidi w:val="1"/>
-        <w:spacing w:before="0" w:after="120" w:line="288" w:lineRule="auto"/>
+        <w:spacing w:before="0" w:after="200" w:line="336" w:lineRule="auto"/>
         <w:jc w:val="both"/>
       </w:pPr>
       <w:r>
@@ -4110,7 +4110,7 @@
         <w:pStyle w:val="TH-Quote"/>
         <w:widowControl/>
         <w:bidi w:val="1"/>
-        <w:spacing w:before="160" w:after="160" w:line="288" w:lineRule="auto"/>
+        <w:spacing w:before="240" w:after="240" w:line="336" w:lineRule="auto"/>
         <w:ind w:right="567" w:left="567"/>
         <w:jc w:val="center"/>
         <w:shd w:val="clear" w:fill="F2F2F2"/>
@@ -4148,7 +4148,7 @@
         <w:pStyle w:val="TH-Body"/>
         <w:widowControl/>
         <w:bidi w:val="1"/>
-        <w:spacing w:before="0" w:after="120" w:line="288" w:lineRule="auto"/>
+        <w:spacing w:before="0" w:after="200" w:line="336" w:lineRule="auto"/>
         <w:jc w:val="both"/>
       </w:pPr>
       <w:r>
@@ -4167,7 +4167,7 @@
         <w:pStyle w:val="TH-Body"/>
         <w:widowControl/>
         <w:bidi w:val="1"/>
-        <w:spacing w:before="0" w:after="120" w:line="288" w:lineRule="auto"/>
+        <w:spacing w:before="0" w:after="200" w:line="336" w:lineRule="auto"/>
         <w:ind w:firstLine="283"/>
         <w:jc w:val="both"/>
       </w:pPr>
@@ -4187,7 +4187,7 @@
         <w:pStyle w:val="TH-Band"/>
         <w:widowControl/>
         <w:bidi w:val="1"/>
-        <w:spacing w:before="200" w:after="120" w:line="288" w:lineRule="auto"/>
+        <w:spacing w:before="280" w:after="160" w:line="336" w:lineRule="auto"/>
         <w:jc w:val="right"/>
         <w:keepNext w:val="1"/>
       </w:pPr>
@@ -4207,7 +4207,7 @@
         <w:pStyle w:val="TH-Body"/>
         <w:widowControl/>
         <w:bidi w:val="1"/>
-        <w:spacing w:before="0" w:after="120" w:line="288" w:lineRule="auto"/>
+        <w:spacing w:before="0" w:after="200" w:line="336" w:lineRule="auto"/>
         <w:jc w:val="both"/>
       </w:pPr>
       <w:r>
@@ -4226,7 +4226,7 @@
         <w:pStyle w:val="TH-Quote"/>
         <w:widowControl/>
         <w:bidi w:val="1"/>
-        <w:spacing w:before="160" w:after="160" w:line="288" w:lineRule="auto"/>
+        <w:spacing w:before="240" w:after="240" w:line="336" w:lineRule="auto"/>
         <w:ind w:right="567" w:left="567"/>
         <w:jc w:val="center"/>
         <w:shd w:val="clear" w:fill="F2F2F2"/>
@@ -4264,7 +4264,7 @@
         <w:pStyle w:val="TH-Body"/>
         <w:widowControl/>
         <w:bidi w:val="1"/>
-        <w:spacing w:before="0" w:after="120" w:line="288" w:lineRule="auto"/>
+        <w:spacing w:before="0" w:after="200" w:line="336" w:lineRule="auto"/>
         <w:jc w:val="both"/>
       </w:pPr>
       <w:r>
@@ -4294,7 +4294,7 @@
         <w:pStyle w:val="TH-Body"/>
         <w:widowControl/>
         <w:bidi w:val="1"/>
-        <w:spacing w:before="0" w:after="120" w:line="288" w:lineRule="auto"/>
+        <w:spacing w:before="0" w:after="200" w:line="336" w:lineRule="auto"/>
         <w:ind w:firstLine="283"/>
         <w:jc w:val="both"/>
       </w:pPr>
@@ -4314,7 +4314,7 @@
         <w:pStyle w:val="TH-Goftar"/>
         <w:widowControl/>
         <w:bidi w:val="1"/>
-        <w:spacing w:before="200" w:after="120" w:line="288" w:lineRule="auto"/>
+        <w:spacing w:before="280" w:after="160" w:line="336" w:lineRule="auto"/>
         <w:jc w:val="right"/>
         <w:keepNext w:val="1"/>
         <w:shd w:val="clear" w:fill="EDEDED"/>
@@ -4335,7 +4335,7 @@
         <w:pStyle w:val="TH-Band"/>
         <w:widowControl/>
         <w:bidi w:val="1"/>
-        <w:spacing w:before="200" w:after="120" w:line="288" w:lineRule="auto"/>
+        <w:spacing w:before="280" w:after="160" w:line="336" w:lineRule="auto"/>
         <w:jc w:val="right"/>
         <w:keepNext w:val="1"/>
       </w:pPr>
@@ -4355,7 +4355,7 @@
         <w:pStyle w:val="TH-Body"/>
         <w:widowControl/>
         <w:bidi w:val="1"/>
-        <w:spacing w:before="0" w:after="120" w:line="288" w:lineRule="auto"/>
+        <w:spacing w:before="0" w:after="200" w:line="336" w:lineRule="auto"/>
         <w:jc w:val="both"/>
       </w:pPr>
       <w:r>
@@ -4395,7 +4395,7 @@
         <w:pStyle w:val="TH-Body"/>
         <w:widowControl/>
         <w:bidi w:val="1"/>
-        <w:spacing w:before="0" w:after="120" w:line="288" w:lineRule="auto"/>
+        <w:spacing w:before="0" w:after="200" w:line="336" w:lineRule="auto"/>
         <w:ind w:firstLine="283"/>
         <w:jc w:val="both"/>
       </w:pPr>
@@ -4415,7 +4415,7 @@
         <w:pStyle w:val="TH-Band"/>
         <w:widowControl/>
         <w:bidi w:val="1"/>
-        <w:spacing w:before="200" w:after="120" w:line="288" w:lineRule="auto"/>
+        <w:spacing w:before="280" w:after="160" w:line="336" w:lineRule="auto"/>
         <w:jc w:val="right"/>
         <w:keepNext w:val="1"/>
       </w:pPr>
@@ -4435,7 +4435,7 @@
         <w:pStyle w:val="TH-Body"/>
         <w:widowControl/>
         <w:bidi w:val="1"/>
-        <w:spacing w:before="0" w:after="120" w:line="288" w:lineRule="auto"/>
+        <w:spacing w:before="0" w:after="200" w:line="336" w:lineRule="auto"/>
         <w:jc w:val="both"/>
       </w:pPr>
       <w:r>
@@ -4475,7 +4475,7 @@
         <w:pStyle w:val="TH-Band"/>
         <w:widowControl/>
         <w:bidi w:val="1"/>
-        <w:spacing w:before="200" w:after="120" w:line="288" w:lineRule="auto"/>
+        <w:spacing w:before="280" w:after="160" w:line="336" w:lineRule="auto"/>
         <w:jc w:val="right"/>
         <w:keepNext w:val="1"/>
       </w:pPr>
@@ -4495,7 +4495,7 @@
         <w:pStyle w:val="TH-Body"/>
         <w:widowControl/>
         <w:bidi w:val="1"/>
-        <w:spacing w:before="0" w:after="120" w:line="288" w:lineRule="auto"/>
+        <w:spacing w:before="0" w:after="200" w:line="336" w:lineRule="auto"/>
         <w:jc w:val="both"/>
       </w:pPr>
       <w:r>
@@ -4567,7 +4567,7 @@
         <w:pStyle w:val="TH-Band"/>
         <w:widowControl/>
         <w:bidi w:val="1"/>
-        <w:spacing w:before="200" w:after="120" w:line="288" w:lineRule="auto"/>
+        <w:spacing w:before="280" w:after="160" w:line="336" w:lineRule="auto"/>
         <w:jc w:val="right"/>
         <w:keepNext w:val="1"/>
       </w:pPr>
@@ -4587,7 +4587,7 @@
         <w:pStyle w:val="TH-Body"/>
         <w:widowControl/>
         <w:bidi w:val="1"/>
-        <w:spacing w:before="0" w:after="120" w:line="288" w:lineRule="auto"/>
+        <w:spacing w:before="0" w:after="200" w:line="336" w:lineRule="auto"/>
         <w:jc w:val="both"/>
       </w:pPr>
       <w:r>
@@ -4638,7 +4638,7 @@
         <w:pStyle w:val="TH-Body"/>
         <w:widowControl/>
         <w:bidi w:val="1"/>
-        <w:spacing w:before="0" w:after="120" w:line="288" w:lineRule="auto"/>
+        <w:spacing w:before="0" w:after="200" w:line="336" w:lineRule="auto"/>
         <w:ind w:firstLine="283"/>
         <w:jc w:val="both"/>
       </w:pPr>
@@ -4658,7 +4658,7 @@
         <w:pStyle w:val="TH-Band"/>
         <w:widowControl/>
         <w:bidi w:val="1"/>
-        <w:spacing w:before="200" w:after="120" w:line="288" w:lineRule="auto"/>
+        <w:spacing w:before="280" w:after="160" w:line="336" w:lineRule="auto"/>
         <w:jc w:val="right"/>
         <w:keepNext w:val="1"/>
       </w:pPr>
@@ -4678,7 +4678,7 @@
         <w:pStyle w:val="TH-Body"/>
         <w:widowControl/>
         <w:bidi w:val="1"/>
-        <w:spacing w:before="0" w:after="120" w:line="288" w:lineRule="auto"/>
+        <w:spacing w:before="0" w:after="200" w:line="336" w:lineRule="auto"/>
         <w:jc w:val="both"/>
       </w:pPr>
       <w:r>
@@ -4718,7 +4718,7 @@
         <w:pStyle w:val="TH-Band"/>
         <w:widowControl/>
         <w:bidi w:val="1"/>
-        <w:spacing w:before="200" w:after="120" w:line="288" w:lineRule="auto"/>
+        <w:spacing w:before="280" w:after="160" w:line="336" w:lineRule="auto"/>
         <w:jc w:val="right"/>
         <w:keepNext w:val="1"/>
       </w:pPr>
@@ -4738,7 +4738,7 @@
         <w:pStyle w:val="TH-Body"/>
         <w:widowControl/>
         <w:bidi w:val="1"/>
-        <w:spacing w:before="0" w:after="120" w:line="288" w:lineRule="auto"/>
+        <w:spacing w:before="0" w:after="200" w:line="336" w:lineRule="auto"/>
         <w:jc w:val="both"/>
       </w:pPr>
       <w:r>
@@ -4768,7 +4768,7 @@
         <w:pStyle w:val="TH-Body"/>
         <w:widowControl/>
         <w:bidi w:val="1"/>
-        <w:spacing w:before="0" w:after="120" w:line="288" w:lineRule="auto"/>
+        <w:spacing w:before="0" w:after="200" w:line="336" w:lineRule="auto"/>
         <w:ind w:firstLine="283"/>
         <w:jc w:val="both"/>
       </w:pPr>
@@ -4788,7 +4788,7 @@
         <w:pStyle w:val="TH-Body"/>
         <w:widowControl/>
         <w:bidi w:val="1"/>
-        <w:spacing w:before="0" w:after="120" w:line="288" w:lineRule="auto"/>
+        <w:spacing w:before="0" w:after="200" w:line="336" w:lineRule="auto"/>
         <w:ind w:firstLine="283"/>
         <w:jc w:val="both"/>
       </w:pPr>
@@ -4808,7 +4808,7 @@
         <w:pStyle w:val="TH-Goftar"/>
         <w:widowControl/>
         <w:bidi w:val="1"/>
-        <w:spacing w:before="200" w:after="120" w:line="288" w:lineRule="auto"/>
+        <w:spacing w:before="280" w:after="160" w:line="336" w:lineRule="auto"/>
         <w:jc w:val="right"/>
         <w:keepNext w:val="1"/>
         <w:shd w:val="clear" w:fill="EDEDED"/>
@@ -4829,7 +4829,7 @@
         <w:pStyle w:val="TH-Band"/>
         <w:widowControl/>
         <w:bidi w:val="1"/>
-        <w:spacing w:before="200" w:after="120" w:line="288" w:lineRule="auto"/>
+        <w:spacing w:before="280" w:after="160" w:line="336" w:lineRule="auto"/>
         <w:jc w:val="right"/>
         <w:keepNext w:val="1"/>
       </w:pPr>
@@ -4849,7 +4849,7 @@
         <w:pStyle w:val="TH-Body"/>
         <w:widowControl/>
         <w:bidi w:val="1"/>
-        <w:spacing w:before="0" w:after="120" w:line="288" w:lineRule="auto"/>
+        <w:spacing w:before="0" w:after="200" w:line="336" w:lineRule="auto"/>
         <w:jc w:val="both"/>
       </w:pPr>
       <w:r>
@@ -4879,7 +4879,7 @@
         <w:pStyle w:val="TH-Body"/>
         <w:widowControl/>
         <w:bidi w:val="1"/>
-        <w:spacing w:before="0" w:after="120" w:line="288" w:lineRule="auto"/>
+        <w:spacing w:before="0" w:after="200" w:line="336" w:lineRule="auto"/>
         <w:ind w:firstLine="283"/>
         <w:jc w:val="both"/>
       </w:pPr>
@@ -4899,7 +4899,7 @@
         <w:pStyle w:val="TH-Band"/>
         <w:widowControl/>
         <w:bidi w:val="1"/>
-        <w:spacing w:before="200" w:after="120" w:line="288" w:lineRule="auto"/>
+        <w:spacing w:before="280" w:after="160" w:line="336" w:lineRule="auto"/>
         <w:jc w:val="right"/>
         <w:keepNext w:val="1"/>
       </w:pPr>
@@ -4919,7 +4919,7 @@
         <w:pStyle w:val="TH-Body"/>
         <w:widowControl/>
         <w:bidi w:val="1"/>
-        <w:spacing w:before="0" w:after="120" w:line="288" w:lineRule="auto"/>
+        <w:spacing w:before="0" w:after="200" w:line="336" w:lineRule="auto"/>
         <w:jc w:val="both"/>
       </w:pPr>
       <w:r>
@@ -4959,7 +4959,7 @@
         <w:pStyle w:val="TH-Goftar"/>
         <w:widowControl/>
         <w:bidi w:val="1"/>
-        <w:spacing w:before="200" w:after="120" w:line="288" w:lineRule="auto"/>
+        <w:spacing w:before="280" w:after="160" w:line="336" w:lineRule="auto"/>
         <w:jc w:val="right"/>
         <w:keepNext w:val="1"/>
         <w:shd w:val="clear" w:fill="EDEDED"/>
@@ -4980,7 +4980,7 @@
         <w:pStyle w:val="TH-Band"/>
         <w:widowControl/>
         <w:bidi w:val="1"/>
-        <w:spacing w:before="200" w:after="120" w:line="288" w:lineRule="auto"/>
+        <w:spacing w:before="280" w:after="160" w:line="336" w:lineRule="auto"/>
         <w:jc w:val="right"/>
         <w:keepNext w:val="1"/>
       </w:pPr>
@@ -5000,7 +5000,7 @@
         <w:pStyle w:val="TH-Body"/>
         <w:widowControl/>
         <w:bidi w:val="1"/>
-        <w:spacing w:before="0" w:after="120" w:line="288" w:lineRule="auto"/>
+        <w:spacing w:before="0" w:after="200" w:line="336" w:lineRule="auto"/>
         <w:jc w:val="both"/>
       </w:pPr>
       <w:r>
@@ -5019,7 +5019,7 @@
         <w:pStyle w:val="TH-Body"/>
         <w:widowControl/>
         <w:bidi w:val="1"/>
-        <w:spacing w:before="0" w:after="120" w:line="288" w:lineRule="auto"/>
+        <w:spacing w:before="0" w:after="200" w:line="336" w:lineRule="auto"/>
         <w:ind w:firstLine="283"/>
         <w:jc w:val="both"/>
       </w:pPr>
@@ -5039,7 +5039,7 @@
         <w:pStyle w:val="TH-Band"/>
         <w:widowControl/>
         <w:bidi w:val="1"/>
-        <w:spacing w:before="200" w:after="120" w:line="288" w:lineRule="auto"/>
+        <w:spacing w:before="280" w:after="160" w:line="336" w:lineRule="auto"/>
         <w:jc w:val="right"/>
         <w:keepNext w:val="1"/>
       </w:pPr>
@@ -5059,7 +5059,7 @@
         <w:pStyle w:val="TH-Body"/>
         <w:widowControl/>
         <w:bidi w:val="1"/>
-        <w:spacing w:before="0" w:after="120" w:line="288" w:lineRule="auto"/>
+        <w:spacing w:before="0" w:after="200" w:line="336" w:lineRule="auto"/>
         <w:jc w:val="both"/>
       </w:pPr>
       <w:r>
@@ -5099,7 +5099,7 @@
         <w:pStyle w:val="TH-Band"/>
         <w:widowControl/>
         <w:bidi w:val="1"/>
-        <w:spacing w:before="200" w:after="120" w:line="288" w:lineRule="auto"/>
+        <w:spacing w:before="280" w:after="160" w:line="336" w:lineRule="auto"/>
         <w:jc w:val="right"/>
         <w:keepNext w:val="1"/>
       </w:pPr>
@@ -5119,7 +5119,7 @@
         <w:pStyle w:val="TH-Body"/>
         <w:widowControl/>
         <w:bidi w:val="1"/>
-        <w:spacing w:before="0" w:after="120" w:line="288" w:lineRule="auto"/>
+        <w:spacing w:before="0" w:after="200" w:line="336" w:lineRule="auto"/>
         <w:jc w:val="both"/>
       </w:pPr>
       <w:r>
@@ -5149,7 +5149,7 @@
         <w:pStyle w:val="TH-Body"/>
         <w:widowControl/>
         <w:bidi w:val="1"/>
-        <w:spacing w:before="0" w:after="120" w:line="288" w:lineRule="auto"/>
+        <w:spacing w:before="0" w:after="200" w:line="336" w:lineRule="auto"/>
         <w:ind w:firstLine="283"/>
         <w:jc w:val="both"/>
       </w:pPr>
@@ -5169,7 +5169,7 @@
         <w:pStyle w:val="TH-Body"/>
         <w:widowControl/>
         <w:bidi w:val="1"/>
-        <w:spacing w:before="0" w:after="120" w:line="288" w:lineRule="auto"/>
+        <w:spacing w:before="0" w:after="200" w:line="336" w:lineRule="auto"/>
         <w:ind w:firstLine="283"/>
         <w:jc w:val="both"/>
       </w:pPr>
@@ -5189,7 +5189,7 @@
         <w:pStyle w:val="TH-Band"/>
         <w:widowControl/>
         <w:bidi w:val="1"/>
-        <w:spacing w:before="200" w:after="120" w:line="288" w:lineRule="auto"/>
+        <w:spacing w:before="280" w:after="160" w:line="336" w:lineRule="auto"/>
         <w:jc w:val="right"/>
         <w:keepNext w:val="1"/>
       </w:pPr>
@@ -5209,7 +5209,7 @@
         <w:pStyle w:val="TH-Body"/>
         <w:widowControl/>
         <w:bidi w:val="1"/>
-        <w:spacing w:before="0" w:after="120" w:line="288" w:lineRule="auto"/>
+        <w:spacing w:before="0" w:after="200" w:line="336" w:lineRule="auto"/>
         <w:jc w:val="both"/>
       </w:pPr>
       <w:r>
@@ -5249,7 +5249,7 @@
         <w:pStyle w:val="TH-Body"/>
         <w:widowControl/>
         <w:bidi w:val="1"/>
-        <w:spacing w:before="0" w:after="120" w:line="288" w:lineRule="auto"/>
+        <w:spacing w:before="0" w:after="200" w:line="336" w:lineRule="auto"/>
         <w:ind w:firstLine="283"/>
         <w:jc w:val="both"/>
       </w:pPr>
@@ -5269,7 +5269,7 @@
         <w:pStyle w:val="TH-Goftar"/>
         <w:widowControl/>
         <w:bidi w:val="1"/>
-        <w:spacing w:before="200" w:after="120" w:line="288" w:lineRule="auto"/>
+        <w:spacing w:before="280" w:after="160" w:line="336" w:lineRule="auto"/>
         <w:jc w:val="right"/>
         <w:keepNext w:val="1"/>
         <w:shd w:val="clear" w:fill="EDEDED"/>
@@ -5290,7 +5290,7 @@
         <w:pStyle w:val="TH-Band"/>
         <w:widowControl/>
         <w:bidi w:val="1"/>
-        <w:spacing w:before="200" w:after="120" w:line="288" w:lineRule="auto"/>
+        <w:spacing w:before="280" w:after="160" w:line="336" w:lineRule="auto"/>
         <w:jc w:val="right"/>
         <w:keepNext w:val="1"/>
       </w:pPr>
@@ -5310,7 +5310,7 @@
         <w:pStyle w:val="TH-Body"/>
         <w:widowControl/>
         <w:bidi w:val="1"/>
-        <w:spacing w:before="0" w:after="120" w:line="288" w:lineRule="auto"/>
+        <w:spacing w:before="0" w:after="200" w:line="336" w:lineRule="auto"/>
         <w:jc w:val="both"/>
       </w:pPr>
       <w:r>
@@ -5329,7 +5329,7 @@
         <w:pStyle w:val="TH-Quote"/>
         <w:widowControl/>
         <w:bidi w:val="1"/>
-        <w:spacing w:before="160" w:after="160" w:line="288" w:lineRule="auto"/>
+        <w:spacing w:before="240" w:after="240" w:line="336" w:lineRule="auto"/>
         <w:ind w:right="567" w:left="567"/>
         <w:jc w:val="center"/>
         <w:shd w:val="clear" w:fill="F2F2F2"/>
@@ -5367,7 +5367,7 @@
         <w:pStyle w:val="TH-Body"/>
         <w:widowControl/>
         <w:bidi w:val="1"/>
-        <w:spacing w:before="0" w:after="120" w:line="288" w:lineRule="auto"/>
+        <w:spacing w:before="0" w:after="200" w:line="336" w:lineRule="auto"/>
         <w:jc w:val="both"/>
       </w:pPr>
       <w:r>
@@ -5386,7 +5386,7 @@
         <w:pStyle w:val="TH-Band"/>
         <w:widowControl/>
         <w:bidi w:val="1"/>
-        <w:spacing w:before="200" w:after="120" w:line="288" w:lineRule="auto"/>
+        <w:spacing w:before="280" w:after="160" w:line="336" w:lineRule="auto"/>
         <w:jc w:val="right"/>
         <w:keepNext w:val="1"/>
       </w:pPr>
@@ -5406,7 +5406,7 @@
         <w:pStyle w:val="TH-Body"/>
         <w:widowControl/>
         <w:bidi w:val="1"/>
-        <w:spacing w:before="0" w:after="120" w:line="288" w:lineRule="auto"/>
+        <w:spacing w:before="0" w:after="200" w:line="336" w:lineRule="auto"/>
         <w:jc w:val="both"/>
       </w:pPr>
       <w:r>
@@ -5425,7 +5425,7 @@
         <w:pStyle w:val="TH-Quote"/>
         <w:widowControl/>
         <w:bidi w:val="1"/>
-        <w:spacing w:before="160" w:after="160" w:line="288" w:lineRule="auto"/>
+        <w:spacing w:before="240" w:after="240" w:line="336" w:lineRule="auto"/>
         <w:ind w:right="567" w:left="567"/>
         <w:jc w:val="center"/>
         <w:shd w:val="clear" w:fill="F2F2F2"/>
@@ -5463,7 +5463,7 @@
         <w:pStyle w:val="TH-Body"/>
         <w:widowControl/>
         <w:bidi w:val="1"/>
-        <w:spacing w:before="0" w:after="120" w:line="288" w:lineRule="auto"/>
+        <w:spacing w:before="0" w:after="200" w:line="336" w:lineRule="auto"/>
         <w:jc w:val="both"/>
       </w:pPr>
       <w:r>
@@ -5482,7 +5482,7 @@
         <w:pStyle w:val="TH-Band"/>
         <w:widowControl/>
         <w:bidi w:val="1"/>
-        <w:spacing w:before="200" w:after="120" w:line="288" w:lineRule="auto"/>
+        <w:spacing w:before="280" w:after="160" w:line="336" w:lineRule="auto"/>
         <w:jc w:val="right"/>
         <w:keepNext w:val="1"/>
       </w:pPr>
@@ -5502,7 +5502,7 @@
         <w:pStyle w:val="TH-Body"/>
         <w:widowControl/>
         <w:bidi w:val="1"/>
-        <w:spacing w:before="0" w:after="120" w:line="288" w:lineRule="auto"/>
+        <w:spacing w:before="0" w:after="200" w:line="336" w:lineRule="auto"/>
         <w:jc w:val="both"/>
       </w:pPr>
       <w:r>
@@ -5521,7 +5521,7 @@
         <w:pStyle w:val="TH-Quote"/>
         <w:widowControl/>
         <w:bidi w:val="1"/>
-        <w:spacing w:before="160" w:after="160" w:line="288" w:lineRule="auto"/>
+        <w:spacing w:before="240" w:after="240" w:line="336" w:lineRule="auto"/>
         <w:ind w:right="567" w:left="567"/>
         <w:jc w:val="center"/>
         <w:shd w:val="clear" w:fill="F2F2F2"/>
@@ -5559,7 +5559,7 @@
         <w:pStyle w:val="TH-Body"/>
         <w:widowControl/>
         <w:bidi w:val="1"/>
-        <w:spacing w:before="0" w:after="120" w:line="288" w:lineRule="auto"/>
+        <w:spacing w:before="0" w:after="200" w:line="336" w:lineRule="auto"/>
         <w:jc w:val="both"/>
       </w:pPr>
       <w:r>
@@ -5578,7 +5578,7 @@
         <w:pStyle w:val="TH-Quote"/>
         <w:widowControl/>
         <w:bidi w:val="1"/>
-        <w:spacing w:before="160" w:after="160" w:line="288" w:lineRule="auto"/>
+        <w:spacing w:before="240" w:after="240" w:line="336" w:lineRule="auto"/>
         <w:ind w:right="567" w:left="567"/>
         <w:jc w:val="center"/>
         <w:shd w:val="clear" w:fill="F2F2F2"/>
@@ -5616,7 +5616,7 @@
         <w:pStyle w:val="TH-Body"/>
         <w:widowControl/>
         <w:bidi w:val="1"/>
-        <w:spacing w:before="0" w:after="120" w:line="288" w:lineRule="auto"/>
+        <w:spacing w:before="0" w:after="200" w:line="336" w:lineRule="auto"/>
         <w:jc w:val="both"/>
       </w:pPr>
       <w:r>
@@ -5635,7 +5635,7 @@
         <w:pStyle w:val="TH-Band"/>
         <w:widowControl/>
         <w:bidi w:val="1"/>
-        <w:spacing w:before="200" w:after="120" w:line="288" w:lineRule="auto"/>
+        <w:spacing w:before="280" w:after="160" w:line="336" w:lineRule="auto"/>
         <w:jc w:val="right"/>
         <w:keepNext w:val="1"/>
       </w:pPr>
@@ -5655,7 +5655,7 @@
         <w:pStyle w:val="TH-Body"/>
         <w:widowControl/>
         <w:bidi w:val="1"/>
-        <w:spacing w:before="0" w:after="120" w:line="288" w:lineRule="auto"/>
+        <w:spacing w:before="0" w:after="200" w:line="336" w:lineRule="auto"/>
         <w:jc w:val="both"/>
       </w:pPr>
       <w:r>
@@ -5685,7 +5685,7 @@
         <w:pStyle w:val="TH-Body"/>
         <w:widowControl/>
         <w:bidi w:val="1"/>
-        <w:spacing w:before="0" w:after="120" w:line="288" w:lineRule="auto"/>
+        <w:spacing w:before="0" w:after="200" w:line="336" w:lineRule="auto"/>
         <w:ind w:firstLine="283"/>
         <w:jc w:val="both"/>
       </w:pPr>
@@ -5705,7 +5705,7 @@
         <w:pStyle w:val="TH-Body"/>
         <w:widowControl/>
         <w:bidi w:val="1"/>
-        <w:spacing w:before="0" w:after="120" w:line="288" w:lineRule="auto"/>
+        <w:spacing w:before="0" w:after="200" w:line="336" w:lineRule="auto"/>
         <w:ind w:firstLine="283"/>
         <w:jc w:val="both"/>
       </w:pPr>
@@ -5746,7 +5746,7 @@
         <w:pStyle w:val="TH-Band"/>
         <w:widowControl/>
         <w:bidi w:val="1"/>
-        <w:spacing w:before="200" w:after="120" w:line="288" w:lineRule="auto"/>
+        <w:spacing w:before="280" w:after="160" w:line="336" w:lineRule="auto"/>
         <w:jc w:val="right"/>
         <w:keepNext w:val="1"/>
       </w:pPr>
@@ -5766,7 +5766,7 @@
         <w:pStyle w:val="TH-Body"/>
         <w:widowControl/>
         <w:bidi w:val="1"/>
-        <w:spacing w:before="0" w:after="120" w:line="288" w:lineRule="auto"/>
+        <w:spacing w:before="0" w:after="200" w:line="336" w:lineRule="auto"/>
         <w:jc w:val="both"/>
       </w:pPr>
       <w:r>
@@ -5785,7 +5785,7 @@
         <w:pStyle w:val="TH-Body"/>
         <w:widowControl/>
         <w:bidi w:val="1"/>
-        <w:spacing w:before="0" w:after="120" w:line="288" w:lineRule="auto"/>
+        <w:spacing w:before="0" w:after="200" w:line="336" w:lineRule="auto"/>
         <w:ind w:firstLine="283"/>
         <w:jc w:val="both"/>
       </w:pPr>
@@ -5826,7 +5826,7 @@
         <w:pStyle w:val="TH-Body"/>
         <w:widowControl/>
         <w:bidi w:val="1"/>
-        <w:spacing w:before="0" w:after="120" w:line="288" w:lineRule="auto"/>
+        <w:spacing w:before="0" w:after="200" w:line="336" w:lineRule="auto"/>
         <w:ind w:firstLine="283"/>
         <w:jc w:val="both"/>
       </w:pPr>
@@ -5867,7 +5867,7 @@
         <w:pStyle w:val="TH-Body"/>
         <w:widowControl/>
         <w:bidi w:val="1"/>
-        <w:spacing w:before="0" w:after="120" w:line="288" w:lineRule="auto"/>
+        <w:spacing w:before="0" w:after="200" w:line="336" w:lineRule="auto"/>
         <w:ind w:firstLine="283"/>
         <w:jc w:val="both"/>
       </w:pPr>
@@ -5908,7 +5908,7 @@
         <w:pStyle w:val="TH-Body"/>
         <w:widowControl/>
         <w:bidi w:val="1"/>
-        <w:spacing w:before="0" w:after="120" w:line="288" w:lineRule="auto"/>
+        <w:spacing w:before="0" w:after="200" w:line="336" w:lineRule="auto"/>
         <w:ind w:firstLine="283"/>
         <w:jc w:val="both"/>
       </w:pPr>
@@ -5949,7 +5949,7 @@
         <w:pStyle w:val="TH-Goftar"/>
         <w:widowControl/>
         <w:bidi w:val="1"/>
-        <w:spacing w:before="200" w:after="120" w:line="288" w:lineRule="auto"/>
+        <w:spacing w:before="280" w:after="160" w:line="336" w:lineRule="auto"/>
         <w:jc w:val="right"/>
         <w:keepNext w:val="1"/>
         <w:shd w:val="clear" w:fill="EDEDED"/>
@@ -5970,7 +5970,7 @@
         <w:pStyle w:val="TH-Body"/>
         <w:widowControl/>
         <w:bidi w:val="1"/>
-        <w:spacing w:before="0" w:after="120" w:line="288" w:lineRule="auto"/>
+        <w:spacing w:before="0" w:after="200" w:line="336" w:lineRule="auto"/>
         <w:jc w:val="both"/>
       </w:pPr>
       <w:r>
@@ -5996,7 +5996,7 @@
       <w:pPr>
         <w:widowControl/>
         <w:bidi w:val="1"/>
-        <w:spacing w:before="0" w:after="240" w:line="288" w:lineRule="auto"/>
+        <w:spacing w:before="0" w:after="240" w:line="336" w:lineRule="auto"/>
         <w:ind w:right="2268" w:left="2268"/>
         <w:jc w:val="center"/>
         <w:pBdr>
@@ -6009,7 +6009,7 @@
         <w:pStyle w:val="TH-Bakhsh"/>
         <w:widowControl/>
         <w:bidi w:val="1"/>
-        <w:spacing w:before="0" w:after="240" w:line="288" w:lineRule="auto"/>
+        <w:spacing w:before="0" w:after="240" w:line="336" w:lineRule="auto"/>
         <w:jc w:val="center"/>
       </w:pPr>
       <w:r>
@@ -6027,7 +6027,7 @@
       <w:pPr>
         <w:widowControl/>
         <w:bidi w:val="1"/>
-        <w:spacing w:before="0" w:after="120" w:line="288" w:lineRule="auto"/>
+        <w:spacing w:before="0" w:after="200" w:line="336" w:lineRule="auto"/>
         <w:ind w:right="2268" w:left="2268"/>
         <w:jc w:val="center"/>
         <w:pBdr>
@@ -6052,7 +6052,7 @@
         <w:pStyle w:val="TH-Fasl"/>
         <w:widowControl/>
         <w:bidi w:val="1"/>
-        <w:spacing w:before="120" w:after="240" w:line="288" w:lineRule="auto"/>
+        <w:spacing w:before="120" w:after="240" w:line="336" w:lineRule="auto"/>
         <w:jc w:val="center"/>
         <w:pBdr>
           <w:top w:val="single" w:sz="12" w:space="8" w:color="1F3864"/>
@@ -6076,7 +6076,7 @@
         <w:pStyle w:val="TH-Body"/>
         <w:widowControl/>
         <w:bidi w:val="1"/>
-        <w:spacing w:before="0" w:after="120" w:line="288" w:lineRule="auto"/>
+        <w:spacing w:before="0" w:after="200" w:line="336" w:lineRule="auto"/>
         <w:jc w:val="both"/>
       </w:pPr>
       <w:r>
@@ -6095,7 +6095,7 @@
         <w:pStyle w:val="TH-Goftar"/>
         <w:widowControl/>
         <w:bidi w:val="1"/>
-        <w:spacing w:before="200" w:after="120" w:line="288" w:lineRule="auto"/>
+        <w:spacing w:before="280" w:after="160" w:line="336" w:lineRule="auto"/>
         <w:jc w:val="right"/>
         <w:keepNext w:val="1"/>
         <w:shd w:val="clear" w:fill="EDEDED"/>
@@ -6116,7 +6116,7 @@
         <w:pStyle w:val="TH-Band"/>
         <w:widowControl/>
         <w:bidi w:val="1"/>
-        <w:spacing w:before="200" w:after="120" w:line="288" w:lineRule="auto"/>
+        <w:spacing w:before="280" w:after="160" w:line="336" w:lineRule="auto"/>
         <w:jc w:val="right"/>
         <w:keepNext w:val="1"/>
       </w:pPr>
@@ -6136,7 +6136,7 @@
         <w:pStyle w:val="TH-Quote"/>
         <w:widowControl/>
         <w:bidi w:val="1"/>
-        <w:spacing w:before="160" w:after="160" w:line="288" w:lineRule="auto"/>
+        <w:spacing w:before="240" w:after="240" w:line="336" w:lineRule="auto"/>
         <w:ind w:right="567" w:left="567"/>
         <w:jc w:val="center"/>
         <w:shd w:val="clear" w:fill="F2F2F2"/>
@@ -6174,7 +6174,7 @@
         <w:pStyle w:val="TH-Body"/>
         <w:widowControl/>
         <w:bidi w:val="1"/>
-        <w:spacing w:before="0" w:after="120" w:line="288" w:lineRule="auto"/>
+        <w:spacing w:before="0" w:after="200" w:line="336" w:lineRule="auto"/>
         <w:jc w:val="both"/>
       </w:pPr>
       <w:r>
@@ -6204,7 +6204,7 @@
         <w:pStyle w:val="TH-Body"/>
         <w:widowControl/>
         <w:bidi w:val="1"/>
-        <w:spacing w:before="0" w:after="120" w:line="288" w:lineRule="auto"/>
+        <w:spacing w:before="0" w:after="200" w:line="336" w:lineRule="auto"/>
         <w:ind w:firstLine="283"/>
         <w:jc w:val="both"/>
       </w:pPr>
@@ -6224,7 +6224,7 @@
         <w:pStyle w:val="TH-Band"/>
         <w:widowControl/>
         <w:bidi w:val="1"/>
-        <w:spacing w:before="200" w:after="120" w:line="288" w:lineRule="auto"/>
+        <w:spacing w:before="280" w:after="160" w:line="336" w:lineRule="auto"/>
         <w:jc w:val="right"/>
         <w:keepNext w:val="1"/>
       </w:pPr>
@@ -6244,7 +6244,7 @@
         <w:pStyle w:val="TH-Body"/>
         <w:widowControl/>
         <w:bidi w:val="1"/>
-        <w:spacing w:before="0" w:after="120" w:line="288" w:lineRule="auto"/>
+        <w:spacing w:before="0" w:after="200" w:line="336" w:lineRule="auto"/>
         <w:jc w:val="both"/>
       </w:pPr>
       <w:r>
@@ -6263,7 +6263,7 @@
         <w:pStyle w:val="TH-Quote"/>
         <w:widowControl/>
         <w:bidi w:val="1"/>
-        <w:spacing w:before="160" w:after="160" w:line="288" w:lineRule="auto"/>
+        <w:spacing w:before="240" w:after="240" w:line="336" w:lineRule="auto"/>
         <w:ind w:right="567" w:left="567"/>
         <w:jc w:val="center"/>
         <w:shd w:val="clear" w:fill="F2F2F2"/>
@@ -6301,7 +6301,7 @@
         <w:pStyle w:val="TH-Body"/>
         <w:widowControl/>
         <w:bidi w:val="1"/>
-        <w:spacing w:before="0" w:after="120" w:line="288" w:lineRule="auto"/>
+        <w:spacing w:before="0" w:after="200" w:line="336" w:lineRule="auto"/>
         <w:jc w:val="both"/>
       </w:pPr>
       <w:r>
@@ -6341,7 +6341,7 @@
         <w:pStyle w:val="TH-Body"/>
         <w:widowControl/>
         <w:bidi w:val="1"/>
-        <w:spacing w:before="0" w:after="120" w:line="288" w:lineRule="auto"/>
+        <w:spacing w:before="0" w:after="200" w:line="336" w:lineRule="auto"/>
         <w:ind w:firstLine="283"/>
         <w:jc w:val="both"/>
       </w:pPr>
@@ -6361,7 +6361,7 @@
         <w:pStyle w:val="TH-Quote"/>
         <w:widowControl/>
         <w:bidi w:val="1"/>
-        <w:spacing w:before="160" w:after="160" w:line="288" w:lineRule="auto"/>
+        <w:spacing w:before="240" w:after="240" w:line="336" w:lineRule="auto"/>
         <w:ind w:right="567" w:left="567"/>
         <w:jc w:val="center"/>
         <w:shd w:val="clear" w:fill="F2F2F2"/>
@@ -6399,7 +6399,7 @@
         <w:pStyle w:val="TH-Body"/>
         <w:widowControl/>
         <w:bidi w:val="1"/>
-        <w:spacing w:before="0" w:after="120" w:line="288" w:lineRule="auto"/>
+        <w:spacing w:before="0" w:after="200" w:line="336" w:lineRule="auto"/>
         <w:jc w:val="both"/>
       </w:pPr>
       <w:r>
@@ -6418,7 +6418,7 @@
         <w:pStyle w:val="TH-Body"/>
         <w:widowControl/>
         <w:bidi w:val="1"/>
-        <w:spacing w:before="0" w:after="120" w:line="288" w:lineRule="auto"/>
+        <w:spacing w:before="0" w:after="200" w:line="336" w:lineRule="auto"/>
         <w:ind w:firstLine="283"/>
         <w:jc w:val="both"/>
       </w:pPr>
@@ -6438,7 +6438,7 @@
         <w:pStyle w:val="TH-Quote"/>
         <w:widowControl/>
         <w:bidi w:val="1"/>
-        <w:spacing w:before="160" w:after="160" w:line="288" w:lineRule="auto"/>
+        <w:spacing w:before="240" w:after="240" w:line="336" w:lineRule="auto"/>
         <w:ind w:right="567" w:left="567"/>
         <w:jc w:val="center"/>
         <w:shd w:val="clear" w:fill="F2F2F2"/>
@@ -6476,7 +6476,7 @@
         <w:pStyle w:val="TH-Body"/>
         <w:widowControl/>
         <w:bidi w:val="1"/>
-        <w:spacing w:before="0" w:after="120" w:line="288" w:lineRule="auto"/>
+        <w:spacing w:before="0" w:after="200" w:line="336" w:lineRule="auto"/>
         <w:jc w:val="both"/>
       </w:pPr>
       <w:r>
@@ -6495,7 +6495,7 @@
         <w:pStyle w:val="TH-Body"/>
         <w:widowControl/>
         <w:bidi w:val="1"/>
-        <w:spacing w:before="0" w:after="120" w:line="288" w:lineRule="auto"/>
+        <w:spacing w:before="0" w:after="200" w:line="336" w:lineRule="auto"/>
         <w:ind w:firstLine="283"/>
         <w:jc w:val="both"/>
       </w:pPr>
@@ -6515,7 +6515,7 @@
         <w:pStyle w:val="TH-Quote"/>
         <w:widowControl/>
         <w:bidi w:val="1"/>
-        <w:spacing w:before="160" w:after="160" w:line="288" w:lineRule="auto"/>
+        <w:spacing w:before="240" w:after="240" w:line="336" w:lineRule="auto"/>
         <w:ind w:right="567" w:left="567"/>
         <w:jc w:val="center"/>
         <w:shd w:val="clear" w:fill="F2F2F2"/>
@@ -6553,7 +6553,7 @@
         <w:pStyle w:val="TH-Body"/>
         <w:widowControl/>
         <w:bidi w:val="1"/>
-        <w:spacing w:before="0" w:after="120" w:line="288" w:lineRule="auto"/>
+        <w:spacing w:before="0" w:after="200" w:line="336" w:lineRule="auto"/>
         <w:jc w:val="both"/>
       </w:pPr>
       <w:r>
@@ -6572,7 +6572,7 @@
         <w:pStyle w:val="TH-Band"/>
         <w:widowControl/>
         <w:bidi w:val="1"/>
-        <w:spacing w:before="200" w:after="120" w:line="288" w:lineRule="auto"/>
+        <w:spacing w:before="280" w:after="160" w:line="336" w:lineRule="auto"/>
         <w:jc w:val="right"/>
         <w:keepNext w:val="1"/>
       </w:pPr>
@@ -6592,7 +6592,7 @@
         <w:pStyle w:val="TH-Body"/>
         <w:widowControl/>
         <w:bidi w:val="1"/>
-        <w:spacing w:before="0" w:after="120" w:line="288" w:lineRule="auto"/>
+        <w:spacing w:before="0" w:after="200" w:line="336" w:lineRule="auto"/>
         <w:jc w:val="both"/>
       </w:pPr>
       <w:r>
@@ -6611,7 +6611,7 @@
         <w:pStyle w:val="TH-Goftar"/>
         <w:widowControl/>
         <w:bidi w:val="1"/>
-        <w:spacing w:before="200" w:after="120" w:line="288" w:lineRule="auto"/>
+        <w:spacing w:before="280" w:after="160" w:line="336" w:lineRule="auto"/>
         <w:jc w:val="right"/>
         <w:keepNext w:val="1"/>
         <w:shd w:val="clear" w:fill="EDEDED"/>
@@ -6632,7 +6632,7 @@
         <w:pStyle w:val="TH-Band"/>
         <w:widowControl/>
         <w:bidi w:val="1"/>
-        <w:spacing w:before="200" w:after="120" w:line="288" w:lineRule="auto"/>
+        <w:spacing w:before="280" w:after="160" w:line="336" w:lineRule="auto"/>
         <w:jc w:val="right"/>
         <w:keepNext w:val="1"/>
       </w:pPr>
@@ -6652,7 +6652,7 @@
         <w:pStyle w:val="TH-Quote"/>
         <w:widowControl/>
         <w:bidi w:val="1"/>
-        <w:spacing w:before="160" w:after="160" w:line="288" w:lineRule="auto"/>
+        <w:spacing w:before="240" w:after="240" w:line="336" w:lineRule="auto"/>
         <w:ind w:right="567" w:left="567"/>
         <w:jc w:val="center"/>
         <w:shd w:val="clear" w:fill="F2F2F2"/>
@@ -6690,7 +6690,7 @@
         <w:pStyle w:val="TH-Quote"/>
         <w:widowControl/>
         <w:bidi w:val="1"/>
-        <w:spacing w:before="160" w:after="160" w:line="288" w:lineRule="auto"/>
+        <w:spacing w:before="240" w:after="240" w:line="336" w:lineRule="auto"/>
         <w:ind w:right="567" w:left="567"/>
         <w:jc w:val="center"/>
         <w:shd w:val="clear" w:fill="F2F2F2"/>
@@ -6728,7 +6728,7 @@
         <w:pStyle w:val="TH-Body"/>
         <w:widowControl/>
         <w:bidi w:val="1"/>
-        <w:spacing w:before="0" w:after="120" w:line="288" w:lineRule="auto"/>
+        <w:spacing w:before="0" w:after="200" w:line="336" w:lineRule="auto"/>
         <w:jc w:val="both"/>
       </w:pPr>
       <w:r>
@@ -6747,7 +6747,7 @@
         <w:pStyle w:val="TH-Body"/>
         <w:widowControl/>
         <w:bidi w:val="1"/>
-        <w:spacing w:before="0" w:after="120" w:line="288" w:lineRule="auto"/>
+        <w:spacing w:before="0" w:after="200" w:line="336" w:lineRule="auto"/>
         <w:ind w:firstLine="283"/>
         <w:jc w:val="both"/>
       </w:pPr>
@@ -6767,7 +6767,7 @@
         <w:pStyle w:val="TH-Band"/>
         <w:widowControl/>
         <w:bidi w:val="1"/>
-        <w:spacing w:before="200" w:after="120" w:line="288" w:lineRule="auto"/>
+        <w:spacing w:before="280" w:after="160" w:line="336" w:lineRule="auto"/>
         <w:jc w:val="right"/>
         <w:keepNext w:val="1"/>
       </w:pPr>
@@ -6787,7 +6787,7 @@
         <w:pStyle w:val="TH-Quote"/>
         <w:widowControl/>
         <w:bidi w:val="1"/>
-        <w:spacing w:before="160" w:after="160" w:line="288" w:lineRule="auto"/>
+        <w:spacing w:before="240" w:after="240" w:line="336" w:lineRule="auto"/>
         <w:ind w:right="567" w:left="567"/>
         <w:jc w:val="center"/>
         <w:shd w:val="clear" w:fill="F2F2F2"/>
@@ -6825,7 +6825,7 @@
         <w:pStyle w:val="TH-Body"/>
         <w:widowControl/>
         <w:bidi w:val="1"/>
-        <w:spacing w:before="0" w:after="120" w:line="288" w:lineRule="auto"/>
+        <w:spacing w:before="0" w:after="200" w:line="336" w:lineRule="auto"/>
         <w:jc w:val="both"/>
       </w:pPr>
       <w:r>
@@ -6844,7 +6844,7 @@
         <w:pStyle w:val="TH-Quote"/>
         <w:widowControl/>
         <w:bidi w:val="1"/>
-        <w:spacing w:before="160" w:after="160" w:line="288" w:lineRule="auto"/>
+        <w:spacing w:before="240" w:after="240" w:line="336" w:lineRule="auto"/>
         <w:ind w:right="567" w:left="567"/>
         <w:jc w:val="center"/>
         <w:shd w:val="clear" w:fill="F2F2F2"/>
@@ -6882,7 +6882,7 @@
         <w:pStyle w:val="TH-Body"/>
         <w:widowControl/>
         <w:bidi w:val="1"/>
-        <w:spacing w:before="0" w:after="120" w:line="288" w:lineRule="auto"/>
+        <w:spacing w:before="0" w:after="200" w:line="336" w:lineRule="auto"/>
         <w:jc w:val="both"/>
       </w:pPr>
       <w:r>
@@ -6901,7 +6901,7 @@
         <w:pStyle w:val="TH-Goftar"/>
         <w:widowControl/>
         <w:bidi w:val="1"/>
-        <w:spacing w:before="200" w:after="120" w:line="288" w:lineRule="auto"/>
+        <w:spacing w:before="280" w:after="160" w:line="336" w:lineRule="auto"/>
         <w:jc w:val="right"/>
         <w:keepNext w:val="1"/>
         <w:shd w:val="clear" w:fill="EDEDED"/>
@@ -6922,7 +6922,7 @@
         <w:pStyle w:val="TH-Band"/>
         <w:widowControl/>
         <w:bidi w:val="1"/>
-        <w:spacing w:before="200" w:after="120" w:line="288" w:lineRule="auto"/>
+        <w:spacing w:before="280" w:after="160" w:line="336" w:lineRule="auto"/>
         <w:jc w:val="right"/>
         <w:keepNext w:val="1"/>
       </w:pPr>
@@ -6942,7 +6942,7 @@
         <w:pStyle w:val="TH-Quote"/>
         <w:widowControl/>
         <w:bidi w:val="1"/>
-        <w:spacing w:before="160" w:after="160" w:line="288" w:lineRule="auto"/>
+        <w:spacing w:before="240" w:after="240" w:line="336" w:lineRule="auto"/>
         <w:ind w:right="567" w:left="567"/>
         <w:jc w:val="center"/>
         <w:shd w:val="clear" w:fill="F2F2F2"/>
@@ -6980,7 +6980,7 @@
         <w:pStyle w:val="TH-Body"/>
         <w:widowControl/>
         <w:bidi w:val="1"/>
-        <w:spacing w:before="0" w:after="120" w:line="288" w:lineRule="auto"/>
+        <w:spacing w:before="0" w:after="200" w:line="336" w:lineRule="auto"/>
         <w:jc w:val="both"/>
       </w:pPr>
       <w:r>
@@ -6999,7 +6999,7 @@
         <w:pStyle w:val="TH-Body"/>
         <w:widowControl/>
         <w:bidi w:val="1"/>
-        <w:spacing w:before="0" w:after="120" w:line="288" w:lineRule="auto"/>
+        <w:spacing w:before="0" w:after="200" w:line="336" w:lineRule="auto"/>
         <w:ind w:firstLine="283"/>
         <w:jc w:val="both"/>
       </w:pPr>
@@ -7040,7 +7040,7 @@
         <w:pStyle w:val="TH-Band"/>
         <w:widowControl/>
         <w:bidi w:val="1"/>
-        <w:spacing w:before="200" w:after="120" w:line="288" w:lineRule="auto"/>
+        <w:spacing w:before="280" w:after="160" w:line="336" w:lineRule="auto"/>
         <w:jc w:val="right"/>
         <w:keepNext w:val="1"/>
       </w:pPr>
@@ -7060,7 +7060,7 @@
         <w:pStyle w:val="TH-Quote"/>
         <w:widowControl/>
         <w:bidi w:val="1"/>
-        <w:spacing w:before="160" w:after="160" w:line="288" w:lineRule="auto"/>
+        <w:spacing w:before="240" w:after="240" w:line="336" w:lineRule="auto"/>
         <w:ind w:right="567" w:left="567"/>
         <w:jc w:val="center"/>
         <w:shd w:val="clear" w:fill="F2F2F2"/>
@@ -7098,7 +7098,7 @@
         <w:pStyle w:val="TH-Body"/>
         <w:widowControl/>
         <w:bidi w:val="1"/>
-        <w:spacing w:before="0" w:after="120" w:line="288" w:lineRule="auto"/>
+        <w:spacing w:before="0" w:after="200" w:line="336" w:lineRule="auto"/>
         <w:jc w:val="both"/>
       </w:pPr>
       <w:r>
@@ -7117,7 +7117,7 @@
         <w:pStyle w:val="TH-Body"/>
         <w:widowControl/>
         <w:bidi w:val="1"/>
-        <w:spacing w:before="0" w:after="120" w:line="288" w:lineRule="auto"/>
+        <w:spacing w:before="0" w:after="200" w:line="336" w:lineRule="auto"/>
         <w:ind w:firstLine="283"/>
         <w:jc w:val="both"/>
       </w:pPr>
@@ -7137,7 +7137,7 @@
         <w:pStyle w:val="TH-Band"/>
         <w:widowControl/>
         <w:bidi w:val="1"/>
-        <w:spacing w:before="200" w:after="120" w:line="288" w:lineRule="auto"/>
+        <w:spacing w:before="280" w:after="160" w:line="336" w:lineRule="auto"/>
         <w:jc w:val="right"/>
         <w:keepNext w:val="1"/>
       </w:pPr>
@@ -7157,7 +7157,7 @@
         <w:pStyle w:val="TH-Body"/>
         <w:widowControl/>
         <w:bidi w:val="1"/>
-        <w:spacing w:before="0" w:after="120" w:line="288" w:lineRule="auto"/>
+        <w:spacing w:before="0" w:after="200" w:line="336" w:lineRule="auto"/>
         <w:jc w:val="both"/>
       </w:pPr>
       <w:r>
@@ -7218,7 +7218,7 @@
         <w:pStyle w:val="TH-Goftar"/>
         <w:widowControl/>
         <w:bidi w:val="1"/>
-        <w:spacing w:before="200" w:after="120" w:line="288" w:lineRule="auto"/>
+        <w:spacing w:before="280" w:after="160" w:line="336" w:lineRule="auto"/>
         <w:jc w:val="right"/>
         <w:keepNext w:val="1"/>
         <w:shd w:val="clear" w:fill="EDEDED"/>
@@ -7239,7 +7239,7 @@
         <w:pStyle w:val="TH-Band"/>
         <w:widowControl/>
         <w:bidi w:val="1"/>
-        <w:spacing w:before="200" w:after="120" w:line="288" w:lineRule="auto"/>
+        <w:spacing w:before="280" w:after="160" w:line="336" w:lineRule="auto"/>
         <w:jc w:val="right"/>
         <w:keepNext w:val="1"/>
       </w:pPr>
@@ -7259,7 +7259,7 @@
         <w:pStyle w:val="TH-Body"/>
         <w:widowControl/>
         <w:bidi w:val="1"/>
-        <w:spacing w:before="0" w:after="120" w:line="288" w:lineRule="auto"/>
+        <w:spacing w:before="0" w:after="200" w:line="336" w:lineRule="auto"/>
         <w:jc w:val="both"/>
       </w:pPr>
       <w:r>
@@ -7289,7 +7289,7 @@
         <w:pStyle w:val="TH-Body"/>
         <w:widowControl/>
         <w:bidi w:val="1"/>
-        <w:spacing w:before="0" w:after="120" w:line="288" w:lineRule="auto"/>
+        <w:spacing w:before="0" w:after="200" w:line="336" w:lineRule="auto"/>
         <w:ind w:firstLine="283"/>
         <w:jc w:val="both"/>
       </w:pPr>
@@ -7309,7 +7309,7 @@
         <w:pStyle w:val="TH-Band"/>
         <w:widowControl/>
         <w:bidi w:val="1"/>
-        <w:spacing w:before="200" w:after="120" w:line="288" w:lineRule="auto"/>
+        <w:spacing w:before="280" w:after="160" w:line="336" w:lineRule="auto"/>
         <w:jc w:val="right"/>
         <w:keepNext w:val="1"/>
       </w:pPr>
@@ -7329,7 +7329,7 @@
         <w:pStyle w:val="TH-Body"/>
         <w:widowControl/>
         <w:bidi w:val="1"/>
-        <w:spacing w:before="0" w:after="120" w:line="288" w:lineRule="auto"/>
+        <w:spacing w:before="0" w:after="200" w:line="336" w:lineRule="auto"/>
         <w:jc w:val="both"/>
       </w:pPr>
       <w:r>
@@ -7359,7 +7359,7 @@
         <w:pStyle w:val="TH-Body"/>
         <w:widowControl/>
         <w:bidi w:val="1"/>
-        <w:spacing w:before="0" w:after="120" w:line="288" w:lineRule="auto"/>
+        <w:spacing w:before="0" w:after="200" w:line="336" w:lineRule="auto"/>
         <w:ind w:firstLine="283"/>
         <w:jc w:val="both"/>
       </w:pPr>
@@ -7379,7 +7379,7 @@
         <w:pStyle w:val="TH-Band"/>
         <w:widowControl/>
         <w:bidi w:val="1"/>
-        <w:spacing w:before="200" w:after="120" w:line="288" w:lineRule="auto"/>
+        <w:spacing w:before="280" w:after="160" w:line="336" w:lineRule="auto"/>
         <w:jc w:val="right"/>
         <w:keepNext w:val="1"/>
       </w:pPr>
@@ -7399,7 +7399,7 @@
         <w:pStyle w:val="TH-Body"/>
         <w:widowControl/>
         <w:bidi w:val="1"/>
-        <w:spacing w:before="0" w:after="120" w:line="288" w:lineRule="auto"/>
+        <w:spacing w:before="0" w:after="200" w:line="336" w:lineRule="auto"/>
         <w:jc w:val="both"/>
       </w:pPr>
       <w:r>
@@ -7439,7 +7439,7 @@
         <w:pStyle w:val="TH-Body"/>
         <w:widowControl/>
         <w:bidi w:val="1"/>
-        <w:spacing w:before="0" w:after="120" w:line="288" w:lineRule="auto"/>
+        <w:spacing w:before="0" w:after="200" w:line="336" w:lineRule="auto"/>
         <w:ind w:firstLine="283"/>
         <w:jc w:val="both"/>
       </w:pPr>
@@ -7459,7 +7459,7 @@
         <w:pStyle w:val="TH-Band"/>
         <w:widowControl/>
         <w:bidi w:val="1"/>
-        <w:spacing w:before="200" w:after="120" w:line="288" w:lineRule="auto"/>
+        <w:spacing w:before="280" w:after="160" w:line="336" w:lineRule="auto"/>
         <w:jc w:val="right"/>
         <w:keepNext w:val="1"/>
       </w:pPr>
@@ -7479,7 +7479,7 @@
         <w:pStyle w:val="TH-Body"/>
         <w:widowControl/>
         <w:bidi w:val="1"/>
-        <w:spacing w:before="0" w:after="120" w:line="288" w:lineRule="auto"/>
+        <w:spacing w:before="0" w:after="200" w:line="336" w:lineRule="auto"/>
         <w:jc w:val="both"/>
       </w:pPr>
       <w:r>
@@ -7498,7 +7498,7 @@
         <w:pStyle w:val="TH-Goftar"/>
         <w:widowControl/>
         <w:bidi w:val="1"/>
-        <w:spacing w:before="200" w:after="120" w:line="288" w:lineRule="auto"/>
+        <w:spacing w:before="280" w:after="160" w:line="336" w:lineRule="auto"/>
         <w:jc w:val="right"/>
         <w:keepNext w:val="1"/>
         <w:shd w:val="clear" w:fill="EDEDED"/>
@@ -7519,7 +7519,7 @@
         <w:pStyle w:val="TH-Band"/>
         <w:widowControl/>
         <w:bidi w:val="1"/>
-        <w:spacing w:before="200" w:after="120" w:line="288" w:lineRule="auto"/>
+        <w:spacing w:before="280" w:after="160" w:line="336" w:lineRule="auto"/>
         <w:jc w:val="right"/>
         <w:keepNext w:val="1"/>
       </w:pPr>
@@ -7539,7 +7539,7 @@
         <w:pStyle w:val="TH-Body"/>
         <w:widowControl/>
         <w:bidi w:val="1"/>
-        <w:spacing w:before="0" w:after="120" w:line="288" w:lineRule="auto"/>
+        <w:spacing w:before="0" w:after="200" w:line="336" w:lineRule="auto"/>
         <w:jc w:val="both"/>
       </w:pPr>
       <w:r>
@@ -7569,7 +7569,7 @@
         <w:pStyle w:val="TH-Band"/>
         <w:widowControl/>
         <w:bidi w:val="1"/>
-        <w:spacing w:before="200" w:after="120" w:line="288" w:lineRule="auto"/>
+        <w:spacing w:before="280" w:after="160" w:line="336" w:lineRule="auto"/>
         <w:jc w:val="right"/>
         <w:keepNext w:val="1"/>
       </w:pPr>
@@ -7589,7 +7589,7 @@
         <w:pStyle w:val="TH-Body"/>
         <w:widowControl/>
         <w:bidi w:val="1"/>
-        <w:spacing w:before="0" w:after="120" w:line="288" w:lineRule="auto"/>
+        <w:spacing w:before="0" w:after="200" w:line="336" w:lineRule="auto"/>
         <w:jc w:val="both"/>
       </w:pPr>
       <w:r>
@@ -7619,7 +7619,7 @@
         <w:pStyle w:val="TH-Body"/>
         <w:widowControl/>
         <w:bidi w:val="1"/>
-        <w:spacing w:before="0" w:after="120" w:line="288" w:lineRule="auto"/>
+        <w:spacing w:before="0" w:after="200" w:line="336" w:lineRule="auto"/>
         <w:ind w:firstLine="283"/>
         <w:jc w:val="both"/>
       </w:pPr>
@@ -7639,7 +7639,7 @@
         <w:pStyle w:val="TH-Goftar"/>
         <w:widowControl/>
         <w:bidi w:val="1"/>
-        <w:spacing w:before="200" w:after="120" w:line="288" w:lineRule="auto"/>
+        <w:spacing w:before="280" w:after="160" w:line="336" w:lineRule="auto"/>
         <w:jc w:val="right"/>
         <w:keepNext w:val="1"/>
         <w:shd w:val="clear" w:fill="EDEDED"/>
@@ -7660,7 +7660,7 @@
         <w:pStyle w:val="TH-Band"/>
         <w:widowControl/>
         <w:bidi w:val="1"/>
-        <w:spacing w:before="200" w:after="120" w:line="288" w:lineRule="auto"/>
+        <w:spacing w:before="280" w:after="160" w:line="336" w:lineRule="auto"/>
         <w:jc w:val="right"/>
         <w:keepNext w:val="1"/>
       </w:pPr>
@@ -7680,7 +7680,7 @@
         <w:pStyle w:val="TH-Body"/>
         <w:widowControl/>
         <w:bidi w:val="1"/>
-        <w:spacing w:before="0" w:after="120" w:line="288" w:lineRule="auto"/>
+        <w:spacing w:before="0" w:after="200" w:line="336" w:lineRule="auto"/>
         <w:jc w:val="both"/>
       </w:pPr>
       <w:r>
@@ -7720,7 +7720,7 @@
         <w:pStyle w:val="TH-Band"/>
         <w:widowControl/>
         <w:bidi w:val="1"/>
-        <w:spacing w:before="200" w:after="120" w:line="288" w:lineRule="auto"/>
+        <w:spacing w:before="280" w:after="160" w:line="336" w:lineRule="auto"/>
         <w:jc w:val="right"/>
         <w:keepNext w:val="1"/>
       </w:pPr>
@@ -7740,7 +7740,7 @@
         <w:pStyle w:val="TH-Body"/>
         <w:widowControl/>
         <w:bidi w:val="1"/>
-        <w:spacing w:before="0" w:after="120" w:line="288" w:lineRule="auto"/>
+        <w:spacing w:before="0" w:after="200" w:line="336" w:lineRule="auto"/>
         <w:jc w:val="both"/>
       </w:pPr>
       <w:r>
@@ -7801,7 +7801,7 @@
         <w:pStyle w:val="TH-Band"/>
         <w:widowControl/>
         <w:bidi w:val="1"/>
-        <w:spacing w:before="200" w:after="120" w:line="288" w:lineRule="auto"/>
+        <w:spacing w:before="280" w:after="160" w:line="336" w:lineRule="auto"/>
         <w:jc w:val="right"/>
         <w:keepNext w:val="1"/>
       </w:pPr>
@@ -7821,7 +7821,7 @@
         <w:pStyle w:val="TH-Quote"/>
         <w:widowControl/>
         <w:bidi w:val="1"/>
-        <w:spacing w:before="160" w:after="160" w:line="288" w:lineRule="auto"/>
+        <w:spacing w:before="240" w:after="240" w:line="336" w:lineRule="auto"/>
         <w:ind w:right="567" w:left="567"/>
         <w:jc w:val="center"/>
         <w:shd w:val="clear" w:fill="F2F2F2"/>
@@ -7859,7 +7859,7 @@
         <w:pStyle w:val="TH-Body"/>
         <w:widowControl/>
         <w:bidi w:val="1"/>
-        <w:spacing w:before="0" w:after="120" w:line="288" w:lineRule="auto"/>
+        <w:spacing w:before="0" w:after="200" w:line="336" w:lineRule="auto"/>
         <w:jc w:val="both"/>
       </w:pPr>
       <w:r>
@@ -7878,7 +7878,7 @@
         <w:pStyle w:val="TH-Goftar"/>
         <w:widowControl/>
         <w:bidi w:val="1"/>
-        <w:spacing w:before="200" w:after="120" w:line="288" w:lineRule="auto"/>
+        <w:spacing w:before="280" w:after="160" w:line="336" w:lineRule="auto"/>
         <w:jc w:val="right"/>
         <w:keepNext w:val="1"/>
         <w:shd w:val="clear" w:fill="EDEDED"/>
@@ -7899,7 +7899,7 @@
         <w:pStyle w:val="TH-Band"/>
         <w:widowControl/>
         <w:bidi w:val="1"/>
-        <w:spacing w:before="200" w:after="120" w:line="288" w:lineRule="auto"/>
+        <w:spacing w:before="280" w:after="160" w:line="336" w:lineRule="auto"/>
         <w:jc w:val="right"/>
         <w:keepNext w:val="1"/>
       </w:pPr>
@@ -7919,7 +7919,7 @@
         <w:pStyle w:val="TH-Quote"/>
         <w:widowControl/>
         <w:bidi w:val="1"/>
-        <w:spacing w:before="160" w:after="160" w:line="288" w:lineRule="auto"/>
+        <w:spacing w:before="240" w:after="240" w:line="336" w:lineRule="auto"/>
         <w:ind w:right="567" w:left="567"/>
         <w:jc w:val="center"/>
         <w:shd w:val="clear" w:fill="F2F2F2"/>
@@ -7957,7 +7957,7 @@
         <w:pStyle w:val="TH-Body"/>
         <w:widowControl/>
         <w:bidi w:val="1"/>
-        <w:spacing w:before="0" w:after="120" w:line="288" w:lineRule="auto"/>
+        <w:spacing w:before="0" w:after="200" w:line="336" w:lineRule="auto"/>
         <w:jc w:val="both"/>
       </w:pPr>
       <w:r>
@@ -7997,7 +7997,7 @@
         <w:pStyle w:val="TH-Body"/>
         <w:widowControl/>
         <w:bidi w:val="1"/>
-        <w:spacing w:before="0" w:after="120" w:line="288" w:lineRule="auto"/>
+        <w:spacing w:before="0" w:after="200" w:line="336" w:lineRule="auto"/>
         <w:ind w:firstLine="283"/>
         <w:jc w:val="both"/>
       </w:pPr>
@@ -8017,7 +8017,7 @@
         <w:pStyle w:val="TH-Band"/>
         <w:widowControl/>
         <w:bidi w:val="1"/>
-        <w:spacing w:before="200" w:after="120" w:line="288" w:lineRule="auto"/>
+        <w:spacing w:before="280" w:after="160" w:line="336" w:lineRule="auto"/>
         <w:jc w:val="right"/>
         <w:keepNext w:val="1"/>
       </w:pPr>
@@ -8037,7 +8037,7 @@
         <w:pStyle w:val="TH-Quote"/>
         <w:widowControl/>
         <w:bidi w:val="1"/>
-        <w:spacing w:before="160" w:after="160" w:line="288" w:lineRule="auto"/>
+        <w:spacing w:before="240" w:after="240" w:line="336" w:lineRule="auto"/>
         <w:ind w:right="567" w:left="567"/>
         <w:jc w:val="center"/>
         <w:shd w:val="clear" w:fill="F2F2F2"/>
@@ -8075,7 +8075,7 @@
         <w:pStyle w:val="TH-Body"/>
         <w:widowControl/>
         <w:bidi w:val="1"/>
-        <w:spacing w:before="0" w:after="120" w:line="288" w:lineRule="auto"/>
+        <w:spacing w:before="0" w:after="200" w:line="336" w:lineRule="auto"/>
         <w:jc w:val="both"/>
       </w:pPr>
       <w:r>
@@ -8094,7 +8094,7 @@
         <w:pStyle w:val="TH-Body"/>
         <w:widowControl/>
         <w:bidi w:val="1"/>
-        <w:spacing w:before="0" w:after="120" w:line="288" w:lineRule="auto"/>
+        <w:spacing w:before="0" w:after="200" w:line="336" w:lineRule="auto"/>
         <w:ind w:firstLine="283"/>
         <w:jc w:val="both"/>
       </w:pPr>
@@ -8114,7 +8114,7 @@
         <w:pStyle w:val="TH-Band"/>
         <w:widowControl/>
         <w:bidi w:val="1"/>
-        <w:spacing w:before="200" w:after="120" w:line="288" w:lineRule="auto"/>
+        <w:spacing w:before="280" w:after="160" w:line="336" w:lineRule="auto"/>
         <w:jc w:val="right"/>
         <w:keepNext w:val="1"/>
       </w:pPr>
@@ -8134,7 +8134,7 @@
         <w:pStyle w:val="TH-Quote"/>
         <w:widowControl/>
         <w:bidi w:val="1"/>
-        <w:spacing w:before="160" w:after="160" w:line="288" w:lineRule="auto"/>
+        <w:spacing w:before="240" w:after="240" w:line="336" w:lineRule="auto"/>
         <w:ind w:right="567" w:left="567"/>
         <w:jc w:val="center"/>
         <w:shd w:val="clear" w:fill="F2F2F2"/>
@@ -8172,7 +8172,7 @@
         <w:pStyle w:val="TH-Body"/>
         <w:widowControl/>
         <w:bidi w:val="1"/>
-        <w:spacing w:before="0" w:after="120" w:line="288" w:lineRule="auto"/>
+        <w:spacing w:before="0" w:after="200" w:line="336" w:lineRule="auto"/>
         <w:jc w:val="both"/>
       </w:pPr>
       <w:r>
@@ -8191,7 +8191,7 @@
         <w:pStyle w:val="TH-Body"/>
         <w:widowControl/>
         <w:bidi w:val="1"/>
-        <w:spacing w:before="0" w:after="120" w:line="288" w:lineRule="auto"/>
+        <w:spacing w:before="0" w:after="200" w:line="336" w:lineRule="auto"/>
         <w:ind w:firstLine="283"/>
         <w:jc w:val="both"/>
       </w:pPr>
@@ -8211,7 +8211,7 @@
         <w:pStyle w:val="TH-Band"/>
         <w:widowControl/>
         <w:bidi w:val="1"/>
-        <w:spacing w:before="200" w:after="120" w:line="288" w:lineRule="auto"/>
+        <w:spacing w:before="280" w:after="160" w:line="336" w:lineRule="auto"/>
         <w:jc w:val="right"/>
         <w:keepNext w:val="1"/>
       </w:pPr>
@@ -8231,7 +8231,7 @@
         <w:pStyle w:val="TH-Body"/>
         <w:widowControl/>
         <w:bidi w:val="1"/>
-        <w:spacing w:before="0" w:after="120" w:line="288" w:lineRule="auto"/>
+        <w:spacing w:before="0" w:after="200" w:line="336" w:lineRule="auto"/>
         <w:jc w:val="both"/>
       </w:pPr>
       <w:r>
@@ -8250,7 +8250,7 @@
         <w:pStyle w:val="TH-Body"/>
         <w:widowControl/>
         <w:bidi w:val="1"/>
-        <w:spacing w:before="0" w:after="120" w:line="288" w:lineRule="auto"/>
+        <w:spacing w:before="0" w:after="200" w:line="336" w:lineRule="auto"/>
         <w:ind w:firstLine="283"/>
         <w:jc w:val="both"/>
       </w:pPr>
@@ -8291,7 +8291,7 @@
         <w:pStyle w:val="TH-Body"/>
         <w:widowControl/>
         <w:bidi w:val="1"/>
-        <w:spacing w:before="0" w:after="120" w:line="288" w:lineRule="auto"/>
+        <w:spacing w:before="0" w:after="200" w:line="336" w:lineRule="auto"/>
         <w:ind w:firstLine="283"/>
         <w:jc w:val="both"/>
       </w:pPr>
@@ -8332,7 +8332,7 @@
         <w:pStyle w:val="TH-Band"/>
         <w:widowControl/>
         <w:bidi w:val="1"/>
-        <w:spacing w:before="200" w:after="120" w:line="288" w:lineRule="auto"/>
+        <w:spacing w:before="280" w:after="160" w:line="336" w:lineRule="auto"/>
         <w:jc w:val="right"/>
         <w:keepNext w:val="1"/>
       </w:pPr>
@@ -8352,7 +8352,7 @@
         <w:pStyle w:val="TH-Body"/>
         <w:widowControl/>
         <w:bidi w:val="1"/>
-        <w:spacing w:before="0" w:after="120" w:line="288" w:lineRule="auto"/>
+        <w:spacing w:before="0" w:after="200" w:line="336" w:lineRule="auto"/>
         <w:jc w:val="both"/>
       </w:pPr>
       <w:r>
@@ -8371,7 +8371,7 @@
         <w:pStyle w:val="TH-Body"/>
         <w:widowControl/>
         <w:bidi w:val="1"/>
-        <w:spacing w:before="0" w:after="120" w:line="288" w:lineRule="auto"/>
+        <w:spacing w:before="0" w:after="200" w:line="336" w:lineRule="auto"/>
         <w:ind w:firstLine="283"/>
         <w:jc w:val="both"/>
       </w:pPr>
@@ -8412,7 +8412,7 @@
         <w:pStyle w:val="TH-Body"/>
         <w:widowControl/>
         <w:bidi w:val="1"/>
-        <w:spacing w:before="0" w:after="120" w:line="288" w:lineRule="auto"/>
+        <w:spacing w:before="0" w:after="200" w:line="336" w:lineRule="auto"/>
         <w:ind w:firstLine="283"/>
         <w:jc w:val="both"/>
       </w:pPr>
@@ -8464,7 +8464,7 @@
         <w:pStyle w:val="TH-Body"/>
         <w:widowControl/>
         <w:bidi w:val="1"/>
-        <w:spacing w:before="0" w:after="120" w:line="288" w:lineRule="auto"/>
+        <w:spacing w:before="0" w:after="200" w:line="336" w:lineRule="auto"/>
         <w:ind w:firstLine="283"/>
         <w:jc w:val="both"/>
       </w:pPr>
@@ -8484,7 +8484,7 @@
         <w:pStyle w:val="TH-Goftar"/>
         <w:widowControl/>
         <w:bidi w:val="1"/>
-        <w:spacing w:before="200" w:after="120" w:line="288" w:lineRule="auto"/>
+        <w:spacing w:before="280" w:after="160" w:line="336" w:lineRule="auto"/>
         <w:jc w:val="right"/>
         <w:keepNext w:val="1"/>
         <w:shd w:val="clear" w:fill="EDEDED"/>
@@ -8505,7 +8505,7 @@
         <w:pStyle w:val="TH-Band"/>
         <w:widowControl/>
         <w:bidi w:val="1"/>
-        <w:spacing w:before="200" w:after="120" w:line="288" w:lineRule="auto"/>
+        <w:spacing w:before="280" w:after="160" w:line="336" w:lineRule="auto"/>
         <w:jc w:val="right"/>
         <w:keepNext w:val="1"/>
       </w:pPr>
@@ -8525,7 +8525,7 @@
         <w:pStyle w:val="TH-Body"/>
         <w:widowControl/>
         <w:bidi w:val="1"/>
-        <w:spacing w:before="0" w:after="120" w:line="288" w:lineRule="auto"/>
+        <w:spacing w:before="0" w:after="200" w:line="336" w:lineRule="auto"/>
         <w:jc w:val="both"/>
       </w:pPr>
       <w:r>
@@ -8544,7 +8544,7 @@
         <w:pStyle w:val="TH-Band"/>
         <w:widowControl/>
         <w:bidi w:val="1"/>
-        <w:spacing w:before="200" w:after="120" w:line="288" w:lineRule="auto"/>
+        <w:spacing w:before="280" w:after="160" w:line="336" w:lineRule="auto"/>
         <w:jc w:val="right"/>
         <w:keepNext w:val="1"/>
       </w:pPr>
@@ -8564,7 +8564,7 @@
         <w:pStyle w:val="TH-Body"/>
         <w:widowControl/>
         <w:bidi w:val="1"/>
-        <w:spacing w:before="0" w:after="120" w:line="288" w:lineRule="auto"/>
+        <w:spacing w:before="0" w:after="200" w:line="336" w:lineRule="auto"/>
         <w:jc w:val="both"/>
       </w:pPr>
       <w:r>
@@ -8604,7 +8604,7 @@
         <w:pStyle w:val="TH-Body"/>
         <w:widowControl/>
         <w:bidi w:val="1"/>
-        <w:spacing w:before="0" w:after="120" w:line="288" w:lineRule="auto"/>
+        <w:spacing w:before="0" w:after="200" w:line="336" w:lineRule="auto"/>
         <w:ind w:firstLine="283"/>
         <w:jc w:val="both"/>
       </w:pPr>
@@ -8645,7 +8645,7 @@
         <w:pStyle w:val="TH-Band"/>
         <w:widowControl/>
         <w:bidi w:val="1"/>
-        <w:spacing w:before="200" w:after="120" w:line="288" w:lineRule="auto"/>
+        <w:spacing w:before="280" w:after="160" w:line="336" w:lineRule="auto"/>
         <w:jc w:val="right"/>
         <w:keepNext w:val="1"/>
       </w:pPr>
@@ -8665,7 +8665,7 @@
         <w:pStyle w:val="TH-Body"/>
         <w:widowControl/>
         <w:bidi w:val="1"/>
-        <w:spacing w:before="0" w:after="120" w:line="288" w:lineRule="auto"/>
+        <w:spacing w:before="0" w:after="200" w:line="336" w:lineRule="auto"/>
         <w:jc w:val="both"/>
       </w:pPr>
       <w:r>
@@ -8705,7 +8705,7 @@
         <w:pStyle w:val="TH-Body"/>
         <w:widowControl/>
         <w:bidi w:val="1"/>
-        <w:spacing w:before="0" w:after="120" w:line="288" w:lineRule="auto"/>
+        <w:spacing w:before="0" w:after="200" w:line="336" w:lineRule="auto"/>
         <w:ind w:firstLine="283"/>
         <w:jc w:val="both"/>
       </w:pPr>
@@ -8746,7 +8746,7 @@
         <w:pStyle w:val="TH-Band"/>
         <w:widowControl/>
         <w:bidi w:val="1"/>
-        <w:spacing w:before="200" w:after="120" w:line="288" w:lineRule="auto"/>
+        <w:spacing w:before="280" w:after="160" w:line="336" w:lineRule="auto"/>
         <w:jc w:val="right"/>
         <w:keepNext w:val="1"/>
       </w:pPr>
@@ -8766,7 +8766,7 @@
         <w:pStyle w:val="TH-Body"/>
         <w:widowControl/>
         <w:bidi w:val="1"/>
-        <w:spacing w:before="0" w:after="120" w:line="288" w:lineRule="auto"/>
+        <w:spacing w:before="0" w:after="200" w:line="336" w:lineRule="auto"/>
         <w:jc w:val="both"/>
       </w:pPr>
       <w:r>
@@ -8785,7 +8785,7 @@
         <w:pStyle w:val="TH-Body"/>
         <w:widowControl/>
         <w:bidi w:val="1"/>
-        <w:spacing w:before="0" w:after="120" w:line="288" w:lineRule="auto"/>
+        <w:spacing w:before="0" w:after="200" w:line="336" w:lineRule="auto"/>
         <w:ind w:firstLine="283"/>
         <w:jc w:val="both"/>
       </w:pPr>
@@ -8805,7 +8805,7 @@
         <w:pStyle w:val="TH-Goftar"/>
         <w:widowControl/>
         <w:bidi w:val="1"/>
-        <w:spacing w:before="200" w:after="120" w:line="288" w:lineRule="auto"/>
+        <w:spacing w:before="280" w:after="160" w:line="336" w:lineRule="auto"/>
         <w:jc w:val="right"/>
         <w:keepNext w:val="1"/>
         <w:shd w:val="clear" w:fill="EDEDED"/>
@@ -8826,7 +8826,7 @@
         <w:pStyle w:val="TH-Body"/>
         <w:widowControl/>
         <w:bidi w:val="1"/>
-        <w:spacing w:before="0" w:after="120" w:line="288" w:lineRule="auto"/>
+        <w:spacing w:before="0" w:after="200" w:line="336" w:lineRule="auto"/>
         <w:jc w:val="both"/>
       </w:pPr>
       <w:r>
@@ -8852,7 +8852,7 @@
         <w:pStyle w:val="TH-Fasl"/>
         <w:widowControl/>
         <w:bidi w:val="1"/>
-        <w:spacing w:before="120" w:after="240" w:line="288" w:lineRule="auto"/>
+        <w:spacing w:before="120" w:after="240" w:line="336" w:lineRule="auto"/>
         <w:jc w:val="center"/>
         <w:pBdr>
           <w:top w:val="single" w:sz="12" w:space="8" w:color="1F3864"/>
@@ -8876,7 +8876,7 @@
         <w:pStyle w:val="TH-Body"/>
         <w:widowControl/>
         <w:bidi w:val="1"/>
-        <w:spacing w:before="0" w:after="120" w:line="288" w:lineRule="auto"/>
+        <w:spacing w:before="0" w:after="200" w:line="336" w:lineRule="auto"/>
         <w:jc w:val="both"/>
       </w:pPr>
       <w:r>
@@ -8895,7 +8895,7 @@
         <w:pStyle w:val="TH-Goftar"/>
         <w:widowControl/>
         <w:bidi w:val="1"/>
-        <w:spacing w:before="200" w:after="120" w:line="288" w:lineRule="auto"/>
+        <w:spacing w:before="280" w:after="160" w:line="336" w:lineRule="auto"/>
         <w:jc w:val="right"/>
         <w:keepNext w:val="1"/>
         <w:shd w:val="clear" w:fill="EDEDED"/>
@@ -8916,7 +8916,7 @@
         <w:pStyle w:val="TH-Band"/>
         <w:widowControl/>
         <w:bidi w:val="1"/>
-        <w:spacing w:before="200" w:after="120" w:line="288" w:lineRule="auto"/>
+        <w:spacing w:before="280" w:after="160" w:line="336" w:lineRule="auto"/>
         <w:jc w:val="right"/>
         <w:keepNext w:val="1"/>
       </w:pPr>
@@ -8936,7 +8936,7 @@
         <w:pStyle w:val="TH-Body"/>
         <w:widowControl/>
         <w:bidi w:val="1"/>
-        <w:spacing w:before="0" w:after="120" w:line="288" w:lineRule="auto"/>
+        <w:spacing w:before="0" w:after="200" w:line="336" w:lineRule="auto"/>
         <w:jc w:val="both"/>
       </w:pPr>
       <w:r>
@@ -8966,7 +8966,7 @@
         <w:pStyle w:val="TH-Body"/>
         <w:widowControl/>
         <w:bidi w:val="1"/>
-        <w:spacing w:before="0" w:after="120" w:line="288" w:lineRule="auto"/>
+        <w:spacing w:before="0" w:after="200" w:line="336" w:lineRule="auto"/>
         <w:ind w:firstLine="283"/>
         <w:jc w:val="both"/>
       </w:pPr>
@@ -8986,7 +8986,7 @@
         <w:pStyle w:val="TH-Body"/>
         <w:widowControl/>
         <w:bidi w:val="1"/>
-        <w:spacing w:before="0" w:after="120" w:line="288" w:lineRule="auto"/>
+        <w:spacing w:before="0" w:after="200" w:line="336" w:lineRule="auto"/>
         <w:ind w:firstLine="283"/>
         <w:jc w:val="both"/>
       </w:pPr>
@@ -9006,7 +9006,7 @@
         <w:pStyle w:val="TH-Band"/>
         <w:widowControl/>
         <w:bidi w:val="1"/>
-        <w:spacing w:before="200" w:after="120" w:line="288" w:lineRule="auto"/>
+        <w:spacing w:before="280" w:after="160" w:line="336" w:lineRule="auto"/>
         <w:jc w:val="right"/>
         <w:keepNext w:val="1"/>
       </w:pPr>
@@ -9026,7 +9026,7 @@
         <w:pStyle w:val="TH-Body"/>
         <w:widowControl/>
         <w:bidi w:val="1"/>
-        <w:spacing w:before="0" w:after="120" w:line="288" w:lineRule="auto"/>
+        <w:spacing w:before="0" w:after="200" w:line="336" w:lineRule="auto"/>
         <w:jc w:val="both"/>
       </w:pPr>
       <w:r>
@@ -9045,7 +9045,7 @@
         <w:pStyle w:val="TH-Body"/>
         <w:widowControl/>
         <w:bidi w:val="1"/>
-        <w:spacing w:before="0" w:after="120" w:line="288" w:lineRule="auto"/>
+        <w:spacing w:before="0" w:after="200" w:line="336" w:lineRule="auto"/>
         <w:ind w:firstLine="283"/>
         <w:jc w:val="both"/>
       </w:pPr>
@@ -9065,7 +9065,7 @@
         <w:pStyle w:val="TH-Body"/>
         <w:widowControl/>
         <w:bidi w:val="1"/>
-        <w:spacing w:before="0" w:after="120" w:line="288" w:lineRule="auto"/>
+        <w:spacing w:before="0" w:after="200" w:line="336" w:lineRule="auto"/>
         <w:ind w:firstLine="283"/>
         <w:jc w:val="both"/>
       </w:pPr>
@@ -9085,7 +9085,7 @@
         <w:pStyle w:val="TH-Body"/>
         <w:widowControl/>
         <w:bidi w:val="1"/>
-        <w:spacing w:before="0" w:after="120" w:line="288" w:lineRule="auto"/>
+        <w:spacing w:before="0" w:after="200" w:line="336" w:lineRule="auto"/>
         <w:ind w:firstLine="283"/>
         <w:jc w:val="both"/>
       </w:pPr>
@@ -9105,7 +9105,7 @@
         <w:pStyle w:val="TH-Body"/>
         <w:widowControl/>
         <w:bidi w:val="1"/>
-        <w:spacing w:before="0" w:after="120" w:line="288" w:lineRule="auto"/>
+        <w:spacing w:before="0" w:after="200" w:line="336" w:lineRule="auto"/>
         <w:ind w:firstLine="283"/>
         <w:jc w:val="both"/>
       </w:pPr>
@@ -9125,7 +9125,7 @@
         <w:pStyle w:val="TH-Band"/>
         <w:widowControl/>
         <w:bidi w:val="1"/>
-        <w:spacing w:before="200" w:after="120" w:line="288" w:lineRule="auto"/>
+        <w:spacing w:before="280" w:after="160" w:line="336" w:lineRule="auto"/>
         <w:jc w:val="right"/>
         <w:keepNext w:val="1"/>
       </w:pPr>
@@ -9145,7 +9145,7 @@
         <w:pStyle w:val="TH-Body"/>
         <w:widowControl/>
         <w:bidi w:val="1"/>
-        <w:spacing w:before="0" w:after="120" w:line="288" w:lineRule="auto"/>
+        <w:spacing w:before="0" w:after="200" w:line="336" w:lineRule="auto"/>
         <w:jc w:val="both"/>
       </w:pPr>
       <w:r>
@@ -9164,7 +9164,7 @@
         <w:pStyle w:val="TH-Goftar"/>
         <w:widowControl/>
         <w:bidi w:val="1"/>
-        <w:spacing w:before="200" w:after="120" w:line="288" w:lineRule="auto"/>
+        <w:spacing w:before="280" w:after="160" w:line="336" w:lineRule="auto"/>
         <w:jc w:val="right"/>
         <w:keepNext w:val="1"/>
         <w:shd w:val="clear" w:fill="EDEDED"/>
@@ -9185,7 +9185,7 @@
         <w:pStyle w:val="TH-Band"/>
         <w:widowControl/>
         <w:bidi w:val="1"/>
-        <w:spacing w:before="200" w:after="120" w:line="288" w:lineRule="auto"/>
+        <w:spacing w:before="280" w:after="160" w:line="336" w:lineRule="auto"/>
         <w:jc w:val="right"/>
         <w:keepNext w:val="1"/>
       </w:pPr>
@@ -9205,7 +9205,7 @@
         <w:pStyle w:val="TH-Body"/>
         <w:widowControl/>
         <w:bidi w:val="1"/>
-        <w:spacing w:before="0" w:after="120" w:line="288" w:lineRule="auto"/>
+        <w:spacing w:before="0" w:after="200" w:line="336" w:lineRule="auto"/>
         <w:jc w:val="both"/>
       </w:pPr>
       <w:r>
@@ -9235,7 +9235,7 @@
         <w:pStyle w:val="TH-Body"/>
         <w:widowControl/>
         <w:bidi w:val="1"/>
-        <w:spacing w:before="0" w:after="120" w:line="288" w:lineRule="auto"/>
+        <w:spacing w:before="0" w:after="200" w:line="336" w:lineRule="auto"/>
         <w:ind w:firstLine="283"/>
         <w:jc w:val="both"/>
       </w:pPr>
@@ -9255,7 +9255,7 @@
         <w:pStyle w:val="TH-Band"/>
         <w:widowControl/>
         <w:bidi w:val="1"/>
-        <w:spacing w:before="200" w:after="120" w:line="288" w:lineRule="auto"/>
+        <w:spacing w:before="280" w:after="160" w:line="336" w:lineRule="auto"/>
         <w:jc w:val="right"/>
         <w:keepNext w:val="1"/>
       </w:pPr>
@@ -9275,7 +9275,7 @@
         <w:pStyle w:val="TH-Body"/>
         <w:widowControl/>
         <w:bidi w:val="1"/>
-        <w:spacing w:before="0" w:after="120" w:line="288" w:lineRule="auto"/>
+        <w:spacing w:before="0" w:after="200" w:line="336" w:lineRule="auto"/>
         <w:jc w:val="both"/>
       </w:pPr>
       <w:r>
@@ -9294,7 +9294,7 @@
         <w:pStyle w:val="TH-Body"/>
         <w:widowControl/>
         <w:bidi w:val="1"/>
-        <w:spacing w:before="0" w:after="120" w:line="288" w:lineRule="auto"/>
+        <w:spacing w:before="0" w:after="200" w:line="336" w:lineRule="auto"/>
         <w:ind w:firstLine="283"/>
         <w:jc w:val="both"/>
       </w:pPr>
@@ -9314,7 +9314,7 @@
         <w:pStyle w:val="TH-Body"/>
         <w:widowControl/>
         <w:bidi w:val="1"/>
-        <w:spacing w:before="0" w:after="120" w:line="288" w:lineRule="auto"/>
+        <w:spacing w:before="0" w:after="200" w:line="336" w:lineRule="auto"/>
         <w:ind w:firstLine="283"/>
         <w:jc w:val="both"/>
       </w:pPr>
@@ -9334,7 +9334,7 @@
         <w:pStyle w:val="TH-Body"/>
         <w:widowControl/>
         <w:bidi w:val="1"/>
-        <w:spacing w:before="0" w:after="120" w:line="288" w:lineRule="auto"/>
+        <w:spacing w:before="0" w:after="200" w:line="336" w:lineRule="auto"/>
         <w:ind w:firstLine="283"/>
         <w:jc w:val="both"/>
       </w:pPr>
@@ -9354,7 +9354,7 @@
         <w:pStyle w:val="TH-Body"/>
         <w:widowControl/>
         <w:bidi w:val="1"/>
-        <w:spacing w:before="0" w:after="120" w:line="288" w:lineRule="auto"/>
+        <w:spacing w:before="0" w:after="200" w:line="336" w:lineRule="auto"/>
         <w:ind w:firstLine="283"/>
         <w:jc w:val="both"/>
       </w:pPr>
@@ -9374,7 +9374,7 @@
         <w:pStyle w:val="TH-Band"/>
         <w:widowControl/>
         <w:bidi w:val="1"/>
-        <w:spacing w:before="200" w:after="120" w:line="288" w:lineRule="auto"/>
+        <w:spacing w:before="280" w:after="160" w:line="336" w:lineRule="auto"/>
         <w:jc w:val="right"/>
         <w:keepNext w:val="1"/>
       </w:pPr>
@@ -9394,7 +9394,7 @@
         <w:pStyle w:val="TH-Body"/>
         <w:widowControl/>
         <w:bidi w:val="1"/>
-        <w:spacing w:before="0" w:after="120" w:line="288" w:lineRule="auto"/>
+        <w:spacing w:before="0" w:after="200" w:line="336" w:lineRule="auto"/>
         <w:jc w:val="both"/>
       </w:pPr>
       <w:r>
@@ -9413,7 +9413,7 @@
         <w:pStyle w:val="TH-Goftar"/>
         <w:widowControl/>
         <w:bidi w:val="1"/>
-        <w:spacing w:before="200" w:after="120" w:line="288" w:lineRule="auto"/>
+        <w:spacing w:before="280" w:after="160" w:line="336" w:lineRule="auto"/>
         <w:jc w:val="right"/>
         <w:keepNext w:val="1"/>
         <w:shd w:val="clear" w:fill="EDEDED"/>
@@ -9434,7 +9434,7 @@
         <w:pStyle w:val="TH-Band"/>
         <w:widowControl/>
         <w:bidi w:val="1"/>
-        <w:spacing w:before="200" w:after="120" w:line="288" w:lineRule="auto"/>
+        <w:spacing w:before="280" w:after="160" w:line="336" w:lineRule="auto"/>
         <w:jc w:val="right"/>
         <w:keepNext w:val="1"/>
       </w:pPr>
@@ -9454,7 +9454,7 @@
         <w:pStyle w:val="TH-Quote"/>
         <w:widowControl/>
         <w:bidi w:val="1"/>
-        <w:spacing w:before="160" w:after="160" w:line="288" w:lineRule="auto"/>
+        <w:spacing w:before="240" w:after="240" w:line="336" w:lineRule="auto"/>
         <w:ind w:right="567" w:left="567"/>
         <w:jc w:val="center"/>
         <w:shd w:val="clear" w:fill="F2F2F2"/>
@@ -9492,7 +9492,7 @@
         <w:pStyle w:val="TH-Body"/>
         <w:widowControl/>
         <w:bidi w:val="1"/>
-        <w:spacing w:before="0" w:after="120" w:line="288" w:lineRule="auto"/>
+        <w:spacing w:before="0" w:after="200" w:line="336" w:lineRule="auto"/>
         <w:jc w:val="both"/>
       </w:pPr>
       <w:r>
@@ -9511,7 +9511,7 @@
         <w:pStyle w:val="TH-Body"/>
         <w:widowControl/>
         <w:bidi w:val="1"/>
-        <w:spacing w:before="0" w:after="120" w:line="288" w:lineRule="auto"/>
+        <w:spacing w:before="0" w:after="200" w:line="336" w:lineRule="auto"/>
         <w:ind w:firstLine="283"/>
         <w:jc w:val="both"/>
       </w:pPr>
@@ -9531,7 +9531,7 @@
         <w:pStyle w:val="TH-Band"/>
         <w:widowControl/>
         <w:bidi w:val="1"/>
-        <w:spacing w:before="200" w:after="120" w:line="288" w:lineRule="auto"/>
+        <w:spacing w:before="280" w:after="160" w:line="336" w:lineRule="auto"/>
         <w:jc w:val="right"/>
         <w:keepNext w:val="1"/>
       </w:pPr>
@@ -9551,7 +9551,7 @@
         <w:pStyle w:val="TH-Quote"/>
         <w:widowControl/>
         <w:bidi w:val="1"/>
-        <w:spacing w:before="160" w:after="160" w:line="288" w:lineRule="auto"/>
+        <w:spacing w:before="240" w:after="240" w:line="336" w:lineRule="auto"/>
         <w:ind w:right="567" w:left="567"/>
         <w:jc w:val="center"/>
         <w:shd w:val="clear" w:fill="F2F2F2"/>
@@ -9589,7 +9589,7 @@
         <w:pStyle w:val="TH-Body"/>
         <w:widowControl/>
         <w:bidi w:val="1"/>
-        <w:spacing w:before="0" w:after="120" w:line="288" w:lineRule="auto"/>
+        <w:spacing w:before="0" w:after="200" w:line="336" w:lineRule="auto"/>
         <w:jc w:val="both"/>
       </w:pPr>
       <w:r>
@@ -9608,7 +9608,7 @@
         <w:pStyle w:val="TH-Band"/>
         <w:widowControl/>
         <w:bidi w:val="1"/>
-        <w:spacing w:before="200" w:after="120" w:line="288" w:lineRule="auto"/>
+        <w:spacing w:before="280" w:after="160" w:line="336" w:lineRule="auto"/>
         <w:jc w:val="right"/>
         <w:keepNext w:val="1"/>
       </w:pPr>
@@ -9628,7 +9628,7 @@
         <w:pStyle w:val="TH-Body"/>
         <w:widowControl/>
         <w:bidi w:val="1"/>
-        <w:spacing w:before="0" w:after="120" w:line="288" w:lineRule="auto"/>
+        <w:spacing w:before="0" w:after="200" w:line="336" w:lineRule="auto"/>
         <w:jc w:val="both"/>
       </w:pPr>
       <w:r>
@@ -9668,7 +9668,7 @@
         <w:pStyle w:val="TH-Body"/>
         <w:widowControl/>
         <w:bidi w:val="1"/>
-        <w:spacing w:before="0" w:after="120" w:line="288" w:lineRule="auto"/>
+        <w:spacing w:before="0" w:after="200" w:line="336" w:lineRule="auto"/>
         <w:ind w:firstLine="283"/>
         <w:jc w:val="both"/>
       </w:pPr>
@@ -9688,7 +9688,7 @@
         <w:pStyle w:val="TH-Goftar"/>
         <w:widowControl/>
         <w:bidi w:val="1"/>
-        <w:spacing w:before="200" w:after="120" w:line="288" w:lineRule="auto"/>
+        <w:spacing w:before="280" w:after="160" w:line="336" w:lineRule="auto"/>
         <w:jc w:val="right"/>
         <w:keepNext w:val="1"/>
         <w:shd w:val="clear" w:fill="EDEDED"/>
@@ -9709,7 +9709,7 @@
         <w:pStyle w:val="TH-Band"/>
         <w:widowControl/>
         <w:bidi w:val="1"/>
-        <w:spacing w:before="200" w:after="120" w:line="288" w:lineRule="auto"/>
+        <w:spacing w:before="280" w:after="160" w:line="336" w:lineRule="auto"/>
         <w:jc w:val="right"/>
         <w:keepNext w:val="1"/>
       </w:pPr>
@@ -9729,7 +9729,7 @@
         <w:pStyle w:val="TH-Body"/>
         <w:widowControl/>
         <w:bidi w:val="1"/>
-        <w:spacing w:before="0" w:after="120" w:line="288" w:lineRule="auto"/>
+        <w:spacing w:before="0" w:after="200" w:line="336" w:lineRule="auto"/>
         <w:jc w:val="both"/>
       </w:pPr>
       <w:r>
@@ -9748,7 +9748,7 @@
         <w:pStyle w:val="TH-Body"/>
         <w:widowControl/>
         <w:bidi w:val="1"/>
-        <w:spacing w:before="0" w:after="120" w:line="288" w:lineRule="auto"/>
+        <w:spacing w:before="0" w:after="200" w:line="336" w:lineRule="auto"/>
         <w:ind w:firstLine="283"/>
         <w:jc w:val="both"/>
       </w:pPr>
@@ -9768,7 +9768,7 @@
         <w:pStyle w:val="TH-Body"/>
         <w:widowControl/>
         <w:bidi w:val="1"/>
-        <w:spacing w:before="0" w:after="120" w:line="288" w:lineRule="auto"/>
+        <w:spacing w:before="0" w:after="200" w:line="336" w:lineRule="auto"/>
         <w:ind w:firstLine="283"/>
         <w:jc w:val="both"/>
       </w:pPr>
@@ -9788,7 +9788,7 @@
         <w:pStyle w:val="TH-Body"/>
         <w:widowControl/>
         <w:bidi w:val="1"/>
-        <w:spacing w:before="0" w:after="120" w:line="288" w:lineRule="auto"/>
+        <w:spacing w:before="0" w:after="200" w:line="336" w:lineRule="auto"/>
         <w:ind w:firstLine="283"/>
         <w:jc w:val="both"/>
       </w:pPr>
@@ -9808,7 +9808,7 @@
         <w:pStyle w:val="TH-Band"/>
         <w:widowControl/>
         <w:bidi w:val="1"/>
-        <w:spacing w:before="200" w:after="120" w:line="288" w:lineRule="auto"/>
+        <w:spacing w:before="280" w:after="160" w:line="336" w:lineRule="auto"/>
         <w:jc w:val="right"/>
         <w:keepNext w:val="1"/>
       </w:pPr>
@@ -9828,7 +9828,7 @@
         <w:pStyle w:val="TH-Body"/>
         <w:widowControl/>
         <w:bidi w:val="1"/>
-        <w:spacing w:before="0" w:after="120" w:line="288" w:lineRule="auto"/>
+        <w:spacing w:before="0" w:after="200" w:line="336" w:lineRule="auto"/>
         <w:jc w:val="both"/>
       </w:pPr>
       <w:r>
@@ -9847,7 +9847,7 @@
         <w:pStyle w:val="TH-Body"/>
         <w:widowControl/>
         <w:bidi w:val="1"/>
-        <w:spacing w:before="0" w:after="120" w:line="288" w:lineRule="auto"/>
+        <w:spacing w:before="0" w:after="200" w:line="336" w:lineRule="auto"/>
         <w:ind w:firstLine="283"/>
         <w:jc w:val="both"/>
       </w:pPr>
@@ -9867,7 +9867,7 @@
         <w:pStyle w:val="TH-Body"/>
         <w:widowControl/>
         <w:bidi w:val="1"/>
-        <w:spacing w:before="0" w:after="120" w:line="288" w:lineRule="auto"/>
+        <w:spacing w:before="0" w:after="200" w:line="336" w:lineRule="auto"/>
         <w:ind w:firstLine="283"/>
         <w:jc w:val="both"/>
       </w:pPr>
@@ -9887,7 +9887,7 @@
         <w:pStyle w:val="TH-Band"/>
         <w:widowControl/>
         <w:bidi w:val="1"/>
-        <w:spacing w:before="200" w:after="120" w:line="288" w:lineRule="auto"/>
+        <w:spacing w:before="280" w:after="160" w:line="336" w:lineRule="auto"/>
         <w:jc w:val="right"/>
         <w:keepNext w:val="1"/>
       </w:pPr>
@@ -9907,7 +9907,7 @@
         <w:pStyle w:val="TH-Body"/>
         <w:widowControl/>
         <w:bidi w:val="1"/>
-        <w:spacing w:before="0" w:after="120" w:line="288" w:lineRule="auto"/>
+        <w:spacing w:before="0" w:after="200" w:line="336" w:lineRule="auto"/>
         <w:jc w:val="both"/>
       </w:pPr>
       <w:r>
@@ -9926,7 +9926,7 @@
         <w:pStyle w:val="TH-Body"/>
         <w:widowControl/>
         <w:bidi w:val="1"/>
-        <w:spacing w:before="0" w:after="120" w:line="288" w:lineRule="auto"/>
+        <w:spacing w:before="0" w:after="200" w:line="336" w:lineRule="auto"/>
         <w:ind w:firstLine="283"/>
         <w:jc w:val="both"/>
       </w:pPr>
@@ -9946,7 +9946,7 @@
         <w:pStyle w:val="TH-Body"/>
         <w:widowControl/>
         <w:bidi w:val="1"/>
-        <w:spacing w:before="0" w:after="120" w:line="288" w:lineRule="auto"/>
+        <w:spacing w:before="0" w:after="200" w:line="336" w:lineRule="auto"/>
         <w:ind w:firstLine="283"/>
         <w:jc w:val="both"/>
       </w:pPr>
@@ -9966,7 +9966,7 @@
         <w:pStyle w:val="TH-Goftar"/>
         <w:widowControl/>
         <w:bidi w:val="1"/>
-        <w:spacing w:before="200" w:after="120" w:line="288" w:lineRule="auto"/>
+        <w:spacing w:before="280" w:after="160" w:line="336" w:lineRule="auto"/>
         <w:jc w:val="right"/>
         <w:keepNext w:val="1"/>
         <w:shd w:val="clear" w:fill="EDEDED"/>
@@ -9987,7 +9987,7 @@
         <w:pStyle w:val="TH-Body"/>
         <w:widowControl/>
         <w:bidi w:val="1"/>
-        <w:spacing w:before="0" w:after="120" w:line="288" w:lineRule="auto"/>
+        <w:spacing w:before="0" w:after="200" w:line="336" w:lineRule="auto"/>
         <w:jc w:val="both"/>
       </w:pPr>
       <w:r>
@@ -10006,7 +10006,7 @@
         <w:pStyle w:val="TH-Band"/>
         <w:widowControl/>
         <w:bidi w:val="1"/>
-        <w:spacing w:before="200" w:after="120" w:line="288" w:lineRule="auto"/>
+        <w:spacing w:before="280" w:after="160" w:line="336" w:lineRule="auto"/>
         <w:jc w:val="right"/>
         <w:keepNext w:val="1"/>
       </w:pPr>
@@ -10026,7 +10026,7 @@
         <w:pStyle w:val="TH-Body"/>
         <w:widowControl/>
         <w:bidi w:val="1"/>
-        <w:spacing w:before="0" w:after="120" w:line="288" w:lineRule="auto"/>
+        <w:spacing w:before="0" w:after="200" w:line="336" w:lineRule="auto"/>
         <w:jc w:val="both"/>
       </w:pPr>
       <w:r>
@@ -10045,7 +10045,7 @@
         <w:pStyle w:val="TH-Body"/>
         <w:widowControl/>
         <w:bidi w:val="1"/>
-        <w:spacing w:before="0" w:after="120" w:line="288" w:lineRule="auto"/>
+        <w:spacing w:before="0" w:after="200" w:line="336" w:lineRule="auto"/>
         <w:ind w:firstLine="283"/>
         <w:jc w:val="both"/>
       </w:pPr>
@@ -10065,7 +10065,7 @@
         <w:pStyle w:val="TH-Band"/>
         <w:widowControl/>
         <w:bidi w:val="1"/>
-        <w:spacing w:before="200" w:after="120" w:line="288" w:lineRule="auto"/>
+        <w:spacing w:before="280" w:after="160" w:line="336" w:lineRule="auto"/>
         <w:jc w:val="right"/>
         <w:keepNext w:val="1"/>
       </w:pPr>
@@ -10085,7 +10085,7 @@
         <w:pStyle w:val="TH-Body"/>
         <w:widowControl/>
         <w:bidi w:val="1"/>
-        <w:spacing w:before="0" w:after="120" w:line="288" w:lineRule="auto"/>
+        <w:spacing w:before="0" w:after="200" w:line="336" w:lineRule="auto"/>
         <w:jc w:val="both"/>
       </w:pPr>
       <w:r>
@@ -10104,7 +10104,7 @@
         <w:pStyle w:val="TH-Body"/>
         <w:widowControl/>
         <w:bidi w:val="1"/>
-        <w:spacing w:before="0" w:after="120" w:line="288" w:lineRule="auto"/>
+        <w:spacing w:before="0" w:after="200" w:line="336" w:lineRule="auto"/>
         <w:ind w:firstLine="283"/>
         <w:jc w:val="both"/>
       </w:pPr>
@@ -10124,7 +10124,7 @@
         <w:pStyle w:val="TH-Band"/>
         <w:widowControl/>
         <w:bidi w:val="1"/>
-        <w:spacing w:before="200" w:after="120" w:line="288" w:lineRule="auto"/>
+        <w:spacing w:before="280" w:after="160" w:line="336" w:lineRule="auto"/>
         <w:jc w:val="right"/>
         <w:keepNext w:val="1"/>
       </w:pPr>
@@ -10144,7 +10144,7 @@
         <w:pStyle w:val="TH-Body"/>
         <w:widowControl/>
         <w:bidi w:val="1"/>
-        <w:spacing w:before="0" w:after="120" w:line="288" w:lineRule="auto"/>
+        <w:spacing w:before="0" w:after="200" w:line="336" w:lineRule="auto"/>
         <w:jc w:val="both"/>
       </w:pPr>
       <w:r>
@@ -10163,7 +10163,7 @@
         <w:pStyle w:val="TH-Body"/>
         <w:widowControl/>
         <w:bidi w:val="1"/>
-        <w:spacing w:before="0" w:after="120" w:line="288" w:lineRule="auto"/>
+        <w:spacing w:before="0" w:after="200" w:line="336" w:lineRule="auto"/>
         <w:ind w:firstLine="283"/>
         <w:jc w:val="both"/>
       </w:pPr>
@@ -10183,7 +10183,7 @@
         <w:pStyle w:val="TH-Goftar"/>
         <w:widowControl/>
         <w:bidi w:val="1"/>
-        <w:spacing w:before="200" w:after="120" w:line="288" w:lineRule="auto"/>
+        <w:spacing w:before="280" w:after="160" w:line="336" w:lineRule="auto"/>
         <w:jc w:val="right"/>
         <w:keepNext w:val="1"/>
         <w:shd w:val="clear" w:fill="EDEDED"/>
@@ -10204,7 +10204,7 @@
         <w:pStyle w:val="TH-Band"/>
         <w:widowControl/>
         <w:bidi w:val="1"/>
-        <w:spacing w:before="200" w:after="120" w:line="288" w:lineRule="auto"/>
+        <w:spacing w:before="280" w:after="160" w:line="336" w:lineRule="auto"/>
         <w:jc w:val="right"/>
         <w:keepNext w:val="1"/>
       </w:pPr>
@@ -10224,7 +10224,7 @@
         <w:pStyle w:val="TH-Body"/>
         <w:widowControl/>
         <w:bidi w:val="1"/>
-        <w:spacing w:before="0" w:after="120" w:line="288" w:lineRule="auto"/>
+        <w:spacing w:before="0" w:after="200" w:line="336" w:lineRule="auto"/>
         <w:jc w:val="both"/>
       </w:pPr>
       <w:r>
@@ -10264,7 +10264,7 @@
         <w:pStyle w:val="TH-Body"/>
         <w:widowControl/>
         <w:bidi w:val="1"/>
-        <w:spacing w:before="0" w:after="120" w:line="288" w:lineRule="auto"/>
+        <w:spacing w:before="0" w:after="200" w:line="336" w:lineRule="auto"/>
         <w:ind w:firstLine="283"/>
         <w:jc w:val="both"/>
       </w:pPr>
@@ -10284,7 +10284,7 @@
         <w:pStyle w:val="TH-Band"/>
         <w:widowControl/>
         <w:bidi w:val="1"/>
-        <w:spacing w:before="200" w:after="120" w:line="288" w:lineRule="auto"/>
+        <w:spacing w:before="280" w:after="160" w:line="336" w:lineRule="auto"/>
         <w:jc w:val="right"/>
         <w:keepNext w:val="1"/>
       </w:pPr>
@@ -10304,7 +10304,7 @@
         <w:pStyle w:val="TH-Body"/>
         <w:widowControl/>
         <w:bidi w:val="1"/>
-        <w:spacing w:before="0" w:after="120" w:line="288" w:lineRule="auto"/>
+        <w:spacing w:before="0" w:after="200" w:line="336" w:lineRule="auto"/>
         <w:jc w:val="both"/>
       </w:pPr>
       <w:r>
@@ -10344,7 +10344,7 @@
         <w:pStyle w:val="TH-Body"/>
         <w:widowControl/>
         <w:bidi w:val="1"/>
-        <w:spacing w:before="0" w:after="120" w:line="288" w:lineRule="auto"/>
+        <w:spacing w:before="0" w:after="200" w:line="336" w:lineRule="auto"/>
         <w:ind w:firstLine="283"/>
         <w:jc w:val="both"/>
       </w:pPr>
@@ -10364,7 +10364,7 @@
         <w:pStyle w:val="TH-Band"/>
         <w:widowControl/>
         <w:bidi w:val="1"/>
-        <w:spacing w:before="200" w:after="120" w:line="288" w:lineRule="auto"/>
+        <w:spacing w:before="280" w:after="160" w:line="336" w:lineRule="auto"/>
         <w:jc w:val="right"/>
         <w:keepNext w:val="1"/>
       </w:pPr>
@@ -10384,7 +10384,7 @@
         <w:pStyle w:val="TH-Body"/>
         <w:widowControl/>
         <w:bidi w:val="1"/>
-        <w:spacing w:before="0" w:after="120" w:line="288" w:lineRule="auto"/>
+        <w:spacing w:before="0" w:after="200" w:line="336" w:lineRule="auto"/>
         <w:jc w:val="both"/>
       </w:pPr>
       <w:r>
@@ -10435,7 +10435,7 @@
         <w:pStyle w:val="TH-Body"/>
         <w:widowControl/>
         <w:bidi w:val="1"/>
-        <w:spacing w:before="0" w:after="120" w:line="288" w:lineRule="auto"/>
+        <w:spacing w:before="0" w:after="200" w:line="336" w:lineRule="auto"/>
         <w:ind w:firstLine="283"/>
         <w:jc w:val="both"/>
       </w:pPr>
@@ -10455,7 +10455,7 @@
         <w:pStyle w:val="TH-Band"/>
         <w:widowControl/>
         <w:bidi w:val="1"/>
-        <w:spacing w:before="200" w:after="120" w:line="288" w:lineRule="auto"/>
+        <w:spacing w:before="280" w:after="160" w:line="336" w:lineRule="auto"/>
         <w:jc w:val="right"/>
         <w:keepNext w:val="1"/>
       </w:pPr>
@@ -10475,7 +10475,7 @@
         <w:pStyle w:val="TH-Body"/>
         <w:widowControl/>
         <w:bidi w:val="1"/>
-        <w:spacing w:before="0" w:after="120" w:line="288" w:lineRule="auto"/>
+        <w:spacing w:before="0" w:after="200" w:line="336" w:lineRule="auto"/>
         <w:jc w:val="both"/>
       </w:pPr>
       <w:r>
@@ -10505,7 +10505,7 @@
         <w:pStyle w:val="TH-Body"/>
         <w:widowControl/>
         <w:bidi w:val="1"/>
-        <w:spacing w:before="0" w:after="120" w:line="288" w:lineRule="auto"/>
+        <w:spacing w:before="0" w:after="200" w:line="336" w:lineRule="auto"/>
         <w:ind w:firstLine="283"/>
         <w:jc w:val="both"/>
       </w:pPr>
@@ -10525,7 +10525,7 @@
         <w:pStyle w:val="TH-Body"/>
         <w:widowControl/>
         <w:bidi w:val="1"/>
-        <w:spacing w:before="0" w:after="120" w:line="288" w:lineRule="auto"/>
+        <w:spacing w:before="0" w:after="200" w:line="336" w:lineRule="auto"/>
         <w:ind w:firstLine="283"/>
         <w:jc w:val="both"/>
       </w:pPr>
@@ -10545,7 +10545,7 @@
         <w:pStyle w:val="TH-Body"/>
         <w:widowControl/>
         <w:bidi w:val="1"/>
-        <w:spacing w:before="0" w:after="120" w:line="288" w:lineRule="auto"/>
+        <w:spacing w:before="0" w:after="200" w:line="336" w:lineRule="auto"/>
         <w:ind w:firstLine="283"/>
         <w:jc w:val="both"/>
       </w:pPr>
@@ -10565,7 +10565,7 @@
         <w:pStyle w:val="TH-Band"/>
         <w:widowControl/>
         <w:bidi w:val="1"/>
-        <w:spacing w:before="200" w:after="120" w:line="288" w:lineRule="auto"/>
+        <w:spacing w:before="280" w:after="160" w:line="336" w:lineRule="auto"/>
         <w:jc w:val="right"/>
         <w:keepNext w:val="1"/>
       </w:pPr>
@@ -10585,7 +10585,7 @@
         <w:pStyle w:val="TH-Body"/>
         <w:widowControl/>
         <w:bidi w:val="1"/>
-        <w:spacing w:before="0" w:after="120" w:line="288" w:lineRule="auto"/>
+        <w:spacing w:before="0" w:after="200" w:line="336" w:lineRule="auto"/>
         <w:jc w:val="both"/>
       </w:pPr>
       <w:r>
@@ -10615,7 +10615,7 @@
         <w:pStyle w:val="TH-Body"/>
         <w:widowControl/>
         <w:bidi w:val="1"/>
-        <w:spacing w:before="0" w:after="120" w:line="288" w:lineRule="auto"/>
+        <w:spacing w:before="0" w:after="200" w:line="336" w:lineRule="auto"/>
         <w:ind w:firstLine="283"/>
         <w:jc w:val="both"/>
       </w:pPr>
@@ -10635,7 +10635,7 @@
         <w:pStyle w:val="TH-Goftar"/>
         <w:widowControl/>
         <w:bidi w:val="1"/>
-        <w:spacing w:before="200" w:after="120" w:line="288" w:lineRule="auto"/>
+        <w:spacing w:before="280" w:after="160" w:line="336" w:lineRule="auto"/>
         <w:jc w:val="right"/>
         <w:keepNext w:val="1"/>
         <w:shd w:val="clear" w:fill="EDEDED"/>
@@ -10656,7 +10656,7 @@
         <w:pStyle w:val="TH-Body"/>
         <w:widowControl/>
         <w:bidi w:val="1"/>
-        <w:spacing w:before="0" w:after="120" w:line="288" w:lineRule="auto"/>
+        <w:spacing w:before="0" w:after="200" w:line="336" w:lineRule="auto"/>
         <w:jc w:val="both"/>
       </w:pPr>
       <w:r>
@@ -10682,7 +10682,7 @@
       <w:pPr>
         <w:widowControl/>
         <w:bidi w:val="1"/>
-        <w:spacing w:before="0" w:after="240" w:line="288" w:lineRule="auto"/>
+        <w:spacing w:before="0" w:after="240" w:line="336" w:lineRule="auto"/>
         <w:ind w:right="2268" w:left="2268"/>
         <w:jc w:val="center"/>
         <w:pBdr>
@@ -10695,7 +10695,7 @@
         <w:pStyle w:val="TH-Bakhsh"/>
         <w:widowControl/>
         <w:bidi w:val="1"/>
-        <w:spacing w:before="0" w:after="240" w:line="288" w:lineRule="auto"/>
+        <w:spacing w:before="0" w:after="240" w:line="336" w:lineRule="auto"/>
         <w:jc w:val="center"/>
       </w:pPr>
       <w:r>
@@ -10713,7 +10713,7 @@
       <w:pPr>
         <w:widowControl/>
         <w:bidi w:val="1"/>
-        <w:spacing w:before="0" w:after="120" w:line="288" w:lineRule="auto"/>
+        <w:spacing w:before="0" w:after="200" w:line="336" w:lineRule="auto"/>
         <w:ind w:right="2268" w:left="2268"/>
         <w:jc w:val="center"/>
         <w:pBdr>
@@ -10738,7 +10738,7 @@
         <w:pStyle w:val="TH-Fasl"/>
         <w:widowControl/>
         <w:bidi w:val="1"/>
-        <w:spacing w:before="120" w:after="240" w:line="288" w:lineRule="auto"/>
+        <w:spacing w:before="120" w:after="240" w:line="336" w:lineRule="auto"/>
         <w:jc w:val="center"/>
         <w:pBdr>
           <w:top w:val="single" w:sz="12" w:space="8" w:color="1F3864"/>
@@ -10762,7 +10762,7 @@
         <w:pStyle w:val="TH-Body"/>
         <w:widowControl/>
         <w:bidi w:val="1"/>
-        <w:spacing w:before="0" w:after="120" w:line="288" w:lineRule="auto"/>
+        <w:spacing w:before="0" w:after="200" w:line="336" w:lineRule="auto"/>
         <w:jc w:val="both"/>
       </w:pPr>
       <w:r>
@@ -10781,7 +10781,7 @@
         <w:pStyle w:val="TH-Goftar"/>
         <w:widowControl/>
         <w:bidi w:val="1"/>
-        <w:spacing w:before="200" w:after="120" w:line="288" w:lineRule="auto"/>
+        <w:spacing w:before="280" w:after="160" w:line="336" w:lineRule="auto"/>
         <w:jc w:val="right"/>
         <w:keepNext w:val="1"/>
         <w:shd w:val="clear" w:fill="EDEDED"/>
@@ -10802,7 +10802,7 @@
         <w:pStyle w:val="TH-Band"/>
         <w:widowControl/>
         <w:bidi w:val="1"/>
-        <w:spacing w:before="200" w:after="120" w:line="288" w:lineRule="auto"/>
+        <w:spacing w:before="280" w:after="160" w:line="336" w:lineRule="auto"/>
         <w:jc w:val="right"/>
         <w:keepNext w:val="1"/>
       </w:pPr>
@@ -10822,7 +10822,7 @@
         <w:pStyle w:val="TH-Body"/>
         <w:widowControl/>
         <w:bidi w:val="1"/>
-        <w:spacing w:before="0" w:after="120" w:line="288" w:lineRule="auto"/>
+        <w:spacing w:before="0" w:after="200" w:line="336" w:lineRule="auto"/>
         <w:jc w:val="both"/>
       </w:pPr>
       <w:r>
@@ -10852,7 +10852,7 @@
         <w:pStyle w:val="TH-Body"/>
         <w:widowControl/>
         <w:bidi w:val="1"/>
-        <w:spacing w:before="0" w:after="120" w:line="288" w:lineRule="auto"/>
+        <w:spacing w:before="0" w:after="200" w:line="336" w:lineRule="auto"/>
         <w:ind w:firstLine="283"/>
         <w:jc w:val="both"/>
       </w:pPr>
@@ -10872,7 +10872,7 @@
         <w:pStyle w:val="TH-Band"/>
         <w:widowControl/>
         <w:bidi w:val="1"/>
-        <w:spacing w:before="200" w:after="120" w:line="288" w:lineRule="auto"/>
+        <w:spacing w:before="280" w:after="160" w:line="336" w:lineRule="auto"/>
         <w:jc w:val="right"/>
         <w:keepNext w:val="1"/>
       </w:pPr>
@@ -10892,7 +10892,7 @@
         <w:pStyle w:val="TH-Body"/>
         <w:widowControl/>
         <w:bidi w:val="1"/>
-        <w:spacing w:before="0" w:after="120" w:line="288" w:lineRule="auto"/>
+        <w:spacing w:before="0" w:after="200" w:line="336" w:lineRule="auto"/>
         <w:jc w:val="both"/>
       </w:pPr>
       <w:r>
@@ -10911,7 +10911,7 @@
         <w:pStyle w:val="TH-Body"/>
         <w:widowControl/>
         <w:bidi w:val="1"/>
-        <w:spacing w:before="0" w:after="120" w:line="288" w:lineRule="auto"/>
+        <w:spacing w:before="0" w:after="200" w:line="336" w:lineRule="auto"/>
         <w:ind w:firstLine="283"/>
         <w:jc w:val="both"/>
       </w:pPr>
@@ -10942,7 +10942,7 @@
         <w:pStyle w:val="TH-Body"/>
         <w:widowControl/>
         <w:bidi w:val="1"/>
-        <w:spacing w:before="0" w:after="120" w:line="288" w:lineRule="auto"/>
+        <w:spacing w:before="0" w:after="200" w:line="336" w:lineRule="auto"/>
         <w:ind w:firstLine="283"/>
         <w:jc w:val="both"/>
       </w:pPr>
@@ -10962,7 +10962,7 @@
         <w:pStyle w:val="TH-Band"/>
         <w:widowControl/>
         <w:bidi w:val="1"/>
-        <w:spacing w:before="200" w:after="120" w:line="288" w:lineRule="auto"/>
+        <w:spacing w:before="280" w:after="160" w:line="336" w:lineRule="auto"/>
         <w:jc w:val="right"/>
         <w:keepNext w:val="1"/>
       </w:pPr>
@@ -10982,7 +10982,7 @@
         <w:pStyle w:val="TH-Body"/>
         <w:widowControl/>
         <w:bidi w:val="1"/>
-        <w:spacing w:before="0" w:after="120" w:line="288" w:lineRule="auto"/>
+        <w:spacing w:before="0" w:after="200" w:line="336" w:lineRule="auto"/>
         <w:jc w:val="both"/>
       </w:pPr>
       <w:r>
@@ -11022,7 +11022,7 @@
         <w:pStyle w:val="TH-Goftar"/>
         <w:widowControl/>
         <w:bidi w:val="1"/>
-        <w:spacing w:before="200" w:after="120" w:line="288" w:lineRule="auto"/>
+        <w:spacing w:before="280" w:after="160" w:line="336" w:lineRule="auto"/>
         <w:jc w:val="right"/>
         <w:keepNext w:val="1"/>
         <w:shd w:val="clear" w:fill="EDEDED"/>
@@ -11043,7 +11043,7 @@
         <w:pStyle w:val="TH-Band"/>
         <w:widowControl/>
         <w:bidi w:val="1"/>
-        <w:spacing w:before="200" w:after="120" w:line="288" w:lineRule="auto"/>
+        <w:spacing w:before="280" w:after="160" w:line="336" w:lineRule="auto"/>
         <w:jc w:val="right"/>
         <w:keepNext w:val="1"/>
       </w:pPr>
@@ -11063,7 +11063,7 @@
         <w:pStyle w:val="TH-Body"/>
         <w:widowControl/>
         <w:bidi w:val="1"/>
-        <w:spacing w:before="0" w:after="120" w:line="288" w:lineRule="auto"/>
+        <w:spacing w:before="0" w:after="200" w:line="336" w:lineRule="auto"/>
         <w:jc w:val="both"/>
       </w:pPr>
       <w:r>
@@ -11082,7 +11082,7 @@
         <w:pStyle w:val="TH-Quote"/>
         <w:widowControl/>
         <w:bidi w:val="1"/>
-        <w:spacing w:before="160" w:after="160" w:line="288" w:lineRule="auto"/>
+        <w:spacing w:before="240" w:after="240" w:line="336" w:lineRule="auto"/>
         <w:ind w:right="567" w:left="567"/>
         <w:jc w:val="center"/>
         <w:shd w:val="clear" w:fill="F2F2F2"/>
@@ -11120,7 +11120,7 @@
         <w:pStyle w:val="TH-Body"/>
         <w:widowControl/>
         <w:bidi w:val="1"/>
-        <w:spacing w:before="0" w:after="120" w:line="288" w:lineRule="auto"/>
+        <w:spacing w:before="0" w:after="200" w:line="336" w:lineRule="auto"/>
         <w:jc w:val="both"/>
       </w:pPr>
       <w:r>
@@ -11139,7 +11139,7 @@
         <w:pStyle w:val="TH-Body"/>
         <w:widowControl/>
         <w:bidi w:val="1"/>
-        <w:spacing w:before="0" w:after="120" w:line="288" w:lineRule="auto"/>
+        <w:spacing w:before="0" w:after="200" w:line="336" w:lineRule="auto"/>
         <w:ind w:firstLine="283"/>
         <w:jc w:val="both"/>
       </w:pPr>
@@ -11233,7 +11233,7 @@
         <w:pStyle w:val="TH-Band"/>
         <w:widowControl/>
         <w:bidi w:val="1"/>
-        <w:spacing w:before="200" w:after="120" w:line="288" w:lineRule="auto"/>
+        <w:spacing w:before="280" w:after="160" w:line="336" w:lineRule="auto"/>
         <w:jc w:val="right"/>
         <w:keepNext w:val="1"/>
       </w:pPr>
@@ -11253,7 +11253,7 @@
         <w:pStyle w:val="TH-Body"/>
         <w:widowControl/>
         <w:bidi w:val="1"/>
-        <w:spacing w:before="0" w:after="120" w:line="288" w:lineRule="auto"/>
+        <w:spacing w:before="0" w:after="200" w:line="336" w:lineRule="auto"/>
         <w:jc w:val="both"/>
       </w:pPr>
       <w:r>
@@ -11272,7 +11272,7 @@
         <w:pStyle w:val="TH-Body"/>
         <w:widowControl/>
         <w:bidi w:val="1"/>
-        <w:spacing w:before="0" w:after="120" w:line="288" w:lineRule="auto"/>
+        <w:spacing w:before="0" w:after="200" w:line="336" w:lineRule="auto"/>
         <w:ind w:firstLine="283"/>
         <w:jc w:val="both"/>
       </w:pPr>
@@ -11292,7 +11292,7 @@
         <w:pStyle w:val="TH-Body"/>
         <w:widowControl/>
         <w:bidi w:val="1"/>
-        <w:spacing w:before="0" w:after="120" w:line="288" w:lineRule="auto"/>
+        <w:spacing w:before="0" w:after="200" w:line="336" w:lineRule="auto"/>
         <w:ind w:firstLine="283"/>
         <w:jc w:val="both"/>
       </w:pPr>
@@ -11312,7 +11312,7 @@
         <w:pStyle w:val="TH-Body"/>
         <w:widowControl/>
         <w:bidi w:val="1"/>
-        <w:spacing w:before="0" w:after="120" w:line="288" w:lineRule="auto"/>
+        <w:spacing w:before="0" w:after="200" w:line="336" w:lineRule="auto"/>
         <w:ind w:firstLine="283"/>
         <w:jc w:val="both"/>
       </w:pPr>
@@ -11332,7 +11332,7 @@
         <w:pStyle w:val="TH-Body"/>
         <w:widowControl/>
         <w:bidi w:val="1"/>
-        <w:spacing w:before="0" w:after="120" w:line="288" w:lineRule="auto"/>
+        <w:spacing w:before="0" w:after="200" w:line="336" w:lineRule="auto"/>
         <w:ind w:firstLine="283"/>
         <w:jc w:val="both"/>
       </w:pPr>
@@ -11352,7 +11352,7 @@
         <w:pStyle w:val="TH-Body"/>
         <w:widowControl/>
         <w:bidi w:val="1"/>
-        <w:spacing w:before="0" w:after="120" w:line="288" w:lineRule="auto"/>
+        <w:spacing w:before="0" w:after="200" w:line="336" w:lineRule="auto"/>
         <w:ind w:firstLine="283"/>
         <w:jc w:val="both"/>
       </w:pPr>
@@ -11372,7 +11372,7 @@
         <w:pStyle w:val="TH-Goftar"/>
         <w:widowControl/>
         <w:bidi w:val="1"/>
-        <w:spacing w:before="200" w:after="120" w:line="288" w:lineRule="auto"/>
+        <w:spacing w:before="280" w:after="160" w:line="336" w:lineRule="auto"/>
         <w:jc w:val="right"/>
         <w:keepNext w:val="1"/>
         <w:shd w:val="clear" w:fill="EDEDED"/>
@@ -11393,7 +11393,7 @@
         <w:pStyle w:val="TH-Band"/>
         <w:widowControl/>
         <w:bidi w:val="1"/>
-        <w:spacing w:before="200" w:after="120" w:line="288" w:lineRule="auto"/>
+        <w:spacing w:before="280" w:after="160" w:line="336" w:lineRule="auto"/>
         <w:jc w:val="right"/>
         <w:keepNext w:val="1"/>
       </w:pPr>
@@ -11413,7 +11413,7 @@
         <w:pStyle w:val="TH-Body"/>
         <w:widowControl/>
         <w:bidi w:val="1"/>
-        <w:spacing w:before="0" w:after="120" w:line="288" w:lineRule="auto"/>
+        <w:spacing w:before="0" w:after="200" w:line="336" w:lineRule="auto"/>
         <w:jc w:val="both"/>
       </w:pPr>
       <w:r>
@@ -11453,7 +11453,7 @@
         <w:pStyle w:val="TH-Body"/>
         <w:widowControl/>
         <w:bidi w:val="1"/>
-        <w:spacing w:before="0" w:after="120" w:line="288" w:lineRule="auto"/>
+        <w:spacing w:before="0" w:after="200" w:line="336" w:lineRule="auto"/>
         <w:ind w:firstLine="283"/>
         <w:jc w:val="both"/>
       </w:pPr>
@@ -11494,7 +11494,7 @@
         <w:pStyle w:val="TH-Body"/>
         <w:widowControl/>
         <w:bidi w:val="1"/>
-        <w:spacing w:before="0" w:after="120" w:line="288" w:lineRule="auto"/>
+        <w:spacing w:before="0" w:after="200" w:line="336" w:lineRule="auto"/>
         <w:ind w:firstLine="283"/>
         <w:jc w:val="both"/>
       </w:pPr>
@@ -11535,7 +11535,7 @@
         <w:pStyle w:val="TH-Band"/>
         <w:widowControl/>
         <w:bidi w:val="1"/>
-        <w:spacing w:before="200" w:after="120" w:line="288" w:lineRule="auto"/>
+        <w:spacing w:before="280" w:after="160" w:line="336" w:lineRule="auto"/>
         <w:jc w:val="right"/>
         <w:keepNext w:val="1"/>
       </w:pPr>
@@ -11555,7 +11555,7 @@
         <w:pStyle w:val="TH-Body"/>
         <w:widowControl/>
         <w:bidi w:val="1"/>
-        <w:spacing w:before="0" w:after="120" w:line="288" w:lineRule="auto"/>
+        <w:spacing w:before="0" w:after="200" w:line="336" w:lineRule="auto"/>
         <w:jc w:val="both"/>
       </w:pPr>
       <w:r>
@@ -11574,7 +11574,7 @@
         <w:pStyle w:val="TH-Body"/>
         <w:widowControl/>
         <w:bidi w:val="1"/>
-        <w:spacing w:before="0" w:after="120" w:line="288" w:lineRule="auto"/>
+        <w:spacing w:before="0" w:after="200" w:line="336" w:lineRule="auto"/>
         <w:ind w:firstLine="283"/>
         <w:jc w:val="both"/>
       </w:pPr>
@@ -11594,7 +11594,7 @@
         <w:pStyle w:val="TH-Body"/>
         <w:widowControl/>
         <w:bidi w:val="1"/>
-        <w:spacing w:before="0" w:after="120" w:line="288" w:lineRule="auto"/>
+        <w:spacing w:before="0" w:after="200" w:line="336" w:lineRule="auto"/>
         <w:ind w:firstLine="283"/>
         <w:jc w:val="both"/>
       </w:pPr>
@@ -11614,7 +11614,7 @@
         <w:pStyle w:val="TH-Body"/>
         <w:widowControl/>
         <w:bidi w:val="1"/>
-        <w:spacing w:before="0" w:after="120" w:line="288" w:lineRule="auto"/>
+        <w:spacing w:before="0" w:after="200" w:line="336" w:lineRule="auto"/>
         <w:ind w:firstLine="283"/>
         <w:jc w:val="both"/>
       </w:pPr>
@@ -11634,7 +11634,7 @@
         <w:pStyle w:val="TH-Body"/>
         <w:widowControl/>
         <w:bidi w:val="1"/>
-        <w:spacing w:before="0" w:after="120" w:line="288" w:lineRule="auto"/>
+        <w:spacing w:before="0" w:after="200" w:line="336" w:lineRule="auto"/>
         <w:ind w:firstLine="283"/>
         <w:jc w:val="both"/>
       </w:pPr>
@@ -11654,7 +11654,7 @@
         <w:pStyle w:val="TH-Body"/>
         <w:widowControl/>
         <w:bidi w:val="1"/>
-        <w:spacing w:before="0" w:after="120" w:line="288" w:lineRule="auto"/>
+        <w:spacing w:before="0" w:after="200" w:line="336" w:lineRule="auto"/>
         <w:ind w:firstLine="283"/>
         <w:jc w:val="both"/>
       </w:pPr>
@@ -11674,7 +11674,7 @@
         <w:pStyle w:val="TH-Goftar"/>
         <w:widowControl/>
         <w:bidi w:val="1"/>
-        <w:spacing w:before="200" w:after="120" w:line="288" w:lineRule="auto"/>
+        <w:spacing w:before="280" w:after="160" w:line="336" w:lineRule="auto"/>
         <w:jc w:val="right"/>
         <w:keepNext w:val="1"/>
         <w:shd w:val="clear" w:fill="EDEDED"/>
@@ -11695,7 +11695,7 @@
         <w:pStyle w:val="TH-Band"/>
         <w:widowControl/>
         <w:bidi w:val="1"/>
-        <w:spacing w:before="200" w:after="120" w:line="288" w:lineRule="auto"/>
+        <w:spacing w:before="280" w:after="160" w:line="336" w:lineRule="auto"/>
         <w:jc w:val="right"/>
         <w:keepNext w:val="1"/>
       </w:pPr>
@@ -11715,7 +11715,7 @@
         <w:pStyle w:val="TH-Body"/>
         <w:widowControl/>
         <w:bidi w:val="1"/>
-        <w:spacing w:before="0" w:after="120" w:line="288" w:lineRule="auto"/>
+        <w:spacing w:before="0" w:after="200" w:line="336" w:lineRule="auto"/>
         <w:jc w:val="both"/>
       </w:pPr>
       <w:r>
@@ -11745,7 +11745,7 @@
         <w:pStyle w:val="TH-Body"/>
         <w:widowControl/>
         <w:bidi w:val="1"/>
-        <w:spacing w:before="0" w:after="120" w:line="288" w:lineRule="auto"/>
+        <w:spacing w:before="0" w:after="200" w:line="336" w:lineRule="auto"/>
         <w:ind w:firstLine="283"/>
         <w:jc w:val="both"/>
       </w:pPr>
@@ -11786,7 +11786,7 @@
         <w:pStyle w:val="TH-Body"/>
         <w:widowControl/>
         <w:bidi w:val="1"/>
-        <w:spacing w:before="0" w:after="120" w:line="288" w:lineRule="auto"/>
+        <w:spacing w:before="0" w:after="200" w:line="336" w:lineRule="auto"/>
         <w:ind w:firstLine="283"/>
         <w:jc w:val="both"/>
       </w:pPr>
@@ -11827,7 +11827,7 @@
         <w:pStyle w:val="TH-Body"/>
         <w:widowControl/>
         <w:bidi w:val="1"/>
-        <w:spacing w:before="0" w:after="120" w:line="288" w:lineRule="auto"/>
+        <w:spacing w:before="0" w:after="200" w:line="336" w:lineRule="auto"/>
         <w:ind w:firstLine="283"/>
         <w:jc w:val="both"/>
       </w:pPr>
@@ -11858,7 +11858,7 @@
         <w:pStyle w:val="TH-Body"/>
         <w:widowControl/>
         <w:bidi w:val="1"/>
-        <w:spacing w:before="0" w:after="120" w:line="288" w:lineRule="auto"/>
+        <w:spacing w:before="0" w:after="200" w:line="336" w:lineRule="auto"/>
         <w:ind w:firstLine="283"/>
         <w:jc w:val="both"/>
       </w:pPr>
@@ -11899,7 +11899,7 @@
         <w:pStyle w:val="TH-Band"/>
         <w:widowControl/>
         <w:bidi w:val="1"/>
-        <w:spacing w:before="200" w:after="120" w:line="288" w:lineRule="auto"/>
+        <w:spacing w:before="280" w:after="160" w:line="336" w:lineRule="auto"/>
         <w:jc w:val="right"/>
         <w:keepNext w:val="1"/>
       </w:pPr>
@@ -11919,7 +11919,7 @@
         <w:pStyle w:val="TH-Body"/>
         <w:widowControl/>
         <w:bidi w:val="1"/>
-        <w:spacing w:before="0" w:after="120" w:line="288" w:lineRule="auto"/>
+        <w:spacing w:before="0" w:after="200" w:line="336" w:lineRule="auto"/>
         <w:jc w:val="both"/>
       </w:pPr>
       <w:r>
@@ -11959,7 +11959,7 @@
         <w:pStyle w:val="TH-Body"/>
         <w:widowControl/>
         <w:bidi w:val="1"/>
-        <w:spacing w:before="0" w:after="120" w:line="288" w:lineRule="auto"/>
+        <w:spacing w:before="0" w:after="200" w:line="336" w:lineRule="auto"/>
         <w:ind w:firstLine="283"/>
         <w:jc w:val="both"/>
       </w:pPr>
@@ -12000,7 +12000,7 @@
         <w:pStyle w:val="TH-Body"/>
         <w:widowControl/>
         <w:bidi w:val="1"/>
-        <w:spacing w:before="0" w:after="120" w:line="288" w:lineRule="auto"/>
+        <w:spacing w:before="0" w:after="200" w:line="336" w:lineRule="auto"/>
         <w:ind w:firstLine="283"/>
         <w:jc w:val="both"/>
       </w:pPr>
@@ -12020,7 +12020,7 @@
         <w:pStyle w:val="TH-Band"/>
         <w:widowControl/>
         <w:bidi w:val="1"/>
-        <w:spacing w:before="200" w:after="120" w:line="288" w:lineRule="auto"/>
+        <w:spacing w:before="280" w:after="160" w:line="336" w:lineRule="auto"/>
         <w:jc w:val="right"/>
         <w:keepNext w:val="1"/>
       </w:pPr>
@@ -12040,7 +12040,7 @@
         <w:pStyle w:val="TH-Body"/>
         <w:widowControl/>
         <w:bidi w:val="1"/>
-        <w:spacing w:before="0" w:after="120" w:line="288" w:lineRule="auto"/>
+        <w:spacing w:before="0" w:after="200" w:line="336" w:lineRule="auto"/>
         <w:jc w:val="both"/>
       </w:pPr>
       <w:r>
@@ -12059,7 +12059,7 @@
         <w:pStyle w:val="TH-Body"/>
         <w:widowControl/>
         <w:bidi w:val="1"/>
-        <w:spacing w:before="0" w:after="120" w:line="288" w:lineRule="auto"/>
+        <w:spacing w:before="0" w:after="200" w:line="336" w:lineRule="auto"/>
         <w:ind w:firstLine="283"/>
         <w:jc w:val="both"/>
       </w:pPr>
@@ -12100,7 +12100,7 @@
         <w:pStyle w:val="TH-Body"/>
         <w:widowControl/>
         <w:bidi w:val="1"/>
-        <w:spacing w:before="0" w:after="120" w:line="288" w:lineRule="auto"/>
+        <w:spacing w:before="0" w:after="200" w:line="336" w:lineRule="auto"/>
         <w:ind w:firstLine="283"/>
         <w:jc w:val="both"/>
       </w:pPr>
@@ -12120,7 +12120,7 @@
         <w:pStyle w:val="TH-Body"/>
         <w:widowControl/>
         <w:bidi w:val="1"/>
-        <w:spacing w:before="0" w:after="120" w:line="288" w:lineRule="auto"/>
+        <w:spacing w:before="0" w:after="200" w:line="336" w:lineRule="auto"/>
         <w:ind w:firstLine="283"/>
         <w:jc w:val="both"/>
       </w:pPr>
@@ -12140,7 +12140,7 @@
         <w:pStyle w:val="TH-Body"/>
         <w:widowControl/>
         <w:bidi w:val="1"/>
-        <w:spacing w:before="0" w:after="120" w:line="288" w:lineRule="auto"/>
+        <w:spacing w:before="0" w:after="200" w:line="336" w:lineRule="auto"/>
         <w:ind w:firstLine="283"/>
         <w:jc w:val="both"/>
       </w:pPr>
@@ -12160,7 +12160,7 @@
         <w:pStyle w:val="TH-Body"/>
         <w:widowControl/>
         <w:bidi w:val="1"/>
-        <w:spacing w:before="0" w:after="120" w:line="288" w:lineRule="auto"/>
+        <w:spacing w:before="0" w:after="200" w:line="336" w:lineRule="auto"/>
         <w:ind w:firstLine="283"/>
         <w:jc w:val="both"/>
       </w:pPr>
@@ -12180,7 +12180,7 @@
         <w:pStyle w:val="TH-Band"/>
         <w:widowControl/>
         <w:bidi w:val="1"/>
-        <w:spacing w:before="200" w:after="120" w:line="288" w:lineRule="auto"/>
+        <w:spacing w:before="280" w:after="160" w:line="336" w:lineRule="auto"/>
         <w:jc w:val="right"/>
         <w:keepNext w:val="1"/>
       </w:pPr>
@@ -12200,7 +12200,7 @@
         <w:pStyle w:val="TH-Body"/>
         <w:widowControl/>
         <w:bidi w:val="1"/>
-        <w:spacing w:before="0" w:after="120" w:line="288" w:lineRule="auto"/>
+        <w:spacing w:before="0" w:after="200" w:line="336" w:lineRule="auto"/>
         <w:jc w:val="both"/>
       </w:pPr>
       <w:r>
@@ -12230,7 +12230,7 @@
         <w:pStyle w:val="TH-Body"/>
         <w:widowControl/>
         <w:bidi w:val="1"/>
-        <w:spacing w:before="0" w:after="120" w:line="288" w:lineRule="auto"/>
+        <w:spacing w:before="0" w:after="200" w:line="336" w:lineRule="auto"/>
         <w:ind w:firstLine="283"/>
         <w:jc w:val="both"/>
       </w:pPr>
@@ -12250,7 +12250,7 @@
         <w:pStyle w:val="TH-Body"/>
         <w:widowControl/>
         <w:bidi w:val="1"/>
-        <w:spacing w:before="0" w:after="120" w:line="288" w:lineRule="auto"/>
+        <w:spacing w:before="0" w:after="200" w:line="336" w:lineRule="auto"/>
         <w:ind w:firstLine="283"/>
         <w:jc w:val="both"/>
       </w:pPr>
@@ -12291,7 +12291,7 @@
         <w:pStyle w:val="TH-Body"/>
         <w:widowControl/>
         <w:bidi w:val="1"/>
-        <w:spacing w:before="0" w:after="120" w:line="288" w:lineRule="auto"/>
+        <w:spacing w:before="0" w:after="200" w:line="336" w:lineRule="auto"/>
         <w:ind w:firstLine="283"/>
         <w:jc w:val="both"/>
       </w:pPr>
@@ -12353,7 +12353,7 @@
         <w:pStyle w:val="TH-Band"/>
         <w:widowControl/>
         <w:bidi w:val="1"/>
-        <w:spacing w:before="200" w:after="120" w:line="288" w:lineRule="auto"/>
+        <w:spacing w:before="280" w:after="160" w:line="336" w:lineRule="auto"/>
         <w:jc w:val="right"/>
         <w:keepNext w:val="1"/>
       </w:pPr>
@@ -12373,7 +12373,7 @@
         <w:pStyle w:val="TH-Body"/>
         <w:widowControl/>
         <w:bidi w:val="1"/>
-        <w:spacing w:before="0" w:after="120" w:line="288" w:lineRule="auto"/>
+        <w:spacing w:before="0" w:after="200" w:line="336" w:lineRule="auto"/>
         <w:jc w:val="both"/>
       </w:pPr>
       <w:r>
@@ -12392,7 +12392,7 @@
         <w:pStyle w:val="TH-Body"/>
         <w:widowControl/>
         <w:bidi w:val="1"/>
-        <w:spacing w:before="0" w:after="120" w:line="288" w:lineRule="auto"/>
+        <w:spacing w:before="0" w:after="200" w:line="336" w:lineRule="auto"/>
         <w:ind w:firstLine="283"/>
         <w:jc w:val="both"/>
       </w:pPr>
@@ -12412,7 +12412,7 @@
         <w:pStyle w:val="TH-Body"/>
         <w:widowControl/>
         <w:bidi w:val="1"/>
-        <w:spacing w:before="0" w:after="120" w:line="288" w:lineRule="auto"/>
+        <w:spacing w:before="0" w:after="200" w:line="336" w:lineRule="auto"/>
         <w:ind w:firstLine="283"/>
         <w:jc w:val="both"/>
       </w:pPr>
@@ -12432,7 +12432,7 @@
         <w:pStyle w:val="TH-Body"/>
         <w:widowControl/>
         <w:bidi w:val="1"/>
-        <w:spacing w:before="0" w:after="120" w:line="288" w:lineRule="auto"/>
+        <w:spacing w:before="0" w:after="200" w:line="336" w:lineRule="auto"/>
         <w:ind w:firstLine="283"/>
         <w:jc w:val="both"/>
       </w:pPr>
@@ -12452,7 +12452,7 @@
         <w:pStyle w:val="TH-Band"/>
         <w:widowControl/>
         <w:bidi w:val="1"/>
-        <w:spacing w:before="200" w:after="120" w:line="288" w:lineRule="auto"/>
+        <w:spacing w:before="280" w:after="160" w:line="336" w:lineRule="auto"/>
         <w:jc w:val="right"/>
         <w:keepNext w:val="1"/>
       </w:pPr>
@@ -12472,7 +12472,7 @@
         <w:pStyle w:val="TH-Body"/>
         <w:widowControl/>
         <w:bidi w:val="1"/>
-        <w:spacing w:before="0" w:after="120" w:line="288" w:lineRule="auto"/>
+        <w:spacing w:before="0" w:after="200" w:line="336" w:lineRule="auto"/>
         <w:jc w:val="both"/>
       </w:pPr>
       <w:r>
@@ -12491,7 +12491,7 @@
         <w:pStyle w:val="TH-Body"/>
         <w:widowControl/>
         <w:bidi w:val="1"/>
-        <w:spacing w:before="0" w:after="120" w:line="288" w:lineRule="auto"/>
+        <w:spacing w:before="0" w:after="200" w:line="336" w:lineRule="auto"/>
         <w:ind w:firstLine="283"/>
         <w:jc w:val="both"/>
       </w:pPr>
@@ -12532,7 +12532,7 @@
         <w:pStyle w:val="TH-Body"/>
         <w:widowControl/>
         <w:bidi w:val="1"/>
-        <w:spacing w:before="0" w:after="120" w:line="288" w:lineRule="auto"/>
+        <w:spacing w:before="0" w:after="200" w:line="336" w:lineRule="auto"/>
         <w:ind w:firstLine="283"/>
         <w:jc w:val="both"/>
       </w:pPr>
@@ -12573,7 +12573,7 @@
         <w:pStyle w:val="TH-Body"/>
         <w:widowControl/>
         <w:bidi w:val="1"/>
-        <w:spacing w:before="0" w:after="120" w:line="288" w:lineRule="auto"/>
+        <w:spacing w:before="0" w:after="200" w:line="336" w:lineRule="auto"/>
         <w:ind w:firstLine="283"/>
         <w:jc w:val="both"/>
       </w:pPr>
@@ -12614,7 +12614,7 @@
         <w:pStyle w:val="TH-Body"/>
         <w:widowControl/>
         <w:bidi w:val="1"/>
-        <w:spacing w:before="0" w:after="120" w:line="288" w:lineRule="auto"/>
+        <w:spacing w:before="0" w:after="200" w:line="336" w:lineRule="auto"/>
         <w:ind w:firstLine="283"/>
         <w:jc w:val="both"/>
       </w:pPr>
@@ -12634,7 +12634,7 @@
         <w:pStyle w:val="TH-Goftar"/>
         <w:widowControl/>
         <w:bidi w:val="1"/>
-        <w:spacing w:before="200" w:after="120" w:line="288" w:lineRule="auto"/>
+        <w:spacing w:before="280" w:after="160" w:line="336" w:lineRule="auto"/>
         <w:jc w:val="right"/>
         <w:keepNext w:val="1"/>
         <w:shd w:val="clear" w:fill="EDEDED"/>
@@ -12655,7 +12655,7 @@
         <w:pStyle w:val="TH-Band"/>
         <w:widowControl/>
         <w:bidi w:val="1"/>
-        <w:spacing w:before="200" w:after="120" w:line="288" w:lineRule="auto"/>
+        <w:spacing w:before="280" w:after="160" w:line="336" w:lineRule="auto"/>
         <w:jc w:val="right"/>
         <w:keepNext w:val="1"/>
       </w:pPr>
@@ -12675,7 +12675,7 @@
         <w:pStyle w:val="TH-Body"/>
         <w:widowControl/>
         <w:bidi w:val="1"/>
-        <w:spacing w:before="0" w:after="120" w:line="288" w:lineRule="auto"/>
+        <w:spacing w:before="0" w:after="200" w:line="336" w:lineRule="auto"/>
         <w:jc w:val="both"/>
       </w:pPr>
       <w:r>
@@ -12694,7 +12694,7 @@
         <w:pStyle w:val="TH-Body"/>
         <w:widowControl/>
         <w:bidi w:val="1"/>
-        <w:spacing w:before="0" w:after="120" w:line="288" w:lineRule="auto"/>
+        <w:spacing w:before="0" w:after="200" w:line="336" w:lineRule="auto"/>
         <w:ind w:firstLine="283"/>
         <w:jc w:val="both"/>
       </w:pPr>
@@ -12735,7 +12735,7 @@
         <w:pStyle w:val="TH-Body"/>
         <w:widowControl/>
         <w:bidi w:val="1"/>
-        <w:spacing w:before="0" w:after="120" w:line="288" w:lineRule="auto"/>
+        <w:spacing w:before="0" w:after="200" w:line="336" w:lineRule="auto"/>
         <w:ind w:firstLine="283"/>
         <w:jc w:val="both"/>
       </w:pPr>
@@ -12755,7 +12755,7 @@
         <w:pStyle w:val="TH-Body"/>
         <w:widowControl/>
         <w:bidi w:val="1"/>
-        <w:spacing w:before="0" w:after="120" w:line="288" w:lineRule="auto"/>
+        <w:spacing w:before="0" w:after="200" w:line="336" w:lineRule="auto"/>
         <w:ind w:firstLine="283"/>
         <w:jc w:val="both"/>
       </w:pPr>
@@ -12775,7 +12775,7 @@
         <w:pStyle w:val="TH-Body"/>
         <w:widowControl/>
         <w:bidi w:val="1"/>
-        <w:spacing w:before="0" w:after="120" w:line="288" w:lineRule="auto"/>
+        <w:spacing w:before="0" w:after="200" w:line="336" w:lineRule="auto"/>
         <w:ind w:firstLine="283"/>
         <w:jc w:val="both"/>
       </w:pPr>
@@ -12795,7 +12795,7 @@
         <w:pStyle w:val="TH-Body"/>
         <w:widowControl/>
         <w:bidi w:val="1"/>
-        <w:spacing w:before="0" w:after="120" w:line="288" w:lineRule="auto"/>
+        <w:spacing w:before="0" w:after="200" w:line="336" w:lineRule="auto"/>
         <w:ind w:firstLine="283"/>
         <w:jc w:val="both"/>
       </w:pPr>
@@ -12815,7 +12815,7 @@
         <w:pStyle w:val="TH-Body"/>
         <w:widowControl/>
         <w:bidi w:val="1"/>
-        <w:spacing w:before="0" w:after="120" w:line="288" w:lineRule="auto"/>
+        <w:spacing w:before="0" w:after="200" w:line="336" w:lineRule="auto"/>
         <w:ind w:firstLine="283"/>
         <w:jc w:val="both"/>
       </w:pPr>
@@ -12835,7 +12835,7 @@
         <w:pStyle w:val="TH-Band"/>
         <w:widowControl/>
         <w:bidi w:val="1"/>
-        <w:spacing w:before="200" w:after="120" w:line="288" w:lineRule="auto"/>
+        <w:spacing w:before="280" w:after="160" w:line="336" w:lineRule="auto"/>
         <w:jc w:val="right"/>
         <w:keepNext w:val="1"/>
       </w:pPr>
@@ -12855,7 +12855,7 @@
         <w:pStyle w:val="TH-Body"/>
         <w:widowControl/>
         <w:bidi w:val="1"/>
-        <w:spacing w:before="0" w:after="120" w:line="288" w:lineRule="auto"/>
+        <w:spacing w:before="0" w:after="200" w:line="336" w:lineRule="auto"/>
         <w:jc w:val="both"/>
       </w:pPr>
       <w:r>
@@ -12874,7 +12874,7 @@
         <w:pStyle w:val="TH-Body"/>
         <w:widowControl/>
         <w:bidi w:val="1"/>
-        <w:spacing w:before="0" w:after="120" w:line="288" w:lineRule="auto"/>
+        <w:spacing w:before="0" w:after="200" w:line="336" w:lineRule="auto"/>
         <w:ind w:firstLine="283"/>
         <w:jc w:val="both"/>
       </w:pPr>
@@ -12915,7 +12915,7 @@
         <w:pStyle w:val="TH-Body"/>
         <w:widowControl/>
         <w:bidi w:val="1"/>
-        <w:spacing w:before="0" w:after="120" w:line="288" w:lineRule="auto"/>
+        <w:spacing w:before="0" w:after="200" w:line="336" w:lineRule="auto"/>
         <w:ind w:firstLine="283"/>
         <w:jc w:val="both"/>
       </w:pPr>
@@ -12956,7 +12956,7 @@
         <w:pStyle w:val="TH-Body"/>
         <w:widowControl/>
         <w:bidi w:val="1"/>
-        <w:spacing w:before="0" w:after="120" w:line="288" w:lineRule="auto"/>
+        <w:spacing w:before="0" w:after="200" w:line="336" w:lineRule="auto"/>
         <w:ind w:firstLine="283"/>
         <w:jc w:val="both"/>
       </w:pPr>
@@ -12997,7 +12997,7 @@
         <w:pStyle w:val="TH-Body"/>
         <w:widowControl/>
         <w:bidi w:val="1"/>
-        <w:spacing w:before="0" w:after="120" w:line="288" w:lineRule="auto"/>
+        <w:spacing w:before="0" w:after="200" w:line="336" w:lineRule="auto"/>
         <w:ind w:firstLine="283"/>
         <w:jc w:val="both"/>
       </w:pPr>
@@ -13017,7 +13017,7 @@
         <w:pStyle w:val="TH-Band"/>
         <w:widowControl/>
         <w:bidi w:val="1"/>
-        <w:spacing w:before="200" w:after="120" w:line="288" w:lineRule="auto"/>
+        <w:spacing w:before="280" w:after="160" w:line="336" w:lineRule="auto"/>
         <w:jc w:val="right"/>
         <w:keepNext w:val="1"/>
       </w:pPr>
@@ -13037,7 +13037,7 @@
         <w:pStyle w:val="TH-Body"/>
         <w:widowControl/>
         <w:bidi w:val="1"/>
-        <w:spacing w:before="0" w:after="120" w:line="288" w:lineRule="auto"/>
+        <w:spacing w:before="0" w:after="200" w:line="336" w:lineRule="auto"/>
         <w:jc w:val="both"/>
       </w:pPr>
       <w:r>
@@ -13056,7 +13056,7 @@
         <w:pStyle w:val="TH-Body"/>
         <w:widowControl/>
         <w:bidi w:val="1"/>
-        <w:spacing w:before="0" w:after="120" w:line="288" w:lineRule="auto"/>
+        <w:spacing w:before="0" w:after="200" w:line="336" w:lineRule="auto"/>
         <w:ind w:firstLine="283"/>
         <w:jc w:val="both"/>
       </w:pPr>
@@ -13097,7 +13097,7 @@
         <w:pStyle w:val="TH-Body"/>
         <w:widowControl/>
         <w:bidi w:val="1"/>
-        <w:spacing w:before="0" w:after="120" w:line="288" w:lineRule="auto"/>
+        <w:spacing w:before="0" w:after="200" w:line="336" w:lineRule="auto"/>
         <w:ind w:firstLine="283"/>
         <w:jc w:val="both"/>
       </w:pPr>
@@ -13117,7 +13117,7 @@
         <w:pStyle w:val="TH-Band"/>
         <w:widowControl/>
         <w:bidi w:val="1"/>
-        <w:spacing w:before="200" w:after="120" w:line="288" w:lineRule="auto"/>
+        <w:spacing w:before="280" w:after="160" w:line="336" w:lineRule="auto"/>
         <w:jc w:val="right"/>
         <w:keepNext w:val="1"/>
       </w:pPr>
@@ -13137,7 +13137,7 @@
         <w:pStyle w:val="TH-Body"/>
         <w:widowControl/>
         <w:bidi w:val="1"/>
-        <w:spacing w:before="0" w:after="120" w:line="288" w:lineRule="auto"/>
+        <w:spacing w:before="0" w:after="200" w:line="336" w:lineRule="auto"/>
         <w:jc w:val="both"/>
       </w:pPr>
       <w:r>
@@ -13156,7 +13156,7 @@
         <w:pStyle w:val="TH-Body"/>
         <w:widowControl/>
         <w:bidi w:val="1"/>
-        <w:spacing w:before="0" w:after="120" w:line="288" w:lineRule="auto"/>
+        <w:spacing w:before="0" w:after="200" w:line="336" w:lineRule="auto"/>
         <w:ind w:firstLine="283"/>
         <w:jc w:val="both"/>
       </w:pPr>
@@ -13187,7 +13187,7 @@
         <w:pStyle w:val="TH-Body"/>
         <w:widowControl/>
         <w:bidi w:val="1"/>
-        <w:spacing w:before="0" w:after="120" w:line="288" w:lineRule="auto"/>
+        <w:spacing w:before="0" w:after="200" w:line="336" w:lineRule="auto"/>
         <w:ind w:firstLine="283"/>
         <w:jc w:val="both"/>
       </w:pPr>
@@ -13207,7 +13207,7 @@
         <w:pStyle w:val="TH-Body"/>
         <w:widowControl/>
         <w:bidi w:val="1"/>
-        <w:spacing w:before="0" w:after="120" w:line="288" w:lineRule="auto"/>
+        <w:spacing w:before="0" w:after="200" w:line="336" w:lineRule="auto"/>
         <w:ind w:firstLine="283"/>
         <w:jc w:val="both"/>
       </w:pPr>
@@ -13227,7 +13227,7 @@
         <w:pStyle w:val="TH-Body"/>
         <w:widowControl/>
         <w:bidi w:val="1"/>
-        <w:spacing w:before="0" w:after="120" w:line="288" w:lineRule="auto"/>
+        <w:spacing w:before="0" w:after="200" w:line="336" w:lineRule="auto"/>
         <w:ind w:firstLine="283"/>
         <w:jc w:val="both"/>
       </w:pPr>
@@ -13247,7 +13247,7 @@
         <w:pStyle w:val="TH-Body"/>
         <w:widowControl/>
         <w:bidi w:val="1"/>
-        <w:spacing w:before="0" w:after="120" w:line="288" w:lineRule="auto"/>
+        <w:spacing w:before="0" w:after="200" w:line="336" w:lineRule="auto"/>
         <w:ind w:firstLine="283"/>
         <w:jc w:val="both"/>
       </w:pPr>
@@ -13267,7 +13267,7 @@
         <w:pStyle w:val="TH-Body"/>
         <w:widowControl/>
         <w:bidi w:val="1"/>
-        <w:spacing w:before="0" w:after="120" w:line="288" w:lineRule="auto"/>
+        <w:spacing w:before="0" w:after="200" w:line="336" w:lineRule="auto"/>
         <w:ind w:firstLine="283"/>
         <w:jc w:val="both"/>
       </w:pPr>
@@ -13287,7 +13287,7 @@
         <w:pStyle w:val="TH-Body"/>
         <w:widowControl/>
         <w:bidi w:val="1"/>
-        <w:spacing w:before="0" w:after="120" w:line="288" w:lineRule="auto"/>
+        <w:spacing w:before="0" w:after="200" w:line="336" w:lineRule="auto"/>
         <w:ind w:firstLine="283"/>
         <w:jc w:val="both"/>
       </w:pPr>
@@ -13307,7 +13307,7 @@
         <w:pStyle w:val="TH-Body"/>
         <w:widowControl/>
         <w:bidi w:val="1"/>
-        <w:spacing w:before="0" w:after="120" w:line="288" w:lineRule="auto"/>
+        <w:spacing w:before="0" w:after="200" w:line="336" w:lineRule="auto"/>
         <w:ind w:firstLine="283"/>
         <w:jc w:val="both"/>
       </w:pPr>
@@ -13327,7 +13327,7 @@
         <w:pStyle w:val="TH-Body"/>
         <w:widowControl/>
         <w:bidi w:val="1"/>
-        <w:spacing w:before="0" w:after="120" w:line="288" w:lineRule="auto"/>
+        <w:spacing w:before="0" w:after="200" w:line="336" w:lineRule="auto"/>
         <w:ind w:firstLine="283"/>
         <w:jc w:val="both"/>
       </w:pPr>
@@ -13347,7 +13347,7 @@
         <w:pStyle w:val="TH-Goftar"/>
         <w:widowControl/>
         <w:bidi w:val="1"/>
-        <w:spacing w:before="200" w:after="120" w:line="288" w:lineRule="auto"/>
+        <w:spacing w:before="280" w:after="160" w:line="336" w:lineRule="auto"/>
         <w:jc w:val="right"/>
         <w:keepNext w:val="1"/>
         <w:shd w:val="clear" w:fill="EDEDED"/>
@@ -13368,7 +13368,7 @@
         <w:pStyle w:val="TH-Body"/>
         <w:widowControl/>
         <w:bidi w:val="1"/>
-        <w:spacing w:before="0" w:after="120" w:line="288" w:lineRule="auto"/>
+        <w:spacing w:before="0" w:after="200" w:line="336" w:lineRule="auto"/>
         <w:jc w:val="both"/>
       </w:pPr>
       <w:r>
@@ -13394,7 +13394,7 @@
         <w:pStyle w:val="TH-Fasl"/>
         <w:widowControl/>
         <w:bidi w:val="1"/>
-        <w:spacing w:before="120" w:after="240" w:line="288" w:lineRule="auto"/>
+        <w:spacing w:before="120" w:after="240" w:line="336" w:lineRule="auto"/>
         <w:jc w:val="center"/>
         <w:pBdr>
           <w:top w:val="single" w:sz="12" w:space="8" w:color="1F3864"/>
@@ -13418,7 +13418,7 @@
         <w:pStyle w:val="TH-Body"/>
         <w:widowControl/>
         <w:bidi w:val="1"/>
-        <w:spacing w:before="0" w:after="120" w:line="288" w:lineRule="auto"/>
+        <w:spacing w:before="0" w:after="200" w:line="336" w:lineRule="auto"/>
         <w:jc w:val="both"/>
       </w:pPr>
       <w:r>
@@ -13437,7 +13437,7 @@
         <w:pStyle w:val="TH-Goftar"/>
         <w:widowControl/>
         <w:bidi w:val="1"/>
-        <w:spacing w:before="200" w:after="120" w:line="288" w:lineRule="auto"/>
+        <w:spacing w:before="280" w:after="160" w:line="336" w:lineRule="auto"/>
         <w:jc w:val="right"/>
         <w:keepNext w:val="1"/>
         <w:shd w:val="clear" w:fill="EDEDED"/>
@@ -13458,7 +13458,7 @@
         <w:pStyle w:val="TH-Body"/>
         <w:widowControl/>
         <w:bidi w:val="1"/>
-        <w:spacing w:before="0" w:after="120" w:line="288" w:lineRule="auto"/>
+        <w:spacing w:before="0" w:after="200" w:line="336" w:lineRule="auto"/>
         <w:jc w:val="both"/>
       </w:pPr>
       <w:r>
@@ -13477,7 +13477,7 @@
         <w:pStyle w:val="TH-Goftar"/>
         <w:widowControl/>
         <w:bidi w:val="1"/>
-        <w:spacing w:before="200" w:after="120" w:line="288" w:lineRule="auto"/>
+        <w:spacing w:before="280" w:after="160" w:line="336" w:lineRule="auto"/>
         <w:jc w:val="right"/>
         <w:keepNext w:val="1"/>
         <w:shd w:val="clear" w:fill="EDEDED"/>
@@ -13498,7 +13498,7 @@
         <w:pStyle w:val="TH-Body"/>
         <w:widowControl/>
         <w:bidi w:val="1"/>
-        <w:spacing w:before="0" w:after="120" w:line="288" w:lineRule="auto"/>
+        <w:spacing w:before="0" w:after="200" w:line="336" w:lineRule="auto"/>
         <w:jc w:val="both"/>
       </w:pPr>
       <w:r>
@@ -13517,7 +13517,7 @@
         <w:pStyle w:val="TH-Goftar"/>
         <w:widowControl/>
         <w:bidi w:val="1"/>
-        <w:spacing w:before="200" w:after="120" w:line="288" w:lineRule="auto"/>
+        <w:spacing w:before="280" w:after="160" w:line="336" w:lineRule="auto"/>
         <w:jc w:val="right"/>
         <w:keepNext w:val="1"/>
         <w:shd w:val="clear" w:fill="EDEDED"/>
@@ -13538,7 +13538,7 @@
         <w:pStyle w:val="TH-Body"/>
         <w:widowControl/>
         <w:bidi w:val="1"/>
-        <w:spacing w:before="0" w:after="120" w:line="288" w:lineRule="auto"/>
+        <w:spacing w:before="0" w:after="200" w:line="336" w:lineRule="auto"/>
         <w:jc w:val="both"/>
       </w:pPr>
       <w:r>
@@ -13557,7 +13557,7 @@
         <w:pStyle w:val="TH-Goftar"/>
         <w:widowControl/>
         <w:bidi w:val="1"/>
-        <w:spacing w:before="200" w:after="120" w:line="288" w:lineRule="auto"/>
+        <w:spacing w:before="280" w:after="160" w:line="336" w:lineRule="auto"/>
         <w:jc w:val="right"/>
         <w:keepNext w:val="1"/>
         <w:shd w:val="clear" w:fill="EDEDED"/>
@@ -13578,7 +13578,7 @@
         <w:pStyle w:val="TH-Body"/>
         <w:widowControl/>
         <w:bidi w:val="1"/>
-        <w:spacing w:before="0" w:after="120" w:line="288" w:lineRule="auto"/>
+        <w:spacing w:before="0" w:after="200" w:line="336" w:lineRule="auto"/>
         <w:jc w:val="both"/>
       </w:pPr>
       <w:r>
@@ -13597,7 +13597,7 @@
         <w:pStyle w:val="TH-Goftar"/>
         <w:widowControl/>
         <w:bidi w:val="1"/>
-        <w:spacing w:before="200" w:after="120" w:line="288" w:lineRule="auto"/>
+        <w:spacing w:before="280" w:after="160" w:line="336" w:lineRule="auto"/>
         <w:jc w:val="right"/>
         <w:keepNext w:val="1"/>
         <w:shd w:val="clear" w:fill="EDEDED"/>
@@ -13618,7 +13618,7 @@
         <w:pStyle w:val="TH-Body"/>
         <w:widowControl/>
         <w:bidi w:val="1"/>
-        <w:spacing w:before="0" w:after="120" w:line="288" w:lineRule="auto"/>
+        <w:spacing w:before="0" w:after="200" w:line="336" w:lineRule="auto"/>
         <w:jc w:val="both"/>
       </w:pPr>
       <w:r>
@@ -13637,7 +13637,7 @@
         <w:pStyle w:val="TH-Goftar"/>
         <w:widowControl/>
         <w:bidi w:val="1"/>
-        <w:spacing w:before="200" w:after="120" w:line="288" w:lineRule="auto"/>
+        <w:spacing w:before="280" w:after="160" w:line="336" w:lineRule="auto"/>
         <w:jc w:val="right"/>
         <w:keepNext w:val="1"/>
         <w:shd w:val="clear" w:fill="EDEDED"/>
@@ -13658,7 +13658,7 @@
         <w:pStyle w:val="TH-Body"/>
         <w:widowControl/>
         <w:bidi w:val="1"/>
-        <w:spacing w:before="0" w:after="120" w:line="288" w:lineRule="auto"/>
+        <w:spacing w:before="0" w:after="200" w:line="336" w:lineRule="auto"/>
         <w:jc w:val="both"/>
       </w:pPr>
       <w:r>
@@ -13677,7 +13677,7 @@
         <w:pStyle w:val="TH-Body"/>
         <w:widowControl/>
         <w:bidi w:val="1"/>
-        <w:spacing w:before="0" w:after="120" w:line="288" w:lineRule="auto"/>
+        <w:spacing w:before="0" w:after="200" w:line="336" w:lineRule="auto"/>
         <w:ind w:firstLine="283"/>
         <w:jc w:val="both"/>
       </w:pPr>
@@ -13697,7 +13697,7 @@
         <w:pStyle w:val="TH-Goftar"/>
         <w:widowControl/>
         <w:bidi w:val="1"/>
-        <w:spacing w:before="200" w:after="120" w:line="288" w:lineRule="auto"/>
+        <w:spacing w:before="280" w:after="160" w:line="336" w:lineRule="auto"/>
         <w:jc w:val="right"/>
         <w:keepNext w:val="1"/>
         <w:shd w:val="clear" w:fill="EDEDED"/>
@@ -13718,7 +13718,7 @@
         <w:pStyle w:val="TH-Body"/>
         <w:widowControl/>
         <w:bidi w:val="1"/>
-        <w:spacing w:before="0" w:after="120" w:line="288" w:lineRule="auto"/>
+        <w:spacing w:before="0" w:after="200" w:line="336" w:lineRule="auto"/>
         <w:jc w:val="both"/>
       </w:pPr>
       <w:r>
@@ -13737,7 +13737,7 @@
         <w:pStyle w:val="TH-Body"/>
         <w:widowControl/>
         <w:bidi w:val="1"/>
-        <w:spacing w:before="0" w:after="120" w:line="288" w:lineRule="auto"/>
+        <w:spacing w:before="0" w:after="200" w:line="336" w:lineRule="auto"/>
         <w:ind w:firstLine="283"/>
         <w:jc w:val="both"/>
       </w:pPr>
@@ -13757,7 +13757,7 @@
         <w:pStyle w:val="TH-Body"/>
         <w:widowControl/>
         <w:bidi w:val="1"/>
-        <w:spacing w:before="0" w:after="120" w:line="288" w:lineRule="auto"/>
+        <w:spacing w:before="0" w:after="200" w:line="336" w:lineRule="auto"/>
         <w:ind w:firstLine="283"/>
         <w:jc w:val="both"/>
       </w:pPr>
@@ -13777,7 +13777,7 @@
         <w:pStyle w:val="TH-Body"/>
         <w:widowControl/>
         <w:bidi w:val="1"/>
-        <w:spacing w:before="0" w:after="120" w:line="288" w:lineRule="auto"/>
+        <w:spacing w:before="0" w:after="200" w:line="336" w:lineRule="auto"/>
         <w:ind w:firstLine="283"/>
         <w:jc w:val="both"/>
       </w:pPr>
@@ -13797,7 +13797,7 @@
         <w:pStyle w:val="TH-Body"/>
         <w:widowControl/>
         <w:bidi w:val="1"/>
-        <w:spacing w:before="0" w:after="120" w:line="288" w:lineRule="auto"/>
+        <w:spacing w:before="0" w:after="200" w:line="336" w:lineRule="auto"/>
         <w:ind w:firstLine="283"/>
         <w:jc w:val="both"/>
       </w:pPr>
@@ -13817,7 +13817,7 @@
         <w:pStyle w:val="TH-Body"/>
         <w:widowControl/>
         <w:bidi w:val="1"/>
-        <w:spacing w:before="0" w:after="120" w:line="288" w:lineRule="auto"/>
+        <w:spacing w:before="0" w:after="200" w:line="336" w:lineRule="auto"/>
         <w:ind w:firstLine="283"/>
         <w:jc w:val="both"/>
       </w:pPr>
@@ -13837,7 +13837,7 @@
         <w:pStyle w:val="TH-Body"/>
         <w:widowControl/>
         <w:bidi w:val="1"/>
-        <w:spacing w:before="0" w:after="120" w:line="288" w:lineRule="auto"/>
+        <w:spacing w:before="0" w:after="200" w:line="336" w:lineRule="auto"/>
         <w:ind w:firstLine="283"/>
         <w:jc w:val="both"/>
       </w:pPr>
@@ -13857,7 +13857,7 @@
         <w:pStyle w:val="TH-Body"/>
         <w:widowControl/>
         <w:bidi w:val="1"/>
-        <w:spacing w:before="0" w:after="120" w:line="288" w:lineRule="auto"/>
+        <w:spacing w:before="0" w:after="200" w:line="336" w:lineRule="auto"/>
         <w:ind w:firstLine="283"/>
         <w:jc w:val="both"/>
       </w:pPr>
@@ -13877,7 +13877,7 @@
         <w:pStyle w:val="TH-Goftar"/>
         <w:widowControl/>
         <w:bidi w:val="1"/>
-        <w:spacing w:before="200" w:after="120" w:line="288" w:lineRule="auto"/>
+        <w:spacing w:before="280" w:after="160" w:line="336" w:lineRule="auto"/>
         <w:jc w:val="right"/>
         <w:keepNext w:val="1"/>
         <w:shd w:val="clear" w:fill="EDEDED"/>
@@ -13898,7 +13898,7 @@
         <w:pStyle w:val="TH-Body"/>
         <w:widowControl/>
         <w:bidi w:val="1"/>
-        <w:spacing w:before="0" w:after="120" w:line="288" w:lineRule="auto"/>
+        <w:spacing w:before="0" w:after="200" w:line="336" w:lineRule="auto"/>
         <w:jc w:val="both"/>
       </w:pPr>
       <w:r>
@@ -13917,7 +13917,7 @@
         <w:pStyle w:val="TH-Body"/>
         <w:widowControl/>
         <w:bidi w:val="1"/>
-        <w:spacing w:before="0" w:after="120" w:line="288" w:lineRule="auto"/>
+        <w:spacing w:before="0" w:after="200" w:line="336" w:lineRule="auto"/>
         <w:ind w:firstLine="283"/>
         <w:jc w:val="both"/>
       </w:pPr>
@@ -13944,7 +13944,7 @@
         <w:pStyle w:val="TH-Fasl"/>
         <w:widowControl/>
         <w:bidi w:val="1"/>
-        <w:spacing w:before="120" w:after="240" w:line="288" w:lineRule="auto"/>
+        <w:spacing w:before="120" w:after="240" w:line="336" w:lineRule="auto"/>
         <w:jc w:val="center"/>
         <w:pBdr>
           <w:top w:val="single" w:sz="12" w:space="8" w:color="1F3864"/>
@@ -13968,7 +13968,7 @@
         <w:pStyle w:val="TH-Body"/>
         <w:widowControl/>
         <w:bidi w:val="1"/>
-        <w:spacing w:before="0" w:after="120" w:line="288" w:lineRule="auto"/>
+        <w:spacing w:before="0" w:after="200" w:line="336" w:lineRule="auto"/>
         <w:jc w:val="both"/>
       </w:pPr>
       <w:r>
@@ -13987,7 +13987,7 @@
         <w:pStyle w:val="TH-Goftar"/>
         <w:widowControl/>
         <w:bidi w:val="1"/>
-        <w:spacing w:before="200" w:after="120" w:line="288" w:lineRule="auto"/>
+        <w:spacing w:before="280" w:after="160" w:line="336" w:lineRule="auto"/>
         <w:jc w:val="right"/>
         <w:keepNext w:val="1"/>
         <w:shd w:val="clear" w:fill="EDEDED"/>
@@ -14008,7 +14008,7 @@
         <w:pStyle w:val="TH-Body"/>
         <w:widowControl/>
         <w:bidi w:val="1"/>
-        <w:spacing w:before="0" w:after="120" w:line="288" w:lineRule="auto"/>
+        <w:spacing w:before="0" w:after="200" w:line="336" w:lineRule="auto"/>
         <w:jc w:val="both"/>
       </w:pPr>
       <w:r>
@@ -14027,7 +14027,7 @@
         <w:pStyle w:val="TH-Body"/>
         <w:widowControl/>
         <w:bidi w:val="1"/>
-        <w:spacing w:before="0" w:after="120" w:line="288" w:lineRule="auto"/>
+        <w:spacing w:before="0" w:after="200" w:line="336" w:lineRule="auto"/>
         <w:ind w:firstLine="283"/>
         <w:jc w:val="both"/>
       </w:pPr>
@@ -14047,7 +14047,7 @@
         <w:pStyle w:val="TH-Body"/>
         <w:widowControl/>
         <w:bidi w:val="1"/>
-        <w:spacing w:before="0" w:after="120" w:line="288" w:lineRule="auto"/>
+        <w:spacing w:before="0" w:after="200" w:line="336" w:lineRule="auto"/>
         <w:ind w:firstLine="283"/>
         <w:jc w:val="both"/>
       </w:pPr>
@@ -14067,7 +14067,7 @@
         <w:pStyle w:val="TH-Body"/>
         <w:widowControl/>
         <w:bidi w:val="1"/>
-        <w:spacing w:before="0" w:after="120" w:line="288" w:lineRule="auto"/>
+        <w:spacing w:before="0" w:after="200" w:line="336" w:lineRule="auto"/>
         <w:ind w:firstLine="283"/>
         <w:jc w:val="both"/>
       </w:pPr>
@@ -14087,7 +14087,7 @@
         <w:pStyle w:val="TH-Body"/>
         <w:widowControl/>
         <w:bidi w:val="1"/>
-        <w:spacing w:before="0" w:after="120" w:line="288" w:lineRule="auto"/>
+        <w:spacing w:before="0" w:after="200" w:line="336" w:lineRule="auto"/>
         <w:ind w:firstLine="283"/>
         <w:jc w:val="both"/>
       </w:pPr>
@@ -14107,7 +14107,7 @@
         <w:pStyle w:val="TH-Goftar"/>
         <w:widowControl/>
         <w:bidi w:val="1"/>
-        <w:spacing w:before="200" w:after="120" w:line="288" w:lineRule="auto"/>
+        <w:spacing w:before="280" w:after="160" w:line="336" w:lineRule="auto"/>
         <w:jc w:val="right"/>
         <w:keepNext w:val="1"/>
         <w:shd w:val="clear" w:fill="EDEDED"/>
@@ -14128,7 +14128,7 @@
         <w:pStyle w:val="TH-Body"/>
         <w:widowControl/>
         <w:bidi w:val="1"/>
-        <w:spacing w:before="0" w:after="120" w:line="288" w:lineRule="auto"/>
+        <w:spacing w:before="0" w:after="200" w:line="336" w:lineRule="auto"/>
         <w:jc w:val="both"/>
       </w:pPr>
       <w:r>
@@ -14147,7 +14147,7 @@
         <w:pStyle w:val="TH-Body"/>
         <w:widowControl/>
         <w:bidi w:val="1"/>
-        <w:spacing w:before="0" w:after="120" w:line="288" w:lineRule="auto"/>
+        <w:spacing w:before="0" w:after="200" w:line="336" w:lineRule="auto"/>
         <w:ind w:firstLine="283"/>
         <w:jc w:val="both"/>
       </w:pPr>
@@ -14167,7 +14167,7 @@
         <w:pStyle w:val="TH-Body"/>
         <w:widowControl/>
         <w:bidi w:val="1"/>
-        <w:spacing w:before="0" w:after="120" w:line="288" w:lineRule="auto"/>
+        <w:spacing w:before="0" w:after="200" w:line="336" w:lineRule="auto"/>
         <w:ind w:firstLine="283"/>
         <w:jc w:val="both"/>
       </w:pPr>
@@ -14187,7 +14187,7 @@
         <w:pStyle w:val="TH-Body"/>
         <w:widowControl/>
         <w:bidi w:val="1"/>
-        <w:spacing w:before="0" w:after="120" w:line="288" w:lineRule="auto"/>
+        <w:spacing w:before="0" w:after="200" w:line="336" w:lineRule="auto"/>
         <w:ind w:firstLine="283"/>
         <w:jc w:val="both"/>
       </w:pPr>
@@ -14207,7 +14207,7 @@
         <w:pStyle w:val="TH-Body"/>
         <w:widowControl/>
         <w:bidi w:val="1"/>
-        <w:spacing w:before="0" w:after="120" w:line="288" w:lineRule="auto"/>
+        <w:spacing w:before="0" w:after="200" w:line="336" w:lineRule="auto"/>
         <w:ind w:firstLine="283"/>
         <w:jc w:val="both"/>
       </w:pPr>
@@ -14227,7 +14227,7 @@
         <w:pStyle w:val="TH-Body"/>
         <w:widowControl/>
         <w:bidi w:val="1"/>
-        <w:spacing w:before="0" w:after="120" w:line="288" w:lineRule="auto"/>
+        <w:spacing w:before="0" w:after="200" w:line="336" w:lineRule="auto"/>
         <w:ind w:firstLine="283"/>
         <w:jc w:val="both"/>
       </w:pPr>
@@ -14247,7 +14247,7 @@
         <w:pStyle w:val="TH-Body"/>
         <w:widowControl/>
         <w:bidi w:val="1"/>
-        <w:spacing w:before="0" w:after="120" w:line="288" w:lineRule="auto"/>
+        <w:spacing w:before="0" w:after="200" w:line="336" w:lineRule="auto"/>
         <w:ind w:firstLine="283"/>
         <w:jc w:val="both"/>
       </w:pPr>
@@ -14267,7 +14267,7 @@
         <w:pStyle w:val="TH-Goftar"/>
         <w:widowControl/>
         <w:bidi w:val="1"/>
-        <w:spacing w:before="200" w:after="120" w:line="288" w:lineRule="auto"/>
+        <w:spacing w:before="280" w:after="160" w:line="336" w:lineRule="auto"/>
         <w:jc w:val="right"/>
         <w:keepNext w:val="1"/>
         <w:shd w:val="clear" w:fill="EDEDED"/>
@@ -14288,7 +14288,7 @@
         <w:pStyle w:val="TH-Body"/>
         <w:widowControl/>
         <w:bidi w:val="1"/>
-        <w:spacing w:before="0" w:after="120" w:line="288" w:lineRule="auto"/>
+        <w:spacing w:before="0" w:after="200" w:line="336" w:lineRule="auto"/>
         <w:jc w:val="both"/>
       </w:pPr>
       <w:r>
@@ -14307,7 +14307,7 @@
         <w:pStyle w:val="TH-Body"/>
         <w:widowControl/>
         <w:bidi w:val="1"/>
-        <w:spacing w:before="0" w:after="120" w:line="288" w:lineRule="auto"/>
+        <w:spacing w:before="0" w:after="200" w:line="336" w:lineRule="auto"/>
         <w:ind w:firstLine="283"/>
         <w:jc w:val="both"/>
       </w:pPr>
@@ -14327,7 +14327,7 @@
         <w:pStyle w:val="TH-Body"/>
         <w:widowControl/>
         <w:bidi w:val="1"/>
-        <w:spacing w:before="0" w:after="120" w:line="288" w:lineRule="auto"/>
+        <w:spacing w:before="0" w:after="200" w:line="336" w:lineRule="auto"/>
         <w:ind w:firstLine="283"/>
         <w:jc w:val="both"/>
       </w:pPr>
@@ -14347,7 +14347,7 @@
         <w:pStyle w:val="TH-Body"/>
         <w:widowControl/>
         <w:bidi w:val="1"/>
-        <w:spacing w:before="0" w:after="120" w:line="288" w:lineRule="auto"/>
+        <w:spacing w:before="0" w:after="200" w:line="336" w:lineRule="auto"/>
         <w:ind w:firstLine="283"/>
         <w:jc w:val="both"/>
       </w:pPr>
@@ -14367,7 +14367,7 @@
         <w:pStyle w:val="TH-Body"/>
         <w:widowControl/>
         <w:bidi w:val="1"/>
-        <w:spacing w:before="0" w:after="120" w:line="288" w:lineRule="auto"/>
+        <w:spacing w:before="0" w:after="200" w:line="336" w:lineRule="auto"/>
         <w:ind w:firstLine="283"/>
         <w:jc w:val="both"/>
       </w:pPr>
@@ -14387,7 +14387,7 @@
         <w:pStyle w:val="TH-Body"/>
         <w:widowControl/>
         <w:bidi w:val="1"/>
-        <w:spacing w:before="0" w:after="120" w:line="288" w:lineRule="auto"/>
+        <w:spacing w:before="0" w:after="200" w:line="336" w:lineRule="auto"/>
         <w:ind w:firstLine="283"/>
         <w:jc w:val="both"/>
       </w:pPr>
@@ -14407,7 +14407,7 @@
         <w:pStyle w:val="TH-Body"/>
         <w:widowControl/>
         <w:bidi w:val="1"/>
-        <w:spacing w:before="0" w:after="120" w:line="288" w:lineRule="auto"/>
+        <w:spacing w:before="0" w:after="200" w:line="336" w:lineRule="auto"/>
         <w:ind w:firstLine="283"/>
         <w:jc w:val="both"/>
       </w:pPr>
@@ -14427,7 +14427,7 @@
         <w:pStyle w:val="TH-Body"/>
         <w:widowControl/>
         <w:bidi w:val="1"/>
-        <w:spacing w:before="0" w:after="120" w:line="288" w:lineRule="auto"/>
+        <w:spacing w:before="0" w:after="200" w:line="336" w:lineRule="auto"/>
         <w:ind w:firstLine="283"/>
         <w:jc w:val="both"/>
       </w:pPr>
@@ -14447,7 +14447,7 @@
         <w:pStyle w:val="TH-Body"/>
         <w:widowControl/>
         <w:bidi w:val="1"/>
-        <w:spacing w:before="0" w:after="120" w:line="288" w:lineRule="auto"/>
+        <w:spacing w:before="0" w:after="200" w:line="336" w:lineRule="auto"/>
         <w:ind w:firstLine="283"/>
         <w:jc w:val="both"/>
       </w:pPr>
@@ -14467,7 +14467,7 @@
         <w:pStyle w:val="TH-Body"/>
         <w:widowControl/>
         <w:bidi w:val="1"/>
-        <w:spacing w:before="0" w:after="120" w:line="288" w:lineRule="auto"/>
+        <w:spacing w:before="0" w:after="200" w:line="336" w:lineRule="auto"/>
         <w:ind w:firstLine="283"/>
         <w:jc w:val="both"/>
       </w:pPr>
@@ -14487,7 +14487,7 @@
         <w:pStyle w:val="TH-Goftar"/>
         <w:widowControl/>
         <w:bidi w:val="1"/>
-        <w:spacing w:before="200" w:after="120" w:line="288" w:lineRule="auto"/>
+        <w:spacing w:before="280" w:after="160" w:line="336" w:lineRule="auto"/>
         <w:jc w:val="right"/>
         <w:keepNext w:val="1"/>
         <w:shd w:val="clear" w:fill="EDEDED"/>
@@ -14508,7 +14508,7 @@
         <w:pStyle w:val="TH-Body"/>
         <w:widowControl/>
         <w:bidi w:val="1"/>
-        <w:spacing w:before="0" w:after="120" w:line="288" w:lineRule="auto"/>
+        <w:spacing w:before="0" w:after="200" w:line="336" w:lineRule="auto"/>
         <w:jc w:val="both"/>
       </w:pPr>
       <w:r>
@@ -14527,7 +14527,7 @@
         <w:pStyle w:val="TH-Body"/>
         <w:widowControl/>
         <w:bidi w:val="1"/>
-        <w:spacing w:before="0" w:after="120" w:line="288" w:lineRule="auto"/>
+        <w:spacing w:before="0" w:after="200" w:line="336" w:lineRule="auto"/>
         <w:ind w:firstLine="283"/>
         <w:jc w:val="both"/>
       </w:pPr>
@@ -14547,7 +14547,7 @@
         <w:pStyle w:val="TH-Body"/>
         <w:widowControl/>
         <w:bidi w:val="1"/>
-        <w:spacing w:before="0" w:after="120" w:line="288" w:lineRule="auto"/>
+        <w:spacing w:before="0" w:after="200" w:line="336" w:lineRule="auto"/>
         <w:ind w:firstLine="283"/>
         <w:jc w:val="both"/>
       </w:pPr>
@@ -14567,7 +14567,7 @@
         <w:pStyle w:val="TH-Body"/>
         <w:widowControl/>
         <w:bidi w:val="1"/>
-        <w:spacing w:before="0" w:after="120" w:line="288" w:lineRule="auto"/>
+        <w:spacing w:before="0" w:after="200" w:line="336" w:lineRule="auto"/>
         <w:ind w:firstLine="283"/>
         <w:jc w:val="both"/>
       </w:pPr>
@@ -14587,7 +14587,7 @@
         <w:pStyle w:val="TH-Body"/>
         <w:widowControl/>
         <w:bidi w:val="1"/>
-        <w:spacing w:before="0" w:after="120" w:line="288" w:lineRule="auto"/>
+        <w:spacing w:before="0" w:after="200" w:line="336" w:lineRule="auto"/>
         <w:ind w:firstLine="283"/>
         <w:jc w:val="both"/>
       </w:pPr>
@@ -14607,7 +14607,7 @@
         <w:pStyle w:val="TH-Body"/>
         <w:widowControl/>
         <w:bidi w:val="1"/>
-        <w:spacing w:before="0" w:after="120" w:line="288" w:lineRule="auto"/>
+        <w:spacing w:before="0" w:after="200" w:line="336" w:lineRule="auto"/>
         <w:ind w:firstLine="283"/>
         <w:jc w:val="both"/>
       </w:pPr>
@@ -14627,7 +14627,7 @@
         <w:pStyle w:val="TH-Body"/>
         <w:widowControl/>
         <w:bidi w:val="1"/>
-        <w:spacing w:before="0" w:after="120" w:line="288" w:lineRule="auto"/>
+        <w:spacing w:before="0" w:after="200" w:line="336" w:lineRule="auto"/>
         <w:ind w:firstLine="283"/>
         <w:jc w:val="both"/>
       </w:pPr>
@@ -14647,7 +14647,7 @@
         <w:pStyle w:val="TH-Body"/>
         <w:widowControl/>
         <w:bidi w:val="1"/>
-        <w:spacing w:before="0" w:after="120" w:line="288" w:lineRule="auto"/>
+        <w:spacing w:before="0" w:after="200" w:line="336" w:lineRule="auto"/>
         <w:ind w:firstLine="283"/>
         <w:jc w:val="both"/>
       </w:pPr>
@@ -14667,7 +14667,7 @@
         <w:pStyle w:val="TH-Goftar"/>
         <w:widowControl/>
         <w:bidi w:val="1"/>
-        <w:spacing w:before="200" w:after="120" w:line="288" w:lineRule="auto"/>
+        <w:spacing w:before="280" w:after="160" w:line="336" w:lineRule="auto"/>
         <w:jc w:val="right"/>
         <w:keepNext w:val="1"/>
         <w:shd w:val="clear" w:fill="EDEDED"/>
@@ -14688,7 +14688,7 @@
         <w:pStyle w:val="TH-Body"/>
         <w:widowControl/>
         <w:bidi w:val="1"/>
-        <w:spacing w:before="0" w:after="120" w:line="288" w:lineRule="auto"/>
+        <w:spacing w:before="0" w:after="200" w:line="336" w:lineRule="auto"/>
         <w:jc w:val="both"/>
       </w:pPr>
       <w:r>
@@ -14707,7 +14707,7 @@
         <w:pStyle w:val="TH-Body"/>
         <w:widowControl/>
         <w:bidi w:val="1"/>
-        <w:spacing w:before="0" w:after="120" w:line="288" w:lineRule="auto"/>
+        <w:spacing w:before="0" w:after="200" w:line="336" w:lineRule="auto"/>
         <w:ind w:firstLine="283"/>
         <w:jc w:val="both"/>
       </w:pPr>
@@ -14727,7 +14727,7 @@
         <w:pStyle w:val="TH-Body"/>
         <w:widowControl/>
         <w:bidi w:val="1"/>
-        <w:spacing w:before="0" w:after="120" w:line="288" w:lineRule="auto"/>
+        <w:spacing w:before="0" w:after="200" w:line="336" w:lineRule="auto"/>
         <w:ind w:firstLine="283"/>
         <w:jc w:val="both"/>
       </w:pPr>
@@ -14747,7 +14747,7 @@
         <w:pStyle w:val="TH-Body"/>
         <w:widowControl/>
         <w:bidi w:val="1"/>
-        <w:spacing w:before="0" w:after="120" w:line="288" w:lineRule="auto"/>
+        <w:spacing w:before="0" w:after="200" w:line="336" w:lineRule="auto"/>
         <w:ind w:firstLine="283"/>
         <w:jc w:val="both"/>
       </w:pPr>
@@ -14767,7 +14767,7 @@
         <w:pStyle w:val="TH-Body"/>
         <w:widowControl/>
         <w:bidi w:val="1"/>
-        <w:spacing w:before="0" w:after="120" w:line="288" w:lineRule="auto"/>
+        <w:spacing w:before="0" w:after="200" w:line="336" w:lineRule="auto"/>
         <w:ind w:firstLine="283"/>
         <w:jc w:val="both"/>
       </w:pPr>
@@ -14787,7 +14787,7 @@
         <w:pStyle w:val="TH-Body"/>
         <w:widowControl/>
         <w:bidi w:val="1"/>
-        <w:spacing w:before="0" w:after="120" w:line="288" w:lineRule="auto"/>
+        <w:spacing w:before="0" w:after="200" w:line="336" w:lineRule="auto"/>
         <w:ind w:firstLine="283"/>
         <w:jc w:val="both"/>
       </w:pPr>
@@ -14807,7 +14807,7 @@
         <w:pStyle w:val="TH-Goftar"/>
         <w:widowControl/>
         <w:bidi w:val="1"/>
-        <w:spacing w:before="200" w:after="120" w:line="288" w:lineRule="auto"/>
+        <w:spacing w:before="280" w:after="160" w:line="336" w:lineRule="auto"/>
         <w:jc w:val="right"/>
         <w:keepNext w:val="1"/>
         <w:shd w:val="clear" w:fill="EDEDED"/>
@@ -14828,7 +14828,7 @@
         <w:pStyle w:val="TH-Body"/>
         <w:widowControl/>
         <w:bidi w:val="1"/>
-        <w:spacing w:before="0" w:after="120" w:line="288" w:lineRule="auto"/>
+        <w:spacing w:before="0" w:after="200" w:line="336" w:lineRule="auto"/>
         <w:jc w:val="both"/>
       </w:pPr>
       <w:r>
@@ -14847,7 +14847,7 @@
         <w:pStyle w:val="TH-Body"/>
         <w:widowControl/>
         <w:bidi w:val="1"/>
-        <w:spacing w:before="0" w:after="120" w:line="288" w:lineRule="auto"/>
+        <w:spacing w:before="0" w:after="200" w:line="336" w:lineRule="auto"/>
         <w:ind w:firstLine="283"/>
         <w:jc w:val="both"/>
       </w:pPr>
@@ -14867,7 +14867,7 @@
         <w:pStyle w:val="TH-Body"/>
         <w:widowControl/>
         <w:bidi w:val="1"/>
-        <w:spacing w:before="0" w:after="120" w:line="288" w:lineRule="auto"/>
+        <w:spacing w:before="0" w:after="200" w:line="336" w:lineRule="auto"/>
         <w:ind w:firstLine="283"/>
         <w:jc w:val="both"/>
       </w:pPr>
@@ -14887,7 +14887,7 @@
         <w:pStyle w:val="TH-Body"/>
         <w:widowControl/>
         <w:bidi w:val="1"/>
-        <w:spacing w:before="0" w:after="120" w:line="288" w:lineRule="auto"/>
+        <w:spacing w:before="0" w:after="200" w:line="336" w:lineRule="auto"/>
         <w:ind w:firstLine="283"/>
         <w:jc w:val="both"/>
       </w:pPr>
@@ -14907,7 +14907,7 @@
         <w:pStyle w:val="TH-Body"/>
         <w:widowControl/>
         <w:bidi w:val="1"/>
-        <w:spacing w:before="0" w:after="120" w:line="288" w:lineRule="auto"/>
+        <w:spacing w:before="0" w:after="200" w:line="336" w:lineRule="auto"/>
         <w:ind w:firstLine="283"/>
         <w:jc w:val="both"/>
       </w:pPr>
@@ -14927,7 +14927,7 @@
         <w:pStyle w:val="TH-Body"/>
         <w:widowControl/>
         <w:bidi w:val="1"/>
-        <w:spacing w:before="0" w:after="120" w:line="288" w:lineRule="auto"/>
+        <w:spacing w:before="0" w:after="200" w:line="336" w:lineRule="auto"/>
         <w:ind w:firstLine="283"/>
         <w:jc w:val="both"/>
       </w:pPr>
@@ -14947,7 +14947,7 @@
         <w:pStyle w:val="TH-Body"/>
         <w:widowControl/>
         <w:bidi w:val="1"/>
-        <w:spacing w:before="0" w:after="120" w:line="288" w:lineRule="auto"/>
+        <w:spacing w:before="0" w:after="200" w:line="336" w:lineRule="auto"/>
         <w:ind w:firstLine="283"/>
         <w:jc w:val="both"/>
       </w:pPr>
@@ -14967,7 +14967,7 @@
         <w:pStyle w:val="TH-Body"/>
         <w:widowControl/>
         <w:bidi w:val="1"/>
-        <w:spacing w:before="0" w:after="120" w:line="288" w:lineRule="auto"/>
+        <w:spacing w:before="0" w:after="200" w:line="336" w:lineRule="auto"/>
         <w:ind w:firstLine="283"/>
         <w:jc w:val="both"/>
       </w:pPr>
@@ -14987,7 +14987,7 @@
         <w:pStyle w:val="TH-Body"/>
         <w:widowControl/>
         <w:bidi w:val="1"/>
-        <w:spacing w:before="0" w:after="120" w:line="288" w:lineRule="auto"/>
+        <w:spacing w:before="0" w:after="200" w:line="336" w:lineRule="auto"/>
         <w:ind w:firstLine="283"/>
         <w:jc w:val="both"/>
       </w:pPr>
@@ -15007,7 +15007,7 @@
         <w:pStyle w:val="TH-Goftar"/>
         <w:widowControl/>
         <w:bidi w:val="1"/>
-        <w:spacing w:before="200" w:after="120" w:line="288" w:lineRule="auto"/>
+        <w:spacing w:before="280" w:after="160" w:line="336" w:lineRule="auto"/>
         <w:jc w:val="right"/>
         <w:keepNext w:val="1"/>
         <w:shd w:val="clear" w:fill="EDEDED"/>
@@ -15028,7 +15028,7 @@
         <w:pStyle w:val="TH-Body"/>
         <w:widowControl/>
         <w:bidi w:val="1"/>
-        <w:spacing w:before="0" w:after="120" w:line="288" w:lineRule="auto"/>
+        <w:spacing w:before="0" w:after="200" w:line="336" w:lineRule="auto"/>
         <w:jc w:val="both"/>
       </w:pPr>
       <w:r>
@@ -15047,7 +15047,7 @@
         <w:pStyle w:val="TH-Body"/>
         <w:widowControl/>
         <w:bidi w:val="1"/>
-        <w:spacing w:before="0" w:after="120" w:line="288" w:lineRule="auto"/>
+        <w:spacing w:before="0" w:after="200" w:line="336" w:lineRule="auto"/>
         <w:ind w:firstLine="283"/>
         <w:jc w:val="both"/>
       </w:pPr>
@@ -15067,7 +15067,7 @@
         <w:pStyle w:val="TH-Body"/>
         <w:widowControl/>
         <w:bidi w:val="1"/>
-        <w:spacing w:before="0" w:after="120" w:line="288" w:lineRule="auto"/>
+        <w:spacing w:before="0" w:after="200" w:line="336" w:lineRule="auto"/>
         <w:ind w:firstLine="283"/>
         <w:jc w:val="both"/>
       </w:pPr>
@@ -15087,7 +15087,7 @@
         <w:pStyle w:val="TH-Body"/>
         <w:widowControl/>
         <w:bidi w:val="1"/>
-        <w:spacing w:before="0" w:after="120" w:line="288" w:lineRule="auto"/>
+        <w:spacing w:before="0" w:after="200" w:line="336" w:lineRule="auto"/>
         <w:ind w:firstLine="283"/>
         <w:jc w:val="both"/>
       </w:pPr>
@@ -15107,7 +15107,7 @@
         <w:pStyle w:val="TH-Body"/>
         <w:widowControl/>
         <w:bidi w:val="1"/>
-        <w:spacing w:before="0" w:after="120" w:line="288" w:lineRule="auto"/>
+        <w:spacing w:before="0" w:after="200" w:line="336" w:lineRule="auto"/>
         <w:ind w:firstLine="283"/>
         <w:jc w:val="both"/>
       </w:pPr>
@@ -15127,7 +15127,7 @@
         <w:pStyle w:val="TH-Goftar"/>
         <w:widowControl/>
         <w:bidi w:val="1"/>
-        <w:spacing w:before="200" w:after="120" w:line="288" w:lineRule="auto"/>
+        <w:spacing w:before="280" w:after="160" w:line="336" w:lineRule="auto"/>
         <w:jc w:val="right"/>
         <w:keepNext w:val="1"/>
         <w:shd w:val="clear" w:fill="EDEDED"/>
@@ -15148,7 +15148,7 @@
         <w:pStyle w:val="TH-Body"/>
         <w:widowControl/>
         <w:bidi w:val="1"/>
-        <w:spacing w:before="0" w:after="120" w:line="288" w:lineRule="auto"/>
+        <w:spacing w:before="0" w:after="200" w:line="336" w:lineRule="auto"/>
         <w:jc w:val="both"/>
       </w:pPr>
       <w:r>
@@ -15167,7 +15167,7 @@
         <w:pStyle w:val="TH-Body"/>
         <w:widowControl/>
         <w:bidi w:val="1"/>
-        <w:spacing w:before="0" w:after="120" w:line="288" w:lineRule="auto"/>
+        <w:spacing w:before="0" w:after="200" w:line="336" w:lineRule="auto"/>
         <w:ind w:firstLine="283"/>
         <w:jc w:val="both"/>
       </w:pPr>
@@ -15187,7 +15187,7 @@
         <w:pStyle w:val="TH-Body"/>
         <w:widowControl/>
         <w:bidi w:val="1"/>
-        <w:spacing w:before="0" w:after="120" w:line="288" w:lineRule="auto"/>
+        <w:spacing w:before="0" w:after="200" w:line="336" w:lineRule="auto"/>
         <w:ind w:firstLine="283"/>
         <w:jc w:val="both"/>
       </w:pPr>
@@ -15207,7 +15207,7 @@
         <w:pStyle w:val="TH-Body"/>
         <w:widowControl/>
         <w:bidi w:val="1"/>
-        <w:spacing w:before="0" w:after="120" w:line="288" w:lineRule="auto"/>
+        <w:spacing w:before="0" w:after="200" w:line="336" w:lineRule="auto"/>
         <w:ind w:firstLine="283"/>
         <w:jc w:val="both"/>
       </w:pPr>
@@ -15227,7 +15227,7 @@
         <w:pStyle w:val="TH-Body"/>
         <w:widowControl/>
         <w:bidi w:val="1"/>
-        <w:spacing w:before="0" w:after="120" w:line="288" w:lineRule="auto"/>
+        <w:spacing w:before="0" w:after="200" w:line="336" w:lineRule="auto"/>
         <w:ind w:firstLine="283"/>
         <w:jc w:val="both"/>
       </w:pPr>
@@ -15247,7 +15247,7 @@
         <w:pStyle w:val="TH-Goftar"/>
         <w:widowControl/>
         <w:bidi w:val="1"/>
-        <w:spacing w:before="200" w:after="120" w:line="288" w:lineRule="auto"/>
+        <w:spacing w:before="280" w:after="160" w:line="336" w:lineRule="auto"/>
         <w:jc w:val="right"/>
         <w:keepNext w:val="1"/>
         <w:shd w:val="clear" w:fill="EDEDED"/>
@@ -15268,7 +15268,7 @@
         <w:pStyle w:val="TH-Body"/>
         <w:widowControl/>
         <w:bidi w:val="1"/>
-        <w:spacing w:before="0" w:after="120" w:line="288" w:lineRule="auto"/>
+        <w:spacing w:before="0" w:after="200" w:line="336" w:lineRule="auto"/>
         <w:jc w:val="both"/>
       </w:pPr>
       <w:r>
@@ -15287,7 +15287,7 @@
         <w:pStyle w:val="TH-Body"/>
         <w:widowControl/>
         <w:bidi w:val="1"/>
-        <w:spacing w:before="0" w:after="120" w:line="288" w:lineRule="auto"/>
+        <w:spacing w:before="0" w:after="200" w:line="336" w:lineRule="auto"/>
         <w:ind w:firstLine="283"/>
         <w:jc w:val="both"/>
       </w:pPr>
@@ -15307,7 +15307,7 @@
         <w:pStyle w:val="TH-Body"/>
         <w:widowControl/>
         <w:bidi w:val="1"/>
-        <w:spacing w:before="0" w:after="120" w:line="288" w:lineRule="auto"/>
+        <w:spacing w:before="0" w:after="200" w:line="336" w:lineRule="auto"/>
         <w:ind w:firstLine="283"/>
         <w:jc w:val="both"/>
       </w:pPr>
@@ -15327,7 +15327,7 @@
         <w:pStyle w:val="TH-Body"/>
         <w:widowControl/>
         <w:bidi w:val="1"/>
-        <w:spacing w:before="0" w:after="120" w:line="288" w:lineRule="auto"/>
+        <w:spacing w:before="0" w:after="200" w:line="336" w:lineRule="auto"/>
         <w:ind w:firstLine="283"/>
         <w:jc w:val="both"/>
       </w:pPr>
@@ -15347,7 +15347,7 @@
         <w:pStyle w:val="TH-Body"/>
         <w:widowControl/>
         <w:bidi w:val="1"/>
-        <w:spacing w:before="0" w:after="120" w:line="288" w:lineRule="auto"/>
+        <w:spacing w:before="0" w:after="200" w:line="336" w:lineRule="auto"/>
         <w:ind w:firstLine="283"/>
         <w:jc w:val="both"/>
       </w:pPr>
@@ -15374,7 +15374,7 @@
         <w:pStyle w:val="TH-Fasl"/>
         <w:widowControl/>
         <w:bidi w:val="1"/>
-        <w:spacing w:before="120" w:after="240" w:line="288" w:lineRule="auto"/>
+        <w:spacing w:before="120" w:after="240" w:line="336" w:lineRule="auto"/>
         <w:jc w:val="center"/>
         <w:pBdr>
           <w:top w:val="single" w:sz="12" w:space="8" w:color="1F3864"/>
@@ -15398,7 +15398,7 @@
         <w:pStyle w:val="TH-Body"/>
         <w:widowControl/>
         <w:bidi w:val="1"/>
-        <w:spacing w:before="0" w:after="120" w:line="288" w:lineRule="auto"/>
+        <w:spacing w:before="0" w:after="200" w:line="336" w:lineRule="auto"/>
         <w:jc w:val="both"/>
       </w:pPr>
       <w:r>
@@ -15417,7 +15417,7 @@
         <w:pStyle w:val="TH-Goftar"/>
         <w:widowControl/>
         <w:bidi w:val="1"/>
-        <w:spacing w:before="200" w:after="120" w:line="288" w:lineRule="auto"/>
+        <w:spacing w:before="280" w:after="160" w:line="336" w:lineRule="auto"/>
         <w:jc w:val="right"/>
         <w:keepNext w:val="1"/>
         <w:shd w:val="clear" w:fill="EDEDED"/>
@@ -15438,7 +15438,7 @@
         <w:pStyle w:val="TH-Body"/>
         <w:widowControl/>
         <w:bidi w:val="1"/>
-        <w:spacing w:before="0" w:after="120" w:line="288" w:lineRule="auto"/>
+        <w:spacing w:before="0" w:after="200" w:line="336" w:lineRule="auto"/>
         <w:jc w:val="both"/>
       </w:pPr>
       <w:r>
@@ -15457,7 +15457,7 @@
         <w:pStyle w:val="TH-Body"/>
         <w:widowControl/>
         <w:bidi w:val="1"/>
-        <w:spacing w:before="0" w:after="120" w:line="288" w:lineRule="auto"/>
+        <w:spacing w:before="0" w:after="200" w:line="336" w:lineRule="auto"/>
         <w:ind w:firstLine="283"/>
         <w:jc w:val="both"/>
       </w:pPr>
@@ -15477,7 +15477,7 @@
         <w:pStyle w:val="TH-Body"/>
         <w:widowControl/>
         <w:bidi w:val="1"/>
-        <w:spacing w:before="0" w:after="120" w:line="288" w:lineRule="auto"/>
+        <w:spacing w:before="0" w:after="200" w:line="336" w:lineRule="auto"/>
         <w:ind w:firstLine="283"/>
         <w:jc w:val="both"/>
       </w:pPr>
@@ -15497,7 +15497,7 @@
         <w:pStyle w:val="TH-Body"/>
         <w:widowControl/>
         <w:bidi w:val="1"/>
-        <w:spacing w:before="0" w:after="120" w:line="288" w:lineRule="auto"/>
+        <w:spacing w:before="0" w:after="200" w:line="336" w:lineRule="auto"/>
         <w:ind w:firstLine="283"/>
         <w:jc w:val="both"/>
       </w:pPr>
@@ -15517,7 +15517,7 @@
         <w:pStyle w:val="TH-Body"/>
         <w:widowControl/>
         <w:bidi w:val="1"/>
-        <w:spacing w:before="0" w:after="120" w:line="288" w:lineRule="auto"/>
+        <w:spacing w:before="0" w:after="200" w:line="336" w:lineRule="auto"/>
         <w:ind w:firstLine="283"/>
         <w:jc w:val="both"/>
       </w:pPr>
@@ -15537,7 +15537,7 @@
         <w:pStyle w:val="TH-Body"/>
         <w:widowControl/>
         <w:bidi w:val="1"/>
-        <w:spacing w:before="0" w:after="120" w:line="288" w:lineRule="auto"/>
+        <w:spacing w:before="0" w:after="200" w:line="336" w:lineRule="auto"/>
         <w:ind w:firstLine="283"/>
         <w:jc w:val="both"/>
       </w:pPr>
@@ -15557,7 +15557,7 @@
         <w:pStyle w:val="TH-Body"/>
         <w:widowControl/>
         <w:bidi w:val="1"/>
-        <w:spacing w:before="0" w:after="120" w:line="288" w:lineRule="auto"/>
+        <w:spacing w:before="0" w:after="200" w:line="336" w:lineRule="auto"/>
         <w:ind w:firstLine="283"/>
         <w:jc w:val="both"/>
       </w:pPr>
@@ -15577,7 +15577,7 @@
         <w:pStyle w:val="TH-Body"/>
         <w:widowControl/>
         <w:bidi w:val="1"/>
-        <w:spacing w:before="0" w:after="120" w:line="288" w:lineRule="auto"/>
+        <w:spacing w:before="0" w:after="200" w:line="336" w:lineRule="auto"/>
         <w:ind w:firstLine="283"/>
         <w:jc w:val="both"/>
       </w:pPr>
@@ -15597,7 +15597,7 @@
         <w:pStyle w:val="TH-Body"/>
         <w:widowControl/>
         <w:bidi w:val="1"/>
-        <w:spacing w:before="0" w:after="120" w:line="288" w:lineRule="auto"/>
+        <w:spacing w:before="0" w:after="200" w:line="336" w:lineRule="auto"/>
         <w:ind w:firstLine="283"/>
         <w:jc w:val="both"/>
       </w:pPr>
@@ -15617,7 +15617,7 @@
         <w:pStyle w:val="TH-Goftar"/>
         <w:widowControl/>
         <w:bidi w:val="1"/>
-        <w:spacing w:before="200" w:after="120" w:line="288" w:lineRule="auto"/>
+        <w:spacing w:before="280" w:after="160" w:line="336" w:lineRule="auto"/>
         <w:jc w:val="right"/>
         <w:keepNext w:val="1"/>
         <w:shd w:val="clear" w:fill="EDEDED"/>
@@ -15638,7 +15638,7 @@
         <w:pStyle w:val="TH-Body"/>
         <w:widowControl/>
         <w:bidi w:val="1"/>
-        <w:spacing w:before="0" w:after="120" w:line="288" w:lineRule="auto"/>
+        <w:spacing w:before="0" w:after="200" w:line="336" w:lineRule="auto"/>
         <w:jc w:val="both"/>
       </w:pPr>
       <w:r>
@@ -15668,7 +15668,7 @@
         <w:pStyle w:val="TH-Body"/>
         <w:widowControl/>
         <w:bidi w:val="1"/>
-        <w:spacing w:before="0" w:after="120" w:line="288" w:lineRule="auto"/>
+        <w:spacing w:before="0" w:after="200" w:line="336" w:lineRule="auto"/>
         <w:ind w:firstLine="283"/>
         <w:jc w:val="both"/>
       </w:pPr>
@@ -15699,7 +15699,7 @@
         <w:pStyle w:val="TH-Body"/>
         <w:widowControl/>
         <w:bidi w:val="1"/>
-        <w:spacing w:before="0" w:after="120" w:line="288" w:lineRule="auto"/>
+        <w:spacing w:before="0" w:after="200" w:line="336" w:lineRule="auto"/>
         <w:ind w:firstLine="283"/>
         <w:jc w:val="both"/>
       </w:pPr>
@@ -15730,7 +15730,7 @@
         <w:pStyle w:val="TH-Body"/>
         <w:widowControl/>
         <w:bidi w:val="1"/>
-        <w:spacing w:before="0" w:after="120" w:line="288" w:lineRule="auto"/>
+        <w:spacing w:before="0" w:after="200" w:line="336" w:lineRule="auto"/>
         <w:ind w:firstLine="283"/>
         <w:jc w:val="both"/>
       </w:pPr>
@@ -15761,7 +15761,7 @@
         <w:pStyle w:val="TH-Body"/>
         <w:widowControl/>
         <w:bidi w:val="1"/>
-        <w:spacing w:before="0" w:after="120" w:line="288" w:lineRule="auto"/>
+        <w:spacing w:before="0" w:after="200" w:line="336" w:lineRule="auto"/>
         <w:ind w:firstLine="283"/>
         <w:jc w:val="both"/>
       </w:pPr>
@@ -15792,7 +15792,7 @@
         <w:pStyle w:val="TH-Body"/>
         <w:widowControl/>
         <w:bidi w:val="1"/>
-        <w:spacing w:before="0" w:after="120" w:line="288" w:lineRule="auto"/>
+        <w:spacing w:before="0" w:after="200" w:line="336" w:lineRule="auto"/>
         <w:ind w:firstLine="283"/>
         <w:jc w:val="both"/>
       </w:pPr>
@@ -15823,7 +15823,7 @@
         <w:pStyle w:val="TH-Body"/>
         <w:widowControl/>
         <w:bidi w:val="1"/>
-        <w:spacing w:before="0" w:after="120" w:line="288" w:lineRule="auto"/>
+        <w:spacing w:before="0" w:after="200" w:line="336" w:lineRule="auto"/>
         <w:ind w:firstLine="283"/>
         <w:jc w:val="both"/>
       </w:pPr>
@@ -15854,7 +15854,7 @@
         <w:pStyle w:val="TH-Body"/>
         <w:widowControl/>
         <w:bidi w:val="1"/>
-        <w:spacing w:before="0" w:after="120" w:line="288" w:lineRule="auto"/>
+        <w:spacing w:before="0" w:after="200" w:line="336" w:lineRule="auto"/>
         <w:ind w:firstLine="283"/>
         <w:jc w:val="both"/>
       </w:pPr>
@@ -15885,7 +15885,7 @@
         <w:pStyle w:val="TH-Body"/>
         <w:widowControl/>
         <w:bidi w:val="1"/>
-        <w:spacing w:before="0" w:after="120" w:line="288" w:lineRule="auto"/>
+        <w:spacing w:before="0" w:after="200" w:line="336" w:lineRule="auto"/>
         <w:ind w:firstLine="283"/>
         <w:jc w:val="both"/>
       </w:pPr>
@@ -15916,7 +15916,7 @@
         <w:pStyle w:val="TH-Body"/>
         <w:widowControl/>
         <w:bidi w:val="1"/>
-        <w:spacing w:before="0" w:after="120" w:line="288" w:lineRule="auto"/>
+        <w:spacing w:before="0" w:after="200" w:line="336" w:lineRule="auto"/>
         <w:ind w:firstLine="283"/>
         <w:jc w:val="both"/>
       </w:pPr>
@@ -15947,7 +15947,7 @@
         <w:pStyle w:val="TH-Goftar"/>
         <w:widowControl/>
         <w:bidi w:val="1"/>
-        <w:spacing w:before="200" w:after="120" w:line="288" w:lineRule="auto"/>
+        <w:spacing w:before="280" w:after="160" w:line="336" w:lineRule="auto"/>
         <w:jc w:val="right"/>
         <w:keepNext w:val="1"/>
         <w:shd w:val="clear" w:fill="EDEDED"/>
@@ -15968,7 +15968,7 @@
         <w:pStyle w:val="TH-Body"/>
         <w:widowControl/>
         <w:bidi w:val="1"/>
-        <w:spacing w:before="0" w:after="120" w:line="288" w:lineRule="auto"/>
+        <w:spacing w:before="0" w:after="200" w:line="336" w:lineRule="auto"/>
         <w:jc w:val="both"/>
       </w:pPr>
       <w:r>
@@ -15998,7 +15998,7 @@
         <w:pStyle w:val="TH-Body"/>
         <w:widowControl/>
         <w:bidi w:val="1"/>
-        <w:spacing w:before="0" w:after="120" w:line="288" w:lineRule="auto"/>
+        <w:spacing w:before="0" w:after="200" w:line="336" w:lineRule="auto"/>
         <w:ind w:firstLine="283"/>
         <w:jc w:val="both"/>
       </w:pPr>
@@ -16029,7 +16029,7 @@
         <w:pStyle w:val="TH-Body"/>
         <w:widowControl/>
         <w:bidi w:val="1"/>
-        <w:spacing w:before="0" w:after="120" w:line="288" w:lineRule="auto"/>
+        <w:spacing w:before="0" w:after="200" w:line="336" w:lineRule="auto"/>
         <w:ind w:firstLine="283"/>
         <w:jc w:val="both"/>
       </w:pPr>
@@ -16060,7 +16060,7 @@
         <w:pStyle w:val="TH-Body"/>
         <w:widowControl/>
         <w:bidi w:val="1"/>
-        <w:spacing w:before="0" w:after="120" w:line="288" w:lineRule="auto"/>
+        <w:spacing w:before="0" w:after="200" w:line="336" w:lineRule="auto"/>
         <w:ind w:firstLine="283"/>
         <w:jc w:val="both"/>
       </w:pPr>
@@ -16091,7 +16091,7 @@
         <w:pStyle w:val="TH-Body"/>
         <w:widowControl/>
         <w:bidi w:val="1"/>
-        <w:spacing w:before="0" w:after="120" w:line="288" w:lineRule="auto"/>
+        <w:spacing w:before="0" w:after="200" w:line="336" w:lineRule="auto"/>
         <w:ind w:firstLine="283"/>
         <w:jc w:val="both"/>
       </w:pPr>
@@ -16122,7 +16122,7 @@
         <w:pStyle w:val="TH-Body"/>
         <w:widowControl/>
         <w:bidi w:val="1"/>
-        <w:spacing w:before="0" w:after="120" w:line="288" w:lineRule="auto"/>
+        <w:spacing w:before="0" w:after="200" w:line="336" w:lineRule="auto"/>
         <w:ind w:firstLine="283"/>
         <w:jc w:val="both"/>
       </w:pPr>
@@ -16153,7 +16153,7 @@
         <w:pStyle w:val="TH-Body"/>
         <w:widowControl/>
         <w:bidi w:val="1"/>
-        <w:spacing w:before="0" w:after="120" w:line="288" w:lineRule="auto"/>
+        <w:spacing w:before="0" w:after="200" w:line="336" w:lineRule="auto"/>
         <w:ind w:firstLine="283"/>
         <w:jc w:val="both"/>
       </w:pPr>
@@ -16184,7 +16184,7 @@
         <w:pStyle w:val="TH-Body"/>
         <w:widowControl/>
         <w:bidi w:val="1"/>
-        <w:spacing w:before="0" w:after="120" w:line="288" w:lineRule="auto"/>
+        <w:spacing w:before="0" w:after="200" w:line="336" w:lineRule="auto"/>
         <w:ind w:firstLine="283"/>
         <w:jc w:val="both"/>
       </w:pPr>
@@ -16215,7 +16215,7 @@
         <w:pStyle w:val="TH-Body"/>
         <w:widowControl/>
         <w:bidi w:val="1"/>
-        <w:spacing w:before="0" w:after="120" w:line="288" w:lineRule="auto"/>
+        <w:spacing w:before="0" w:after="200" w:line="336" w:lineRule="auto"/>
         <w:ind w:firstLine="283"/>
         <w:jc w:val="both"/>
       </w:pPr>
@@ -16246,7 +16246,7 @@
         <w:pStyle w:val="TH-Goftar"/>
         <w:widowControl/>
         <w:bidi w:val="1"/>
-        <w:spacing w:before="200" w:after="120" w:line="288" w:lineRule="auto"/>
+        <w:spacing w:before="280" w:after="160" w:line="336" w:lineRule="auto"/>
         <w:jc w:val="right"/>
         <w:keepNext w:val="1"/>
         <w:shd w:val="clear" w:fill="EDEDED"/>
@@ -16267,7 +16267,7 @@
         <w:pStyle w:val="TH-Body"/>
         <w:widowControl/>
         <w:bidi w:val="1"/>
-        <w:spacing w:before="0" w:after="120" w:line="288" w:lineRule="auto"/>
+        <w:spacing w:before="0" w:after="200" w:line="336" w:lineRule="auto"/>
         <w:jc w:val="both"/>
       </w:pPr>
       <w:r>
@@ -16286,7 +16286,7 @@
         <w:pStyle w:val="TH-Goftar"/>
         <w:widowControl/>
         <w:bidi w:val="1"/>
-        <w:spacing w:before="200" w:after="120" w:line="288" w:lineRule="auto"/>
+        <w:spacing w:before="280" w:after="160" w:line="336" w:lineRule="auto"/>
         <w:jc w:val="right"/>
         <w:keepNext w:val="1"/>
         <w:shd w:val="clear" w:fill="EDEDED"/>
@@ -16307,7 +16307,7 @@
         <w:pStyle w:val="TH-Body"/>
         <w:widowControl/>
         <w:bidi w:val="1"/>
-        <w:spacing w:before="0" w:after="120" w:line="288" w:lineRule="auto"/>
+        <w:spacing w:before="0" w:after="200" w:line="336" w:lineRule="auto"/>
         <w:jc w:val="both"/>
       </w:pPr>
       <w:r>
@@ -16337,7 +16337,7 @@
         <w:pStyle w:val="TH-Quote"/>
         <w:widowControl/>
         <w:bidi w:val="1"/>
-        <w:spacing w:before="160" w:after="160" w:line="288" w:lineRule="auto"/>
+        <w:spacing w:before="240" w:after="240" w:line="336" w:lineRule="auto"/>
         <w:ind w:right="567" w:left="567"/>
         <w:jc w:val="center"/>
         <w:shd w:val="clear" w:fill="F2F2F2"/>
@@ -16364,7 +16364,7 @@
         <w:pStyle w:val="TH-Body"/>
         <w:widowControl/>
         <w:bidi w:val="1"/>
-        <w:spacing w:before="0" w:after="120" w:line="288" w:lineRule="auto"/>
+        <w:spacing w:before="0" w:after="200" w:line="336" w:lineRule="auto"/>
         <w:jc w:val="both"/>
       </w:pPr>
       <w:r>
@@ -16383,7 +16383,7 @@
         <w:pStyle w:val="TH-Quote"/>
         <w:widowControl/>
         <w:bidi w:val="1"/>
-        <w:spacing w:before="160" w:after="160" w:line="288" w:lineRule="auto"/>
+        <w:spacing w:before="240" w:after="240" w:line="336" w:lineRule="auto"/>
         <w:ind w:right="567" w:left="567"/>
         <w:jc w:val="center"/>
         <w:shd w:val="clear" w:fill="F2F2F2"/>
@@ -16410,7 +16410,7 @@
         <w:pStyle w:val="TH-Body"/>
         <w:widowControl/>
         <w:bidi w:val="1"/>
-        <w:spacing w:before="0" w:after="120" w:line="288" w:lineRule="auto"/>
+        <w:spacing w:before="0" w:after="200" w:line="336" w:lineRule="auto"/>
         <w:jc w:val="both"/>
       </w:pPr>
       <w:r>
@@ -16429,7 +16429,7 @@
         <w:pStyle w:val="TH-Quote"/>
         <w:widowControl/>
         <w:bidi w:val="1"/>
-        <w:spacing w:before="160" w:after="160" w:line="288" w:lineRule="auto"/>
+        <w:spacing w:before="240" w:after="240" w:line="336" w:lineRule="auto"/>
         <w:ind w:right="567" w:left="567"/>
         <w:jc w:val="center"/>
         <w:shd w:val="clear" w:fill="F2F2F2"/>
@@ -16456,7 +16456,7 @@
         <w:pStyle w:val="TH-Body"/>
         <w:widowControl/>
         <w:bidi w:val="1"/>
-        <w:spacing w:before="0" w:after="120" w:line="288" w:lineRule="auto"/>
+        <w:spacing w:before="0" w:after="200" w:line="336" w:lineRule="auto"/>
         <w:jc w:val="both"/>
       </w:pPr>
       <w:r>
@@ -16475,7 +16475,7 @@
         <w:pStyle w:val="TH-Quote"/>
         <w:widowControl/>
         <w:bidi w:val="1"/>
-        <w:spacing w:before="160" w:after="160" w:line="288" w:lineRule="auto"/>
+        <w:spacing w:before="240" w:after="240" w:line="336" w:lineRule="auto"/>
         <w:ind w:right="567" w:left="567"/>
         <w:jc w:val="center"/>
         <w:shd w:val="clear" w:fill="F2F2F2"/>
@@ -16502,7 +16502,7 @@
         <w:pStyle w:val="TH-Body"/>
         <w:widowControl/>
         <w:bidi w:val="1"/>
-        <w:spacing w:before="0" w:after="120" w:line="288" w:lineRule="auto"/>
+        <w:spacing w:before="0" w:after="200" w:line="336" w:lineRule="auto"/>
         <w:jc w:val="both"/>
       </w:pPr>
       <w:r>
@@ -16521,7 +16521,7 @@
         <w:pStyle w:val="TH-Goftar"/>
         <w:widowControl/>
         <w:bidi w:val="1"/>
-        <w:spacing w:before="200" w:after="120" w:line="288" w:lineRule="auto"/>
+        <w:spacing w:before="280" w:after="160" w:line="336" w:lineRule="auto"/>
         <w:jc w:val="right"/>
         <w:keepNext w:val="1"/>
         <w:shd w:val="clear" w:fill="EDEDED"/>
@@ -16542,7 +16542,7 @@
         <w:pStyle w:val="TH-Body"/>
         <w:widowControl/>
         <w:bidi w:val="1"/>
-        <w:spacing w:before="0" w:after="120" w:line="288" w:lineRule="auto"/>
+        <w:spacing w:before="0" w:after="200" w:line="336" w:lineRule="auto"/>
         <w:jc w:val="both"/>
       </w:pPr>
       <w:r>
@@ -21414,7 +21414,7 @@
       <w:pStyle w:val="Header"/>
       <w:widowControl/>
       <w:bidi w:val="1"/>
-      <w:spacing w:before="0" w:after="40" w:line="288" w:lineRule="auto"/>
+      <w:spacing w:before="0" w:after="40" w:line="336" w:lineRule="auto"/>
       <w:jc w:val="right"/>
       <w:pBdr>
         <w:bottom w:val="single" w:sz="6" w:space="6" w:color="BFBFBF"/>

--- a/Resaleh_Sath3_Hadi_Shabestani_v2.docx
+++ b/Resaleh_Sath3_Hadi_Shabestani_v2.docx
@@ -1125,12 +1125,6 @@
           <w:pgMar w:top="1417" w:right="1701" w:bottom="1417" w:left="1134" w:header="680" w:footer="680" w:gutter="0"/>
           <w:cols w:space="720"/>
           <w:docGrid w:linePitch="360"/>
-          <w:pgBorders w:offsetFrom="page">
-            <w:top w:val="single" w:sz="12" w:space="24" w:color="1F3864"/>
-            <w:left w:val="single" w:sz="12" w:space="24" w:color="1F3864"/>
-            <w:bottom w:val="single" w:sz="12" w:space="24" w:color="1F3864"/>
-            <w:right w:val="single" w:sz="12" w:space="24" w:color="1F3864"/>
-          </w:pgBorders>
         </w:sectPr>
       </w:pPr>
     </w:p>
@@ -4275,7 +4269,7 @@
           <w:sz w:val="28"/>
           <w:szCs w:val="28"/>
         </w:rPr>
-        <w:t>معنایش روشن و بی‌رحم است: قانون اساسی‌ات، قوانین عادی‌ات، احکام شرع‌ات، حکم حکومتی ولی فقیه‌ات ـ همه از نظر حقوق بین‌الملل «حقوق داخلی»‌اند و هیچ‌کدام نمی‌توانند توجیه عدم اجرا در برابر طرف مقابل باشند. دولتی که به استناد قانون داخلی‌اش از اجرای معاهده سرباز بزند، «ناقض» است؛ و طرف مقابل حق دارد آثار نقض را مطالبه کند. تنها استثنای narrow این قاعده در ماده ۴۶ آمده: وقتی نقض مقررات داخلی درباره صلاحیت انعقاد، «آشکار» باشد و به «قاعده بنیادین» حقوق داخلی مربوط شود ـ که آن هم ناظر به مرحله انعقاد است، نه اجرا.</w:t>
+        <w:t>معنایش روشن و بی‌رحم است: قانون اساسی‌ات، قوانین عادی‌ات، احکام شرع‌ات، حکم حکومتی ولی فقیه‌ات ـ همه از نظر حقوق بین‌الملل «حقوق داخلی»‌اند و هیچ‌کدام نمی‌توانند توجیه عدم اجرا در برابر طرف مقابل باشند. دولتی که به استناد قانون داخلی‌اش از اجرای معاهده سرباز بزند، «ناقض» است؛ و طرف مقابل حق دارد آثار نقض را مطالبه کند. تنها استثنای مضیق این قاعده در ماده ۴۶ آمده: وقتی نقض مقررات داخلی درباره صلاحیت انعقاد، «آشکار» باشد و به «قاعده بنیادین» حقوق داخلی مربوط شود ـ که آن هم ناظر به مرحله انعقاد است، نه اجرا.</w:t>
       </w:r>
       <w:r>
         <w:rPr>
@@ -8887,7 +8881,7 @@
           <w:sz w:val="28"/>
           <w:szCs w:val="28"/>
         </w:rPr>
-        <w:t>در فصل سوم وکیل وفا بودم و قاعده را با پنج دسته دلیل اثبات کردم؛ قاعده‌ای که انصافاً قوی بود و هست. حالا نوبت دفاع از استثناست؛ و این کار، از جهتی دشوارتر است، چون باید در برابر آن قاعده قدرتمند، راهی برای خروج نشان بدهم ـ راهی که نه قاعده را ویران کند، نه بی‌ضابطه باشد. منطق من در این فصل سه‌گامی است: اول نشان می‌دهم که نسبت وجوب وفا و وجوب حفظ نظام، «تزاحم» است نه تعارض ـ یعنی هر دو حکم سر جایشان هستند ولی در مقام عمل با هم درگیر شده‌اند؛ بعد نشان می‌دهم که مرجع حل این تزاحم، «ولی فقیه» است و ابزار حلش، «حکم حکومتی»؛ و آخر، ضوابطی استخراج می‌کنم که جلوِ سوءاستفاده از این جواز را بگیرد. اگر این سه گام درست برداشته شود، جواز عدول ثابت می‌شود ـ جوازی مقید، مشروط، و مهارشده؛ نه مجوزی برای هر عهدشکنی.</w:t>
+        <w:t>در فصل سوم وکیل وفا بودم و قاعده را با هشت گفتارِ مستدل اثبات کردم؛ قاعده‌ای که انصافاً قوی بود و هست. حالا نوبت دفاع از استثناست؛ و این کار، از جهتی دشوارتر است، چون باید در برابر آن قاعده قدرتمند، راهی برای خروج نشان بدهم ـ راهی که نه قاعده را ویران کند، نه بی‌ضابطه باشد. منطق من در این فصل سه‌گامی است: اول نشان می‌دهم که نسبت وجوب وفا و وجوب حفظ نظام، «تزاحم» است نه تعارض ـ یعنی هر دو حکم سر جایشان هستند ولی در مقام عمل با هم درگیر شده‌اند؛ بعد نشان می‌دهم که مرجع حل این تزاحم، «ولی فقیه» است و ابزار حلش، «حکم حکومتی»؛ و آخر، ضوابطی استخراج می‌کنم که جلوِ سوءاستفاده از این جواز را بگیرد. اگر این سه گام درست برداشته شود، جواز عدول ثابت می‌شود ـ جوازی مقید، مشروط، و مهارشده؛ نه مجوزی برای هر عهدشکنی.</w:t>
       </w:r>
     </w:p>
     <w:p>
@@ -16563,12 +16557,6 @@
       <w:pgMar w:top="1417" w:right="1701" w:bottom="1417" w:left="1134" w:header="680" w:footer="680" w:gutter="0"/>
       <w:cols w:space="720"/>
       <w:docGrid w:linePitch="360"/>
-      <w:pgBorders w:offsetFrom="page">
-        <w:top w:val="single" w:sz="12" w:space="24" w:color="1F3864"/>
-        <w:left w:val="single" w:sz="12" w:space="24" w:color="1F3864"/>
-        <w:bottom w:val="single" w:sz="12" w:space="24" w:color="1F3864"/>
-        <w:right w:val="single" w:sz="12" w:space="24" w:color="1F3864"/>
-      </w:pgBorders>
       <w:pgNumType w:start="1"/>
     </w:sectPr>
   </w:body>

--- a/Resaleh_Sath3_Hadi_Shabestani_v2.docx
+++ b/Resaleh_Sath3_Hadi_Shabestani_v2.docx
@@ -1077,17 +1077,2699 @@
         </w:rPr>
         <w:fldChar w:fldCharType="separate"/>
       </w:r>
-      <w:r>
-        <w:rPr>
-          <w:rFonts w:ascii="B Lotus" w:hAnsi="B Lotus" w:cs="B Lotus" w:eastAsia="B Lotus"/>
-          <w:b w:val="0"/>
-          <w:i w:val="0"/>
-          <w:color w:val="888888"/>
-          <w:sz w:val="24"/>
-          <w:szCs w:val="24"/>
-        </w:rPr>
-        <w:t>فهرست مطالب پس از بازشدن فایل در Word تکمیل می‌شود.</w:t>
-      </w:r>
+    </w:p>
+    <w:p>
+      <w:pPr>
+        <w:pStyle w:val="TOC2"/>
+      </w:pPr>
+      <w:r>
+        <w:rPr>
+          <w:rFonts w:ascii="B Lotus" w:hAnsi="B Lotus" w:cs="B Lotus" w:eastAsia="B Lotus"/>
+          <w:b w:val="0"/>
+          <w:i w:val="0"/>
+          <w:sz w:val="26"/>
+          <w:szCs w:val="26"/>
+        </w:rPr>
+        <w:t>چکیده</w:t>
+      </w:r>
+    </w:p>
+    <w:p>
+      <w:pPr>
+        <w:pStyle w:val="TOC2"/>
+      </w:pPr>
+      <w:r>
+        <w:rPr>
+          <w:rFonts w:ascii="B Lotus" w:hAnsi="B Lotus" w:cs="B Lotus" w:eastAsia="B Lotus"/>
+          <w:b w:val="0"/>
+          <w:i w:val="0"/>
+          <w:sz w:val="26"/>
+          <w:szCs w:val="26"/>
+        </w:rPr>
+        <w:t>پیشگفتار</w:t>
+      </w:r>
+    </w:p>
+    <w:p>
+      <w:pPr>
+        <w:pStyle w:val="TOC2"/>
+      </w:pPr>
+      <w:r>
+        <w:rPr>
+          <w:rFonts w:ascii="B Lotus" w:hAnsi="B Lotus" w:cs="B Lotus" w:eastAsia="B Lotus"/>
+          <w:b w:val="0"/>
+          <w:i w:val="0"/>
+          <w:sz w:val="26"/>
+          <w:szCs w:val="26"/>
+        </w:rPr>
+        <w:t>مقدمه: کلیات تحقیق</w:t>
+      </w:r>
+    </w:p>
+    <w:p>
+      <w:pPr>
+        <w:pStyle w:val="TOC3"/>
+      </w:pPr>
+      <w:r>
+        <w:rPr>
+          <w:rFonts w:ascii="B Lotus" w:hAnsi="B Lotus" w:cs="B Lotus" w:eastAsia="B Lotus"/>
+          <w:b w:val="0"/>
+          <w:i w:val="0"/>
+          <w:sz w:val="26"/>
+          <w:szCs w:val="26"/>
+        </w:rPr>
+        <w:t>بیان مسئله</w:t>
+      </w:r>
+    </w:p>
+    <w:p>
+      <w:pPr>
+        <w:pStyle w:val="TOC3"/>
+      </w:pPr>
+      <w:r>
+        <w:rPr>
+          <w:rFonts w:ascii="B Lotus" w:hAnsi="B Lotus" w:cs="B Lotus" w:eastAsia="B Lotus"/>
+          <w:b w:val="0"/>
+          <w:i w:val="0"/>
+          <w:sz w:val="26"/>
+          <w:szCs w:val="26"/>
+        </w:rPr>
+        <w:t>ضرورت و اهمیت تحقیق</w:t>
+      </w:r>
+    </w:p>
+    <w:p>
+      <w:pPr>
+        <w:pStyle w:val="TOC3"/>
+      </w:pPr>
+      <w:r>
+        <w:rPr>
+          <w:rFonts w:ascii="B Lotus" w:hAnsi="B Lotus" w:cs="B Lotus" w:eastAsia="B Lotus"/>
+          <w:b w:val="0"/>
+          <w:i w:val="0"/>
+          <w:sz w:val="26"/>
+          <w:szCs w:val="26"/>
+        </w:rPr>
+        <w:t>اهداف تحقیق</w:t>
+      </w:r>
+    </w:p>
+    <w:p>
+      <w:pPr>
+        <w:pStyle w:val="TOC3"/>
+      </w:pPr>
+      <w:r>
+        <w:rPr>
+          <w:rFonts w:ascii="B Lotus" w:hAnsi="B Lotus" w:cs="B Lotus" w:eastAsia="B Lotus"/>
+          <w:b w:val="0"/>
+          <w:i w:val="0"/>
+          <w:sz w:val="26"/>
+          <w:szCs w:val="26"/>
+        </w:rPr>
+        <w:t>سؤالات تحقیق</w:t>
+      </w:r>
+    </w:p>
+    <w:p>
+      <w:pPr>
+        <w:pStyle w:val="TOC3"/>
+      </w:pPr>
+      <w:r>
+        <w:rPr>
+          <w:rFonts w:ascii="B Lotus" w:hAnsi="B Lotus" w:cs="B Lotus" w:eastAsia="B Lotus"/>
+          <w:b w:val="0"/>
+          <w:i w:val="0"/>
+          <w:sz w:val="26"/>
+          <w:szCs w:val="26"/>
+        </w:rPr>
+        <w:t>فرضیه تحقیق</w:t>
+      </w:r>
+    </w:p>
+    <w:p>
+      <w:pPr>
+        <w:pStyle w:val="TOC3"/>
+      </w:pPr>
+      <w:r>
+        <w:rPr>
+          <w:rFonts w:ascii="B Lotus" w:hAnsi="B Lotus" w:cs="B Lotus" w:eastAsia="B Lotus"/>
+          <w:b w:val="0"/>
+          <w:i w:val="0"/>
+          <w:sz w:val="26"/>
+          <w:szCs w:val="26"/>
+        </w:rPr>
+        <w:t>پیشینه تحقیق</w:t>
+      </w:r>
+    </w:p>
+    <w:p>
+      <w:pPr>
+        <w:pStyle w:val="TOC3"/>
+      </w:pPr>
+      <w:r>
+        <w:rPr>
+          <w:rFonts w:ascii="B Lotus" w:hAnsi="B Lotus" w:cs="B Lotus" w:eastAsia="B Lotus"/>
+          <w:b w:val="0"/>
+          <w:i w:val="0"/>
+          <w:sz w:val="26"/>
+          <w:szCs w:val="26"/>
+        </w:rPr>
+        <w:t>روش تحقیق</w:t>
+      </w:r>
+    </w:p>
+    <w:p>
+      <w:pPr>
+        <w:pStyle w:val="TOC3"/>
+      </w:pPr>
+      <w:r>
+        <w:rPr>
+          <w:rFonts w:ascii="B Lotus" w:hAnsi="B Lotus" w:cs="B Lotus" w:eastAsia="B Lotus"/>
+          <w:b w:val="0"/>
+          <w:i w:val="0"/>
+          <w:sz w:val="26"/>
+          <w:szCs w:val="26"/>
+        </w:rPr>
+        <w:t>ساماندهی تحقیق</w:t>
+      </w:r>
+    </w:p>
+    <w:p>
+      <w:pPr>
+        <w:pStyle w:val="TOC3"/>
+      </w:pPr>
+      <w:r>
+        <w:rPr>
+          <w:rFonts w:ascii="B Lotus" w:hAnsi="B Lotus" w:cs="B Lotus" w:eastAsia="B Lotus"/>
+          <w:b w:val="0"/>
+          <w:i w:val="0"/>
+          <w:sz w:val="26"/>
+          <w:szCs w:val="26"/>
+        </w:rPr>
+        <w:t>قلمرو، محدودیت‌ها و اصطلاحات</w:t>
+      </w:r>
+    </w:p>
+    <w:p>
+      <w:pPr>
+        <w:pStyle w:val="TOC1"/>
+      </w:pPr>
+      <w:r>
+        <w:rPr>
+          <w:rFonts w:ascii="B Lotus" w:hAnsi="B Lotus" w:cs="B Lotus" w:eastAsia="B Lotus"/>
+          <w:b w:val="0"/>
+          <w:i w:val="0"/>
+          <w:sz w:val="26"/>
+          <w:szCs w:val="26"/>
+        </w:rPr>
+        <w:t>بخش اول: مبانی و کلیات</w:t>
+      </w:r>
+    </w:p>
+    <w:p>
+      <w:pPr>
+        <w:pStyle w:val="TOC2"/>
+      </w:pPr>
+      <w:r>
+        <w:rPr>
+          <w:rFonts w:ascii="B Lotus" w:hAnsi="B Lotus" w:cs="B Lotus" w:eastAsia="B Lotus"/>
+          <w:b w:val="0"/>
+          <w:i w:val="0"/>
+          <w:sz w:val="26"/>
+          <w:szCs w:val="26"/>
+        </w:rPr>
+        <w:t>فصل اول: مفهوم‌شناسی و چارچوب نظری</w:t>
+      </w:r>
+    </w:p>
+    <w:p>
+      <w:pPr>
+        <w:pStyle w:val="TOC3"/>
+      </w:pPr>
+      <w:r>
+        <w:rPr>
+          <w:rFonts w:ascii="B Lotus" w:hAnsi="B Lotus" w:cs="B Lotus" w:eastAsia="B Lotus"/>
+          <w:b w:val="0"/>
+          <w:i w:val="0"/>
+          <w:sz w:val="26"/>
+          <w:szCs w:val="26"/>
+        </w:rPr>
+        <w:t>گفتار اول: مفهوم معاهده و تعهد بین‌المللی</w:t>
+      </w:r>
+    </w:p>
+    <w:p>
+      <w:pPr>
+        <w:pStyle w:val="TOC4"/>
+      </w:pPr>
+      <w:r>
+        <w:rPr>
+          <w:rFonts w:ascii="B Lotus" w:hAnsi="B Lotus" w:cs="B Lotus" w:eastAsia="B Lotus"/>
+          <w:b w:val="0"/>
+          <w:i w:val="0"/>
+          <w:sz w:val="26"/>
+          <w:szCs w:val="26"/>
+        </w:rPr>
+        <w:t>بند اول: تعریف لغوی و اصطلاحی معاهده</w:t>
+      </w:r>
+    </w:p>
+    <w:p>
+      <w:pPr>
+        <w:pStyle w:val="TOC4"/>
+      </w:pPr>
+      <w:r>
+        <w:rPr>
+          <w:rFonts w:ascii="B Lotus" w:hAnsi="B Lotus" w:cs="B Lotus" w:eastAsia="B Lotus"/>
+          <w:b w:val="0"/>
+          <w:i w:val="0"/>
+          <w:sz w:val="26"/>
+          <w:szCs w:val="26"/>
+        </w:rPr>
+        <w:t>بند دوم: اقسام معاهدات و محل بحث</w:t>
+      </w:r>
+    </w:p>
+    <w:p>
+      <w:pPr>
+        <w:pStyle w:val="TOC4"/>
+      </w:pPr>
+      <w:r>
+        <w:rPr>
+          <w:rFonts w:ascii="B Lotus" w:hAnsi="B Lotus" w:cs="B Lotus" w:eastAsia="B Lotus"/>
+          <w:b w:val="0"/>
+          <w:i w:val="0"/>
+          <w:sz w:val="26"/>
+          <w:szCs w:val="26"/>
+        </w:rPr>
+        <w:t>بند سوم: مفهوم تعهد و ارکان آن</w:t>
+      </w:r>
+    </w:p>
+    <w:p>
+      <w:pPr>
+        <w:pStyle w:val="TOC3"/>
+      </w:pPr>
+      <w:r>
+        <w:rPr>
+          <w:rFonts w:ascii="B Lotus" w:hAnsi="B Lotus" w:cs="B Lotus" w:eastAsia="B Lotus"/>
+          <w:b w:val="0"/>
+          <w:i w:val="0"/>
+          <w:sz w:val="26"/>
+          <w:szCs w:val="26"/>
+        </w:rPr>
+        <w:t>گفتار دوم: مفهوم ولی فقیه و گستره اختیارات</w:t>
+      </w:r>
+    </w:p>
+    <w:p>
+      <w:pPr>
+        <w:pStyle w:val="TOC4"/>
+      </w:pPr>
+      <w:r>
+        <w:rPr>
+          <w:rFonts w:ascii="B Lotus" w:hAnsi="B Lotus" w:cs="B Lotus" w:eastAsia="B Lotus"/>
+          <w:b w:val="0"/>
+          <w:i w:val="0"/>
+          <w:sz w:val="26"/>
+          <w:szCs w:val="26"/>
+        </w:rPr>
+        <w:t>بند اول: تعریف ولی فقیه</w:t>
+      </w:r>
+    </w:p>
+    <w:p>
+      <w:pPr>
+        <w:pStyle w:val="TOC4"/>
+      </w:pPr>
+      <w:r>
+        <w:rPr>
+          <w:rFonts w:ascii="B Lotus" w:hAnsi="B Lotus" w:cs="B Lotus" w:eastAsia="B Lotus"/>
+          <w:b w:val="0"/>
+          <w:i w:val="0"/>
+          <w:sz w:val="26"/>
+          <w:szCs w:val="26"/>
+        </w:rPr>
+        <w:t>بند دوم: مراتب اختیار؛ صریح، ضمنی، ولایی، حکومتی</w:t>
+      </w:r>
+    </w:p>
+    <w:p>
+      <w:pPr>
+        <w:pStyle w:val="TOC3"/>
+      </w:pPr>
+      <w:r>
+        <w:rPr>
+          <w:rFonts w:ascii="B Lotus" w:hAnsi="B Lotus" w:cs="B Lotus" w:eastAsia="B Lotus"/>
+          <w:b w:val="0"/>
+          <w:i w:val="0"/>
+          <w:sz w:val="26"/>
+          <w:szCs w:val="26"/>
+        </w:rPr>
+        <w:t>گفتار سوم: مفهوم عدول و مفاهیم خویشاوند</w:t>
+      </w:r>
+    </w:p>
+    <w:p>
+      <w:pPr>
+        <w:pStyle w:val="TOC4"/>
+      </w:pPr>
+      <w:r>
+        <w:rPr>
+          <w:rFonts w:ascii="B Lotus" w:hAnsi="B Lotus" w:cs="B Lotus" w:eastAsia="B Lotus"/>
+          <w:b w:val="0"/>
+          <w:i w:val="0"/>
+          <w:sz w:val="26"/>
+          <w:szCs w:val="26"/>
+        </w:rPr>
+        <w:t>بند اول: تعریف عدول</w:t>
+      </w:r>
+    </w:p>
+    <w:p>
+      <w:pPr>
+        <w:pStyle w:val="TOC4"/>
+      </w:pPr>
+      <w:r>
+        <w:rPr>
+          <w:rFonts w:ascii="B Lotus" w:hAnsi="B Lotus" w:cs="B Lotus" w:eastAsia="B Lotus"/>
+          <w:b w:val="0"/>
+          <w:i w:val="0"/>
+          <w:sz w:val="26"/>
+          <w:szCs w:val="26"/>
+        </w:rPr>
+        <w:t>بند دوم: تمایز از مفاهیم خویشاوند</w:t>
+      </w:r>
+    </w:p>
+    <w:p>
+      <w:pPr>
+        <w:pStyle w:val="TOC4"/>
+      </w:pPr>
+      <w:r>
+        <w:rPr>
+          <w:rFonts w:ascii="B Lotus" w:hAnsi="B Lotus" w:cs="B Lotus" w:eastAsia="B Lotus"/>
+          <w:b w:val="0"/>
+          <w:i w:val="0"/>
+          <w:sz w:val="26"/>
+          <w:szCs w:val="26"/>
+        </w:rPr>
+        <w:t>بند سوم: طیف پنج‌صورتِ عدول</w:t>
+      </w:r>
+    </w:p>
+    <w:p>
+      <w:pPr>
+        <w:pStyle w:val="TOC3"/>
+      </w:pPr>
+      <w:r>
+        <w:rPr>
+          <w:rFonts w:ascii="B Lotus" w:hAnsi="B Lotus" w:cs="B Lotus" w:eastAsia="B Lotus"/>
+          <w:b w:val="0"/>
+          <w:i w:val="0"/>
+          <w:sz w:val="26"/>
+          <w:szCs w:val="26"/>
+        </w:rPr>
+        <w:t>گفتار چهارم: مفهوم مصلحت و چارچوب نظری</w:t>
+      </w:r>
+    </w:p>
+    <w:p>
+      <w:pPr>
+        <w:pStyle w:val="TOC4"/>
+      </w:pPr>
+      <w:r>
+        <w:rPr>
+          <w:rFonts w:ascii="B Lotus" w:hAnsi="B Lotus" w:cs="B Lotus" w:eastAsia="B Lotus"/>
+          <w:b w:val="0"/>
+          <w:i w:val="0"/>
+          <w:sz w:val="26"/>
+          <w:szCs w:val="26"/>
+        </w:rPr>
+        <w:t>بند اول: مصلحت در لغت و اصطلاح</w:t>
+      </w:r>
+    </w:p>
+    <w:p>
+      <w:pPr>
+        <w:pStyle w:val="TOC4"/>
+      </w:pPr>
+      <w:r>
+        <w:rPr>
+          <w:rFonts w:ascii="B Lotus" w:hAnsi="B Lotus" w:cs="B Lotus" w:eastAsia="B Lotus"/>
+          <w:b w:val="0"/>
+          <w:i w:val="0"/>
+          <w:sz w:val="26"/>
+          <w:szCs w:val="26"/>
+        </w:rPr>
+        <w:t>بند دوم: نسبت مصلحت با ضرورت بین‌المللی</w:t>
+      </w:r>
+    </w:p>
+    <w:p>
+      <w:pPr>
+        <w:pStyle w:val="TOC4"/>
+      </w:pPr>
+      <w:r>
+        <w:rPr>
+          <w:rFonts w:ascii="B Lotus" w:hAnsi="B Lotus" w:cs="B Lotus" w:eastAsia="B Lotus"/>
+          <w:b w:val="0"/>
+          <w:i w:val="0"/>
+          <w:sz w:val="26"/>
+          <w:szCs w:val="26"/>
+        </w:rPr>
+        <w:t>بند سوم: چارچوب نظری پژوهش</w:t>
+      </w:r>
+    </w:p>
+    <w:p>
+      <w:pPr>
+        <w:pStyle w:val="TOC3"/>
+      </w:pPr>
+      <w:r>
+        <w:rPr>
+          <w:rFonts w:ascii="B Lotus" w:hAnsi="B Lotus" w:cs="B Lotus" w:eastAsia="B Lotus"/>
+          <w:b w:val="0"/>
+          <w:i w:val="0"/>
+          <w:sz w:val="26"/>
+          <w:szCs w:val="26"/>
+        </w:rPr>
+        <w:t>گفتار پنجم: پیشینه مفهومی عهد در فقه؛ هدنه، امان، ذمه و صلح</w:t>
+      </w:r>
+    </w:p>
+    <w:p>
+      <w:pPr>
+        <w:pStyle w:val="TOC4"/>
+      </w:pPr>
+      <w:r>
+        <w:rPr>
+          <w:rFonts w:ascii="B Lotus" w:hAnsi="B Lotus" w:cs="B Lotus" w:eastAsia="B Lotus"/>
+          <w:b w:val="0"/>
+          <w:i w:val="0"/>
+          <w:sz w:val="26"/>
+          <w:szCs w:val="26"/>
+        </w:rPr>
+        <w:t>بند اول: چرا پیشینه فقهی لازم است؟</w:t>
+      </w:r>
+    </w:p>
+    <w:p>
+      <w:pPr>
+        <w:pStyle w:val="TOC4"/>
+      </w:pPr>
+      <w:r>
+        <w:rPr>
+          <w:rFonts w:ascii="B Lotus" w:hAnsi="B Lotus" w:cs="B Lotus" w:eastAsia="B Lotus"/>
+          <w:b w:val="0"/>
+          <w:i w:val="0"/>
+          <w:sz w:val="26"/>
+          <w:szCs w:val="26"/>
+        </w:rPr>
+        <w:t>بند دوم: هدنه؛ آتش‌بس موقت</w:t>
+      </w:r>
+    </w:p>
+    <w:p>
+      <w:pPr>
+        <w:pStyle w:val="TOC4"/>
+      </w:pPr>
+      <w:r>
+        <w:rPr>
+          <w:rFonts w:ascii="B Lotus" w:hAnsi="B Lotus" w:cs="B Lotus" w:eastAsia="B Lotus"/>
+          <w:b w:val="0"/>
+          <w:i w:val="0"/>
+          <w:sz w:val="26"/>
+          <w:szCs w:val="26"/>
+        </w:rPr>
+        <w:t>بند سوم: امان؛ تأمین فردی و جمعی</w:t>
+      </w:r>
+    </w:p>
+    <w:p>
+      <w:pPr>
+        <w:pStyle w:val="TOC4"/>
+      </w:pPr>
+      <w:r>
+        <w:rPr>
+          <w:rFonts w:ascii="B Lotus" w:hAnsi="B Lotus" w:cs="B Lotus" w:eastAsia="B Lotus"/>
+          <w:b w:val="0"/>
+          <w:i w:val="0"/>
+          <w:sz w:val="26"/>
+          <w:szCs w:val="26"/>
+        </w:rPr>
+        <w:t>بند چهارم: ذمه و صلح؛ پیمان‌های دائم</w:t>
+      </w:r>
+    </w:p>
+    <w:p>
+      <w:pPr>
+        <w:pStyle w:val="TOC4"/>
+      </w:pPr>
+      <w:r>
+        <w:rPr>
+          <w:rFonts w:ascii="B Lotus" w:hAnsi="B Lotus" w:cs="B Lotus" w:eastAsia="B Lotus"/>
+          <w:b w:val="0"/>
+          <w:i w:val="0"/>
+          <w:sz w:val="26"/>
+          <w:szCs w:val="26"/>
+        </w:rPr>
+        <w:t>بند پنجم: جمع‌بندی؛ از نهادهای کهن تا معاهده مدرن</w:t>
+      </w:r>
+    </w:p>
+    <w:p>
+      <w:pPr>
+        <w:pStyle w:val="TOC3"/>
+      </w:pPr>
+      <w:r>
+        <w:rPr>
+          <w:rFonts w:ascii="B Lotus" w:hAnsi="B Lotus" w:cs="B Lotus" w:eastAsia="B Lotus"/>
+          <w:b w:val="0"/>
+          <w:i w:val="0"/>
+          <w:sz w:val="26"/>
+          <w:szCs w:val="26"/>
+        </w:rPr>
+        <w:t>حاصل فصل اول</w:t>
+      </w:r>
+    </w:p>
+    <w:p>
+      <w:pPr>
+        <w:pStyle w:val="TOC2"/>
+      </w:pPr>
+      <w:r>
+        <w:rPr>
+          <w:rFonts w:ascii="B Lotus" w:hAnsi="B Lotus" w:cs="B Lotus" w:eastAsia="B Lotus"/>
+          <w:b w:val="0"/>
+          <w:i w:val="0"/>
+          <w:sz w:val="26"/>
+          <w:szCs w:val="26"/>
+        </w:rPr>
+        <w:t>فصل دوم: کلیات حقوق معاهدات و قانون اساسی</w:t>
+      </w:r>
+    </w:p>
+    <w:p>
+      <w:pPr>
+        <w:pStyle w:val="TOC3"/>
+      </w:pPr>
+      <w:r>
+        <w:rPr>
+          <w:rFonts w:ascii="B Lotus" w:hAnsi="B Lotus" w:cs="B Lotus" w:eastAsia="B Lotus"/>
+          <w:b w:val="0"/>
+          <w:i w:val="0"/>
+          <w:sz w:val="26"/>
+          <w:szCs w:val="26"/>
+        </w:rPr>
+        <w:t>گفتار اول: تاریخچه و اصول حقوق معاهدات</w:t>
+      </w:r>
+    </w:p>
+    <w:p>
+      <w:pPr>
+        <w:pStyle w:val="TOC4"/>
+      </w:pPr>
+      <w:r>
+        <w:rPr>
+          <w:rFonts w:ascii="B Lotus" w:hAnsi="B Lotus" w:cs="B Lotus" w:eastAsia="B Lotus"/>
+          <w:b w:val="0"/>
+          <w:i w:val="0"/>
+          <w:sz w:val="26"/>
+          <w:szCs w:val="26"/>
+        </w:rPr>
+        <w:t>بند اول: از عرف تا وین؛ تاریخچه‌ای کوتاه</w:t>
+      </w:r>
+    </w:p>
+    <w:p>
+      <w:pPr>
+        <w:pStyle w:val="TOC4"/>
+      </w:pPr>
+      <w:r>
+        <w:rPr>
+          <w:rFonts w:ascii="B Lotus" w:hAnsi="B Lotus" w:cs="B Lotus" w:eastAsia="B Lotus"/>
+          <w:b w:val="0"/>
+          <w:i w:val="0"/>
+          <w:sz w:val="26"/>
+          <w:szCs w:val="26"/>
+        </w:rPr>
+        <w:t>بند دوم: اصل بنیادین؛ پاکتا سونت سرواندا</w:t>
+      </w:r>
+    </w:p>
+    <w:p>
+      <w:pPr>
+        <w:pStyle w:val="TOC4"/>
+      </w:pPr>
+      <w:r>
+        <w:rPr>
+          <w:rFonts w:ascii="B Lotus" w:hAnsi="B Lotus" w:cs="B Lotus" w:eastAsia="B Lotus"/>
+          <w:b w:val="0"/>
+          <w:i w:val="0"/>
+          <w:sz w:val="26"/>
+          <w:szCs w:val="26"/>
+        </w:rPr>
+        <w:t>بند سوم: ماده ۲۷؛ دیوار میان داخلی و بین‌المللی</w:t>
+      </w:r>
+    </w:p>
+    <w:p>
+      <w:pPr>
+        <w:pStyle w:val="TOC3"/>
+      </w:pPr>
+      <w:r>
+        <w:rPr>
+          <w:rFonts w:ascii="B Lotus" w:hAnsi="B Lotus" w:cs="B Lotus" w:eastAsia="B Lotus"/>
+          <w:b w:val="0"/>
+          <w:i w:val="0"/>
+          <w:sz w:val="26"/>
+          <w:szCs w:val="26"/>
+        </w:rPr>
+        <w:t>گفتار دوم: سازوکارهای تعلیق و خاتمه موجه</w:t>
+      </w:r>
+    </w:p>
+    <w:p>
+      <w:pPr>
+        <w:pStyle w:val="TOC4"/>
+      </w:pPr>
+      <w:r>
+        <w:rPr>
+          <w:rFonts w:ascii="B Lotus" w:hAnsi="B Lotus" w:cs="B Lotus" w:eastAsia="B Lotus"/>
+          <w:b w:val="0"/>
+          <w:i w:val="0"/>
+          <w:sz w:val="26"/>
+          <w:szCs w:val="26"/>
+        </w:rPr>
+        <w:t>بند اول: منطق کلی؛ خاتمه فقط از مجرای قانون</w:t>
+      </w:r>
+    </w:p>
+    <w:p>
+      <w:pPr>
+        <w:pStyle w:val="TOC4"/>
+      </w:pPr>
+      <w:r>
+        <w:rPr>
+          <w:rFonts w:ascii="B Lotus" w:hAnsi="B Lotus" w:cs="B Lotus" w:eastAsia="B Lotus"/>
+          <w:b w:val="0"/>
+          <w:i w:val="0"/>
+          <w:sz w:val="26"/>
+          <w:szCs w:val="26"/>
+        </w:rPr>
+        <w:t>بند دوم: توافق اطراف و حق مندرج در متن</w:t>
+      </w:r>
+    </w:p>
+    <w:p>
+      <w:pPr>
+        <w:pStyle w:val="TOC4"/>
+      </w:pPr>
+      <w:r>
+        <w:rPr>
+          <w:rFonts w:ascii="B Lotus" w:hAnsi="B Lotus" w:cs="B Lotus" w:eastAsia="B Lotus"/>
+          <w:b w:val="0"/>
+          <w:i w:val="0"/>
+          <w:sz w:val="26"/>
+          <w:szCs w:val="26"/>
+        </w:rPr>
+        <w:t>بند سوم: نقض اساسی طرف مقابل</w:t>
+      </w:r>
+    </w:p>
+    <w:p>
+      <w:pPr>
+        <w:pStyle w:val="TOC4"/>
+      </w:pPr>
+      <w:r>
+        <w:rPr>
+          <w:rFonts w:ascii="B Lotus" w:hAnsi="B Lotus" w:cs="B Lotus" w:eastAsia="B Lotus"/>
+          <w:b w:val="0"/>
+          <w:i w:val="0"/>
+          <w:sz w:val="26"/>
+          <w:szCs w:val="26"/>
+        </w:rPr>
+        <w:t>بند چهارم: تغییر بنیادین اوضاع</w:t>
+      </w:r>
+    </w:p>
+    <w:p>
+      <w:pPr>
+        <w:pStyle w:val="TOC4"/>
+      </w:pPr>
+      <w:r>
+        <w:rPr>
+          <w:rFonts w:ascii="B Lotus" w:hAnsi="B Lotus" w:cs="B Lotus" w:eastAsia="B Lotus"/>
+          <w:b w:val="0"/>
+          <w:i w:val="0"/>
+          <w:sz w:val="26"/>
+          <w:szCs w:val="26"/>
+        </w:rPr>
+        <w:t>بند پنجم: عدم امکان اجرا و آیین ادعا</w:t>
+      </w:r>
+    </w:p>
+    <w:p>
+      <w:pPr>
+        <w:pStyle w:val="TOC4"/>
+      </w:pPr>
+      <w:r>
+        <w:rPr>
+          <w:rFonts w:ascii="B Lotus" w:hAnsi="B Lotus" w:cs="B Lotus" w:eastAsia="B Lotus"/>
+          <w:b w:val="0"/>
+          <w:i w:val="0"/>
+          <w:sz w:val="26"/>
+          <w:szCs w:val="26"/>
+        </w:rPr>
+        <w:t>بند ششم: حق شرط و اعلامیه تفسیری؛ انعطافِ هنگامِ پذیرش</w:t>
+      </w:r>
+    </w:p>
+    <w:p>
+      <w:pPr>
+        <w:pStyle w:val="TOC3"/>
+      </w:pPr>
+      <w:r>
+        <w:rPr>
+          <w:rFonts w:ascii="B Lotus" w:hAnsi="B Lotus" w:cs="B Lotus" w:eastAsia="B Lotus"/>
+          <w:b w:val="0"/>
+          <w:i w:val="0"/>
+          <w:sz w:val="26"/>
+          <w:szCs w:val="26"/>
+        </w:rPr>
+        <w:t>گفتار سوم: قواعد تفسیر معاهدات؛ فهم متن پیش از عمل</w:t>
+      </w:r>
+    </w:p>
+    <w:p>
+      <w:pPr>
+        <w:pStyle w:val="TOC4"/>
+      </w:pPr>
+      <w:r>
+        <w:rPr>
+          <w:rFonts w:ascii="B Lotus" w:hAnsi="B Lotus" w:cs="B Lotus" w:eastAsia="B Lotus"/>
+          <w:b w:val="0"/>
+          <w:i w:val="0"/>
+          <w:sz w:val="26"/>
+          <w:szCs w:val="26"/>
+        </w:rPr>
+        <w:t>بند اول: قاعده عام تفسیر؛ متن، سیاق، هدف</w:t>
+      </w:r>
+    </w:p>
+    <w:p>
+      <w:pPr>
+        <w:pStyle w:val="TOC4"/>
+      </w:pPr>
+      <w:r>
+        <w:rPr>
+          <w:rFonts w:ascii="B Lotus" w:hAnsi="B Lotus" w:cs="B Lotus" w:eastAsia="B Lotus"/>
+          <w:b w:val="0"/>
+          <w:i w:val="0"/>
+          <w:sz w:val="26"/>
+          <w:szCs w:val="26"/>
+        </w:rPr>
+        <w:t>بند دوم: نقش سوابق انعقاد و رفتار بعدی</w:t>
+      </w:r>
+    </w:p>
+    <w:p>
+      <w:pPr>
+        <w:pStyle w:val="TOC3"/>
+      </w:pPr>
+      <w:r>
+        <w:rPr>
+          <w:rFonts w:ascii="B Lotus" w:hAnsi="B Lotus" w:cs="B Lotus" w:eastAsia="B Lotus"/>
+          <w:b w:val="0"/>
+          <w:i w:val="0"/>
+          <w:sz w:val="26"/>
+          <w:szCs w:val="26"/>
+        </w:rPr>
+        <w:t>گفتار چهارم: اعتبار معاهدات؛ اهلیت، رضایت و عیوب اراده</w:t>
+      </w:r>
+    </w:p>
+    <w:p>
+      <w:pPr>
+        <w:pStyle w:val="TOC4"/>
+      </w:pPr>
+      <w:r>
+        <w:rPr>
+          <w:rFonts w:ascii="B Lotus" w:hAnsi="B Lotus" w:cs="B Lotus" w:eastAsia="B Lotus"/>
+          <w:b w:val="0"/>
+          <w:i w:val="0"/>
+          <w:sz w:val="26"/>
+          <w:szCs w:val="26"/>
+        </w:rPr>
+        <w:t>بند اول: شرایط اعتبار؛ چرا بحث اعتبار به مسئله ما مربوط است؟</w:t>
+      </w:r>
+    </w:p>
+    <w:p>
+      <w:pPr>
+        <w:pStyle w:val="TOC4"/>
+      </w:pPr>
+      <w:r>
+        <w:rPr>
+          <w:rFonts w:ascii="B Lotus" w:hAnsi="B Lotus" w:cs="B Lotus" w:eastAsia="B Lotus"/>
+          <w:b w:val="0"/>
+          <w:i w:val="0"/>
+          <w:sz w:val="26"/>
+          <w:szCs w:val="26"/>
+        </w:rPr>
+        <w:t>بند دوم: اهلیت و صلاحیت انعقاد</w:t>
+      </w:r>
+    </w:p>
+    <w:p>
+      <w:pPr>
+        <w:pStyle w:val="TOC4"/>
+      </w:pPr>
+      <w:r>
+        <w:rPr>
+          <w:rFonts w:ascii="B Lotus" w:hAnsi="B Lotus" w:cs="B Lotus" w:eastAsia="B Lotus"/>
+          <w:b w:val="0"/>
+          <w:i w:val="0"/>
+          <w:sz w:val="26"/>
+          <w:szCs w:val="26"/>
+        </w:rPr>
+        <w:t>بند سوم: عیوب اراده؛ اشتباه، فریب و اجبار</w:t>
+      </w:r>
+    </w:p>
+    <w:p>
+      <w:pPr>
+        <w:pStyle w:val="TOC4"/>
+      </w:pPr>
+      <w:r>
+        <w:rPr>
+          <w:rFonts w:ascii="B Lotus" w:hAnsi="B Lotus" w:cs="B Lotus" w:eastAsia="B Lotus"/>
+          <w:b w:val="0"/>
+          <w:i w:val="0"/>
+          <w:sz w:val="26"/>
+          <w:szCs w:val="26"/>
+        </w:rPr>
+        <w:t>بند چهارم: ثبت معاهدات و اثر آن</w:t>
+      </w:r>
+    </w:p>
+    <w:p>
+      <w:pPr>
+        <w:pStyle w:val="TOC3"/>
+      </w:pPr>
+      <w:r>
+        <w:rPr>
+          <w:rFonts w:ascii="B Lotus" w:hAnsi="B Lotus" w:cs="B Lotus" w:eastAsia="B Lotus"/>
+          <w:b w:val="0"/>
+          <w:i w:val="0"/>
+          <w:sz w:val="26"/>
+          <w:szCs w:val="26"/>
+        </w:rPr>
+        <w:t>گفتار پنجم: اصول قانون اساسی مرتبط</w:t>
+      </w:r>
+    </w:p>
+    <w:p>
+      <w:pPr>
+        <w:pStyle w:val="TOC4"/>
+      </w:pPr>
+      <w:r>
+        <w:rPr>
+          <w:rFonts w:ascii="B Lotus" w:hAnsi="B Lotus" w:cs="B Lotus" w:eastAsia="B Lotus"/>
+          <w:b w:val="0"/>
+          <w:i w:val="0"/>
+          <w:sz w:val="26"/>
+          <w:szCs w:val="26"/>
+        </w:rPr>
+        <w:t>بند اول: اصل ۵؛ تثبیت مرجعیت</w:t>
+      </w:r>
+    </w:p>
+    <w:p>
+      <w:pPr>
+        <w:pStyle w:val="TOC4"/>
+      </w:pPr>
+      <w:r>
+        <w:rPr>
+          <w:rFonts w:ascii="B Lotus" w:hAnsi="B Lotus" w:cs="B Lotus" w:eastAsia="B Lotus"/>
+          <w:b w:val="0"/>
+          <w:i w:val="0"/>
+          <w:sz w:val="26"/>
+          <w:szCs w:val="26"/>
+        </w:rPr>
+        <w:t>بند دوم: اصل ۵۷؛ ولایت مطلقه و قید آن</w:t>
+      </w:r>
+    </w:p>
+    <w:p>
+      <w:pPr>
+        <w:pStyle w:val="TOC4"/>
+      </w:pPr>
+      <w:r>
+        <w:rPr>
+          <w:rFonts w:ascii="B Lotus" w:hAnsi="B Lotus" w:cs="B Lotus" w:eastAsia="B Lotus"/>
+          <w:b w:val="0"/>
+          <w:i w:val="0"/>
+          <w:sz w:val="26"/>
+          <w:szCs w:val="26"/>
+        </w:rPr>
+        <w:t>بند سوم: اصول ۷۷ و ۱۲۵؛ ورود به التزام</w:t>
+      </w:r>
+    </w:p>
+    <w:p>
+      <w:pPr>
+        <w:pStyle w:val="TOC4"/>
+      </w:pPr>
+      <w:r>
+        <w:rPr>
+          <w:rFonts w:ascii="B Lotus" w:hAnsi="B Lotus" w:cs="B Lotus" w:eastAsia="B Lotus"/>
+          <w:b w:val="0"/>
+          <w:i w:val="0"/>
+          <w:sz w:val="26"/>
+          <w:szCs w:val="26"/>
+        </w:rPr>
+        <w:t>بند چهارم: اصول ۱۱۰ و ۱۱۲؛ اختیارات و مصلحت</w:t>
+      </w:r>
+    </w:p>
+    <w:p>
+      <w:pPr>
+        <w:pStyle w:val="TOC4"/>
+      </w:pPr>
+      <w:r>
+        <w:rPr>
+          <w:rFonts w:ascii="B Lotus" w:hAnsi="B Lotus" w:cs="B Lotus" w:eastAsia="B Lotus"/>
+          <w:b w:val="0"/>
+          <w:i w:val="0"/>
+          <w:sz w:val="26"/>
+          <w:szCs w:val="26"/>
+        </w:rPr>
+        <w:t>بند پنجم: اصول ۱۵۲ تا ۱۵۴ و ۱۷۶؛ جهت‌گیری سیاست خارجی</w:t>
+      </w:r>
+    </w:p>
+    <w:p>
+      <w:pPr>
+        <w:pStyle w:val="TOC3"/>
+      </w:pPr>
+      <w:r>
+        <w:rPr>
+          <w:rFonts w:ascii="B Lotus" w:hAnsi="B Lotus" w:cs="B Lotus" w:eastAsia="B Lotus"/>
+          <w:b w:val="0"/>
+          <w:i w:val="0"/>
+          <w:sz w:val="26"/>
+          <w:szCs w:val="26"/>
+        </w:rPr>
+        <w:t>حاصل فصل دوم</w:t>
+      </w:r>
+    </w:p>
+    <w:p>
+      <w:pPr>
+        <w:pStyle w:val="TOC1"/>
+      </w:pPr>
+      <w:r>
+        <w:rPr>
+          <w:rFonts w:ascii="B Lotus" w:hAnsi="B Lotus" w:cs="B Lotus" w:eastAsia="B Lotus"/>
+          <w:b w:val="0"/>
+          <w:i w:val="0"/>
+          <w:sz w:val="26"/>
+          <w:szCs w:val="26"/>
+        </w:rPr>
+        <w:t>بخش دوم: تحلیل فقهی مسئله</w:t>
+      </w:r>
+    </w:p>
+    <w:p>
+      <w:pPr>
+        <w:pStyle w:val="TOC2"/>
+      </w:pPr>
+      <w:r>
+        <w:rPr>
+          <w:rFonts w:ascii="B Lotus" w:hAnsi="B Lotus" w:cs="B Lotus" w:eastAsia="B Lotus"/>
+          <w:b w:val="0"/>
+          <w:i w:val="0"/>
+          <w:sz w:val="26"/>
+          <w:szCs w:val="26"/>
+        </w:rPr>
+        <w:t>فصل سوم: ادله وجوب وفای به عهد</w:t>
+      </w:r>
+    </w:p>
+    <w:p>
+      <w:pPr>
+        <w:pStyle w:val="TOC3"/>
+      </w:pPr>
+      <w:r>
+        <w:rPr>
+          <w:rFonts w:ascii="B Lotus" w:hAnsi="B Lotus" w:cs="B Lotus" w:eastAsia="B Lotus"/>
+          <w:b w:val="0"/>
+          <w:i w:val="0"/>
+          <w:sz w:val="26"/>
+          <w:szCs w:val="26"/>
+        </w:rPr>
+        <w:t>گفتار اول: آیات عام وجوب وفا</w:t>
+      </w:r>
+    </w:p>
+    <w:p>
+      <w:pPr>
+        <w:pStyle w:val="TOC4"/>
+      </w:pPr>
+      <w:r>
+        <w:rPr>
+          <w:rFonts w:ascii="B Lotus" w:hAnsi="B Lotus" w:cs="B Lotus" w:eastAsia="B Lotus"/>
+          <w:b w:val="0"/>
+          <w:i w:val="0"/>
+          <w:sz w:val="26"/>
+          <w:szCs w:val="26"/>
+        </w:rPr>
+        <w:t>بند اول: آیه اوفوا بالعقود؛ امّ ادله</w:t>
+      </w:r>
+    </w:p>
+    <w:p>
+      <w:pPr>
+        <w:pStyle w:val="TOC4"/>
+      </w:pPr>
+      <w:r>
+        <w:rPr>
+          <w:rFonts w:ascii="B Lotus" w:hAnsi="B Lotus" w:cs="B Lotus" w:eastAsia="B Lotus"/>
+          <w:b w:val="0"/>
+          <w:i w:val="0"/>
+          <w:sz w:val="26"/>
+          <w:szCs w:val="26"/>
+        </w:rPr>
+        <w:t>بند دوم: آیات نحل و اسراء و رعد و مؤمنون</w:t>
+      </w:r>
+    </w:p>
+    <w:p>
+      <w:pPr>
+        <w:pStyle w:val="TOC4"/>
+      </w:pPr>
+      <w:r>
+        <w:rPr>
+          <w:rFonts w:ascii="B Lotus" w:hAnsi="B Lotus" w:cs="B Lotus" w:eastAsia="B Lotus"/>
+          <w:b w:val="0"/>
+          <w:i w:val="0"/>
+          <w:sz w:val="26"/>
+          <w:szCs w:val="26"/>
+        </w:rPr>
+        <w:t>بند سوم: دفع یک توهم؛ عموم یا اطلاق؟</w:t>
+      </w:r>
+    </w:p>
+    <w:p>
+      <w:pPr>
+        <w:pStyle w:val="TOC3"/>
+      </w:pPr>
+      <w:r>
+        <w:rPr>
+          <w:rFonts w:ascii="B Lotus" w:hAnsi="B Lotus" w:cs="B Lotus" w:eastAsia="B Lotus"/>
+          <w:b w:val="0"/>
+          <w:i w:val="0"/>
+          <w:sz w:val="26"/>
+          <w:szCs w:val="26"/>
+        </w:rPr>
+        <w:t>گفتار دوم: آیات خاص جهاد و عهدنامه‌ها</w:t>
+      </w:r>
+    </w:p>
+    <w:p>
+      <w:pPr>
+        <w:pStyle w:val="TOC4"/>
+      </w:pPr>
+      <w:r>
+        <w:rPr>
+          <w:rFonts w:ascii="B Lotus" w:hAnsi="B Lotus" w:cs="B Lotus" w:eastAsia="B Lotus"/>
+          <w:b w:val="0"/>
+          <w:i w:val="0"/>
+          <w:sz w:val="26"/>
+          <w:szCs w:val="26"/>
+        </w:rPr>
+        <w:t>بند اول: آیات توبه؛ وفا در برابر استقامت</w:t>
+      </w:r>
+    </w:p>
+    <w:p>
+      <w:pPr>
+        <w:pStyle w:val="TOC4"/>
+      </w:pPr>
+      <w:r>
+        <w:rPr>
+          <w:rFonts w:ascii="B Lotus" w:hAnsi="B Lotus" w:cs="B Lotus" w:eastAsia="B Lotus"/>
+          <w:b w:val="0"/>
+          <w:i w:val="0"/>
+          <w:sz w:val="26"/>
+          <w:szCs w:val="26"/>
+        </w:rPr>
+        <w:t>بند دوم: آیات انفال؛ انباذ و یاری مظلوم</w:t>
+      </w:r>
+    </w:p>
+    <w:p>
+      <w:pPr>
+        <w:pStyle w:val="TOC3"/>
+      </w:pPr>
+      <w:r>
+        <w:rPr>
+          <w:rFonts w:ascii="B Lotus" w:hAnsi="B Lotus" w:cs="B Lotus" w:eastAsia="B Lotus"/>
+          <w:b w:val="0"/>
+          <w:i w:val="0"/>
+          <w:sz w:val="26"/>
+          <w:szCs w:val="26"/>
+        </w:rPr>
+        <w:t>گفتار سوم: روایات وفای به عهد</w:t>
+      </w:r>
+    </w:p>
+    <w:p>
+      <w:pPr>
+        <w:pStyle w:val="TOC4"/>
+      </w:pPr>
+      <w:r>
+        <w:rPr>
+          <w:rFonts w:ascii="B Lotus" w:hAnsi="B Lotus" w:cs="B Lotus" w:eastAsia="B Lotus"/>
+          <w:b w:val="0"/>
+          <w:i w:val="0"/>
+          <w:sz w:val="26"/>
+          <w:szCs w:val="26"/>
+        </w:rPr>
+        <w:t>بند اول: حدیث شروط؛ المؤمنون عند شروطهم</w:t>
+      </w:r>
+    </w:p>
+    <w:p>
+      <w:pPr>
+        <w:pStyle w:val="TOC4"/>
+      </w:pPr>
+      <w:r>
+        <w:rPr>
+          <w:rFonts w:ascii="B Lotus" w:hAnsi="B Lotus" w:cs="B Lotus" w:eastAsia="B Lotus"/>
+          <w:b w:val="0"/>
+          <w:i w:val="0"/>
+          <w:sz w:val="26"/>
+          <w:szCs w:val="26"/>
+        </w:rPr>
+        <w:t>بند دوم: عهدنامه مالک اشتر؛ منشور حکومتی</w:t>
+      </w:r>
+    </w:p>
+    <w:p>
+      <w:pPr>
+        <w:pStyle w:val="TOC4"/>
+      </w:pPr>
+      <w:r>
+        <w:rPr>
+          <w:rFonts w:ascii="B Lotus" w:hAnsi="B Lotus" w:cs="B Lotus" w:eastAsia="B Lotus"/>
+          <w:b w:val="0"/>
+          <w:i w:val="0"/>
+          <w:sz w:val="26"/>
+          <w:szCs w:val="26"/>
+        </w:rPr>
+        <w:t>بند سوم: سایر روایات؛ لعنت بر ناقض</w:t>
+      </w:r>
+    </w:p>
+    <w:p>
+      <w:pPr>
+        <w:pStyle w:val="TOC3"/>
+      </w:pPr>
+      <w:r>
+        <w:rPr>
+          <w:rFonts w:ascii="B Lotus" w:hAnsi="B Lotus" w:cs="B Lotus" w:eastAsia="B Lotus"/>
+          <w:b w:val="0"/>
+          <w:i w:val="0"/>
+          <w:sz w:val="26"/>
+          <w:szCs w:val="26"/>
+        </w:rPr>
+        <w:t>گفتار چهارم: سیره معصومان در عهدنامه‌ها</w:t>
+      </w:r>
+    </w:p>
+    <w:p>
+      <w:pPr>
+        <w:pStyle w:val="TOC4"/>
+      </w:pPr>
+      <w:r>
+        <w:rPr>
+          <w:rFonts w:ascii="B Lotus" w:hAnsi="B Lotus" w:cs="B Lotus" w:eastAsia="B Lotus"/>
+          <w:b w:val="0"/>
+          <w:i w:val="0"/>
+          <w:sz w:val="26"/>
+          <w:szCs w:val="26"/>
+        </w:rPr>
+        <w:t>بند اول: صلح حدیبیه؛ الگوی صبر حکومتی</w:t>
+      </w:r>
+    </w:p>
+    <w:p>
+      <w:pPr>
+        <w:pStyle w:val="TOC4"/>
+      </w:pPr>
+      <w:r>
+        <w:rPr>
+          <w:rFonts w:ascii="B Lotus" w:hAnsi="B Lotus" w:cs="B Lotus" w:eastAsia="B Lotus"/>
+          <w:b w:val="0"/>
+          <w:i w:val="0"/>
+          <w:sz w:val="26"/>
+          <w:szCs w:val="26"/>
+        </w:rPr>
+        <w:t>بند دوم: فتح مکه و برائت؛ عدولِ موجهِ قرآنی</w:t>
+      </w:r>
+    </w:p>
+    <w:p>
+      <w:pPr>
+        <w:pStyle w:val="TOC4"/>
+      </w:pPr>
+      <w:r>
+        <w:rPr>
+          <w:rFonts w:ascii="B Lotus" w:hAnsi="B Lotus" w:cs="B Lotus" w:eastAsia="B Lotus"/>
+          <w:b w:val="0"/>
+          <w:i w:val="0"/>
+          <w:sz w:val="26"/>
+          <w:szCs w:val="26"/>
+        </w:rPr>
+        <w:t>بند سوم: سیره امیرالمؤمنین؛ از صفین تا حکمیت</w:t>
+      </w:r>
+    </w:p>
+    <w:p>
+      <w:pPr>
+        <w:pStyle w:val="TOC4"/>
+      </w:pPr>
+      <w:r>
+        <w:rPr>
+          <w:rFonts w:ascii="B Lotus" w:hAnsi="B Lotus" w:cs="B Lotus" w:eastAsia="B Lotus"/>
+          <w:b w:val="0"/>
+          <w:i w:val="0"/>
+          <w:sz w:val="26"/>
+          <w:szCs w:val="26"/>
+        </w:rPr>
+        <w:t>بند چهارم: جمع‌بندی سیره؛ سه الگو</w:t>
+      </w:r>
+    </w:p>
+    <w:p>
+      <w:pPr>
+        <w:pStyle w:val="TOC3"/>
+      </w:pPr>
+      <w:r>
+        <w:rPr>
+          <w:rFonts w:ascii="B Lotus" w:hAnsi="B Lotus" w:cs="B Lotus" w:eastAsia="B Lotus"/>
+          <w:b w:val="0"/>
+          <w:i w:val="0"/>
+          <w:sz w:val="26"/>
+          <w:szCs w:val="26"/>
+        </w:rPr>
+        <w:t>گفتار پنجم: دلیل عقل و بنای عقلا</w:t>
+      </w:r>
+    </w:p>
+    <w:p>
+      <w:pPr>
+        <w:pStyle w:val="TOC4"/>
+      </w:pPr>
+      <w:r>
+        <w:rPr>
+          <w:rFonts w:ascii="B Lotus" w:hAnsi="B Lotus" w:cs="B Lotus" w:eastAsia="B Lotus"/>
+          <w:b w:val="0"/>
+          <w:i w:val="0"/>
+          <w:sz w:val="26"/>
+          <w:szCs w:val="26"/>
+        </w:rPr>
+        <w:t>بند اول: حکم عقل به قبح نقض عهد</w:t>
+      </w:r>
+    </w:p>
+    <w:p>
+      <w:pPr>
+        <w:pStyle w:val="TOC4"/>
+      </w:pPr>
+      <w:r>
+        <w:rPr>
+          <w:rFonts w:ascii="B Lotus" w:hAnsi="B Lotus" w:cs="B Lotus" w:eastAsia="B Lotus"/>
+          <w:b w:val="0"/>
+          <w:i w:val="0"/>
+          <w:sz w:val="26"/>
+          <w:szCs w:val="26"/>
+        </w:rPr>
+        <w:t>بند دوم: بنای عقلا؛ از بازار تا سازمان ملل</w:t>
+      </w:r>
+    </w:p>
+    <w:p>
+      <w:pPr>
+        <w:pStyle w:val="TOC3"/>
+      </w:pPr>
+      <w:r>
+        <w:rPr>
+          <w:rFonts w:ascii="B Lotus" w:hAnsi="B Lotus" w:cs="B Lotus" w:eastAsia="B Lotus"/>
+          <w:b w:val="0"/>
+          <w:i w:val="0"/>
+          <w:sz w:val="26"/>
+          <w:szCs w:val="26"/>
+        </w:rPr>
+        <w:t>گفتار ششم: قواعد فقهی مؤید وجوب وفا</w:t>
+      </w:r>
+    </w:p>
+    <w:p>
+      <w:pPr>
+        <w:pStyle w:val="TOC4"/>
+      </w:pPr>
+      <w:r>
+        <w:rPr>
+          <w:rFonts w:ascii="B Lotus" w:hAnsi="B Lotus" w:cs="B Lotus" w:eastAsia="B Lotus"/>
+          <w:b w:val="0"/>
+          <w:i w:val="0"/>
+          <w:sz w:val="26"/>
+          <w:szCs w:val="26"/>
+        </w:rPr>
+        <w:t>بند اول: اصالة اللزوم در عقود</w:t>
+      </w:r>
+    </w:p>
+    <w:p>
+      <w:pPr>
+        <w:pStyle w:val="TOC4"/>
+      </w:pPr>
+      <w:r>
+        <w:rPr>
+          <w:rFonts w:ascii="B Lotus" w:hAnsi="B Lotus" w:cs="B Lotus" w:eastAsia="B Lotus"/>
+          <w:b w:val="0"/>
+          <w:i w:val="0"/>
+          <w:sz w:val="26"/>
+          <w:szCs w:val="26"/>
+        </w:rPr>
+        <w:t>بند دوم: حرمت غدر و خیانت؛ مرز اخلاقی</w:t>
+      </w:r>
+    </w:p>
+    <w:p>
+      <w:pPr>
+        <w:pStyle w:val="TOC4"/>
+      </w:pPr>
+      <w:r>
+        <w:rPr>
+          <w:rFonts w:ascii="B Lotus" w:hAnsi="B Lotus" w:cs="B Lotus" w:eastAsia="B Lotus"/>
+          <w:b w:val="0"/>
+          <w:i w:val="0"/>
+          <w:sz w:val="26"/>
+          <w:szCs w:val="26"/>
+        </w:rPr>
+        <w:t>بند سوم: قاعده نفی سبیل؛ مرز دیگر وفا</w:t>
+      </w:r>
+    </w:p>
+    <w:p>
+      <w:pPr>
+        <w:pStyle w:val="TOC3"/>
+      </w:pPr>
+      <w:r>
+        <w:rPr>
+          <w:rFonts w:ascii="B Lotus" w:hAnsi="B Lotus" w:cs="B Lotus" w:eastAsia="B Lotus"/>
+          <w:b w:val="0"/>
+          <w:i w:val="0"/>
+          <w:sz w:val="26"/>
+          <w:szCs w:val="26"/>
+        </w:rPr>
+        <w:t>گفتار هفتم: ادله تکمیلی؛ امانت، سوگند و آرای فقها</w:t>
+      </w:r>
+    </w:p>
+    <w:p>
+      <w:pPr>
+        <w:pStyle w:val="TOC4"/>
+      </w:pPr>
+      <w:r>
+        <w:rPr>
+          <w:rFonts w:ascii="B Lotus" w:hAnsi="B Lotus" w:cs="B Lotus" w:eastAsia="B Lotus"/>
+          <w:b w:val="0"/>
+          <w:i w:val="0"/>
+          <w:sz w:val="26"/>
+          <w:szCs w:val="26"/>
+        </w:rPr>
+        <w:t>بند اول: ادای امانت؛ نساء/۵۸</w:t>
+      </w:r>
+    </w:p>
+    <w:p>
+      <w:pPr>
+        <w:pStyle w:val="TOC4"/>
+      </w:pPr>
+      <w:r>
+        <w:rPr>
+          <w:rFonts w:ascii="B Lotus" w:hAnsi="B Lotus" w:cs="B Lotus" w:eastAsia="B Lotus"/>
+          <w:b w:val="0"/>
+          <w:i w:val="0"/>
+          <w:sz w:val="26"/>
+          <w:szCs w:val="26"/>
+        </w:rPr>
+        <w:t>بند دوم: حفظ سوگند؛ مائده/۸۹</w:t>
+      </w:r>
+    </w:p>
+    <w:p>
+      <w:pPr>
+        <w:pStyle w:val="TOC4"/>
+      </w:pPr>
+      <w:r>
+        <w:rPr>
+          <w:rFonts w:ascii="B Lotus" w:hAnsi="B Lotus" w:cs="B Lotus" w:eastAsia="B Lotus"/>
+          <w:b w:val="0"/>
+          <w:i w:val="0"/>
+          <w:sz w:val="26"/>
+          <w:szCs w:val="26"/>
+        </w:rPr>
+        <w:t>بند سوم: نشانه منافق؛ وعده‌خلافی</w:t>
+      </w:r>
+    </w:p>
+    <w:p>
+      <w:pPr>
+        <w:pStyle w:val="TOC4"/>
+      </w:pPr>
+      <w:r>
+        <w:rPr>
+          <w:rFonts w:ascii="B Lotus" w:hAnsi="B Lotus" w:cs="B Lotus" w:eastAsia="B Lotus"/>
+          <w:b w:val="0"/>
+          <w:i w:val="0"/>
+          <w:sz w:val="26"/>
+          <w:szCs w:val="26"/>
+        </w:rPr>
+        <w:t>بند چهارم: میثاق مدینه و عهدنامه نجران؛ دو الگوی حکومتی</w:t>
+      </w:r>
+    </w:p>
+    <w:p>
+      <w:pPr>
+        <w:pStyle w:val="TOC4"/>
+      </w:pPr>
+      <w:r>
+        <w:rPr>
+          <w:rFonts w:ascii="B Lotus" w:hAnsi="B Lotus" w:cs="B Lotus" w:eastAsia="B Lotus"/>
+          <w:b w:val="0"/>
+          <w:i w:val="0"/>
+          <w:sz w:val="26"/>
+          <w:szCs w:val="26"/>
+        </w:rPr>
+        <w:t>بند پنجم: آرای فقها؛ از جواهر تا تحریر</w:t>
+      </w:r>
+    </w:p>
+    <w:p>
+      <w:pPr>
+        <w:pStyle w:val="TOC3"/>
+      </w:pPr>
+      <w:r>
+        <w:rPr>
+          <w:rFonts w:ascii="B Lotus" w:hAnsi="B Lotus" w:cs="B Lotus" w:eastAsia="B Lotus"/>
+          <w:b w:val="0"/>
+          <w:i w:val="0"/>
+          <w:sz w:val="26"/>
+          <w:szCs w:val="26"/>
+        </w:rPr>
+        <w:t>گفتار هشتم: واژه‌شناسی قرآنی؛ عهد، عقد، میثاق و وعد</w:t>
+      </w:r>
+    </w:p>
+    <w:p>
+      <w:pPr>
+        <w:pStyle w:val="TOC4"/>
+      </w:pPr>
+      <w:r>
+        <w:rPr>
+          <w:rFonts w:ascii="B Lotus" w:hAnsi="B Lotus" w:cs="B Lotus" w:eastAsia="B Lotus"/>
+          <w:b w:val="0"/>
+          <w:i w:val="0"/>
+          <w:sz w:val="26"/>
+          <w:szCs w:val="26"/>
+        </w:rPr>
+        <w:t>بند اول: چرا واژه‌شناسی؟</w:t>
+      </w:r>
+    </w:p>
+    <w:p>
+      <w:pPr>
+        <w:pStyle w:val="TOC4"/>
+      </w:pPr>
+      <w:r>
+        <w:rPr>
+          <w:rFonts w:ascii="B Lotus" w:hAnsi="B Lotus" w:cs="B Lotus" w:eastAsia="B Lotus"/>
+          <w:b w:val="0"/>
+          <w:i w:val="0"/>
+          <w:sz w:val="26"/>
+          <w:szCs w:val="26"/>
+        </w:rPr>
+        <w:t>بند دوم: عهد و عقد؛ التزام و گره</w:t>
+      </w:r>
+    </w:p>
+    <w:p>
+      <w:pPr>
+        <w:pStyle w:val="TOC4"/>
+      </w:pPr>
+      <w:r>
+        <w:rPr>
+          <w:rFonts w:ascii="B Lotus" w:hAnsi="B Lotus" w:cs="B Lotus" w:eastAsia="B Lotus"/>
+          <w:b w:val="0"/>
+          <w:i w:val="0"/>
+          <w:sz w:val="26"/>
+          <w:szCs w:val="26"/>
+        </w:rPr>
+        <w:t>بند سوم: میثاق و وعد؛ پیمانِ محکم و وعده</w:t>
+      </w:r>
+    </w:p>
+    <w:p>
+      <w:pPr>
+        <w:pStyle w:val="TOC4"/>
+      </w:pPr>
+      <w:r>
+        <w:rPr>
+          <w:rFonts w:ascii="B Lotus" w:hAnsi="B Lotus" w:cs="B Lotus" w:eastAsia="B Lotus"/>
+          <w:b w:val="0"/>
+          <w:i w:val="0"/>
+          <w:sz w:val="26"/>
+          <w:szCs w:val="26"/>
+        </w:rPr>
+        <w:t>بند چهارم: ایمان و ذمه؛ سوگند و عهده</w:t>
+      </w:r>
+    </w:p>
+    <w:p>
+      <w:pPr>
+        <w:pStyle w:val="TOC3"/>
+      </w:pPr>
+      <w:r>
+        <w:rPr>
+          <w:rFonts w:ascii="B Lotus" w:hAnsi="B Lotus" w:cs="B Lotus" w:eastAsia="B Lotus"/>
+          <w:b w:val="0"/>
+          <w:i w:val="0"/>
+          <w:sz w:val="26"/>
+          <w:szCs w:val="26"/>
+        </w:rPr>
+        <w:t>حاصل فصل سوم</w:t>
+      </w:r>
+    </w:p>
+    <w:p>
+      <w:pPr>
+        <w:pStyle w:val="TOC2"/>
+      </w:pPr>
+      <w:r>
+        <w:rPr>
+          <w:rFonts w:ascii="B Lotus" w:hAnsi="B Lotus" w:cs="B Lotus" w:eastAsia="B Lotus"/>
+          <w:b w:val="0"/>
+          <w:i w:val="0"/>
+          <w:sz w:val="26"/>
+          <w:szCs w:val="26"/>
+        </w:rPr>
+        <w:t>فصل چهارم: مبانی جواز عدول و ضوابط آن</w:t>
+      </w:r>
+    </w:p>
+    <w:p>
+      <w:pPr>
+        <w:pStyle w:val="TOC3"/>
+      </w:pPr>
+      <w:r>
+        <w:rPr>
+          <w:rFonts w:ascii="B Lotus" w:hAnsi="B Lotus" w:cs="B Lotus" w:eastAsia="B Lotus"/>
+          <w:b w:val="0"/>
+          <w:i w:val="0"/>
+          <w:sz w:val="26"/>
+          <w:szCs w:val="26"/>
+        </w:rPr>
+        <w:t>گفتار اول: قاعده تزاحم؛ قلب تپنده استدلال</w:t>
+      </w:r>
+    </w:p>
+    <w:p>
+      <w:pPr>
+        <w:pStyle w:val="TOC4"/>
+      </w:pPr>
+      <w:r>
+        <w:rPr>
+          <w:rFonts w:ascii="B Lotus" w:hAnsi="B Lotus" w:cs="B Lotus" w:eastAsia="B Lotus"/>
+          <w:b w:val="0"/>
+          <w:i w:val="0"/>
+          <w:sz w:val="26"/>
+          <w:szCs w:val="26"/>
+        </w:rPr>
+        <w:t>بند اول: تعارض و تزاحم؛ فرقی که سرنوشت‌ساز است</w:t>
+      </w:r>
+    </w:p>
+    <w:p>
+      <w:pPr>
+        <w:pStyle w:val="TOC4"/>
+      </w:pPr>
+      <w:r>
+        <w:rPr>
+          <w:rFonts w:ascii="B Lotus" w:hAnsi="B Lotus" w:cs="B Lotus" w:eastAsia="B Lotus"/>
+          <w:b w:val="0"/>
+          <w:i w:val="0"/>
+          <w:sz w:val="26"/>
+          <w:szCs w:val="26"/>
+        </w:rPr>
+        <w:t>بند دوم: شرایط تحقق تزاحم در مسئله ما</w:t>
+      </w:r>
+    </w:p>
+    <w:p>
+      <w:pPr>
+        <w:pStyle w:val="TOC4"/>
+      </w:pPr>
+      <w:r>
+        <w:rPr>
+          <w:rFonts w:ascii="B Lotus" w:hAnsi="B Lotus" w:cs="B Lotus" w:eastAsia="B Lotus"/>
+          <w:b w:val="0"/>
+          <w:i w:val="0"/>
+          <w:sz w:val="26"/>
+          <w:szCs w:val="26"/>
+        </w:rPr>
+        <w:t>بند سوم: پاسخ به اشکال مقدّر؛ آیا تزاحم در احکام حکومتی جاری است؟</w:t>
+      </w:r>
+    </w:p>
+    <w:p>
+      <w:pPr>
+        <w:pStyle w:val="TOC3"/>
+      </w:pPr>
+      <w:r>
+        <w:rPr>
+          <w:rFonts w:ascii="B Lotus" w:hAnsi="B Lotus" w:cs="B Lotus" w:eastAsia="B Lotus"/>
+          <w:b w:val="0"/>
+          <w:i w:val="0"/>
+          <w:sz w:val="26"/>
+          <w:szCs w:val="26"/>
+        </w:rPr>
+        <w:t>گفتار دوم: حکم حکومتی؛ ابزار حل تزاحم</w:t>
+      </w:r>
+    </w:p>
+    <w:p>
+      <w:pPr>
+        <w:pStyle w:val="TOC4"/>
+      </w:pPr>
+      <w:r>
+        <w:rPr>
+          <w:rFonts w:ascii="B Lotus" w:hAnsi="B Lotus" w:cs="B Lotus" w:eastAsia="B Lotus"/>
+          <w:b w:val="0"/>
+          <w:i w:val="0"/>
+          <w:sz w:val="26"/>
+          <w:szCs w:val="26"/>
+        </w:rPr>
+        <w:t>بند اول: نظریه حکم حکومتی امام خمینی</w:t>
+      </w:r>
+    </w:p>
+    <w:p>
+      <w:pPr>
+        <w:pStyle w:val="TOC4"/>
+      </w:pPr>
+      <w:r>
+        <w:rPr>
+          <w:rFonts w:ascii="B Lotus" w:hAnsi="B Lotus" w:cs="B Lotus" w:eastAsia="B Lotus"/>
+          <w:b w:val="0"/>
+          <w:i w:val="0"/>
+          <w:sz w:val="26"/>
+          <w:szCs w:val="26"/>
+        </w:rPr>
+        <w:t>بند دوم: شرایط حکم حکومتی در مسئله ما</w:t>
+      </w:r>
+    </w:p>
+    <w:p>
+      <w:pPr>
+        <w:pStyle w:val="TOC4"/>
+      </w:pPr>
+      <w:r>
+        <w:rPr>
+          <w:rFonts w:ascii="B Lotus" w:hAnsi="B Lotus" w:cs="B Lotus" w:eastAsia="B Lotus"/>
+          <w:b w:val="0"/>
+          <w:i w:val="0"/>
+          <w:sz w:val="26"/>
+          <w:szCs w:val="26"/>
+        </w:rPr>
+        <w:t>بند سوم: پاسخ به اشکال مقدّر؛ آیا حکم حکومتی شامل تعهدات بین‌المللی می‌شود؟</w:t>
+      </w:r>
+    </w:p>
+    <w:p>
+      <w:pPr>
+        <w:pStyle w:val="TOC3"/>
+      </w:pPr>
+      <w:r>
+        <w:rPr>
+          <w:rFonts w:ascii="B Lotus" w:hAnsi="B Lotus" w:cs="B Lotus" w:eastAsia="B Lotus"/>
+          <w:b w:val="0"/>
+          <w:i w:val="0"/>
+          <w:sz w:val="26"/>
+          <w:szCs w:val="26"/>
+        </w:rPr>
+        <w:t>گفتار سوم: قواعد نفی ضرر و حرج و مصلحت نظام</w:t>
+      </w:r>
+    </w:p>
+    <w:p>
+      <w:pPr>
+        <w:pStyle w:val="TOC4"/>
+      </w:pPr>
+      <w:r>
+        <w:rPr>
+          <w:rFonts w:ascii="B Lotus" w:hAnsi="B Lotus" w:cs="B Lotus" w:eastAsia="B Lotus"/>
+          <w:b w:val="0"/>
+          <w:i w:val="0"/>
+          <w:sz w:val="26"/>
+          <w:szCs w:val="26"/>
+        </w:rPr>
+        <w:t>بند اول: قاعده لاضرر؛ ضرر به نظام، ضرر به امت است</w:t>
+      </w:r>
+    </w:p>
+    <w:p>
+      <w:pPr>
+        <w:pStyle w:val="TOC4"/>
+      </w:pPr>
+      <w:r>
+        <w:rPr>
+          <w:rFonts w:ascii="B Lotus" w:hAnsi="B Lotus" w:cs="B Lotus" w:eastAsia="B Lotus"/>
+          <w:b w:val="0"/>
+          <w:i w:val="0"/>
+          <w:sz w:val="26"/>
+          <w:szCs w:val="26"/>
+        </w:rPr>
+        <w:t>بند دوم: قاعده لاحرج؛ حرج اداره کشور</w:t>
+      </w:r>
+    </w:p>
+    <w:p>
+      <w:pPr>
+        <w:pStyle w:val="TOC4"/>
+      </w:pPr>
+      <w:r>
+        <w:rPr>
+          <w:rFonts w:ascii="B Lotus" w:hAnsi="B Lotus" w:cs="B Lotus" w:eastAsia="B Lotus"/>
+          <w:b w:val="0"/>
+          <w:i w:val="0"/>
+          <w:sz w:val="26"/>
+          <w:szCs w:val="26"/>
+        </w:rPr>
+        <w:t>بند سوم: مصلحت نظام؛ اوجب واجبات</w:t>
+      </w:r>
+    </w:p>
+    <w:p>
+      <w:pPr>
+        <w:pStyle w:val="TOC3"/>
+      </w:pPr>
+      <w:r>
+        <w:rPr>
+          <w:rFonts w:ascii="B Lotus" w:hAnsi="B Lotus" w:cs="B Lotus" w:eastAsia="B Lotus"/>
+          <w:b w:val="0"/>
+          <w:i w:val="0"/>
+          <w:sz w:val="26"/>
+          <w:szCs w:val="26"/>
+        </w:rPr>
+        <w:t>گفتار چهارم: ضوابط هشت‌گانه عدول حکومتی</w:t>
+      </w:r>
+    </w:p>
+    <w:p>
+      <w:pPr>
+        <w:pStyle w:val="TOC4"/>
+      </w:pPr>
+      <w:r>
+        <w:rPr>
+          <w:rFonts w:ascii="B Lotus" w:hAnsi="B Lotus" w:cs="B Lotus" w:eastAsia="B Lotus"/>
+          <w:b w:val="0"/>
+          <w:i w:val="0"/>
+          <w:sz w:val="26"/>
+          <w:szCs w:val="26"/>
+        </w:rPr>
+        <w:t>بند اول: ضابطه اول تا سوم؛ تزاحم، تقدم راه حقوقی، تشخیص ولی فقیه</w:t>
+      </w:r>
+    </w:p>
+    <w:p>
+      <w:pPr>
+        <w:pStyle w:val="TOC4"/>
+      </w:pPr>
+      <w:r>
+        <w:rPr>
+          <w:rFonts w:ascii="B Lotus" w:hAnsi="B Lotus" w:cs="B Lotus" w:eastAsia="B Lotus"/>
+          <w:b w:val="0"/>
+          <w:i w:val="0"/>
+          <w:sz w:val="26"/>
+          <w:szCs w:val="26"/>
+        </w:rPr>
+        <w:t>بند دوم: ضابطه چهارم تا ششم؛ تناسب، موقت بودن، انباذ</w:t>
+      </w:r>
+    </w:p>
+    <w:p>
+      <w:pPr>
+        <w:pStyle w:val="TOC4"/>
+      </w:pPr>
+      <w:r>
+        <w:rPr>
+          <w:rFonts w:ascii="B Lotus" w:hAnsi="B Lotus" w:cs="B Lotus" w:eastAsia="B Lotus"/>
+          <w:b w:val="0"/>
+          <w:i w:val="0"/>
+          <w:sz w:val="26"/>
+          <w:szCs w:val="26"/>
+        </w:rPr>
+        <w:t>بند سوم: ضابطه هفتم و هشتم؛ قواعد آمره و لحاظ آثار</w:t>
+      </w:r>
+    </w:p>
+    <w:p>
+      <w:pPr>
+        <w:pStyle w:val="TOC3"/>
+      </w:pPr>
+      <w:r>
+        <w:rPr>
+          <w:rFonts w:ascii="B Lotus" w:hAnsi="B Lotus" w:cs="B Lotus" w:eastAsia="B Lotus"/>
+          <w:b w:val="0"/>
+          <w:i w:val="0"/>
+          <w:sz w:val="26"/>
+          <w:szCs w:val="26"/>
+        </w:rPr>
+        <w:t>گفتار پنجم: دفع اشکالات مقدّر؛ آزمون استحکام</w:t>
+      </w:r>
+    </w:p>
+    <w:p>
+      <w:pPr>
+        <w:pStyle w:val="TOC4"/>
+      </w:pPr>
+      <w:r>
+        <w:rPr>
+          <w:rFonts w:ascii="B Lotus" w:hAnsi="B Lotus" w:cs="B Lotus" w:eastAsia="B Lotus"/>
+          <w:b w:val="0"/>
+          <w:i w:val="0"/>
+          <w:sz w:val="26"/>
+          <w:szCs w:val="26"/>
+        </w:rPr>
+        <w:t>بند اول: آیا تقدیم مصلحت بر نص، تعطیل نص نیست؟</w:t>
+      </w:r>
+    </w:p>
+    <w:p>
+      <w:pPr>
+        <w:pStyle w:val="TOC4"/>
+      </w:pPr>
+      <w:r>
+        <w:rPr>
+          <w:rFonts w:ascii="B Lotus" w:hAnsi="B Lotus" w:cs="B Lotus" w:eastAsia="B Lotus"/>
+          <w:b w:val="0"/>
+          <w:i w:val="0"/>
+          <w:sz w:val="26"/>
+          <w:szCs w:val="26"/>
+        </w:rPr>
+        <w:t>بند دوم: آیا این راه به توجیه هر عهدشکنی نمی‌انجامد؟</w:t>
+      </w:r>
+    </w:p>
+    <w:p>
+      <w:pPr>
+        <w:pStyle w:val="TOC4"/>
+      </w:pPr>
+      <w:r>
+        <w:rPr>
+          <w:rFonts w:ascii="B Lotus" w:hAnsi="B Lotus" w:cs="B Lotus" w:eastAsia="B Lotus"/>
+          <w:b w:val="0"/>
+          <w:i w:val="0"/>
+          <w:sz w:val="26"/>
+          <w:szCs w:val="26"/>
+        </w:rPr>
+        <w:t>بند سوم: آیا حاکم در دعوای خودش داور است؟</w:t>
+      </w:r>
+    </w:p>
+    <w:p>
+      <w:pPr>
+        <w:pStyle w:val="TOC3"/>
+      </w:pPr>
+      <w:r>
+        <w:rPr>
+          <w:rFonts w:ascii="B Lotus" w:hAnsi="B Lotus" w:cs="B Lotus" w:eastAsia="B Lotus"/>
+          <w:b w:val="0"/>
+          <w:i w:val="0"/>
+          <w:sz w:val="26"/>
+          <w:szCs w:val="26"/>
+        </w:rPr>
+        <w:t>گفتار ششم: پیشینه نظری؛ از نراقی تا امام خمینی</w:t>
+      </w:r>
+    </w:p>
+    <w:p>
+      <w:pPr>
+        <w:pStyle w:val="TOC4"/>
+      </w:pPr>
+      <w:r>
+        <w:rPr>
+          <w:rFonts w:ascii="B Lotus" w:hAnsi="B Lotus" w:cs="B Lotus" w:eastAsia="B Lotus"/>
+          <w:b w:val="0"/>
+          <w:i w:val="0"/>
+          <w:sz w:val="26"/>
+          <w:szCs w:val="26"/>
+        </w:rPr>
+        <w:t>بند اول: نراقی و تأسیس بحث ولایت فقیه</w:t>
+      </w:r>
+    </w:p>
+    <w:p>
+      <w:pPr>
+        <w:pStyle w:val="TOC4"/>
+      </w:pPr>
+      <w:r>
+        <w:rPr>
+          <w:rFonts w:ascii="B Lotus" w:hAnsi="B Lotus" w:cs="B Lotus" w:eastAsia="B Lotus"/>
+          <w:b w:val="0"/>
+          <w:i w:val="0"/>
+          <w:sz w:val="26"/>
+          <w:szCs w:val="26"/>
+        </w:rPr>
+        <w:t>بند دوم: نائینی و دولت مشروطه؛ تجربه تلخ و درس شیرین</w:t>
+      </w:r>
+    </w:p>
+    <w:p>
+      <w:pPr>
+        <w:pStyle w:val="TOC4"/>
+      </w:pPr>
+      <w:r>
+        <w:rPr>
+          <w:rFonts w:ascii="B Lotus" w:hAnsi="B Lotus" w:cs="B Lotus" w:eastAsia="B Lotus"/>
+          <w:b w:val="0"/>
+          <w:i w:val="0"/>
+          <w:sz w:val="26"/>
+          <w:szCs w:val="26"/>
+        </w:rPr>
+        <w:t>بند سوم: امام خمینی؛ از کشف اسرار تا صحیفه</w:t>
+      </w:r>
+    </w:p>
+    <w:p>
+      <w:pPr>
+        <w:pStyle w:val="TOC4"/>
+      </w:pPr>
+      <w:r>
+        <w:rPr>
+          <w:rFonts w:ascii="B Lotus" w:hAnsi="B Lotus" w:cs="B Lotus" w:eastAsia="B Lotus"/>
+          <w:b w:val="0"/>
+          <w:i w:val="0"/>
+          <w:sz w:val="26"/>
+          <w:szCs w:val="26"/>
+        </w:rPr>
+        <w:t>بند چهارم: صلح امام حسن؛ بزرگ‌ترین الگوی مصلحت‌سنجی حکومتی</w:t>
+      </w:r>
+    </w:p>
+    <w:p>
+      <w:pPr>
+        <w:pStyle w:val="TOC4"/>
+      </w:pPr>
+      <w:r>
+        <w:rPr>
+          <w:rFonts w:ascii="B Lotus" w:hAnsi="B Lotus" w:cs="B Lotus" w:eastAsia="B Lotus"/>
+          <w:b w:val="0"/>
+          <w:i w:val="0"/>
+          <w:sz w:val="26"/>
+          <w:szCs w:val="26"/>
+        </w:rPr>
+        <w:t>بند پنجم: مراتب تزاحم؛ اهم، مهم و محتمل‌الاهمیه</w:t>
+      </w:r>
+    </w:p>
+    <w:p>
+      <w:pPr>
+        <w:pStyle w:val="TOC3"/>
+      </w:pPr>
+      <w:r>
+        <w:rPr>
+          <w:rFonts w:ascii="B Lotus" w:hAnsi="B Lotus" w:cs="B Lotus" w:eastAsia="B Lotus"/>
+          <w:b w:val="0"/>
+          <w:i w:val="0"/>
+          <w:sz w:val="26"/>
+          <w:szCs w:val="26"/>
+        </w:rPr>
+        <w:t>حاصل فصل چهارم</w:t>
+      </w:r>
+    </w:p>
+    <w:p>
+      <w:pPr>
+        <w:pStyle w:val="TOC1"/>
+      </w:pPr>
+      <w:r>
+        <w:rPr>
+          <w:rFonts w:ascii="B Lotus" w:hAnsi="B Lotus" w:cs="B Lotus" w:eastAsia="B Lotus"/>
+          <w:b w:val="0"/>
+          <w:i w:val="0"/>
+          <w:sz w:val="26"/>
+          <w:szCs w:val="26"/>
+        </w:rPr>
+        <w:t>بخش سوم: تحلیل حقوقی مسئله</w:t>
+      </w:r>
+    </w:p>
+    <w:p>
+      <w:pPr>
+        <w:pStyle w:val="TOC2"/>
+      </w:pPr>
+      <w:r>
+        <w:rPr>
+          <w:rFonts w:ascii="B Lotus" w:hAnsi="B Lotus" w:cs="B Lotus" w:eastAsia="B Lotus"/>
+          <w:b w:val="0"/>
+          <w:i w:val="0"/>
+          <w:sz w:val="26"/>
+          <w:szCs w:val="26"/>
+        </w:rPr>
+        <w:t>فصل پنجم: مسئولیت بین‌المللی دولت و جایگاه حقوق اساسی تصمیم</w:t>
+      </w:r>
+    </w:p>
+    <w:p>
+      <w:pPr>
+        <w:pStyle w:val="TOC3"/>
+      </w:pPr>
+      <w:r>
+        <w:rPr>
+          <w:rFonts w:ascii="B Lotus" w:hAnsi="B Lotus" w:cs="B Lotus" w:eastAsia="B Lotus"/>
+          <w:b w:val="0"/>
+          <w:i w:val="0"/>
+          <w:sz w:val="26"/>
+          <w:szCs w:val="26"/>
+        </w:rPr>
+        <w:t>گفتار اول: چارچوب مسئولیت بین‌المللی دولت‌ها</w:t>
+      </w:r>
+    </w:p>
+    <w:p>
+      <w:pPr>
+        <w:pStyle w:val="TOC4"/>
+      </w:pPr>
+      <w:r>
+        <w:rPr>
+          <w:rFonts w:ascii="B Lotus" w:hAnsi="B Lotus" w:cs="B Lotus" w:eastAsia="B Lotus"/>
+          <w:b w:val="0"/>
+          <w:i w:val="0"/>
+          <w:sz w:val="26"/>
+          <w:szCs w:val="26"/>
+        </w:rPr>
+        <w:t>بند اول: تاریخچه تدوین؛ از آگو تا کرافورد</w:t>
+      </w:r>
+    </w:p>
+    <w:p>
+      <w:pPr>
+        <w:pStyle w:val="TOC4"/>
+      </w:pPr>
+      <w:r>
+        <w:rPr>
+          <w:rFonts w:ascii="B Lotus" w:hAnsi="B Lotus" w:cs="B Lotus" w:eastAsia="B Lotus"/>
+          <w:b w:val="0"/>
+          <w:i w:val="0"/>
+          <w:sz w:val="26"/>
+          <w:szCs w:val="26"/>
+        </w:rPr>
+        <w:t>بند دوم: جایگاه عرفی کنوانسیون وین و رویه دیوان</w:t>
+      </w:r>
+    </w:p>
+    <w:p>
+      <w:pPr>
+        <w:pStyle w:val="TOC4"/>
+      </w:pPr>
+      <w:r>
+        <w:rPr>
+          <w:rFonts w:ascii="B Lotus" w:hAnsi="B Lotus" w:cs="B Lotus" w:eastAsia="B Lotus"/>
+          <w:b w:val="0"/>
+          <w:i w:val="0"/>
+          <w:sz w:val="26"/>
+          <w:szCs w:val="26"/>
+        </w:rPr>
+        <w:t>بند سوم: ارکان عمل متخلفانه؛ انتساب و نقض</w:t>
+      </w:r>
+    </w:p>
+    <w:p>
+      <w:pPr>
+        <w:pStyle w:val="TOC3"/>
+      </w:pPr>
+      <w:r>
+        <w:rPr>
+          <w:rFonts w:ascii="B Lotus" w:hAnsi="B Lotus" w:cs="B Lotus" w:eastAsia="B Lotus"/>
+          <w:b w:val="0"/>
+          <w:i w:val="0"/>
+          <w:sz w:val="26"/>
+          <w:szCs w:val="26"/>
+        </w:rPr>
+        <w:t>گفتار دوم: انتساب تصمیم ولی فقیه به دولت ایران</w:t>
+      </w:r>
+    </w:p>
+    <w:p>
+      <w:pPr>
+        <w:pStyle w:val="TOC4"/>
+      </w:pPr>
+      <w:r>
+        <w:rPr>
+          <w:rFonts w:ascii="B Lotus" w:hAnsi="B Lotus" w:cs="B Lotus" w:eastAsia="B Lotus"/>
+          <w:b w:val="0"/>
+          <w:i w:val="0"/>
+          <w:sz w:val="26"/>
+          <w:szCs w:val="26"/>
+        </w:rPr>
+        <w:t>بند اول: قاعده انتساب رفتار ارکان دولت</w:t>
+      </w:r>
+    </w:p>
+    <w:p>
+      <w:pPr>
+        <w:pStyle w:val="TOC4"/>
+      </w:pPr>
+      <w:r>
+        <w:rPr>
+          <w:rFonts w:ascii="B Lotus" w:hAnsi="B Lotus" w:cs="B Lotus" w:eastAsia="B Lotus"/>
+          <w:b w:val="0"/>
+          <w:i w:val="0"/>
+          <w:sz w:val="26"/>
+          <w:szCs w:val="26"/>
+        </w:rPr>
+        <w:t>بند دوم: تطبیق قاعده بر تصمیم ولی فقیه</w:t>
+      </w:r>
+    </w:p>
+    <w:p>
+      <w:pPr>
+        <w:pStyle w:val="TOC3"/>
+      </w:pPr>
+      <w:r>
+        <w:rPr>
+          <w:rFonts w:ascii="B Lotus" w:hAnsi="B Lotus" w:cs="B Lotus" w:eastAsia="B Lotus"/>
+          <w:b w:val="0"/>
+          <w:i w:val="0"/>
+          <w:sz w:val="26"/>
+          <w:szCs w:val="26"/>
+        </w:rPr>
+        <w:t>گفتار سوم: نقض تعهد و تفکیک سه‌گانه سطوح تحلیل</w:t>
+      </w:r>
+    </w:p>
+    <w:p>
+      <w:pPr>
+        <w:pStyle w:val="TOC4"/>
+      </w:pPr>
+      <w:r>
+        <w:rPr>
+          <w:rFonts w:ascii="B Lotus" w:hAnsi="B Lotus" w:cs="B Lotus" w:eastAsia="B Lotus"/>
+          <w:b w:val="0"/>
+          <w:i w:val="0"/>
+          <w:sz w:val="26"/>
+          <w:szCs w:val="26"/>
+        </w:rPr>
+        <w:t>بند اول: تحقق نقض و اقسام آن</w:t>
+      </w:r>
+    </w:p>
+    <w:p>
+      <w:pPr>
+        <w:pStyle w:val="TOC4"/>
+      </w:pPr>
+      <w:r>
+        <w:rPr>
+          <w:rFonts w:ascii="B Lotus" w:hAnsi="B Lotus" w:cs="B Lotus" w:eastAsia="B Lotus"/>
+          <w:b w:val="0"/>
+          <w:i w:val="0"/>
+          <w:sz w:val="26"/>
+          <w:szCs w:val="26"/>
+        </w:rPr>
+        <w:t>بند دوم: تفکیک جواز فقهی، مشروعیت داخلی و مسئولیت بین‌المللی</w:t>
+      </w:r>
+    </w:p>
+    <w:p>
+      <w:pPr>
+        <w:pStyle w:val="TOC3"/>
+      </w:pPr>
+      <w:r>
+        <w:rPr>
+          <w:rFonts w:ascii="B Lotus" w:hAnsi="B Lotus" w:cs="B Lotus" w:eastAsia="B Lotus"/>
+          <w:b w:val="0"/>
+          <w:i w:val="0"/>
+          <w:sz w:val="26"/>
+          <w:szCs w:val="26"/>
+        </w:rPr>
+        <w:t>گفتار چهارم: اسباب رافع، آثار مسئولیت و راهبردهای کاهش آن</w:t>
+      </w:r>
+    </w:p>
+    <w:p>
+      <w:pPr>
+        <w:pStyle w:val="TOC4"/>
+      </w:pPr>
+      <w:r>
+        <w:rPr>
+          <w:rFonts w:ascii="B Lotus" w:hAnsi="B Lotus" w:cs="B Lotus" w:eastAsia="B Lotus"/>
+          <w:b w:val="0"/>
+          <w:i w:val="0"/>
+          <w:sz w:val="26"/>
+          <w:szCs w:val="26"/>
+        </w:rPr>
+        <w:t>بند اول: اسباب رافع وصف متخلفانه</w:t>
+      </w:r>
+    </w:p>
+    <w:p>
+      <w:pPr>
+        <w:pStyle w:val="TOC4"/>
+      </w:pPr>
+      <w:r>
+        <w:rPr>
+          <w:rFonts w:ascii="B Lotus" w:hAnsi="B Lotus" w:cs="B Lotus" w:eastAsia="B Lotus"/>
+          <w:b w:val="0"/>
+          <w:i w:val="0"/>
+          <w:sz w:val="26"/>
+          <w:szCs w:val="26"/>
+        </w:rPr>
+        <w:t>بند دوم: آثار مسئولیت؛ توقف، جبران و حل‌وفصل اختلاف</w:t>
+      </w:r>
+    </w:p>
+    <w:p>
+      <w:pPr>
+        <w:pStyle w:val="TOC4"/>
+      </w:pPr>
+      <w:r>
+        <w:rPr>
+          <w:rFonts w:ascii="B Lotus" w:hAnsi="B Lotus" w:cs="B Lotus" w:eastAsia="B Lotus"/>
+          <w:b w:val="0"/>
+          <w:i w:val="0"/>
+          <w:sz w:val="26"/>
+          <w:szCs w:val="26"/>
+        </w:rPr>
+        <w:t>بند سوم: راهبردهای حقوقی کاهش مسئولیت</w:t>
+      </w:r>
+    </w:p>
+    <w:p>
+      <w:pPr>
+        <w:pStyle w:val="TOC4"/>
+      </w:pPr>
+      <w:r>
+        <w:rPr>
+          <w:rFonts w:ascii="B Lotus" w:hAnsi="B Lotus" w:cs="B Lotus" w:eastAsia="B Lotus"/>
+          <w:b w:val="0"/>
+          <w:i w:val="0"/>
+          <w:sz w:val="26"/>
+          <w:szCs w:val="26"/>
+        </w:rPr>
+        <w:t>بند چهارم: شرایط اقدام متقابل و جبران در رویه</w:t>
+      </w:r>
+    </w:p>
+    <w:p>
+      <w:pPr>
+        <w:pStyle w:val="TOC4"/>
+      </w:pPr>
+      <w:r>
+        <w:rPr>
+          <w:rFonts w:ascii="B Lotus" w:hAnsi="B Lotus" w:cs="B Lotus" w:eastAsia="B Lotus"/>
+          <w:b w:val="0"/>
+          <w:i w:val="0"/>
+          <w:sz w:val="26"/>
+          <w:szCs w:val="26"/>
+        </w:rPr>
+        <w:t>بند پنجم: نمونه تحلیلی؛ تجربه برجام</w:t>
+      </w:r>
+    </w:p>
+    <w:p>
+      <w:pPr>
+        <w:pStyle w:val="TOC4"/>
+      </w:pPr>
+      <w:r>
+        <w:rPr>
+          <w:rFonts w:ascii="B Lotus" w:hAnsi="B Lotus" w:cs="B Lotus" w:eastAsia="B Lotus"/>
+          <w:b w:val="0"/>
+          <w:i w:val="0"/>
+          <w:sz w:val="26"/>
+          <w:szCs w:val="26"/>
+        </w:rPr>
+        <w:t>بند ششم: تجربه تطبیقی؛ خروج از معاهدات در عمل دولت‌ها</w:t>
+      </w:r>
+    </w:p>
+    <w:p>
+      <w:pPr>
+        <w:pStyle w:val="TOC3"/>
+      </w:pPr>
+      <w:r>
+        <w:rPr>
+          <w:rFonts w:ascii="B Lotus" w:hAnsi="B Lotus" w:cs="B Lotus" w:eastAsia="B Lotus"/>
+          <w:b w:val="0"/>
+          <w:i w:val="0"/>
+          <w:sz w:val="26"/>
+          <w:szCs w:val="26"/>
+        </w:rPr>
+        <w:t>گفتار پنجم: جایگاه حقوق اساسی تصمیم ولی فقیه</w:t>
+      </w:r>
+    </w:p>
+    <w:p>
+      <w:pPr>
+        <w:pStyle w:val="TOC4"/>
+      </w:pPr>
+      <w:r>
+        <w:rPr>
+          <w:rFonts w:ascii="B Lotus" w:hAnsi="B Lotus" w:cs="B Lotus" w:eastAsia="B Lotus"/>
+          <w:b w:val="0"/>
+          <w:i w:val="0"/>
+          <w:sz w:val="26"/>
+          <w:szCs w:val="26"/>
+        </w:rPr>
+        <w:t>بند اول: تحلیل اصول ۵، ۵۷، ۷۷، ۱۱۲ و ۱۲۵</w:t>
+      </w:r>
+    </w:p>
+    <w:p>
+      <w:pPr>
+        <w:pStyle w:val="TOC4"/>
+      </w:pPr>
+      <w:r>
+        <w:rPr>
+          <w:rFonts w:ascii="B Lotus" w:hAnsi="B Lotus" w:cs="B Lotus" w:eastAsia="B Lotus"/>
+          <w:b w:val="0"/>
+          <w:i w:val="0"/>
+          <w:sz w:val="26"/>
+          <w:szCs w:val="26"/>
+        </w:rPr>
+        <w:t>بند دوم: اصول ۱۰۷ تا ۱۱۱؛ نصب، شرایط و نظارت</w:t>
+      </w:r>
+    </w:p>
+    <w:p>
+      <w:pPr>
+        <w:pStyle w:val="TOC4"/>
+      </w:pPr>
+      <w:r>
+        <w:rPr>
+          <w:rFonts w:ascii="B Lotus" w:hAnsi="B Lotus" w:cs="B Lotus" w:eastAsia="B Lotus"/>
+          <w:b w:val="0"/>
+          <w:i w:val="0"/>
+          <w:sz w:val="26"/>
+          <w:szCs w:val="26"/>
+        </w:rPr>
+        <w:t>بند سوم: سیاست‌های کلی نظام؛ حلقه واسطِ رهبری و معاهدات</w:t>
+      </w:r>
+    </w:p>
+    <w:p>
+      <w:pPr>
+        <w:pStyle w:val="TOC4"/>
+      </w:pPr>
+      <w:r>
+        <w:rPr>
+          <w:rFonts w:ascii="B Lotus" w:hAnsi="B Lotus" w:cs="B Lotus" w:eastAsia="B Lotus"/>
+          <w:b w:val="0"/>
+          <w:i w:val="0"/>
+          <w:sz w:val="26"/>
+          <w:szCs w:val="26"/>
+        </w:rPr>
+        <w:t>بند چهارم: تحلیل اصل ۱۱۰؛ نقد ادعای حصر و تفکیک انواع اختیار</w:t>
+      </w:r>
+    </w:p>
+    <w:p>
+      <w:pPr>
+        <w:pStyle w:val="TOC3"/>
+      </w:pPr>
+      <w:r>
+        <w:rPr>
+          <w:rFonts w:ascii="B Lotus" w:hAnsi="B Lotus" w:cs="B Lotus" w:eastAsia="B Lotus"/>
+          <w:b w:val="0"/>
+          <w:i w:val="0"/>
+          <w:sz w:val="26"/>
+          <w:szCs w:val="26"/>
+        </w:rPr>
+        <w:t>حاصل فصل پنجم</w:t>
+      </w:r>
+    </w:p>
+    <w:p>
+      <w:pPr>
+        <w:pStyle w:val="TOC2"/>
+      </w:pPr>
+      <w:r>
+        <w:rPr>
+          <w:rFonts w:ascii="B Lotus" w:hAnsi="B Lotus" w:cs="B Lotus" w:eastAsia="B Lotus"/>
+          <w:b w:val="0"/>
+          <w:i w:val="0"/>
+          <w:sz w:val="26"/>
+          <w:szCs w:val="26"/>
+        </w:rPr>
+        <w:t>نتیجه‌گیری</w:t>
+      </w:r>
+    </w:p>
+    <w:p>
+      <w:pPr>
+        <w:pStyle w:val="TOC3"/>
+      </w:pPr>
+      <w:r>
+        <w:rPr>
+          <w:rFonts w:ascii="B Lotus" w:hAnsi="B Lotus" w:cs="B Lotus" w:eastAsia="B Lotus"/>
+          <w:b w:val="0"/>
+          <w:i w:val="0"/>
+          <w:sz w:val="26"/>
+          <w:szCs w:val="26"/>
+        </w:rPr>
+        <w:t>دستاورد اول: قاعده اولی، وجوب وفاست</w:t>
+      </w:r>
+    </w:p>
+    <w:p>
+      <w:pPr>
+        <w:pStyle w:val="TOC3"/>
+      </w:pPr>
+      <w:r>
+        <w:rPr>
+          <w:rFonts w:ascii="B Lotus" w:hAnsi="B Lotus" w:cs="B Lotus" w:eastAsia="B Lotus"/>
+          <w:b w:val="0"/>
+          <w:i w:val="0"/>
+          <w:sz w:val="26"/>
+          <w:szCs w:val="26"/>
+        </w:rPr>
+        <w:t>دستاورد دوم: استثنای ضابطه‌مند، عدول حکومتی است</w:t>
+      </w:r>
+    </w:p>
+    <w:p>
+      <w:pPr>
+        <w:pStyle w:val="TOC3"/>
+      </w:pPr>
+      <w:r>
+        <w:rPr>
+          <w:rFonts w:ascii="B Lotus" w:hAnsi="B Lotus" w:cs="B Lotus" w:eastAsia="B Lotus"/>
+          <w:b w:val="0"/>
+          <w:i w:val="0"/>
+          <w:sz w:val="26"/>
+          <w:szCs w:val="26"/>
+        </w:rPr>
+        <w:t>دستاورد سوم: ضوابط هشت‌گانه، مهار جواز است</w:t>
+      </w:r>
+    </w:p>
+    <w:p>
+      <w:pPr>
+        <w:pStyle w:val="TOC3"/>
+      </w:pPr>
+      <w:r>
+        <w:rPr>
+          <w:rFonts w:ascii="B Lotus" w:hAnsi="B Lotus" w:cs="B Lotus" w:eastAsia="B Lotus"/>
+          <w:b w:val="0"/>
+          <w:i w:val="0"/>
+          <w:sz w:val="26"/>
+          <w:szCs w:val="26"/>
+        </w:rPr>
+        <w:t>دستاورد چهارم: سه سطح را قاطی نکنیم</w:t>
+      </w:r>
+    </w:p>
+    <w:p>
+      <w:pPr>
+        <w:pStyle w:val="TOC3"/>
+      </w:pPr>
+      <w:r>
+        <w:rPr>
+          <w:rFonts w:ascii="B Lotus" w:hAnsi="B Lotus" w:cs="B Lotus" w:eastAsia="B Lotus"/>
+          <w:b w:val="0"/>
+          <w:i w:val="0"/>
+          <w:sz w:val="26"/>
+          <w:szCs w:val="26"/>
+        </w:rPr>
+        <w:t>دستاورد پنجم: قانون اساسی کف است نه سقف</w:t>
+      </w:r>
+    </w:p>
+    <w:p>
+      <w:pPr>
+        <w:pStyle w:val="TOC3"/>
+      </w:pPr>
+      <w:r>
+        <w:rPr>
+          <w:rFonts w:ascii="B Lotus" w:hAnsi="B Lotus" w:cs="B Lotus" w:eastAsia="B Lotus"/>
+          <w:b w:val="0"/>
+          <w:i w:val="0"/>
+          <w:sz w:val="26"/>
+          <w:szCs w:val="26"/>
+        </w:rPr>
+        <w:t>نوآوری‌ها و پیشنهادها</w:t>
+      </w:r>
+    </w:p>
+    <w:p>
+      <w:pPr>
+        <w:pStyle w:val="TOC3"/>
+      </w:pPr>
+      <w:r>
+        <w:rPr>
+          <w:rFonts w:ascii="B Lotus" w:hAnsi="B Lotus" w:cs="B Lotus" w:eastAsia="B Lotus"/>
+          <w:b w:val="0"/>
+          <w:i w:val="0"/>
+          <w:sz w:val="26"/>
+          <w:szCs w:val="26"/>
+        </w:rPr>
+        <w:t>پاسخ کوتاه به سؤال‌های فرعی؛ جمع‌بندی برای دفاع</w:t>
+      </w:r>
+    </w:p>
+    <w:p>
+      <w:pPr>
+        <w:pStyle w:val="TOC3"/>
+      </w:pPr>
+      <w:r>
+        <w:rPr>
+          <w:rFonts w:ascii="B Lotus" w:hAnsi="B Lotus" w:cs="B Lotus" w:eastAsia="B Lotus"/>
+          <w:b w:val="0"/>
+          <w:i w:val="0"/>
+          <w:sz w:val="26"/>
+          <w:szCs w:val="26"/>
+        </w:rPr>
+        <w:t>مسیر آینده؛ از رساله تا نظام‌سازی</w:t>
+      </w:r>
+    </w:p>
+    <w:p>
+      <w:pPr>
+        <w:pStyle w:val="TOC2"/>
+      </w:pPr>
+      <w:r>
+        <w:rPr>
+          <w:rFonts w:ascii="B Lotus" w:hAnsi="B Lotus" w:cs="B Lotus" w:eastAsia="B Lotus"/>
+          <w:b w:val="0"/>
+          <w:i w:val="0"/>
+          <w:sz w:val="26"/>
+          <w:szCs w:val="26"/>
+        </w:rPr>
+        <w:t>فهرست منابع</w:t>
+      </w:r>
+    </w:p>
+    <w:p>
+      <w:pPr>
+        <w:pStyle w:val="TOC3"/>
+      </w:pPr>
+      <w:r>
+        <w:rPr>
+          <w:rFonts w:ascii="B Lotus" w:hAnsi="B Lotus" w:cs="B Lotus" w:eastAsia="B Lotus"/>
+          <w:b w:val="0"/>
+          <w:i w:val="0"/>
+          <w:sz w:val="26"/>
+          <w:szCs w:val="26"/>
+        </w:rPr>
+        <w:t>قرآن کریم و تفاسیر</w:t>
+      </w:r>
+    </w:p>
+    <w:p>
+      <w:pPr>
+        <w:pStyle w:val="TOC3"/>
+      </w:pPr>
+      <w:r>
+        <w:rPr>
+          <w:rFonts w:ascii="B Lotus" w:hAnsi="B Lotus" w:cs="B Lotus" w:eastAsia="B Lotus"/>
+          <w:b w:val="0"/>
+          <w:i w:val="0"/>
+          <w:sz w:val="26"/>
+          <w:szCs w:val="26"/>
+        </w:rPr>
+        <w:t>جوامع حدیثی و نهج‌البلاغه</w:t>
+      </w:r>
+    </w:p>
+    <w:p>
+      <w:pPr>
+        <w:pStyle w:val="TOC3"/>
+      </w:pPr>
+      <w:r>
+        <w:rPr>
+          <w:rFonts w:ascii="B Lotus" w:hAnsi="B Lotus" w:cs="B Lotus" w:eastAsia="B Lotus"/>
+          <w:b w:val="0"/>
+          <w:i w:val="0"/>
+          <w:sz w:val="26"/>
+          <w:szCs w:val="26"/>
+        </w:rPr>
+        <w:t>کتب فقهی و اصولی</w:t>
+      </w:r>
+    </w:p>
+    <w:p>
+      <w:pPr>
+        <w:pStyle w:val="TOC3"/>
+      </w:pPr>
+      <w:r>
+        <w:rPr>
+          <w:rFonts w:ascii="B Lotus" w:hAnsi="B Lotus" w:cs="B Lotus" w:eastAsia="B Lotus"/>
+          <w:b w:val="0"/>
+          <w:i w:val="0"/>
+          <w:sz w:val="26"/>
+          <w:szCs w:val="26"/>
+        </w:rPr>
+        <w:t>فقه سیاسی، ولایت فقیه و حکومت اسلامی</w:t>
+      </w:r>
+    </w:p>
+    <w:p>
+      <w:pPr>
+        <w:pStyle w:val="TOC3"/>
+      </w:pPr>
+      <w:r>
+        <w:rPr>
+          <w:rFonts w:ascii="B Lotus" w:hAnsi="B Lotus" w:cs="B Lotus" w:eastAsia="B Lotus"/>
+          <w:b w:val="0"/>
+          <w:i w:val="0"/>
+          <w:sz w:val="26"/>
+          <w:szCs w:val="26"/>
+        </w:rPr>
+        <w:t>قانون اساسی و اسناد حقوقی داخلی</w:t>
+      </w:r>
+    </w:p>
+    <w:p>
+      <w:pPr>
+        <w:pStyle w:val="TOC3"/>
+      </w:pPr>
+      <w:r>
+        <w:rPr>
+          <w:rFonts w:ascii="B Lotus" w:hAnsi="B Lotus" w:cs="B Lotus" w:eastAsia="B Lotus"/>
+          <w:b w:val="0"/>
+          <w:i w:val="0"/>
+          <w:sz w:val="26"/>
+          <w:szCs w:val="26"/>
+        </w:rPr>
+        <w:t>اسناد بین‌المللی</w:t>
+      </w:r>
+    </w:p>
+    <w:p>
+      <w:pPr>
+        <w:pStyle w:val="TOC3"/>
+      </w:pPr>
+      <w:r>
+        <w:rPr>
+          <w:rFonts w:ascii="B Lotus" w:hAnsi="B Lotus" w:cs="B Lotus" w:eastAsia="B Lotus"/>
+          <w:b w:val="0"/>
+          <w:i w:val="0"/>
+          <w:sz w:val="26"/>
+          <w:szCs w:val="26"/>
+        </w:rPr>
+        <w:t>کتب و مقالات حقوقی (فارسی و عربی)</w:t>
+      </w:r>
+    </w:p>
+    <w:p>
+      <w:pPr>
+        <w:pStyle w:val="TOC3"/>
+      </w:pPr>
+      <w:r>
+        <w:rPr>
+          <w:rFonts w:ascii="B Lotus" w:hAnsi="B Lotus" w:cs="B Lotus" w:eastAsia="B Lotus"/>
+          <w:b w:val="0"/>
+          <w:i w:val="0"/>
+          <w:sz w:val="26"/>
+          <w:szCs w:val="26"/>
+        </w:rPr>
+        <w:t>یادداشت‌های کتاب‌شناختی؛ راهنمای خواننده</w:t>
+      </w:r>
+    </w:p>
+    <w:p>
+      <w:pPr>
+        <w:pStyle w:val="TOC3"/>
+      </w:pPr>
+      <w:r>
+        <w:rPr>
+          <w:rFonts w:ascii="B Lotus" w:hAnsi="B Lotus" w:cs="B Lotus" w:eastAsia="B Lotus"/>
+          <w:b w:val="0"/>
+          <w:i w:val="0"/>
+          <w:sz w:val="26"/>
+          <w:szCs w:val="26"/>
+        </w:rPr>
+        <w:t>پایگاه‌های اینترنتی</w:t>
+      </w:r>
+    </w:p>
+    <w:p>
+      <w:pPr>
+        <w:pStyle w:val="TOC2"/>
+      </w:pPr>
+      <w:r>
+        <w:rPr>
+          <w:rFonts w:ascii="B Lotus" w:hAnsi="B Lotus" w:cs="B Lotus" w:eastAsia="B Lotus"/>
+          <w:b w:val="0"/>
+          <w:i w:val="0"/>
+          <w:sz w:val="26"/>
+          <w:szCs w:val="26"/>
+        </w:rPr>
+        <w:t>پیوست‌ها</w:t>
+      </w:r>
+    </w:p>
+    <w:p>
+      <w:pPr>
+        <w:pStyle w:val="TOC3"/>
+      </w:pPr>
+      <w:r>
+        <w:rPr>
+          <w:rFonts w:ascii="B Lotus" w:hAnsi="B Lotus" w:cs="B Lotus" w:eastAsia="B Lotus"/>
+          <w:b w:val="0"/>
+          <w:i w:val="0"/>
+          <w:sz w:val="26"/>
+          <w:szCs w:val="26"/>
+        </w:rPr>
+        <w:t>پیوست اول: چک‌لیست عملی تصمیم‌گیری درباره عدول از تعهد بین‌المللی</w:t>
+      </w:r>
+    </w:p>
+    <w:p>
+      <w:pPr>
+        <w:pStyle w:val="TOC3"/>
+      </w:pPr>
+      <w:r>
+        <w:rPr>
+          <w:rFonts w:ascii="B Lotus" w:hAnsi="B Lotus" w:cs="B Lotus" w:eastAsia="B Lotus"/>
+          <w:b w:val="0"/>
+          <w:i w:val="0"/>
+          <w:sz w:val="26"/>
+          <w:szCs w:val="26"/>
+        </w:rPr>
+        <w:t>پیوست دوم: متن اصول قانون اساسی مرتبط</w:t>
+      </w:r>
+    </w:p>
+    <w:p>
+      <w:pPr>
+        <w:pStyle w:val="TOC3"/>
+      </w:pPr>
+      <w:r>
+        <w:rPr>
+          <w:rFonts w:ascii="B Lotus" w:hAnsi="B Lotus" w:cs="B Lotus" w:eastAsia="B Lotus"/>
+          <w:b w:val="0"/>
+          <w:i w:val="0"/>
+          <w:sz w:val="26"/>
+          <w:szCs w:val="26"/>
+        </w:rPr>
+        <w:t>پیوست سوم: متن مواد کلیدی کنوانسیون وین (ترجمه فارسی)</w:t>
+      </w:r>
+    </w:p>
+    <w:p>
+      <w:pPr>
+        <w:pStyle w:val="TOC3"/>
+      </w:pPr>
+      <w:r>
+        <w:rPr>
+          <w:rFonts w:ascii="B Lotus" w:hAnsi="B Lotus" w:cs="B Lotus" w:eastAsia="B Lotus"/>
+          <w:b w:val="0"/>
+          <w:i w:val="0"/>
+          <w:sz w:val="26"/>
+          <w:szCs w:val="26"/>
+        </w:rPr>
+        <w:t>پیوست چهارم: گاه‌شمار تحولات حقوق معاهدات و موضوع پژوهش</w:t>
+      </w:r>
+    </w:p>
+    <w:p>
+      <w:pPr>
+        <w:pStyle w:val="TOC3"/>
+      </w:pPr>
+      <w:r>
+        <w:rPr>
+          <w:rFonts w:ascii="B Lotus" w:hAnsi="B Lotus" w:cs="B Lotus" w:eastAsia="B Lotus"/>
+          <w:b w:val="0"/>
+          <w:i w:val="0"/>
+          <w:sz w:val="26"/>
+          <w:szCs w:val="26"/>
+        </w:rPr>
+        <w:t>پیوست پنجم: گزیده عهدنامه مالک اشتر (متن و ترجمه)</w:t>
+      </w:r>
+    </w:p>
+    <w:p>
+      <w:pPr>
+        <w:pStyle w:val="TOC3"/>
+      </w:pPr>
+      <w:r>
+        <w:rPr>
+          <w:rFonts w:ascii="B Lotus" w:hAnsi="B Lotus" w:cs="B Lotus" w:eastAsia="B Lotus"/>
+          <w:b w:val="0"/>
+          <w:i w:val="0"/>
+          <w:sz w:val="26"/>
+          <w:szCs w:val="26"/>
+        </w:rPr>
+        <w:t>پیوست ششم: واژه‌نامه فارسی ـ عربی ـ انگلیسی</w:t>
+      </w:r>
+    </w:p>
+    <w:p>
+      <w:pPr>
+        <w:widowControl/>
+        <w:bidi w:val="1"/>
+        <w:spacing w:before="0" w:after="200" w:line="336" w:lineRule="auto"/>
+        <w:jc w:val="right"/>
+      </w:pPr>
       <w:r>
         <w:rPr>
           <w:rFonts w:ascii="B Lotus" w:hAnsi="B Lotus" w:cs="B Lotus" w:eastAsia="B Lotus"/>
@@ -1115,7 +3797,7 @@
           <w:sz w:val="22"/>
           <w:szCs w:val="22"/>
         </w:rPr>
-        <w:t>راهنما: اگر فهرست کامل نمایش داده نشد، روی آن کلیک راست کرده و «Update Field» و سپس «Update entire table» را بزنید؛ سپس این جمله را حذف کنید.</w:t>
+        <w:t>راهنما: شماره صفحه‌ها با باز شدن فایل در Word خودکار کامل می‌شود؛ اگر نشد، روی فهرست کلیک راست کرده و «Update Field» و سپس «Update entire table» را بزنید؛ سپس این جمله را حذف کنید.</w:t>
       </w:r>
     </w:p>
     <w:p>
